--- a/data/outputs/v2/Core_Mathematics/SS2.7_Surface_Area_and_Volume_of_Solids/Core_Mathematics_Surface_Area_and_Volume_of_Solids_CBE_LessonSequence.docx
+++ b/data/outputs/v2/Core_Mathematics/SS2.7_Surface_Area_and_Volume_of_Solids/Core_Mathematics_Surface_Area_and_Volume_of_Solids_CBE_LessonSequence.docx
@@ -3365,7 +3365,7 @@
             <w:pPr>
               <w:spacing w:after="20" w:before="0"/>
             </w:pPr>
-            <w:hyperlink w:history="1" r:id="rId7ww6xafs-8d-2ecvv8_jp">
+            <w:hyperlink w:history="1" r:id="rIdwkb8-mo5wsud-i3jl8dsf">
               <w:r>
                 <w:rPr>
                   <w:rFonts w:ascii="Arial" w:cs="Arial" w:eastAsia="Arial" w:hAnsi="Arial"/>
@@ -3374,7 +3374,7 @@
                   <w:szCs w:val="16"/>
                   <w:u w:val="single" w:color="2E75B6"/>
                 </w:rPr>
-                <w:t xml:space="preserve">Volume of triangular prism &amp; cube</w:t>
+                <w:t xml:space="preserve">Surface area using a net: rectangular prism</w:t>
               </w:r>
             </w:hyperlink>
           </w:p>
@@ -3398,7 +3398,7 @@
               <w:spacing w:after="10" w:before="0"/>
               <w:ind w:left="120"/>
             </w:pPr>
-            <w:hyperlink w:history="1" r:id="rIdliykqonxlezz30hszjzcz">
+            <w:hyperlink w:history="1" r:id="rIdqminhyiotyjajeowcoyvk">
               <w:r>
                 <w:rPr>
                   <w:rFonts w:ascii="Arial" w:cs="Arial" w:eastAsia="Arial" w:hAnsi="Arial"/>
@@ -3443,7 +3443,7 @@
             <w:pPr>
               <w:spacing w:after="20" w:before="0"/>
             </w:pPr>
-            <w:hyperlink w:history="1" r:id="rIdbvuzdunq2g7ap1xixpcqo">
+            <w:hyperlink w:history="1" r:id="rIdmiwbx8kbvpcu_5spehy-4">
               <w:r>
                 <w:rPr>
                   <w:rFonts w:ascii="Arial" w:cs="Arial" w:eastAsia="Arial" w:hAnsi="Arial"/>
@@ -3452,7 +3452,7 @@
                   <w:szCs w:val="16"/>
                   <w:u w:val="single" w:color="2E75B6"/>
                 </w:rPr>
-                <w:t xml:space="preserve">Surface Area and Nets (Flexbook)</w:t>
+                <w:t xml:space="preserve">Surface Area of Rectangular Prisms (Flexbook)</w:t>
               </w:r>
             </w:hyperlink>
           </w:p>
@@ -3476,7 +3476,7 @@
               <w:spacing w:after="10" w:before="0"/>
               <w:ind w:left="120"/>
             </w:pPr>
-            <w:hyperlink w:history="1" r:id="rIdrchdpfo1ul8klj-q7o7du">
+            <w:hyperlink w:history="1" r:id="rId8grp6cawapfwdtj8chxlu">
               <w:r>
                 <w:rPr>
                   <w:rFonts w:ascii="Arial" w:cs="Arial" w:eastAsia="Arial" w:hAnsi="Arial"/>
@@ -3671,7 +3671,7 @@
             <w:pPr>
               <w:spacing w:after="20" w:before="0"/>
             </w:pPr>
-            <w:hyperlink w:history="1" r:id="rIdvl8ywvqjwz7rsarxpoqjb">
+            <w:hyperlink w:history="1" r:id="rIdu7pn_5wjc0vwz6ci139rp">
               <w:r>
                 <w:rPr>
                   <w:rFonts w:ascii="Arial" w:cs="Arial" w:eastAsia="Arial" w:hAnsi="Arial"/>
@@ -3680,7 +3680,7 @@
                   <w:szCs w:val="16"/>
                   <w:u w:val="single" w:color="2E75B6"/>
                 </w:rPr>
-                <w:t xml:space="preserve">Volume of triangular prism &amp; cube</w:t>
+                <w:t xml:space="preserve">Surface area using a net: triangular prism</w:t>
               </w:r>
             </w:hyperlink>
           </w:p>
@@ -3704,7 +3704,7 @@
               <w:spacing w:after="10" w:before="0"/>
               <w:ind w:left="120"/>
             </w:pPr>
-            <w:hyperlink w:history="1" r:id="rIdzacxjd4kh3tyohsqbw9vd">
+            <w:hyperlink w:history="1" r:id="rIdyk7vsozykg0dd0x-tjc6g">
               <w:r>
                 <w:rPr>
                   <w:rFonts w:ascii="Arial" w:cs="Arial" w:eastAsia="Arial" w:hAnsi="Arial"/>
@@ -3742,14 +3742,14 @@
                 <w:sz w:val="16"/>
                 <w:szCs w:val="16"/>
               </w:rPr>
-              <w:t xml:space="preserve">📖 HTML:</w:t>
+              <w:t xml:space="preserve">📖 EXERCISE:</w:t>
             </w:r>
           </w:p>
           <w:p>
             <w:pPr>
               <w:spacing w:after="20" w:before="0"/>
             </w:pPr>
-            <w:hyperlink w:history="1" r:id="rIdavqznhsl9iyiddtcoqtw_">
+            <w:hyperlink w:history="1" r:id="rIduaxd9oy00v-anki2j0ris">
               <w:r>
                 <w:rPr>
                   <w:rFonts w:ascii="Arial" w:cs="Arial" w:eastAsia="Arial" w:hAnsi="Arial"/>
@@ -3758,7 +3758,7 @@
                   <w:szCs w:val="16"/>
                   <w:u w:val="single" w:color="2E75B6"/>
                 </w:rPr>
-                <w:t xml:space="preserve">Surface Area and Nets (Flexbook)</w:t>
+                <w:t xml:space="preserve">Surface Area of Rectangular Prisms Practice</w:t>
               </w:r>
             </w:hyperlink>
           </w:p>
@@ -3782,7 +3782,7 @@
               <w:spacing w:after="10" w:before="0"/>
               <w:ind w:left="120"/>
             </w:pPr>
-            <w:hyperlink w:history="1" r:id="rIds5zxpfhd6t2yk_98miwgy">
+            <w:hyperlink w:history="1" r:id="rIdlbuw9je4fxy6sj9tkfqzy">
               <w:r>
                 <w:rPr>
                   <w:rFonts w:ascii="Arial" w:cs="Arial" w:eastAsia="Arial" w:hAnsi="Arial"/>
@@ -3977,7 +3977,7 @@
             <w:pPr>
               <w:spacing w:after="20" w:before="0"/>
             </w:pPr>
-            <w:hyperlink w:history="1" r:id="rIdkt1gjujgqyde5i3td6v9c">
+            <w:hyperlink w:history="1" r:id="rIdqexydm6ealjvi1pphkym7">
               <w:r>
                 <w:rPr>
                   <w:rFonts w:ascii="Arial" w:cs="Arial" w:eastAsia="Arial" w:hAnsi="Arial"/>
@@ -3986,7 +3986,7 @@
                   <w:szCs w:val="16"/>
                   <w:u w:val="single" w:color="2E75B6"/>
                 </w:rPr>
-                <w:t xml:space="preserve">Volume of triangular prism &amp; cube</w:t>
+                <w:t xml:space="preserve">Surface area using a net: rectangular prism</w:t>
               </w:r>
             </w:hyperlink>
           </w:p>
@@ -4010,7 +4010,7 @@
               <w:spacing w:after="10" w:before="0"/>
               <w:ind w:left="120"/>
             </w:pPr>
-            <w:hyperlink w:history="1" r:id="rIdvkk2ez8wnxhybh_gpeamt">
+            <w:hyperlink w:history="1" r:id="rIdumwkbtuqdoputauvihj4-">
               <w:r>
                 <w:rPr>
                   <w:rFonts w:ascii="Arial" w:cs="Arial" w:eastAsia="Arial" w:hAnsi="Arial"/>
@@ -4055,7 +4055,7 @@
             <w:pPr>
               <w:spacing w:after="20" w:before="0"/>
             </w:pPr>
-            <w:hyperlink w:history="1" r:id="rId_hlibfbpegtsu4_dbehfs">
+            <w:hyperlink w:history="1" r:id="rIdqvtfsofvqkdtxysgkhmrv">
               <w:r>
                 <w:rPr>
                   <w:rFonts w:ascii="Arial" w:cs="Arial" w:eastAsia="Arial" w:hAnsi="Arial"/>
@@ -4064,7 +4064,7 @@
                   <w:szCs w:val="16"/>
                   <w:u w:val="single" w:color="2E75B6"/>
                 </w:rPr>
-                <w:t xml:space="preserve">Surface Area and Nets (Flexbook)</w:t>
+                <w:t xml:space="preserve">Surface Area of Triangular Prisms (Flexbook)</w:t>
               </w:r>
             </w:hyperlink>
           </w:p>
@@ -4088,7 +4088,7 @@
               <w:spacing w:after="10" w:before="0"/>
               <w:ind w:left="120"/>
             </w:pPr>
-            <w:hyperlink w:history="1" r:id="rId2y6b2up5wevsgqgetytfv">
+            <w:hyperlink w:history="1" r:id="rIdygzpfaw2ume8xqdrnqw5r">
               <w:r>
                 <w:rPr>
                   <w:rFonts w:ascii="Arial" w:cs="Arial" w:eastAsia="Arial" w:hAnsi="Arial"/>
@@ -4283,7 +4283,7 @@
             <w:pPr>
               <w:spacing w:after="20" w:before="0"/>
             </w:pPr>
-            <w:hyperlink w:history="1" r:id="rId6lwucxb1efonthiujghz9">
+            <w:hyperlink w:history="1" r:id="rIdlokbe-buh0xijfxqdyz0q">
               <w:r>
                 <w:rPr>
                   <w:rFonts w:ascii="Arial" w:cs="Arial" w:eastAsia="Arial" w:hAnsi="Arial"/>
@@ -4292,7 +4292,7 @@
                   <w:szCs w:val="16"/>
                   <w:u w:val="single" w:color="2E75B6"/>
                 </w:rPr>
-                <w:t xml:space="preserve">Volume of triangular prism &amp; cube</w:t>
+                <w:t xml:space="preserve">Surface area using a net: rectangular prism</w:t>
               </w:r>
             </w:hyperlink>
           </w:p>
@@ -4316,7 +4316,7 @@
               <w:spacing w:after="10" w:before="0"/>
               <w:ind w:left="120"/>
             </w:pPr>
-            <w:hyperlink w:history="1" r:id="rIdyca8kqg_i5pw9zlpui2zs">
+            <w:hyperlink w:history="1" r:id="rIdql9j2t3zvy_wnlvfbe924">
               <w:r>
                 <w:rPr>
                   <w:rFonts w:ascii="Arial" w:cs="Arial" w:eastAsia="Arial" w:hAnsi="Arial"/>
@@ -4354,14 +4354,14 @@
                 <w:sz w:val="16"/>
                 <w:szCs w:val="16"/>
               </w:rPr>
-              <w:t xml:space="preserve">📖 HTML:</w:t>
+              <w:t xml:space="preserve">📖 EXERCISE:</w:t>
             </w:r>
           </w:p>
           <w:p>
             <w:pPr>
               <w:spacing w:after="20" w:before="0"/>
             </w:pPr>
-            <w:hyperlink w:history="1" r:id="rIdaaewccmv62kp1g6iviehc">
+            <w:hyperlink w:history="1" r:id="rId6dylt56jf-zxp0mtafo2h">
               <w:r>
                 <w:rPr>
                   <w:rFonts w:ascii="Arial" w:cs="Arial" w:eastAsia="Arial" w:hAnsi="Arial"/>
@@ -4370,7 +4370,7 @@
                   <w:szCs w:val="16"/>
                   <w:u w:val="single" w:color="2E75B6"/>
                 </w:rPr>
-                <w:t xml:space="preserve">Surface Area and Nets (Flexbook)</w:t>
+                <w:t xml:space="preserve">Surface Area of Triangular Prisms Practice</w:t>
               </w:r>
             </w:hyperlink>
           </w:p>
@@ -4394,7 +4394,7 @@
               <w:spacing w:after="10" w:before="0"/>
               <w:ind w:left="120"/>
             </w:pPr>
-            <w:hyperlink w:history="1" r:id="rId6h7qrumnoq0qcxbo4ecnc">
+            <w:hyperlink w:history="1" r:id="rIdgvafxkncfv-upraz38lu0">
               <w:r>
                 <w:rPr>
                   <w:rFonts w:ascii="Arial" w:cs="Arial" w:eastAsia="Arial" w:hAnsi="Arial"/>
@@ -4589,7 +4589,7 @@
             <w:pPr>
               <w:spacing w:after="20" w:before="0"/>
             </w:pPr>
-            <w:hyperlink w:history="1" r:id="rIdxtwyfveuf5zx1eecwmhm6">
+            <w:hyperlink w:history="1" r:id="rId8liwkxgh9zmbeuvgi1ccg">
               <w:r>
                 <w:rPr>
                   <w:rFonts w:ascii="Arial" w:cs="Arial" w:eastAsia="Arial" w:hAnsi="Arial"/>
@@ -4598,7 +4598,7 @@
                   <w:szCs w:val="16"/>
                   <w:u w:val="single" w:color="2E75B6"/>
                 </w:rPr>
-                <w:t xml:space="preserve">Volume of triangular prism &amp; cube</w:t>
+                <w:t xml:space="preserve">Surface area using a net: rectangular prism</w:t>
               </w:r>
             </w:hyperlink>
           </w:p>
@@ -4622,7 +4622,7 @@
               <w:spacing w:after="10" w:before="0"/>
               <w:ind w:left="120"/>
             </w:pPr>
-            <w:hyperlink w:history="1" r:id="rIds2isa3btiv8vqujb3dvmj">
+            <w:hyperlink w:history="1" r:id="rIdh2cbibun_1fq13v5pbtvx">
               <w:r>
                 <w:rPr>
                   <w:rFonts w:ascii="Arial" w:cs="Arial" w:eastAsia="Arial" w:hAnsi="Arial"/>
@@ -4660,14 +4660,14 @@
                 <w:sz w:val="16"/>
                 <w:szCs w:val="16"/>
               </w:rPr>
-              <w:t xml:space="preserve">📖 HTML:</w:t>
+              <w:t xml:space="preserve">📖 EXERCISE:</w:t>
             </w:r>
           </w:p>
           <w:p>
             <w:pPr>
               <w:spacing w:after="20" w:before="0"/>
             </w:pPr>
-            <w:hyperlink w:history="1" r:id="rIdwwlxiuxrgta_jfkl8d7ts">
+            <w:hyperlink w:history="1" r:id="rIdcfc7knxc36zuw9rfmulfr">
               <w:r>
                 <w:rPr>
                   <w:rFonts w:ascii="Arial" w:cs="Arial" w:eastAsia="Arial" w:hAnsi="Arial"/>
@@ -4676,7 +4676,7 @@
                   <w:szCs w:val="16"/>
                   <w:u w:val="single" w:color="2E75B6"/>
                 </w:rPr>
-                <w:t xml:space="preserve">Surface Area and Nets (Flexbook)</w:t>
+                <w:t xml:space="preserve">Surface area using nets</w:t>
               </w:r>
             </w:hyperlink>
           </w:p>
@@ -4692,7 +4692,7 @@
                 <w:sz w:val="14"/>
                 <w:szCs w:val="14"/>
               </w:rPr>
-              <w:t xml:space="preserve">Source: CK-12</w:t>
+              <w:t xml:space="preserve">Source: Khan Academy (English - US curriculum)</w:t>
             </w:r>
           </w:p>
           <w:p>
@@ -4700,7 +4700,7 @@
               <w:spacing w:after="10" w:before="0"/>
               <w:ind w:left="120"/>
             </w:pPr>
-            <w:hyperlink w:history="1" r:id="rIdwj5w54-eomrgoxigea4l8">
+            <w:hyperlink w:history="1" r:id="rIdzvw0gbg8butl3h5s35quh">
               <w:r>
                 <w:rPr>
                   <w:rFonts w:ascii="Arial" w:cs="Arial" w:eastAsia="Arial" w:hAnsi="Arial"/>
@@ -6187,7 +6187,7 @@
             <w:pPr>
               <w:spacing w:after="20" w:before="0"/>
             </w:pPr>
-            <w:hyperlink w:history="1" r:id="rIdw48gsqynbwmrxq0acxrka">
+            <w:hyperlink w:history="1" r:id="rIdlr8usbe3tysznn3zkiejc">
               <w:r>
                 <w:rPr>
                   <w:rFonts w:ascii="Arial" w:cs="Arial" w:eastAsia="Arial" w:hAnsi="Arial"/>
@@ -6196,7 +6196,7 @@
                   <w:szCs w:val="16"/>
                   <w:u w:val="single" w:color="2E75B6"/>
                 </w:rPr>
-                <w:t xml:space="preserve">Volume of a Pyramid - Overview</w:t>
+                <w:t xml:space="preserve">Surface area word problem example</w:t>
               </w:r>
             </w:hyperlink>
           </w:p>
@@ -6212,7 +6212,7 @@
                 <w:sz w:val="14"/>
                 <w:szCs w:val="14"/>
               </w:rPr>
-              <w:t xml:space="preserve">Source: CK-12</w:t>
+              <w:t xml:space="preserve">Source: Khan Academy (English - US curriculum)</w:t>
             </w:r>
           </w:p>
           <w:p>
@@ -6220,7 +6220,7 @@
               <w:spacing w:after="10" w:before="0"/>
               <w:ind w:left="120"/>
             </w:pPr>
-            <w:hyperlink w:history="1" r:id="rIdhwqqtiqg7ho_ri71fi1nj">
+            <w:hyperlink w:history="1" r:id="rIdh7olf6olitgl-utm3qu4x">
               <w:r>
                 <w:rPr>
                   <w:rFonts w:ascii="Arial" w:cs="Arial" w:eastAsia="Arial" w:hAnsi="Arial"/>
@@ -6258,6 +6258,312 @@
                 <w:sz w:val="16"/>
                 <w:szCs w:val="16"/>
               </w:rPr>
+              <w:t xml:space="preserve">📖 EXERCISE:</w:t>
+            </w:r>
+          </w:p>
+          <w:p>
+            <w:pPr>
+              <w:spacing w:after="20" w:before="0"/>
+            </w:pPr>
+            <w:hyperlink w:history="1" r:id="rIdoxig9zductv0glwut-50d">
+              <w:r>
+                <w:rPr>
+                  <w:rFonts w:ascii="Arial" w:cs="Arial" w:eastAsia="Arial" w:hAnsi="Arial"/>
+                  <w:color w:val="2E75B6"/>
+                  <w:sz w:val="16"/>
+                  <w:szCs w:val="16"/>
+                  <w:u w:val="single" w:color="2E75B6"/>
+                </w:rPr>
+                <w:t xml:space="preserve">Surface Area and Volume of Pyramids Practice</w:t>
+              </w:r>
+            </w:hyperlink>
+          </w:p>
+          <w:p>
+            <w:pPr>
+              <w:spacing w:after="10" w:before="0"/>
+              <w:ind w:left="120"/>
+            </w:pPr>
+            <w:r>
+              <w:rPr>
+                <w:rFonts w:ascii="Arial" w:cs="Arial" w:eastAsia="Arial" w:hAnsi="Arial"/>
+                <w:color w:val="595959"/>
+                <w:sz w:val="14"/>
+                <w:szCs w:val="14"/>
+              </w:rPr>
+              <w:t xml:space="preserve">Source: CK-12</w:t>
+            </w:r>
+          </w:p>
+          <w:p>
+            <w:pPr>
+              <w:spacing w:after="10" w:before="0"/>
+              <w:ind w:left="120"/>
+            </w:pPr>
+            <w:hyperlink w:history="1" r:id="rIddfljoybbccqz9tia86qwh">
+              <w:r>
+                <w:rPr>
+                  <w:rFonts w:ascii="Arial" w:cs="Arial" w:eastAsia="Arial" w:hAnsi="Arial"/>
+                  <w:color w:val="595959"/>
+                  <w:sz w:val="14"/>
+                  <w:szCs w:val="14"/>
+                  <w:u w:val="single" w:color="595959"/>
+                </w:rPr>
+                <w:t xml:space="preserve">🔍 Search ARES for similar readings</w:t>
+              </w:r>
+            </w:hyperlink>
+          </w:p>
+        </w:tc>
+        <w:tc>
+          <w:tcPr>
+            <w:tcW w:type="dxa" w:w="3040"/>
+            <w:shd w:fill="FFFFFF" w:color="auto" w:val="clear"/>
+            <w:tcMar>
+              <w:top w:type="dxa" w:w="60"/>
+              <w:left w:type="dxa" w:w="120"/>
+              <w:bottom w:type="dxa" w:w="60"/>
+              <w:right w:type="dxa" w:w="120"/>
+            </w:tcMar>
+            <w:vAlign w:val="top"/>
+          </w:tcPr>
+          <w:p>
+            <w:pPr>
+              <w:spacing w:after="40" w:before="0"/>
+              <w:jc w:val="left"/>
+            </w:pPr>
+            <w:r>
+              <w:rPr>
+                <w:rFonts w:ascii="Arial" w:cs="Arial" w:eastAsia="Arial" w:hAnsi="Arial"/>
+                <w:b w:val="false"/>
+                <w:bCs w:val="false"/>
+                <w:i w:val="false"/>
+                <w:iCs w:val="false"/>
+                <w:color w:val="000000"/>
+                <w:sz w:val="18"/>
+                <w:szCs w:val="18"/>
+              </w:rPr>
+              <w:t xml:space="preserve">Learners examine two photographs displayed at the front: (1) a square-based corrugated-iron pyramid roof on a school hall in Eldoret, labelled with base side = 6 m and a vertical pole of 4 m at the centre; (2) a triangular-based thatched pyramid roof on a Maasai manyatta near Narok. In pairs, learners record predictions in their exercise books: 'How many square metres of iron sheet do you think the school hall pyramid roof needs? How did you estimate?' Each pair writes one sentence linking their prediction to the posho mill owner's phenomenon: 'Is finding the roof area the same kind of problem as finding out how much iron sheet made the drum or the box?' After 4 minutes of pair discussion, the teacher cold-calls 4 pairs to share predictions (selecting a mix of high and low estimates). Predictions are recorded on the chalkboard without evaluation.</w:t>
+            </w:r>
+          </w:p>
+        </w:tc>
+        <w:tc>
+          <w:tcPr>
+            <w:tcW w:type="dxa" w:w="3040"/>
+            <w:shd w:fill="F2F2F2" w:color="auto" w:val="clear"/>
+            <w:tcMar>
+              <w:top w:type="dxa" w:w="60"/>
+              <w:left w:type="dxa" w:w="120"/>
+              <w:bottom w:type="dxa" w:w="60"/>
+              <w:right w:type="dxa" w:w="120"/>
+            </w:tcMar>
+            <w:vAlign w:val="top"/>
+          </w:tcPr>
+          <w:p>
+            <w:pPr>
+              <w:spacing w:after="40" w:before="0"/>
+              <w:jc w:val="left"/>
+            </w:pPr>
+            <w:r>
+              <w:rPr>
+                <w:rFonts w:ascii="Arial" w:cs="Arial" w:eastAsia="Arial" w:hAnsi="Arial"/>
+                <w:b w:val="false"/>
+                <w:bCs w:val="false"/>
+                <w:i w:val="false"/>
+                <w:iCs w:val="false"/>
+                <w:color w:val="000000"/>
+                <w:sz w:val="18"/>
+                <w:szCs w:val="18"/>
+              </w:rPr>
+              <w:t xml:space="preserve">Display photographs using a projector or large printed A2 posters (for low-tech settings). Say: 'Look carefully at these two roofs. Both are pyramid shapes — one is iron sheet, one is thatch. The metalsmith in Eldoret who built the grain containers at the posho mill also builds roofs like this. Before we calculate anything, write your best estimate of how much sheet metal the school hall roof needs — and explain your reasoning.' Allow 4 minutes silent/pair thinking (WAIT TIME). Cold-call exactly 4 pairs: 'Pair at the window, what did you predict — and why?' After 4 responses, ask the class: 'Does anyone predict a VERY different number from what we have heard? Why?' Record all estimates on the board in a column labelled OUR PREDICTIONS. Do NOT correct yet. Bridge to observe phase: 'To check these predictions we need to understand the shape of a pyramid very carefully — let us build one.'</w:t>
+            </w:r>
+          </w:p>
+        </w:tc>
+        <w:tc>
+          <w:tcPr>
+            <w:tcW w:type="dxa" w:w="3040"/>
+            <w:shd w:fill="FFFFFF" w:color="auto" w:val="clear"/>
+            <w:tcMar>
+              <w:top w:type="dxa" w:w="60"/>
+              <w:left w:type="dxa" w:w="120"/>
+              <w:bottom w:type="dxa" w:w="60"/>
+              <w:right w:type="dxa" w:w="120"/>
+            </w:tcMar>
+            <w:vAlign w:val="top"/>
+          </w:tcPr>
+          <w:p>
+            <w:pPr>
+              <w:spacing w:after="40" w:before="0"/>
+              <w:jc w:val="left"/>
+            </w:pPr>
+            <w:r>
+              <w:rPr>
+                <w:rFonts w:ascii="Arial" w:cs="Arial" w:eastAsia="Arial" w:hAnsi="Arial"/>
+                <w:b w:val="false"/>
+                <w:bCs w:val="false"/>
+                <w:i w:val="false"/>
+                <w:iCs w:val="false"/>
+                <w:color w:val="000000"/>
+                <w:sz w:val="18"/>
+                <w:szCs w:val="18"/>
+              </w:rPr>
+              <w:t xml:space="preserve">Predict-Before-Observe (PBO): Activating prior knowledge and surfacing misconceptions before instruction. By committing a prediction to paper, learners create a cognitive hook — they will be motivated to compare their estimate against the derived answer at the end of the lesson. Recording on the board makes the class's thinking visible and creates accountability.</w:t>
+            </w:r>
+          </w:p>
+        </w:tc>
+        <w:tc>
+          <w:tcPr>
+            <w:tcW w:type="dxa" w:w="3040"/>
+            <w:shd w:fill="F2F2F2" w:color="auto" w:val="clear"/>
+            <w:tcMar>
+              <w:top w:type="dxa" w:w="60"/>
+              <w:left w:type="dxa" w:w="120"/>
+              <w:bottom w:type="dxa" w:w="60"/>
+              <w:right w:type="dxa" w:w="120"/>
+            </w:tcMar>
+            <w:vAlign w:val="top"/>
+          </w:tcPr>
+          <w:p>
+            <w:pPr>
+              <w:spacing w:after="40" w:before="0"/>
+              <w:jc w:val="left"/>
+            </w:pPr>
+            <w:r>
+              <w:rPr>
+                <w:rFonts w:ascii="Arial" w:cs="Arial" w:eastAsia="Arial" w:hAnsi="Arial"/>
+                <w:b w:val="false"/>
+                <w:bCs w:val="false"/>
+                <w:i w:val="false"/>
+                <w:iCs w:val="false"/>
+                <w:color w:val="000000"/>
+                <w:sz w:val="18"/>
+                <w:szCs w:val="18"/>
+              </w:rPr>
+              <w:t xml:space="preserve">Teacher scans written predictions as learners write. Observable indicators of prior understanding: Do learners estimate only the base area (common misconception — treating a pyramid like a flat square)? Do any learners mention the slant sides? Do learners spontaneously connect to Lesson 1 (same-surface-area-different-volume idea)? Teacher notes which pairs conflate surface area with volume — these pairs will be targeted with probing questions during Phase 3.</w:t>
+            </w:r>
+          </w:p>
+        </w:tc>
+      </w:tr>
+      <w:tr>
+        <w:tc>
+          <w:tcPr>
+            <w:tcW w:type="dxa" w:w="1520"/>
+            <w:shd w:fill="D9EEF1" w:color="auto" w:val="clear"/>
+            <w:tcMar>
+              <w:top w:type="dxa" w:w="60"/>
+              <w:left w:type="dxa" w:w="120"/>
+              <w:bottom w:type="dxa" w:w="60"/>
+              <w:right w:type="dxa" w:w="120"/>
+            </w:tcMar>
+            <w:vAlign w:val="top"/>
+          </w:tcPr>
+          <w:p>
+            <w:pPr>
+              <w:spacing w:after="40" w:before="0"/>
+              <w:jc w:val="left"/>
+            </w:pPr>
+            <w:r>
+              <w:rPr>
+                <w:rFonts w:ascii="Arial" w:cs="Arial" w:eastAsia="Arial" w:hAnsi="Arial"/>
+                <w:b/>
+                <w:bCs/>
+                <w:i w:val="false"/>
+                <w:iCs w:val="false"/>
+                <w:color w:val="000000"/>
+                <w:sz w:val="18"/>
+                <w:szCs w:val="18"/>
+              </w:rPr>
+              <w:t xml:space="preserve">Observe Phase</w:t>
+            </w:r>
+          </w:p>
+          <w:p>
+            <w:pPr>
+              <w:spacing w:after="20" w:before="0"/>
+            </w:pPr>
+            <w:r>
+              <w:rPr>
+                <w:rFonts w:ascii="Arial" w:cs="Arial" w:eastAsia="Arial" w:hAnsi="Arial"/>
+                <w:b/>
+                <w:bCs/>
+                <w:color w:val="1F3864"/>
+                <w:sz w:val="16"/>
+                <w:szCs w:val="16"/>
+              </w:rPr>
+              <w:t xml:space="preserve">📹 VIDEO:</w:t>
+            </w:r>
+          </w:p>
+          <w:p>
+            <w:pPr>
+              <w:spacing w:after="20" w:before="0"/>
+            </w:pPr>
+            <w:hyperlink w:history="1" r:id="rIdezvkmv70qjd-hzazbo1ek">
+              <w:r>
+                <w:rPr>
+                  <w:rFonts w:ascii="Arial" w:cs="Arial" w:eastAsia="Arial" w:hAnsi="Arial"/>
+                  <w:color w:val="2E75B6"/>
+                  <w:sz w:val="16"/>
+                  <w:szCs w:val="16"/>
+                  <w:u w:val="single" w:color="2E75B6"/>
+                </w:rPr>
+                <w:t xml:space="preserve">Surface area using a net: triangular prism</w:t>
+              </w:r>
+            </w:hyperlink>
+          </w:p>
+          <w:p>
+            <w:pPr>
+              <w:spacing w:after="10" w:before="0"/>
+              <w:ind w:left="120"/>
+            </w:pPr>
+            <w:r>
+              <w:rPr>
+                <w:rFonts w:ascii="Arial" w:cs="Arial" w:eastAsia="Arial" w:hAnsi="Arial"/>
+                <w:color w:val="595959"/>
+                <w:sz w:val="14"/>
+                <w:szCs w:val="14"/>
+              </w:rPr>
+              <w:t xml:space="preserve">Source: Khan Academy (English - US curriculum)</w:t>
+            </w:r>
+          </w:p>
+          <w:p>
+            <w:pPr>
+              <w:spacing w:after="10" w:before="0"/>
+              <w:ind w:left="120"/>
+            </w:pPr>
+            <w:hyperlink w:history="1" r:id="rIdcjephsepti0k6-kcmxk8v">
+              <w:r>
+                <w:rPr>
+                  <w:rFonts w:ascii="Arial" w:cs="Arial" w:eastAsia="Arial" w:hAnsi="Arial"/>
+                  <w:color w:val="595959"/>
+                  <w:sz w:val="14"/>
+                  <w:szCs w:val="14"/>
+                  <w:u w:val="single" w:color="595959"/>
+                </w:rPr>
+                <w:t xml:space="preserve">🔍 Search ARES for similar videos</w:t>
+              </w:r>
+            </w:hyperlink>
+          </w:p>
+          <w:p>
+            <w:pPr>
+              <w:spacing w:after="40" w:before="0"/>
+            </w:pPr>
+            <w:r>
+              <w:rPr>
+                <w:sz w:val="14"/>
+                <w:szCs w:val="14"/>
+              </w:rPr>
+              <w:t xml:space="preserve"/>
+            </w:r>
+          </w:p>
+          <w:p>
+            <w:pPr>
+              <w:spacing w:after="20" w:before="0"/>
+            </w:pPr>
+            <w:r>
+              <w:rPr>
+                <w:rFonts w:ascii="Arial" w:cs="Arial" w:eastAsia="Arial" w:hAnsi="Arial"/>
+                <w:b/>
+                <w:bCs/>
+                <w:color w:val="1F3864"/>
+                <w:sz w:val="16"/>
+                <w:szCs w:val="16"/>
+              </w:rPr>
               <w:t xml:space="preserve">📖 HTML:</w:t>
             </w:r>
           </w:p>
@@ -6265,7 +6571,619 @@
             <w:pPr>
               <w:spacing w:after="20" w:before="0"/>
             </w:pPr>
-            <w:hyperlink w:history="1" r:id="rIdbu8ovqurkjewvmksbcbb7">
+            <w:hyperlink w:history="1" r:id="rIdwkahnleniebq7zfox_nfk">
+              <w:r>
+                <w:rPr>
+                  <w:rFonts w:ascii="Arial" w:cs="Arial" w:eastAsia="Arial" w:hAnsi="Arial"/>
+                  <w:color w:val="2E75B6"/>
+                  <w:sz w:val="16"/>
+                  <w:szCs w:val="16"/>
+                  <w:u w:val="single" w:color="2E75B6"/>
+                </w:rPr>
+                <w:t xml:space="preserve">Surface Area and Volume of Pyramids (PLIX)</w:t>
+              </w:r>
+            </w:hyperlink>
+          </w:p>
+          <w:p>
+            <w:pPr>
+              <w:spacing w:after="10" w:before="0"/>
+              <w:ind w:left="120"/>
+            </w:pPr>
+            <w:r>
+              <w:rPr>
+                <w:rFonts w:ascii="Arial" w:cs="Arial" w:eastAsia="Arial" w:hAnsi="Arial"/>
+                <w:color w:val="595959"/>
+                <w:sz w:val="14"/>
+                <w:szCs w:val="14"/>
+              </w:rPr>
+              <w:t xml:space="preserve">Source: CK-12</w:t>
+            </w:r>
+          </w:p>
+          <w:p>
+            <w:pPr>
+              <w:spacing w:after="10" w:before="0"/>
+              <w:ind w:left="120"/>
+            </w:pPr>
+            <w:hyperlink w:history="1" r:id="rIdd0p5wps7tqcdz_8mwj92j">
+              <w:r>
+                <w:rPr>
+                  <w:rFonts w:ascii="Arial" w:cs="Arial" w:eastAsia="Arial" w:hAnsi="Arial"/>
+                  <w:color w:val="595959"/>
+                  <w:sz w:val="14"/>
+                  <w:szCs w:val="14"/>
+                  <w:u w:val="single" w:color="595959"/>
+                </w:rPr>
+                <w:t xml:space="preserve">🔍 Search ARES for similar readings</w:t>
+              </w:r>
+            </w:hyperlink>
+          </w:p>
+        </w:tc>
+        <w:tc>
+          <w:tcPr>
+            <w:tcW w:type="dxa" w:w="3040"/>
+            <w:shd w:fill="FFFFFF" w:color="auto" w:val="clear"/>
+            <w:tcMar>
+              <w:top w:type="dxa" w:w="60"/>
+              <w:left w:type="dxa" w:w="120"/>
+              <w:bottom w:type="dxa" w:w="60"/>
+              <w:right w:type="dxa" w:w="120"/>
+            </w:tcMar>
+            <w:vAlign w:val="top"/>
+          </w:tcPr>
+          <w:p>
+            <w:pPr>
+              <w:spacing w:after="40" w:before="0"/>
+              <w:jc w:val="left"/>
+            </w:pPr>
+            <w:r>
+              <w:rPr>
+                <w:rFonts w:ascii="Arial" w:cs="Arial" w:eastAsia="Arial" w:hAnsi="Arial"/>
+                <w:b w:val="false"/>
+                <w:bCs w:val="false"/>
+                <w:i w:val="false"/>
+                <w:iCs w:val="false"/>
+                <w:color w:val="000000"/>
+                <w:sz w:val="18"/>
+                <w:szCs w:val="18"/>
+              </w:rPr>
+              <w:t xml:space="preserve">Learners work in groups of four. Each group receives: one pre-scored card net of a square-based pyramid (base 8 cm × 8 cm, slant height 10 cm) ready to fold; one pre-scored card net of a triangular pyramid (equilateral triangular base, side 6 cm, slant height 9 cm); a ruler; scissors. STEP 1 (5 min): Before folding, learners measure and label every face of the flat net — they record the base dimensions and the dimensions of each triangular face in their books. STEP 2 (5 min): Learners fold and tape the nets into 3-D pyramid models. They hold up the assembled square-based pyramid and the teacher asks: 'Count the faces out loud together.' Class responds: '5 — one square base and four triangular faces.' STEP 3 (5 min): Teacher holds up a pre-made larger card pyramid with a vertical stick (representing the centre pole) and a coloured string laid along the slant face. Say: 'This stick shows the VERTICAL height — from the apex straight down to the centre of the base. This string shows the SLANT HEIGHT — from the apex down the face to the midpoint of a base edge. Are they the same length?' Learners measure both on their own models and record: vertical height and slant height values. STEP 4 (5 min): Learners lay the assembled model flat, unfold it, and trace the net onto their exercise book page, labelling: base, triangular face, slant height (l), base side (b), vertical height (h).</w:t>
+            </w:r>
+          </w:p>
+        </w:tc>
+        <w:tc>
+          <w:tcPr>
+            <w:tcW w:type="dxa" w:w="3040"/>
+            <w:shd w:fill="F2F2F2" w:color="auto" w:val="clear"/>
+            <w:tcMar>
+              <w:top w:type="dxa" w:w="60"/>
+              <w:left w:type="dxa" w:w="120"/>
+              <w:bottom w:type="dxa" w:w="60"/>
+              <w:right w:type="dxa" w:w="120"/>
+            </w:tcMar>
+            <w:vAlign w:val="top"/>
+          </w:tcPr>
+          <w:p>
+            <w:pPr>
+              <w:spacing w:after="40" w:before="0"/>
+              <w:jc w:val="left"/>
+            </w:pPr>
+            <w:r>
+              <w:rPr>
+                <w:rFonts w:ascii="Arial" w:cs="Arial" w:eastAsia="Arial" w:hAnsi="Arial"/>
+                <w:b w:val="false"/>
+                <w:bCs w:val="false"/>
+                <w:i w:val="false"/>
+                <w:iCs w:val="false"/>
+                <w:color w:val="000000"/>
+                <w:sz w:val="18"/>
+                <w:szCs w:val="18"/>
+              </w:rPr>
+              <w:t xml:space="preserve">Distribute materials before the lesson (one kit per group of 4). As groups fold nets say: 'Your net is the iron sheet before the metalsmith bends it. What shape are all the pieces?' (Expected: one square plus four triangles.) After folding, circulate and ask each group: 'Point to the slant height on your model. Now point to where the vertical height would be.' (WAIT TIME 10 seconds per group.) For any group that confuses the two, hold the vertical stick next to the model: 'The vertical height never touches a face — it goes straight up inside the pyramid like a centre pole. The slant height is the distance down the outside of the roof.' Cold-call one group to explain the difference to the class in their own words. Record on the board: SLANT HEIGHT (l) ≠ VERTICAL HEIGHT (h) in a box. Connect to phenomenon: 'The metalsmith needs to know the SLANT height, not the vertical height, to cut iron sheet for each triangular face. Why?'</w:t>
+            </w:r>
+          </w:p>
+        </w:tc>
+        <w:tc>
+          <w:tcPr>
+            <w:tcW w:type="dxa" w:w="3040"/>
+            <w:shd w:fill="FFFFFF" w:color="auto" w:val="clear"/>
+            <w:tcMar>
+              <w:top w:type="dxa" w:w="60"/>
+              <w:left w:type="dxa" w:w="120"/>
+              <w:bottom w:type="dxa" w:w="60"/>
+              <w:right w:type="dxa" w:w="120"/>
+            </w:tcMar>
+            <w:vAlign w:val="top"/>
+          </w:tcPr>
+          <w:p>
+            <w:pPr>
+              <w:spacing w:after="40" w:before="0"/>
+              <w:jc w:val="left"/>
+            </w:pPr>
+            <w:r>
+              <w:rPr>
+                <w:rFonts w:ascii="Arial" w:cs="Arial" w:eastAsia="Arial" w:hAnsi="Arial"/>
+                <w:b w:val="false"/>
+                <w:bCs w:val="false"/>
+                <w:i w:val="false"/>
+                <w:iCs w:val="false"/>
+                <w:color w:val="000000"/>
+                <w:sz w:val="18"/>
+                <w:szCs w:val="18"/>
+              </w:rPr>
+              <w:t xml:space="preserve">Construct-and-Measure (Hands-on Modelling): Physical net construction makes abstract formulas tangible. Learners encounter the slant height as a real, measurable quantity on their own model before any formula is introduced, reducing the common error of substituting vertical height into the surface area formula. Tracing the net into exercise books creates a personal annotated reference.</w:t>
+            </w:r>
+          </w:p>
+        </w:tc>
+        <w:tc>
+          <w:tcPr>
+            <w:tcW w:type="dxa" w:w="3040"/>
+            <w:shd w:fill="F2F2F2" w:color="auto" w:val="clear"/>
+            <w:tcMar>
+              <w:top w:type="dxa" w:w="60"/>
+              <w:left w:type="dxa" w:w="120"/>
+              <w:bottom w:type="dxa" w:w="60"/>
+              <w:right w:type="dxa" w:w="120"/>
+            </w:tcMar>
+            <w:vAlign w:val="top"/>
+          </w:tcPr>
+          <w:p>
+            <w:pPr>
+              <w:spacing w:after="40" w:before="0"/>
+              <w:jc w:val="left"/>
+            </w:pPr>
+            <w:r>
+              <w:rPr>
+                <w:rFonts w:ascii="Arial" w:cs="Arial" w:eastAsia="Arial" w:hAnsi="Arial"/>
+                <w:b w:val="false"/>
+                <w:bCs w:val="false"/>
+                <w:i w:val="false"/>
+                <w:iCs w:val="false"/>
+                <w:color w:val="000000"/>
+                <w:sz w:val="18"/>
+                <w:szCs w:val="18"/>
+              </w:rPr>
+              <w:t xml:space="preserve">Circulate and check: (1) Can each learner correctly point to and measure slant height vs. vertical height on their model? (2) Are the triangular face dimensions labelled correctly on the traced net? (3) Does the learner recognise that there are FOUR identical triangular faces on a square-based pyramid? Flag any group that labels the vertical height as the slant height — address immediately with the stick-and-string demonstration before moving to Phase 3.</w:t>
+            </w:r>
+          </w:p>
+        </w:tc>
+      </w:tr>
+      <w:tr>
+        <w:tc>
+          <w:tcPr>
+            <w:tcW w:type="dxa" w:w="1520"/>
+            <w:shd w:fill="E2EFDA" w:color="auto" w:val="clear"/>
+            <w:tcMar>
+              <w:top w:type="dxa" w:w="60"/>
+              <w:left w:type="dxa" w:w="120"/>
+              <w:bottom w:type="dxa" w:w="60"/>
+              <w:right w:type="dxa" w:w="120"/>
+            </w:tcMar>
+            <w:vAlign w:val="top"/>
+          </w:tcPr>
+          <w:p>
+            <w:pPr>
+              <w:spacing w:after="40" w:before="0"/>
+              <w:jc w:val="left"/>
+            </w:pPr>
+            <w:r>
+              <w:rPr>
+                <w:rFonts w:ascii="Arial" w:cs="Arial" w:eastAsia="Arial" w:hAnsi="Arial"/>
+                <w:b/>
+                <w:bCs/>
+                <w:i w:val="false"/>
+                <w:iCs w:val="false"/>
+                <w:color w:val="000000"/>
+                <w:sz w:val="18"/>
+                <w:szCs w:val="18"/>
+              </w:rPr>
+              <w:t xml:space="preserve">Explain Phase</w:t>
+            </w:r>
+          </w:p>
+          <w:p>
+            <w:pPr>
+              <w:spacing w:after="20" w:before="0"/>
+            </w:pPr>
+            <w:r>
+              <w:rPr>
+                <w:rFonts w:ascii="Arial" w:cs="Arial" w:eastAsia="Arial" w:hAnsi="Arial"/>
+                <w:b/>
+                <w:bCs/>
+                <w:color w:val="1F3864"/>
+                <w:sz w:val="16"/>
+                <w:szCs w:val="16"/>
+              </w:rPr>
+              <w:t xml:space="preserve">📹 VIDEO:</w:t>
+            </w:r>
+          </w:p>
+          <w:p>
+            <w:pPr>
+              <w:spacing w:after="20" w:before="0"/>
+            </w:pPr>
+            <w:hyperlink w:history="1" r:id="rId4-inymvsnrzsin4yne5wi">
+              <w:r>
+                <w:rPr>
+                  <w:rFonts w:ascii="Arial" w:cs="Arial" w:eastAsia="Arial" w:hAnsi="Arial"/>
+                  <w:color w:val="2E75B6"/>
+                  <w:sz w:val="16"/>
+                  <w:szCs w:val="16"/>
+                  <w:u w:val="single" w:color="2E75B6"/>
+                </w:rPr>
+                <w:t xml:space="preserve">Surface area of a box using nets</w:t>
+              </w:r>
+            </w:hyperlink>
+          </w:p>
+          <w:p>
+            <w:pPr>
+              <w:spacing w:after="10" w:before="0"/>
+              <w:ind w:left="120"/>
+            </w:pPr>
+            <w:r>
+              <w:rPr>
+                <w:rFonts w:ascii="Arial" w:cs="Arial" w:eastAsia="Arial" w:hAnsi="Arial"/>
+                <w:color w:val="595959"/>
+                <w:sz w:val="14"/>
+                <w:szCs w:val="14"/>
+              </w:rPr>
+              <w:t xml:space="preserve">Source: Khan Academy (English - US curriculum)</w:t>
+            </w:r>
+          </w:p>
+          <w:p>
+            <w:pPr>
+              <w:spacing w:after="10" w:before="0"/>
+              <w:ind w:left="120"/>
+            </w:pPr>
+            <w:hyperlink w:history="1" r:id="rId0zpuzy04z9cxknopp1gcg">
+              <w:r>
+                <w:rPr>
+                  <w:rFonts w:ascii="Arial" w:cs="Arial" w:eastAsia="Arial" w:hAnsi="Arial"/>
+                  <w:color w:val="595959"/>
+                  <w:sz w:val="14"/>
+                  <w:szCs w:val="14"/>
+                  <w:u w:val="single" w:color="595959"/>
+                </w:rPr>
+                <w:t xml:space="preserve">🔍 Search ARES for similar videos</w:t>
+              </w:r>
+            </w:hyperlink>
+          </w:p>
+          <w:p>
+            <w:pPr>
+              <w:spacing w:after="40" w:before="0"/>
+            </w:pPr>
+            <w:r>
+              <w:rPr>
+                <w:sz w:val="14"/>
+                <w:szCs w:val="14"/>
+              </w:rPr>
+              <w:t xml:space="preserve"/>
+            </w:r>
+          </w:p>
+          <w:p>
+            <w:pPr>
+              <w:spacing w:after="20" w:before="0"/>
+            </w:pPr>
+            <w:r>
+              <w:rPr>
+                <w:rFonts w:ascii="Arial" w:cs="Arial" w:eastAsia="Arial" w:hAnsi="Arial"/>
+                <w:b/>
+                <w:bCs/>
+                <w:color w:val="1F3864"/>
+                <w:sz w:val="16"/>
+                <w:szCs w:val="16"/>
+              </w:rPr>
+              <w:t xml:space="preserve">📖 EXERCISE:</w:t>
+            </w:r>
+          </w:p>
+          <w:p>
+            <w:pPr>
+              <w:spacing w:after="20" w:before="0"/>
+            </w:pPr>
+            <w:hyperlink w:history="1" r:id="rIdruigkrqtaapswmai0w8yx">
+              <w:r>
+                <w:rPr>
+                  <w:rFonts w:ascii="Arial" w:cs="Arial" w:eastAsia="Arial" w:hAnsi="Arial"/>
+                  <w:color w:val="2E75B6"/>
+                  <w:sz w:val="16"/>
+                  <w:szCs w:val="16"/>
+                  <w:u w:val="single" w:color="2E75B6"/>
+                </w:rPr>
+                <w:t xml:space="preserve">Surface area using nets</w:t>
+              </w:r>
+            </w:hyperlink>
+          </w:p>
+          <w:p>
+            <w:pPr>
+              <w:spacing w:after="10" w:before="0"/>
+              <w:ind w:left="120"/>
+            </w:pPr>
+            <w:r>
+              <w:rPr>
+                <w:rFonts w:ascii="Arial" w:cs="Arial" w:eastAsia="Arial" w:hAnsi="Arial"/>
+                <w:color w:val="595959"/>
+                <w:sz w:val="14"/>
+                <w:szCs w:val="14"/>
+              </w:rPr>
+              <w:t xml:space="preserve">Source: Khan Academy (English - US curriculum)</w:t>
+            </w:r>
+          </w:p>
+          <w:p>
+            <w:pPr>
+              <w:spacing w:after="10" w:before="0"/>
+              <w:ind w:left="120"/>
+            </w:pPr>
+            <w:hyperlink w:history="1" r:id="rIdpgia_kyqz3bqw0ts_usb4">
+              <w:r>
+                <w:rPr>
+                  <w:rFonts w:ascii="Arial" w:cs="Arial" w:eastAsia="Arial" w:hAnsi="Arial"/>
+                  <w:color w:val="595959"/>
+                  <w:sz w:val="14"/>
+                  <w:szCs w:val="14"/>
+                  <w:u w:val="single" w:color="595959"/>
+                </w:rPr>
+                <w:t xml:space="preserve">🔍 Search ARES for similar readings</w:t>
+              </w:r>
+            </w:hyperlink>
+          </w:p>
+        </w:tc>
+        <w:tc>
+          <w:tcPr>
+            <w:tcW w:type="dxa" w:w="3040"/>
+            <w:shd w:fill="FFFFFF" w:color="auto" w:val="clear"/>
+            <w:tcMar>
+              <w:top w:type="dxa" w:w="60"/>
+              <w:left w:type="dxa" w:w="120"/>
+              <w:bottom w:type="dxa" w:w="60"/>
+              <w:right w:type="dxa" w:w="120"/>
+            </w:tcMar>
+            <w:vAlign w:val="top"/>
+          </w:tcPr>
+          <w:p>
+            <w:pPr>
+              <w:spacing w:after="40" w:before="0"/>
+              <w:jc w:val="left"/>
+            </w:pPr>
+            <w:r>
+              <w:rPr>
+                <w:rFonts w:ascii="Arial" w:cs="Arial" w:eastAsia="Arial" w:hAnsi="Arial"/>
+                <w:b w:val="false"/>
+                <w:bCs w:val="false"/>
+                <w:i w:val="false"/>
+                <w:iCs w:val="false"/>
+                <w:color w:val="000000"/>
+                <w:sz w:val="18"/>
+                <w:szCs w:val="18"/>
+              </w:rPr>
+              <w:t xml:space="preserve">PART A — Deriving the formula (10 min): Each group receives a 'Formula Derivation Strip' — a half-A4 card with three prompts: (1) 'Area of the square base = ?'; (2) 'Area of ONE triangular face = ?'; (3) 'Total surface area = base + all triangular faces = ?'. Groups work silently for 5 minutes to write expressions using symbols b (base side) and l (slant height). Teacher then cold-calls 3 groups to share their expression for one triangular face. Class agrees: Area of one triangular face = ½ × b × l. Teacher writes on the board step-by-step: SA = b² + 4 × (½ × b × l) = b² + 2bl. Teacher says: 'Notice — slant height l, not vertical height h. This is the distance DOWN THE ROOF FACE — the measurement the metalsmith measures with a tape on the actual roof.' PART B — Worked example: School Hall Roof in Eldoret (8 min): Teacher works through the prediction photograph: base = 6 m, slant height = 5 m (calculated from Pythagoras: l = √(h² + (b/2)²) = √(4² + 3²) = 5 m — teacher shows this step explicitly on the board). SA = 6² + 2 × 6 × 5 = 36 + 60 = 96 m². Teacher asks: 'Look at your prediction on the board. Who was closest? What did you miss if you underestimated?' PART C — Group practice problems (7 min): Each group solves one of two contextualised problems: GROUP A/C: 'A community hall near Kericho has a square-based pyramid roof with base side 8 m and slant height 6.5 m. Iron sheet costs KSh 850 per m². Find the total cost of iron sheet for the four triangular roof faces only (not the base — the base is the ceiling).' GROUP B/D: 'A triangular pyramid bandas roof near Malindi has an equilateral triangular base of side 5 m and each triangular face has a slant height of 4.2 m. Find the total surface area of all four faces.' Groups write solutions on the board; class reviews together.</w:t>
+            </w:r>
+          </w:p>
+        </w:tc>
+        <w:tc>
+          <w:tcPr>
+            <w:tcW w:type="dxa" w:w="3040"/>
+            <w:shd w:fill="F2F2F2" w:color="auto" w:val="clear"/>
+            <w:tcMar>
+              <w:top w:type="dxa" w:w="60"/>
+              <w:left w:type="dxa" w:w="120"/>
+              <w:bottom w:type="dxa" w:w="60"/>
+              <w:right w:type="dxa" w:w="120"/>
+            </w:tcMar>
+            <w:vAlign w:val="top"/>
+          </w:tcPr>
+          <w:p>
+            <w:pPr>
+              <w:spacing w:after="40" w:before="0"/>
+              <w:jc w:val="left"/>
+            </w:pPr>
+            <w:r>
+              <w:rPr>
+                <w:rFonts w:ascii="Arial" w:cs="Arial" w:eastAsia="Arial" w:hAnsi="Arial"/>
+                <w:b w:val="false"/>
+                <w:bCs w:val="false"/>
+                <w:i w:val="false"/>
+                <w:iCs w:val="false"/>
+                <w:color w:val="000000"/>
+                <w:sz w:val="18"/>
+                <w:szCs w:val="18"/>
+              </w:rPr>
+              <w:t xml:space="preserve">During Part A derivation, circulate and look for groups who write 'Area of triangle = b × h' using vertical height — prompt: 'Which height can you MEASURE on the outside of the roof with a tape measure — the inside vertical pole, or the distance along the slant face?' (WAIT TIME 12 seconds.) Do NOT give the answer; redirect to their physical model. During Part B, after revealing SA = 96 m², return to the prediction board: 'We predicted [X]. We calculated 96 m². What information did those who underestimated leave out?' (Expected: they forgot the triangular faces / used the wrong height.) During Part C, announce: 'You have 7 minutes. Every group member must write the solution in their own book — not just the fastest writer.' After 7 minutes, cold-call one non-volunteer from each group to present a step. Connect to phenomenon after Part C: 'The metalsmith at the posho mill in Eldoret cuts iron sheet for roofs AND for storage containers. For the roof he needs surface area to know how much sheet to buy. Why does the mill owner care about something DIFFERENT from surface area when it comes to grain storage?' (Anticipated: the mill owner cares how much grain fits INSIDE — that is volume, not surface area.) Record this contrast on the DQB in Phase 4.</w:t>
+            </w:r>
+          </w:p>
+        </w:tc>
+        <w:tc>
+          <w:tcPr>
+            <w:tcW w:type="dxa" w:w="3040"/>
+            <w:shd w:fill="FFFFFF" w:color="auto" w:val="clear"/>
+            <w:tcMar>
+              <w:top w:type="dxa" w:w="60"/>
+              <w:left w:type="dxa" w:w="120"/>
+              <w:bottom w:type="dxa" w:w="60"/>
+              <w:right w:type="dxa" w:w="120"/>
+            </w:tcMar>
+            <w:vAlign w:val="top"/>
+          </w:tcPr>
+          <w:p>
+            <w:pPr>
+              <w:spacing w:after="40" w:before="0"/>
+              <w:jc w:val="left"/>
+            </w:pPr>
+            <w:r>
+              <w:rPr>
+                <w:rFonts w:ascii="Arial" w:cs="Arial" w:eastAsia="Arial" w:hAnsi="Arial"/>
+                <w:b w:val="false"/>
+                <w:bCs w:val="false"/>
+                <w:i w:val="false"/>
+                <w:iCs w:val="false"/>
+                <w:color w:val="000000"/>
+                <w:sz w:val="18"/>
+                <w:szCs w:val="18"/>
+              </w:rPr>
+              <w:t xml:space="preserve">Guided Inquiry with Structured Derivation (Formula Derivation Strip): Rather than presenting the formula, learners build it from the net they already traced. This reflects NGSS Science and Engineering Practice 2 (Developing and Using Models) and Practice 8 (Obtaining, Evaluating, and Communicating Information). The contextualised worked example (school hall in Eldoret) immediately grounds the abstract formula in the driving phenomenon, and the group practice problems reinforce transfer to novel Kenyan contexts.</w:t>
+            </w:r>
+          </w:p>
+        </w:tc>
+        <w:tc>
+          <w:tcPr>
+            <w:tcW w:type="dxa" w:w="3040"/>
+            <w:shd w:fill="F2F2F2" w:color="auto" w:val="clear"/>
+            <w:tcMar>
+              <w:top w:type="dxa" w:w="60"/>
+              <w:left w:type="dxa" w:w="120"/>
+              <w:bottom w:type="dxa" w:w="60"/>
+              <w:right w:type="dxa" w:w="120"/>
+            </w:tcMar>
+            <w:vAlign w:val="top"/>
+          </w:tcPr>
+          <w:p>
+            <w:pPr>
+              <w:spacing w:after="40" w:before="0"/>
+              <w:jc w:val="left"/>
+            </w:pPr>
+            <w:r>
+              <w:rPr>
+                <w:rFonts w:ascii="Arial" w:cs="Arial" w:eastAsia="Arial" w:hAnsi="Arial"/>
+                <w:b w:val="false"/>
+                <w:bCs w:val="false"/>
+                <w:i w:val="false"/>
+                <w:iCs w:val="false"/>
+                <w:color w:val="000000"/>
+                <w:sz w:val="18"/>
+                <w:szCs w:val="18"/>
+              </w:rPr>
+              <w:t xml:space="preserve">Collect Formula Derivation Strips at the end of Part A — scan for the most common errors: (a) using vertical height instead of slant height, (b) forgetting the base area when computing total surface area (or including it when only roof faces are needed), (c) counting only 2 triangular faces instead of 4. Use these errors to frame the debrief of group practice problems. During Part C, observe whether learners read the problem carefully enough to determine whether the base should be included (ceiling vs. open base).</w:t>
+            </w:r>
+          </w:p>
+        </w:tc>
+      </w:tr>
+      <w:tr>
+        <w:tc>
+          <w:tcPr>
+            <w:tcW w:type="dxa" w:w="1520"/>
+            <w:shd w:fill="FCE4D6" w:color="auto" w:val="clear"/>
+            <w:tcMar>
+              <w:top w:type="dxa" w:w="60"/>
+              <w:left w:type="dxa" w:w="120"/>
+              <w:bottom w:type="dxa" w:w="60"/>
+              <w:right w:type="dxa" w:w="120"/>
+            </w:tcMar>
+            <w:vAlign w:val="top"/>
+          </w:tcPr>
+          <w:p>
+            <w:pPr>
+              <w:spacing w:after="40" w:before="0"/>
+              <w:jc w:val="left"/>
+            </w:pPr>
+            <w:r>
+              <w:rPr>
+                <w:rFonts w:ascii="Arial" w:cs="Arial" w:eastAsia="Arial" w:hAnsi="Arial"/>
+                <w:b/>
+                <w:bCs/>
+                <w:i w:val="false"/>
+                <w:iCs w:val="false"/>
+                <w:color w:val="000000"/>
+                <w:sz w:val="18"/>
+                <w:szCs w:val="18"/>
+              </w:rPr>
+              <w:t xml:space="preserve">Driving Question Board (DQB) Creation</w:t>
+            </w:r>
+          </w:p>
+          <w:p>
+            <w:pPr>
+              <w:spacing w:after="20" w:before="0"/>
+            </w:pPr>
+            <w:r>
+              <w:rPr>
+                <w:rFonts w:ascii="Arial" w:cs="Arial" w:eastAsia="Arial" w:hAnsi="Arial"/>
+                <w:b/>
+                <w:bCs/>
+                <w:color w:val="1F3864"/>
+                <w:sz w:val="16"/>
+                <w:szCs w:val="16"/>
+              </w:rPr>
+              <w:t xml:space="preserve">📹 VIDEO:</w:t>
+            </w:r>
+          </w:p>
+          <w:p>
+            <w:pPr>
+              <w:spacing w:after="20" w:before="0"/>
+            </w:pPr>
+            <w:hyperlink w:history="1" r:id="rId-0rseqpyttqnhc-2wfpom">
+              <w:r>
+                <w:rPr>
+                  <w:rFonts w:ascii="Arial" w:cs="Arial" w:eastAsia="Arial" w:hAnsi="Arial"/>
+                  <w:color w:val="2E75B6"/>
+                  <w:sz w:val="16"/>
+                  <w:szCs w:val="16"/>
+                  <w:u w:val="single" w:color="2E75B6"/>
+                </w:rPr>
+                <w:t xml:space="preserve">Surface area using a net: rectangular prism</w:t>
+              </w:r>
+            </w:hyperlink>
+          </w:p>
+          <w:p>
+            <w:pPr>
+              <w:spacing w:after="10" w:before="0"/>
+              <w:ind w:left="120"/>
+            </w:pPr>
+            <w:r>
+              <w:rPr>
+                <w:rFonts w:ascii="Arial" w:cs="Arial" w:eastAsia="Arial" w:hAnsi="Arial"/>
+                <w:color w:val="595959"/>
+                <w:sz w:val="14"/>
+                <w:szCs w:val="14"/>
+              </w:rPr>
+              <w:t xml:space="preserve">Source: Khan Academy (English - US curriculum)</w:t>
+            </w:r>
+          </w:p>
+          <w:p>
+            <w:pPr>
+              <w:spacing w:after="10" w:before="0"/>
+              <w:ind w:left="120"/>
+            </w:pPr>
+            <w:hyperlink w:history="1" r:id="rIdoyzugad8pz9cahlu63o9q">
+              <w:r>
+                <w:rPr>
+                  <w:rFonts w:ascii="Arial" w:cs="Arial" w:eastAsia="Arial" w:hAnsi="Arial"/>
+                  <w:color w:val="595959"/>
+                  <w:sz w:val="14"/>
+                  <w:szCs w:val="14"/>
+                  <w:u w:val="single" w:color="595959"/>
+                </w:rPr>
+                <w:t xml:space="preserve">🔍 Search ARES for similar videos</w:t>
+              </w:r>
+            </w:hyperlink>
+          </w:p>
+          <w:p>
+            <w:pPr>
+              <w:spacing w:after="40" w:before="0"/>
+            </w:pPr>
+            <w:r>
+              <w:rPr>
+                <w:sz w:val="14"/>
+                <w:szCs w:val="14"/>
+              </w:rPr>
+              <w:t xml:space="preserve"/>
+            </w:r>
+          </w:p>
+          <w:p>
+            <w:pPr>
+              <w:spacing w:after="20" w:before="0"/>
+            </w:pPr>
+            <w:r>
+              <w:rPr>
+                <w:rFonts w:ascii="Arial" w:cs="Arial" w:eastAsia="Arial" w:hAnsi="Arial"/>
+                <w:b/>
+                <w:bCs/>
+                <w:color w:val="1F3864"/>
+                <w:sz w:val="16"/>
+                <w:szCs w:val="16"/>
+              </w:rPr>
+              <w:t xml:space="preserve">📖 HTML:</w:t>
+            </w:r>
+          </w:p>
+          <w:p>
+            <w:pPr>
+              <w:spacing w:after="20" w:before="0"/>
+            </w:pPr>
+            <w:hyperlink w:history="1" r:id="rIdonpvnqoeeyej-olwmbfkn">
               <w:r>
                 <w:rPr>
                   <w:rFonts w:ascii="Arial" w:cs="Arial" w:eastAsia="Arial" w:hAnsi="Arial"/>
@@ -6298,7 +7216,7 @@
               <w:spacing w:after="10" w:before="0"/>
               <w:ind w:left="120"/>
             </w:pPr>
-            <w:hyperlink w:history="1" r:id="rId0a3rhcbfn1nzzun1xv7ay">
+            <w:hyperlink w:history="1" r:id="rIdxvjkmi9d56hp5ec_stzx9">
               <w:r>
                 <w:rPr>
                   <w:rFonts w:ascii="Arial" w:cs="Arial" w:eastAsia="Arial" w:hAnsi="Arial"/>
@@ -6340,7 +7258,7 @@
                 <w:sz w:val="18"/>
                 <w:szCs w:val="18"/>
               </w:rPr>
-              <w:t xml:space="preserve">Learners examine two photographs displayed at the front: (1) a square-based corrugated-iron pyramid roof on a school hall in Eldoret, labelled with base side = 6 m and a vertical pole of 4 m at the centre; (2) a triangular-based thatched pyramid roof on a Maasai manyatta near Narok. In pairs, learners record predictions in their exercise books: 'How many square metres of iron sheet do you think the school hall pyramid roof needs? How did you estimate?' Each pair writes one sentence linking their prediction to the posho mill owner's phenomenon: 'Is finding the roof area the same kind of problem as finding out how much iron sheet made the drum or the box?' After 4 minutes of pair discussion, the teacher cold-calls 4 pairs to share predictions (selecting a mix of high and low estimates). Predictions are recorded on the chalkboard without evaluation.</w:t>
+              <w:t xml:space="preserve">Each learner independently writes two sticky notes (or index-card slips): STICKY NOTE 1 (GREEN — 'What I now understand'): One sentence connecting today's learning to the posho mill phenomenon. Example responses: 'Surface area of a pyramid tells the metalsmith how much iron sheet to buy for the roof — just like it told us how much sheet was used for the drum and the box.' STICKY NOTE 2 (ORANGE — 'A new question I have'): One genuine question that today's lesson raised. Example responses: 'If the pyramid roof and the box roof are made from the same area of iron sheet, does the pyramid roof enclose more space inside?' / 'How does the artisan measure slant height on a real roof without climbing up?' / 'What if the base is not square — how does the formula change?' Learners place notes on the class DQB under two columns: WHAT WE ARE FIGURING OUT and QUESTIONS WE STILL HAVE. Teacher reads 3–4 orange notes aloud, circles two that will be explicitly addressed in upcoming lessons (cone surface area; volume), and says: 'These questions are exactly what scientists and engineers ask. Keep them — we will answer them lesson by lesson.'</w:t>
             </w:r>
           </w:p>
         </w:tc>
@@ -6372,7 +7290,7 @@
                 <w:sz w:val="18"/>
                 <w:szCs w:val="18"/>
               </w:rPr>
-              <w:t xml:space="preserve">Display photographs using a projector or large printed A2 posters (for low-tech settings). Say: 'Look carefully at these two roofs. Both are pyramid shapes — one is iron sheet, one is thatch. The metalsmith in Eldoret who built the grain containers at the posho mill also builds roofs like this. Before we calculate anything, write your best estimate of how much sheet metal the school hall roof needs — and explain your reasoning.' Allow 4 minutes silent/pair thinking (WAIT TIME). Cold-call exactly 4 pairs: 'Pair at the window, what did you predict — and why?' After 4 responses, ask the class: 'Does anyone predict a VERY different number from what we have heard? Why?' Record all estimates on the board in a column labelled OUR PREDICTIONS. Do NOT correct yet. Bridge to observe phase: 'To check these predictions we need to understand the shape of a pyramid very carefully — let us build one.'</w:t>
+              <w:t xml:space="preserve">Give learners 3 minutes to write independently (no pair discussion yet — individual accountability). Then allow 2 minutes to walk to the DQB and post notes. Read 3–4 orange notes aloud verbatim without attributing them to individuals — preserve psychological safety. Point to the two most powerful questions and say: 'This question — [reads question about same surface area, different enclosed space] — is the heart of what the posho mill owner is trying to understand. We will return to it when we study volume.' Draw an explicit arrow on the DQB from the Lesson 1 entry ('Same sheet metal, different grain capacity') to today's entry ('Pyramid roof surface area = material used, not space inside'). This visual progression shows learners that the DQB is a growing explanation, not a list of isolated facts.</w:t>
             </w:r>
           </w:p>
         </w:tc>
@@ -6404,7 +7322,7 @@
                 <w:sz w:val="18"/>
                 <w:szCs w:val="18"/>
               </w:rPr>
-              <w:t xml:space="preserve">Predict-Before-Observe (PBO): Activating prior knowledge and surfacing misconceptions before instruction. By committing a prediction to paper, learners create a cognitive hook — they will be motivated to compare their estimate against the derived answer at the end of the lesson. Recording on the board makes the class's thinking visible and creates accountability.</w:t>
+              <w:t xml:space="preserve">Driving Question Board — Cumulative Evidence Tracking: The DQB functions as a public, evolving record of the class's growing understanding of the phenomenon. By physically adding to it each lesson, learners experience science/mathematics as a progressive sense-making process (NGSS Practice 8). The two-colour sticky note system distinguishes consolidated understanding (green) from productive uncertainty (orange), modelling how mathematicians distinguish proven results from open conjectures.</w:t>
             </w:r>
           </w:p>
         </w:tc>
@@ -6436,7 +7354,7 @@
                 <w:sz w:val="18"/>
                 <w:szCs w:val="18"/>
               </w:rPr>
-              <w:t xml:space="preserve">Teacher scans written predictions as learners write. Observable indicators of prior understanding: Do learners estimate only the base area (common misconception — treating a pyramid like a flat square)? Do any learners mention the slant sides? Do learners spontaneously connect to Lesson 1 (same-surface-area-different-volume idea)? Teacher notes which pairs conflate surface area with volume — these pairs will be targeted with probing questions during Phase 3.</w:t>
+              <w:t xml:space="preserve">Teacher reads all green notes before the next lesson to assess whether learners correctly distinguish surface area (material/covering) from volume (interior capacity). Red flag: any green note that conflates the two (e.g., 'Surface area tells us how much grain the pyramid holds') — these learners need a targeted clarifying conversation at the start of Lesson 3. Teacher photographs the DQB board to track progression across the 8-lesson sequence.</w:t>
             </w:r>
           </w:p>
         </w:tc>
@@ -6445,32 +7363,32 @@
         <w:tc>
           <w:tcPr>
             <w:tcW w:type="dxa" w:w="1520"/>
-            <w:shd w:fill="D9EEF1" w:color="auto" w:val="clear"/>
-            <w:tcMar>
-              <w:top w:type="dxa" w:w="60"/>
-              <w:left w:type="dxa" w:w="120"/>
-              <w:bottom w:type="dxa" w:w="60"/>
-              <w:right w:type="dxa" w:w="120"/>
-            </w:tcMar>
-            <w:vAlign w:val="top"/>
-          </w:tcPr>
-          <w:p>
-            <w:pPr>
-              <w:spacing w:after="40" w:before="0"/>
-              <w:jc w:val="left"/>
-            </w:pPr>
-            <w:r>
-              <w:rPr>
-                <w:rFonts w:ascii="Arial" w:cs="Arial" w:eastAsia="Arial" w:hAnsi="Arial"/>
-                <w:b/>
-                <w:bCs/>
-                <w:i w:val="false"/>
-                <w:iCs w:val="false"/>
-                <w:color w:val="000000"/>
-                <w:sz w:val="18"/>
-                <w:szCs w:val="18"/>
-              </w:rPr>
-              <w:t xml:space="preserve">Observe Phase</w:t>
+            <w:shd w:fill="D5E8F0" w:color="auto" w:val="clear"/>
+            <w:tcMar>
+              <w:top w:type="dxa" w:w="60"/>
+              <w:left w:type="dxa" w:w="120"/>
+              <w:bottom w:type="dxa" w:w="60"/>
+              <w:right w:type="dxa" w:w="120"/>
+            </w:tcMar>
+            <w:vAlign w:val="top"/>
+          </w:tcPr>
+          <w:p>
+            <w:pPr>
+              <w:spacing w:after="40" w:before="0"/>
+              <w:jc w:val="left"/>
+            </w:pPr>
+            <w:r>
+              <w:rPr>
+                <w:rFonts w:ascii="Arial" w:cs="Arial" w:eastAsia="Arial" w:hAnsi="Arial"/>
+                <w:b/>
+                <w:bCs/>
+                <w:i w:val="false"/>
+                <w:iCs w:val="false"/>
+                <w:color w:val="000000"/>
+                <w:sz w:val="18"/>
+                <w:szCs w:val="18"/>
+              </w:rPr>
+              <w:t xml:space="preserve">Model Building Phase</w:t>
             </w:r>
           </w:p>
           <w:p>
@@ -6493,7 +7411,7 @@
             <w:pPr>
               <w:spacing w:after="20" w:before="0"/>
             </w:pPr>
-            <w:hyperlink w:history="1" r:id="rIdy20ihftqgftjrtb45vjke">
+            <w:hyperlink w:history="1" r:id="rIdmh-ucvs52errmib1unbdj">
               <w:r>
                 <w:rPr>
                   <w:rFonts w:ascii="Arial" w:cs="Arial" w:eastAsia="Arial" w:hAnsi="Arial"/>
@@ -6502,7 +7420,7 @@
                   <w:szCs w:val="16"/>
                   <w:u w:val="single" w:color="2E75B6"/>
                 </w:rPr>
-                <w:t xml:space="preserve">Volume of a Pyramid - Overview</w:t>
+                <w:t xml:space="preserve">Volumes of cones intuition</w:t>
               </w:r>
             </w:hyperlink>
           </w:p>
@@ -6518,7 +7436,7 @@
                 <w:sz w:val="14"/>
                 <w:szCs w:val="14"/>
               </w:rPr>
-              <w:t xml:space="preserve">Source: CK-12</w:t>
+              <w:t xml:space="preserve">Source: Khan Academy (English - US curriculum)</w:t>
             </w:r>
           </w:p>
           <w:p>
@@ -6526,7 +7444,7 @@
               <w:spacing w:after="10" w:before="0"/>
               <w:ind w:left="120"/>
             </w:pPr>
-            <w:hyperlink w:history="1" r:id="rIdeut0lt9mno4ymtsbszvpw">
+            <w:hyperlink w:history="1" r:id="rId_ow3-dtf6gbyss2pd_ru8">
               <w:r>
                 <w:rPr>
                   <w:rFonts w:ascii="Arial" w:cs="Arial" w:eastAsia="Arial" w:hAnsi="Arial"/>
@@ -6564,14 +7482,14 @@
                 <w:sz w:val="16"/>
                 <w:szCs w:val="16"/>
               </w:rPr>
-              <w:t xml:space="preserve">📖 HTML:</w:t>
+              <w:t xml:space="preserve">📖 EXERCISE:</w:t>
             </w:r>
           </w:p>
           <w:p>
             <w:pPr>
               <w:spacing w:after="20" w:before="0"/>
             </w:pPr>
-            <w:hyperlink w:history="1" r:id="rIdl71wpprqtjuqujcnt-b-0">
+            <w:hyperlink w:history="1" r:id="rIdko5agobwbrucowxjc5zfr">
               <w:r>
                 <w:rPr>
                   <w:rFonts w:ascii="Arial" w:cs="Arial" w:eastAsia="Arial" w:hAnsi="Arial"/>
@@ -6580,7 +7498,7 @@
                   <w:szCs w:val="16"/>
                   <w:u w:val="single" w:color="2E75B6"/>
                 </w:rPr>
-                <w:t xml:space="preserve">Surface Area and Nets (Flexbook)</w:t>
+                <w:t xml:space="preserve">Surface area word problems</w:t>
               </w:r>
             </w:hyperlink>
           </w:p>
@@ -6596,7 +7514,7 @@
                 <w:sz w:val="14"/>
                 <w:szCs w:val="14"/>
               </w:rPr>
-              <w:t xml:space="preserve">Source: CK-12</w:t>
+              <w:t xml:space="preserve">Source: Khan Academy (English - US curriculum)</w:t>
             </w:r>
           </w:p>
           <w:p>
@@ -6604,925 +7522,7 @@
               <w:spacing w:after="10" w:before="0"/>
               <w:ind w:left="120"/>
             </w:pPr>
-            <w:hyperlink w:history="1" r:id="rIdnad2cycb8m0ssiet4cy_g">
-              <w:r>
-                <w:rPr>
-                  <w:rFonts w:ascii="Arial" w:cs="Arial" w:eastAsia="Arial" w:hAnsi="Arial"/>
-                  <w:color w:val="595959"/>
-                  <w:sz w:val="14"/>
-                  <w:szCs w:val="14"/>
-                  <w:u w:val="single" w:color="595959"/>
-                </w:rPr>
-                <w:t xml:space="preserve">🔍 Search ARES for similar readings</w:t>
-              </w:r>
-            </w:hyperlink>
-          </w:p>
-        </w:tc>
-        <w:tc>
-          <w:tcPr>
-            <w:tcW w:type="dxa" w:w="3040"/>
-            <w:shd w:fill="FFFFFF" w:color="auto" w:val="clear"/>
-            <w:tcMar>
-              <w:top w:type="dxa" w:w="60"/>
-              <w:left w:type="dxa" w:w="120"/>
-              <w:bottom w:type="dxa" w:w="60"/>
-              <w:right w:type="dxa" w:w="120"/>
-            </w:tcMar>
-            <w:vAlign w:val="top"/>
-          </w:tcPr>
-          <w:p>
-            <w:pPr>
-              <w:spacing w:after="40" w:before="0"/>
-              <w:jc w:val="left"/>
-            </w:pPr>
-            <w:r>
-              <w:rPr>
-                <w:rFonts w:ascii="Arial" w:cs="Arial" w:eastAsia="Arial" w:hAnsi="Arial"/>
-                <w:b w:val="false"/>
-                <w:bCs w:val="false"/>
-                <w:i w:val="false"/>
-                <w:iCs w:val="false"/>
-                <w:color w:val="000000"/>
-                <w:sz w:val="18"/>
-                <w:szCs w:val="18"/>
-              </w:rPr>
-              <w:t xml:space="preserve">Learners work in groups of four. Each group receives: one pre-scored card net of a square-based pyramid (base 8 cm × 8 cm, slant height 10 cm) ready to fold; one pre-scored card net of a triangular pyramid (equilateral triangular base, side 6 cm, slant height 9 cm); a ruler; scissors. STEP 1 (5 min): Before folding, learners measure and label every face of the flat net — they record the base dimensions and the dimensions of each triangular face in their books. STEP 2 (5 min): Learners fold and tape the nets into 3-D pyramid models. They hold up the assembled square-based pyramid and the teacher asks: 'Count the faces out loud together.' Class responds: '5 — one square base and four triangular faces.' STEP 3 (5 min): Teacher holds up a pre-made larger card pyramid with a vertical stick (representing the centre pole) and a coloured string laid along the slant face. Say: 'This stick shows the VERTICAL height — from the apex straight down to the centre of the base. This string shows the SLANT HEIGHT — from the apex down the face to the midpoint of a base edge. Are they the same length?' Learners measure both on their own models and record: vertical height and slant height values. STEP 4 (5 min): Learners lay the assembled model flat, unfold it, and trace the net onto their exercise book page, labelling: base, triangular face, slant height (l), base side (b), vertical height (h).</w:t>
-            </w:r>
-          </w:p>
-        </w:tc>
-        <w:tc>
-          <w:tcPr>
-            <w:tcW w:type="dxa" w:w="3040"/>
-            <w:shd w:fill="F2F2F2" w:color="auto" w:val="clear"/>
-            <w:tcMar>
-              <w:top w:type="dxa" w:w="60"/>
-              <w:left w:type="dxa" w:w="120"/>
-              <w:bottom w:type="dxa" w:w="60"/>
-              <w:right w:type="dxa" w:w="120"/>
-            </w:tcMar>
-            <w:vAlign w:val="top"/>
-          </w:tcPr>
-          <w:p>
-            <w:pPr>
-              <w:spacing w:after="40" w:before="0"/>
-              <w:jc w:val="left"/>
-            </w:pPr>
-            <w:r>
-              <w:rPr>
-                <w:rFonts w:ascii="Arial" w:cs="Arial" w:eastAsia="Arial" w:hAnsi="Arial"/>
-                <w:b w:val="false"/>
-                <w:bCs w:val="false"/>
-                <w:i w:val="false"/>
-                <w:iCs w:val="false"/>
-                <w:color w:val="000000"/>
-                <w:sz w:val="18"/>
-                <w:szCs w:val="18"/>
-              </w:rPr>
-              <w:t xml:space="preserve">Distribute materials before the lesson (one kit per group of 4). As groups fold nets say: 'Your net is the iron sheet before the metalsmith bends it. What shape are all the pieces?' (Expected: one square plus four triangles.) After folding, circulate and ask each group: 'Point to the slant height on your model. Now point to where the vertical height would be.' (WAIT TIME 10 seconds per group.) For any group that confuses the two, hold the vertical stick next to the model: 'The vertical height never touches a face — it goes straight up inside the pyramid like a centre pole. The slant height is the distance down the outside of the roof.' Cold-call one group to explain the difference to the class in their own words. Record on the board: SLANT HEIGHT (l) ≠ VERTICAL HEIGHT (h) in a box. Connect to phenomenon: 'The metalsmith needs to know the SLANT height, not the vertical height, to cut iron sheet for each triangular face. Why?'</w:t>
-            </w:r>
-          </w:p>
-        </w:tc>
-        <w:tc>
-          <w:tcPr>
-            <w:tcW w:type="dxa" w:w="3040"/>
-            <w:shd w:fill="FFFFFF" w:color="auto" w:val="clear"/>
-            <w:tcMar>
-              <w:top w:type="dxa" w:w="60"/>
-              <w:left w:type="dxa" w:w="120"/>
-              <w:bottom w:type="dxa" w:w="60"/>
-              <w:right w:type="dxa" w:w="120"/>
-            </w:tcMar>
-            <w:vAlign w:val="top"/>
-          </w:tcPr>
-          <w:p>
-            <w:pPr>
-              <w:spacing w:after="40" w:before="0"/>
-              <w:jc w:val="left"/>
-            </w:pPr>
-            <w:r>
-              <w:rPr>
-                <w:rFonts w:ascii="Arial" w:cs="Arial" w:eastAsia="Arial" w:hAnsi="Arial"/>
-                <w:b w:val="false"/>
-                <w:bCs w:val="false"/>
-                <w:i w:val="false"/>
-                <w:iCs w:val="false"/>
-                <w:color w:val="000000"/>
-                <w:sz w:val="18"/>
-                <w:szCs w:val="18"/>
-              </w:rPr>
-              <w:t xml:space="preserve">Construct-and-Measure (Hands-on Modelling): Physical net construction makes abstract formulas tangible. Learners encounter the slant height as a real, measurable quantity on their own model before any formula is introduced, reducing the common error of substituting vertical height into the surface area formula. Tracing the net into exercise books creates a personal annotated reference.</w:t>
-            </w:r>
-          </w:p>
-        </w:tc>
-        <w:tc>
-          <w:tcPr>
-            <w:tcW w:type="dxa" w:w="3040"/>
-            <w:shd w:fill="F2F2F2" w:color="auto" w:val="clear"/>
-            <w:tcMar>
-              <w:top w:type="dxa" w:w="60"/>
-              <w:left w:type="dxa" w:w="120"/>
-              <w:bottom w:type="dxa" w:w="60"/>
-              <w:right w:type="dxa" w:w="120"/>
-            </w:tcMar>
-            <w:vAlign w:val="top"/>
-          </w:tcPr>
-          <w:p>
-            <w:pPr>
-              <w:spacing w:after="40" w:before="0"/>
-              <w:jc w:val="left"/>
-            </w:pPr>
-            <w:r>
-              <w:rPr>
-                <w:rFonts w:ascii="Arial" w:cs="Arial" w:eastAsia="Arial" w:hAnsi="Arial"/>
-                <w:b w:val="false"/>
-                <w:bCs w:val="false"/>
-                <w:i w:val="false"/>
-                <w:iCs w:val="false"/>
-                <w:color w:val="000000"/>
-                <w:sz w:val="18"/>
-                <w:szCs w:val="18"/>
-              </w:rPr>
-              <w:t xml:space="preserve">Circulate and check: (1) Can each learner correctly point to and measure slant height vs. vertical height on their model? (2) Are the triangular face dimensions labelled correctly on the traced net? (3) Does the learner recognise that there are FOUR identical triangular faces on a square-based pyramid? Flag any group that labels the vertical height as the slant height — address immediately with the stick-and-string demonstration before moving to Phase 3.</w:t>
-            </w:r>
-          </w:p>
-        </w:tc>
-      </w:tr>
-      <w:tr>
-        <w:tc>
-          <w:tcPr>
-            <w:tcW w:type="dxa" w:w="1520"/>
-            <w:shd w:fill="E2EFDA" w:color="auto" w:val="clear"/>
-            <w:tcMar>
-              <w:top w:type="dxa" w:w="60"/>
-              <w:left w:type="dxa" w:w="120"/>
-              <w:bottom w:type="dxa" w:w="60"/>
-              <w:right w:type="dxa" w:w="120"/>
-            </w:tcMar>
-            <w:vAlign w:val="top"/>
-          </w:tcPr>
-          <w:p>
-            <w:pPr>
-              <w:spacing w:after="40" w:before="0"/>
-              <w:jc w:val="left"/>
-            </w:pPr>
-            <w:r>
-              <w:rPr>
-                <w:rFonts w:ascii="Arial" w:cs="Arial" w:eastAsia="Arial" w:hAnsi="Arial"/>
-                <w:b/>
-                <w:bCs/>
-                <w:i w:val="false"/>
-                <w:iCs w:val="false"/>
-                <w:color w:val="000000"/>
-                <w:sz w:val="18"/>
-                <w:szCs w:val="18"/>
-              </w:rPr>
-              <w:t xml:space="preserve">Explain Phase</w:t>
-            </w:r>
-          </w:p>
-          <w:p>
-            <w:pPr>
-              <w:spacing w:after="20" w:before="0"/>
-            </w:pPr>
-            <w:r>
-              <w:rPr>
-                <w:rFonts w:ascii="Arial" w:cs="Arial" w:eastAsia="Arial" w:hAnsi="Arial"/>
-                <w:b/>
-                <w:bCs/>
-                <w:color w:val="1F3864"/>
-                <w:sz w:val="16"/>
-                <w:szCs w:val="16"/>
-              </w:rPr>
-              <w:t xml:space="preserve">📹 VIDEO:</w:t>
-            </w:r>
-          </w:p>
-          <w:p>
-            <w:pPr>
-              <w:spacing w:after="20" w:before="0"/>
-            </w:pPr>
-            <w:hyperlink w:history="1" r:id="rIddz_d7dfkjp0axlllnmo_x">
-              <w:r>
-                <w:rPr>
-                  <w:rFonts w:ascii="Arial" w:cs="Arial" w:eastAsia="Arial" w:hAnsi="Arial"/>
-                  <w:color w:val="2E75B6"/>
-                  <w:sz w:val="16"/>
-                  <w:szCs w:val="16"/>
-                  <w:u w:val="single" w:color="2E75B6"/>
-                </w:rPr>
-                <w:t xml:space="preserve">Volume of a Pyramid - Overview</w:t>
-              </w:r>
-            </w:hyperlink>
-          </w:p>
-          <w:p>
-            <w:pPr>
-              <w:spacing w:after="10" w:before="0"/>
-              <w:ind w:left="120"/>
-            </w:pPr>
-            <w:r>
-              <w:rPr>
-                <w:rFonts w:ascii="Arial" w:cs="Arial" w:eastAsia="Arial" w:hAnsi="Arial"/>
-                <w:color w:val="595959"/>
-                <w:sz w:val="14"/>
-                <w:szCs w:val="14"/>
-              </w:rPr>
-              <w:t xml:space="preserve">Source: CK-12</w:t>
-            </w:r>
-          </w:p>
-          <w:p>
-            <w:pPr>
-              <w:spacing w:after="10" w:before="0"/>
-              <w:ind w:left="120"/>
-            </w:pPr>
-            <w:hyperlink w:history="1" r:id="rIdr6h66vmd708yvqznw6qkf">
-              <w:r>
-                <w:rPr>
-                  <w:rFonts w:ascii="Arial" w:cs="Arial" w:eastAsia="Arial" w:hAnsi="Arial"/>
-                  <w:color w:val="595959"/>
-                  <w:sz w:val="14"/>
-                  <w:szCs w:val="14"/>
-                  <w:u w:val="single" w:color="595959"/>
-                </w:rPr>
-                <w:t xml:space="preserve">🔍 Search ARES for similar videos</w:t>
-              </w:r>
-            </w:hyperlink>
-          </w:p>
-          <w:p>
-            <w:pPr>
-              <w:spacing w:after="40" w:before="0"/>
-            </w:pPr>
-            <w:r>
-              <w:rPr>
-                <w:sz w:val="14"/>
-                <w:szCs w:val="14"/>
-              </w:rPr>
-              <w:t xml:space="preserve"/>
-            </w:r>
-          </w:p>
-          <w:p>
-            <w:pPr>
-              <w:spacing w:after="20" w:before="0"/>
-            </w:pPr>
-            <w:r>
-              <w:rPr>
-                <w:rFonts w:ascii="Arial" w:cs="Arial" w:eastAsia="Arial" w:hAnsi="Arial"/>
-                <w:b/>
-                <w:bCs/>
-                <w:color w:val="1F3864"/>
-                <w:sz w:val="16"/>
-                <w:szCs w:val="16"/>
-              </w:rPr>
-              <w:t xml:space="preserve">📖 HTML:</w:t>
-            </w:r>
-          </w:p>
-          <w:p>
-            <w:pPr>
-              <w:spacing w:after="20" w:before="0"/>
-            </w:pPr>
-            <w:hyperlink w:history="1" r:id="rIdhzqchsqx9inmsfmg-t4gv">
-              <w:r>
-                <w:rPr>
-                  <w:rFonts w:ascii="Arial" w:cs="Arial" w:eastAsia="Arial" w:hAnsi="Arial"/>
-                  <w:color w:val="2E75B6"/>
-                  <w:sz w:val="16"/>
-                  <w:szCs w:val="16"/>
-                  <w:u w:val="single" w:color="2E75B6"/>
-                </w:rPr>
-                <w:t xml:space="preserve">Surface Area and Nets (Flexbook)</w:t>
-              </w:r>
-            </w:hyperlink>
-          </w:p>
-          <w:p>
-            <w:pPr>
-              <w:spacing w:after="10" w:before="0"/>
-              <w:ind w:left="120"/>
-            </w:pPr>
-            <w:r>
-              <w:rPr>
-                <w:rFonts w:ascii="Arial" w:cs="Arial" w:eastAsia="Arial" w:hAnsi="Arial"/>
-                <w:color w:val="595959"/>
-                <w:sz w:val="14"/>
-                <w:szCs w:val="14"/>
-              </w:rPr>
-              <w:t xml:space="preserve">Source: CK-12</w:t>
-            </w:r>
-          </w:p>
-          <w:p>
-            <w:pPr>
-              <w:spacing w:after="10" w:before="0"/>
-              <w:ind w:left="120"/>
-            </w:pPr>
-            <w:hyperlink w:history="1" r:id="rIduepgmezfi5dzcudf0zlpf">
-              <w:r>
-                <w:rPr>
-                  <w:rFonts w:ascii="Arial" w:cs="Arial" w:eastAsia="Arial" w:hAnsi="Arial"/>
-                  <w:color w:val="595959"/>
-                  <w:sz w:val="14"/>
-                  <w:szCs w:val="14"/>
-                  <w:u w:val="single" w:color="595959"/>
-                </w:rPr>
-                <w:t xml:space="preserve">🔍 Search ARES for similar readings</w:t>
-              </w:r>
-            </w:hyperlink>
-          </w:p>
-        </w:tc>
-        <w:tc>
-          <w:tcPr>
-            <w:tcW w:type="dxa" w:w="3040"/>
-            <w:shd w:fill="FFFFFF" w:color="auto" w:val="clear"/>
-            <w:tcMar>
-              <w:top w:type="dxa" w:w="60"/>
-              <w:left w:type="dxa" w:w="120"/>
-              <w:bottom w:type="dxa" w:w="60"/>
-              <w:right w:type="dxa" w:w="120"/>
-            </w:tcMar>
-            <w:vAlign w:val="top"/>
-          </w:tcPr>
-          <w:p>
-            <w:pPr>
-              <w:spacing w:after="40" w:before="0"/>
-              <w:jc w:val="left"/>
-            </w:pPr>
-            <w:r>
-              <w:rPr>
-                <w:rFonts w:ascii="Arial" w:cs="Arial" w:eastAsia="Arial" w:hAnsi="Arial"/>
-                <w:b w:val="false"/>
-                <w:bCs w:val="false"/>
-                <w:i w:val="false"/>
-                <w:iCs w:val="false"/>
-                <w:color w:val="000000"/>
-                <w:sz w:val="18"/>
-                <w:szCs w:val="18"/>
-              </w:rPr>
-              <w:t xml:space="preserve">PART A — Deriving the formula (10 min): Each group receives a 'Formula Derivation Strip' — a half-A4 card with three prompts: (1) 'Area of the square base = ?'; (2) 'Area of ONE triangular face = ?'; (3) 'Total surface area = base + all triangular faces = ?'. Groups work silently for 5 minutes to write expressions using symbols b (base side) and l (slant height). Teacher then cold-calls 3 groups to share their expression for one triangular face. Class agrees: Area of one triangular face = ½ × b × l. Teacher writes on the board step-by-step: SA = b² + 4 × (½ × b × l) = b² + 2bl. Teacher says: 'Notice — slant height l, not vertical height h. This is the distance DOWN THE ROOF FACE — the measurement the metalsmith measures with a tape on the actual roof.' PART B — Worked example: School Hall Roof in Eldoret (8 min): Teacher works through the prediction photograph: base = 6 m, slant height = 5 m (calculated from Pythagoras: l = √(h² + (b/2)²) = √(4² + 3²) = 5 m — teacher shows this step explicitly on the board). SA = 6² + 2 × 6 × 5 = 36 + 60 = 96 m². Teacher asks: 'Look at your prediction on the board. Who was closest? What did you miss if you underestimated?' PART C — Group practice problems (7 min): Each group solves one of two contextualised problems: GROUP A/C: 'A community hall near Kericho has a square-based pyramid roof with base side 8 m and slant height 6.5 m. Iron sheet costs KSh 850 per m². Find the total cost of iron sheet for the four triangular roof faces only (not the base — the base is the ceiling).' GROUP B/D: 'A triangular pyramid bandas roof near Malindi has an equilateral triangular base of side 5 m and each triangular face has a slant height of 4.2 m. Find the total surface area of all four faces.' Groups write solutions on the board; class reviews together.</w:t>
-            </w:r>
-          </w:p>
-        </w:tc>
-        <w:tc>
-          <w:tcPr>
-            <w:tcW w:type="dxa" w:w="3040"/>
-            <w:shd w:fill="F2F2F2" w:color="auto" w:val="clear"/>
-            <w:tcMar>
-              <w:top w:type="dxa" w:w="60"/>
-              <w:left w:type="dxa" w:w="120"/>
-              <w:bottom w:type="dxa" w:w="60"/>
-              <w:right w:type="dxa" w:w="120"/>
-            </w:tcMar>
-            <w:vAlign w:val="top"/>
-          </w:tcPr>
-          <w:p>
-            <w:pPr>
-              <w:spacing w:after="40" w:before="0"/>
-              <w:jc w:val="left"/>
-            </w:pPr>
-            <w:r>
-              <w:rPr>
-                <w:rFonts w:ascii="Arial" w:cs="Arial" w:eastAsia="Arial" w:hAnsi="Arial"/>
-                <w:b w:val="false"/>
-                <w:bCs w:val="false"/>
-                <w:i w:val="false"/>
-                <w:iCs w:val="false"/>
-                <w:color w:val="000000"/>
-                <w:sz w:val="18"/>
-                <w:szCs w:val="18"/>
-              </w:rPr>
-              <w:t xml:space="preserve">During Part A derivation, circulate and look for groups who write 'Area of triangle = b × h' using vertical height — prompt: 'Which height can you MEASURE on the outside of the roof with a tape measure — the inside vertical pole, or the distance along the slant face?' (WAIT TIME 12 seconds.) Do NOT give the answer; redirect to their physical model. During Part B, after revealing SA = 96 m², return to the prediction board: 'We predicted [X]. We calculated 96 m². What information did those who underestimated leave out?' (Expected: they forgot the triangular faces / used the wrong height.) During Part C, announce: 'You have 7 minutes. Every group member must write the solution in their own book — not just the fastest writer.' After 7 minutes, cold-call one non-volunteer from each group to present a step. Connect to phenomenon after Part C: 'The metalsmith at the posho mill in Eldoret cuts iron sheet for roofs AND for storage containers. For the roof he needs surface area to know how much sheet to buy. Why does the mill owner care about something DIFFERENT from surface area when it comes to grain storage?' (Anticipated: the mill owner cares how much grain fits INSIDE — that is volume, not surface area.) Record this contrast on the DQB in Phase 4.</w:t>
-            </w:r>
-          </w:p>
-        </w:tc>
-        <w:tc>
-          <w:tcPr>
-            <w:tcW w:type="dxa" w:w="3040"/>
-            <w:shd w:fill="FFFFFF" w:color="auto" w:val="clear"/>
-            <w:tcMar>
-              <w:top w:type="dxa" w:w="60"/>
-              <w:left w:type="dxa" w:w="120"/>
-              <w:bottom w:type="dxa" w:w="60"/>
-              <w:right w:type="dxa" w:w="120"/>
-            </w:tcMar>
-            <w:vAlign w:val="top"/>
-          </w:tcPr>
-          <w:p>
-            <w:pPr>
-              <w:spacing w:after="40" w:before="0"/>
-              <w:jc w:val="left"/>
-            </w:pPr>
-            <w:r>
-              <w:rPr>
-                <w:rFonts w:ascii="Arial" w:cs="Arial" w:eastAsia="Arial" w:hAnsi="Arial"/>
-                <w:b w:val="false"/>
-                <w:bCs w:val="false"/>
-                <w:i w:val="false"/>
-                <w:iCs w:val="false"/>
-                <w:color w:val="000000"/>
-                <w:sz w:val="18"/>
-                <w:szCs w:val="18"/>
-              </w:rPr>
-              <w:t xml:space="preserve">Guided Inquiry with Structured Derivation (Formula Derivation Strip): Rather than presenting the formula, learners build it from the net they already traced. This reflects NGSS Science and Engineering Practice 2 (Developing and Using Models) and Practice 8 (Obtaining, Evaluating, and Communicating Information). The contextualised worked example (school hall in Eldoret) immediately grounds the abstract formula in the driving phenomenon, and the group practice problems reinforce transfer to novel Kenyan contexts.</w:t>
-            </w:r>
-          </w:p>
-        </w:tc>
-        <w:tc>
-          <w:tcPr>
-            <w:tcW w:type="dxa" w:w="3040"/>
-            <w:shd w:fill="F2F2F2" w:color="auto" w:val="clear"/>
-            <w:tcMar>
-              <w:top w:type="dxa" w:w="60"/>
-              <w:left w:type="dxa" w:w="120"/>
-              <w:bottom w:type="dxa" w:w="60"/>
-              <w:right w:type="dxa" w:w="120"/>
-            </w:tcMar>
-            <w:vAlign w:val="top"/>
-          </w:tcPr>
-          <w:p>
-            <w:pPr>
-              <w:spacing w:after="40" w:before="0"/>
-              <w:jc w:val="left"/>
-            </w:pPr>
-            <w:r>
-              <w:rPr>
-                <w:rFonts w:ascii="Arial" w:cs="Arial" w:eastAsia="Arial" w:hAnsi="Arial"/>
-                <w:b w:val="false"/>
-                <w:bCs w:val="false"/>
-                <w:i w:val="false"/>
-                <w:iCs w:val="false"/>
-                <w:color w:val="000000"/>
-                <w:sz w:val="18"/>
-                <w:szCs w:val="18"/>
-              </w:rPr>
-              <w:t xml:space="preserve">Collect Formula Derivation Strips at the end of Part A — scan for the most common errors: (a) using vertical height instead of slant height, (b) forgetting the base area when computing total surface area (or including it when only roof faces are needed), (c) counting only 2 triangular faces instead of 4. Use these errors to frame the debrief of group practice problems. During Part C, observe whether learners read the problem carefully enough to determine whether the base should be included (ceiling vs. open base).</w:t>
-            </w:r>
-          </w:p>
-        </w:tc>
-      </w:tr>
-      <w:tr>
-        <w:tc>
-          <w:tcPr>
-            <w:tcW w:type="dxa" w:w="1520"/>
-            <w:shd w:fill="FCE4D6" w:color="auto" w:val="clear"/>
-            <w:tcMar>
-              <w:top w:type="dxa" w:w="60"/>
-              <w:left w:type="dxa" w:w="120"/>
-              <w:bottom w:type="dxa" w:w="60"/>
-              <w:right w:type="dxa" w:w="120"/>
-            </w:tcMar>
-            <w:vAlign w:val="top"/>
-          </w:tcPr>
-          <w:p>
-            <w:pPr>
-              <w:spacing w:after="40" w:before="0"/>
-              <w:jc w:val="left"/>
-            </w:pPr>
-            <w:r>
-              <w:rPr>
-                <w:rFonts w:ascii="Arial" w:cs="Arial" w:eastAsia="Arial" w:hAnsi="Arial"/>
-                <w:b/>
-                <w:bCs/>
-                <w:i w:val="false"/>
-                <w:iCs w:val="false"/>
-                <w:color w:val="000000"/>
-                <w:sz w:val="18"/>
-                <w:szCs w:val="18"/>
-              </w:rPr>
-              <w:t xml:space="preserve">Driving Question Board (DQB) Creation</w:t>
-            </w:r>
-          </w:p>
-          <w:p>
-            <w:pPr>
-              <w:spacing w:after="20" w:before="0"/>
-            </w:pPr>
-            <w:r>
-              <w:rPr>
-                <w:rFonts w:ascii="Arial" w:cs="Arial" w:eastAsia="Arial" w:hAnsi="Arial"/>
-                <w:b/>
-                <w:bCs/>
-                <w:color w:val="1F3864"/>
-                <w:sz w:val="16"/>
-                <w:szCs w:val="16"/>
-              </w:rPr>
-              <w:t xml:space="preserve">📹 VIDEO:</w:t>
-            </w:r>
-          </w:p>
-          <w:p>
-            <w:pPr>
-              <w:spacing w:after="20" w:before="0"/>
-            </w:pPr>
-            <w:hyperlink w:history="1" r:id="rIdwsldr6rkqqep_izvcdaps">
-              <w:r>
-                <w:rPr>
-                  <w:rFonts w:ascii="Arial" w:cs="Arial" w:eastAsia="Arial" w:hAnsi="Arial"/>
-                  <w:color w:val="2E75B6"/>
-                  <w:sz w:val="16"/>
-                  <w:szCs w:val="16"/>
-                  <w:u w:val="single" w:color="2E75B6"/>
-                </w:rPr>
-                <w:t xml:space="preserve">Volume of a Pyramid - Overview</w:t>
-              </w:r>
-            </w:hyperlink>
-          </w:p>
-          <w:p>
-            <w:pPr>
-              <w:spacing w:after="10" w:before="0"/>
-              <w:ind w:left="120"/>
-            </w:pPr>
-            <w:r>
-              <w:rPr>
-                <w:rFonts w:ascii="Arial" w:cs="Arial" w:eastAsia="Arial" w:hAnsi="Arial"/>
-                <w:color w:val="595959"/>
-                <w:sz w:val="14"/>
-                <w:szCs w:val="14"/>
-              </w:rPr>
-              <w:t xml:space="preserve">Source: CK-12</w:t>
-            </w:r>
-          </w:p>
-          <w:p>
-            <w:pPr>
-              <w:spacing w:after="10" w:before="0"/>
-              <w:ind w:left="120"/>
-            </w:pPr>
-            <w:hyperlink w:history="1" r:id="rIdt2pmlra1bxdkkr-f71bz3">
-              <w:r>
-                <w:rPr>
-                  <w:rFonts w:ascii="Arial" w:cs="Arial" w:eastAsia="Arial" w:hAnsi="Arial"/>
-                  <w:color w:val="595959"/>
-                  <w:sz w:val="14"/>
-                  <w:szCs w:val="14"/>
-                  <w:u w:val="single" w:color="595959"/>
-                </w:rPr>
-                <w:t xml:space="preserve">🔍 Search ARES for similar videos</w:t>
-              </w:r>
-            </w:hyperlink>
-          </w:p>
-          <w:p>
-            <w:pPr>
-              <w:spacing w:after="40" w:before="0"/>
-            </w:pPr>
-            <w:r>
-              <w:rPr>
-                <w:sz w:val="14"/>
-                <w:szCs w:val="14"/>
-              </w:rPr>
-              <w:t xml:space="preserve"/>
-            </w:r>
-          </w:p>
-          <w:p>
-            <w:pPr>
-              <w:spacing w:after="20" w:before="0"/>
-            </w:pPr>
-            <w:r>
-              <w:rPr>
-                <w:rFonts w:ascii="Arial" w:cs="Arial" w:eastAsia="Arial" w:hAnsi="Arial"/>
-                <w:b/>
-                <w:bCs/>
-                <w:color w:val="1F3864"/>
-                <w:sz w:val="16"/>
-                <w:szCs w:val="16"/>
-              </w:rPr>
-              <w:t xml:space="preserve">📖 HTML:</w:t>
-            </w:r>
-          </w:p>
-          <w:p>
-            <w:pPr>
-              <w:spacing w:after="20" w:before="0"/>
-            </w:pPr>
-            <w:hyperlink w:history="1" r:id="rIdxhwt_jkdq6g56vbglwgwc">
-              <w:r>
-                <w:rPr>
-                  <w:rFonts w:ascii="Arial" w:cs="Arial" w:eastAsia="Arial" w:hAnsi="Arial"/>
-                  <w:color w:val="2E75B6"/>
-                  <w:sz w:val="16"/>
-                  <w:szCs w:val="16"/>
-                  <w:u w:val="single" w:color="2E75B6"/>
-                </w:rPr>
-                <w:t xml:space="preserve">Surface Area and Nets (Flexbook)</w:t>
-              </w:r>
-            </w:hyperlink>
-          </w:p>
-          <w:p>
-            <w:pPr>
-              <w:spacing w:after="10" w:before="0"/>
-              <w:ind w:left="120"/>
-            </w:pPr>
-            <w:r>
-              <w:rPr>
-                <w:rFonts w:ascii="Arial" w:cs="Arial" w:eastAsia="Arial" w:hAnsi="Arial"/>
-                <w:color w:val="595959"/>
-                <w:sz w:val="14"/>
-                <w:szCs w:val="14"/>
-              </w:rPr>
-              <w:t xml:space="preserve">Source: CK-12</w:t>
-            </w:r>
-          </w:p>
-          <w:p>
-            <w:pPr>
-              <w:spacing w:after="10" w:before="0"/>
-              <w:ind w:left="120"/>
-            </w:pPr>
-            <w:hyperlink w:history="1" r:id="rId9w8ieml6be4acauhqzqmu">
-              <w:r>
-                <w:rPr>
-                  <w:rFonts w:ascii="Arial" w:cs="Arial" w:eastAsia="Arial" w:hAnsi="Arial"/>
-                  <w:color w:val="595959"/>
-                  <w:sz w:val="14"/>
-                  <w:szCs w:val="14"/>
-                  <w:u w:val="single" w:color="595959"/>
-                </w:rPr>
-                <w:t xml:space="preserve">🔍 Search ARES for similar readings</w:t>
-              </w:r>
-            </w:hyperlink>
-          </w:p>
-        </w:tc>
-        <w:tc>
-          <w:tcPr>
-            <w:tcW w:type="dxa" w:w="3040"/>
-            <w:shd w:fill="FFFFFF" w:color="auto" w:val="clear"/>
-            <w:tcMar>
-              <w:top w:type="dxa" w:w="60"/>
-              <w:left w:type="dxa" w:w="120"/>
-              <w:bottom w:type="dxa" w:w="60"/>
-              <w:right w:type="dxa" w:w="120"/>
-            </w:tcMar>
-            <w:vAlign w:val="top"/>
-          </w:tcPr>
-          <w:p>
-            <w:pPr>
-              <w:spacing w:after="40" w:before="0"/>
-              <w:jc w:val="left"/>
-            </w:pPr>
-            <w:r>
-              <w:rPr>
-                <w:rFonts w:ascii="Arial" w:cs="Arial" w:eastAsia="Arial" w:hAnsi="Arial"/>
-                <w:b w:val="false"/>
-                <w:bCs w:val="false"/>
-                <w:i w:val="false"/>
-                <w:iCs w:val="false"/>
-                <w:color w:val="000000"/>
-                <w:sz w:val="18"/>
-                <w:szCs w:val="18"/>
-              </w:rPr>
-              <w:t xml:space="preserve">Each learner independently writes two sticky notes (or index-card slips): STICKY NOTE 1 (GREEN — 'What I now understand'): One sentence connecting today's learning to the posho mill phenomenon. Example responses: 'Surface area of a pyramid tells the metalsmith how much iron sheet to buy for the roof — just like it told us how much sheet was used for the drum and the box.' STICKY NOTE 2 (ORANGE — 'A new question I have'): One genuine question that today's lesson raised. Example responses: 'If the pyramid roof and the box roof are made from the same area of iron sheet, does the pyramid roof enclose more space inside?' / 'How does the artisan measure slant height on a real roof without climbing up?' / 'What if the base is not square — how does the formula change?' Learners place notes on the class DQB under two columns: WHAT WE ARE FIGURING OUT and QUESTIONS WE STILL HAVE. Teacher reads 3–4 orange notes aloud, circles two that will be explicitly addressed in upcoming lessons (cone surface area; volume), and says: 'These questions are exactly what scientists and engineers ask. Keep them — we will answer them lesson by lesson.'</w:t>
-            </w:r>
-          </w:p>
-        </w:tc>
-        <w:tc>
-          <w:tcPr>
-            <w:tcW w:type="dxa" w:w="3040"/>
-            <w:shd w:fill="F2F2F2" w:color="auto" w:val="clear"/>
-            <w:tcMar>
-              <w:top w:type="dxa" w:w="60"/>
-              <w:left w:type="dxa" w:w="120"/>
-              <w:bottom w:type="dxa" w:w="60"/>
-              <w:right w:type="dxa" w:w="120"/>
-            </w:tcMar>
-            <w:vAlign w:val="top"/>
-          </w:tcPr>
-          <w:p>
-            <w:pPr>
-              <w:spacing w:after="40" w:before="0"/>
-              <w:jc w:val="left"/>
-            </w:pPr>
-            <w:r>
-              <w:rPr>
-                <w:rFonts w:ascii="Arial" w:cs="Arial" w:eastAsia="Arial" w:hAnsi="Arial"/>
-                <w:b w:val="false"/>
-                <w:bCs w:val="false"/>
-                <w:i w:val="false"/>
-                <w:iCs w:val="false"/>
-                <w:color w:val="000000"/>
-                <w:sz w:val="18"/>
-                <w:szCs w:val="18"/>
-              </w:rPr>
-              <w:t xml:space="preserve">Give learners 3 minutes to write independently (no pair discussion yet — individual accountability). Then allow 2 minutes to walk to the DQB and post notes. Read 3–4 orange notes aloud verbatim without attributing them to individuals — preserve psychological safety. Point to the two most powerful questions and say: 'This question — [reads question about same surface area, different enclosed space] — is the heart of what the posho mill owner is trying to understand. We will return to it when we study volume.' Draw an explicit arrow on the DQB from the Lesson 1 entry ('Same sheet metal, different grain capacity') to today's entry ('Pyramid roof surface area = material used, not space inside'). This visual progression shows learners that the DQB is a growing explanation, not a list of isolated facts.</w:t>
-            </w:r>
-          </w:p>
-        </w:tc>
-        <w:tc>
-          <w:tcPr>
-            <w:tcW w:type="dxa" w:w="3040"/>
-            <w:shd w:fill="FFFFFF" w:color="auto" w:val="clear"/>
-            <w:tcMar>
-              <w:top w:type="dxa" w:w="60"/>
-              <w:left w:type="dxa" w:w="120"/>
-              <w:bottom w:type="dxa" w:w="60"/>
-              <w:right w:type="dxa" w:w="120"/>
-            </w:tcMar>
-            <w:vAlign w:val="top"/>
-          </w:tcPr>
-          <w:p>
-            <w:pPr>
-              <w:spacing w:after="40" w:before="0"/>
-              <w:jc w:val="left"/>
-            </w:pPr>
-            <w:r>
-              <w:rPr>
-                <w:rFonts w:ascii="Arial" w:cs="Arial" w:eastAsia="Arial" w:hAnsi="Arial"/>
-                <w:b w:val="false"/>
-                <w:bCs w:val="false"/>
-                <w:i w:val="false"/>
-                <w:iCs w:val="false"/>
-                <w:color w:val="000000"/>
-                <w:sz w:val="18"/>
-                <w:szCs w:val="18"/>
-              </w:rPr>
-              <w:t xml:space="preserve">Driving Question Board — Cumulative Evidence Tracking: The DQB functions as a public, evolving record of the class's growing understanding of the phenomenon. By physically adding to it each lesson, learners experience science/mathematics as a progressive sense-making process (NGSS Practice 8). The two-colour sticky note system distinguishes consolidated understanding (green) from productive uncertainty (orange), modelling how mathematicians distinguish proven results from open conjectures.</w:t>
-            </w:r>
-          </w:p>
-        </w:tc>
-        <w:tc>
-          <w:tcPr>
-            <w:tcW w:type="dxa" w:w="3040"/>
-            <w:shd w:fill="F2F2F2" w:color="auto" w:val="clear"/>
-            <w:tcMar>
-              <w:top w:type="dxa" w:w="60"/>
-              <w:left w:type="dxa" w:w="120"/>
-              <w:bottom w:type="dxa" w:w="60"/>
-              <w:right w:type="dxa" w:w="120"/>
-            </w:tcMar>
-            <w:vAlign w:val="top"/>
-          </w:tcPr>
-          <w:p>
-            <w:pPr>
-              <w:spacing w:after="40" w:before="0"/>
-              <w:jc w:val="left"/>
-            </w:pPr>
-            <w:r>
-              <w:rPr>
-                <w:rFonts w:ascii="Arial" w:cs="Arial" w:eastAsia="Arial" w:hAnsi="Arial"/>
-                <w:b w:val="false"/>
-                <w:bCs w:val="false"/>
-                <w:i w:val="false"/>
-                <w:iCs w:val="false"/>
-                <w:color w:val="000000"/>
-                <w:sz w:val="18"/>
-                <w:szCs w:val="18"/>
-              </w:rPr>
-              <w:t xml:space="preserve">Teacher reads all green notes before the next lesson to assess whether learners correctly distinguish surface area (material/covering) from volume (interior capacity). Red flag: any green note that conflates the two (e.g., 'Surface area tells us how much grain the pyramid holds') — these learners need a targeted clarifying conversation at the start of Lesson 3. Teacher photographs the DQB board to track progression across the 8-lesson sequence.</w:t>
-            </w:r>
-          </w:p>
-        </w:tc>
-      </w:tr>
-      <w:tr>
-        <w:tc>
-          <w:tcPr>
-            <w:tcW w:type="dxa" w:w="1520"/>
-            <w:shd w:fill="D5E8F0" w:color="auto" w:val="clear"/>
-            <w:tcMar>
-              <w:top w:type="dxa" w:w="60"/>
-              <w:left w:type="dxa" w:w="120"/>
-              <w:bottom w:type="dxa" w:w="60"/>
-              <w:right w:type="dxa" w:w="120"/>
-            </w:tcMar>
-            <w:vAlign w:val="top"/>
-          </w:tcPr>
-          <w:p>
-            <w:pPr>
-              <w:spacing w:after="40" w:before="0"/>
-              <w:jc w:val="left"/>
-            </w:pPr>
-            <w:r>
-              <w:rPr>
-                <w:rFonts w:ascii="Arial" w:cs="Arial" w:eastAsia="Arial" w:hAnsi="Arial"/>
-                <w:b/>
-                <w:bCs/>
-                <w:i w:val="false"/>
-                <w:iCs w:val="false"/>
-                <w:color w:val="000000"/>
-                <w:sz w:val="18"/>
-                <w:szCs w:val="18"/>
-              </w:rPr>
-              <w:t xml:space="preserve">Model Building Phase</w:t>
-            </w:r>
-          </w:p>
-          <w:p>
-            <w:pPr>
-              <w:spacing w:after="20" w:before="0"/>
-            </w:pPr>
-            <w:r>
-              <w:rPr>
-                <w:rFonts w:ascii="Arial" w:cs="Arial" w:eastAsia="Arial" w:hAnsi="Arial"/>
-                <w:b/>
-                <w:bCs/>
-                <w:color w:val="1F3864"/>
-                <w:sz w:val="16"/>
-                <w:szCs w:val="16"/>
-              </w:rPr>
-              <w:t xml:space="preserve">📹 VIDEO:</w:t>
-            </w:r>
-          </w:p>
-          <w:p>
-            <w:pPr>
-              <w:spacing w:after="20" w:before="0"/>
-            </w:pPr>
-            <w:hyperlink w:history="1" r:id="rIdjqx7hkctbdxy1qpfmebp3">
-              <w:r>
-                <w:rPr>
-                  <w:rFonts w:ascii="Arial" w:cs="Arial" w:eastAsia="Arial" w:hAnsi="Arial"/>
-                  <w:color w:val="2E75B6"/>
-                  <w:sz w:val="16"/>
-                  <w:szCs w:val="16"/>
-                  <w:u w:val="single" w:color="2E75B6"/>
-                </w:rPr>
-                <w:t xml:space="preserve">Volume of a Pyramid - Overview</w:t>
-              </w:r>
-            </w:hyperlink>
-          </w:p>
-          <w:p>
-            <w:pPr>
-              <w:spacing w:after="10" w:before="0"/>
-              <w:ind w:left="120"/>
-            </w:pPr>
-            <w:r>
-              <w:rPr>
-                <w:rFonts w:ascii="Arial" w:cs="Arial" w:eastAsia="Arial" w:hAnsi="Arial"/>
-                <w:color w:val="595959"/>
-                <w:sz w:val="14"/>
-                <w:szCs w:val="14"/>
-              </w:rPr>
-              <w:t xml:space="preserve">Source: CK-12</w:t>
-            </w:r>
-          </w:p>
-          <w:p>
-            <w:pPr>
-              <w:spacing w:after="10" w:before="0"/>
-              <w:ind w:left="120"/>
-            </w:pPr>
-            <w:hyperlink w:history="1" r:id="rIdydarvbvvvwj8zrbewyntv">
-              <w:r>
-                <w:rPr>
-                  <w:rFonts w:ascii="Arial" w:cs="Arial" w:eastAsia="Arial" w:hAnsi="Arial"/>
-                  <w:color w:val="595959"/>
-                  <w:sz w:val="14"/>
-                  <w:szCs w:val="14"/>
-                  <w:u w:val="single" w:color="595959"/>
-                </w:rPr>
-                <w:t xml:space="preserve">🔍 Search ARES for similar videos</w:t>
-              </w:r>
-            </w:hyperlink>
-          </w:p>
-          <w:p>
-            <w:pPr>
-              <w:spacing w:after="40" w:before="0"/>
-            </w:pPr>
-            <w:r>
-              <w:rPr>
-                <w:sz w:val="14"/>
-                <w:szCs w:val="14"/>
-              </w:rPr>
-              <w:t xml:space="preserve"/>
-            </w:r>
-          </w:p>
-          <w:p>
-            <w:pPr>
-              <w:spacing w:after="20" w:before="0"/>
-            </w:pPr>
-            <w:r>
-              <w:rPr>
-                <w:rFonts w:ascii="Arial" w:cs="Arial" w:eastAsia="Arial" w:hAnsi="Arial"/>
-                <w:b/>
-                <w:bCs/>
-                <w:color w:val="1F3864"/>
-                <w:sz w:val="16"/>
-                <w:szCs w:val="16"/>
-              </w:rPr>
-              <w:t xml:space="preserve">📖 HTML:</w:t>
-            </w:r>
-          </w:p>
-          <w:p>
-            <w:pPr>
-              <w:spacing w:after="20" w:before="0"/>
-            </w:pPr>
-            <w:hyperlink w:history="1" r:id="rIdldgm-wgvak77ejuhsn21x">
-              <w:r>
-                <w:rPr>
-                  <w:rFonts w:ascii="Arial" w:cs="Arial" w:eastAsia="Arial" w:hAnsi="Arial"/>
-                  <w:color w:val="2E75B6"/>
-                  <w:sz w:val="16"/>
-                  <w:szCs w:val="16"/>
-                  <w:u w:val="single" w:color="2E75B6"/>
-                </w:rPr>
-                <w:t xml:space="preserve">Surface Area and Nets (Flexbook)</w:t>
-              </w:r>
-            </w:hyperlink>
-          </w:p>
-          <w:p>
-            <w:pPr>
-              <w:spacing w:after="10" w:before="0"/>
-              <w:ind w:left="120"/>
-            </w:pPr>
-            <w:r>
-              <w:rPr>
-                <w:rFonts w:ascii="Arial" w:cs="Arial" w:eastAsia="Arial" w:hAnsi="Arial"/>
-                <w:color w:val="595959"/>
-                <w:sz w:val="14"/>
-                <w:szCs w:val="14"/>
-              </w:rPr>
-              <w:t xml:space="preserve">Source: CK-12</w:t>
-            </w:r>
-          </w:p>
-          <w:p>
-            <w:pPr>
-              <w:spacing w:after="10" w:before="0"/>
-              <w:ind w:left="120"/>
-            </w:pPr>
-            <w:hyperlink w:history="1" r:id="rIdin0cwewak5muh-h5t3jxp">
+            <w:hyperlink w:history="1" r:id="rIditrm1adeykpcpkrimtozv">
               <w:r>
                 <w:rPr>
                   <w:rFonts w:ascii="Arial" w:cs="Arial" w:eastAsia="Arial" w:hAnsi="Arial"/>
@@ -9009,7 +9009,7 @@
             <w:pPr>
               <w:spacing w:after="20" w:before="0"/>
             </w:pPr>
-            <w:hyperlink w:history="1" r:id="rIddrw5t5p9ob_m9he6o6rmq">
+            <w:hyperlink w:history="1" r:id="rId5varg14zt_nxshk34rbwb">
               <w:r>
                 <w:rPr>
                   <w:rFonts w:ascii="Arial" w:cs="Arial" w:eastAsia="Arial" w:hAnsi="Arial"/>
@@ -9018,7 +9018,7 @@
                   <w:szCs w:val="16"/>
                   <w:u w:val="single" w:color="2E75B6"/>
                 </w:rPr>
-                <w:t xml:space="preserve">Writing proportional equations from tables</w:t>
+                <w:t xml:space="preserve">Surface area of a box (cuboid)</w:t>
               </w:r>
             </w:hyperlink>
           </w:p>
@@ -9042,7 +9042,7 @@
               <w:spacing w:after="10" w:before="0"/>
               <w:ind w:left="120"/>
             </w:pPr>
-            <w:hyperlink w:history="1" r:id="rIdmco_4y8-rque1fplyztj-">
+            <w:hyperlink w:history="1" r:id="rIdap_rb6ue-vdtv89qdi6fh">
               <w:r>
                 <w:rPr>
                   <w:rFonts w:ascii="Arial" w:cs="Arial" w:eastAsia="Arial" w:hAnsi="Arial"/>
@@ -9080,14 +9080,14 @@
                 <w:sz w:val="16"/>
                 <w:szCs w:val="16"/>
               </w:rPr>
-              <w:t xml:space="preserve">📖 HTML:</w:t>
+              <w:t xml:space="preserve">📖 EXERCISE:</w:t>
             </w:r>
           </w:p>
           <w:p>
             <w:pPr>
               <w:spacing w:after="20" w:before="0"/>
             </w:pPr>
-            <w:hyperlink w:history="1" r:id="rIdioddj0wczfskdfqzojjl8">
+            <w:hyperlink w:history="1" r:id="rIdncpzs7iqqmsbjagconvid">
               <w:r>
                 <w:rPr>
                   <w:rFonts w:ascii="Arial" w:cs="Arial" w:eastAsia="Arial" w:hAnsi="Arial"/>
@@ -9096,7 +9096,7 @@
                   <w:szCs w:val="16"/>
                   <w:u w:val="single" w:color="2E75B6"/>
                 </w:rPr>
-                <w:t xml:space="preserve">Volume of the Cone (PLIX)</w:t>
+                <w:t xml:space="preserve">Surface Area and Volume of Cones Practice</w:t>
               </w:r>
             </w:hyperlink>
           </w:p>
@@ -9120,7 +9120,7 @@
               <w:spacing w:after="10" w:before="0"/>
               <w:ind w:left="120"/>
             </w:pPr>
-            <w:hyperlink w:history="1" r:id="rIdsacbugse26vgdzv1vqtke">
+            <w:hyperlink w:history="1" r:id="rIdfgrz25xtmno_ricnsnxmd">
               <w:r>
                 <w:rPr>
                   <w:rFonts w:ascii="Arial" w:cs="Arial" w:eastAsia="Arial" w:hAnsi="Arial"/>
@@ -9315,7 +9315,7 @@
             <w:pPr>
               <w:spacing w:after="20" w:before="0"/>
             </w:pPr>
-            <w:hyperlink w:history="1" r:id="rIdveucg8dsjys28e7ppp7km">
+            <w:hyperlink w:history="1" r:id="rIdswjxvhvqhxpory6tb59tk">
               <w:r>
                 <w:rPr>
                   <w:rFonts w:ascii="Arial" w:cs="Arial" w:eastAsia="Arial" w:hAnsi="Arial"/>
@@ -9324,7 +9324,7 @@
                   <w:szCs w:val="16"/>
                   <w:u w:val="single" w:color="2E75B6"/>
                 </w:rPr>
-                <w:t xml:space="preserve">Writing proportional equations from tables</w:t>
+                <w:t xml:space="preserve">Surface area of a box using nets</w:t>
               </w:r>
             </w:hyperlink>
           </w:p>
@@ -9348,7 +9348,7 @@
               <w:spacing w:after="10" w:before="0"/>
               <w:ind w:left="120"/>
             </w:pPr>
-            <w:hyperlink w:history="1" r:id="rIdg0qzqmab1auzhcxje5lgg">
+            <w:hyperlink w:history="1" r:id="rIdnlgpcxhq3aamahdcxt6lv">
               <w:r>
                 <w:rPr>
                   <w:rFonts w:ascii="Arial" w:cs="Arial" w:eastAsia="Arial" w:hAnsi="Arial"/>
@@ -9386,14 +9386,14 @@
                 <w:sz w:val="16"/>
                 <w:szCs w:val="16"/>
               </w:rPr>
-              <w:t xml:space="preserve">📖 HTML:</w:t>
+              <w:t xml:space="preserve">📖 EXERCISE:</w:t>
             </w:r>
           </w:p>
           <w:p>
             <w:pPr>
               <w:spacing w:after="20" w:before="0"/>
             </w:pPr>
-            <w:hyperlink w:history="1" r:id="rIdguib1gg6gvvelrokwjicw">
+            <w:hyperlink w:history="1" r:id="rIdribcctkkp_5wcn0fzpy4y">
               <w:r>
                 <w:rPr>
                   <w:rFonts w:ascii="Arial" w:cs="Arial" w:eastAsia="Arial" w:hAnsi="Arial"/>
@@ -9402,7 +9402,7 @@
                   <w:szCs w:val="16"/>
                   <w:u w:val="single" w:color="2E75B6"/>
                 </w:rPr>
-                <w:t xml:space="preserve">Volume of the Cone (PLIX)</w:t>
+                <w:t xml:space="preserve">Volume and surface area of cylinders</w:t>
               </w:r>
             </w:hyperlink>
           </w:p>
@@ -9418,7 +9418,7 @@
                 <w:sz w:val="14"/>
                 <w:szCs w:val="14"/>
               </w:rPr>
-              <w:t xml:space="preserve">Source: CK-12</w:t>
+              <w:t xml:space="preserve">Source: Khan Academy (English - US curriculum)</w:t>
             </w:r>
           </w:p>
           <w:p>
@@ -9426,7 +9426,7 @@
               <w:spacing w:after="10" w:before="0"/>
               <w:ind w:left="120"/>
             </w:pPr>
-            <w:hyperlink w:history="1" r:id="rId7stfwzpxzlboyfy0kl14f">
+            <w:hyperlink w:history="1" r:id="rIdqghslvahkv7t4cehlmadn">
               <w:r>
                 <w:rPr>
                   <w:rFonts w:ascii="Arial" w:cs="Arial" w:eastAsia="Arial" w:hAnsi="Arial"/>
@@ -9621,7 +9621,7 @@
             <w:pPr>
               <w:spacing w:after="20" w:before="0"/>
             </w:pPr>
-            <w:hyperlink w:history="1" r:id="rIdyih6xjimgxhopkuxhdvig">
+            <w:hyperlink w:history="1" r:id="rIdzbagfxxznklc-3vlc0501">
               <w:r>
                 <w:rPr>
                   <w:rFonts w:ascii="Arial" w:cs="Arial" w:eastAsia="Arial" w:hAnsi="Arial"/>
@@ -9630,7 +9630,7 @@
                   <w:szCs w:val="16"/>
                   <w:u w:val="single" w:color="2E75B6"/>
                 </w:rPr>
-                <w:t xml:space="preserve">Writing proportional equations from tables</w:t>
+                <w:t xml:space="preserve">Find the Surface Area of an Open Top Box</w:t>
               </w:r>
             </w:hyperlink>
           </w:p>
@@ -9646,7 +9646,7 @@
                 <w:sz w:val="14"/>
                 <w:szCs w:val="14"/>
               </w:rPr>
-              <w:t xml:space="preserve">Source: Khan Academy (English - US curriculum)</w:t>
+              <w:t xml:space="preserve">Source: CK-12</w:t>
             </w:r>
           </w:p>
           <w:p>
@@ -9654,7 +9654,7 @@
               <w:spacing w:after="10" w:before="0"/>
               <w:ind w:left="120"/>
             </w:pPr>
-            <w:hyperlink w:history="1" r:id="rIdxkklmcrtkof_qgkjrywgt">
+            <w:hyperlink w:history="1" r:id="rIdck5kvh3fbag24cazzryfy">
               <w:r>
                 <w:rPr>
                   <w:rFonts w:ascii="Arial" w:cs="Arial" w:eastAsia="Arial" w:hAnsi="Arial"/>
@@ -9692,14 +9692,14 @@
                 <w:sz w:val="16"/>
                 <w:szCs w:val="16"/>
               </w:rPr>
-              <w:t xml:space="preserve">📖 HTML:</w:t>
+              <w:t xml:space="preserve">📖 EXERCISE:</w:t>
             </w:r>
           </w:p>
           <w:p>
             <w:pPr>
               <w:spacing w:after="20" w:before="0"/>
             </w:pPr>
-            <w:hyperlink w:history="1" r:id="rIdvwlbmwonyvorrmboui5bx">
+            <w:hyperlink w:history="1" r:id="rIdfyrteseinv7oenvjfulx6">
               <w:r>
                 <w:rPr>
                   <w:rFonts w:ascii="Arial" w:cs="Arial" w:eastAsia="Arial" w:hAnsi="Arial"/>
@@ -9708,7 +9708,7 @@
                   <w:szCs w:val="16"/>
                   <w:u w:val="single" w:color="2E75B6"/>
                 </w:rPr>
-                <w:t xml:space="preserve">Volume of the Cone (PLIX)</w:t>
+                <w:t xml:space="preserve">Surface area using nets</w:t>
               </w:r>
             </w:hyperlink>
           </w:p>
@@ -9724,7 +9724,7 @@
                 <w:sz w:val="14"/>
                 <w:szCs w:val="14"/>
               </w:rPr>
-              <w:t xml:space="preserve">Source: CK-12</w:t>
+              <w:t xml:space="preserve">Source: Khan Academy (English - US curriculum)</w:t>
             </w:r>
           </w:p>
           <w:p>
@@ -9732,7 +9732,7 @@
               <w:spacing w:after="10" w:before="0"/>
               <w:ind w:left="120"/>
             </w:pPr>
-            <w:hyperlink w:history="1" r:id="rIdwjyonymr9x_e-zxpdfrxf">
+            <w:hyperlink w:history="1" r:id="rId3oplay0fsc6gyzwtjv5wj">
               <w:r>
                 <w:rPr>
                   <w:rFonts w:ascii="Arial" w:cs="Arial" w:eastAsia="Arial" w:hAnsi="Arial"/>
@@ -9927,7 +9927,7 @@
             <w:pPr>
               <w:spacing w:after="20" w:before="0"/>
             </w:pPr>
-            <w:hyperlink w:history="1" r:id="rIdstp_dwboffmcno5oed5gg">
+            <w:hyperlink w:history="1" r:id="rId9mafhe8ic1z_chb3_n_ju">
               <w:r>
                 <w:rPr>
                   <w:rFonts w:ascii="Arial" w:cs="Arial" w:eastAsia="Arial" w:hAnsi="Arial"/>
@@ -9936,7 +9936,7 @@
                   <w:szCs w:val="16"/>
                   <w:u w:val="single" w:color="2E75B6"/>
                 </w:rPr>
-                <w:t xml:space="preserve">Writing proportional equations from tables</w:t>
+                <w:t xml:space="preserve">Surface area of a box (cuboid)</w:t>
               </w:r>
             </w:hyperlink>
           </w:p>
@@ -9960,7 +9960,7 @@
               <w:spacing w:after="10" w:before="0"/>
               <w:ind w:left="120"/>
             </w:pPr>
-            <w:hyperlink w:history="1" r:id="rId1yeceyliho8a6igwjdeem">
+            <w:hyperlink w:history="1" r:id="rIdbmx2drblb_az10u7ueaqk">
               <w:r>
                 <w:rPr>
                   <w:rFonts w:ascii="Arial" w:cs="Arial" w:eastAsia="Arial" w:hAnsi="Arial"/>
@@ -9998,14 +9998,14 @@
                 <w:sz w:val="16"/>
                 <w:szCs w:val="16"/>
               </w:rPr>
-              <w:t xml:space="preserve">📖 HTML:</w:t>
+              <w:t xml:space="preserve">📖 EXERCISE:</w:t>
             </w:r>
           </w:p>
           <w:p>
             <w:pPr>
               <w:spacing w:after="20" w:before="0"/>
             </w:pPr>
-            <w:hyperlink w:history="1" r:id="rIddxlcz1iq7ent4xb6-4-wh">
+            <w:hyperlink w:history="1" r:id="rId2_0slcquywgbde43dz5x1">
               <w:r>
                 <w:rPr>
                   <w:rFonts w:ascii="Arial" w:cs="Arial" w:eastAsia="Arial" w:hAnsi="Arial"/>
@@ -10014,7 +10014,7 @@
                   <w:szCs w:val="16"/>
                   <w:u w:val="single" w:color="2E75B6"/>
                 </w:rPr>
-                <w:t xml:space="preserve">Volume of the Cone (PLIX)</w:t>
+                <w:t xml:space="preserve">Apply volume of solids</w:t>
               </w:r>
             </w:hyperlink>
           </w:p>
@@ -10030,7 +10030,7 @@
                 <w:sz w:val="14"/>
                 <w:szCs w:val="14"/>
               </w:rPr>
-              <w:t xml:space="preserve">Source: CK-12</w:t>
+              <w:t xml:space="preserve">Source: Khan Academy (English - US curriculum)</w:t>
             </w:r>
           </w:p>
           <w:p>
@@ -10038,7 +10038,7 @@
               <w:spacing w:after="10" w:before="0"/>
               <w:ind w:left="120"/>
             </w:pPr>
-            <w:hyperlink w:history="1" r:id="rIdel88xpvnwlve6hag93zlx">
+            <w:hyperlink w:history="1" r:id="rIdqf1oxdwquycu2izb9e6jd">
               <w:r>
                 <w:rPr>
                   <w:rFonts w:ascii="Arial" w:cs="Arial" w:eastAsia="Arial" w:hAnsi="Arial"/>
@@ -10233,7 +10233,7 @@
             <w:pPr>
               <w:spacing w:after="20" w:before="0"/>
             </w:pPr>
-            <w:hyperlink w:history="1" r:id="rIdotvp14dhbkvc66ktjj1vm">
+            <w:hyperlink w:history="1" r:id="rIdd6pxgwjuudyo5fqogdpfk">
               <w:r>
                 <w:rPr>
                   <w:rFonts w:ascii="Arial" w:cs="Arial" w:eastAsia="Arial" w:hAnsi="Arial"/>
@@ -10242,7 +10242,7 @@
                   <w:szCs w:val="16"/>
                   <w:u w:val="single" w:color="2E75B6"/>
                 </w:rPr>
-                <w:t xml:space="preserve">Writing proportional equations from tables</w:t>
+                <w:t xml:space="preserve">Surface area of a box (cuboid)</w:t>
               </w:r>
             </w:hyperlink>
           </w:p>
@@ -10266,7 +10266,7 @@
               <w:spacing w:after="10" w:before="0"/>
               <w:ind w:left="120"/>
             </w:pPr>
-            <w:hyperlink w:history="1" r:id="rIdhtodg1kjyhcfikp2crjjp">
+            <w:hyperlink w:history="1" r:id="rIdcnop-xfwxayo5u7eg4ceb">
               <w:r>
                 <w:rPr>
                   <w:rFonts w:ascii="Arial" w:cs="Arial" w:eastAsia="Arial" w:hAnsi="Arial"/>
@@ -10304,14 +10304,14 @@
                 <w:sz w:val="16"/>
                 <w:szCs w:val="16"/>
               </w:rPr>
-              <w:t xml:space="preserve">📖 HTML:</w:t>
+              <w:t xml:space="preserve">📖 EXERCISE:</w:t>
             </w:r>
           </w:p>
           <w:p>
             <w:pPr>
               <w:spacing w:after="20" w:before="0"/>
             </w:pPr>
-            <w:hyperlink w:history="1" r:id="rIdz-a9xruwzhzrizd4epbi7">
+            <w:hyperlink w:history="1" r:id="rIdvetcd22pzytwe2edwmfag">
               <w:r>
                 <w:rPr>
                   <w:rFonts w:ascii="Arial" w:cs="Arial" w:eastAsia="Arial" w:hAnsi="Arial"/>
@@ -10320,7 +10320,7 @@
                   <w:szCs w:val="16"/>
                   <w:u w:val="single" w:color="2E75B6"/>
                 </w:rPr>
-                <w:t xml:space="preserve">Volume of the Cone (PLIX)</w:t>
+                <w:t xml:space="preserve">Expressions to find surface area</w:t>
               </w:r>
             </w:hyperlink>
           </w:p>
@@ -10336,7 +10336,7 @@
                 <w:sz w:val="14"/>
                 <w:szCs w:val="14"/>
               </w:rPr>
-              <w:t xml:space="preserve">Source: CK-12</w:t>
+              <w:t xml:space="preserve">Source: Khan Academy (English - US curriculum)</w:t>
             </w:r>
           </w:p>
           <w:p>
@@ -10344,7 +10344,7 @@
               <w:spacing w:after="10" w:before="0"/>
               <w:ind w:left="120"/>
             </w:pPr>
-            <w:hyperlink w:history="1" r:id="rId72dcj2dpyr_hpkcymeztt">
+            <w:hyperlink w:history="1" r:id="rIdsxxfkejwuqmpjepl-j-wp">
               <w:r>
                 <w:rPr>
                   <w:rFonts w:ascii="Arial" w:cs="Arial" w:eastAsia="Arial" w:hAnsi="Arial"/>
@@ -11831,7 +11831,7 @@
             <w:pPr>
               <w:spacing w:after="20" w:before="0"/>
             </w:pPr>
-            <w:hyperlink w:history="1" r:id="rIdokxdwt_0f0qot-ctat5qa">
+            <w:hyperlink w:history="1" r:id="rId6x44zxfziylj51g38sn9t">
               <w:r>
                 <w:rPr>
                   <w:rFonts w:ascii="Arial" w:cs="Arial" w:eastAsia="Arial" w:hAnsi="Arial"/>
@@ -11840,7 +11840,7 @@
                   <w:szCs w:val="16"/>
                   <w:u w:val="single" w:color="2E75B6"/>
                 </w:rPr>
-                <w:t xml:space="preserve">Writing proportional equations from tables</w:t>
+                <w:t xml:space="preserve">Composite Solids Principles - Basic</w:t>
               </w:r>
             </w:hyperlink>
           </w:p>
@@ -11856,7 +11856,7 @@
                 <w:sz w:val="14"/>
                 <w:szCs w:val="14"/>
               </w:rPr>
-              <w:t xml:space="preserve">Source: Khan Academy (English - US curriculum)</w:t>
+              <w:t xml:space="preserve">Source: CK-12</w:t>
             </w:r>
           </w:p>
           <w:p>
@@ -11864,7 +11864,7 @@
               <w:spacing w:after="10" w:before="0"/>
               <w:ind w:left="120"/>
             </w:pPr>
-            <w:hyperlink w:history="1" r:id="rIdcxfdrjfozn-gi_a6sgn-0">
+            <w:hyperlink w:history="1" r:id="rIdzc7m1digywbt_ta94vfut">
               <w:r>
                 <w:rPr>
                   <w:rFonts w:ascii="Arial" w:cs="Arial" w:eastAsia="Arial" w:hAnsi="Arial"/>
@@ -11902,14 +11902,14 @@
                 <w:sz w:val="16"/>
                 <w:szCs w:val="16"/>
               </w:rPr>
-              <w:t xml:space="preserve">📖 HTML:</w:t>
+              <w:t xml:space="preserve">📖 EXERCISE:</w:t>
             </w:r>
           </w:p>
           <w:p>
             <w:pPr>
               <w:spacing w:after="20" w:before="0"/>
             </w:pPr>
-            <w:hyperlink w:history="1" r:id="rId4kzdpytg2ejtx_ewikr3t">
+            <w:hyperlink w:history="1" r:id="rIdbqjvbxgfhgncqnp5nhro_">
               <w:r>
                 <w:rPr>
                   <w:rFonts w:ascii="Arial" w:cs="Arial" w:eastAsia="Arial" w:hAnsi="Arial"/>
@@ -11918,7 +11918,7 @@
                   <w:szCs w:val="16"/>
                   <w:u w:val="single" w:color="2E75B6"/>
                 </w:rPr>
-                <w:t xml:space="preserve">Surface Area and Nets (Flexbook)</w:t>
+                <w:t xml:space="preserve">Apply volume of solids</w:t>
               </w:r>
             </w:hyperlink>
           </w:p>
@@ -11934,7 +11934,7 @@
                 <w:sz w:val="14"/>
                 <w:szCs w:val="14"/>
               </w:rPr>
-              <w:t xml:space="preserve">Source: CK-12</w:t>
+              <w:t xml:space="preserve">Source: Khan Academy (English - US curriculum)</w:t>
             </w:r>
           </w:p>
           <w:p>
@@ -11942,7 +11942,7 @@
               <w:spacing w:after="10" w:before="0"/>
               <w:ind w:left="120"/>
             </w:pPr>
-            <w:hyperlink w:history="1" r:id="rIdf9fxbnor6oczxilxlnpi9">
+            <w:hyperlink w:history="1" r:id="rIdnepmnabmvuyci0dtji0gl">
               <w:r>
                 <w:rPr>
                   <w:rFonts w:ascii="Arial" w:cs="Arial" w:eastAsia="Arial" w:hAnsi="Arial"/>
@@ -12137,7 +12137,7 @@
             <w:pPr>
               <w:spacing w:after="20" w:before="0"/>
             </w:pPr>
-            <w:hyperlink w:history="1" r:id="rIdh06kz3ndfwvq9flnwn8ud">
+            <w:hyperlink w:history="1" r:id="rIdo6oqmeraxycc6x2xz9_cq">
               <w:r>
                 <w:rPr>
                   <w:rFonts w:ascii="Arial" w:cs="Arial" w:eastAsia="Arial" w:hAnsi="Arial"/>
@@ -12146,7 +12146,7 @@
                   <w:szCs w:val="16"/>
                   <w:u w:val="single" w:color="2E75B6"/>
                 </w:rPr>
-                <w:t xml:space="preserve">Writing proportional equations from tables</w:t>
+                <w:t xml:space="preserve">Volume of a sphere</w:t>
               </w:r>
             </w:hyperlink>
           </w:p>
@@ -12170,7 +12170,7 @@
               <w:spacing w:after="10" w:before="0"/>
               <w:ind w:left="120"/>
             </w:pPr>
-            <w:hyperlink w:history="1" r:id="rIdkxjjx36pnv26hc3gkw2c5">
+            <w:hyperlink w:history="1" r:id="rIdvynvvyy871wbf-0ytwvtk">
               <w:r>
                 <w:rPr>
                   <w:rFonts w:ascii="Arial" w:cs="Arial" w:eastAsia="Arial" w:hAnsi="Arial"/>
@@ -12215,7 +12215,7 @@
             <w:pPr>
               <w:spacing w:after="20" w:before="0"/>
             </w:pPr>
-            <w:hyperlink w:history="1" r:id="rIdqfkubhyk613wjzbhia7pg">
+            <w:hyperlink w:history="1" r:id="rIddsuc2lnk_t_l5kfb8finy">
               <w:r>
                 <w:rPr>
                   <w:rFonts w:ascii="Arial" w:cs="Arial" w:eastAsia="Arial" w:hAnsi="Arial"/>
@@ -12224,7 +12224,7 @@
                   <w:szCs w:val="16"/>
                   <w:u w:val="single" w:color="2E75B6"/>
                 </w:rPr>
-                <w:t xml:space="preserve">Surface Area and Nets (Flexbook)</w:t>
+                <w:t xml:space="preserve">Surface Area of Spheres (Flexbook)</w:t>
               </w:r>
             </w:hyperlink>
           </w:p>
@@ -12248,7 +12248,7 @@
               <w:spacing w:after="10" w:before="0"/>
               <w:ind w:left="120"/>
             </w:pPr>
-            <w:hyperlink w:history="1" r:id="rIdawfmv_txtivogqff1rls7">
+            <w:hyperlink w:history="1" r:id="rIdqlyqsqe2jmm1xzr6rydbm">
               <w:r>
                 <w:rPr>
                   <w:rFonts w:ascii="Arial" w:cs="Arial" w:eastAsia="Arial" w:hAnsi="Arial"/>
@@ -12443,7 +12443,7 @@
             <w:pPr>
               <w:spacing w:after="20" w:before="0"/>
             </w:pPr>
-            <w:hyperlink w:history="1" r:id="rId-usiwmt4d5rsognkz1wzt">
+            <w:hyperlink w:history="1" r:id="rIdwwljnfvwgcarilgo4py_m">
               <w:r>
                 <w:rPr>
                   <w:rFonts w:ascii="Arial" w:cs="Arial" w:eastAsia="Arial" w:hAnsi="Arial"/>
@@ -12452,7 +12452,7 @@
                   <w:szCs w:val="16"/>
                   <w:u w:val="single" w:color="2E75B6"/>
                 </w:rPr>
-                <w:t xml:space="preserve">Writing proportional equations from tables</w:t>
+                <w:t xml:space="preserve">Composite Solids Principles - Basic</w:t>
               </w:r>
             </w:hyperlink>
           </w:p>
@@ -12468,7 +12468,7 @@
                 <w:sz w:val="14"/>
                 <w:szCs w:val="14"/>
               </w:rPr>
-              <w:t xml:space="preserve">Source: Khan Academy (English - US curriculum)</w:t>
+              <w:t xml:space="preserve">Source: CK-12</w:t>
             </w:r>
           </w:p>
           <w:p>
@@ -12476,7 +12476,7 @@
               <w:spacing w:after="10" w:before="0"/>
               <w:ind w:left="120"/>
             </w:pPr>
-            <w:hyperlink w:history="1" r:id="rIdueemfrtoayn4aglfr72mc">
+            <w:hyperlink w:history="1" r:id="rIdhsdjq8oe9kj1azu113zgh">
               <w:r>
                 <w:rPr>
                   <w:rFonts w:ascii="Arial" w:cs="Arial" w:eastAsia="Arial" w:hAnsi="Arial"/>
@@ -12514,14 +12514,14 @@
                 <w:sz w:val="16"/>
                 <w:szCs w:val="16"/>
               </w:rPr>
-              <w:t xml:space="preserve">📖 HTML:</w:t>
+              <w:t xml:space="preserve">📖 EXERCISE:</w:t>
             </w:r>
           </w:p>
           <w:p>
             <w:pPr>
               <w:spacing w:after="20" w:before="0"/>
             </w:pPr>
-            <w:hyperlink w:history="1" r:id="rIdcmff45etuq1toabsxbx5m">
+            <w:hyperlink w:history="1" r:id="rIdmld4jqtebhz_ur_x08161">
               <w:r>
                 <w:rPr>
                   <w:rFonts w:ascii="Arial" w:cs="Arial" w:eastAsia="Arial" w:hAnsi="Arial"/>
@@ -12530,7 +12530,7 @@
                   <w:szCs w:val="16"/>
                   <w:u w:val="single" w:color="2E75B6"/>
                 </w:rPr>
-                <w:t xml:space="preserve">Surface Area and Nets (Flexbook)</w:t>
+                <w:t xml:space="preserve">Surface Area of Spheres Practice</w:t>
               </w:r>
             </w:hyperlink>
           </w:p>
@@ -12554,7 +12554,7 @@
               <w:spacing w:after="10" w:before="0"/>
               <w:ind w:left="120"/>
             </w:pPr>
-            <w:hyperlink w:history="1" r:id="rIdhug7i1qhx6ug0cmwbjqyv">
+            <w:hyperlink w:history="1" r:id="rIday_gdup1cfqedcsf7sj4w">
               <w:r>
                 <w:rPr>
                   <w:rFonts w:ascii="Arial" w:cs="Arial" w:eastAsia="Arial" w:hAnsi="Arial"/>
@@ -12749,7 +12749,7 @@
             <w:pPr>
               <w:spacing w:after="20" w:before="0"/>
             </w:pPr>
-            <w:hyperlink w:history="1" r:id="rIdpefihayu8dbkbwfbzygpt">
+            <w:hyperlink w:history="1" r:id="rIdueasxvnv6lddiftvfy_nx">
               <w:r>
                 <w:rPr>
                   <w:rFonts w:ascii="Arial" w:cs="Arial" w:eastAsia="Arial" w:hAnsi="Arial"/>
@@ -12758,7 +12758,7 @@
                   <w:szCs w:val="16"/>
                   <w:u w:val="single" w:color="2E75B6"/>
                 </w:rPr>
-                <w:t xml:space="preserve">Writing proportional equations from tables</w:t>
+                <w:t xml:space="preserve">Composite Solids Principles - Basic</w:t>
               </w:r>
             </w:hyperlink>
           </w:p>
@@ -12774,7 +12774,7 @@
                 <w:sz w:val="14"/>
                 <w:szCs w:val="14"/>
               </w:rPr>
-              <w:t xml:space="preserve">Source: Khan Academy (English - US curriculum)</w:t>
+              <w:t xml:space="preserve">Source: CK-12</w:t>
             </w:r>
           </w:p>
           <w:p>
@@ -12782,7 +12782,7 @@
               <w:spacing w:after="10" w:before="0"/>
               <w:ind w:left="120"/>
             </w:pPr>
-            <w:hyperlink w:history="1" r:id="rIdczohylihgji0pyabw8gya">
+            <w:hyperlink w:history="1" r:id="rId6290gvxzewcoepto4xdga">
               <w:r>
                 <w:rPr>
                   <w:rFonts w:ascii="Arial" w:cs="Arial" w:eastAsia="Arial" w:hAnsi="Arial"/>
@@ -12827,7 +12827,7 @@
             <w:pPr>
               <w:spacing w:after="20" w:before="0"/>
             </w:pPr>
-            <w:hyperlink w:history="1" r:id="rIdx2332pwtoavfiwhrlp2it">
+            <w:hyperlink w:history="1" r:id="rIdvveu-5ji0dh6m3rb0rwj-">
               <w:r>
                 <w:rPr>
                   <w:rFonts w:ascii="Arial" w:cs="Arial" w:eastAsia="Arial" w:hAnsi="Arial"/>
@@ -12836,7 +12836,7 @@
                   <w:szCs w:val="16"/>
                   <w:u w:val="single" w:color="2E75B6"/>
                 </w:rPr>
-                <w:t xml:space="preserve">Surface Area and Nets (Flexbook)</w:t>
+                <w:t xml:space="preserve">Composite Solids (Flexbook)</w:t>
               </w:r>
             </w:hyperlink>
           </w:p>
@@ -12860,7 +12860,7 @@
               <w:spacing w:after="10" w:before="0"/>
               <w:ind w:left="120"/>
             </w:pPr>
-            <w:hyperlink w:history="1" r:id="rIdhhud-v6thcymjzhrd2z3x">
+            <w:hyperlink w:history="1" r:id="rIdzyrdat09tiwxmh3nnmi-p">
               <w:r>
                 <w:rPr>
                   <w:rFonts w:ascii="Arial" w:cs="Arial" w:eastAsia="Arial" w:hAnsi="Arial"/>
@@ -13055,7 +13055,7 @@
             <w:pPr>
               <w:spacing w:after="20" w:before="0"/>
             </w:pPr>
-            <w:hyperlink w:history="1" r:id="rIdrc0z0c-cgsto6q8fxzba8">
+            <w:hyperlink w:history="1" r:id="rIdfe_jxidtvzwk9nxpscwxp">
               <w:r>
                 <w:rPr>
                   <w:rFonts w:ascii="Arial" w:cs="Arial" w:eastAsia="Arial" w:hAnsi="Arial"/>
@@ -13064,7 +13064,7 @@
                   <w:szCs w:val="16"/>
                   <w:u w:val="single" w:color="2E75B6"/>
                 </w:rPr>
-                <w:t xml:space="preserve">Writing proportional equations from tables</w:t>
+                <w:t xml:space="preserve">Composite Solids Principles - Basic</w:t>
               </w:r>
             </w:hyperlink>
           </w:p>
@@ -13080,7 +13080,7 @@
                 <w:sz w:val="14"/>
                 <w:szCs w:val="14"/>
               </w:rPr>
-              <w:t xml:space="preserve">Source: Khan Academy (English - US curriculum)</w:t>
+              <w:t xml:space="preserve">Source: CK-12</w:t>
             </w:r>
           </w:p>
           <w:p>
@@ -13088,7 +13088,7 @@
               <w:spacing w:after="10" w:before="0"/>
               <w:ind w:left="120"/>
             </w:pPr>
-            <w:hyperlink w:history="1" r:id="rIdccyrk7x8s42wot8sncmav">
+            <w:hyperlink w:history="1" r:id="rIdjhpawwytqukiw-l-jeroj">
               <w:r>
                 <w:rPr>
                   <w:rFonts w:ascii="Arial" w:cs="Arial" w:eastAsia="Arial" w:hAnsi="Arial"/>
@@ -13126,14 +13126,14 @@
                 <w:sz w:val="16"/>
                 <w:szCs w:val="16"/>
               </w:rPr>
-              <w:t xml:space="preserve">📖 HTML:</w:t>
+              <w:t xml:space="preserve">📖 EXERCISE:</w:t>
             </w:r>
           </w:p>
           <w:p>
             <w:pPr>
               <w:spacing w:after="20" w:before="0"/>
             </w:pPr>
-            <w:hyperlink w:history="1" r:id="rId7-_zxjryukalem1igxkag">
+            <w:hyperlink w:history="1" r:id="rId9cdtljdhn-fcimxgpxrgj">
               <w:r>
                 <w:rPr>
                   <w:rFonts w:ascii="Arial" w:cs="Arial" w:eastAsia="Arial" w:hAnsi="Arial"/>
@@ -13142,7 +13142,7 @@
                   <w:szCs w:val="16"/>
                   <w:u w:val="single" w:color="2E75B6"/>
                 </w:rPr>
-                <w:t xml:space="preserve">Surface Area and Nets (Flexbook)</w:t>
+                <w:t xml:space="preserve">Composite Solids Practice</w:t>
               </w:r>
             </w:hyperlink>
           </w:p>
@@ -13166,7 +13166,7 @@
               <w:spacing w:after="10" w:before="0"/>
               <w:ind w:left="120"/>
             </w:pPr>
-            <w:hyperlink w:history="1" r:id="rIdss3e52hwcdxi5xmf27cvg">
+            <w:hyperlink w:history="1" r:id="rIdczuexygws4oblqh5x2_ac">
               <w:r>
                 <w:rPr>
                   <w:rFonts w:ascii="Arial" w:cs="Arial" w:eastAsia="Arial" w:hAnsi="Arial"/>
@@ -14653,7 +14653,7 @@
             <w:pPr>
               <w:spacing w:after="20" w:before="0"/>
             </w:pPr>
-            <w:hyperlink w:history="1" r:id="rIdibujkzt1gur5xwokhrics">
+            <w:hyperlink w:history="1" r:id="rIdkegwis6dq3xjwjgzyorfz">
               <w:r>
                 <w:rPr>
                   <w:rFonts w:ascii="Arial" w:cs="Arial" w:eastAsia="Arial" w:hAnsi="Arial"/>
@@ -14662,7 +14662,7 @@
                   <w:szCs w:val="16"/>
                   <w:u w:val="single" w:color="2E75B6"/>
                 </w:rPr>
-                <w:t xml:space="preserve">Video: Bending Light</w:t>
+                <w:t xml:space="preserve">Volume of pyramids intuition</w:t>
               </w:r>
             </w:hyperlink>
           </w:p>
@@ -14678,7 +14678,7 @@
                 <w:sz w:val="14"/>
                 <w:szCs w:val="14"/>
               </w:rPr>
-              <w:t xml:space="preserve">Source: PhET Interactive Simulations (English)</w:t>
+              <w:t xml:space="preserve">Source: Khan Academy (English - US curriculum)</w:t>
             </w:r>
           </w:p>
           <w:p>
@@ -14686,7 +14686,7 @@
               <w:spacing w:after="10" w:before="0"/>
               <w:ind w:left="120"/>
             </w:pPr>
-            <w:hyperlink w:history="1" r:id="rIddmff5_llriyvh0_pe2ugo">
+            <w:hyperlink w:history="1" r:id="rIdgyvxzfxzhyphmezmn_zky">
               <w:r>
                 <w:rPr>
                   <w:rFonts w:ascii="Arial" w:cs="Arial" w:eastAsia="Arial" w:hAnsi="Arial"/>
@@ -14724,14 +14724,14 @@
                 <w:sz w:val="16"/>
                 <w:szCs w:val="16"/>
               </w:rPr>
-              <w:t xml:space="preserve">📖 HTML:</w:t>
+              <w:t xml:space="preserve">📖 EXERCISE:</w:t>
             </w:r>
           </w:p>
           <w:p>
             <w:pPr>
               <w:spacing w:after="20" w:before="0"/>
             </w:pPr>
-            <w:hyperlink w:history="1" r:id="rIdpbycuvb-it_4uafw4pd7n">
+            <w:hyperlink w:history="1" r:id="rIdi_-bnqn4g5p0dvrxt5vzq">
               <w:r>
                 <w:rPr>
                   <w:rFonts w:ascii="Arial" w:cs="Arial" w:eastAsia="Arial" w:hAnsi="Arial"/>
@@ -14740,7 +14740,7 @@
                   <w:szCs w:val="16"/>
                   <w:u w:val="single" w:color="2E75B6"/>
                 </w:rPr>
-                <w:t xml:space="preserve">Comparing Standard Units of Volume (PLIX)</w:t>
+                <w:t xml:space="preserve">Surface Area and Volume of Prisms Practice</w:t>
               </w:r>
             </w:hyperlink>
           </w:p>
@@ -14764,7 +14764,7 @@
               <w:spacing w:after="10" w:before="0"/>
               <w:ind w:left="120"/>
             </w:pPr>
-            <w:hyperlink w:history="1" r:id="rIdtp655sp4bhomr04kcmhyn">
+            <w:hyperlink w:history="1" r:id="rIdbebxvpbadsxf8oote70so">
               <w:r>
                 <w:rPr>
                   <w:rFonts w:ascii="Arial" w:cs="Arial" w:eastAsia="Arial" w:hAnsi="Arial"/>
@@ -14959,7 +14959,7 @@
             <w:pPr>
               <w:spacing w:after="20" w:before="0"/>
             </w:pPr>
-            <w:hyperlink w:history="1" r:id="rId0ixei2-7k2vbonqseiyvl">
+            <w:hyperlink w:history="1" r:id="rIdgxkt2lt6sfsxwbrvkwxwg">
               <w:r>
                 <w:rPr>
                   <w:rFonts w:ascii="Arial" w:cs="Arial" w:eastAsia="Arial" w:hAnsi="Arial"/>
@@ -14968,7 +14968,7 @@
                   <w:szCs w:val="16"/>
                   <w:u w:val="single" w:color="2E75B6"/>
                 </w:rPr>
-                <w:t xml:space="preserve">Video: Bending Light</w:t>
+                <w:t xml:space="preserve">Recognizing common 3D shapes</w:t>
               </w:r>
             </w:hyperlink>
           </w:p>
@@ -14984,7 +14984,7 @@
                 <w:sz w:val="14"/>
                 <w:szCs w:val="14"/>
               </w:rPr>
-              <w:t xml:space="preserve">Source: PhET Interactive Simulations (English)</w:t>
+              <w:t xml:space="preserve">Source: Khan Academy (English - US curriculum)</w:t>
             </w:r>
           </w:p>
           <w:p>
@@ -14992,7 +14992,7 @@
               <w:spacing w:after="10" w:before="0"/>
               <w:ind w:left="120"/>
             </w:pPr>
-            <w:hyperlink w:history="1" r:id="rIdmjyz9zcjvcl8zjor9ag8z">
+            <w:hyperlink w:history="1" r:id="rId28y8xqkewfhbm5ctokhdv">
               <w:r>
                 <w:rPr>
                   <w:rFonts w:ascii="Arial" w:cs="Arial" w:eastAsia="Arial" w:hAnsi="Arial"/>
@@ -15030,14 +15030,14 @@
                 <w:sz w:val="16"/>
                 <w:szCs w:val="16"/>
               </w:rPr>
-              <w:t xml:space="preserve">📖 HTML:</w:t>
+              <w:t xml:space="preserve">📖 EXERCISE:</w:t>
             </w:r>
           </w:p>
           <w:p>
             <w:pPr>
               <w:spacing w:after="20" w:before="0"/>
             </w:pPr>
-            <w:hyperlink w:history="1" r:id="rIdytdotazemonafdlwameq3">
+            <w:hyperlink w:history="1" r:id="rIdf4x07hkhyozceef7ii3ua">
               <w:r>
                 <w:rPr>
                   <w:rFonts w:ascii="Arial" w:cs="Arial" w:eastAsia="Arial" w:hAnsi="Arial"/>
@@ -15046,7 +15046,7 @@
                   <w:szCs w:val="16"/>
                   <w:u w:val="single" w:color="2E75B6"/>
                 </w:rPr>
-                <w:t xml:space="preserve">Comparing Standard Units of Volume (PLIX)</w:t>
+                <w:t xml:space="preserve">Surface Area and Volume of Pyramids Practice</w:t>
               </w:r>
             </w:hyperlink>
           </w:p>
@@ -15070,7 +15070,7 @@
               <w:spacing w:after="10" w:before="0"/>
               <w:ind w:left="120"/>
             </w:pPr>
-            <w:hyperlink w:history="1" r:id="rIdvfxuv9kweut0q4nugrihz">
+            <w:hyperlink w:history="1" r:id="rId4lu6e4g5wijskisjzajdj">
               <w:r>
                 <w:rPr>
                   <w:rFonts w:ascii="Arial" w:cs="Arial" w:eastAsia="Arial" w:hAnsi="Arial"/>
@@ -15265,7 +15265,7 @@
             <w:pPr>
               <w:spacing w:after="20" w:before="0"/>
             </w:pPr>
-            <w:hyperlink w:history="1" r:id="rIdstd-b8jx3xuhrkd5uk2tl">
+            <w:hyperlink w:history="1" r:id="rId21xvcyrgimiv_d1hq67bp">
               <w:r>
                 <w:rPr>
                   <w:rFonts w:ascii="Arial" w:cs="Arial" w:eastAsia="Arial" w:hAnsi="Arial"/>
@@ -15274,7 +15274,7 @@
                   <w:szCs w:val="16"/>
                   <w:u w:val="single" w:color="2E75B6"/>
                 </w:rPr>
-                <w:t xml:space="preserve">Video: Bending Light</w:t>
+                <w:t xml:space="preserve">Surface area using a net: rectangular prism</w:t>
               </w:r>
             </w:hyperlink>
           </w:p>
@@ -15290,7 +15290,7 @@
                 <w:sz w:val="14"/>
                 <w:szCs w:val="14"/>
               </w:rPr>
-              <w:t xml:space="preserve">Source: PhET Interactive Simulations (English)</w:t>
+              <w:t xml:space="preserve">Source: Khan Academy (English - US curriculum)</w:t>
             </w:r>
           </w:p>
           <w:p>
@@ -15298,7 +15298,7 @@
               <w:spacing w:after="10" w:before="0"/>
               <w:ind w:left="120"/>
             </w:pPr>
-            <w:hyperlink w:history="1" r:id="rIdpphw-mvgaewdza2uzwchy">
+            <w:hyperlink w:history="1" r:id="rIdq-f4n_i0x544cvrbun4nf">
               <w:r>
                 <w:rPr>
                   <w:rFonts w:ascii="Arial" w:cs="Arial" w:eastAsia="Arial" w:hAnsi="Arial"/>
@@ -15343,7 +15343,7 @@
             <w:pPr>
               <w:spacing w:after="20" w:before="0"/>
             </w:pPr>
-            <w:hyperlink w:history="1" r:id="rId2jqngpe5ihce2ujlvu4i4">
+            <w:hyperlink w:history="1" r:id="rIdqf6mx7wrb1rod6ufa8kiv">
               <w:r>
                 <w:rPr>
                   <w:rFonts w:ascii="Arial" w:cs="Arial" w:eastAsia="Arial" w:hAnsi="Arial"/>
@@ -15352,7 +15352,7 @@
                   <w:szCs w:val="16"/>
                   <w:u w:val="single" w:color="2E75B6"/>
                 </w:rPr>
-                <w:t xml:space="preserve">Comparing Standard Units of Volume (PLIX)</w:t>
+                <w:t xml:space="preserve">Surface Area and Volume of Pyramids (PLIX)</w:t>
               </w:r>
             </w:hyperlink>
           </w:p>
@@ -15376,7 +15376,7 @@
               <w:spacing w:after="10" w:before="0"/>
               <w:ind w:left="120"/>
             </w:pPr>
-            <w:hyperlink w:history="1" r:id="rId0kfocg8yadjwt5318hhtl">
+            <w:hyperlink w:history="1" r:id="rIdgnrwruw1umq15keodpsl8">
               <w:r>
                 <w:rPr>
                   <w:rFonts w:ascii="Arial" w:cs="Arial" w:eastAsia="Arial" w:hAnsi="Arial"/>
@@ -15571,7 +15571,7 @@
             <w:pPr>
               <w:spacing w:after="20" w:before="0"/>
             </w:pPr>
-            <w:hyperlink w:history="1" r:id="rIdfw6h7bz6n2cydayyo1ju_">
+            <w:hyperlink w:history="1" r:id="rIdkhu-w0cqc57-w4m6m5kju">
               <w:r>
                 <w:rPr>
                   <w:rFonts w:ascii="Arial" w:cs="Arial" w:eastAsia="Arial" w:hAnsi="Arial"/>
@@ -15580,7 +15580,7 @@
                   <w:szCs w:val="16"/>
                   <w:u w:val="single" w:color="2E75B6"/>
                 </w:rPr>
-                <w:t xml:space="preserve">Video: Bending Light</w:t>
+                <w:t xml:space="preserve">Volume of a rectangular prism</w:t>
               </w:r>
             </w:hyperlink>
           </w:p>
@@ -15596,7 +15596,7 @@
                 <w:sz w:val="14"/>
                 <w:szCs w:val="14"/>
               </w:rPr>
-              <w:t xml:space="preserve">Source: PhET Interactive Simulations (English)</w:t>
+              <w:t xml:space="preserve">Source: Khan Academy (English - US curriculum)</w:t>
             </w:r>
           </w:p>
           <w:p>
@@ -15604,7 +15604,7 @@
               <w:spacing w:after="10" w:before="0"/>
               <w:ind w:left="120"/>
             </w:pPr>
-            <w:hyperlink w:history="1" r:id="rIdoa_mmp4dwupl3_azvrvdo">
+            <w:hyperlink w:history="1" r:id="rIdbqzjuvcb1cich1yeyr9js">
               <w:r>
                 <w:rPr>
                   <w:rFonts w:ascii="Arial" w:cs="Arial" w:eastAsia="Arial" w:hAnsi="Arial"/>
@@ -15642,14 +15642,14 @@
                 <w:sz w:val="16"/>
                 <w:szCs w:val="16"/>
               </w:rPr>
-              <w:t xml:space="preserve">📖 HTML:</w:t>
+              <w:t xml:space="preserve">📖 EXERCISE:</w:t>
             </w:r>
           </w:p>
           <w:p>
             <w:pPr>
               <w:spacing w:after="20" w:before="0"/>
             </w:pPr>
-            <w:hyperlink w:history="1" r:id="rId5okpkbblvms58ihpzwqof">
+            <w:hyperlink w:history="1" r:id="rIdiqrpirz2eu5aw24c0hhn2">
               <w:r>
                 <w:rPr>
                   <w:rFonts w:ascii="Arial" w:cs="Arial" w:eastAsia="Arial" w:hAnsi="Arial"/>
@@ -15658,7 +15658,7 @@
                   <w:szCs w:val="16"/>
                   <w:u w:val="single" w:color="2E75B6"/>
                 </w:rPr>
-                <w:t xml:space="preserve">Comparing Standard Units of Volume (PLIX)</w:t>
+                <w:t xml:space="preserve">Volume of prisms and pyramids</w:t>
               </w:r>
             </w:hyperlink>
           </w:p>
@@ -15674,7 +15674,7 @@
                 <w:sz w:val="14"/>
                 <w:szCs w:val="14"/>
               </w:rPr>
-              <w:t xml:space="preserve">Source: CK-12</w:t>
+              <w:t xml:space="preserve">Source: Khan Academy (English - US curriculum)</w:t>
             </w:r>
           </w:p>
           <w:p>
@@ -15682,7 +15682,7 @@
               <w:spacing w:after="10" w:before="0"/>
               <w:ind w:left="120"/>
             </w:pPr>
-            <w:hyperlink w:history="1" r:id="rIdfoswf2r8t1h20nokk9jiy">
+            <w:hyperlink w:history="1" r:id="rId6alpsbpia1jzb9q3etobw">
               <w:r>
                 <w:rPr>
                   <w:rFonts w:ascii="Arial" w:cs="Arial" w:eastAsia="Arial" w:hAnsi="Arial"/>
@@ -15877,7 +15877,7 @@
             <w:pPr>
               <w:spacing w:after="20" w:before="0"/>
             </w:pPr>
-            <w:hyperlink w:history="1" r:id="rIdxa488osxotfbwsicawfhx">
+            <w:hyperlink w:history="1" r:id="rIdg2-pfsah6wrt_1tkfxrhl">
               <w:r>
                 <w:rPr>
                   <w:rFonts w:ascii="Arial" w:cs="Arial" w:eastAsia="Arial" w:hAnsi="Arial"/>
@@ -15886,7 +15886,7 @@
                   <w:szCs w:val="16"/>
                   <w:u w:val="single" w:color="2E75B6"/>
                 </w:rPr>
-                <w:t xml:space="preserve">Video: Bending Light</w:t>
+                <w:t xml:space="preserve">Volume of triangular prism &amp; cube</w:t>
               </w:r>
             </w:hyperlink>
           </w:p>
@@ -15902,7 +15902,7 @@
                 <w:sz w:val="14"/>
                 <w:szCs w:val="14"/>
               </w:rPr>
-              <w:t xml:space="preserve">Source: PhET Interactive Simulations (English)</w:t>
+              <w:t xml:space="preserve">Source: Khan Academy (English - US curriculum)</w:t>
             </w:r>
           </w:p>
           <w:p>
@@ -15910,7 +15910,7 @@
               <w:spacing w:after="10" w:before="0"/>
               <w:ind w:left="120"/>
             </w:pPr>
-            <w:hyperlink w:history="1" r:id="rIdvzwrqfwev99rymdzejxp6">
+            <w:hyperlink w:history="1" r:id="rId7xcsoq6glo9btz4evtxde">
               <w:r>
                 <w:rPr>
                   <w:rFonts w:ascii="Arial" w:cs="Arial" w:eastAsia="Arial" w:hAnsi="Arial"/>
@@ -15948,14 +15948,14 @@
                 <w:sz w:val="16"/>
                 <w:szCs w:val="16"/>
               </w:rPr>
-              <w:t xml:space="preserve">📖 HTML:</w:t>
+              <w:t xml:space="preserve">📖 EXERCISE:</w:t>
             </w:r>
           </w:p>
           <w:p>
             <w:pPr>
               <w:spacing w:after="20" w:before="0"/>
             </w:pPr>
-            <w:hyperlink w:history="1" r:id="rIdtwvpxna1sxjahwqzjkqwm">
+            <w:hyperlink w:history="1" r:id="rIdzcdqpiirfoealldj1zxsk">
               <w:r>
                 <w:rPr>
                   <w:rFonts w:ascii="Arial" w:cs="Arial" w:eastAsia="Arial" w:hAnsi="Arial"/>
@@ -15964,7 +15964,7 @@
                   <w:szCs w:val="16"/>
                   <w:u w:val="single" w:color="2E75B6"/>
                 </w:rPr>
-                <w:t xml:space="preserve">Comparing Standard Units of Volume (PLIX)</w:t>
+                <w:t xml:space="preserve">Apply volume of solids</w:t>
               </w:r>
             </w:hyperlink>
           </w:p>
@@ -15980,7 +15980,7 @@
                 <w:sz w:val="14"/>
                 <w:szCs w:val="14"/>
               </w:rPr>
-              <w:t xml:space="preserve">Source: CK-12</w:t>
+              <w:t xml:space="preserve">Source: Khan Academy (English - US curriculum)</w:t>
             </w:r>
           </w:p>
           <w:p>
@@ -15988,7 +15988,7 @@
               <w:spacing w:after="10" w:before="0"/>
               <w:ind w:left="120"/>
             </w:pPr>
-            <w:hyperlink w:history="1" r:id="rIdchcinw4s1xlelnwlpkezc">
+            <w:hyperlink w:history="1" r:id="rId-oxg5ac8wgvy_co5g3dac">
               <w:r>
                 <w:rPr>
                   <w:rFonts w:ascii="Arial" w:cs="Arial" w:eastAsia="Arial" w:hAnsi="Arial"/>
@@ -17674,7 +17674,7 @@
             <w:pPr>
               <w:spacing w:after="20" w:before="0"/>
             </w:pPr>
-            <w:hyperlink w:history="1" r:id="rIdxmbcv8e7nkbio5ybmjjbo">
+            <w:hyperlink w:history="1" r:id="rIdn6onfj075igeid13fmjmy">
               <w:r>
                 <w:rPr>
                   <w:rFonts w:ascii="Arial" w:cs="Arial" w:eastAsia="Arial" w:hAnsi="Arial"/>
@@ -17683,7 +17683,7 @@
                   <w:szCs w:val="16"/>
                   <w:u w:val="single" w:color="2E75B6"/>
                 </w:rPr>
-                <w:t xml:space="preserve">Writing proportional equations from tables</w:t>
+                <w:t xml:space="preserve">Volumes of cones intuition</w:t>
               </w:r>
             </w:hyperlink>
           </w:p>
@@ -17707,7 +17707,7 @@
               <w:spacing w:after="10" w:before="0"/>
               <w:ind w:left="120"/>
             </w:pPr>
-            <w:hyperlink w:history="1" r:id="rIdyoqhgxau1qrzozhahb6ul">
+            <w:hyperlink w:history="1" r:id="rIdspem7ojnk_smlkv1r5uay">
               <w:r>
                 <w:rPr>
                   <w:rFonts w:ascii="Arial" w:cs="Arial" w:eastAsia="Arial" w:hAnsi="Arial"/>
@@ -17745,14 +17745,14 @@
                 <w:sz w:val="16"/>
                 <w:szCs w:val="16"/>
               </w:rPr>
-              <w:t xml:space="preserve">📖 HTML:</w:t>
+              <w:t xml:space="preserve">📖 EXERCISE:</w:t>
             </w:r>
           </w:p>
           <w:p>
             <w:pPr>
               <w:spacing w:after="20" w:before="0"/>
             </w:pPr>
-            <w:hyperlink w:history="1" r:id="rIdmvqodez22bre5oz1-yr9t">
+            <w:hyperlink w:history="1" r:id="rIdz-xuydxdyrhwh2vxz3iua">
               <w:r>
                 <w:rPr>
                   <w:rFonts w:ascii="Arial" w:cs="Arial" w:eastAsia="Arial" w:hAnsi="Arial"/>
@@ -17761,7 +17761,7 @@
                   <w:szCs w:val="16"/>
                   <w:u w:val="single" w:color="2E75B6"/>
                 </w:rPr>
-                <w:t xml:space="preserve">Comparing Standard Units of Volume (PLIX)</w:t>
+                <w:t xml:space="preserve">Apply volume of solids</w:t>
               </w:r>
             </w:hyperlink>
           </w:p>
@@ -17777,7 +17777,7 @@
                 <w:sz w:val="14"/>
                 <w:szCs w:val="14"/>
               </w:rPr>
-              <w:t xml:space="preserve">Source: CK-12</w:t>
+              <w:t xml:space="preserve">Source: Khan Academy (English - US curriculum)</w:t>
             </w:r>
           </w:p>
           <w:p>
@@ -17785,7 +17785,7 @@
               <w:spacing w:after="10" w:before="0"/>
               <w:ind w:left="120"/>
             </w:pPr>
-            <w:hyperlink w:history="1" r:id="rIdm0rugy2j_v9nth-t0zj-b">
+            <w:hyperlink w:history="1" r:id="rId8f8wfs_nlbzcminkferjt">
               <w:r>
                 <w:rPr>
                   <w:rFonts w:ascii="Arial" w:cs="Arial" w:eastAsia="Arial" w:hAnsi="Arial"/>
@@ -17980,7 +17980,7 @@
             <w:pPr>
               <w:spacing w:after="20" w:before="0"/>
             </w:pPr>
-            <w:hyperlink w:history="1" r:id="rIdg7fzrfu73bjs1tdhmseqj">
+            <w:hyperlink w:history="1" r:id="rIdlualss0kq5segsveujn85">
               <w:r>
                 <w:rPr>
                   <w:rFonts w:ascii="Arial" w:cs="Arial" w:eastAsia="Arial" w:hAnsi="Arial"/>
@@ -17989,7 +17989,7 @@
                   <w:szCs w:val="16"/>
                   <w:u w:val="single" w:color="2E75B6"/>
                 </w:rPr>
-                <w:t xml:space="preserve">Writing proportional equations from tables</w:t>
+                <w:t xml:space="preserve">Volume of a cone</w:t>
               </w:r>
             </w:hyperlink>
           </w:p>
@@ -18013,7 +18013,7 @@
               <w:spacing w:after="10" w:before="0"/>
               <w:ind w:left="120"/>
             </w:pPr>
-            <w:hyperlink w:history="1" r:id="rIdbdqrnmluxfvnrqxt4wsq5">
+            <w:hyperlink w:history="1" r:id="rIdvv02cnxzr9yk9hfu7510c">
               <w:r>
                 <w:rPr>
                   <w:rFonts w:ascii="Arial" w:cs="Arial" w:eastAsia="Arial" w:hAnsi="Arial"/>
@@ -18051,14 +18051,14 @@
                 <w:sz w:val="16"/>
                 <w:szCs w:val="16"/>
               </w:rPr>
-              <w:t xml:space="preserve">📖 HTML:</w:t>
+              <w:t xml:space="preserve">📖 EXERCISE:</w:t>
             </w:r>
           </w:p>
           <w:p>
             <w:pPr>
               <w:spacing w:after="20" w:before="0"/>
             </w:pPr>
-            <w:hyperlink w:history="1" r:id="rId5ugzluyji1pxf9r70vk_3">
+            <w:hyperlink w:history="1" r:id="rId-1oy8neufttrl91altsec">
               <w:r>
                 <w:rPr>
                   <w:rFonts w:ascii="Arial" w:cs="Arial" w:eastAsia="Arial" w:hAnsi="Arial"/>
@@ -18067,7 +18067,7 @@
                   <w:szCs w:val="16"/>
                   <w:u w:val="single" w:color="2E75B6"/>
                 </w:rPr>
-                <w:t xml:space="preserve">Comparing Standard Units of Volume (PLIX)</w:t>
+                <w:t xml:space="preserve">Solid geometry word problems</w:t>
               </w:r>
             </w:hyperlink>
           </w:p>
@@ -18083,7 +18083,7 @@
                 <w:sz w:val="14"/>
                 <w:szCs w:val="14"/>
               </w:rPr>
-              <w:t xml:space="preserve">Source: CK-12</w:t>
+              <w:t xml:space="preserve">Source: Khan Academy (English - US curriculum)</w:t>
             </w:r>
           </w:p>
           <w:p>
@@ -18091,7 +18091,7 @@
               <w:spacing w:after="10" w:before="0"/>
               <w:ind w:left="120"/>
             </w:pPr>
-            <w:hyperlink w:history="1" r:id="rIdkgrfioaxn9due6d5mnclx">
+            <w:hyperlink w:history="1" r:id="rIdbskggbh84sssh9kyakese">
               <w:r>
                 <w:rPr>
                   <w:rFonts w:ascii="Arial" w:cs="Arial" w:eastAsia="Arial" w:hAnsi="Arial"/>
@@ -18286,7 +18286,7 @@
             <w:pPr>
               <w:spacing w:after="20" w:before="0"/>
             </w:pPr>
-            <w:hyperlink w:history="1" r:id="rIdyiaz6ewdcnl4lc2lih_kh">
+            <w:hyperlink w:history="1" r:id="rIdaeinjysxmzimirbpvboz-">
               <w:r>
                 <w:rPr>
                   <w:rFonts w:ascii="Arial" w:cs="Arial" w:eastAsia="Arial" w:hAnsi="Arial"/>
@@ -18295,7 +18295,7 @@
                   <w:szCs w:val="16"/>
                   <w:u w:val="single" w:color="2E75B6"/>
                 </w:rPr>
-                <w:t xml:space="preserve">Writing proportional equations from tables</w:t>
+                <w:t xml:space="preserve">Volumes of cones intuition</w:t>
               </w:r>
             </w:hyperlink>
           </w:p>
@@ -18319,7 +18319,7 @@
               <w:spacing w:after="10" w:before="0"/>
               <w:ind w:left="120"/>
             </w:pPr>
-            <w:hyperlink w:history="1" r:id="rIdjct7cwr954wlusq0kr-nl">
+            <w:hyperlink w:history="1" r:id="rIdcqfnnhsewoughpeyj3-rm">
               <w:r>
                 <w:rPr>
                   <w:rFonts w:ascii="Arial" w:cs="Arial" w:eastAsia="Arial" w:hAnsi="Arial"/>
@@ -18357,14 +18357,14 @@
                 <w:sz w:val="16"/>
                 <w:szCs w:val="16"/>
               </w:rPr>
-              <w:t xml:space="preserve">📖 HTML:</w:t>
+              <w:t xml:space="preserve">📖 EXERCISE:</w:t>
             </w:r>
           </w:p>
           <w:p>
             <w:pPr>
               <w:spacing w:after="20" w:before="0"/>
             </w:pPr>
-            <w:hyperlink w:history="1" r:id="rId7jrx2qn4ddomnw9osy10s">
+            <w:hyperlink w:history="1" r:id="rIdtkkpscw7_gjvgm6npojl8">
               <w:r>
                 <w:rPr>
                   <w:rFonts w:ascii="Arial" w:cs="Arial" w:eastAsia="Arial" w:hAnsi="Arial"/>
@@ -18373,7 +18373,7 @@
                   <w:szCs w:val="16"/>
                   <w:u w:val="single" w:color="2E75B6"/>
                 </w:rPr>
-                <w:t xml:space="preserve">Comparing Standard Units of Volume (PLIX)</w:t>
+                <w:t xml:space="preserve">Volume of cylinders, spheres, and cones word problems</w:t>
               </w:r>
             </w:hyperlink>
           </w:p>
@@ -18389,7 +18389,7 @@
                 <w:sz w:val="14"/>
                 <w:szCs w:val="14"/>
               </w:rPr>
-              <w:t xml:space="preserve">Source: CK-12</w:t>
+              <w:t xml:space="preserve">Source: Khan Academy (English - US curriculum)</w:t>
             </w:r>
           </w:p>
           <w:p>
@@ -18397,7 +18397,7 @@
               <w:spacing w:after="10" w:before="0"/>
               <w:ind w:left="120"/>
             </w:pPr>
-            <w:hyperlink w:history="1" r:id="rIdbpxq0drxjewiucslawwcj">
+            <w:hyperlink w:history="1" r:id="rIdie1wnb2uf49kfntckxlsg">
               <w:r>
                 <w:rPr>
                   <w:rFonts w:ascii="Arial" w:cs="Arial" w:eastAsia="Arial" w:hAnsi="Arial"/>
@@ -18592,7 +18592,7 @@
             <w:pPr>
               <w:spacing w:after="20" w:before="0"/>
             </w:pPr>
-            <w:hyperlink w:history="1" r:id="rIdihnsyzbpxi3zt51mbu2hw">
+            <w:hyperlink w:history="1" r:id="rIdmlhlf_zwj1_4kndv-i5l6">
               <w:r>
                 <w:rPr>
                   <w:rFonts w:ascii="Arial" w:cs="Arial" w:eastAsia="Arial" w:hAnsi="Arial"/>
@@ -18601,7 +18601,7 @@
                   <w:szCs w:val="16"/>
                   <w:u w:val="single" w:color="2E75B6"/>
                 </w:rPr>
-                <w:t xml:space="preserve">Writing proportional equations from tables</w:t>
+                <w:t xml:space="preserve">Volumes of cones intuition</w:t>
               </w:r>
             </w:hyperlink>
           </w:p>
@@ -18625,7 +18625,7 @@
               <w:spacing w:after="10" w:before="0"/>
               <w:ind w:left="120"/>
             </w:pPr>
-            <w:hyperlink w:history="1" r:id="rId7zkbz2bzixsvxhzj3nha1">
+            <w:hyperlink w:history="1" r:id="rIddkp3ngktkylirdkwogvkr">
               <w:r>
                 <w:rPr>
                   <w:rFonts w:ascii="Arial" w:cs="Arial" w:eastAsia="Arial" w:hAnsi="Arial"/>
@@ -18663,14 +18663,14 @@
                 <w:sz w:val="16"/>
                 <w:szCs w:val="16"/>
               </w:rPr>
-              <w:t xml:space="preserve">📖 HTML:</w:t>
+              <w:t xml:space="preserve">📖 EXERCISE:</w:t>
             </w:r>
           </w:p>
           <w:p>
             <w:pPr>
               <w:spacing w:after="20" w:before="0"/>
             </w:pPr>
-            <w:hyperlink w:history="1" r:id="rIdnabk4wsvizxnsdsgxg2jy">
+            <w:hyperlink w:history="1" r:id="rIduryfs6q2pyfdmq7yhxsym">
               <w:r>
                 <w:rPr>
                   <w:rFonts w:ascii="Arial" w:cs="Arial" w:eastAsia="Arial" w:hAnsi="Arial"/>
@@ -18679,7 +18679,7 @@
                   <w:szCs w:val="16"/>
                   <w:u w:val="single" w:color="2E75B6"/>
                 </w:rPr>
-                <w:t xml:space="preserve">Comparing Standard Units of Volume (PLIX)</w:t>
+                <w:t xml:space="preserve">Apply volume of solids</w:t>
               </w:r>
             </w:hyperlink>
           </w:p>
@@ -18695,7 +18695,7 @@
                 <w:sz w:val="14"/>
                 <w:szCs w:val="14"/>
               </w:rPr>
-              <w:t xml:space="preserve">Source: CK-12</w:t>
+              <w:t xml:space="preserve">Source: Khan Academy (English - US curriculum)</w:t>
             </w:r>
           </w:p>
           <w:p>
@@ -18703,7 +18703,7 @@
               <w:spacing w:after="10" w:before="0"/>
               <w:ind w:left="120"/>
             </w:pPr>
-            <w:hyperlink w:history="1" r:id="rId4zl4yft0mlrjbunprlmra">
+            <w:hyperlink w:history="1" r:id="rIdfbkfkbcd4fpqk3jxifoks">
               <w:r>
                 <w:rPr>
                   <w:rFonts w:ascii="Arial" w:cs="Arial" w:eastAsia="Arial" w:hAnsi="Arial"/>
@@ -18898,7 +18898,7 @@
             <w:pPr>
               <w:spacing w:after="20" w:before="0"/>
             </w:pPr>
-            <w:hyperlink w:history="1" r:id="rId9elejrfp6cqtg4ce0xxpf">
+            <w:hyperlink w:history="1" r:id="rIdpwi3d23nxn0mx8u0pdthp">
               <w:r>
                 <w:rPr>
                   <w:rFonts w:ascii="Arial" w:cs="Arial" w:eastAsia="Arial" w:hAnsi="Arial"/>
@@ -18907,7 +18907,7 @@
                   <w:szCs w:val="16"/>
                   <w:u w:val="single" w:color="2E75B6"/>
                 </w:rPr>
-                <w:t xml:space="preserve">Writing proportional equations from tables</w:t>
+                <w:t xml:space="preserve">Volumes of cones intuition</w:t>
               </w:r>
             </w:hyperlink>
           </w:p>
@@ -18931,7 +18931,7 @@
               <w:spacing w:after="10" w:before="0"/>
               <w:ind w:left="120"/>
             </w:pPr>
-            <w:hyperlink w:history="1" r:id="rId-jl4m8qnowra-aa91nkcv">
+            <w:hyperlink w:history="1" r:id="rIdelkon97yv2ttwizrx-wly">
               <w:r>
                 <w:rPr>
                   <w:rFonts w:ascii="Arial" w:cs="Arial" w:eastAsia="Arial" w:hAnsi="Arial"/>
@@ -18969,14 +18969,14 @@
                 <w:sz w:val="16"/>
                 <w:szCs w:val="16"/>
               </w:rPr>
-              <w:t xml:space="preserve">📖 HTML:</w:t>
+              <w:t xml:space="preserve">📖 EXERCISE:</w:t>
             </w:r>
           </w:p>
           <w:p>
             <w:pPr>
               <w:spacing w:after="20" w:before="0"/>
             </w:pPr>
-            <w:hyperlink w:history="1" r:id="rId8jeghtm-bck7-3ikjthww">
+            <w:hyperlink w:history="1" r:id="rId801izzvh8mvmbiozwlfdp">
               <w:r>
                 <w:rPr>
                   <w:rFonts w:ascii="Arial" w:cs="Arial" w:eastAsia="Arial" w:hAnsi="Arial"/>
@@ -18985,7 +18985,7 @@
                   <w:szCs w:val="16"/>
                   <w:u w:val="single" w:color="2E75B6"/>
                 </w:rPr>
-                <w:t xml:space="preserve">Comparing Standard Units of Volume (PLIX)</w:t>
+                <w:t xml:space="preserve">Apply volume of solids</w:t>
               </w:r>
             </w:hyperlink>
           </w:p>
@@ -19001,7 +19001,7 @@
                 <w:sz w:val="14"/>
                 <w:szCs w:val="14"/>
               </w:rPr>
-              <w:t xml:space="preserve">Source: CK-12</w:t>
+              <w:t xml:space="preserve">Source: Khan Academy (English - US curriculum)</w:t>
             </w:r>
           </w:p>
           <w:p>
@@ -19009,7 +19009,7 @@
               <w:spacing w:after="10" w:before="0"/>
               <w:ind w:left="120"/>
             </w:pPr>
-            <w:hyperlink w:history="1" r:id="rIdfuhlcprlkovmfdxkngy_b">
+            <w:hyperlink w:history="1" r:id="rId2runtsabur1s3j8wvfn-g">
               <w:r>
                 <w:rPr>
                   <w:rFonts w:ascii="Arial" w:cs="Arial" w:eastAsia="Arial" w:hAnsi="Arial"/>
@@ -20648,7 +20648,7 @@
             <w:pPr>
               <w:spacing w:after="20" w:before="0"/>
             </w:pPr>
-            <w:hyperlink w:history="1" r:id="rIdkticcvh8_0qxdpxxbuqhn">
+            <w:hyperlink w:history="1" r:id="rId7czoslrgrq4qfq_ailzdx">
               <w:r>
                 <w:rPr>
                   <w:rFonts w:ascii="Arial" w:cs="Arial" w:eastAsia="Arial" w:hAnsi="Arial"/>
@@ -20657,7 +20657,7 @@
                   <w:szCs w:val="16"/>
                   <w:u w:val="single" w:color="2E75B6"/>
                 </w:rPr>
-                <w:t xml:space="preserve">Global winds and currents</w:t>
+                <w:t xml:space="preserve">Composite Solids Principles - Basic</w:t>
               </w:r>
             </w:hyperlink>
           </w:p>
@@ -20673,7 +20673,7 @@
                 <w:sz w:val="14"/>
                 <w:szCs w:val="14"/>
               </w:rPr>
-              <w:t xml:space="preserve">Source: Khan Academy (English - US curriculum)</w:t>
+              <w:t xml:space="preserve">Source: CK-12</w:t>
             </w:r>
           </w:p>
           <w:p>
@@ -20681,7 +20681,7 @@
               <w:spacing w:after="10" w:before="0"/>
               <w:ind w:left="120"/>
             </w:pPr>
-            <w:hyperlink w:history="1" r:id="rIdn_jq64vpvj2gucy-cqali">
+            <w:hyperlink w:history="1" r:id="rIdirmynefuqpkenifppn0y3">
               <w:r>
                 <w:rPr>
                   <w:rFonts w:ascii="Arial" w:cs="Arial" w:eastAsia="Arial" w:hAnsi="Arial"/>
@@ -20719,14 +20719,14 @@
                 <w:sz w:val="16"/>
                 <w:szCs w:val="16"/>
               </w:rPr>
-              <w:t xml:space="preserve">📖 HTML:</w:t>
+              <w:t xml:space="preserve">📖 EXERCISE:</w:t>
             </w:r>
           </w:p>
           <w:p>
             <w:pPr>
               <w:spacing w:after="20" w:before="0"/>
             </w:pPr>
-            <w:hyperlink w:history="1" r:id="rId2hctvrnv9ghdzp3h35tdi">
+            <w:hyperlink w:history="1" r:id="rIdlnkgus43oqswseedg1nmc">
               <w:r>
                 <w:rPr>
                   <w:rFonts w:ascii="Arial" w:cs="Arial" w:eastAsia="Arial" w:hAnsi="Arial"/>
@@ -20735,7 +20735,7 @@
                   <w:szCs w:val="16"/>
                   <w:u w:val="single" w:color="2E75B6"/>
                 </w:rPr>
-                <w:t xml:space="preserve">Prime and Composite Numbers (Flexbook)</w:t>
+                <w:t xml:space="preserve">Apply volume of solids</w:t>
               </w:r>
             </w:hyperlink>
           </w:p>
@@ -20751,7 +20751,7 @@
                 <w:sz w:val="14"/>
                 <w:szCs w:val="14"/>
               </w:rPr>
-              <w:t xml:space="preserve">Source: CK-12</w:t>
+              <w:t xml:space="preserve">Source: Khan Academy (English - US curriculum)</w:t>
             </w:r>
           </w:p>
           <w:p>
@@ -20759,7 +20759,7 @@
               <w:spacing w:after="10" w:before="0"/>
               <w:ind w:left="120"/>
             </w:pPr>
-            <w:hyperlink w:history="1" r:id="rId9noo62zf5bsailg8hjvn2">
+            <w:hyperlink w:history="1" r:id="rIdieyamblrphyhtdx0jdz_w">
               <w:r>
                 <w:rPr>
                   <w:rFonts w:ascii="Arial" w:cs="Arial" w:eastAsia="Arial" w:hAnsi="Arial"/>
@@ -20954,7 +20954,7 @@
             <w:pPr>
               <w:spacing w:after="20" w:before="0"/>
             </w:pPr>
-            <w:hyperlink w:history="1" r:id="rIdqchnxb0tjno60qadbuoro">
+            <w:hyperlink w:history="1" r:id="rIdu3wehtvh-a4dujter4y4a">
               <w:r>
                 <w:rPr>
                   <w:rFonts w:ascii="Arial" w:cs="Arial" w:eastAsia="Arial" w:hAnsi="Arial"/>
@@ -20963,7 +20963,7 @@
                   <w:szCs w:val="16"/>
                   <w:u w:val="single" w:color="2E75B6"/>
                 </w:rPr>
-                <w:t xml:space="preserve">Global winds and currents</w:t>
+                <w:t xml:space="preserve">Composite Solids Principles - Basic</w:t>
               </w:r>
             </w:hyperlink>
           </w:p>
@@ -20979,7 +20979,7 @@
                 <w:sz w:val="14"/>
                 <w:szCs w:val="14"/>
               </w:rPr>
-              <w:t xml:space="preserve">Source: Khan Academy (English - US curriculum)</w:t>
+              <w:t xml:space="preserve">Source: CK-12</w:t>
             </w:r>
           </w:p>
           <w:p>
@@ -20987,7 +20987,7 @@
               <w:spacing w:after="10" w:before="0"/>
               <w:ind w:left="120"/>
             </w:pPr>
-            <w:hyperlink w:history="1" r:id="rId84wnp9h2kofvohacvlv81">
+            <w:hyperlink w:history="1" r:id="rIdsfnov-gv6cekpodwdknce">
               <w:r>
                 <w:rPr>
                   <w:rFonts w:ascii="Arial" w:cs="Arial" w:eastAsia="Arial" w:hAnsi="Arial"/>
@@ -21025,14 +21025,14 @@
                 <w:sz w:val="16"/>
                 <w:szCs w:val="16"/>
               </w:rPr>
-              <w:t xml:space="preserve">📖 HTML:</w:t>
+              <w:t xml:space="preserve">📖 EXERCISE:</w:t>
             </w:r>
           </w:p>
           <w:p>
             <w:pPr>
               <w:spacing w:after="20" w:before="0"/>
             </w:pPr>
-            <w:hyperlink w:history="1" r:id="rIdd3oscqkhiu9ltx3pyjlpk">
+            <w:hyperlink w:history="1" r:id="rIdomj6rqvsgrqxdsrjvgc6y">
               <w:r>
                 <w:rPr>
                   <w:rFonts w:ascii="Arial" w:cs="Arial" w:eastAsia="Arial" w:hAnsi="Arial"/>
@@ -21041,7 +21041,7 @@
                   <w:szCs w:val="16"/>
                   <w:u w:val="single" w:color="2E75B6"/>
                 </w:rPr>
-                <w:t xml:space="preserve">Prime and Composite Numbers (Flexbook)</w:t>
+                <w:t xml:space="preserve">Solid geometry word problems</w:t>
               </w:r>
             </w:hyperlink>
           </w:p>
@@ -21057,7 +21057,7 @@
                 <w:sz w:val="14"/>
                 <w:szCs w:val="14"/>
               </w:rPr>
-              <w:t xml:space="preserve">Source: CK-12</w:t>
+              <w:t xml:space="preserve">Source: Khan Academy (English - US curriculum)</w:t>
             </w:r>
           </w:p>
           <w:p>
@@ -21065,7 +21065,7 @@
               <w:spacing w:after="10" w:before="0"/>
               <w:ind w:left="120"/>
             </w:pPr>
-            <w:hyperlink w:history="1" r:id="rId_-vszkjbbghc2ebyiqwrm">
+            <w:hyperlink w:history="1" r:id="rId-vcgfaafxhz6d9zouiwex">
               <w:r>
                 <w:rPr>
                   <w:rFonts w:ascii="Arial" w:cs="Arial" w:eastAsia="Arial" w:hAnsi="Arial"/>
@@ -21564,7 +21564,7 @@
             <w:pPr>
               <w:spacing w:after="20" w:before="0"/>
             </w:pPr>
-            <w:hyperlink w:history="1" r:id="rIdbedkyhwdwhurcb6gcvzba">
+            <w:hyperlink w:history="1" r:id="rIdyrqz1-ibdslg9832w4y_f">
               <w:r>
                 <w:rPr>
                   <w:rFonts w:ascii="Arial" w:cs="Arial" w:eastAsia="Arial" w:hAnsi="Arial"/>
@@ -21573,7 +21573,7 @@
                   <w:szCs w:val="16"/>
                   <w:u w:val="single" w:color="2E75B6"/>
                 </w:rPr>
-                <w:t xml:space="preserve">Global winds and currents</w:t>
+                <w:t xml:space="preserve">Composite Solids Principles - Basic</w:t>
               </w:r>
             </w:hyperlink>
           </w:p>
@@ -21589,7 +21589,7 @@
                 <w:sz w:val="14"/>
                 <w:szCs w:val="14"/>
               </w:rPr>
-              <w:t xml:space="preserve">Source: Khan Academy (English - US curriculum)</w:t>
+              <w:t xml:space="preserve">Source: CK-12</w:t>
             </w:r>
           </w:p>
           <w:p>
@@ -21597,7 +21597,7 @@
               <w:spacing w:after="10" w:before="0"/>
               <w:ind w:left="120"/>
             </w:pPr>
-            <w:hyperlink w:history="1" r:id="rIde0lod3xdb8yv_es6v26lk">
+            <w:hyperlink w:history="1" r:id="rIdh92ylgttbk28muiwpneij">
               <w:r>
                 <w:rPr>
                   <w:rFonts w:ascii="Arial" w:cs="Arial" w:eastAsia="Arial" w:hAnsi="Arial"/>
@@ -21635,14 +21635,14 @@
                 <w:sz w:val="16"/>
                 <w:szCs w:val="16"/>
               </w:rPr>
-              <w:t xml:space="preserve">📖 HTML:</w:t>
+              <w:t xml:space="preserve">📖 EXERCISE:</w:t>
             </w:r>
           </w:p>
           <w:p>
             <w:pPr>
               <w:spacing w:after="20" w:before="0"/>
             </w:pPr>
-            <w:hyperlink w:history="1" r:id="rIdpwj4dm_e-cxx2k9yzqrvy">
+            <w:hyperlink w:history="1" r:id="rId9ohtragn4jw_yy_5rmddg">
               <w:r>
                 <w:rPr>
                   <w:rFonts w:ascii="Arial" w:cs="Arial" w:eastAsia="Arial" w:hAnsi="Arial"/>
@@ -21651,7 +21651,7 @@
                   <w:szCs w:val="16"/>
                   <w:u w:val="single" w:color="2E75B6"/>
                 </w:rPr>
-                <w:t xml:space="preserve">Prime and Composite Numbers (Flexbook)</w:t>
+                <w:t xml:space="preserve">Volume and surface area word problems</w:t>
               </w:r>
             </w:hyperlink>
           </w:p>
@@ -21667,7 +21667,7 @@
                 <w:sz w:val="14"/>
                 <w:szCs w:val="14"/>
               </w:rPr>
-              <w:t xml:space="preserve">Source: CK-12</w:t>
+              <w:t xml:space="preserve">Source: Khan Academy (English - US curriculum)</w:t>
             </w:r>
           </w:p>
           <w:p>
@@ -21675,7 +21675,7 @@
               <w:spacing w:after="10" w:before="0"/>
               <w:ind w:left="120"/>
             </w:pPr>
-            <w:hyperlink w:history="1" r:id="rIdmfnhe59cxv-bfvqm4s2jw">
+            <w:hyperlink w:history="1" r:id="rIdsef_kye9wbhlzdnnf0wok">
               <w:r>
                 <w:rPr>
                   <w:rFonts w:ascii="Arial" w:cs="Arial" w:eastAsia="Arial" w:hAnsi="Arial"/>
@@ -22041,7 +22041,7 @@
             <w:pPr>
               <w:spacing w:after="20" w:before="0"/>
             </w:pPr>
-            <w:hyperlink w:history="1" r:id="rIdwubp87h-ct5kqjr_5vzms">
+            <w:hyperlink w:history="1" r:id="rIdlqbygm4m6l8_x7bhm1vtt">
               <w:r>
                 <w:rPr>
                   <w:rFonts w:ascii="Arial" w:cs="Arial" w:eastAsia="Arial" w:hAnsi="Arial"/>
@@ -22050,7 +22050,7 @@
                   <w:szCs w:val="16"/>
                   <w:u w:val="single" w:color="2E75B6"/>
                 </w:rPr>
-                <w:t xml:space="preserve">Global winds and currents</w:t>
+                <w:t xml:space="preserve">Composite Solids Principles - Basic</w:t>
               </w:r>
             </w:hyperlink>
           </w:p>
@@ -22066,7 +22066,7 @@
                 <w:sz w:val="14"/>
                 <w:szCs w:val="14"/>
               </w:rPr>
-              <w:t xml:space="preserve">Source: Khan Academy (English - US curriculum)</w:t>
+              <w:t xml:space="preserve">Source: CK-12</w:t>
             </w:r>
           </w:p>
           <w:p>
@@ -22074,7 +22074,7 @@
               <w:spacing w:after="10" w:before="0"/>
               <w:ind w:left="120"/>
             </w:pPr>
-            <w:hyperlink w:history="1" r:id="rIdi3pvmhe_xg0fsdvqbidhi">
+            <w:hyperlink w:history="1" r:id="rId4apzpkkn3j5m_ql1nm-ps">
               <w:r>
                 <w:rPr>
                   <w:rFonts w:ascii="Arial" w:cs="Arial" w:eastAsia="Arial" w:hAnsi="Arial"/>
@@ -22112,14 +22112,14 @@
                 <w:sz w:val="16"/>
                 <w:szCs w:val="16"/>
               </w:rPr>
-              <w:t xml:space="preserve">📖 HTML:</w:t>
+              <w:t xml:space="preserve">📖 EXERCISE:</w:t>
             </w:r>
           </w:p>
           <w:p>
             <w:pPr>
               <w:spacing w:after="20" w:before="0"/>
             </w:pPr>
-            <w:hyperlink w:history="1" r:id="rIdqe46l-2axgsyh4su1vaud">
+            <w:hyperlink w:history="1" r:id="rIdrzcnpmgr8hd3485wnzc5g">
               <w:r>
                 <w:rPr>
                   <w:rFonts w:ascii="Arial" w:cs="Arial" w:eastAsia="Arial" w:hAnsi="Arial"/>
@@ -22128,7 +22128,7 @@
                   <w:szCs w:val="16"/>
                   <w:u w:val="single" w:color="2E75B6"/>
                 </w:rPr>
-                <w:t xml:space="preserve">Prime and Composite Numbers (Flexbook)</w:t>
+                <w:t xml:space="preserve">Apply volume of solids</w:t>
               </w:r>
             </w:hyperlink>
           </w:p>
@@ -22144,7 +22144,7 @@
                 <w:sz w:val="14"/>
                 <w:szCs w:val="14"/>
               </w:rPr>
-              <w:t xml:space="preserve">Source: CK-12</w:t>
+              <w:t xml:space="preserve">Source: Khan Academy (English - US curriculum)</w:t>
             </w:r>
           </w:p>
           <w:p>
@@ -22152,7 +22152,7 @@
               <w:spacing w:after="10" w:before="0"/>
               <w:ind w:left="120"/>
             </w:pPr>
-            <w:hyperlink w:history="1" r:id="rIdy2pg__nr5ldduxiywlp1g">
+            <w:hyperlink w:history="1" r:id="rIdbc0x4yi3djoi-gpupz5va">
               <w:r>
                 <w:rPr>
                   <w:rFonts w:ascii="Arial" w:cs="Arial" w:eastAsia="Arial" w:hAnsi="Arial"/>
@@ -22347,7 +22347,7 @@
             <w:pPr>
               <w:spacing w:after="20" w:before="0"/>
             </w:pPr>
-            <w:hyperlink w:history="1" r:id="rIdpy37re0acdu5zhhfyw7zw">
+            <w:hyperlink w:history="1" r:id="rIdwgfbbmzgj9wpndhqt_hwk">
               <w:r>
                 <w:rPr>
                   <w:rFonts w:ascii="Arial" w:cs="Arial" w:eastAsia="Arial" w:hAnsi="Arial"/>
@@ -22356,7 +22356,7 @@
                   <w:szCs w:val="16"/>
                   <w:u w:val="single" w:color="2E75B6"/>
                 </w:rPr>
-                <w:t xml:space="preserve">Global winds and currents</w:t>
+                <w:t xml:space="preserve">Composite Solids Principles - Basic</w:t>
               </w:r>
             </w:hyperlink>
           </w:p>
@@ -22372,7 +22372,7 @@
                 <w:sz w:val="14"/>
                 <w:szCs w:val="14"/>
               </w:rPr>
-              <w:t xml:space="preserve">Source: Khan Academy (English - US curriculum)</w:t>
+              <w:t xml:space="preserve">Source: CK-12</w:t>
             </w:r>
           </w:p>
           <w:p>
@@ -22380,7 +22380,7 @@
               <w:spacing w:after="10" w:before="0"/>
               <w:ind w:left="120"/>
             </w:pPr>
-            <w:hyperlink w:history="1" r:id="rIdlbbknmy3oifymaw8hpzra">
+            <w:hyperlink w:history="1" r:id="rIdzh6ovnlpghf4pycsxzg7-">
               <w:r>
                 <w:rPr>
                   <w:rFonts w:ascii="Arial" w:cs="Arial" w:eastAsia="Arial" w:hAnsi="Arial"/>
@@ -22418,14 +22418,14 @@
                 <w:sz w:val="16"/>
                 <w:szCs w:val="16"/>
               </w:rPr>
-              <w:t xml:space="preserve">📖 HTML:</w:t>
+              <w:t xml:space="preserve">📖 EXERCISE:</w:t>
             </w:r>
           </w:p>
           <w:p>
             <w:pPr>
               <w:spacing w:after="20" w:before="0"/>
             </w:pPr>
-            <w:hyperlink w:history="1" r:id="rId-3js0l_sutdpfxmpju9ph">
+            <w:hyperlink w:history="1" r:id="rIdqy7vethczscdaxp0apzwi">
               <w:r>
                 <w:rPr>
                   <w:rFonts w:ascii="Arial" w:cs="Arial" w:eastAsia="Arial" w:hAnsi="Arial"/>
@@ -22434,7 +22434,7 @@
                   <w:szCs w:val="16"/>
                   <w:u w:val="single" w:color="2E75B6"/>
                 </w:rPr>
-                <w:t xml:space="preserve">Prime and Composite Numbers (Flexbook)</w:t>
+                <w:t xml:space="preserve">Apply volume of solids</w:t>
               </w:r>
             </w:hyperlink>
           </w:p>
@@ -22450,7 +22450,7 @@
                 <w:sz w:val="14"/>
                 <w:szCs w:val="14"/>
               </w:rPr>
-              <w:t xml:space="preserve">Source: CK-12</w:t>
+              <w:t xml:space="preserve">Source: Khan Academy (English - US curriculum)</w:t>
             </w:r>
           </w:p>
           <w:p>
@@ -22458,7 +22458,7 @@
               <w:spacing w:after="10" w:before="0"/>
               <w:ind w:left="120"/>
             </w:pPr>
-            <w:hyperlink w:history="1" r:id="rIdlvyrqjr8bs2o6iiokvy-j">
+            <w:hyperlink w:history="1" r:id="rIdjy30hkzygmhrp3uyno2_t">
               <w:r>
                 <w:rPr>
                   <w:rFonts w:ascii="Arial" w:cs="Arial" w:eastAsia="Arial" w:hAnsi="Arial"/>
@@ -23945,7 +23945,925 @@
             <w:pPr>
               <w:spacing w:after="20" w:before="0"/>
             </w:pPr>
-            <w:hyperlink w:history="1" r:id="rIdzs71lzkvxyisqu5j1bdya">
+            <w:hyperlink w:history="1" r:id="rIdyotsozjnxgezvjisa3skb">
+              <w:r>
+                <w:rPr>
+                  <w:rFonts w:ascii="Arial" w:cs="Arial" w:eastAsia="Arial" w:hAnsi="Arial"/>
+                  <w:color w:val="2E75B6"/>
+                  <w:sz w:val="16"/>
+                  <w:szCs w:val="16"/>
+                  <w:u w:val="single" w:color="2E75B6"/>
+                </w:rPr>
+                <w:t xml:space="preserve">Surface area using a net: rectangular prism</w:t>
+              </w:r>
+            </w:hyperlink>
+          </w:p>
+          <w:p>
+            <w:pPr>
+              <w:spacing w:after="10" w:before="0"/>
+              <w:ind w:left="120"/>
+            </w:pPr>
+            <w:r>
+              <w:rPr>
+                <w:rFonts w:ascii="Arial" w:cs="Arial" w:eastAsia="Arial" w:hAnsi="Arial"/>
+                <w:color w:val="595959"/>
+                <w:sz w:val="14"/>
+                <w:szCs w:val="14"/>
+              </w:rPr>
+              <w:t xml:space="preserve">Source: Khan Academy (English - US curriculum)</w:t>
+            </w:r>
+          </w:p>
+          <w:p>
+            <w:pPr>
+              <w:spacing w:after="10" w:before="0"/>
+              <w:ind w:left="120"/>
+            </w:pPr>
+            <w:hyperlink w:history="1" r:id="rId3pltsz2c61dpacb-sm2re">
+              <w:r>
+                <w:rPr>
+                  <w:rFonts w:ascii="Arial" w:cs="Arial" w:eastAsia="Arial" w:hAnsi="Arial"/>
+                  <w:color w:val="595959"/>
+                  <w:sz w:val="14"/>
+                  <w:szCs w:val="14"/>
+                  <w:u w:val="single" w:color="595959"/>
+                </w:rPr>
+                <w:t xml:space="preserve">🔍 Search ARES for similar videos</w:t>
+              </w:r>
+            </w:hyperlink>
+          </w:p>
+          <w:p>
+            <w:pPr>
+              <w:spacing w:after="40" w:before="0"/>
+            </w:pPr>
+            <w:r>
+              <w:rPr>
+                <w:sz w:val="14"/>
+                <w:szCs w:val="14"/>
+              </w:rPr>
+              <w:t xml:space="preserve"/>
+            </w:r>
+          </w:p>
+          <w:p>
+            <w:pPr>
+              <w:spacing w:after="20" w:before="0"/>
+            </w:pPr>
+            <w:r>
+              <w:rPr>
+                <w:rFonts w:ascii="Arial" w:cs="Arial" w:eastAsia="Arial" w:hAnsi="Arial"/>
+                <w:b/>
+                <w:bCs/>
+                <w:color w:val="1F3864"/>
+                <w:sz w:val="16"/>
+                <w:szCs w:val="16"/>
+              </w:rPr>
+              <w:t xml:space="preserve">📖 EXERCISE:</w:t>
+            </w:r>
+          </w:p>
+          <w:p>
+            <w:pPr>
+              <w:spacing w:after="20" w:before="0"/>
+            </w:pPr>
+            <w:hyperlink w:history="1" r:id="rIddxe3fzogjuw3oq3fn8qrd">
+              <w:r>
+                <w:rPr>
+                  <w:rFonts w:ascii="Arial" w:cs="Arial" w:eastAsia="Arial" w:hAnsi="Arial"/>
+                  <w:color w:val="2E75B6"/>
+                  <w:sz w:val="16"/>
+                  <w:szCs w:val="16"/>
+                  <w:u w:val="single" w:color="2E75B6"/>
+                </w:rPr>
+                <w:t xml:space="preserve">Apply volume of solids</w:t>
+              </w:r>
+            </w:hyperlink>
+          </w:p>
+          <w:p>
+            <w:pPr>
+              <w:spacing w:after="10" w:before="0"/>
+              <w:ind w:left="120"/>
+            </w:pPr>
+            <w:r>
+              <w:rPr>
+                <w:rFonts w:ascii="Arial" w:cs="Arial" w:eastAsia="Arial" w:hAnsi="Arial"/>
+                <w:color w:val="595959"/>
+                <w:sz w:val="14"/>
+                <w:szCs w:val="14"/>
+              </w:rPr>
+              <w:t xml:space="preserve">Source: Khan Academy (English - US curriculum)</w:t>
+            </w:r>
+          </w:p>
+          <w:p>
+            <w:pPr>
+              <w:spacing w:after="10" w:before="0"/>
+              <w:ind w:left="120"/>
+            </w:pPr>
+            <w:hyperlink w:history="1" r:id="rIda5qpcjkljt-gokzi9xnwd">
+              <w:r>
+                <w:rPr>
+                  <w:rFonts w:ascii="Arial" w:cs="Arial" w:eastAsia="Arial" w:hAnsi="Arial"/>
+                  <w:color w:val="595959"/>
+                  <w:sz w:val="14"/>
+                  <w:szCs w:val="14"/>
+                  <w:u w:val="single" w:color="595959"/>
+                </w:rPr>
+                <w:t xml:space="preserve">🔍 Search ARES for similar readings</w:t>
+              </w:r>
+            </w:hyperlink>
+          </w:p>
+        </w:tc>
+        <w:tc>
+          <w:tcPr>
+            <w:tcW w:type="dxa" w:w="3040"/>
+            <w:shd w:fill="FFFFFF" w:color="auto" w:val="clear"/>
+            <w:tcMar>
+              <w:top w:type="dxa" w:w="60"/>
+              <w:left w:type="dxa" w:w="120"/>
+              <w:bottom w:type="dxa" w:w="60"/>
+              <w:right w:type="dxa" w:w="120"/>
+            </w:tcMar>
+            <w:vAlign w:val="top"/>
+          </w:tcPr>
+          <w:p>
+            <w:pPr>
+              <w:spacing w:after="40" w:before="0"/>
+              <w:jc w:val="left"/>
+            </w:pPr>
+            <w:r>
+              <w:rPr>
+                <w:rFonts w:ascii="Arial" w:cs="Arial" w:eastAsia="Arial" w:hAnsi="Arial"/>
+                <w:b w:val="false"/>
+                <w:bCs w:val="false"/>
+                <w:i w:val="false"/>
+                <w:iCs w:val="false"/>
+                <w:color w:val="000000"/>
+                <w:sz w:val="18"/>
+                <w:szCs w:val="18"/>
+              </w:rPr>
+              <w:t xml:space="preserve">Learners individually re-read the original phenomenon statement displayed on the board: 'The posho mill owner in Eldoret has a cylindrical drum and a rectangular metal box, both made from the same total area of iron sheet. The cylinder holds noticeably more maize.' Each learner silently writes a one-paragraph Final Prediction answering: 'Now that you have studied surface area and volume for seven lessons, write the most complete explanation you can for why the cylinder holds more maize. Include at least one formula and one numerical example.' Learners are reminded of their Lesson 1 prediction cards, which are returned to them at this point.</w:t>
+            </w:r>
+          </w:p>
+        </w:tc>
+        <w:tc>
+          <w:tcPr>
+            <w:tcW w:type="dxa" w:w="3040"/>
+            <w:shd w:fill="F2F2F2" w:color="auto" w:val="clear"/>
+            <w:tcMar>
+              <w:top w:type="dxa" w:w="60"/>
+              <w:left w:type="dxa" w:w="120"/>
+              <w:bottom w:type="dxa" w:w="60"/>
+              <w:right w:type="dxa" w:w="120"/>
+            </w:tcMar>
+            <w:vAlign w:val="top"/>
+          </w:tcPr>
+          <w:p>
+            <w:pPr>
+              <w:spacing w:after="40" w:before="0"/>
+              <w:jc w:val="left"/>
+            </w:pPr>
+            <w:r>
+              <w:rPr>
+                <w:rFonts w:ascii="Arial" w:cs="Arial" w:eastAsia="Arial" w:hAnsi="Arial"/>
+                <w:b w:val="false"/>
+                <w:bCs w:val="false"/>
+                <w:i w:val="false"/>
+                <w:iCs w:val="false"/>
+                <w:color w:val="000000"/>
+                <w:sz w:val="18"/>
+                <w:szCs w:val="18"/>
+              </w:rPr>
+              <w:t xml:space="preserve">Display the phenomenon photograph and original driving question on the board. Distribute Lesson 1 prediction cards. Say: 'Before anyone speaks, I want you to read what you wrote on Day 1 — do not change it. Then write your final explanation in your exercise book. You have 8 minutes. Use formulae and numbers.' Set a visible timer. After 8 minutes, cold-call 3 learners (mix of confidence levels): 'Achieng, read us your Day-1 prediction.' Pause 10 seconds. 'Now read your final explanation.' Repeat for Omondi and Wanjiku. Ask the class: 'What is the biggest thing that changed in your thinking?' Wait 12 seconds before accepting responses. Record key shifts on the board in two columns: BEFORE | NOW.</w:t>
+            </w:r>
+          </w:p>
+        </w:tc>
+        <w:tc>
+          <w:tcPr>
+            <w:tcW w:type="dxa" w:w="3040"/>
+            <w:shd w:fill="FFFFFF" w:color="auto" w:val="clear"/>
+            <w:tcMar>
+              <w:top w:type="dxa" w:w="60"/>
+              <w:left w:type="dxa" w:w="120"/>
+              <w:bottom w:type="dxa" w:w="60"/>
+              <w:right w:type="dxa" w:w="120"/>
+            </w:tcMar>
+            <w:vAlign w:val="top"/>
+          </w:tcPr>
+          <w:p>
+            <w:pPr>
+              <w:spacing w:after="40" w:before="0"/>
+              <w:jc w:val="left"/>
+            </w:pPr>
+            <w:r>
+              <w:rPr>
+                <w:rFonts w:ascii="Arial" w:cs="Arial" w:eastAsia="Arial" w:hAnsi="Arial"/>
+                <w:b w:val="false"/>
+                <w:bCs w:val="false"/>
+                <w:i w:val="false"/>
+                <w:iCs w:val="false"/>
+                <w:color w:val="000000"/>
+                <w:sz w:val="18"/>
+                <w:szCs w:val="18"/>
+              </w:rPr>
+              <w:t xml:space="preserve">Predict-Revisit-Contrast: Returning the original prediction card forces metacognitive comparison. Learners must articulate conceptual change explicitly — they cannot simply state the correct answer; they must identify what was wrong or incomplete about their earlier thinking. This activates all prior lessons as a coherent body of evidence rather than isolated topics.</w:t>
+            </w:r>
+          </w:p>
+        </w:tc>
+        <w:tc>
+          <w:tcPr>
+            <w:tcW w:type="dxa" w:w="3040"/>
+            <w:shd w:fill="F2F2F2" w:color="auto" w:val="clear"/>
+            <w:tcMar>
+              <w:top w:type="dxa" w:w="60"/>
+              <w:left w:type="dxa" w:w="120"/>
+              <w:bottom w:type="dxa" w:w="60"/>
+              <w:right w:type="dxa" w:w="120"/>
+            </w:tcMar>
+            <w:vAlign w:val="top"/>
+          </w:tcPr>
+          <w:p>
+            <w:pPr>
+              <w:spacing w:after="40" w:before="0"/>
+              <w:jc w:val="left"/>
+            </w:pPr>
+            <w:r>
+              <w:rPr>
+                <w:rFonts w:ascii="Arial" w:cs="Arial" w:eastAsia="Arial" w:hAnsi="Arial"/>
+                <w:b w:val="false"/>
+                <w:bCs w:val="false"/>
+                <w:i w:val="false"/>
+                <w:iCs w:val="false"/>
+                <w:color w:val="000000"/>
+                <w:sz w:val="18"/>
+                <w:szCs w:val="18"/>
+              </w:rPr>
+              <w:t xml:space="preserve">Observable indicator: Learner's final written explanation includes (a) the correct formula for at least one solid, (b) a numerical comparison (e.g., two containers with equal surface area but different volumes), and (c) an explicit statement about why shape affects volume independently of surface area. Teacher scans written responses during the 8-minute silent period, noting any learner who still conflates surface area and volume — these learners are targeted for questioning during the Explain phase.</w:t>
+            </w:r>
+          </w:p>
+        </w:tc>
+      </w:tr>
+      <w:tr>
+        <w:tc>
+          <w:tcPr>
+            <w:tcW w:type="dxa" w:w="1520"/>
+            <w:shd w:fill="D9EEF1" w:color="auto" w:val="clear"/>
+            <w:tcMar>
+              <w:top w:type="dxa" w:w="60"/>
+              <w:left w:type="dxa" w:w="120"/>
+              <w:bottom w:type="dxa" w:w="60"/>
+              <w:right w:type="dxa" w:w="120"/>
+            </w:tcMar>
+            <w:vAlign w:val="top"/>
+          </w:tcPr>
+          <w:p>
+            <w:pPr>
+              <w:spacing w:after="40" w:before="0"/>
+              <w:jc w:val="left"/>
+            </w:pPr>
+            <w:r>
+              <w:rPr>
+                <w:rFonts w:ascii="Arial" w:cs="Arial" w:eastAsia="Arial" w:hAnsi="Arial"/>
+                <w:b/>
+                <w:bCs/>
+                <w:i w:val="false"/>
+                <w:iCs w:val="false"/>
+                <w:color w:val="000000"/>
+                <w:sz w:val="18"/>
+                <w:szCs w:val="18"/>
+              </w:rPr>
+              <w:t xml:space="preserve">Observe Phase</w:t>
+            </w:r>
+          </w:p>
+          <w:p>
+            <w:pPr>
+              <w:spacing w:after="20" w:before="0"/>
+            </w:pPr>
+            <w:r>
+              <w:rPr>
+                <w:rFonts w:ascii="Arial" w:cs="Arial" w:eastAsia="Arial" w:hAnsi="Arial"/>
+                <w:b/>
+                <w:bCs/>
+                <w:color w:val="1F3864"/>
+                <w:sz w:val="16"/>
+                <w:szCs w:val="16"/>
+              </w:rPr>
+              <w:t xml:space="preserve">📹 VIDEO:</w:t>
+            </w:r>
+          </w:p>
+          <w:p>
+            <w:pPr>
+              <w:spacing w:after="20" w:before="0"/>
+            </w:pPr>
+            <w:hyperlink w:history="1" r:id="rIdst3eragztvtagix4pcrih">
+              <w:r>
+                <w:rPr>
+                  <w:rFonts w:ascii="Arial" w:cs="Arial" w:eastAsia="Arial" w:hAnsi="Arial"/>
+                  <w:color w:val="2E75B6"/>
+                  <w:sz w:val="16"/>
+                  <w:szCs w:val="16"/>
+                  <w:u w:val="single" w:color="2E75B6"/>
+                </w:rPr>
+                <w:t xml:space="preserve">Recognizing common 3D shapes</w:t>
+              </w:r>
+            </w:hyperlink>
+          </w:p>
+          <w:p>
+            <w:pPr>
+              <w:spacing w:after="10" w:before="0"/>
+              <w:ind w:left="120"/>
+            </w:pPr>
+            <w:r>
+              <w:rPr>
+                <w:rFonts w:ascii="Arial" w:cs="Arial" w:eastAsia="Arial" w:hAnsi="Arial"/>
+                <w:color w:val="595959"/>
+                <w:sz w:val="14"/>
+                <w:szCs w:val="14"/>
+              </w:rPr>
+              <w:t xml:space="preserve">Source: Khan Academy (English - US curriculum)</w:t>
+            </w:r>
+          </w:p>
+          <w:p>
+            <w:pPr>
+              <w:spacing w:after="10" w:before="0"/>
+              <w:ind w:left="120"/>
+            </w:pPr>
+            <w:hyperlink w:history="1" r:id="rIdcjieuj_nmq7psnm2i0x55">
+              <w:r>
+                <w:rPr>
+                  <w:rFonts w:ascii="Arial" w:cs="Arial" w:eastAsia="Arial" w:hAnsi="Arial"/>
+                  <w:color w:val="595959"/>
+                  <w:sz w:val="14"/>
+                  <w:szCs w:val="14"/>
+                  <w:u w:val="single" w:color="595959"/>
+                </w:rPr>
+                <w:t xml:space="preserve">🔍 Search ARES for similar videos</w:t>
+              </w:r>
+            </w:hyperlink>
+          </w:p>
+          <w:p>
+            <w:pPr>
+              <w:spacing w:after="40" w:before="0"/>
+            </w:pPr>
+            <w:r>
+              <w:rPr>
+                <w:sz w:val="14"/>
+                <w:szCs w:val="14"/>
+              </w:rPr>
+              <w:t xml:space="preserve"/>
+            </w:r>
+          </w:p>
+          <w:p>
+            <w:pPr>
+              <w:spacing w:after="20" w:before="0"/>
+            </w:pPr>
+            <w:r>
+              <w:rPr>
+                <w:rFonts w:ascii="Arial" w:cs="Arial" w:eastAsia="Arial" w:hAnsi="Arial"/>
+                <w:b/>
+                <w:bCs/>
+                <w:color w:val="1F3864"/>
+                <w:sz w:val="16"/>
+                <w:szCs w:val="16"/>
+              </w:rPr>
+              <w:t xml:space="preserve">📖 EXERCISE:</w:t>
+            </w:r>
+          </w:p>
+          <w:p>
+            <w:pPr>
+              <w:spacing w:after="20" w:before="0"/>
+            </w:pPr>
+            <w:hyperlink w:history="1" r:id="rIdni0wvm5tdxixcnlps98oi">
+              <w:r>
+                <w:rPr>
+                  <w:rFonts w:ascii="Arial" w:cs="Arial" w:eastAsia="Arial" w:hAnsi="Arial"/>
+                  <w:color w:val="2E75B6"/>
+                  <w:sz w:val="16"/>
+                  <w:szCs w:val="16"/>
+                  <w:u w:val="single" w:color="2E75B6"/>
+                </w:rPr>
+                <w:t xml:space="preserve">Volume and surface area of cylinders</w:t>
+              </w:r>
+            </w:hyperlink>
+          </w:p>
+          <w:p>
+            <w:pPr>
+              <w:spacing w:after="10" w:before="0"/>
+              <w:ind w:left="120"/>
+            </w:pPr>
+            <w:r>
+              <w:rPr>
+                <w:rFonts w:ascii="Arial" w:cs="Arial" w:eastAsia="Arial" w:hAnsi="Arial"/>
+                <w:color w:val="595959"/>
+                <w:sz w:val="14"/>
+                <w:szCs w:val="14"/>
+              </w:rPr>
+              <w:t xml:space="preserve">Source: Khan Academy (English - US curriculum)</w:t>
+            </w:r>
+          </w:p>
+          <w:p>
+            <w:pPr>
+              <w:spacing w:after="10" w:before="0"/>
+              <w:ind w:left="120"/>
+            </w:pPr>
+            <w:hyperlink w:history="1" r:id="rIdglg3sjdgy4luh0si7pxzv">
+              <w:r>
+                <w:rPr>
+                  <w:rFonts w:ascii="Arial" w:cs="Arial" w:eastAsia="Arial" w:hAnsi="Arial"/>
+                  <w:color w:val="595959"/>
+                  <w:sz w:val="14"/>
+                  <w:szCs w:val="14"/>
+                  <w:u w:val="single" w:color="595959"/>
+                </w:rPr>
+                <w:t xml:space="preserve">🔍 Search ARES for similar readings</w:t>
+              </w:r>
+            </w:hyperlink>
+          </w:p>
+        </w:tc>
+        <w:tc>
+          <w:tcPr>
+            <w:tcW w:type="dxa" w:w="3040"/>
+            <w:shd w:fill="FFFFFF" w:color="auto" w:val="clear"/>
+            <w:tcMar>
+              <w:top w:type="dxa" w:w="60"/>
+              <w:left w:type="dxa" w:w="120"/>
+              <w:bottom w:type="dxa" w:w="60"/>
+              <w:right w:type="dxa" w:w="120"/>
+            </w:tcMar>
+            <w:vAlign w:val="top"/>
+          </w:tcPr>
+          <w:p>
+            <w:pPr>
+              <w:spacing w:after="40" w:before="0"/>
+              <w:jc w:val="left"/>
+            </w:pPr>
+            <w:r>
+              <w:rPr>
+                <w:rFonts w:ascii="Arial" w:cs="Arial" w:eastAsia="Arial" w:hAnsi="Arial"/>
+                <w:b w:val="false"/>
+                <w:bCs w:val="false"/>
+                <w:i w:val="false"/>
+                <w:iCs w:val="false"/>
+                <w:color w:val="000000"/>
+                <w:sz w:val="18"/>
+                <w:szCs w:val="18"/>
+              </w:rPr>
+              <w:t xml:space="preserve">Each group displays their home/extended project poster or physical model on a desk or wall section around the classroom. Posters must show: (i) chosen solid shape and labelled diagram with dimensions in cm or m; (ii) full working for total surface area calculation (material required); (iii) full working for volume/capacity calculation; (iv) a statement of community purpose (e.g., 'This cylindrical grain silo holds 2.8 m³ of maize and requires 18.5 m² of iron sheet — enough for a 10-bag harvest store for a smallholder farmer in Uasin Gishu County'). Groups rotate every 6 minutes around all displays. Each visiting group leaves one sticky note: a GLOW (something mathematically strong) and one GROW (a question or suggestion). Learners record observations in their exercise books: for each design they visit, they note the shape, surface area value, volume value, and one thing they notice or question.</w:t>
+            </w:r>
+          </w:p>
+        </w:tc>
+        <w:tc>
+          <w:tcPr>
+            <w:tcW w:type="dxa" w:w="3040"/>
+            <w:shd w:fill="F2F2F2" w:color="auto" w:val="clear"/>
+            <w:tcMar>
+              <w:top w:type="dxa" w:w="60"/>
+              <w:left w:type="dxa" w:w="120"/>
+              <w:bottom w:type="dxa" w:w="60"/>
+              <w:right w:type="dxa" w:w="120"/>
+            </w:tcMar>
+            <w:vAlign w:val="top"/>
+          </w:tcPr>
+          <w:p>
+            <w:pPr>
+              <w:spacing w:after="40" w:before="0"/>
+              <w:jc w:val="left"/>
+            </w:pPr>
+            <w:r>
+              <w:rPr>
+                <w:rFonts w:ascii="Arial" w:cs="Arial" w:eastAsia="Arial" w:hAnsi="Arial"/>
+                <w:b w:val="false"/>
+                <w:bCs w:val="false"/>
+                <w:i w:val="false"/>
+                <w:iCs w:val="false"/>
+                <w:color w:val="000000"/>
+                <w:sz w:val="18"/>
+                <w:szCs w:val="18"/>
+              </w:rPr>
+              <w:t xml:space="preserve">Before the gallery walk, remind learners of the observation protocol: 'You are acting as the KEBS — Kenya Bureau of Standards — inspectors today. Your job is to verify the mathematics, not just admire the poster.' Circulate during rotations. Pause the class at the 12-minute mark and cold-call one group: 'Kamau's group — in 30 seconds, tell us your container shape, surface area, and volume.' After the full rotation (approximately 24 minutes for 4 rotations), bring the class back. Ask: 'Did any two groups use the same surface area but get different volumes? What does that tell us?' Wait 15 seconds. Cold-call 2 learners who left substantive GROW notes. Write the two most interesting design comparisons on the board for reference in the Explain phase.</w:t>
+            </w:r>
+          </w:p>
+        </w:tc>
+        <w:tc>
+          <w:tcPr>
+            <w:tcW w:type="dxa" w:w="3040"/>
+            <w:shd w:fill="FFFFFF" w:color="auto" w:val="clear"/>
+            <w:tcMar>
+              <w:top w:type="dxa" w:w="60"/>
+              <w:left w:type="dxa" w:w="120"/>
+              <w:bottom w:type="dxa" w:w="60"/>
+              <w:right w:type="dxa" w:w="120"/>
+            </w:tcMar>
+            <w:vAlign w:val="top"/>
+          </w:tcPr>
+          <w:p>
+            <w:pPr>
+              <w:spacing w:after="40" w:before="0"/>
+              <w:jc w:val="left"/>
+            </w:pPr>
+            <w:r>
+              <w:rPr>
+                <w:rFonts w:ascii="Arial" w:cs="Arial" w:eastAsia="Arial" w:hAnsi="Arial"/>
+                <w:b w:val="false"/>
+                <w:bCs w:val="false"/>
+                <w:i w:val="false"/>
+                <w:iCs w:val="false"/>
+                <w:color w:val="000000"/>
+                <w:sz w:val="18"/>
+                <w:szCs w:val="18"/>
+              </w:rPr>
+              <w:t xml:space="preserve">Gallery Walk with Structured Observation: The gallery walk transforms individual projects into a shared data set. By recording multiple surface area–volume pairs from different solid shapes, learners build an empirical table in real time that mirrors the scientific practice of Analysing and Interpreting Data (NGSS SEP 4). The KEBS inspector framing raises the epistemic stakes — accuracy matters because real decisions (cost of materials, community food security) depend on correct calculations.</w:t>
+            </w:r>
+          </w:p>
+        </w:tc>
+        <w:tc>
+          <w:tcPr>
+            <w:tcW w:type="dxa" w:w="3040"/>
+            <w:shd w:fill="F2F2F2" w:color="auto" w:val="clear"/>
+            <w:tcMar>
+              <w:top w:type="dxa" w:w="60"/>
+              <w:left w:type="dxa" w:w="120"/>
+              <w:bottom w:type="dxa" w:w="60"/>
+              <w:right w:type="dxa" w:w="120"/>
+            </w:tcMar>
+            <w:vAlign w:val="top"/>
+          </w:tcPr>
+          <w:p>
+            <w:pPr>
+              <w:spacing w:after="40" w:before="0"/>
+              <w:jc w:val="left"/>
+            </w:pPr>
+            <w:r>
+              <w:rPr>
+                <w:rFonts w:ascii="Arial" w:cs="Arial" w:eastAsia="Arial" w:hAnsi="Arial"/>
+                <w:b w:val="false"/>
+                <w:bCs w:val="false"/>
+                <w:i w:val="false"/>
+                <w:iCs w:val="false"/>
+                <w:color w:val="000000"/>
+                <w:sz w:val="18"/>
+                <w:szCs w:val="18"/>
+              </w:rPr>
+              <w:t xml:space="preserve">Observable indicator: Each learner's exercise book contains a table with at least 3 designs visited, each row showing shape, SA value, V value, and one observation. Teacher checks that sticky-note GLOWs and GROWs cite specific mathematical features (e.g., 'Your lateral surface area formula is correct but you forgot to add the base') rather than vague praise. Groups whose posters receive more than one GROW note about formula errors are flagged for teacher follow-up during the Explain phase.</w:t>
+            </w:r>
+          </w:p>
+        </w:tc>
+      </w:tr>
+      <w:tr>
+        <w:tc>
+          <w:tcPr>
+            <w:tcW w:type="dxa" w:w="1520"/>
+            <w:shd w:fill="E2EFDA" w:color="auto" w:val="clear"/>
+            <w:tcMar>
+              <w:top w:type="dxa" w:w="60"/>
+              <w:left w:type="dxa" w:w="120"/>
+              <w:bottom w:type="dxa" w:w="60"/>
+              <w:right w:type="dxa" w:w="120"/>
+            </w:tcMar>
+            <w:vAlign w:val="top"/>
+          </w:tcPr>
+          <w:p>
+            <w:pPr>
+              <w:spacing w:after="40" w:before="0"/>
+              <w:jc w:val="left"/>
+            </w:pPr>
+            <w:r>
+              <w:rPr>
+                <w:rFonts w:ascii="Arial" w:cs="Arial" w:eastAsia="Arial" w:hAnsi="Arial"/>
+                <w:b/>
+                <w:bCs/>
+                <w:i w:val="false"/>
+                <w:iCs w:val="false"/>
+                <w:color w:val="000000"/>
+                <w:sz w:val="18"/>
+                <w:szCs w:val="18"/>
+              </w:rPr>
+              <w:t xml:space="preserve">Explain Phase</w:t>
+            </w:r>
+          </w:p>
+          <w:p>
+            <w:pPr>
+              <w:spacing w:after="20" w:before="0"/>
+            </w:pPr>
+            <w:r>
+              <w:rPr>
+                <w:rFonts w:ascii="Arial" w:cs="Arial" w:eastAsia="Arial" w:hAnsi="Arial"/>
+                <w:b/>
+                <w:bCs/>
+                <w:color w:val="1F3864"/>
+                <w:sz w:val="16"/>
+                <w:szCs w:val="16"/>
+              </w:rPr>
+              <w:t xml:space="preserve">📹 VIDEO:</w:t>
+            </w:r>
+          </w:p>
+          <w:p>
+            <w:pPr>
+              <w:spacing w:after="20" w:before="0"/>
+            </w:pPr>
+            <w:hyperlink w:history="1" r:id="rIdpejpwivmjlgepr4w9w-jp">
+              <w:r>
+                <w:rPr>
+                  <w:rFonts w:ascii="Arial" w:cs="Arial" w:eastAsia="Arial" w:hAnsi="Arial"/>
+                  <w:color w:val="2E75B6"/>
+                  <w:sz w:val="16"/>
+                  <w:szCs w:val="16"/>
+                  <w:u w:val="single" w:color="2E75B6"/>
+                </w:rPr>
+                <w:t xml:space="preserve">Cylinder volume &amp; surface area</w:t>
+              </w:r>
+            </w:hyperlink>
+          </w:p>
+          <w:p>
+            <w:pPr>
+              <w:spacing w:after="10" w:before="0"/>
+              <w:ind w:left="120"/>
+            </w:pPr>
+            <w:r>
+              <w:rPr>
+                <w:rFonts w:ascii="Arial" w:cs="Arial" w:eastAsia="Arial" w:hAnsi="Arial"/>
+                <w:color w:val="595959"/>
+                <w:sz w:val="14"/>
+                <w:szCs w:val="14"/>
+              </w:rPr>
+              <w:t xml:space="preserve">Source: Khan Academy (English - US curriculum)</w:t>
+            </w:r>
+          </w:p>
+          <w:p>
+            <w:pPr>
+              <w:spacing w:after="10" w:before="0"/>
+              <w:ind w:left="120"/>
+            </w:pPr>
+            <w:hyperlink w:history="1" r:id="rIdltfncvg8r6ki81tmvzd8b">
+              <w:r>
+                <w:rPr>
+                  <w:rFonts w:ascii="Arial" w:cs="Arial" w:eastAsia="Arial" w:hAnsi="Arial"/>
+                  <w:color w:val="595959"/>
+                  <w:sz w:val="14"/>
+                  <w:szCs w:val="14"/>
+                  <w:u w:val="single" w:color="595959"/>
+                </w:rPr>
+                <w:t xml:space="preserve">🔍 Search ARES for similar videos</w:t>
+              </w:r>
+            </w:hyperlink>
+          </w:p>
+          <w:p>
+            <w:pPr>
+              <w:spacing w:after="40" w:before="0"/>
+            </w:pPr>
+            <w:r>
+              <w:rPr>
+                <w:sz w:val="14"/>
+                <w:szCs w:val="14"/>
+              </w:rPr>
+              <w:t xml:space="preserve"/>
+            </w:r>
+          </w:p>
+          <w:p>
+            <w:pPr>
+              <w:spacing w:after="20" w:before="0"/>
+            </w:pPr>
+            <w:r>
+              <w:rPr>
+                <w:rFonts w:ascii="Arial" w:cs="Arial" w:eastAsia="Arial" w:hAnsi="Arial"/>
+                <w:b/>
+                <w:bCs/>
+                <w:color w:val="1F3864"/>
+                <w:sz w:val="16"/>
+                <w:szCs w:val="16"/>
+              </w:rPr>
+              <w:t xml:space="preserve">📖 EXERCISE:</w:t>
+            </w:r>
+          </w:p>
+          <w:p>
+            <w:pPr>
+              <w:spacing w:after="20" w:before="0"/>
+            </w:pPr>
+            <w:hyperlink w:history="1" r:id="rId5ddq6eis-24diupbj73w5">
+              <w:r>
+                <w:rPr>
+                  <w:rFonts w:ascii="Arial" w:cs="Arial" w:eastAsia="Arial" w:hAnsi="Arial"/>
+                  <w:color w:val="2E75B6"/>
+                  <w:sz w:val="16"/>
+                  <w:szCs w:val="16"/>
+                  <w:u w:val="single" w:color="2E75B6"/>
+                </w:rPr>
+                <w:t xml:space="preserve">Identify geometric solids (3D shapes)</w:t>
+              </w:r>
+            </w:hyperlink>
+          </w:p>
+          <w:p>
+            <w:pPr>
+              <w:spacing w:after="10" w:before="0"/>
+              <w:ind w:left="120"/>
+            </w:pPr>
+            <w:r>
+              <w:rPr>
+                <w:rFonts w:ascii="Arial" w:cs="Arial" w:eastAsia="Arial" w:hAnsi="Arial"/>
+                <w:color w:val="595959"/>
+                <w:sz w:val="14"/>
+                <w:szCs w:val="14"/>
+              </w:rPr>
+              <w:t xml:space="preserve">Source: Khan Academy (English - US curriculum)</w:t>
+            </w:r>
+          </w:p>
+          <w:p>
+            <w:pPr>
+              <w:spacing w:after="10" w:before="0"/>
+              <w:ind w:left="120"/>
+            </w:pPr>
+            <w:hyperlink w:history="1" r:id="rIdq64gpclbf6okcqvswlnjh">
+              <w:r>
+                <w:rPr>
+                  <w:rFonts w:ascii="Arial" w:cs="Arial" w:eastAsia="Arial" w:hAnsi="Arial"/>
+                  <w:color w:val="595959"/>
+                  <w:sz w:val="14"/>
+                  <w:szCs w:val="14"/>
+                  <w:u w:val="single" w:color="595959"/>
+                </w:rPr>
+                <w:t xml:space="preserve">🔍 Search ARES for similar readings</w:t>
+              </w:r>
+            </w:hyperlink>
+          </w:p>
+        </w:tc>
+        <w:tc>
+          <w:tcPr>
+            <w:tcW w:type="dxa" w:w="3040"/>
+            <w:shd w:fill="FFFFFF" w:color="auto" w:val="clear"/>
+            <w:tcMar>
+              <w:top w:type="dxa" w:w="60"/>
+              <w:left w:type="dxa" w:w="120"/>
+              <w:bottom w:type="dxa" w:w="60"/>
+              <w:right w:type="dxa" w:w="120"/>
+            </w:tcMar>
+            <w:vAlign w:val="top"/>
+          </w:tcPr>
+          <w:p>
+            <w:pPr>
+              <w:spacing w:after="40" w:before="0"/>
+              <w:jc w:val="left"/>
+            </w:pPr>
+            <w:r>
+              <w:rPr>
+                <w:rFonts w:ascii="Arial" w:cs="Arial" w:eastAsia="Arial" w:hAnsi="Arial"/>
+                <w:b w:val="false"/>
+                <w:bCs w:val="false"/>
+                <w:i w:val="false"/>
+                <w:iCs w:val="false"/>
+                <w:color w:val="000000"/>
+                <w:sz w:val="18"/>
+                <w:szCs w:val="18"/>
+              </w:rPr>
+              <w:t xml:space="preserve">Each group has 4 minutes at the front to present their design and respond to the GROW sticky notes left on their poster. They must answer at least one peer critique question mathematically — recalculating or justifying on the board if challenged. After all presentations, the teacher leads a whole-class Final Explanation discussion. Learners are asked to construct a single class consensus statement that resolves the driving question. They work in pairs for 3 minutes to draft a statement, then share. The class votes on the most complete statement and refines it collaboratively until every key mathematical idea is present: (1) formula for surface area does not contain volume; (2) for the same surface area, a cylinder encloses more volume than a rectangular prism of the same height because of the circle's isoperimetric efficiency; (3) the metalsmith's cylinder choice maximises grain storage per unit of iron sheet used. The consensus statement is written in full on the board and copied by all learners.</w:t>
+            </w:r>
+          </w:p>
+        </w:tc>
+        <w:tc>
+          <w:tcPr>
+            <w:tcW w:type="dxa" w:w="3040"/>
+            <w:shd w:fill="F2F2F2" w:color="auto" w:val="clear"/>
+            <w:tcMar>
+              <w:top w:type="dxa" w:w="60"/>
+              <w:left w:type="dxa" w:w="120"/>
+              <w:bottom w:type="dxa" w:w="60"/>
+              <w:right w:type="dxa" w:w="120"/>
+            </w:tcMar>
+            <w:vAlign w:val="top"/>
+          </w:tcPr>
+          <w:p>
+            <w:pPr>
+              <w:spacing w:after="40" w:before="0"/>
+              <w:jc w:val="left"/>
+            </w:pPr>
+            <w:r>
+              <w:rPr>
+                <w:rFonts w:ascii="Arial" w:cs="Arial" w:eastAsia="Arial" w:hAnsi="Arial"/>
+                <w:b w:val="false"/>
+                <w:bCs w:val="false"/>
+                <w:i w:val="false"/>
+                <w:iCs w:val="false"/>
+                <w:color w:val="000000"/>
+                <w:sz w:val="18"/>
+                <w:szCs w:val="18"/>
+              </w:rPr>
+              <w:t xml:space="preserve">During group presentations, use the 'Press for Precision' protocol: after each group, ask one targeted question from the following bank — 'What units does your surface area have? What units does your volume have? Why are they different?' / 'If you doubled the height of your cylinder, what would happen to the volume? What would happen to the surface area? Would they change by the same factor?' / 'Your community design says it holds 500 kg of maize. How did you convert your volume in m³ to a mass in kg?' After all 4 presentations (approximately 16 minutes total), say: 'Now let us answer the question that started this whole journey. In pairs, write one sentence that the posho mill owner in Eldoret could put on a sign in his mill to explain to customers why he chose a cylinder.' After 3 minutes, cold-call 4 pairs. Record key phrases on the board. Synthesise into one class statement, asking: 'What must we add to make this mathematically complete?' Ensure the final statement includes a formula reference. Allow 12 seconds of wait time before accepting each addition.</w:t>
+            </w:r>
+          </w:p>
+        </w:tc>
+        <w:tc>
+          <w:tcPr>
+            <w:tcW w:type="dxa" w:w="3040"/>
+            <w:shd w:fill="FFFFFF" w:color="auto" w:val="clear"/>
+            <w:tcMar>
+              <w:top w:type="dxa" w:w="60"/>
+              <w:left w:type="dxa" w:w="120"/>
+              <w:bottom w:type="dxa" w:w="60"/>
+              <w:right w:type="dxa" w:w="120"/>
+            </w:tcMar>
+            <w:vAlign w:val="top"/>
+          </w:tcPr>
+          <w:p>
+            <w:pPr>
+              <w:spacing w:after="40" w:before="0"/>
+              <w:jc w:val="left"/>
+            </w:pPr>
+            <w:r>
+              <w:rPr>
+                <w:rFonts w:ascii="Arial" w:cs="Arial" w:eastAsia="Arial" w:hAnsi="Arial"/>
+                <w:b w:val="false"/>
+                <w:bCs w:val="false"/>
+                <w:i w:val="false"/>
+                <w:iCs w:val="false"/>
+                <w:color w:val="000000"/>
+                <w:sz w:val="18"/>
+                <w:szCs w:val="18"/>
+              </w:rPr>
+              <w:t xml:space="preserve">Press for Precision with Consensus Building (NGSS SEP 6 — Constructing Explanations): The structured critique requires learners to defend mathematical claims publicly, which surfaces and corrects residual errors. The consensus-statement protocol applies Constructing Explanations practice by demanding that the explanation be grounded in evidence (their own calculations), use mathematical models (formulae), and make a general claim (isoperimetric principle). Writing the statement on the board and copying it creates a permanent anchor for the final model.</w:t>
+            </w:r>
+          </w:p>
+        </w:tc>
+        <w:tc>
+          <w:tcPr>
+            <w:tcW w:type="dxa" w:w="3040"/>
+            <w:shd w:fill="F2F2F2" w:color="auto" w:val="clear"/>
+            <w:tcMar>
+              <w:top w:type="dxa" w:w="60"/>
+              <w:left w:type="dxa" w:w="120"/>
+              <w:bottom w:type="dxa" w:w="60"/>
+              <w:right w:type="dxa" w:w="120"/>
+            </w:tcMar>
+            <w:vAlign w:val="top"/>
+          </w:tcPr>
+          <w:p>
+            <w:pPr>
+              <w:spacing w:after="40" w:before="0"/>
+              <w:jc w:val="left"/>
+            </w:pPr>
+            <w:r>
+              <w:rPr>
+                <w:rFonts w:ascii="Arial" w:cs="Arial" w:eastAsia="Arial" w:hAnsi="Arial"/>
+                <w:b w:val="false"/>
+                <w:bCs w:val="false"/>
+                <w:i w:val="false"/>
+                <w:iCs w:val="false"/>
+                <w:color w:val="000000"/>
+                <w:sz w:val="18"/>
+                <w:szCs w:val="18"/>
+              </w:rPr>
+              <w:t xml:space="preserve">Observable indicator: The class consensus statement on the board contains (a) the words 'surface area' and 'volume' used correctly and distinctly, (b) a reference to at least one formula (e.g., V = πr²h for cylinder; V = lwh for cuboid), and (c) a generalisation about shape efficiency. Teacher listens for any learner who uses 'bigger surface area means bigger volume' — this is the key misconception to extinguish. If it appears, ask: 'Can the class give me a counter-example from the gallery walk that disproves that?' Wait 10 seconds.</w:t>
+            </w:r>
+          </w:p>
+        </w:tc>
+      </w:tr>
+      <w:tr>
+        <w:tc>
+          <w:tcPr>
+            <w:tcW w:type="dxa" w:w="1520"/>
+            <w:shd w:fill="FCE4D6" w:color="auto" w:val="clear"/>
+            <w:tcMar>
+              <w:top w:type="dxa" w:w="60"/>
+              <w:left w:type="dxa" w:w="120"/>
+              <w:bottom w:type="dxa" w:w="60"/>
+              <w:right w:type="dxa" w:w="120"/>
+            </w:tcMar>
+            <w:vAlign w:val="top"/>
+          </w:tcPr>
+          <w:p>
+            <w:pPr>
+              <w:spacing w:after="40" w:before="0"/>
+              <w:jc w:val="left"/>
+            </w:pPr>
+            <w:r>
+              <w:rPr>
+                <w:rFonts w:ascii="Arial" w:cs="Arial" w:eastAsia="Arial" w:hAnsi="Arial"/>
+                <w:b/>
+                <w:bCs/>
+                <w:i w:val="false"/>
+                <w:iCs w:val="false"/>
+                <w:color w:val="000000"/>
+                <w:sz w:val="18"/>
+                <w:szCs w:val="18"/>
+              </w:rPr>
+              <w:t xml:space="preserve">Driving Question Board (DQB) Creation</w:t>
+            </w:r>
+          </w:p>
+          <w:p>
+            <w:pPr>
+              <w:spacing w:after="20" w:before="0"/>
+            </w:pPr>
+            <w:r>
+              <w:rPr>
+                <w:rFonts w:ascii="Arial" w:cs="Arial" w:eastAsia="Arial" w:hAnsi="Arial"/>
+                <w:b/>
+                <w:bCs/>
+                <w:color w:val="1F3864"/>
+                <w:sz w:val="16"/>
+                <w:szCs w:val="16"/>
+              </w:rPr>
+              <w:t xml:space="preserve">📹 VIDEO:</w:t>
+            </w:r>
+          </w:p>
+          <w:p>
+            <w:pPr>
+              <w:spacing w:after="20" w:before="0"/>
+            </w:pPr>
+            <w:hyperlink w:history="1" r:id="rIdm6k9qawhwcum2fnlbqt_g">
               <w:r>
                 <w:rPr>
                   <w:rFonts w:ascii="Arial" w:cs="Arial" w:eastAsia="Arial" w:hAnsi="Arial"/>
@@ -23978,7 +24896,7 @@
               <w:spacing w:after="10" w:before="0"/>
               <w:ind w:left="120"/>
             </w:pPr>
-            <w:hyperlink w:history="1" r:id="rIdpnqy9prjhcl8kng4nyspi">
+            <w:hyperlink w:history="1" r:id="rIddzyvcet1my2hzmzujoimu">
               <w:r>
                 <w:rPr>
                   <w:rFonts w:ascii="Arial" w:cs="Arial" w:eastAsia="Arial" w:hAnsi="Arial"/>
@@ -24016,14 +24934,14 @@
                 <w:sz w:val="16"/>
                 <w:szCs w:val="16"/>
               </w:rPr>
-              <w:t xml:space="preserve">📖 HTML:</w:t>
+              <w:t xml:space="preserve">📖 EXERCISE:</w:t>
             </w:r>
           </w:p>
           <w:p>
             <w:pPr>
               <w:spacing w:after="20" w:before="0"/>
             </w:pPr>
-            <w:hyperlink w:history="1" r:id="rIdceseiwkidldtrqtxyu1o1">
+            <w:hyperlink w:history="1" r:id="rIdaznjisgquvmsg4ywlwrx0">
               <w:r>
                 <w:rPr>
                   <w:rFonts w:ascii="Arial" w:cs="Arial" w:eastAsia="Arial" w:hAnsi="Arial"/>
@@ -24032,7 +24950,7 @@
                   <w:szCs w:val="16"/>
                   <w:u w:val="single" w:color="2E75B6"/>
                 </w:rPr>
-                <w:t xml:space="preserve">Surface Area and Nets (Flexbook)</w:t>
+                <w:t xml:space="preserve">Apply volume of solids</w:t>
               </w:r>
             </w:hyperlink>
           </w:p>
@@ -24048,7 +24966,7 @@
                 <w:sz w:val="14"/>
                 <w:szCs w:val="14"/>
               </w:rPr>
-              <w:t xml:space="preserve">Source: CK-12</w:t>
+              <w:t xml:space="preserve">Source: Khan Academy (English - US curriculum)</w:t>
             </w:r>
           </w:p>
           <w:p>
@@ -24056,7 +24974,7 @@
               <w:spacing w:after="10" w:before="0"/>
               <w:ind w:left="120"/>
             </w:pPr>
-            <w:hyperlink w:history="1" r:id="rIdgvvpikrowk1bquku6unas">
+            <w:hyperlink w:history="1" r:id="rIdr9uhkemqqlc3lskm6j50-">
               <w:r>
                 <w:rPr>
                   <w:rFonts w:ascii="Arial" w:cs="Arial" w:eastAsia="Arial" w:hAnsi="Arial"/>
@@ -24098,7 +25016,7 @@
                 <w:sz w:val="18"/>
                 <w:szCs w:val="18"/>
               </w:rPr>
-              <w:t xml:space="preserve">Learners individually re-read the original phenomenon statement displayed on the board: 'The posho mill owner in Eldoret has a cylindrical drum and a rectangular metal box, both made from the same total area of iron sheet. The cylinder holds noticeably more maize.' Each learner silently writes a one-paragraph Final Prediction answering: 'Now that you have studied surface area and volume for seven lessons, write the most complete explanation you can for why the cylinder holds more maize. Include at least one formula and one numerical example.' Learners are reminded of their Lesson 1 prediction cards, which are returned to them at this point.</w:t>
+              <w:t xml:space="preserve">The full DQB — maintained across all 8 lessons — is displayed at the front. Each sticky-note question that was added over the unit is reviewed. The class is divided into 4 teams, each assigned a section of the DQB. Teams have 5 minutes to write a final answer card for each question in their section, citing the lesson and evidence that resolved it. Final answer cards are posted next to the original questions. The class then does a 'DQB Audit': the teacher reads one question, a team reads their answer, and the class gives a thumbs-up (fully resolved), thumbs-sideways (partially resolved), or thumbs-down (still uncertain). Questions still uncertain are noted as extension topics. The original driving question — 'Why does the same amount of metal sheet make containers that hold very different amounts of grain — and how can a Kenyan artisan use mathematics to design the best solid shape for storage or construction?' — is addressed last, with the class consensus statement from Phase 3 read aloud as the final answer.</w:t>
             </w:r>
           </w:p>
         </w:tc>
@@ -24130,7 +25048,7 @@
                 <w:sz w:val="18"/>
                 <w:szCs w:val="18"/>
               </w:rPr>
-              <w:t xml:space="preserve">Display the phenomenon photograph and original driving question on the board. Distribute Lesson 1 prediction cards. Say: 'Before anyone speaks, I want you to read what you wrote on Day 1 — do not change it. Then write your final explanation in your exercise book. You have 8 minutes. Use formulae and numbers.' Set a visible timer. After 8 minutes, cold-call 3 learners (mix of confidence levels): 'Achieng, read us your Day-1 prediction.' Pause 10 seconds. 'Now read your final explanation.' Repeat for Omondi and Wanjiku. Ask the class: 'What is the biggest thing that changed in your thinking?' Wait 12 seconds before accepting responses. Record key shifts on the board in two columns: BEFORE | NOW.</w:t>
+              <w:t xml:space="preserve">Before the DQB activity, read the original driving question aloud with theatrical emphasis: 'When Mwangi the metalsmith in Eldoret cut the same area of iron sheet to make two containers, one cylindrical and one rectangular — he may not have known it, but he was doing mathematics. Today we will prove that he made the right choice with the cylinder, and we will explain exactly why.' Circulate during the 5-minute team writing period. During the DQB Audit, for any thumbs-sideways response, prompt: 'What evidence from which lesson would help us answer this more fully?' For the final driving question, ask the class to stand and read the consensus statement aloud together. Then say: 'This is what it means to think like a mathematician and an engineer. You have earned this answer.' Record which questions remain unresolved for follow-up in future lessons or as homework extension.</w:t>
             </w:r>
           </w:p>
         </w:tc>
@@ -24162,7 +25080,7 @@
                 <w:sz w:val="18"/>
                 <w:szCs w:val="18"/>
               </w:rPr>
-              <w:t xml:space="preserve">Predict-Revisit-Contrast: Returning the original prediction card forces metacognitive comparison. Learners must articulate conceptual change explicitly — they cannot simply state the correct answer; they must identify what was wrong or incomplete about their earlier thinking. This activates all prior lessons as a coherent body of evidence rather than isolated topics.</w:t>
+              <w:t xml:space="preserve">DQB Completion as Cumulative Sensemaking Audit (NGSS SEP 7 — Engaging in Argument from Evidence): Posting final answer cards against original questions makes the unit's knowledge-building arc visible and concrete. The thumbs audit is a whole-class peer-review of explanations — learners must judge whether evidence is sufficient to resolve a question, which is a higher-order epistemic skill. Reading the final driving-question answer aloud together creates shared intellectual ownership of the explanation.</w:t>
             </w:r>
           </w:p>
         </w:tc>
@@ -24194,7 +25112,7 @@
                 <w:sz w:val="18"/>
                 <w:szCs w:val="18"/>
               </w:rPr>
-              <w:t xml:space="preserve">Observable indicator: Learner's final written explanation includes (a) the correct formula for at least one solid, (b) a numerical comparison (e.g., two containers with equal surface area but different volumes), and (c) an explicit statement about why shape affects volume independently of surface area. Teacher scans written responses during the 8-minute silent period, noting any learner who still conflates surface area and volume — these learners are targeted for questioning during the Explain phase.</w:t>
+              <w:t xml:space="preserve">Observable indicator: All questions on the DQB have a response card. At least 80% of questions receive a thumbs-up from the class. For the main driving question, the posted answer references both surface area and volume formulae, names the specific shapes (cylinder and rectangular prism/cuboid), and makes a general design recommendation. Teacher notes any persistent thumbs-down questions and records learner names for targeted remediation.</w:t>
             </w:r>
           </w:p>
         </w:tc>
@@ -24203,32 +25121,32 @@
         <w:tc>
           <w:tcPr>
             <w:tcW w:type="dxa" w:w="1520"/>
-            <w:shd w:fill="D9EEF1" w:color="auto" w:val="clear"/>
-            <w:tcMar>
-              <w:top w:type="dxa" w:w="60"/>
-              <w:left w:type="dxa" w:w="120"/>
-              <w:bottom w:type="dxa" w:w="60"/>
-              <w:right w:type="dxa" w:w="120"/>
-            </w:tcMar>
-            <w:vAlign w:val="top"/>
-          </w:tcPr>
-          <w:p>
-            <w:pPr>
-              <w:spacing w:after="40" w:before="0"/>
-              <w:jc w:val="left"/>
-            </w:pPr>
-            <w:r>
-              <w:rPr>
-                <w:rFonts w:ascii="Arial" w:cs="Arial" w:eastAsia="Arial" w:hAnsi="Arial"/>
-                <w:b/>
-                <w:bCs/>
-                <w:i w:val="false"/>
-                <w:iCs w:val="false"/>
-                <w:color w:val="000000"/>
-                <w:sz w:val="18"/>
-                <w:szCs w:val="18"/>
-              </w:rPr>
-              <w:t xml:space="preserve">Observe Phase</w:t>
+            <w:shd w:fill="D5E8F0" w:color="auto" w:val="clear"/>
+            <w:tcMar>
+              <w:top w:type="dxa" w:w="60"/>
+              <w:left w:type="dxa" w:w="120"/>
+              <w:bottom w:type="dxa" w:w="60"/>
+              <w:right w:type="dxa" w:w="120"/>
+            </w:tcMar>
+            <w:vAlign w:val="top"/>
+          </w:tcPr>
+          <w:p>
+            <w:pPr>
+              <w:spacing w:after="40" w:before="0"/>
+              <w:jc w:val="left"/>
+            </w:pPr>
+            <w:r>
+              <w:rPr>
+                <w:rFonts w:ascii="Arial" w:cs="Arial" w:eastAsia="Arial" w:hAnsi="Arial"/>
+                <w:b/>
+                <w:bCs/>
+                <w:i w:val="false"/>
+                <w:iCs w:val="false"/>
+                <w:color w:val="000000"/>
+                <w:sz w:val="18"/>
+                <w:szCs w:val="18"/>
+              </w:rPr>
+              <w:t xml:space="preserve">Model Building Phase</w:t>
             </w:r>
           </w:p>
           <w:p>
@@ -24251,7 +25169,7 @@
             <w:pPr>
               <w:spacing w:after="20" w:before="0"/>
             </w:pPr>
-            <w:hyperlink w:history="1" r:id="rIdru0ijnwypmwhj1x9crk3e">
+            <w:hyperlink w:history="1" r:id="rIdf6dgbpaooa4f4fpnq-gz6">
               <w:r>
                 <w:rPr>
                   <w:rFonts w:ascii="Arial" w:cs="Arial" w:eastAsia="Arial" w:hAnsi="Arial"/>
@@ -24260,7 +25178,7 @@
                   <w:szCs w:val="16"/>
                   <w:u w:val="single" w:color="2E75B6"/>
                 </w:rPr>
-                <w:t xml:space="preserve">Surface area of a box (cuboid)</w:t>
+                <w:t xml:space="preserve">Volume word problem: water tank</w:t>
               </w:r>
             </w:hyperlink>
           </w:p>
@@ -24284,7 +25202,7 @@
               <w:spacing w:after="10" w:before="0"/>
               <w:ind w:left="120"/>
             </w:pPr>
-            <w:hyperlink w:history="1" r:id="rId4fukjcytlr9khtu7sorjy">
+            <w:hyperlink w:history="1" r:id="rIdxlkpbhh3enf0odbbx6j_s">
               <w:r>
                 <w:rPr>
                   <w:rFonts w:ascii="Arial" w:cs="Arial" w:eastAsia="Arial" w:hAnsi="Arial"/>
@@ -24322,14 +25240,14 @@
                 <w:sz w:val="16"/>
                 <w:szCs w:val="16"/>
               </w:rPr>
-              <w:t xml:space="preserve">📖 HTML:</w:t>
+              <w:t xml:space="preserve">📖 EXERCISE:</w:t>
             </w:r>
           </w:p>
           <w:p>
             <w:pPr>
               <w:spacing w:after="20" w:before="0"/>
             </w:pPr>
-            <w:hyperlink w:history="1" r:id="rIdatxoh0aznspc-h2w2qmb-">
+            <w:hyperlink w:history="1" r:id="rIdljhelwqn8jf55hbl4xu2h">
               <w:r>
                 <w:rPr>
                   <w:rFonts w:ascii="Arial" w:cs="Arial" w:eastAsia="Arial" w:hAnsi="Arial"/>
@@ -24338,7 +25256,7 @@
                   <w:szCs w:val="16"/>
                   <w:u w:val="single" w:color="2E75B6"/>
                 </w:rPr>
-                <w:t xml:space="preserve">Surface Area and Nets (Flexbook)</w:t>
+                <w:t xml:space="preserve">Apply volume of solids</w:t>
               </w:r>
             </w:hyperlink>
           </w:p>
@@ -24354,7 +25272,7 @@
                 <w:sz w:val="14"/>
                 <w:szCs w:val="14"/>
               </w:rPr>
-              <w:t xml:space="preserve">Source: CK-12</w:t>
+              <w:t xml:space="preserve">Source: Khan Academy (English - US curriculum)</w:t>
             </w:r>
           </w:p>
           <w:p>
@@ -24362,925 +25280,7 @@
               <w:spacing w:after="10" w:before="0"/>
               <w:ind w:left="120"/>
             </w:pPr>
-            <w:hyperlink w:history="1" r:id="rIdkvjbiitpbbvhvh7qgqc6_">
-              <w:r>
-                <w:rPr>
-                  <w:rFonts w:ascii="Arial" w:cs="Arial" w:eastAsia="Arial" w:hAnsi="Arial"/>
-                  <w:color w:val="595959"/>
-                  <w:sz w:val="14"/>
-                  <w:szCs w:val="14"/>
-                  <w:u w:val="single" w:color="595959"/>
-                </w:rPr>
-                <w:t xml:space="preserve">🔍 Search ARES for similar readings</w:t>
-              </w:r>
-            </w:hyperlink>
-          </w:p>
-        </w:tc>
-        <w:tc>
-          <w:tcPr>
-            <w:tcW w:type="dxa" w:w="3040"/>
-            <w:shd w:fill="FFFFFF" w:color="auto" w:val="clear"/>
-            <w:tcMar>
-              <w:top w:type="dxa" w:w="60"/>
-              <w:left w:type="dxa" w:w="120"/>
-              <w:bottom w:type="dxa" w:w="60"/>
-              <w:right w:type="dxa" w:w="120"/>
-            </w:tcMar>
-            <w:vAlign w:val="top"/>
-          </w:tcPr>
-          <w:p>
-            <w:pPr>
-              <w:spacing w:after="40" w:before="0"/>
-              <w:jc w:val="left"/>
-            </w:pPr>
-            <w:r>
-              <w:rPr>
-                <w:rFonts w:ascii="Arial" w:cs="Arial" w:eastAsia="Arial" w:hAnsi="Arial"/>
-                <w:b w:val="false"/>
-                <w:bCs w:val="false"/>
-                <w:i w:val="false"/>
-                <w:iCs w:val="false"/>
-                <w:color w:val="000000"/>
-                <w:sz w:val="18"/>
-                <w:szCs w:val="18"/>
-              </w:rPr>
-              <w:t xml:space="preserve">Each group displays their home/extended project poster or physical model on a desk or wall section around the classroom. Posters must show: (i) chosen solid shape and labelled diagram with dimensions in cm or m; (ii) full working for total surface area calculation (material required); (iii) full working for volume/capacity calculation; (iv) a statement of community purpose (e.g., 'This cylindrical grain silo holds 2.8 m³ of maize and requires 18.5 m² of iron sheet — enough for a 10-bag harvest store for a smallholder farmer in Uasin Gishu County'). Groups rotate every 6 minutes around all displays. Each visiting group leaves one sticky note: a GLOW (something mathematically strong) and one GROW (a question or suggestion). Learners record observations in their exercise books: for each design they visit, they note the shape, surface area value, volume value, and one thing they notice or question.</w:t>
-            </w:r>
-          </w:p>
-        </w:tc>
-        <w:tc>
-          <w:tcPr>
-            <w:tcW w:type="dxa" w:w="3040"/>
-            <w:shd w:fill="F2F2F2" w:color="auto" w:val="clear"/>
-            <w:tcMar>
-              <w:top w:type="dxa" w:w="60"/>
-              <w:left w:type="dxa" w:w="120"/>
-              <w:bottom w:type="dxa" w:w="60"/>
-              <w:right w:type="dxa" w:w="120"/>
-            </w:tcMar>
-            <w:vAlign w:val="top"/>
-          </w:tcPr>
-          <w:p>
-            <w:pPr>
-              <w:spacing w:after="40" w:before="0"/>
-              <w:jc w:val="left"/>
-            </w:pPr>
-            <w:r>
-              <w:rPr>
-                <w:rFonts w:ascii="Arial" w:cs="Arial" w:eastAsia="Arial" w:hAnsi="Arial"/>
-                <w:b w:val="false"/>
-                <w:bCs w:val="false"/>
-                <w:i w:val="false"/>
-                <w:iCs w:val="false"/>
-                <w:color w:val="000000"/>
-                <w:sz w:val="18"/>
-                <w:szCs w:val="18"/>
-              </w:rPr>
-              <w:t xml:space="preserve">Before the gallery walk, remind learners of the observation protocol: 'You are acting as the KEBS — Kenya Bureau of Standards — inspectors today. Your job is to verify the mathematics, not just admire the poster.' Circulate during rotations. Pause the class at the 12-minute mark and cold-call one group: 'Kamau's group — in 30 seconds, tell us your container shape, surface area, and volume.' After the full rotation (approximately 24 minutes for 4 rotations), bring the class back. Ask: 'Did any two groups use the same surface area but get different volumes? What does that tell us?' Wait 15 seconds. Cold-call 2 learners who left substantive GROW notes. Write the two most interesting design comparisons on the board for reference in the Explain phase.</w:t>
-            </w:r>
-          </w:p>
-        </w:tc>
-        <w:tc>
-          <w:tcPr>
-            <w:tcW w:type="dxa" w:w="3040"/>
-            <w:shd w:fill="FFFFFF" w:color="auto" w:val="clear"/>
-            <w:tcMar>
-              <w:top w:type="dxa" w:w="60"/>
-              <w:left w:type="dxa" w:w="120"/>
-              <w:bottom w:type="dxa" w:w="60"/>
-              <w:right w:type="dxa" w:w="120"/>
-            </w:tcMar>
-            <w:vAlign w:val="top"/>
-          </w:tcPr>
-          <w:p>
-            <w:pPr>
-              <w:spacing w:after="40" w:before="0"/>
-              <w:jc w:val="left"/>
-            </w:pPr>
-            <w:r>
-              <w:rPr>
-                <w:rFonts w:ascii="Arial" w:cs="Arial" w:eastAsia="Arial" w:hAnsi="Arial"/>
-                <w:b w:val="false"/>
-                <w:bCs w:val="false"/>
-                <w:i w:val="false"/>
-                <w:iCs w:val="false"/>
-                <w:color w:val="000000"/>
-                <w:sz w:val="18"/>
-                <w:szCs w:val="18"/>
-              </w:rPr>
-              <w:t xml:space="preserve">Gallery Walk with Structured Observation: The gallery walk transforms individual projects into a shared data set. By recording multiple surface area–volume pairs from different solid shapes, learners build an empirical table in real time that mirrors the scientific practice of Analysing and Interpreting Data (NGSS SEP 4). The KEBS inspector framing raises the epistemic stakes — accuracy matters because real decisions (cost of materials, community food security) depend on correct calculations.</w:t>
-            </w:r>
-          </w:p>
-        </w:tc>
-        <w:tc>
-          <w:tcPr>
-            <w:tcW w:type="dxa" w:w="3040"/>
-            <w:shd w:fill="F2F2F2" w:color="auto" w:val="clear"/>
-            <w:tcMar>
-              <w:top w:type="dxa" w:w="60"/>
-              <w:left w:type="dxa" w:w="120"/>
-              <w:bottom w:type="dxa" w:w="60"/>
-              <w:right w:type="dxa" w:w="120"/>
-            </w:tcMar>
-            <w:vAlign w:val="top"/>
-          </w:tcPr>
-          <w:p>
-            <w:pPr>
-              <w:spacing w:after="40" w:before="0"/>
-              <w:jc w:val="left"/>
-            </w:pPr>
-            <w:r>
-              <w:rPr>
-                <w:rFonts w:ascii="Arial" w:cs="Arial" w:eastAsia="Arial" w:hAnsi="Arial"/>
-                <w:b w:val="false"/>
-                <w:bCs w:val="false"/>
-                <w:i w:val="false"/>
-                <w:iCs w:val="false"/>
-                <w:color w:val="000000"/>
-                <w:sz w:val="18"/>
-                <w:szCs w:val="18"/>
-              </w:rPr>
-              <w:t xml:space="preserve">Observable indicator: Each learner's exercise book contains a table with at least 3 designs visited, each row showing shape, SA value, V value, and one observation. Teacher checks that sticky-note GLOWs and GROWs cite specific mathematical features (e.g., 'Your lateral surface area formula is correct but you forgot to add the base') rather than vague praise. Groups whose posters receive more than one GROW note about formula errors are flagged for teacher follow-up during the Explain phase.</w:t>
-            </w:r>
-          </w:p>
-        </w:tc>
-      </w:tr>
-      <w:tr>
-        <w:tc>
-          <w:tcPr>
-            <w:tcW w:type="dxa" w:w="1520"/>
-            <w:shd w:fill="E2EFDA" w:color="auto" w:val="clear"/>
-            <w:tcMar>
-              <w:top w:type="dxa" w:w="60"/>
-              <w:left w:type="dxa" w:w="120"/>
-              <w:bottom w:type="dxa" w:w="60"/>
-              <w:right w:type="dxa" w:w="120"/>
-            </w:tcMar>
-            <w:vAlign w:val="top"/>
-          </w:tcPr>
-          <w:p>
-            <w:pPr>
-              <w:spacing w:after="40" w:before="0"/>
-              <w:jc w:val="left"/>
-            </w:pPr>
-            <w:r>
-              <w:rPr>
-                <w:rFonts w:ascii="Arial" w:cs="Arial" w:eastAsia="Arial" w:hAnsi="Arial"/>
-                <w:b/>
-                <w:bCs/>
-                <w:i w:val="false"/>
-                <w:iCs w:val="false"/>
-                <w:color w:val="000000"/>
-                <w:sz w:val="18"/>
-                <w:szCs w:val="18"/>
-              </w:rPr>
-              <w:t xml:space="preserve">Explain Phase</w:t>
-            </w:r>
-          </w:p>
-          <w:p>
-            <w:pPr>
-              <w:spacing w:after="20" w:before="0"/>
-            </w:pPr>
-            <w:r>
-              <w:rPr>
-                <w:rFonts w:ascii="Arial" w:cs="Arial" w:eastAsia="Arial" w:hAnsi="Arial"/>
-                <w:b/>
-                <w:bCs/>
-                <w:color w:val="1F3864"/>
-                <w:sz w:val="16"/>
-                <w:szCs w:val="16"/>
-              </w:rPr>
-              <w:t xml:space="preserve">📹 VIDEO:</w:t>
-            </w:r>
-          </w:p>
-          <w:p>
-            <w:pPr>
-              <w:spacing w:after="20" w:before="0"/>
-            </w:pPr>
-            <w:hyperlink w:history="1" r:id="rIdmghvj0w4ceh4cb9btlokx">
-              <w:r>
-                <w:rPr>
-                  <w:rFonts w:ascii="Arial" w:cs="Arial" w:eastAsia="Arial" w:hAnsi="Arial"/>
-                  <w:color w:val="2E75B6"/>
-                  <w:sz w:val="16"/>
-                  <w:szCs w:val="16"/>
-                  <w:u w:val="single" w:color="2E75B6"/>
-                </w:rPr>
-                <w:t xml:space="preserve">Surface area of a box (cuboid)</w:t>
-              </w:r>
-            </w:hyperlink>
-          </w:p>
-          <w:p>
-            <w:pPr>
-              <w:spacing w:after="10" w:before="0"/>
-              <w:ind w:left="120"/>
-            </w:pPr>
-            <w:r>
-              <w:rPr>
-                <w:rFonts w:ascii="Arial" w:cs="Arial" w:eastAsia="Arial" w:hAnsi="Arial"/>
-                <w:color w:val="595959"/>
-                <w:sz w:val="14"/>
-                <w:szCs w:val="14"/>
-              </w:rPr>
-              <w:t xml:space="preserve">Source: Khan Academy (English - US curriculum)</w:t>
-            </w:r>
-          </w:p>
-          <w:p>
-            <w:pPr>
-              <w:spacing w:after="10" w:before="0"/>
-              <w:ind w:left="120"/>
-            </w:pPr>
-            <w:hyperlink w:history="1" r:id="rId3kgnujhasg2_orr3mpb6p">
-              <w:r>
-                <w:rPr>
-                  <w:rFonts w:ascii="Arial" w:cs="Arial" w:eastAsia="Arial" w:hAnsi="Arial"/>
-                  <w:color w:val="595959"/>
-                  <w:sz w:val="14"/>
-                  <w:szCs w:val="14"/>
-                  <w:u w:val="single" w:color="595959"/>
-                </w:rPr>
-                <w:t xml:space="preserve">🔍 Search ARES for similar videos</w:t>
-              </w:r>
-            </w:hyperlink>
-          </w:p>
-          <w:p>
-            <w:pPr>
-              <w:spacing w:after="40" w:before="0"/>
-            </w:pPr>
-            <w:r>
-              <w:rPr>
-                <w:sz w:val="14"/>
-                <w:szCs w:val="14"/>
-              </w:rPr>
-              <w:t xml:space="preserve"/>
-            </w:r>
-          </w:p>
-          <w:p>
-            <w:pPr>
-              <w:spacing w:after="20" w:before="0"/>
-            </w:pPr>
-            <w:r>
-              <w:rPr>
-                <w:rFonts w:ascii="Arial" w:cs="Arial" w:eastAsia="Arial" w:hAnsi="Arial"/>
-                <w:b/>
-                <w:bCs/>
-                <w:color w:val="1F3864"/>
-                <w:sz w:val="16"/>
-                <w:szCs w:val="16"/>
-              </w:rPr>
-              <w:t xml:space="preserve">📖 HTML:</w:t>
-            </w:r>
-          </w:p>
-          <w:p>
-            <w:pPr>
-              <w:spacing w:after="20" w:before="0"/>
-            </w:pPr>
-            <w:hyperlink w:history="1" r:id="rId7pkfqkeh8-pbzcxelyix5">
-              <w:r>
-                <w:rPr>
-                  <w:rFonts w:ascii="Arial" w:cs="Arial" w:eastAsia="Arial" w:hAnsi="Arial"/>
-                  <w:color w:val="2E75B6"/>
-                  <w:sz w:val="16"/>
-                  <w:szCs w:val="16"/>
-                  <w:u w:val="single" w:color="2E75B6"/>
-                </w:rPr>
-                <w:t xml:space="preserve">Surface Area and Nets (Flexbook)</w:t>
-              </w:r>
-            </w:hyperlink>
-          </w:p>
-          <w:p>
-            <w:pPr>
-              <w:spacing w:after="10" w:before="0"/>
-              <w:ind w:left="120"/>
-            </w:pPr>
-            <w:r>
-              <w:rPr>
-                <w:rFonts w:ascii="Arial" w:cs="Arial" w:eastAsia="Arial" w:hAnsi="Arial"/>
-                <w:color w:val="595959"/>
-                <w:sz w:val="14"/>
-                <w:szCs w:val="14"/>
-              </w:rPr>
-              <w:t xml:space="preserve">Source: CK-12</w:t>
-            </w:r>
-          </w:p>
-          <w:p>
-            <w:pPr>
-              <w:spacing w:after="10" w:before="0"/>
-              <w:ind w:left="120"/>
-            </w:pPr>
-            <w:hyperlink w:history="1" r:id="rId61q9qdxejfzqsswafnmh-">
-              <w:r>
-                <w:rPr>
-                  <w:rFonts w:ascii="Arial" w:cs="Arial" w:eastAsia="Arial" w:hAnsi="Arial"/>
-                  <w:color w:val="595959"/>
-                  <w:sz w:val="14"/>
-                  <w:szCs w:val="14"/>
-                  <w:u w:val="single" w:color="595959"/>
-                </w:rPr>
-                <w:t xml:space="preserve">🔍 Search ARES for similar readings</w:t>
-              </w:r>
-            </w:hyperlink>
-          </w:p>
-        </w:tc>
-        <w:tc>
-          <w:tcPr>
-            <w:tcW w:type="dxa" w:w="3040"/>
-            <w:shd w:fill="FFFFFF" w:color="auto" w:val="clear"/>
-            <w:tcMar>
-              <w:top w:type="dxa" w:w="60"/>
-              <w:left w:type="dxa" w:w="120"/>
-              <w:bottom w:type="dxa" w:w="60"/>
-              <w:right w:type="dxa" w:w="120"/>
-            </w:tcMar>
-            <w:vAlign w:val="top"/>
-          </w:tcPr>
-          <w:p>
-            <w:pPr>
-              <w:spacing w:after="40" w:before="0"/>
-              <w:jc w:val="left"/>
-            </w:pPr>
-            <w:r>
-              <w:rPr>
-                <w:rFonts w:ascii="Arial" w:cs="Arial" w:eastAsia="Arial" w:hAnsi="Arial"/>
-                <w:b w:val="false"/>
-                <w:bCs w:val="false"/>
-                <w:i w:val="false"/>
-                <w:iCs w:val="false"/>
-                <w:color w:val="000000"/>
-                <w:sz w:val="18"/>
-                <w:szCs w:val="18"/>
-              </w:rPr>
-              <w:t xml:space="preserve">Each group has 4 minutes at the front to present their design and respond to the GROW sticky notes left on their poster. They must answer at least one peer critique question mathematically — recalculating or justifying on the board if challenged. After all presentations, the teacher leads a whole-class Final Explanation discussion. Learners are asked to construct a single class consensus statement that resolves the driving question. They work in pairs for 3 minutes to draft a statement, then share. The class votes on the most complete statement and refines it collaboratively until every key mathematical idea is present: (1) formula for surface area does not contain volume; (2) for the same surface area, a cylinder encloses more volume than a rectangular prism of the same height because of the circle's isoperimetric efficiency; (3) the metalsmith's cylinder choice maximises grain storage per unit of iron sheet used. The consensus statement is written in full on the board and copied by all learners.</w:t>
-            </w:r>
-          </w:p>
-        </w:tc>
-        <w:tc>
-          <w:tcPr>
-            <w:tcW w:type="dxa" w:w="3040"/>
-            <w:shd w:fill="F2F2F2" w:color="auto" w:val="clear"/>
-            <w:tcMar>
-              <w:top w:type="dxa" w:w="60"/>
-              <w:left w:type="dxa" w:w="120"/>
-              <w:bottom w:type="dxa" w:w="60"/>
-              <w:right w:type="dxa" w:w="120"/>
-            </w:tcMar>
-            <w:vAlign w:val="top"/>
-          </w:tcPr>
-          <w:p>
-            <w:pPr>
-              <w:spacing w:after="40" w:before="0"/>
-              <w:jc w:val="left"/>
-            </w:pPr>
-            <w:r>
-              <w:rPr>
-                <w:rFonts w:ascii="Arial" w:cs="Arial" w:eastAsia="Arial" w:hAnsi="Arial"/>
-                <w:b w:val="false"/>
-                <w:bCs w:val="false"/>
-                <w:i w:val="false"/>
-                <w:iCs w:val="false"/>
-                <w:color w:val="000000"/>
-                <w:sz w:val="18"/>
-                <w:szCs w:val="18"/>
-              </w:rPr>
-              <w:t xml:space="preserve">During group presentations, use the 'Press for Precision' protocol: after each group, ask one targeted question from the following bank — 'What units does your surface area have? What units does your volume have? Why are they different?' / 'If you doubled the height of your cylinder, what would happen to the volume? What would happen to the surface area? Would they change by the same factor?' / 'Your community design says it holds 500 kg of maize. How did you convert your volume in m³ to a mass in kg?' After all 4 presentations (approximately 16 minutes total), say: 'Now let us answer the question that started this whole journey. In pairs, write one sentence that the posho mill owner in Eldoret could put on a sign in his mill to explain to customers why he chose a cylinder.' After 3 minutes, cold-call 4 pairs. Record key phrases on the board. Synthesise into one class statement, asking: 'What must we add to make this mathematically complete?' Ensure the final statement includes a formula reference. Allow 12 seconds of wait time before accepting each addition.</w:t>
-            </w:r>
-          </w:p>
-        </w:tc>
-        <w:tc>
-          <w:tcPr>
-            <w:tcW w:type="dxa" w:w="3040"/>
-            <w:shd w:fill="FFFFFF" w:color="auto" w:val="clear"/>
-            <w:tcMar>
-              <w:top w:type="dxa" w:w="60"/>
-              <w:left w:type="dxa" w:w="120"/>
-              <w:bottom w:type="dxa" w:w="60"/>
-              <w:right w:type="dxa" w:w="120"/>
-            </w:tcMar>
-            <w:vAlign w:val="top"/>
-          </w:tcPr>
-          <w:p>
-            <w:pPr>
-              <w:spacing w:after="40" w:before="0"/>
-              <w:jc w:val="left"/>
-            </w:pPr>
-            <w:r>
-              <w:rPr>
-                <w:rFonts w:ascii="Arial" w:cs="Arial" w:eastAsia="Arial" w:hAnsi="Arial"/>
-                <w:b w:val="false"/>
-                <w:bCs w:val="false"/>
-                <w:i w:val="false"/>
-                <w:iCs w:val="false"/>
-                <w:color w:val="000000"/>
-                <w:sz w:val="18"/>
-                <w:szCs w:val="18"/>
-              </w:rPr>
-              <w:t xml:space="preserve">Press for Precision with Consensus Building (NGSS SEP 6 — Constructing Explanations): The structured critique requires learners to defend mathematical claims publicly, which surfaces and corrects residual errors. The consensus-statement protocol applies Constructing Explanations practice by demanding that the explanation be grounded in evidence (their own calculations), use mathematical models (formulae), and make a general claim (isoperimetric principle). Writing the statement on the board and copying it creates a permanent anchor for the final model.</w:t>
-            </w:r>
-          </w:p>
-        </w:tc>
-        <w:tc>
-          <w:tcPr>
-            <w:tcW w:type="dxa" w:w="3040"/>
-            <w:shd w:fill="F2F2F2" w:color="auto" w:val="clear"/>
-            <w:tcMar>
-              <w:top w:type="dxa" w:w="60"/>
-              <w:left w:type="dxa" w:w="120"/>
-              <w:bottom w:type="dxa" w:w="60"/>
-              <w:right w:type="dxa" w:w="120"/>
-            </w:tcMar>
-            <w:vAlign w:val="top"/>
-          </w:tcPr>
-          <w:p>
-            <w:pPr>
-              <w:spacing w:after="40" w:before="0"/>
-              <w:jc w:val="left"/>
-            </w:pPr>
-            <w:r>
-              <w:rPr>
-                <w:rFonts w:ascii="Arial" w:cs="Arial" w:eastAsia="Arial" w:hAnsi="Arial"/>
-                <w:b w:val="false"/>
-                <w:bCs w:val="false"/>
-                <w:i w:val="false"/>
-                <w:iCs w:val="false"/>
-                <w:color w:val="000000"/>
-                <w:sz w:val="18"/>
-                <w:szCs w:val="18"/>
-              </w:rPr>
-              <w:t xml:space="preserve">Observable indicator: The class consensus statement on the board contains (a) the words 'surface area' and 'volume' used correctly and distinctly, (b) a reference to at least one formula (e.g., V = πr²h for cylinder; V = lwh for cuboid), and (c) a generalisation about shape efficiency. Teacher listens for any learner who uses 'bigger surface area means bigger volume' — this is the key misconception to extinguish. If it appears, ask: 'Can the class give me a counter-example from the gallery walk that disproves that?' Wait 10 seconds.</w:t>
-            </w:r>
-          </w:p>
-        </w:tc>
-      </w:tr>
-      <w:tr>
-        <w:tc>
-          <w:tcPr>
-            <w:tcW w:type="dxa" w:w="1520"/>
-            <w:shd w:fill="FCE4D6" w:color="auto" w:val="clear"/>
-            <w:tcMar>
-              <w:top w:type="dxa" w:w="60"/>
-              <w:left w:type="dxa" w:w="120"/>
-              <w:bottom w:type="dxa" w:w="60"/>
-              <w:right w:type="dxa" w:w="120"/>
-            </w:tcMar>
-            <w:vAlign w:val="top"/>
-          </w:tcPr>
-          <w:p>
-            <w:pPr>
-              <w:spacing w:after="40" w:before="0"/>
-              <w:jc w:val="left"/>
-            </w:pPr>
-            <w:r>
-              <w:rPr>
-                <w:rFonts w:ascii="Arial" w:cs="Arial" w:eastAsia="Arial" w:hAnsi="Arial"/>
-                <w:b/>
-                <w:bCs/>
-                <w:i w:val="false"/>
-                <w:iCs w:val="false"/>
-                <w:color w:val="000000"/>
-                <w:sz w:val="18"/>
-                <w:szCs w:val="18"/>
-              </w:rPr>
-              <w:t xml:space="preserve">Driving Question Board (DQB) Creation</w:t>
-            </w:r>
-          </w:p>
-          <w:p>
-            <w:pPr>
-              <w:spacing w:after="20" w:before="0"/>
-            </w:pPr>
-            <w:r>
-              <w:rPr>
-                <w:rFonts w:ascii="Arial" w:cs="Arial" w:eastAsia="Arial" w:hAnsi="Arial"/>
-                <w:b/>
-                <w:bCs/>
-                <w:color w:val="1F3864"/>
-                <w:sz w:val="16"/>
-                <w:szCs w:val="16"/>
-              </w:rPr>
-              <w:t xml:space="preserve">📹 VIDEO:</w:t>
-            </w:r>
-          </w:p>
-          <w:p>
-            <w:pPr>
-              <w:spacing w:after="20" w:before="0"/>
-            </w:pPr>
-            <w:hyperlink w:history="1" r:id="rIdmtwxrngv_pbqbwzw5atoi">
-              <w:r>
-                <w:rPr>
-                  <w:rFonts w:ascii="Arial" w:cs="Arial" w:eastAsia="Arial" w:hAnsi="Arial"/>
-                  <w:color w:val="2E75B6"/>
-                  <w:sz w:val="16"/>
-                  <w:szCs w:val="16"/>
-                  <w:u w:val="single" w:color="2E75B6"/>
-                </w:rPr>
-                <w:t xml:space="preserve">Surface area of a box (cuboid)</w:t>
-              </w:r>
-            </w:hyperlink>
-          </w:p>
-          <w:p>
-            <w:pPr>
-              <w:spacing w:after="10" w:before="0"/>
-              <w:ind w:left="120"/>
-            </w:pPr>
-            <w:r>
-              <w:rPr>
-                <w:rFonts w:ascii="Arial" w:cs="Arial" w:eastAsia="Arial" w:hAnsi="Arial"/>
-                <w:color w:val="595959"/>
-                <w:sz w:val="14"/>
-                <w:szCs w:val="14"/>
-              </w:rPr>
-              <w:t xml:space="preserve">Source: Khan Academy (English - US curriculum)</w:t>
-            </w:r>
-          </w:p>
-          <w:p>
-            <w:pPr>
-              <w:spacing w:after="10" w:before="0"/>
-              <w:ind w:left="120"/>
-            </w:pPr>
-            <w:hyperlink w:history="1" r:id="rIdaovtaz7tfimj3iob3earh">
-              <w:r>
-                <w:rPr>
-                  <w:rFonts w:ascii="Arial" w:cs="Arial" w:eastAsia="Arial" w:hAnsi="Arial"/>
-                  <w:color w:val="595959"/>
-                  <w:sz w:val="14"/>
-                  <w:szCs w:val="14"/>
-                  <w:u w:val="single" w:color="595959"/>
-                </w:rPr>
-                <w:t xml:space="preserve">🔍 Search ARES for similar videos</w:t>
-              </w:r>
-            </w:hyperlink>
-          </w:p>
-          <w:p>
-            <w:pPr>
-              <w:spacing w:after="40" w:before="0"/>
-            </w:pPr>
-            <w:r>
-              <w:rPr>
-                <w:sz w:val="14"/>
-                <w:szCs w:val="14"/>
-              </w:rPr>
-              <w:t xml:space="preserve"/>
-            </w:r>
-          </w:p>
-          <w:p>
-            <w:pPr>
-              <w:spacing w:after="20" w:before="0"/>
-            </w:pPr>
-            <w:r>
-              <w:rPr>
-                <w:rFonts w:ascii="Arial" w:cs="Arial" w:eastAsia="Arial" w:hAnsi="Arial"/>
-                <w:b/>
-                <w:bCs/>
-                <w:color w:val="1F3864"/>
-                <w:sz w:val="16"/>
-                <w:szCs w:val="16"/>
-              </w:rPr>
-              <w:t xml:space="preserve">📖 HTML:</w:t>
-            </w:r>
-          </w:p>
-          <w:p>
-            <w:pPr>
-              <w:spacing w:after="20" w:before="0"/>
-            </w:pPr>
-            <w:hyperlink w:history="1" r:id="rIdqwahg9ew9puf6qs_y31d5">
-              <w:r>
-                <w:rPr>
-                  <w:rFonts w:ascii="Arial" w:cs="Arial" w:eastAsia="Arial" w:hAnsi="Arial"/>
-                  <w:color w:val="2E75B6"/>
-                  <w:sz w:val="16"/>
-                  <w:szCs w:val="16"/>
-                  <w:u w:val="single" w:color="2E75B6"/>
-                </w:rPr>
-                <w:t xml:space="preserve">Surface Area and Nets (Flexbook)</w:t>
-              </w:r>
-            </w:hyperlink>
-          </w:p>
-          <w:p>
-            <w:pPr>
-              <w:spacing w:after="10" w:before="0"/>
-              <w:ind w:left="120"/>
-            </w:pPr>
-            <w:r>
-              <w:rPr>
-                <w:rFonts w:ascii="Arial" w:cs="Arial" w:eastAsia="Arial" w:hAnsi="Arial"/>
-                <w:color w:val="595959"/>
-                <w:sz w:val="14"/>
-                <w:szCs w:val="14"/>
-              </w:rPr>
-              <w:t xml:space="preserve">Source: CK-12</w:t>
-            </w:r>
-          </w:p>
-          <w:p>
-            <w:pPr>
-              <w:spacing w:after="10" w:before="0"/>
-              <w:ind w:left="120"/>
-            </w:pPr>
-            <w:hyperlink w:history="1" r:id="rId92rmj7ovib3izyt_bl7ik">
-              <w:r>
-                <w:rPr>
-                  <w:rFonts w:ascii="Arial" w:cs="Arial" w:eastAsia="Arial" w:hAnsi="Arial"/>
-                  <w:color w:val="595959"/>
-                  <w:sz w:val="14"/>
-                  <w:szCs w:val="14"/>
-                  <w:u w:val="single" w:color="595959"/>
-                </w:rPr>
-                <w:t xml:space="preserve">🔍 Search ARES for similar readings</w:t>
-              </w:r>
-            </w:hyperlink>
-          </w:p>
-        </w:tc>
-        <w:tc>
-          <w:tcPr>
-            <w:tcW w:type="dxa" w:w="3040"/>
-            <w:shd w:fill="FFFFFF" w:color="auto" w:val="clear"/>
-            <w:tcMar>
-              <w:top w:type="dxa" w:w="60"/>
-              <w:left w:type="dxa" w:w="120"/>
-              <w:bottom w:type="dxa" w:w="60"/>
-              <w:right w:type="dxa" w:w="120"/>
-            </w:tcMar>
-            <w:vAlign w:val="top"/>
-          </w:tcPr>
-          <w:p>
-            <w:pPr>
-              <w:spacing w:after="40" w:before="0"/>
-              <w:jc w:val="left"/>
-            </w:pPr>
-            <w:r>
-              <w:rPr>
-                <w:rFonts w:ascii="Arial" w:cs="Arial" w:eastAsia="Arial" w:hAnsi="Arial"/>
-                <w:b w:val="false"/>
-                <w:bCs w:val="false"/>
-                <w:i w:val="false"/>
-                <w:iCs w:val="false"/>
-                <w:color w:val="000000"/>
-                <w:sz w:val="18"/>
-                <w:szCs w:val="18"/>
-              </w:rPr>
-              <w:t xml:space="preserve">The full DQB — maintained across all 8 lessons — is displayed at the front. Each sticky-note question that was added over the unit is reviewed. The class is divided into 4 teams, each assigned a section of the DQB. Teams have 5 minutes to write a final answer card for each question in their section, citing the lesson and evidence that resolved it. Final answer cards are posted next to the original questions. The class then does a 'DQB Audit': the teacher reads one question, a team reads their answer, and the class gives a thumbs-up (fully resolved), thumbs-sideways (partially resolved), or thumbs-down (still uncertain). Questions still uncertain are noted as extension topics. The original driving question — 'Why does the same amount of metal sheet make containers that hold very different amounts of grain — and how can a Kenyan artisan use mathematics to design the best solid shape for storage or construction?' — is addressed last, with the class consensus statement from Phase 3 read aloud as the final answer.</w:t>
-            </w:r>
-          </w:p>
-        </w:tc>
-        <w:tc>
-          <w:tcPr>
-            <w:tcW w:type="dxa" w:w="3040"/>
-            <w:shd w:fill="F2F2F2" w:color="auto" w:val="clear"/>
-            <w:tcMar>
-              <w:top w:type="dxa" w:w="60"/>
-              <w:left w:type="dxa" w:w="120"/>
-              <w:bottom w:type="dxa" w:w="60"/>
-              <w:right w:type="dxa" w:w="120"/>
-            </w:tcMar>
-            <w:vAlign w:val="top"/>
-          </w:tcPr>
-          <w:p>
-            <w:pPr>
-              <w:spacing w:after="40" w:before="0"/>
-              <w:jc w:val="left"/>
-            </w:pPr>
-            <w:r>
-              <w:rPr>
-                <w:rFonts w:ascii="Arial" w:cs="Arial" w:eastAsia="Arial" w:hAnsi="Arial"/>
-                <w:b w:val="false"/>
-                <w:bCs w:val="false"/>
-                <w:i w:val="false"/>
-                <w:iCs w:val="false"/>
-                <w:color w:val="000000"/>
-                <w:sz w:val="18"/>
-                <w:szCs w:val="18"/>
-              </w:rPr>
-              <w:t xml:space="preserve">Before the DQB activity, read the original driving question aloud with theatrical emphasis: 'When Mwangi the metalsmith in Eldoret cut the same area of iron sheet to make two containers, one cylindrical and one rectangular — he may not have known it, but he was doing mathematics. Today we will prove that he made the right choice with the cylinder, and we will explain exactly why.' Circulate during the 5-minute team writing period. During the DQB Audit, for any thumbs-sideways response, prompt: 'What evidence from which lesson would help us answer this more fully?' For the final driving question, ask the class to stand and read the consensus statement aloud together. Then say: 'This is what it means to think like a mathematician and an engineer. You have earned this answer.' Record which questions remain unresolved for follow-up in future lessons or as homework extension.</w:t>
-            </w:r>
-          </w:p>
-        </w:tc>
-        <w:tc>
-          <w:tcPr>
-            <w:tcW w:type="dxa" w:w="3040"/>
-            <w:shd w:fill="FFFFFF" w:color="auto" w:val="clear"/>
-            <w:tcMar>
-              <w:top w:type="dxa" w:w="60"/>
-              <w:left w:type="dxa" w:w="120"/>
-              <w:bottom w:type="dxa" w:w="60"/>
-              <w:right w:type="dxa" w:w="120"/>
-            </w:tcMar>
-            <w:vAlign w:val="top"/>
-          </w:tcPr>
-          <w:p>
-            <w:pPr>
-              <w:spacing w:after="40" w:before="0"/>
-              <w:jc w:val="left"/>
-            </w:pPr>
-            <w:r>
-              <w:rPr>
-                <w:rFonts w:ascii="Arial" w:cs="Arial" w:eastAsia="Arial" w:hAnsi="Arial"/>
-                <w:b w:val="false"/>
-                <w:bCs w:val="false"/>
-                <w:i w:val="false"/>
-                <w:iCs w:val="false"/>
-                <w:color w:val="000000"/>
-                <w:sz w:val="18"/>
-                <w:szCs w:val="18"/>
-              </w:rPr>
-              <w:t xml:space="preserve">DQB Completion as Cumulative Sensemaking Audit (NGSS SEP 7 — Engaging in Argument from Evidence): Posting final answer cards against original questions makes the unit's knowledge-building arc visible and concrete. The thumbs audit is a whole-class peer-review of explanations — learners must judge whether evidence is sufficient to resolve a question, which is a higher-order epistemic skill. Reading the final driving-question answer aloud together creates shared intellectual ownership of the explanation.</w:t>
-            </w:r>
-          </w:p>
-        </w:tc>
-        <w:tc>
-          <w:tcPr>
-            <w:tcW w:type="dxa" w:w="3040"/>
-            <w:shd w:fill="F2F2F2" w:color="auto" w:val="clear"/>
-            <w:tcMar>
-              <w:top w:type="dxa" w:w="60"/>
-              <w:left w:type="dxa" w:w="120"/>
-              <w:bottom w:type="dxa" w:w="60"/>
-              <w:right w:type="dxa" w:w="120"/>
-            </w:tcMar>
-            <w:vAlign w:val="top"/>
-          </w:tcPr>
-          <w:p>
-            <w:pPr>
-              <w:spacing w:after="40" w:before="0"/>
-              <w:jc w:val="left"/>
-            </w:pPr>
-            <w:r>
-              <w:rPr>
-                <w:rFonts w:ascii="Arial" w:cs="Arial" w:eastAsia="Arial" w:hAnsi="Arial"/>
-                <w:b w:val="false"/>
-                <w:bCs w:val="false"/>
-                <w:i w:val="false"/>
-                <w:iCs w:val="false"/>
-                <w:color w:val="000000"/>
-                <w:sz w:val="18"/>
-                <w:szCs w:val="18"/>
-              </w:rPr>
-              <w:t xml:space="preserve">Observable indicator: All questions on the DQB have a response card. At least 80% of questions receive a thumbs-up from the class. For the main driving question, the posted answer references both surface area and volume formulae, names the specific shapes (cylinder and rectangular prism/cuboid), and makes a general design recommendation. Teacher notes any persistent thumbs-down questions and records learner names for targeted remediation.</w:t>
-            </w:r>
-          </w:p>
-        </w:tc>
-      </w:tr>
-      <w:tr>
-        <w:tc>
-          <w:tcPr>
-            <w:tcW w:type="dxa" w:w="1520"/>
-            <w:shd w:fill="D5E8F0" w:color="auto" w:val="clear"/>
-            <w:tcMar>
-              <w:top w:type="dxa" w:w="60"/>
-              <w:left w:type="dxa" w:w="120"/>
-              <w:bottom w:type="dxa" w:w="60"/>
-              <w:right w:type="dxa" w:w="120"/>
-            </w:tcMar>
-            <w:vAlign w:val="top"/>
-          </w:tcPr>
-          <w:p>
-            <w:pPr>
-              <w:spacing w:after="40" w:before="0"/>
-              <w:jc w:val="left"/>
-            </w:pPr>
-            <w:r>
-              <w:rPr>
-                <w:rFonts w:ascii="Arial" w:cs="Arial" w:eastAsia="Arial" w:hAnsi="Arial"/>
-                <w:b/>
-                <w:bCs/>
-                <w:i w:val="false"/>
-                <w:iCs w:val="false"/>
-                <w:color w:val="000000"/>
-                <w:sz w:val="18"/>
-                <w:szCs w:val="18"/>
-              </w:rPr>
-              <w:t xml:space="preserve">Model Building Phase</w:t>
-            </w:r>
-          </w:p>
-          <w:p>
-            <w:pPr>
-              <w:spacing w:after="20" w:before="0"/>
-            </w:pPr>
-            <w:r>
-              <w:rPr>
-                <w:rFonts w:ascii="Arial" w:cs="Arial" w:eastAsia="Arial" w:hAnsi="Arial"/>
-                <w:b/>
-                <w:bCs/>
-                <w:color w:val="1F3864"/>
-                <w:sz w:val="16"/>
-                <w:szCs w:val="16"/>
-              </w:rPr>
-              <w:t xml:space="preserve">📹 VIDEO:</w:t>
-            </w:r>
-          </w:p>
-          <w:p>
-            <w:pPr>
-              <w:spacing w:after="20" w:before="0"/>
-            </w:pPr>
-            <w:hyperlink w:history="1" r:id="rId7nwpqzxq_hrrtjafgshls">
-              <w:r>
-                <w:rPr>
-                  <w:rFonts w:ascii="Arial" w:cs="Arial" w:eastAsia="Arial" w:hAnsi="Arial"/>
-                  <w:color w:val="2E75B6"/>
-                  <w:sz w:val="16"/>
-                  <w:szCs w:val="16"/>
-                  <w:u w:val="single" w:color="2E75B6"/>
-                </w:rPr>
-                <w:t xml:space="preserve">Surface area of a box (cuboid)</w:t>
-              </w:r>
-            </w:hyperlink>
-          </w:p>
-          <w:p>
-            <w:pPr>
-              <w:spacing w:after="10" w:before="0"/>
-              <w:ind w:left="120"/>
-            </w:pPr>
-            <w:r>
-              <w:rPr>
-                <w:rFonts w:ascii="Arial" w:cs="Arial" w:eastAsia="Arial" w:hAnsi="Arial"/>
-                <w:color w:val="595959"/>
-                <w:sz w:val="14"/>
-                <w:szCs w:val="14"/>
-              </w:rPr>
-              <w:t xml:space="preserve">Source: Khan Academy (English - US curriculum)</w:t>
-            </w:r>
-          </w:p>
-          <w:p>
-            <w:pPr>
-              <w:spacing w:after="10" w:before="0"/>
-              <w:ind w:left="120"/>
-            </w:pPr>
-            <w:hyperlink w:history="1" r:id="rIdgu87knjhyo_jnof1gmlg6">
-              <w:r>
-                <w:rPr>
-                  <w:rFonts w:ascii="Arial" w:cs="Arial" w:eastAsia="Arial" w:hAnsi="Arial"/>
-                  <w:color w:val="595959"/>
-                  <w:sz w:val="14"/>
-                  <w:szCs w:val="14"/>
-                  <w:u w:val="single" w:color="595959"/>
-                </w:rPr>
-                <w:t xml:space="preserve">🔍 Search ARES for similar videos</w:t>
-              </w:r>
-            </w:hyperlink>
-          </w:p>
-          <w:p>
-            <w:pPr>
-              <w:spacing w:after="40" w:before="0"/>
-            </w:pPr>
-            <w:r>
-              <w:rPr>
-                <w:sz w:val="14"/>
-                <w:szCs w:val="14"/>
-              </w:rPr>
-              <w:t xml:space="preserve"/>
-            </w:r>
-          </w:p>
-          <w:p>
-            <w:pPr>
-              <w:spacing w:after="20" w:before="0"/>
-            </w:pPr>
-            <w:r>
-              <w:rPr>
-                <w:rFonts w:ascii="Arial" w:cs="Arial" w:eastAsia="Arial" w:hAnsi="Arial"/>
-                <w:b/>
-                <w:bCs/>
-                <w:color w:val="1F3864"/>
-                <w:sz w:val="16"/>
-                <w:szCs w:val="16"/>
-              </w:rPr>
-              <w:t xml:space="preserve">📖 HTML:</w:t>
-            </w:r>
-          </w:p>
-          <w:p>
-            <w:pPr>
-              <w:spacing w:after="20" w:before="0"/>
-            </w:pPr>
-            <w:hyperlink w:history="1" r:id="rIdgzxdjq_rxzlwjqtiao02c">
-              <w:r>
-                <w:rPr>
-                  <w:rFonts w:ascii="Arial" w:cs="Arial" w:eastAsia="Arial" w:hAnsi="Arial"/>
-                  <w:color w:val="2E75B6"/>
-                  <w:sz w:val="16"/>
-                  <w:szCs w:val="16"/>
-                  <w:u w:val="single" w:color="2E75B6"/>
-                </w:rPr>
-                <w:t xml:space="preserve">Surface Area and Nets (Flexbook)</w:t>
-              </w:r>
-            </w:hyperlink>
-          </w:p>
-          <w:p>
-            <w:pPr>
-              <w:spacing w:after="10" w:before="0"/>
-              <w:ind w:left="120"/>
-            </w:pPr>
-            <w:r>
-              <w:rPr>
-                <w:rFonts w:ascii="Arial" w:cs="Arial" w:eastAsia="Arial" w:hAnsi="Arial"/>
-                <w:color w:val="595959"/>
-                <w:sz w:val="14"/>
-                <w:szCs w:val="14"/>
-              </w:rPr>
-              <w:t xml:space="preserve">Source: CK-12</w:t>
-            </w:r>
-          </w:p>
-          <w:p>
-            <w:pPr>
-              <w:spacing w:after="10" w:before="0"/>
-              <w:ind w:left="120"/>
-            </w:pPr>
-            <w:hyperlink w:history="1" r:id="rIdkonnpiy8l7xl_mybxbclg">
+            <w:hyperlink w:history="1" r:id="rIdb_ruhaokqqz5uqkkfbhid">
               <w:r>
                 <w:rPr>
                   <w:rFonts w:ascii="Arial" w:cs="Arial" w:eastAsia="Arial" w:hAnsi="Arial"/>

--- a/data/outputs/v2/Core_Mathematics/SS2.7_Surface_Area_and_Volume_of_Solids/Core_Mathematics_Surface_Area_and_Volume_of_Solids_CBE_LessonSequence.docx
+++ b/data/outputs/v2/Core_Mathematics/SS2.7_Surface_Area_and_Volume_of_Solids/Core_Mathematics_Surface_Area_and_Volume_of_Solids_CBE_LessonSequence.docx
@@ -3365,7 +3365,313 @@
             <w:pPr>
               <w:spacing w:after="20" w:before="0"/>
             </w:pPr>
-            <w:hyperlink w:history="1" r:id="rIdwkb8-mo5wsud-i3jl8dsf">
+            <w:hyperlink w:history="1" r:id="rId5s9pvuuu5flk9gddtgp0y">
+              <w:r>
+                <w:rPr>
+                  <w:rFonts w:ascii="Arial" w:cs="Arial" w:eastAsia="Arial" w:hAnsi="Arial"/>
+                  <w:color w:val="2E75B6"/>
+                  <w:sz w:val="16"/>
+                  <w:szCs w:val="16"/>
+                  <w:u w:val="single" w:color="2E75B6"/>
+                </w:rPr>
+                <w:t xml:space="preserve">Surface area using a net: triangular prism</w:t>
+              </w:r>
+            </w:hyperlink>
+          </w:p>
+          <w:p>
+            <w:pPr>
+              <w:spacing w:after="10" w:before="0"/>
+              <w:ind w:left="120"/>
+            </w:pPr>
+            <w:r>
+              <w:rPr>
+                <w:rFonts w:ascii="Arial" w:cs="Arial" w:eastAsia="Arial" w:hAnsi="Arial"/>
+                <w:color w:val="595959"/>
+                <w:sz w:val="14"/>
+                <w:szCs w:val="14"/>
+              </w:rPr>
+              <w:t xml:space="preserve">Source: Khan Academy (English - US curriculum)</w:t>
+            </w:r>
+          </w:p>
+          <w:p>
+            <w:pPr>
+              <w:spacing w:after="10" w:before="0"/>
+              <w:ind w:left="120"/>
+            </w:pPr>
+            <w:hyperlink w:history="1" r:id="rIdjjelvrw5mysjbmfoeb-rx">
+              <w:r>
+                <w:rPr>
+                  <w:rFonts w:ascii="Arial" w:cs="Arial" w:eastAsia="Arial" w:hAnsi="Arial"/>
+                  <w:color w:val="595959"/>
+                  <w:sz w:val="14"/>
+                  <w:szCs w:val="14"/>
+                  <w:u w:val="single" w:color="595959"/>
+                </w:rPr>
+                <w:t xml:space="preserve">🔍 Search ARES for similar videos</w:t>
+              </w:r>
+            </w:hyperlink>
+          </w:p>
+          <w:p>
+            <w:pPr>
+              <w:spacing w:after="40" w:before="0"/>
+            </w:pPr>
+            <w:r>
+              <w:rPr>
+                <w:sz w:val="14"/>
+                <w:szCs w:val="14"/>
+              </w:rPr>
+              <w:t xml:space="preserve"/>
+            </w:r>
+          </w:p>
+          <w:p>
+            <w:pPr>
+              <w:spacing w:after="20" w:before="0"/>
+            </w:pPr>
+            <w:r>
+              <w:rPr>
+                <w:rFonts w:ascii="Arial" w:cs="Arial" w:eastAsia="Arial" w:hAnsi="Arial"/>
+                <w:b/>
+                <w:bCs/>
+                <w:color w:val="1F3864"/>
+                <w:sz w:val="16"/>
+                <w:szCs w:val="16"/>
+              </w:rPr>
+              <w:t xml:space="preserve">📖 HTML:</w:t>
+            </w:r>
+          </w:p>
+          <w:p>
+            <w:pPr>
+              <w:spacing w:after="20" w:before="0"/>
+            </w:pPr>
+            <w:hyperlink w:history="1" r:id="rIdtm6k0bzsjcea--ilhwjfv">
+              <w:r>
+                <w:rPr>
+                  <w:rFonts w:ascii="Arial" w:cs="Arial" w:eastAsia="Arial" w:hAnsi="Arial"/>
+                  <w:color w:val="2E75B6"/>
+                  <w:sz w:val="16"/>
+                  <w:szCs w:val="16"/>
+                  <w:u w:val="single" w:color="2E75B6"/>
+                </w:rPr>
+                <w:t xml:space="preserve">Surface Area of Triangular Prisms (Flexbook)</w:t>
+              </w:r>
+            </w:hyperlink>
+          </w:p>
+          <w:p>
+            <w:pPr>
+              <w:spacing w:after="10" w:before="0"/>
+              <w:ind w:left="120"/>
+            </w:pPr>
+            <w:r>
+              <w:rPr>
+                <w:rFonts w:ascii="Arial" w:cs="Arial" w:eastAsia="Arial" w:hAnsi="Arial"/>
+                <w:color w:val="595959"/>
+                <w:sz w:val="14"/>
+                <w:szCs w:val="14"/>
+              </w:rPr>
+              <w:t xml:space="preserve">Source: CK-12</w:t>
+            </w:r>
+          </w:p>
+          <w:p>
+            <w:pPr>
+              <w:spacing w:after="10" w:before="0"/>
+              <w:ind w:left="120"/>
+            </w:pPr>
+            <w:hyperlink w:history="1" r:id="rIdpjr-x__8xmzsmmug7r_he">
+              <w:r>
+                <w:rPr>
+                  <w:rFonts w:ascii="Arial" w:cs="Arial" w:eastAsia="Arial" w:hAnsi="Arial"/>
+                  <w:color w:val="595959"/>
+                  <w:sz w:val="14"/>
+                  <w:szCs w:val="14"/>
+                  <w:u w:val="single" w:color="595959"/>
+                </w:rPr>
+                <w:t xml:space="preserve">🔍 Search ARES for similar readings</w:t>
+              </w:r>
+            </w:hyperlink>
+          </w:p>
+        </w:tc>
+        <w:tc>
+          <w:tcPr>
+            <w:tcW w:type="dxa" w:w="3040"/>
+            <w:shd w:fill="FFFFFF" w:color="auto" w:val="clear"/>
+            <w:tcMar>
+              <w:top w:type="dxa" w:w="60"/>
+              <w:left w:type="dxa" w:w="120"/>
+              <w:bottom w:type="dxa" w:w="60"/>
+              <w:right w:type="dxa" w:w="120"/>
+            </w:tcMar>
+            <w:vAlign w:val="top"/>
+          </w:tcPr>
+          <w:p>
+            <w:pPr>
+              <w:spacing w:after="40" w:before="0"/>
+              <w:jc w:val="left"/>
+            </w:pPr>
+            <w:r>
+              <w:rPr>
+                <w:rFonts w:ascii="Arial" w:cs="Arial" w:eastAsia="Arial" w:hAnsi="Arial"/>
+                <w:b w:val="false"/>
+                <w:bCs w:val="false"/>
+                <w:i w:val="false"/>
+                <w:iCs w:val="false"/>
+                <w:color w:val="000000"/>
+                <w:sz w:val="18"/>
+                <w:szCs w:val="18"/>
+              </w:rPr>
+              <w:t xml:space="preserve">Learners examine two photographs displayed on the board (or physical cardboard models): a tall cylindrical drum and a rectangular metal box, both labelled as storage containers from Mama Wanjiru's posho mill in Eldoret. The teacher reads aloud the scenario: 'The metalsmith used exactly the same area of iron sheet for both containers. When Mama Wanjiru fills them with maize grain, the cylindrical drum holds more. How is this possible?' Each learner silently writes a prediction on a sticky note (1 minute), answering: (a) Which container do you think holds more — and did you already know that before reading? (b) Why do you think equal sheet area does NOT mean equal grain capacity? Learners then share predictions in pairs (1 minute each), before 4–5 pairs are cold-called to share with the class. Predictions are displayed on a designated 'Our Predictions' section of the board — NOT erased — to be revisited at the end of the lesson.</w:t>
+            </w:r>
+          </w:p>
+        </w:tc>
+        <w:tc>
+          <w:tcPr>
+            <w:tcW w:type="dxa" w:w="3040"/>
+            <w:shd w:fill="F2F2F2" w:color="auto" w:val="clear"/>
+            <w:tcMar>
+              <w:top w:type="dxa" w:w="60"/>
+              <w:left w:type="dxa" w:w="120"/>
+              <w:bottom w:type="dxa" w:w="60"/>
+              <w:right w:type="dxa" w:w="120"/>
+            </w:tcMar>
+            <w:vAlign w:val="top"/>
+          </w:tcPr>
+          <w:p>
+            <w:pPr>
+              <w:spacing w:after="40" w:before="0"/>
+              <w:jc w:val="left"/>
+            </w:pPr>
+            <w:r>
+              <w:rPr>
+                <w:rFonts w:ascii="Arial" w:cs="Arial" w:eastAsia="Arial" w:hAnsi="Arial"/>
+                <w:b w:val="false"/>
+                <w:bCs w:val="false"/>
+                <w:i w:val="false"/>
+                <w:iCs w:val="false"/>
+                <w:color w:val="000000"/>
+                <w:sz w:val="18"/>
+                <w:szCs w:val="18"/>
+              </w:rPr>
+              <w:t xml:space="preserve">1. Display the two container photographs side by side on the board. Point to each: 'This is a cylindrical drum. This is a rectangular metal box. Both were made by the same fundi in Eldoret using the same total area of iron sheet.' Pause 10 seconds — allow silence. 2. Ask: 'On your sticky note, write your prediction: which holds more grain, AND why do you think equal surface area does not mean equal volume? You have 60 seconds — write silently.' Set a visible 60-second timer. 3. After writing, say: 'Turn to your partner — share your prediction and listen to theirs. You have 90 seconds.' 4. After pairs share, cold-call 5 pairs (select a mix of confident and quieter learners): 'Baraka, what did you and your partner predict — and what was your reasoning?' Apply 10-second WAIT TIME after each response before probing. 5. After each response, ask the class: 'Raise your hand if your prediction agreed with theirs.' Do NOT confirm or deny any prediction yet. Say: 'We will find out if your predictions were correct by the end of this lesson — and we may still have questions that take us several more lessons to fully answer.' 6. Post all sticky notes on the board under the heading 'OUR PREDICTIONS — DO NOT ERASE.'</w:t>
+            </w:r>
+          </w:p>
+        </w:tc>
+        <w:tc>
+          <w:tcPr>
+            <w:tcW w:type="dxa" w:w="3040"/>
+            <w:shd w:fill="FFFFFF" w:color="auto" w:val="clear"/>
+            <w:tcMar>
+              <w:top w:type="dxa" w:w="60"/>
+              <w:left w:type="dxa" w:w="120"/>
+              <w:bottom w:type="dxa" w:w="60"/>
+              <w:right w:type="dxa" w:w="120"/>
+            </w:tcMar>
+            <w:vAlign w:val="top"/>
+          </w:tcPr>
+          <w:p>
+            <w:pPr>
+              <w:spacing w:after="40" w:before="0"/>
+              <w:jc w:val="left"/>
+            </w:pPr>
+            <w:r>
+              <w:rPr>
+                <w:rFonts w:ascii="Arial" w:cs="Arial" w:eastAsia="Arial" w:hAnsi="Arial"/>
+                <w:b w:val="false"/>
+                <w:bCs w:val="false"/>
+                <w:i w:val="false"/>
+                <w:iCs w:val="false"/>
+                <w:color w:val="000000"/>
+                <w:sz w:val="18"/>
+                <w:szCs w:val="18"/>
+              </w:rPr>
+              <w:t xml:space="preserve">Think-Pair-Share with Anchored Prediction Posting. This strategy activates prior knowledge about area and capacity, surfaces misconceptions (especially the intuitive but incorrect belief that equal surface area implies equal volume), and creates cognitive dissonance that motivates the investigation. By physically posting — not erasing — predictions, learners are held accountable to their prior thinking and can track how their understanding evolves across the unit.</w:t>
+            </w:r>
+          </w:p>
+        </w:tc>
+        <w:tc>
+          <w:tcPr>
+            <w:tcW w:type="dxa" w:w="3040"/>
+            <w:shd w:fill="F2F2F2" w:color="auto" w:val="clear"/>
+            <w:tcMar>
+              <w:top w:type="dxa" w:w="60"/>
+              <w:left w:type="dxa" w:w="120"/>
+              <w:bottom w:type="dxa" w:w="60"/>
+              <w:right w:type="dxa" w:w="120"/>
+            </w:tcMar>
+            <w:vAlign w:val="top"/>
+          </w:tcPr>
+          <w:p>
+            <w:pPr>
+              <w:spacing w:after="40" w:before="0"/>
+              <w:jc w:val="left"/>
+            </w:pPr>
+            <w:r>
+              <w:rPr>
+                <w:rFonts w:ascii="Arial" w:cs="Arial" w:eastAsia="Arial" w:hAnsi="Arial"/>
+                <w:b w:val="false"/>
+                <w:bCs w:val="false"/>
+                <w:i w:val="false"/>
+                <w:iCs w:val="false"/>
+                <w:color w:val="000000"/>
+                <w:sz w:val="18"/>
+                <w:szCs w:val="18"/>
+              </w:rPr>
+              <w:t xml:space="preserve">Observable indicator: Every learner has a sticky note with a written prediction before pairs share. Teacher scans sticky notes during pair-share for the following diagnostic signals — (a) learners who correctly predict the cylinder holds more but cannot explain why (surface-area/volume distinction not yet formed); (b) learners who predict the box holds more (strong misconception to address); (c) learners who correctly invoke 'shape matters' even without formal vocabulary. Teacher makes a mental note of category (b) learners for targeted questioning during Phase 3.</w:t>
+            </w:r>
+          </w:p>
+        </w:tc>
+      </w:tr>
+      <w:tr>
+        <w:tc>
+          <w:tcPr>
+            <w:tcW w:type="dxa" w:w="1520"/>
+            <w:shd w:fill="D9EEF1" w:color="auto" w:val="clear"/>
+            <w:tcMar>
+              <w:top w:type="dxa" w:w="60"/>
+              <w:left w:type="dxa" w:w="120"/>
+              <w:bottom w:type="dxa" w:w="60"/>
+              <w:right w:type="dxa" w:w="120"/>
+            </w:tcMar>
+            <w:vAlign w:val="top"/>
+          </w:tcPr>
+          <w:p>
+            <w:pPr>
+              <w:spacing w:after="40" w:before="0"/>
+              <w:jc w:val="left"/>
+            </w:pPr>
+            <w:r>
+              <w:rPr>
+                <w:rFonts w:ascii="Arial" w:cs="Arial" w:eastAsia="Arial" w:hAnsi="Arial"/>
+                <w:b/>
+                <w:bCs/>
+                <w:i w:val="false"/>
+                <w:iCs w:val="false"/>
+                <w:color w:val="000000"/>
+                <w:sz w:val="18"/>
+                <w:szCs w:val="18"/>
+              </w:rPr>
+              <w:t xml:space="preserve">Observe Phase</w:t>
+            </w:r>
+          </w:p>
+          <w:p>
+            <w:pPr>
+              <w:spacing w:after="20" w:before="0"/>
+            </w:pPr>
+            <w:r>
+              <w:rPr>
+                <w:rFonts w:ascii="Arial" w:cs="Arial" w:eastAsia="Arial" w:hAnsi="Arial"/>
+                <w:b/>
+                <w:bCs/>
+                <w:color w:val="1F3864"/>
+                <w:sz w:val="16"/>
+                <w:szCs w:val="16"/>
+              </w:rPr>
+              <w:t xml:space="preserve">📹 VIDEO:</w:t>
+            </w:r>
+          </w:p>
+          <w:p>
+            <w:pPr>
+              <w:spacing w:after="20" w:before="0"/>
+            </w:pPr>
+            <w:hyperlink w:history="1" r:id="rIdrhr1qjm7mtjehtka5zt70">
               <w:r>
                 <w:rPr>
                   <w:rFonts w:ascii="Arial" w:cs="Arial" w:eastAsia="Arial" w:hAnsi="Arial"/>
@@ -3398,7 +3704,7 @@
               <w:spacing w:after="10" w:before="0"/>
               <w:ind w:left="120"/>
             </w:pPr>
-            <w:hyperlink w:history="1" r:id="rIdqminhyiotyjajeowcoyvk">
+            <w:hyperlink w:history="1" r:id="rIdstliwqnhcqnvwjakoe06r">
               <w:r>
                 <w:rPr>
                   <w:rFonts w:ascii="Arial" w:cs="Arial" w:eastAsia="Arial" w:hAnsi="Arial"/>
@@ -3436,6 +3742,312 @@
                 <w:sz w:val="16"/>
                 <w:szCs w:val="16"/>
               </w:rPr>
+              <w:t xml:space="preserve">📖 EXERCISE:</w:t>
+            </w:r>
+          </w:p>
+          <w:p>
+            <w:pPr>
+              <w:spacing w:after="20" w:before="0"/>
+            </w:pPr>
+            <w:hyperlink w:history="1" r:id="rIddqyrxnbwpsphv_-xxxgg9">
+              <w:r>
+                <w:rPr>
+                  <w:rFonts w:ascii="Arial" w:cs="Arial" w:eastAsia="Arial" w:hAnsi="Arial"/>
+                  <w:color w:val="2E75B6"/>
+                  <w:sz w:val="16"/>
+                  <w:szCs w:val="16"/>
+                  <w:u w:val="single" w:color="2E75B6"/>
+                </w:rPr>
+                <w:t xml:space="preserve">Surface Area of Triangular Prisms Practice</w:t>
+              </w:r>
+            </w:hyperlink>
+          </w:p>
+          <w:p>
+            <w:pPr>
+              <w:spacing w:after="10" w:before="0"/>
+              <w:ind w:left="120"/>
+            </w:pPr>
+            <w:r>
+              <w:rPr>
+                <w:rFonts w:ascii="Arial" w:cs="Arial" w:eastAsia="Arial" w:hAnsi="Arial"/>
+                <w:color w:val="595959"/>
+                <w:sz w:val="14"/>
+                <w:szCs w:val="14"/>
+              </w:rPr>
+              <w:t xml:space="preserve">Source: CK-12</w:t>
+            </w:r>
+          </w:p>
+          <w:p>
+            <w:pPr>
+              <w:spacing w:after="10" w:before="0"/>
+              <w:ind w:left="120"/>
+            </w:pPr>
+            <w:hyperlink w:history="1" r:id="rIdt-luclkvcw78rciywda1g">
+              <w:r>
+                <w:rPr>
+                  <w:rFonts w:ascii="Arial" w:cs="Arial" w:eastAsia="Arial" w:hAnsi="Arial"/>
+                  <w:color w:val="595959"/>
+                  <w:sz w:val="14"/>
+                  <w:szCs w:val="14"/>
+                  <w:u w:val="single" w:color="595959"/>
+                </w:rPr>
+                <w:t xml:space="preserve">🔍 Search ARES for similar readings</w:t>
+              </w:r>
+            </w:hyperlink>
+          </w:p>
+        </w:tc>
+        <w:tc>
+          <w:tcPr>
+            <w:tcW w:type="dxa" w:w="3040"/>
+            <w:shd w:fill="FFFFFF" w:color="auto" w:val="clear"/>
+            <w:tcMar>
+              <w:top w:type="dxa" w:w="60"/>
+              <w:left w:type="dxa" w:w="120"/>
+              <w:bottom w:type="dxa" w:w="60"/>
+              <w:right w:type="dxa" w:w="120"/>
+            </w:tcMar>
+            <w:vAlign w:val="top"/>
+          </w:tcPr>
+          <w:p>
+            <w:pPr>
+              <w:spacing w:after="40" w:before="0"/>
+              <w:jc w:val="left"/>
+            </w:pPr>
+            <w:r>
+              <w:rPr>
+                <w:rFonts w:ascii="Arial" w:cs="Arial" w:eastAsia="Arial" w:hAnsi="Arial"/>
+                <w:b w:val="false"/>
+                <w:bCs w:val="false"/>
+                <w:i w:val="false"/>
+                <w:iCs w:val="false"/>
+                <w:color w:val="000000"/>
+                <w:sz w:val="18"/>
+                <w:szCs w:val="18"/>
+              </w:rPr>
+              <w:t xml:space="preserve">In groups of 4, learners receive a pre-printed net template on A3 cardboard (one rectangular prism net and one triangular prism net per group), scissors, rulers, and a structured observation table (printed worksheet). Step 1: Learners carefully cut out the rectangular prism net, fold it WITHOUT gluing, and identify each face. Step 2: Using a ruler, they measure the length and width of each face and record in the table: Face Name | Shape | Length (cm) | Width (cm) | Area (cm²). Step 3: They repeat for the triangular prism net, carefully measuring the triangular faces (base and height) and the three rectangular faces. Step 4: Each group calculates the area of every individual face and records the total (sum of all face areas) in the last row of their table. Step 5: Groups compare their total face areas across groups to verify consistency. The teacher connects this explicitly to the phenomenon: 'The iron sheet the fundi in Eldoret used is like this net — it is the flat material that gets folded into the 3D container. The total area of your net IS the surface area of the container.'</w:t>
+            </w:r>
+          </w:p>
+        </w:tc>
+        <w:tc>
+          <w:tcPr>
+            <w:tcW w:type="dxa" w:w="3040"/>
+            <w:shd w:fill="F2F2F2" w:color="auto" w:val="clear"/>
+            <w:tcMar>
+              <w:top w:type="dxa" w:w="60"/>
+              <w:left w:type="dxa" w:w="120"/>
+              <w:bottom w:type="dxa" w:w="60"/>
+              <w:right w:type="dxa" w:w="120"/>
+            </w:tcMar>
+            <w:vAlign w:val="top"/>
+          </w:tcPr>
+          <w:p>
+            <w:pPr>
+              <w:spacing w:after="40" w:before="0"/>
+              <w:jc w:val="left"/>
+            </w:pPr>
+            <w:r>
+              <w:rPr>
+                <w:rFonts w:ascii="Arial" w:cs="Arial" w:eastAsia="Arial" w:hAnsi="Arial"/>
+                <w:b w:val="false"/>
+                <w:bCs w:val="false"/>
+                <w:i w:val="false"/>
+                <w:iCs w:val="false"/>
+                <w:color w:val="000000"/>
+                <w:sz w:val="18"/>
+                <w:szCs w:val="18"/>
+              </w:rPr>
+              <w:t xml:space="preserve">1. Distribute materials. Say: 'Your cardboard net is like the flat iron sheet the Eldoret fundi starts with. Your job is to find the total area of that sheet — that is what we call surface area.' 2. Circulate during cutting. After 3 minutes, stop the class: 'Freeze — show me your net before folding. Count the number of faces on your rectangular prism net. Tell your partner.' Cold-call 3 groups: 'Akinyi's group — how many faces? What shape is each face?' Apply 10-second WAIT TIME. 3. After folding: 'Without measuring yet — look at the rectangular prism. Which faces look identical to each other? Discuss in your group for 30 seconds.' Cold-call 2 groups. Expected answer: three pairs of identical rectangles. Affirm: 'Good — notice that. We will use that observation when we write the formula.' 4. During measurement: circulate and check that learners are measuring length AND width (not just one dimension). Prompt: 'You have measured the length — what else do you need to find the area of a rectangle?' 5. After totals are calculated, ask the class: 'Group totals — call them out.' Write all group totals on the board. Ask: 'Why might totals differ slightly across groups?' (Measurement precision, rounding.) Say: 'This is why engineers and fundis must measure very carefully.' 6. Explicitly link back to phenomenon: 'The number you just calculated — the total face area — is exactly what the Eldoret metalsmith measured out in iron sheet. Now we need to ask: does the cylinder's net give the same total area? We will find out in later lessons.'</w:t>
+            </w:r>
+          </w:p>
+        </w:tc>
+        <w:tc>
+          <w:tcPr>
+            <w:tcW w:type="dxa" w:w="3040"/>
+            <w:shd w:fill="FFFFFF" w:color="auto" w:val="clear"/>
+            <w:tcMar>
+              <w:top w:type="dxa" w:w="60"/>
+              <w:left w:type="dxa" w:w="120"/>
+              <w:bottom w:type="dxa" w:w="60"/>
+              <w:right w:type="dxa" w:w="120"/>
+            </w:tcMar>
+            <w:vAlign w:val="top"/>
+          </w:tcPr>
+          <w:p>
+            <w:pPr>
+              <w:spacing w:after="40" w:before="0"/>
+              <w:jc w:val="left"/>
+            </w:pPr>
+            <w:r>
+              <w:rPr>
+                <w:rFonts w:ascii="Arial" w:cs="Arial" w:eastAsia="Arial" w:hAnsi="Arial"/>
+                <w:b w:val="false"/>
+                <w:bCs w:val="false"/>
+                <w:i w:val="false"/>
+                <w:iCs w:val="false"/>
+                <w:color w:val="000000"/>
+                <w:sz w:val="18"/>
+                <w:szCs w:val="18"/>
+              </w:rPr>
+              <w:t xml:space="preserve">Concrete-to-Abstract Net Construction. By physically cutting, folding, measuring, and summing face areas BEFORE seeing the formula, learners build a concrete referent for what 'surface area' means. The net makes the abstract concept of 'total outer area of a 3D solid' visible and touchable. Connecting the net explicitly to the iron sheet in the phenomenon grounds the mathematics in a real Kenyan artefact — the storage container — rather than an abstract shape.</w:t>
+            </w:r>
+          </w:p>
+        </w:tc>
+        <w:tc>
+          <w:tcPr>
+            <w:tcW w:type="dxa" w:w="3040"/>
+            <w:shd w:fill="F2F2F2" w:color="auto" w:val="clear"/>
+            <w:tcMar>
+              <w:top w:type="dxa" w:w="60"/>
+              <w:left w:type="dxa" w:w="120"/>
+              <w:bottom w:type="dxa" w:w="60"/>
+              <w:right w:type="dxa" w:w="120"/>
+            </w:tcMar>
+            <w:vAlign w:val="top"/>
+          </w:tcPr>
+          <w:p>
+            <w:pPr>
+              <w:spacing w:after="40" w:before="0"/>
+              <w:jc w:val="left"/>
+            </w:pPr>
+            <w:r>
+              <w:rPr>
+                <w:rFonts w:ascii="Arial" w:cs="Arial" w:eastAsia="Arial" w:hAnsi="Arial"/>
+                <w:b w:val="false"/>
+                <w:bCs w:val="false"/>
+                <w:i w:val="false"/>
+                <w:iCs w:val="false"/>
+                <w:color w:val="000000"/>
+                <w:sz w:val="18"/>
+                <w:szCs w:val="18"/>
+              </w:rPr>
+              <w:t xml:space="preserve">Observable indicators during circulation: (a) All group members are measuring, not just one learner — teacher redirects if one learner is dominating. (b) Learners correctly calculate area as length × width for rectangular faces and ½ × base × height for triangular faces — teacher checks at least 3 groups' triangular face calculations. (c) Group totals for the same net template should agree within ±2 cm² — groups with large discrepancies are asked to re-measure. Exit check: teacher asks one group to point to and name all 6 faces of the rectangular prism before they proceed to Phase 3.</w:t>
+            </w:r>
+          </w:p>
+        </w:tc>
+      </w:tr>
+      <w:tr>
+        <w:tc>
+          <w:tcPr>
+            <w:tcW w:type="dxa" w:w="1520"/>
+            <w:shd w:fill="E2EFDA" w:color="auto" w:val="clear"/>
+            <w:tcMar>
+              <w:top w:type="dxa" w:w="60"/>
+              <w:left w:type="dxa" w:w="120"/>
+              <w:bottom w:type="dxa" w:w="60"/>
+              <w:right w:type="dxa" w:w="120"/>
+            </w:tcMar>
+            <w:vAlign w:val="top"/>
+          </w:tcPr>
+          <w:p>
+            <w:pPr>
+              <w:spacing w:after="40" w:before="0"/>
+              <w:jc w:val="left"/>
+            </w:pPr>
+            <w:r>
+              <w:rPr>
+                <w:rFonts w:ascii="Arial" w:cs="Arial" w:eastAsia="Arial" w:hAnsi="Arial"/>
+                <w:b/>
+                <w:bCs/>
+                <w:i w:val="false"/>
+                <w:iCs w:val="false"/>
+                <w:color w:val="000000"/>
+                <w:sz w:val="18"/>
+                <w:szCs w:val="18"/>
+              </w:rPr>
+              <w:t xml:space="preserve">Explain Phase</w:t>
+            </w:r>
+          </w:p>
+          <w:p>
+            <w:pPr>
+              <w:spacing w:after="20" w:before="0"/>
+            </w:pPr>
+            <w:r>
+              <w:rPr>
+                <w:rFonts w:ascii="Arial" w:cs="Arial" w:eastAsia="Arial" w:hAnsi="Arial"/>
+                <w:b/>
+                <w:bCs/>
+                <w:color w:val="1F3864"/>
+                <w:sz w:val="16"/>
+                <w:szCs w:val="16"/>
+              </w:rPr>
+              <w:t xml:space="preserve">📹 VIDEO:</w:t>
+            </w:r>
+          </w:p>
+          <w:p>
+            <w:pPr>
+              <w:spacing w:after="20" w:before="0"/>
+            </w:pPr>
+            <w:hyperlink w:history="1" r:id="rIdnd_asjjrhkbskujx1tema">
+              <w:r>
+                <w:rPr>
+                  <w:rFonts w:ascii="Arial" w:cs="Arial" w:eastAsia="Arial" w:hAnsi="Arial"/>
+                  <w:color w:val="2E75B6"/>
+                  <w:sz w:val="16"/>
+                  <w:szCs w:val="16"/>
+                  <w:u w:val="single" w:color="2E75B6"/>
+                </w:rPr>
+                <w:t xml:space="preserve">Surface area of a box (cuboid)</w:t>
+              </w:r>
+            </w:hyperlink>
+          </w:p>
+          <w:p>
+            <w:pPr>
+              <w:spacing w:after="10" w:before="0"/>
+              <w:ind w:left="120"/>
+            </w:pPr>
+            <w:r>
+              <w:rPr>
+                <w:rFonts w:ascii="Arial" w:cs="Arial" w:eastAsia="Arial" w:hAnsi="Arial"/>
+                <w:color w:val="595959"/>
+                <w:sz w:val="14"/>
+                <w:szCs w:val="14"/>
+              </w:rPr>
+              <w:t xml:space="preserve">Source: Khan Academy (English - US curriculum)</w:t>
+            </w:r>
+          </w:p>
+          <w:p>
+            <w:pPr>
+              <w:spacing w:after="10" w:before="0"/>
+              <w:ind w:left="120"/>
+            </w:pPr>
+            <w:hyperlink w:history="1" r:id="rIdzjjyrj7fr6-rrd-h1nlse">
+              <w:r>
+                <w:rPr>
+                  <w:rFonts w:ascii="Arial" w:cs="Arial" w:eastAsia="Arial" w:hAnsi="Arial"/>
+                  <w:color w:val="595959"/>
+                  <w:sz w:val="14"/>
+                  <w:szCs w:val="14"/>
+                  <w:u w:val="single" w:color="595959"/>
+                </w:rPr>
+                <w:t xml:space="preserve">🔍 Search ARES for similar videos</w:t>
+              </w:r>
+            </w:hyperlink>
+          </w:p>
+          <w:p>
+            <w:pPr>
+              <w:spacing w:after="40" w:before="0"/>
+            </w:pPr>
+            <w:r>
+              <w:rPr>
+                <w:sz w:val="14"/>
+                <w:szCs w:val="14"/>
+              </w:rPr>
+              <w:t xml:space="preserve"/>
+            </w:r>
+          </w:p>
+          <w:p>
+            <w:pPr>
+              <w:spacing w:after="20" w:before="0"/>
+            </w:pPr>
+            <w:r>
+              <w:rPr>
+                <w:rFonts w:ascii="Arial" w:cs="Arial" w:eastAsia="Arial" w:hAnsi="Arial"/>
+                <w:b/>
+                <w:bCs/>
+                <w:color w:val="1F3864"/>
+                <w:sz w:val="16"/>
+                <w:szCs w:val="16"/>
+              </w:rPr>
               <w:t xml:space="preserve">📖 HTML:</w:t>
             </w:r>
           </w:p>
@@ -3443,7 +4055,7 @@
             <w:pPr>
               <w:spacing w:after="20" w:before="0"/>
             </w:pPr>
-            <w:hyperlink w:history="1" r:id="rIdmiwbx8kbvpcu_5spehy-4">
+            <w:hyperlink w:history="1" r:id="rIdu2imn9w-x0pp5at_1t-qm">
               <w:r>
                 <w:rPr>
                   <w:rFonts w:ascii="Arial" w:cs="Arial" w:eastAsia="Arial" w:hAnsi="Arial"/>
@@ -3476,7 +4088,7 @@
               <w:spacing w:after="10" w:before="0"/>
               <w:ind w:left="120"/>
             </w:pPr>
-            <w:hyperlink w:history="1" r:id="rId8grp6cawapfwdtj8chxlu">
+            <w:hyperlink w:history="1" r:id="rIdaxvb7tqfegmcmwu2fnnhp">
               <w:r>
                 <w:rPr>
                   <w:rFonts w:ascii="Arial" w:cs="Arial" w:eastAsia="Arial" w:hAnsi="Arial"/>
@@ -3518,7 +4130,7 @@
                 <w:sz w:val="18"/>
                 <w:szCs w:val="18"/>
               </w:rPr>
-              <w:t xml:space="preserve">Learners examine two photographs displayed on the board (or physical cardboard models): a tall cylindrical drum and a rectangular metal box, both labelled as storage containers from Mama Wanjiru's posho mill in Eldoret. The teacher reads aloud the scenario: 'The metalsmith used exactly the same area of iron sheet for both containers. When Mama Wanjiru fills them with maize grain, the cylindrical drum holds more. How is this possible?' Each learner silently writes a prediction on a sticky note (1 minute), answering: (a) Which container do you think holds more — and did you already know that before reading? (b) Why do you think equal sheet area does NOT mean equal grain capacity? Learners then share predictions in pairs (1 minute each), before 4–5 pairs are cold-called to share with the class. Predictions are displayed on a designated 'Our Predictions' section of the board — NOT erased — to be revisited at the end of the lesson.</w:t>
+              <w:t xml:space="preserve">The class reconvenes for whole-class sensemaking. The teacher leads a structured discussion to derive the surface area formula for a rectangular prism from the group's own net data. Learners first share which faces they found to be identical (three pairs). The teacher writes on the board: SA = Area of Face 1 + Area of Face 2 + ... and guides learners to group the pairs: SA = 2(lw) + 2(lh) + 2(wh) = 2(lw + lh + wh). Learners copy the derived formula into their exercise books with a worked example. They then apply the formula directly to the anchoring phenomenon: the teacher announces the dimensions of the rectangular metal box from the Eldoret posho mill — length = 120 cm, width = 80 cm, height = 100 cm — and learners individually calculate its surface area. They compare their answer with a partner. The triangular prism formula is similarly derived: SA = 2(½bh_t) + (a + b + c) × L, where a, b, c are the sides of the triangular face and L is the length of the prism. The teacher uses a real-world application: a triangular metal water trough used by Maasai pastoralists in the Rift Valley. Learners solve one practice problem individually.</w:t>
             </w:r>
           </w:p>
         </w:tc>
@@ -3550,7 +4162,7 @@
                 <w:sz w:val="18"/>
                 <w:szCs w:val="18"/>
               </w:rPr>
-              <w:t xml:space="preserve">1. Display the two container photographs side by side on the board. Point to each: 'This is a cylindrical drum. This is a rectangular metal box. Both were made by the same fundi in Eldoret using the same total area of iron sheet.' Pause 10 seconds — allow silence. 2. Ask: 'On your sticky note, write your prediction: which holds more grain, AND why do you think equal surface area does not mean equal volume? You have 60 seconds — write silently.' Set a visible 60-second timer. 3. After writing, say: 'Turn to your partner — share your prediction and listen to theirs. You have 90 seconds.' 4. After pairs share, cold-call 5 pairs (select a mix of confident and quieter learners): 'Baraka, what did you and your partner predict — and what was your reasoning?' Apply 10-second WAIT TIME after each response before probing. 5. After each response, ask the class: 'Raise your hand if your prediction agreed with theirs.' Do NOT confirm or deny any prediction yet. Say: 'We will find out if your predictions were correct by the end of this lesson — and we may still have questions that take us several more lessons to fully answer.' 6. Post all sticky notes on the board under the heading 'OUR PREDICTIONS — DO NOT ERASE.'</w:t>
+              <w:t xml:space="preserve">1. Draw a large net of a rectangular prism on the board. Label faces Top, Bottom, Front, Back, Left, Right. Ask: 'From your group work — which faces were identical? Call out the pairs.' Cold-call 3 groups. Record on the board. 2. Say: 'So surface area = sum of all six face areas. Can we write this more efficiently using what we know about identical pairs?' Wait 15 seconds. Cold-call one learner: 'Njoroge — try to write a shorter formula using the pairs.' Build the formula on the board collaboratively. 3. State clearly: 'The formula we have derived together is: SA = 2(lw + lh + wh). Write this in your books with a box around it.' 4. Announce the phenomenon dimensions: 'The rectangular metal box from Mama Wanjiru's posho mill in Eldoret has length 120 cm, width 80 cm, height 100 cm. Using our formula, calculate its surface area. You have 3 minutes — work individually in silence.' Set timer. 5. After 3 minutes: 'Check your answer with your partner.' Then cold-call one pair: 'Fatuma and Otieno — what did you get? Walk us through your substitution step by step.' Expected: SA = 2(120×80 + 120×100 + 80×100) = 2(9600 + 12000 + 8000) = 2(29600) = 59,200 cm². Write full solution on the board. 6. Ask: 'So the Eldoret metalsmith used 59,200 cm² of iron sheet for the box. Now — if the cylinder was also made from 59,200 cm² of iron sheet, what dimensions might it have? We cannot fully answer that yet. Post that question — it is going on our DQB.' 7. Derive triangular prism formula using the same net-grouping approach. Ask: 'What is different about the triangular prism? How many rectangular faces? How many triangular faces?' Wait 10 seconds before cold-calling.</w:t>
             </w:r>
           </w:p>
         </w:tc>
@@ -3582,7 +4194,7 @@
                 <w:sz w:val="18"/>
                 <w:szCs w:val="18"/>
               </w:rPr>
-              <w:t xml:space="preserve">Think-Pair-Share with Anchored Prediction Posting. This strategy activates prior knowledge about area and capacity, surfaces misconceptions (especially the intuitive but incorrect belief that equal surface area implies equal volume), and creates cognitive dissonance that motivates the investigation. By physically posting — not erasing — predictions, learners are held accountable to their prior thinking and can track how their understanding evolves across the unit.</w:t>
+              <w:t xml:space="preserve">Collaborative Formula Derivation (Structured Inquiry). Rather than stating the formula, the teacher guides learners to construct it from their own net measurements, making the formula a logical consequence of grouping identical faces rather than an arbitrary rule to memorise. This builds conceptual understanding (WHY the formula has the structure it does) alongside procedural fluency. Anchoring the calculation to the exact dimensions of the Eldoret rectangular box maintains the phenomenon connection and gives the surface area a real, meaningful value (59,200 cm² of iron sheet).</w:t>
             </w:r>
           </w:p>
         </w:tc>
@@ -3614,7 +4226,7 @@
                 <w:sz w:val="18"/>
                 <w:szCs w:val="18"/>
               </w:rPr>
-              <w:t xml:space="preserve">Observable indicator: Every learner has a sticky note with a written prediction before pairs share. Teacher scans sticky notes during pair-share for the following diagnostic signals — (a) learners who correctly predict the cylinder holds more but cannot explain why (surface-area/volume distinction not yet formed); (b) learners who predict the box holds more (strong misconception to address); (c) learners who correctly invoke 'shape matters' even without formal vocabulary. Teacher makes a mental note of category (b) learners for targeted questioning during Phase 3.</w:t>
+              <w:t xml:space="preserve">Observable indicators: (a) During formula derivation, at least 3 different learners contribute a step — teacher tracks participation by marking names. (b) Individual calculation: teacher circulates during the 3-minute silent work and checks that learners correctly substitute l=120, w=80, h=100 — common error is using perimeter instead of area for faces. (c) Cold-called pair must show full working (substitution → simplification → answer) on the board — teacher corrects any arithmetic error immediately and asks the class: 'Do you agree? Show thumbs up/down.' (d) Teacher asks one learner to state the formula from memory without looking at their book — a minimum of 2 learners should be able to do this by end of phase.</w:t>
             </w:r>
           </w:p>
         </w:tc>
@@ -3623,32 +4235,32 @@
         <w:tc>
           <w:tcPr>
             <w:tcW w:type="dxa" w:w="1520"/>
-            <w:shd w:fill="D9EEF1" w:color="auto" w:val="clear"/>
-            <w:tcMar>
-              <w:top w:type="dxa" w:w="60"/>
-              <w:left w:type="dxa" w:w="120"/>
-              <w:bottom w:type="dxa" w:w="60"/>
-              <w:right w:type="dxa" w:w="120"/>
-            </w:tcMar>
-            <w:vAlign w:val="top"/>
-          </w:tcPr>
-          <w:p>
-            <w:pPr>
-              <w:spacing w:after="40" w:before="0"/>
-              <w:jc w:val="left"/>
-            </w:pPr>
-            <w:r>
-              <w:rPr>
-                <w:rFonts w:ascii="Arial" w:cs="Arial" w:eastAsia="Arial" w:hAnsi="Arial"/>
-                <w:b/>
-                <w:bCs/>
-                <w:i w:val="false"/>
-                <w:iCs w:val="false"/>
-                <w:color w:val="000000"/>
-                <w:sz w:val="18"/>
-                <w:szCs w:val="18"/>
-              </w:rPr>
-              <w:t xml:space="preserve">Observe Phase</w:t>
+            <w:shd w:fill="FCE4D6" w:color="auto" w:val="clear"/>
+            <w:tcMar>
+              <w:top w:type="dxa" w:w="60"/>
+              <w:left w:type="dxa" w:w="120"/>
+              <w:bottom w:type="dxa" w:w="60"/>
+              <w:right w:type="dxa" w:w="120"/>
+            </w:tcMar>
+            <w:vAlign w:val="top"/>
+          </w:tcPr>
+          <w:p>
+            <w:pPr>
+              <w:spacing w:after="40" w:before="0"/>
+              <w:jc w:val="left"/>
+            </w:pPr>
+            <w:r>
+              <w:rPr>
+                <w:rFonts w:ascii="Arial" w:cs="Arial" w:eastAsia="Arial" w:hAnsi="Arial"/>
+                <w:b/>
+                <w:bCs/>
+                <w:i w:val="false"/>
+                <w:iCs w:val="false"/>
+                <w:color w:val="000000"/>
+                <w:sz w:val="18"/>
+                <w:szCs w:val="18"/>
+              </w:rPr>
+              <w:t xml:space="preserve">Driving Question Board (DQB) Creation</w:t>
             </w:r>
           </w:p>
           <w:p>
@@ -3671,7 +4283,7 @@
             <w:pPr>
               <w:spacing w:after="20" w:before="0"/>
             </w:pPr>
-            <w:hyperlink w:history="1" r:id="rIdu7pn_5wjc0vwz6ci139rp">
+            <w:hyperlink w:history="1" r:id="rIdgvex2n2oh5e6vxrw3d9xi">
               <w:r>
                 <w:rPr>
                   <w:rFonts w:ascii="Arial" w:cs="Arial" w:eastAsia="Arial" w:hAnsi="Arial"/>
@@ -3704,7 +4316,7 @@
               <w:spacing w:after="10" w:before="0"/>
               <w:ind w:left="120"/>
             </w:pPr>
-            <w:hyperlink w:history="1" r:id="rIdyk7vsozykg0dd0x-tjc6g">
+            <w:hyperlink w:history="1" r:id="rId_-8ksq_wx6waokgqgr4d2">
               <w:r>
                 <w:rPr>
                   <w:rFonts w:ascii="Arial" w:cs="Arial" w:eastAsia="Arial" w:hAnsi="Arial"/>
@@ -3749,7 +4361,7 @@
             <w:pPr>
               <w:spacing w:after="20" w:before="0"/>
             </w:pPr>
-            <w:hyperlink w:history="1" r:id="rIduaxd9oy00v-anki2j0ris">
+            <w:hyperlink w:history="1" r:id="rIddayybsx6t4jfbwljv1nvz">
               <w:r>
                 <w:rPr>
                   <w:rFonts w:ascii="Arial" w:cs="Arial" w:eastAsia="Arial" w:hAnsi="Arial"/>
@@ -3782,7 +4394,7 @@
               <w:spacing w:after="10" w:before="0"/>
               <w:ind w:left="120"/>
             </w:pPr>
-            <w:hyperlink w:history="1" r:id="rIdlbuw9je4fxy6sj9tkfqzy">
+            <w:hyperlink w:history="1" r:id="rIdzlp333h-ejjugh6eubboe">
               <w:r>
                 <w:rPr>
                   <w:rFonts w:ascii="Arial" w:cs="Arial" w:eastAsia="Arial" w:hAnsi="Arial"/>
@@ -3824,7 +4436,7 @@
                 <w:sz w:val="18"/>
                 <w:szCs w:val="18"/>
               </w:rPr>
-              <w:t xml:space="preserve">In groups of 4, learners receive a pre-printed net template on A3 cardboard (one rectangular prism net and one triangular prism net per group), scissors, rulers, and a structured observation table (printed worksheet). Step 1: Learners carefully cut out the rectangular prism net, fold it WITHOUT gluing, and identify each face. Step 2: Using a ruler, they measure the length and width of each face and record in the table: Face Name | Shape | Length (cm) | Width (cm) | Area (cm²). Step 3: They repeat for the triangular prism net, carefully measuring the triangular faces (base and height) and the three rectangular faces. Step 4: Each group calculates the area of every individual face and records the total (sum of all face areas) in the last row of their table. Step 5: Groups compare their total face areas across groups to verify consistency. The teacher connects this explicitly to the phenomenon: 'The iron sheet the fundi in Eldoret used is like this net — it is the flat material that gets folded into the 3D container. The total area of your net IS the surface area of the container.'</w:t>
+              <w:t xml:space="preserve">The class creates the unit's Driving Question Board together. The teacher draws (or reveals a pre-prepared) large board divided into four columns: (1) WHAT WE OBSERVED, (2) WHAT WE LEARNED TODAY, (3) QUESTIONS WE STILL HAVE, (4) HOW THIS CONNECTS TO THE PHENOMENON. Each learner receives two sticky notes. On the first, they write one thing they observed or learned today. On the second, they write one question they still cannot answer. Learners post their notes in silence, then the teacher reads out a selection, grouping recurring questions. The teacher then writes the unit's DRIVING QUESTION at the top of the board in large letters: 'Why does the same amount of metal sheet make containers that hold very different amounts of grain — and how can a Kenyan artisan use mathematics to design the best solid shape for storage or construction?' Specific unresolved questions from learners (e.g., 'What is the surface area formula for a cylinder?', 'Why does shape affect how much it holds?', 'Can we find the dimensions of the cylindrical drum?') are posted under Column 3 and flagged with a star to indicate they will be answered in upcoming lessons.</w:t>
             </w:r>
           </w:p>
         </w:tc>
@@ -3856,7 +4468,7 @@
                 <w:sz w:val="18"/>
                 <w:szCs w:val="18"/>
               </w:rPr>
-              <w:t xml:space="preserve">1. Distribute materials. Say: 'Your cardboard net is like the flat iron sheet the Eldoret fundi starts with. Your job is to find the total area of that sheet — that is what we call surface area.' 2. Circulate during cutting. After 3 minutes, stop the class: 'Freeze — show me your net before folding. Count the number of faces on your rectangular prism net. Tell your partner.' Cold-call 3 groups: 'Akinyi's group — how many faces? What shape is each face?' Apply 10-second WAIT TIME. 3. After folding: 'Without measuring yet — look at the rectangular prism. Which faces look identical to each other? Discuss in your group for 30 seconds.' Cold-call 2 groups. Expected answer: three pairs of identical rectangles. Affirm: 'Good — notice that. We will use that observation when we write the formula.' 4. During measurement: circulate and check that learners are measuring length AND width (not just one dimension). Prompt: 'You have measured the length — what else do you need to find the area of a rectangle?' 5. After totals are calculated, ask the class: 'Group totals — call them out.' Write all group totals on the board. Ask: 'Why might totals differ slightly across groups?' (Measurement precision, rounding.) Say: 'This is why engineers and fundis must measure very carefully.' 6. Explicitly link back to phenomenon: 'The number you just calculated — the total face area — is exactly what the Eldoret metalsmith measured out in iron sheet. Now we need to ask: does the cylinder's net give the same total area? We will find out in later lessons.'</w:t>
+              <w:t xml:space="preserve">1. Reveal the pre-prepared DQB (large chart paper or section of the whiteboard divided into 4 columns). Explain: 'This board will track our growing understanding across every lesson in this sub-strand. It stays on the wall for the whole unit.' 2. Distribute two sticky notes per learner. Say: 'On your YELLOW note, write one thing you observed or learned today — be specific, use numbers if you can. On your PINK note, write one question you cannot yet answer. You have 90 seconds.' 3. Learners post notes silently. Teacher reads 4–5 from each column aloud. Cluster similar notes. 4. Read out and write the Driving Question prominently: 'Here is the big question that will guide our entire investigation: WHY does the same amount of metal sheet make containers that hold very different amounts of grain — and how can a Kenyan artisan use mathematics to design the best solid shape for storage or construction?' 5. Point to the phenomenon photographs still on the board: 'Everything we do in this sub-strand connects back to Mama Wanjiru's posho mill in Eldoret. Every formula we derive is a tool to help answer this question.' 6. Star the most important unresolved questions: 'These starred questions — especially about the cylinder — we cannot answer yet. Watch for when we CAN answer them and come back to update this board.' 7. Ask the class: 'What shape do we need to study next to get closer to answering the driving question?' Expected: cylinder. Affirm: 'Correct — the cylinder is coming.'</w:t>
             </w:r>
           </w:p>
         </w:tc>
@@ -3888,7 +4500,7 @@
                 <w:sz w:val="18"/>
                 <w:szCs w:val="18"/>
               </w:rPr>
-              <w:t xml:space="preserve">Concrete-to-Abstract Net Construction. By physically cutting, folding, measuring, and summing face areas BEFORE seeing the formula, learners build a concrete referent for what 'surface area' means. The net makes the abstract concept of 'total outer area of a 3D solid' visible and touchable. Connecting the net explicitly to the iron sheet in the phenomenon grounds the mathematics in a real Kenyan artefact — the storage container — rather than an abstract shape.</w:t>
+              <w:t xml:space="preserve">Driving Question Board as a Living Knowledge Tracker. The DQB externalises the class's collective knowledge and uncertainty, making thinking visible. It creates a sense of purposeful incompleteness — learners can see exactly what they do not yet know — which motivates future lessons. By physically posting and reading out questions, the teacher validates curiosity as a core mathematical practice. The four-column structure (Observed / Learned / Questions / Phenomenon Connection) mirrors the scientific practice of distinguishing evidence from inference.</w:t>
             </w:r>
           </w:p>
         </w:tc>
@@ -3920,7 +4532,7 @@
                 <w:sz w:val="18"/>
                 <w:szCs w:val="18"/>
               </w:rPr>
-              <w:t xml:space="preserve">Observable indicators during circulation: (a) All group members are measuring, not just one learner — teacher redirects if one learner is dominating. (b) Learners correctly calculate area as length × width for rectangular faces and ½ × base × height for triangular faces — teacher checks at least 3 groups' triangular face calculations. (c) Group totals for the same net template should agree within ±2 cm² — groups with large discrepancies are asked to re-measure. Exit check: teacher asks one group to point to and name all 6 faces of the rectangular prism before they proceed to Phase 3.</w:t>
+              <w:t xml:space="preserve">Observable indicators: (a) Every learner posts at least one 'Learned' note and one 'Question' note — teacher scans to ensure no blank notes. (b) Quality check on 'Learned' notes: notes should reference specific mathematical content (e.g., 'SA of the rectangular box = 59,200 cm²', 'SA = 2(lw + lh + wh)') rather than vague statements ('I learned about shapes'). Teacher points out two strong examples and reads them to the class as models. (c) Quality check on 'Question' notes: questions should be answerable through mathematics (e.g., 'What is the surface area of a cylinder?') — teacher redirects off-topic questions. (d) The driving question is written verbatim and visible to all learners.</w:t>
             </w:r>
           </w:p>
         </w:tc>
@@ -3929,32 +4541,32 @@
         <w:tc>
           <w:tcPr>
             <w:tcW w:type="dxa" w:w="1520"/>
-            <w:shd w:fill="E2EFDA" w:color="auto" w:val="clear"/>
-            <w:tcMar>
-              <w:top w:type="dxa" w:w="60"/>
-              <w:left w:type="dxa" w:w="120"/>
-              <w:bottom w:type="dxa" w:w="60"/>
-              <w:right w:type="dxa" w:w="120"/>
-            </w:tcMar>
-            <w:vAlign w:val="top"/>
-          </w:tcPr>
-          <w:p>
-            <w:pPr>
-              <w:spacing w:after="40" w:before="0"/>
-              <w:jc w:val="left"/>
-            </w:pPr>
-            <w:r>
-              <w:rPr>
-                <w:rFonts w:ascii="Arial" w:cs="Arial" w:eastAsia="Arial" w:hAnsi="Arial"/>
-                <w:b/>
-                <w:bCs/>
-                <w:i w:val="false"/>
-                <w:iCs w:val="false"/>
-                <w:color w:val="000000"/>
-                <w:sz w:val="18"/>
-                <w:szCs w:val="18"/>
-              </w:rPr>
-              <w:t xml:space="preserve">Explain Phase</w:t>
+            <w:shd w:fill="D5E8F0" w:color="auto" w:val="clear"/>
+            <w:tcMar>
+              <w:top w:type="dxa" w:w="60"/>
+              <w:left w:type="dxa" w:w="120"/>
+              <w:bottom w:type="dxa" w:w="60"/>
+              <w:right w:type="dxa" w:w="120"/>
+            </w:tcMar>
+            <w:vAlign w:val="top"/>
+          </w:tcPr>
+          <w:p>
+            <w:pPr>
+              <w:spacing w:after="40" w:before="0"/>
+              <w:jc w:val="left"/>
+            </w:pPr>
+            <w:r>
+              <w:rPr>
+                <w:rFonts w:ascii="Arial" w:cs="Arial" w:eastAsia="Arial" w:hAnsi="Arial"/>
+                <w:b/>
+                <w:bCs/>
+                <w:i w:val="false"/>
+                <w:iCs w:val="false"/>
+                <w:color w:val="000000"/>
+                <w:sz w:val="18"/>
+                <w:szCs w:val="18"/>
+              </w:rPr>
+              <w:t xml:space="preserve">Model Building Phase</w:t>
             </w:r>
           </w:p>
           <w:p>
@@ -3977,7 +4589,7 @@
             <w:pPr>
               <w:spacing w:after="20" w:before="0"/>
             </w:pPr>
-            <w:hyperlink w:history="1" r:id="rIdqexydm6ealjvi1pphkym7">
+            <w:hyperlink w:history="1" r:id="rIduzusyfl6uowkjx3ljob5w">
               <w:r>
                 <w:rPr>
                   <w:rFonts w:ascii="Arial" w:cs="Arial" w:eastAsia="Arial" w:hAnsi="Arial"/>
@@ -3986,7 +4598,7 @@
                   <w:szCs w:val="16"/>
                   <w:u w:val="single" w:color="2E75B6"/>
                 </w:rPr>
-                <w:t xml:space="preserve">Surface area using a net: rectangular prism</w:t>
+                <w:t xml:space="preserve">Surface area using a net: triangular prism</w:t>
               </w:r>
             </w:hyperlink>
           </w:p>
@@ -4010,7 +4622,7 @@
               <w:spacing w:after="10" w:before="0"/>
               <w:ind w:left="120"/>
             </w:pPr>
-            <w:hyperlink w:history="1" r:id="rIdumwkbtuqdoputauvihj4-">
+            <w:hyperlink w:history="1" r:id="rIdnsonnxcfjrtuopexcqqic">
               <w:r>
                 <w:rPr>
                   <w:rFonts w:ascii="Arial" w:cs="Arial" w:eastAsia="Arial" w:hAnsi="Arial"/>
@@ -4048,626 +4660,14 @@
                 <w:sz w:val="16"/>
                 <w:szCs w:val="16"/>
               </w:rPr>
-              <w:t xml:space="preserve">📖 HTML:</w:t>
+              <w:t xml:space="preserve">📖 EXERCISE:</w:t>
             </w:r>
           </w:p>
           <w:p>
             <w:pPr>
               <w:spacing w:after="20" w:before="0"/>
             </w:pPr>
-            <w:hyperlink w:history="1" r:id="rIdqvtfsofvqkdtxysgkhmrv">
-              <w:r>
-                <w:rPr>
-                  <w:rFonts w:ascii="Arial" w:cs="Arial" w:eastAsia="Arial" w:hAnsi="Arial"/>
-                  <w:color w:val="2E75B6"/>
-                  <w:sz w:val="16"/>
-                  <w:szCs w:val="16"/>
-                  <w:u w:val="single" w:color="2E75B6"/>
-                </w:rPr>
-                <w:t xml:space="preserve">Surface Area of Triangular Prisms (Flexbook)</w:t>
-              </w:r>
-            </w:hyperlink>
-          </w:p>
-          <w:p>
-            <w:pPr>
-              <w:spacing w:after="10" w:before="0"/>
-              <w:ind w:left="120"/>
-            </w:pPr>
-            <w:r>
-              <w:rPr>
-                <w:rFonts w:ascii="Arial" w:cs="Arial" w:eastAsia="Arial" w:hAnsi="Arial"/>
-                <w:color w:val="595959"/>
-                <w:sz w:val="14"/>
-                <w:szCs w:val="14"/>
-              </w:rPr>
-              <w:t xml:space="preserve">Source: CK-12</w:t>
-            </w:r>
-          </w:p>
-          <w:p>
-            <w:pPr>
-              <w:spacing w:after="10" w:before="0"/>
-              <w:ind w:left="120"/>
-            </w:pPr>
-            <w:hyperlink w:history="1" r:id="rIdygzpfaw2ume8xqdrnqw5r">
-              <w:r>
-                <w:rPr>
-                  <w:rFonts w:ascii="Arial" w:cs="Arial" w:eastAsia="Arial" w:hAnsi="Arial"/>
-                  <w:color w:val="595959"/>
-                  <w:sz w:val="14"/>
-                  <w:szCs w:val="14"/>
-                  <w:u w:val="single" w:color="595959"/>
-                </w:rPr>
-                <w:t xml:space="preserve">🔍 Search ARES for similar readings</w:t>
-              </w:r>
-            </w:hyperlink>
-          </w:p>
-        </w:tc>
-        <w:tc>
-          <w:tcPr>
-            <w:tcW w:type="dxa" w:w="3040"/>
-            <w:shd w:fill="FFFFFF" w:color="auto" w:val="clear"/>
-            <w:tcMar>
-              <w:top w:type="dxa" w:w="60"/>
-              <w:left w:type="dxa" w:w="120"/>
-              <w:bottom w:type="dxa" w:w="60"/>
-              <w:right w:type="dxa" w:w="120"/>
-            </w:tcMar>
-            <w:vAlign w:val="top"/>
-          </w:tcPr>
-          <w:p>
-            <w:pPr>
-              <w:spacing w:after="40" w:before="0"/>
-              <w:jc w:val="left"/>
-            </w:pPr>
-            <w:r>
-              <w:rPr>
-                <w:rFonts w:ascii="Arial" w:cs="Arial" w:eastAsia="Arial" w:hAnsi="Arial"/>
-                <w:b w:val="false"/>
-                <w:bCs w:val="false"/>
-                <w:i w:val="false"/>
-                <w:iCs w:val="false"/>
-                <w:color w:val="000000"/>
-                <w:sz w:val="18"/>
-                <w:szCs w:val="18"/>
-              </w:rPr>
-              <w:t xml:space="preserve">The class reconvenes for whole-class sensemaking. The teacher leads a structured discussion to derive the surface area formula for a rectangular prism from the group's own net data. Learners first share which faces they found to be identical (three pairs). The teacher writes on the board: SA = Area of Face 1 + Area of Face 2 + ... and guides learners to group the pairs: SA = 2(lw) + 2(lh) + 2(wh) = 2(lw + lh + wh). Learners copy the derived formula into their exercise books with a worked example. They then apply the formula directly to the anchoring phenomenon: the teacher announces the dimensions of the rectangular metal box from the Eldoret posho mill — length = 120 cm, width = 80 cm, height = 100 cm — and learners individually calculate its surface area. They compare their answer with a partner. The triangular prism formula is similarly derived: SA = 2(½bh_t) + (a + b + c) × L, where a, b, c are the sides of the triangular face and L is the length of the prism. The teacher uses a real-world application: a triangular metal water trough used by Maasai pastoralists in the Rift Valley. Learners solve one practice problem individually.</w:t>
-            </w:r>
-          </w:p>
-        </w:tc>
-        <w:tc>
-          <w:tcPr>
-            <w:tcW w:type="dxa" w:w="3040"/>
-            <w:shd w:fill="F2F2F2" w:color="auto" w:val="clear"/>
-            <w:tcMar>
-              <w:top w:type="dxa" w:w="60"/>
-              <w:left w:type="dxa" w:w="120"/>
-              <w:bottom w:type="dxa" w:w="60"/>
-              <w:right w:type="dxa" w:w="120"/>
-            </w:tcMar>
-            <w:vAlign w:val="top"/>
-          </w:tcPr>
-          <w:p>
-            <w:pPr>
-              <w:spacing w:after="40" w:before="0"/>
-              <w:jc w:val="left"/>
-            </w:pPr>
-            <w:r>
-              <w:rPr>
-                <w:rFonts w:ascii="Arial" w:cs="Arial" w:eastAsia="Arial" w:hAnsi="Arial"/>
-                <w:b w:val="false"/>
-                <w:bCs w:val="false"/>
-                <w:i w:val="false"/>
-                <w:iCs w:val="false"/>
-                <w:color w:val="000000"/>
-                <w:sz w:val="18"/>
-                <w:szCs w:val="18"/>
-              </w:rPr>
-              <w:t xml:space="preserve">1. Draw a large net of a rectangular prism on the board. Label faces Top, Bottom, Front, Back, Left, Right. Ask: 'From your group work — which faces were identical? Call out the pairs.' Cold-call 3 groups. Record on the board. 2. Say: 'So surface area = sum of all six face areas. Can we write this more efficiently using what we know about identical pairs?' Wait 15 seconds. Cold-call one learner: 'Njoroge — try to write a shorter formula using the pairs.' Build the formula on the board collaboratively. 3. State clearly: 'The formula we have derived together is: SA = 2(lw + lh + wh). Write this in your books with a box around it.' 4. Announce the phenomenon dimensions: 'The rectangular metal box from Mama Wanjiru's posho mill in Eldoret has length 120 cm, width 80 cm, height 100 cm. Using our formula, calculate its surface area. You have 3 minutes — work individually in silence.' Set timer. 5. After 3 minutes: 'Check your answer with your partner.' Then cold-call one pair: 'Fatuma and Otieno — what did you get? Walk us through your substitution step by step.' Expected: SA = 2(120×80 + 120×100 + 80×100) = 2(9600 + 12000 + 8000) = 2(29600) = 59,200 cm². Write full solution on the board. 6. Ask: 'So the Eldoret metalsmith used 59,200 cm² of iron sheet for the box. Now — if the cylinder was also made from 59,200 cm² of iron sheet, what dimensions might it have? We cannot fully answer that yet. Post that question — it is going on our DQB.' 7. Derive triangular prism formula using the same net-grouping approach. Ask: 'What is different about the triangular prism? How many rectangular faces? How many triangular faces?' Wait 10 seconds before cold-calling.</w:t>
-            </w:r>
-          </w:p>
-        </w:tc>
-        <w:tc>
-          <w:tcPr>
-            <w:tcW w:type="dxa" w:w="3040"/>
-            <w:shd w:fill="FFFFFF" w:color="auto" w:val="clear"/>
-            <w:tcMar>
-              <w:top w:type="dxa" w:w="60"/>
-              <w:left w:type="dxa" w:w="120"/>
-              <w:bottom w:type="dxa" w:w="60"/>
-              <w:right w:type="dxa" w:w="120"/>
-            </w:tcMar>
-            <w:vAlign w:val="top"/>
-          </w:tcPr>
-          <w:p>
-            <w:pPr>
-              <w:spacing w:after="40" w:before="0"/>
-              <w:jc w:val="left"/>
-            </w:pPr>
-            <w:r>
-              <w:rPr>
-                <w:rFonts w:ascii="Arial" w:cs="Arial" w:eastAsia="Arial" w:hAnsi="Arial"/>
-                <w:b w:val="false"/>
-                <w:bCs w:val="false"/>
-                <w:i w:val="false"/>
-                <w:iCs w:val="false"/>
-                <w:color w:val="000000"/>
-                <w:sz w:val="18"/>
-                <w:szCs w:val="18"/>
-              </w:rPr>
-              <w:t xml:space="preserve">Collaborative Formula Derivation (Structured Inquiry). Rather than stating the formula, the teacher guides learners to construct it from their own net measurements, making the formula a logical consequence of grouping identical faces rather than an arbitrary rule to memorise. This builds conceptual understanding (WHY the formula has the structure it does) alongside procedural fluency. Anchoring the calculation to the exact dimensions of the Eldoret rectangular box maintains the phenomenon connection and gives the surface area a real, meaningful value (59,200 cm² of iron sheet).</w:t>
-            </w:r>
-          </w:p>
-        </w:tc>
-        <w:tc>
-          <w:tcPr>
-            <w:tcW w:type="dxa" w:w="3040"/>
-            <w:shd w:fill="F2F2F2" w:color="auto" w:val="clear"/>
-            <w:tcMar>
-              <w:top w:type="dxa" w:w="60"/>
-              <w:left w:type="dxa" w:w="120"/>
-              <w:bottom w:type="dxa" w:w="60"/>
-              <w:right w:type="dxa" w:w="120"/>
-            </w:tcMar>
-            <w:vAlign w:val="top"/>
-          </w:tcPr>
-          <w:p>
-            <w:pPr>
-              <w:spacing w:after="40" w:before="0"/>
-              <w:jc w:val="left"/>
-            </w:pPr>
-            <w:r>
-              <w:rPr>
-                <w:rFonts w:ascii="Arial" w:cs="Arial" w:eastAsia="Arial" w:hAnsi="Arial"/>
-                <w:b w:val="false"/>
-                <w:bCs w:val="false"/>
-                <w:i w:val="false"/>
-                <w:iCs w:val="false"/>
-                <w:color w:val="000000"/>
-                <w:sz w:val="18"/>
-                <w:szCs w:val="18"/>
-              </w:rPr>
-              <w:t xml:space="preserve">Observable indicators: (a) During formula derivation, at least 3 different learners contribute a step — teacher tracks participation by marking names. (b) Individual calculation: teacher circulates during the 3-minute silent work and checks that learners correctly substitute l=120, w=80, h=100 — common error is using perimeter instead of area for faces. (c) Cold-called pair must show full working (substitution → simplification → answer) on the board — teacher corrects any arithmetic error immediately and asks the class: 'Do you agree? Show thumbs up/down.' (d) Teacher asks one learner to state the formula from memory without looking at their book — a minimum of 2 learners should be able to do this by end of phase.</w:t>
-            </w:r>
-          </w:p>
-        </w:tc>
-      </w:tr>
-      <w:tr>
-        <w:tc>
-          <w:tcPr>
-            <w:tcW w:type="dxa" w:w="1520"/>
-            <w:shd w:fill="FCE4D6" w:color="auto" w:val="clear"/>
-            <w:tcMar>
-              <w:top w:type="dxa" w:w="60"/>
-              <w:left w:type="dxa" w:w="120"/>
-              <w:bottom w:type="dxa" w:w="60"/>
-              <w:right w:type="dxa" w:w="120"/>
-            </w:tcMar>
-            <w:vAlign w:val="top"/>
-          </w:tcPr>
-          <w:p>
-            <w:pPr>
-              <w:spacing w:after="40" w:before="0"/>
-              <w:jc w:val="left"/>
-            </w:pPr>
-            <w:r>
-              <w:rPr>
-                <w:rFonts w:ascii="Arial" w:cs="Arial" w:eastAsia="Arial" w:hAnsi="Arial"/>
-                <w:b/>
-                <w:bCs/>
-                <w:i w:val="false"/>
-                <w:iCs w:val="false"/>
-                <w:color w:val="000000"/>
-                <w:sz w:val="18"/>
-                <w:szCs w:val="18"/>
-              </w:rPr>
-              <w:t xml:space="preserve">Driving Question Board (DQB) Creation</w:t>
-            </w:r>
-          </w:p>
-          <w:p>
-            <w:pPr>
-              <w:spacing w:after="20" w:before="0"/>
-            </w:pPr>
-            <w:r>
-              <w:rPr>
-                <w:rFonts w:ascii="Arial" w:cs="Arial" w:eastAsia="Arial" w:hAnsi="Arial"/>
-                <w:b/>
-                <w:bCs/>
-                <w:color w:val="1F3864"/>
-                <w:sz w:val="16"/>
-                <w:szCs w:val="16"/>
-              </w:rPr>
-              <w:t xml:space="preserve">📹 VIDEO:</w:t>
-            </w:r>
-          </w:p>
-          <w:p>
-            <w:pPr>
-              <w:spacing w:after="20" w:before="0"/>
-            </w:pPr>
-            <w:hyperlink w:history="1" r:id="rIdlokbe-buh0xijfxqdyz0q">
-              <w:r>
-                <w:rPr>
-                  <w:rFonts w:ascii="Arial" w:cs="Arial" w:eastAsia="Arial" w:hAnsi="Arial"/>
-                  <w:color w:val="2E75B6"/>
-                  <w:sz w:val="16"/>
-                  <w:szCs w:val="16"/>
-                  <w:u w:val="single" w:color="2E75B6"/>
-                </w:rPr>
-                <w:t xml:space="preserve">Surface area using a net: rectangular prism</w:t>
-              </w:r>
-            </w:hyperlink>
-          </w:p>
-          <w:p>
-            <w:pPr>
-              <w:spacing w:after="10" w:before="0"/>
-              <w:ind w:left="120"/>
-            </w:pPr>
-            <w:r>
-              <w:rPr>
-                <w:rFonts w:ascii="Arial" w:cs="Arial" w:eastAsia="Arial" w:hAnsi="Arial"/>
-                <w:color w:val="595959"/>
-                <w:sz w:val="14"/>
-                <w:szCs w:val="14"/>
-              </w:rPr>
-              <w:t xml:space="preserve">Source: Khan Academy (English - US curriculum)</w:t>
-            </w:r>
-          </w:p>
-          <w:p>
-            <w:pPr>
-              <w:spacing w:after="10" w:before="0"/>
-              <w:ind w:left="120"/>
-            </w:pPr>
-            <w:hyperlink w:history="1" r:id="rIdql9j2t3zvy_wnlvfbe924">
-              <w:r>
-                <w:rPr>
-                  <w:rFonts w:ascii="Arial" w:cs="Arial" w:eastAsia="Arial" w:hAnsi="Arial"/>
-                  <w:color w:val="595959"/>
-                  <w:sz w:val="14"/>
-                  <w:szCs w:val="14"/>
-                  <w:u w:val="single" w:color="595959"/>
-                </w:rPr>
-                <w:t xml:space="preserve">🔍 Search ARES for similar videos</w:t>
-              </w:r>
-            </w:hyperlink>
-          </w:p>
-          <w:p>
-            <w:pPr>
-              <w:spacing w:after="40" w:before="0"/>
-            </w:pPr>
-            <w:r>
-              <w:rPr>
-                <w:sz w:val="14"/>
-                <w:szCs w:val="14"/>
-              </w:rPr>
-              <w:t xml:space="preserve"/>
-            </w:r>
-          </w:p>
-          <w:p>
-            <w:pPr>
-              <w:spacing w:after="20" w:before="0"/>
-            </w:pPr>
-            <w:r>
-              <w:rPr>
-                <w:rFonts w:ascii="Arial" w:cs="Arial" w:eastAsia="Arial" w:hAnsi="Arial"/>
-                <w:b/>
-                <w:bCs/>
-                <w:color w:val="1F3864"/>
-                <w:sz w:val="16"/>
-                <w:szCs w:val="16"/>
-              </w:rPr>
-              <w:t xml:space="preserve">📖 EXERCISE:</w:t>
-            </w:r>
-          </w:p>
-          <w:p>
-            <w:pPr>
-              <w:spacing w:after="20" w:before="0"/>
-            </w:pPr>
-            <w:hyperlink w:history="1" r:id="rId6dylt56jf-zxp0mtafo2h">
-              <w:r>
-                <w:rPr>
-                  <w:rFonts w:ascii="Arial" w:cs="Arial" w:eastAsia="Arial" w:hAnsi="Arial"/>
-                  <w:color w:val="2E75B6"/>
-                  <w:sz w:val="16"/>
-                  <w:szCs w:val="16"/>
-                  <w:u w:val="single" w:color="2E75B6"/>
-                </w:rPr>
-                <w:t xml:space="preserve">Surface Area of Triangular Prisms Practice</w:t>
-              </w:r>
-            </w:hyperlink>
-          </w:p>
-          <w:p>
-            <w:pPr>
-              <w:spacing w:after="10" w:before="0"/>
-              <w:ind w:left="120"/>
-            </w:pPr>
-            <w:r>
-              <w:rPr>
-                <w:rFonts w:ascii="Arial" w:cs="Arial" w:eastAsia="Arial" w:hAnsi="Arial"/>
-                <w:color w:val="595959"/>
-                <w:sz w:val="14"/>
-                <w:szCs w:val="14"/>
-              </w:rPr>
-              <w:t xml:space="preserve">Source: CK-12</w:t>
-            </w:r>
-          </w:p>
-          <w:p>
-            <w:pPr>
-              <w:spacing w:after="10" w:before="0"/>
-              <w:ind w:left="120"/>
-            </w:pPr>
-            <w:hyperlink w:history="1" r:id="rIdgvafxkncfv-upraz38lu0">
-              <w:r>
-                <w:rPr>
-                  <w:rFonts w:ascii="Arial" w:cs="Arial" w:eastAsia="Arial" w:hAnsi="Arial"/>
-                  <w:color w:val="595959"/>
-                  <w:sz w:val="14"/>
-                  <w:szCs w:val="14"/>
-                  <w:u w:val="single" w:color="595959"/>
-                </w:rPr>
-                <w:t xml:space="preserve">🔍 Search ARES for similar readings</w:t>
-              </w:r>
-            </w:hyperlink>
-          </w:p>
-        </w:tc>
-        <w:tc>
-          <w:tcPr>
-            <w:tcW w:type="dxa" w:w="3040"/>
-            <w:shd w:fill="FFFFFF" w:color="auto" w:val="clear"/>
-            <w:tcMar>
-              <w:top w:type="dxa" w:w="60"/>
-              <w:left w:type="dxa" w:w="120"/>
-              <w:bottom w:type="dxa" w:w="60"/>
-              <w:right w:type="dxa" w:w="120"/>
-            </w:tcMar>
-            <w:vAlign w:val="top"/>
-          </w:tcPr>
-          <w:p>
-            <w:pPr>
-              <w:spacing w:after="40" w:before="0"/>
-              <w:jc w:val="left"/>
-            </w:pPr>
-            <w:r>
-              <w:rPr>
-                <w:rFonts w:ascii="Arial" w:cs="Arial" w:eastAsia="Arial" w:hAnsi="Arial"/>
-                <w:b w:val="false"/>
-                <w:bCs w:val="false"/>
-                <w:i w:val="false"/>
-                <w:iCs w:val="false"/>
-                <w:color w:val="000000"/>
-                <w:sz w:val="18"/>
-                <w:szCs w:val="18"/>
-              </w:rPr>
-              <w:t xml:space="preserve">The class creates the unit's Driving Question Board together. The teacher draws (or reveals a pre-prepared) large board divided into four columns: (1) WHAT WE OBSERVED, (2) WHAT WE LEARNED TODAY, (3) QUESTIONS WE STILL HAVE, (4) HOW THIS CONNECTS TO THE PHENOMENON. Each learner receives two sticky notes. On the first, they write one thing they observed or learned today. On the second, they write one question they still cannot answer. Learners post their notes in silence, then the teacher reads out a selection, grouping recurring questions. The teacher then writes the unit's DRIVING QUESTION at the top of the board in large letters: 'Why does the same amount of metal sheet make containers that hold very different amounts of grain — and how can a Kenyan artisan use mathematics to design the best solid shape for storage or construction?' Specific unresolved questions from learners (e.g., 'What is the surface area formula for a cylinder?', 'Why does shape affect how much it holds?', 'Can we find the dimensions of the cylindrical drum?') are posted under Column 3 and flagged with a star to indicate they will be answered in upcoming lessons.</w:t>
-            </w:r>
-          </w:p>
-        </w:tc>
-        <w:tc>
-          <w:tcPr>
-            <w:tcW w:type="dxa" w:w="3040"/>
-            <w:shd w:fill="F2F2F2" w:color="auto" w:val="clear"/>
-            <w:tcMar>
-              <w:top w:type="dxa" w:w="60"/>
-              <w:left w:type="dxa" w:w="120"/>
-              <w:bottom w:type="dxa" w:w="60"/>
-              <w:right w:type="dxa" w:w="120"/>
-            </w:tcMar>
-            <w:vAlign w:val="top"/>
-          </w:tcPr>
-          <w:p>
-            <w:pPr>
-              <w:spacing w:after="40" w:before="0"/>
-              <w:jc w:val="left"/>
-            </w:pPr>
-            <w:r>
-              <w:rPr>
-                <w:rFonts w:ascii="Arial" w:cs="Arial" w:eastAsia="Arial" w:hAnsi="Arial"/>
-                <w:b w:val="false"/>
-                <w:bCs w:val="false"/>
-                <w:i w:val="false"/>
-                <w:iCs w:val="false"/>
-                <w:color w:val="000000"/>
-                <w:sz w:val="18"/>
-                <w:szCs w:val="18"/>
-              </w:rPr>
-              <w:t xml:space="preserve">1. Reveal the pre-prepared DQB (large chart paper or section of the whiteboard divided into 4 columns). Explain: 'This board will track our growing understanding across every lesson in this sub-strand. It stays on the wall for the whole unit.' 2. Distribute two sticky notes per learner. Say: 'On your YELLOW note, write one thing you observed or learned today — be specific, use numbers if you can. On your PINK note, write one question you cannot yet answer. You have 90 seconds.' 3. Learners post notes silently. Teacher reads 4–5 from each column aloud. Cluster similar notes. 4. Read out and write the Driving Question prominently: 'Here is the big question that will guide our entire investigation: WHY does the same amount of metal sheet make containers that hold very different amounts of grain — and how can a Kenyan artisan use mathematics to design the best solid shape for storage or construction?' 5. Point to the phenomenon photographs still on the board: 'Everything we do in this sub-strand connects back to Mama Wanjiru's posho mill in Eldoret. Every formula we derive is a tool to help answer this question.' 6. Star the most important unresolved questions: 'These starred questions — especially about the cylinder — we cannot answer yet. Watch for when we CAN answer them and come back to update this board.' 7. Ask the class: 'What shape do we need to study next to get closer to answering the driving question?' Expected: cylinder. Affirm: 'Correct — the cylinder is coming.'</w:t>
-            </w:r>
-          </w:p>
-        </w:tc>
-        <w:tc>
-          <w:tcPr>
-            <w:tcW w:type="dxa" w:w="3040"/>
-            <w:shd w:fill="FFFFFF" w:color="auto" w:val="clear"/>
-            <w:tcMar>
-              <w:top w:type="dxa" w:w="60"/>
-              <w:left w:type="dxa" w:w="120"/>
-              <w:bottom w:type="dxa" w:w="60"/>
-              <w:right w:type="dxa" w:w="120"/>
-            </w:tcMar>
-            <w:vAlign w:val="top"/>
-          </w:tcPr>
-          <w:p>
-            <w:pPr>
-              <w:spacing w:after="40" w:before="0"/>
-              <w:jc w:val="left"/>
-            </w:pPr>
-            <w:r>
-              <w:rPr>
-                <w:rFonts w:ascii="Arial" w:cs="Arial" w:eastAsia="Arial" w:hAnsi="Arial"/>
-                <w:b w:val="false"/>
-                <w:bCs w:val="false"/>
-                <w:i w:val="false"/>
-                <w:iCs w:val="false"/>
-                <w:color w:val="000000"/>
-                <w:sz w:val="18"/>
-                <w:szCs w:val="18"/>
-              </w:rPr>
-              <w:t xml:space="preserve">Driving Question Board as a Living Knowledge Tracker. The DQB externalises the class's collective knowledge and uncertainty, making thinking visible. It creates a sense of purposeful incompleteness — learners can see exactly what they do not yet know — which motivates future lessons. By physically posting and reading out questions, the teacher validates curiosity as a core mathematical practice. The four-column structure (Observed / Learned / Questions / Phenomenon Connection) mirrors the scientific practice of distinguishing evidence from inference.</w:t>
-            </w:r>
-          </w:p>
-        </w:tc>
-        <w:tc>
-          <w:tcPr>
-            <w:tcW w:type="dxa" w:w="3040"/>
-            <w:shd w:fill="F2F2F2" w:color="auto" w:val="clear"/>
-            <w:tcMar>
-              <w:top w:type="dxa" w:w="60"/>
-              <w:left w:type="dxa" w:w="120"/>
-              <w:bottom w:type="dxa" w:w="60"/>
-              <w:right w:type="dxa" w:w="120"/>
-            </w:tcMar>
-            <w:vAlign w:val="top"/>
-          </w:tcPr>
-          <w:p>
-            <w:pPr>
-              <w:spacing w:after="40" w:before="0"/>
-              <w:jc w:val="left"/>
-            </w:pPr>
-            <w:r>
-              <w:rPr>
-                <w:rFonts w:ascii="Arial" w:cs="Arial" w:eastAsia="Arial" w:hAnsi="Arial"/>
-                <w:b w:val="false"/>
-                <w:bCs w:val="false"/>
-                <w:i w:val="false"/>
-                <w:iCs w:val="false"/>
-                <w:color w:val="000000"/>
-                <w:sz w:val="18"/>
-                <w:szCs w:val="18"/>
-              </w:rPr>
-              <w:t xml:space="preserve">Observable indicators: (a) Every learner posts at least one 'Learned' note and one 'Question' note — teacher scans to ensure no blank notes. (b) Quality check on 'Learned' notes: notes should reference specific mathematical content (e.g., 'SA of the rectangular box = 59,200 cm²', 'SA = 2(lw + lh + wh)') rather than vague statements ('I learned about shapes'). Teacher points out two strong examples and reads them to the class as models. (c) Quality check on 'Question' notes: questions should be answerable through mathematics (e.g., 'What is the surface area of a cylinder?') — teacher redirects off-topic questions. (d) The driving question is written verbatim and visible to all learners.</w:t>
-            </w:r>
-          </w:p>
-        </w:tc>
-      </w:tr>
-      <w:tr>
-        <w:tc>
-          <w:tcPr>
-            <w:tcW w:type="dxa" w:w="1520"/>
-            <w:shd w:fill="D5E8F0" w:color="auto" w:val="clear"/>
-            <w:tcMar>
-              <w:top w:type="dxa" w:w="60"/>
-              <w:left w:type="dxa" w:w="120"/>
-              <w:bottom w:type="dxa" w:w="60"/>
-              <w:right w:type="dxa" w:w="120"/>
-            </w:tcMar>
-            <w:vAlign w:val="top"/>
-          </w:tcPr>
-          <w:p>
-            <w:pPr>
-              <w:spacing w:after="40" w:before="0"/>
-              <w:jc w:val="left"/>
-            </w:pPr>
-            <w:r>
-              <w:rPr>
-                <w:rFonts w:ascii="Arial" w:cs="Arial" w:eastAsia="Arial" w:hAnsi="Arial"/>
-                <w:b/>
-                <w:bCs/>
-                <w:i w:val="false"/>
-                <w:iCs w:val="false"/>
-                <w:color w:val="000000"/>
-                <w:sz w:val="18"/>
-                <w:szCs w:val="18"/>
-              </w:rPr>
-              <w:t xml:space="preserve">Model Building Phase</w:t>
-            </w:r>
-          </w:p>
-          <w:p>
-            <w:pPr>
-              <w:spacing w:after="20" w:before="0"/>
-            </w:pPr>
-            <w:r>
-              <w:rPr>
-                <w:rFonts w:ascii="Arial" w:cs="Arial" w:eastAsia="Arial" w:hAnsi="Arial"/>
-                <w:b/>
-                <w:bCs/>
-                <w:color w:val="1F3864"/>
-                <w:sz w:val="16"/>
-                <w:szCs w:val="16"/>
-              </w:rPr>
-              <w:t xml:space="preserve">📹 VIDEO:</w:t>
-            </w:r>
-          </w:p>
-          <w:p>
-            <w:pPr>
-              <w:spacing w:after="20" w:before="0"/>
-            </w:pPr>
-            <w:hyperlink w:history="1" r:id="rId8liwkxgh9zmbeuvgi1ccg">
-              <w:r>
-                <w:rPr>
-                  <w:rFonts w:ascii="Arial" w:cs="Arial" w:eastAsia="Arial" w:hAnsi="Arial"/>
-                  <w:color w:val="2E75B6"/>
-                  <w:sz w:val="16"/>
-                  <w:szCs w:val="16"/>
-                  <w:u w:val="single" w:color="2E75B6"/>
-                </w:rPr>
-                <w:t xml:space="preserve">Surface area using a net: rectangular prism</w:t>
-              </w:r>
-            </w:hyperlink>
-          </w:p>
-          <w:p>
-            <w:pPr>
-              <w:spacing w:after="10" w:before="0"/>
-              <w:ind w:left="120"/>
-            </w:pPr>
-            <w:r>
-              <w:rPr>
-                <w:rFonts w:ascii="Arial" w:cs="Arial" w:eastAsia="Arial" w:hAnsi="Arial"/>
-                <w:color w:val="595959"/>
-                <w:sz w:val="14"/>
-                <w:szCs w:val="14"/>
-              </w:rPr>
-              <w:t xml:space="preserve">Source: Khan Academy (English - US curriculum)</w:t>
-            </w:r>
-          </w:p>
-          <w:p>
-            <w:pPr>
-              <w:spacing w:after="10" w:before="0"/>
-              <w:ind w:left="120"/>
-            </w:pPr>
-            <w:hyperlink w:history="1" r:id="rIdh2cbibun_1fq13v5pbtvx">
-              <w:r>
-                <w:rPr>
-                  <w:rFonts w:ascii="Arial" w:cs="Arial" w:eastAsia="Arial" w:hAnsi="Arial"/>
-                  <w:color w:val="595959"/>
-                  <w:sz w:val="14"/>
-                  <w:szCs w:val="14"/>
-                  <w:u w:val="single" w:color="595959"/>
-                </w:rPr>
-                <w:t xml:space="preserve">🔍 Search ARES for similar videos</w:t>
-              </w:r>
-            </w:hyperlink>
-          </w:p>
-          <w:p>
-            <w:pPr>
-              <w:spacing w:after="40" w:before="0"/>
-            </w:pPr>
-            <w:r>
-              <w:rPr>
-                <w:sz w:val="14"/>
-                <w:szCs w:val="14"/>
-              </w:rPr>
-              <w:t xml:space="preserve"/>
-            </w:r>
-          </w:p>
-          <w:p>
-            <w:pPr>
-              <w:spacing w:after="20" w:before="0"/>
-            </w:pPr>
-            <w:r>
-              <w:rPr>
-                <w:rFonts w:ascii="Arial" w:cs="Arial" w:eastAsia="Arial" w:hAnsi="Arial"/>
-                <w:b/>
-                <w:bCs/>
-                <w:color w:val="1F3864"/>
-                <w:sz w:val="16"/>
-                <w:szCs w:val="16"/>
-              </w:rPr>
-              <w:t xml:space="preserve">📖 EXERCISE:</w:t>
-            </w:r>
-          </w:p>
-          <w:p>
-            <w:pPr>
-              <w:spacing w:after="20" w:before="0"/>
-            </w:pPr>
-            <w:hyperlink w:history="1" r:id="rIdcfc7knxc36zuw9rfmulfr">
+            <w:hyperlink w:history="1" r:id="rId0i9n38el13pyenw-c3pst">
               <w:r>
                 <w:rPr>
                   <w:rFonts w:ascii="Arial" w:cs="Arial" w:eastAsia="Arial" w:hAnsi="Arial"/>
@@ -4700,7 +4700,7 @@
               <w:spacing w:after="10" w:before="0"/>
               <w:ind w:left="120"/>
             </w:pPr>
-            <w:hyperlink w:history="1" r:id="rIdzvw0gbg8butl3h5s35quh">
+            <w:hyperlink w:history="1" r:id="rIdd3nfhrmln8oresujdvsw9">
               <w:r>
                 <w:rPr>
                   <w:rFonts w:ascii="Arial" w:cs="Arial" w:eastAsia="Arial" w:hAnsi="Arial"/>
@@ -6187,7 +6187,313 @@
             <w:pPr>
               <w:spacing w:after="20" w:before="0"/>
             </w:pPr>
-            <w:hyperlink w:history="1" r:id="rIdlr8usbe3tysznn3zkiejc">
+            <w:hyperlink w:history="1" r:id="rIdj-qsvxo1-jkfx37ndd59c">
+              <w:r>
+                <w:rPr>
+                  <w:rFonts w:ascii="Arial" w:cs="Arial" w:eastAsia="Arial" w:hAnsi="Arial"/>
+                  <w:color w:val="2E75B6"/>
+                  <w:sz w:val="16"/>
+                  <w:szCs w:val="16"/>
+                  <w:u w:val="single" w:color="2E75B6"/>
+                </w:rPr>
+                <w:t xml:space="preserve">Surface area using a net: triangular prism</w:t>
+              </w:r>
+            </w:hyperlink>
+          </w:p>
+          <w:p>
+            <w:pPr>
+              <w:spacing w:after="10" w:before="0"/>
+              <w:ind w:left="120"/>
+            </w:pPr>
+            <w:r>
+              <w:rPr>
+                <w:rFonts w:ascii="Arial" w:cs="Arial" w:eastAsia="Arial" w:hAnsi="Arial"/>
+                <w:color w:val="595959"/>
+                <w:sz w:val="14"/>
+                <w:szCs w:val="14"/>
+              </w:rPr>
+              <w:t xml:space="preserve">Source: Khan Academy (English - US curriculum)</w:t>
+            </w:r>
+          </w:p>
+          <w:p>
+            <w:pPr>
+              <w:spacing w:after="10" w:before="0"/>
+              <w:ind w:left="120"/>
+            </w:pPr>
+            <w:hyperlink w:history="1" r:id="rIdi3irmmc-9mzt8hyow2qzy">
+              <w:r>
+                <w:rPr>
+                  <w:rFonts w:ascii="Arial" w:cs="Arial" w:eastAsia="Arial" w:hAnsi="Arial"/>
+                  <w:color w:val="595959"/>
+                  <w:sz w:val="14"/>
+                  <w:szCs w:val="14"/>
+                  <w:u w:val="single" w:color="595959"/>
+                </w:rPr>
+                <w:t xml:space="preserve">🔍 Search ARES for similar videos</w:t>
+              </w:r>
+            </w:hyperlink>
+          </w:p>
+          <w:p>
+            <w:pPr>
+              <w:spacing w:after="40" w:before="0"/>
+            </w:pPr>
+            <w:r>
+              <w:rPr>
+                <w:sz w:val="14"/>
+                <w:szCs w:val="14"/>
+              </w:rPr>
+              <w:t xml:space="preserve"/>
+            </w:r>
+          </w:p>
+          <w:p>
+            <w:pPr>
+              <w:spacing w:after="20" w:before="0"/>
+            </w:pPr>
+            <w:r>
+              <w:rPr>
+                <w:rFonts w:ascii="Arial" w:cs="Arial" w:eastAsia="Arial" w:hAnsi="Arial"/>
+                <w:b/>
+                <w:bCs/>
+                <w:color w:val="1F3864"/>
+                <w:sz w:val="16"/>
+                <w:szCs w:val="16"/>
+              </w:rPr>
+              <w:t xml:space="preserve">📖 EXERCISE:</w:t>
+            </w:r>
+          </w:p>
+          <w:p>
+            <w:pPr>
+              <w:spacing w:after="20" w:before="0"/>
+            </w:pPr>
+            <w:hyperlink w:history="1" r:id="rIdkrszd1c117vhbr0xrr4em">
+              <w:r>
+                <w:rPr>
+                  <w:rFonts w:ascii="Arial" w:cs="Arial" w:eastAsia="Arial" w:hAnsi="Arial"/>
+                  <w:color w:val="2E75B6"/>
+                  <w:sz w:val="16"/>
+                  <w:szCs w:val="16"/>
+                  <w:u w:val="single" w:color="2E75B6"/>
+                </w:rPr>
+                <w:t xml:space="preserve">Surface Area and Volume of Pyramids Practice</w:t>
+              </w:r>
+            </w:hyperlink>
+          </w:p>
+          <w:p>
+            <w:pPr>
+              <w:spacing w:after="10" w:before="0"/>
+              <w:ind w:left="120"/>
+            </w:pPr>
+            <w:r>
+              <w:rPr>
+                <w:rFonts w:ascii="Arial" w:cs="Arial" w:eastAsia="Arial" w:hAnsi="Arial"/>
+                <w:color w:val="595959"/>
+                <w:sz w:val="14"/>
+                <w:szCs w:val="14"/>
+              </w:rPr>
+              <w:t xml:space="preserve">Source: CK-12</w:t>
+            </w:r>
+          </w:p>
+          <w:p>
+            <w:pPr>
+              <w:spacing w:after="10" w:before="0"/>
+              <w:ind w:left="120"/>
+            </w:pPr>
+            <w:hyperlink w:history="1" r:id="rIdqwm_nl6gghwlxytj3uosd">
+              <w:r>
+                <w:rPr>
+                  <w:rFonts w:ascii="Arial" w:cs="Arial" w:eastAsia="Arial" w:hAnsi="Arial"/>
+                  <w:color w:val="595959"/>
+                  <w:sz w:val="14"/>
+                  <w:szCs w:val="14"/>
+                  <w:u w:val="single" w:color="595959"/>
+                </w:rPr>
+                <w:t xml:space="preserve">🔍 Search ARES for similar readings</w:t>
+              </w:r>
+            </w:hyperlink>
+          </w:p>
+        </w:tc>
+        <w:tc>
+          <w:tcPr>
+            <w:tcW w:type="dxa" w:w="3040"/>
+            <w:shd w:fill="FFFFFF" w:color="auto" w:val="clear"/>
+            <w:tcMar>
+              <w:top w:type="dxa" w:w="60"/>
+              <w:left w:type="dxa" w:w="120"/>
+              <w:bottom w:type="dxa" w:w="60"/>
+              <w:right w:type="dxa" w:w="120"/>
+            </w:tcMar>
+            <w:vAlign w:val="top"/>
+          </w:tcPr>
+          <w:p>
+            <w:pPr>
+              <w:spacing w:after="40" w:before="0"/>
+              <w:jc w:val="left"/>
+            </w:pPr>
+            <w:r>
+              <w:rPr>
+                <w:rFonts w:ascii="Arial" w:cs="Arial" w:eastAsia="Arial" w:hAnsi="Arial"/>
+                <w:b w:val="false"/>
+                <w:bCs w:val="false"/>
+                <w:i w:val="false"/>
+                <w:iCs w:val="false"/>
+                <w:color w:val="000000"/>
+                <w:sz w:val="18"/>
+                <w:szCs w:val="18"/>
+              </w:rPr>
+              <w:t xml:space="preserve">Learners examine two photographs displayed at the front: (1) a square-based corrugated-iron pyramid roof on a school hall in Eldoret, labelled with base side = 6 m and a vertical pole of 4 m at the centre; (2) a triangular-based thatched pyramid roof on a Maasai manyatta near Narok. In pairs, learners record predictions in their exercise books: 'How many square metres of iron sheet do you think the school hall pyramid roof needs? How did you estimate?' Each pair writes one sentence linking their prediction to the posho mill owner's phenomenon: 'Is finding the roof area the same kind of problem as finding out how much iron sheet made the drum or the box?' After 4 minutes of pair discussion, the teacher cold-calls 4 pairs to share predictions (selecting a mix of high and low estimates). Predictions are recorded on the chalkboard without evaluation.</w:t>
+            </w:r>
+          </w:p>
+        </w:tc>
+        <w:tc>
+          <w:tcPr>
+            <w:tcW w:type="dxa" w:w="3040"/>
+            <w:shd w:fill="F2F2F2" w:color="auto" w:val="clear"/>
+            <w:tcMar>
+              <w:top w:type="dxa" w:w="60"/>
+              <w:left w:type="dxa" w:w="120"/>
+              <w:bottom w:type="dxa" w:w="60"/>
+              <w:right w:type="dxa" w:w="120"/>
+            </w:tcMar>
+            <w:vAlign w:val="top"/>
+          </w:tcPr>
+          <w:p>
+            <w:pPr>
+              <w:spacing w:after="40" w:before="0"/>
+              <w:jc w:val="left"/>
+            </w:pPr>
+            <w:r>
+              <w:rPr>
+                <w:rFonts w:ascii="Arial" w:cs="Arial" w:eastAsia="Arial" w:hAnsi="Arial"/>
+                <w:b w:val="false"/>
+                <w:bCs w:val="false"/>
+                <w:i w:val="false"/>
+                <w:iCs w:val="false"/>
+                <w:color w:val="000000"/>
+                <w:sz w:val="18"/>
+                <w:szCs w:val="18"/>
+              </w:rPr>
+              <w:t xml:space="preserve">Display photographs using a projector or large printed A2 posters (for low-tech settings). Say: 'Look carefully at these two roofs. Both are pyramid shapes — one is iron sheet, one is thatch. The metalsmith in Eldoret who built the grain containers at the posho mill also builds roofs like this. Before we calculate anything, write your best estimate of how much sheet metal the school hall roof needs — and explain your reasoning.' Allow 4 minutes silent/pair thinking (WAIT TIME). Cold-call exactly 4 pairs: 'Pair at the window, what did you predict — and why?' After 4 responses, ask the class: 'Does anyone predict a VERY different number from what we have heard? Why?' Record all estimates on the board in a column labelled OUR PREDICTIONS. Do NOT correct yet. Bridge to observe phase: 'To check these predictions we need to understand the shape of a pyramid very carefully — let us build one.'</w:t>
+            </w:r>
+          </w:p>
+        </w:tc>
+        <w:tc>
+          <w:tcPr>
+            <w:tcW w:type="dxa" w:w="3040"/>
+            <w:shd w:fill="FFFFFF" w:color="auto" w:val="clear"/>
+            <w:tcMar>
+              <w:top w:type="dxa" w:w="60"/>
+              <w:left w:type="dxa" w:w="120"/>
+              <w:bottom w:type="dxa" w:w="60"/>
+              <w:right w:type="dxa" w:w="120"/>
+            </w:tcMar>
+            <w:vAlign w:val="top"/>
+          </w:tcPr>
+          <w:p>
+            <w:pPr>
+              <w:spacing w:after="40" w:before="0"/>
+              <w:jc w:val="left"/>
+            </w:pPr>
+            <w:r>
+              <w:rPr>
+                <w:rFonts w:ascii="Arial" w:cs="Arial" w:eastAsia="Arial" w:hAnsi="Arial"/>
+                <w:b w:val="false"/>
+                <w:bCs w:val="false"/>
+                <w:i w:val="false"/>
+                <w:iCs w:val="false"/>
+                <w:color w:val="000000"/>
+                <w:sz w:val="18"/>
+                <w:szCs w:val="18"/>
+              </w:rPr>
+              <w:t xml:space="preserve">Predict-Before-Observe (PBO): Activating prior knowledge and surfacing misconceptions before instruction. By committing a prediction to paper, learners create a cognitive hook — they will be motivated to compare their estimate against the derived answer at the end of the lesson. Recording on the board makes the class's thinking visible and creates accountability.</w:t>
+            </w:r>
+          </w:p>
+        </w:tc>
+        <w:tc>
+          <w:tcPr>
+            <w:tcW w:type="dxa" w:w="3040"/>
+            <w:shd w:fill="F2F2F2" w:color="auto" w:val="clear"/>
+            <w:tcMar>
+              <w:top w:type="dxa" w:w="60"/>
+              <w:left w:type="dxa" w:w="120"/>
+              <w:bottom w:type="dxa" w:w="60"/>
+              <w:right w:type="dxa" w:w="120"/>
+            </w:tcMar>
+            <w:vAlign w:val="top"/>
+          </w:tcPr>
+          <w:p>
+            <w:pPr>
+              <w:spacing w:after="40" w:before="0"/>
+              <w:jc w:val="left"/>
+            </w:pPr>
+            <w:r>
+              <w:rPr>
+                <w:rFonts w:ascii="Arial" w:cs="Arial" w:eastAsia="Arial" w:hAnsi="Arial"/>
+                <w:b w:val="false"/>
+                <w:bCs w:val="false"/>
+                <w:i w:val="false"/>
+                <w:iCs w:val="false"/>
+                <w:color w:val="000000"/>
+                <w:sz w:val="18"/>
+                <w:szCs w:val="18"/>
+              </w:rPr>
+              <w:t xml:space="preserve">Teacher scans written predictions as learners write. Observable indicators of prior understanding: Do learners estimate only the base area (common misconception — treating a pyramid like a flat square)? Do any learners mention the slant sides? Do learners spontaneously connect to Lesson 1 (same-surface-area-different-volume idea)? Teacher notes which pairs conflate surface area with volume — these pairs will be targeted with probing questions during Phase 3.</w:t>
+            </w:r>
+          </w:p>
+        </w:tc>
+      </w:tr>
+      <w:tr>
+        <w:tc>
+          <w:tcPr>
+            <w:tcW w:type="dxa" w:w="1520"/>
+            <w:shd w:fill="D9EEF1" w:color="auto" w:val="clear"/>
+            <w:tcMar>
+              <w:top w:type="dxa" w:w="60"/>
+              <w:left w:type="dxa" w:w="120"/>
+              <w:bottom w:type="dxa" w:w="60"/>
+              <w:right w:type="dxa" w:w="120"/>
+            </w:tcMar>
+            <w:vAlign w:val="top"/>
+          </w:tcPr>
+          <w:p>
+            <w:pPr>
+              <w:spacing w:after="40" w:before="0"/>
+              <w:jc w:val="left"/>
+            </w:pPr>
+            <w:r>
+              <w:rPr>
+                <w:rFonts w:ascii="Arial" w:cs="Arial" w:eastAsia="Arial" w:hAnsi="Arial"/>
+                <w:b/>
+                <w:bCs/>
+                <w:i w:val="false"/>
+                <w:iCs w:val="false"/>
+                <w:color w:val="000000"/>
+                <w:sz w:val="18"/>
+                <w:szCs w:val="18"/>
+              </w:rPr>
+              <w:t xml:space="preserve">Observe Phase</w:t>
+            </w:r>
+          </w:p>
+          <w:p>
+            <w:pPr>
+              <w:spacing w:after="20" w:before="0"/>
+            </w:pPr>
+            <w:r>
+              <w:rPr>
+                <w:rFonts w:ascii="Arial" w:cs="Arial" w:eastAsia="Arial" w:hAnsi="Arial"/>
+                <w:b/>
+                <w:bCs/>
+                <w:color w:val="1F3864"/>
+                <w:sz w:val="16"/>
+                <w:szCs w:val="16"/>
+              </w:rPr>
+              <w:t xml:space="preserve">📹 VIDEO:</w:t>
+            </w:r>
+          </w:p>
+          <w:p>
+            <w:pPr>
+              <w:spacing w:after="20" w:before="0"/>
+            </w:pPr>
+            <w:hyperlink w:history="1" r:id="rIdj8fggyvctum9t94wwlxyc">
               <w:r>
                 <w:rPr>
                   <w:rFonts w:ascii="Arial" w:cs="Arial" w:eastAsia="Arial" w:hAnsi="Arial"/>
@@ -6220,7 +6526,7 @@
               <w:spacing w:after="10" w:before="0"/>
               <w:ind w:left="120"/>
             </w:pPr>
-            <w:hyperlink w:history="1" r:id="rIdh7olf6olitgl-utm3qu4x">
+            <w:hyperlink w:history="1" r:id="rIdfpebkyn2kzcfk8-ggl_oz">
               <w:r>
                 <w:rPr>
                   <w:rFonts w:ascii="Arial" w:cs="Arial" w:eastAsia="Arial" w:hAnsi="Arial"/>
@@ -6258,14 +6564,14 @@
                 <w:sz w:val="16"/>
                 <w:szCs w:val="16"/>
               </w:rPr>
-              <w:t xml:space="preserve">📖 EXERCISE:</w:t>
+              <w:t xml:space="preserve">📖 HTML:</w:t>
             </w:r>
           </w:p>
           <w:p>
             <w:pPr>
               <w:spacing w:after="20" w:before="0"/>
             </w:pPr>
-            <w:hyperlink w:history="1" r:id="rIdoxig9zductv0glwut-50d">
+            <w:hyperlink w:history="1" r:id="rIdjauf9s42pzsvn4dca9v9q">
               <w:r>
                 <w:rPr>
                   <w:rFonts w:ascii="Arial" w:cs="Arial" w:eastAsia="Arial" w:hAnsi="Arial"/>
@@ -6274,7 +6580,7 @@
                   <w:szCs w:val="16"/>
                   <w:u w:val="single" w:color="2E75B6"/>
                 </w:rPr>
-                <w:t xml:space="preserve">Surface Area and Volume of Pyramids Practice</w:t>
+                <w:t xml:space="preserve">Surface Area and Volume of Pyramids (PLIX)</w:t>
               </w:r>
             </w:hyperlink>
           </w:p>
@@ -6298,7 +6604,7 @@
               <w:spacing w:after="10" w:before="0"/>
               <w:ind w:left="120"/>
             </w:pPr>
-            <w:hyperlink w:history="1" r:id="rIddfljoybbccqz9tia86qwh">
+            <w:hyperlink w:history="1" r:id="rIdi4-f4ekemnni35sacc0y2">
               <w:r>
                 <w:rPr>
                   <w:rFonts w:ascii="Arial" w:cs="Arial" w:eastAsia="Arial" w:hAnsi="Arial"/>
@@ -6340,7 +6646,7 @@
                 <w:sz w:val="18"/>
                 <w:szCs w:val="18"/>
               </w:rPr>
-              <w:t xml:space="preserve">Learners examine two photographs displayed at the front: (1) a square-based corrugated-iron pyramid roof on a school hall in Eldoret, labelled with base side = 6 m and a vertical pole of 4 m at the centre; (2) a triangular-based thatched pyramid roof on a Maasai manyatta near Narok. In pairs, learners record predictions in their exercise books: 'How many square metres of iron sheet do you think the school hall pyramid roof needs? How did you estimate?' Each pair writes one sentence linking their prediction to the posho mill owner's phenomenon: 'Is finding the roof area the same kind of problem as finding out how much iron sheet made the drum or the box?' After 4 minutes of pair discussion, the teacher cold-calls 4 pairs to share predictions (selecting a mix of high and low estimates). Predictions are recorded on the chalkboard without evaluation.</w:t>
+              <w:t xml:space="preserve">Learners work in groups of four. Each group receives: one pre-scored card net of a square-based pyramid (base 8 cm × 8 cm, slant height 10 cm) ready to fold; one pre-scored card net of a triangular pyramid (equilateral triangular base, side 6 cm, slant height 9 cm); a ruler; scissors. STEP 1 (5 min): Before folding, learners measure and label every face of the flat net — they record the base dimensions and the dimensions of each triangular face in their books. STEP 2 (5 min): Learners fold and tape the nets into 3-D pyramid models. They hold up the assembled square-based pyramid and the teacher asks: 'Count the faces out loud together.' Class responds: '5 — one square base and four triangular faces.' STEP 3 (5 min): Teacher holds up a pre-made larger card pyramid with a vertical stick (representing the centre pole) and a coloured string laid along the slant face. Say: 'This stick shows the VERTICAL height — from the apex straight down to the centre of the base. This string shows the SLANT HEIGHT — from the apex down the face to the midpoint of a base edge. Are they the same length?' Learners measure both on their own models and record: vertical height and slant height values. STEP 4 (5 min): Learners lay the assembled model flat, unfold it, and trace the net onto their exercise book page, labelling: base, triangular face, slant height (l), base side (b), vertical height (h).</w:t>
             </w:r>
           </w:p>
         </w:tc>
@@ -6372,7 +6678,7 @@
                 <w:sz w:val="18"/>
                 <w:szCs w:val="18"/>
               </w:rPr>
-              <w:t xml:space="preserve">Display photographs using a projector or large printed A2 posters (for low-tech settings). Say: 'Look carefully at these two roofs. Both are pyramid shapes — one is iron sheet, one is thatch. The metalsmith in Eldoret who built the grain containers at the posho mill also builds roofs like this. Before we calculate anything, write your best estimate of how much sheet metal the school hall roof needs — and explain your reasoning.' Allow 4 minutes silent/pair thinking (WAIT TIME). Cold-call exactly 4 pairs: 'Pair at the window, what did you predict — and why?' After 4 responses, ask the class: 'Does anyone predict a VERY different number from what we have heard? Why?' Record all estimates on the board in a column labelled OUR PREDICTIONS. Do NOT correct yet. Bridge to observe phase: 'To check these predictions we need to understand the shape of a pyramid very carefully — let us build one.'</w:t>
+              <w:t xml:space="preserve">Distribute materials before the lesson (one kit per group of 4). As groups fold nets say: 'Your net is the iron sheet before the metalsmith bends it. What shape are all the pieces?' (Expected: one square plus four triangles.) After folding, circulate and ask each group: 'Point to the slant height on your model. Now point to where the vertical height would be.' (WAIT TIME 10 seconds per group.) For any group that confuses the two, hold the vertical stick next to the model: 'The vertical height never touches a face — it goes straight up inside the pyramid like a centre pole. The slant height is the distance down the outside of the roof.' Cold-call one group to explain the difference to the class in their own words. Record on the board: SLANT HEIGHT (l) ≠ VERTICAL HEIGHT (h) in a box. Connect to phenomenon: 'The metalsmith needs to know the SLANT height, not the vertical height, to cut iron sheet for each triangular face. Why?'</w:t>
             </w:r>
           </w:p>
         </w:tc>
@@ -6404,7 +6710,7 @@
                 <w:sz w:val="18"/>
                 <w:szCs w:val="18"/>
               </w:rPr>
-              <w:t xml:space="preserve">Predict-Before-Observe (PBO): Activating prior knowledge and surfacing misconceptions before instruction. By committing a prediction to paper, learners create a cognitive hook — they will be motivated to compare their estimate against the derived answer at the end of the lesson. Recording on the board makes the class's thinking visible and creates accountability.</w:t>
+              <w:t xml:space="preserve">Construct-and-Measure (Hands-on Modelling): Physical net construction makes abstract formulas tangible. Learners encounter the slant height as a real, measurable quantity on their own model before any formula is introduced, reducing the common error of substituting vertical height into the surface area formula. Tracing the net into exercise books creates a personal annotated reference.</w:t>
             </w:r>
           </w:p>
         </w:tc>
@@ -6436,7 +6742,7 @@
                 <w:sz w:val="18"/>
                 <w:szCs w:val="18"/>
               </w:rPr>
-              <w:t xml:space="preserve">Teacher scans written predictions as learners write. Observable indicators of prior understanding: Do learners estimate only the base area (common misconception — treating a pyramid like a flat square)? Do any learners mention the slant sides? Do learners spontaneously connect to Lesson 1 (same-surface-area-different-volume idea)? Teacher notes which pairs conflate surface area with volume — these pairs will be targeted with probing questions during Phase 3.</w:t>
+              <w:t xml:space="preserve">Circulate and check: (1) Can each learner correctly point to and measure slant height vs. vertical height on their model? (2) Are the triangular face dimensions labelled correctly on the traced net? (3) Does the learner recognise that there are FOUR identical triangular faces on a square-based pyramid? Flag any group that labels the vertical height as the slant height — address immediately with the stick-and-string demonstration before moving to Phase 3.</w:t>
             </w:r>
           </w:p>
         </w:tc>
@@ -6445,32 +6751,32 @@
         <w:tc>
           <w:tcPr>
             <w:tcW w:type="dxa" w:w="1520"/>
-            <w:shd w:fill="D9EEF1" w:color="auto" w:val="clear"/>
-            <w:tcMar>
-              <w:top w:type="dxa" w:w="60"/>
-              <w:left w:type="dxa" w:w="120"/>
-              <w:bottom w:type="dxa" w:w="60"/>
-              <w:right w:type="dxa" w:w="120"/>
-            </w:tcMar>
-            <w:vAlign w:val="top"/>
-          </w:tcPr>
-          <w:p>
-            <w:pPr>
-              <w:spacing w:after="40" w:before="0"/>
-              <w:jc w:val="left"/>
-            </w:pPr>
-            <w:r>
-              <w:rPr>
-                <w:rFonts w:ascii="Arial" w:cs="Arial" w:eastAsia="Arial" w:hAnsi="Arial"/>
-                <w:b/>
-                <w:bCs/>
-                <w:i w:val="false"/>
-                <w:iCs w:val="false"/>
-                <w:color w:val="000000"/>
-                <w:sz w:val="18"/>
-                <w:szCs w:val="18"/>
-              </w:rPr>
-              <w:t xml:space="preserve">Observe Phase</w:t>
+            <w:shd w:fill="E2EFDA" w:color="auto" w:val="clear"/>
+            <w:tcMar>
+              <w:top w:type="dxa" w:w="60"/>
+              <w:left w:type="dxa" w:w="120"/>
+              <w:bottom w:type="dxa" w:w="60"/>
+              <w:right w:type="dxa" w:w="120"/>
+            </w:tcMar>
+            <w:vAlign w:val="top"/>
+          </w:tcPr>
+          <w:p>
+            <w:pPr>
+              <w:spacing w:after="40" w:before="0"/>
+              <w:jc w:val="left"/>
+            </w:pPr>
+            <w:r>
+              <w:rPr>
+                <w:rFonts w:ascii="Arial" w:cs="Arial" w:eastAsia="Arial" w:hAnsi="Arial"/>
+                <w:b/>
+                <w:bCs/>
+                <w:i w:val="false"/>
+                <w:iCs w:val="false"/>
+                <w:color w:val="000000"/>
+                <w:sz w:val="18"/>
+                <w:szCs w:val="18"/>
+              </w:rPr>
+              <w:t xml:space="preserve">Explain Phase</w:t>
             </w:r>
           </w:p>
           <w:p>
@@ -6493,7 +6799,619 @@
             <w:pPr>
               <w:spacing w:after="20" w:before="0"/>
             </w:pPr>
-            <w:hyperlink w:history="1" r:id="rIdezvkmv70qjd-hzazbo1ek">
+            <w:hyperlink w:history="1" r:id="rIdyh1yufa-fad6vnrxrgkgf">
+              <w:r>
+                <w:rPr>
+                  <w:rFonts w:ascii="Arial" w:cs="Arial" w:eastAsia="Arial" w:hAnsi="Arial"/>
+                  <w:color w:val="2E75B6"/>
+                  <w:sz w:val="16"/>
+                  <w:szCs w:val="16"/>
+                  <w:u w:val="single" w:color="2E75B6"/>
+                </w:rPr>
+                <w:t xml:space="preserve">Surface area of a box using nets</w:t>
+              </w:r>
+            </w:hyperlink>
+          </w:p>
+          <w:p>
+            <w:pPr>
+              <w:spacing w:after="10" w:before="0"/>
+              <w:ind w:left="120"/>
+            </w:pPr>
+            <w:r>
+              <w:rPr>
+                <w:rFonts w:ascii="Arial" w:cs="Arial" w:eastAsia="Arial" w:hAnsi="Arial"/>
+                <w:color w:val="595959"/>
+                <w:sz w:val="14"/>
+                <w:szCs w:val="14"/>
+              </w:rPr>
+              <w:t xml:space="preserve">Source: Khan Academy (English - US curriculum)</w:t>
+            </w:r>
+          </w:p>
+          <w:p>
+            <w:pPr>
+              <w:spacing w:after="10" w:before="0"/>
+              <w:ind w:left="120"/>
+            </w:pPr>
+            <w:hyperlink w:history="1" r:id="rIdr8bfc8hbq2rheilglmkj9">
+              <w:r>
+                <w:rPr>
+                  <w:rFonts w:ascii="Arial" w:cs="Arial" w:eastAsia="Arial" w:hAnsi="Arial"/>
+                  <w:color w:val="595959"/>
+                  <w:sz w:val="14"/>
+                  <w:szCs w:val="14"/>
+                  <w:u w:val="single" w:color="595959"/>
+                </w:rPr>
+                <w:t xml:space="preserve">🔍 Search ARES for similar videos</w:t>
+              </w:r>
+            </w:hyperlink>
+          </w:p>
+          <w:p>
+            <w:pPr>
+              <w:spacing w:after="40" w:before="0"/>
+            </w:pPr>
+            <w:r>
+              <w:rPr>
+                <w:sz w:val="14"/>
+                <w:szCs w:val="14"/>
+              </w:rPr>
+              <w:t xml:space="preserve"/>
+            </w:r>
+          </w:p>
+          <w:p>
+            <w:pPr>
+              <w:spacing w:after="20" w:before="0"/>
+            </w:pPr>
+            <w:r>
+              <w:rPr>
+                <w:rFonts w:ascii="Arial" w:cs="Arial" w:eastAsia="Arial" w:hAnsi="Arial"/>
+                <w:b/>
+                <w:bCs/>
+                <w:color w:val="1F3864"/>
+                <w:sz w:val="16"/>
+                <w:szCs w:val="16"/>
+              </w:rPr>
+              <w:t xml:space="preserve">📖 EXERCISE:</w:t>
+            </w:r>
+          </w:p>
+          <w:p>
+            <w:pPr>
+              <w:spacing w:after="20" w:before="0"/>
+            </w:pPr>
+            <w:hyperlink w:history="1" r:id="rIdye_qzmartdujihhsllylz">
+              <w:r>
+                <w:rPr>
+                  <w:rFonts w:ascii="Arial" w:cs="Arial" w:eastAsia="Arial" w:hAnsi="Arial"/>
+                  <w:color w:val="2E75B6"/>
+                  <w:sz w:val="16"/>
+                  <w:szCs w:val="16"/>
+                  <w:u w:val="single" w:color="2E75B6"/>
+                </w:rPr>
+                <w:t xml:space="preserve">Surface area using nets</w:t>
+              </w:r>
+            </w:hyperlink>
+          </w:p>
+          <w:p>
+            <w:pPr>
+              <w:spacing w:after="10" w:before="0"/>
+              <w:ind w:left="120"/>
+            </w:pPr>
+            <w:r>
+              <w:rPr>
+                <w:rFonts w:ascii="Arial" w:cs="Arial" w:eastAsia="Arial" w:hAnsi="Arial"/>
+                <w:color w:val="595959"/>
+                <w:sz w:val="14"/>
+                <w:szCs w:val="14"/>
+              </w:rPr>
+              <w:t xml:space="preserve">Source: Khan Academy (English - US curriculum)</w:t>
+            </w:r>
+          </w:p>
+          <w:p>
+            <w:pPr>
+              <w:spacing w:after="10" w:before="0"/>
+              <w:ind w:left="120"/>
+            </w:pPr>
+            <w:hyperlink w:history="1" r:id="rIdyp-z3pqn34s5h4mwscj7o">
+              <w:r>
+                <w:rPr>
+                  <w:rFonts w:ascii="Arial" w:cs="Arial" w:eastAsia="Arial" w:hAnsi="Arial"/>
+                  <w:color w:val="595959"/>
+                  <w:sz w:val="14"/>
+                  <w:szCs w:val="14"/>
+                  <w:u w:val="single" w:color="595959"/>
+                </w:rPr>
+                <w:t xml:space="preserve">🔍 Search ARES for similar readings</w:t>
+              </w:r>
+            </w:hyperlink>
+          </w:p>
+        </w:tc>
+        <w:tc>
+          <w:tcPr>
+            <w:tcW w:type="dxa" w:w="3040"/>
+            <w:shd w:fill="FFFFFF" w:color="auto" w:val="clear"/>
+            <w:tcMar>
+              <w:top w:type="dxa" w:w="60"/>
+              <w:left w:type="dxa" w:w="120"/>
+              <w:bottom w:type="dxa" w:w="60"/>
+              <w:right w:type="dxa" w:w="120"/>
+            </w:tcMar>
+            <w:vAlign w:val="top"/>
+          </w:tcPr>
+          <w:p>
+            <w:pPr>
+              <w:spacing w:after="40" w:before="0"/>
+              <w:jc w:val="left"/>
+            </w:pPr>
+            <w:r>
+              <w:rPr>
+                <w:rFonts w:ascii="Arial" w:cs="Arial" w:eastAsia="Arial" w:hAnsi="Arial"/>
+                <w:b w:val="false"/>
+                <w:bCs w:val="false"/>
+                <w:i w:val="false"/>
+                <w:iCs w:val="false"/>
+                <w:color w:val="000000"/>
+                <w:sz w:val="18"/>
+                <w:szCs w:val="18"/>
+              </w:rPr>
+              <w:t xml:space="preserve">PART A — Deriving the formula (10 min): Each group receives a 'Formula Derivation Strip' — a half-A4 card with three prompts: (1) 'Area of the square base = ?'; (2) 'Area of ONE triangular face = ?'; (3) 'Total surface area = base + all triangular faces = ?'. Groups work silently for 5 minutes to write expressions using symbols b (base side) and l (slant height). Teacher then cold-calls 3 groups to share their expression for one triangular face. Class agrees: Area of one triangular face = ½ × b × l. Teacher writes on the board step-by-step: SA = b² + 4 × (½ × b × l) = b² + 2bl. Teacher says: 'Notice — slant height l, not vertical height h. This is the distance DOWN THE ROOF FACE — the measurement the metalsmith measures with a tape on the actual roof.' PART B — Worked example: School Hall Roof in Eldoret (8 min): Teacher works through the prediction photograph: base = 6 m, slant height = 5 m (calculated from Pythagoras: l = √(h² + (b/2)²) = √(4² + 3²) = 5 m — teacher shows this step explicitly on the board). SA = 6² + 2 × 6 × 5 = 36 + 60 = 96 m². Teacher asks: 'Look at your prediction on the board. Who was closest? What did you miss if you underestimated?' PART C — Group practice problems (7 min): Each group solves one of two contextualised problems: GROUP A/C: 'A community hall near Kericho has a square-based pyramid roof with base side 8 m and slant height 6.5 m. Iron sheet costs KSh 850 per m². Find the total cost of iron sheet for the four triangular roof faces only (not the base — the base is the ceiling).' GROUP B/D: 'A triangular pyramid bandas roof near Malindi has an equilateral triangular base of side 5 m and each triangular face has a slant height of 4.2 m. Find the total surface area of all four faces.' Groups write solutions on the board; class reviews together.</w:t>
+            </w:r>
+          </w:p>
+        </w:tc>
+        <w:tc>
+          <w:tcPr>
+            <w:tcW w:type="dxa" w:w="3040"/>
+            <w:shd w:fill="F2F2F2" w:color="auto" w:val="clear"/>
+            <w:tcMar>
+              <w:top w:type="dxa" w:w="60"/>
+              <w:left w:type="dxa" w:w="120"/>
+              <w:bottom w:type="dxa" w:w="60"/>
+              <w:right w:type="dxa" w:w="120"/>
+            </w:tcMar>
+            <w:vAlign w:val="top"/>
+          </w:tcPr>
+          <w:p>
+            <w:pPr>
+              <w:spacing w:after="40" w:before="0"/>
+              <w:jc w:val="left"/>
+            </w:pPr>
+            <w:r>
+              <w:rPr>
+                <w:rFonts w:ascii="Arial" w:cs="Arial" w:eastAsia="Arial" w:hAnsi="Arial"/>
+                <w:b w:val="false"/>
+                <w:bCs w:val="false"/>
+                <w:i w:val="false"/>
+                <w:iCs w:val="false"/>
+                <w:color w:val="000000"/>
+                <w:sz w:val="18"/>
+                <w:szCs w:val="18"/>
+              </w:rPr>
+              <w:t xml:space="preserve">During Part A derivation, circulate and look for groups who write 'Area of triangle = b × h' using vertical height — prompt: 'Which height can you MEASURE on the outside of the roof with a tape measure — the inside vertical pole, or the distance along the slant face?' (WAIT TIME 12 seconds.) Do NOT give the answer; redirect to their physical model. During Part B, after revealing SA = 96 m², return to the prediction board: 'We predicted [X]. We calculated 96 m². What information did those who underestimated leave out?' (Expected: they forgot the triangular faces / used the wrong height.) During Part C, announce: 'You have 7 minutes. Every group member must write the solution in their own book — not just the fastest writer.' After 7 minutes, cold-call one non-volunteer from each group to present a step. Connect to phenomenon after Part C: 'The metalsmith at the posho mill in Eldoret cuts iron sheet for roofs AND for storage containers. For the roof he needs surface area to know how much sheet to buy. Why does the mill owner care about something DIFFERENT from surface area when it comes to grain storage?' (Anticipated: the mill owner cares how much grain fits INSIDE — that is volume, not surface area.) Record this contrast on the DQB in Phase 4.</w:t>
+            </w:r>
+          </w:p>
+        </w:tc>
+        <w:tc>
+          <w:tcPr>
+            <w:tcW w:type="dxa" w:w="3040"/>
+            <w:shd w:fill="FFFFFF" w:color="auto" w:val="clear"/>
+            <w:tcMar>
+              <w:top w:type="dxa" w:w="60"/>
+              <w:left w:type="dxa" w:w="120"/>
+              <w:bottom w:type="dxa" w:w="60"/>
+              <w:right w:type="dxa" w:w="120"/>
+            </w:tcMar>
+            <w:vAlign w:val="top"/>
+          </w:tcPr>
+          <w:p>
+            <w:pPr>
+              <w:spacing w:after="40" w:before="0"/>
+              <w:jc w:val="left"/>
+            </w:pPr>
+            <w:r>
+              <w:rPr>
+                <w:rFonts w:ascii="Arial" w:cs="Arial" w:eastAsia="Arial" w:hAnsi="Arial"/>
+                <w:b w:val="false"/>
+                <w:bCs w:val="false"/>
+                <w:i w:val="false"/>
+                <w:iCs w:val="false"/>
+                <w:color w:val="000000"/>
+                <w:sz w:val="18"/>
+                <w:szCs w:val="18"/>
+              </w:rPr>
+              <w:t xml:space="preserve">Guided Inquiry with Structured Derivation (Formula Derivation Strip): Rather than presenting the formula, learners build it from the net they already traced. This reflects NGSS Science and Engineering Practice 2 (Developing and Using Models) and Practice 8 (Obtaining, Evaluating, and Communicating Information). The contextualised worked example (school hall in Eldoret) immediately grounds the abstract formula in the driving phenomenon, and the group practice problems reinforce transfer to novel Kenyan contexts.</w:t>
+            </w:r>
+          </w:p>
+        </w:tc>
+        <w:tc>
+          <w:tcPr>
+            <w:tcW w:type="dxa" w:w="3040"/>
+            <w:shd w:fill="F2F2F2" w:color="auto" w:val="clear"/>
+            <w:tcMar>
+              <w:top w:type="dxa" w:w="60"/>
+              <w:left w:type="dxa" w:w="120"/>
+              <w:bottom w:type="dxa" w:w="60"/>
+              <w:right w:type="dxa" w:w="120"/>
+            </w:tcMar>
+            <w:vAlign w:val="top"/>
+          </w:tcPr>
+          <w:p>
+            <w:pPr>
+              <w:spacing w:after="40" w:before="0"/>
+              <w:jc w:val="left"/>
+            </w:pPr>
+            <w:r>
+              <w:rPr>
+                <w:rFonts w:ascii="Arial" w:cs="Arial" w:eastAsia="Arial" w:hAnsi="Arial"/>
+                <w:b w:val="false"/>
+                <w:bCs w:val="false"/>
+                <w:i w:val="false"/>
+                <w:iCs w:val="false"/>
+                <w:color w:val="000000"/>
+                <w:sz w:val="18"/>
+                <w:szCs w:val="18"/>
+              </w:rPr>
+              <w:t xml:space="preserve">Collect Formula Derivation Strips at the end of Part A — scan for the most common errors: (a) using vertical height instead of slant height, (b) forgetting the base area when computing total surface area (or including it when only roof faces are needed), (c) counting only 2 triangular faces instead of 4. Use these errors to frame the debrief of group practice problems. During Part C, observe whether learners read the problem carefully enough to determine whether the base should be included (ceiling vs. open base).</w:t>
+            </w:r>
+          </w:p>
+        </w:tc>
+      </w:tr>
+      <w:tr>
+        <w:tc>
+          <w:tcPr>
+            <w:tcW w:type="dxa" w:w="1520"/>
+            <w:shd w:fill="FCE4D6" w:color="auto" w:val="clear"/>
+            <w:tcMar>
+              <w:top w:type="dxa" w:w="60"/>
+              <w:left w:type="dxa" w:w="120"/>
+              <w:bottom w:type="dxa" w:w="60"/>
+              <w:right w:type="dxa" w:w="120"/>
+            </w:tcMar>
+            <w:vAlign w:val="top"/>
+          </w:tcPr>
+          <w:p>
+            <w:pPr>
+              <w:spacing w:after="40" w:before="0"/>
+              <w:jc w:val="left"/>
+            </w:pPr>
+            <w:r>
+              <w:rPr>
+                <w:rFonts w:ascii="Arial" w:cs="Arial" w:eastAsia="Arial" w:hAnsi="Arial"/>
+                <w:b/>
+                <w:bCs/>
+                <w:i w:val="false"/>
+                <w:iCs w:val="false"/>
+                <w:color w:val="000000"/>
+                <w:sz w:val="18"/>
+                <w:szCs w:val="18"/>
+              </w:rPr>
+              <w:t xml:space="preserve">Driving Question Board (DQB) Creation</w:t>
+            </w:r>
+          </w:p>
+          <w:p>
+            <w:pPr>
+              <w:spacing w:after="20" w:before="0"/>
+            </w:pPr>
+            <w:r>
+              <w:rPr>
+                <w:rFonts w:ascii="Arial" w:cs="Arial" w:eastAsia="Arial" w:hAnsi="Arial"/>
+                <w:b/>
+                <w:bCs/>
+                <w:color w:val="1F3864"/>
+                <w:sz w:val="16"/>
+                <w:szCs w:val="16"/>
+              </w:rPr>
+              <w:t xml:space="preserve">📹 VIDEO:</w:t>
+            </w:r>
+          </w:p>
+          <w:p>
+            <w:pPr>
+              <w:spacing w:after="20" w:before="0"/>
+            </w:pPr>
+            <w:hyperlink w:history="1" r:id="rIdztr7kmw1axgehyrbz4z-y">
+              <w:r>
+                <w:rPr>
+                  <w:rFonts w:ascii="Arial" w:cs="Arial" w:eastAsia="Arial" w:hAnsi="Arial"/>
+                  <w:color w:val="2E75B6"/>
+                  <w:sz w:val="16"/>
+                  <w:szCs w:val="16"/>
+                  <w:u w:val="single" w:color="2E75B6"/>
+                </w:rPr>
+                <w:t xml:space="preserve">Volumes of cones intuition</w:t>
+              </w:r>
+            </w:hyperlink>
+          </w:p>
+          <w:p>
+            <w:pPr>
+              <w:spacing w:after="10" w:before="0"/>
+              <w:ind w:left="120"/>
+            </w:pPr>
+            <w:r>
+              <w:rPr>
+                <w:rFonts w:ascii="Arial" w:cs="Arial" w:eastAsia="Arial" w:hAnsi="Arial"/>
+                <w:color w:val="595959"/>
+                <w:sz w:val="14"/>
+                <w:szCs w:val="14"/>
+              </w:rPr>
+              <w:t xml:space="preserve">Source: Khan Academy (English - US curriculum)</w:t>
+            </w:r>
+          </w:p>
+          <w:p>
+            <w:pPr>
+              <w:spacing w:after="10" w:before="0"/>
+              <w:ind w:left="120"/>
+            </w:pPr>
+            <w:hyperlink w:history="1" r:id="rIdxr-hogzzndis5p2lsxhg5">
+              <w:r>
+                <w:rPr>
+                  <w:rFonts w:ascii="Arial" w:cs="Arial" w:eastAsia="Arial" w:hAnsi="Arial"/>
+                  <w:color w:val="595959"/>
+                  <w:sz w:val="14"/>
+                  <w:szCs w:val="14"/>
+                  <w:u w:val="single" w:color="595959"/>
+                </w:rPr>
+                <w:t xml:space="preserve">🔍 Search ARES for similar videos</w:t>
+              </w:r>
+            </w:hyperlink>
+          </w:p>
+          <w:p>
+            <w:pPr>
+              <w:spacing w:after="40" w:before="0"/>
+            </w:pPr>
+            <w:r>
+              <w:rPr>
+                <w:sz w:val="14"/>
+                <w:szCs w:val="14"/>
+              </w:rPr>
+              <w:t xml:space="preserve"/>
+            </w:r>
+          </w:p>
+          <w:p>
+            <w:pPr>
+              <w:spacing w:after="20" w:before="0"/>
+            </w:pPr>
+            <w:r>
+              <w:rPr>
+                <w:rFonts w:ascii="Arial" w:cs="Arial" w:eastAsia="Arial" w:hAnsi="Arial"/>
+                <w:b/>
+                <w:bCs/>
+                <w:color w:val="1F3864"/>
+                <w:sz w:val="16"/>
+                <w:szCs w:val="16"/>
+              </w:rPr>
+              <w:t xml:space="preserve">📖 HTML:</w:t>
+            </w:r>
+          </w:p>
+          <w:p>
+            <w:pPr>
+              <w:spacing w:after="20" w:before="0"/>
+            </w:pPr>
+            <w:hyperlink w:history="1" r:id="rIdsacrzfroicbu8izum7hhq">
+              <w:r>
+                <w:rPr>
+                  <w:rFonts w:ascii="Arial" w:cs="Arial" w:eastAsia="Arial" w:hAnsi="Arial"/>
+                  <w:color w:val="2E75B6"/>
+                  <w:sz w:val="16"/>
+                  <w:szCs w:val="16"/>
+                  <w:u w:val="single" w:color="2E75B6"/>
+                </w:rPr>
+                <w:t xml:space="preserve">Surface Area and Nets (Flexbook)</w:t>
+              </w:r>
+            </w:hyperlink>
+          </w:p>
+          <w:p>
+            <w:pPr>
+              <w:spacing w:after="10" w:before="0"/>
+              <w:ind w:left="120"/>
+            </w:pPr>
+            <w:r>
+              <w:rPr>
+                <w:rFonts w:ascii="Arial" w:cs="Arial" w:eastAsia="Arial" w:hAnsi="Arial"/>
+                <w:color w:val="595959"/>
+                <w:sz w:val="14"/>
+                <w:szCs w:val="14"/>
+              </w:rPr>
+              <w:t xml:space="preserve">Source: CK-12</w:t>
+            </w:r>
+          </w:p>
+          <w:p>
+            <w:pPr>
+              <w:spacing w:after="10" w:before="0"/>
+              <w:ind w:left="120"/>
+            </w:pPr>
+            <w:hyperlink w:history="1" r:id="rIdvkmdhgzl0kmfoyzcg9frb">
+              <w:r>
+                <w:rPr>
+                  <w:rFonts w:ascii="Arial" w:cs="Arial" w:eastAsia="Arial" w:hAnsi="Arial"/>
+                  <w:color w:val="595959"/>
+                  <w:sz w:val="14"/>
+                  <w:szCs w:val="14"/>
+                  <w:u w:val="single" w:color="595959"/>
+                </w:rPr>
+                <w:t xml:space="preserve">🔍 Search ARES for similar readings</w:t>
+              </w:r>
+            </w:hyperlink>
+          </w:p>
+        </w:tc>
+        <w:tc>
+          <w:tcPr>
+            <w:tcW w:type="dxa" w:w="3040"/>
+            <w:shd w:fill="FFFFFF" w:color="auto" w:val="clear"/>
+            <w:tcMar>
+              <w:top w:type="dxa" w:w="60"/>
+              <w:left w:type="dxa" w:w="120"/>
+              <w:bottom w:type="dxa" w:w="60"/>
+              <w:right w:type="dxa" w:w="120"/>
+            </w:tcMar>
+            <w:vAlign w:val="top"/>
+          </w:tcPr>
+          <w:p>
+            <w:pPr>
+              <w:spacing w:after="40" w:before="0"/>
+              <w:jc w:val="left"/>
+            </w:pPr>
+            <w:r>
+              <w:rPr>
+                <w:rFonts w:ascii="Arial" w:cs="Arial" w:eastAsia="Arial" w:hAnsi="Arial"/>
+                <w:b w:val="false"/>
+                <w:bCs w:val="false"/>
+                <w:i w:val="false"/>
+                <w:iCs w:val="false"/>
+                <w:color w:val="000000"/>
+                <w:sz w:val="18"/>
+                <w:szCs w:val="18"/>
+              </w:rPr>
+              <w:t xml:space="preserve">Each learner independently writes two sticky notes (or index-card slips): STICKY NOTE 1 (GREEN — 'What I now understand'): One sentence connecting today's learning to the posho mill phenomenon. Example responses: 'Surface area of a pyramid tells the metalsmith how much iron sheet to buy for the roof — just like it told us how much sheet was used for the drum and the box.' STICKY NOTE 2 (ORANGE — 'A new question I have'): One genuine question that today's lesson raised. Example responses: 'If the pyramid roof and the box roof are made from the same area of iron sheet, does the pyramid roof enclose more space inside?' / 'How does the artisan measure slant height on a real roof without climbing up?' / 'What if the base is not square — how does the formula change?' Learners place notes on the class DQB under two columns: WHAT WE ARE FIGURING OUT and QUESTIONS WE STILL HAVE. Teacher reads 3–4 orange notes aloud, circles two that will be explicitly addressed in upcoming lessons (cone surface area; volume), and says: 'These questions are exactly what scientists and engineers ask. Keep them — we will answer them lesson by lesson.'</w:t>
+            </w:r>
+          </w:p>
+        </w:tc>
+        <w:tc>
+          <w:tcPr>
+            <w:tcW w:type="dxa" w:w="3040"/>
+            <w:shd w:fill="F2F2F2" w:color="auto" w:val="clear"/>
+            <w:tcMar>
+              <w:top w:type="dxa" w:w="60"/>
+              <w:left w:type="dxa" w:w="120"/>
+              <w:bottom w:type="dxa" w:w="60"/>
+              <w:right w:type="dxa" w:w="120"/>
+            </w:tcMar>
+            <w:vAlign w:val="top"/>
+          </w:tcPr>
+          <w:p>
+            <w:pPr>
+              <w:spacing w:after="40" w:before="0"/>
+              <w:jc w:val="left"/>
+            </w:pPr>
+            <w:r>
+              <w:rPr>
+                <w:rFonts w:ascii="Arial" w:cs="Arial" w:eastAsia="Arial" w:hAnsi="Arial"/>
+                <w:b w:val="false"/>
+                <w:bCs w:val="false"/>
+                <w:i w:val="false"/>
+                <w:iCs w:val="false"/>
+                <w:color w:val="000000"/>
+                <w:sz w:val="18"/>
+                <w:szCs w:val="18"/>
+              </w:rPr>
+              <w:t xml:space="preserve">Give learners 3 minutes to write independently (no pair discussion yet — individual accountability). Then allow 2 minutes to walk to the DQB and post notes. Read 3–4 orange notes aloud verbatim without attributing them to individuals — preserve psychological safety. Point to the two most powerful questions and say: 'This question — [reads question about same surface area, different enclosed space] — is the heart of what the posho mill owner is trying to understand. We will return to it when we study volume.' Draw an explicit arrow on the DQB from the Lesson 1 entry ('Same sheet metal, different grain capacity') to today's entry ('Pyramid roof surface area = material used, not space inside'). This visual progression shows learners that the DQB is a growing explanation, not a list of isolated facts.</w:t>
+            </w:r>
+          </w:p>
+        </w:tc>
+        <w:tc>
+          <w:tcPr>
+            <w:tcW w:type="dxa" w:w="3040"/>
+            <w:shd w:fill="FFFFFF" w:color="auto" w:val="clear"/>
+            <w:tcMar>
+              <w:top w:type="dxa" w:w="60"/>
+              <w:left w:type="dxa" w:w="120"/>
+              <w:bottom w:type="dxa" w:w="60"/>
+              <w:right w:type="dxa" w:w="120"/>
+            </w:tcMar>
+            <w:vAlign w:val="top"/>
+          </w:tcPr>
+          <w:p>
+            <w:pPr>
+              <w:spacing w:after="40" w:before="0"/>
+              <w:jc w:val="left"/>
+            </w:pPr>
+            <w:r>
+              <w:rPr>
+                <w:rFonts w:ascii="Arial" w:cs="Arial" w:eastAsia="Arial" w:hAnsi="Arial"/>
+                <w:b w:val="false"/>
+                <w:bCs w:val="false"/>
+                <w:i w:val="false"/>
+                <w:iCs w:val="false"/>
+                <w:color w:val="000000"/>
+                <w:sz w:val="18"/>
+                <w:szCs w:val="18"/>
+              </w:rPr>
+              <w:t xml:space="preserve">Driving Question Board — Cumulative Evidence Tracking: The DQB functions as a public, evolving record of the class's growing understanding of the phenomenon. By physically adding to it each lesson, learners experience science/mathematics as a progressive sense-making process (NGSS Practice 8). The two-colour sticky note system distinguishes consolidated understanding (green) from productive uncertainty (orange), modelling how mathematicians distinguish proven results from open conjectures.</w:t>
+            </w:r>
+          </w:p>
+        </w:tc>
+        <w:tc>
+          <w:tcPr>
+            <w:tcW w:type="dxa" w:w="3040"/>
+            <w:shd w:fill="F2F2F2" w:color="auto" w:val="clear"/>
+            <w:tcMar>
+              <w:top w:type="dxa" w:w="60"/>
+              <w:left w:type="dxa" w:w="120"/>
+              <w:bottom w:type="dxa" w:w="60"/>
+              <w:right w:type="dxa" w:w="120"/>
+            </w:tcMar>
+            <w:vAlign w:val="top"/>
+          </w:tcPr>
+          <w:p>
+            <w:pPr>
+              <w:spacing w:after="40" w:before="0"/>
+              <w:jc w:val="left"/>
+            </w:pPr>
+            <w:r>
+              <w:rPr>
+                <w:rFonts w:ascii="Arial" w:cs="Arial" w:eastAsia="Arial" w:hAnsi="Arial"/>
+                <w:b w:val="false"/>
+                <w:bCs w:val="false"/>
+                <w:i w:val="false"/>
+                <w:iCs w:val="false"/>
+                <w:color w:val="000000"/>
+                <w:sz w:val="18"/>
+                <w:szCs w:val="18"/>
+              </w:rPr>
+              <w:t xml:space="preserve">Teacher reads all green notes before the next lesson to assess whether learners correctly distinguish surface area (material/covering) from volume (interior capacity). Red flag: any green note that conflates the two (e.g., 'Surface area tells us how much grain the pyramid holds') — these learners need a targeted clarifying conversation at the start of Lesson 3. Teacher photographs the DQB board to track progression across the 8-lesson sequence.</w:t>
+            </w:r>
+          </w:p>
+        </w:tc>
+      </w:tr>
+      <w:tr>
+        <w:tc>
+          <w:tcPr>
+            <w:tcW w:type="dxa" w:w="1520"/>
+            <w:shd w:fill="D5E8F0" w:color="auto" w:val="clear"/>
+            <w:tcMar>
+              <w:top w:type="dxa" w:w="60"/>
+              <w:left w:type="dxa" w:w="120"/>
+              <w:bottom w:type="dxa" w:w="60"/>
+              <w:right w:type="dxa" w:w="120"/>
+            </w:tcMar>
+            <w:vAlign w:val="top"/>
+          </w:tcPr>
+          <w:p>
+            <w:pPr>
+              <w:spacing w:after="40" w:before="0"/>
+              <w:jc w:val="left"/>
+            </w:pPr>
+            <w:r>
+              <w:rPr>
+                <w:rFonts w:ascii="Arial" w:cs="Arial" w:eastAsia="Arial" w:hAnsi="Arial"/>
+                <w:b/>
+                <w:bCs/>
+                <w:i w:val="false"/>
+                <w:iCs w:val="false"/>
+                <w:color w:val="000000"/>
+                <w:sz w:val="18"/>
+                <w:szCs w:val="18"/>
+              </w:rPr>
+              <w:t xml:space="preserve">Model Building Phase</w:t>
+            </w:r>
+          </w:p>
+          <w:p>
+            <w:pPr>
+              <w:spacing w:after="20" w:before="0"/>
+            </w:pPr>
+            <w:r>
+              <w:rPr>
+                <w:rFonts w:ascii="Arial" w:cs="Arial" w:eastAsia="Arial" w:hAnsi="Arial"/>
+                <w:b/>
+                <w:bCs/>
+                <w:color w:val="1F3864"/>
+                <w:sz w:val="16"/>
+                <w:szCs w:val="16"/>
+              </w:rPr>
+              <w:t xml:space="preserve">📹 VIDEO:</w:t>
+            </w:r>
+          </w:p>
+          <w:p>
+            <w:pPr>
+              <w:spacing w:after="20" w:before="0"/>
+            </w:pPr>
+            <w:hyperlink w:history="1" r:id="rId_fi1fem6lu9kf-8w76unm">
               <w:r>
                 <w:rPr>
                   <w:rFonts w:ascii="Arial" w:cs="Arial" w:eastAsia="Arial" w:hAnsi="Arial"/>
@@ -6526,7 +7444,7 @@
               <w:spacing w:after="10" w:before="0"/>
               <w:ind w:left="120"/>
             </w:pPr>
-            <w:hyperlink w:history="1" r:id="rIdcjephsepti0k6-kcmxk8v">
+            <w:hyperlink w:history="1" r:id="rIdave5y1af1ft0p2vfhrgqq">
               <w:r>
                 <w:rPr>
                   <w:rFonts w:ascii="Arial" w:cs="Arial" w:eastAsia="Arial" w:hAnsi="Arial"/>
@@ -6564,932 +7482,14 @@
                 <w:sz w:val="16"/>
                 <w:szCs w:val="16"/>
               </w:rPr>
-              <w:t xml:space="preserve">📖 HTML:</w:t>
+              <w:t xml:space="preserve">📖 EXERCISE:</w:t>
             </w:r>
           </w:p>
           <w:p>
             <w:pPr>
               <w:spacing w:after="20" w:before="0"/>
             </w:pPr>
-            <w:hyperlink w:history="1" r:id="rIdwkahnleniebq7zfox_nfk">
-              <w:r>
-                <w:rPr>
-                  <w:rFonts w:ascii="Arial" w:cs="Arial" w:eastAsia="Arial" w:hAnsi="Arial"/>
-                  <w:color w:val="2E75B6"/>
-                  <w:sz w:val="16"/>
-                  <w:szCs w:val="16"/>
-                  <w:u w:val="single" w:color="2E75B6"/>
-                </w:rPr>
-                <w:t xml:space="preserve">Surface Area and Volume of Pyramids (PLIX)</w:t>
-              </w:r>
-            </w:hyperlink>
-          </w:p>
-          <w:p>
-            <w:pPr>
-              <w:spacing w:after="10" w:before="0"/>
-              <w:ind w:left="120"/>
-            </w:pPr>
-            <w:r>
-              <w:rPr>
-                <w:rFonts w:ascii="Arial" w:cs="Arial" w:eastAsia="Arial" w:hAnsi="Arial"/>
-                <w:color w:val="595959"/>
-                <w:sz w:val="14"/>
-                <w:szCs w:val="14"/>
-              </w:rPr>
-              <w:t xml:space="preserve">Source: CK-12</w:t>
-            </w:r>
-          </w:p>
-          <w:p>
-            <w:pPr>
-              <w:spacing w:after="10" w:before="0"/>
-              <w:ind w:left="120"/>
-            </w:pPr>
-            <w:hyperlink w:history="1" r:id="rIdd0p5wps7tqcdz_8mwj92j">
-              <w:r>
-                <w:rPr>
-                  <w:rFonts w:ascii="Arial" w:cs="Arial" w:eastAsia="Arial" w:hAnsi="Arial"/>
-                  <w:color w:val="595959"/>
-                  <w:sz w:val="14"/>
-                  <w:szCs w:val="14"/>
-                  <w:u w:val="single" w:color="595959"/>
-                </w:rPr>
-                <w:t xml:space="preserve">🔍 Search ARES for similar readings</w:t>
-              </w:r>
-            </w:hyperlink>
-          </w:p>
-        </w:tc>
-        <w:tc>
-          <w:tcPr>
-            <w:tcW w:type="dxa" w:w="3040"/>
-            <w:shd w:fill="FFFFFF" w:color="auto" w:val="clear"/>
-            <w:tcMar>
-              <w:top w:type="dxa" w:w="60"/>
-              <w:left w:type="dxa" w:w="120"/>
-              <w:bottom w:type="dxa" w:w="60"/>
-              <w:right w:type="dxa" w:w="120"/>
-            </w:tcMar>
-            <w:vAlign w:val="top"/>
-          </w:tcPr>
-          <w:p>
-            <w:pPr>
-              <w:spacing w:after="40" w:before="0"/>
-              <w:jc w:val="left"/>
-            </w:pPr>
-            <w:r>
-              <w:rPr>
-                <w:rFonts w:ascii="Arial" w:cs="Arial" w:eastAsia="Arial" w:hAnsi="Arial"/>
-                <w:b w:val="false"/>
-                <w:bCs w:val="false"/>
-                <w:i w:val="false"/>
-                <w:iCs w:val="false"/>
-                <w:color w:val="000000"/>
-                <w:sz w:val="18"/>
-                <w:szCs w:val="18"/>
-              </w:rPr>
-              <w:t xml:space="preserve">Learners work in groups of four. Each group receives: one pre-scored card net of a square-based pyramid (base 8 cm × 8 cm, slant height 10 cm) ready to fold; one pre-scored card net of a triangular pyramid (equilateral triangular base, side 6 cm, slant height 9 cm); a ruler; scissors. STEP 1 (5 min): Before folding, learners measure and label every face of the flat net — they record the base dimensions and the dimensions of each triangular face in their books. STEP 2 (5 min): Learners fold and tape the nets into 3-D pyramid models. They hold up the assembled square-based pyramid and the teacher asks: 'Count the faces out loud together.' Class responds: '5 — one square base and four triangular faces.' STEP 3 (5 min): Teacher holds up a pre-made larger card pyramid with a vertical stick (representing the centre pole) and a coloured string laid along the slant face. Say: 'This stick shows the VERTICAL height — from the apex straight down to the centre of the base. This string shows the SLANT HEIGHT — from the apex down the face to the midpoint of a base edge. Are they the same length?' Learners measure both on their own models and record: vertical height and slant height values. STEP 4 (5 min): Learners lay the assembled model flat, unfold it, and trace the net onto their exercise book page, labelling: base, triangular face, slant height (l), base side (b), vertical height (h).</w:t>
-            </w:r>
-          </w:p>
-        </w:tc>
-        <w:tc>
-          <w:tcPr>
-            <w:tcW w:type="dxa" w:w="3040"/>
-            <w:shd w:fill="F2F2F2" w:color="auto" w:val="clear"/>
-            <w:tcMar>
-              <w:top w:type="dxa" w:w="60"/>
-              <w:left w:type="dxa" w:w="120"/>
-              <w:bottom w:type="dxa" w:w="60"/>
-              <w:right w:type="dxa" w:w="120"/>
-            </w:tcMar>
-            <w:vAlign w:val="top"/>
-          </w:tcPr>
-          <w:p>
-            <w:pPr>
-              <w:spacing w:after="40" w:before="0"/>
-              <w:jc w:val="left"/>
-            </w:pPr>
-            <w:r>
-              <w:rPr>
-                <w:rFonts w:ascii="Arial" w:cs="Arial" w:eastAsia="Arial" w:hAnsi="Arial"/>
-                <w:b w:val="false"/>
-                <w:bCs w:val="false"/>
-                <w:i w:val="false"/>
-                <w:iCs w:val="false"/>
-                <w:color w:val="000000"/>
-                <w:sz w:val="18"/>
-                <w:szCs w:val="18"/>
-              </w:rPr>
-              <w:t xml:space="preserve">Distribute materials before the lesson (one kit per group of 4). As groups fold nets say: 'Your net is the iron sheet before the metalsmith bends it. What shape are all the pieces?' (Expected: one square plus four triangles.) After folding, circulate and ask each group: 'Point to the slant height on your model. Now point to where the vertical height would be.' (WAIT TIME 10 seconds per group.) For any group that confuses the two, hold the vertical stick next to the model: 'The vertical height never touches a face — it goes straight up inside the pyramid like a centre pole. The slant height is the distance down the outside of the roof.' Cold-call one group to explain the difference to the class in their own words. Record on the board: SLANT HEIGHT (l) ≠ VERTICAL HEIGHT (h) in a box. Connect to phenomenon: 'The metalsmith needs to know the SLANT height, not the vertical height, to cut iron sheet for each triangular face. Why?'</w:t>
-            </w:r>
-          </w:p>
-        </w:tc>
-        <w:tc>
-          <w:tcPr>
-            <w:tcW w:type="dxa" w:w="3040"/>
-            <w:shd w:fill="FFFFFF" w:color="auto" w:val="clear"/>
-            <w:tcMar>
-              <w:top w:type="dxa" w:w="60"/>
-              <w:left w:type="dxa" w:w="120"/>
-              <w:bottom w:type="dxa" w:w="60"/>
-              <w:right w:type="dxa" w:w="120"/>
-            </w:tcMar>
-            <w:vAlign w:val="top"/>
-          </w:tcPr>
-          <w:p>
-            <w:pPr>
-              <w:spacing w:after="40" w:before="0"/>
-              <w:jc w:val="left"/>
-            </w:pPr>
-            <w:r>
-              <w:rPr>
-                <w:rFonts w:ascii="Arial" w:cs="Arial" w:eastAsia="Arial" w:hAnsi="Arial"/>
-                <w:b w:val="false"/>
-                <w:bCs w:val="false"/>
-                <w:i w:val="false"/>
-                <w:iCs w:val="false"/>
-                <w:color w:val="000000"/>
-                <w:sz w:val="18"/>
-                <w:szCs w:val="18"/>
-              </w:rPr>
-              <w:t xml:space="preserve">Construct-and-Measure (Hands-on Modelling): Physical net construction makes abstract formulas tangible. Learners encounter the slant height as a real, measurable quantity on their own model before any formula is introduced, reducing the common error of substituting vertical height into the surface area formula. Tracing the net into exercise books creates a personal annotated reference.</w:t>
-            </w:r>
-          </w:p>
-        </w:tc>
-        <w:tc>
-          <w:tcPr>
-            <w:tcW w:type="dxa" w:w="3040"/>
-            <w:shd w:fill="F2F2F2" w:color="auto" w:val="clear"/>
-            <w:tcMar>
-              <w:top w:type="dxa" w:w="60"/>
-              <w:left w:type="dxa" w:w="120"/>
-              <w:bottom w:type="dxa" w:w="60"/>
-              <w:right w:type="dxa" w:w="120"/>
-            </w:tcMar>
-            <w:vAlign w:val="top"/>
-          </w:tcPr>
-          <w:p>
-            <w:pPr>
-              <w:spacing w:after="40" w:before="0"/>
-              <w:jc w:val="left"/>
-            </w:pPr>
-            <w:r>
-              <w:rPr>
-                <w:rFonts w:ascii="Arial" w:cs="Arial" w:eastAsia="Arial" w:hAnsi="Arial"/>
-                <w:b w:val="false"/>
-                <w:bCs w:val="false"/>
-                <w:i w:val="false"/>
-                <w:iCs w:val="false"/>
-                <w:color w:val="000000"/>
-                <w:sz w:val="18"/>
-                <w:szCs w:val="18"/>
-              </w:rPr>
-              <w:t xml:space="preserve">Circulate and check: (1) Can each learner correctly point to and measure slant height vs. vertical height on their model? (2) Are the triangular face dimensions labelled correctly on the traced net? (3) Does the learner recognise that there are FOUR identical triangular faces on a square-based pyramid? Flag any group that labels the vertical height as the slant height — address immediately with the stick-and-string demonstration before moving to Phase 3.</w:t>
-            </w:r>
-          </w:p>
-        </w:tc>
-      </w:tr>
-      <w:tr>
-        <w:tc>
-          <w:tcPr>
-            <w:tcW w:type="dxa" w:w="1520"/>
-            <w:shd w:fill="E2EFDA" w:color="auto" w:val="clear"/>
-            <w:tcMar>
-              <w:top w:type="dxa" w:w="60"/>
-              <w:left w:type="dxa" w:w="120"/>
-              <w:bottom w:type="dxa" w:w="60"/>
-              <w:right w:type="dxa" w:w="120"/>
-            </w:tcMar>
-            <w:vAlign w:val="top"/>
-          </w:tcPr>
-          <w:p>
-            <w:pPr>
-              <w:spacing w:after="40" w:before="0"/>
-              <w:jc w:val="left"/>
-            </w:pPr>
-            <w:r>
-              <w:rPr>
-                <w:rFonts w:ascii="Arial" w:cs="Arial" w:eastAsia="Arial" w:hAnsi="Arial"/>
-                <w:b/>
-                <w:bCs/>
-                <w:i w:val="false"/>
-                <w:iCs w:val="false"/>
-                <w:color w:val="000000"/>
-                <w:sz w:val="18"/>
-                <w:szCs w:val="18"/>
-              </w:rPr>
-              <w:t xml:space="preserve">Explain Phase</w:t>
-            </w:r>
-          </w:p>
-          <w:p>
-            <w:pPr>
-              <w:spacing w:after="20" w:before="0"/>
-            </w:pPr>
-            <w:r>
-              <w:rPr>
-                <w:rFonts w:ascii="Arial" w:cs="Arial" w:eastAsia="Arial" w:hAnsi="Arial"/>
-                <w:b/>
-                <w:bCs/>
-                <w:color w:val="1F3864"/>
-                <w:sz w:val="16"/>
-                <w:szCs w:val="16"/>
-              </w:rPr>
-              <w:t xml:space="preserve">📹 VIDEO:</w:t>
-            </w:r>
-          </w:p>
-          <w:p>
-            <w:pPr>
-              <w:spacing w:after="20" w:before="0"/>
-            </w:pPr>
-            <w:hyperlink w:history="1" r:id="rId4-inymvsnrzsin4yne5wi">
-              <w:r>
-                <w:rPr>
-                  <w:rFonts w:ascii="Arial" w:cs="Arial" w:eastAsia="Arial" w:hAnsi="Arial"/>
-                  <w:color w:val="2E75B6"/>
-                  <w:sz w:val="16"/>
-                  <w:szCs w:val="16"/>
-                  <w:u w:val="single" w:color="2E75B6"/>
-                </w:rPr>
-                <w:t xml:space="preserve">Surface area of a box using nets</w:t>
-              </w:r>
-            </w:hyperlink>
-          </w:p>
-          <w:p>
-            <w:pPr>
-              <w:spacing w:after="10" w:before="0"/>
-              <w:ind w:left="120"/>
-            </w:pPr>
-            <w:r>
-              <w:rPr>
-                <w:rFonts w:ascii="Arial" w:cs="Arial" w:eastAsia="Arial" w:hAnsi="Arial"/>
-                <w:color w:val="595959"/>
-                <w:sz w:val="14"/>
-                <w:szCs w:val="14"/>
-              </w:rPr>
-              <w:t xml:space="preserve">Source: Khan Academy (English - US curriculum)</w:t>
-            </w:r>
-          </w:p>
-          <w:p>
-            <w:pPr>
-              <w:spacing w:after="10" w:before="0"/>
-              <w:ind w:left="120"/>
-            </w:pPr>
-            <w:hyperlink w:history="1" r:id="rId0zpuzy04z9cxknopp1gcg">
-              <w:r>
-                <w:rPr>
-                  <w:rFonts w:ascii="Arial" w:cs="Arial" w:eastAsia="Arial" w:hAnsi="Arial"/>
-                  <w:color w:val="595959"/>
-                  <w:sz w:val="14"/>
-                  <w:szCs w:val="14"/>
-                  <w:u w:val="single" w:color="595959"/>
-                </w:rPr>
-                <w:t xml:space="preserve">🔍 Search ARES for similar videos</w:t>
-              </w:r>
-            </w:hyperlink>
-          </w:p>
-          <w:p>
-            <w:pPr>
-              <w:spacing w:after="40" w:before="0"/>
-            </w:pPr>
-            <w:r>
-              <w:rPr>
-                <w:sz w:val="14"/>
-                <w:szCs w:val="14"/>
-              </w:rPr>
-              <w:t xml:space="preserve"/>
-            </w:r>
-          </w:p>
-          <w:p>
-            <w:pPr>
-              <w:spacing w:after="20" w:before="0"/>
-            </w:pPr>
-            <w:r>
-              <w:rPr>
-                <w:rFonts w:ascii="Arial" w:cs="Arial" w:eastAsia="Arial" w:hAnsi="Arial"/>
-                <w:b/>
-                <w:bCs/>
-                <w:color w:val="1F3864"/>
-                <w:sz w:val="16"/>
-                <w:szCs w:val="16"/>
-              </w:rPr>
-              <w:t xml:space="preserve">📖 EXERCISE:</w:t>
-            </w:r>
-          </w:p>
-          <w:p>
-            <w:pPr>
-              <w:spacing w:after="20" w:before="0"/>
-            </w:pPr>
-            <w:hyperlink w:history="1" r:id="rIdruigkrqtaapswmai0w8yx">
-              <w:r>
-                <w:rPr>
-                  <w:rFonts w:ascii="Arial" w:cs="Arial" w:eastAsia="Arial" w:hAnsi="Arial"/>
-                  <w:color w:val="2E75B6"/>
-                  <w:sz w:val="16"/>
-                  <w:szCs w:val="16"/>
-                  <w:u w:val="single" w:color="2E75B6"/>
-                </w:rPr>
-                <w:t xml:space="preserve">Surface area using nets</w:t>
-              </w:r>
-            </w:hyperlink>
-          </w:p>
-          <w:p>
-            <w:pPr>
-              <w:spacing w:after="10" w:before="0"/>
-              <w:ind w:left="120"/>
-            </w:pPr>
-            <w:r>
-              <w:rPr>
-                <w:rFonts w:ascii="Arial" w:cs="Arial" w:eastAsia="Arial" w:hAnsi="Arial"/>
-                <w:color w:val="595959"/>
-                <w:sz w:val="14"/>
-                <w:szCs w:val="14"/>
-              </w:rPr>
-              <w:t xml:space="preserve">Source: Khan Academy (English - US curriculum)</w:t>
-            </w:r>
-          </w:p>
-          <w:p>
-            <w:pPr>
-              <w:spacing w:after="10" w:before="0"/>
-              <w:ind w:left="120"/>
-            </w:pPr>
-            <w:hyperlink w:history="1" r:id="rIdpgia_kyqz3bqw0ts_usb4">
-              <w:r>
-                <w:rPr>
-                  <w:rFonts w:ascii="Arial" w:cs="Arial" w:eastAsia="Arial" w:hAnsi="Arial"/>
-                  <w:color w:val="595959"/>
-                  <w:sz w:val="14"/>
-                  <w:szCs w:val="14"/>
-                  <w:u w:val="single" w:color="595959"/>
-                </w:rPr>
-                <w:t xml:space="preserve">🔍 Search ARES for similar readings</w:t>
-              </w:r>
-            </w:hyperlink>
-          </w:p>
-        </w:tc>
-        <w:tc>
-          <w:tcPr>
-            <w:tcW w:type="dxa" w:w="3040"/>
-            <w:shd w:fill="FFFFFF" w:color="auto" w:val="clear"/>
-            <w:tcMar>
-              <w:top w:type="dxa" w:w="60"/>
-              <w:left w:type="dxa" w:w="120"/>
-              <w:bottom w:type="dxa" w:w="60"/>
-              <w:right w:type="dxa" w:w="120"/>
-            </w:tcMar>
-            <w:vAlign w:val="top"/>
-          </w:tcPr>
-          <w:p>
-            <w:pPr>
-              <w:spacing w:after="40" w:before="0"/>
-              <w:jc w:val="left"/>
-            </w:pPr>
-            <w:r>
-              <w:rPr>
-                <w:rFonts w:ascii="Arial" w:cs="Arial" w:eastAsia="Arial" w:hAnsi="Arial"/>
-                <w:b w:val="false"/>
-                <w:bCs w:val="false"/>
-                <w:i w:val="false"/>
-                <w:iCs w:val="false"/>
-                <w:color w:val="000000"/>
-                <w:sz w:val="18"/>
-                <w:szCs w:val="18"/>
-              </w:rPr>
-              <w:t xml:space="preserve">PART A — Deriving the formula (10 min): Each group receives a 'Formula Derivation Strip' — a half-A4 card with three prompts: (1) 'Area of the square base = ?'; (2) 'Area of ONE triangular face = ?'; (3) 'Total surface area = base + all triangular faces = ?'. Groups work silently for 5 minutes to write expressions using symbols b (base side) and l (slant height). Teacher then cold-calls 3 groups to share their expression for one triangular face. Class agrees: Area of one triangular face = ½ × b × l. Teacher writes on the board step-by-step: SA = b² + 4 × (½ × b × l) = b² + 2bl. Teacher says: 'Notice — slant height l, not vertical height h. This is the distance DOWN THE ROOF FACE — the measurement the metalsmith measures with a tape on the actual roof.' PART B — Worked example: School Hall Roof in Eldoret (8 min): Teacher works through the prediction photograph: base = 6 m, slant height = 5 m (calculated from Pythagoras: l = √(h² + (b/2)²) = √(4² + 3²) = 5 m — teacher shows this step explicitly on the board). SA = 6² + 2 × 6 × 5 = 36 + 60 = 96 m². Teacher asks: 'Look at your prediction on the board. Who was closest? What did you miss if you underestimated?' PART C — Group practice problems (7 min): Each group solves one of two contextualised problems: GROUP A/C: 'A community hall near Kericho has a square-based pyramid roof with base side 8 m and slant height 6.5 m. Iron sheet costs KSh 850 per m². Find the total cost of iron sheet for the four triangular roof faces only (not the base — the base is the ceiling).' GROUP B/D: 'A triangular pyramid bandas roof near Malindi has an equilateral triangular base of side 5 m and each triangular face has a slant height of 4.2 m. Find the total surface area of all four faces.' Groups write solutions on the board; class reviews together.</w:t>
-            </w:r>
-          </w:p>
-        </w:tc>
-        <w:tc>
-          <w:tcPr>
-            <w:tcW w:type="dxa" w:w="3040"/>
-            <w:shd w:fill="F2F2F2" w:color="auto" w:val="clear"/>
-            <w:tcMar>
-              <w:top w:type="dxa" w:w="60"/>
-              <w:left w:type="dxa" w:w="120"/>
-              <w:bottom w:type="dxa" w:w="60"/>
-              <w:right w:type="dxa" w:w="120"/>
-            </w:tcMar>
-            <w:vAlign w:val="top"/>
-          </w:tcPr>
-          <w:p>
-            <w:pPr>
-              <w:spacing w:after="40" w:before="0"/>
-              <w:jc w:val="left"/>
-            </w:pPr>
-            <w:r>
-              <w:rPr>
-                <w:rFonts w:ascii="Arial" w:cs="Arial" w:eastAsia="Arial" w:hAnsi="Arial"/>
-                <w:b w:val="false"/>
-                <w:bCs w:val="false"/>
-                <w:i w:val="false"/>
-                <w:iCs w:val="false"/>
-                <w:color w:val="000000"/>
-                <w:sz w:val="18"/>
-                <w:szCs w:val="18"/>
-              </w:rPr>
-              <w:t xml:space="preserve">During Part A derivation, circulate and look for groups who write 'Area of triangle = b × h' using vertical height — prompt: 'Which height can you MEASURE on the outside of the roof with a tape measure — the inside vertical pole, or the distance along the slant face?' (WAIT TIME 12 seconds.) Do NOT give the answer; redirect to their physical model. During Part B, after revealing SA = 96 m², return to the prediction board: 'We predicted [X]. We calculated 96 m². What information did those who underestimated leave out?' (Expected: they forgot the triangular faces / used the wrong height.) During Part C, announce: 'You have 7 minutes. Every group member must write the solution in their own book — not just the fastest writer.' After 7 minutes, cold-call one non-volunteer from each group to present a step. Connect to phenomenon after Part C: 'The metalsmith at the posho mill in Eldoret cuts iron sheet for roofs AND for storage containers. For the roof he needs surface area to know how much sheet to buy. Why does the mill owner care about something DIFFERENT from surface area when it comes to grain storage?' (Anticipated: the mill owner cares how much grain fits INSIDE — that is volume, not surface area.) Record this contrast on the DQB in Phase 4.</w:t>
-            </w:r>
-          </w:p>
-        </w:tc>
-        <w:tc>
-          <w:tcPr>
-            <w:tcW w:type="dxa" w:w="3040"/>
-            <w:shd w:fill="FFFFFF" w:color="auto" w:val="clear"/>
-            <w:tcMar>
-              <w:top w:type="dxa" w:w="60"/>
-              <w:left w:type="dxa" w:w="120"/>
-              <w:bottom w:type="dxa" w:w="60"/>
-              <w:right w:type="dxa" w:w="120"/>
-            </w:tcMar>
-            <w:vAlign w:val="top"/>
-          </w:tcPr>
-          <w:p>
-            <w:pPr>
-              <w:spacing w:after="40" w:before="0"/>
-              <w:jc w:val="left"/>
-            </w:pPr>
-            <w:r>
-              <w:rPr>
-                <w:rFonts w:ascii="Arial" w:cs="Arial" w:eastAsia="Arial" w:hAnsi="Arial"/>
-                <w:b w:val="false"/>
-                <w:bCs w:val="false"/>
-                <w:i w:val="false"/>
-                <w:iCs w:val="false"/>
-                <w:color w:val="000000"/>
-                <w:sz w:val="18"/>
-                <w:szCs w:val="18"/>
-              </w:rPr>
-              <w:t xml:space="preserve">Guided Inquiry with Structured Derivation (Formula Derivation Strip): Rather than presenting the formula, learners build it from the net they already traced. This reflects NGSS Science and Engineering Practice 2 (Developing and Using Models) and Practice 8 (Obtaining, Evaluating, and Communicating Information). The contextualised worked example (school hall in Eldoret) immediately grounds the abstract formula in the driving phenomenon, and the group practice problems reinforce transfer to novel Kenyan contexts.</w:t>
-            </w:r>
-          </w:p>
-        </w:tc>
-        <w:tc>
-          <w:tcPr>
-            <w:tcW w:type="dxa" w:w="3040"/>
-            <w:shd w:fill="F2F2F2" w:color="auto" w:val="clear"/>
-            <w:tcMar>
-              <w:top w:type="dxa" w:w="60"/>
-              <w:left w:type="dxa" w:w="120"/>
-              <w:bottom w:type="dxa" w:w="60"/>
-              <w:right w:type="dxa" w:w="120"/>
-            </w:tcMar>
-            <w:vAlign w:val="top"/>
-          </w:tcPr>
-          <w:p>
-            <w:pPr>
-              <w:spacing w:after="40" w:before="0"/>
-              <w:jc w:val="left"/>
-            </w:pPr>
-            <w:r>
-              <w:rPr>
-                <w:rFonts w:ascii="Arial" w:cs="Arial" w:eastAsia="Arial" w:hAnsi="Arial"/>
-                <w:b w:val="false"/>
-                <w:bCs w:val="false"/>
-                <w:i w:val="false"/>
-                <w:iCs w:val="false"/>
-                <w:color w:val="000000"/>
-                <w:sz w:val="18"/>
-                <w:szCs w:val="18"/>
-              </w:rPr>
-              <w:t xml:space="preserve">Collect Formula Derivation Strips at the end of Part A — scan for the most common errors: (a) using vertical height instead of slant height, (b) forgetting the base area when computing total surface area (or including it when only roof faces are needed), (c) counting only 2 triangular faces instead of 4. Use these errors to frame the debrief of group practice problems. During Part C, observe whether learners read the problem carefully enough to determine whether the base should be included (ceiling vs. open base).</w:t>
-            </w:r>
-          </w:p>
-        </w:tc>
-      </w:tr>
-      <w:tr>
-        <w:tc>
-          <w:tcPr>
-            <w:tcW w:type="dxa" w:w="1520"/>
-            <w:shd w:fill="FCE4D6" w:color="auto" w:val="clear"/>
-            <w:tcMar>
-              <w:top w:type="dxa" w:w="60"/>
-              <w:left w:type="dxa" w:w="120"/>
-              <w:bottom w:type="dxa" w:w="60"/>
-              <w:right w:type="dxa" w:w="120"/>
-            </w:tcMar>
-            <w:vAlign w:val="top"/>
-          </w:tcPr>
-          <w:p>
-            <w:pPr>
-              <w:spacing w:after="40" w:before="0"/>
-              <w:jc w:val="left"/>
-            </w:pPr>
-            <w:r>
-              <w:rPr>
-                <w:rFonts w:ascii="Arial" w:cs="Arial" w:eastAsia="Arial" w:hAnsi="Arial"/>
-                <w:b/>
-                <w:bCs/>
-                <w:i w:val="false"/>
-                <w:iCs w:val="false"/>
-                <w:color w:val="000000"/>
-                <w:sz w:val="18"/>
-                <w:szCs w:val="18"/>
-              </w:rPr>
-              <w:t xml:space="preserve">Driving Question Board (DQB) Creation</w:t>
-            </w:r>
-          </w:p>
-          <w:p>
-            <w:pPr>
-              <w:spacing w:after="20" w:before="0"/>
-            </w:pPr>
-            <w:r>
-              <w:rPr>
-                <w:rFonts w:ascii="Arial" w:cs="Arial" w:eastAsia="Arial" w:hAnsi="Arial"/>
-                <w:b/>
-                <w:bCs/>
-                <w:color w:val="1F3864"/>
-                <w:sz w:val="16"/>
-                <w:szCs w:val="16"/>
-              </w:rPr>
-              <w:t xml:space="preserve">📹 VIDEO:</w:t>
-            </w:r>
-          </w:p>
-          <w:p>
-            <w:pPr>
-              <w:spacing w:after="20" w:before="0"/>
-            </w:pPr>
-            <w:hyperlink w:history="1" r:id="rId-0rseqpyttqnhc-2wfpom">
-              <w:r>
-                <w:rPr>
-                  <w:rFonts w:ascii="Arial" w:cs="Arial" w:eastAsia="Arial" w:hAnsi="Arial"/>
-                  <w:color w:val="2E75B6"/>
-                  <w:sz w:val="16"/>
-                  <w:szCs w:val="16"/>
-                  <w:u w:val="single" w:color="2E75B6"/>
-                </w:rPr>
-                <w:t xml:space="preserve">Surface area using a net: rectangular prism</w:t>
-              </w:r>
-            </w:hyperlink>
-          </w:p>
-          <w:p>
-            <w:pPr>
-              <w:spacing w:after="10" w:before="0"/>
-              <w:ind w:left="120"/>
-            </w:pPr>
-            <w:r>
-              <w:rPr>
-                <w:rFonts w:ascii="Arial" w:cs="Arial" w:eastAsia="Arial" w:hAnsi="Arial"/>
-                <w:color w:val="595959"/>
-                <w:sz w:val="14"/>
-                <w:szCs w:val="14"/>
-              </w:rPr>
-              <w:t xml:space="preserve">Source: Khan Academy (English - US curriculum)</w:t>
-            </w:r>
-          </w:p>
-          <w:p>
-            <w:pPr>
-              <w:spacing w:after="10" w:before="0"/>
-              <w:ind w:left="120"/>
-            </w:pPr>
-            <w:hyperlink w:history="1" r:id="rIdoyzugad8pz9cahlu63o9q">
-              <w:r>
-                <w:rPr>
-                  <w:rFonts w:ascii="Arial" w:cs="Arial" w:eastAsia="Arial" w:hAnsi="Arial"/>
-                  <w:color w:val="595959"/>
-                  <w:sz w:val="14"/>
-                  <w:szCs w:val="14"/>
-                  <w:u w:val="single" w:color="595959"/>
-                </w:rPr>
-                <w:t xml:space="preserve">🔍 Search ARES for similar videos</w:t>
-              </w:r>
-            </w:hyperlink>
-          </w:p>
-          <w:p>
-            <w:pPr>
-              <w:spacing w:after="40" w:before="0"/>
-            </w:pPr>
-            <w:r>
-              <w:rPr>
-                <w:sz w:val="14"/>
-                <w:szCs w:val="14"/>
-              </w:rPr>
-              <w:t xml:space="preserve"/>
-            </w:r>
-          </w:p>
-          <w:p>
-            <w:pPr>
-              <w:spacing w:after="20" w:before="0"/>
-            </w:pPr>
-            <w:r>
-              <w:rPr>
-                <w:rFonts w:ascii="Arial" w:cs="Arial" w:eastAsia="Arial" w:hAnsi="Arial"/>
-                <w:b/>
-                <w:bCs/>
-                <w:color w:val="1F3864"/>
-                <w:sz w:val="16"/>
-                <w:szCs w:val="16"/>
-              </w:rPr>
-              <w:t xml:space="preserve">📖 HTML:</w:t>
-            </w:r>
-          </w:p>
-          <w:p>
-            <w:pPr>
-              <w:spacing w:after="20" w:before="0"/>
-            </w:pPr>
-            <w:hyperlink w:history="1" r:id="rIdonpvnqoeeyej-olwmbfkn">
-              <w:r>
-                <w:rPr>
-                  <w:rFonts w:ascii="Arial" w:cs="Arial" w:eastAsia="Arial" w:hAnsi="Arial"/>
-                  <w:color w:val="2E75B6"/>
-                  <w:sz w:val="16"/>
-                  <w:szCs w:val="16"/>
-                  <w:u w:val="single" w:color="2E75B6"/>
-                </w:rPr>
-                <w:t xml:space="preserve">Surface Area and Nets (Flexbook)</w:t>
-              </w:r>
-            </w:hyperlink>
-          </w:p>
-          <w:p>
-            <w:pPr>
-              <w:spacing w:after="10" w:before="0"/>
-              <w:ind w:left="120"/>
-            </w:pPr>
-            <w:r>
-              <w:rPr>
-                <w:rFonts w:ascii="Arial" w:cs="Arial" w:eastAsia="Arial" w:hAnsi="Arial"/>
-                <w:color w:val="595959"/>
-                <w:sz w:val="14"/>
-                <w:szCs w:val="14"/>
-              </w:rPr>
-              <w:t xml:space="preserve">Source: CK-12</w:t>
-            </w:r>
-          </w:p>
-          <w:p>
-            <w:pPr>
-              <w:spacing w:after="10" w:before="0"/>
-              <w:ind w:left="120"/>
-            </w:pPr>
-            <w:hyperlink w:history="1" r:id="rIdxvjkmi9d56hp5ec_stzx9">
-              <w:r>
-                <w:rPr>
-                  <w:rFonts w:ascii="Arial" w:cs="Arial" w:eastAsia="Arial" w:hAnsi="Arial"/>
-                  <w:color w:val="595959"/>
-                  <w:sz w:val="14"/>
-                  <w:szCs w:val="14"/>
-                  <w:u w:val="single" w:color="595959"/>
-                </w:rPr>
-                <w:t xml:space="preserve">🔍 Search ARES for similar readings</w:t>
-              </w:r>
-            </w:hyperlink>
-          </w:p>
-        </w:tc>
-        <w:tc>
-          <w:tcPr>
-            <w:tcW w:type="dxa" w:w="3040"/>
-            <w:shd w:fill="FFFFFF" w:color="auto" w:val="clear"/>
-            <w:tcMar>
-              <w:top w:type="dxa" w:w="60"/>
-              <w:left w:type="dxa" w:w="120"/>
-              <w:bottom w:type="dxa" w:w="60"/>
-              <w:right w:type="dxa" w:w="120"/>
-            </w:tcMar>
-            <w:vAlign w:val="top"/>
-          </w:tcPr>
-          <w:p>
-            <w:pPr>
-              <w:spacing w:after="40" w:before="0"/>
-              <w:jc w:val="left"/>
-            </w:pPr>
-            <w:r>
-              <w:rPr>
-                <w:rFonts w:ascii="Arial" w:cs="Arial" w:eastAsia="Arial" w:hAnsi="Arial"/>
-                <w:b w:val="false"/>
-                <w:bCs w:val="false"/>
-                <w:i w:val="false"/>
-                <w:iCs w:val="false"/>
-                <w:color w:val="000000"/>
-                <w:sz w:val="18"/>
-                <w:szCs w:val="18"/>
-              </w:rPr>
-              <w:t xml:space="preserve">Each learner independently writes two sticky notes (or index-card slips): STICKY NOTE 1 (GREEN — 'What I now understand'): One sentence connecting today's learning to the posho mill phenomenon. Example responses: 'Surface area of a pyramid tells the metalsmith how much iron sheet to buy for the roof — just like it told us how much sheet was used for the drum and the box.' STICKY NOTE 2 (ORANGE — 'A new question I have'): One genuine question that today's lesson raised. Example responses: 'If the pyramid roof and the box roof are made from the same area of iron sheet, does the pyramid roof enclose more space inside?' / 'How does the artisan measure slant height on a real roof without climbing up?' / 'What if the base is not square — how does the formula change?' Learners place notes on the class DQB under two columns: WHAT WE ARE FIGURING OUT and QUESTIONS WE STILL HAVE. Teacher reads 3–4 orange notes aloud, circles two that will be explicitly addressed in upcoming lessons (cone surface area; volume), and says: 'These questions are exactly what scientists and engineers ask. Keep them — we will answer them lesson by lesson.'</w:t>
-            </w:r>
-          </w:p>
-        </w:tc>
-        <w:tc>
-          <w:tcPr>
-            <w:tcW w:type="dxa" w:w="3040"/>
-            <w:shd w:fill="F2F2F2" w:color="auto" w:val="clear"/>
-            <w:tcMar>
-              <w:top w:type="dxa" w:w="60"/>
-              <w:left w:type="dxa" w:w="120"/>
-              <w:bottom w:type="dxa" w:w="60"/>
-              <w:right w:type="dxa" w:w="120"/>
-            </w:tcMar>
-            <w:vAlign w:val="top"/>
-          </w:tcPr>
-          <w:p>
-            <w:pPr>
-              <w:spacing w:after="40" w:before="0"/>
-              <w:jc w:val="left"/>
-            </w:pPr>
-            <w:r>
-              <w:rPr>
-                <w:rFonts w:ascii="Arial" w:cs="Arial" w:eastAsia="Arial" w:hAnsi="Arial"/>
-                <w:b w:val="false"/>
-                <w:bCs w:val="false"/>
-                <w:i w:val="false"/>
-                <w:iCs w:val="false"/>
-                <w:color w:val="000000"/>
-                <w:sz w:val="18"/>
-                <w:szCs w:val="18"/>
-              </w:rPr>
-              <w:t xml:space="preserve">Give learners 3 minutes to write independently (no pair discussion yet — individual accountability). Then allow 2 minutes to walk to the DQB and post notes. Read 3–4 orange notes aloud verbatim without attributing them to individuals — preserve psychological safety. Point to the two most powerful questions and say: 'This question — [reads question about same surface area, different enclosed space] — is the heart of what the posho mill owner is trying to understand. We will return to it when we study volume.' Draw an explicit arrow on the DQB from the Lesson 1 entry ('Same sheet metal, different grain capacity') to today's entry ('Pyramid roof surface area = material used, not space inside'). This visual progression shows learners that the DQB is a growing explanation, not a list of isolated facts.</w:t>
-            </w:r>
-          </w:p>
-        </w:tc>
-        <w:tc>
-          <w:tcPr>
-            <w:tcW w:type="dxa" w:w="3040"/>
-            <w:shd w:fill="FFFFFF" w:color="auto" w:val="clear"/>
-            <w:tcMar>
-              <w:top w:type="dxa" w:w="60"/>
-              <w:left w:type="dxa" w:w="120"/>
-              <w:bottom w:type="dxa" w:w="60"/>
-              <w:right w:type="dxa" w:w="120"/>
-            </w:tcMar>
-            <w:vAlign w:val="top"/>
-          </w:tcPr>
-          <w:p>
-            <w:pPr>
-              <w:spacing w:after="40" w:before="0"/>
-              <w:jc w:val="left"/>
-            </w:pPr>
-            <w:r>
-              <w:rPr>
-                <w:rFonts w:ascii="Arial" w:cs="Arial" w:eastAsia="Arial" w:hAnsi="Arial"/>
-                <w:b w:val="false"/>
-                <w:bCs w:val="false"/>
-                <w:i w:val="false"/>
-                <w:iCs w:val="false"/>
-                <w:color w:val="000000"/>
-                <w:sz w:val="18"/>
-                <w:szCs w:val="18"/>
-              </w:rPr>
-              <w:t xml:space="preserve">Driving Question Board — Cumulative Evidence Tracking: The DQB functions as a public, evolving record of the class's growing understanding of the phenomenon. By physically adding to it each lesson, learners experience science/mathematics as a progressive sense-making process (NGSS Practice 8). The two-colour sticky note system distinguishes consolidated understanding (green) from productive uncertainty (orange), modelling how mathematicians distinguish proven results from open conjectures.</w:t>
-            </w:r>
-          </w:p>
-        </w:tc>
-        <w:tc>
-          <w:tcPr>
-            <w:tcW w:type="dxa" w:w="3040"/>
-            <w:shd w:fill="F2F2F2" w:color="auto" w:val="clear"/>
-            <w:tcMar>
-              <w:top w:type="dxa" w:w="60"/>
-              <w:left w:type="dxa" w:w="120"/>
-              <w:bottom w:type="dxa" w:w="60"/>
-              <w:right w:type="dxa" w:w="120"/>
-            </w:tcMar>
-            <w:vAlign w:val="top"/>
-          </w:tcPr>
-          <w:p>
-            <w:pPr>
-              <w:spacing w:after="40" w:before="0"/>
-              <w:jc w:val="left"/>
-            </w:pPr>
-            <w:r>
-              <w:rPr>
-                <w:rFonts w:ascii="Arial" w:cs="Arial" w:eastAsia="Arial" w:hAnsi="Arial"/>
-                <w:b w:val="false"/>
-                <w:bCs w:val="false"/>
-                <w:i w:val="false"/>
-                <w:iCs w:val="false"/>
-                <w:color w:val="000000"/>
-                <w:sz w:val="18"/>
-                <w:szCs w:val="18"/>
-              </w:rPr>
-              <w:t xml:space="preserve">Teacher reads all green notes before the next lesson to assess whether learners correctly distinguish surface area (material/covering) from volume (interior capacity). Red flag: any green note that conflates the two (e.g., 'Surface area tells us how much grain the pyramid holds') — these learners need a targeted clarifying conversation at the start of Lesson 3. Teacher photographs the DQB board to track progression across the 8-lesson sequence.</w:t>
-            </w:r>
-          </w:p>
-        </w:tc>
-      </w:tr>
-      <w:tr>
-        <w:tc>
-          <w:tcPr>
-            <w:tcW w:type="dxa" w:w="1520"/>
-            <w:shd w:fill="D5E8F0" w:color="auto" w:val="clear"/>
-            <w:tcMar>
-              <w:top w:type="dxa" w:w="60"/>
-              <w:left w:type="dxa" w:w="120"/>
-              <w:bottom w:type="dxa" w:w="60"/>
-              <w:right w:type="dxa" w:w="120"/>
-            </w:tcMar>
-            <w:vAlign w:val="top"/>
-          </w:tcPr>
-          <w:p>
-            <w:pPr>
-              <w:spacing w:after="40" w:before="0"/>
-              <w:jc w:val="left"/>
-            </w:pPr>
-            <w:r>
-              <w:rPr>
-                <w:rFonts w:ascii="Arial" w:cs="Arial" w:eastAsia="Arial" w:hAnsi="Arial"/>
-                <w:b/>
-                <w:bCs/>
-                <w:i w:val="false"/>
-                <w:iCs w:val="false"/>
-                <w:color w:val="000000"/>
-                <w:sz w:val="18"/>
-                <w:szCs w:val="18"/>
-              </w:rPr>
-              <w:t xml:space="preserve">Model Building Phase</w:t>
-            </w:r>
-          </w:p>
-          <w:p>
-            <w:pPr>
-              <w:spacing w:after="20" w:before="0"/>
-            </w:pPr>
-            <w:r>
-              <w:rPr>
-                <w:rFonts w:ascii="Arial" w:cs="Arial" w:eastAsia="Arial" w:hAnsi="Arial"/>
-                <w:b/>
-                <w:bCs/>
-                <w:color w:val="1F3864"/>
-                <w:sz w:val="16"/>
-                <w:szCs w:val="16"/>
-              </w:rPr>
-              <w:t xml:space="preserve">📹 VIDEO:</w:t>
-            </w:r>
-          </w:p>
-          <w:p>
-            <w:pPr>
-              <w:spacing w:after="20" w:before="0"/>
-            </w:pPr>
-            <w:hyperlink w:history="1" r:id="rIdmh-ucvs52errmib1unbdj">
-              <w:r>
-                <w:rPr>
-                  <w:rFonts w:ascii="Arial" w:cs="Arial" w:eastAsia="Arial" w:hAnsi="Arial"/>
-                  <w:color w:val="2E75B6"/>
-                  <w:sz w:val="16"/>
-                  <w:szCs w:val="16"/>
-                  <w:u w:val="single" w:color="2E75B6"/>
-                </w:rPr>
-                <w:t xml:space="preserve">Volumes of cones intuition</w:t>
-              </w:r>
-            </w:hyperlink>
-          </w:p>
-          <w:p>
-            <w:pPr>
-              <w:spacing w:after="10" w:before="0"/>
-              <w:ind w:left="120"/>
-            </w:pPr>
-            <w:r>
-              <w:rPr>
-                <w:rFonts w:ascii="Arial" w:cs="Arial" w:eastAsia="Arial" w:hAnsi="Arial"/>
-                <w:color w:val="595959"/>
-                <w:sz w:val="14"/>
-                <w:szCs w:val="14"/>
-              </w:rPr>
-              <w:t xml:space="preserve">Source: Khan Academy (English - US curriculum)</w:t>
-            </w:r>
-          </w:p>
-          <w:p>
-            <w:pPr>
-              <w:spacing w:after="10" w:before="0"/>
-              <w:ind w:left="120"/>
-            </w:pPr>
-            <w:hyperlink w:history="1" r:id="rId_ow3-dtf6gbyss2pd_ru8">
-              <w:r>
-                <w:rPr>
-                  <w:rFonts w:ascii="Arial" w:cs="Arial" w:eastAsia="Arial" w:hAnsi="Arial"/>
-                  <w:color w:val="595959"/>
-                  <w:sz w:val="14"/>
-                  <w:szCs w:val="14"/>
-                  <w:u w:val="single" w:color="595959"/>
-                </w:rPr>
-                <w:t xml:space="preserve">🔍 Search ARES for similar videos</w:t>
-              </w:r>
-            </w:hyperlink>
-          </w:p>
-          <w:p>
-            <w:pPr>
-              <w:spacing w:after="40" w:before="0"/>
-            </w:pPr>
-            <w:r>
-              <w:rPr>
-                <w:sz w:val="14"/>
-                <w:szCs w:val="14"/>
-              </w:rPr>
-              <w:t xml:space="preserve"/>
-            </w:r>
-          </w:p>
-          <w:p>
-            <w:pPr>
-              <w:spacing w:after="20" w:before="0"/>
-            </w:pPr>
-            <w:r>
-              <w:rPr>
-                <w:rFonts w:ascii="Arial" w:cs="Arial" w:eastAsia="Arial" w:hAnsi="Arial"/>
-                <w:b/>
-                <w:bCs/>
-                <w:color w:val="1F3864"/>
-                <w:sz w:val="16"/>
-                <w:szCs w:val="16"/>
-              </w:rPr>
-              <w:t xml:space="preserve">📖 EXERCISE:</w:t>
-            </w:r>
-          </w:p>
-          <w:p>
-            <w:pPr>
-              <w:spacing w:after="20" w:before="0"/>
-            </w:pPr>
-            <w:hyperlink w:history="1" r:id="rIdko5agobwbrucowxjc5zfr">
+            <w:hyperlink w:history="1" r:id="rId7p7xeykbvdj-c_q_q6tg1">
               <w:r>
                 <w:rPr>
                   <w:rFonts w:ascii="Arial" w:cs="Arial" w:eastAsia="Arial" w:hAnsi="Arial"/>
@@ -7522,7 +7522,7 @@
               <w:spacing w:after="10" w:before="0"/>
               <w:ind w:left="120"/>
             </w:pPr>
-            <w:hyperlink w:history="1" r:id="rIditrm1adeykpcpkrimtozv">
+            <w:hyperlink w:history="1" r:id="rIdsycjdow6vs46iinb4vb-w">
               <w:r>
                 <w:rPr>
                   <w:rFonts w:ascii="Arial" w:cs="Arial" w:eastAsia="Arial" w:hAnsi="Arial"/>
@@ -9009,7 +9009,7 @@
             <w:pPr>
               <w:spacing w:after="20" w:before="0"/>
             </w:pPr>
-            <w:hyperlink w:history="1" r:id="rId5varg14zt_nxshk34rbwb">
+            <w:hyperlink w:history="1" r:id="rIdiodn9pld0ll5abo8pczyz">
               <w:r>
                 <w:rPr>
                   <w:rFonts w:ascii="Arial" w:cs="Arial" w:eastAsia="Arial" w:hAnsi="Arial"/>
@@ -9042,7 +9042,7 @@
               <w:spacing w:after="10" w:before="0"/>
               <w:ind w:left="120"/>
             </w:pPr>
-            <w:hyperlink w:history="1" r:id="rIdap_rb6ue-vdtv89qdi6fh">
+            <w:hyperlink w:history="1" r:id="rIdlv43iwxhrz7b8xcolqilm">
               <w:r>
                 <w:rPr>
                   <w:rFonts w:ascii="Arial" w:cs="Arial" w:eastAsia="Arial" w:hAnsi="Arial"/>
@@ -9087,7 +9087,7 @@
             <w:pPr>
               <w:spacing w:after="20" w:before="0"/>
             </w:pPr>
-            <w:hyperlink w:history="1" r:id="rIdncpzs7iqqmsbjagconvid">
+            <w:hyperlink w:history="1" r:id="rIdbae-chc2fuw-mjbjogmas">
               <w:r>
                 <w:rPr>
                   <w:rFonts w:ascii="Arial" w:cs="Arial" w:eastAsia="Arial" w:hAnsi="Arial"/>
@@ -9120,7 +9120,7 @@
               <w:spacing w:after="10" w:before="0"/>
               <w:ind w:left="120"/>
             </w:pPr>
-            <w:hyperlink w:history="1" r:id="rIdfgrz25xtmno_ricnsnxmd">
+            <w:hyperlink w:history="1" r:id="rIdcuifsotm1b7avxr6p99rj">
               <w:r>
                 <w:rPr>
                   <w:rFonts w:ascii="Arial" w:cs="Arial" w:eastAsia="Arial" w:hAnsi="Arial"/>
@@ -9315,7 +9315,7 @@
             <w:pPr>
               <w:spacing w:after="20" w:before="0"/>
             </w:pPr>
-            <w:hyperlink w:history="1" r:id="rIdswjxvhvqhxpory6tb59tk">
+            <w:hyperlink w:history="1" r:id="rIdvlahwisvu1lwx8iib0hix">
               <w:r>
                 <w:rPr>
                   <w:rFonts w:ascii="Arial" w:cs="Arial" w:eastAsia="Arial" w:hAnsi="Arial"/>
@@ -9348,7 +9348,7 @@
               <w:spacing w:after="10" w:before="0"/>
               <w:ind w:left="120"/>
             </w:pPr>
-            <w:hyperlink w:history="1" r:id="rIdnlgpcxhq3aamahdcxt6lv">
+            <w:hyperlink w:history="1" r:id="rIdkglb5hsi1nbcdnk7cfzh5">
               <w:r>
                 <w:rPr>
                   <w:rFonts w:ascii="Arial" w:cs="Arial" w:eastAsia="Arial" w:hAnsi="Arial"/>
@@ -9393,7 +9393,7 @@
             <w:pPr>
               <w:spacing w:after="20" w:before="0"/>
             </w:pPr>
-            <w:hyperlink w:history="1" r:id="rIdribcctkkp_5wcn0fzpy4y">
+            <w:hyperlink w:history="1" r:id="rIdgp3gvfxrp-b0mf-h2jeoc">
               <w:r>
                 <w:rPr>
                   <w:rFonts w:ascii="Arial" w:cs="Arial" w:eastAsia="Arial" w:hAnsi="Arial"/>
@@ -9426,7 +9426,7 @@
               <w:spacing w:after="10" w:before="0"/>
               <w:ind w:left="120"/>
             </w:pPr>
-            <w:hyperlink w:history="1" r:id="rIdqghslvahkv7t4cehlmadn">
+            <w:hyperlink w:history="1" r:id="rIdpov1efawooxrsrh76_9oh">
               <w:r>
                 <w:rPr>
                   <w:rFonts w:ascii="Arial" w:cs="Arial" w:eastAsia="Arial" w:hAnsi="Arial"/>
@@ -9621,7 +9621,313 @@
             <w:pPr>
               <w:spacing w:after="20" w:before="0"/>
             </w:pPr>
-            <w:hyperlink w:history="1" r:id="rIdzbagfxxznklc-3vlc0501">
+            <w:hyperlink w:history="1" r:id="rIdch2uz5-tjhx9993nm1hur">
+              <w:r>
+                <w:rPr>
+                  <w:rFonts w:ascii="Arial" w:cs="Arial" w:eastAsia="Arial" w:hAnsi="Arial"/>
+                  <w:color w:val="2E75B6"/>
+                  <w:sz w:val="16"/>
+                  <w:szCs w:val="16"/>
+                  <w:u w:val="single" w:color="2E75B6"/>
+                </w:rPr>
+                <w:t xml:space="preserve">Surface area using a net: triangular prism</w:t>
+              </w:r>
+            </w:hyperlink>
+          </w:p>
+          <w:p>
+            <w:pPr>
+              <w:spacing w:after="10" w:before="0"/>
+              <w:ind w:left="120"/>
+            </w:pPr>
+            <w:r>
+              <w:rPr>
+                <w:rFonts w:ascii="Arial" w:cs="Arial" w:eastAsia="Arial" w:hAnsi="Arial"/>
+                <w:color w:val="595959"/>
+                <w:sz w:val="14"/>
+                <w:szCs w:val="14"/>
+              </w:rPr>
+              <w:t xml:space="preserve">Source: Khan Academy (English - US curriculum)</w:t>
+            </w:r>
+          </w:p>
+          <w:p>
+            <w:pPr>
+              <w:spacing w:after="10" w:before="0"/>
+              <w:ind w:left="120"/>
+            </w:pPr>
+            <w:hyperlink w:history="1" r:id="rIdvlvy2fk7y-dz9yzmi6i-9">
+              <w:r>
+                <w:rPr>
+                  <w:rFonts w:ascii="Arial" w:cs="Arial" w:eastAsia="Arial" w:hAnsi="Arial"/>
+                  <w:color w:val="595959"/>
+                  <w:sz w:val="14"/>
+                  <w:szCs w:val="14"/>
+                  <w:u w:val="single" w:color="595959"/>
+                </w:rPr>
+                <w:t xml:space="preserve">🔍 Search ARES for similar videos</w:t>
+              </w:r>
+            </w:hyperlink>
+          </w:p>
+          <w:p>
+            <w:pPr>
+              <w:spacing w:after="40" w:before="0"/>
+            </w:pPr>
+            <w:r>
+              <w:rPr>
+                <w:sz w:val="14"/>
+                <w:szCs w:val="14"/>
+              </w:rPr>
+              <w:t xml:space="preserve"/>
+            </w:r>
+          </w:p>
+          <w:p>
+            <w:pPr>
+              <w:spacing w:after="20" w:before="0"/>
+            </w:pPr>
+            <w:r>
+              <w:rPr>
+                <w:rFonts w:ascii="Arial" w:cs="Arial" w:eastAsia="Arial" w:hAnsi="Arial"/>
+                <w:b/>
+                <w:bCs/>
+                <w:color w:val="1F3864"/>
+                <w:sz w:val="16"/>
+                <w:szCs w:val="16"/>
+              </w:rPr>
+              <w:t xml:space="preserve">📖 EXERCISE:</w:t>
+            </w:r>
+          </w:p>
+          <w:p>
+            <w:pPr>
+              <w:spacing w:after="20" w:before="0"/>
+            </w:pPr>
+            <w:hyperlink w:history="1" r:id="rIdam3eipo8jkzncwlt9r3-l">
+              <w:r>
+                <w:rPr>
+                  <w:rFonts w:ascii="Arial" w:cs="Arial" w:eastAsia="Arial" w:hAnsi="Arial"/>
+                  <w:color w:val="2E75B6"/>
+                  <w:sz w:val="16"/>
+                  <w:szCs w:val="16"/>
+                  <w:u w:val="single" w:color="2E75B6"/>
+                </w:rPr>
+                <w:t xml:space="preserve">Surface area using nets</w:t>
+              </w:r>
+            </w:hyperlink>
+          </w:p>
+          <w:p>
+            <w:pPr>
+              <w:spacing w:after="10" w:before="0"/>
+              <w:ind w:left="120"/>
+            </w:pPr>
+            <w:r>
+              <w:rPr>
+                <w:rFonts w:ascii="Arial" w:cs="Arial" w:eastAsia="Arial" w:hAnsi="Arial"/>
+                <w:color w:val="595959"/>
+                <w:sz w:val="14"/>
+                <w:szCs w:val="14"/>
+              </w:rPr>
+              <w:t xml:space="preserve">Source: Khan Academy (English - US curriculum)</w:t>
+            </w:r>
+          </w:p>
+          <w:p>
+            <w:pPr>
+              <w:spacing w:after="10" w:before="0"/>
+              <w:ind w:left="120"/>
+            </w:pPr>
+            <w:hyperlink w:history="1" r:id="rIdrffj5yslzru9ic_8xqnn3">
+              <w:r>
+                <w:rPr>
+                  <w:rFonts w:ascii="Arial" w:cs="Arial" w:eastAsia="Arial" w:hAnsi="Arial"/>
+                  <w:color w:val="595959"/>
+                  <w:sz w:val="14"/>
+                  <w:szCs w:val="14"/>
+                  <w:u w:val="single" w:color="595959"/>
+                </w:rPr>
+                <w:t xml:space="preserve">🔍 Search ARES for similar readings</w:t>
+              </w:r>
+            </w:hyperlink>
+          </w:p>
+        </w:tc>
+        <w:tc>
+          <w:tcPr>
+            <w:tcW w:type="dxa" w:w="3040"/>
+            <w:shd w:fill="FFFFFF" w:color="auto" w:val="clear"/>
+            <w:tcMar>
+              <w:top w:type="dxa" w:w="60"/>
+              <w:left w:type="dxa" w:w="120"/>
+              <w:bottom w:type="dxa" w:w="60"/>
+              <w:right w:type="dxa" w:w="120"/>
+            </w:tcMar>
+            <w:vAlign w:val="top"/>
+          </w:tcPr>
+          <w:p>
+            <w:pPr>
+              <w:spacing w:after="40" w:before="0"/>
+              <w:jc w:val="left"/>
+            </w:pPr>
+            <w:r>
+              <w:rPr>
+                <w:rFonts w:ascii="Arial" w:cs="Arial" w:eastAsia="Arial" w:hAnsi="Arial"/>
+                <w:b w:val="false"/>
+                <w:bCs w:val="false"/>
+                <w:i w:val="false"/>
+                <w:iCs w:val="false"/>
+                <w:color w:val="000000"/>
+                <w:sz w:val="18"/>
+                <w:szCs w:val="18"/>
+              </w:rPr>
+              <w:t xml:space="preserve">Derivation (whole class, guided): The teacher leads a step-by-step derivation on the board, with learners filling in a structured derivation scaffold in their notebooks. Steps: (1) The net of a cone is a sector of radius l (slant height) and angle θ. Area of sector = (θ/360°) × πl². (2) The arc length of the sector = (θ/360°) × 2πl. (3) From observation: arc length = circumference of base = 2πr, therefore (θ/360°) = r/l. (4) Substitute into area of sector: CSA = (r/l) × πl² = πrl. ✓ Formula confirmed from first principles. (5) Total surface area of a closed cone: TSA = πrl + πr². Learners label a diagram of the cone with r, l, h and use Pythagoras to write l = √(r² + h²). Application Task A — Conical Funnel (pair work, 8 min): 'The Eldoret metalsmith makes a conical grain-funnel with base radius 21 cm and vertical height 28 cm. Calculate: (i) the slant height, (ii) the curved surface area of sheet metal needed.' [Answer: l = √(21² + 28²) = √(441 + 784) = √1225 = 35 cm; CSA = π × 21 × 35 = 735π ≈ 2309 cm²] Application Task B — Frustum Extension (pairs, 10 min): Teacher draws a frustum on the board. 'A frustum is a cone with the top cut off. The Turkana water-tank roof is a frustum with large radius R = 60 cm, small radius r = 20 cm, and slant height l = 50 cm. How much iron sheet is needed for the curved surface only?' Teacher guides derivation: CSA of frustum = π(R + r)l = π(60 + 20) × 50 = 4000π ≈ 12 566 cm². Learners work through a second frustum problem independently: R = 45 cm, r = 15 cm, l = 40 cm.</w:t>
+            </w:r>
+          </w:p>
+        </w:tc>
+        <w:tc>
+          <w:tcPr>
+            <w:tcW w:type="dxa" w:w="3040"/>
+            <w:shd w:fill="F2F2F2" w:color="auto" w:val="clear"/>
+            <w:tcMar>
+              <w:top w:type="dxa" w:w="60"/>
+              <w:left w:type="dxa" w:w="120"/>
+              <w:bottom w:type="dxa" w:w="60"/>
+              <w:right w:type="dxa" w:w="120"/>
+            </w:tcMar>
+            <w:vAlign w:val="top"/>
+          </w:tcPr>
+          <w:p>
+            <w:pPr>
+              <w:spacing w:after="40" w:before="0"/>
+              <w:jc w:val="left"/>
+            </w:pPr>
+            <w:r>
+              <w:rPr>
+                <w:rFonts w:ascii="Arial" w:cs="Arial" w:eastAsia="Arial" w:hAnsi="Arial"/>
+                <w:b w:val="false"/>
+                <w:bCs w:val="false"/>
+                <w:i w:val="false"/>
+                <w:iCs w:val="false"/>
+                <w:color w:val="000000"/>
+                <w:sz w:val="18"/>
+                <w:szCs w:val="18"/>
+              </w:rPr>
+              <w:t xml:space="preserve">During the derivation, pause after step (3) and cold-call 2 learners: 'Kariuki, what does (θ/360°) represent geometrically?' Wait 12 seconds. After step (4) say: 'Turn to your partner — convince them in 30 seconds why this substitution works.' Then cold-call one pair to share their explanation. Write the final formula in a box: CSA = πrl. Say: 'This is the formula the metalsmith uses. Notice it came directly from what you observed — the arc length equals the base circumference.' For Application Task A, say: 'Work in pairs. You have 8 minutes. Show all working — the artisan needs to see every step to avoid wasting expensive iron sheet.' At 5 minutes, circulate and check slant height calculations — common error is forgetting Pythagoras. For the frustum, use the questioning sequence: 'If I stack the small cone back on the frustum, what do I get? (A full cone.) So what is the CSA of the frustum in terms of two conical surfaces?' Wait 15 seconds, cold-call 3 learners before guiding to the answer. Anchor to phenomenon: 'Now the Eldoret artisan and the Turkana community can both calculate exactly how much metal sheet they need — no waste, no shortage.'</w:t>
+            </w:r>
+          </w:p>
+        </w:tc>
+        <w:tc>
+          <w:tcPr>
+            <w:tcW w:type="dxa" w:w="3040"/>
+            <w:shd w:fill="FFFFFF" w:color="auto" w:val="clear"/>
+            <w:tcMar>
+              <w:top w:type="dxa" w:w="60"/>
+              <w:left w:type="dxa" w:w="120"/>
+              <w:bottom w:type="dxa" w:w="60"/>
+              <w:right w:type="dxa" w:w="120"/>
+            </w:tcMar>
+            <w:vAlign w:val="top"/>
+          </w:tcPr>
+          <w:p>
+            <w:pPr>
+              <w:spacing w:after="40" w:before="0"/>
+              <w:jc w:val="left"/>
+            </w:pPr>
+            <w:r>
+              <w:rPr>
+                <w:rFonts w:ascii="Arial" w:cs="Arial" w:eastAsia="Arial" w:hAnsi="Arial"/>
+                <w:b w:val="false"/>
+                <w:bCs w:val="false"/>
+                <w:i w:val="false"/>
+                <w:iCs w:val="false"/>
+                <w:color w:val="000000"/>
+                <w:sz w:val="18"/>
+                <w:szCs w:val="18"/>
+              </w:rPr>
+              <w:t xml:space="preserve">Derivation-first, formula-second (Inquiry-based mathematical modelling): Learners derive the formula rather than receive it, directly connecting the algebraic result to their physical observation in Phase 2. This embeds SEP-2 (Developing and Using Models) and SEP-5 (Using Mathematics). The two-tier application (cone → frustum) uses scaffolded abstraction: the frustum formula is presented as a logical extension, not a new memorised rule, building structural understanding.</w:t>
+            </w:r>
+          </w:p>
+        </w:tc>
+        <w:tc>
+          <w:tcPr>
+            <w:tcW w:type="dxa" w:w="3040"/>
+            <w:shd w:fill="F2F2F2" w:color="auto" w:val="clear"/>
+            <w:tcMar>
+              <w:top w:type="dxa" w:w="60"/>
+              <w:left w:type="dxa" w:w="120"/>
+              <w:bottom w:type="dxa" w:w="60"/>
+              <w:right w:type="dxa" w:w="120"/>
+            </w:tcMar>
+            <w:vAlign w:val="top"/>
+          </w:tcPr>
+          <w:p>
+            <w:pPr>
+              <w:spacing w:after="40" w:before="0"/>
+              <w:jc w:val="left"/>
+            </w:pPr>
+            <w:r>
+              <w:rPr>
+                <w:rFonts w:ascii="Arial" w:cs="Arial" w:eastAsia="Arial" w:hAnsi="Arial"/>
+                <w:b w:val="false"/>
+                <w:bCs w:val="false"/>
+                <w:i w:val="false"/>
+                <w:iCs w:val="false"/>
+                <w:color w:val="000000"/>
+                <w:sz w:val="18"/>
+                <w:szCs w:val="18"/>
+              </w:rPr>
+              <w:t xml:space="preserve">Observable indicator: In Task A, monitor whether learners correctly identify l as the slant height (not the vertical height h) in the formula CSA = πrl. A common error is substituting h = 28 directly. If more than 3 pairs make this error, pause and re-draw the cone cross-section, asking: 'Which measurement does the iron sheet follow — the vertical height or the slanted side?' For Task B, check that the independent frustum answer is π(45+15)×40 = 2400π ≈ 7540 cm². Exit-check: before moving to Phase 4, ask all learners to hold up their notebook showing the boxed formula and one completed calculation — a quick visual scan identifies who needs support.</w:t>
+            </w:r>
+          </w:p>
+        </w:tc>
+      </w:tr>
+      <w:tr>
+        <w:tc>
+          <w:tcPr>
+            <w:tcW w:type="dxa" w:w="1520"/>
+            <w:shd w:fill="FCE4D6" w:color="auto" w:val="clear"/>
+            <w:tcMar>
+              <w:top w:type="dxa" w:w="60"/>
+              <w:left w:type="dxa" w:w="120"/>
+              <w:bottom w:type="dxa" w:w="60"/>
+              <w:right w:type="dxa" w:w="120"/>
+            </w:tcMar>
+            <w:vAlign w:val="top"/>
+          </w:tcPr>
+          <w:p>
+            <w:pPr>
+              <w:spacing w:after="40" w:before="0"/>
+              <w:jc w:val="left"/>
+            </w:pPr>
+            <w:r>
+              <w:rPr>
+                <w:rFonts w:ascii="Arial" w:cs="Arial" w:eastAsia="Arial" w:hAnsi="Arial"/>
+                <w:b/>
+                <w:bCs/>
+                <w:i w:val="false"/>
+                <w:iCs w:val="false"/>
+                <w:color w:val="000000"/>
+                <w:sz w:val="18"/>
+                <w:szCs w:val="18"/>
+              </w:rPr>
+              <w:t xml:space="preserve">Driving Question Board (DQB) Creation</w:t>
+            </w:r>
+          </w:p>
+          <w:p>
+            <w:pPr>
+              <w:spacing w:after="20" w:before="0"/>
+            </w:pPr>
+            <w:r>
+              <w:rPr>
+                <w:rFonts w:ascii="Arial" w:cs="Arial" w:eastAsia="Arial" w:hAnsi="Arial"/>
+                <w:b/>
+                <w:bCs/>
+                <w:color w:val="1F3864"/>
+                <w:sz w:val="16"/>
+                <w:szCs w:val="16"/>
+              </w:rPr>
+              <w:t xml:space="preserve">📹 VIDEO:</w:t>
+            </w:r>
+          </w:p>
+          <w:p>
+            <w:pPr>
+              <w:spacing w:after="20" w:before="0"/>
+            </w:pPr>
+            <w:hyperlink w:history="1" r:id="rIds9x18qxiefsj2p9ojsxio">
               <w:r>
                 <w:rPr>
                   <w:rFonts w:ascii="Arial" w:cs="Arial" w:eastAsia="Arial" w:hAnsi="Arial"/>
@@ -9654,7 +9960,7 @@
               <w:spacing w:after="10" w:before="0"/>
               <w:ind w:left="120"/>
             </w:pPr>
-            <w:hyperlink w:history="1" r:id="rIdck5kvh3fbag24cazzryfy">
+            <w:hyperlink w:history="1" r:id="rIdl5pyxntq-g3f3w6yalmzk">
               <w:r>
                 <w:rPr>
                   <w:rFonts w:ascii="Arial" w:cs="Arial" w:eastAsia="Arial" w:hAnsi="Arial"/>
@@ -9699,7 +10005,7 @@
             <w:pPr>
               <w:spacing w:after="20" w:before="0"/>
             </w:pPr>
-            <w:hyperlink w:history="1" r:id="rIdfyrteseinv7oenvjfulx6">
+            <w:hyperlink w:history="1" r:id="rIdlhjlojipw7dsjgljirolz">
               <w:r>
                 <w:rPr>
                   <w:rFonts w:ascii="Arial" w:cs="Arial" w:eastAsia="Arial" w:hAnsi="Arial"/>
@@ -9708,7 +10014,7 @@
                   <w:szCs w:val="16"/>
                   <w:u w:val="single" w:color="2E75B6"/>
                 </w:rPr>
-                <w:t xml:space="preserve">Surface area using nets</w:t>
+                <w:t xml:space="preserve">Apply volume of solids</w:t>
               </w:r>
             </w:hyperlink>
           </w:p>
@@ -9732,7 +10038,7 @@
               <w:spacing w:after="10" w:before="0"/>
               <w:ind w:left="120"/>
             </w:pPr>
-            <w:hyperlink w:history="1" r:id="rId3oplay0fsc6gyzwtjv5wj">
+            <w:hyperlink w:history="1" r:id="rIdt7kfqxxam8n2gnffm3c_u">
               <w:r>
                 <w:rPr>
                   <w:rFonts w:ascii="Arial" w:cs="Arial" w:eastAsia="Arial" w:hAnsi="Arial"/>
@@ -9774,7 +10080,7 @@
                 <w:sz w:val="18"/>
                 <w:szCs w:val="18"/>
               </w:rPr>
-              <w:t xml:space="preserve">Derivation (whole class, guided): The teacher leads a step-by-step derivation on the board, with learners filling in a structured derivation scaffold in their notebooks. Steps: (1) The net of a cone is a sector of radius l (slant height) and angle θ. Area of sector = (θ/360°) × πl². (2) The arc length of the sector = (θ/360°) × 2πl. (3) From observation: arc length = circumference of base = 2πr, therefore (θ/360°) = r/l. (4) Substitute into area of sector: CSA = (r/l) × πl² = πrl. ✓ Formula confirmed from first principles. (5) Total surface area of a closed cone: TSA = πrl + πr². Learners label a diagram of the cone with r, l, h and use Pythagoras to write l = √(r² + h²). Application Task A — Conical Funnel (pair work, 8 min): 'The Eldoret metalsmith makes a conical grain-funnel with base radius 21 cm and vertical height 28 cm. Calculate: (i) the slant height, (ii) the curved surface area of sheet metal needed.' [Answer: l = √(21² + 28²) = √(441 + 784) = √1225 = 35 cm; CSA = π × 21 × 35 = 735π ≈ 2309 cm²] Application Task B — Frustum Extension (pairs, 10 min): Teacher draws a frustum on the board. 'A frustum is a cone with the top cut off. The Turkana water-tank roof is a frustum with large radius R = 60 cm, small radius r = 20 cm, and slant height l = 50 cm. How much iron sheet is needed for the curved surface only?' Teacher guides derivation: CSA of frustum = π(R + r)l = π(60 + 20) × 50 = 4000π ≈ 12 566 cm². Learners work through a second frustum problem independently: R = 45 cm, r = 15 cm, l = 40 cm.</w:t>
+              <w:t xml:space="preserve">Learners return to the class Driving Question Board. In groups of 4, they discuss and write responses on sticky notes for two columns: (1) 'What we have NOW learned that helps answer the DQ' — e.g., 'Surface area of a cone depends on both r and l — shape AND size matter, not just the amount of material.' (2) 'New questions this raises' — e.g., 'Does a cone hold more or less grain than a cylinder made from the same sheet area? We haven't compared volumes yet.' Groups post their sticky notes. The teacher facilitates a 4-minute gallery walk where learners read other groups' contributions and place a small star sticker on any new question they find most interesting for future lessons. The teacher highlights two sticky notes that directly address the posho mill phenomenon: 'Same metal area, different shape = different amount of grain' and 'We still need to find volumes of cones and frustums to fully solve the puzzle.'</w:t>
             </w:r>
           </w:p>
         </w:tc>
@@ -9806,7 +10112,7 @@
                 <w:sz w:val="18"/>
                 <w:szCs w:val="18"/>
               </w:rPr>
-              <w:t xml:space="preserve">During the derivation, pause after step (3) and cold-call 2 learners: 'Kariuki, what does (θ/360°) represent geometrically?' Wait 12 seconds. After step (4) say: 'Turn to your partner — convince them in 30 seconds why this substitution works.' Then cold-call one pair to share their explanation. Write the final formula in a box: CSA = πrl. Say: 'This is the formula the metalsmith uses. Notice it came directly from what you observed — the arc length equals the base circumference.' For Application Task A, say: 'Work in pairs. You have 8 minutes. Show all working — the artisan needs to see every step to avoid wasting expensive iron sheet.' At 5 minutes, circulate and check slant height calculations — common error is forgetting Pythagoras. For the frustum, use the questioning sequence: 'If I stack the small cone back on the frustum, what do I get? (A full cone.) So what is the CSA of the frustum in terms of two conical surfaces?' Wait 15 seconds, cold-call 3 learners before guiding to the answer. Anchor to phenomenon: 'Now the Eldoret artisan and the Turkana community can both calculate exactly how much metal sheet they need — no waste, no shortage.'</w:t>
+              <w:t xml:space="preserve">Say: 'You have 5 minutes in your groups. Look at the DQ: the posho mill owner wants to know why the cylinder holds more grain. Today's lesson gives us part of the answer — what part? Write it on a sticky note.' Circulate, listening for groups who conflate surface area with volume — gently redirect: 'Be precise — did we calculate how much grain fits inside, or how much metal sheet is needed?' After posting, facilitate the gallery walk with the instruction: 'Read silently for 2 minutes, then star the new question you most want answered in a future lesson.' Cold-call 2 learners to read their starred question aloud and explain why it matters. Close by pointing to the DQB: 'Notice our board is growing — we are solving one piece of the puzzle each lesson. Today: surface area of cones and frustums. Still to come: their volumes.' Record a summary statement on the board: 'Lesson 3 evidence: CSA = πrl (cone); CSA = π(R+r)l (frustum). Surface area ≠ volume — the puzzle is not yet fully solved.'</w:t>
             </w:r>
           </w:p>
         </w:tc>
@@ -9838,7 +10144,7 @@
                 <w:sz w:val="18"/>
                 <w:szCs w:val="18"/>
               </w:rPr>
-              <w:t xml:space="preserve">Derivation-first, formula-second (Inquiry-based mathematical modelling): Learners derive the formula rather than receive it, directly connecting the algebraic result to their physical observation in Phase 2. This embeds SEP-2 (Developing and Using Models) and SEP-5 (Using Mathematics). The two-tier application (cone → frustum) uses scaffolded abstraction: the frustum formula is presented as a logical extension, not a new memorised rule, building structural understanding.</w:t>
+              <w:t xml:space="preserve">Driving Question Board as a living epistemic artefact: The DQB externalises the class's growing understanding and makes the gap between current knowledge and the full explanation of the phenomenon visible and explicit. Posting 'new questions' models the scientific practice of recognising the limits of current evidence (SEP-6: Constructing Explanations), motivating the remaining lessons in the sequence.</w:t>
             </w:r>
           </w:p>
         </w:tc>
@@ -9870,7 +10176,7 @@
                 <w:sz w:val="18"/>
                 <w:szCs w:val="18"/>
               </w:rPr>
-              <w:t xml:space="preserve">Observable indicator: In Task A, monitor whether learners correctly identify l as the slant height (not the vertical height h) in the formula CSA = πrl. A common error is substituting h = 28 directly. If more than 3 pairs make this error, pause and re-draw the cone cross-section, asking: 'Which measurement does the iron sheet follow — the vertical height or the slanted side?' For Task B, check that the independent frustum answer is π(45+15)×40 = 2400π ≈ 7540 cm². Exit-check: before moving to Phase 4, ask all learners to hold up their notebook showing the boxed formula and one completed calculation — a quick visual scan identifies who needs support.</w:t>
+              <w:t xml:space="preserve">Observable indicator: Each group's 'What we learned' sticky note should distinguish surface area from volume and reference the cone/frustum formula with correct notation. If a group writes only 'we learned CSA = πrl' without connecting to the phenomenon, prompt: 'How does this help the posho mill owner or the Turkana community?' The quality of 'new questions' reveals depth of thinking — surface-level questions ('what is the formula for a sphere?') versus structural questions ('does a cone with the same surface area as a cylinder always hold less volume?') indicate different levels of conceptual engagement. Note group names for targeted support in Lesson 4.</w:t>
             </w:r>
           </w:p>
         </w:tc>
@@ -9879,32 +10185,32 @@
         <w:tc>
           <w:tcPr>
             <w:tcW w:type="dxa" w:w="1520"/>
-            <w:shd w:fill="FCE4D6" w:color="auto" w:val="clear"/>
-            <w:tcMar>
-              <w:top w:type="dxa" w:w="60"/>
-              <w:left w:type="dxa" w:w="120"/>
-              <w:bottom w:type="dxa" w:w="60"/>
-              <w:right w:type="dxa" w:w="120"/>
-            </w:tcMar>
-            <w:vAlign w:val="top"/>
-          </w:tcPr>
-          <w:p>
-            <w:pPr>
-              <w:spacing w:after="40" w:before="0"/>
-              <w:jc w:val="left"/>
-            </w:pPr>
-            <w:r>
-              <w:rPr>
-                <w:rFonts w:ascii="Arial" w:cs="Arial" w:eastAsia="Arial" w:hAnsi="Arial"/>
-                <w:b/>
-                <w:bCs/>
-                <w:i w:val="false"/>
-                <w:iCs w:val="false"/>
-                <w:color w:val="000000"/>
-                <w:sz w:val="18"/>
-                <w:szCs w:val="18"/>
-              </w:rPr>
-              <w:t xml:space="preserve">Driving Question Board (DQB) Creation</w:t>
+            <w:shd w:fill="D5E8F0" w:color="auto" w:val="clear"/>
+            <w:tcMar>
+              <w:top w:type="dxa" w:w="60"/>
+              <w:left w:type="dxa" w:w="120"/>
+              <w:bottom w:type="dxa" w:w="60"/>
+              <w:right w:type="dxa" w:w="120"/>
+            </w:tcMar>
+            <w:vAlign w:val="top"/>
+          </w:tcPr>
+          <w:p>
+            <w:pPr>
+              <w:spacing w:after="40" w:before="0"/>
+              <w:jc w:val="left"/>
+            </w:pPr>
+            <w:r>
+              <w:rPr>
+                <w:rFonts w:ascii="Arial" w:cs="Arial" w:eastAsia="Arial" w:hAnsi="Arial"/>
+                <w:b/>
+                <w:bCs/>
+                <w:i w:val="false"/>
+                <w:iCs w:val="false"/>
+                <w:color w:val="000000"/>
+                <w:sz w:val="18"/>
+                <w:szCs w:val="18"/>
+              </w:rPr>
+              <w:t xml:space="preserve">Model Building Phase</w:t>
             </w:r>
           </w:p>
           <w:p>
@@ -9927,7 +10233,7 @@
             <w:pPr>
               <w:spacing w:after="20" w:before="0"/>
             </w:pPr>
-            <w:hyperlink w:history="1" r:id="rId9mafhe8ic1z_chb3_n_ju">
+            <w:hyperlink w:history="1" r:id="rIdijtdvtwrtlusxnedxj2wt">
               <w:r>
                 <w:rPr>
                   <w:rFonts w:ascii="Arial" w:cs="Arial" w:eastAsia="Arial" w:hAnsi="Arial"/>
@@ -9960,7 +10266,7 @@
               <w:spacing w:after="10" w:before="0"/>
               <w:ind w:left="120"/>
             </w:pPr>
-            <w:hyperlink w:history="1" r:id="rIdbmx2drblb_az10u7ueaqk">
+            <w:hyperlink w:history="1" r:id="rId3wjzj1jy6x3-rtgozdgiy">
               <w:r>
                 <w:rPr>
                   <w:rFonts w:ascii="Arial" w:cs="Arial" w:eastAsia="Arial" w:hAnsi="Arial"/>
@@ -10005,313 +10311,7 @@
             <w:pPr>
               <w:spacing w:after="20" w:before="0"/>
             </w:pPr>
-            <w:hyperlink w:history="1" r:id="rId2_0slcquywgbde43dz5x1">
-              <w:r>
-                <w:rPr>
-                  <w:rFonts w:ascii="Arial" w:cs="Arial" w:eastAsia="Arial" w:hAnsi="Arial"/>
-                  <w:color w:val="2E75B6"/>
-                  <w:sz w:val="16"/>
-                  <w:szCs w:val="16"/>
-                  <w:u w:val="single" w:color="2E75B6"/>
-                </w:rPr>
-                <w:t xml:space="preserve">Apply volume of solids</w:t>
-              </w:r>
-            </w:hyperlink>
-          </w:p>
-          <w:p>
-            <w:pPr>
-              <w:spacing w:after="10" w:before="0"/>
-              <w:ind w:left="120"/>
-            </w:pPr>
-            <w:r>
-              <w:rPr>
-                <w:rFonts w:ascii="Arial" w:cs="Arial" w:eastAsia="Arial" w:hAnsi="Arial"/>
-                <w:color w:val="595959"/>
-                <w:sz w:val="14"/>
-                <w:szCs w:val="14"/>
-              </w:rPr>
-              <w:t xml:space="preserve">Source: Khan Academy (English - US curriculum)</w:t>
-            </w:r>
-          </w:p>
-          <w:p>
-            <w:pPr>
-              <w:spacing w:after="10" w:before="0"/>
-              <w:ind w:left="120"/>
-            </w:pPr>
-            <w:hyperlink w:history="1" r:id="rIdqf1oxdwquycu2izb9e6jd">
-              <w:r>
-                <w:rPr>
-                  <w:rFonts w:ascii="Arial" w:cs="Arial" w:eastAsia="Arial" w:hAnsi="Arial"/>
-                  <w:color w:val="595959"/>
-                  <w:sz w:val="14"/>
-                  <w:szCs w:val="14"/>
-                  <w:u w:val="single" w:color="595959"/>
-                </w:rPr>
-                <w:t xml:space="preserve">🔍 Search ARES for similar readings</w:t>
-              </w:r>
-            </w:hyperlink>
-          </w:p>
-        </w:tc>
-        <w:tc>
-          <w:tcPr>
-            <w:tcW w:type="dxa" w:w="3040"/>
-            <w:shd w:fill="FFFFFF" w:color="auto" w:val="clear"/>
-            <w:tcMar>
-              <w:top w:type="dxa" w:w="60"/>
-              <w:left w:type="dxa" w:w="120"/>
-              <w:bottom w:type="dxa" w:w="60"/>
-              <w:right w:type="dxa" w:w="120"/>
-            </w:tcMar>
-            <w:vAlign w:val="top"/>
-          </w:tcPr>
-          <w:p>
-            <w:pPr>
-              <w:spacing w:after="40" w:before="0"/>
-              <w:jc w:val="left"/>
-            </w:pPr>
-            <w:r>
-              <w:rPr>
-                <w:rFonts w:ascii="Arial" w:cs="Arial" w:eastAsia="Arial" w:hAnsi="Arial"/>
-                <w:b w:val="false"/>
-                <w:bCs w:val="false"/>
-                <w:i w:val="false"/>
-                <w:iCs w:val="false"/>
-                <w:color w:val="000000"/>
-                <w:sz w:val="18"/>
-                <w:szCs w:val="18"/>
-              </w:rPr>
-              <w:t xml:space="preserve">Learners return to the class Driving Question Board. In groups of 4, they discuss and write responses on sticky notes for two columns: (1) 'What we have NOW learned that helps answer the DQ' — e.g., 'Surface area of a cone depends on both r and l — shape AND size matter, not just the amount of material.' (2) 'New questions this raises' — e.g., 'Does a cone hold more or less grain than a cylinder made from the same sheet area? We haven't compared volumes yet.' Groups post their sticky notes. The teacher facilitates a 4-minute gallery walk where learners read other groups' contributions and place a small star sticker on any new question they find most interesting for future lessons. The teacher highlights two sticky notes that directly address the posho mill phenomenon: 'Same metal area, different shape = different amount of grain' and 'We still need to find volumes of cones and frustums to fully solve the puzzle.'</w:t>
-            </w:r>
-          </w:p>
-        </w:tc>
-        <w:tc>
-          <w:tcPr>
-            <w:tcW w:type="dxa" w:w="3040"/>
-            <w:shd w:fill="F2F2F2" w:color="auto" w:val="clear"/>
-            <w:tcMar>
-              <w:top w:type="dxa" w:w="60"/>
-              <w:left w:type="dxa" w:w="120"/>
-              <w:bottom w:type="dxa" w:w="60"/>
-              <w:right w:type="dxa" w:w="120"/>
-            </w:tcMar>
-            <w:vAlign w:val="top"/>
-          </w:tcPr>
-          <w:p>
-            <w:pPr>
-              <w:spacing w:after="40" w:before="0"/>
-              <w:jc w:val="left"/>
-            </w:pPr>
-            <w:r>
-              <w:rPr>
-                <w:rFonts w:ascii="Arial" w:cs="Arial" w:eastAsia="Arial" w:hAnsi="Arial"/>
-                <w:b w:val="false"/>
-                <w:bCs w:val="false"/>
-                <w:i w:val="false"/>
-                <w:iCs w:val="false"/>
-                <w:color w:val="000000"/>
-                <w:sz w:val="18"/>
-                <w:szCs w:val="18"/>
-              </w:rPr>
-              <w:t xml:space="preserve">Say: 'You have 5 minutes in your groups. Look at the DQ: the posho mill owner wants to know why the cylinder holds more grain. Today's lesson gives us part of the answer — what part? Write it on a sticky note.' Circulate, listening for groups who conflate surface area with volume — gently redirect: 'Be precise — did we calculate how much grain fits inside, or how much metal sheet is needed?' After posting, facilitate the gallery walk with the instruction: 'Read silently for 2 minutes, then star the new question you most want answered in a future lesson.' Cold-call 2 learners to read their starred question aloud and explain why it matters. Close by pointing to the DQB: 'Notice our board is growing — we are solving one piece of the puzzle each lesson. Today: surface area of cones and frustums. Still to come: their volumes.' Record a summary statement on the board: 'Lesson 3 evidence: CSA = πrl (cone); CSA = π(R+r)l (frustum). Surface area ≠ volume — the puzzle is not yet fully solved.'</w:t>
-            </w:r>
-          </w:p>
-        </w:tc>
-        <w:tc>
-          <w:tcPr>
-            <w:tcW w:type="dxa" w:w="3040"/>
-            <w:shd w:fill="FFFFFF" w:color="auto" w:val="clear"/>
-            <w:tcMar>
-              <w:top w:type="dxa" w:w="60"/>
-              <w:left w:type="dxa" w:w="120"/>
-              <w:bottom w:type="dxa" w:w="60"/>
-              <w:right w:type="dxa" w:w="120"/>
-            </w:tcMar>
-            <w:vAlign w:val="top"/>
-          </w:tcPr>
-          <w:p>
-            <w:pPr>
-              <w:spacing w:after="40" w:before="0"/>
-              <w:jc w:val="left"/>
-            </w:pPr>
-            <w:r>
-              <w:rPr>
-                <w:rFonts w:ascii="Arial" w:cs="Arial" w:eastAsia="Arial" w:hAnsi="Arial"/>
-                <w:b w:val="false"/>
-                <w:bCs w:val="false"/>
-                <w:i w:val="false"/>
-                <w:iCs w:val="false"/>
-                <w:color w:val="000000"/>
-                <w:sz w:val="18"/>
-                <w:szCs w:val="18"/>
-              </w:rPr>
-              <w:t xml:space="preserve">Driving Question Board as a living epistemic artefact: The DQB externalises the class's growing understanding and makes the gap between current knowledge and the full explanation of the phenomenon visible and explicit. Posting 'new questions' models the scientific practice of recognising the limits of current evidence (SEP-6: Constructing Explanations), motivating the remaining lessons in the sequence.</w:t>
-            </w:r>
-          </w:p>
-        </w:tc>
-        <w:tc>
-          <w:tcPr>
-            <w:tcW w:type="dxa" w:w="3040"/>
-            <w:shd w:fill="F2F2F2" w:color="auto" w:val="clear"/>
-            <w:tcMar>
-              <w:top w:type="dxa" w:w="60"/>
-              <w:left w:type="dxa" w:w="120"/>
-              <w:bottom w:type="dxa" w:w="60"/>
-              <w:right w:type="dxa" w:w="120"/>
-            </w:tcMar>
-            <w:vAlign w:val="top"/>
-          </w:tcPr>
-          <w:p>
-            <w:pPr>
-              <w:spacing w:after="40" w:before="0"/>
-              <w:jc w:val="left"/>
-            </w:pPr>
-            <w:r>
-              <w:rPr>
-                <w:rFonts w:ascii="Arial" w:cs="Arial" w:eastAsia="Arial" w:hAnsi="Arial"/>
-                <w:b w:val="false"/>
-                <w:bCs w:val="false"/>
-                <w:i w:val="false"/>
-                <w:iCs w:val="false"/>
-                <w:color w:val="000000"/>
-                <w:sz w:val="18"/>
-                <w:szCs w:val="18"/>
-              </w:rPr>
-              <w:t xml:space="preserve">Observable indicator: Each group's 'What we learned' sticky note should distinguish surface area from volume and reference the cone/frustum formula with correct notation. If a group writes only 'we learned CSA = πrl' without connecting to the phenomenon, prompt: 'How does this help the posho mill owner or the Turkana community?' The quality of 'new questions' reveals depth of thinking — surface-level questions ('what is the formula for a sphere?') versus structural questions ('does a cone with the same surface area as a cylinder always hold less volume?') indicate different levels of conceptual engagement. Note group names for targeted support in Lesson 4.</w:t>
-            </w:r>
-          </w:p>
-        </w:tc>
-      </w:tr>
-      <w:tr>
-        <w:tc>
-          <w:tcPr>
-            <w:tcW w:type="dxa" w:w="1520"/>
-            <w:shd w:fill="D5E8F0" w:color="auto" w:val="clear"/>
-            <w:tcMar>
-              <w:top w:type="dxa" w:w="60"/>
-              <w:left w:type="dxa" w:w="120"/>
-              <w:bottom w:type="dxa" w:w="60"/>
-              <w:right w:type="dxa" w:w="120"/>
-            </w:tcMar>
-            <w:vAlign w:val="top"/>
-          </w:tcPr>
-          <w:p>
-            <w:pPr>
-              <w:spacing w:after="40" w:before="0"/>
-              <w:jc w:val="left"/>
-            </w:pPr>
-            <w:r>
-              <w:rPr>
-                <w:rFonts w:ascii="Arial" w:cs="Arial" w:eastAsia="Arial" w:hAnsi="Arial"/>
-                <w:b/>
-                <w:bCs/>
-                <w:i w:val="false"/>
-                <w:iCs w:val="false"/>
-                <w:color w:val="000000"/>
-                <w:sz w:val="18"/>
-                <w:szCs w:val="18"/>
-              </w:rPr>
-              <w:t xml:space="preserve">Model Building Phase</w:t>
-            </w:r>
-          </w:p>
-          <w:p>
-            <w:pPr>
-              <w:spacing w:after="20" w:before="0"/>
-            </w:pPr>
-            <w:r>
-              <w:rPr>
-                <w:rFonts w:ascii="Arial" w:cs="Arial" w:eastAsia="Arial" w:hAnsi="Arial"/>
-                <w:b/>
-                <w:bCs/>
-                <w:color w:val="1F3864"/>
-                <w:sz w:val="16"/>
-                <w:szCs w:val="16"/>
-              </w:rPr>
-              <w:t xml:space="preserve">📹 VIDEO:</w:t>
-            </w:r>
-          </w:p>
-          <w:p>
-            <w:pPr>
-              <w:spacing w:after="20" w:before="0"/>
-            </w:pPr>
-            <w:hyperlink w:history="1" r:id="rIdd6pxgwjuudyo5fqogdpfk">
-              <w:r>
-                <w:rPr>
-                  <w:rFonts w:ascii="Arial" w:cs="Arial" w:eastAsia="Arial" w:hAnsi="Arial"/>
-                  <w:color w:val="2E75B6"/>
-                  <w:sz w:val="16"/>
-                  <w:szCs w:val="16"/>
-                  <w:u w:val="single" w:color="2E75B6"/>
-                </w:rPr>
-                <w:t xml:space="preserve">Surface area of a box (cuboid)</w:t>
-              </w:r>
-            </w:hyperlink>
-          </w:p>
-          <w:p>
-            <w:pPr>
-              <w:spacing w:after="10" w:before="0"/>
-              <w:ind w:left="120"/>
-            </w:pPr>
-            <w:r>
-              <w:rPr>
-                <w:rFonts w:ascii="Arial" w:cs="Arial" w:eastAsia="Arial" w:hAnsi="Arial"/>
-                <w:color w:val="595959"/>
-                <w:sz w:val="14"/>
-                <w:szCs w:val="14"/>
-              </w:rPr>
-              <w:t xml:space="preserve">Source: Khan Academy (English - US curriculum)</w:t>
-            </w:r>
-          </w:p>
-          <w:p>
-            <w:pPr>
-              <w:spacing w:after="10" w:before="0"/>
-              <w:ind w:left="120"/>
-            </w:pPr>
-            <w:hyperlink w:history="1" r:id="rIdcnop-xfwxayo5u7eg4ceb">
-              <w:r>
-                <w:rPr>
-                  <w:rFonts w:ascii="Arial" w:cs="Arial" w:eastAsia="Arial" w:hAnsi="Arial"/>
-                  <w:color w:val="595959"/>
-                  <w:sz w:val="14"/>
-                  <w:szCs w:val="14"/>
-                  <w:u w:val="single" w:color="595959"/>
-                </w:rPr>
-                <w:t xml:space="preserve">🔍 Search ARES for similar videos</w:t>
-              </w:r>
-            </w:hyperlink>
-          </w:p>
-          <w:p>
-            <w:pPr>
-              <w:spacing w:after="40" w:before="0"/>
-            </w:pPr>
-            <w:r>
-              <w:rPr>
-                <w:sz w:val="14"/>
-                <w:szCs w:val="14"/>
-              </w:rPr>
-              <w:t xml:space="preserve"/>
-            </w:r>
-          </w:p>
-          <w:p>
-            <w:pPr>
-              <w:spacing w:after="20" w:before="0"/>
-            </w:pPr>
-            <w:r>
-              <w:rPr>
-                <w:rFonts w:ascii="Arial" w:cs="Arial" w:eastAsia="Arial" w:hAnsi="Arial"/>
-                <w:b/>
-                <w:bCs/>
-                <w:color w:val="1F3864"/>
-                <w:sz w:val="16"/>
-                <w:szCs w:val="16"/>
-              </w:rPr>
-              <w:t xml:space="preserve">📖 EXERCISE:</w:t>
-            </w:r>
-          </w:p>
-          <w:p>
-            <w:pPr>
-              <w:spacing w:after="20" w:before="0"/>
-            </w:pPr>
-            <w:hyperlink w:history="1" r:id="rIdvetcd22pzytwe2edwmfag">
+            <w:hyperlink w:history="1" r:id="rIdvtnmqqu9hqx2p8r3efto7">
               <w:r>
                 <w:rPr>
                   <w:rFonts w:ascii="Arial" w:cs="Arial" w:eastAsia="Arial" w:hAnsi="Arial"/>
@@ -10344,7 +10344,7 @@
               <w:spacing w:after="10" w:before="0"/>
               <w:ind w:left="120"/>
             </w:pPr>
-            <w:hyperlink w:history="1" r:id="rIdsxxfkejwuqmpjepl-j-wp">
+            <w:hyperlink w:history="1" r:id="rIdgysahdj2lmmucbnpcaut7">
               <w:r>
                 <w:rPr>
                   <w:rFonts w:ascii="Arial" w:cs="Arial" w:eastAsia="Arial" w:hAnsi="Arial"/>
@@ -11831,7 +11831,7 @@
             <w:pPr>
               <w:spacing w:after="20" w:before="0"/>
             </w:pPr>
-            <w:hyperlink w:history="1" r:id="rId6x44zxfziylj51g38sn9t">
+            <w:hyperlink w:history="1" r:id="rIdoos4bn7ekuqcrrv4hgixo">
               <w:r>
                 <w:rPr>
                   <w:rFonts w:ascii="Arial" w:cs="Arial" w:eastAsia="Arial" w:hAnsi="Arial"/>
@@ -11864,7 +11864,7 @@
               <w:spacing w:after="10" w:before="0"/>
               <w:ind w:left="120"/>
             </w:pPr>
-            <w:hyperlink w:history="1" r:id="rIdzc7m1digywbt_ta94vfut">
+            <w:hyperlink w:history="1" r:id="rId3jw2y-ya89dyyi09ayrd1">
               <w:r>
                 <w:rPr>
                   <w:rFonts w:ascii="Arial" w:cs="Arial" w:eastAsia="Arial" w:hAnsi="Arial"/>
@@ -11909,7 +11909,7 @@
             <w:pPr>
               <w:spacing w:after="20" w:before="0"/>
             </w:pPr>
-            <w:hyperlink w:history="1" r:id="rIdbqjvbxgfhgncqnp5nhro_">
+            <w:hyperlink w:history="1" r:id="rIdy5mlnygxv8kedpexvntzc">
               <w:r>
                 <w:rPr>
                   <w:rFonts w:ascii="Arial" w:cs="Arial" w:eastAsia="Arial" w:hAnsi="Arial"/>
@@ -11942,7 +11942,7 @@
               <w:spacing w:after="10" w:before="0"/>
               <w:ind w:left="120"/>
             </w:pPr>
-            <w:hyperlink w:history="1" r:id="rIdnepmnabmvuyci0dtji0gl">
+            <w:hyperlink w:history="1" r:id="rIdnan8gbw99bjnpn9mxixxj">
               <w:r>
                 <w:rPr>
                   <w:rFonts w:ascii="Arial" w:cs="Arial" w:eastAsia="Arial" w:hAnsi="Arial"/>
@@ -12137,7 +12137,7 @@
             <w:pPr>
               <w:spacing w:after="20" w:before="0"/>
             </w:pPr>
-            <w:hyperlink w:history="1" r:id="rIdo6oqmeraxycc6x2xz9_cq">
+            <w:hyperlink w:history="1" r:id="rIdxlmsfxfb-qvpngn0rwtnk">
               <w:r>
                 <w:rPr>
                   <w:rFonts w:ascii="Arial" w:cs="Arial" w:eastAsia="Arial" w:hAnsi="Arial"/>
@@ -12170,7 +12170,7 @@
               <w:spacing w:after="10" w:before="0"/>
               <w:ind w:left="120"/>
             </w:pPr>
-            <w:hyperlink w:history="1" r:id="rIdvynvvyy871wbf-0ytwvtk">
+            <w:hyperlink w:history="1" r:id="rIdo8-fszj6m8e2yvsvopxgk">
               <w:r>
                 <w:rPr>
                   <w:rFonts w:ascii="Arial" w:cs="Arial" w:eastAsia="Arial" w:hAnsi="Arial"/>
@@ -12215,7 +12215,7 @@
             <w:pPr>
               <w:spacing w:after="20" w:before="0"/>
             </w:pPr>
-            <w:hyperlink w:history="1" r:id="rIddsuc2lnk_t_l5kfb8finy">
+            <w:hyperlink w:history="1" r:id="rIdc2vtsgzekh35htn3f9p3r">
               <w:r>
                 <w:rPr>
                   <w:rFonts w:ascii="Arial" w:cs="Arial" w:eastAsia="Arial" w:hAnsi="Arial"/>
@@ -12248,7 +12248,7 @@
               <w:spacing w:after="10" w:before="0"/>
               <w:ind w:left="120"/>
             </w:pPr>
-            <w:hyperlink w:history="1" r:id="rIdqlyqsqe2jmm1xzr6rydbm">
+            <w:hyperlink w:history="1" r:id="rIdu7_c-r6eeh0uk6rr6ts_4">
               <w:r>
                 <w:rPr>
                   <w:rFonts w:ascii="Arial" w:cs="Arial" w:eastAsia="Arial" w:hAnsi="Arial"/>
@@ -12443,7 +12443,7 @@
             <w:pPr>
               <w:spacing w:after="20" w:before="0"/>
             </w:pPr>
-            <w:hyperlink w:history="1" r:id="rIdwwljnfvwgcarilgo4py_m">
+            <w:hyperlink w:history="1" r:id="rIdnice7x6p5vrytc3cbjpv1">
               <w:r>
                 <w:rPr>
                   <w:rFonts w:ascii="Arial" w:cs="Arial" w:eastAsia="Arial" w:hAnsi="Arial"/>
@@ -12476,7 +12476,7 @@
               <w:spacing w:after="10" w:before="0"/>
               <w:ind w:left="120"/>
             </w:pPr>
-            <w:hyperlink w:history="1" r:id="rIdhsdjq8oe9kj1azu113zgh">
+            <w:hyperlink w:history="1" r:id="rIdcgnv76hnjyusrpftqwyqn">
               <w:r>
                 <w:rPr>
                   <w:rFonts w:ascii="Arial" w:cs="Arial" w:eastAsia="Arial" w:hAnsi="Arial"/>
@@ -12521,7 +12521,7 @@
             <w:pPr>
               <w:spacing w:after="20" w:before="0"/>
             </w:pPr>
-            <w:hyperlink w:history="1" r:id="rIdmld4jqtebhz_ur_x08161">
+            <w:hyperlink w:history="1" r:id="rIdjmkhukml_0nihitpnvpvp">
               <w:r>
                 <w:rPr>
                   <w:rFonts w:ascii="Arial" w:cs="Arial" w:eastAsia="Arial" w:hAnsi="Arial"/>
@@ -12554,7 +12554,7 @@
               <w:spacing w:after="10" w:before="0"/>
               <w:ind w:left="120"/>
             </w:pPr>
-            <w:hyperlink w:history="1" r:id="rIday_gdup1cfqedcsf7sj4w">
+            <w:hyperlink w:history="1" r:id="rIdr9hguqt8z-6mdo3ooccae">
               <w:r>
                 <w:rPr>
                   <w:rFonts w:ascii="Arial" w:cs="Arial" w:eastAsia="Arial" w:hAnsi="Arial"/>
@@ -12749,7 +12749,7 @@
             <w:pPr>
               <w:spacing w:after="20" w:before="0"/>
             </w:pPr>
-            <w:hyperlink w:history="1" r:id="rIdueasxvnv6lddiftvfy_nx">
+            <w:hyperlink w:history="1" r:id="rIdengtwqdrqmjgtbi0r5vsb">
               <w:r>
                 <w:rPr>
                   <w:rFonts w:ascii="Arial" w:cs="Arial" w:eastAsia="Arial" w:hAnsi="Arial"/>
@@ -12782,7 +12782,7 @@
               <w:spacing w:after="10" w:before="0"/>
               <w:ind w:left="120"/>
             </w:pPr>
-            <w:hyperlink w:history="1" r:id="rId6290gvxzewcoepto4xdga">
+            <w:hyperlink w:history="1" r:id="rIdix7zm-nv3oz5ek2erjmgm">
               <w:r>
                 <w:rPr>
                   <w:rFonts w:ascii="Arial" w:cs="Arial" w:eastAsia="Arial" w:hAnsi="Arial"/>
@@ -12820,14 +12820,14 @@
                 <w:sz w:val="16"/>
                 <w:szCs w:val="16"/>
               </w:rPr>
-              <w:t xml:space="preserve">📖 HTML:</w:t>
+              <w:t xml:space="preserve">📖 EXERCISE:</w:t>
             </w:r>
           </w:p>
           <w:p>
             <w:pPr>
               <w:spacing w:after="20" w:before="0"/>
             </w:pPr>
-            <w:hyperlink w:history="1" r:id="rIdvveu-5ji0dh6m3rb0rwj-">
+            <w:hyperlink w:history="1" r:id="rId1bvyjts4vrq6asfhni_uy">
               <w:r>
                 <w:rPr>
                   <w:rFonts w:ascii="Arial" w:cs="Arial" w:eastAsia="Arial" w:hAnsi="Arial"/>
@@ -12836,7 +12836,7 @@
                   <w:szCs w:val="16"/>
                   <w:u w:val="single" w:color="2E75B6"/>
                 </w:rPr>
-                <w:t xml:space="preserve">Composite Solids (Flexbook)</w:t>
+                <w:t xml:space="preserve">Apply volume of solids</w:t>
               </w:r>
             </w:hyperlink>
           </w:p>
@@ -12852,7 +12852,7 @@
                 <w:sz w:val="14"/>
                 <w:szCs w:val="14"/>
               </w:rPr>
-              <w:t xml:space="preserve">Source: CK-12</w:t>
+              <w:t xml:space="preserve">Source: Khan Academy (English - US curriculum)</w:t>
             </w:r>
           </w:p>
           <w:p>
@@ -12860,7 +12860,7 @@
               <w:spacing w:after="10" w:before="0"/>
               <w:ind w:left="120"/>
             </w:pPr>
-            <w:hyperlink w:history="1" r:id="rIdzyrdat09tiwxmh3nnmi-p">
+            <w:hyperlink w:history="1" r:id="rIduicdmcjbeptx4z9yp0ifv">
               <w:r>
                 <w:rPr>
                   <w:rFonts w:ascii="Arial" w:cs="Arial" w:eastAsia="Arial" w:hAnsi="Arial"/>
@@ -13055,7 +13055,7 @@
             <w:pPr>
               <w:spacing w:after="20" w:before="0"/>
             </w:pPr>
-            <w:hyperlink w:history="1" r:id="rIdfe_jxidtvzwk9nxpscwxp">
+            <w:hyperlink w:history="1" r:id="rIdoyf75qbjgbw4-h9qdasni">
               <w:r>
                 <w:rPr>
                   <w:rFonts w:ascii="Arial" w:cs="Arial" w:eastAsia="Arial" w:hAnsi="Arial"/>
@@ -13088,7 +13088,7 @@
               <w:spacing w:after="10" w:before="0"/>
               <w:ind w:left="120"/>
             </w:pPr>
-            <w:hyperlink w:history="1" r:id="rIdjhpawwytqukiw-l-jeroj">
+            <w:hyperlink w:history="1" r:id="rIdojb3lpnegf0m21ceb1skz">
               <w:r>
                 <w:rPr>
                   <w:rFonts w:ascii="Arial" w:cs="Arial" w:eastAsia="Arial" w:hAnsi="Arial"/>
@@ -13133,7 +13133,7 @@
             <w:pPr>
               <w:spacing w:after="20" w:before="0"/>
             </w:pPr>
-            <w:hyperlink w:history="1" r:id="rId9cdtljdhn-fcimxgpxrgj">
+            <w:hyperlink w:history="1" r:id="rIdup8sy8rcl9e_hauntseer">
               <w:r>
                 <w:rPr>
                   <w:rFonts w:ascii="Arial" w:cs="Arial" w:eastAsia="Arial" w:hAnsi="Arial"/>
@@ -13142,7 +13142,7 @@
                   <w:szCs w:val="16"/>
                   <w:u w:val="single" w:color="2E75B6"/>
                 </w:rPr>
-                <w:t xml:space="preserve">Composite Solids Practice</w:t>
+                <w:t xml:space="preserve">Apply volume of solids</w:t>
               </w:r>
             </w:hyperlink>
           </w:p>
@@ -13158,7 +13158,7 @@
                 <w:sz w:val="14"/>
                 <w:szCs w:val="14"/>
               </w:rPr>
-              <w:t xml:space="preserve">Source: CK-12</w:t>
+              <w:t xml:space="preserve">Source: Khan Academy (English - US curriculum)</w:t>
             </w:r>
           </w:p>
           <w:p>
@@ -13166,7 +13166,7 @@
               <w:spacing w:after="10" w:before="0"/>
               <w:ind w:left="120"/>
             </w:pPr>
-            <w:hyperlink w:history="1" r:id="rIdczuexygws4oblqh5x2_ac">
+            <w:hyperlink w:history="1" r:id="rId7clswnbg6eq0l2odoumxl">
               <w:r>
                 <w:rPr>
                   <w:rFonts w:ascii="Arial" w:cs="Arial" w:eastAsia="Arial" w:hAnsi="Arial"/>
@@ -14653,7 +14653,313 @@
             <w:pPr>
               <w:spacing w:after="20" w:before="0"/>
             </w:pPr>
-            <w:hyperlink w:history="1" r:id="rIdkegwis6dq3xjwjgzyorfz">
+            <w:hyperlink w:history="1" r:id="rId1oeupjdkg437qvyiu8ith">
+              <w:r>
+                <w:rPr>
+                  <w:rFonts w:ascii="Arial" w:cs="Arial" w:eastAsia="Arial" w:hAnsi="Arial"/>
+                  <w:color w:val="2E75B6"/>
+                  <w:sz w:val="16"/>
+                  <w:szCs w:val="16"/>
+                  <w:u w:val="single" w:color="2E75B6"/>
+                </w:rPr>
+                <w:t xml:space="preserve">Surface area using a net: triangular prism</w:t>
+              </w:r>
+            </w:hyperlink>
+          </w:p>
+          <w:p>
+            <w:pPr>
+              <w:spacing w:after="10" w:before="0"/>
+              <w:ind w:left="120"/>
+            </w:pPr>
+            <w:r>
+              <w:rPr>
+                <w:rFonts w:ascii="Arial" w:cs="Arial" w:eastAsia="Arial" w:hAnsi="Arial"/>
+                <w:color w:val="595959"/>
+                <w:sz w:val="14"/>
+                <w:szCs w:val="14"/>
+              </w:rPr>
+              <w:t xml:space="preserve">Source: Khan Academy (English - US curriculum)</w:t>
+            </w:r>
+          </w:p>
+          <w:p>
+            <w:pPr>
+              <w:spacing w:after="10" w:before="0"/>
+              <w:ind w:left="120"/>
+            </w:pPr>
+            <w:hyperlink w:history="1" r:id="rIdldro1ea3ggqkdgpgexa1q">
+              <w:r>
+                <w:rPr>
+                  <w:rFonts w:ascii="Arial" w:cs="Arial" w:eastAsia="Arial" w:hAnsi="Arial"/>
+                  <w:color w:val="595959"/>
+                  <w:sz w:val="14"/>
+                  <w:szCs w:val="14"/>
+                  <w:u w:val="single" w:color="595959"/>
+                </w:rPr>
+                <w:t xml:space="preserve">🔍 Search ARES for similar videos</w:t>
+              </w:r>
+            </w:hyperlink>
+          </w:p>
+          <w:p>
+            <w:pPr>
+              <w:spacing w:after="40" w:before="0"/>
+            </w:pPr>
+            <w:r>
+              <w:rPr>
+                <w:sz w:val="14"/>
+                <w:szCs w:val="14"/>
+              </w:rPr>
+              <w:t xml:space="preserve"/>
+            </w:r>
+          </w:p>
+          <w:p>
+            <w:pPr>
+              <w:spacing w:after="20" w:before="0"/>
+            </w:pPr>
+            <w:r>
+              <w:rPr>
+                <w:rFonts w:ascii="Arial" w:cs="Arial" w:eastAsia="Arial" w:hAnsi="Arial"/>
+                <w:b/>
+                <w:bCs/>
+                <w:color w:val="1F3864"/>
+                <w:sz w:val="16"/>
+                <w:szCs w:val="16"/>
+              </w:rPr>
+              <w:t xml:space="preserve">📖 EXERCISE:</w:t>
+            </w:r>
+          </w:p>
+          <w:p>
+            <w:pPr>
+              <w:spacing w:after="20" w:before="0"/>
+            </w:pPr>
+            <w:hyperlink w:history="1" r:id="rIda_0lrwy4yhh0dfykoxyju">
+              <w:r>
+                <w:rPr>
+                  <w:rFonts w:ascii="Arial" w:cs="Arial" w:eastAsia="Arial" w:hAnsi="Arial"/>
+                  <w:color w:val="2E75B6"/>
+                  <w:sz w:val="16"/>
+                  <w:szCs w:val="16"/>
+                  <w:u w:val="single" w:color="2E75B6"/>
+                </w:rPr>
+                <w:t xml:space="preserve">Volume of prisms and pyramids</w:t>
+              </w:r>
+            </w:hyperlink>
+          </w:p>
+          <w:p>
+            <w:pPr>
+              <w:spacing w:after="10" w:before="0"/>
+              <w:ind w:left="120"/>
+            </w:pPr>
+            <w:r>
+              <w:rPr>
+                <w:rFonts w:ascii="Arial" w:cs="Arial" w:eastAsia="Arial" w:hAnsi="Arial"/>
+                <w:color w:val="595959"/>
+                <w:sz w:val="14"/>
+                <w:szCs w:val="14"/>
+              </w:rPr>
+              <w:t xml:space="preserve">Source: Khan Academy (English - US curriculum)</w:t>
+            </w:r>
+          </w:p>
+          <w:p>
+            <w:pPr>
+              <w:spacing w:after="10" w:before="0"/>
+              <w:ind w:left="120"/>
+            </w:pPr>
+            <w:hyperlink w:history="1" r:id="rIdm3b18vfxrpffrys_8knxr">
+              <w:r>
+                <w:rPr>
+                  <w:rFonts w:ascii="Arial" w:cs="Arial" w:eastAsia="Arial" w:hAnsi="Arial"/>
+                  <w:color w:val="595959"/>
+                  <w:sz w:val="14"/>
+                  <w:szCs w:val="14"/>
+                  <w:u w:val="single" w:color="595959"/>
+                </w:rPr>
+                <w:t xml:space="preserve">🔍 Search ARES for similar readings</w:t>
+              </w:r>
+            </w:hyperlink>
+          </w:p>
+        </w:tc>
+        <w:tc>
+          <w:tcPr>
+            <w:tcW w:type="dxa" w:w="3040"/>
+            <w:shd w:fill="FFFFFF" w:color="auto" w:val="clear"/>
+            <w:tcMar>
+              <w:top w:type="dxa" w:w="60"/>
+              <w:left w:type="dxa" w:w="120"/>
+              <w:bottom w:type="dxa" w:w="60"/>
+              <w:right w:type="dxa" w:w="120"/>
+            </w:tcMar>
+            <w:vAlign w:val="top"/>
+          </w:tcPr>
+          <w:p>
+            <w:pPr>
+              <w:spacing w:after="40" w:before="0"/>
+              <w:jc w:val="left"/>
+            </w:pPr>
+            <w:r>
+              <w:rPr>
+                <w:rFonts w:ascii="Arial" w:cs="Arial" w:eastAsia="Arial" w:hAnsi="Arial"/>
+                <w:b w:val="false"/>
+                <w:bCs w:val="false"/>
+                <w:i w:val="false"/>
+                <w:iCs w:val="false"/>
+                <w:color w:val="000000"/>
+                <w:sz w:val="18"/>
+                <w:szCs w:val="18"/>
+              </w:rPr>
+              <w:t xml:space="preserve">Learners individually examine the photograph of the posho mill owner's two containers (the rectangular metal box and the cylindrical drum) displayed on the ARES platform or printed sheet. They recall from Lessons 1–4 that both containers were made from the same total area of iron sheet. Each learner writes in their exercise book: (1) a ranked prediction — which container holds more maize grain, or do they hold the same amount? (2) a written justification of 2–3 sentences connecting their prediction to what they already know about surface area and shape. Learners then share predictions with a shoulder partner (Think-Pair) for 2 minutes before three volunteers share with the class. Predictions are recorded on a class tally chart on the board: SAME / RECTANGULAR BOX HOLDS MORE / CYLINDRICAL DRUM HOLDS MORE.</w:t>
+            </w:r>
+          </w:p>
+        </w:tc>
+        <w:tc>
+          <w:tcPr>
+            <w:tcW w:type="dxa" w:w="3040"/>
+            <w:shd w:fill="F2F2F2" w:color="auto" w:val="clear"/>
+            <w:tcMar>
+              <w:top w:type="dxa" w:w="60"/>
+              <w:left w:type="dxa" w:w="120"/>
+              <w:bottom w:type="dxa" w:w="60"/>
+              <w:right w:type="dxa" w:w="120"/>
+            </w:tcMar>
+            <w:vAlign w:val="top"/>
+          </w:tcPr>
+          <w:p>
+            <w:pPr>
+              <w:spacing w:after="40" w:before="0"/>
+              <w:jc w:val="left"/>
+            </w:pPr>
+            <w:r>
+              <w:rPr>
+                <w:rFonts w:ascii="Arial" w:cs="Arial" w:eastAsia="Arial" w:hAnsi="Arial"/>
+                <w:b w:val="false"/>
+                <w:bCs w:val="false"/>
+                <w:i w:val="false"/>
+                <w:iCs w:val="false"/>
+                <w:color w:val="000000"/>
+                <w:sz w:val="18"/>
+                <w:szCs w:val="18"/>
+              </w:rPr>
+              <w:t xml:space="preserve">Display the phenomenon photograph and recap with: 'Last lesson we calculated surface area. Today we ask a different question — not how much iron sheet covers these containers, but how much maize grain fits inside them.' Instruct: 'Open your books, write your name, today's date — 2026 — and the title: Volume of Prisms and Pyramids. Now, silently, look at both containers and write your prediction. You have 90 seconds — go.' [WAIT 90 seconds — circulate, read predictions without commenting.] After pair-share: cold-call exactly 3 learners with contrasting predictions — one from each tally column if possible. For each, ask: 'What reasoning connects your prediction to what we learned about surface area?' [WAIT TIME: 12 seconds after each question before accepting answers.] Record tallies visibly. Close with: 'By the end of today you will know the exact answer using mathematics — not guessing.'</w:t>
+            </w:r>
+          </w:p>
+        </w:tc>
+        <w:tc>
+          <w:tcPr>
+            <w:tcW w:type="dxa" w:w="3040"/>
+            <w:shd w:fill="FFFFFF" w:color="auto" w:val="clear"/>
+            <w:tcMar>
+              <w:top w:type="dxa" w:w="60"/>
+              <w:left w:type="dxa" w:w="120"/>
+              <w:bottom w:type="dxa" w:w="60"/>
+              <w:right w:type="dxa" w:w="120"/>
+            </w:tcMar>
+            <w:vAlign w:val="top"/>
+          </w:tcPr>
+          <w:p>
+            <w:pPr>
+              <w:spacing w:after="40" w:before="0"/>
+              <w:jc w:val="left"/>
+            </w:pPr>
+            <w:r>
+              <w:rPr>
+                <w:rFonts w:ascii="Arial" w:cs="Arial" w:eastAsia="Arial" w:hAnsi="Arial"/>
+                <w:b w:val="false"/>
+                <w:bCs w:val="false"/>
+                <w:i w:val="false"/>
+                <w:iCs w:val="false"/>
+                <w:color w:val="000000"/>
+                <w:sz w:val="18"/>
+                <w:szCs w:val="18"/>
+              </w:rPr>
+              <w:t xml:space="preserve">Think-Pair-Share with Tally Board: Making predictions public and categorised helps learners confront the intuitive misconception that equal surface area implies equal volume. The tally board creates a shared reference point that the class will return to at the end of the lesson to confirm or revise predictions, making the learning payoff concrete and motivating.</w:t>
+            </w:r>
+          </w:p>
+        </w:tc>
+        <w:tc>
+          <w:tcPr>
+            <w:tcW w:type="dxa" w:w="3040"/>
+            <w:shd w:fill="F2F2F2" w:color="auto" w:val="clear"/>
+            <w:tcMar>
+              <w:top w:type="dxa" w:w="60"/>
+              <w:left w:type="dxa" w:w="120"/>
+              <w:bottom w:type="dxa" w:w="60"/>
+              <w:right w:type="dxa" w:w="120"/>
+            </w:tcMar>
+            <w:vAlign w:val="top"/>
+          </w:tcPr>
+          <w:p>
+            <w:pPr>
+              <w:spacing w:after="40" w:before="0"/>
+              <w:jc w:val="left"/>
+            </w:pPr>
+            <w:r>
+              <w:rPr>
+                <w:rFonts w:ascii="Arial" w:cs="Arial" w:eastAsia="Arial" w:hAnsi="Arial"/>
+                <w:b w:val="false"/>
+                <w:bCs w:val="false"/>
+                <w:i w:val="false"/>
+                <w:iCs w:val="false"/>
+                <w:color w:val="000000"/>
+                <w:sz w:val="18"/>
+                <w:szCs w:val="18"/>
+              </w:rPr>
+              <w:t xml:space="preserve">Teacher scans written predictions during the 90-second silent phase. Observable indicator: learner can articulate in writing the distinction between surface area (material used) and volume (space inside). Red flag: if more than 50% predict 'SAME,' teacher notes this and explicitly highlights the surface area vs. volume distinction during the Explain phase.</w:t>
+            </w:r>
+          </w:p>
+        </w:tc>
+      </w:tr>
+      <w:tr>
+        <w:tc>
+          <w:tcPr>
+            <w:tcW w:type="dxa" w:w="1520"/>
+            <w:shd w:fill="D9EEF1" w:color="auto" w:val="clear"/>
+            <w:tcMar>
+              <w:top w:type="dxa" w:w="60"/>
+              <w:left w:type="dxa" w:w="120"/>
+              <w:bottom w:type="dxa" w:w="60"/>
+              <w:right w:type="dxa" w:w="120"/>
+            </w:tcMar>
+            <w:vAlign w:val="top"/>
+          </w:tcPr>
+          <w:p>
+            <w:pPr>
+              <w:spacing w:after="40" w:before="0"/>
+              <w:jc w:val="left"/>
+            </w:pPr>
+            <w:r>
+              <w:rPr>
+                <w:rFonts w:ascii="Arial" w:cs="Arial" w:eastAsia="Arial" w:hAnsi="Arial"/>
+                <w:b/>
+                <w:bCs/>
+                <w:i w:val="false"/>
+                <w:iCs w:val="false"/>
+                <w:color w:val="000000"/>
+                <w:sz w:val="18"/>
+                <w:szCs w:val="18"/>
+              </w:rPr>
+              <w:t xml:space="preserve">Observe Phase</w:t>
+            </w:r>
+          </w:p>
+          <w:p>
+            <w:pPr>
+              <w:spacing w:after="20" w:before="0"/>
+            </w:pPr>
+            <w:r>
+              <w:rPr>
+                <w:rFonts w:ascii="Arial" w:cs="Arial" w:eastAsia="Arial" w:hAnsi="Arial"/>
+                <w:b/>
+                <w:bCs/>
+                <w:color w:val="1F3864"/>
+                <w:sz w:val="16"/>
+                <w:szCs w:val="16"/>
+              </w:rPr>
+              <w:t xml:space="preserve">📹 VIDEO:</w:t>
+            </w:r>
+          </w:p>
+          <w:p>
+            <w:pPr>
+              <w:spacing w:after="20" w:before="0"/>
+            </w:pPr>
+            <w:hyperlink w:history="1" r:id="rIdmqbdx9qve5a4p7m49vuxb">
               <w:r>
                 <w:rPr>
                   <w:rFonts w:ascii="Arial" w:cs="Arial" w:eastAsia="Arial" w:hAnsi="Arial"/>
@@ -14686,7 +14992,7 @@
               <w:spacing w:after="10" w:before="0"/>
               <w:ind w:left="120"/>
             </w:pPr>
-            <w:hyperlink w:history="1" r:id="rIdgyvxzfxzhyphmezmn_zky">
+            <w:hyperlink w:history="1" r:id="rIdy8puijhx4brldzi79e7fv">
               <w:r>
                 <w:rPr>
                   <w:rFonts w:ascii="Arial" w:cs="Arial" w:eastAsia="Arial" w:hAnsi="Arial"/>
@@ -14731,7 +15037,7 @@
             <w:pPr>
               <w:spacing w:after="20" w:before="0"/>
             </w:pPr>
-            <w:hyperlink w:history="1" r:id="rIdi_-bnqn4g5p0dvrxt5vzq">
+            <w:hyperlink w:history="1" r:id="rIdui8olnibtzaxwzaavmv4z">
               <w:r>
                 <w:rPr>
                   <w:rFonts w:ascii="Arial" w:cs="Arial" w:eastAsia="Arial" w:hAnsi="Arial"/>
@@ -14764,7 +15070,7 @@
               <w:spacing w:after="10" w:before="0"/>
               <w:ind w:left="120"/>
             </w:pPr>
-            <w:hyperlink w:history="1" r:id="rIdbebxvpbadsxf8oote70so">
+            <w:hyperlink w:history="1" r:id="rIdosumfrdiqapurbt8waq6o">
               <w:r>
                 <w:rPr>
                   <w:rFonts w:ascii="Arial" w:cs="Arial" w:eastAsia="Arial" w:hAnsi="Arial"/>
@@ -14806,7 +15112,7 @@
                 <w:sz w:val="18"/>
                 <w:szCs w:val="18"/>
               </w:rPr>
-              <w:t xml:space="preserve">Learners individually examine the photograph of the posho mill owner's two containers (the rectangular metal box and the cylindrical drum) displayed on the ARES platform or printed sheet. They recall from Lessons 1–4 that both containers were made from the same total area of iron sheet. Each learner writes in their exercise book: (1) a ranked prediction — which container holds more maize grain, or do they hold the same amount? (2) a written justification of 2–3 sentences connecting their prediction to what they already know about surface area and shape. Learners then share predictions with a shoulder partner (Think-Pair) for 2 minutes before three volunteers share with the class. Predictions are recorded on a class tally chart on the board: SAME / RECTANGULAR BOX HOLDS MORE / CYLINDRICAL DRUM HOLDS MORE.</w:t>
+              <w:t xml:space="preserve">Groups of four receive a set of three pre-made cardboard or clear plastic models: (A) a rectangular prism/cuboid (dimensions matching the posho mill box from Lesson 1, scaled down: e.g., 10 cm × 8 cm × 12 cm), (B) a triangular prism (right-angled triangular base, e.g., base legs 6 cm and 8 cm, height 12 cm), and (C) a square-based pyramid with the same base area and height as model A (base 10 cm × 8 cm, height 12 cm — note: for the pyramid, same base and height as the cuboid to make the ⅓ relationship visible). Each model has an open top and a sealed base. Groups first measure and record all dimensions on a provided data table. They then fill model A to the brim with dry sand (or coloured water), level the top with a ruler, and pour the sand into a graduated measuring cylinder or a calibrated transparent container to record the volume in ml/cm³. They repeat for model B and model C. They record all three volumes in the group data table and compute the ratio Volume(C) ÷ Volume(A) to the nearest tenth. Groups post their ratios on a class data board (sticky note or whiteboard).</w:t>
             </w:r>
           </w:p>
         </w:tc>
@@ -14838,7 +15144,7 @@
                 <w:sz w:val="18"/>
                 <w:szCs w:val="18"/>
               </w:rPr>
-              <w:t xml:space="preserve">Display the phenomenon photograph and recap with: 'Last lesson we calculated surface area. Today we ask a different question — not how much iron sheet covers these containers, but how much maize grain fits inside them.' Instruct: 'Open your books, write your name, today's date — 2026 — and the title: Volume of Prisms and Pyramids. Now, silently, look at both containers and write your prediction. You have 90 seconds — go.' [WAIT 90 seconds — circulate, read predictions without commenting.] After pair-share: cold-call exactly 3 learners with contrasting predictions — one from each tally column if possible. For each, ask: 'What reasoning connects your prediction to what we learned about surface area?' [WAIT TIME: 12 seconds after each question before accepting answers.] Record tallies visibly. Close with: 'By the end of today you will know the exact answer using mathematics — not guessing.'</w:t>
+              <w:t xml:space="preserve">Distribute materials and say: 'Your job is to be scientists — measure first, then fill, then record. Do NOT skip the measuring step; the numbers on your data table are the evidence you will use to derive a formula.' Demonstrate the sand-levelling technique once: 'Sweep the ruler flat across the top — like a Kenyan baker levelling a cup of uji flour.' [WAIT for groups to begin.] Circulate with purpose: (1) check that all three dimensions are recorded before any filling begins — stop groups who rush; (2) ask at least two groups: 'Before you pour, predict the volume of model C compared to model A — same base and height, different shape. Write your prediction in your table.' [WAIT TIME: 10 seconds.] After groups post ratios on the class board, cold-call 2 groups to read their ratio aloud. Ask the class: 'Look at all the ratios on the board — what pattern do you notice?' [WAIT TIME: 15 seconds.] Guide towards: 'They are all close to 0.33 — or one third.'</w:t>
             </w:r>
           </w:p>
         </w:tc>
@@ -14870,7 +15176,7 @@
                 <w:sz w:val="18"/>
                 <w:szCs w:val="18"/>
               </w:rPr>
-              <w:t xml:space="preserve">Think-Pair-Share with Tally Board: Making predictions public and categorised helps learners confront the intuitive misconception that equal surface area implies equal volume. The tally board creates a shared reference point that the class will return to at the end of the lesson to confirm or revise predictions, making the learning payoff concrete and motivating.</w:t>
+              <w:t xml:space="preserve">Data Aggregation and Pattern Recognition: By posting individual group ratios on a shared class board, learners see that despite small measurement errors, all ratios cluster around ⅓. This 'signal through noise' experience is a key scientific practice (analysing data) and directly motivates the formal derivation in Phase 3. Connecting the levelling step to familiar Kenyan actions (levelling uji flour) reduces procedural anxiety and builds engagement.</w:t>
             </w:r>
           </w:p>
         </w:tc>
@@ -14902,7 +15208,7 @@
                 <w:sz w:val="18"/>
                 <w:szCs w:val="18"/>
               </w:rPr>
-              <w:t xml:space="preserve">Teacher scans written predictions during the 90-second silent phase. Observable indicator: learner can articulate in writing the distinction between surface area (material used) and volume (space inside). Red flag: if more than 50% predict 'SAME,' teacher notes this and explicitly highlights the surface area vs. volume distinction during the Explain phase.</w:t>
+              <w:t xml:space="preserve">Observable indicators: (1) All group data tables have dimensions recorded in three columns (length/base dimensions/height) before any filling — teacher checks this physically during circulation. (2) Group ratio values on the class board fall between 0.28 and 0.38 (acceptable experimental range); outliers flagged for re-measurement. (3) At least one group member can verbally state the pattern ('the pyramid holds about one third of the prism') when cold-called.</w:t>
             </w:r>
           </w:p>
         </w:tc>
@@ -14911,32 +15217,32 @@
         <w:tc>
           <w:tcPr>
             <w:tcW w:type="dxa" w:w="1520"/>
-            <w:shd w:fill="D9EEF1" w:color="auto" w:val="clear"/>
-            <w:tcMar>
-              <w:top w:type="dxa" w:w="60"/>
-              <w:left w:type="dxa" w:w="120"/>
-              <w:bottom w:type="dxa" w:w="60"/>
-              <w:right w:type="dxa" w:w="120"/>
-            </w:tcMar>
-            <w:vAlign w:val="top"/>
-          </w:tcPr>
-          <w:p>
-            <w:pPr>
-              <w:spacing w:after="40" w:before="0"/>
-              <w:jc w:val="left"/>
-            </w:pPr>
-            <w:r>
-              <w:rPr>
-                <w:rFonts w:ascii="Arial" w:cs="Arial" w:eastAsia="Arial" w:hAnsi="Arial"/>
-                <w:b/>
-                <w:bCs/>
-                <w:i w:val="false"/>
-                <w:iCs w:val="false"/>
-                <w:color w:val="000000"/>
-                <w:sz w:val="18"/>
-                <w:szCs w:val="18"/>
-              </w:rPr>
-              <w:t xml:space="preserve">Observe Phase</w:t>
+            <w:shd w:fill="E2EFDA" w:color="auto" w:val="clear"/>
+            <w:tcMar>
+              <w:top w:type="dxa" w:w="60"/>
+              <w:left w:type="dxa" w:w="120"/>
+              <w:bottom w:type="dxa" w:w="60"/>
+              <w:right w:type="dxa" w:w="120"/>
+            </w:tcMar>
+            <w:vAlign w:val="top"/>
+          </w:tcPr>
+          <w:p>
+            <w:pPr>
+              <w:spacing w:after="40" w:before="0"/>
+              <w:jc w:val="left"/>
+            </w:pPr>
+            <w:r>
+              <w:rPr>
+                <w:rFonts w:ascii="Arial" w:cs="Arial" w:eastAsia="Arial" w:hAnsi="Arial"/>
+                <w:b/>
+                <w:bCs/>
+                <w:i w:val="false"/>
+                <w:iCs w:val="false"/>
+                <w:color w:val="000000"/>
+                <w:sz w:val="18"/>
+                <w:szCs w:val="18"/>
+              </w:rPr>
+              <w:t xml:space="preserve">Explain Phase</w:t>
             </w:r>
           </w:p>
           <w:p>
@@ -14959,7 +15265,7 @@
             <w:pPr>
               <w:spacing w:after="20" w:before="0"/>
             </w:pPr>
-            <w:hyperlink w:history="1" r:id="rIdgxkt2lt6sfsxwbrvkwxwg">
+            <w:hyperlink w:history="1" r:id="rIdvibgjasmwnjmmgvfmdpnj">
               <w:r>
                 <w:rPr>
                   <w:rFonts w:ascii="Arial" w:cs="Arial" w:eastAsia="Arial" w:hAnsi="Arial"/>
@@ -14968,7 +15274,7 @@
                   <w:szCs w:val="16"/>
                   <w:u w:val="single" w:color="2E75B6"/>
                 </w:rPr>
-                <w:t xml:space="preserve">Recognizing common 3D shapes</w:t>
+                <w:t xml:space="preserve">Surface area using a net: rectangular prism</w:t>
               </w:r>
             </w:hyperlink>
           </w:p>
@@ -14992,7 +15298,7 @@
               <w:spacing w:after="10" w:before="0"/>
               <w:ind w:left="120"/>
             </w:pPr>
-            <w:hyperlink w:history="1" r:id="rId28y8xqkewfhbm5ctokhdv">
+            <w:hyperlink w:history="1" r:id="rId1dadd8itoubdbsgzueynk">
               <w:r>
                 <w:rPr>
                   <w:rFonts w:ascii="Arial" w:cs="Arial" w:eastAsia="Arial" w:hAnsi="Arial"/>
@@ -15037,7 +15343,7 @@
             <w:pPr>
               <w:spacing w:after="20" w:before="0"/>
             </w:pPr>
-            <w:hyperlink w:history="1" r:id="rIdf4x07hkhyozceef7ii3ua">
+            <w:hyperlink w:history="1" r:id="rIdc6hk0pgugbewr5zdq2pvr">
               <w:r>
                 <w:rPr>
                   <w:rFonts w:ascii="Arial" w:cs="Arial" w:eastAsia="Arial" w:hAnsi="Arial"/>
@@ -15070,7 +15376,7 @@
               <w:spacing w:after="10" w:before="0"/>
               <w:ind w:left="120"/>
             </w:pPr>
-            <w:hyperlink w:history="1" r:id="rId4lu6e4g5wijskisjzajdj">
+            <w:hyperlink w:history="1" r:id="rIdpyjegsekdxmjrpe4vryr8">
               <w:r>
                 <w:rPr>
                   <w:rFonts w:ascii="Arial" w:cs="Arial" w:eastAsia="Arial" w:hAnsi="Arial"/>
@@ -15112,7 +15418,7 @@
                 <w:sz w:val="18"/>
                 <w:szCs w:val="18"/>
               </w:rPr>
-              <w:t xml:space="preserve">Groups of four receive a set of three pre-made cardboard or clear plastic models: (A) a rectangular prism/cuboid (dimensions matching the posho mill box from Lesson 1, scaled down: e.g., 10 cm × 8 cm × 12 cm), (B) a triangular prism (right-angled triangular base, e.g., base legs 6 cm and 8 cm, height 12 cm), and (C) a square-based pyramid with the same base area and height as model A (base 10 cm × 8 cm, height 12 cm — note: for the pyramid, same base and height as the cuboid to make the ⅓ relationship visible). Each model has an open top and a sealed base. Groups first measure and record all dimensions on a provided data table. They then fill model A to the brim with dry sand (or coloured water), level the top with a ruler, and pour the sand into a graduated measuring cylinder or a calibrated transparent container to record the volume in ml/cm³. They repeat for model B and model C. They record all three volumes in the group data table and compute the ratio Volume(C) ÷ Volume(A) to the nearest tenth. Groups post their ratios on a class data board (sticky note or whiteboard).</w:t>
+              <w:t xml:space="preserve">The teacher leads a whole-class guided derivation using the data from Phase 2. Learners follow in their books, completing a structured notes framework (provided on ARES or as a printed scaffold). Part A — Prism formula: Learners recall that a rectangular prism has a rectangular cross-section. They compute base area (B = l × w) for model A, then observe that Volume = B × h matches the sand data. They confirm with model B using a triangular base (B = ½ × base × height of triangle). They write and box: V_prism = B × h, where B = area of the base. Part B — Pyramid formula: Learners examine the experimental ratio ≈ ⅓ and the teacher presents a brief visual proof using the idea that three identical pyramids fill one prism (shown via diagram or physical demonstration if a set of three pyramid models fitting into the prism is available). Learners write and box: V_pyramid = ⅓ × B × h. Part C — Application to the phenomenon: Using the dimensions of the posho mill owner's rectangular metal box given in Lesson 1 (e.g., length = 1.2 m, width = 0.8 m, height = 1.5 m), learners individually calculate the volume. Teacher then reveals the cylinder dimensions (radius = 0.5 m, height = 1.5 m) and says: 'We will calculate the cylinder's volume next lesson — but can you already predict which is larger?' Learners write a sentence prediction with mathematical reasoning.</w:t>
             </w:r>
           </w:p>
         </w:tc>
@@ -15144,7 +15450,7 @@
                 <w:sz w:val="18"/>
                 <w:szCs w:val="18"/>
               </w:rPr>
-              <w:t xml:space="preserve">Distribute materials and say: 'Your job is to be scientists — measure first, then fill, then record. Do NOT skip the measuring step; the numbers on your data table are the evidence you will use to derive a formula.' Demonstrate the sand-levelling technique once: 'Sweep the ruler flat across the top — like a Kenyan baker levelling a cup of uji flour.' [WAIT for groups to begin.] Circulate with purpose: (1) check that all three dimensions are recorded before any filling begins — stop groups who rush; (2) ask at least two groups: 'Before you pour, predict the volume of model C compared to model A — same base and height, different shape. Write your prediction in your table.' [WAIT TIME: 10 seconds.] After groups post ratios on the class board, cold-call 2 groups to read their ratio aloud. Ask the class: 'Look at all the ratios on the board — what pattern do you notice?' [WAIT TIME: 15 seconds.] Guide towards: 'They are all close to 0.33 — or one third.'</w:t>
+              <w:t xml:space="preserve">Begin Part A: 'Look at model A data. You measured l = 10 cm, w = 8 cm, h = 12 cm. What is the area of the base?' [WAIT 10 seconds — cold-call 1 learner.] 'Now multiply that by the height. What do you get?' [WAIT 10 seconds.] 'Compare that to your sand measurement. What do you notice?' Proceed to model B: 'What shape is the base of model B? How do we find its area?' [WAIT 12 seconds — cold-call 1 different learner.] For Part B: 'Look at the class board ratios. They cluster around what fraction?' [WAIT 8 seconds.] Draw and explain the three-pyramids-fill-one-prism diagram on the board slowly, asking: 'If three of these pyramids exactly fill this prism, what must the volume of one pyramid equal?' [WAIT 15 seconds — cold-call 1 learner.] Box the formula prominently. For Part C: 'Now let us return to Eldoret. The posho mill owner's rectangular box has these dimensions...' Write on board. 'Calculate the volume independently — 4 minutes, silent work.' [WAIT 4 minutes.] Cold-call 1 learner to give the answer and 1 different learner to verify the steps. Then reveal cylinder dimensions and ask: 'Write a one-sentence prediction about the cylinder. Use numbers if you can.' [WAIT 90 seconds.]</w:t>
             </w:r>
           </w:p>
         </w:tc>
@@ -15176,7 +15482,7 @@
                 <w:sz w:val="18"/>
                 <w:szCs w:val="18"/>
               </w:rPr>
-              <w:t xml:space="preserve">Data Aggregation and Pattern Recognition: By posting individual group ratios on a shared class board, learners see that despite small measurement errors, all ratios cluster around ⅓. This 'signal through noise' experience is a key scientific practice (analysing data) and directly motivates the formal derivation in Phase 3. Connecting the levelling step to familiar Kenyan actions (levelling uji flour) reduces procedural anxiety and builds engagement.</w:t>
+              <w:t xml:space="preserve">Structured Notes Framework with Guided Derivation: The scaffolded notes sheet ensures all learners — including those who missed some of Lessons 1–4 — can follow the logical chain from experimental data → pattern → formula → application. The explicit 'box the formula' step signals cognitive closure at each sub-stage. Returning to the Eldoret phenomenon at the computation step anchors abstract formulas in the real-world problem that launched the unit, reinforcing that mathematics is a tool for answering genuine questions.</w:t>
             </w:r>
           </w:p>
         </w:tc>
@@ -15208,7 +15514,7 @@
                 <w:sz w:val="18"/>
                 <w:szCs w:val="18"/>
               </w:rPr>
-              <w:t xml:space="preserve">Observable indicators: (1) All group data tables have dimensions recorded in three columns (length/base dimensions/height) before any filling — teacher checks this physically during circulation. (2) Group ratio values on the class board fall between 0.28 and 0.38 (acceptable experimental range); outliers flagged for re-measurement. (3) At least one group member can verbally state the pattern ('the pyramid holds about one third of the prism') when cold-called.</w:t>
+              <w:t xml:space="preserve">Observable indicators: (1) Learners' computed volume of the rectangular box = 1.44 m³ (teacher checks 3–4 books during the 4-minute silent work period). (2) When cold-called, learner can correctly identify B = l × w for cuboids and B = ½bh for triangular prisms without prompting. (3) Cylinder prediction sentence includes reference to the radius/circular base, indicating awareness that a different base area formula will be needed — this previews Lesson 6.</w:t>
             </w:r>
           </w:p>
         </w:tc>
@@ -15217,32 +15523,32 @@
         <w:tc>
           <w:tcPr>
             <w:tcW w:type="dxa" w:w="1520"/>
-            <w:shd w:fill="E2EFDA" w:color="auto" w:val="clear"/>
-            <w:tcMar>
-              <w:top w:type="dxa" w:w="60"/>
-              <w:left w:type="dxa" w:w="120"/>
-              <w:bottom w:type="dxa" w:w="60"/>
-              <w:right w:type="dxa" w:w="120"/>
-            </w:tcMar>
-            <w:vAlign w:val="top"/>
-          </w:tcPr>
-          <w:p>
-            <w:pPr>
-              <w:spacing w:after="40" w:before="0"/>
-              <w:jc w:val="left"/>
-            </w:pPr>
-            <w:r>
-              <w:rPr>
-                <w:rFonts w:ascii="Arial" w:cs="Arial" w:eastAsia="Arial" w:hAnsi="Arial"/>
-                <w:b/>
-                <w:bCs/>
-                <w:i w:val="false"/>
-                <w:iCs w:val="false"/>
-                <w:color w:val="000000"/>
-                <w:sz w:val="18"/>
-                <w:szCs w:val="18"/>
-              </w:rPr>
-              <w:t xml:space="preserve">Explain Phase</w:t>
+            <w:shd w:fill="FCE4D6" w:color="auto" w:val="clear"/>
+            <w:tcMar>
+              <w:top w:type="dxa" w:w="60"/>
+              <w:left w:type="dxa" w:w="120"/>
+              <w:bottom w:type="dxa" w:w="60"/>
+              <w:right w:type="dxa" w:w="120"/>
+            </w:tcMar>
+            <w:vAlign w:val="top"/>
+          </w:tcPr>
+          <w:p>
+            <w:pPr>
+              <w:spacing w:after="40" w:before="0"/>
+              <w:jc w:val="left"/>
+            </w:pPr>
+            <w:r>
+              <w:rPr>
+                <w:rFonts w:ascii="Arial" w:cs="Arial" w:eastAsia="Arial" w:hAnsi="Arial"/>
+                <w:b/>
+                <w:bCs/>
+                <w:i w:val="false"/>
+                <w:iCs w:val="false"/>
+                <w:color w:val="000000"/>
+                <w:sz w:val="18"/>
+                <w:szCs w:val="18"/>
+              </w:rPr>
+              <w:t xml:space="preserve">Driving Question Board (DQB) Creation</w:t>
             </w:r>
           </w:p>
           <w:p>
@@ -15265,7 +15571,7 @@
             <w:pPr>
               <w:spacing w:after="20" w:before="0"/>
             </w:pPr>
-            <w:hyperlink w:history="1" r:id="rId21xvcyrgimiv_d1hq67bp">
+            <w:hyperlink w:history="1" r:id="rIdh-9zomio4jrlklrpv2v59">
               <w:r>
                 <w:rPr>
                   <w:rFonts w:ascii="Arial" w:cs="Arial" w:eastAsia="Arial" w:hAnsi="Arial"/>
@@ -15274,7 +15580,7 @@
                   <w:szCs w:val="16"/>
                   <w:u w:val="single" w:color="2E75B6"/>
                 </w:rPr>
-                <w:t xml:space="preserve">Surface area using a net: rectangular prism</w:t>
+                <w:t xml:space="preserve">Surface area of a box (cuboid)</w:t>
               </w:r>
             </w:hyperlink>
           </w:p>
@@ -15298,7 +15604,7 @@
               <w:spacing w:after="10" w:before="0"/>
               <w:ind w:left="120"/>
             </w:pPr>
-            <w:hyperlink w:history="1" r:id="rIdq-f4n_i0x544cvrbun4nf">
+            <w:hyperlink w:history="1" r:id="rIdqtz2yojmuv8nio232dk3t">
               <w:r>
                 <w:rPr>
                   <w:rFonts w:ascii="Arial" w:cs="Arial" w:eastAsia="Arial" w:hAnsi="Arial"/>
@@ -15343,7 +15649,7 @@
             <w:pPr>
               <w:spacing w:after="20" w:before="0"/>
             </w:pPr>
-            <w:hyperlink w:history="1" r:id="rIdqf6mx7wrb1rod6ufa8kiv">
+            <w:hyperlink w:history="1" r:id="rIdzzcxc1csy6ynyke8nnhgo">
               <w:r>
                 <w:rPr>
                   <w:rFonts w:ascii="Arial" w:cs="Arial" w:eastAsia="Arial" w:hAnsi="Arial"/>
@@ -15376,7 +15682,7 @@
               <w:spacing w:after="10" w:before="0"/>
               <w:ind w:left="120"/>
             </w:pPr>
-            <w:hyperlink w:history="1" r:id="rIdgnrwruw1umq15keodpsl8">
+            <w:hyperlink w:history="1" r:id="rIdsjvwnn2sflibbbruzsehu">
               <w:r>
                 <w:rPr>
                   <w:rFonts w:ascii="Arial" w:cs="Arial" w:eastAsia="Arial" w:hAnsi="Arial"/>
@@ -15418,7 +15724,7 @@
                 <w:sz w:val="18"/>
                 <w:szCs w:val="18"/>
               </w:rPr>
-              <w:t xml:space="preserve">The teacher leads a whole-class guided derivation using the data from Phase 2. Learners follow in their books, completing a structured notes framework (provided on ARES or as a printed scaffold). Part A — Prism formula: Learners recall that a rectangular prism has a rectangular cross-section. They compute base area (B = l × w) for model A, then observe that Volume = B × h matches the sand data. They confirm with model B using a triangular base (B = ½ × base × height of triangle). They write and box: V_prism = B × h, where B = area of the base. Part B — Pyramid formula: Learners examine the experimental ratio ≈ ⅓ and the teacher presents a brief visual proof using the idea that three identical pyramids fill one prism (shown via diagram or physical demonstration if a set of three pyramid models fitting into the prism is available). Learners write and box: V_pyramid = ⅓ × B × h. Part C — Application to the phenomenon: Using the dimensions of the posho mill owner's rectangular metal box given in Lesson 1 (e.g., length = 1.2 m, width = 0.8 m, height = 1.5 m), learners individually calculate the volume. Teacher then reveals the cylinder dimensions (radius = 0.5 m, height = 1.5 m) and says: 'We will calculate the cylinder's volume next lesson — but can you already predict which is larger?' Learners write a sentence prediction with mathematical reasoning.</w:t>
+              <w:t xml:space="preserve">Each learner writes one NEW question that this lesson has raised for them about the posho mill phenomenon on a sticky note or in their DQB section of the ARES platform. Prompt stems are provided: 'I now know… but I still wonder…' or 'If the pyramid holds ⅓ of the prism, what fraction does the cylinder hold compared to…?' Learners also review the DQB cards posted in Lessons 1–4 and place a tick (✓) next to any question they now feel can be answered. Three volunteers read their new questions aloud. The teacher categorises the new questions on the board under two columns: ANSWERED THIS LESSON and COMING IN LESSONS 6–8. The class reads the driving question aloud together: 'Why does the same amount of metal sheet make containers that hold very different amounts of grain — and how can a Kenyan artisan use mathematics to design the best solid shape for storage or construction?'</w:t>
             </w:r>
           </w:p>
         </w:tc>
@@ -15450,7 +15756,7 @@
                 <w:sz w:val="18"/>
                 <w:szCs w:val="18"/>
               </w:rPr>
-              <w:t xml:space="preserve">Begin Part A: 'Look at model A data. You measured l = 10 cm, w = 8 cm, h = 12 cm. What is the area of the base?' [WAIT 10 seconds — cold-call 1 learner.] 'Now multiply that by the height. What do you get?' [WAIT 10 seconds.] 'Compare that to your sand measurement. What do you notice?' Proceed to model B: 'What shape is the base of model B? How do we find its area?' [WAIT 12 seconds — cold-call 1 different learner.] For Part B: 'Look at the class board ratios. They cluster around what fraction?' [WAIT 8 seconds.] Draw and explain the three-pyramids-fill-one-prism diagram on the board slowly, asking: 'If three of these pyramids exactly fill this prism, what must the volume of one pyramid equal?' [WAIT 15 seconds — cold-call 1 learner.] Box the formula prominently. For Part C: 'Now let us return to Eldoret. The posho mill owner's rectangular box has these dimensions...' Write on board. 'Calculate the volume independently — 4 minutes, silent work.' [WAIT 4 minutes.] Cold-call 1 learner to give the answer and 1 different learner to verify the steps. Then reveal cylinder dimensions and ask: 'Write a one-sentence prediction about the cylinder. Use numbers if you can.' [WAIT 90 seconds.]</w:t>
+              <w:t xml:space="preserve">Say: 'You now know how to calculate volume for prisms and pyramids. But the posho mill owner also has a cylinder — a shape with a curved surface and a circular base. Look at the driving question. Can we answer it fully yet?' [WAIT 10 seconds — expect 'No.'] 'Write your new question now — 90 seconds.' [WAIT 90 seconds.] Cold-call 3 learners to read their questions. As each is read, ask the class: 'Thumbs up if this question connects to the driving question.' Categorise questions visibly. Point to the COMING IN LESSONS 6–8 column: 'These are the investigations that will complete our answer for the posho mill owner in Eldoret. Hold onto your predictions.'</w:t>
             </w:r>
           </w:p>
         </w:tc>
@@ -15482,7 +15788,7 @@
                 <w:sz w:val="18"/>
                 <w:szCs w:val="18"/>
               </w:rPr>
-              <w:t xml:space="preserve">Structured Notes Framework with Guided Derivation: The scaffolded notes sheet ensures all learners — including those who missed some of Lessons 1–4 — can follow the logical chain from experimental data → pattern → formula → application. The explicit 'box the formula' step signals cognitive closure at each sub-stage. Returning to the Eldoret phenomenon at the computation step anchors abstract formulas in the real-world problem that launched the unit, reinforcing that mathematics is a tool for answering genuine questions.</w:t>
+              <w:t xml:space="preserve">Question Sorting on the DQB: Distinguishing 'answered' from 'still open' questions externalises metacognition — learners see their own growing understanding as a map, not just a list of topics. Sorting new questions into future lessons gives purposeful preview without giving away the answer, maintaining productive intellectual tension around the phenomenon.</w:t>
             </w:r>
           </w:p>
         </w:tc>
@@ -15514,7 +15820,7 @@
                 <w:sz w:val="18"/>
                 <w:szCs w:val="18"/>
               </w:rPr>
-              <w:t xml:space="preserve">Observable indicators: (1) Learners' computed volume of the rectangular box = 1.44 m³ (teacher checks 3–4 books during the 4-minute silent work period). (2) When cold-called, learner can correctly identify B = l × w for cuboids and B = ½bh for triangular prisms without prompting. (3) Cylinder prediction sentence includes reference to the radius/circular base, indicating awareness that a different base area formula will be needed — this previews Lesson 6.</w:t>
+              <w:t xml:space="preserve">Observable indicators: (1) Every learner has at least one new written question — teacher spot-checks 5 books. (2) New questions reference shape-specific vocabulary: 'circle,' 'radius,' 'curved surface,' 'cylinder' — indicating learners are connecting today's prism/pyramid work to the upcoming cylinder lesson. (3) Learners can correctly identify at least 2 DQB cards from earlier lessons as 'answered,' demonstrating retention of prior evidence.</w:t>
             </w:r>
           </w:p>
         </w:tc>
@@ -15523,32 +15829,32 @@
         <w:tc>
           <w:tcPr>
             <w:tcW w:type="dxa" w:w="1520"/>
-            <w:shd w:fill="FCE4D6" w:color="auto" w:val="clear"/>
-            <w:tcMar>
-              <w:top w:type="dxa" w:w="60"/>
-              <w:left w:type="dxa" w:w="120"/>
-              <w:bottom w:type="dxa" w:w="60"/>
-              <w:right w:type="dxa" w:w="120"/>
-            </w:tcMar>
-            <w:vAlign w:val="top"/>
-          </w:tcPr>
-          <w:p>
-            <w:pPr>
-              <w:spacing w:after="40" w:before="0"/>
-              <w:jc w:val="left"/>
-            </w:pPr>
-            <w:r>
-              <w:rPr>
-                <w:rFonts w:ascii="Arial" w:cs="Arial" w:eastAsia="Arial" w:hAnsi="Arial"/>
-                <w:b/>
-                <w:bCs/>
-                <w:i w:val="false"/>
-                <w:iCs w:val="false"/>
-                <w:color w:val="000000"/>
-                <w:sz w:val="18"/>
-                <w:szCs w:val="18"/>
-              </w:rPr>
-              <w:t xml:space="preserve">Driving Question Board (DQB) Creation</w:t>
+            <w:shd w:fill="D5E8F0" w:color="auto" w:val="clear"/>
+            <w:tcMar>
+              <w:top w:type="dxa" w:w="60"/>
+              <w:left w:type="dxa" w:w="120"/>
+              <w:bottom w:type="dxa" w:w="60"/>
+              <w:right w:type="dxa" w:w="120"/>
+            </w:tcMar>
+            <w:vAlign w:val="top"/>
+          </w:tcPr>
+          <w:p>
+            <w:pPr>
+              <w:spacing w:after="40" w:before="0"/>
+              <w:jc w:val="left"/>
+            </w:pPr>
+            <w:r>
+              <w:rPr>
+                <w:rFonts w:ascii="Arial" w:cs="Arial" w:eastAsia="Arial" w:hAnsi="Arial"/>
+                <w:b/>
+                <w:bCs/>
+                <w:i w:val="false"/>
+                <w:iCs w:val="false"/>
+                <w:color w:val="000000"/>
+                <w:sz w:val="18"/>
+                <w:szCs w:val="18"/>
+              </w:rPr>
+              <w:t xml:space="preserve">Model Building Phase</w:t>
             </w:r>
           </w:p>
           <w:p>
@@ -15571,7 +15877,7 @@
             <w:pPr>
               <w:spacing w:after="20" w:before="0"/>
             </w:pPr>
-            <w:hyperlink w:history="1" r:id="rIdkhu-w0cqc57-w4m6m5kju">
+            <w:hyperlink w:history="1" r:id="rIdmxoi6h4exrhkdlh2t0yzk">
               <w:r>
                 <w:rPr>
                   <w:rFonts w:ascii="Arial" w:cs="Arial" w:eastAsia="Arial" w:hAnsi="Arial"/>
@@ -15580,7 +15886,7 @@
                   <w:szCs w:val="16"/>
                   <w:u w:val="single" w:color="2E75B6"/>
                 </w:rPr>
-                <w:t xml:space="preserve">Volume of a rectangular prism</w:t>
+                <w:t xml:space="preserve">Volumes of cones intuition</w:t>
               </w:r>
             </w:hyperlink>
           </w:p>
@@ -15604,7 +15910,7 @@
               <w:spacing w:after="10" w:before="0"/>
               <w:ind w:left="120"/>
             </w:pPr>
-            <w:hyperlink w:history="1" r:id="rIdbqzjuvcb1cich1yeyr9js">
+            <w:hyperlink w:history="1" r:id="rIdkxq08gtq-d_37qjzi-acl">
               <w:r>
                 <w:rPr>
                   <w:rFonts w:ascii="Arial" w:cs="Arial" w:eastAsia="Arial" w:hAnsi="Arial"/>
@@ -15649,313 +15955,7 @@
             <w:pPr>
               <w:spacing w:after="20" w:before="0"/>
             </w:pPr>
-            <w:hyperlink w:history="1" r:id="rIdiqrpirz2eu5aw24c0hhn2">
-              <w:r>
-                <w:rPr>
-                  <w:rFonts w:ascii="Arial" w:cs="Arial" w:eastAsia="Arial" w:hAnsi="Arial"/>
-                  <w:color w:val="2E75B6"/>
-                  <w:sz w:val="16"/>
-                  <w:szCs w:val="16"/>
-                  <w:u w:val="single" w:color="2E75B6"/>
-                </w:rPr>
-                <w:t xml:space="preserve">Volume of prisms and pyramids</w:t>
-              </w:r>
-            </w:hyperlink>
-          </w:p>
-          <w:p>
-            <w:pPr>
-              <w:spacing w:after="10" w:before="0"/>
-              <w:ind w:left="120"/>
-            </w:pPr>
-            <w:r>
-              <w:rPr>
-                <w:rFonts w:ascii="Arial" w:cs="Arial" w:eastAsia="Arial" w:hAnsi="Arial"/>
-                <w:color w:val="595959"/>
-                <w:sz w:val="14"/>
-                <w:szCs w:val="14"/>
-              </w:rPr>
-              <w:t xml:space="preserve">Source: Khan Academy (English - US curriculum)</w:t>
-            </w:r>
-          </w:p>
-          <w:p>
-            <w:pPr>
-              <w:spacing w:after="10" w:before="0"/>
-              <w:ind w:left="120"/>
-            </w:pPr>
-            <w:hyperlink w:history="1" r:id="rId6alpsbpia1jzb9q3etobw">
-              <w:r>
-                <w:rPr>
-                  <w:rFonts w:ascii="Arial" w:cs="Arial" w:eastAsia="Arial" w:hAnsi="Arial"/>
-                  <w:color w:val="595959"/>
-                  <w:sz w:val="14"/>
-                  <w:szCs w:val="14"/>
-                  <w:u w:val="single" w:color="595959"/>
-                </w:rPr>
-                <w:t xml:space="preserve">🔍 Search ARES for similar readings</w:t>
-              </w:r>
-            </w:hyperlink>
-          </w:p>
-        </w:tc>
-        <w:tc>
-          <w:tcPr>
-            <w:tcW w:type="dxa" w:w="3040"/>
-            <w:shd w:fill="FFFFFF" w:color="auto" w:val="clear"/>
-            <w:tcMar>
-              <w:top w:type="dxa" w:w="60"/>
-              <w:left w:type="dxa" w:w="120"/>
-              <w:bottom w:type="dxa" w:w="60"/>
-              <w:right w:type="dxa" w:w="120"/>
-            </w:tcMar>
-            <w:vAlign w:val="top"/>
-          </w:tcPr>
-          <w:p>
-            <w:pPr>
-              <w:spacing w:after="40" w:before="0"/>
-              <w:jc w:val="left"/>
-            </w:pPr>
-            <w:r>
-              <w:rPr>
-                <w:rFonts w:ascii="Arial" w:cs="Arial" w:eastAsia="Arial" w:hAnsi="Arial"/>
-                <w:b w:val="false"/>
-                <w:bCs w:val="false"/>
-                <w:i w:val="false"/>
-                <w:iCs w:val="false"/>
-                <w:color w:val="000000"/>
-                <w:sz w:val="18"/>
-                <w:szCs w:val="18"/>
-              </w:rPr>
-              <w:t xml:space="preserve">Each learner writes one NEW question that this lesson has raised for them about the posho mill phenomenon on a sticky note or in their DQB section of the ARES platform. Prompt stems are provided: 'I now know… but I still wonder…' or 'If the pyramid holds ⅓ of the prism, what fraction does the cylinder hold compared to…?' Learners also review the DQB cards posted in Lessons 1–4 and place a tick (✓) next to any question they now feel can be answered. Three volunteers read their new questions aloud. The teacher categorises the new questions on the board under two columns: ANSWERED THIS LESSON and COMING IN LESSONS 6–8. The class reads the driving question aloud together: 'Why does the same amount of metal sheet make containers that hold very different amounts of grain — and how can a Kenyan artisan use mathematics to design the best solid shape for storage or construction?'</w:t>
-            </w:r>
-          </w:p>
-        </w:tc>
-        <w:tc>
-          <w:tcPr>
-            <w:tcW w:type="dxa" w:w="3040"/>
-            <w:shd w:fill="F2F2F2" w:color="auto" w:val="clear"/>
-            <w:tcMar>
-              <w:top w:type="dxa" w:w="60"/>
-              <w:left w:type="dxa" w:w="120"/>
-              <w:bottom w:type="dxa" w:w="60"/>
-              <w:right w:type="dxa" w:w="120"/>
-            </w:tcMar>
-            <w:vAlign w:val="top"/>
-          </w:tcPr>
-          <w:p>
-            <w:pPr>
-              <w:spacing w:after="40" w:before="0"/>
-              <w:jc w:val="left"/>
-            </w:pPr>
-            <w:r>
-              <w:rPr>
-                <w:rFonts w:ascii="Arial" w:cs="Arial" w:eastAsia="Arial" w:hAnsi="Arial"/>
-                <w:b w:val="false"/>
-                <w:bCs w:val="false"/>
-                <w:i w:val="false"/>
-                <w:iCs w:val="false"/>
-                <w:color w:val="000000"/>
-                <w:sz w:val="18"/>
-                <w:szCs w:val="18"/>
-              </w:rPr>
-              <w:t xml:space="preserve">Say: 'You now know how to calculate volume for prisms and pyramids. But the posho mill owner also has a cylinder — a shape with a curved surface and a circular base. Look at the driving question. Can we answer it fully yet?' [WAIT 10 seconds — expect 'No.'] 'Write your new question now — 90 seconds.' [WAIT 90 seconds.] Cold-call 3 learners to read their questions. As each is read, ask the class: 'Thumbs up if this question connects to the driving question.' Categorise questions visibly. Point to the COMING IN LESSONS 6–8 column: 'These are the investigations that will complete our answer for the posho mill owner in Eldoret. Hold onto your predictions.'</w:t>
-            </w:r>
-          </w:p>
-        </w:tc>
-        <w:tc>
-          <w:tcPr>
-            <w:tcW w:type="dxa" w:w="3040"/>
-            <w:shd w:fill="FFFFFF" w:color="auto" w:val="clear"/>
-            <w:tcMar>
-              <w:top w:type="dxa" w:w="60"/>
-              <w:left w:type="dxa" w:w="120"/>
-              <w:bottom w:type="dxa" w:w="60"/>
-              <w:right w:type="dxa" w:w="120"/>
-            </w:tcMar>
-            <w:vAlign w:val="top"/>
-          </w:tcPr>
-          <w:p>
-            <w:pPr>
-              <w:spacing w:after="40" w:before="0"/>
-              <w:jc w:val="left"/>
-            </w:pPr>
-            <w:r>
-              <w:rPr>
-                <w:rFonts w:ascii="Arial" w:cs="Arial" w:eastAsia="Arial" w:hAnsi="Arial"/>
-                <w:b w:val="false"/>
-                <w:bCs w:val="false"/>
-                <w:i w:val="false"/>
-                <w:iCs w:val="false"/>
-                <w:color w:val="000000"/>
-                <w:sz w:val="18"/>
-                <w:szCs w:val="18"/>
-              </w:rPr>
-              <w:t xml:space="preserve">Question Sorting on the DQB: Distinguishing 'answered' from 'still open' questions externalises metacognition — learners see their own growing understanding as a map, not just a list of topics. Sorting new questions into future lessons gives purposeful preview without giving away the answer, maintaining productive intellectual tension around the phenomenon.</w:t>
-            </w:r>
-          </w:p>
-        </w:tc>
-        <w:tc>
-          <w:tcPr>
-            <w:tcW w:type="dxa" w:w="3040"/>
-            <w:shd w:fill="F2F2F2" w:color="auto" w:val="clear"/>
-            <w:tcMar>
-              <w:top w:type="dxa" w:w="60"/>
-              <w:left w:type="dxa" w:w="120"/>
-              <w:bottom w:type="dxa" w:w="60"/>
-              <w:right w:type="dxa" w:w="120"/>
-            </w:tcMar>
-            <w:vAlign w:val="top"/>
-          </w:tcPr>
-          <w:p>
-            <w:pPr>
-              <w:spacing w:after="40" w:before="0"/>
-              <w:jc w:val="left"/>
-            </w:pPr>
-            <w:r>
-              <w:rPr>
-                <w:rFonts w:ascii="Arial" w:cs="Arial" w:eastAsia="Arial" w:hAnsi="Arial"/>
-                <w:b w:val="false"/>
-                <w:bCs w:val="false"/>
-                <w:i w:val="false"/>
-                <w:iCs w:val="false"/>
-                <w:color w:val="000000"/>
-                <w:sz w:val="18"/>
-                <w:szCs w:val="18"/>
-              </w:rPr>
-              <w:t xml:space="preserve">Observable indicators: (1) Every learner has at least one new written question — teacher spot-checks 5 books. (2) New questions reference shape-specific vocabulary: 'circle,' 'radius,' 'curved surface,' 'cylinder' — indicating learners are connecting today's prism/pyramid work to the upcoming cylinder lesson. (3) Learners can correctly identify at least 2 DQB cards from earlier lessons as 'answered,' demonstrating retention of prior evidence.</w:t>
-            </w:r>
-          </w:p>
-        </w:tc>
-      </w:tr>
-      <w:tr>
-        <w:tc>
-          <w:tcPr>
-            <w:tcW w:type="dxa" w:w="1520"/>
-            <w:shd w:fill="D5E8F0" w:color="auto" w:val="clear"/>
-            <w:tcMar>
-              <w:top w:type="dxa" w:w="60"/>
-              <w:left w:type="dxa" w:w="120"/>
-              <w:bottom w:type="dxa" w:w="60"/>
-              <w:right w:type="dxa" w:w="120"/>
-            </w:tcMar>
-            <w:vAlign w:val="top"/>
-          </w:tcPr>
-          <w:p>
-            <w:pPr>
-              <w:spacing w:after="40" w:before="0"/>
-              <w:jc w:val="left"/>
-            </w:pPr>
-            <w:r>
-              <w:rPr>
-                <w:rFonts w:ascii="Arial" w:cs="Arial" w:eastAsia="Arial" w:hAnsi="Arial"/>
-                <w:b/>
-                <w:bCs/>
-                <w:i w:val="false"/>
-                <w:iCs w:val="false"/>
-                <w:color w:val="000000"/>
-                <w:sz w:val="18"/>
-                <w:szCs w:val="18"/>
-              </w:rPr>
-              <w:t xml:space="preserve">Model Building Phase</w:t>
-            </w:r>
-          </w:p>
-          <w:p>
-            <w:pPr>
-              <w:spacing w:after="20" w:before="0"/>
-            </w:pPr>
-            <w:r>
-              <w:rPr>
-                <w:rFonts w:ascii="Arial" w:cs="Arial" w:eastAsia="Arial" w:hAnsi="Arial"/>
-                <w:b/>
-                <w:bCs/>
-                <w:color w:val="1F3864"/>
-                <w:sz w:val="16"/>
-                <w:szCs w:val="16"/>
-              </w:rPr>
-              <w:t xml:space="preserve">📹 VIDEO:</w:t>
-            </w:r>
-          </w:p>
-          <w:p>
-            <w:pPr>
-              <w:spacing w:after="20" w:before="0"/>
-            </w:pPr>
-            <w:hyperlink w:history="1" r:id="rIdg2-pfsah6wrt_1tkfxrhl">
-              <w:r>
-                <w:rPr>
-                  <w:rFonts w:ascii="Arial" w:cs="Arial" w:eastAsia="Arial" w:hAnsi="Arial"/>
-                  <w:color w:val="2E75B6"/>
-                  <w:sz w:val="16"/>
-                  <w:szCs w:val="16"/>
-                  <w:u w:val="single" w:color="2E75B6"/>
-                </w:rPr>
-                <w:t xml:space="preserve">Volume of triangular prism &amp; cube</w:t>
-              </w:r>
-            </w:hyperlink>
-          </w:p>
-          <w:p>
-            <w:pPr>
-              <w:spacing w:after="10" w:before="0"/>
-              <w:ind w:left="120"/>
-            </w:pPr>
-            <w:r>
-              <w:rPr>
-                <w:rFonts w:ascii="Arial" w:cs="Arial" w:eastAsia="Arial" w:hAnsi="Arial"/>
-                <w:color w:val="595959"/>
-                <w:sz w:val="14"/>
-                <w:szCs w:val="14"/>
-              </w:rPr>
-              <w:t xml:space="preserve">Source: Khan Academy (English - US curriculum)</w:t>
-            </w:r>
-          </w:p>
-          <w:p>
-            <w:pPr>
-              <w:spacing w:after="10" w:before="0"/>
-              <w:ind w:left="120"/>
-            </w:pPr>
-            <w:hyperlink w:history="1" r:id="rId7xcsoq6glo9btz4evtxde">
-              <w:r>
-                <w:rPr>
-                  <w:rFonts w:ascii="Arial" w:cs="Arial" w:eastAsia="Arial" w:hAnsi="Arial"/>
-                  <w:color w:val="595959"/>
-                  <w:sz w:val="14"/>
-                  <w:szCs w:val="14"/>
-                  <w:u w:val="single" w:color="595959"/>
-                </w:rPr>
-                <w:t xml:space="preserve">🔍 Search ARES for similar videos</w:t>
-              </w:r>
-            </w:hyperlink>
-          </w:p>
-          <w:p>
-            <w:pPr>
-              <w:spacing w:after="40" w:before="0"/>
-            </w:pPr>
-            <w:r>
-              <w:rPr>
-                <w:sz w:val="14"/>
-                <w:szCs w:val="14"/>
-              </w:rPr>
-              <w:t xml:space="preserve"/>
-            </w:r>
-          </w:p>
-          <w:p>
-            <w:pPr>
-              <w:spacing w:after="20" w:before="0"/>
-            </w:pPr>
-            <w:r>
-              <w:rPr>
-                <w:rFonts w:ascii="Arial" w:cs="Arial" w:eastAsia="Arial" w:hAnsi="Arial"/>
-                <w:b/>
-                <w:bCs/>
-                <w:color w:val="1F3864"/>
-                <w:sz w:val="16"/>
-                <w:szCs w:val="16"/>
-              </w:rPr>
-              <w:t xml:space="preserve">📖 EXERCISE:</w:t>
-            </w:r>
-          </w:p>
-          <w:p>
-            <w:pPr>
-              <w:spacing w:after="20" w:before="0"/>
-            </w:pPr>
-            <w:hyperlink w:history="1" r:id="rIdzcdqpiirfoealldj1zxsk">
+            <w:hyperlink w:history="1" r:id="rId_yldhsady5hwznzdu04-z">
               <w:r>
                 <w:rPr>
                   <w:rFonts w:ascii="Arial" w:cs="Arial" w:eastAsia="Arial" w:hAnsi="Arial"/>
@@ -15988,7 +15988,7 @@
               <w:spacing w:after="10" w:before="0"/>
               <w:ind w:left="120"/>
             </w:pPr>
-            <w:hyperlink w:history="1" r:id="rId-oxg5ac8wgvy_co5g3dac">
+            <w:hyperlink w:history="1" r:id="rIdkxg7pfjq5ic8uciogkq7m">
               <w:r>
                 <w:rPr>
                   <w:rFonts w:ascii="Arial" w:cs="Arial" w:eastAsia="Arial" w:hAnsi="Arial"/>
@@ -17674,7 +17674,7 @@
             <w:pPr>
               <w:spacing w:after="20" w:before="0"/>
             </w:pPr>
-            <w:hyperlink w:history="1" r:id="rIdn6onfj075igeid13fmjmy">
+            <w:hyperlink w:history="1" r:id="rIdybxkd-hxydvfgsx4eyhny">
               <w:r>
                 <w:rPr>
                   <w:rFonts w:ascii="Arial" w:cs="Arial" w:eastAsia="Arial" w:hAnsi="Arial"/>
@@ -17707,7 +17707,7 @@
               <w:spacing w:after="10" w:before="0"/>
               <w:ind w:left="120"/>
             </w:pPr>
-            <w:hyperlink w:history="1" r:id="rIdspem7ojnk_smlkv1r5uay">
+            <w:hyperlink w:history="1" r:id="rId8pvzru34hnnljzcxe2qeo">
               <w:r>
                 <w:rPr>
                   <w:rFonts w:ascii="Arial" w:cs="Arial" w:eastAsia="Arial" w:hAnsi="Arial"/>
@@ -17752,7 +17752,7 @@
             <w:pPr>
               <w:spacing w:after="20" w:before="0"/>
             </w:pPr>
-            <w:hyperlink w:history="1" r:id="rIdz-xuydxdyrhwh2vxz3iua">
+            <w:hyperlink w:history="1" r:id="rIde9nlyrliuqsor-kxtv4bd">
               <w:r>
                 <w:rPr>
                   <w:rFonts w:ascii="Arial" w:cs="Arial" w:eastAsia="Arial" w:hAnsi="Arial"/>
@@ -17785,7 +17785,7 @@
               <w:spacing w:after="10" w:before="0"/>
               <w:ind w:left="120"/>
             </w:pPr>
-            <w:hyperlink w:history="1" r:id="rId8f8wfs_nlbzcminkferjt">
+            <w:hyperlink w:history="1" r:id="rIdds-tceai1xq1azxl9bicu">
               <w:r>
                 <w:rPr>
                   <w:rFonts w:ascii="Arial" w:cs="Arial" w:eastAsia="Arial" w:hAnsi="Arial"/>
@@ -17980,7 +17980,7 @@
             <w:pPr>
               <w:spacing w:after="20" w:before="0"/>
             </w:pPr>
-            <w:hyperlink w:history="1" r:id="rIdlualss0kq5segsveujn85">
+            <w:hyperlink w:history="1" r:id="rIdyihuk7hoaico7mp65zmxz">
               <w:r>
                 <w:rPr>
                   <w:rFonts w:ascii="Arial" w:cs="Arial" w:eastAsia="Arial" w:hAnsi="Arial"/>
@@ -17989,7 +17989,7 @@
                   <w:szCs w:val="16"/>
                   <w:u w:val="single" w:color="2E75B6"/>
                 </w:rPr>
-                <w:t xml:space="preserve">Volume of a cone</w:t>
+                <w:t xml:space="preserve">Volumes of cones intuition</w:t>
               </w:r>
             </w:hyperlink>
           </w:p>
@@ -18013,7 +18013,7 @@
               <w:spacing w:after="10" w:before="0"/>
               <w:ind w:left="120"/>
             </w:pPr>
-            <w:hyperlink w:history="1" r:id="rIdvv02cnxzr9yk9hfu7510c">
+            <w:hyperlink w:history="1" r:id="rIdyc0m123eonumvu6zjxhtt">
               <w:r>
                 <w:rPr>
                   <w:rFonts w:ascii="Arial" w:cs="Arial" w:eastAsia="Arial" w:hAnsi="Arial"/>
@@ -18058,7 +18058,7 @@
             <w:pPr>
               <w:spacing w:after="20" w:before="0"/>
             </w:pPr>
-            <w:hyperlink w:history="1" r:id="rId-1oy8neufttrl91altsec">
+            <w:hyperlink w:history="1" r:id="rIdwn8bf-96ggcdhdehbbnpy">
               <w:r>
                 <w:rPr>
                   <w:rFonts w:ascii="Arial" w:cs="Arial" w:eastAsia="Arial" w:hAnsi="Arial"/>
@@ -18067,7 +18067,7 @@
                   <w:szCs w:val="16"/>
                   <w:u w:val="single" w:color="2E75B6"/>
                 </w:rPr>
-                <w:t xml:space="preserve">Solid geometry word problems</w:t>
+                <w:t xml:space="preserve">Apply volume of solids</w:t>
               </w:r>
             </w:hyperlink>
           </w:p>
@@ -18091,7 +18091,7 @@
               <w:spacing w:after="10" w:before="0"/>
               <w:ind w:left="120"/>
             </w:pPr>
-            <w:hyperlink w:history="1" r:id="rIdbskggbh84sssh9kyakese">
+            <w:hyperlink w:history="1" r:id="rIdip0nhospce6dgrghtfibx">
               <w:r>
                 <w:rPr>
                   <w:rFonts w:ascii="Arial" w:cs="Arial" w:eastAsia="Arial" w:hAnsi="Arial"/>
@@ -18286,7 +18286,7 @@
             <w:pPr>
               <w:spacing w:after="20" w:before="0"/>
             </w:pPr>
-            <w:hyperlink w:history="1" r:id="rIdaeinjysxmzimirbpvboz-">
+            <w:hyperlink w:history="1" r:id="rIdp_9mtgcptx1r2s1gzyc0x">
               <w:r>
                 <w:rPr>
                   <w:rFonts w:ascii="Arial" w:cs="Arial" w:eastAsia="Arial" w:hAnsi="Arial"/>
@@ -18319,7 +18319,7 @@
               <w:spacing w:after="10" w:before="0"/>
               <w:ind w:left="120"/>
             </w:pPr>
-            <w:hyperlink w:history="1" r:id="rIdcqfnnhsewoughpeyj3-rm">
+            <w:hyperlink w:history="1" r:id="rIdvqxqi0eb1seabzvr_c97e">
               <w:r>
                 <w:rPr>
                   <w:rFonts w:ascii="Arial" w:cs="Arial" w:eastAsia="Arial" w:hAnsi="Arial"/>
@@ -18364,7 +18364,7 @@
             <w:pPr>
               <w:spacing w:after="20" w:before="0"/>
             </w:pPr>
-            <w:hyperlink w:history="1" r:id="rIdtkkpscw7_gjvgm6npojl8">
+            <w:hyperlink w:history="1" r:id="rId_nsop06kqvimfzeomxmko">
               <w:r>
                 <w:rPr>
                   <w:rFonts w:ascii="Arial" w:cs="Arial" w:eastAsia="Arial" w:hAnsi="Arial"/>
@@ -18373,7 +18373,7 @@
                   <w:szCs w:val="16"/>
                   <w:u w:val="single" w:color="2E75B6"/>
                 </w:rPr>
-                <w:t xml:space="preserve">Volume of cylinders, spheres, and cones word problems</w:t>
+                <w:t xml:space="preserve">Apply volume of solids</w:t>
               </w:r>
             </w:hyperlink>
           </w:p>
@@ -18397,7 +18397,7 @@
               <w:spacing w:after="10" w:before="0"/>
               <w:ind w:left="120"/>
             </w:pPr>
-            <w:hyperlink w:history="1" r:id="rIdie1wnb2uf49kfntckxlsg">
+            <w:hyperlink w:history="1" r:id="rIdakhhsvoitwdaevzclloxf">
               <w:r>
                 <w:rPr>
                   <w:rFonts w:ascii="Arial" w:cs="Arial" w:eastAsia="Arial" w:hAnsi="Arial"/>
@@ -18592,7 +18592,7 @@
             <w:pPr>
               <w:spacing w:after="20" w:before="0"/>
             </w:pPr>
-            <w:hyperlink w:history="1" r:id="rIdmlhlf_zwj1_4kndv-i5l6">
+            <w:hyperlink w:history="1" r:id="rIdrtiezchfexcnhdgn13kc3">
               <w:r>
                 <w:rPr>
                   <w:rFonts w:ascii="Arial" w:cs="Arial" w:eastAsia="Arial" w:hAnsi="Arial"/>
@@ -18625,7 +18625,7 @@
               <w:spacing w:after="10" w:before="0"/>
               <w:ind w:left="120"/>
             </w:pPr>
-            <w:hyperlink w:history="1" r:id="rIddkp3ngktkylirdkwogvkr">
+            <w:hyperlink w:history="1" r:id="rIdeu9ayj5hiueydm5v8gdz8">
               <w:r>
                 <w:rPr>
                   <w:rFonts w:ascii="Arial" w:cs="Arial" w:eastAsia="Arial" w:hAnsi="Arial"/>
@@ -18670,7 +18670,7 @@
             <w:pPr>
               <w:spacing w:after="20" w:before="0"/>
             </w:pPr>
-            <w:hyperlink w:history="1" r:id="rIduryfs6q2pyfdmq7yhxsym">
+            <w:hyperlink w:history="1" r:id="rIdowytlwwxcldub-racdhz6">
               <w:r>
                 <w:rPr>
                   <w:rFonts w:ascii="Arial" w:cs="Arial" w:eastAsia="Arial" w:hAnsi="Arial"/>
@@ -18703,7 +18703,7 @@
               <w:spacing w:after="10" w:before="0"/>
               <w:ind w:left="120"/>
             </w:pPr>
-            <w:hyperlink w:history="1" r:id="rIdfbkfkbcd4fpqk3jxifoks">
+            <w:hyperlink w:history="1" r:id="rIdsxfbovhynsn8a8or0zqt2">
               <w:r>
                 <w:rPr>
                   <w:rFonts w:ascii="Arial" w:cs="Arial" w:eastAsia="Arial" w:hAnsi="Arial"/>
@@ -18898,7 +18898,7 @@
             <w:pPr>
               <w:spacing w:after="20" w:before="0"/>
             </w:pPr>
-            <w:hyperlink w:history="1" r:id="rIdpwi3d23nxn0mx8u0pdthp">
+            <w:hyperlink w:history="1" r:id="rIdcwphxd6rbi4sjwa7vly7k">
               <w:r>
                 <w:rPr>
                   <w:rFonts w:ascii="Arial" w:cs="Arial" w:eastAsia="Arial" w:hAnsi="Arial"/>
@@ -18931,7 +18931,7 @@
               <w:spacing w:after="10" w:before="0"/>
               <w:ind w:left="120"/>
             </w:pPr>
-            <w:hyperlink w:history="1" r:id="rIdelkon97yv2ttwizrx-wly">
+            <w:hyperlink w:history="1" r:id="rIdi7lxcr2mderndku_cy_hr">
               <w:r>
                 <w:rPr>
                   <w:rFonts w:ascii="Arial" w:cs="Arial" w:eastAsia="Arial" w:hAnsi="Arial"/>
@@ -18976,7 +18976,7 @@
             <w:pPr>
               <w:spacing w:after="20" w:before="0"/>
             </w:pPr>
-            <w:hyperlink w:history="1" r:id="rId801izzvh8mvmbiozwlfdp">
+            <w:hyperlink w:history="1" r:id="rIdmwfnaskl7wp2lhq-g4fub">
               <w:r>
                 <w:rPr>
                   <w:rFonts w:ascii="Arial" w:cs="Arial" w:eastAsia="Arial" w:hAnsi="Arial"/>
@@ -19009,7 +19009,7 @@
               <w:spacing w:after="10" w:before="0"/>
               <w:ind w:left="120"/>
             </w:pPr>
-            <w:hyperlink w:history="1" r:id="rId2runtsabur1s3j8wvfn-g">
+            <w:hyperlink w:history="1" r:id="rIdlh3136n3mqvmxqdwz3o8i">
               <w:r>
                 <w:rPr>
                   <w:rFonts w:ascii="Arial" w:cs="Arial" w:eastAsia="Arial" w:hAnsi="Arial"/>
@@ -20648,7 +20648,7 @@
             <w:pPr>
               <w:spacing w:after="20" w:before="0"/>
             </w:pPr>
-            <w:hyperlink w:history="1" r:id="rId7czoslrgrq4qfq_ailzdx">
+            <w:hyperlink w:history="1" r:id="rIdfxzex11kb3brj-sbeqyjf">
               <w:r>
                 <w:rPr>
                   <w:rFonts w:ascii="Arial" w:cs="Arial" w:eastAsia="Arial" w:hAnsi="Arial"/>
@@ -20681,7 +20681,7 @@
               <w:spacing w:after="10" w:before="0"/>
               <w:ind w:left="120"/>
             </w:pPr>
-            <w:hyperlink w:history="1" r:id="rIdirmynefuqpkenifppn0y3">
+            <w:hyperlink w:history="1" r:id="rIdfuxz5sz-kjhadxkn7akuu">
               <w:r>
                 <w:rPr>
                   <w:rFonts w:ascii="Arial" w:cs="Arial" w:eastAsia="Arial" w:hAnsi="Arial"/>
@@ -20726,7 +20726,7 @@
             <w:pPr>
               <w:spacing w:after="20" w:before="0"/>
             </w:pPr>
-            <w:hyperlink w:history="1" r:id="rIdlnkgus43oqswseedg1nmc">
+            <w:hyperlink w:history="1" r:id="rIdlkrmortmpldkin26q4h9c">
               <w:r>
                 <w:rPr>
                   <w:rFonts w:ascii="Arial" w:cs="Arial" w:eastAsia="Arial" w:hAnsi="Arial"/>
@@ -20759,7 +20759,7 @@
               <w:spacing w:after="10" w:before="0"/>
               <w:ind w:left="120"/>
             </w:pPr>
-            <w:hyperlink w:history="1" r:id="rIdieyamblrphyhtdx0jdz_w">
+            <w:hyperlink w:history="1" r:id="rIdugknjke5fv6qcxp1_ez-x">
               <w:r>
                 <w:rPr>
                   <w:rFonts w:ascii="Arial" w:cs="Arial" w:eastAsia="Arial" w:hAnsi="Arial"/>
@@ -20954,7 +20954,7 @@
             <w:pPr>
               <w:spacing w:after="20" w:before="0"/>
             </w:pPr>
-            <w:hyperlink w:history="1" r:id="rIdu3wehtvh-a4dujter4y4a">
+            <w:hyperlink w:history="1" r:id="rIdq_wbuzid9jg3-cper_zev">
               <w:r>
                 <w:rPr>
                   <w:rFonts w:ascii="Arial" w:cs="Arial" w:eastAsia="Arial" w:hAnsi="Arial"/>
@@ -20987,7 +20987,7 @@
               <w:spacing w:after="10" w:before="0"/>
               <w:ind w:left="120"/>
             </w:pPr>
-            <w:hyperlink w:history="1" r:id="rIdsfnov-gv6cekpodwdknce">
+            <w:hyperlink w:history="1" r:id="rIdsvsnoqcf8w0svqf-i8ua_">
               <w:r>
                 <w:rPr>
                   <w:rFonts w:ascii="Arial" w:cs="Arial" w:eastAsia="Arial" w:hAnsi="Arial"/>
@@ -21032,7 +21032,7 @@
             <w:pPr>
               <w:spacing w:after="20" w:before="0"/>
             </w:pPr>
-            <w:hyperlink w:history="1" r:id="rIdomj6rqvsgrqxdsrjvgc6y">
+            <w:hyperlink w:history="1" r:id="rIdsglqtbous2nemjb2qe5ne">
               <w:r>
                 <w:rPr>
                   <w:rFonts w:ascii="Arial" w:cs="Arial" w:eastAsia="Arial" w:hAnsi="Arial"/>
@@ -21041,7 +21041,7 @@
                   <w:szCs w:val="16"/>
                   <w:u w:val="single" w:color="2E75B6"/>
                 </w:rPr>
-                <w:t xml:space="preserve">Solid geometry word problems</w:t>
+                <w:t xml:space="preserve">Volume and surface area word problems</w:t>
               </w:r>
             </w:hyperlink>
           </w:p>
@@ -21065,7 +21065,7 @@
               <w:spacing w:after="10" w:before="0"/>
               <w:ind w:left="120"/>
             </w:pPr>
-            <w:hyperlink w:history="1" r:id="rId-vcgfaafxhz6d9zouiwex">
+            <w:hyperlink w:history="1" r:id="rIdrtjzwyw_nadsh8avv0pbu">
               <w:r>
                 <w:rPr>
                   <w:rFonts w:ascii="Arial" w:cs="Arial" w:eastAsia="Arial" w:hAnsi="Arial"/>
@@ -21564,7 +21564,7 @@
             <w:pPr>
               <w:spacing w:after="20" w:before="0"/>
             </w:pPr>
-            <w:hyperlink w:history="1" r:id="rIdyrqz1-ibdslg9832w4y_f">
+            <w:hyperlink w:history="1" r:id="rIdonvdecy5zl-odiln1piul">
               <w:r>
                 <w:rPr>
                   <w:rFonts w:ascii="Arial" w:cs="Arial" w:eastAsia="Arial" w:hAnsi="Arial"/>
@@ -21597,7 +21597,7 @@
               <w:spacing w:after="10" w:before="0"/>
               <w:ind w:left="120"/>
             </w:pPr>
-            <w:hyperlink w:history="1" r:id="rIdh92ylgttbk28muiwpneij">
+            <w:hyperlink w:history="1" r:id="rIdvzojfs-jyqf0sty1ecbgf">
               <w:r>
                 <w:rPr>
                   <w:rFonts w:ascii="Arial" w:cs="Arial" w:eastAsia="Arial" w:hAnsi="Arial"/>
@@ -21642,7 +21642,7 @@
             <w:pPr>
               <w:spacing w:after="20" w:before="0"/>
             </w:pPr>
-            <w:hyperlink w:history="1" r:id="rId9ohtragn4jw_yy_5rmddg">
+            <w:hyperlink w:history="1" r:id="rIdk9o8wtr2nbkqb2383mgdx">
               <w:r>
                 <w:rPr>
                   <w:rFonts w:ascii="Arial" w:cs="Arial" w:eastAsia="Arial" w:hAnsi="Arial"/>
@@ -21651,7 +21651,7 @@
                   <w:szCs w:val="16"/>
                   <w:u w:val="single" w:color="2E75B6"/>
                 </w:rPr>
-                <w:t xml:space="preserve">Volume and surface area word problems</w:t>
+                <w:t xml:space="preserve">Apply volume of solids</w:t>
               </w:r>
             </w:hyperlink>
           </w:p>
@@ -21675,7 +21675,7 @@
               <w:spacing w:after="10" w:before="0"/>
               <w:ind w:left="120"/>
             </w:pPr>
-            <w:hyperlink w:history="1" r:id="rIdsef_kye9wbhlzdnnf0wok">
+            <w:hyperlink w:history="1" r:id="rId5y-zdurpibqyzkchpngz_">
               <w:r>
                 <w:rPr>
                   <w:rFonts w:ascii="Arial" w:cs="Arial" w:eastAsia="Arial" w:hAnsi="Arial"/>
@@ -22041,7 +22041,7 @@
             <w:pPr>
               <w:spacing w:after="20" w:before="0"/>
             </w:pPr>
-            <w:hyperlink w:history="1" r:id="rIdlqbygm4m6l8_x7bhm1vtt">
+            <w:hyperlink w:history="1" r:id="rIdoelj4cu_-z_553sqeonj6">
               <w:r>
                 <w:rPr>
                   <w:rFonts w:ascii="Arial" w:cs="Arial" w:eastAsia="Arial" w:hAnsi="Arial"/>
@@ -22074,7 +22074,7 @@
               <w:spacing w:after="10" w:before="0"/>
               <w:ind w:left="120"/>
             </w:pPr>
-            <w:hyperlink w:history="1" r:id="rId4apzpkkn3j5m_ql1nm-ps">
+            <w:hyperlink w:history="1" r:id="rIdu2sepjlletpt8v1giatsm">
               <w:r>
                 <w:rPr>
                   <w:rFonts w:ascii="Arial" w:cs="Arial" w:eastAsia="Arial" w:hAnsi="Arial"/>
@@ -22119,7 +22119,7 @@
             <w:pPr>
               <w:spacing w:after="20" w:before="0"/>
             </w:pPr>
-            <w:hyperlink w:history="1" r:id="rIdrzcnpmgr8hd3485wnzc5g">
+            <w:hyperlink w:history="1" r:id="rIdfhp3yub2qbskob3b4sdn5">
               <w:r>
                 <w:rPr>
                   <w:rFonts w:ascii="Arial" w:cs="Arial" w:eastAsia="Arial" w:hAnsi="Arial"/>
@@ -22152,7 +22152,7 @@
               <w:spacing w:after="10" w:before="0"/>
               <w:ind w:left="120"/>
             </w:pPr>
-            <w:hyperlink w:history="1" r:id="rIdbc0x4yi3djoi-gpupz5va">
+            <w:hyperlink w:history="1" r:id="rId-b_wsv8ivjgqnttqyk74t">
               <w:r>
                 <w:rPr>
                   <w:rFonts w:ascii="Arial" w:cs="Arial" w:eastAsia="Arial" w:hAnsi="Arial"/>
@@ -22347,7 +22347,7 @@
             <w:pPr>
               <w:spacing w:after="20" w:before="0"/>
             </w:pPr>
-            <w:hyperlink w:history="1" r:id="rIdwgfbbmzgj9wpndhqt_hwk">
+            <w:hyperlink w:history="1" r:id="rIdwnmarh_rcaircjltk1ltp">
               <w:r>
                 <w:rPr>
                   <w:rFonts w:ascii="Arial" w:cs="Arial" w:eastAsia="Arial" w:hAnsi="Arial"/>
@@ -22380,7 +22380,7 @@
               <w:spacing w:after="10" w:before="0"/>
               <w:ind w:left="120"/>
             </w:pPr>
-            <w:hyperlink w:history="1" r:id="rIdzh6ovnlpghf4pycsxzg7-">
+            <w:hyperlink w:history="1" r:id="rId8arqwlsqc1mbvrqotg2jf">
               <w:r>
                 <w:rPr>
                   <w:rFonts w:ascii="Arial" w:cs="Arial" w:eastAsia="Arial" w:hAnsi="Arial"/>
@@ -22425,7 +22425,7 @@
             <w:pPr>
               <w:spacing w:after="20" w:before="0"/>
             </w:pPr>
-            <w:hyperlink w:history="1" r:id="rIdqy7vethczscdaxp0apzwi">
+            <w:hyperlink w:history="1" r:id="rIdy1s5xpiocy661uw-034bu">
               <w:r>
                 <w:rPr>
                   <w:rFonts w:ascii="Arial" w:cs="Arial" w:eastAsia="Arial" w:hAnsi="Arial"/>
@@ -22458,7 +22458,7 @@
               <w:spacing w:after="10" w:before="0"/>
               <w:ind w:left="120"/>
             </w:pPr>
-            <w:hyperlink w:history="1" r:id="rIdjy30hkzygmhrp3uyno2_t">
+            <w:hyperlink w:history="1" r:id="rIdxie1mluhafx-bwn8lhxex">
               <w:r>
                 <w:rPr>
                   <w:rFonts w:ascii="Arial" w:cs="Arial" w:eastAsia="Arial" w:hAnsi="Arial"/>
@@ -23945,7 +23945,7 @@
             <w:pPr>
               <w:spacing w:after="20" w:before="0"/>
             </w:pPr>
-            <w:hyperlink w:history="1" r:id="rIdyotsozjnxgezvjisa3skb">
+            <w:hyperlink w:history="1" r:id="rIdpcre0ndhwsmiknmyp92ea">
               <w:r>
                 <w:rPr>
                   <w:rFonts w:ascii="Arial" w:cs="Arial" w:eastAsia="Arial" w:hAnsi="Arial"/>
@@ -23978,7 +23978,7 @@
               <w:spacing w:after="10" w:before="0"/>
               <w:ind w:left="120"/>
             </w:pPr>
-            <w:hyperlink w:history="1" r:id="rId3pltsz2c61dpacb-sm2re">
+            <w:hyperlink w:history="1" r:id="rIdmiv6nfyacsjw6riwptk_m">
               <w:r>
                 <w:rPr>
                   <w:rFonts w:ascii="Arial" w:cs="Arial" w:eastAsia="Arial" w:hAnsi="Arial"/>
@@ -24023,7 +24023,7 @@
             <w:pPr>
               <w:spacing w:after="20" w:before="0"/>
             </w:pPr>
-            <w:hyperlink w:history="1" r:id="rIddxe3fzogjuw3oq3fn8qrd">
+            <w:hyperlink w:history="1" r:id="rIdb0at-bpae8-5jztjpoyrg">
               <w:r>
                 <w:rPr>
                   <w:rFonts w:ascii="Arial" w:cs="Arial" w:eastAsia="Arial" w:hAnsi="Arial"/>
@@ -24056,7 +24056,7 @@
               <w:spacing w:after="10" w:before="0"/>
               <w:ind w:left="120"/>
             </w:pPr>
-            <w:hyperlink w:history="1" r:id="rIda5qpcjkljt-gokzi9xnwd">
+            <w:hyperlink w:history="1" r:id="rId8n4v9hchgrnj1uonx99_6">
               <w:r>
                 <w:rPr>
                   <w:rFonts w:ascii="Arial" w:cs="Arial" w:eastAsia="Arial" w:hAnsi="Arial"/>
@@ -24251,7 +24251,619 @@
             <w:pPr>
               <w:spacing w:after="20" w:before="0"/>
             </w:pPr>
-            <w:hyperlink w:history="1" r:id="rIdst3eragztvtagix4pcrih">
+            <w:hyperlink w:history="1" r:id="rIdma71q1hwhx93oxtuevh4m">
+              <w:r>
+                <w:rPr>
+                  <w:rFonts w:ascii="Arial" w:cs="Arial" w:eastAsia="Arial" w:hAnsi="Arial"/>
+                  <w:color w:val="2E75B6"/>
+                  <w:sz w:val="16"/>
+                  <w:szCs w:val="16"/>
+                  <w:u w:val="single" w:color="2E75B6"/>
+                </w:rPr>
+                <w:t xml:space="preserve">Cylinder volume &amp; surface area</w:t>
+              </w:r>
+            </w:hyperlink>
+          </w:p>
+          <w:p>
+            <w:pPr>
+              <w:spacing w:after="10" w:before="0"/>
+              <w:ind w:left="120"/>
+            </w:pPr>
+            <w:r>
+              <w:rPr>
+                <w:rFonts w:ascii="Arial" w:cs="Arial" w:eastAsia="Arial" w:hAnsi="Arial"/>
+                <w:color w:val="595959"/>
+                <w:sz w:val="14"/>
+                <w:szCs w:val="14"/>
+              </w:rPr>
+              <w:t xml:space="preserve">Source: Khan Academy (English - US curriculum)</w:t>
+            </w:r>
+          </w:p>
+          <w:p>
+            <w:pPr>
+              <w:spacing w:after="10" w:before="0"/>
+              <w:ind w:left="120"/>
+            </w:pPr>
+            <w:hyperlink w:history="1" r:id="rId5bhulrk7wquh6kx_sieyf">
+              <w:r>
+                <w:rPr>
+                  <w:rFonts w:ascii="Arial" w:cs="Arial" w:eastAsia="Arial" w:hAnsi="Arial"/>
+                  <w:color w:val="595959"/>
+                  <w:sz w:val="14"/>
+                  <w:szCs w:val="14"/>
+                  <w:u w:val="single" w:color="595959"/>
+                </w:rPr>
+                <w:t xml:space="preserve">🔍 Search ARES for similar videos</w:t>
+              </w:r>
+            </w:hyperlink>
+          </w:p>
+          <w:p>
+            <w:pPr>
+              <w:spacing w:after="40" w:before="0"/>
+            </w:pPr>
+            <w:r>
+              <w:rPr>
+                <w:sz w:val="14"/>
+                <w:szCs w:val="14"/>
+              </w:rPr>
+              <w:t xml:space="preserve"/>
+            </w:r>
+          </w:p>
+          <w:p>
+            <w:pPr>
+              <w:spacing w:after="20" w:before="0"/>
+            </w:pPr>
+            <w:r>
+              <w:rPr>
+                <w:rFonts w:ascii="Arial" w:cs="Arial" w:eastAsia="Arial" w:hAnsi="Arial"/>
+                <w:b/>
+                <w:bCs/>
+                <w:color w:val="1F3864"/>
+                <w:sz w:val="16"/>
+                <w:szCs w:val="16"/>
+              </w:rPr>
+              <w:t xml:space="preserve">📖 EXERCISE:</w:t>
+            </w:r>
+          </w:p>
+          <w:p>
+            <w:pPr>
+              <w:spacing w:after="20" w:before="0"/>
+            </w:pPr>
+            <w:hyperlink w:history="1" r:id="rIdlmvbin3yk2zeahq49t2al">
+              <w:r>
+                <w:rPr>
+                  <w:rFonts w:ascii="Arial" w:cs="Arial" w:eastAsia="Arial" w:hAnsi="Arial"/>
+                  <w:color w:val="2E75B6"/>
+                  <w:sz w:val="16"/>
+                  <w:szCs w:val="16"/>
+                  <w:u w:val="single" w:color="2E75B6"/>
+                </w:rPr>
+                <w:t xml:space="preserve">Volume and surface area of cylinders</w:t>
+              </w:r>
+            </w:hyperlink>
+          </w:p>
+          <w:p>
+            <w:pPr>
+              <w:spacing w:after="10" w:before="0"/>
+              <w:ind w:left="120"/>
+            </w:pPr>
+            <w:r>
+              <w:rPr>
+                <w:rFonts w:ascii="Arial" w:cs="Arial" w:eastAsia="Arial" w:hAnsi="Arial"/>
+                <w:color w:val="595959"/>
+                <w:sz w:val="14"/>
+                <w:szCs w:val="14"/>
+              </w:rPr>
+              <w:t xml:space="preserve">Source: Khan Academy (English - US curriculum)</w:t>
+            </w:r>
+          </w:p>
+          <w:p>
+            <w:pPr>
+              <w:spacing w:after="10" w:before="0"/>
+              <w:ind w:left="120"/>
+            </w:pPr>
+            <w:hyperlink w:history="1" r:id="rIdadf7ybq-4v0-gydnwzwxb">
+              <w:r>
+                <w:rPr>
+                  <w:rFonts w:ascii="Arial" w:cs="Arial" w:eastAsia="Arial" w:hAnsi="Arial"/>
+                  <w:color w:val="595959"/>
+                  <w:sz w:val="14"/>
+                  <w:szCs w:val="14"/>
+                  <w:u w:val="single" w:color="595959"/>
+                </w:rPr>
+                <w:t xml:space="preserve">🔍 Search ARES for similar readings</w:t>
+              </w:r>
+            </w:hyperlink>
+          </w:p>
+        </w:tc>
+        <w:tc>
+          <w:tcPr>
+            <w:tcW w:type="dxa" w:w="3040"/>
+            <w:shd w:fill="FFFFFF" w:color="auto" w:val="clear"/>
+            <w:tcMar>
+              <w:top w:type="dxa" w:w="60"/>
+              <w:left w:type="dxa" w:w="120"/>
+              <w:bottom w:type="dxa" w:w="60"/>
+              <w:right w:type="dxa" w:w="120"/>
+            </w:tcMar>
+            <w:vAlign w:val="top"/>
+          </w:tcPr>
+          <w:p>
+            <w:pPr>
+              <w:spacing w:after="40" w:before="0"/>
+              <w:jc w:val="left"/>
+            </w:pPr>
+            <w:r>
+              <w:rPr>
+                <w:rFonts w:ascii="Arial" w:cs="Arial" w:eastAsia="Arial" w:hAnsi="Arial"/>
+                <w:b w:val="false"/>
+                <w:bCs w:val="false"/>
+                <w:i w:val="false"/>
+                <w:iCs w:val="false"/>
+                <w:color w:val="000000"/>
+                <w:sz w:val="18"/>
+                <w:szCs w:val="18"/>
+              </w:rPr>
+              <w:t xml:space="preserve">Each group displays their home/extended project poster or physical model on a desk or wall section around the classroom. Posters must show: (i) chosen solid shape and labelled diagram with dimensions in cm or m; (ii) full working for total surface area calculation (material required); (iii) full working for volume/capacity calculation; (iv) a statement of community purpose (e.g., 'This cylindrical grain silo holds 2.8 m³ of maize and requires 18.5 m² of iron sheet — enough for a 10-bag harvest store for a smallholder farmer in Uasin Gishu County'). Groups rotate every 6 minutes around all displays. Each visiting group leaves one sticky note: a GLOW (something mathematically strong) and one GROW (a question or suggestion). Learners record observations in their exercise books: for each design they visit, they note the shape, surface area value, volume value, and one thing they notice or question.</w:t>
+            </w:r>
+          </w:p>
+        </w:tc>
+        <w:tc>
+          <w:tcPr>
+            <w:tcW w:type="dxa" w:w="3040"/>
+            <w:shd w:fill="F2F2F2" w:color="auto" w:val="clear"/>
+            <w:tcMar>
+              <w:top w:type="dxa" w:w="60"/>
+              <w:left w:type="dxa" w:w="120"/>
+              <w:bottom w:type="dxa" w:w="60"/>
+              <w:right w:type="dxa" w:w="120"/>
+            </w:tcMar>
+            <w:vAlign w:val="top"/>
+          </w:tcPr>
+          <w:p>
+            <w:pPr>
+              <w:spacing w:after="40" w:before="0"/>
+              <w:jc w:val="left"/>
+            </w:pPr>
+            <w:r>
+              <w:rPr>
+                <w:rFonts w:ascii="Arial" w:cs="Arial" w:eastAsia="Arial" w:hAnsi="Arial"/>
+                <w:b w:val="false"/>
+                <w:bCs w:val="false"/>
+                <w:i w:val="false"/>
+                <w:iCs w:val="false"/>
+                <w:color w:val="000000"/>
+                <w:sz w:val="18"/>
+                <w:szCs w:val="18"/>
+              </w:rPr>
+              <w:t xml:space="preserve">Before the gallery walk, remind learners of the observation protocol: 'You are acting as the KEBS — Kenya Bureau of Standards — inspectors today. Your job is to verify the mathematics, not just admire the poster.' Circulate during rotations. Pause the class at the 12-minute mark and cold-call one group: 'Kamau's group — in 30 seconds, tell us your container shape, surface area, and volume.' After the full rotation (approximately 24 minutes for 4 rotations), bring the class back. Ask: 'Did any two groups use the same surface area but get different volumes? What does that tell us?' Wait 15 seconds. Cold-call 2 learners who left substantive GROW notes. Write the two most interesting design comparisons on the board for reference in the Explain phase.</w:t>
+            </w:r>
+          </w:p>
+        </w:tc>
+        <w:tc>
+          <w:tcPr>
+            <w:tcW w:type="dxa" w:w="3040"/>
+            <w:shd w:fill="FFFFFF" w:color="auto" w:val="clear"/>
+            <w:tcMar>
+              <w:top w:type="dxa" w:w="60"/>
+              <w:left w:type="dxa" w:w="120"/>
+              <w:bottom w:type="dxa" w:w="60"/>
+              <w:right w:type="dxa" w:w="120"/>
+            </w:tcMar>
+            <w:vAlign w:val="top"/>
+          </w:tcPr>
+          <w:p>
+            <w:pPr>
+              <w:spacing w:after="40" w:before="0"/>
+              <w:jc w:val="left"/>
+            </w:pPr>
+            <w:r>
+              <w:rPr>
+                <w:rFonts w:ascii="Arial" w:cs="Arial" w:eastAsia="Arial" w:hAnsi="Arial"/>
+                <w:b w:val="false"/>
+                <w:bCs w:val="false"/>
+                <w:i w:val="false"/>
+                <w:iCs w:val="false"/>
+                <w:color w:val="000000"/>
+                <w:sz w:val="18"/>
+                <w:szCs w:val="18"/>
+              </w:rPr>
+              <w:t xml:space="preserve">Gallery Walk with Structured Observation: The gallery walk transforms individual projects into a shared data set. By recording multiple surface area–volume pairs from different solid shapes, learners build an empirical table in real time that mirrors the scientific practice of Analysing and Interpreting Data (NGSS SEP 4). The KEBS inspector framing raises the epistemic stakes — accuracy matters because real decisions (cost of materials, community food security) depend on correct calculations.</w:t>
+            </w:r>
+          </w:p>
+        </w:tc>
+        <w:tc>
+          <w:tcPr>
+            <w:tcW w:type="dxa" w:w="3040"/>
+            <w:shd w:fill="F2F2F2" w:color="auto" w:val="clear"/>
+            <w:tcMar>
+              <w:top w:type="dxa" w:w="60"/>
+              <w:left w:type="dxa" w:w="120"/>
+              <w:bottom w:type="dxa" w:w="60"/>
+              <w:right w:type="dxa" w:w="120"/>
+            </w:tcMar>
+            <w:vAlign w:val="top"/>
+          </w:tcPr>
+          <w:p>
+            <w:pPr>
+              <w:spacing w:after="40" w:before="0"/>
+              <w:jc w:val="left"/>
+            </w:pPr>
+            <w:r>
+              <w:rPr>
+                <w:rFonts w:ascii="Arial" w:cs="Arial" w:eastAsia="Arial" w:hAnsi="Arial"/>
+                <w:b w:val="false"/>
+                <w:bCs w:val="false"/>
+                <w:i w:val="false"/>
+                <w:iCs w:val="false"/>
+                <w:color w:val="000000"/>
+                <w:sz w:val="18"/>
+                <w:szCs w:val="18"/>
+              </w:rPr>
+              <w:t xml:space="preserve">Observable indicator: Each learner's exercise book contains a table with at least 3 designs visited, each row showing shape, SA value, V value, and one observation. Teacher checks that sticky-note GLOWs and GROWs cite specific mathematical features (e.g., 'Your lateral surface area formula is correct but you forgot to add the base') rather than vague praise. Groups whose posters receive more than one GROW note about formula errors are flagged for teacher follow-up during the Explain phase.</w:t>
+            </w:r>
+          </w:p>
+        </w:tc>
+      </w:tr>
+      <w:tr>
+        <w:tc>
+          <w:tcPr>
+            <w:tcW w:type="dxa" w:w="1520"/>
+            <w:shd w:fill="E2EFDA" w:color="auto" w:val="clear"/>
+            <w:tcMar>
+              <w:top w:type="dxa" w:w="60"/>
+              <w:left w:type="dxa" w:w="120"/>
+              <w:bottom w:type="dxa" w:w="60"/>
+              <w:right w:type="dxa" w:w="120"/>
+            </w:tcMar>
+            <w:vAlign w:val="top"/>
+          </w:tcPr>
+          <w:p>
+            <w:pPr>
+              <w:spacing w:after="40" w:before="0"/>
+              <w:jc w:val="left"/>
+            </w:pPr>
+            <w:r>
+              <w:rPr>
+                <w:rFonts w:ascii="Arial" w:cs="Arial" w:eastAsia="Arial" w:hAnsi="Arial"/>
+                <w:b/>
+                <w:bCs/>
+                <w:i w:val="false"/>
+                <w:iCs w:val="false"/>
+                <w:color w:val="000000"/>
+                <w:sz w:val="18"/>
+                <w:szCs w:val="18"/>
+              </w:rPr>
+              <w:t xml:space="preserve">Explain Phase</w:t>
+            </w:r>
+          </w:p>
+          <w:p>
+            <w:pPr>
+              <w:spacing w:after="20" w:before="0"/>
+            </w:pPr>
+            <w:r>
+              <w:rPr>
+                <w:rFonts w:ascii="Arial" w:cs="Arial" w:eastAsia="Arial" w:hAnsi="Arial"/>
+                <w:b/>
+                <w:bCs/>
+                <w:color w:val="1F3864"/>
+                <w:sz w:val="16"/>
+                <w:szCs w:val="16"/>
+              </w:rPr>
+              <w:t xml:space="preserve">📹 VIDEO:</w:t>
+            </w:r>
+          </w:p>
+          <w:p>
+            <w:pPr>
+              <w:spacing w:after="20" w:before="0"/>
+            </w:pPr>
+            <w:hyperlink w:history="1" r:id="rIdp_utylrg3iic1aqe3fj1u">
+              <w:r>
+                <w:rPr>
+                  <w:rFonts w:ascii="Arial" w:cs="Arial" w:eastAsia="Arial" w:hAnsi="Arial"/>
+                  <w:color w:val="2E75B6"/>
+                  <w:sz w:val="16"/>
+                  <w:szCs w:val="16"/>
+                  <w:u w:val="single" w:color="2E75B6"/>
+                </w:rPr>
+                <w:t xml:space="preserve">Surface area of a box (cuboid)</w:t>
+              </w:r>
+            </w:hyperlink>
+          </w:p>
+          <w:p>
+            <w:pPr>
+              <w:spacing w:after="10" w:before="0"/>
+              <w:ind w:left="120"/>
+            </w:pPr>
+            <w:r>
+              <w:rPr>
+                <w:rFonts w:ascii="Arial" w:cs="Arial" w:eastAsia="Arial" w:hAnsi="Arial"/>
+                <w:color w:val="595959"/>
+                <w:sz w:val="14"/>
+                <w:szCs w:val="14"/>
+              </w:rPr>
+              <w:t xml:space="preserve">Source: Khan Academy (English - US curriculum)</w:t>
+            </w:r>
+          </w:p>
+          <w:p>
+            <w:pPr>
+              <w:spacing w:after="10" w:before="0"/>
+              <w:ind w:left="120"/>
+            </w:pPr>
+            <w:hyperlink w:history="1" r:id="rIdldpf8hhhr9gw_95prrybd">
+              <w:r>
+                <w:rPr>
+                  <w:rFonts w:ascii="Arial" w:cs="Arial" w:eastAsia="Arial" w:hAnsi="Arial"/>
+                  <w:color w:val="595959"/>
+                  <w:sz w:val="14"/>
+                  <w:szCs w:val="14"/>
+                  <w:u w:val="single" w:color="595959"/>
+                </w:rPr>
+                <w:t xml:space="preserve">🔍 Search ARES for similar videos</w:t>
+              </w:r>
+            </w:hyperlink>
+          </w:p>
+          <w:p>
+            <w:pPr>
+              <w:spacing w:after="40" w:before="0"/>
+            </w:pPr>
+            <w:r>
+              <w:rPr>
+                <w:sz w:val="14"/>
+                <w:szCs w:val="14"/>
+              </w:rPr>
+              <w:t xml:space="preserve"/>
+            </w:r>
+          </w:p>
+          <w:p>
+            <w:pPr>
+              <w:spacing w:after="20" w:before="0"/>
+            </w:pPr>
+            <w:r>
+              <w:rPr>
+                <w:rFonts w:ascii="Arial" w:cs="Arial" w:eastAsia="Arial" w:hAnsi="Arial"/>
+                <w:b/>
+                <w:bCs/>
+                <w:color w:val="1F3864"/>
+                <w:sz w:val="16"/>
+                <w:szCs w:val="16"/>
+              </w:rPr>
+              <w:t xml:space="preserve">📖 EXERCISE:</w:t>
+            </w:r>
+          </w:p>
+          <w:p>
+            <w:pPr>
+              <w:spacing w:after="20" w:before="0"/>
+            </w:pPr>
+            <w:hyperlink w:history="1" r:id="rId-lwkd5z6msft_iyvimk_s">
+              <w:r>
+                <w:rPr>
+                  <w:rFonts w:ascii="Arial" w:cs="Arial" w:eastAsia="Arial" w:hAnsi="Arial"/>
+                  <w:color w:val="2E75B6"/>
+                  <w:sz w:val="16"/>
+                  <w:szCs w:val="16"/>
+                  <w:u w:val="single" w:color="2E75B6"/>
+                </w:rPr>
+                <w:t xml:space="preserve">Apply volume of solids</w:t>
+              </w:r>
+            </w:hyperlink>
+          </w:p>
+          <w:p>
+            <w:pPr>
+              <w:spacing w:after="10" w:before="0"/>
+              <w:ind w:left="120"/>
+            </w:pPr>
+            <w:r>
+              <w:rPr>
+                <w:rFonts w:ascii="Arial" w:cs="Arial" w:eastAsia="Arial" w:hAnsi="Arial"/>
+                <w:color w:val="595959"/>
+                <w:sz w:val="14"/>
+                <w:szCs w:val="14"/>
+              </w:rPr>
+              <w:t xml:space="preserve">Source: Khan Academy (English - US curriculum)</w:t>
+            </w:r>
+          </w:p>
+          <w:p>
+            <w:pPr>
+              <w:spacing w:after="10" w:before="0"/>
+              <w:ind w:left="120"/>
+            </w:pPr>
+            <w:hyperlink w:history="1" r:id="rId3xuh_qncbq3jigjw2b2jl">
+              <w:r>
+                <w:rPr>
+                  <w:rFonts w:ascii="Arial" w:cs="Arial" w:eastAsia="Arial" w:hAnsi="Arial"/>
+                  <w:color w:val="595959"/>
+                  <w:sz w:val="14"/>
+                  <w:szCs w:val="14"/>
+                  <w:u w:val="single" w:color="595959"/>
+                </w:rPr>
+                <w:t xml:space="preserve">🔍 Search ARES for similar readings</w:t>
+              </w:r>
+            </w:hyperlink>
+          </w:p>
+        </w:tc>
+        <w:tc>
+          <w:tcPr>
+            <w:tcW w:type="dxa" w:w="3040"/>
+            <w:shd w:fill="FFFFFF" w:color="auto" w:val="clear"/>
+            <w:tcMar>
+              <w:top w:type="dxa" w:w="60"/>
+              <w:left w:type="dxa" w:w="120"/>
+              <w:bottom w:type="dxa" w:w="60"/>
+              <w:right w:type="dxa" w:w="120"/>
+            </w:tcMar>
+            <w:vAlign w:val="top"/>
+          </w:tcPr>
+          <w:p>
+            <w:pPr>
+              <w:spacing w:after="40" w:before="0"/>
+              <w:jc w:val="left"/>
+            </w:pPr>
+            <w:r>
+              <w:rPr>
+                <w:rFonts w:ascii="Arial" w:cs="Arial" w:eastAsia="Arial" w:hAnsi="Arial"/>
+                <w:b w:val="false"/>
+                <w:bCs w:val="false"/>
+                <w:i w:val="false"/>
+                <w:iCs w:val="false"/>
+                <w:color w:val="000000"/>
+                <w:sz w:val="18"/>
+                <w:szCs w:val="18"/>
+              </w:rPr>
+              <w:t xml:space="preserve">Each group has 4 minutes at the front to present their design and respond to the GROW sticky notes left on their poster. They must answer at least one peer critique question mathematically — recalculating or justifying on the board if challenged. After all presentations, the teacher leads a whole-class Final Explanation discussion. Learners are asked to construct a single class consensus statement that resolves the driving question. They work in pairs for 3 minutes to draft a statement, then share. The class votes on the most complete statement and refines it collaboratively until every key mathematical idea is present: (1) formula for surface area does not contain volume; (2) for the same surface area, a cylinder encloses more volume than a rectangular prism of the same height because of the circle's isoperimetric efficiency; (3) the metalsmith's cylinder choice maximises grain storage per unit of iron sheet used. The consensus statement is written in full on the board and copied by all learners.</w:t>
+            </w:r>
+          </w:p>
+        </w:tc>
+        <w:tc>
+          <w:tcPr>
+            <w:tcW w:type="dxa" w:w="3040"/>
+            <w:shd w:fill="F2F2F2" w:color="auto" w:val="clear"/>
+            <w:tcMar>
+              <w:top w:type="dxa" w:w="60"/>
+              <w:left w:type="dxa" w:w="120"/>
+              <w:bottom w:type="dxa" w:w="60"/>
+              <w:right w:type="dxa" w:w="120"/>
+            </w:tcMar>
+            <w:vAlign w:val="top"/>
+          </w:tcPr>
+          <w:p>
+            <w:pPr>
+              <w:spacing w:after="40" w:before="0"/>
+              <w:jc w:val="left"/>
+            </w:pPr>
+            <w:r>
+              <w:rPr>
+                <w:rFonts w:ascii="Arial" w:cs="Arial" w:eastAsia="Arial" w:hAnsi="Arial"/>
+                <w:b w:val="false"/>
+                <w:bCs w:val="false"/>
+                <w:i w:val="false"/>
+                <w:iCs w:val="false"/>
+                <w:color w:val="000000"/>
+                <w:sz w:val="18"/>
+                <w:szCs w:val="18"/>
+              </w:rPr>
+              <w:t xml:space="preserve">During group presentations, use the 'Press for Precision' protocol: after each group, ask one targeted question from the following bank — 'What units does your surface area have? What units does your volume have? Why are they different?' / 'If you doubled the height of your cylinder, what would happen to the volume? What would happen to the surface area? Would they change by the same factor?' / 'Your community design says it holds 500 kg of maize. How did you convert your volume in m³ to a mass in kg?' After all 4 presentations (approximately 16 minutes total), say: 'Now let us answer the question that started this whole journey. In pairs, write one sentence that the posho mill owner in Eldoret could put on a sign in his mill to explain to customers why he chose a cylinder.' After 3 minutes, cold-call 4 pairs. Record key phrases on the board. Synthesise into one class statement, asking: 'What must we add to make this mathematically complete?' Ensure the final statement includes a formula reference. Allow 12 seconds of wait time before accepting each addition.</w:t>
+            </w:r>
+          </w:p>
+        </w:tc>
+        <w:tc>
+          <w:tcPr>
+            <w:tcW w:type="dxa" w:w="3040"/>
+            <w:shd w:fill="FFFFFF" w:color="auto" w:val="clear"/>
+            <w:tcMar>
+              <w:top w:type="dxa" w:w="60"/>
+              <w:left w:type="dxa" w:w="120"/>
+              <w:bottom w:type="dxa" w:w="60"/>
+              <w:right w:type="dxa" w:w="120"/>
+            </w:tcMar>
+            <w:vAlign w:val="top"/>
+          </w:tcPr>
+          <w:p>
+            <w:pPr>
+              <w:spacing w:after="40" w:before="0"/>
+              <w:jc w:val="left"/>
+            </w:pPr>
+            <w:r>
+              <w:rPr>
+                <w:rFonts w:ascii="Arial" w:cs="Arial" w:eastAsia="Arial" w:hAnsi="Arial"/>
+                <w:b w:val="false"/>
+                <w:bCs w:val="false"/>
+                <w:i w:val="false"/>
+                <w:iCs w:val="false"/>
+                <w:color w:val="000000"/>
+                <w:sz w:val="18"/>
+                <w:szCs w:val="18"/>
+              </w:rPr>
+              <w:t xml:space="preserve">Press for Precision with Consensus Building (NGSS SEP 6 — Constructing Explanations): The structured critique requires learners to defend mathematical claims publicly, which surfaces and corrects residual errors. The consensus-statement protocol applies Constructing Explanations practice by demanding that the explanation be grounded in evidence (their own calculations), use mathematical models (formulae), and make a general claim (isoperimetric principle). Writing the statement on the board and copying it creates a permanent anchor for the final model.</w:t>
+            </w:r>
+          </w:p>
+        </w:tc>
+        <w:tc>
+          <w:tcPr>
+            <w:tcW w:type="dxa" w:w="3040"/>
+            <w:shd w:fill="F2F2F2" w:color="auto" w:val="clear"/>
+            <w:tcMar>
+              <w:top w:type="dxa" w:w="60"/>
+              <w:left w:type="dxa" w:w="120"/>
+              <w:bottom w:type="dxa" w:w="60"/>
+              <w:right w:type="dxa" w:w="120"/>
+            </w:tcMar>
+            <w:vAlign w:val="top"/>
+          </w:tcPr>
+          <w:p>
+            <w:pPr>
+              <w:spacing w:after="40" w:before="0"/>
+              <w:jc w:val="left"/>
+            </w:pPr>
+            <w:r>
+              <w:rPr>
+                <w:rFonts w:ascii="Arial" w:cs="Arial" w:eastAsia="Arial" w:hAnsi="Arial"/>
+                <w:b w:val="false"/>
+                <w:bCs w:val="false"/>
+                <w:i w:val="false"/>
+                <w:iCs w:val="false"/>
+                <w:color w:val="000000"/>
+                <w:sz w:val="18"/>
+                <w:szCs w:val="18"/>
+              </w:rPr>
+              <w:t xml:space="preserve">Observable indicator: The class consensus statement on the board contains (a) the words 'surface area' and 'volume' used correctly and distinctly, (b) a reference to at least one formula (e.g., V = πr²h for cylinder; V = lwh for cuboid), and (c) a generalisation about shape efficiency. Teacher listens for any learner who uses 'bigger surface area means bigger volume' — this is the key misconception to extinguish. If it appears, ask: 'Can the class give me a counter-example from the gallery walk that disproves that?' Wait 10 seconds.</w:t>
+            </w:r>
+          </w:p>
+        </w:tc>
+      </w:tr>
+      <w:tr>
+        <w:tc>
+          <w:tcPr>
+            <w:tcW w:type="dxa" w:w="1520"/>
+            <w:shd w:fill="FCE4D6" w:color="auto" w:val="clear"/>
+            <w:tcMar>
+              <w:top w:type="dxa" w:w="60"/>
+              <w:left w:type="dxa" w:w="120"/>
+              <w:bottom w:type="dxa" w:w="60"/>
+              <w:right w:type="dxa" w:w="120"/>
+            </w:tcMar>
+            <w:vAlign w:val="top"/>
+          </w:tcPr>
+          <w:p>
+            <w:pPr>
+              <w:spacing w:after="40" w:before="0"/>
+              <w:jc w:val="left"/>
+            </w:pPr>
+            <w:r>
+              <w:rPr>
+                <w:rFonts w:ascii="Arial" w:cs="Arial" w:eastAsia="Arial" w:hAnsi="Arial"/>
+                <w:b/>
+                <w:bCs/>
+                <w:i w:val="false"/>
+                <w:iCs w:val="false"/>
+                <w:color w:val="000000"/>
+                <w:sz w:val="18"/>
+                <w:szCs w:val="18"/>
+              </w:rPr>
+              <w:t xml:space="preserve">Driving Question Board (DQB) Creation</w:t>
+            </w:r>
+          </w:p>
+          <w:p>
+            <w:pPr>
+              <w:spacing w:after="20" w:before="0"/>
+            </w:pPr>
+            <w:r>
+              <w:rPr>
+                <w:rFonts w:ascii="Arial" w:cs="Arial" w:eastAsia="Arial" w:hAnsi="Arial"/>
+                <w:b/>
+                <w:bCs/>
+                <w:color w:val="1F3864"/>
+                <w:sz w:val="16"/>
+                <w:szCs w:val="16"/>
+              </w:rPr>
+              <w:t xml:space="preserve">📹 VIDEO:</w:t>
+            </w:r>
+          </w:p>
+          <w:p>
+            <w:pPr>
+              <w:spacing w:after="20" w:before="0"/>
+            </w:pPr>
+            <w:hyperlink w:history="1" r:id="rIdsmkpkakrrpmb1wy5mrjph">
               <w:r>
                 <w:rPr>
                   <w:rFonts w:ascii="Arial" w:cs="Arial" w:eastAsia="Arial" w:hAnsi="Arial"/>
@@ -24284,7 +24896,7 @@
               <w:spacing w:after="10" w:before="0"/>
               <w:ind w:left="120"/>
             </w:pPr>
-            <w:hyperlink w:history="1" r:id="rIdcjieuj_nmq7psnm2i0x55">
+            <w:hyperlink w:history="1" r:id="rIdfheetbpv6aaodjtiabhe3">
               <w:r>
                 <w:rPr>
                   <w:rFonts w:ascii="Arial" w:cs="Arial" w:eastAsia="Arial" w:hAnsi="Arial"/>
@@ -24329,7 +24941,7 @@
             <w:pPr>
               <w:spacing w:after="20" w:before="0"/>
             </w:pPr>
-            <w:hyperlink w:history="1" r:id="rIdni0wvm5tdxixcnlps98oi">
+            <w:hyperlink w:history="1" r:id="rId9-o35s2ta5mcsozpnkrog">
               <w:r>
                 <w:rPr>
                   <w:rFonts w:ascii="Arial" w:cs="Arial" w:eastAsia="Arial" w:hAnsi="Arial"/>
@@ -24338,7 +24950,7 @@
                   <w:szCs w:val="16"/>
                   <w:u w:val="single" w:color="2E75B6"/>
                 </w:rPr>
-                <w:t xml:space="preserve">Volume and surface area of cylinders</w:t>
+                <w:t xml:space="preserve">Apply volume of solids</w:t>
               </w:r>
             </w:hyperlink>
           </w:p>
@@ -24362,7 +24974,7 @@
               <w:spacing w:after="10" w:before="0"/>
               <w:ind w:left="120"/>
             </w:pPr>
-            <w:hyperlink w:history="1" r:id="rIdglg3sjdgy4luh0si7pxzv">
+            <w:hyperlink w:history="1" r:id="rIdhty0ounfh3ou4niim1ze3">
               <w:r>
                 <w:rPr>
                   <w:rFonts w:ascii="Arial" w:cs="Arial" w:eastAsia="Arial" w:hAnsi="Arial"/>
@@ -24404,7 +25016,7 @@
                 <w:sz w:val="18"/>
                 <w:szCs w:val="18"/>
               </w:rPr>
-              <w:t xml:space="preserve">Each group displays their home/extended project poster or physical model on a desk or wall section around the classroom. Posters must show: (i) chosen solid shape and labelled diagram with dimensions in cm or m; (ii) full working for total surface area calculation (material required); (iii) full working for volume/capacity calculation; (iv) a statement of community purpose (e.g., 'This cylindrical grain silo holds 2.8 m³ of maize and requires 18.5 m² of iron sheet — enough for a 10-bag harvest store for a smallholder farmer in Uasin Gishu County'). Groups rotate every 6 minutes around all displays. Each visiting group leaves one sticky note: a GLOW (something mathematically strong) and one GROW (a question or suggestion). Learners record observations in their exercise books: for each design they visit, they note the shape, surface area value, volume value, and one thing they notice or question.</w:t>
+              <w:t xml:space="preserve">The full DQB — maintained across all 8 lessons — is displayed at the front. Each sticky-note question that was added over the unit is reviewed. The class is divided into 4 teams, each assigned a section of the DQB. Teams have 5 minutes to write a final answer card for each question in their section, citing the lesson and evidence that resolved it. Final answer cards are posted next to the original questions. The class then does a 'DQB Audit': the teacher reads one question, a team reads their answer, and the class gives a thumbs-up (fully resolved), thumbs-sideways (partially resolved), or thumbs-down (still uncertain). Questions still uncertain are noted as extension topics. The original driving question — 'Why does the same amount of metal sheet make containers that hold very different amounts of grain — and how can a Kenyan artisan use mathematics to design the best solid shape for storage or construction?' — is addressed last, with the class consensus statement from Phase 3 read aloud as the final answer.</w:t>
             </w:r>
           </w:p>
         </w:tc>
@@ -24436,7 +25048,7 @@
                 <w:sz w:val="18"/>
                 <w:szCs w:val="18"/>
               </w:rPr>
-              <w:t xml:space="preserve">Before the gallery walk, remind learners of the observation protocol: 'You are acting as the KEBS — Kenya Bureau of Standards — inspectors today. Your job is to verify the mathematics, not just admire the poster.' Circulate during rotations. Pause the class at the 12-minute mark and cold-call one group: 'Kamau's group — in 30 seconds, tell us your container shape, surface area, and volume.' After the full rotation (approximately 24 minutes for 4 rotations), bring the class back. Ask: 'Did any two groups use the same surface area but get different volumes? What does that tell us?' Wait 15 seconds. Cold-call 2 learners who left substantive GROW notes. Write the two most interesting design comparisons on the board for reference in the Explain phase.</w:t>
+              <w:t xml:space="preserve">Before the DQB activity, read the original driving question aloud with theatrical emphasis: 'When Mwangi the metalsmith in Eldoret cut the same area of iron sheet to make two containers, one cylindrical and one rectangular — he may not have known it, but he was doing mathematics. Today we will prove that he made the right choice with the cylinder, and we will explain exactly why.' Circulate during the 5-minute team writing period. During the DQB Audit, for any thumbs-sideways response, prompt: 'What evidence from which lesson would help us answer this more fully?' For the final driving question, ask the class to stand and read the consensus statement aloud together. Then say: 'This is what it means to think like a mathematician and an engineer. You have earned this answer.' Record which questions remain unresolved for follow-up in future lessons or as homework extension.</w:t>
             </w:r>
           </w:p>
         </w:tc>
@@ -24468,7 +25080,7 @@
                 <w:sz w:val="18"/>
                 <w:szCs w:val="18"/>
               </w:rPr>
-              <w:t xml:space="preserve">Gallery Walk with Structured Observation: The gallery walk transforms individual projects into a shared data set. By recording multiple surface area–volume pairs from different solid shapes, learners build an empirical table in real time that mirrors the scientific practice of Analysing and Interpreting Data (NGSS SEP 4). The KEBS inspector framing raises the epistemic stakes — accuracy matters because real decisions (cost of materials, community food security) depend on correct calculations.</w:t>
+              <w:t xml:space="preserve">DQB Completion as Cumulative Sensemaking Audit (NGSS SEP 7 — Engaging in Argument from Evidence): Posting final answer cards against original questions makes the unit's knowledge-building arc visible and concrete. The thumbs audit is a whole-class peer-review of explanations — learners must judge whether evidence is sufficient to resolve a question, which is a higher-order epistemic skill. Reading the final driving-question answer aloud together creates shared intellectual ownership of the explanation.</w:t>
             </w:r>
           </w:p>
         </w:tc>
@@ -24500,7 +25112,7 @@
                 <w:sz w:val="18"/>
                 <w:szCs w:val="18"/>
               </w:rPr>
-              <w:t xml:space="preserve">Observable indicator: Each learner's exercise book contains a table with at least 3 designs visited, each row showing shape, SA value, V value, and one observation. Teacher checks that sticky-note GLOWs and GROWs cite specific mathematical features (e.g., 'Your lateral surface area formula is correct but you forgot to add the base') rather than vague praise. Groups whose posters receive more than one GROW note about formula errors are flagged for teacher follow-up during the Explain phase.</w:t>
+              <w:t xml:space="preserve">Observable indicator: All questions on the DQB have a response card. At least 80% of questions receive a thumbs-up from the class. For the main driving question, the posted answer references both surface area and volume formulae, names the specific shapes (cylinder and rectangular prism/cuboid), and makes a general design recommendation. Teacher notes any persistent thumbs-down questions and records learner names for targeted remediation.</w:t>
             </w:r>
           </w:p>
         </w:tc>
@@ -24509,32 +25121,32 @@
         <w:tc>
           <w:tcPr>
             <w:tcW w:type="dxa" w:w="1520"/>
-            <w:shd w:fill="E2EFDA" w:color="auto" w:val="clear"/>
-            <w:tcMar>
-              <w:top w:type="dxa" w:w="60"/>
-              <w:left w:type="dxa" w:w="120"/>
-              <w:bottom w:type="dxa" w:w="60"/>
-              <w:right w:type="dxa" w:w="120"/>
-            </w:tcMar>
-            <w:vAlign w:val="top"/>
-          </w:tcPr>
-          <w:p>
-            <w:pPr>
-              <w:spacing w:after="40" w:before="0"/>
-              <w:jc w:val="left"/>
-            </w:pPr>
-            <w:r>
-              <w:rPr>
-                <w:rFonts w:ascii="Arial" w:cs="Arial" w:eastAsia="Arial" w:hAnsi="Arial"/>
-                <w:b/>
-                <w:bCs/>
-                <w:i w:val="false"/>
-                <w:iCs w:val="false"/>
-                <w:color w:val="000000"/>
-                <w:sz w:val="18"/>
-                <w:szCs w:val="18"/>
-              </w:rPr>
-              <w:t xml:space="preserve">Explain Phase</w:t>
+            <w:shd w:fill="D5E8F0" w:color="auto" w:val="clear"/>
+            <w:tcMar>
+              <w:top w:type="dxa" w:w="60"/>
+              <w:left w:type="dxa" w:w="120"/>
+              <w:bottom w:type="dxa" w:w="60"/>
+              <w:right w:type="dxa" w:w="120"/>
+            </w:tcMar>
+            <w:vAlign w:val="top"/>
+          </w:tcPr>
+          <w:p>
+            <w:pPr>
+              <w:spacing w:after="40" w:before="0"/>
+              <w:jc w:val="left"/>
+            </w:pPr>
+            <w:r>
+              <w:rPr>
+                <w:rFonts w:ascii="Arial" w:cs="Arial" w:eastAsia="Arial" w:hAnsi="Arial"/>
+                <w:b/>
+                <w:bCs/>
+                <w:i w:val="false"/>
+                <w:iCs w:val="false"/>
+                <w:color w:val="000000"/>
+                <w:sz w:val="18"/>
+                <w:szCs w:val="18"/>
+              </w:rPr>
+              <w:t xml:space="preserve">Model Building Phase</w:t>
             </w:r>
           </w:p>
           <w:p>
@@ -24557,7 +25169,7 @@
             <w:pPr>
               <w:spacing w:after="20" w:before="0"/>
             </w:pPr>
-            <w:hyperlink w:history="1" r:id="rIdpejpwivmjlgepr4w9w-jp">
+            <w:hyperlink w:history="1" r:id="rIdmmbstdsqzwqwbtwzwammf">
               <w:r>
                 <w:rPr>
                   <w:rFonts w:ascii="Arial" w:cs="Arial" w:eastAsia="Arial" w:hAnsi="Arial"/>
@@ -24566,7 +25178,7 @@
                   <w:szCs w:val="16"/>
                   <w:u w:val="single" w:color="2E75B6"/>
                 </w:rPr>
-                <w:t xml:space="preserve">Cylinder volume &amp; surface area</w:t>
+                <w:t xml:space="preserve">Surface area using a net: rectangular prism</w:t>
               </w:r>
             </w:hyperlink>
           </w:p>
@@ -24590,7 +25202,7 @@
               <w:spacing w:after="10" w:before="0"/>
               <w:ind w:left="120"/>
             </w:pPr>
-            <w:hyperlink w:history="1" r:id="rIdltfncvg8r6ki81tmvzd8b">
+            <w:hyperlink w:history="1" r:id="rIdt7rdpa5ui_3-ea0qfdl8x">
               <w:r>
                 <w:rPr>
                   <w:rFonts w:ascii="Arial" w:cs="Arial" w:eastAsia="Arial" w:hAnsi="Arial"/>
@@ -24635,313 +25247,7 @@
             <w:pPr>
               <w:spacing w:after="20" w:before="0"/>
             </w:pPr>
-            <w:hyperlink w:history="1" r:id="rId5ddq6eis-24diupbj73w5">
-              <w:r>
-                <w:rPr>
-                  <w:rFonts w:ascii="Arial" w:cs="Arial" w:eastAsia="Arial" w:hAnsi="Arial"/>
-                  <w:color w:val="2E75B6"/>
-                  <w:sz w:val="16"/>
-                  <w:szCs w:val="16"/>
-                  <w:u w:val="single" w:color="2E75B6"/>
-                </w:rPr>
-                <w:t xml:space="preserve">Identify geometric solids (3D shapes)</w:t>
-              </w:r>
-            </w:hyperlink>
-          </w:p>
-          <w:p>
-            <w:pPr>
-              <w:spacing w:after="10" w:before="0"/>
-              <w:ind w:left="120"/>
-            </w:pPr>
-            <w:r>
-              <w:rPr>
-                <w:rFonts w:ascii="Arial" w:cs="Arial" w:eastAsia="Arial" w:hAnsi="Arial"/>
-                <w:color w:val="595959"/>
-                <w:sz w:val="14"/>
-                <w:szCs w:val="14"/>
-              </w:rPr>
-              <w:t xml:space="preserve">Source: Khan Academy (English - US curriculum)</w:t>
-            </w:r>
-          </w:p>
-          <w:p>
-            <w:pPr>
-              <w:spacing w:after="10" w:before="0"/>
-              <w:ind w:left="120"/>
-            </w:pPr>
-            <w:hyperlink w:history="1" r:id="rIdq64gpclbf6okcqvswlnjh">
-              <w:r>
-                <w:rPr>
-                  <w:rFonts w:ascii="Arial" w:cs="Arial" w:eastAsia="Arial" w:hAnsi="Arial"/>
-                  <w:color w:val="595959"/>
-                  <w:sz w:val="14"/>
-                  <w:szCs w:val="14"/>
-                  <w:u w:val="single" w:color="595959"/>
-                </w:rPr>
-                <w:t xml:space="preserve">🔍 Search ARES for similar readings</w:t>
-              </w:r>
-            </w:hyperlink>
-          </w:p>
-        </w:tc>
-        <w:tc>
-          <w:tcPr>
-            <w:tcW w:type="dxa" w:w="3040"/>
-            <w:shd w:fill="FFFFFF" w:color="auto" w:val="clear"/>
-            <w:tcMar>
-              <w:top w:type="dxa" w:w="60"/>
-              <w:left w:type="dxa" w:w="120"/>
-              <w:bottom w:type="dxa" w:w="60"/>
-              <w:right w:type="dxa" w:w="120"/>
-            </w:tcMar>
-            <w:vAlign w:val="top"/>
-          </w:tcPr>
-          <w:p>
-            <w:pPr>
-              <w:spacing w:after="40" w:before="0"/>
-              <w:jc w:val="left"/>
-            </w:pPr>
-            <w:r>
-              <w:rPr>
-                <w:rFonts w:ascii="Arial" w:cs="Arial" w:eastAsia="Arial" w:hAnsi="Arial"/>
-                <w:b w:val="false"/>
-                <w:bCs w:val="false"/>
-                <w:i w:val="false"/>
-                <w:iCs w:val="false"/>
-                <w:color w:val="000000"/>
-                <w:sz w:val="18"/>
-                <w:szCs w:val="18"/>
-              </w:rPr>
-              <w:t xml:space="preserve">Each group has 4 minutes at the front to present their design and respond to the GROW sticky notes left on their poster. They must answer at least one peer critique question mathematically — recalculating or justifying on the board if challenged. After all presentations, the teacher leads a whole-class Final Explanation discussion. Learners are asked to construct a single class consensus statement that resolves the driving question. They work in pairs for 3 minutes to draft a statement, then share. The class votes on the most complete statement and refines it collaboratively until every key mathematical idea is present: (1) formula for surface area does not contain volume; (2) for the same surface area, a cylinder encloses more volume than a rectangular prism of the same height because of the circle's isoperimetric efficiency; (3) the metalsmith's cylinder choice maximises grain storage per unit of iron sheet used. The consensus statement is written in full on the board and copied by all learners.</w:t>
-            </w:r>
-          </w:p>
-        </w:tc>
-        <w:tc>
-          <w:tcPr>
-            <w:tcW w:type="dxa" w:w="3040"/>
-            <w:shd w:fill="F2F2F2" w:color="auto" w:val="clear"/>
-            <w:tcMar>
-              <w:top w:type="dxa" w:w="60"/>
-              <w:left w:type="dxa" w:w="120"/>
-              <w:bottom w:type="dxa" w:w="60"/>
-              <w:right w:type="dxa" w:w="120"/>
-            </w:tcMar>
-            <w:vAlign w:val="top"/>
-          </w:tcPr>
-          <w:p>
-            <w:pPr>
-              <w:spacing w:after="40" w:before="0"/>
-              <w:jc w:val="left"/>
-            </w:pPr>
-            <w:r>
-              <w:rPr>
-                <w:rFonts w:ascii="Arial" w:cs="Arial" w:eastAsia="Arial" w:hAnsi="Arial"/>
-                <w:b w:val="false"/>
-                <w:bCs w:val="false"/>
-                <w:i w:val="false"/>
-                <w:iCs w:val="false"/>
-                <w:color w:val="000000"/>
-                <w:sz w:val="18"/>
-                <w:szCs w:val="18"/>
-              </w:rPr>
-              <w:t xml:space="preserve">During group presentations, use the 'Press for Precision' protocol: after each group, ask one targeted question from the following bank — 'What units does your surface area have? What units does your volume have? Why are they different?' / 'If you doubled the height of your cylinder, what would happen to the volume? What would happen to the surface area? Would they change by the same factor?' / 'Your community design says it holds 500 kg of maize. How did you convert your volume in m³ to a mass in kg?' After all 4 presentations (approximately 16 minutes total), say: 'Now let us answer the question that started this whole journey. In pairs, write one sentence that the posho mill owner in Eldoret could put on a sign in his mill to explain to customers why he chose a cylinder.' After 3 minutes, cold-call 4 pairs. Record key phrases on the board. Synthesise into one class statement, asking: 'What must we add to make this mathematically complete?' Ensure the final statement includes a formula reference. Allow 12 seconds of wait time before accepting each addition.</w:t>
-            </w:r>
-          </w:p>
-        </w:tc>
-        <w:tc>
-          <w:tcPr>
-            <w:tcW w:type="dxa" w:w="3040"/>
-            <w:shd w:fill="FFFFFF" w:color="auto" w:val="clear"/>
-            <w:tcMar>
-              <w:top w:type="dxa" w:w="60"/>
-              <w:left w:type="dxa" w:w="120"/>
-              <w:bottom w:type="dxa" w:w="60"/>
-              <w:right w:type="dxa" w:w="120"/>
-            </w:tcMar>
-            <w:vAlign w:val="top"/>
-          </w:tcPr>
-          <w:p>
-            <w:pPr>
-              <w:spacing w:after="40" w:before="0"/>
-              <w:jc w:val="left"/>
-            </w:pPr>
-            <w:r>
-              <w:rPr>
-                <w:rFonts w:ascii="Arial" w:cs="Arial" w:eastAsia="Arial" w:hAnsi="Arial"/>
-                <w:b w:val="false"/>
-                <w:bCs w:val="false"/>
-                <w:i w:val="false"/>
-                <w:iCs w:val="false"/>
-                <w:color w:val="000000"/>
-                <w:sz w:val="18"/>
-                <w:szCs w:val="18"/>
-              </w:rPr>
-              <w:t xml:space="preserve">Press for Precision with Consensus Building (NGSS SEP 6 — Constructing Explanations): The structured critique requires learners to defend mathematical claims publicly, which surfaces and corrects residual errors. The consensus-statement protocol applies Constructing Explanations practice by demanding that the explanation be grounded in evidence (their own calculations), use mathematical models (formulae), and make a general claim (isoperimetric principle). Writing the statement on the board and copying it creates a permanent anchor for the final model.</w:t>
-            </w:r>
-          </w:p>
-        </w:tc>
-        <w:tc>
-          <w:tcPr>
-            <w:tcW w:type="dxa" w:w="3040"/>
-            <w:shd w:fill="F2F2F2" w:color="auto" w:val="clear"/>
-            <w:tcMar>
-              <w:top w:type="dxa" w:w="60"/>
-              <w:left w:type="dxa" w:w="120"/>
-              <w:bottom w:type="dxa" w:w="60"/>
-              <w:right w:type="dxa" w:w="120"/>
-            </w:tcMar>
-            <w:vAlign w:val="top"/>
-          </w:tcPr>
-          <w:p>
-            <w:pPr>
-              <w:spacing w:after="40" w:before="0"/>
-              <w:jc w:val="left"/>
-            </w:pPr>
-            <w:r>
-              <w:rPr>
-                <w:rFonts w:ascii="Arial" w:cs="Arial" w:eastAsia="Arial" w:hAnsi="Arial"/>
-                <w:b w:val="false"/>
-                <w:bCs w:val="false"/>
-                <w:i w:val="false"/>
-                <w:iCs w:val="false"/>
-                <w:color w:val="000000"/>
-                <w:sz w:val="18"/>
-                <w:szCs w:val="18"/>
-              </w:rPr>
-              <w:t xml:space="preserve">Observable indicator: The class consensus statement on the board contains (a) the words 'surface area' and 'volume' used correctly and distinctly, (b) a reference to at least one formula (e.g., V = πr²h for cylinder; V = lwh for cuboid), and (c) a generalisation about shape efficiency. Teacher listens for any learner who uses 'bigger surface area means bigger volume' — this is the key misconception to extinguish. If it appears, ask: 'Can the class give me a counter-example from the gallery walk that disproves that?' Wait 10 seconds.</w:t>
-            </w:r>
-          </w:p>
-        </w:tc>
-      </w:tr>
-      <w:tr>
-        <w:tc>
-          <w:tcPr>
-            <w:tcW w:type="dxa" w:w="1520"/>
-            <w:shd w:fill="FCE4D6" w:color="auto" w:val="clear"/>
-            <w:tcMar>
-              <w:top w:type="dxa" w:w="60"/>
-              <w:left w:type="dxa" w:w="120"/>
-              <w:bottom w:type="dxa" w:w="60"/>
-              <w:right w:type="dxa" w:w="120"/>
-            </w:tcMar>
-            <w:vAlign w:val="top"/>
-          </w:tcPr>
-          <w:p>
-            <w:pPr>
-              <w:spacing w:after="40" w:before="0"/>
-              <w:jc w:val="left"/>
-            </w:pPr>
-            <w:r>
-              <w:rPr>
-                <w:rFonts w:ascii="Arial" w:cs="Arial" w:eastAsia="Arial" w:hAnsi="Arial"/>
-                <w:b/>
-                <w:bCs/>
-                <w:i w:val="false"/>
-                <w:iCs w:val="false"/>
-                <w:color w:val="000000"/>
-                <w:sz w:val="18"/>
-                <w:szCs w:val="18"/>
-              </w:rPr>
-              <w:t xml:space="preserve">Driving Question Board (DQB) Creation</w:t>
-            </w:r>
-          </w:p>
-          <w:p>
-            <w:pPr>
-              <w:spacing w:after="20" w:before="0"/>
-            </w:pPr>
-            <w:r>
-              <w:rPr>
-                <w:rFonts w:ascii="Arial" w:cs="Arial" w:eastAsia="Arial" w:hAnsi="Arial"/>
-                <w:b/>
-                <w:bCs/>
-                <w:color w:val="1F3864"/>
-                <w:sz w:val="16"/>
-                <w:szCs w:val="16"/>
-              </w:rPr>
-              <w:t xml:space="preserve">📹 VIDEO:</w:t>
-            </w:r>
-          </w:p>
-          <w:p>
-            <w:pPr>
-              <w:spacing w:after="20" w:before="0"/>
-            </w:pPr>
-            <w:hyperlink w:history="1" r:id="rIdm6k9qawhwcum2fnlbqt_g">
-              <w:r>
-                <w:rPr>
-                  <w:rFonts w:ascii="Arial" w:cs="Arial" w:eastAsia="Arial" w:hAnsi="Arial"/>
-                  <w:color w:val="2E75B6"/>
-                  <w:sz w:val="16"/>
-                  <w:szCs w:val="16"/>
-                  <w:u w:val="single" w:color="2E75B6"/>
-                </w:rPr>
-                <w:t xml:space="preserve">Surface area of a box (cuboid)</w:t>
-              </w:r>
-            </w:hyperlink>
-          </w:p>
-          <w:p>
-            <w:pPr>
-              <w:spacing w:after="10" w:before="0"/>
-              <w:ind w:left="120"/>
-            </w:pPr>
-            <w:r>
-              <w:rPr>
-                <w:rFonts w:ascii="Arial" w:cs="Arial" w:eastAsia="Arial" w:hAnsi="Arial"/>
-                <w:color w:val="595959"/>
-                <w:sz w:val="14"/>
-                <w:szCs w:val="14"/>
-              </w:rPr>
-              <w:t xml:space="preserve">Source: Khan Academy (English - US curriculum)</w:t>
-            </w:r>
-          </w:p>
-          <w:p>
-            <w:pPr>
-              <w:spacing w:after="10" w:before="0"/>
-              <w:ind w:left="120"/>
-            </w:pPr>
-            <w:hyperlink w:history="1" r:id="rIddzyvcet1my2hzmzujoimu">
-              <w:r>
-                <w:rPr>
-                  <w:rFonts w:ascii="Arial" w:cs="Arial" w:eastAsia="Arial" w:hAnsi="Arial"/>
-                  <w:color w:val="595959"/>
-                  <w:sz w:val="14"/>
-                  <w:szCs w:val="14"/>
-                  <w:u w:val="single" w:color="595959"/>
-                </w:rPr>
-                <w:t xml:space="preserve">🔍 Search ARES for similar videos</w:t>
-              </w:r>
-            </w:hyperlink>
-          </w:p>
-          <w:p>
-            <w:pPr>
-              <w:spacing w:after="40" w:before="0"/>
-            </w:pPr>
-            <w:r>
-              <w:rPr>
-                <w:sz w:val="14"/>
-                <w:szCs w:val="14"/>
-              </w:rPr>
-              <w:t xml:space="preserve"/>
-            </w:r>
-          </w:p>
-          <w:p>
-            <w:pPr>
-              <w:spacing w:after="20" w:before="0"/>
-            </w:pPr>
-            <w:r>
-              <w:rPr>
-                <w:rFonts w:ascii="Arial" w:cs="Arial" w:eastAsia="Arial" w:hAnsi="Arial"/>
-                <w:b/>
-                <w:bCs/>
-                <w:color w:val="1F3864"/>
-                <w:sz w:val="16"/>
-                <w:szCs w:val="16"/>
-              </w:rPr>
-              <w:t xml:space="preserve">📖 EXERCISE:</w:t>
-            </w:r>
-          </w:p>
-          <w:p>
-            <w:pPr>
-              <w:spacing w:after="20" w:before="0"/>
-            </w:pPr>
-            <w:hyperlink w:history="1" r:id="rIdaznjisgquvmsg4ywlwrx0">
+            <w:hyperlink w:history="1" r:id="rIdim4_lv2hlris92y-k_eob">
               <w:r>
                 <w:rPr>
                   <w:rFonts w:ascii="Arial" w:cs="Arial" w:eastAsia="Arial" w:hAnsi="Arial"/>
@@ -24974,313 +25280,7 @@
               <w:spacing w:after="10" w:before="0"/>
               <w:ind w:left="120"/>
             </w:pPr>
-            <w:hyperlink w:history="1" r:id="rIdr9uhkemqqlc3lskm6j50-">
-              <w:r>
-                <w:rPr>
-                  <w:rFonts w:ascii="Arial" w:cs="Arial" w:eastAsia="Arial" w:hAnsi="Arial"/>
-                  <w:color w:val="595959"/>
-                  <w:sz w:val="14"/>
-                  <w:szCs w:val="14"/>
-                  <w:u w:val="single" w:color="595959"/>
-                </w:rPr>
-                <w:t xml:space="preserve">🔍 Search ARES for similar readings</w:t>
-              </w:r>
-            </w:hyperlink>
-          </w:p>
-        </w:tc>
-        <w:tc>
-          <w:tcPr>
-            <w:tcW w:type="dxa" w:w="3040"/>
-            <w:shd w:fill="FFFFFF" w:color="auto" w:val="clear"/>
-            <w:tcMar>
-              <w:top w:type="dxa" w:w="60"/>
-              <w:left w:type="dxa" w:w="120"/>
-              <w:bottom w:type="dxa" w:w="60"/>
-              <w:right w:type="dxa" w:w="120"/>
-            </w:tcMar>
-            <w:vAlign w:val="top"/>
-          </w:tcPr>
-          <w:p>
-            <w:pPr>
-              <w:spacing w:after="40" w:before="0"/>
-              <w:jc w:val="left"/>
-            </w:pPr>
-            <w:r>
-              <w:rPr>
-                <w:rFonts w:ascii="Arial" w:cs="Arial" w:eastAsia="Arial" w:hAnsi="Arial"/>
-                <w:b w:val="false"/>
-                <w:bCs w:val="false"/>
-                <w:i w:val="false"/>
-                <w:iCs w:val="false"/>
-                <w:color w:val="000000"/>
-                <w:sz w:val="18"/>
-                <w:szCs w:val="18"/>
-              </w:rPr>
-              <w:t xml:space="preserve">The full DQB — maintained across all 8 lessons — is displayed at the front. Each sticky-note question that was added over the unit is reviewed. The class is divided into 4 teams, each assigned a section of the DQB. Teams have 5 minutes to write a final answer card for each question in their section, citing the lesson and evidence that resolved it. Final answer cards are posted next to the original questions. The class then does a 'DQB Audit': the teacher reads one question, a team reads their answer, and the class gives a thumbs-up (fully resolved), thumbs-sideways (partially resolved), or thumbs-down (still uncertain). Questions still uncertain are noted as extension topics. The original driving question — 'Why does the same amount of metal sheet make containers that hold very different amounts of grain — and how can a Kenyan artisan use mathematics to design the best solid shape for storage or construction?' — is addressed last, with the class consensus statement from Phase 3 read aloud as the final answer.</w:t>
-            </w:r>
-          </w:p>
-        </w:tc>
-        <w:tc>
-          <w:tcPr>
-            <w:tcW w:type="dxa" w:w="3040"/>
-            <w:shd w:fill="F2F2F2" w:color="auto" w:val="clear"/>
-            <w:tcMar>
-              <w:top w:type="dxa" w:w="60"/>
-              <w:left w:type="dxa" w:w="120"/>
-              <w:bottom w:type="dxa" w:w="60"/>
-              <w:right w:type="dxa" w:w="120"/>
-            </w:tcMar>
-            <w:vAlign w:val="top"/>
-          </w:tcPr>
-          <w:p>
-            <w:pPr>
-              <w:spacing w:after="40" w:before="0"/>
-              <w:jc w:val="left"/>
-            </w:pPr>
-            <w:r>
-              <w:rPr>
-                <w:rFonts w:ascii="Arial" w:cs="Arial" w:eastAsia="Arial" w:hAnsi="Arial"/>
-                <w:b w:val="false"/>
-                <w:bCs w:val="false"/>
-                <w:i w:val="false"/>
-                <w:iCs w:val="false"/>
-                <w:color w:val="000000"/>
-                <w:sz w:val="18"/>
-                <w:szCs w:val="18"/>
-              </w:rPr>
-              <w:t xml:space="preserve">Before the DQB activity, read the original driving question aloud with theatrical emphasis: 'When Mwangi the metalsmith in Eldoret cut the same area of iron sheet to make two containers, one cylindrical and one rectangular — he may not have known it, but he was doing mathematics. Today we will prove that he made the right choice with the cylinder, and we will explain exactly why.' Circulate during the 5-minute team writing period. During the DQB Audit, for any thumbs-sideways response, prompt: 'What evidence from which lesson would help us answer this more fully?' For the final driving question, ask the class to stand and read the consensus statement aloud together. Then say: 'This is what it means to think like a mathematician and an engineer. You have earned this answer.' Record which questions remain unresolved for follow-up in future lessons or as homework extension.</w:t>
-            </w:r>
-          </w:p>
-        </w:tc>
-        <w:tc>
-          <w:tcPr>
-            <w:tcW w:type="dxa" w:w="3040"/>
-            <w:shd w:fill="FFFFFF" w:color="auto" w:val="clear"/>
-            <w:tcMar>
-              <w:top w:type="dxa" w:w="60"/>
-              <w:left w:type="dxa" w:w="120"/>
-              <w:bottom w:type="dxa" w:w="60"/>
-              <w:right w:type="dxa" w:w="120"/>
-            </w:tcMar>
-            <w:vAlign w:val="top"/>
-          </w:tcPr>
-          <w:p>
-            <w:pPr>
-              <w:spacing w:after="40" w:before="0"/>
-              <w:jc w:val="left"/>
-            </w:pPr>
-            <w:r>
-              <w:rPr>
-                <w:rFonts w:ascii="Arial" w:cs="Arial" w:eastAsia="Arial" w:hAnsi="Arial"/>
-                <w:b w:val="false"/>
-                <w:bCs w:val="false"/>
-                <w:i w:val="false"/>
-                <w:iCs w:val="false"/>
-                <w:color w:val="000000"/>
-                <w:sz w:val="18"/>
-                <w:szCs w:val="18"/>
-              </w:rPr>
-              <w:t xml:space="preserve">DQB Completion as Cumulative Sensemaking Audit (NGSS SEP 7 — Engaging in Argument from Evidence): Posting final answer cards against original questions makes the unit's knowledge-building arc visible and concrete. The thumbs audit is a whole-class peer-review of explanations — learners must judge whether evidence is sufficient to resolve a question, which is a higher-order epistemic skill. Reading the final driving-question answer aloud together creates shared intellectual ownership of the explanation.</w:t>
-            </w:r>
-          </w:p>
-        </w:tc>
-        <w:tc>
-          <w:tcPr>
-            <w:tcW w:type="dxa" w:w="3040"/>
-            <w:shd w:fill="F2F2F2" w:color="auto" w:val="clear"/>
-            <w:tcMar>
-              <w:top w:type="dxa" w:w="60"/>
-              <w:left w:type="dxa" w:w="120"/>
-              <w:bottom w:type="dxa" w:w="60"/>
-              <w:right w:type="dxa" w:w="120"/>
-            </w:tcMar>
-            <w:vAlign w:val="top"/>
-          </w:tcPr>
-          <w:p>
-            <w:pPr>
-              <w:spacing w:after="40" w:before="0"/>
-              <w:jc w:val="left"/>
-            </w:pPr>
-            <w:r>
-              <w:rPr>
-                <w:rFonts w:ascii="Arial" w:cs="Arial" w:eastAsia="Arial" w:hAnsi="Arial"/>
-                <w:b w:val="false"/>
-                <w:bCs w:val="false"/>
-                <w:i w:val="false"/>
-                <w:iCs w:val="false"/>
-                <w:color w:val="000000"/>
-                <w:sz w:val="18"/>
-                <w:szCs w:val="18"/>
-              </w:rPr>
-              <w:t xml:space="preserve">Observable indicator: All questions on the DQB have a response card. At least 80% of questions receive a thumbs-up from the class. For the main driving question, the posted answer references both surface area and volume formulae, names the specific shapes (cylinder and rectangular prism/cuboid), and makes a general design recommendation. Teacher notes any persistent thumbs-down questions and records learner names for targeted remediation.</w:t>
-            </w:r>
-          </w:p>
-        </w:tc>
-      </w:tr>
-      <w:tr>
-        <w:tc>
-          <w:tcPr>
-            <w:tcW w:type="dxa" w:w="1520"/>
-            <w:shd w:fill="D5E8F0" w:color="auto" w:val="clear"/>
-            <w:tcMar>
-              <w:top w:type="dxa" w:w="60"/>
-              <w:left w:type="dxa" w:w="120"/>
-              <w:bottom w:type="dxa" w:w="60"/>
-              <w:right w:type="dxa" w:w="120"/>
-            </w:tcMar>
-            <w:vAlign w:val="top"/>
-          </w:tcPr>
-          <w:p>
-            <w:pPr>
-              <w:spacing w:after="40" w:before="0"/>
-              <w:jc w:val="left"/>
-            </w:pPr>
-            <w:r>
-              <w:rPr>
-                <w:rFonts w:ascii="Arial" w:cs="Arial" w:eastAsia="Arial" w:hAnsi="Arial"/>
-                <w:b/>
-                <w:bCs/>
-                <w:i w:val="false"/>
-                <w:iCs w:val="false"/>
-                <w:color w:val="000000"/>
-                <w:sz w:val="18"/>
-                <w:szCs w:val="18"/>
-              </w:rPr>
-              <w:t xml:space="preserve">Model Building Phase</w:t>
-            </w:r>
-          </w:p>
-          <w:p>
-            <w:pPr>
-              <w:spacing w:after="20" w:before="0"/>
-            </w:pPr>
-            <w:r>
-              <w:rPr>
-                <w:rFonts w:ascii="Arial" w:cs="Arial" w:eastAsia="Arial" w:hAnsi="Arial"/>
-                <w:b/>
-                <w:bCs/>
-                <w:color w:val="1F3864"/>
-                <w:sz w:val="16"/>
-                <w:szCs w:val="16"/>
-              </w:rPr>
-              <w:t xml:space="preserve">📹 VIDEO:</w:t>
-            </w:r>
-          </w:p>
-          <w:p>
-            <w:pPr>
-              <w:spacing w:after="20" w:before="0"/>
-            </w:pPr>
-            <w:hyperlink w:history="1" r:id="rIdf6dgbpaooa4f4fpnq-gz6">
-              <w:r>
-                <w:rPr>
-                  <w:rFonts w:ascii="Arial" w:cs="Arial" w:eastAsia="Arial" w:hAnsi="Arial"/>
-                  <w:color w:val="2E75B6"/>
-                  <w:sz w:val="16"/>
-                  <w:szCs w:val="16"/>
-                  <w:u w:val="single" w:color="2E75B6"/>
-                </w:rPr>
-                <w:t xml:space="preserve">Volume word problem: water tank</w:t>
-              </w:r>
-            </w:hyperlink>
-          </w:p>
-          <w:p>
-            <w:pPr>
-              <w:spacing w:after="10" w:before="0"/>
-              <w:ind w:left="120"/>
-            </w:pPr>
-            <w:r>
-              <w:rPr>
-                <w:rFonts w:ascii="Arial" w:cs="Arial" w:eastAsia="Arial" w:hAnsi="Arial"/>
-                <w:color w:val="595959"/>
-                <w:sz w:val="14"/>
-                <w:szCs w:val="14"/>
-              </w:rPr>
-              <w:t xml:space="preserve">Source: Khan Academy (English - US curriculum)</w:t>
-            </w:r>
-          </w:p>
-          <w:p>
-            <w:pPr>
-              <w:spacing w:after="10" w:before="0"/>
-              <w:ind w:left="120"/>
-            </w:pPr>
-            <w:hyperlink w:history="1" r:id="rIdxlkpbhh3enf0odbbx6j_s">
-              <w:r>
-                <w:rPr>
-                  <w:rFonts w:ascii="Arial" w:cs="Arial" w:eastAsia="Arial" w:hAnsi="Arial"/>
-                  <w:color w:val="595959"/>
-                  <w:sz w:val="14"/>
-                  <w:szCs w:val="14"/>
-                  <w:u w:val="single" w:color="595959"/>
-                </w:rPr>
-                <w:t xml:space="preserve">🔍 Search ARES for similar videos</w:t>
-              </w:r>
-            </w:hyperlink>
-          </w:p>
-          <w:p>
-            <w:pPr>
-              <w:spacing w:after="40" w:before="0"/>
-            </w:pPr>
-            <w:r>
-              <w:rPr>
-                <w:sz w:val="14"/>
-                <w:szCs w:val="14"/>
-              </w:rPr>
-              <w:t xml:space="preserve"/>
-            </w:r>
-          </w:p>
-          <w:p>
-            <w:pPr>
-              <w:spacing w:after="20" w:before="0"/>
-            </w:pPr>
-            <w:r>
-              <w:rPr>
-                <w:rFonts w:ascii="Arial" w:cs="Arial" w:eastAsia="Arial" w:hAnsi="Arial"/>
-                <w:b/>
-                <w:bCs/>
-                <w:color w:val="1F3864"/>
-                <w:sz w:val="16"/>
-                <w:szCs w:val="16"/>
-              </w:rPr>
-              <w:t xml:space="preserve">📖 EXERCISE:</w:t>
-            </w:r>
-          </w:p>
-          <w:p>
-            <w:pPr>
-              <w:spacing w:after="20" w:before="0"/>
-            </w:pPr>
-            <w:hyperlink w:history="1" r:id="rIdljhelwqn8jf55hbl4xu2h">
-              <w:r>
-                <w:rPr>
-                  <w:rFonts w:ascii="Arial" w:cs="Arial" w:eastAsia="Arial" w:hAnsi="Arial"/>
-                  <w:color w:val="2E75B6"/>
-                  <w:sz w:val="16"/>
-                  <w:szCs w:val="16"/>
-                  <w:u w:val="single" w:color="2E75B6"/>
-                </w:rPr>
-                <w:t xml:space="preserve">Apply volume of solids</w:t>
-              </w:r>
-            </w:hyperlink>
-          </w:p>
-          <w:p>
-            <w:pPr>
-              <w:spacing w:after="10" w:before="0"/>
-              <w:ind w:left="120"/>
-            </w:pPr>
-            <w:r>
-              <w:rPr>
-                <w:rFonts w:ascii="Arial" w:cs="Arial" w:eastAsia="Arial" w:hAnsi="Arial"/>
-                <w:color w:val="595959"/>
-                <w:sz w:val="14"/>
-                <w:szCs w:val="14"/>
-              </w:rPr>
-              <w:t xml:space="preserve">Source: Khan Academy (English - US curriculum)</w:t>
-            </w:r>
-          </w:p>
-          <w:p>
-            <w:pPr>
-              <w:spacing w:after="10" w:before="0"/>
-              <w:ind w:left="120"/>
-            </w:pPr>
-            <w:hyperlink w:history="1" r:id="rIdb_ruhaokqqz5uqkkfbhid">
+            <w:hyperlink w:history="1" r:id="rIddbun5q-7zsbtcg7rq5kai">
               <w:r>
                 <w:rPr>
                   <w:rFonts w:ascii="Arial" w:cs="Arial" w:eastAsia="Arial" w:hAnsi="Arial"/>

--- a/data/outputs/v2/Core_Mathematics/SS2.7_Surface_Area_and_Volume_of_Solids/Core_Mathematics_Surface_Area_and_Volume_of_Solids_CBE_LessonSequence.docx
+++ b/data/outputs/v2/Core_Mathematics/SS2.7_Surface_Area_and_Volume_of_Solids/Core_Mathematics_Surface_Area_and_Volume_of_Solids_CBE_LessonSequence.docx
@@ -42,6 +42,177 @@
     </w:p>
     <w:p>
       <w:pPr>
+        <w:spacing w:after="80" w:before="120"/>
+      </w:pPr>
+      <w:r>
+        <w:rPr>
+          <w:rFonts w:ascii="Arial" w:cs="Arial" w:eastAsia="Arial" w:hAnsi="Arial"/>
+          <w:b/>
+          <w:bCs/>
+          <w:color w:val="1F3864"/>
+          <w:sz w:val="20"/>
+          <w:szCs w:val="20"/>
+        </w:rPr>
+        <w:t xml:space="preserve">ATTRIBUTION AND LICENSING</w:t>
+      </w:r>
+    </w:p>
+    <w:p>
+      <w:pPr>
+        <w:spacing w:after="60" w:before="0"/>
+      </w:pPr>
+      <w:r>
+        <w:rPr>
+          <w:rFonts w:ascii="Arial" w:cs="Arial" w:eastAsia="Arial" w:hAnsi="Arial"/>
+          <w:b/>
+          <w:bCs/>
+          <w:sz w:val="17"/>
+          <w:szCs w:val="17"/>
+        </w:rPr>
+        <w:t xml:space="preserve">Curriculum Alignment: </w:t>
+      </w:r>
+      <w:r>
+        <w:rPr>
+          <w:rFonts w:ascii="Arial" w:cs="Arial" w:eastAsia="Arial" w:hAnsi="Arial"/>
+          <w:sz w:val="17"/>
+          <w:szCs w:val="17"/>
+        </w:rPr>
+        <w:t xml:space="preserve">Structured in pedagogical alignment with the competence-based curriculum format and learning outcomes established by the Kenya Institute of Curriculum Development (KICD). This material is independently developed and is not officially endorsed or published by KICD.</w:t>
+      </w:r>
+    </w:p>
+    <w:p>
+      <w:pPr>
+        <w:spacing w:after="60" w:before="0"/>
+      </w:pPr>
+      <w:r>
+        <w:rPr>
+          <w:rFonts w:ascii="Arial" w:cs="Arial" w:eastAsia="Arial" w:hAnsi="Arial"/>
+          <w:b/>
+          <w:bCs/>
+          <w:sz w:val="17"/>
+          <w:szCs w:val="17"/>
+        </w:rPr>
+        <w:t xml:space="preserve">Content &amp; Pedagogy: </w:t>
+      </w:r>
+      <w:r>
+        <w:rPr>
+          <w:rFonts w:ascii="Arial" w:cs="Arial" w:eastAsia="Arial" w:hAnsi="Arial"/>
+          <w:sz w:val="17"/>
+          <w:szCs w:val="17"/>
+        </w:rPr>
+        <w:t xml:space="preserve">Developed and adapted by the educator team at SeaVuria (registered 501(c)(3) in the United States and registered NGO in Kenya, No. 872-850A-BF11), who designed the pedagogical framework, lesson templates and exemplar lessons on which this material is based.</w:t>
+      </w:r>
+    </w:p>
+    <w:p>
+      <w:pPr>
+        <w:spacing w:after="60" w:before="0"/>
+      </w:pPr>
+      <w:r>
+        <w:rPr>
+          <w:rFonts w:ascii="Arial" w:cs="Arial" w:eastAsia="Arial" w:hAnsi="Arial"/>
+          <w:b/>
+          <w:bCs/>
+          <w:sz w:val="17"/>
+          <w:szCs w:val="17"/>
+        </w:rPr>
+        <w:t xml:space="preserve">Production &amp; Layout: </w:t>
+      </w:r>
+      <w:r>
+        <w:rPr>
+          <w:rFonts w:ascii="Arial" w:cs="Arial" w:eastAsia="Arial" w:hAnsi="Arial"/>
+          <w:sz w:val="17"/>
+          <w:szCs w:val="17"/>
+        </w:rPr>
+        <w:t xml:space="preserve">Educational design and curriculum sequencing by SeaVuria. Technical layout, structural formatting, and digital optimization/implementation executed in partnership with ARES Education (registered 501(c)(3) in the United States and Canada (as Afretech Aid) and registered NGO in Kenya), with lesson drafting and compilation assisted by AI (Claude, Anthropic).</w:t>
+      </w:r>
+    </w:p>
+    <w:p>
+      <w:pPr>
+        <w:pBdr>
+          <w:bottom w:val="single" w:color="1F3864" w:sz="6" w:space="6"/>
+        </w:pBdr>
+        <w:spacing w:after="60" w:before="0"/>
+      </w:pPr>
+      <w:r>
+        <w:rPr>
+          <w:rFonts w:ascii="Arial" w:cs="Arial" w:eastAsia="Arial" w:hAnsi="Arial"/>
+          <w:b/>
+          <w:bCs/>
+          <w:sz w:val="17"/>
+          <w:szCs w:val="17"/>
+        </w:rPr>
+        <w:t xml:space="preserve">Licensing &amp; Copyright: </w:t>
+      </w:r>
+      <w:r>
+        <w:rPr>
+          <w:rFonts w:ascii="Arial" w:cs="Arial" w:eastAsia="Arial" w:hAnsi="Arial"/>
+          <w:sz w:val="17"/>
+          <w:szCs w:val="17"/>
+        </w:rPr>
+        <w:t xml:space="preserve">© 2026 SeaVuria and ARES. This work is licensed under a </w:t>
+      </w:r>
+      <w:hyperlink w:history="1" r:id="rIdgghvqtqmjb5vjleu9cehk">
+        <w:r>
+          <w:rPr>
+            <w:rFonts w:ascii="Arial" w:cs="Arial" w:eastAsia="Arial" w:hAnsi="Arial"/>
+            <w:color w:val="1F6B75"/>
+            <w:sz w:val="17"/>
+            <w:szCs w:val="17"/>
+            <w:u w:val="single" w:color="1F6B75"/>
+          </w:rPr>
+          <w:t xml:space="preserve">Creative Commons Attribution-NonCommercial 4.0 International License</w:t>
+        </w:r>
+      </w:hyperlink>
+      <w:r>
+        <w:rPr>
+          <w:rFonts w:ascii="Arial" w:cs="Arial" w:eastAsia="Arial" w:hAnsi="Arial"/>
+          <w:sz w:val="17"/>
+          <w:szCs w:val="17"/>
+        </w:rPr>
+        <w:t xml:space="preserve"> (</w:t>
+      </w:r>
+      <w:hyperlink w:history="1" r:id="rIdt4wcuneqzm1equuu6vphk">
+        <w:r>
+          <w:rPr>
+            <w:rFonts w:ascii="Arial" w:cs="Arial" w:eastAsia="Arial" w:hAnsi="Arial"/>
+            <w:color w:val="1F6B75"/>
+            <w:sz w:val="17"/>
+            <w:szCs w:val="17"/>
+            <w:u w:val="single" w:color="1F6B75"/>
+          </w:rPr>
+          <w:t xml:space="preserve">CC BY-NC 4.0</w:t>
+        </w:r>
+      </w:hyperlink>
+      <w:r>
+        <w:rPr>
+          <w:rFonts w:ascii="Arial" w:cs="Arial" w:eastAsia="Arial" w:hAnsi="Arial"/>
+          <w:sz w:val="17"/>
+          <w:szCs w:val="17"/>
+        </w:rPr>
+        <w:t xml:space="preserve">). To view a copy of this license, visit </w:t>
+      </w:r>
+      <w:hyperlink w:history="1" r:id="rIdxu4i-i3eu3-pm6xlyvx4c">
+        <w:r>
+          <w:rPr>
+            <w:rFonts w:ascii="Arial" w:cs="Arial" w:eastAsia="Arial" w:hAnsi="Arial"/>
+            <w:color w:val="1F6B75"/>
+            <w:sz w:val="17"/>
+            <w:szCs w:val="17"/>
+            <w:u w:val="single" w:color="1F6B75"/>
+          </w:rPr>
+          <w:t xml:space="preserve">https://creativecommons.org/licenses/by-nc/4.0/</w:t>
+        </w:r>
+      </w:hyperlink>
+      <w:r>
+        <w:rPr>
+          <w:rFonts w:ascii="Arial" w:cs="Arial" w:eastAsia="Arial" w:hAnsi="Arial"/>
+          <w:sz w:val="17"/>
+          <w:szCs w:val="17"/>
+        </w:rPr>
+        <w:t xml:space="preserve">. You are free to copy, redistribute, and adapt this material in any medium or format, provided appropriate credit is given and the material is not used for commercial purposes. KICD learning outcomes and curriculum designations reproduced here for alignment purposes remain the property of KICD and are not covered by this license. Linked external resources (e.g. CK-12, Khan Academy, PhET) are subject to their own licenses.</w:t>
+      </w:r>
+    </w:p>
+    <w:p>
+      <w:pPr>
         <w:spacing w:after="120"/>
       </w:pPr>
       <w:r>
@@ -3365,7 +3536,7 @@
             <w:pPr>
               <w:spacing w:after="20" w:before="0"/>
             </w:pPr>
-            <w:hyperlink w:history="1" r:id="rId5s9pvuuu5flk9gddtgp0y">
+            <w:hyperlink w:history="1" r:id="rIdgyuedth5br_l29yndic14">
               <w:r>
                 <w:rPr>
                   <w:rFonts w:ascii="Arial" w:cs="Arial" w:eastAsia="Arial" w:hAnsi="Arial"/>
@@ -3398,7 +3569,7 @@
               <w:spacing w:after="10" w:before="0"/>
               <w:ind w:left="120"/>
             </w:pPr>
-            <w:hyperlink w:history="1" r:id="rIdjjelvrw5mysjbmfoeb-rx">
+            <w:hyperlink w:history="1" r:id="rIddwn32we_bvvgfu5yubsg4">
               <w:r>
                 <w:rPr>
                   <w:rFonts w:ascii="Arial" w:cs="Arial" w:eastAsia="Arial" w:hAnsi="Arial"/>
@@ -3443,7 +3614,7 @@
             <w:pPr>
               <w:spacing w:after="20" w:before="0"/>
             </w:pPr>
-            <w:hyperlink w:history="1" r:id="rIdtm6k0bzsjcea--ilhwjfv">
+            <w:hyperlink w:history="1" r:id="rIdnmx2vqd8hs4vetfeeif_h">
               <w:r>
                 <w:rPr>
                   <w:rFonts w:ascii="Arial" w:cs="Arial" w:eastAsia="Arial" w:hAnsi="Arial"/>
@@ -3476,7 +3647,7 @@
               <w:spacing w:after="10" w:before="0"/>
               <w:ind w:left="120"/>
             </w:pPr>
-            <w:hyperlink w:history="1" r:id="rIdpjr-x__8xmzsmmug7r_he">
+            <w:hyperlink w:history="1" r:id="rIdogw1tywtfclsdntae8esg">
               <w:r>
                 <w:rPr>
                   <w:rFonts w:ascii="Arial" w:cs="Arial" w:eastAsia="Arial" w:hAnsi="Arial"/>
@@ -3671,7 +3842,7 @@
             <w:pPr>
               <w:spacing w:after="20" w:before="0"/>
             </w:pPr>
-            <w:hyperlink w:history="1" r:id="rIdrhr1qjm7mtjehtka5zt70">
+            <w:hyperlink w:history="1" r:id="rIdb4eodoefbeb9nuykhwlmn">
               <w:r>
                 <w:rPr>
                   <w:rFonts w:ascii="Arial" w:cs="Arial" w:eastAsia="Arial" w:hAnsi="Arial"/>
@@ -3704,7 +3875,7 @@
               <w:spacing w:after="10" w:before="0"/>
               <w:ind w:left="120"/>
             </w:pPr>
-            <w:hyperlink w:history="1" r:id="rIdstliwqnhcqnvwjakoe06r">
+            <w:hyperlink w:history="1" r:id="rIdk7jf35gmyjhnlc9stu1sk">
               <w:r>
                 <w:rPr>
                   <w:rFonts w:ascii="Arial" w:cs="Arial" w:eastAsia="Arial" w:hAnsi="Arial"/>
@@ -3749,7 +3920,7 @@
             <w:pPr>
               <w:spacing w:after="20" w:before="0"/>
             </w:pPr>
-            <w:hyperlink w:history="1" r:id="rIddqyrxnbwpsphv_-xxxgg9">
+            <w:hyperlink w:history="1" r:id="rId3frmcrj-bbewjpsbl6x9h">
               <w:r>
                 <w:rPr>
                   <w:rFonts w:ascii="Arial" w:cs="Arial" w:eastAsia="Arial" w:hAnsi="Arial"/>
@@ -3782,7 +3953,7 @@
               <w:spacing w:after="10" w:before="0"/>
               <w:ind w:left="120"/>
             </w:pPr>
-            <w:hyperlink w:history="1" r:id="rIdt-luclkvcw78rciywda1g">
+            <w:hyperlink w:history="1" r:id="rIdhf-qnowc_ciiudwtdkiu4">
               <w:r>
                 <w:rPr>
                   <w:rFonts w:ascii="Arial" w:cs="Arial" w:eastAsia="Arial" w:hAnsi="Arial"/>
@@ -3977,7 +4148,7 @@
             <w:pPr>
               <w:spacing w:after="20" w:before="0"/>
             </w:pPr>
-            <w:hyperlink w:history="1" r:id="rIdnd_asjjrhkbskujx1tema">
+            <w:hyperlink w:history="1" r:id="rIdjplccrzl5i21kby5rp3kb">
               <w:r>
                 <w:rPr>
                   <w:rFonts w:ascii="Arial" w:cs="Arial" w:eastAsia="Arial" w:hAnsi="Arial"/>
@@ -4010,7 +4181,7 @@
               <w:spacing w:after="10" w:before="0"/>
               <w:ind w:left="120"/>
             </w:pPr>
-            <w:hyperlink w:history="1" r:id="rIdzjjyrj7fr6-rrd-h1nlse">
+            <w:hyperlink w:history="1" r:id="rIdkj9ro02qbbwagdrgh04xr">
               <w:r>
                 <w:rPr>
                   <w:rFonts w:ascii="Arial" w:cs="Arial" w:eastAsia="Arial" w:hAnsi="Arial"/>
@@ -4055,7 +4226,7 @@
             <w:pPr>
               <w:spacing w:after="20" w:before="0"/>
             </w:pPr>
-            <w:hyperlink w:history="1" r:id="rIdu2imn9w-x0pp5at_1t-qm">
+            <w:hyperlink w:history="1" r:id="rIdkiya4-tjwau3bojucvxdi">
               <w:r>
                 <w:rPr>
                   <w:rFonts w:ascii="Arial" w:cs="Arial" w:eastAsia="Arial" w:hAnsi="Arial"/>
@@ -4088,7 +4259,7 @@
               <w:spacing w:after="10" w:before="0"/>
               <w:ind w:left="120"/>
             </w:pPr>
-            <w:hyperlink w:history="1" r:id="rIdaxvb7tqfegmcmwu2fnnhp">
+            <w:hyperlink w:history="1" r:id="rIdabf_zicaldyx_1xgj5kds">
               <w:r>
                 <w:rPr>
                   <w:rFonts w:ascii="Arial" w:cs="Arial" w:eastAsia="Arial" w:hAnsi="Arial"/>
@@ -4283,7 +4454,7 @@
             <w:pPr>
               <w:spacing w:after="20" w:before="0"/>
             </w:pPr>
-            <w:hyperlink w:history="1" r:id="rIdgvex2n2oh5e6vxrw3d9xi">
+            <w:hyperlink w:history="1" r:id="rIdvwa-xk1wrnjusi4osy5bp">
               <w:r>
                 <w:rPr>
                   <w:rFonts w:ascii="Arial" w:cs="Arial" w:eastAsia="Arial" w:hAnsi="Arial"/>
@@ -4316,7 +4487,7 @@
               <w:spacing w:after="10" w:before="0"/>
               <w:ind w:left="120"/>
             </w:pPr>
-            <w:hyperlink w:history="1" r:id="rId_-8ksq_wx6waokgqgr4d2">
+            <w:hyperlink w:history="1" r:id="rIdlcgyykfn81dc4ulwlornl">
               <w:r>
                 <w:rPr>
                   <w:rFonts w:ascii="Arial" w:cs="Arial" w:eastAsia="Arial" w:hAnsi="Arial"/>
@@ -4361,7 +4532,7 @@
             <w:pPr>
               <w:spacing w:after="20" w:before="0"/>
             </w:pPr>
-            <w:hyperlink w:history="1" r:id="rIddayybsx6t4jfbwljv1nvz">
+            <w:hyperlink w:history="1" r:id="rIdcced5rznrj9huiwmebaww">
               <w:r>
                 <w:rPr>
                   <w:rFonts w:ascii="Arial" w:cs="Arial" w:eastAsia="Arial" w:hAnsi="Arial"/>
@@ -4394,7 +4565,7 @@
               <w:spacing w:after="10" w:before="0"/>
               <w:ind w:left="120"/>
             </w:pPr>
-            <w:hyperlink w:history="1" r:id="rIdzlp333h-ejjugh6eubboe">
+            <w:hyperlink w:history="1" r:id="rIdyl4xfbelai9kckvdhw6_8">
               <w:r>
                 <w:rPr>
                   <w:rFonts w:ascii="Arial" w:cs="Arial" w:eastAsia="Arial" w:hAnsi="Arial"/>
@@ -4589,7 +4760,7 @@
             <w:pPr>
               <w:spacing w:after="20" w:before="0"/>
             </w:pPr>
-            <w:hyperlink w:history="1" r:id="rIduzusyfl6uowkjx3ljob5w">
+            <w:hyperlink w:history="1" r:id="rIdkkyetqco-nq_fc-h654wq">
               <w:r>
                 <w:rPr>
                   <w:rFonts w:ascii="Arial" w:cs="Arial" w:eastAsia="Arial" w:hAnsi="Arial"/>
@@ -4622,7 +4793,7 @@
               <w:spacing w:after="10" w:before="0"/>
               <w:ind w:left="120"/>
             </w:pPr>
-            <w:hyperlink w:history="1" r:id="rIdnsonnxcfjrtuopexcqqic">
+            <w:hyperlink w:history="1" r:id="rIdirvbb3cfp3in3nfnrwwp8">
               <w:r>
                 <w:rPr>
                   <w:rFonts w:ascii="Arial" w:cs="Arial" w:eastAsia="Arial" w:hAnsi="Arial"/>
@@ -4667,7 +4838,7 @@
             <w:pPr>
               <w:spacing w:after="20" w:before="0"/>
             </w:pPr>
-            <w:hyperlink w:history="1" r:id="rId0i9n38el13pyenw-c3pst">
+            <w:hyperlink w:history="1" r:id="rId7_tudplfyayn50kzooxkt">
               <w:r>
                 <w:rPr>
                   <w:rFonts w:ascii="Arial" w:cs="Arial" w:eastAsia="Arial" w:hAnsi="Arial"/>
@@ -4700,7 +4871,7 @@
               <w:spacing w:after="10" w:before="0"/>
               <w:ind w:left="120"/>
             </w:pPr>
-            <w:hyperlink w:history="1" r:id="rIdd3nfhrmln8oresujdvsw9">
+            <w:hyperlink w:history="1" r:id="rIdu2zispexzwkqxkpmt_s1t">
               <w:r>
                 <w:rPr>
                   <w:rFonts w:ascii="Arial" w:cs="Arial" w:eastAsia="Arial" w:hAnsi="Arial"/>
@@ -5196,6 +5367,65 @@
         </w:tc>
       </w:tr>
     </w:tbl>
+    <w:p>
+      <w:pPr>
+        <w:pBdr>
+          <w:top w:val="single" w:color="BBBBBB" w:sz="4" w:space="4"/>
+        </w:pBdr>
+        <w:spacing w:after="0" w:before="160"/>
+      </w:pPr>
+      <w:r>
+        <w:rPr>
+          <w:rFonts w:ascii="Arial" w:cs="Arial" w:eastAsia="Arial" w:hAnsi="Arial"/>
+          <w:color w:val="666666"/>
+          <w:sz w:val="14"/>
+          <w:szCs w:val="14"/>
+        </w:rPr>
+        <w:t xml:space="preserve">© 2026 SeaVuria and ARES. Aligned with KICD objectives. Developed by SeaVuria; technical implementation by ARES (with AI assistance from Claude). Licensed under </w:t>
+      </w:r>
+      <w:hyperlink w:history="1" r:id="rIdtypyug2hw8zii6apj-nv5">
+        <w:r>
+          <w:rPr>
+            <w:rFonts w:ascii="Arial" w:cs="Arial" w:eastAsia="Arial" w:hAnsi="Arial"/>
+            <w:color w:val="1F6B75"/>
+            <w:sz w:val="14"/>
+            <w:szCs w:val="14"/>
+            <w:u w:val="single" w:color="1F6B75"/>
+          </w:rPr>
+          <w:t xml:space="preserve">CC BY-NC 4.0</w:t>
+        </w:r>
+      </w:hyperlink>
+      <w:r>
+        <w:rPr>
+          <w:rFonts w:ascii="Arial" w:cs="Arial" w:eastAsia="Arial" w:hAnsi="Arial"/>
+          <w:color w:val="666666"/>
+          <w:sz w:val="14"/>
+          <w:szCs w:val="14"/>
+        </w:rPr>
+        <w:t xml:space="preserve"> (</w:t>
+      </w:r>
+      <w:hyperlink w:history="1" r:id="rIdfobnrl-x3azyy2klfd9ko">
+        <w:r>
+          <w:rPr>
+            <w:rFonts w:ascii="Arial" w:cs="Arial" w:eastAsia="Arial" w:hAnsi="Arial"/>
+            <w:color w:val="1F6B75"/>
+            <w:sz w:val="14"/>
+            <w:szCs w:val="14"/>
+            <w:u w:val="single" w:color="1F6B75"/>
+          </w:rPr>
+          <w:t xml:space="preserve">https://creativecommons.org/licenses/by-nc/4.0/</w:t>
+        </w:r>
+      </w:hyperlink>
+      <w:r>
+        <w:rPr>
+          <w:rFonts w:ascii="Arial" w:cs="Arial" w:eastAsia="Arial" w:hAnsi="Arial"/>
+          <w:color w:val="666666"/>
+          <w:sz w:val="14"/>
+          <w:szCs w:val="14"/>
+        </w:rPr>
+        <w:t xml:space="preserve">).</w:t>
+      </w:r>
+    </w:p>
     <w:p>
       <w:r>
         <w:br w:type="page"/>
@@ -6187,7 +6417,7 @@
             <w:pPr>
               <w:spacing w:after="20" w:before="0"/>
             </w:pPr>
-            <w:hyperlink w:history="1" r:id="rIdj-qsvxo1-jkfx37ndd59c">
+            <w:hyperlink w:history="1" r:id="rIdckb_ffuip6yxhmunh4b_m">
               <w:r>
                 <w:rPr>
                   <w:rFonts w:ascii="Arial" w:cs="Arial" w:eastAsia="Arial" w:hAnsi="Arial"/>
@@ -6220,7 +6450,7 @@
               <w:spacing w:after="10" w:before="0"/>
               <w:ind w:left="120"/>
             </w:pPr>
-            <w:hyperlink w:history="1" r:id="rIdi3irmmc-9mzt8hyow2qzy">
+            <w:hyperlink w:history="1" r:id="rIdmjijjkfoqjdimem3kylzt">
               <w:r>
                 <w:rPr>
                   <w:rFonts w:ascii="Arial" w:cs="Arial" w:eastAsia="Arial" w:hAnsi="Arial"/>
@@ -6265,7 +6495,7 @@
             <w:pPr>
               <w:spacing w:after="20" w:before="0"/>
             </w:pPr>
-            <w:hyperlink w:history="1" r:id="rIdkrszd1c117vhbr0xrr4em">
+            <w:hyperlink w:history="1" r:id="rIdeiu5q6zik8jaqhqylzudi">
               <w:r>
                 <w:rPr>
                   <w:rFonts w:ascii="Arial" w:cs="Arial" w:eastAsia="Arial" w:hAnsi="Arial"/>
@@ -6298,7 +6528,7 @@
               <w:spacing w:after="10" w:before="0"/>
               <w:ind w:left="120"/>
             </w:pPr>
-            <w:hyperlink w:history="1" r:id="rIdqwm_nl6gghwlxytj3uosd">
+            <w:hyperlink w:history="1" r:id="rIdee04i-1841j1xbbgkcyec">
               <w:r>
                 <w:rPr>
                   <w:rFonts w:ascii="Arial" w:cs="Arial" w:eastAsia="Arial" w:hAnsi="Arial"/>
@@ -6493,7 +6723,7 @@
             <w:pPr>
               <w:spacing w:after="20" w:before="0"/>
             </w:pPr>
-            <w:hyperlink w:history="1" r:id="rIdj8fggyvctum9t94wwlxyc">
+            <w:hyperlink w:history="1" r:id="rIdgqcb_lpds9r0g2zcw_ihw">
               <w:r>
                 <w:rPr>
                   <w:rFonts w:ascii="Arial" w:cs="Arial" w:eastAsia="Arial" w:hAnsi="Arial"/>
@@ -6526,7 +6756,7 @@
               <w:spacing w:after="10" w:before="0"/>
               <w:ind w:left="120"/>
             </w:pPr>
-            <w:hyperlink w:history="1" r:id="rIdfpebkyn2kzcfk8-ggl_oz">
+            <w:hyperlink w:history="1" r:id="rIdiwigvpb0xmldmvavupygf">
               <w:r>
                 <w:rPr>
                   <w:rFonts w:ascii="Arial" w:cs="Arial" w:eastAsia="Arial" w:hAnsi="Arial"/>
@@ -6571,7 +6801,7 @@
             <w:pPr>
               <w:spacing w:after="20" w:before="0"/>
             </w:pPr>
-            <w:hyperlink w:history="1" r:id="rIdjauf9s42pzsvn4dca9v9q">
+            <w:hyperlink w:history="1" r:id="rIdeciw2kcquojexcfdhumez">
               <w:r>
                 <w:rPr>
                   <w:rFonts w:ascii="Arial" w:cs="Arial" w:eastAsia="Arial" w:hAnsi="Arial"/>
@@ -6604,7 +6834,7 @@
               <w:spacing w:after="10" w:before="0"/>
               <w:ind w:left="120"/>
             </w:pPr>
-            <w:hyperlink w:history="1" r:id="rIdi4-f4ekemnni35sacc0y2">
+            <w:hyperlink w:history="1" r:id="rIdfv0nxbt0o8ibfwojbf8dl">
               <w:r>
                 <w:rPr>
                   <w:rFonts w:ascii="Arial" w:cs="Arial" w:eastAsia="Arial" w:hAnsi="Arial"/>
@@ -6799,7 +7029,7 @@
             <w:pPr>
               <w:spacing w:after="20" w:before="0"/>
             </w:pPr>
-            <w:hyperlink w:history="1" r:id="rIdyh1yufa-fad6vnrxrgkgf">
+            <w:hyperlink w:history="1" r:id="rIdhjwejwig6c3s_9znkftks">
               <w:r>
                 <w:rPr>
                   <w:rFonts w:ascii="Arial" w:cs="Arial" w:eastAsia="Arial" w:hAnsi="Arial"/>
@@ -6832,7 +7062,7 @@
               <w:spacing w:after="10" w:before="0"/>
               <w:ind w:left="120"/>
             </w:pPr>
-            <w:hyperlink w:history="1" r:id="rIdr8bfc8hbq2rheilglmkj9">
+            <w:hyperlink w:history="1" r:id="rIdxjd0a9c6dja0ijp7iyee2">
               <w:r>
                 <w:rPr>
                   <w:rFonts w:ascii="Arial" w:cs="Arial" w:eastAsia="Arial" w:hAnsi="Arial"/>
@@ -6877,7 +7107,7 @@
             <w:pPr>
               <w:spacing w:after="20" w:before="0"/>
             </w:pPr>
-            <w:hyperlink w:history="1" r:id="rIdye_qzmartdujihhsllylz">
+            <w:hyperlink w:history="1" r:id="rIdppbs6ltblm1avcbdiypcu">
               <w:r>
                 <w:rPr>
                   <w:rFonts w:ascii="Arial" w:cs="Arial" w:eastAsia="Arial" w:hAnsi="Arial"/>
@@ -6910,7 +7140,7 @@
               <w:spacing w:after="10" w:before="0"/>
               <w:ind w:left="120"/>
             </w:pPr>
-            <w:hyperlink w:history="1" r:id="rIdyp-z3pqn34s5h4mwscj7o">
+            <w:hyperlink w:history="1" r:id="rIdjd9n-g701kqdw2fso6cdj">
               <w:r>
                 <w:rPr>
                   <w:rFonts w:ascii="Arial" w:cs="Arial" w:eastAsia="Arial" w:hAnsi="Arial"/>
@@ -7105,7 +7335,7 @@
             <w:pPr>
               <w:spacing w:after="20" w:before="0"/>
             </w:pPr>
-            <w:hyperlink w:history="1" r:id="rIdztr7kmw1axgehyrbz4z-y">
+            <w:hyperlink w:history="1" r:id="rIdgdnklchxbcqlk8rcpuogq">
               <w:r>
                 <w:rPr>
                   <w:rFonts w:ascii="Arial" w:cs="Arial" w:eastAsia="Arial" w:hAnsi="Arial"/>
@@ -7138,7 +7368,7 @@
               <w:spacing w:after="10" w:before="0"/>
               <w:ind w:left="120"/>
             </w:pPr>
-            <w:hyperlink w:history="1" r:id="rIdxr-hogzzndis5p2lsxhg5">
+            <w:hyperlink w:history="1" r:id="rIdpxpi31rqdbth-k95ma9mt">
               <w:r>
                 <w:rPr>
                   <w:rFonts w:ascii="Arial" w:cs="Arial" w:eastAsia="Arial" w:hAnsi="Arial"/>
@@ -7183,7 +7413,7 @@
             <w:pPr>
               <w:spacing w:after="20" w:before="0"/>
             </w:pPr>
-            <w:hyperlink w:history="1" r:id="rIdsacrzfroicbu8izum7hhq">
+            <w:hyperlink w:history="1" r:id="rIdv3wnkc8pnlq_00eihwwtv">
               <w:r>
                 <w:rPr>
                   <w:rFonts w:ascii="Arial" w:cs="Arial" w:eastAsia="Arial" w:hAnsi="Arial"/>
@@ -7216,7 +7446,7 @@
               <w:spacing w:after="10" w:before="0"/>
               <w:ind w:left="120"/>
             </w:pPr>
-            <w:hyperlink w:history="1" r:id="rIdvkmdhgzl0kmfoyzcg9frb">
+            <w:hyperlink w:history="1" r:id="rIdrpnduxeyaoj4hoqv2xoti">
               <w:r>
                 <w:rPr>
                   <w:rFonts w:ascii="Arial" w:cs="Arial" w:eastAsia="Arial" w:hAnsi="Arial"/>
@@ -7411,7 +7641,7 @@
             <w:pPr>
               <w:spacing w:after="20" w:before="0"/>
             </w:pPr>
-            <w:hyperlink w:history="1" r:id="rId_fi1fem6lu9kf-8w76unm">
+            <w:hyperlink w:history="1" r:id="rIdsosjpnuk26qs3pkjvepfy">
               <w:r>
                 <w:rPr>
                   <w:rFonts w:ascii="Arial" w:cs="Arial" w:eastAsia="Arial" w:hAnsi="Arial"/>
@@ -7444,7 +7674,7 @@
               <w:spacing w:after="10" w:before="0"/>
               <w:ind w:left="120"/>
             </w:pPr>
-            <w:hyperlink w:history="1" r:id="rIdave5y1af1ft0p2vfhrgqq">
+            <w:hyperlink w:history="1" r:id="rIdripnh5pbwbuhudnyhm_n0">
               <w:r>
                 <w:rPr>
                   <w:rFonts w:ascii="Arial" w:cs="Arial" w:eastAsia="Arial" w:hAnsi="Arial"/>
@@ -7489,7 +7719,7 @@
             <w:pPr>
               <w:spacing w:after="20" w:before="0"/>
             </w:pPr>
-            <w:hyperlink w:history="1" r:id="rId7p7xeykbvdj-c_q_q6tg1">
+            <w:hyperlink w:history="1" r:id="rId2qipdbfj51nirz_e1zyzg">
               <w:r>
                 <w:rPr>
                   <w:rFonts w:ascii="Arial" w:cs="Arial" w:eastAsia="Arial" w:hAnsi="Arial"/>
@@ -7522,7 +7752,7 @@
               <w:spacing w:after="10" w:before="0"/>
               <w:ind w:left="120"/>
             </w:pPr>
-            <w:hyperlink w:history="1" r:id="rIdsycjdow6vs46iinb4vb-w">
+            <w:hyperlink w:history="1" r:id="rIdzrqvrgzj3mjpb9epkhfmp">
               <w:r>
                 <w:rPr>
                   <w:rFonts w:ascii="Arial" w:cs="Arial" w:eastAsia="Arial" w:hAnsi="Arial"/>
@@ -8018,6 +8248,65 @@
         </w:tc>
       </w:tr>
     </w:tbl>
+    <w:p>
+      <w:pPr>
+        <w:pBdr>
+          <w:top w:val="single" w:color="BBBBBB" w:sz="4" w:space="4"/>
+        </w:pBdr>
+        <w:spacing w:after="0" w:before="160"/>
+      </w:pPr>
+      <w:r>
+        <w:rPr>
+          <w:rFonts w:ascii="Arial" w:cs="Arial" w:eastAsia="Arial" w:hAnsi="Arial"/>
+          <w:color w:val="666666"/>
+          <w:sz w:val="14"/>
+          <w:szCs w:val="14"/>
+        </w:rPr>
+        <w:t xml:space="preserve">© 2026 SeaVuria and ARES. Aligned with KICD objectives. Developed by SeaVuria; technical implementation by ARES (with AI assistance from Claude). Licensed under </w:t>
+      </w:r>
+      <w:hyperlink w:history="1" r:id="rId5j04vqxrriglc4ci0gsol">
+        <w:r>
+          <w:rPr>
+            <w:rFonts w:ascii="Arial" w:cs="Arial" w:eastAsia="Arial" w:hAnsi="Arial"/>
+            <w:color w:val="1F6B75"/>
+            <w:sz w:val="14"/>
+            <w:szCs w:val="14"/>
+            <w:u w:val="single" w:color="1F6B75"/>
+          </w:rPr>
+          <w:t xml:space="preserve">CC BY-NC 4.0</w:t>
+        </w:r>
+      </w:hyperlink>
+      <w:r>
+        <w:rPr>
+          <w:rFonts w:ascii="Arial" w:cs="Arial" w:eastAsia="Arial" w:hAnsi="Arial"/>
+          <w:color w:val="666666"/>
+          <w:sz w:val="14"/>
+          <w:szCs w:val="14"/>
+        </w:rPr>
+        <w:t xml:space="preserve"> (</w:t>
+      </w:r>
+      <w:hyperlink w:history="1" r:id="rIdrsld_xxvewj4ocdo2bjuk">
+        <w:r>
+          <w:rPr>
+            <w:rFonts w:ascii="Arial" w:cs="Arial" w:eastAsia="Arial" w:hAnsi="Arial"/>
+            <w:color w:val="1F6B75"/>
+            <w:sz w:val="14"/>
+            <w:szCs w:val="14"/>
+            <w:u w:val="single" w:color="1F6B75"/>
+          </w:rPr>
+          <w:t xml:space="preserve">https://creativecommons.org/licenses/by-nc/4.0/</w:t>
+        </w:r>
+      </w:hyperlink>
+      <w:r>
+        <w:rPr>
+          <w:rFonts w:ascii="Arial" w:cs="Arial" w:eastAsia="Arial" w:hAnsi="Arial"/>
+          <w:color w:val="666666"/>
+          <w:sz w:val="14"/>
+          <w:szCs w:val="14"/>
+        </w:rPr>
+        <w:t xml:space="preserve">).</w:t>
+      </w:r>
+    </w:p>
     <w:p>
       <w:r>
         <w:br w:type="page"/>
@@ -9009,7 +9298,7 @@
             <w:pPr>
               <w:spacing w:after="20" w:before="0"/>
             </w:pPr>
-            <w:hyperlink w:history="1" r:id="rIdiodn9pld0ll5abo8pczyz">
+            <w:hyperlink w:history="1" r:id="rIdenbi_wzeu7ymkigifrqx_">
               <w:r>
                 <w:rPr>
                   <w:rFonts w:ascii="Arial" w:cs="Arial" w:eastAsia="Arial" w:hAnsi="Arial"/>
@@ -9042,7 +9331,7 @@
               <w:spacing w:after="10" w:before="0"/>
               <w:ind w:left="120"/>
             </w:pPr>
-            <w:hyperlink w:history="1" r:id="rIdlv43iwxhrz7b8xcolqilm">
+            <w:hyperlink w:history="1" r:id="rId_9o4ocjhsa_auhbki_b-d">
               <w:r>
                 <w:rPr>
                   <w:rFonts w:ascii="Arial" w:cs="Arial" w:eastAsia="Arial" w:hAnsi="Arial"/>
@@ -9087,7 +9376,7 @@
             <w:pPr>
               <w:spacing w:after="20" w:before="0"/>
             </w:pPr>
-            <w:hyperlink w:history="1" r:id="rIdbae-chc2fuw-mjbjogmas">
+            <w:hyperlink w:history="1" r:id="rId9rutzwl9cuco204sisanh">
               <w:r>
                 <w:rPr>
                   <w:rFonts w:ascii="Arial" w:cs="Arial" w:eastAsia="Arial" w:hAnsi="Arial"/>
@@ -9120,7 +9409,7 @@
               <w:spacing w:after="10" w:before="0"/>
               <w:ind w:left="120"/>
             </w:pPr>
-            <w:hyperlink w:history="1" r:id="rIdcuifsotm1b7avxr6p99rj">
+            <w:hyperlink w:history="1" r:id="rIdyxgdau0utb6mhdbbqxpfw">
               <w:r>
                 <w:rPr>
                   <w:rFonts w:ascii="Arial" w:cs="Arial" w:eastAsia="Arial" w:hAnsi="Arial"/>
@@ -9315,7 +9604,7 @@
             <w:pPr>
               <w:spacing w:after="20" w:before="0"/>
             </w:pPr>
-            <w:hyperlink w:history="1" r:id="rIdvlahwisvu1lwx8iib0hix">
+            <w:hyperlink w:history="1" r:id="rId3-yp-8qdqnjjhy7ybz07e">
               <w:r>
                 <w:rPr>
                   <w:rFonts w:ascii="Arial" w:cs="Arial" w:eastAsia="Arial" w:hAnsi="Arial"/>
@@ -9348,7 +9637,7 @@
               <w:spacing w:after="10" w:before="0"/>
               <w:ind w:left="120"/>
             </w:pPr>
-            <w:hyperlink w:history="1" r:id="rIdkglb5hsi1nbcdnk7cfzh5">
+            <w:hyperlink w:history="1" r:id="rIdzp6lpx_u5paxtx2g-3nbb">
               <w:r>
                 <w:rPr>
                   <w:rFonts w:ascii="Arial" w:cs="Arial" w:eastAsia="Arial" w:hAnsi="Arial"/>
@@ -9393,7 +9682,7 @@
             <w:pPr>
               <w:spacing w:after="20" w:before="0"/>
             </w:pPr>
-            <w:hyperlink w:history="1" r:id="rIdgp3gvfxrp-b0mf-h2jeoc">
+            <w:hyperlink w:history="1" r:id="rIdrmmjknggtysevqrrg6fmm">
               <w:r>
                 <w:rPr>
                   <w:rFonts w:ascii="Arial" w:cs="Arial" w:eastAsia="Arial" w:hAnsi="Arial"/>
@@ -9426,7 +9715,7 @@
               <w:spacing w:after="10" w:before="0"/>
               <w:ind w:left="120"/>
             </w:pPr>
-            <w:hyperlink w:history="1" r:id="rIdpov1efawooxrsrh76_9oh">
+            <w:hyperlink w:history="1" r:id="rIdczdhsgs7s3foplco-2jaq">
               <w:r>
                 <w:rPr>
                   <w:rFonts w:ascii="Arial" w:cs="Arial" w:eastAsia="Arial" w:hAnsi="Arial"/>
@@ -9621,7 +9910,7 @@
             <w:pPr>
               <w:spacing w:after="20" w:before="0"/>
             </w:pPr>
-            <w:hyperlink w:history="1" r:id="rIdch2uz5-tjhx9993nm1hur">
+            <w:hyperlink w:history="1" r:id="rId_iezu_iooj8y-n4z0jhfm">
               <w:r>
                 <w:rPr>
                   <w:rFonts w:ascii="Arial" w:cs="Arial" w:eastAsia="Arial" w:hAnsi="Arial"/>
@@ -9654,7 +9943,7 @@
               <w:spacing w:after="10" w:before="0"/>
               <w:ind w:left="120"/>
             </w:pPr>
-            <w:hyperlink w:history="1" r:id="rIdvlvy2fk7y-dz9yzmi6i-9">
+            <w:hyperlink w:history="1" r:id="rIdo_b8uybp-hdwhr6tjha7c">
               <w:r>
                 <w:rPr>
                   <w:rFonts w:ascii="Arial" w:cs="Arial" w:eastAsia="Arial" w:hAnsi="Arial"/>
@@ -9699,7 +9988,7 @@
             <w:pPr>
               <w:spacing w:after="20" w:before="0"/>
             </w:pPr>
-            <w:hyperlink w:history="1" r:id="rIdam3eipo8jkzncwlt9r3-l">
+            <w:hyperlink w:history="1" r:id="rIdx1wuhotyshdxshpfbch9d">
               <w:r>
                 <w:rPr>
                   <w:rFonts w:ascii="Arial" w:cs="Arial" w:eastAsia="Arial" w:hAnsi="Arial"/>
@@ -9732,7 +10021,7 @@
               <w:spacing w:after="10" w:before="0"/>
               <w:ind w:left="120"/>
             </w:pPr>
-            <w:hyperlink w:history="1" r:id="rIdrffj5yslzru9ic_8xqnn3">
+            <w:hyperlink w:history="1" r:id="rIdxxn5etapmtx3fkj7zwbwa">
               <w:r>
                 <w:rPr>
                   <w:rFonts w:ascii="Arial" w:cs="Arial" w:eastAsia="Arial" w:hAnsi="Arial"/>
@@ -9927,7 +10216,7 @@
             <w:pPr>
               <w:spacing w:after="20" w:before="0"/>
             </w:pPr>
-            <w:hyperlink w:history="1" r:id="rIds9x18qxiefsj2p9ojsxio">
+            <w:hyperlink w:history="1" r:id="rIdt7sjk1piphpj2ysy8ya2p">
               <w:r>
                 <w:rPr>
                   <w:rFonts w:ascii="Arial" w:cs="Arial" w:eastAsia="Arial" w:hAnsi="Arial"/>
@@ -9960,7 +10249,7 @@
               <w:spacing w:after="10" w:before="0"/>
               <w:ind w:left="120"/>
             </w:pPr>
-            <w:hyperlink w:history="1" r:id="rIdl5pyxntq-g3f3w6yalmzk">
+            <w:hyperlink w:history="1" r:id="rIdw9-ft0nz2rlhrn3qlpvrk">
               <w:r>
                 <w:rPr>
                   <w:rFonts w:ascii="Arial" w:cs="Arial" w:eastAsia="Arial" w:hAnsi="Arial"/>
@@ -10005,7 +10294,7 @@
             <w:pPr>
               <w:spacing w:after="20" w:before="0"/>
             </w:pPr>
-            <w:hyperlink w:history="1" r:id="rIdlhjlojipw7dsjgljirolz">
+            <w:hyperlink w:history="1" r:id="rIdbfx9weo1ai7oq1dtot8mo">
               <w:r>
                 <w:rPr>
                   <w:rFonts w:ascii="Arial" w:cs="Arial" w:eastAsia="Arial" w:hAnsi="Arial"/>
@@ -10038,7 +10327,7 @@
               <w:spacing w:after="10" w:before="0"/>
               <w:ind w:left="120"/>
             </w:pPr>
-            <w:hyperlink w:history="1" r:id="rIdt7kfqxxam8n2gnffm3c_u">
+            <w:hyperlink w:history="1" r:id="rIdde7ytxstx6i-ko9cuvkqp">
               <w:r>
                 <w:rPr>
                   <w:rFonts w:ascii="Arial" w:cs="Arial" w:eastAsia="Arial" w:hAnsi="Arial"/>
@@ -10233,7 +10522,7 @@
             <w:pPr>
               <w:spacing w:after="20" w:before="0"/>
             </w:pPr>
-            <w:hyperlink w:history="1" r:id="rIdijtdvtwrtlusxnedxj2wt">
+            <w:hyperlink w:history="1" r:id="rIdb3s6yeptnodvxgrn8u_bj">
               <w:r>
                 <w:rPr>
                   <w:rFonts w:ascii="Arial" w:cs="Arial" w:eastAsia="Arial" w:hAnsi="Arial"/>
@@ -10266,7 +10555,7 @@
               <w:spacing w:after="10" w:before="0"/>
               <w:ind w:left="120"/>
             </w:pPr>
-            <w:hyperlink w:history="1" r:id="rId3wjzj1jy6x3-rtgozdgiy">
+            <w:hyperlink w:history="1" r:id="rIdwa5yasujw5b0hdoro2b2y">
               <w:r>
                 <w:rPr>
                   <w:rFonts w:ascii="Arial" w:cs="Arial" w:eastAsia="Arial" w:hAnsi="Arial"/>
@@ -10311,7 +10600,7 @@
             <w:pPr>
               <w:spacing w:after="20" w:before="0"/>
             </w:pPr>
-            <w:hyperlink w:history="1" r:id="rIdvtnmqqu9hqx2p8r3efto7">
+            <w:hyperlink w:history="1" r:id="rIdfhyljqhepaqylwb085wxm">
               <w:r>
                 <w:rPr>
                   <w:rFonts w:ascii="Arial" w:cs="Arial" w:eastAsia="Arial" w:hAnsi="Arial"/>
@@ -10344,7 +10633,7 @@
               <w:spacing w:after="10" w:before="0"/>
               <w:ind w:left="120"/>
             </w:pPr>
-            <w:hyperlink w:history="1" r:id="rIdgysahdj2lmmucbnpcaut7">
+            <w:hyperlink w:history="1" r:id="rIdh_earhbjyzyybace12svq">
               <w:r>
                 <w:rPr>
                   <w:rFonts w:ascii="Arial" w:cs="Arial" w:eastAsia="Arial" w:hAnsi="Arial"/>
@@ -10840,6 +11129,65 @@
         </w:tc>
       </w:tr>
     </w:tbl>
+    <w:p>
+      <w:pPr>
+        <w:pBdr>
+          <w:top w:val="single" w:color="BBBBBB" w:sz="4" w:space="4"/>
+        </w:pBdr>
+        <w:spacing w:after="0" w:before="160"/>
+      </w:pPr>
+      <w:r>
+        <w:rPr>
+          <w:rFonts w:ascii="Arial" w:cs="Arial" w:eastAsia="Arial" w:hAnsi="Arial"/>
+          <w:color w:val="666666"/>
+          <w:sz w:val="14"/>
+          <w:szCs w:val="14"/>
+        </w:rPr>
+        <w:t xml:space="preserve">© 2026 SeaVuria and ARES. Aligned with KICD objectives. Developed by SeaVuria; technical implementation by ARES (with AI assistance from Claude). Licensed under </w:t>
+      </w:r>
+      <w:hyperlink w:history="1" r:id="rId_acifw6brglh9pkrx0jb7">
+        <w:r>
+          <w:rPr>
+            <w:rFonts w:ascii="Arial" w:cs="Arial" w:eastAsia="Arial" w:hAnsi="Arial"/>
+            <w:color w:val="1F6B75"/>
+            <w:sz w:val="14"/>
+            <w:szCs w:val="14"/>
+            <w:u w:val="single" w:color="1F6B75"/>
+          </w:rPr>
+          <w:t xml:space="preserve">CC BY-NC 4.0</w:t>
+        </w:r>
+      </w:hyperlink>
+      <w:r>
+        <w:rPr>
+          <w:rFonts w:ascii="Arial" w:cs="Arial" w:eastAsia="Arial" w:hAnsi="Arial"/>
+          <w:color w:val="666666"/>
+          <w:sz w:val="14"/>
+          <w:szCs w:val="14"/>
+        </w:rPr>
+        <w:t xml:space="preserve"> (</w:t>
+      </w:r>
+      <w:hyperlink w:history="1" r:id="rIdrcc3qcva10hb56mcuxy1g">
+        <w:r>
+          <w:rPr>
+            <w:rFonts w:ascii="Arial" w:cs="Arial" w:eastAsia="Arial" w:hAnsi="Arial"/>
+            <w:color w:val="1F6B75"/>
+            <w:sz w:val="14"/>
+            <w:szCs w:val="14"/>
+            <w:u w:val="single" w:color="1F6B75"/>
+          </w:rPr>
+          <w:t xml:space="preserve">https://creativecommons.org/licenses/by-nc/4.0/</w:t>
+        </w:r>
+      </w:hyperlink>
+      <w:r>
+        <w:rPr>
+          <w:rFonts w:ascii="Arial" w:cs="Arial" w:eastAsia="Arial" w:hAnsi="Arial"/>
+          <w:color w:val="666666"/>
+          <w:sz w:val="14"/>
+          <w:szCs w:val="14"/>
+        </w:rPr>
+        <w:t xml:space="preserve">).</w:t>
+      </w:r>
+    </w:p>
     <w:p>
       <w:r>
         <w:br w:type="page"/>
@@ -11831,7 +12179,7 @@
             <w:pPr>
               <w:spacing w:after="20" w:before="0"/>
             </w:pPr>
-            <w:hyperlink w:history="1" r:id="rIdoos4bn7ekuqcrrv4hgixo">
+            <w:hyperlink w:history="1" r:id="rId4dxpzfsirplxr8hvogtq9">
               <w:r>
                 <w:rPr>
                   <w:rFonts w:ascii="Arial" w:cs="Arial" w:eastAsia="Arial" w:hAnsi="Arial"/>
@@ -11864,7 +12212,7 @@
               <w:spacing w:after="10" w:before="0"/>
               <w:ind w:left="120"/>
             </w:pPr>
-            <w:hyperlink w:history="1" r:id="rId3jw2y-ya89dyyi09ayrd1">
+            <w:hyperlink w:history="1" r:id="rIdyizfelhu-ey_hojps-ihm">
               <w:r>
                 <w:rPr>
                   <w:rFonts w:ascii="Arial" w:cs="Arial" w:eastAsia="Arial" w:hAnsi="Arial"/>
@@ -11909,7 +12257,7 @@
             <w:pPr>
               <w:spacing w:after="20" w:before="0"/>
             </w:pPr>
-            <w:hyperlink w:history="1" r:id="rIdy5mlnygxv8kedpexvntzc">
+            <w:hyperlink w:history="1" r:id="rIdzrfkms-irrper_mm7vfjo">
               <w:r>
                 <w:rPr>
                   <w:rFonts w:ascii="Arial" w:cs="Arial" w:eastAsia="Arial" w:hAnsi="Arial"/>
@@ -11942,7 +12290,7 @@
               <w:spacing w:after="10" w:before="0"/>
               <w:ind w:left="120"/>
             </w:pPr>
-            <w:hyperlink w:history="1" r:id="rIdnan8gbw99bjnpn9mxixxj">
+            <w:hyperlink w:history="1" r:id="rIdfutga6efaccdiioo41fiu">
               <w:r>
                 <w:rPr>
                   <w:rFonts w:ascii="Arial" w:cs="Arial" w:eastAsia="Arial" w:hAnsi="Arial"/>
@@ -12137,7 +12485,7 @@
             <w:pPr>
               <w:spacing w:after="20" w:before="0"/>
             </w:pPr>
-            <w:hyperlink w:history="1" r:id="rIdxlmsfxfb-qvpngn0rwtnk">
+            <w:hyperlink w:history="1" r:id="rIdfynf79nnciwucmyiyrq3-">
               <w:r>
                 <w:rPr>
                   <w:rFonts w:ascii="Arial" w:cs="Arial" w:eastAsia="Arial" w:hAnsi="Arial"/>
@@ -12170,7 +12518,7 @@
               <w:spacing w:after="10" w:before="0"/>
               <w:ind w:left="120"/>
             </w:pPr>
-            <w:hyperlink w:history="1" r:id="rIdo8-fszj6m8e2yvsvopxgk">
+            <w:hyperlink w:history="1" r:id="rIdk7fcag7i0mh19yldinbhj">
               <w:r>
                 <w:rPr>
                   <w:rFonts w:ascii="Arial" w:cs="Arial" w:eastAsia="Arial" w:hAnsi="Arial"/>
@@ -12215,7 +12563,7 @@
             <w:pPr>
               <w:spacing w:after="20" w:before="0"/>
             </w:pPr>
-            <w:hyperlink w:history="1" r:id="rIdc2vtsgzekh35htn3f9p3r">
+            <w:hyperlink w:history="1" r:id="rIdqvi3lmv2xhku_5kjx3rcn">
               <w:r>
                 <w:rPr>
                   <w:rFonts w:ascii="Arial" w:cs="Arial" w:eastAsia="Arial" w:hAnsi="Arial"/>
@@ -12248,7 +12596,7 @@
               <w:spacing w:after="10" w:before="0"/>
               <w:ind w:left="120"/>
             </w:pPr>
-            <w:hyperlink w:history="1" r:id="rIdu7_c-r6eeh0uk6rr6ts_4">
+            <w:hyperlink w:history="1" r:id="rIdthtjpxpazn0mtckqxaasf">
               <w:r>
                 <w:rPr>
                   <w:rFonts w:ascii="Arial" w:cs="Arial" w:eastAsia="Arial" w:hAnsi="Arial"/>
@@ -12443,7 +12791,7 @@
             <w:pPr>
               <w:spacing w:after="20" w:before="0"/>
             </w:pPr>
-            <w:hyperlink w:history="1" r:id="rIdnice7x6p5vrytc3cbjpv1">
+            <w:hyperlink w:history="1" r:id="rIdo-zy-k6mrt6jpeldr6sx1">
               <w:r>
                 <w:rPr>
                   <w:rFonts w:ascii="Arial" w:cs="Arial" w:eastAsia="Arial" w:hAnsi="Arial"/>
@@ -12476,7 +12824,7 @@
               <w:spacing w:after="10" w:before="0"/>
               <w:ind w:left="120"/>
             </w:pPr>
-            <w:hyperlink w:history="1" r:id="rIdcgnv76hnjyusrpftqwyqn">
+            <w:hyperlink w:history="1" r:id="rIddi8jbas0lhuytny7y1kcg">
               <w:r>
                 <w:rPr>
                   <w:rFonts w:ascii="Arial" w:cs="Arial" w:eastAsia="Arial" w:hAnsi="Arial"/>
@@ -12521,7 +12869,7 @@
             <w:pPr>
               <w:spacing w:after="20" w:before="0"/>
             </w:pPr>
-            <w:hyperlink w:history="1" r:id="rIdjmkhukml_0nihitpnvpvp">
+            <w:hyperlink w:history="1" r:id="rIdtgbd6r-iqrc4uh6p0wqle">
               <w:r>
                 <w:rPr>
                   <w:rFonts w:ascii="Arial" w:cs="Arial" w:eastAsia="Arial" w:hAnsi="Arial"/>
@@ -12554,7 +12902,7 @@
               <w:spacing w:after="10" w:before="0"/>
               <w:ind w:left="120"/>
             </w:pPr>
-            <w:hyperlink w:history="1" r:id="rIdr9hguqt8z-6mdo3ooccae">
+            <w:hyperlink w:history="1" r:id="rIdlfhqwie6yaubshflivz0c">
               <w:r>
                 <w:rPr>
                   <w:rFonts w:ascii="Arial" w:cs="Arial" w:eastAsia="Arial" w:hAnsi="Arial"/>
@@ -12749,7 +13097,7 @@
             <w:pPr>
               <w:spacing w:after="20" w:before="0"/>
             </w:pPr>
-            <w:hyperlink w:history="1" r:id="rIdengtwqdrqmjgtbi0r5vsb">
+            <w:hyperlink w:history="1" r:id="rIdethbafbksj9cwvbtly0jg">
               <w:r>
                 <w:rPr>
                   <w:rFonts w:ascii="Arial" w:cs="Arial" w:eastAsia="Arial" w:hAnsi="Arial"/>
@@ -12782,7 +13130,7 @@
               <w:spacing w:after="10" w:before="0"/>
               <w:ind w:left="120"/>
             </w:pPr>
-            <w:hyperlink w:history="1" r:id="rIdix7zm-nv3oz5ek2erjmgm">
+            <w:hyperlink w:history="1" r:id="rIde3z6zqne6hxgylwvf1o7w">
               <w:r>
                 <w:rPr>
                   <w:rFonts w:ascii="Arial" w:cs="Arial" w:eastAsia="Arial" w:hAnsi="Arial"/>
@@ -12827,7 +13175,7 @@
             <w:pPr>
               <w:spacing w:after="20" w:before="0"/>
             </w:pPr>
-            <w:hyperlink w:history="1" r:id="rId1bvyjts4vrq6asfhni_uy">
+            <w:hyperlink w:history="1" r:id="rIdck3thpr-6eurvoi6df0ac">
               <w:r>
                 <w:rPr>
                   <w:rFonts w:ascii="Arial" w:cs="Arial" w:eastAsia="Arial" w:hAnsi="Arial"/>
@@ -12860,7 +13208,7 @@
               <w:spacing w:after="10" w:before="0"/>
               <w:ind w:left="120"/>
             </w:pPr>
-            <w:hyperlink w:history="1" r:id="rIduicdmcjbeptx4z9yp0ifv">
+            <w:hyperlink w:history="1" r:id="rIde_r3gdt2wczuceaurn1ej">
               <w:r>
                 <w:rPr>
                   <w:rFonts w:ascii="Arial" w:cs="Arial" w:eastAsia="Arial" w:hAnsi="Arial"/>
@@ -13055,7 +13403,7 @@
             <w:pPr>
               <w:spacing w:after="20" w:before="0"/>
             </w:pPr>
-            <w:hyperlink w:history="1" r:id="rIdoyf75qbjgbw4-h9qdasni">
+            <w:hyperlink w:history="1" r:id="rIdfdladbijutiyrf2tlageg">
               <w:r>
                 <w:rPr>
                   <w:rFonts w:ascii="Arial" w:cs="Arial" w:eastAsia="Arial" w:hAnsi="Arial"/>
@@ -13088,7 +13436,7 @@
               <w:spacing w:after="10" w:before="0"/>
               <w:ind w:left="120"/>
             </w:pPr>
-            <w:hyperlink w:history="1" r:id="rIdojb3lpnegf0m21ceb1skz">
+            <w:hyperlink w:history="1" r:id="rIdbl2dbr_6gv6zkiwwllrvm">
               <w:r>
                 <w:rPr>
                   <w:rFonts w:ascii="Arial" w:cs="Arial" w:eastAsia="Arial" w:hAnsi="Arial"/>
@@ -13133,7 +13481,7 @@
             <w:pPr>
               <w:spacing w:after="20" w:before="0"/>
             </w:pPr>
-            <w:hyperlink w:history="1" r:id="rIdup8sy8rcl9e_hauntseer">
+            <w:hyperlink w:history="1" r:id="rIdqtowbrr0l-si7wqsqfobu">
               <w:r>
                 <w:rPr>
                   <w:rFonts w:ascii="Arial" w:cs="Arial" w:eastAsia="Arial" w:hAnsi="Arial"/>
@@ -13166,7 +13514,7 @@
               <w:spacing w:after="10" w:before="0"/>
               <w:ind w:left="120"/>
             </w:pPr>
-            <w:hyperlink w:history="1" r:id="rId7clswnbg6eq0l2odoumxl">
+            <w:hyperlink w:history="1" r:id="rIdz0_4abhghug6wzsggmu3c">
               <w:r>
                 <w:rPr>
                   <w:rFonts w:ascii="Arial" w:cs="Arial" w:eastAsia="Arial" w:hAnsi="Arial"/>
@@ -13662,6 +14010,65 @@
         </w:tc>
       </w:tr>
     </w:tbl>
+    <w:p>
+      <w:pPr>
+        <w:pBdr>
+          <w:top w:val="single" w:color="BBBBBB" w:sz="4" w:space="4"/>
+        </w:pBdr>
+        <w:spacing w:after="0" w:before="160"/>
+      </w:pPr>
+      <w:r>
+        <w:rPr>
+          <w:rFonts w:ascii="Arial" w:cs="Arial" w:eastAsia="Arial" w:hAnsi="Arial"/>
+          <w:color w:val="666666"/>
+          <w:sz w:val="14"/>
+          <w:szCs w:val="14"/>
+        </w:rPr>
+        <w:t xml:space="preserve">© 2026 SeaVuria and ARES. Aligned with KICD objectives. Developed by SeaVuria; technical implementation by ARES (with AI assistance from Claude). Licensed under </w:t>
+      </w:r>
+      <w:hyperlink w:history="1" r:id="rIdodfxwo-3jc7e2bgvc7xlx">
+        <w:r>
+          <w:rPr>
+            <w:rFonts w:ascii="Arial" w:cs="Arial" w:eastAsia="Arial" w:hAnsi="Arial"/>
+            <w:color w:val="1F6B75"/>
+            <w:sz w:val="14"/>
+            <w:szCs w:val="14"/>
+            <w:u w:val="single" w:color="1F6B75"/>
+          </w:rPr>
+          <w:t xml:space="preserve">CC BY-NC 4.0</w:t>
+        </w:r>
+      </w:hyperlink>
+      <w:r>
+        <w:rPr>
+          <w:rFonts w:ascii="Arial" w:cs="Arial" w:eastAsia="Arial" w:hAnsi="Arial"/>
+          <w:color w:val="666666"/>
+          <w:sz w:val="14"/>
+          <w:szCs w:val="14"/>
+        </w:rPr>
+        <w:t xml:space="preserve"> (</w:t>
+      </w:r>
+      <w:hyperlink w:history="1" r:id="rIdjwpzkeraf5ijtkurrjcrf">
+        <w:r>
+          <w:rPr>
+            <w:rFonts w:ascii="Arial" w:cs="Arial" w:eastAsia="Arial" w:hAnsi="Arial"/>
+            <w:color w:val="1F6B75"/>
+            <w:sz w:val="14"/>
+            <w:szCs w:val="14"/>
+            <w:u w:val="single" w:color="1F6B75"/>
+          </w:rPr>
+          <w:t xml:space="preserve">https://creativecommons.org/licenses/by-nc/4.0/</w:t>
+        </w:r>
+      </w:hyperlink>
+      <w:r>
+        <w:rPr>
+          <w:rFonts w:ascii="Arial" w:cs="Arial" w:eastAsia="Arial" w:hAnsi="Arial"/>
+          <w:color w:val="666666"/>
+          <w:sz w:val="14"/>
+          <w:szCs w:val="14"/>
+        </w:rPr>
+        <w:t xml:space="preserve">).</w:t>
+      </w:r>
+    </w:p>
     <w:p>
       <w:r>
         <w:br w:type="page"/>
@@ -14653,7 +15060,7 @@
             <w:pPr>
               <w:spacing w:after="20" w:before="0"/>
             </w:pPr>
-            <w:hyperlink w:history="1" r:id="rId1oeupjdkg437qvyiu8ith">
+            <w:hyperlink w:history="1" r:id="rIdrucyntclugggwsv_ycjhf">
               <w:r>
                 <w:rPr>
                   <w:rFonts w:ascii="Arial" w:cs="Arial" w:eastAsia="Arial" w:hAnsi="Arial"/>
@@ -14686,7 +15093,7 @@
               <w:spacing w:after="10" w:before="0"/>
               <w:ind w:left="120"/>
             </w:pPr>
-            <w:hyperlink w:history="1" r:id="rIdldro1ea3ggqkdgpgexa1q">
+            <w:hyperlink w:history="1" r:id="rId68u10u_4ypjtvkcnawykv">
               <w:r>
                 <w:rPr>
                   <w:rFonts w:ascii="Arial" w:cs="Arial" w:eastAsia="Arial" w:hAnsi="Arial"/>
@@ -14731,7 +15138,7 @@
             <w:pPr>
               <w:spacing w:after="20" w:before="0"/>
             </w:pPr>
-            <w:hyperlink w:history="1" r:id="rIda_0lrwy4yhh0dfykoxyju">
+            <w:hyperlink w:history="1" r:id="rIddgovf7udywam5m_vbb2sb">
               <w:r>
                 <w:rPr>
                   <w:rFonts w:ascii="Arial" w:cs="Arial" w:eastAsia="Arial" w:hAnsi="Arial"/>
@@ -14764,7 +15171,7 @@
               <w:spacing w:after="10" w:before="0"/>
               <w:ind w:left="120"/>
             </w:pPr>
-            <w:hyperlink w:history="1" r:id="rIdm3b18vfxrpffrys_8knxr">
+            <w:hyperlink w:history="1" r:id="rIdococrnhiydkjpvd8fubzs">
               <w:r>
                 <w:rPr>
                   <w:rFonts w:ascii="Arial" w:cs="Arial" w:eastAsia="Arial" w:hAnsi="Arial"/>
@@ -14959,7 +15366,7 @@
             <w:pPr>
               <w:spacing w:after="20" w:before="0"/>
             </w:pPr>
-            <w:hyperlink w:history="1" r:id="rIdmqbdx9qve5a4p7m49vuxb">
+            <w:hyperlink w:history="1" r:id="rId2kyiyvmginbb-rpyqxdta">
               <w:r>
                 <w:rPr>
                   <w:rFonts w:ascii="Arial" w:cs="Arial" w:eastAsia="Arial" w:hAnsi="Arial"/>
@@ -14992,7 +15399,7 @@
               <w:spacing w:after="10" w:before="0"/>
               <w:ind w:left="120"/>
             </w:pPr>
-            <w:hyperlink w:history="1" r:id="rIdy8puijhx4brldzi79e7fv">
+            <w:hyperlink w:history="1" r:id="rIdpx7b-lqiduuyejbh1tldo">
               <w:r>
                 <w:rPr>
                   <w:rFonts w:ascii="Arial" w:cs="Arial" w:eastAsia="Arial" w:hAnsi="Arial"/>
@@ -15037,7 +15444,7 @@
             <w:pPr>
               <w:spacing w:after="20" w:before="0"/>
             </w:pPr>
-            <w:hyperlink w:history="1" r:id="rIdui8olnibtzaxwzaavmv4z">
+            <w:hyperlink w:history="1" r:id="rId1na545ma62dd3dv56amhw">
               <w:r>
                 <w:rPr>
                   <w:rFonts w:ascii="Arial" w:cs="Arial" w:eastAsia="Arial" w:hAnsi="Arial"/>
@@ -15070,7 +15477,7 @@
               <w:spacing w:after="10" w:before="0"/>
               <w:ind w:left="120"/>
             </w:pPr>
-            <w:hyperlink w:history="1" r:id="rIdosumfrdiqapurbt8waq6o">
+            <w:hyperlink w:history="1" r:id="rId9ativhwo_9rlvnbha8he0">
               <w:r>
                 <w:rPr>
                   <w:rFonts w:ascii="Arial" w:cs="Arial" w:eastAsia="Arial" w:hAnsi="Arial"/>
@@ -15265,7 +15672,7 @@
             <w:pPr>
               <w:spacing w:after="20" w:before="0"/>
             </w:pPr>
-            <w:hyperlink w:history="1" r:id="rIdvibgjasmwnjmmgvfmdpnj">
+            <w:hyperlink w:history="1" r:id="rIdkujgpmuokr0vivpxuthct">
               <w:r>
                 <w:rPr>
                   <w:rFonts w:ascii="Arial" w:cs="Arial" w:eastAsia="Arial" w:hAnsi="Arial"/>
@@ -15298,7 +15705,7 @@
               <w:spacing w:after="10" w:before="0"/>
               <w:ind w:left="120"/>
             </w:pPr>
-            <w:hyperlink w:history="1" r:id="rId1dadd8itoubdbsgzueynk">
+            <w:hyperlink w:history="1" r:id="rIdmomydbf2sedckzectki-o">
               <w:r>
                 <w:rPr>
                   <w:rFonts w:ascii="Arial" w:cs="Arial" w:eastAsia="Arial" w:hAnsi="Arial"/>
@@ -15343,7 +15750,7 @@
             <w:pPr>
               <w:spacing w:after="20" w:before="0"/>
             </w:pPr>
-            <w:hyperlink w:history="1" r:id="rIdc6hk0pgugbewr5zdq2pvr">
+            <w:hyperlink w:history="1" r:id="rIdyas6krhcohlbfl4mrefwm">
               <w:r>
                 <w:rPr>
                   <w:rFonts w:ascii="Arial" w:cs="Arial" w:eastAsia="Arial" w:hAnsi="Arial"/>
@@ -15376,7 +15783,7 @@
               <w:spacing w:after="10" w:before="0"/>
               <w:ind w:left="120"/>
             </w:pPr>
-            <w:hyperlink w:history="1" r:id="rIdpyjegsekdxmjrpe4vryr8">
+            <w:hyperlink w:history="1" r:id="rIdtqchmk4pcly6eroh6sjyk">
               <w:r>
                 <w:rPr>
                   <w:rFonts w:ascii="Arial" w:cs="Arial" w:eastAsia="Arial" w:hAnsi="Arial"/>
@@ -15571,7 +15978,7 @@
             <w:pPr>
               <w:spacing w:after="20" w:before="0"/>
             </w:pPr>
-            <w:hyperlink w:history="1" r:id="rIdh-9zomio4jrlklrpv2v59">
+            <w:hyperlink w:history="1" r:id="rId2tdluvbceywfi2obkixei">
               <w:r>
                 <w:rPr>
                   <w:rFonts w:ascii="Arial" w:cs="Arial" w:eastAsia="Arial" w:hAnsi="Arial"/>
@@ -15604,7 +16011,7 @@
               <w:spacing w:after="10" w:before="0"/>
               <w:ind w:left="120"/>
             </w:pPr>
-            <w:hyperlink w:history="1" r:id="rIdqtz2yojmuv8nio232dk3t">
+            <w:hyperlink w:history="1" r:id="rIdy1rkbvd2sbdvqb6ozz5ky">
               <w:r>
                 <w:rPr>
                   <w:rFonts w:ascii="Arial" w:cs="Arial" w:eastAsia="Arial" w:hAnsi="Arial"/>
@@ -15649,7 +16056,7 @@
             <w:pPr>
               <w:spacing w:after="20" w:before="0"/>
             </w:pPr>
-            <w:hyperlink w:history="1" r:id="rIdzzcxc1csy6ynyke8nnhgo">
+            <w:hyperlink w:history="1" r:id="rIdjjycz9eh-23fo1ebekc_n">
               <w:r>
                 <w:rPr>
                   <w:rFonts w:ascii="Arial" w:cs="Arial" w:eastAsia="Arial" w:hAnsi="Arial"/>
@@ -15682,7 +16089,7 @@
               <w:spacing w:after="10" w:before="0"/>
               <w:ind w:left="120"/>
             </w:pPr>
-            <w:hyperlink w:history="1" r:id="rIdsjvwnn2sflibbbruzsehu">
+            <w:hyperlink w:history="1" r:id="rId645ybqdgnzv8uw1z1megn">
               <w:r>
                 <w:rPr>
                   <w:rFonts w:ascii="Arial" w:cs="Arial" w:eastAsia="Arial" w:hAnsi="Arial"/>
@@ -15877,7 +16284,7 @@
             <w:pPr>
               <w:spacing w:after="20" w:before="0"/>
             </w:pPr>
-            <w:hyperlink w:history="1" r:id="rIdmxoi6h4exrhkdlh2t0yzk">
+            <w:hyperlink w:history="1" r:id="rIdbbk5sbib_hysu_vdedud4">
               <w:r>
                 <w:rPr>
                   <w:rFonts w:ascii="Arial" w:cs="Arial" w:eastAsia="Arial" w:hAnsi="Arial"/>
@@ -15910,7 +16317,7 @@
               <w:spacing w:after="10" w:before="0"/>
               <w:ind w:left="120"/>
             </w:pPr>
-            <w:hyperlink w:history="1" r:id="rIdkxq08gtq-d_37qjzi-acl">
+            <w:hyperlink w:history="1" r:id="rIdabfe-vkdaqctkgdfqiu-v">
               <w:r>
                 <w:rPr>
                   <w:rFonts w:ascii="Arial" w:cs="Arial" w:eastAsia="Arial" w:hAnsi="Arial"/>
@@ -15955,7 +16362,7 @@
             <w:pPr>
               <w:spacing w:after="20" w:before="0"/>
             </w:pPr>
-            <w:hyperlink w:history="1" r:id="rId_yldhsady5hwznzdu04-z">
+            <w:hyperlink w:history="1" r:id="rIdcm2eauttxwcq9bytri3p3">
               <w:r>
                 <w:rPr>
                   <w:rFonts w:ascii="Arial" w:cs="Arial" w:eastAsia="Arial" w:hAnsi="Arial"/>
@@ -15988,7 +16395,7 @@
               <w:spacing w:after="10" w:before="0"/>
               <w:ind w:left="120"/>
             </w:pPr>
-            <w:hyperlink w:history="1" r:id="rIdkxg7pfjq5ic8uciogkq7m">
+            <w:hyperlink w:history="1" r:id="rId2vqmwuqzrq-2juevegibl">
               <w:r>
                 <w:rPr>
                   <w:rFonts w:ascii="Arial" w:cs="Arial" w:eastAsia="Arial" w:hAnsi="Arial"/>
@@ -16484,6 +16891,65 @@
         </w:tc>
       </w:tr>
     </w:tbl>
+    <w:p>
+      <w:pPr>
+        <w:pBdr>
+          <w:top w:val="single" w:color="BBBBBB" w:sz="4" w:space="4"/>
+        </w:pBdr>
+        <w:spacing w:after="0" w:before="160"/>
+      </w:pPr>
+      <w:r>
+        <w:rPr>
+          <w:rFonts w:ascii="Arial" w:cs="Arial" w:eastAsia="Arial" w:hAnsi="Arial"/>
+          <w:color w:val="666666"/>
+          <w:sz w:val="14"/>
+          <w:szCs w:val="14"/>
+        </w:rPr>
+        <w:t xml:space="preserve">© 2026 SeaVuria and ARES. Aligned with KICD objectives. Developed by SeaVuria; technical implementation by ARES (with AI assistance from Claude). Licensed under </w:t>
+      </w:r>
+      <w:hyperlink w:history="1" r:id="rIdljhnujqukr5r3j0eqhnjm">
+        <w:r>
+          <w:rPr>
+            <w:rFonts w:ascii="Arial" w:cs="Arial" w:eastAsia="Arial" w:hAnsi="Arial"/>
+            <w:color w:val="1F6B75"/>
+            <w:sz w:val="14"/>
+            <w:szCs w:val="14"/>
+            <w:u w:val="single" w:color="1F6B75"/>
+          </w:rPr>
+          <w:t xml:space="preserve">CC BY-NC 4.0</w:t>
+        </w:r>
+      </w:hyperlink>
+      <w:r>
+        <w:rPr>
+          <w:rFonts w:ascii="Arial" w:cs="Arial" w:eastAsia="Arial" w:hAnsi="Arial"/>
+          <w:color w:val="666666"/>
+          <w:sz w:val="14"/>
+          <w:szCs w:val="14"/>
+        </w:rPr>
+        <w:t xml:space="preserve"> (</w:t>
+      </w:r>
+      <w:hyperlink w:history="1" r:id="rIdqrnjnsp1ldjy6t6jw4xgp">
+        <w:r>
+          <w:rPr>
+            <w:rFonts w:ascii="Arial" w:cs="Arial" w:eastAsia="Arial" w:hAnsi="Arial"/>
+            <w:color w:val="1F6B75"/>
+            <w:sz w:val="14"/>
+            <w:szCs w:val="14"/>
+            <w:u w:val="single" w:color="1F6B75"/>
+          </w:rPr>
+          <w:t xml:space="preserve">https://creativecommons.org/licenses/by-nc/4.0/</w:t>
+        </w:r>
+      </w:hyperlink>
+      <w:r>
+        <w:rPr>
+          <w:rFonts w:ascii="Arial" w:cs="Arial" w:eastAsia="Arial" w:hAnsi="Arial"/>
+          <w:color w:val="666666"/>
+          <w:sz w:val="14"/>
+          <w:szCs w:val="14"/>
+        </w:rPr>
+        <w:t xml:space="preserve">).</w:t>
+      </w:r>
+    </w:p>
     <w:p>
       <w:r>
         <w:br w:type="page"/>
@@ -17674,7 +18140,7 @@
             <w:pPr>
               <w:spacing w:after="20" w:before="0"/>
             </w:pPr>
-            <w:hyperlink w:history="1" r:id="rIdybxkd-hxydvfgsx4eyhny">
+            <w:hyperlink w:history="1" r:id="rIdutsgq1mwrkhlygzhewu8s">
               <w:r>
                 <w:rPr>
                   <w:rFonts w:ascii="Arial" w:cs="Arial" w:eastAsia="Arial" w:hAnsi="Arial"/>
@@ -17707,7 +18173,7 @@
               <w:spacing w:after="10" w:before="0"/>
               <w:ind w:left="120"/>
             </w:pPr>
-            <w:hyperlink w:history="1" r:id="rId8pvzru34hnnljzcxe2qeo">
+            <w:hyperlink w:history="1" r:id="rIdfsrdjnyfalirps-c7fr4l">
               <w:r>
                 <w:rPr>
                   <w:rFonts w:ascii="Arial" w:cs="Arial" w:eastAsia="Arial" w:hAnsi="Arial"/>
@@ -17752,7 +18218,7 @@
             <w:pPr>
               <w:spacing w:after="20" w:before="0"/>
             </w:pPr>
-            <w:hyperlink w:history="1" r:id="rIde9nlyrliuqsor-kxtv4bd">
+            <w:hyperlink w:history="1" r:id="rIdr1snv5t23nkzj0mzi6tef">
               <w:r>
                 <w:rPr>
                   <w:rFonts w:ascii="Arial" w:cs="Arial" w:eastAsia="Arial" w:hAnsi="Arial"/>
@@ -17785,7 +18251,7 @@
               <w:spacing w:after="10" w:before="0"/>
               <w:ind w:left="120"/>
             </w:pPr>
-            <w:hyperlink w:history="1" r:id="rIdds-tceai1xq1azxl9bicu">
+            <w:hyperlink w:history="1" r:id="rIdh-8kc2rbawv-cakg1euto">
               <w:r>
                 <w:rPr>
                   <w:rFonts w:ascii="Arial" w:cs="Arial" w:eastAsia="Arial" w:hAnsi="Arial"/>
@@ -17980,7 +18446,7 @@
             <w:pPr>
               <w:spacing w:after="20" w:before="0"/>
             </w:pPr>
-            <w:hyperlink w:history="1" r:id="rIdyihuk7hoaico7mp65zmxz">
+            <w:hyperlink w:history="1" r:id="rId_pwrh0tlufo0u7icdsirp">
               <w:r>
                 <w:rPr>
                   <w:rFonts w:ascii="Arial" w:cs="Arial" w:eastAsia="Arial" w:hAnsi="Arial"/>
@@ -18013,7 +18479,7 @@
               <w:spacing w:after="10" w:before="0"/>
               <w:ind w:left="120"/>
             </w:pPr>
-            <w:hyperlink w:history="1" r:id="rIdyc0m123eonumvu6zjxhtt">
+            <w:hyperlink w:history="1" r:id="rIdebo2yaffbhgnm8bbncv38">
               <w:r>
                 <w:rPr>
                   <w:rFonts w:ascii="Arial" w:cs="Arial" w:eastAsia="Arial" w:hAnsi="Arial"/>
@@ -18058,7 +18524,7 @@
             <w:pPr>
               <w:spacing w:after="20" w:before="0"/>
             </w:pPr>
-            <w:hyperlink w:history="1" r:id="rIdwn8bf-96ggcdhdehbbnpy">
+            <w:hyperlink w:history="1" r:id="rIdt7hytoblbmmfdd83tclfq">
               <w:r>
                 <w:rPr>
                   <w:rFonts w:ascii="Arial" w:cs="Arial" w:eastAsia="Arial" w:hAnsi="Arial"/>
@@ -18091,7 +18557,7 @@
               <w:spacing w:after="10" w:before="0"/>
               <w:ind w:left="120"/>
             </w:pPr>
-            <w:hyperlink w:history="1" r:id="rIdip0nhospce6dgrghtfibx">
+            <w:hyperlink w:history="1" r:id="rId29028n2eh033h5ntlp88a">
               <w:r>
                 <w:rPr>
                   <w:rFonts w:ascii="Arial" w:cs="Arial" w:eastAsia="Arial" w:hAnsi="Arial"/>
@@ -18286,7 +18752,7 @@
             <w:pPr>
               <w:spacing w:after="20" w:before="0"/>
             </w:pPr>
-            <w:hyperlink w:history="1" r:id="rIdp_9mtgcptx1r2s1gzyc0x">
+            <w:hyperlink w:history="1" r:id="rIdwvp1ni0skf8fshp7zepqe">
               <w:r>
                 <w:rPr>
                   <w:rFonts w:ascii="Arial" w:cs="Arial" w:eastAsia="Arial" w:hAnsi="Arial"/>
@@ -18319,7 +18785,7 @@
               <w:spacing w:after="10" w:before="0"/>
               <w:ind w:left="120"/>
             </w:pPr>
-            <w:hyperlink w:history="1" r:id="rIdvqxqi0eb1seabzvr_c97e">
+            <w:hyperlink w:history="1" r:id="rIdzz89muxdl2fliibk2eh1k">
               <w:r>
                 <w:rPr>
                   <w:rFonts w:ascii="Arial" w:cs="Arial" w:eastAsia="Arial" w:hAnsi="Arial"/>
@@ -18364,7 +18830,7 @@
             <w:pPr>
               <w:spacing w:after="20" w:before="0"/>
             </w:pPr>
-            <w:hyperlink w:history="1" r:id="rId_nsop06kqvimfzeomxmko">
+            <w:hyperlink w:history="1" r:id="rIdgvidgu2rmhzd2wjqojilu">
               <w:r>
                 <w:rPr>
                   <w:rFonts w:ascii="Arial" w:cs="Arial" w:eastAsia="Arial" w:hAnsi="Arial"/>
@@ -18397,7 +18863,7 @@
               <w:spacing w:after="10" w:before="0"/>
               <w:ind w:left="120"/>
             </w:pPr>
-            <w:hyperlink w:history="1" r:id="rIdakhhsvoitwdaevzclloxf">
+            <w:hyperlink w:history="1" r:id="rIdtxhxbaaek6rovewehjzn7">
               <w:r>
                 <w:rPr>
                   <w:rFonts w:ascii="Arial" w:cs="Arial" w:eastAsia="Arial" w:hAnsi="Arial"/>
@@ -18592,7 +19058,7 @@
             <w:pPr>
               <w:spacing w:after="20" w:before="0"/>
             </w:pPr>
-            <w:hyperlink w:history="1" r:id="rIdrtiezchfexcnhdgn13kc3">
+            <w:hyperlink w:history="1" r:id="rId5jshqbpa-f_ljoi1u8btg">
               <w:r>
                 <w:rPr>
                   <w:rFonts w:ascii="Arial" w:cs="Arial" w:eastAsia="Arial" w:hAnsi="Arial"/>
@@ -18625,7 +19091,7 @@
               <w:spacing w:after="10" w:before="0"/>
               <w:ind w:left="120"/>
             </w:pPr>
-            <w:hyperlink w:history="1" r:id="rIdeu9ayj5hiueydm5v8gdz8">
+            <w:hyperlink w:history="1" r:id="rIddpakfqoqsf8jrojjbkoum">
               <w:r>
                 <w:rPr>
                   <w:rFonts w:ascii="Arial" w:cs="Arial" w:eastAsia="Arial" w:hAnsi="Arial"/>
@@ -18670,7 +19136,7 @@
             <w:pPr>
               <w:spacing w:after="20" w:before="0"/>
             </w:pPr>
-            <w:hyperlink w:history="1" r:id="rIdowytlwwxcldub-racdhz6">
+            <w:hyperlink w:history="1" r:id="rIdr1jul4s2p1fwbmkphpemu">
               <w:r>
                 <w:rPr>
                   <w:rFonts w:ascii="Arial" w:cs="Arial" w:eastAsia="Arial" w:hAnsi="Arial"/>
@@ -18703,7 +19169,7 @@
               <w:spacing w:after="10" w:before="0"/>
               <w:ind w:left="120"/>
             </w:pPr>
-            <w:hyperlink w:history="1" r:id="rIdsxfbovhynsn8a8or0zqt2">
+            <w:hyperlink w:history="1" r:id="rIdo4sgjwfbzkgd-xt6cdfiq">
               <w:r>
                 <w:rPr>
                   <w:rFonts w:ascii="Arial" w:cs="Arial" w:eastAsia="Arial" w:hAnsi="Arial"/>
@@ -18898,7 +19364,7 @@
             <w:pPr>
               <w:spacing w:after="20" w:before="0"/>
             </w:pPr>
-            <w:hyperlink w:history="1" r:id="rIdcwphxd6rbi4sjwa7vly7k">
+            <w:hyperlink w:history="1" r:id="rId8man3r_av2lv0dsivnzo5">
               <w:r>
                 <w:rPr>
                   <w:rFonts w:ascii="Arial" w:cs="Arial" w:eastAsia="Arial" w:hAnsi="Arial"/>
@@ -18931,7 +19397,7 @@
               <w:spacing w:after="10" w:before="0"/>
               <w:ind w:left="120"/>
             </w:pPr>
-            <w:hyperlink w:history="1" r:id="rIdi7lxcr2mderndku_cy_hr">
+            <w:hyperlink w:history="1" r:id="rIdpyqj9mucptqda15koixb7">
               <w:r>
                 <w:rPr>
                   <w:rFonts w:ascii="Arial" w:cs="Arial" w:eastAsia="Arial" w:hAnsi="Arial"/>
@@ -18976,7 +19442,7 @@
             <w:pPr>
               <w:spacing w:after="20" w:before="0"/>
             </w:pPr>
-            <w:hyperlink w:history="1" r:id="rIdmwfnaskl7wp2lhq-g4fub">
+            <w:hyperlink w:history="1" r:id="rIdo_eiv72hgnjki5sptj8v3">
               <w:r>
                 <w:rPr>
                   <w:rFonts w:ascii="Arial" w:cs="Arial" w:eastAsia="Arial" w:hAnsi="Arial"/>
@@ -19009,7 +19475,7 @@
               <w:spacing w:after="10" w:before="0"/>
               <w:ind w:left="120"/>
             </w:pPr>
-            <w:hyperlink w:history="1" r:id="rIdlh3136n3mqvmxqdwz3o8i">
+            <w:hyperlink w:history="1" r:id="rIda3ngt56vuzbvmqfsqnyrc">
               <w:r>
                 <w:rPr>
                   <w:rFonts w:ascii="Arial" w:cs="Arial" w:eastAsia="Arial" w:hAnsi="Arial"/>
@@ -19657,6 +20123,65 @@
         </w:tc>
       </w:tr>
     </w:tbl>
+    <w:p>
+      <w:pPr>
+        <w:pBdr>
+          <w:top w:val="single" w:color="BBBBBB" w:sz="4" w:space="4"/>
+        </w:pBdr>
+        <w:spacing w:after="0" w:before="160"/>
+      </w:pPr>
+      <w:r>
+        <w:rPr>
+          <w:rFonts w:ascii="Arial" w:cs="Arial" w:eastAsia="Arial" w:hAnsi="Arial"/>
+          <w:color w:val="666666"/>
+          <w:sz w:val="14"/>
+          <w:szCs w:val="14"/>
+        </w:rPr>
+        <w:t xml:space="preserve">© 2026 SeaVuria and ARES. Aligned with KICD objectives. Developed by SeaVuria; technical implementation by ARES (with AI assistance from Claude). Licensed under </w:t>
+      </w:r>
+      <w:hyperlink w:history="1" r:id="rIdrpnihrcoy9icgcui8nzyu">
+        <w:r>
+          <w:rPr>
+            <w:rFonts w:ascii="Arial" w:cs="Arial" w:eastAsia="Arial" w:hAnsi="Arial"/>
+            <w:color w:val="1F6B75"/>
+            <w:sz w:val="14"/>
+            <w:szCs w:val="14"/>
+            <w:u w:val="single" w:color="1F6B75"/>
+          </w:rPr>
+          <w:t xml:space="preserve">CC BY-NC 4.0</w:t>
+        </w:r>
+      </w:hyperlink>
+      <w:r>
+        <w:rPr>
+          <w:rFonts w:ascii="Arial" w:cs="Arial" w:eastAsia="Arial" w:hAnsi="Arial"/>
+          <w:color w:val="666666"/>
+          <w:sz w:val="14"/>
+          <w:szCs w:val="14"/>
+        </w:rPr>
+        <w:t xml:space="preserve"> (</w:t>
+      </w:r>
+      <w:hyperlink w:history="1" r:id="rIdb3qt3p0c-ghncf24n-42a">
+        <w:r>
+          <w:rPr>
+            <w:rFonts w:ascii="Arial" w:cs="Arial" w:eastAsia="Arial" w:hAnsi="Arial"/>
+            <w:color w:val="1F6B75"/>
+            <w:sz w:val="14"/>
+            <w:szCs w:val="14"/>
+            <w:u w:val="single" w:color="1F6B75"/>
+          </w:rPr>
+          <w:t xml:space="preserve">https://creativecommons.org/licenses/by-nc/4.0/</w:t>
+        </w:r>
+      </w:hyperlink>
+      <w:r>
+        <w:rPr>
+          <w:rFonts w:ascii="Arial" w:cs="Arial" w:eastAsia="Arial" w:hAnsi="Arial"/>
+          <w:color w:val="666666"/>
+          <w:sz w:val="14"/>
+          <w:szCs w:val="14"/>
+        </w:rPr>
+        <w:t xml:space="preserve">).</w:t>
+      </w:r>
+    </w:p>
     <w:p>
       <w:r>
         <w:br w:type="page"/>
@@ -20648,7 +21173,7 @@
             <w:pPr>
               <w:spacing w:after="20" w:before="0"/>
             </w:pPr>
-            <w:hyperlink w:history="1" r:id="rIdfxzex11kb3brj-sbeqyjf">
+            <w:hyperlink w:history="1" r:id="rIdhxabo794hfzeq77td8glv">
               <w:r>
                 <w:rPr>
                   <w:rFonts w:ascii="Arial" w:cs="Arial" w:eastAsia="Arial" w:hAnsi="Arial"/>
@@ -20681,7 +21206,7 @@
               <w:spacing w:after="10" w:before="0"/>
               <w:ind w:left="120"/>
             </w:pPr>
-            <w:hyperlink w:history="1" r:id="rIdfuxz5sz-kjhadxkn7akuu">
+            <w:hyperlink w:history="1" r:id="rIdangtgoijuvzkfl8hx4hzx">
               <w:r>
                 <w:rPr>
                   <w:rFonts w:ascii="Arial" w:cs="Arial" w:eastAsia="Arial" w:hAnsi="Arial"/>
@@ -20726,7 +21251,7 @@
             <w:pPr>
               <w:spacing w:after="20" w:before="0"/>
             </w:pPr>
-            <w:hyperlink w:history="1" r:id="rIdlkrmortmpldkin26q4h9c">
+            <w:hyperlink w:history="1" r:id="rIdxhkrzfoe09aeyup3joyyx">
               <w:r>
                 <w:rPr>
                   <w:rFonts w:ascii="Arial" w:cs="Arial" w:eastAsia="Arial" w:hAnsi="Arial"/>
@@ -20759,7 +21284,7 @@
               <w:spacing w:after="10" w:before="0"/>
               <w:ind w:left="120"/>
             </w:pPr>
-            <w:hyperlink w:history="1" r:id="rIdugknjke5fv6qcxp1_ez-x">
+            <w:hyperlink w:history="1" r:id="rIdv6ldvz9odv57qnrx00iwn">
               <w:r>
                 <w:rPr>
                   <w:rFonts w:ascii="Arial" w:cs="Arial" w:eastAsia="Arial" w:hAnsi="Arial"/>
@@ -20954,7 +21479,7 @@
             <w:pPr>
               <w:spacing w:after="20" w:before="0"/>
             </w:pPr>
-            <w:hyperlink w:history="1" r:id="rIdq_wbuzid9jg3-cper_zev">
+            <w:hyperlink w:history="1" r:id="rId_wej05nunfzhyedflmwmq">
               <w:r>
                 <w:rPr>
                   <w:rFonts w:ascii="Arial" w:cs="Arial" w:eastAsia="Arial" w:hAnsi="Arial"/>
@@ -20987,7 +21512,7 @@
               <w:spacing w:after="10" w:before="0"/>
               <w:ind w:left="120"/>
             </w:pPr>
-            <w:hyperlink w:history="1" r:id="rIdsvsnoqcf8w0svqf-i8ua_">
+            <w:hyperlink w:history="1" r:id="rIds8l9v5osinqbfqjhxpmds">
               <w:r>
                 <w:rPr>
                   <w:rFonts w:ascii="Arial" w:cs="Arial" w:eastAsia="Arial" w:hAnsi="Arial"/>
@@ -21032,7 +21557,7 @@
             <w:pPr>
               <w:spacing w:after="20" w:before="0"/>
             </w:pPr>
-            <w:hyperlink w:history="1" r:id="rIdsglqtbous2nemjb2qe5ne">
+            <w:hyperlink w:history="1" r:id="rIdepfzwwfu4f09beidexfzy">
               <w:r>
                 <w:rPr>
                   <w:rFonts w:ascii="Arial" w:cs="Arial" w:eastAsia="Arial" w:hAnsi="Arial"/>
@@ -21065,7 +21590,7 @@
               <w:spacing w:after="10" w:before="0"/>
               <w:ind w:left="120"/>
             </w:pPr>
-            <w:hyperlink w:history="1" r:id="rIdrtjzwyw_nadsh8avv0pbu">
+            <w:hyperlink w:history="1" r:id="rId5okxjpkzocpwpesilob-f">
               <w:r>
                 <w:rPr>
                   <w:rFonts w:ascii="Arial" w:cs="Arial" w:eastAsia="Arial" w:hAnsi="Arial"/>
@@ -21564,7 +22089,7 @@
             <w:pPr>
               <w:spacing w:after="20" w:before="0"/>
             </w:pPr>
-            <w:hyperlink w:history="1" r:id="rIdonvdecy5zl-odiln1piul">
+            <w:hyperlink w:history="1" r:id="rIdzdtm0lcirwdbp0klkl9lk">
               <w:r>
                 <w:rPr>
                   <w:rFonts w:ascii="Arial" w:cs="Arial" w:eastAsia="Arial" w:hAnsi="Arial"/>
@@ -21597,7 +22122,7 @@
               <w:spacing w:after="10" w:before="0"/>
               <w:ind w:left="120"/>
             </w:pPr>
-            <w:hyperlink w:history="1" r:id="rIdvzojfs-jyqf0sty1ecbgf">
+            <w:hyperlink w:history="1" r:id="rIdrpxtlltjtggle3cmm42sd">
               <w:r>
                 <w:rPr>
                   <w:rFonts w:ascii="Arial" w:cs="Arial" w:eastAsia="Arial" w:hAnsi="Arial"/>
@@ -21642,7 +22167,7 @@
             <w:pPr>
               <w:spacing w:after="20" w:before="0"/>
             </w:pPr>
-            <w:hyperlink w:history="1" r:id="rIdk9o8wtr2nbkqb2383mgdx">
+            <w:hyperlink w:history="1" r:id="rIdmmbvpordkjdowzf_7n0n7">
               <w:r>
                 <w:rPr>
                   <w:rFonts w:ascii="Arial" w:cs="Arial" w:eastAsia="Arial" w:hAnsi="Arial"/>
@@ -21675,7 +22200,7 @@
               <w:spacing w:after="10" w:before="0"/>
               <w:ind w:left="120"/>
             </w:pPr>
-            <w:hyperlink w:history="1" r:id="rId5y-zdurpibqyzkchpngz_">
+            <w:hyperlink w:history="1" r:id="rId3beh-tsqglogmnllqlmb9">
               <w:r>
                 <w:rPr>
                   <w:rFonts w:ascii="Arial" w:cs="Arial" w:eastAsia="Arial" w:hAnsi="Arial"/>
@@ -22041,7 +22566,7 @@
             <w:pPr>
               <w:spacing w:after="20" w:before="0"/>
             </w:pPr>
-            <w:hyperlink w:history="1" r:id="rIdoelj4cu_-z_553sqeonj6">
+            <w:hyperlink w:history="1" r:id="rIdkfjursecm-tzvcxz6lq4x">
               <w:r>
                 <w:rPr>
                   <w:rFonts w:ascii="Arial" w:cs="Arial" w:eastAsia="Arial" w:hAnsi="Arial"/>
@@ -22074,7 +22599,7 @@
               <w:spacing w:after="10" w:before="0"/>
               <w:ind w:left="120"/>
             </w:pPr>
-            <w:hyperlink w:history="1" r:id="rIdu2sepjlletpt8v1giatsm">
+            <w:hyperlink w:history="1" r:id="rId9o3umjnipe3tbhrvgwjoh">
               <w:r>
                 <w:rPr>
                   <w:rFonts w:ascii="Arial" w:cs="Arial" w:eastAsia="Arial" w:hAnsi="Arial"/>
@@ -22119,7 +22644,7 @@
             <w:pPr>
               <w:spacing w:after="20" w:before="0"/>
             </w:pPr>
-            <w:hyperlink w:history="1" r:id="rIdfhp3yub2qbskob3b4sdn5">
+            <w:hyperlink w:history="1" r:id="rId3m1jhzd3_kfjufnu1jsth">
               <w:r>
                 <w:rPr>
                   <w:rFonts w:ascii="Arial" w:cs="Arial" w:eastAsia="Arial" w:hAnsi="Arial"/>
@@ -22152,7 +22677,7 @@
               <w:spacing w:after="10" w:before="0"/>
               <w:ind w:left="120"/>
             </w:pPr>
-            <w:hyperlink w:history="1" r:id="rId-b_wsv8ivjgqnttqyk74t">
+            <w:hyperlink w:history="1" r:id="rId4v_re0osd97itjbdkypun">
               <w:r>
                 <w:rPr>
                   <w:rFonts w:ascii="Arial" w:cs="Arial" w:eastAsia="Arial" w:hAnsi="Arial"/>
@@ -22347,7 +22872,7 @@
             <w:pPr>
               <w:spacing w:after="20" w:before="0"/>
             </w:pPr>
-            <w:hyperlink w:history="1" r:id="rIdwnmarh_rcaircjltk1ltp">
+            <w:hyperlink w:history="1" r:id="rIdzomd_3cn7am3tfvznu2sc">
               <w:r>
                 <w:rPr>
                   <w:rFonts w:ascii="Arial" w:cs="Arial" w:eastAsia="Arial" w:hAnsi="Arial"/>
@@ -22380,7 +22905,7 @@
               <w:spacing w:after="10" w:before="0"/>
               <w:ind w:left="120"/>
             </w:pPr>
-            <w:hyperlink w:history="1" r:id="rId8arqwlsqc1mbvrqotg2jf">
+            <w:hyperlink w:history="1" r:id="rIduvluad2snfxoag9bwtcfv">
               <w:r>
                 <w:rPr>
                   <w:rFonts w:ascii="Arial" w:cs="Arial" w:eastAsia="Arial" w:hAnsi="Arial"/>
@@ -22425,7 +22950,7 @@
             <w:pPr>
               <w:spacing w:after="20" w:before="0"/>
             </w:pPr>
-            <w:hyperlink w:history="1" r:id="rIdy1s5xpiocy661uw-034bu">
+            <w:hyperlink w:history="1" r:id="rIdq0ej5ilc7zdt-5-cxcfaq">
               <w:r>
                 <w:rPr>
                   <w:rFonts w:ascii="Arial" w:cs="Arial" w:eastAsia="Arial" w:hAnsi="Arial"/>
@@ -22458,7 +22983,7 @@
               <w:spacing w:after="10" w:before="0"/>
               <w:ind w:left="120"/>
             </w:pPr>
-            <w:hyperlink w:history="1" r:id="rIdxie1mluhafx-bwn8lhxex">
+            <w:hyperlink w:history="1" r:id="rId3fvqz1o9s6ugsclwvjjin">
               <w:r>
                 <w:rPr>
                   <w:rFonts w:ascii="Arial" w:cs="Arial" w:eastAsia="Arial" w:hAnsi="Arial"/>
@@ -22954,6 +23479,65 @@
         </w:tc>
       </w:tr>
     </w:tbl>
+    <w:p>
+      <w:pPr>
+        <w:pBdr>
+          <w:top w:val="single" w:color="BBBBBB" w:sz="4" w:space="4"/>
+        </w:pBdr>
+        <w:spacing w:after="0" w:before="160"/>
+      </w:pPr>
+      <w:r>
+        <w:rPr>
+          <w:rFonts w:ascii="Arial" w:cs="Arial" w:eastAsia="Arial" w:hAnsi="Arial"/>
+          <w:color w:val="666666"/>
+          <w:sz w:val="14"/>
+          <w:szCs w:val="14"/>
+        </w:rPr>
+        <w:t xml:space="preserve">© 2026 SeaVuria and ARES. Aligned with KICD objectives. Developed by SeaVuria; technical implementation by ARES (with AI assistance from Claude). Licensed under </w:t>
+      </w:r>
+      <w:hyperlink w:history="1" r:id="rIdey-afionhvdpbecp2gqp2">
+        <w:r>
+          <w:rPr>
+            <w:rFonts w:ascii="Arial" w:cs="Arial" w:eastAsia="Arial" w:hAnsi="Arial"/>
+            <w:color w:val="1F6B75"/>
+            <w:sz w:val="14"/>
+            <w:szCs w:val="14"/>
+            <w:u w:val="single" w:color="1F6B75"/>
+          </w:rPr>
+          <w:t xml:space="preserve">CC BY-NC 4.0</w:t>
+        </w:r>
+      </w:hyperlink>
+      <w:r>
+        <w:rPr>
+          <w:rFonts w:ascii="Arial" w:cs="Arial" w:eastAsia="Arial" w:hAnsi="Arial"/>
+          <w:color w:val="666666"/>
+          <w:sz w:val="14"/>
+          <w:szCs w:val="14"/>
+        </w:rPr>
+        <w:t xml:space="preserve"> (</w:t>
+      </w:r>
+      <w:hyperlink w:history="1" r:id="rId126itkk_fejdockm0zydy">
+        <w:r>
+          <w:rPr>
+            <w:rFonts w:ascii="Arial" w:cs="Arial" w:eastAsia="Arial" w:hAnsi="Arial"/>
+            <w:color w:val="1F6B75"/>
+            <w:sz w:val="14"/>
+            <w:szCs w:val="14"/>
+            <w:u w:val="single" w:color="1F6B75"/>
+          </w:rPr>
+          <w:t xml:space="preserve">https://creativecommons.org/licenses/by-nc/4.0/</w:t>
+        </w:r>
+      </w:hyperlink>
+      <w:r>
+        <w:rPr>
+          <w:rFonts w:ascii="Arial" w:cs="Arial" w:eastAsia="Arial" w:hAnsi="Arial"/>
+          <w:color w:val="666666"/>
+          <w:sz w:val="14"/>
+          <w:szCs w:val="14"/>
+        </w:rPr>
+        <w:t xml:space="preserve">).</w:t>
+      </w:r>
+    </w:p>
     <w:p>
       <w:r>
         <w:br w:type="page"/>
@@ -23945,7 +24529,7 @@
             <w:pPr>
               <w:spacing w:after="20" w:before="0"/>
             </w:pPr>
-            <w:hyperlink w:history="1" r:id="rIdpcre0ndhwsmiknmyp92ea">
+            <w:hyperlink w:history="1" r:id="rIdjdexzmvxa36zdkiwpeu0e">
               <w:r>
                 <w:rPr>
                   <w:rFonts w:ascii="Arial" w:cs="Arial" w:eastAsia="Arial" w:hAnsi="Arial"/>
@@ -23978,7 +24562,7 @@
               <w:spacing w:after="10" w:before="0"/>
               <w:ind w:left="120"/>
             </w:pPr>
-            <w:hyperlink w:history="1" r:id="rIdmiv6nfyacsjw6riwptk_m">
+            <w:hyperlink w:history="1" r:id="rIdq8p9z9gv4xqmlihgnzct3">
               <w:r>
                 <w:rPr>
                   <w:rFonts w:ascii="Arial" w:cs="Arial" w:eastAsia="Arial" w:hAnsi="Arial"/>
@@ -24023,7 +24607,7 @@
             <w:pPr>
               <w:spacing w:after="20" w:before="0"/>
             </w:pPr>
-            <w:hyperlink w:history="1" r:id="rIdb0at-bpae8-5jztjpoyrg">
+            <w:hyperlink w:history="1" r:id="rIdohevg-n-ksdkgzj0t6abp">
               <w:r>
                 <w:rPr>
                   <w:rFonts w:ascii="Arial" w:cs="Arial" w:eastAsia="Arial" w:hAnsi="Arial"/>
@@ -24056,7 +24640,7 @@
               <w:spacing w:after="10" w:before="0"/>
               <w:ind w:left="120"/>
             </w:pPr>
-            <w:hyperlink w:history="1" r:id="rId8n4v9hchgrnj1uonx99_6">
+            <w:hyperlink w:history="1" r:id="rId6sceupapgxx11odxfoiqa">
               <w:r>
                 <w:rPr>
                   <w:rFonts w:ascii="Arial" w:cs="Arial" w:eastAsia="Arial" w:hAnsi="Arial"/>
@@ -24251,7 +24835,7 @@
             <w:pPr>
               <w:spacing w:after="20" w:before="0"/>
             </w:pPr>
-            <w:hyperlink w:history="1" r:id="rIdma71q1hwhx93oxtuevh4m">
+            <w:hyperlink w:history="1" r:id="rIdwmndo8oxpihon2w7ibzph">
               <w:r>
                 <w:rPr>
                   <w:rFonts w:ascii="Arial" w:cs="Arial" w:eastAsia="Arial" w:hAnsi="Arial"/>
@@ -24284,7 +24868,7 @@
               <w:spacing w:after="10" w:before="0"/>
               <w:ind w:left="120"/>
             </w:pPr>
-            <w:hyperlink w:history="1" r:id="rId5bhulrk7wquh6kx_sieyf">
+            <w:hyperlink w:history="1" r:id="rIdxjdhdnitis16ceivnhm4u">
               <w:r>
                 <w:rPr>
                   <w:rFonts w:ascii="Arial" w:cs="Arial" w:eastAsia="Arial" w:hAnsi="Arial"/>
@@ -24329,7 +24913,7 @@
             <w:pPr>
               <w:spacing w:after="20" w:before="0"/>
             </w:pPr>
-            <w:hyperlink w:history="1" r:id="rIdlmvbin3yk2zeahq49t2al">
+            <w:hyperlink w:history="1" r:id="rIdd_2goolt4u5ogt6zerlbf">
               <w:r>
                 <w:rPr>
                   <w:rFonts w:ascii="Arial" w:cs="Arial" w:eastAsia="Arial" w:hAnsi="Arial"/>
@@ -24362,7 +24946,7 @@
               <w:spacing w:after="10" w:before="0"/>
               <w:ind w:left="120"/>
             </w:pPr>
-            <w:hyperlink w:history="1" r:id="rIdadf7ybq-4v0-gydnwzwxb">
+            <w:hyperlink w:history="1" r:id="rId7otbdbnnq-wpnjsfgw66x">
               <w:r>
                 <w:rPr>
                   <w:rFonts w:ascii="Arial" w:cs="Arial" w:eastAsia="Arial" w:hAnsi="Arial"/>
@@ -24557,7 +25141,7 @@
             <w:pPr>
               <w:spacing w:after="20" w:before="0"/>
             </w:pPr>
-            <w:hyperlink w:history="1" r:id="rIdp_utylrg3iic1aqe3fj1u">
+            <w:hyperlink w:history="1" r:id="rIdkvfyubv4ukjrd1diaq5mr">
               <w:r>
                 <w:rPr>
                   <w:rFonts w:ascii="Arial" w:cs="Arial" w:eastAsia="Arial" w:hAnsi="Arial"/>
@@ -24590,7 +25174,7 @@
               <w:spacing w:after="10" w:before="0"/>
               <w:ind w:left="120"/>
             </w:pPr>
-            <w:hyperlink w:history="1" r:id="rIdldpf8hhhr9gw_95prrybd">
+            <w:hyperlink w:history="1" r:id="rIdfvpycup9siukknub543h7">
               <w:r>
                 <w:rPr>
                   <w:rFonts w:ascii="Arial" w:cs="Arial" w:eastAsia="Arial" w:hAnsi="Arial"/>
@@ -24635,7 +25219,7 @@
             <w:pPr>
               <w:spacing w:after="20" w:before="0"/>
             </w:pPr>
-            <w:hyperlink w:history="1" r:id="rId-lwkd5z6msft_iyvimk_s">
+            <w:hyperlink w:history="1" r:id="rIdhdfr0bshgg7jdktlaijtb">
               <w:r>
                 <w:rPr>
                   <w:rFonts w:ascii="Arial" w:cs="Arial" w:eastAsia="Arial" w:hAnsi="Arial"/>
@@ -24668,7 +25252,7 @@
               <w:spacing w:after="10" w:before="0"/>
               <w:ind w:left="120"/>
             </w:pPr>
-            <w:hyperlink w:history="1" r:id="rId3xuh_qncbq3jigjw2b2jl">
+            <w:hyperlink w:history="1" r:id="rIdx3prrlhzomui6dmaibjvk">
               <w:r>
                 <w:rPr>
                   <w:rFonts w:ascii="Arial" w:cs="Arial" w:eastAsia="Arial" w:hAnsi="Arial"/>
@@ -24863,7 +25447,7 @@
             <w:pPr>
               <w:spacing w:after="20" w:before="0"/>
             </w:pPr>
-            <w:hyperlink w:history="1" r:id="rIdsmkpkakrrpmb1wy5mrjph">
+            <w:hyperlink w:history="1" r:id="rIdhmckxvopbx2auxhfs2ryj">
               <w:r>
                 <w:rPr>
                   <w:rFonts w:ascii="Arial" w:cs="Arial" w:eastAsia="Arial" w:hAnsi="Arial"/>
@@ -24896,7 +25480,7 @@
               <w:spacing w:after="10" w:before="0"/>
               <w:ind w:left="120"/>
             </w:pPr>
-            <w:hyperlink w:history="1" r:id="rIdfheetbpv6aaodjtiabhe3">
+            <w:hyperlink w:history="1" r:id="rIdcdvoqvfctwvh5wovks7od">
               <w:r>
                 <w:rPr>
                   <w:rFonts w:ascii="Arial" w:cs="Arial" w:eastAsia="Arial" w:hAnsi="Arial"/>
@@ -24941,7 +25525,7 @@
             <w:pPr>
               <w:spacing w:after="20" w:before="0"/>
             </w:pPr>
-            <w:hyperlink w:history="1" r:id="rId9-o35s2ta5mcsozpnkrog">
+            <w:hyperlink w:history="1" r:id="rIdnbvzjedsnd6skmjvwmd_k">
               <w:r>
                 <w:rPr>
                   <w:rFonts w:ascii="Arial" w:cs="Arial" w:eastAsia="Arial" w:hAnsi="Arial"/>
@@ -24974,7 +25558,7 @@
               <w:spacing w:after="10" w:before="0"/>
               <w:ind w:left="120"/>
             </w:pPr>
-            <w:hyperlink w:history="1" r:id="rIdhty0ounfh3ou4niim1ze3">
+            <w:hyperlink w:history="1" r:id="rIdgvsa3owxslqxhe59808z8">
               <w:r>
                 <w:rPr>
                   <w:rFonts w:ascii="Arial" w:cs="Arial" w:eastAsia="Arial" w:hAnsi="Arial"/>
@@ -25169,7 +25753,7 @@
             <w:pPr>
               <w:spacing w:after="20" w:before="0"/>
             </w:pPr>
-            <w:hyperlink w:history="1" r:id="rIdmmbstdsqzwqwbtwzwammf">
+            <w:hyperlink w:history="1" r:id="rId6vucjtxawf7himqbjazld">
               <w:r>
                 <w:rPr>
                   <w:rFonts w:ascii="Arial" w:cs="Arial" w:eastAsia="Arial" w:hAnsi="Arial"/>
@@ -25202,7 +25786,7 @@
               <w:spacing w:after="10" w:before="0"/>
               <w:ind w:left="120"/>
             </w:pPr>
-            <w:hyperlink w:history="1" r:id="rIdt7rdpa5ui_3-ea0qfdl8x">
+            <w:hyperlink w:history="1" r:id="rIdwpm5gh3sjkjymy15xpmg5">
               <w:r>
                 <w:rPr>
                   <w:rFonts w:ascii="Arial" w:cs="Arial" w:eastAsia="Arial" w:hAnsi="Arial"/>
@@ -25247,7 +25831,7 @@
             <w:pPr>
               <w:spacing w:after="20" w:before="0"/>
             </w:pPr>
-            <w:hyperlink w:history="1" r:id="rIdim4_lv2hlris92y-k_eob">
+            <w:hyperlink w:history="1" r:id="rIdu0puz-gam77xbk9nbjmvq">
               <w:r>
                 <w:rPr>
                   <w:rFonts w:ascii="Arial" w:cs="Arial" w:eastAsia="Arial" w:hAnsi="Arial"/>
@@ -25280,7 +25864,7 @@
               <w:spacing w:after="10" w:before="0"/>
               <w:ind w:left="120"/>
             </w:pPr>
-            <w:hyperlink w:history="1" r:id="rIddbun5q-7zsbtcg7rq5kai">
+            <w:hyperlink w:history="1" r:id="rId14b3gbd9xmbjumpize5v4">
               <w:r>
                 <w:rPr>
                   <w:rFonts w:ascii="Arial" w:cs="Arial" w:eastAsia="Arial" w:hAnsi="Arial"/>
@@ -25776,6 +26360,65 @@
         </w:tc>
       </w:tr>
     </w:tbl>
+    <w:p>
+      <w:pPr>
+        <w:pBdr>
+          <w:top w:val="single" w:color="BBBBBB" w:sz="4" w:space="4"/>
+        </w:pBdr>
+        <w:spacing w:after="0" w:before="160"/>
+      </w:pPr>
+      <w:r>
+        <w:rPr>
+          <w:rFonts w:ascii="Arial" w:cs="Arial" w:eastAsia="Arial" w:hAnsi="Arial"/>
+          <w:color w:val="666666"/>
+          <w:sz w:val="14"/>
+          <w:szCs w:val="14"/>
+        </w:rPr>
+        <w:t xml:space="preserve">© 2026 SeaVuria and ARES. Aligned with KICD objectives. Developed by SeaVuria; technical implementation by ARES (with AI assistance from Claude). Licensed under </w:t>
+      </w:r>
+      <w:hyperlink w:history="1" r:id="rIdsjdx8gp9ddai67egbtlmt">
+        <w:r>
+          <w:rPr>
+            <w:rFonts w:ascii="Arial" w:cs="Arial" w:eastAsia="Arial" w:hAnsi="Arial"/>
+            <w:color w:val="1F6B75"/>
+            <w:sz w:val="14"/>
+            <w:szCs w:val="14"/>
+            <w:u w:val="single" w:color="1F6B75"/>
+          </w:rPr>
+          <w:t xml:space="preserve">CC BY-NC 4.0</w:t>
+        </w:r>
+      </w:hyperlink>
+      <w:r>
+        <w:rPr>
+          <w:rFonts w:ascii="Arial" w:cs="Arial" w:eastAsia="Arial" w:hAnsi="Arial"/>
+          <w:color w:val="666666"/>
+          <w:sz w:val="14"/>
+          <w:szCs w:val="14"/>
+        </w:rPr>
+        <w:t xml:space="preserve"> (</w:t>
+      </w:r>
+      <w:hyperlink w:history="1" r:id="rIdmdsdizfds1s_vh8syultc">
+        <w:r>
+          <w:rPr>
+            <w:rFonts w:ascii="Arial" w:cs="Arial" w:eastAsia="Arial" w:hAnsi="Arial"/>
+            <w:color w:val="1F6B75"/>
+            <w:sz w:val="14"/>
+            <w:szCs w:val="14"/>
+            <w:u w:val="single" w:color="1F6B75"/>
+          </w:rPr>
+          <w:t xml:space="preserve">https://creativecommons.org/licenses/by-nc/4.0/</w:t>
+        </w:r>
+      </w:hyperlink>
+      <w:r>
+        <w:rPr>
+          <w:rFonts w:ascii="Arial" w:cs="Arial" w:eastAsia="Arial" w:hAnsi="Arial"/>
+          <w:color w:val="666666"/>
+          <w:sz w:val="14"/>
+          <w:szCs w:val="14"/>
+        </w:rPr>
+        <w:t xml:space="preserve">).</w:t>
+      </w:r>
+    </w:p>
     <w:p>
       <w:r>
         <w:br w:type="page"/>

--- a/data/outputs/v2/Core_Mathematics/SS2.7_Surface_Area_and_Volume_of_Solids/Core_Mathematics_Surface_Area_and_Volume_of_Solids_CBE_LessonSequence.docx
+++ b/data/outputs/v2/Core_Mathematics/SS2.7_Surface_Area_and_Volume_of_Solids/Core_Mathematics_Surface_Area_and_Volume_of_Solids_CBE_LessonSequence.docx
@@ -38,6 +38,2340 @@
           <w:szCs w:val="22"/>
         </w:rPr>
         <w:t xml:space="preserve">CBE Phenomenon-Driven Lesson Sequence — Sub-Strand 2.7 (8 Lessons)</w:t>
+      </w:r>
+    </w:p>
+    <w:p>
+      <w:pPr>
+        <w:spacing w:after="120"/>
+      </w:pPr>
+      <w:r>
+        <w:t xml:space="preserve"/>
+      </w:r>
+    </w:p>
+    <w:tbl>
+      <w:tblPr>
+        <w:tblW w:type="dxa" w:w="13680"/>
+        <w:tblBorders>
+          <w:top w:val="single" w:color="AAAAAA" w:sz="4"/>
+          <w:left w:val="single" w:color="AAAAAA" w:sz="4"/>
+          <w:bottom w:val="single" w:color="AAAAAA" w:sz="4"/>
+          <w:right w:val="single" w:color="AAAAAA" w:sz="4"/>
+          <w:insideH w:val="single" w:color="auto" w:sz="4"/>
+          <w:insideV w:val="single" w:color="auto" w:sz="4"/>
+        </w:tblBorders>
+        <w:tblLayout w:type="fixed"/>
+      </w:tblPr>
+      <w:tblGrid>
+        <w:gridCol w:w="3000"/>
+        <w:gridCol w:w="10680"/>
+      </w:tblGrid>
+      <w:tr>
+        <w:tc>
+          <w:tcPr>
+            <w:tcW w:type="dxa" w:w="13680"/>
+            <w:gridSpan w:val="2"/>
+            <w:shd w:fill="1F3864" w:color="auto" w:val="clear"/>
+            <w:tcMar>
+              <w:top w:type="dxa" w:w="60"/>
+              <w:left w:type="dxa" w:w="120"/>
+              <w:bottom w:type="dxa" w:w="60"/>
+              <w:right w:type="dxa" w:w="120"/>
+            </w:tcMar>
+            <w:vAlign w:val="top"/>
+          </w:tcPr>
+          <w:p>
+            <w:pPr>
+              <w:spacing w:after="40" w:before="0"/>
+              <w:jc w:val="center"/>
+            </w:pPr>
+            <w:r>
+              <w:rPr>
+                <w:rFonts w:ascii="Arial" w:cs="Arial" w:eastAsia="Arial" w:hAnsi="Arial"/>
+                <w:b/>
+                <w:bCs/>
+                <w:i w:val="false"/>
+                <w:iCs w:val="false"/>
+                <w:color w:val="FFFFFF"/>
+                <w:sz w:val="22"/>
+                <w:szCs w:val="22"/>
+              </w:rPr>
+              <w:t xml:space="preserve">SUB-STRAND OVERVIEW</w:t>
+            </w:r>
+          </w:p>
+        </w:tc>
+      </w:tr>
+      <w:tr>
+        <w:tc>
+          <w:tcPr>
+            <w:tcW w:type="dxa" w:w="3000"/>
+            <w:shd w:fill="D5E8F0" w:color="auto" w:val="clear"/>
+            <w:tcMar>
+              <w:top w:type="dxa" w:w="60"/>
+              <w:left w:type="dxa" w:w="120"/>
+              <w:bottom w:type="dxa" w:w="60"/>
+              <w:right w:type="dxa" w:w="120"/>
+            </w:tcMar>
+            <w:vAlign w:val="top"/>
+          </w:tcPr>
+          <w:p>
+            <w:pPr>
+              <w:spacing w:after="40" w:before="0"/>
+              <w:jc w:val="left"/>
+            </w:pPr>
+            <w:r>
+              <w:rPr>
+                <w:rFonts w:ascii="Arial" w:cs="Arial" w:eastAsia="Arial" w:hAnsi="Arial"/>
+                <w:b/>
+                <w:bCs/>
+                <w:i w:val="false"/>
+                <w:iCs w:val="false"/>
+                <w:color w:val="000000"/>
+                <w:sz w:val="18"/>
+                <w:szCs w:val="18"/>
+              </w:rPr>
+              <w:t xml:space="preserve">Grade Level</w:t>
+            </w:r>
+          </w:p>
+        </w:tc>
+        <w:tc>
+          <w:tcPr>
+            <w:tcW w:type="dxa" w:w="10680"/>
+            <w:shd w:fill="FFFFFF" w:color="auto" w:val="clear"/>
+            <w:tcMar>
+              <w:top w:type="dxa" w:w="60"/>
+              <w:left w:type="dxa" w:w="120"/>
+              <w:bottom w:type="dxa" w:w="60"/>
+              <w:right w:type="dxa" w:w="120"/>
+            </w:tcMar>
+            <w:vAlign w:val="top"/>
+          </w:tcPr>
+          <w:p>
+            <w:pPr>
+              <w:spacing w:after="40" w:before="0"/>
+              <w:jc w:val="left"/>
+            </w:pPr>
+            <w:r>
+              <w:rPr>
+                <w:rFonts w:ascii="Arial" w:cs="Arial" w:eastAsia="Arial" w:hAnsi="Arial"/>
+                <w:b w:val="false"/>
+                <w:bCs w:val="false"/>
+                <w:i w:val="false"/>
+                <w:iCs w:val="false"/>
+                <w:color w:val="000000"/>
+                <w:sz w:val="18"/>
+                <w:szCs w:val="18"/>
+              </w:rPr>
+              <w:t xml:space="preserve">10</w:t>
+            </w:r>
+          </w:p>
+        </w:tc>
+      </w:tr>
+      <w:tr>
+        <w:tc>
+          <w:tcPr>
+            <w:tcW w:type="dxa" w:w="3000"/>
+            <w:shd w:fill="D5E8F0" w:color="auto" w:val="clear"/>
+            <w:tcMar>
+              <w:top w:type="dxa" w:w="60"/>
+              <w:left w:type="dxa" w:w="120"/>
+              <w:bottom w:type="dxa" w:w="60"/>
+              <w:right w:type="dxa" w:w="120"/>
+            </w:tcMar>
+            <w:vAlign w:val="top"/>
+          </w:tcPr>
+          <w:p>
+            <w:pPr>
+              <w:spacing w:after="40" w:before="0"/>
+              <w:jc w:val="left"/>
+            </w:pPr>
+            <w:r>
+              <w:rPr>
+                <w:rFonts w:ascii="Arial" w:cs="Arial" w:eastAsia="Arial" w:hAnsi="Arial"/>
+                <w:b/>
+                <w:bCs/>
+                <w:i w:val="false"/>
+                <w:iCs w:val="false"/>
+                <w:color w:val="000000"/>
+                <w:sz w:val="18"/>
+                <w:szCs w:val="18"/>
+              </w:rPr>
+              <w:t xml:space="preserve">Subject</w:t>
+            </w:r>
+          </w:p>
+        </w:tc>
+        <w:tc>
+          <w:tcPr>
+            <w:tcW w:type="dxa" w:w="10680"/>
+            <w:shd w:fill="FFFFFF" w:color="auto" w:val="clear"/>
+            <w:tcMar>
+              <w:top w:type="dxa" w:w="60"/>
+              <w:left w:type="dxa" w:w="120"/>
+              <w:bottom w:type="dxa" w:w="60"/>
+              <w:right w:type="dxa" w:w="120"/>
+            </w:tcMar>
+            <w:vAlign w:val="top"/>
+          </w:tcPr>
+          <w:p>
+            <w:pPr>
+              <w:spacing w:after="40" w:before="0"/>
+              <w:jc w:val="left"/>
+            </w:pPr>
+            <w:r>
+              <w:rPr>
+                <w:rFonts w:ascii="Arial" w:cs="Arial" w:eastAsia="Arial" w:hAnsi="Arial"/>
+                <w:b w:val="false"/>
+                <w:bCs w:val="false"/>
+                <w:i w:val="false"/>
+                <w:iCs w:val="false"/>
+                <w:color w:val="000000"/>
+                <w:sz w:val="18"/>
+                <w:szCs w:val="18"/>
+              </w:rPr>
+              <w:t xml:space="preserve">Core Mathematics</w:t>
+            </w:r>
+          </w:p>
+        </w:tc>
+      </w:tr>
+      <w:tr>
+        <w:tc>
+          <w:tcPr>
+            <w:tcW w:type="dxa" w:w="3000"/>
+            <w:shd w:fill="D5E8F0" w:color="auto" w:val="clear"/>
+            <w:tcMar>
+              <w:top w:type="dxa" w:w="60"/>
+              <w:left w:type="dxa" w:w="120"/>
+              <w:bottom w:type="dxa" w:w="60"/>
+              <w:right w:type="dxa" w:w="120"/>
+            </w:tcMar>
+            <w:vAlign w:val="top"/>
+          </w:tcPr>
+          <w:p>
+            <w:pPr>
+              <w:spacing w:after="40" w:before="0"/>
+              <w:jc w:val="left"/>
+            </w:pPr>
+            <w:r>
+              <w:rPr>
+                <w:rFonts w:ascii="Arial" w:cs="Arial" w:eastAsia="Arial" w:hAnsi="Arial"/>
+                <w:b/>
+                <w:bCs/>
+                <w:i w:val="false"/>
+                <w:iCs w:val="false"/>
+                <w:color w:val="000000"/>
+                <w:sz w:val="18"/>
+                <w:szCs w:val="18"/>
+              </w:rPr>
+              <w:t xml:space="preserve">Strand</w:t>
+            </w:r>
+          </w:p>
+        </w:tc>
+        <w:tc>
+          <w:tcPr>
+            <w:tcW w:type="dxa" w:w="10680"/>
+            <w:shd w:fill="FFFFFF" w:color="auto" w:val="clear"/>
+            <w:tcMar>
+              <w:top w:type="dxa" w:w="60"/>
+              <w:left w:type="dxa" w:w="120"/>
+              <w:bottom w:type="dxa" w:w="60"/>
+              <w:right w:type="dxa" w:w="120"/>
+            </w:tcMar>
+            <w:vAlign w:val="top"/>
+          </w:tcPr>
+          <w:p>
+            <w:pPr>
+              <w:spacing w:after="40" w:before="0"/>
+              <w:jc w:val="left"/>
+            </w:pPr>
+            <w:r>
+              <w:rPr>
+                <w:rFonts w:ascii="Arial" w:cs="Arial" w:eastAsia="Arial" w:hAnsi="Arial"/>
+                <w:b w:val="false"/>
+                <w:bCs w:val="false"/>
+                <w:i w:val="false"/>
+                <w:iCs w:val="false"/>
+                <w:color w:val="000000"/>
+                <w:sz w:val="18"/>
+                <w:szCs w:val="18"/>
+              </w:rPr>
+              <w:t xml:space="preserve">Strand 2.0: Measurements and Geometry</w:t>
+            </w:r>
+          </w:p>
+        </w:tc>
+      </w:tr>
+      <w:tr>
+        <w:tc>
+          <w:tcPr>
+            <w:tcW w:type="dxa" w:w="3000"/>
+            <w:shd w:fill="D5E8F0" w:color="auto" w:val="clear"/>
+            <w:tcMar>
+              <w:top w:type="dxa" w:w="60"/>
+              <w:left w:type="dxa" w:w="120"/>
+              <w:bottom w:type="dxa" w:w="60"/>
+              <w:right w:type="dxa" w:w="120"/>
+            </w:tcMar>
+            <w:vAlign w:val="top"/>
+          </w:tcPr>
+          <w:p>
+            <w:pPr>
+              <w:spacing w:after="40" w:before="0"/>
+              <w:jc w:val="left"/>
+            </w:pPr>
+            <w:r>
+              <w:rPr>
+                <w:rFonts w:ascii="Arial" w:cs="Arial" w:eastAsia="Arial" w:hAnsi="Arial"/>
+                <w:b/>
+                <w:bCs/>
+                <w:i w:val="false"/>
+                <w:iCs w:val="false"/>
+                <w:color w:val="000000"/>
+                <w:sz w:val="18"/>
+                <w:szCs w:val="18"/>
+              </w:rPr>
+              <w:t xml:space="preserve">Sub-Strand</w:t>
+            </w:r>
+          </w:p>
+        </w:tc>
+        <w:tc>
+          <w:tcPr>
+            <w:tcW w:type="dxa" w:w="10680"/>
+            <w:shd w:fill="FFFFFF" w:color="auto" w:val="clear"/>
+            <w:tcMar>
+              <w:top w:type="dxa" w:w="60"/>
+              <w:left w:type="dxa" w:w="120"/>
+              <w:bottom w:type="dxa" w:w="60"/>
+              <w:right w:type="dxa" w:w="120"/>
+            </w:tcMar>
+            <w:vAlign w:val="top"/>
+          </w:tcPr>
+          <w:p>
+            <w:pPr>
+              <w:spacing w:after="40" w:before="0"/>
+              <w:jc w:val="left"/>
+            </w:pPr>
+            <w:r>
+              <w:rPr>
+                <w:rFonts w:ascii="Arial" w:cs="Arial" w:eastAsia="Arial" w:hAnsi="Arial"/>
+                <w:b w:val="false"/>
+                <w:bCs w:val="false"/>
+                <w:i w:val="false"/>
+                <w:iCs w:val="false"/>
+                <w:color w:val="000000"/>
+                <w:sz w:val="18"/>
+                <w:szCs w:val="18"/>
+              </w:rPr>
+              <w:t xml:space="preserve">Sub-Strand 2.7: Surface Area and Volume of Solids</w:t>
+            </w:r>
+          </w:p>
+        </w:tc>
+      </w:tr>
+      <w:tr>
+        <w:tc>
+          <w:tcPr>
+            <w:tcW w:type="dxa" w:w="3000"/>
+            <w:shd w:fill="D5E8F0" w:color="auto" w:val="clear"/>
+            <w:tcMar>
+              <w:top w:type="dxa" w:w="60"/>
+              <w:left w:type="dxa" w:w="120"/>
+              <w:bottom w:type="dxa" w:w="60"/>
+              <w:right w:type="dxa" w:w="120"/>
+            </w:tcMar>
+            <w:vAlign w:val="top"/>
+          </w:tcPr>
+          <w:p>
+            <w:pPr>
+              <w:spacing w:after="40" w:before="0"/>
+              <w:jc w:val="left"/>
+            </w:pPr>
+            <w:r>
+              <w:rPr>
+                <w:rFonts w:ascii="Arial" w:cs="Arial" w:eastAsia="Arial" w:hAnsi="Arial"/>
+                <w:b/>
+                <w:bCs/>
+                <w:i w:val="false"/>
+                <w:iCs w:val="false"/>
+                <w:color w:val="000000"/>
+                <w:sz w:val="18"/>
+                <w:szCs w:val="18"/>
+              </w:rPr>
+              <w:t xml:space="preserve">Total Duration</w:t>
+            </w:r>
+          </w:p>
+        </w:tc>
+        <w:tc>
+          <w:tcPr>
+            <w:tcW w:type="dxa" w:w="10680"/>
+            <w:shd w:fill="FFFFFF" w:color="auto" w:val="clear"/>
+            <w:tcMar>
+              <w:top w:type="dxa" w:w="60"/>
+              <w:left w:type="dxa" w:w="120"/>
+              <w:bottom w:type="dxa" w:w="60"/>
+              <w:right w:type="dxa" w:w="120"/>
+            </w:tcMar>
+            <w:vAlign w:val="top"/>
+          </w:tcPr>
+          <w:p>
+            <w:pPr>
+              <w:spacing w:after="40" w:before="0"/>
+              <w:jc w:val="left"/>
+            </w:pPr>
+            <w:r>
+              <w:rPr>
+                <w:rFonts w:ascii="Arial" w:cs="Arial" w:eastAsia="Arial" w:hAnsi="Arial"/>
+                <w:b w:val="false"/>
+                <w:bCs w:val="false"/>
+                <w:i w:val="false"/>
+                <w:iCs w:val="false"/>
+                <w:color w:val="000000"/>
+                <w:sz w:val="18"/>
+                <w:szCs w:val="18"/>
+              </w:rPr>
+              <w:t xml:space="preserve">8 lessons × 40 minutes = 320 minutes total</w:t>
+            </w:r>
+          </w:p>
+        </w:tc>
+      </w:tr>
+      <w:tr>
+        <w:tc>
+          <w:tcPr>
+            <w:tcW w:type="dxa" w:w="3000"/>
+            <w:shd w:fill="D5E8F0" w:color="auto" w:val="clear"/>
+            <w:tcMar>
+              <w:top w:type="dxa" w:w="60"/>
+              <w:left w:type="dxa" w:w="120"/>
+              <w:bottom w:type="dxa" w:w="60"/>
+              <w:right w:type="dxa" w:w="120"/>
+            </w:tcMar>
+            <w:vAlign w:val="top"/>
+          </w:tcPr>
+          <w:p>
+            <w:pPr>
+              <w:spacing w:after="40" w:before="0"/>
+              <w:jc w:val="left"/>
+            </w:pPr>
+            <w:r>
+              <w:rPr>
+                <w:rFonts w:ascii="Arial" w:cs="Arial" w:eastAsia="Arial" w:hAnsi="Arial"/>
+                <w:b/>
+                <w:bCs/>
+                <w:i w:val="false"/>
+                <w:iCs w:val="false"/>
+                <w:color w:val="000000"/>
+                <w:sz w:val="18"/>
+                <w:szCs w:val="18"/>
+              </w:rPr>
+              <w:t xml:space="preserve">Sub-Strand Content</w:t>
+            </w:r>
+          </w:p>
+        </w:tc>
+        <w:tc>
+          <w:tcPr>
+            <w:tcW w:type="dxa" w:w="10680"/>
+            <w:shd w:fill="FFFFFF" w:color="auto" w:val="clear"/>
+            <w:tcMar>
+              <w:top w:type="dxa" w:w="60"/>
+              <w:left w:type="dxa" w:w="120"/>
+              <w:bottom w:type="dxa" w:w="60"/>
+              <w:right w:type="dxa" w:w="120"/>
+            </w:tcMar>
+            <w:vAlign w:val="top"/>
+          </w:tcPr>
+          <w:p>
+            <w:pPr>
+              <w:spacing w:after="30" w:before="0"/>
+              <w:ind w:left="360" w:hanging="180"/>
+              <w:jc w:val="left"/>
+            </w:pPr>
+            <w:r>
+              <w:rPr>
+                <w:rFonts w:ascii="Arial" w:cs="Arial" w:eastAsia="Arial" w:hAnsi="Arial"/>
+                <w:b w:val="false"/>
+                <w:bCs w:val="false"/>
+                <w:i w:val="false"/>
+                <w:iCs w:val="false"/>
+                <w:color w:val="000000"/>
+                <w:sz w:val="18"/>
+                <w:szCs w:val="18"/>
+              </w:rPr>
+              <w:t xml:space="preserve">–  Surface area of prisms (triangular, rectangular, and other prisms)</w:t>
+            </w:r>
+          </w:p>
+          <w:p>
+            <w:pPr>
+              <w:spacing w:after="30" w:before="0"/>
+              <w:ind w:left="360" w:hanging="180"/>
+              <w:jc w:val="left"/>
+            </w:pPr>
+            <w:r>
+              <w:rPr>
+                <w:rFonts w:ascii="Arial" w:cs="Arial" w:eastAsia="Arial" w:hAnsi="Arial"/>
+                <w:b w:val="false"/>
+                <w:bCs w:val="false"/>
+                <w:i w:val="false"/>
+                <w:iCs w:val="false"/>
+                <w:color w:val="000000"/>
+                <w:sz w:val="18"/>
+                <w:szCs w:val="18"/>
+              </w:rPr>
+              <w:t xml:space="preserve">–  Surface area of pyramids (square-based and other pyramids)</w:t>
+            </w:r>
+          </w:p>
+          <w:p>
+            <w:pPr>
+              <w:spacing w:after="30" w:before="0"/>
+              <w:ind w:left="360" w:hanging="180"/>
+              <w:jc w:val="left"/>
+            </w:pPr>
+            <w:r>
+              <w:rPr>
+                <w:rFonts w:ascii="Arial" w:cs="Arial" w:eastAsia="Arial" w:hAnsi="Arial"/>
+                <w:b w:val="false"/>
+                <w:bCs w:val="false"/>
+                <w:i w:val="false"/>
+                <w:iCs w:val="false"/>
+                <w:color w:val="000000"/>
+                <w:sz w:val="18"/>
+                <w:szCs w:val="18"/>
+              </w:rPr>
+              <w:t xml:space="preserve">–  Surface area of cones</w:t>
+            </w:r>
+          </w:p>
+          <w:p>
+            <w:pPr>
+              <w:spacing w:after="30" w:before="0"/>
+              <w:ind w:left="360" w:hanging="180"/>
+              <w:jc w:val="left"/>
+            </w:pPr>
+            <w:r>
+              <w:rPr>
+                <w:rFonts w:ascii="Arial" w:cs="Arial" w:eastAsia="Arial" w:hAnsi="Arial"/>
+                <w:b w:val="false"/>
+                <w:bCs w:val="false"/>
+                <w:i w:val="false"/>
+                <w:iCs w:val="false"/>
+                <w:color w:val="000000"/>
+                <w:sz w:val="18"/>
+                <w:szCs w:val="18"/>
+              </w:rPr>
+              <w:t xml:space="preserve">–  Surface area of frustums (cone frustums)</w:t>
+            </w:r>
+          </w:p>
+          <w:p>
+            <w:pPr>
+              <w:spacing w:after="30" w:before="0"/>
+              <w:ind w:left="360" w:hanging="180"/>
+              <w:jc w:val="left"/>
+            </w:pPr>
+            <w:r>
+              <w:rPr>
+                <w:rFonts w:ascii="Arial" w:cs="Arial" w:eastAsia="Arial" w:hAnsi="Arial"/>
+                <w:b w:val="false"/>
+                <w:bCs w:val="false"/>
+                <w:i w:val="false"/>
+                <w:iCs w:val="false"/>
+                <w:color w:val="000000"/>
+                <w:sz w:val="18"/>
+                <w:szCs w:val="18"/>
+              </w:rPr>
+              <w:t xml:space="preserve">–  Surface area of spheres</w:t>
+            </w:r>
+          </w:p>
+          <w:p>
+            <w:pPr>
+              <w:spacing w:after="30" w:before="0"/>
+              <w:ind w:left="360" w:hanging="180"/>
+              <w:jc w:val="left"/>
+            </w:pPr>
+            <w:r>
+              <w:rPr>
+                <w:rFonts w:ascii="Arial" w:cs="Arial" w:eastAsia="Arial" w:hAnsi="Arial"/>
+                <w:b w:val="false"/>
+                <w:bCs w:val="false"/>
+                <w:i w:val="false"/>
+                <w:iCs w:val="false"/>
+                <w:color w:val="000000"/>
+                <w:sz w:val="18"/>
+                <w:szCs w:val="18"/>
+              </w:rPr>
+              <w:t xml:space="preserve">–  Surface area of composite solids</w:t>
+            </w:r>
+          </w:p>
+          <w:p>
+            <w:pPr>
+              <w:spacing w:after="30" w:before="0"/>
+              <w:ind w:left="360" w:hanging="180"/>
+              <w:jc w:val="left"/>
+            </w:pPr>
+            <w:r>
+              <w:rPr>
+                <w:rFonts w:ascii="Arial" w:cs="Arial" w:eastAsia="Arial" w:hAnsi="Arial"/>
+                <w:b w:val="false"/>
+                <w:bCs w:val="false"/>
+                <w:i w:val="false"/>
+                <w:iCs w:val="false"/>
+                <w:color w:val="000000"/>
+                <w:sz w:val="18"/>
+                <w:szCs w:val="18"/>
+              </w:rPr>
+              <w:t xml:space="preserve">–  Volume of prisms (triangular, rectangular, and other prisms)</w:t>
+            </w:r>
+          </w:p>
+          <w:p>
+            <w:pPr>
+              <w:spacing w:after="30" w:before="0"/>
+              <w:ind w:left="360" w:hanging="180"/>
+              <w:jc w:val="left"/>
+            </w:pPr>
+            <w:r>
+              <w:rPr>
+                <w:rFonts w:ascii="Arial" w:cs="Arial" w:eastAsia="Arial" w:hAnsi="Arial"/>
+                <w:b w:val="false"/>
+                <w:bCs w:val="false"/>
+                <w:i w:val="false"/>
+                <w:iCs w:val="false"/>
+                <w:color w:val="000000"/>
+                <w:sz w:val="18"/>
+                <w:szCs w:val="18"/>
+              </w:rPr>
+              <w:t xml:space="preserve">–  Volume of pyramids (square-based and other pyramids)</w:t>
+            </w:r>
+          </w:p>
+          <w:p>
+            <w:pPr>
+              <w:spacing w:after="30" w:before="0"/>
+              <w:ind w:left="360" w:hanging="180"/>
+              <w:jc w:val="left"/>
+            </w:pPr>
+            <w:r>
+              <w:rPr>
+                <w:rFonts w:ascii="Arial" w:cs="Arial" w:eastAsia="Arial" w:hAnsi="Arial"/>
+                <w:b w:val="false"/>
+                <w:bCs w:val="false"/>
+                <w:i w:val="false"/>
+                <w:iCs w:val="false"/>
+                <w:color w:val="000000"/>
+                <w:sz w:val="18"/>
+                <w:szCs w:val="18"/>
+              </w:rPr>
+              <w:t xml:space="preserve">–  Volume of cones</w:t>
+            </w:r>
+          </w:p>
+          <w:p>
+            <w:pPr>
+              <w:spacing w:after="30" w:before="0"/>
+              <w:ind w:left="360" w:hanging="180"/>
+              <w:jc w:val="left"/>
+            </w:pPr>
+            <w:r>
+              <w:rPr>
+                <w:rFonts w:ascii="Arial" w:cs="Arial" w:eastAsia="Arial" w:hAnsi="Arial"/>
+                <w:b w:val="false"/>
+                <w:bCs w:val="false"/>
+                <w:i w:val="false"/>
+                <w:iCs w:val="false"/>
+                <w:color w:val="000000"/>
+                <w:sz w:val="18"/>
+                <w:szCs w:val="18"/>
+              </w:rPr>
+              <w:t xml:space="preserve">–  Volume of frustums</w:t>
+            </w:r>
+          </w:p>
+          <w:p>
+            <w:pPr>
+              <w:spacing w:after="30" w:before="0"/>
+              <w:ind w:left="360" w:hanging="180"/>
+              <w:jc w:val="left"/>
+            </w:pPr>
+            <w:r>
+              <w:rPr>
+                <w:rFonts w:ascii="Arial" w:cs="Arial" w:eastAsia="Arial" w:hAnsi="Arial"/>
+                <w:b w:val="false"/>
+                <w:bCs w:val="false"/>
+                <w:i w:val="false"/>
+                <w:iCs w:val="false"/>
+                <w:color w:val="000000"/>
+                <w:sz w:val="18"/>
+                <w:szCs w:val="18"/>
+              </w:rPr>
+              <w:t xml:space="preserve">–  Volume of spheres</w:t>
+            </w:r>
+          </w:p>
+          <w:p>
+            <w:pPr>
+              <w:spacing w:after="30" w:before="0"/>
+              <w:ind w:left="360" w:hanging="180"/>
+              <w:jc w:val="left"/>
+            </w:pPr>
+            <w:r>
+              <w:rPr>
+                <w:rFonts w:ascii="Arial" w:cs="Arial" w:eastAsia="Arial" w:hAnsi="Arial"/>
+                <w:b w:val="false"/>
+                <w:bCs w:val="false"/>
+                <w:i w:val="false"/>
+                <w:iCs w:val="false"/>
+                <w:color w:val="000000"/>
+                <w:sz w:val="18"/>
+                <w:szCs w:val="18"/>
+              </w:rPr>
+              <w:t xml:space="preserve">–  Volume of composite solids</w:t>
+            </w:r>
+          </w:p>
+          <w:p>
+            <w:pPr>
+              <w:spacing w:after="30" w:before="0"/>
+              <w:ind w:left="360" w:hanging="180"/>
+              <w:jc w:val="left"/>
+            </w:pPr>
+            <w:r>
+              <w:rPr>
+                <w:rFonts w:ascii="Arial" w:cs="Arial" w:eastAsia="Arial" w:hAnsi="Arial"/>
+                <w:b w:val="false"/>
+                <w:bCs w:val="false"/>
+                <w:i w:val="false"/>
+                <w:iCs w:val="false"/>
+                <w:color w:val="000000"/>
+                <w:sz w:val="18"/>
+                <w:szCs w:val="18"/>
+              </w:rPr>
+              <w:t xml:space="preserve">–  Real-life applications of surface area and volume of solids</w:t>
+            </w:r>
+          </w:p>
+        </w:tc>
+      </w:tr>
+      <w:tr>
+        <w:tc>
+          <w:tcPr>
+            <w:tcW w:type="dxa" w:w="3000"/>
+            <w:shd w:fill="D5E8F0" w:color="auto" w:val="clear"/>
+            <w:tcMar>
+              <w:top w:type="dxa" w:w="60"/>
+              <w:left w:type="dxa" w:w="120"/>
+              <w:bottom w:type="dxa" w:w="60"/>
+              <w:right w:type="dxa" w:w="120"/>
+            </w:tcMar>
+            <w:vAlign w:val="top"/>
+          </w:tcPr>
+          <w:p>
+            <w:pPr>
+              <w:spacing w:after="40" w:before="0"/>
+              <w:jc w:val="left"/>
+            </w:pPr>
+            <w:r>
+              <w:rPr>
+                <w:rFonts w:ascii="Arial" w:cs="Arial" w:eastAsia="Arial" w:hAnsi="Arial"/>
+                <w:b/>
+                <w:bCs/>
+                <w:i w:val="false"/>
+                <w:iCs w:val="false"/>
+                <w:color w:val="000000"/>
+                <w:sz w:val="18"/>
+                <w:szCs w:val="18"/>
+              </w:rPr>
+              <w:t xml:space="preserve">Learning Outcomes</w:t>
+            </w:r>
+          </w:p>
+        </w:tc>
+        <w:tc>
+          <w:tcPr>
+            <w:tcW w:type="dxa" w:w="10680"/>
+            <w:shd w:fill="FFFFFF" w:color="auto" w:val="clear"/>
+            <w:tcMar>
+              <w:top w:type="dxa" w:w="60"/>
+              <w:left w:type="dxa" w:w="120"/>
+              <w:bottom w:type="dxa" w:w="60"/>
+              <w:right w:type="dxa" w:w="120"/>
+            </w:tcMar>
+            <w:vAlign w:val="top"/>
+          </w:tcPr>
+          <w:p>
+            <w:pPr>
+              <w:spacing w:after="40" w:before="0"/>
+              <w:jc w:val="left"/>
+            </w:pPr>
+            <w:r>
+              <w:rPr>
+                <w:rFonts w:ascii="Arial" w:cs="Arial" w:eastAsia="Arial" w:hAnsi="Arial"/>
+                <w:b w:val="false"/>
+                <w:bCs w:val="false"/>
+                <w:i w:val="false"/>
+                <w:iCs w:val="false"/>
+                <w:color w:val="000000"/>
+                <w:sz w:val="18"/>
+                <w:szCs w:val="18"/>
+              </w:rPr>
+              <w:t xml:space="preserve">By the end of the sub-strand, the learner should be able to:</w:t>
+            </w:r>
+          </w:p>
+          <w:p>
+            <w:pPr>
+              <w:spacing w:after="40" w:before="0"/>
+              <w:jc w:val="left"/>
+            </w:pPr>
+            <w:r>
+              <w:rPr>
+                <w:rFonts w:ascii="Arial" w:cs="Arial" w:eastAsia="Arial" w:hAnsi="Arial"/>
+                <w:b w:val="false"/>
+                <w:bCs w:val="false"/>
+                <w:i w:val="false"/>
+                <w:iCs w:val="false"/>
+                <w:color w:val="000000"/>
+                <w:sz w:val="18"/>
+                <w:szCs w:val="18"/>
+              </w:rPr>
+              <w:t xml:space="preserve">a) determine the surface area of prisms, pyramids, cones, frustums and spheres,</w:t>
+            </w:r>
+          </w:p>
+          <w:p>
+            <w:pPr>
+              <w:spacing w:after="40" w:before="0"/>
+              <w:jc w:val="left"/>
+            </w:pPr>
+            <w:r>
+              <w:rPr>
+                <w:rFonts w:ascii="Arial" w:cs="Arial" w:eastAsia="Arial" w:hAnsi="Arial"/>
+                <w:b w:val="false"/>
+                <w:bCs w:val="false"/>
+                <w:i w:val="false"/>
+                <w:iCs w:val="false"/>
+                <w:color w:val="000000"/>
+                <w:sz w:val="18"/>
+                <w:szCs w:val="18"/>
+              </w:rPr>
+              <w:t xml:space="preserve">b) determine the surface area of composite solids,</w:t>
+            </w:r>
+          </w:p>
+          <w:p>
+            <w:pPr>
+              <w:spacing w:after="40" w:before="0"/>
+              <w:jc w:val="left"/>
+            </w:pPr>
+            <w:r>
+              <w:rPr>
+                <w:rFonts w:ascii="Arial" w:cs="Arial" w:eastAsia="Arial" w:hAnsi="Arial"/>
+                <w:b w:val="false"/>
+                <w:bCs w:val="false"/>
+                <w:i w:val="false"/>
+                <w:iCs w:val="false"/>
+                <w:color w:val="000000"/>
+                <w:sz w:val="18"/>
+                <w:szCs w:val="18"/>
+              </w:rPr>
+              <w:t xml:space="preserve">c) determine the volume of prisms, pyramids, cones, frustums and spheres,</w:t>
+            </w:r>
+          </w:p>
+          <w:p>
+            <w:pPr>
+              <w:spacing w:after="40" w:before="0"/>
+              <w:jc w:val="left"/>
+            </w:pPr>
+            <w:r>
+              <w:rPr>
+                <w:rFonts w:ascii="Arial" w:cs="Arial" w:eastAsia="Arial" w:hAnsi="Arial"/>
+                <w:b w:val="false"/>
+                <w:bCs w:val="false"/>
+                <w:i w:val="false"/>
+                <w:iCs w:val="false"/>
+                <w:color w:val="000000"/>
+                <w:sz w:val="18"/>
+                <w:szCs w:val="18"/>
+              </w:rPr>
+              <w:t xml:space="preserve">d) determine the volume of composite solids,</w:t>
+            </w:r>
+          </w:p>
+          <w:p>
+            <w:pPr>
+              <w:spacing w:after="40" w:before="0"/>
+              <w:jc w:val="left"/>
+            </w:pPr>
+            <w:r>
+              <w:rPr>
+                <w:rFonts w:ascii="Arial" w:cs="Arial" w:eastAsia="Arial" w:hAnsi="Arial"/>
+                <w:b w:val="false"/>
+                <w:bCs w:val="false"/>
+                <w:i w:val="false"/>
+                <w:iCs w:val="false"/>
+                <w:color w:val="000000"/>
+                <w:sz w:val="18"/>
+                <w:szCs w:val="18"/>
+              </w:rPr>
+              <w:t xml:space="preserve">e) apply surface area and volume of solids to real-life situations,</w:t>
+            </w:r>
+          </w:p>
+          <w:p>
+            <w:pPr>
+              <w:spacing w:after="40" w:before="0"/>
+              <w:jc w:val="left"/>
+            </w:pPr>
+            <w:r>
+              <w:rPr>
+                <w:rFonts w:ascii="Arial" w:cs="Arial" w:eastAsia="Arial" w:hAnsi="Arial"/>
+                <w:b w:val="false"/>
+                <w:bCs w:val="false"/>
+                <w:i w:val="false"/>
+                <w:iCs w:val="false"/>
+                <w:color w:val="000000"/>
+                <w:sz w:val="18"/>
+                <w:szCs w:val="18"/>
+              </w:rPr>
+              <w:t xml:space="preserve">f) appreciate the use of surface area and volume of solids in real-life situations.</w:t>
+            </w:r>
+          </w:p>
+        </w:tc>
+      </w:tr>
+      <w:tr>
+        <w:tc>
+          <w:tcPr>
+            <w:tcW w:type="dxa" w:w="3000"/>
+            <w:shd w:fill="D5E8F0" w:color="auto" w:val="clear"/>
+            <w:tcMar>
+              <w:top w:type="dxa" w:w="60"/>
+              <w:left w:type="dxa" w:w="120"/>
+              <w:bottom w:type="dxa" w:w="60"/>
+              <w:right w:type="dxa" w:w="120"/>
+            </w:tcMar>
+            <w:vAlign w:val="top"/>
+          </w:tcPr>
+          <w:p>
+            <w:pPr>
+              <w:spacing w:after="40" w:before="0"/>
+              <w:jc w:val="left"/>
+            </w:pPr>
+            <w:r>
+              <w:rPr>
+                <w:rFonts w:ascii="Arial" w:cs="Arial" w:eastAsia="Arial" w:hAnsi="Arial"/>
+                <w:b/>
+                <w:bCs/>
+                <w:i w:val="false"/>
+                <w:iCs w:val="false"/>
+                <w:color w:val="000000"/>
+                <w:sz w:val="18"/>
+                <w:szCs w:val="18"/>
+              </w:rPr>
+              <w:t xml:space="preserve">Core Competencies</w:t>
+            </w:r>
+          </w:p>
+        </w:tc>
+        <w:tc>
+          <w:tcPr>
+            <w:tcW w:type="dxa" w:w="10680"/>
+            <w:shd w:fill="FFFFFF" w:color="auto" w:val="clear"/>
+            <w:tcMar>
+              <w:top w:type="dxa" w:w="60"/>
+              <w:left w:type="dxa" w:w="120"/>
+              <w:bottom w:type="dxa" w:w="60"/>
+              <w:right w:type="dxa" w:w="120"/>
+            </w:tcMar>
+            <w:vAlign w:val="top"/>
+          </w:tcPr>
+          <w:p>
+            <w:pPr>
+              <w:spacing w:after="30" w:before="0"/>
+              <w:ind w:left="360" w:hanging="180"/>
+              <w:jc w:val="left"/>
+            </w:pPr>
+            <w:r>
+              <w:rPr>
+                <w:rFonts w:ascii="Arial" w:cs="Arial" w:eastAsia="Arial" w:hAnsi="Arial"/>
+                <w:b w:val="false"/>
+                <w:bCs w:val="false"/>
+                <w:i w:val="false"/>
+                <w:iCs w:val="false"/>
+                <w:color w:val="000000"/>
+                <w:sz w:val="18"/>
+                <w:szCs w:val="18"/>
+              </w:rPr>
+              <w:t xml:space="preserve">–  Communication and Collaboration: the learner discusses and shares findings with peers when measuring and calculating the surface area and volume of locally available solid models such as tins, packets and containers used for ugali flour or cooking oil.</w:t>
+            </w:r>
+          </w:p>
+          <w:p>
+            <w:pPr>
+              <w:spacing w:after="30" w:before="0"/>
+              <w:ind w:left="360" w:hanging="180"/>
+              <w:jc w:val="left"/>
+            </w:pPr>
+            <w:r>
+              <w:rPr>
+                <w:rFonts w:ascii="Arial" w:cs="Arial" w:eastAsia="Arial" w:hAnsi="Arial"/>
+                <w:b w:val="false"/>
+                <w:bCs w:val="false"/>
+                <w:i w:val="false"/>
+                <w:iCs w:val="false"/>
+                <w:color w:val="000000"/>
+                <w:sz w:val="18"/>
+                <w:szCs w:val="18"/>
+              </w:rPr>
+              <w:t xml:space="preserve">–  Critical Thinking and Problem Solving: the learner analyses composite solid shapes found in real-life Kenyan contexts — such as grain silos in Eldoret or water tanks in rural Rift Valley — and decomposes them to determine total surface area and volume.</w:t>
+            </w:r>
+          </w:p>
+          <w:p>
+            <w:pPr>
+              <w:spacing w:after="30" w:before="0"/>
+              <w:ind w:left="360" w:hanging="180"/>
+              <w:jc w:val="left"/>
+            </w:pPr>
+            <w:r>
+              <w:rPr>
+                <w:rFonts w:ascii="Arial" w:cs="Arial" w:eastAsia="Arial" w:hAnsi="Arial"/>
+                <w:b w:val="false"/>
+                <w:bCs w:val="false"/>
+                <w:i w:val="false"/>
+                <w:iCs w:val="false"/>
+                <w:color w:val="000000"/>
+                <w:sz w:val="18"/>
+                <w:szCs w:val="18"/>
+              </w:rPr>
+              <w:t xml:space="preserve">–  Creativity and Imagination: the learner improvises and constructs nets and models of prisms, pyramids, cones and spheres using locally available materials (cardboard, manila paper) to verify surface area formulae.</w:t>
+            </w:r>
+          </w:p>
+          <w:p>
+            <w:pPr>
+              <w:spacing w:after="30" w:before="0"/>
+              <w:ind w:left="360" w:hanging="180"/>
+              <w:jc w:val="left"/>
+            </w:pPr>
+            <w:r>
+              <w:rPr>
+                <w:rFonts w:ascii="Arial" w:cs="Arial" w:eastAsia="Arial" w:hAnsi="Arial"/>
+                <w:b w:val="false"/>
+                <w:bCs w:val="false"/>
+                <w:i w:val="false"/>
+                <w:iCs w:val="false"/>
+                <w:color w:val="000000"/>
+                <w:sz w:val="18"/>
+                <w:szCs w:val="18"/>
+              </w:rPr>
+              <w:t xml:space="preserve">–  Digital Literacy: the learner uses digital devices and software (where available) to explore 3D solid models, nets and volume visualisations.</w:t>
+            </w:r>
+          </w:p>
+          <w:p>
+            <w:pPr>
+              <w:spacing w:after="30" w:before="0"/>
+              <w:ind w:left="360" w:hanging="180"/>
+              <w:jc w:val="left"/>
+            </w:pPr>
+            <w:r>
+              <w:rPr>
+                <w:rFonts w:ascii="Arial" w:cs="Arial" w:eastAsia="Arial" w:hAnsi="Arial"/>
+                <w:b w:val="false"/>
+                <w:bCs w:val="false"/>
+                <w:i w:val="false"/>
+                <w:iCs w:val="false"/>
+                <w:color w:val="000000"/>
+                <w:sz w:val="18"/>
+                <w:szCs w:val="18"/>
+              </w:rPr>
+              <w:t xml:space="preserve">–  Self-Efficacy: the learner builds confidence in applying surface area and volume formulae independently to solve real-world packaging, construction and storage problems relevant to Kenyan industries.</w:t>
+            </w:r>
+          </w:p>
+        </w:tc>
+      </w:tr>
+      <w:tr>
+        <w:tc>
+          <w:tcPr>
+            <w:tcW w:type="dxa" w:w="3000"/>
+            <w:shd w:fill="E2EFDA" w:color="auto" w:val="clear"/>
+            <w:tcMar>
+              <w:top w:type="dxa" w:w="60"/>
+              <w:left w:type="dxa" w:w="120"/>
+              <w:bottom w:type="dxa" w:w="60"/>
+              <w:right w:type="dxa" w:w="120"/>
+            </w:tcMar>
+            <w:vAlign w:val="top"/>
+          </w:tcPr>
+          <w:p>
+            <w:pPr>
+              <w:spacing w:after="40" w:before="0"/>
+              <w:jc w:val="left"/>
+            </w:pPr>
+            <w:r>
+              <w:rPr>
+                <w:rFonts w:ascii="Arial" w:cs="Arial" w:eastAsia="Arial" w:hAnsi="Arial"/>
+                <w:b/>
+                <w:bCs/>
+                <w:i w:val="false"/>
+                <w:iCs w:val="false"/>
+                <w:color w:val="000000"/>
+                <w:sz w:val="18"/>
+                <w:szCs w:val="18"/>
+              </w:rPr>
+              <w:t xml:space="preserve">Core Values</w:t>
+            </w:r>
+          </w:p>
+        </w:tc>
+        <w:tc>
+          <w:tcPr>
+            <w:tcW w:type="dxa" w:w="10680"/>
+            <w:shd w:fill="FFFFFF" w:color="auto" w:val="clear"/>
+            <w:tcMar>
+              <w:top w:type="dxa" w:w="60"/>
+              <w:left w:type="dxa" w:w="120"/>
+              <w:bottom w:type="dxa" w:w="60"/>
+              <w:right w:type="dxa" w:w="120"/>
+            </w:tcMar>
+            <w:vAlign w:val="top"/>
+          </w:tcPr>
+          <w:p>
+            <w:pPr>
+              <w:spacing w:after="30" w:before="0"/>
+              <w:ind w:left="360" w:hanging="180"/>
+              <w:jc w:val="left"/>
+            </w:pPr>
+            <w:r>
+              <w:rPr>
+                <w:rFonts w:ascii="Arial" w:cs="Arial" w:eastAsia="Arial" w:hAnsi="Arial"/>
+                <w:b w:val="false"/>
+                <w:bCs w:val="false"/>
+                <w:i w:val="false"/>
+                <w:iCs w:val="false"/>
+                <w:color w:val="000000"/>
+                <w:sz w:val="18"/>
+                <w:szCs w:val="18"/>
+              </w:rPr>
+              <w:t xml:space="preserve">–  Responsibility: the learner carefully handles models of solids and measurement tools collected from the immediate environment, and accurately records measurements to ensure correct calculations of surface area and volume.</w:t>
+            </w:r>
+          </w:p>
+          <w:p>
+            <w:pPr>
+              <w:spacing w:after="30" w:before="0"/>
+              <w:ind w:left="360" w:hanging="180"/>
+              <w:jc w:val="left"/>
+            </w:pPr>
+            <w:r>
+              <w:rPr>
+                <w:rFonts w:ascii="Arial" w:cs="Arial" w:eastAsia="Arial" w:hAnsi="Arial"/>
+                <w:b w:val="false"/>
+                <w:bCs w:val="false"/>
+                <w:i w:val="false"/>
+                <w:iCs w:val="false"/>
+                <w:color w:val="000000"/>
+                <w:sz w:val="18"/>
+                <w:szCs w:val="18"/>
+              </w:rPr>
+              <w:t xml:space="preserve">–  Integrity: the learner applies formulae with accurate measurements and honest working, adhering to mathematical rigour when solving surface area and volume problems.</w:t>
+            </w:r>
+          </w:p>
+          <w:p>
+            <w:pPr>
+              <w:spacing w:after="30" w:before="0"/>
+              <w:ind w:left="360" w:hanging="180"/>
+              <w:jc w:val="left"/>
+            </w:pPr>
+            <w:r>
+              <w:rPr>
+                <w:rFonts w:ascii="Arial" w:cs="Arial" w:eastAsia="Arial" w:hAnsi="Arial"/>
+                <w:b w:val="false"/>
+                <w:bCs w:val="false"/>
+                <w:i w:val="false"/>
+                <w:iCs w:val="false"/>
+                <w:color w:val="000000"/>
+                <w:sz w:val="18"/>
+                <w:szCs w:val="18"/>
+              </w:rPr>
+              <w:t xml:space="preserve">–  Unity: the learner works collaboratively in groups to construct solid models, measure dimensions and verify calculated surface areas and volumes, appreciating each member's contribution.</w:t>
+            </w:r>
+          </w:p>
+          <w:p>
+            <w:pPr>
+              <w:spacing w:after="30" w:before="0"/>
+              <w:ind w:left="360" w:hanging="180"/>
+              <w:jc w:val="left"/>
+            </w:pPr>
+            <w:r>
+              <w:rPr>
+                <w:rFonts w:ascii="Arial" w:cs="Arial" w:eastAsia="Arial" w:hAnsi="Arial"/>
+                <w:b w:val="false"/>
+                <w:bCs w:val="false"/>
+                <w:i w:val="false"/>
+                <w:iCs w:val="false"/>
+                <w:color w:val="000000"/>
+                <w:sz w:val="18"/>
+                <w:szCs w:val="18"/>
+              </w:rPr>
+              <w:t xml:space="preserve">–  Respect: the learner recognises and values the input of every group member during practical activities involving the construction and measurement of solid models.</w:t>
+            </w:r>
+          </w:p>
+        </w:tc>
+      </w:tr>
+      <w:tr>
+        <w:tc>
+          <w:tcPr>
+            <w:tcW w:type="dxa" w:w="3000"/>
+            <w:shd w:fill="D5E8F0" w:color="auto" w:val="clear"/>
+            <w:tcMar>
+              <w:top w:type="dxa" w:w="60"/>
+              <w:left w:type="dxa" w:w="120"/>
+              <w:bottom w:type="dxa" w:w="60"/>
+              <w:right w:type="dxa" w:w="120"/>
+            </w:tcMar>
+            <w:vAlign w:val="top"/>
+          </w:tcPr>
+          <w:p>
+            <w:pPr>
+              <w:spacing w:after="40" w:before="0"/>
+              <w:jc w:val="left"/>
+            </w:pPr>
+            <w:r>
+              <w:rPr>
+                <w:rFonts w:ascii="Arial" w:cs="Arial" w:eastAsia="Arial" w:hAnsi="Arial"/>
+                <w:b/>
+                <w:bCs/>
+                <w:i w:val="false"/>
+                <w:iCs w:val="false"/>
+                <w:color w:val="000000"/>
+                <w:sz w:val="18"/>
+                <w:szCs w:val="18"/>
+              </w:rPr>
+              <w:t xml:space="preserve">Science &amp; Engineering Practices</w:t>
+            </w:r>
+          </w:p>
+        </w:tc>
+        <w:tc>
+          <w:tcPr>
+            <w:tcW w:type="dxa" w:w="10680"/>
+            <w:shd w:fill="FFFFFF" w:color="auto" w:val="clear"/>
+            <w:tcMar>
+              <w:top w:type="dxa" w:w="60"/>
+              <w:left w:type="dxa" w:w="120"/>
+              <w:bottom w:type="dxa" w:w="60"/>
+              <w:right w:type="dxa" w:w="120"/>
+            </w:tcMar>
+            <w:vAlign w:val="top"/>
+          </w:tcPr>
+          <w:p>
+            <w:pPr>
+              <w:spacing w:after="30" w:before="0"/>
+              <w:ind w:left="360" w:hanging="180"/>
+              <w:jc w:val="left"/>
+            </w:pPr>
+            <w:r>
+              <w:rPr>
+                <w:rFonts w:ascii="Arial" w:cs="Arial" w:eastAsia="Arial" w:hAnsi="Arial"/>
+                <w:b w:val="false"/>
+                <w:bCs w:val="false"/>
+                <w:i w:val="false"/>
+                <w:iCs w:val="false"/>
+                <w:color w:val="000000"/>
+                <w:sz w:val="18"/>
+                <w:szCs w:val="18"/>
+              </w:rPr>
+              <w:t xml:space="preserve">–  Using Mathematics and Computational Thinking: learners apply and manipulate formulae for surface area and volume of prisms, pyramids, cones, frustums, spheres and composite solids, using arithmetic and algebraic reasoning to solve quantitative problems.</w:t>
+            </w:r>
+          </w:p>
+          <w:p>
+            <w:pPr>
+              <w:spacing w:after="30" w:before="0"/>
+              <w:ind w:left="360" w:hanging="180"/>
+              <w:jc w:val="left"/>
+            </w:pPr>
+            <w:r>
+              <w:rPr>
+                <w:rFonts w:ascii="Arial" w:cs="Arial" w:eastAsia="Arial" w:hAnsi="Arial"/>
+                <w:b w:val="false"/>
+                <w:bCs w:val="false"/>
+                <w:i w:val="false"/>
+                <w:iCs w:val="false"/>
+                <w:color w:val="000000"/>
+                <w:sz w:val="18"/>
+                <w:szCs w:val="18"/>
+              </w:rPr>
+              <w:t xml:space="preserve">–  Planning and Carrying Out Investigations: learners plan and conduct hands-on measurement investigations using real solid objects (tins, boxes, cones) to collect dimension data, then compute and compare calculated surface area and volume against estimates.</w:t>
+            </w:r>
+          </w:p>
+          <w:p>
+            <w:pPr>
+              <w:spacing w:after="30" w:before="0"/>
+              <w:ind w:left="360" w:hanging="180"/>
+              <w:jc w:val="left"/>
+            </w:pPr>
+            <w:r>
+              <w:rPr>
+                <w:rFonts w:ascii="Arial" w:cs="Arial" w:eastAsia="Arial" w:hAnsi="Arial"/>
+                <w:b w:val="false"/>
+                <w:bCs w:val="false"/>
+                <w:i w:val="false"/>
+                <w:iCs w:val="false"/>
+                <w:color w:val="000000"/>
+                <w:sz w:val="18"/>
+                <w:szCs w:val="18"/>
+              </w:rPr>
+              <w:t xml:space="preserve">–  Analysing and Interpreting Data: learners examine measured dimensions and computed results, identify errors or inconsistencies, and draw conclusions about which solid shape optimises volume for a given surface area — relevant to packaging and storage design.</w:t>
+            </w:r>
+          </w:p>
+          <w:p>
+            <w:pPr>
+              <w:spacing w:after="30" w:before="0"/>
+              <w:ind w:left="360" w:hanging="180"/>
+              <w:jc w:val="left"/>
+            </w:pPr>
+            <w:r>
+              <w:rPr>
+                <w:rFonts w:ascii="Arial" w:cs="Arial" w:eastAsia="Arial" w:hAnsi="Arial"/>
+                <w:b w:val="false"/>
+                <w:bCs w:val="false"/>
+                <w:i w:val="false"/>
+                <w:iCs w:val="false"/>
+                <w:color w:val="000000"/>
+                <w:sz w:val="18"/>
+                <w:szCs w:val="18"/>
+              </w:rPr>
+              <w:t xml:space="preserve">–  Constructing Explanations: learners construct clear mathematical explanations of how surface area and volume formulae are derived from nets and cross-sectional areas, and explain results in context (e.g. why a cylindrical water tank in Kisumu holds more than a box of the same surface area).</w:t>
+            </w:r>
+          </w:p>
+          <w:p>
+            <w:pPr>
+              <w:spacing w:after="30" w:before="0"/>
+              <w:ind w:left="360" w:hanging="180"/>
+              <w:jc w:val="left"/>
+            </w:pPr>
+            <w:r>
+              <w:rPr>
+                <w:rFonts w:ascii="Arial" w:cs="Arial" w:eastAsia="Arial" w:hAnsi="Arial"/>
+                <w:b w:val="false"/>
+                <w:bCs w:val="false"/>
+                <w:i w:val="false"/>
+                <w:iCs w:val="false"/>
+                <w:color w:val="000000"/>
+                <w:sz w:val="18"/>
+                <w:szCs w:val="18"/>
+              </w:rPr>
+              <w:t xml:space="preserve">–  Obtaining, Evaluating, and Communicating Information: learners present their findings on surface area and volume of composite solids to the class, evaluating the reasonableness of results and communicating solution strategies clearly.</w:t>
+            </w:r>
+          </w:p>
+        </w:tc>
+      </w:tr>
+      <w:tr>
+        <w:tc>
+          <w:tcPr>
+            <w:tcW w:type="dxa" w:w="3000"/>
+            <w:shd w:fill="FCE4D6" w:color="auto" w:val="clear"/>
+            <w:tcMar>
+              <w:top w:type="dxa" w:w="60"/>
+              <w:left w:type="dxa" w:w="120"/>
+              <w:bottom w:type="dxa" w:w="60"/>
+              <w:right w:type="dxa" w:w="120"/>
+            </w:tcMar>
+            <w:vAlign w:val="top"/>
+          </w:tcPr>
+          <w:p>
+            <w:pPr>
+              <w:spacing w:after="40" w:before="0"/>
+              <w:jc w:val="left"/>
+            </w:pPr>
+            <w:r>
+              <w:rPr>
+                <w:rFonts w:ascii="Arial" w:cs="Arial" w:eastAsia="Arial" w:hAnsi="Arial"/>
+                <w:b/>
+                <w:bCs/>
+                <w:i w:val="false"/>
+                <w:iCs w:val="false"/>
+                <w:color w:val="000000"/>
+                <w:sz w:val="18"/>
+                <w:szCs w:val="18"/>
+              </w:rPr>
+              <w:t xml:space="preserve">Pertinent &amp; Contemporary Issues (PCIs)</w:t>
+            </w:r>
+          </w:p>
+        </w:tc>
+        <w:tc>
+          <w:tcPr>
+            <w:tcW w:type="dxa" w:w="10680"/>
+            <w:shd w:fill="FFFFFF" w:color="auto" w:val="clear"/>
+            <w:tcMar>
+              <w:top w:type="dxa" w:w="60"/>
+              <w:left w:type="dxa" w:w="120"/>
+              <w:bottom w:type="dxa" w:w="60"/>
+              <w:right w:type="dxa" w:w="120"/>
+            </w:tcMar>
+            <w:vAlign w:val="top"/>
+          </w:tcPr>
+          <w:p>
+            <w:pPr>
+              <w:spacing w:after="30" w:before="0"/>
+              <w:ind w:left="360" w:hanging="180"/>
+              <w:jc w:val="left"/>
+            </w:pPr>
+            <w:r>
+              <w:rPr>
+                <w:rFonts w:ascii="Arial" w:cs="Arial" w:eastAsia="Arial" w:hAnsi="Arial"/>
+                <w:b w:val="false"/>
+                <w:bCs w:val="false"/>
+                <w:i w:val="false"/>
+                <w:iCs w:val="false"/>
+                <w:color w:val="000000"/>
+                <w:sz w:val="18"/>
+                <w:szCs w:val="18"/>
+              </w:rPr>
+              <w:t xml:space="preserve">–  Education for Sustainable Development (Environmental Education): the learner uses and repurposes locally available materials such as cardboard packaging, tin cans and plastic containers to construct solid models, promoting environmental consciousness and waste reduction.</w:t>
+            </w:r>
+          </w:p>
+          <w:p>
+            <w:pPr>
+              <w:spacing w:after="30" w:before="0"/>
+              <w:ind w:left="360" w:hanging="180"/>
+              <w:jc w:val="left"/>
+            </w:pPr>
+            <w:r>
+              <w:rPr>
+                <w:rFonts w:ascii="Arial" w:cs="Arial" w:eastAsia="Arial" w:hAnsi="Arial"/>
+                <w:b w:val="false"/>
+                <w:bCs w:val="false"/>
+                <w:i w:val="false"/>
+                <w:iCs w:val="false"/>
+                <w:color w:val="000000"/>
+                <w:sz w:val="18"/>
+                <w:szCs w:val="18"/>
+              </w:rPr>
+              <w:t xml:space="preserve">–  Social Cohesion: the learner works in groups to build models, measure solids and solve problems, fostering teamwork and mutual respect across diverse learner backgrounds.</w:t>
+            </w:r>
+          </w:p>
+          <w:p>
+            <w:pPr>
+              <w:spacing w:after="30" w:before="0"/>
+              <w:ind w:left="360" w:hanging="180"/>
+              <w:jc w:val="left"/>
+            </w:pPr>
+            <w:r>
+              <w:rPr>
+                <w:rFonts w:ascii="Arial" w:cs="Arial" w:eastAsia="Arial" w:hAnsi="Arial"/>
+                <w:b w:val="false"/>
+                <w:bCs w:val="false"/>
+                <w:i w:val="false"/>
+                <w:iCs w:val="false"/>
+                <w:color w:val="000000"/>
+                <w:sz w:val="18"/>
+                <w:szCs w:val="18"/>
+              </w:rPr>
+              <w:t xml:space="preserve">–  Socio-Economic Issues: the learner applies surface area and volume concepts to real Kenyan economic contexts such as determining the amount of metal sheet needed to fabricate a water tank in Nakuru, or the capacity of a grain store in the Rift Valley, linking mathematics to livelihoods and national development.</w:t>
+            </w:r>
+          </w:p>
+          <w:p>
+            <w:pPr>
+              <w:spacing w:after="30" w:before="0"/>
+              <w:ind w:left="360" w:hanging="180"/>
+              <w:jc w:val="left"/>
+            </w:pPr>
+            <w:r>
+              <w:rPr>
+                <w:rFonts w:ascii="Arial" w:cs="Arial" w:eastAsia="Arial" w:hAnsi="Arial"/>
+                <w:b w:val="false"/>
+                <w:bCs w:val="false"/>
+                <w:i w:val="false"/>
+                <w:iCs w:val="false"/>
+                <w:color w:val="000000"/>
+                <w:sz w:val="18"/>
+                <w:szCs w:val="18"/>
+              </w:rPr>
+              <w:t xml:space="preserve">–  Home Science and Technology: the learner connects volume calculations to everyday household decisions such as estimating the volume of a sufuria used for cooking ugali or the capacity of a storage jerrycan.</w:t>
+            </w:r>
+          </w:p>
+        </w:tc>
+      </w:tr>
+      <w:tr>
+        <w:tc>
+          <w:tcPr>
+            <w:tcW w:type="dxa" w:w="3000"/>
+            <w:shd w:fill="D9EEF1" w:color="auto" w:val="clear"/>
+            <w:tcMar>
+              <w:top w:type="dxa" w:w="60"/>
+              <w:left w:type="dxa" w:w="120"/>
+              <w:bottom w:type="dxa" w:w="60"/>
+              <w:right w:type="dxa" w:w="120"/>
+            </w:tcMar>
+            <w:vAlign w:val="top"/>
+          </w:tcPr>
+          <w:p>
+            <w:pPr>
+              <w:spacing w:after="40" w:before="0"/>
+              <w:jc w:val="left"/>
+            </w:pPr>
+            <w:r>
+              <w:rPr>
+                <w:rFonts w:ascii="Arial" w:cs="Arial" w:eastAsia="Arial" w:hAnsi="Arial"/>
+                <w:b/>
+                <w:bCs/>
+                <w:i w:val="false"/>
+                <w:iCs w:val="false"/>
+                <w:color w:val="000000"/>
+                <w:sz w:val="18"/>
+                <w:szCs w:val="18"/>
+              </w:rPr>
+              <w:t xml:space="preserve">Career Connections</w:t>
+            </w:r>
+          </w:p>
+        </w:tc>
+        <w:tc>
+          <w:tcPr>
+            <w:tcW w:type="dxa" w:w="10680"/>
+            <w:shd w:fill="FFFFFF" w:color="auto" w:val="clear"/>
+            <w:tcMar>
+              <w:top w:type="dxa" w:w="60"/>
+              <w:left w:type="dxa" w:w="120"/>
+              <w:bottom w:type="dxa" w:w="60"/>
+              <w:right w:type="dxa" w:w="120"/>
+            </w:tcMar>
+            <w:vAlign w:val="top"/>
+          </w:tcPr>
+          <w:p>
+            <w:pPr>
+              <w:spacing w:after="30" w:before="0"/>
+              <w:ind w:left="360" w:hanging="180"/>
+              <w:jc w:val="left"/>
+            </w:pPr>
+            <w:r>
+              <w:rPr>
+                <w:rFonts w:ascii="Arial" w:cs="Arial" w:eastAsia="Arial" w:hAnsi="Arial"/>
+                <w:b w:val="false"/>
+                <w:bCs w:val="false"/>
+                <w:i w:val="false"/>
+                <w:iCs w:val="false"/>
+                <w:color w:val="000000"/>
+                <w:sz w:val="18"/>
+                <w:szCs w:val="18"/>
+              </w:rPr>
+              <w:t xml:space="preserve">–  Architecture and Civil Engineering: understanding surface area informs material estimation for roofing, wall cladding and flooring of buildings — directly relevant to Kenya's affordable housing programmes.</w:t>
+            </w:r>
+          </w:p>
+          <w:p>
+            <w:pPr>
+              <w:spacing w:after="30" w:before="0"/>
+              <w:ind w:left="360" w:hanging="180"/>
+              <w:jc w:val="left"/>
+            </w:pPr>
+            <w:r>
+              <w:rPr>
+                <w:rFonts w:ascii="Arial" w:cs="Arial" w:eastAsia="Arial" w:hAnsi="Arial"/>
+                <w:b w:val="false"/>
+                <w:bCs w:val="false"/>
+                <w:i w:val="false"/>
+                <w:iCs w:val="false"/>
+                <w:color w:val="000000"/>
+                <w:sz w:val="18"/>
+                <w:szCs w:val="18"/>
+              </w:rPr>
+              <w:t xml:space="preserve">–  Manufacturing and Packaging Industry: volume and surface area calculations are essential for designing and optimising packaging for Kenyan food products such as maize flour, cooking oil and tea from Kericho.</w:t>
+            </w:r>
+          </w:p>
+          <w:p>
+            <w:pPr>
+              <w:spacing w:after="30" w:before="0"/>
+              <w:ind w:left="360" w:hanging="180"/>
+              <w:jc w:val="left"/>
+            </w:pPr>
+            <w:r>
+              <w:rPr>
+                <w:rFonts w:ascii="Arial" w:cs="Arial" w:eastAsia="Arial" w:hAnsi="Arial"/>
+                <w:b w:val="false"/>
+                <w:bCs w:val="false"/>
+                <w:i w:val="false"/>
+                <w:iCs w:val="false"/>
+                <w:color w:val="000000"/>
+                <w:sz w:val="18"/>
+                <w:szCs w:val="18"/>
+              </w:rPr>
+              <w:t xml:space="preserve">–  Water and Sanitation Engineering: volume of cylinders, frustums and spheres is applied in designing water storage tanks, pipes and reservoirs for communities around Lake Victoria and arid regions.</w:t>
+            </w:r>
+          </w:p>
+          <w:p>
+            <w:pPr>
+              <w:spacing w:after="30" w:before="0"/>
+              <w:ind w:left="360" w:hanging="180"/>
+              <w:jc w:val="left"/>
+            </w:pPr>
+            <w:r>
+              <w:rPr>
+                <w:rFonts w:ascii="Arial" w:cs="Arial" w:eastAsia="Arial" w:hAnsi="Arial"/>
+                <w:b w:val="false"/>
+                <w:bCs w:val="false"/>
+                <w:i w:val="false"/>
+                <w:iCs w:val="false"/>
+                <w:color w:val="000000"/>
+                <w:sz w:val="18"/>
+                <w:szCs w:val="18"/>
+              </w:rPr>
+              <w:t xml:space="preserve">–  Agriculture and Agribusiness: farmers in the Rift Valley and Central Kenya use volume concepts to estimate grain storage capacity in cylindrical silos and conical heaps.</w:t>
+            </w:r>
+          </w:p>
+          <w:p>
+            <w:pPr>
+              <w:spacing w:after="30" w:before="0"/>
+              <w:ind w:left="360" w:hanging="180"/>
+              <w:jc w:val="left"/>
+            </w:pPr>
+            <w:r>
+              <w:rPr>
+                <w:rFonts w:ascii="Arial" w:cs="Arial" w:eastAsia="Arial" w:hAnsi="Arial"/>
+                <w:b w:val="false"/>
+                <w:bCs w:val="false"/>
+                <w:i w:val="false"/>
+                <w:iCs w:val="false"/>
+                <w:color w:val="000000"/>
+                <w:sz w:val="18"/>
+                <w:szCs w:val="18"/>
+              </w:rPr>
+              <w:t xml:space="preserve">–  Medicine and Pharmacy: volume of spherical capsules and cylindrical vials is critical in drug dosage calculations and medical device manufacturing.</w:t>
+            </w:r>
+          </w:p>
+          <w:p>
+            <w:pPr>
+              <w:spacing w:after="30" w:before="0"/>
+              <w:ind w:left="360" w:hanging="180"/>
+              <w:jc w:val="left"/>
+            </w:pPr>
+            <w:r>
+              <w:rPr>
+                <w:rFonts w:ascii="Arial" w:cs="Arial" w:eastAsia="Arial" w:hAnsi="Arial"/>
+                <w:b w:val="false"/>
+                <w:bCs w:val="false"/>
+                <w:i w:val="false"/>
+                <w:iCs w:val="false"/>
+                <w:color w:val="000000"/>
+                <w:sz w:val="18"/>
+                <w:szCs w:val="18"/>
+              </w:rPr>
+              <w:t xml:space="preserve">–  Surveying and Land Management: surface area concepts underpin calculations of land volumes in road construction and mining operations in regions such as Taita Hills.</w:t>
+            </w:r>
+          </w:p>
+        </w:tc>
+      </w:tr>
+      <w:tr>
+        <w:tc>
+          <w:tcPr>
+            <w:tcW w:type="dxa" w:w="3000"/>
+            <w:shd w:fill="D5E8F0" w:color="auto" w:val="clear"/>
+            <w:tcMar>
+              <w:top w:type="dxa" w:w="60"/>
+              <w:left w:type="dxa" w:w="120"/>
+              <w:bottom w:type="dxa" w:w="60"/>
+              <w:right w:type="dxa" w:w="120"/>
+            </w:tcMar>
+            <w:vAlign w:val="top"/>
+          </w:tcPr>
+          <w:p>
+            <w:pPr>
+              <w:spacing w:after="40" w:before="0"/>
+              <w:jc w:val="left"/>
+            </w:pPr>
+            <w:r>
+              <w:rPr>
+                <w:rFonts w:ascii="Arial" w:cs="Arial" w:eastAsia="Arial" w:hAnsi="Arial"/>
+                <w:b/>
+                <w:bCs/>
+                <w:i w:val="false"/>
+                <w:iCs w:val="false"/>
+                <w:color w:val="000000"/>
+                <w:sz w:val="18"/>
+                <w:szCs w:val="18"/>
+              </w:rPr>
+              <w:t xml:space="preserve">Focus for Lessons</w:t>
+            </w:r>
+          </w:p>
+        </w:tc>
+        <w:tc>
+          <w:tcPr>
+            <w:tcW w:type="dxa" w:w="10680"/>
+            <w:shd w:fill="FFFFFF" w:color="auto" w:val="clear"/>
+            <w:tcMar>
+              <w:top w:type="dxa" w:w="60"/>
+              <w:left w:type="dxa" w:w="120"/>
+              <w:bottom w:type="dxa" w:w="60"/>
+              <w:right w:type="dxa" w:w="120"/>
+            </w:tcMar>
+            <w:vAlign w:val="top"/>
+          </w:tcPr>
+          <w:p>
+            <w:pPr>
+              <w:spacing w:after="40" w:before="0"/>
+              <w:jc w:val="left"/>
+            </w:pPr>
+            <w:r>
+              <w:rPr>
+                <w:rFonts w:ascii="Arial" w:cs="Arial" w:eastAsia="Arial" w:hAnsi="Arial"/>
+                <w:b w:val="false"/>
+                <w:bCs w:val="false"/>
+                <w:i w:val="false"/>
+                <w:iCs w:val="false"/>
+                <w:color w:val="000000"/>
+                <w:sz w:val="18"/>
+                <w:szCs w:val="18"/>
+              </w:rPr>
+              <w:t xml:space="preserve">This unit develops learners' ability to calculate the surface area and volume of common solids — prisms, pyramids, cones, frustums, spheres and composite solids — grounding every formula in the physical reality of objects found in Kenyan daily life (grain tins, water tanks, roofing cones, sports balls). Learners move from hands-on net construction and measurement of real objects to formal derivation and application of formulae, building both procedural fluency and conceptual understanding. The unit culminates in a real-life project where learners design or evaluate a practical solid structure (e.g. a water storage tank or grain silo) relevant to their local community, integrating surface area and volume to make informed decisions.</w:t>
+            </w:r>
+          </w:p>
+        </w:tc>
+      </w:tr>
+      <w:tr>
+        <w:tc>
+          <w:tcPr>
+            <w:tcW w:type="dxa" w:w="3000"/>
+            <w:shd w:fill="EAD1F5" w:color="auto" w:val="clear"/>
+            <w:tcMar>
+              <w:top w:type="dxa" w:w="60"/>
+              <w:left w:type="dxa" w:w="120"/>
+              <w:bottom w:type="dxa" w:w="60"/>
+              <w:right w:type="dxa" w:w="120"/>
+            </w:tcMar>
+            <w:vAlign w:val="top"/>
+          </w:tcPr>
+          <w:p>
+            <w:pPr>
+              <w:spacing w:after="40" w:before="0"/>
+              <w:jc w:val="left"/>
+            </w:pPr>
+            <w:r>
+              <w:rPr>
+                <w:rFonts w:ascii="Arial" w:cs="Arial" w:eastAsia="Arial" w:hAnsi="Arial"/>
+                <w:b/>
+                <w:bCs/>
+                <w:i w:val="false"/>
+                <w:iCs w:val="false"/>
+                <w:color w:val="000000"/>
+                <w:sz w:val="18"/>
+                <w:szCs w:val="18"/>
+              </w:rPr>
+              <w:t xml:space="preserve">Driving Question / Key Inquiry Questions</w:t>
+            </w:r>
+          </w:p>
+        </w:tc>
+        <w:tc>
+          <w:tcPr>
+            <w:tcW w:type="dxa" w:w="10680"/>
+            <w:shd w:fill="FFFFFF" w:color="auto" w:val="clear"/>
+            <w:tcMar>
+              <w:top w:type="dxa" w:w="60"/>
+              <w:left w:type="dxa" w:w="120"/>
+              <w:bottom w:type="dxa" w:w="60"/>
+              <w:right w:type="dxa" w:w="120"/>
+            </w:tcMar>
+            <w:vAlign w:val="top"/>
+          </w:tcPr>
+          <w:p>
+            <w:pPr>
+              <w:spacing w:after="40" w:before="0"/>
+              <w:jc w:val="left"/>
+            </w:pPr>
+            <w:r>
+              <w:rPr>
+                <w:rFonts w:ascii="Arial" w:cs="Arial" w:eastAsia="Arial" w:hAnsi="Arial"/>
+                <w:b w:val="false"/>
+                <w:bCs w:val="false"/>
+                <w:i w:val="false"/>
+                <w:iCs w:val="false"/>
+                <w:color w:val="000000"/>
+                <w:sz w:val="18"/>
+                <w:szCs w:val="18"/>
+              </w:rPr>
+              <w:t xml:space="preserve">DRIVING QUESTION: Why does the same amount of metal sheet make containers that hold very different amounts of grain — and how can a Kenyan artisan use mathematics to design the best solid shape for storage or construction?</w:t>
+            </w:r>
+          </w:p>
+          <w:p>
+            <w:pPr>
+              <w:spacing w:after="40" w:before="0"/>
+              <w:jc w:val="left"/>
+            </w:pPr>
+            <w:r>
+              <w:rPr>
+                <w:rFonts w:ascii="Arial" w:cs="Arial" w:eastAsia="Arial" w:hAnsi="Arial"/>
+                <w:b w:val="false"/>
+                <w:bCs w:val="false"/>
+                <w:i w:val="false"/>
+                <w:iCs w:val="false"/>
+                <w:color w:val="000000"/>
+                <w:sz w:val="18"/>
+                <w:szCs w:val="18"/>
+              </w:rPr>
+              <w:t xml:space="preserve"/>
+            </w:r>
+          </w:p>
+          <w:p>
+            <w:pPr>
+              <w:spacing w:after="40" w:before="0"/>
+              <w:jc w:val="left"/>
+            </w:pPr>
+            <w:r>
+              <w:rPr>
+                <w:rFonts w:ascii="Arial" w:cs="Arial" w:eastAsia="Arial" w:hAnsi="Arial"/>
+                <w:b w:val="false"/>
+                <w:bCs w:val="false"/>
+                <w:i w:val="false"/>
+                <w:iCs w:val="false"/>
+                <w:color w:val="000000"/>
+                <w:sz w:val="18"/>
+                <w:szCs w:val="18"/>
+              </w:rPr>
+              <w:t xml:space="preserve">KICD KEY INQUIRY QUESTIONS:</w:t>
+            </w:r>
+          </w:p>
+          <w:p>
+            <w:pPr>
+              <w:spacing w:after="40" w:before="0"/>
+              <w:jc w:val="left"/>
+            </w:pPr>
+            <w:r>
+              <w:rPr>
+                <w:rFonts w:ascii="Arial" w:cs="Arial" w:eastAsia="Arial" w:hAnsi="Arial"/>
+                <w:b w:val="false"/>
+                <w:bCs w:val="false"/>
+                <w:i w:val="false"/>
+                <w:iCs w:val="false"/>
+                <w:color w:val="000000"/>
+                <w:sz w:val="18"/>
+                <w:szCs w:val="18"/>
+              </w:rPr>
+              <w:t xml:space="preserve">1. How do we determine the surface area and volume of solids?</w:t>
+            </w:r>
+          </w:p>
+          <w:p>
+            <w:pPr>
+              <w:spacing w:after="40" w:before="0"/>
+              <w:jc w:val="left"/>
+            </w:pPr>
+            <w:r>
+              <w:rPr>
+                <w:rFonts w:ascii="Arial" w:cs="Arial" w:eastAsia="Arial" w:hAnsi="Arial"/>
+                <w:b w:val="false"/>
+                <w:bCs w:val="false"/>
+                <w:i w:val="false"/>
+                <w:iCs w:val="false"/>
+                <w:color w:val="000000"/>
+                <w:sz w:val="18"/>
+                <w:szCs w:val="18"/>
+              </w:rPr>
+              <w:t xml:space="preserve">2. How are surface area and volume of solids applied in real-life situations?</w:t>
+            </w:r>
+          </w:p>
+        </w:tc>
+      </w:tr>
+      <w:tr>
+        <w:tc>
+          <w:tcPr>
+            <w:tcW w:type="dxa" w:w="3000"/>
+            <w:shd w:fill="EAD1F5" w:color="auto" w:val="clear"/>
+            <w:tcMar>
+              <w:top w:type="dxa" w:w="60"/>
+              <w:left w:type="dxa" w:w="120"/>
+              <w:bottom w:type="dxa" w:w="60"/>
+              <w:right w:type="dxa" w:w="120"/>
+            </w:tcMar>
+            <w:vAlign w:val="top"/>
+          </w:tcPr>
+          <w:p>
+            <w:pPr>
+              <w:spacing w:after="40" w:before="0"/>
+              <w:jc w:val="left"/>
+            </w:pPr>
+            <w:r>
+              <w:rPr>
+                <w:rFonts w:ascii="Arial" w:cs="Arial" w:eastAsia="Arial" w:hAnsi="Arial"/>
+                <w:b/>
+                <w:bCs/>
+                <w:i w:val="false"/>
+                <w:iCs w:val="false"/>
+                <w:color w:val="000000"/>
+                <w:sz w:val="18"/>
+                <w:szCs w:val="18"/>
+              </w:rPr>
+              <w:t xml:space="preserve">Anchoring Phenomenon</w:t>
+            </w:r>
+          </w:p>
+        </w:tc>
+        <w:tc>
+          <w:tcPr>
+            <w:tcW w:type="dxa" w:w="10680"/>
+            <w:shd w:fill="FFFFFF" w:color="auto" w:val="clear"/>
+            <w:tcMar>
+              <w:top w:type="dxa" w:w="60"/>
+              <w:left w:type="dxa" w:w="120"/>
+              <w:bottom w:type="dxa" w:w="60"/>
+              <w:right w:type="dxa" w:w="120"/>
+            </w:tcMar>
+            <w:vAlign w:val="top"/>
+          </w:tcPr>
+          <w:p>
+            <w:pPr>
+              <w:spacing w:after="40" w:before="0"/>
+              <w:jc w:val="left"/>
+            </w:pPr>
+            <w:r>
+              <w:rPr>
+                <w:rFonts w:ascii="Arial" w:cs="Arial" w:eastAsia="Arial" w:hAnsi="Arial"/>
+                <w:b w:val="false"/>
+                <w:bCs w:val="false"/>
+                <w:i w:val="false"/>
+                <w:iCs w:val="false"/>
+                <w:color w:val="000000"/>
+                <w:sz w:val="18"/>
+                <w:szCs w:val="18"/>
+              </w:rPr>
+              <w:t xml:space="preserve">A local posho mill owner in Eldoret has two large metal storage containers for holding maize grain: one is a tall cylindrical drum and the other is a rectangular metal box. Both containers appear roughly the same size from the outside, and the metalsmith who made them used the same total area of iron sheet for each. Yet when grain is poured in, the cylindrical drum holds noticeably more maize than the rectangular box. The mill owner is puzzled — if the same amount of metal was used for both, why does one hold more grain? Students observe photographs and physical models of both containers, measure their dimensions, and are challenged to explain the discrepancy. This phenomenon is puzzling because learners intuitively assume equal surface area means equal volume, but discover that shape — not just material used — determines storage capacity, launching an investigation into how surface area and volume are related yet distinct properties of three-dimensional solids.</w:t>
+            </w:r>
+          </w:p>
+        </w:tc>
+      </w:tr>
+      <w:tr>
+        <w:tc>
+          <w:tcPr>
+            <w:tcW w:type="dxa" w:w="3000"/>
+            <w:shd w:fill="D9EEF1" w:color="auto" w:val="clear"/>
+            <w:tcMar>
+              <w:top w:type="dxa" w:w="60"/>
+              <w:left w:type="dxa" w:w="120"/>
+              <w:bottom w:type="dxa" w:w="60"/>
+              <w:right w:type="dxa" w:w="120"/>
+            </w:tcMar>
+            <w:vAlign w:val="top"/>
+          </w:tcPr>
+          <w:p>
+            <w:pPr>
+              <w:spacing w:after="40" w:before="0"/>
+              <w:jc w:val="left"/>
+            </w:pPr>
+            <w:r>
+              <w:rPr>
+                <w:rFonts w:ascii="Arial" w:cs="Arial" w:eastAsia="Arial" w:hAnsi="Arial"/>
+                <w:b/>
+                <w:bCs/>
+                <w:i w:val="false"/>
+                <w:iCs w:val="false"/>
+                <w:color w:val="000000"/>
+                <w:sz w:val="18"/>
+                <w:szCs w:val="18"/>
+              </w:rPr>
+              <w:t xml:space="preserve">Storyline Thread</w:t>
+            </w:r>
+          </w:p>
+        </w:tc>
+        <w:tc>
+          <w:tcPr>
+            <w:tcW w:type="dxa" w:w="10680"/>
+            <w:shd w:fill="FFFFFF" w:color="auto" w:val="clear"/>
+            <w:tcMar>
+              <w:top w:type="dxa" w:w="60"/>
+              <w:left w:type="dxa" w:w="120"/>
+              <w:bottom w:type="dxa" w:w="60"/>
+              <w:right w:type="dxa" w:w="120"/>
+            </w:tcMar>
+            <w:vAlign w:val="top"/>
+          </w:tcPr>
+          <w:p>
+            <w:pPr>
+              <w:spacing w:after="40" w:before="0"/>
+              <w:jc w:val="left"/>
+            </w:pPr>
+            <w:r>
+              <w:rPr>
+                <w:rFonts w:ascii="Arial" w:cs="Arial" w:eastAsia="Arial" w:hAnsi="Arial"/>
+                <w:b w:val="false"/>
+                <w:bCs w:val="false"/>
+                <w:i w:val="false"/>
+                <w:iCs w:val="false"/>
+                <w:color w:val="000000"/>
+                <w:sz w:val="18"/>
+                <w:szCs w:val="18"/>
+              </w:rPr>
+              <w:t xml:space="preserve">Lesson 1 — Anchoring Phenomenon &amp; Surface Area of Prisms: Learners observe the anchoring phenomenon (two containers, same metal sheet, different grain capacity). They predict which holds more and why. They construct nets of rectangular and triangular prisms from cardboard, measure faces, and derive the surface area formula. They calculate the surface area of the rectangular box from the phenomenon and record findings on the Driving Question Board (DQB).</w:t>
+            </w:r>
+          </w:p>
+          <w:p>
+            <w:pPr>
+              <w:spacing w:after="40" w:before="0"/>
+              <w:jc w:val="left"/>
+            </w:pPr>
+            <w:r>
+              <w:rPr>
+                <w:rFonts w:ascii="Arial" w:cs="Arial" w:eastAsia="Arial" w:hAnsi="Arial"/>
+                <w:b w:val="false"/>
+                <w:bCs w:val="false"/>
+                <w:i w:val="false"/>
+                <w:iCs w:val="false"/>
+                <w:color w:val="000000"/>
+                <w:sz w:val="18"/>
+                <w:szCs w:val="18"/>
+              </w:rPr>
+              <w:t xml:space="preserve"/>
+            </w:r>
+          </w:p>
+          <w:p>
+            <w:pPr>
+              <w:spacing w:after="40" w:before="0"/>
+              <w:jc w:val="left"/>
+            </w:pPr>
+            <w:r>
+              <w:rPr>
+                <w:rFonts w:ascii="Arial" w:cs="Arial" w:eastAsia="Arial" w:hAnsi="Arial"/>
+                <w:b w:val="false"/>
+                <w:bCs w:val="false"/>
+                <w:i w:val="false"/>
+                <w:iCs w:val="false"/>
+                <w:color w:val="000000"/>
+                <w:sz w:val="18"/>
+                <w:szCs w:val="18"/>
+              </w:rPr>
+              <w:t xml:space="preserve">Lesson 2 — Surface Area of Pyramids: Learners examine pyramid-roofed structures common in Kenyan homesteads (e.g. traditional Maasai manyatta roofs and school hall rooftops). They construct nets of square-based and triangular pyramids, identify slant height versus vertical height, and derive the surface area formula. They solve problems involving material needed to cover a pyramid-shaped roof.</w:t>
+            </w:r>
+          </w:p>
+          <w:p>
+            <w:pPr>
+              <w:spacing w:after="40" w:before="0"/>
+              <w:jc w:val="left"/>
+            </w:pPr>
+            <w:r>
+              <w:rPr>
+                <w:rFonts w:ascii="Arial" w:cs="Arial" w:eastAsia="Arial" w:hAnsi="Arial"/>
+                <w:b w:val="false"/>
+                <w:bCs w:val="false"/>
+                <w:i w:val="false"/>
+                <w:iCs w:val="false"/>
+                <w:color w:val="000000"/>
+                <w:sz w:val="18"/>
+                <w:szCs w:val="18"/>
+              </w:rPr>
+              <w:t xml:space="preserve"/>
+            </w:r>
+          </w:p>
+          <w:p>
+            <w:pPr>
+              <w:spacing w:after="40" w:before="0"/>
+              <w:jc w:val="left"/>
+            </w:pPr>
+            <w:r>
+              <w:rPr>
+                <w:rFonts w:ascii="Arial" w:cs="Arial" w:eastAsia="Arial" w:hAnsi="Arial"/>
+                <w:b w:val="false"/>
+                <w:bCs w:val="false"/>
+                <w:i w:val="false"/>
+                <w:iCs w:val="false"/>
+                <w:color w:val="000000"/>
+                <w:sz w:val="18"/>
+                <w:szCs w:val="18"/>
+              </w:rPr>
+              <w:t xml:space="preserve">Lesson 3 — Surface Area of Cones and Frustums: Learners investigate the cone shape using real objects (ice-cream cones, conical grain heaps, funnel tops of water tanks). They derive the curved surface area formula using the net of a cone (a sector of a circle). They extend this to the frustum by considering a cone with its top removed, linking to the Turkana water-tank supporting phenomenon. Learners calculate the metal sheet needed for a conical tank top.</w:t>
+            </w:r>
+          </w:p>
+          <w:p>
+            <w:pPr>
+              <w:spacing w:after="40" w:before="0"/>
+              <w:jc w:val="left"/>
+            </w:pPr>
+            <w:r>
+              <w:rPr>
+                <w:rFonts w:ascii="Arial" w:cs="Arial" w:eastAsia="Arial" w:hAnsi="Arial"/>
+                <w:b w:val="false"/>
+                <w:bCs w:val="false"/>
+                <w:i w:val="false"/>
+                <w:iCs w:val="false"/>
+                <w:color w:val="000000"/>
+                <w:sz w:val="18"/>
+                <w:szCs w:val="18"/>
+              </w:rPr>
+              <w:t xml:space="preserve"/>
+            </w:r>
+          </w:p>
+          <w:p>
+            <w:pPr>
+              <w:spacing w:after="40" w:before="0"/>
+              <w:jc w:val="left"/>
+            </w:pPr>
+            <w:r>
+              <w:rPr>
+                <w:rFonts w:ascii="Arial" w:cs="Arial" w:eastAsia="Arial" w:hAnsi="Arial"/>
+                <w:b w:val="false"/>
+                <w:bCs w:val="false"/>
+                <w:i w:val="false"/>
+                <w:iCs w:val="false"/>
+                <w:color w:val="000000"/>
+                <w:sz w:val="18"/>
+                <w:szCs w:val="18"/>
+              </w:rPr>
+              <w:t xml:space="preserve">Lesson 4 — Surface Area of Spheres and Composite Solids: Learners explore the surface area of spheres by wrapping a ball in paper strips, then verify using the formula SA = 4πr². They extend to composite solids (cylinder + cone; hemisphere + cylinder) and practise decomposing shapes. They connect to the Nairobi packaging factory supporting phenomenon and the football supporting phenomenon. The DQB is updated with new understanding.</w:t>
+            </w:r>
+          </w:p>
+          <w:p>
+            <w:pPr>
+              <w:spacing w:after="40" w:before="0"/>
+              <w:jc w:val="left"/>
+            </w:pPr>
+            <w:r>
+              <w:rPr>
+                <w:rFonts w:ascii="Arial" w:cs="Arial" w:eastAsia="Arial" w:hAnsi="Arial"/>
+                <w:b w:val="false"/>
+                <w:bCs w:val="false"/>
+                <w:i w:val="false"/>
+                <w:iCs w:val="false"/>
+                <w:color w:val="000000"/>
+                <w:sz w:val="18"/>
+                <w:szCs w:val="18"/>
+              </w:rPr>
+              <w:t xml:space="preserve"/>
+            </w:r>
+          </w:p>
+          <w:p>
+            <w:pPr>
+              <w:spacing w:after="40" w:before="0"/>
+              <w:jc w:val="left"/>
+            </w:pPr>
+            <w:r>
+              <w:rPr>
+                <w:rFonts w:ascii="Arial" w:cs="Arial" w:eastAsia="Arial" w:hAnsi="Arial"/>
+                <w:b w:val="false"/>
+                <w:bCs w:val="false"/>
+                <w:i w:val="false"/>
+                <w:iCs w:val="false"/>
+                <w:color w:val="000000"/>
+                <w:sz w:val="18"/>
+                <w:szCs w:val="18"/>
+              </w:rPr>
+              <w:t xml:space="preserve">Lesson 5 — Volume of Prisms and Pyramids: Learners return to the anchoring phenomenon and now investigate volume. They fill rectangular and triangular prism models with sand or water and compare. They derive Volume = base area × height for prisms and V = ⅓ × base area × height for pyramids by comparing filled models. They compute the volume of the rectangular box from Lesson 1 and compare it with the cylinder (previewing Lesson 6).</w:t>
+            </w:r>
+          </w:p>
+          <w:p>
+            <w:pPr>
+              <w:spacing w:after="40" w:before="0"/>
+              <w:jc w:val="left"/>
+            </w:pPr>
+            <w:r>
+              <w:rPr>
+                <w:rFonts w:ascii="Arial" w:cs="Arial" w:eastAsia="Arial" w:hAnsi="Arial"/>
+                <w:b w:val="false"/>
+                <w:bCs w:val="false"/>
+                <w:i w:val="false"/>
+                <w:iCs w:val="false"/>
+                <w:color w:val="000000"/>
+                <w:sz w:val="18"/>
+                <w:szCs w:val="18"/>
+              </w:rPr>
+              <w:t xml:space="preserve"/>
+            </w:r>
+          </w:p>
+          <w:p>
+            <w:pPr>
+              <w:spacing w:after="40" w:before="0"/>
+              <w:jc w:val="left"/>
+            </w:pPr>
+            <w:r>
+              <w:rPr>
+                <w:rFonts w:ascii="Arial" w:cs="Arial" w:eastAsia="Arial" w:hAnsi="Arial"/>
+                <w:b w:val="false"/>
+                <w:bCs w:val="false"/>
+                <w:i w:val="false"/>
+                <w:iCs w:val="false"/>
+                <w:color w:val="000000"/>
+                <w:sz w:val="18"/>
+                <w:szCs w:val="18"/>
+              </w:rPr>
+              <w:t xml:space="preserve">Lesson 6 — Volume of Cones, Frustums and Spheres: Learners use the relationship between cone and cylinder volumes (V_cone = ⅓ V_cylinder) demonstrated by pouring water between matching models. They derive V = ⅓πr²h for cones and V = 4/3πr³ for spheres. They calculate the volume of the cylindrical drum from the anchoring phenomenon and formally resolve why it holds more grain than the rectangular box of equal surface area.</w:t>
+            </w:r>
+          </w:p>
+          <w:p>
+            <w:pPr>
+              <w:spacing w:after="40" w:before="0"/>
+              <w:jc w:val="left"/>
+            </w:pPr>
+            <w:r>
+              <w:rPr>
+                <w:rFonts w:ascii="Arial" w:cs="Arial" w:eastAsia="Arial" w:hAnsi="Arial"/>
+                <w:b w:val="false"/>
+                <w:bCs w:val="false"/>
+                <w:i w:val="false"/>
+                <w:iCs w:val="false"/>
+                <w:color w:val="000000"/>
+                <w:sz w:val="18"/>
+                <w:szCs w:val="18"/>
+              </w:rPr>
+              <w:t xml:space="preserve"/>
+            </w:r>
+          </w:p>
+          <w:p>
+            <w:pPr>
+              <w:spacing w:after="40" w:before="0"/>
+              <w:jc w:val="left"/>
+            </w:pPr>
+            <w:r>
+              <w:rPr>
+                <w:rFonts w:ascii="Arial" w:cs="Arial" w:eastAsia="Arial" w:hAnsi="Arial"/>
+                <w:b w:val="false"/>
+                <w:bCs w:val="false"/>
+                <w:i w:val="false"/>
+                <w:iCs w:val="false"/>
+                <w:color w:val="000000"/>
+                <w:sz w:val="18"/>
+                <w:szCs w:val="18"/>
+              </w:rPr>
+              <w:t xml:space="preserve">Lesson 7 — Volume and Surface Area of Composite Solids &amp; Real-Life Applications: Learners tackle multi-step problems involving composite solids such as a cylindrical water tank with a hemispherical top (common in Kenyan water projects). They calculate both the total surface area (painting/material cost) and volume (water storage capacity). They also work on a grain silo problem set in the Rift Valley, integrating all formulae learned.</w:t>
+            </w:r>
+          </w:p>
+          <w:p>
+            <w:pPr>
+              <w:spacing w:after="40" w:before="0"/>
+              <w:jc w:val="left"/>
+            </w:pPr>
+            <w:r>
+              <w:rPr>
+                <w:rFonts w:ascii="Arial" w:cs="Arial" w:eastAsia="Arial" w:hAnsi="Arial"/>
+                <w:b w:val="false"/>
+                <w:bCs w:val="false"/>
+                <w:i w:val="false"/>
+                <w:iCs w:val="false"/>
+                <w:color w:val="000000"/>
+                <w:sz w:val="18"/>
+                <w:szCs w:val="18"/>
+              </w:rPr>
+              <w:t xml:space="preserve"/>
+            </w:r>
+          </w:p>
+          <w:p>
+            <w:pPr>
+              <w:spacing w:after="40" w:before="0"/>
+              <w:jc w:val="left"/>
+            </w:pPr>
+            <w:r>
+              <w:rPr>
+                <w:rFonts w:ascii="Arial" w:cs="Arial" w:eastAsia="Arial" w:hAnsi="Arial"/>
+                <w:b w:val="false"/>
+                <w:bCs w:val="false"/>
+                <w:i w:val="false"/>
+                <w:iCs w:val="false"/>
+                <w:color w:val="000000"/>
+                <w:sz w:val="18"/>
+                <w:szCs w:val="18"/>
+              </w:rPr>
+              <w:t xml:space="preserve">Lesson 8 — Project Presentations, Model Building &amp; Unit Consolidation: Learner groups present their home/extended project: designing a storage container (grain silo, water tank or cooking pot) for a Kenyan community need, specifying dimensions, total surface area of material required and volume/capacity. Groups critique each other's designs. The class builds a final cumulative model on the DQB linking surface area and volume formulae to the anchoring phenomenon, resolving the driving question fully and discussing careers that use these concepts.</w:t>
+            </w:r>
+          </w:p>
+        </w:tc>
+      </w:tr>
+      <w:tr>
+        <w:tc>
+          <w:tcPr>
+            <w:tcW w:type="dxa" w:w="3000"/>
+            <w:shd w:fill="EAD1F5" w:color="auto" w:val="clear"/>
+            <w:tcMar>
+              <w:top w:type="dxa" w:w="60"/>
+              <w:left w:type="dxa" w:w="120"/>
+              <w:bottom w:type="dxa" w:w="60"/>
+              <w:right w:type="dxa" w:w="120"/>
+            </w:tcMar>
+            <w:vAlign w:val="top"/>
+          </w:tcPr>
+          <w:p>
+            <w:pPr>
+              <w:spacing w:after="40" w:before="0"/>
+              <w:jc w:val="left"/>
+            </w:pPr>
+            <w:r>
+              <w:rPr>
+                <w:rFonts w:ascii="Arial" w:cs="Arial" w:eastAsia="Arial" w:hAnsi="Arial"/>
+                <w:b/>
+                <w:bCs/>
+                <w:i w:val="false"/>
+                <w:iCs w:val="false"/>
+                <w:color w:val="000000"/>
+                <w:sz w:val="18"/>
+                <w:szCs w:val="18"/>
+              </w:rPr>
+              <w:t xml:space="preserve">Supporting Phenomena</w:t>
+            </w:r>
+          </w:p>
+        </w:tc>
+        <w:tc>
+          <w:tcPr>
+            <w:tcW w:type="dxa" w:w="10680"/>
+            <w:shd w:fill="FFFFFF" w:color="auto" w:val="clear"/>
+            <w:tcMar>
+              <w:top w:type="dxa" w:w="60"/>
+              <w:left w:type="dxa" w:w="120"/>
+              <w:bottom w:type="dxa" w:w="60"/>
+              <w:right w:type="dxa" w:w="120"/>
+            </w:tcMar>
+            <w:vAlign w:val="top"/>
+          </w:tcPr>
+          <w:p>
+            <w:pPr>
+              <w:spacing w:after="30" w:before="0"/>
+              <w:ind w:left="360" w:hanging="180"/>
+              <w:jc w:val="left"/>
+            </w:pPr>
+            <w:r>
+              <w:rPr>
+                <w:rFonts w:ascii="Arial" w:cs="Arial" w:eastAsia="Arial" w:hAnsi="Arial"/>
+                <w:b w:val="false"/>
+                <w:bCs w:val="false"/>
+                <w:i w:val="false"/>
+                <w:iCs w:val="false"/>
+                <w:color w:val="000000"/>
+                <w:sz w:val="18"/>
+                <w:szCs w:val="18"/>
+              </w:rPr>
+              <w:t xml:space="preserve">–  A mandazi vendor in Mombasa notices that ball-shaped (spherical) mandazi cool down more slowly than flat disc-shaped ones of the same mass — prompting investigation into how surface area relative to volume affects heat loss and connects to the surface area of spheres.</w:t>
+            </w:r>
+          </w:p>
+          <w:p>
+            <w:pPr>
+              <w:spacing w:after="30" w:before="0"/>
+              <w:ind w:left="360" w:hanging="180"/>
+              <w:jc w:val="left"/>
+            </w:pPr>
+            <w:r>
+              <w:rPr>
+                <w:rFonts w:ascii="Arial" w:cs="Arial" w:eastAsia="Arial" w:hAnsi="Arial"/>
+                <w:b w:val="false"/>
+                <w:bCs w:val="false"/>
+                <w:i w:val="false"/>
+                <w:iCs w:val="false"/>
+                <w:color w:val="000000"/>
+                <w:sz w:val="18"/>
+                <w:szCs w:val="18"/>
+              </w:rPr>
+              <w:t xml:space="preserve">–  A water harvesting project in Turkana County must choose between a conical, cylindrical and hemispherical roof-catchment tank; all use the same amount of plastic sheeting — students investigate which shape stores the most water, exploring volume and surface area of cones, cylinders and spheres.</w:t>
+            </w:r>
+          </w:p>
+          <w:p>
+            <w:pPr>
+              <w:spacing w:after="30" w:before="0"/>
+              <w:ind w:left="360" w:hanging="180"/>
+              <w:jc w:val="left"/>
+            </w:pPr>
+            <w:r>
+              <w:rPr>
+                <w:rFonts w:ascii="Arial" w:cs="Arial" w:eastAsia="Arial" w:hAnsi="Arial"/>
+                <w:b w:val="false"/>
+                <w:bCs w:val="false"/>
+                <w:i w:val="false"/>
+                <w:iCs w:val="false"/>
+                <w:color w:val="000000"/>
+                <w:sz w:val="18"/>
+                <w:szCs w:val="18"/>
+              </w:rPr>
+              <w:t xml:space="preserve">–  Workers at a Nairobi packaging factory notice that when a conical top is placed on a cylindrical can (like a composite solid), the total surface area to be painted changes in a non-obvious way — prompting learners to decompose composite solids and calculate total surface areas systematically.</w:t>
+            </w:r>
+          </w:p>
+          <w:p>
+            <w:pPr>
+              <w:spacing w:after="30" w:before="0"/>
+              <w:ind w:left="360" w:hanging="180"/>
+              <w:jc w:val="left"/>
+            </w:pPr>
+            <w:r>
+              <w:rPr>
+                <w:rFonts w:ascii="Arial" w:cs="Arial" w:eastAsia="Arial" w:hAnsi="Arial"/>
+                <w:b w:val="false"/>
+                <w:bCs w:val="false"/>
+                <w:i w:val="false"/>
+                <w:iCs w:val="false"/>
+                <w:color w:val="000000"/>
+                <w:sz w:val="18"/>
+                <w:szCs w:val="18"/>
+              </w:rPr>
+              <w:t xml:space="preserve">–  A school in Kisumu receives a donation of spherical footballs and asks: how much leather (surface area) is needed to make each ball, and how much air (volume) does it hold? — anchoring the surface area and volume of spheres in a familiar, motivating context.</w:t>
+            </w:r>
+          </w:p>
+        </w:tc>
+      </w:tr>
+    </w:tbl>
+    <w:p>
+      <w:pPr>
+        <w:spacing w:after="120"/>
+      </w:pPr>
+      <w:r>
+        <w:t xml:space="preserve"/>
       </w:r>
     </w:p>
     <w:p>
@@ -150,7 +2484,7 @@
         </w:rPr>
         <w:t xml:space="preserve">© 2026 SeaVuria and ARES. This work is licensed under a </w:t>
       </w:r>
-      <w:hyperlink w:history="1" r:id="rIdgghvqtqmjb5vjleu9cehk">
+      <w:hyperlink w:history="1" r:id="rIdefgoua4hdfasttqecdm5n">
         <w:r>
           <w:rPr>
             <w:rFonts w:ascii="Arial" w:cs="Arial" w:eastAsia="Arial" w:hAnsi="Arial"/>
@@ -170,7 +2504,7 @@
         </w:rPr>
         <w:t xml:space="preserve"> (</w:t>
       </w:r>
-      <w:hyperlink w:history="1" r:id="rIdt4wcuneqzm1equuu6vphk">
+      <w:hyperlink w:history="1" r:id="rIdvsdogiy3rmf4frrnkeiii">
         <w:r>
           <w:rPr>
             <w:rFonts w:ascii="Arial" w:cs="Arial" w:eastAsia="Arial" w:hAnsi="Arial"/>
@@ -190,7 +2524,7 @@
         </w:rPr>
         <w:t xml:space="preserve">). To view a copy of this license, visit </w:t>
       </w:r>
-      <w:hyperlink w:history="1" r:id="rIdxu4i-i3eu3-pm6xlyvx4c">
+      <w:hyperlink w:history="1" r:id="rIdpvlwaa_go2oskplg5opas">
         <w:r>
           <w:rPr>
             <w:rFonts w:ascii="Arial" w:cs="Arial" w:eastAsia="Arial" w:hAnsi="Arial"/>
@@ -209,2340 +2543,6 @@
           <w:szCs w:val="17"/>
         </w:rPr>
         <w:t xml:space="preserve">. You are free to copy, redistribute, and adapt this material in any medium or format, provided appropriate credit is given and the material is not used for commercial purposes. KICD learning outcomes and curriculum designations reproduced here for alignment purposes remain the property of KICD and are not covered by this license. Linked external resources (e.g. CK-12, Khan Academy, PhET) are subject to their own licenses.</w:t>
-      </w:r>
-    </w:p>
-    <w:p>
-      <w:pPr>
-        <w:spacing w:after="120"/>
-      </w:pPr>
-      <w:r>
-        <w:t xml:space="preserve"/>
-      </w:r>
-    </w:p>
-    <w:tbl>
-      <w:tblPr>
-        <w:tblW w:type="dxa" w:w="13680"/>
-        <w:tblBorders>
-          <w:top w:val="single" w:color="AAAAAA" w:sz="4"/>
-          <w:left w:val="single" w:color="AAAAAA" w:sz="4"/>
-          <w:bottom w:val="single" w:color="AAAAAA" w:sz="4"/>
-          <w:right w:val="single" w:color="AAAAAA" w:sz="4"/>
-          <w:insideH w:val="single" w:color="auto" w:sz="4"/>
-          <w:insideV w:val="single" w:color="auto" w:sz="4"/>
-        </w:tblBorders>
-        <w:tblLayout w:type="fixed"/>
-      </w:tblPr>
-      <w:tblGrid>
-        <w:gridCol w:w="3000"/>
-        <w:gridCol w:w="10680"/>
-      </w:tblGrid>
-      <w:tr>
-        <w:tc>
-          <w:tcPr>
-            <w:tcW w:type="dxa" w:w="13680"/>
-            <w:gridSpan w:val="2"/>
-            <w:shd w:fill="1F3864" w:color="auto" w:val="clear"/>
-            <w:tcMar>
-              <w:top w:type="dxa" w:w="60"/>
-              <w:left w:type="dxa" w:w="120"/>
-              <w:bottom w:type="dxa" w:w="60"/>
-              <w:right w:type="dxa" w:w="120"/>
-            </w:tcMar>
-            <w:vAlign w:val="top"/>
-          </w:tcPr>
-          <w:p>
-            <w:pPr>
-              <w:spacing w:after="40" w:before="0"/>
-              <w:jc w:val="center"/>
-            </w:pPr>
-            <w:r>
-              <w:rPr>
-                <w:rFonts w:ascii="Arial" w:cs="Arial" w:eastAsia="Arial" w:hAnsi="Arial"/>
-                <w:b/>
-                <w:bCs/>
-                <w:i w:val="false"/>
-                <w:iCs w:val="false"/>
-                <w:color w:val="FFFFFF"/>
-                <w:sz w:val="22"/>
-                <w:szCs w:val="22"/>
-              </w:rPr>
-              <w:t xml:space="preserve">SUB-STRAND OVERVIEW</w:t>
-            </w:r>
-          </w:p>
-        </w:tc>
-      </w:tr>
-      <w:tr>
-        <w:tc>
-          <w:tcPr>
-            <w:tcW w:type="dxa" w:w="3000"/>
-            <w:shd w:fill="D5E8F0" w:color="auto" w:val="clear"/>
-            <w:tcMar>
-              <w:top w:type="dxa" w:w="60"/>
-              <w:left w:type="dxa" w:w="120"/>
-              <w:bottom w:type="dxa" w:w="60"/>
-              <w:right w:type="dxa" w:w="120"/>
-            </w:tcMar>
-            <w:vAlign w:val="top"/>
-          </w:tcPr>
-          <w:p>
-            <w:pPr>
-              <w:spacing w:after="40" w:before="0"/>
-              <w:jc w:val="left"/>
-            </w:pPr>
-            <w:r>
-              <w:rPr>
-                <w:rFonts w:ascii="Arial" w:cs="Arial" w:eastAsia="Arial" w:hAnsi="Arial"/>
-                <w:b/>
-                <w:bCs/>
-                <w:i w:val="false"/>
-                <w:iCs w:val="false"/>
-                <w:color w:val="000000"/>
-                <w:sz w:val="18"/>
-                <w:szCs w:val="18"/>
-              </w:rPr>
-              <w:t xml:space="preserve">Grade Level</w:t>
-            </w:r>
-          </w:p>
-        </w:tc>
-        <w:tc>
-          <w:tcPr>
-            <w:tcW w:type="dxa" w:w="10680"/>
-            <w:shd w:fill="FFFFFF" w:color="auto" w:val="clear"/>
-            <w:tcMar>
-              <w:top w:type="dxa" w:w="60"/>
-              <w:left w:type="dxa" w:w="120"/>
-              <w:bottom w:type="dxa" w:w="60"/>
-              <w:right w:type="dxa" w:w="120"/>
-            </w:tcMar>
-            <w:vAlign w:val="top"/>
-          </w:tcPr>
-          <w:p>
-            <w:pPr>
-              <w:spacing w:after="40" w:before="0"/>
-              <w:jc w:val="left"/>
-            </w:pPr>
-            <w:r>
-              <w:rPr>
-                <w:rFonts w:ascii="Arial" w:cs="Arial" w:eastAsia="Arial" w:hAnsi="Arial"/>
-                <w:b w:val="false"/>
-                <w:bCs w:val="false"/>
-                <w:i w:val="false"/>
-                <w:iCs w:val="false"/>
-                <w:color w:val="000000"/>
-                <w:sz w:val="18"/>
-                <w:szCs w:val="18"/>
-              </w:rPr>
-              <w:t xml:space="preserve">10</w:t>
-            </w:r>
-          </w:p>
-        </w:tc>
-      </w:tr>
-      <w:tr>
-        <w:tc>
-          <w:tcPr>
-            <w:tcW w:type="dxa" w:w="3000"/>
-            <w:shd w:fill="D5E8F0" w:color="auto" w:val="clear"/>
-            <w:tcMar>
-              <w:top w:type="dxa" w:w="60"/>
-              <w:left w:type="dxa" w:w="120"/>
-              <w:bottom w:type="dxa" w:w="60"/>
-              <w:right w:type="dxa" w:w="120"/>
-            </w:tcMar>
-            <w:vAlign w:val="top"/>
-          </w:tcPr>
-          <w:p>
-            <w:pPr>
-              <w:spacing w:after="40" w:before="0"/>
-              <w:jc w:val="left"/>
-            </w:pPr>
-            <w:r>
-              <w:rPr>
-                <w:rFonts w:ascii="Arial" w:cs="Arial" w:eastAsia="Arial" w:hAnsi="Arial"/>
-                <w:b/>
-                <w:bCs/>
-                <w:i w:val="false"/>
-                <w:iCs w:val="false"/>
-                <w:color w:val="000000"/>
-                <w:sz w:val="18"/>
-                <w:szCs w:val="18"/>
-              </w:rPr>
-              <w:t xml:space="preserve">Subject</w:t>
-            </w:r>
-          </w:p>
-        </w:tc>
-        <w:tc>
-          <w:tcPr>
-            <w:tcW w:type="dxa" w:w="10680"/>
-            <w:shd w:fill="FFFFFF" w:color="auto" w:val="clear"/>
-            <w:tcMar>
-              <w:top w:type="dxa" w:w="60"/>
-              <w:left w:type="dxa" w:w="120"/>
-              <w:bottom w:type="dxa" w:w="60"/>
-              <w:right w:type="dxa" w:w="120"/>
-            </w:tcMar>
-            <w:vAlign w:val="top"/>
-          </w:tcPr>
-          <w:p>
-            <w:pPr>
-              <w:spacing w:after="40" w:before="0"/>
-              <w:jc w:val="left"/>
-            </w:pPr>
-            <w:r>
-              <w:rPr>
-                <w:rFonts w:ascii="Arial" w:cs="Arial" w:eastAsia="Arial" w:hAnsi="Arial"/>
-                <w:b w:val="false"/>
-                <w:bCs w:val="false"/>
-                <w:i w:val="false"/>
-                <w:iCs w:val="false"/>
-                <w:color w:val="000000"/>
-                <w:sz w:val="18"/>
-                <w:szCs w:val="18"/>
-              </w:rPr>
-              <w:t xml:space="preserve">Core Mathematics</w:t>
-            </w:r>
-          </w:p>
-        </w:tc>
-      </w:tr>
-      <w:tr>
-        <w:tc>
-          <w:tcPr>
-            <w:tcW w:type="dxa" w:w="3000"/>
-            <w:shd w:fill="D5E8F0" w:color="auto" w:val="clear"/>
-            <w:tcMar>
-              <w:top w:type="dxa" w:w="60"/>
-              <w:left w:type="dxa" w:w="120"/>
-              <w:bottom w:type="dxa" w:w="60"/>
-              <w:right w:type="dxa" w:w="120"/>
-            </w:tcMar>
-            <w:vAlign w:val="top"/>
-          </w:tcPr>
-          <w:p>
-            <w:pPr>
-              <w:spacing w:after="40" w:before="0"/>
-              <w:jc w:val="left"/>
-            </w:pPr>
-            <w:r>
-              <w:rPr>
-                <w:rFonts w:ascii="Arial" w:cs="Arial" w:eastAsia="Arial" w:hAnsi="Arial"/>
-                <w:b/>
-                <w:bCs/>
-                <w:i w:val="false"/>
-                <w:iCs w:val="false"/>
-                <w:color w:val="000000"/>
-                <w:sz w:val="18"/>
-                <w:szCs w:val="18"/>
-              </w:rPr>
-              <w:t xml:space="preserve">Strand</w:t>
-            </w:r>
-          </w:p>
-        </w:tc>
-        <w:tc>
-          <w:tcPr>
-            <w:tcW w:type="dxa" w:w="10680"/>
-            <w:shd w:fill="FFFFFF" w:color="auto" w:val="clear"/>
-            <w:tcMar>
-              <w:top w:type="dxa" w:w="60"/>
-              <w:left w:type="dxa" w:w="120"/>
-              <w:bottom w:type="dxa" w:w="60"/>
-              <w:right w:type="dxa" w:w="120"/>
-            </w:tcMar>
-            <w:vAlign w:val="top"/>
-          </w:tcPr>
-          <w:p>
-            <w:pPr>
-              <w:spacing w:after="40" w:before="0"/>
-              <w:jc w:val="left"/>
-            </w:pPr>
-            <w:r>
-              <w:rPr>
-                <w:rFonts w:ascii="Arial" w:cs="Arial" w:eastAsia="Arial" w:hAnsi="Arial"/>
-                <w:b w:val="false"/>
-                <w:bCs w:val="false"/>
-                <w:i w:val="false"/>
-                <w:iCs w:val="false"/>
-                <w:color w:val="000000"/>
-                <w:sz w:val="18"/>
-                <w:szCs w:val="18"/>
-              </w:rPr>
-              <w:t xml:space="preserve">Strand 2.0: Measurements and Geometry</w:t>
-            </w:r>
-          </w:p>
-        </w:tc>
-      </w:tr>
-      <w:tr>
-        <w:tc>
-          <w:tcPr>
-            <w:tcW w:type="dxa" w:w="3000"/>
-            <w:shd w:fill="D5E8F0" w:color="auto" w:val="clear"/>
-            <w:tcMar>
-              <w:top w:type="dxa" w:w="60"/>
-              <w:left w:type="dxa" w:w="120"/>
-              <w:bottom w:type="dxa" w:w="60"/>
-              <w:right w:type="dxa" w:w="120"/>
-            </w:tcMar>
-            <w:vAlign w:val="top"/>
-          </w:tcPr>
-          <w:p>
-            <w:pPr>
-              <w:spacing w:after="40" w:before="0"/>
-              <w:jc w:val="left"/>
-            </w:pPr>
-            <w:r>
-              <w:rPr>
-                <w:rFonts w:ascii="Arial" w:cs="Arial" w:eastAsia="Arial" w:hAnsi="Arial"/>
-                <w:b/>
-                <w:bCs/>
-                <w:i w:val="false"/>
-                <w:iCs w:val="false"/>
-                <w:color w:val="000000"/>
-                <w:sz w:val="18"/>
-                <w:szCs w:val="18"/>
-              </w:rPr>
-              <w:t xml:space="preserve">Sub-Strand</w:t>
-            </w:r>
-          </w:p>
-        </w:tc>
-        <w:tc>
-          <w:tcPr>
-            <w:tcW w:type="dxa" w:w="10680"/>
-            <w:shd w:fill="FFFFFF" w:color="auto" w:val="clear"/>
-            <w:tcMar>
-              <w:top w:type="dxa" w:w="60"/>
-              <w:left w:type="dxa" w:w="120"/>
-              <w:bottom w:type="dxa" w:w="60"/>
-              <w:right w:type="dxa" w:w="120"/>
-            </w:tcMar>
-            <w:vAlign w:val="top"/>
-          </w:tcPr>
-          <w:p>
-            <w:pPr>
-              <w:spacing w:after="40" w:before="0"/>
-              <w:jc w:val="left"/>
-            </w:pPr>
-            <w:r>
-              <w:rPr>
-                <w:rFonts w:ascii="Arial" w:cs="Arial" w:eastAsia="Arial" w:hAnsi="Arial"/>
-                <w:b w:val="false"/>
-                <w:bCs w:val="false"/>
-                <w:i w:val="false"/>
-                <w:iCs w:val="false"/>
-                <w:color w:val="000000"/>
-                <w:sz w:val="18"/>
-                <w:szCs w:val="18"/>
-              </w:rPr>
-              <w:t xml:space="preserve">Sub-Strand 2.7: Surface Area and Volume of Solids</w:t>
-            </w:r>
-          </w:p>
-        </w:tc>
-      </w:tr>
-      <w:tr>
-        <w:tc>
-          <w:tcPr>
-            <w:tcW w:type="dxa" w:w="3000"/>
-            <w:shd w:fill="D5E8F0" w:color="auto" w:val="clear"/>
-            <w:tcMar>
-              <w:top w:type="dxa" w:w="60"/>
-              <w:left w:type="dxa" w:w="120"/>
-              <w:bottom w:type="dxa" w:w="60"/>
-              <w:right w:type="dxa" w:w="120"/>
-            </w:tcMar>
-            <w:vAlign w:val="top"/>
-          </w:tcPr>
-          <w:p>
-            <w:pPr>
-              <w:spacing w:after="40" w:before="0"/>
-              <w:jc w:val="left"/>
-            </w:pPr>
-            <w:r>
-              <w:rPr>
-                <w:rFonts w:ascii="Arial" w:cs="Arial" w:eastAsia="Arial" w:hAnsi="Arial"/>
-                <w:b/>
-                <w:bCs/>
-                <w:i w:val="false"/>
-                <w:iCs w:val="false"/>
-                <w:color w:val="000000"/>
-                <w:sz w:val="18"/>
-                <w:szCs w:val="18"/>
-              </w:rPr>
-              <w:t xml:space="preserve">Total Duration</w:t>
-            </w:r>
-          </w:p>
-        </w:tc>
-        <w:tc>
-          <w:tcPr>
-            <w:tcW w:type="dxa" w:w="10680"/>
-            <w:shd w:fill="FFFFFF" w:color="auto" w:val="clear"/>
-            <w:tcMar>
-              <w:top w:type="dxa" w:w="60"/>
-              <w:left w:type="dxa" w:w="120"/>
-              <w:bottom w:type="dxa" w:w="60"/>
-              <w:right w:type="dxa" w:w="120"/>
-            </w:tcMar>
-            <w:vAlign w:val="top"/>
-          </w:tcPr>
-          <w:p>
-            <w:pPr>
-              <w:spacing w:after="40" w:before="0"/>
-              <w:jc w:val="left"/>
-            </w:pPr>
-            <w:r>
-              <w:rPr>
-                <w:rFonts w:ascii="Arial" w:cs="Arial" w:eastAsia="Arial" w:hAnsi="Arial"/>
-                <w:b w:val="false"/>
-                <w:bCs w:val="false"/>
-                <w:i w:val="false"/>
-                <w:iCs w:val="false"/>
-                <w:color w:val="000000"/>
-                <w:sz w:val="18"/>
-                <w:szCs w:val="18"/>
-              </w:rPr>
-              <w:t xml:space="preserve">8 lessons × 40 minutes = 320 minutes total</w:t>
-            </w:r>
-          </w:p>
-        </w:tc>
-      </w:tr>
-      <w:tr>
-        <w:tc>
-          <w:tcPr>
-            <w:tcW w:type="dxa" w:w="3000"/>
-            <w:shd w:fill="D5E8F0" w:color="auto" w:val="clear"/>
-            <w:tcMar>
-              <w:top w:type="dxa" w:w="60"/>
-              <w:left w:type="dxa" w:w="120"/>
-              <w:bottom w:type="dxa" w:w="60"/>
-              <w:right w:type="dxa" w:w="120"/>
-            </w:tcMar>
-            <w:vAlign w:val="top"/>
-          </w:tcPr>
-          <w:p>
-            <w:pPr>
-              <w:spacing w:after="40" w:before="0"/>
-              <w:jc w:val="left"/>
-            </w:pPr>
-            <w:r>
-              <w:rPr>
-                <w:rFonts w:ascii="Arial" w:cs="Arial" w:eastAsia="Arial" w:hAnsi="Arial"/>
-                <w:b/>
-                <w:bCs/>
-                <w:i w:val="false"/>
-                <w:iCs w:val="false"/>
-                <w:color w:val="000000"/>
-                <w:sz w:val="18"/>
-                <w:szCs w:val="18"/>
-              </w:rPr>
-              <w:t xml:space="preserve">Sub-Strand Content</w:t>
-            </w:r>
-          </w:p>
-        </w:tc>
-        <w:tc>
-          <w:tcPr>
-            <w:tcW w:type="dxa" w:w="10680"/>
-            <w:shd w:fill="FFFFFF" w:color="auto" w:val="clear"/>
-            <w:tcMar>
-              <w:top w:type="dxa" w:w="60"/>
-              <w:left w:type="dxa" w:w="120"/>
-              <w:bottom w:type="dxa" w:w="60"/>
-              <w:right w:type="dxa" w:w="120"/>
-            </w:tcMar>
-            <w:vAlign w:val="top"/>
-          </w:tcPr>
-          <w:p>
-            <w:pPr>
-              <w:spacing w:after="30" w:before="0"/>
-              <w:ind w:left="360" w:hanging="180"/>
-              <w:jc w:val="left"/>
-            </w:pPr>
-            <w:r>
-              <w:rPr>
-                <w:rFonts w:ascii="Arial" w:cs="Arial" w:eastAsia="Arial" w:hAnsi="Arial"/>
-                <w:b w:val="false"/>
-                <w:bCs w:val="false"/>
-                <w:i w:val="false"/>
-                <w:iCs w:val="false"/>
-                <w:color w:val="000000"/>
-                <w:sz w:val="18"/>
-                <w:szCs w:val="18"/>
-              </w:rPr>
-              <w:t xml:space="preserve">–  Surface area of prisms (triangular, rectangular, and other prisms)</w:t>
-            </w:r>
-          </w:p>
-          <w:p>
-            <w:pPr>
-              <w:spacing w:after="30" w:before="0"/>
-              <w:ind w:left="360" w:hanging="180"/>
-              <w:jc w:val="left"/>
-            </w:pPr>
-            <w:r>
-              <w:rPr>
-                <w:rFonts w:ascii="Arial" w:cs="Arial" w:eastAsia="Arial" w:hAnsi="Arial"/>
-                <w:b w:val="false"/>
-                <w:bCs w:val="false"/>
-                <w:i w:val="false"/>
-                <w:iCs w:val="false"/>
-                <w:color w:val="000000"/>
-                <w:sz w:val="18"/>
-                <w:szCs w:val="18"/>
-              </w:rPr>
-              <w:t xml:space="preserve">–  Surface area of pyramids (square-based and other pyramids)</w:t>
-            </w:r>
-          </w:p>
-          <w:p>
-            <w:pPr>
-              <w:spacing w:after="30" w:before="0"/>
-              <w:ind w:left="360" w:hanging="180"/>
-              <w:jc w:val="left"/>
-            </w:pPr>
-            <w:r>
-              <w:rPr>
-                <w:rFonts w:ascii="Arial" w:cs="Arial" w:eastAsia="Arial" w:hAnsi="Arial"/>
-                <w:b w:val="false"/>
-                <w:bCs w:val="false"/>
-                <w:i w:val="false"/>
-                <w:iCs w:val="false"/>
-                <w:color w:val="000000"/>
-                <w:sz w:val="18"/>
-                <w:szCs w:val="18"/>
-              </w:rPr>
-              <w:t xml:space="preserve">–  Surface area of cones</w:t>
-            </w:r>
-          </w:p>
-          <w:p>
-            <w:pPr>
-              <w:spacing w:after="30" w:before="0"/>
-              <w:ind w:left="360" w:hanging="180"/>
-              <w:jc w:val="left"/>
-            </w:pPr>
-            <w:r>
-              <w:rPr>
-                <w:rFonts w:ascii="Arial" w:cs="Arial" w:eastAsia="Arial" w:hAnsi="Arial"/>
-                <w:b w:val="false"/>
-                <w:bCs w:val="false"/>
-                <w:i w:val="false"/>
-                <w:iCs w:val="false"/>
-                <w:color w:val="000000"/>
-                <w:sz w:val="18"/>
-                <w:szCs w:val="18"/>
-              </w:rPr>
-              <w:t xml:space="preserve">–  Surface area of frustums (cone frustums)</w:t>
-            </w:r>
-          </w:p>
-          <w:p>
-            <w:pPr>
-              <w:spacing w:after="30" w:before="0"/>
-              <w:ind w:left="360" w:hanging="180"/>
-              <w:jc w:val="left"/>
-            </w:pPr>
-            <w:r>
-              <w:rPr>
-                <w:rFonts w:ascii="Arial" w:cs="Arial" w:eastAsia="Arial" w:hAnsi="Arial"/>
-                <w:b w:val="false"/>
-                <w:bCs w:val="false"/>
-                <w:i w:val="false"/>
-                <w:iCs w:val="false"/>
-                <w:color w:val="000000"/>
-                <w:sz w:val="18"/>
-                <w:szCs w:val="18"/>
-              </w:rPr>
-              <w:t xml:space="preserve">–  Surface area of spheres</w:t>
-            </w:r>
-          </w:p>
-          <w:p>
-            <w:pPr>
-              <w:spacing w:after="30" w:before="0"/>
-              <w:ind w:left="360" w:hanging="180"/>
-              <w:jc w:val="left"/>
-            </w:pPr>
-            <w:r>
-              <w:rPr>
-                <w:rFonts w:ascii="Arial" w:cs="Arial" w:eastAsia="Arial" w:hAnsi="Arial"/>
-                <w:b w:val="false"/>
-                <w:bCs w:val="false"/>
-                <w:i w:val="false"/>
-                <w:iCs w:val="false"/>
-                <w:color w:val="000000"/>
-                <w:sz w:val="18"/>
-                <w:szCs w:val="18"/>
-              </w:rPr>
-              <w:t xml:space="preserve">–  Surface area of composite solids</w:t>
-            </w:r>
-          </w:p>
-          <w:p>
-            <w:pPr>
-              <w:spacing w:after="30" w:before="0"/>
-              <w:ind w:left="360" w:hanging="180"/>
-              <w:jc w:val="left"/>
-            </w:pPr>
-            <w:r>
-              <w:rPr>
-                <w:rFonts w:ascii="Arial" w:cs="Arial" w:eastAsia="Arial" w:hAnsi="Arial"/>
-                <w:b w:val="false"/>
-                <w:bCs w:val="false"/>
-                <w:i w:val="false"/>
-                <w:iCs w:val="false"/>
-                <w:color w:val="000000"/>
-                <w:sz w:val="18"/>
-                <w:szCs w:val="18"/>
-              </w:rPr>
-              <w:t xml:space="preserve">–  Volume of prisms (triangular, rectangular, and other prisms)</w:t>
-            </w:r>
-          </w:p>
-          <w:p>
-            <w:pPr>
-              <w:spacing w:after="30" w:before="0"/>
-              <w:ind w:left="360" w:hanging="180"/>
-              <w:jc w:val="left"/>
-            </w:pPr>
-            <w:r>
-              <w:rPr>
-                <w:rFonts w:ascii="Arial" w:cs="Arial" w:eastAsia="Arial" w:hAnsi="Arial"/>
-                <w:b w:val="false"/>
-                <w:bCs w:val="false"/>
-                <w:i w:val="false"/>
-                <w:iCs w:val="false"/>
-                <w:color w:val="000000"/>
-                <w:sz w:val="18"/>
-                <w:szCs w:val="18"/>
-              </w:rPr>
-              <w:t xml:space="preserve">–  Volume of pyramids (square-based and other pyramids)</w:t>
-            </w:r>
-          </w:p>
-          <w:p>
-            <w:pPr>
-              <w:spacing w:after="30" w:before="0"/>
-              <w:ind w:left="360" w:hanging="180"/>
-              <w:jc w:val="left"/>
-            </w:pPr>
-            <w:r>
-              <w:rPr>
-                <w:rFonts w:ascii="Arial" w:cs="Arial" w:eastAsia="Arial" w:hAnsi="Arial"/>
-                <w:b w:val="false"/>
-                <w:bCs w:val="false"/>
-                <w:i w:val="false"/>
-                <w:iCs w:val="false"/>
-                <w:color w:val="000000"/>
-                <w:sz w:val="18"/>
-                <w:szCs w:val="18"/>
-              </w:rPr>
-              <w:t xml:space="preserve">–  Volume of cones</w:t>
-            </w:r>
-          </w:p>
-          <w:p>
-            <w:pPr>
-              <w:spacing w:after="30" w:before="0"/>
-              <w:ind w:left="360" w:hanging="180"/>
-              <w:jc w:val="left"/>
-            </w:pPr>
-            <w:r>
-              <w:rPr>
-                <w:rFonts w:ascii="Arial" w:cs="Arial" w:eastAsia="Arial" w:hAnsi="Arial"/>
-                <w:b w:val="false"/>
-                <w:bCs w:val="false"/>
-                <w:i w:val="false"/>
-                <w:iCs w:val="false"/>
-                <w:color w:val="000000"/>
-                <w:sz w:val="18"/>
-                <w:szCs w:val="18"/>
-              </w:rPr>
-              <w:t xml:space="preserve">–  Volume of frustums</w:t>
-            </w:r>
-          </w:p>
-          <w:p>
-            <w:pPr>
-              <w:spacing w:after="30" w:before="0"/>
-              <w:ind w:left="360" w:hanging="180"/>
-              <w:jc w:val="left"/>
-            </w:pPr>
-            <w:r>
-              <w:rPr>
-                <w:rFonts w:ascii="Arial" w:cs="Arial" w:eastAsia="Arial" w:hAnsi="Arial"/>
-                <w:b w:val="false"/>
-                <w:bCs w:val="false"/>
-                <w:i w:val="false"/>
-                <w:iCs w:val="false"/>
-                <w:color w:val="000000"/>
-                <w:sz w:val="18"/>
-                <w:szCs w:val="18"/>
-              </w:rPr>
-              <w:t xml:space="preserve">–  Volume of spheres</w:t>
-            </w:r>
-          </w:p>
-          <w:p>
-            <w:pPr>
-              <w:spacing w:after="30" w:before="0"/>
-              <w:ind w:left="360" w:hanging="180"/>
-              <w:jc w:val="left"/>
-            </w:pPr>
-            <w:r>
-              <w:rPr>
-                <w:rFonts w:ascii="Arial" w:cs="Arial" w:eastAsia="Arial" w:hAnsi="Arial"/>
-                <w:b w:val="false"/>
-                <w:bCs w:val="false"/>
-                <w:i w:val="false"/>
-                <w:iCs w:val="false"/>
-                <w:color w:val="000000"/>
-                <w:sz w:val="18"/>
-                <w:szCs w:val="18"/>
-              </w:rPr>
-              <w:t xml:space="preserve">–  Volume of composite solids</w:t>
-            </w:r>
-          </w:p>
-          <w:p>
-            <w:pPr>
-              <w:spacing w:after="30" w:before="0"/>
-              <w:ind w:left="360" w:hanging="180"/>
-              <w:jc w:val="left"/>
-            </w:pPr>
-            <w:r>
-              <w:rPr>
-                <w:rFonts w:ascii="Arial" w:cs="Arial" w:eastAsia="Arial" w:hAnsi="Arial"/>
-                <w:b w:val="false"/>
-                <w:bCs w:val="false"/>
-                <w:i w:val="false"/>
-                <w:iCs w:val="false"/>
-                <w:color w:val="000000"/>
-                <w:sz w:val="18"/>
-                <w:szCs w:val="18"/>
-              </w:rPr>
-              <w:t xml:space="preserve">–  Real-life applications of surface area and volume of solids</w:t>
-            </w:r>
-          </w:p>
-        </w:tc>
-      </w:tr>
-      <w:tr>
-        <w:tc>
-          <w:tcPr>
-            <w:tcW w:type="dxa" w:w="3000"/>
-            <w:shd w:fill="D5E8F0" w:color="auto" w:val="clear"/>
-            <w:tcMar>
-              <w:top w:type="dxa" w:w="60"/>
-              <w:left w:type="dxa" w:w="120"/>
-              <w:bottom w:type="dxa" w:w="60"/>
-              <w:right w:type="dxa" w:w="120"/>
-            </w:tcMar>
-            <w:vAlign w:val="top"/>
-          </w:tcPr>
-          <w:p>
-            <w:pPr>
-              <w:spacing w:after="40" w:before="0"/>
-              <w:jc w:val="left"/>
-            </w:pPr>
-            <w:r>
-              <w:rPr>
-                <w:rFonts w:ascii="Arial" w:cs="Arial" w:eastAsia="Arial" w:hAnsi="Arial"/>
-                <w:b/>
-                <w:bCs/>
-                <w:i w:val="false"/>
-                <w:iCs w:val="false"/>
-                <w:color w:val="000000"/>
-                <w:sz w:val="18"/>
-                <w:szCs w:val="18"/>
-              </w:rPr>
-              <w:t xml:space="preserve">Learning Outcomes</w:t>
-            </w:r>
-          </w:p>
-        </w:tc>
-        <w:tc>
-          <w:tcPr>
-            <w:tcW w:type="dxa" w:w="10680"/>
-            <w:shd w:fill="FFFFFF" w:color="auto" w:val="clear"/>
-            <w:tcMar>
-              <w:top w:type="dxa" w:w="60"/>
-              <w:left w:type="dxa" w:w="120"/>
-              <w:bottom w:type="dxa" w:w="60"/>
-              <w:right w:type="dxa" w:w="120"/>
-            </w:tcMar>
-            <w:vAlign w:val="top"/>
-          </w:tcPr>
-          <w:p>
-            <w:pPr>
-              <w:spacing w:after="40" w:before="0"/>
-              <w:jc w:val="left"/>
-            </w:pPr>
-            <w:r>
-              <w:rPr>
-                <w:rFonts w:ascii="Arial" w:cs="Arial" w:eastAsia="Arial" w:hAnsi="Arial"/>
-                <w:b w:val="false"/>
-                <w:bCs w:val="false"/>
-                <w:i w:val="false"/>
-                <w:iCs w:val="false"/>
-                <w:color w:val="000000"/>
-                <w:sz w:val="18"/>
-                <w:szCs w:val="18"/>
-              </w:rPr>
-              <w:t xml:space="preserve">By the end of the sub-strand, the learner should be able to:</w:t>
-            </w:r>
-          </w:p>
-          <w:p>
-            <w:pPr>
-              <w:spacing w:after="40" w:before="0"/>
-              <w:jc w:val="left"/>
-            </w:pPr>
-            <w:r>
-              <w:rPr>
-                <w:rFonts w:ascii="Arial" w:cs="Arial" w:eastAsia="Arial" w:hAnsi="Arial"/>
-                <w:b w:val="false"/>
-                <w:bCs w:val="false"/>
-                <w:i w:val="false"/>
-                <w:iCs w:val="false"/>
-                <w:color w:val="000000"/>
-                <w:sz w:val="18"/>
-                <w:szCs w:val="18"/>
-              </w:rPr>
-              <w:t xml:space="preserve">a) determine the surface area of prisms, pyramids, cones, frustums and spheres,</w:t>
-            </w:r>
-          </w:p>
-          <w:p>
-            <w:pPr>
-              <w:spacing w:after="40" w:before="0"/>
-              <w:jc w:val="left"/>
-            </w:pPr>
-            <w:r>
-              <w:rPr>
-                <w:rFonts w:ascii="Arial" w:cs="Arial" w:eastAsia="Arial" w:hAnsi="Arial"/>
-                <w:b w:val="false"/>
-                <w:bCs w:val="false"/>
-                <w:i w:val="false"/>
-                <w:iCs w:val="false"/>
-                <w:color w:val="000000"/>
-                <w:sz w:val="18"/>
-                <w:szCs w:val="18"/>
-              </w:rPr>
-              <w:t xml:space="preserve">b) determine the surface area of composite solids,</w:t>
-            </w:r>
-          </w:p>
-          <w:p>
-            <w:pPr>
-              <w:spacing w:after="40" w:before="0"/>
-              <w:jc w:val="left"/>
-            </w:pPr>
-            <w:r>
-              <w:rPr>
-                <w:rFonts w:ascii="Arial" w:cs="Arial" w:eastAsia="Arial" w:hAnsi="Arial"/>
-                <w:b w:val="false"/>
-                <w:bCs w:val="false"/>
-                <w:i w:val="false"/>
-                <w:iCs w:val="false"/>
-                <w:color w:val="000000"/>
-                <w:sz w:val="18"/>
-                <w:szCs w:val="18"/>
-              </w:rPr>
-              <w:t xml:space="preserve">c) determine the volume of prisms, pyramids, cones, frustums and spheres,</w:t>
-            </w:r>
-          </w:p>
-          <w:p>
-            <w:pPr>
-              <w:spacing w:after="40" w:before="0"/>
-              <w:jc w:val="left"/>
-            </w:pPr>
-            <w:r>
-              <w:rPr>
-                <w:rFonts w:ascii="Arial" w:cs="Arial" w:eastAsia="Arial" w:hAnsi="Arial"/>
-                <w:b w:val="false"/>
-                <w:bCs w:val="false"/>
-                <w:i w:val="false"/>
-                <w:iCs w:val="false"/>
-                <w:color w:val="000000"/>
-                <w:sz w:val="18"/>
-                <w:szCs w:val="18"/>
-              </w:rPr>
-              <w:t xml:space="preserve">d) determine the volume of composite solids,</w:t>
-            </w:r>
-          </w:p>
-          <w:p>
-            <w:pPr>
-              <w:spacing w:after="40" w:before="0"/>
-              <w:jc w:val="left"/>
-            </w:pPr>
-            <w:r>
-              <w:rPr>
-                <w:rFonts w:ascii="Arial" w:cs="Arial" w:eastAsia="Arial" w:hAnsi="Arial"/>
-                <w:b w:val="false"/>
-                <w:bCs w:val="false"/>
-                <w:i w:val="false"/>
-                <w:iCs w:val="false"/>
-                <w:color w:val="000000"/>
-                <w:sz w:val="18"/>
-                <w:szCs w:val="18"/>
-              </w:rPr>
-              <w:t xml:space="preserve">e) apply surface area and volume of solids to real-life situations,</w:t>
-            </w:r>
-          </w:p>
-          <w:p>
-            <w:pPr>
-              <w:spacing w:after="40" w:before="0"/>
-              <w:jc w:val="left"/>
-            </w:pPr>
-            <w:r>
-              <w:rPr>
-                <w:rFonts w:ascii="Arial" w:cs="Arial" w:eastAsia="Arial" w:hAnsi="Arial"/>
-                <w:b w:val="false"/>
-                <w:bCs w:val="false"/>
-                <w:i w:val="false"/>
-                <w:iCs w:val="false"/>
-                <w:color w:val="000000"/>
-                <w:sz w:val="18"/>
-                <w:szCs w:val="18"/>
-              </w:rPr>
-              <w:t xml:space="preserve">f) appreciate the use of surface area and volume of solids in real-life situations.</w:t>
-            </w:r>
-          </w:p>
-        </w:tc>
-      </w:tr>
-      <w:tr>
-        <w:tc>
-          <w:tcPr>
-            <w:tcW w:type="dxa" w:w="3000"/>
-            <w:shd w:fill="D5E8F0" w:color="auto" w:val="clear"/>
-            <w:tcMar>
-              <w:top w:type="dxa" w:w="60"/>
-              <w:left w:type="dxa" w:w="120"/>
-              <w:bottom w:type="dxa" w:w="60"/>
-              <w:right w:type="dxa" w:w="120"/>
-            </w:tcMar>
-            <w:vAlign w:val="top"/>
-          </w:tcPr>
-          <w:p>
-            <w:pPr>
-              <w:spacing w:after="40" w:before="0"/>
-              <w:jc w:val="left"/>
-            </w:pPr>
-            <w:r>
-              <w:rPr>
-                <w:rFonts w:ascii="Arial" w:cs="Arial" w:eastAsia="Arial" w:hAnsi="Arial"/>
-                <w:b/>
-                <w:bCs/>
-                <w:i w:val="false"/>
-                <w:iCs w:val="false"/>
-                <w:color w:val="000000"/>
-                <w:sz w:val="18"/>
-                <w:szCs w:val="18"/>
-              </w:rPr>
-              <w:t xml:space="preserve">Core Competencies</w:t>
-            </w:r>
-          </w:p>
-        </w:tc>
-        <w:tc>
-          <w:tcPr>
-            <w:tcW w:type="dxa" w:w="10680"/>
-            <w:shd w:fill="FFFFFF" w:color="auto" w:val="clear"/>
-            <w:tcMar>
-              <w:top w:type="dxa" w:w="60"/>
-              <w:left w:type="dxa" w:w="120"/>
-              <w:bottom w:type="dxa" w:w="60"/>
-              <w:right w:type="dxa" w:w="120"/>
-            </w:tcMar>
-            <w:vAlign w:val="top"/>
-          </w:tcPr>
-          <w:p>
-            <w:pPr>
-              <w:spacing w:after="30" w:before="0"/>
-              <w:ind w:left="360" w:hanging="180"/>
-              <w:jc w:val="left"/>
-            </w:pPr>
-            <w:r>
-              <w:rPr>
-                <w:rFonts w:ascii="Arial" w:cs="Arial" w:eastAsia="Arial" w:hAnsi="Arial"/>
-                <w:b w:val="false"/>
-                <w:bCs w:val="false"/>
-                <w:i w:val="false"/>
-                <w:iCs w:val="false"/>
-                <w:color w:val="000000"/>
-                <w:sz w:val="18"/>
-                <w:szCs w:val="18"/>
-              </w:rPr>
-              <w:t xml:space="preserve">–  Communication and Collaboration: the learner discusses and shares findings with peers when measuring and calculating the surface area and volume of locally available solid models such as tins, packets and containers used for ugali flour or cooking oil.</w:t>
-            </w:r>
-          </w:p>
-          <w:p>
-            <w:pPr>
-              <w:spacing w:after="30" w:before="0"/>
-              <w:ind w:left="360" w:hanging="180"/>
-              <w:jc w:val="left"/>
-            </w:pPr>
-            <w:r>
-              <w:rPr>
-                <w:rFonts w:ascii="Arial" w:cs="Arial" w:eastAsia="Arial" w:hAnsi="Arial"/>
-                <w:b w:val="false"/>
-                <w:bCs w:val="false"/>
-                <w:i w:val="false"/>
-                <w:iCs w:val="false"/>
-                <w:color w:val="000000"/>
-                <w:sz w:val="18"/>
-                <w:szCs w:val="18"/>
-              </w:rPr>
-              <w:t xml:space="preserve">–  Critical Thinking and Problem Solving: the learner analyses composite solid shapes found in real-life Kenyan contexts — such as grain silos in Eldoret or water tanks in rural Rift Valley — and decomposes them to determine total surface area and volume.</w:t>
-            </w:r>
-          </w:p>
-          <w:p>
-            <w:pPr>
-              <w:spacing w:after="30" w:before="0"/>
-              <w:ind w:left="360" w:hanging="180"/>
-              <w:jc w:val="left"/>
-            </w:pPr>
-            <w:r>
-              <w:rPr>
-                <w:rFonts w:ascii="Arial" w:cs="Arial" w:eastAsia="Arial" w:hAnsi="Arial"/>
-                <w:b w:val="false"/>
-                <w:bCs w:val="false"/>
-                <w:i w:val="false"/>
-                <w:iCs w:val="false"/>
-                <w:color w:val="000000"/>
-                <w:sz w:val="18"/>
-                <w:szCs w:val="18"/>
-              </w:rPr>
-              <w:t xml:space="preserve">–  Creativity and Imagination: the learner improvises and constructs nets and models of prisms, pyramids, cones and spheres using locally available materials (cardboard, manila paper) to verify surface area formulae.</w:t>
-            </w:r>
-          </w:p>
-          <w:p>
-            <w:pPr>
-              <w:spacing w:after="30" w:before="0"/>
-              <w:ind w:left="360" w:hanging="180"/>
-              <w:jc w:val="left"/>
-            </w:pPr>
-            <w:r>
-              <w:rPr>
-                <w:rFonts w:ascii="Arial" w:cs="Arial" w:eastAsia="Arial" w:hAnsi="Arial"/>
-                <w:b w:val="false"/>
-                <w:bCs w:val="false"/>
-                <w:i w:val="false"/>
-                <w:iCs w:val="false"/>
-                <w:color w:val="000000"/>
-                <w:sz w:val="18"/>
-                <w:szCs w:val="18"/>
-              </w:rPr>
-              <w:t xml:space="preserve">–  Digital Literacy: the learner uses digital devices and software (where available) to explore 3D solid models, nets and volume visualisations.</w:t>
-            </w:r>
-          </w:p>
-          <w:p>
-            <w:pPr>
-              <w:spacing w:after="30" w:before="0"/>
-              <w:ind w:left="360" w:hanging="180"/>
-              <w:jc w:val="left"/>
-            </w:pPr>
-            <w:r>
-              <w:rPr>
-                <w:rFonts w:ascii="Arial" w:cs="Arial" w:eastAsia="Arial" w:hAnsi="Arial"/>
-                <w:b w:val="false"/>
-                <w:bCs w:val="false"/>
-                <w:i w:val="false"/>
-                <w:iCs w:val="false"/>
-                <w:color w:val="000000"/>
-                <w:sz w:val="18"/>
-                <w:szCs w:val="18"/>
-              </w:rPr>
-              <w:t xml:space="preserve">–  Self-Efficacy: the learner builds confidence in applying surface area and volume formulae independently to solve real-world packaging, construction and storage problems relevant to Kenyan industries.</w:t>
-            </w:r>
-          </w:p>
-        </w:tc>
-      </w:tr>
-      <w:tr>
-        <w:tc>
-          <w:tcPr>
-            <w:tcW w:type="dxa" w:w="3000"/>
-            <w:shd w:fill="E2EFDA" w:color="auto" w:val="clear"/>
-            <w:tcMar>
-              <w:top w:type="dxa" w:w="60"/>
-              <w:left w:type="dxa" w:w="120"/>
-              <w:bottom w:type="dxa" w:w="60"/>
-              <w:right w:type="dxa" w:w="120"/>
-            </w:tcMar>
-            <w:vAlign w:val="top"/>
-          </w:tcPr>
-          <w:p>
-            <w:pPr>
-              <w:spacing w:after="40" w:before="0"/>
-              <w:jc w:val="left"/>
-            </w:pPr>
-            <w:r>
-              <w:rPr>
-                <w:rFonts w:ascii="Arial" w:cs="Arial" w:eastAsia="Arial" w:hAnsi="Arial"/>
-                <w:b/>
-                <w:bCs/>
-                <w:i w:val="false"/>
-                <w:iCs w:val="false"/>
-                <w:color w:val="000000"/>
-                <w:sz w:val="18"/>
-                <w:szCs w:val="18"/>
-              </w:rPr>
-              <w:t xml:space="preserve">Core Values</w:t>
-            </w:r>
-          </w:p>
-        </w:tc>
-        <w:tc>
-          <w:tcPr>
-            <w:tcW w:type="dxa" w:w="10680"/>
-            <w:shd w:fill="FFFFFF" w:color="auto" w:val="clear"/>
-            <w:tcMar>
-              <w:top w:type="dxa" w:w="60"/>
-              <w:left w:type="dxa" w:w="120"/>
-              <w:bottom w:type="dxa" w:w="60"/>
-              <w:right w:type="dxa" w:w="120"/>
-            </w:tcMar>
-            <w:vAlign w:val="top"/>
-          </w:tcPr>
-          <w:p>
-            <w:pPr>
-              <w:spacing w:after="30" w:before="0"/>
-              <w:ind w:left="360" w:hanging="180"/>
-              <w:jc w:val="left"/>
-            </w:pPr>
-            <w:r>
-              <w:rPr>
-                <w:rFonts w:ascii="Arial" w:cs="Arial" w:eastAsia="Arial" w:hAnsi="Arial"/>
-                <w:b w:val="false"/>
-                <w:bCs w:val="false"/>
-                <w:i w:val="false"/>
-                <w:iCs w:val="false"/>
-                <w:color w:val="000000"/>
-                <w:sz w:val="18"/>
-                <w:szCs w:val="18"/>
-              </w:rPr>
-              <w:t xml:space="preserve">–  Responsibility: the learner carefully handles models of solids and measurement tools collected from the immediate environment, and accurately records measurements to ensure correct calculations of surface area and volume.</w:t>
-            </w:r>
-          </w:p>
-          <w:p>
-            <w:pPr>
-              <w:spacing w:after="30" w:before="0"/>
-              <w:ind w:left="360" w:hanging="180"/>
-              <w:jc w:val="left"/>
-            </w:pPr>
-            <w:r>
-              <w:rPr>
-                <w:rFonts w:ascii="Arial" w:cs="Arial" w:eastAsia="Arial" w:hAnsi="Arial"/>
-                <w:b w:val="false"/>
-                <w:bCs w:val="false"/>
-                <w:i w:val="false"/>
-                <w:iCs w:val="false"/>
-                <w:color w:val="000000"/>
-                <w:sz w:val="18"/>
-                <w:szCs w:val="18"/>
-              </w:rPr>
-              <w:t xml:space="preserve">–  Integrity: the learner applies formulae with accurate measurements and honest working, adhering to mathematical rigour when solving surface area and volume problems.</w:t>
-            </w:r>
-          </w:p>
-          <w:p>
-            <w:pPr>
-              <w:spacing w:after="30" w:before="0"/>
-              <w:ind w:left="360" w:hanging="180"/>
-              <w:jc w:val="left"/>
-            </w:pPr>
-            <w:r>
-              <w:rPr>
-                <w:rFonts w:ascii="Arial" w:cs="Arial" w:eastAsia="Arial" w:hAnsi="Arial"/>
-                <w:b w:val="false"/>
-                <w:bCs w:val="false"/>
-                <w:i w:val="false"/>
-                <w:iCs w:val="false"/>
-                <w:color w:val="000000"/>
-                <w:sz w:val="18"/>
-                <w:szCs w:val="18"/>
-              </w:rPr>
-              <w:t xml:space="preserve">–  Unity: the learner works collaboratively in groups to construct solid models, measure dimensions and verify calculated surface areas and volumes, appreciating each member's contribution.</w:t>
-            </w:r>
-          </w:p>
-          <w:p>
-            <w:pPr>
-              <w:spacing w:after="30" w:before="0"/>
-              <w:ind w:left="360" w:hanging="180"/>
-              <w:jc w:val="left"/>
-            </w:pPr>
-            <w:r>
-              <w:rPr>
-                <w:rFonts w:ascii="Arial" w:cs="Arial" w:eastAsia="Arial" w:hAnsi="Arial"/>
-                <w:b w:val="false"/>
-                <w:bCs w:val="false"/>
-                <w:i w:val="false"/>
-                <w:iCs w:val="false"/>
-                <w:color w:val="000000"/>
-                <w:sz w:val="18"/>
-                <w:szCs w:val="18"/>
-              </w:rPr>
-              <w:t xml:space="preserve">–  Respect: the learner recognises and values the input of every group member during practical activities involving the construction and measurement of solid models.</w:t>
-            </w:r>
-          </w:p>
-        </w:tc>
-      </w:tr>
-      <w:tr>
-        <w:tc>
-          <w:tcPr>
-            <w:tcW w:type="dxa" w:w="3000"/>
-            <w:shd w:fill="D5E8F0" w:color="auto" w:val="clear"/>
-            <w:tcMar>
-              <w:top w:type="dxa" w:w="60"/>
-              <w:left w:type="dxa" w:w="120"/>
-              <w:bottom w:type="dxa" w:w="60"/>
-              <w:right w:type="dxa" w:w="120"/>
-            </w:tcMar>
-            <w:vAlign w:val="top"/>
-          </w:tcPr>
-          <w:p>
-            <w:pPr>
-              <w:spacing w:after="40" w:before="0"/>
-              <w:jc w:val="left"/>
-            </w:pPr>
-            <w:r>
-              <w:rPr>
-                <w:rFonts w:ascii="Arial" w:cs="Arial" w:eastAsia="Arial" w:hAnsi="Arial"/>
-                <w:b/>
-                <w:bCs/>
-                <w:i w:val="false"/>
-                <w:iCs w:val="false"/>
-                <w:color w:val="000000"/>
-                <w:sz w:val="18"/>
-                <w:szCs w:val="18"/>
-              </w:rPr>
-              <w:t xml:space="preserve">Science &amp; Engineering Practices</w:t>
-            </w:r>
-          </w:p>
-        </w:tc>
-        <w:tc>
-          <w:tcPr>
-            <w:tcW w:type="dxa" w:w="10680"/>
-            <w:shd w:fill="FFFFFF" w:color="auto" w:val="clear"/>
-            <w:tcMar>
-              <w:top w:type="dxa" w:w="60"/>
-              <w:left w:type="dxa" w:w="120"/>
-              <w:bottom w:type="dxa" w:w="60"/>
-              <w:right w:type="dxa" w:w="120"/>
-            </w:tcMar>
-            <w:vAlign w:val="top"/>
-          </w:tcPr>
-          <w:p>
-            <w:pPr>
-              <w:spacing w:after="30" w:before="0"/>
-              <w:ind w:left="360" w:hanging="180"/>
-              <w:jc w:val="left"/>
-            </w:pPr>
-            <w:r>
-              <w:rPr>
-                <w:rFonts w:ascii="Arial" w:cs="Arial" w:eastAsia="Arial" w:hAnsi="Arial"/>
-                <w:b w:val="false"/>
-                <w:bCs w:val="false"/>
-                <w:i w:val="false"/>
-                <w:iCs w:val="false"/>
-                <w:color w:val="000000"/>
-                <w:sz w:val="18"/>
-                <w:szCs w:val="18"/>
-              </w:rPr>
-              <w:t xml:space="preserve">–  Using Mathematics and Computational Thinking: learners apply and manipulate formulae for surface area and volume of prisms, pyramids, cones, frustums, spheres and composite solids, using arithmetic and algebraic reasoning to solve quantitative problems.</w:t>
-            </w:r>
-          </w:p>
-          <w:p>
-            <w:pPr>
-              <w:spacing w:after="30" w:before="0"/>
-              <w:ind w:left="360" w:hanging="180"/>
-              <w:jc w:val="left"/>
-            </w:pPr>
-            <w:r>
-              <w:rPr>
-                <w:rFonts w:ascii="Arial" w:cs="Arial" w:eastAsia="Arial" w:hAnsi="Arial"/>
-                <w:b w:val="false"/>
-                <w:bCs w:val="false"/>
-                <w:i w:val="false"/>
-                <w:iCs w:val="false"/>
-                <w:color w:val="000000"/>
-                <w:sz w:val="18"/>
-                <w:szCs w:val="18"/>
-              </w:rPr>
-              <w:t xml:space="preserve">–  Planning and Carrying Out Investigations: learners plan and conduct hands-on measurement investigations using real solid objects (tins, boxes, cones) to collect dimension data, then compute and compare calculated surface area and volume against estimates.</w:t>
-            </w:r>
-          </w:p>
-          <w:p>
-            <w:pPr>
-              <w:spacing w:after="30" w:before="0"/>
-              <w:ind w:left="360" w:hanging="180"/>
-              <w:jc w:val="left"/>
-            </w:pPr>
-            <w:r>
-              <w:rPr>
-                <w:rFonts w:ascii="Arial" w:cs="Arial" w:eastAsia="Arial" w:hAnsi="Arial"/>
-                <w:b w:val="false"/>
-                <w:bCs w:val="false"/>
-                <w:i w:val="false"/>
-                <w:iCs w:val="false"/>
-                <w:color w:val="000000"/>
-                <w:sz w:val="18"/>
-                <w:szCs w:val="18"/>
-              </w:rPr>
-              <w:t xml:space="preserve">–  Analysing and Interpreting Data: learners examine measured dimensions and computed results, identify errors or inconsistencies, and draw conclusions about which solid shape optimises volume for a given surface area — relevant to packaging and storage design.</w:t>
-            </w:r>
-          </w:p>
-          <w:p>
-            <w:pPr>
-              <w:spacing w:after="30" w:before="0"/>
-              <w:ind w:left="360" w:hanging="180"/>
-              <w:jc w:val="left"/>
-            </w:pPr>
-            <w:r>
-              <w:rPr>
-                <w:rFonts w:ascii="Arial" w:cs="Arial" w:eastAsia="Arial" w:hAnsi="Arial"/>
-                <w:b w:val="false"/>
-                <w:bCs w:val="false"/>
-                <w:i w:val="false"/>
-                <w:iCs w:val="false"/>
-                <w:color w:val="000000"/>
-                <w:sz w:val="18"/>
-                <w:szCs w:val="18"/>
-              </w:rPr>
-              <w:t xml:space="preserve">–  Constructing Explanations: learners construct clear mathematical explanations of how surface area and volume formulae are derived from nets and cross-sectional areas, and explain results in context (e.g. why a cylindrical water tank in Kisumu holds more than a box of the same surface area).</w:t>
-            </w:r>
-          </w:p>
-          <w:p>
-            <w:pPr>
-              <w:spacing w:after="30" w:before="0"/>
-              <w:ind w:left="360" w:hanging="180"/>
-              <w:jc w:val="left"/>
-            </w:pPr>
-            <w:r>
-              <w:rPr>
-                <w:rFonts w:ascii="Arial" w:cs="Arial" w:eastAsia="Arial" w:hAnsi="Arial"/>
-                <w:b w:val="false"/>
-                <w:bCs w:val="false"/>
-                <w:i w:val="false"/>
-                <w:iCs w:val="false"/>
-                <w:color w:val="000000"/>
-                <w:sz w:val="18"/>
-                <w:szCs w:val="18"/>
-              </w:rPr>
-              <w:t xml:space="preserve">–  Obtaining, Evaluating, and Communicating Information: learners present their findings on surface area and volume of composite solids to the class, evaluating the reasonableness of results and communicating solution strategies clearly.</w:t>
-            </w:r>
-          </w:p>
-        </w:tc>
-      </w:tr>
-      <w:tr>
-        <w:tc>
-          <w:tcPr>
-            <w:tcW w:type="dxa" w:w="3000"/>
-            <w:shd w:fill="FCE4D6" w:color="auto" w:val="clear"/>
-            <w:tcMar>
-              <w:top w:type="dxa" w:w="60"/>
-              <w:left w:type="dxa" w:w="120"/>
-              <w:bottom w:type="dxa" w:w="60"/>
-              <w:right w:type="dxa" w:w="120"/>
-            </w:tcMar>
-            <w:vAlign w:val="top"/>
-          </w:tcPr>
-          <w:p>
-            <w:pPr>
-              <w:spacing w:after="40" w:before="0"/>
-              <w:jc w:val="left"/>
-            </w:pPr>
-            <w:r>
-              <w:rPr>
-                <w:rFonts w:ascii="Arial" w:cs="Arial" w:eastAsia="Arial" w:hAnsi="Arial"/>
-                <w:b/>
-                <w:bCs/>
-                <w:i w:val="false"/>
-                <w:iCs w:val="false"/>
-                <w:color w:val="000000"/>
-                <w:sz w:val="18"/>
-                <w:szCs w:val="18"/>
-              </w:rPr>
-              <w:t xml:space="preserve">Pertinent &amp; Contemporary Issues (PCIs)</w:t>
-            </w:r>
-          </w:p>
-        </w:tc>
-        <w:tc>
-          <w:tcPr>
-            <w:tcW w:type="dxa" w:w="10680"/>
-            <w:shd w:fill="FFFFFF" w:color="auto" w:val="clear"/>
-            <w:tcMar>
-              <w:top w:type="dxa" w:w="60"/>
-              <w:left w:type="dxa" w:w="120"/>
-              <w:bottom w:type="dxa" w:w="60"/>
-              <w:right w:type="dxa" w:w="120"/>
-            </w:tcMar>
-            <w:vAlign w:val="top"/>
-          </w:tcPr>
-          <w:p>
-            <w:pPr>
-              <w:spacing w:after="30" w:before="0"/>
-              <w:ind w:left="360" w:hanging="180"/>
-              <w:jc w:val="left"/>
-            </w:pPr>
-            <w:r>
-              <w:rPr>
-                <w:rFonts w:ascii="Arial" w:cs="Arial" w:eastAsia="Arial" w:hAnsi="Arial"/>
-                <w:b w:val="false"/>
-                <w:bCs w:val="false"/>
-                <w:i w:val="false"/>
-                <w:iCs w:val="false"/>
-                <w:color w:val="000000"/>
-                <w:sz w:val="18"/>
-                <w:szCs w:val="18"/>
-              </w:rPr>
-              <w:t xml:space="preserve">–  Education for Sustainable Development (Environmental Education): the learner uses and repurposes locally available materials such as cardboard packaging, tin cans and plastic containers to construct solid models, promoting environmental consciousness and waste reduction.</w:t>
-            </w:r>
-          </w:p>
-          <w:p>
-            <w:pPr>
-              <w:spacing w:after="30" w:before="0"/>
-              <w:ind w:left="360" w:hanging="180"/>
-              <w:jc w:val="left"/>
-            </w:pPr>
-            <w:r>
-              <w:rPr>
-                <w:rFonts w:ascii="Arial" w:cs="Arial" w:eastAsia="Arial" w:hAnsi="Arial"/>
-                <w:b w:val="false"/>
-                <w:bCs w:val="false"/>
-                <w:i w:val="false"/>
-                <w:iCs w:val="false"/>
-                <w:color w:val="000000"/>
-                <w:sz w:val="18"/>
-                <w:szCs w:val="18"/>
-              </w:rPr>
-              <w:t xml:space="preserve">–  Social Cohesion: the learner works in groups to build models, measure solids and solve problems, fostering teamwork and mutual respect across diverse learner backgrounds.</w:t>
-            </w:r>
-          </w:p>
-          <w:p>
-            <w:pPr>
-              <w:spacing w:after="30" w:before="0"/>
-              <w:ind w:left="360" w:hanging="180"/>
-              <w:jc w:val="left"/>
-            </w:pPr>
-            <w:r>
-              <w:rPr>
-                <w:rFonts w:ascii="Arial" w:cs="Arial" w:eastAsia="Arial" w:hAnsi="Arial"/>
-                <w:b w:val="false"/>
-                <w:bCs w:val="false"/>
-                <w:i w:val="false"/>
-                <w:iCs w:val="false"/>
-                <w:color w:val="000000"/>
-                <w:sz w:val="18"/>
-                <w:szCs w:val="18"/>
-              </w:rPr>
-              <w:t xml:space="preserve">–  Socio-Economic Issues: the learner applies surface area and volume concepts to real Kenyan economic contexts such as determining the amount of metal sheet needed to fabricate a water tank in Nakuru, or the capacity of a grain store in the Rift Valley, linking mathematics to livelihoods and national development.</w:t>
-            </w:r>
-          </w:p>
-          <w:p>
-            <w:pPr>
-              <w:spacing w:after="30" w:before="0"/>
-              <w:ind w:left="360" w:hanging="180"/>
-              <w:jc w:val="left"/>
-            </w:pPr>
-            <w:r>
-              <w:rPr>
-                <w:rFonts w:ascii="Arial" w:cs="Arial" w:eastAsia="Arial" w:hAnsi="Arial"/>
-                <w:b w:val="false"/>
-                <w:bCs w:val="false"/>
-                <w:i w:val="false"/>
-                <w:iCs w:val="false"/>
-                <w:color w:val="000000"/>
-                <w:sz w:val="18"/>
-                <w:szCs w:val="18"/>
-              </w:rPr>
-              <w:t xml:space="preserve">–  Home Science and Technology: the learner connects volume calculations to everyday household decisions such as estimating the volume of a sufuria used for cooking ugali or the capacity of a storage jerrycan.</w:t>
-            </w:r>
-          </w:p>
-        </w:tc>
-      </w:tr>
-      <w:tr>
-        <w:tc>
-          <w:tcPr>
-            <w:tcW w:type="dxa" w:w="3000"/>
-            <w:shd w:fill="D9EEF1" w:color="auto" w:val="clear"/>
-            <w:tcMar>
-              <w:top w:type="dxa" w:w="60"/>
-              <w:left w:type="dxa" w:w="120"/>
-              <w:bottom w:type="dxa" w:w="60"/>
-              <w:right w:type="dxa" w:w="120"/>
-            </w:tcMar>
-            <w:vAlign w:val="top"/>
-          </w:tcPr>
-          <w:p>
-            <w:pPr>
-              <w:spacing w:after="40" w:before="0"/>
-              <w:jc w:val="left"/>
-            </w:pPr>
-            <w:r>
-              <w:rPr>
-                <w:rFonts w:ascii="Arial" w:cs="Arial" w:eastAsia="Arial" w:hAnsi="Arial"/>
-                <w:b/>
-                <w:bCs/>
-                <w:i w:val="false"/>
-                <w:iCs w:val="false"/>
-                <w:color w:val="000000"/>
-                <w:sz w:val="18"/>
-                <w:szCs w:val="18"/>
-              </w:rPr>
-              <w:t xml:space="preserve">Career Connections</w:t>
-            </w:r>
-          </w:p>
-        </w:tc>
-        <w:tc>
-          <w:tcPr>
-            <w:tcW w:type="dxa" w:w="10680"/>
-            <w:shd w:fill="FFFFFF" w:color="auto" w:val="clear"/>
-            <w:tcMar>
-              <w:top w:type="dxa" w:w="60"/>
-              <w:left w:type="dxa" w:w="120"/>
-              <w:bottom w:type="dxa" w:w="60"/>
-              <w:right w:type="dxa" w:w="120"/>
-            </w:tcMar>
-            <w:vAlign w:val="top"/>
-          </w:tcPr>
-          <w:p>
-            <w:pPr>
-              <w:spacing w:after="30" w:before="0"/>
-              <w:ind w:left="360" w:hanging="180"/>
-              <w:jc w:val="left"/>
-            </w:pPr>
-            <w:r>
-              <w:rPr>
-                <w:rFonts w:ascii="Arial" w:cs="Arial" w:eastAsia="Arial" w:hAnsi="Arial"/>
-                <w:b w:val="false"/>
-                <w:bCs w:val="false"/>
-                <w:i w:val="false"/>
-                <w:iCs w:val="false"/>
-                <w:color w:val="000000"/>
-                <w:sz w:val="18"/>
-                <w:szCs w:val="18"/>
-              </w:rPr>
-              <w:t xml:space="preserve">–  Architecture and Civil Engineering: understanding surface area informs material estimation for roofing, wall cladding and flooring of buildings — directly relevant to Kenya's affordable housing programmes.</w:t>
-            </w:r>
-          </w:p>
-          <w:p>
-            <w:pPr>
-              <w:spacing w:after="30" w:before="0"/>
-              <w:ind w:left="360" w:hanging="180"/>
-              <w:jc w:val="left"/>
-            </w:pPr>
-            <w:r>
-              <w:rPr>
-                <w:rFonts w:ascii="Arial" w:cs="Arial" w:eastAsia="Arial" w:hAnsi="Arial"/>
-                <w:b w:val="false"/>
-                <w:bCs w:val="false"/>
-                <w:i w:val="false"/>
-                <w:iCs w:val="false"/>
-                <w:color w:val="000000"/>
-                <w:sz w:val="18"/>
-                <w:szCs w:val="18"/>
-              </w:rPr>
-              <w:t xml:space="preserve">–  Manufacturing and Packaging Industry: volume and surface area calculations are essential for designing and optimising packaging for Kenyan food products such as maize flour, cooking oil and tea from Kericho.</w:t>
-            </w:r>
-          </w:p>
-          <w:p>
-            <w:pPr>
-              <w:spacing w:after="30" w:before="0"/>
-              <w:ind w:left="360" w:hanging="180"/>
-              <w:jc w:val="left"/>
-            </w:pPr>
-            <w:r>
-              <w:rPr>
-                <w:rFonts w:ascii="Arial" w:cs="Arial" w:eastAsia="Arial" w:hAnsi="Arial"/>
-                <w:b w:val="false"/>
-                <w:bCs w:val="false"/>
-                <w:i w:val="false"/>
-                <w:iCs w:val="false"/>
-                <w:color w:val="000000"/>
-                <w:sz w:val="18"/>
-                <w:szCs w:val="18"/>
-              </w:rPr>
-              <w:t xml:space="preserve">–  Water and Sanitation Engineering: volume of cylinders, frustums and spheres is applied in designing water storage tanks, pipes and reservoirs for communities around Lake Victoria and arid regions.</w:t>
-            </w:r>
-          </w:p>
-          <w:p>
-            <w:pPr>
-              <w:spacing w:after="30" w:before="0"/>
-              <w:ind w:left="360" w:hanging="180"/>
-              <w:jc w:val="left"/>
-            </w:pPr>
-            <w:r>
-              <w:rPr>
-                <w:rFonts w:ascii="Arial" w:cs="Arial" w:eastAsia="Arial" w:hAnsi="Arial"/>
-                <w:b w:val="false"/>
-                <w:bCs w:val="false"/>
-                <w:i w:val="false"/>
-                <w:iCs w:val="false"/>
-                <w:color w:val="000000"/>
-                <w:sz w:val="18"/>
-                <w:szCs w:val="18"/>
-              </w:rPr>
-              <w:t xml:space="preserve">–  Agriculture and Agribusiness: farmers in the Rift Valley and Central Kenya use volume concepts to estimate grain storage capacity in cylindrical silos and conical heaps.</w:t>
-            </w:r>
-          </w:p>
-          <w:p>
-            <w:pPr>
-              <w:spacing w:after="30" w:before="0"/>
-              <w:ind w:left="360" w:hanging="180"/>
-              <w:jc w:val="left"/>
-            </w:pPr>
-            <w:r>
-              <w:rPr>
-                <w:rFonts w:ascii="Arial" w:cs="Arial" w:eastAsia="Arial" w:hAnsi="Arial"/>
-                <w:b w:val="false"/>
-                <w:bCs w:val="false"/>
-                <w:i w:val="false"/>
-                <w:iCs w:val="false"/>
-                <w:color w:val="000000"/>
-                <w:sz w:val="18"/>
-                <w:szCs w:val="18"/>
-              </w:rPr>
-              <w:t xml:space="preserve">–  Medicine and Pharmacy: volume of spherical capsules and cylindrical vials is critical in drug dosage calculations and medical device manufacturing.</w:t>
-            </w:r>
-          </w:p>
-          <w:p>
-            <w:pPr>
-              <w:spacing w:after="30" w:before="0"/>
-              <w:ind w:left="360" w:hanging="180"/>
-              <w:jc w:val="left"/>
-            </w:pPr>
-            <w:r>
-              <w:rPr>
-                <w:rFonts w:ascii="Arial" w:cs="Arial" w:eastAsia="Arial" w:hAnsi="Arial"/>
-                <w:b w:val="false"/>
-                <w:bCs w:val="false"/>
-                <w:i w:val="false"/>
-                <w:iCs w:val="false"/>
-                <w:color w:val="000000"/>
-                <w:sz w:val="18"/>
-                <w:szCs w:val="18"/>
-              </w:rPr>
-              <w:t xml:space="preserve">–  Surveying and Land Management: surface area concepts underpin calculations of land volumes in road construction and mining operations in regions such as Taita Hills.</w:t>
-            </w:r>
-          </w:p>
-        </w:tc>
-      </w:tr>
-      <w:tr>
-        <w:tc>
-          <w:tcPr>
-            <w:tcW w:type="dxa" w:w="3000"/>
-            <w:shd w:fill="D5E8F0" w:color="auto" w:val="clear"/>
-            <w:tcMar>
-              <w:top w:type="dxa" w:w="60"/>
-              <w:left w:type="dxa" w:w="120"/>
-              <w:bottom w:type="dxa" w:w="60"/>
-              <w:right w:type="dxa" w:w="120"/>
-            </w:tcMar>
-            <w:vAlign w:val="top"/>
-          </w:tcPr>
-          <w:p>
-            <w:pPr>
-              <w:spacing w:after="40" w:before="0"/>
-              <w:jc w:val="left"/>
-            </w:pPr>
-            <w:r>
-              <w:rPr>
-                <w:rFonts w:ascii="Arial" w:cs="Arial" w:eastAsia="Arial" w:hAnsi="Arial"/>
-                <w:b/>
-                <w:bCs/>
-                <w:i w:val="false"/>
-                <w:iCs w:val="false"/>
-                <w:color w:val="000000"/>
-                <w:sz w:val="18"/>
-                <w:szCs w:val="18"/>
-              </w:rPr>
-              <w:t xml:space="preserve">Focus for Lessons</w:t>
-            </w:r>
-          </w:p>
-        </w:tc>
-        <w:tc>
-          <w:tcPr>
-            <w:tcW w:type="dxa" w:w="10680"/>
-            <w:shd w:fill="FFFFFF" w:color="auto" w:val="clear"/>
-            <w:tcMar>
-              <w:top w:type="dxa" w:w="60"/>
-              <w:left w:type="dxa" w:w="120"/>
-              <w:bottom w:type="dxa" w:w="60"/>
-              <w:right w:type="dxa" w:w="120"/>
-            </w:tcMar>
-            <w:vAlign w:val="top"/>
-          </w:tcPr>
-          <w:p>
-            <w:pPr>
-              <w:spacing w:after="40" w:before="0"/>
-              <w:jc w:val="left"/>
-            </w:pPr>
-            <w:r>
-              <w:rPr>
-                <w:rFonts w:ascii="Arial" w:cs="Arial" w:eastAsia="Arial" w:hAnsi="Arial"/>
-                <w:b w:val="false"/>
-                <w:bCs w:val="false"/>
-                <w:i w:val="false"/>
-                <w:iCs w:val="false"/>
-                <w:color w:val="000000"/>
-                <w:sz w:val="18"/>
-                <w:szCs w:val="18"/>
-              </w:rPr>
-              <w:t xml:space="preserve">This unit develops learners' ability to calculate the surface area and volume of common solids — prisms, pyramids, cones, frustums, spheres and composite solids — grounding every formula in the physical reality of objects found in Kenyan daily life (grain tins, water tanks, roofing cones, sports balls). Learners move from hands-on net construction and measurement of real objects to formal derivation and application of formulae, building both procedural fluency and conceptual understanding. The unit culminates in a real-life project where learners design or evaluate a practical solid structure (e.g. a water storage tank or grain silo) relevant to their local community, integrating surface area and volume to make informed decisions.</w:t>
-            </w:r>
-          </w:p>
-        </w:tc>
-      </w:tr>
-      <w:tr>
-        <w:tc>
-          <w:tcPr>
-            <w:tcW w:type="dxa" w:w="3000"/>
-            <w:shd w:fill="EAD1F5" w:color="auto" w:val="clear"/>
-            <w:tcMar>
-              <w:top w:type="dxa" w:w="60"/>
-              <w:left w:type="dxa" w:w="120"/>
-              <w:bottom w:type="dxa" w:w="60"/>
-              <w:right w:type="dxa" w:w="120"/>
-            </w:tcMar>
-            <w:vAlign w:val="top"/>
-          </w:tcPr>
-          <w:p>
-            <w:pPr>
-              <w:spacing w:after="40" w:before="0"/>
-              <w:jc w:val="left"/>
-            </w:pPr>
-            <w:r>
-              <w:rPr>
-                <w:rFonts w:ascii="Arial" w:cs="Arial" w:eastAsia="Arial" w:hAnsi="Arial"/>
-                <w:b/>
-                <w:bCs/>
-                <w:i w:val="false"/>
-                <w:iCs w:val="false"/>
-                <w:color w:val="000000"/>
-                <w:sz w:val="18"/>
-                <w:szCs w:val="18"/>
-              </w:rPr>
-              <w:t xml:space="preserve">Driving Question / Key Inquiry Questions</w:t>
-            </w:r>
-          </w:p>
-        </w:tc>
-        <w:tc>
-          <w:tcPr>
-            <w:tcW w:type="dxa" w:w="10680"/>
-            <w:shd w:fill="FFFFFF" w:color="auto" w:val="clear"/>
-            <w:tcMar>
-              <w:top w:type="dxa" w:w="60"/>
-              <w:left w:type="dxa" w:w="120"/>
-              <w:bottom w:type="dxa" w:w="60"/>
-              <w:right w:type="dxa" w:w="120"/>
-            </w:tcMar>
-            <w:vAlign w:val="top"/>
-          </w:tcPr>
-          <w:p>
-            <w:pPr>
-              <w:spacing w:after="40" w:before="0"/>
-              <w:jc w:val="left"/>
-            </w:pPr>
-            <w:r>
-              <w:rPr>
-                <w:rFonts w:ascii="Arial" w:cs="Arial" w:eastAsia="Arial" w:hAnsi="Arial"/>
-                <w:b w:val="false"/>
-                <w:bCs w:val="false"/>
-                <w:i w:val="false"/>
-                <w:iCs w:val="false"/>
-                <w:color w:val="000000"/>
-                <w:sz w:val="18"/>
-                <w:szCs w:val="18"/>
-              </w:rPr>
-              <w:t xml:space="preserve">DRIVING QUESTION: Why does the same amount of metal sheet make containers that hold very different amounts of grain — and how can a Kenyan artisan use mathematics to design the best solid shape for storage or construction?</w:t>
-            </w:r>
-          </w:p>
-          <w:p>
-            <w:pPr>
-              <w:spacing w:after="40" w:before="0"/>
-              <w:jc w:val="left"/>
-            </w:pPr>
-            <w:r>
-              <w:rPr>
-                <w:rFonts w:ascii="Arial" w:cs="Arial" w:eastAsia="Arial" w:hAnsi="Arial"/>
-                <w:b w:val="false"/>
-                <w:bCs w:val="false"/>
-                <w:i w:val="false"/>
-                <w:iCs w:val="false"/>
-                <w:color w:val="000000"/>
-                <w:sz w:val="18"/>
-                <w:szCs w:val="18"/>
-              </w:rPr>
-              <w:t xml:space="preserve"/>
-            </w:r>
-          </w:p>
-          <w:p>
-            <w:pPr>
-              <w:spacing w:after="40" w:before="0"/>
-              <w:jc w:val="left"/>
-            </w:pPr>
-            <w:r>
-              <w:rPr>
-                <w:rFonts w:ascii="Arial" w:cs="Arial" w:eastAsia="Arial" w:hAnsi="Arial"/>
-                <w:b w:val="false"/>
-                <w:bCs w:val="false"/>
-                <w:i w:val="false"/>
-                <w:iCs w:val="false"/>
-                <w:color w:val="000000"/>
-                <w:sz w:val="18"/>
-                <w:szCs w:val="18"/>
-              </w:rPr>
-              <w:t xml:space="preserve">KICD KEY INQUIRY QUESTIONS:</w:t>
-            </w:r>
-          </w:p>
-          <w:p>
-            <w:pPr>
-              <w:spacing w:after="40" w:before="0"/>
-              <w:jc w:val="left"/>
-            </w:pPr>
-            <w:r>
-              <w:rPr>
-                <w:rFonts w:ascii="Arial" w:cs="Arial" w:eastAsia="Arial" w:hAnsi="Arial"/>
-                <w:b w:val="false"/>
-                <w:bCs w:val="false"/>
-                <w:i w:val="false"/>
-                <w:iCs w:val="false"/>
-                <w:color w:val="000000"/>
-                <w:sz w:val="18"/>
-                <w:szCs w:val="18"/>
-              </w:rPr>
-              <w:t xml:space="preserve">1. How do we determine the surface area and volume of solids?</w:t>
-            </w:r>
-          </w:p>
-          <w:p>
-            <w:pPr>
-              <w:spacing w:after="40" w:before="0"/>
-              <w:jc w:val="left"/>
-            </w:pPr>
-            <w:r>
-              <w:rPr>
-                <w:rFonts w:ascii="Arial" w:cs="Arial" w:eastAsia="Arial" w:hAnsi="Arial"/>
-                <w:b w:val="false"/>
-                <w:bCs w:val="false"/>
-                <w:i w:val="false"/>
-                <w:iCs w:val="false"/>
-                <w:color w:val="000000"/>
-                <w:sz w:val="18"/>
-                <w:szCs w:val="18"/>
-              </w:rPr>
-              <w:t xml:space="preserve">2. How are surface area and volume of solids applied in real-life situations?</w:t>
-            </w:r>
-          </w:p>
-        </w:tc>
-      </w:tr>
-      <w:tr>
-        <w:tc>
-          <w:tcPr>
-            <w:tcW w:type="dxa" w:w="3000"/>
-            <w:shd w:fill="EAD1F5" w:color="auto" w:val="clear"/>
-            <w:tcMar>
-              <w:top w:type="dxa" w:w="60"/>
-              <w:left w:type="dxa" w:w="120"/>
-              <w:bottom w:type="dxa" w:w="60"/>
-              <w:right w:type="dxa" w:w="120"/>
-            </w:tcMar>
-            <w:vAlign w:val="top"/>
-          </w:tcPr>
-          <w:p>
-            <w:pPr>
-              <w:spacing w:after="40" w:before="0"/>
-              <w:jc w:val="left"/>
-            </w:pPr>
-            <w:r>
-              <w:rPr>
-                <w:rFonts w:ascii="Arial" w:cs="Arial" w:eastAsia="Arial" w:hAnsi="Arial"/>
-                <w:b/>
-                <w:bCs/>
-                <w:i w:val="false"/>
-                <w:iCs w:val="false"/>
-                <w:color w:val="000000"/>
-                <w:sz w:val="18"/>
-                <w:szCs w:val="18"/>
-              </w:rPr>
-              <w:t xml:space="preserve">Anchoring Phenomenon</w:t>
-            </w:r>
-          </w:p>
-        </w:tc>
-        <w:tc>
-          <w:tcPr>
-            <w:tcW w:type="dxa" w:w="10680"/>
-            <w:shd w:fill="FFFFFF" w:color="auto" w:val="clear"/>
-            <w:tcMar>
-              <w:top w:type="dxa" w:w="60"/>
-              <w:left w:type="dxa" w:w="120"/>
-              <w:bottom w:type="dxa" w:w="60"/>
-              <w:right w:type="dxa" w:w="120"/>
-            </w:tcMar>
-            <w:vAlign w:val="top"/>
-          </w:tcPr>
-          <w:p>
-            <w:pPr>
-              <w:spacing w:after="40" w:before="0"/>
-              <w:jc w:val="left"/>
-            </w:pPr>
-            <w:r>
-              <w:rPr>
-                <w:rFonts w:ascii="Arial" w:cs="Arial" w:eastAsia="Arial" w:hAnsi="Arial"/>
-                <w:b w:val="false"/>
-                <w:bCs w:val="false"/>
-                <w:i w:val="false"/>
-                <w:iCs w:val="false"/>
-                <w:color w:val="000000"/>
-                <w:sz w:val="18"/>
-                <w:szCs w:val="18"/>
-              </w:rPr>
-              <w:t xml:space="preserve">A local posho mill owner in Eldoret has two large metal storage containers for holding maize grain: one is a tall cylindrical drum and the other is a rectangular metal box. Both containers appear roughly the same size from the outside, and the metalsmith who made them used the same total area of iron sheet for each. Yet when grain is poured in, the cylindrical drum holds noticeably more maize than the rectangular box. The mill owner is puzzled — if the same amount of metal was used for both, why does one hold more grain? Students observe photographs and physical models of both containers, measure their dimensions, and are challenged to explain the discrepancy. This phenomenon is puzzling because learners intuitively assume equal surface area means equal volume, but discover that shape — not just material used — determines storage capacity, launching an investigation into how surface area and volume are related yet distinct properties of three-dimensional solids.</w:t>
-            </w:r>
-          </w:p>
-        </w:tc>
-      </w:tr>
-      <w:tr>
-        <w:tc>
-          <w:tcPr>
-            <w:tcW w:type="dxa" w:w="3000"/>
-            <w:shd w:fill="D9EEF1" w:color="auto" w:val="clear"/>
-            <w:tcMar>
-              <w:top w:type="dxa" w:w="60"/>
-              <w:left w:type="dxa" w:w="120"/>
-              <w:bottom w:type="dxa" w:w="60"/>
-              <w:right w:type="dxa" w:w="120"/>
-            </w:tcMar>
-            <w:vAlign w:val="top"/>
-          </w:tcPr>
-          <w:p>
-            <w:pPr>
-              <w:spacing w:after="40" w:before="0"/>
-              <w:jc w:val="left"/>
-            </w:pPr>
-            <w:r>
-              <w:rPr>
-                <w:rFonts w:ascii="Arial" w:cs="Arial" w:eastAsia="Arial" w:hAnsi="Arial"/>
-                <w:b/>
-                <w:bCs/>
-                <w:i w:val="false"/>
-                <w:iCs w:val="false"/>
-                <w:color w:val="000000"/>
-                <w:sz w:val="18"/>
-                <w:szCs w:val="18"/>
-              </w:rPr>
-              <w:t xml:space="preserve">Storyline Thread</w:t>
-            </w:r>
-          </w:p>
-        </w:tc>
-        <w:tc>
-          <w:tcPr>
-            <w:tcW w:type="dxa" w:w="10680"/>
-            <w:shd w:fill="FFFFFF" w:color="auto" w:val="clear"/>
-            <w:tcMar>
-              <w:top w:type="dxa" w:w="60"/>
-              <w:left w:type="dxa" w:w="120"/>
-              <w:bottom w:type="dxa" w:w="60"/>
-              <w:right w:type="dxa" w:w="120"/>
-            </w:tcMar>
-            <w:vAlign w:val="top"/>
-          </w:tcPr>
-          <w:p>
-            <w:pPr>
-              <w:spacing w:after="40" w:before="0"/>
-              <w:jc w:val="left"/>
-            </w:pPr>
-            <w:r>
-              <w:rPr>
-                <w:rFonts w:ascii="Arial" w:cs="Arial" w:eastAsia="Arial" w:hAnsi="Arial"/>
-                <w:b w:val="false"/>
-                <w:bCs w:val="false"/>
-                <w:i w:val="false"/>
-                <w:iCs w:val="false"/>
-                <w:color w:val="000000"/>
-                <w:sz w:val="18"/>
-                <w:szCs w:val="18"/>
-              </w:rPr>
-              <w:t xml:space="preserve">Lesson 1 — Anchoring Phenomenon &amp; Surface Area of Prisms: Learners observe the anchoring phenomenon (two containers, same metal sheet, different grain capacity). They predict which holds more and why. They construct nets of rectangular and triangular prisms from cardboard, measure faces, and derive the surface area formula. They calculate the surface area of the rectangular box from the phenomenon and record findings on the Driving Question Board (DQB).</w:t>
-            </w:r>
-          </w:p>
-          <w:p>
-            <w:pPr>
-              <w:spacing w:after="40" w:before="0"/>
-              <w:jc w:val="left"/>
-            </w:pPr>
-            <w:r>
-              <w:rPr>
-                <w:rFonts w:ascii="Arial" w:cs="Arial" w:eastAsia="Arial" w:hAnsi="Arial"/>
-                <w:b w:val="false"/>
-                <w:bCs w:val="false"/>
-                <w:i w:val="false"/>
-                <w:iCs w:val="false"/>
-                <w:color w:val="000000"/>
-                <w:sz w:val="18"/>
-                <w:szCs w:val="18"/>
-              </w:rPr>
-              <w:t xml:space="preserve"/>
-            </w:r>
-          </w:p>
-          <w:p>
-            <w:pPr>
-              <w:spacing w:after="40" w:before="0"/>
-              <w:jc w:val="left"/>
-            </w:pPr>
-            <w:r>
-              <w:rPr>
-                <w:rFonts w:ascii="Arial" w:cs="Arial" w:eastAsia="Arial" w:hAnsi="Arial"/>
-                <w:b w:val="false"/>
-                <w:bCs w:val="false"/>
-                <w:i w:val="false"/>
-                <w:iCs w:val="false"/>
-                <w:color w:val="000000"/>
-                <w:sz w:val="18"/>
-                <w:szCs w:val="18"/>
-              </w:rPr>
-              <w:t xml:space="preserve">Lesson 2 — Surface Area of Pyramids: Learners examine pyramid-roofed structures common in Kenyan homesteads (e.g. traditional Maasai manyatta roofs and school hall rooftops). They construct nets of square-based and triangular pyramids, identify slant height versus vertical height, and derive the surface area formula. They solve problems involving material needed to cover a pyramid-shaped roof.</w:t>
-            </w:r>
-          </w:p>
-          <w:p>
-            <w:pPr>
-              <w:spacing w:after="40" w:before="0"/>
-              <w:jc w:val="left"/>
-            </w:pPr>
-            <w:r>
-              <w:rPr>
-                <w:rFonts w:ascii="Arial" w:cs="Arial" w:eastAsia="Arial" w:hAnsi="Arial"/>
-                <w:b w:val="false"/>
-                <w:bCs w:val="false"/>
-                <w:i w:val="false"/>
-                <w:iCs w:val="false"/>
-                <w:color w:val="000000"/>
-                <w:sz w:val="18"/>
-                <w:szCs w:val="18"/>
-              </w:rPr>
-              <w:t xml:space="preserve"/>
-            </w:r>
-          </w:p>
-          <w:p>
-            <w:pPr>
-              <w:spacing w:after="40" w:before="0"/>
-              <w:jc w:val="left"/>
-            </w:pPr>
-            <w:r>
-              <w:rPr>
-                <w:rFonts w:ascii="Arial" w:cs="Arial" w:eastAsia="Arial" w:hAnsi="Arial"/>
-                <w:b w:val="false"/>
-                <w:bCs w:val="false"/>
-                <w:i w:val="false"/>
-                <w:iCs w:val="false"/>
-                <w:color w:val="000000"/>
-                <w:sz w:val="18"/>
-                <w:szCs w:val="18"/>
-              </w:rPr>
-              <w:t xml:space="preserve">Lesson 3 — Surface Area of Cones and Frustums: Learners investigate the cone shape using real objects (ice-cream cones, conical grain heaps, funnel tops of water tanks). They derive the curved surface area formula using the net of a cone (a sector of a circle). They extend this to the frustum by considering a cone with its top removed, linking to the Turkana water-tank supporting phenomenon. Learners calculate the metal sheet needed for a conical tank top.</w:t>
-            </w:r>
-          </w:p>
-          <w:p>
-            <w:pPr>
-              <w:spacing w:after="40" w:before="0"/>
-              <w:jc w:val="left"/>
-            </w:pPr>
-            <w:r>
-              <w:rPr>
-                <w:rFonts w:ascii="Arial" w:cs="Arial" w:eastAsia="Arial" w:hAnsi="Arial"/>
-                <w:b w:val="false"/>
-                <w:bCs w:val="false"/>
-                <w:i w:val="false"/>
-                <w:iCs w:val="false"/>
-                <w:color w:val="000000"/>
-                <w:sz w:val="18"/>
-                <w:szCs w:val="18"/>
-              </w:rPr>
-              <w:t xml:space="preserve"/>
-            </w:r>
-          </w:p>
-          <w:p>
-            <w:pPr>
-              <w:spacing w:after="40" w:before="0"/>
-              <w:jc w:val="left"/>
-            </w:pPr>
-            <w:r>
-              <w:rPr>
-                <w:rFonts w:ascii="Arial" w:cs="Arial" w:eastAsia="Arial" w:hAnsi="Arial"/>
-                <w:b w:val="false"/>
-                <w:bCs w:val="false"/>
-                <w:i w:val="false"/>
-                <w:iCs w:val="false"/>
-                <w:color w:val="000000"/>
-                <w:sz w:val="18"/>
-                <w:szCs w:val="18"/>
-              </w:rPr>
-              <w:t xml:space="preserve">Lesson 4 — Surface Area of Spheres and Composite Solids: Learners explore the surface area of spheres by wrapping a ball in paper strips, then verify using the formula SA = 4πr². They extend to composite solids (cylinder + cone; hemisphere + cylinder) and practise decomposing shapes. They connect to the Nairobi packaging factory supporting phenomenon and the football supporting phenomenon. The DQB is updated with new understanding.</w:t>
-            </w:r>
-          </w:p>
-          <w:p>
-            <w:pPr>
-              <w:spacing w:after="40" w:before="0"/>
-              <w:jc w:val="left"/>
-            </w:pPr>
-            <w:r>
-              <w:rPr>
-                <w:rFonts w:ascii="Arial" w:cs="Arial" w:eastAsia="Arial" w:hAnsi="Arial"/>
-                <w:b w:val="false"/>
-                <w:bCs w:val="false"/>
-                <w:i w:val="false"/>
-                <w:iCs w:val="false"/>
-                <w:color w:val="000000"/>
-                <w:sz w:val="18"/>
-                <w:szCs w:val="18"/>
-              </w:rPr>
-              <w:t xml:space="preserve"/>
-            </w:r>
-          </w:p>
-          <w:p>
-            <w:pPr>
-              <w:spacing w:after="40" w:before="0"/>
-              <w:jc w:val="left"/>
-            </w:pPr>
-            <w:r>
-              <w:rPr>
-                <w:rFonts w:ascii="Arial" w:cs="Arial" w:eastAsia="Arial" w:hAnsi="Arial"/>
-                <w:b w:val="false"/>
-                <w:bCs w:val="false"/>
-                <w:i w:val="false"/>
-                <w:iCs w:val="false"/>
-                <w:color w:val="000000"/>
-                <w:sz w:val="18"/>
-                <w:szCs w:val="18"/>
-              </w:rPr>
-              <w:t xml:space="preserve">Lesson 5 — Volume of Prisms and Pyramids: Learners return to the anchoring phenomenon and now investigate volume. They fill rectangular and triangular prism models with sand or water and compare. They derive Volume = base area × height for prisms and V = ⅓ × base area × height for pyramids by comparing filled models. They compute the volume of the rectangular box from Lesson 1 and compare it with the cylinder (previewing Lesson 6).</w:t>
-            </w:r>
-          </w:p>
-          <w:p>
-            <w:pPr>
-              <w:spacing w:after="40" w:before="0"/>
-              <w:jc w:val="left"/>
-            </w:pPr>
-            <w:r>
-              <w:rPr>
-                <w:rFonts w:ascii="Arial" w:cs="Arial" w:eastAsia="Arial" w:hAnsi="Arial"/>
-                <w:b w:val="false"/>
-                <w:bCs w:val="false"/>
-                <w:i w:val="false"/>
-                <w:iCs w:val="false"/>
-                <w:color w:val="000000"/>
-                <w:sz w:val="18"/>
-                <w:szCs w:val="18"/>
-              </w:rPr>
-              <w:t xml:space="preserve"/>
-            </w:r>
-          </w:p>
-          <w:p>
-            <w:pPr>
-              <w:spacing w:after="40" w:before="0"/>
-              <w:jc w:val="left"/>
-            </w:pPr>
-            <w:r>
-              <w:rPr>
-                <w:rFonts w:ascii="Arial" w:cs="Arial" w:eastAsia="Arial" w:hAnsi="Arial"/>
-                <w:b w:val="false"/>
-                <w:bCs w:val="false"/>
-                <w:i w:val="false"/>
-                <w:iCs w:val="false"/>
-                <w:color w:val="000000"/>
-                <w:sz w:val="18"/>
-                <w:szCs w:val="18"/>
-              </w:rPr>
-              <w:t xml:space="preserve">Lesson 6 — Volume of Cones, Frustums and Spheres: Learners use the relationship between cone and cylinder volumes (V_cone = ⅓ V_cylinder) demonstrated by pouring water between matching models. They derive V = ⅓πr²h for cones and V = 4/3πr³ for spheres. They calculate the volume of the cylindrical drum from the anchoring phenomenon and formally resolve why it holds more grain than the rectangular box of equal surface area.</w:t>
-            </w:r>
-          </w:p>
-          <w:p>
-            <w:pPr>
-              <w:spacing w:after="40" w:before="0"/>
-              <w:jc w:val="left"/>
-            </w:pPr>
-            <w:r>
-              <w:rPr>
-                <w:rFonts w:ascii="Arial" w:cs="Arial" w:eastAsia="Arial" w:hAnsi="Arial"/>
-                <w:b w:val="false"/>
-                <w:bCs w:val="false"/>
-                <w:i w:val="false"/>
-                <w:iCs w:val="false"/>
-                <w:color w:val="000000"/>
-                <w:sz w:val="18"/>
-                <w:szCs w:val="18"/>
-              </w:rPr>
-              <w:t xml:space="preserve"/>
-            </w:r>
-          </w:p>
-          <w:p>
-            <w:pPr>
-              <w:spacing w:after="40" w:before="0"/>
-              <w:jc w:val="left"/>
-            </w:pPr>
-            <w:r>
-              <w:rPr>
-                <w:rFonts w:ascii="Arial" w:cs="Arial" w:eastAsia="Arial" w:hAnsi="Arial"/>
-                <w:b w:val="false"/>
-                <w:bCs w:val="false"/>
-                <w:i w:val="false"/>
-                <w:iCs w:val="false"/>
-                <w:color w:val="000000"/>
-                <w:sz w:val="18"/>
-                <w:szCs w:val="18"/>
-              </w:rPr>
-              <w:t xml:space="preserve">Lesson 7 — Volume and Surface Area of Composite Solids &amp; Real-Life Applications: Learners tackle multi-step problems involving composite solids such as a cylindrical water tank with a hemispherical top (common in Kenyan water projects). They calculate both the total surface area (painting/material cost) and volume (water storage capacity). They also work on a grain silo problem set in the Rift Valley, integrating all formulae learned.</w:t>
-            </w:r>
-          </w:p>
-          <w:p>
-            <w:pPr>
-              <w:spacing w:after="40" w:before="0"/>
-              <w:jc w:val="left"/>
-            </w:pPr>
-            <w:r>
-              <w:rPr>
-                <w:rFonts w:ascii="Arial" w:cs="Arial" w:eastAsia="Arial" w:hAnsi="Arial"/>
-                <w:b w:val="false"/>
-                <w:bCs w:val="false"/>
-                <w:i w:val="false"/>
-                <w:iCs w:val="false"/>
-                <w:color w:val="000000"/>
-                <w:sz w:val="18"/>
-                <w:szCs w:val="18"/>
-              </w:rPr>
-              <w:t xml:space="preserve"/>
-            </w:r>
-          </w:p>
-          <w:p>
-            <w:pPr>
-              <w:spacing w:after="40" w:before="0"/>
-              <w:jc w:val="left"/>
-            </w:pPr>
-            <w:r>
-              <w:rPr>
-                <w:rFonts w:ascii="Arial" w:cs="Arial" w:eastAsia="Arial" w:hAnsi="Arial"/>
-                <w:b w:val="false"/>
-                <w:bCs w:val="false"/>
-                <w:i w:val="false"/>
-                <w:iCs w:val="false"/>
-                <w:color w:val="000000"/>
-                <w:sz w:val="18"/>
-                <w:szCs w:val="18"/>
-              </w:rPr>
-              <w:t xml:space="preserve">Lesson 8 — Project Presentations, Model Building &amp; Unit Consolidation: Learner groups present their home/extended project: designing a storage container (grain silo, water tank or cooking pot) for a Kenyan community need, specifying dimensions, total surface area of material required and volume/capacity. Groups critique each other's designs. The class builds a final cumulative model on the DQB linking surface area and volume formulae to the anchoring phenomenon, resolving the driving question fully and discussing careers that use these concepts.</w:t>
-            </w:r>
-          </w:p>
-        </w:tc>
-      </w:tr>
-      <w:tr>
-        <w:tc>
-          <w:tcPr>
-            <w:tcW w:type="dxa" w:w="3000"/>
-            <w:shd w:fill="EAD1F5" w:color="auto" w:val="clear"/>
-            <w:tcMar>
-              <w:top w:type="dxa" w:w="60"/>
-              <w:left w:type="dxa" w:w="120"/>
-              <w:bottom w:type="dxa" w:w="60"/>
-              <w:right w:type="dxa" w:w="120"/>
-            </w:tcMar>
-            <w:vAlign w:val="top"/>
-          </w:tcPr>
-          <w:p>
-            <w:pPr>
-              <w:spacing w:after="40" w:before="0"/>
-              <w:jc w:val="left"/>
-            </w:pPr>
-            <w:r>
-              <w:rPr>
-                <w:rFonts w:ascii="Arial" w:cs="Arial" w:eastAsia="Arial" w:hAnsi="Arial"/>
-                <w:b/>
-                <w:bCs/>
-                <w:i w:val="false"/>
-                <w:iCs w:val="false"/>
-                <w:color w:val="000000"/>
-                <w:sz w:val="18"/>
-                <w:szCs w:val="18"/>
-              </w:rPr>
-              <w:t xml:space="preserve">Supporting Phenomena</w:t>
-            </w:r>
-          </w:p>
-        </w:tc>
-        <w:tc>
-          <w:tcPr>
-            <w:tcW w:type="dxa" w:w="10680"/>
-            <w:shd w:fill="FFFFFF" w:color="auto" w:val="clear"/>
-            <w:tcMar>
-              <w:top w:type="dxa" w:w="60"/>
-              <w:left w:type="dxa" w:w="120"/>
-              <w:bottom w:type="dxa" w:w="60"/>
-              <w:right w:type="dxa" w:w="120"/>
-            </w:tcMar>
-            <w:vAlign w:val="top"/>
-          </w:tcPr>
-          <w:p>
-            <w:pPr>
-              <w:spacing w:after="30" w:before="0"/>
-              <w:ind w:left="360" w:hanging="180"/>
-              <w:jc w:val="left"/>
-            </w:pPr>
-            <w:r>
-              <w:rPr>
-                <w:rFonts w:ascii="Arial" w:cs="Arial" w:eastAsia="Arial" w:hAnsi="Arial"/>
-                <w:b w:val="false"/>
-                <w:bCs w:val="false"/>
-                <w:i w:val="false"/>
-                <w:iCs w:val="false"/>
-                <w:color w:val="000000"/>
-                <w:sz w:val="18"/>
-                <w:szCs w:val="18"/>
-              </w:rPr>
-              <w:t xml:space="preserve">–  A mandazi vendor in Mombasa notices that ball-shaped (spherical) mandazi cool down more slowly than flat disc-shaped ones of the same mass — prompting investigation into how surface area relative to volume affects heat loss and connects to the surface area of spheres.</w:t>
-            </w:r>
-          </w:p>
-          <w:p>
-            <w:pPr>
-              <w:spacing w:after="30" w:before="0"/>
-              <w:ind w:left="360" w:hanging="180"/>
-              <w:jc w:val="left"/>
-            </w:pPr>
-            <w:r>
-              <w:rPr>
-                <w:rFonts w:ascii="Arial" w:cs="Arial" w:eastAsia="Arial" w:hAnsi="Arial"/>
-                <w:b w:val="false"/>
-                <w:bCs w:val="false"/>
-                <w:i w:val="false"/>
-                <w:iCs w:val="false"/>
-                <w:color w:val="000000"/>
-                <w:sz w:val="18"/>
-                <w:szCs w:val="18"/>
-              </w:rPr>
-              <w:t xml:space="preserve">–  A water harvesting project in Turkana County must choose between a conical, cylindrical and hemispherical roof-catchment tank; all use the same amount of plastic sheeting — students investigate which shape stores the most water, exploring volume and surface area of cones, cylinders and spheres.</w:t>
-            </w:r>
-          </w:p>
-          <w:p>
-            <w:pPr>
-              <w:spacing w:after="30" w:before="0"/>
-              <w:ind w:left="360" w:hanging="180"/>
-              <w:jc w:val="left"/>
-            </w:pPr>
-            <w:r>
-              <w:rPr>
-                <w:rFonts w:ascii="Arial" w:cs="Arial" w:eastAsia="Arial" w:hAnsi="Arial"/>
-                <w:b w:val="false"/>
-                <w:bCs w:val="false"/>
-                <w:i w:val="false"/>
-                <w:iCs w:val="false"/>
-                <w:color w:val="000000"/>
-                <w:sz w:val="18"/>
-                <w:szCs w:val="18"/>
-              </w:rPr>
-              <w:t xml:space="preserve">–  Workers at a Nairobi packaging factory notice that when a conical top is placed on a cylindrical can (like a composite solid), the total surface area to be painted changes in a non-obvious way — prompting learners to decompose composite solids and calculate total surface areas systematically.</w:t>
-            </w:r>
-          </w:p>
-          <w:p>
-            <w:pPr>
-              <w:spacing w:after="30" w:before="0"/>
-              <w:ind w:left="360" w:hanging="180"/>
-              <w:jc w:val="left"/>
-            </w:pPr>
-            <w:r>
-              <w:rPr>
-                <w:rFonts w:ascii="Arial" w:cs="Arial" w:eastAsia="Arial" w:hAnsi="Arial"/>
-                <w:b w:val="false"/>
-                <w:bCs w:val="false"/>
-                <w:i w:val="false"/>
-                <w:iCs w:val="false"/>
-                <w:color w:val="000000"/>
-                <w:sz w:val="18"/>
-                <w:szCs w:val="18"/>
-              </w:rPr>
-              <w:t xml:space="preserve">–  A school in Kisumu receives a donation of spherical footballs and asks: how much leather (surface area) is needed to make each ball, and how much air (volume) does it hold? — anchoring the surface area and volume of spheres in a familiar, motivating context.</w:t>
-            </w:r>
-          </w:p>
-        </w:tc>
-      </w:tr>
-    </w:tbl>
-    <w:p>
-      <w:pPr>
-        <w:spacing w:after="120"/>
-      </w:pPr>
-      <w:r>
-        <w:t xml:space="preserve"/>
       </w:r>
     </w:p>
     <w:p>
@@ -3536,7 +3536,7 @@
             <w:pPr>
               <w:spacing w:after="20" w:before="0"/>
             </w:pPr>
-            <w:hyperlink w:history="1" r:id="rIdgyuedth5br_l29yndic14">
+            <w:hyperlink w:history="1" r:id="rId5voj8kb42w64-_jhj-3be">
               <w:r>
                 <w:rPr>
                   <w:rFonts w:ascii="Arial" w:cs="Arial" w:eastAsia="Arial" w:hAnsi="Arial"/>
@@ -3569,7 +3569,7 @@
               <w:spacing w:after="10" w:before="0"/>
               <w:ind w:left="120"/>
             </w:pPr>
-            <w:hyperlink w:history="1" r:id="rIddwn32we_bvvgfu5yubsg4">
+            <w:hyperlink w:history="1" r:id="rIdkxgj9vkmose8nkicjhpyr">
               <w:r>
                 <w:rPr>
                   <w:rFonts w:ascii="Arial" w:cs="Arial" w:eastAsia="Arial" w:hAnsi="Arial"/>
@@ -3614,7 +3614,7 @@
             <w:pPr>
               <w:spacing w:after="20" w:before="0"/>
             </w:pPr>
-            <w:hyperlink w:history="1" r:id="rIdnmx2vqd8hs4vetfeeif_h">
+            <w:hyperlink w:history="1" r:id="rIds0kxzdcss_9jkr9ckjnkb">
               <w:r>
                 <w:rPr>
                   <w:rFonts w:ascii="Arial" w:cs="Arial" w:eastAsia="Arial" w:hAnsi="Arial"/>
@@ -3647,7 +3647,7 @@
               <w:spacing w:after="10" w:before="0"/>
               <w:ind w:left="120"/>
             </w:pPr>
-            <w:hyperlink w:history="1" r:id="rIdogw1tywtfclsdntae8esg">
+            <w:hyperlink w:history="1" r:id="rIdv97_d6duib97xzzfqrozv">
               <w:r>
                 <w:rPr>
                   <w:rFonts w:ascii="Arial" w:cs="Arial" w:eastAsia="Arial" w:hAnsi="Arial"/>
@@ -3842,7 +3842,7 @@
             <w:pPr>
               <w:spacing w:after="20" w:before="0"/>
             </w:pPr>
-            <w:hyperlink w:history="1" r:id="rIdb4eodoefbeb9nuykhwlmn">
+            <w:hyperlink w:history="1" r:id="rIdhvwskx9mvsiffnejytofw">
               <w:r>
                 <w:rPr>
                   <w:rFonts w:ascii="Arial" w:cs="Arial" w:eastAsia="Arial" w:hAnsi="Arial"/>
@@ -3875,7 +3875,7 @@
               <w:spacing w:after="10" w:before="0"/>
               <w:ind w:left="120"/>
             </w:pPr>
-            <w:hyperlink w:history="1" r:id="rIdk7jf35gmyjhnlc9stu1sk">
+            <w:hyperlink w:history="1" r:id="rIddu3xcqxqyt4xlyyo0utd7">
               <w:r>
                 <w:rPr>
                   <w:rFonts w:ascii="Arial" w:cs="Arial" w:eastAsia="Arial" w:hAnsi="Arial"/>
@@ -3920,7 +3920,7 @@
             <w:pPr>
               <w:spacing w:after="20" w:before="0"/>
             </w:pPr>
-            <w:hyperlink w:history="1" r:id="rId3frmcrj-bbewjpsbl6x9h">
+            <w:hyperlink w:history="1" r:id="rIdyjf4jlhecf98rhqtzspz5">
               <w:r>
                 <w:rPr>
                   <w:rFonts w:ascii="Arial" w:cs="Arial" w:eastAsia="Arial" w:hAnsi="Arial"/>
@@ -3953,7 +3953,7 @@
               <w:spacing w:after="10" w:before="0"/>
               <w:ind w:left="120"/>
             </w:pPr>
-            <w:hyperlink w:history="1" r:id="rIdhf-qnowc_ciiudwtdkiu4">
+            <w:hyperlink w:history="1" r:id="rIddxg2h5dokr1go3dcjtcb9">
               <w:r>
                 <w:rPr>
                   <w:rFonts w:ascii="Arial" w:cs="Arial" w:eastAsia="Arial" w:hAnsi="Arial"/>
@@ -4148,7 +4148,7 @@
             <w:pPr>
               <w:spacing w:after="20" w:before="0"/>
             </w:pPr>
-            <w:hyperlink w:history="1" r:id="rIdjplccrzl5i21kby5rp3kb">
+            <w:hyperlink w:history="1" r:id="rId5z8tlpceojl237eybcews">
               <w:r>
                 <w:rPr>
                   <w:rFonts w:ascii="Arial" w:cs="Arial" w:eastAsia="Arial" w:hAnsi="Arial"/>
@@ -4181,7 +4181,7 @@
               <w:spacing w:after="10" w:before="0"/>
               <w:ind w:left="120"/>
             </w:pPr>
-            <w:hyperlink w:history="1" r:id="rIdkj9ro02qbbwagdrgh04xr">
+            <w:hyperlink w:history="1" r:id="rIdrcddphft1lmzgtvpcaggw">
               <w:r>
                 <w:rPr>
                   <w:rFonts w:ascii="Arial" w:cs="Arial" w:eastAsia="Arial" w:hAnsi="Arial"/>
@@ -4226,7 +4226,7 @@
             <w:pPr>
               <w:spacing w:after="20" w:before="0"/>
             </w:pPr>
-            <w:hyperlink w:history="1" r:id="rIdkiya4-tjwau3bojucvxdi">
+            <w:hyperlink w:history="1" r:id="rIdq5faej9tb1chwyloisajg">
               <w:r>
                 <w:rPr>
                   <w:rFonts w:ascii="Arial" w:cs="Arial" w:eastAsia="Arial" w:hAnsi="Arial"/>
@@ -4259,7 +4259,7 @@
               <w:spacing w:after="10" w:before="0"/>
               <w:ind w:left="120"/>
             </w:pPr>
-            <w:hyperlink w:history="1" r:id="rIdabf_zicaldyx_1xgj5kds">
+            <w:hyperlink w:history="1" r:id="rIdbtrkmx2ot513xqrty9i12">
               <w:r>
                 <w:rPr>
                   <w:rFonts w:ascii="Arial" w:cs="Arial" w:eastAsia="Arial" w:hAnsi="Arial"/>
@@ -4454,7 +4454,7 @@
             <w:pPr>
               <w:spacing w:after="20" w:before="0"/>
             </w:pPr>
-            <w:hyperlink w:history="1" r:id="rIdvwa-xk1wrnjusi4osy5bp">
+            <w:hyperlink w:history="1" r:id="rIdxhtp7pevfvjpcg3iqbkju">
               <w:r>
                 <w:rPr>
                   <w:rFonts w:ascii="Arial" w:cs="Arial" w:eastAsia="Arial" w:hAnsi="Arial"/>
@@ -4487,7 +4487,7 @@
               <w:spacing w:after="10" w:before="0"/>
               <w:ind w:left="120"/>
             </w:pPr>
-            <w:hyperlink w:history="1" r:id="rIdlcgyykfn81dc4ulwlornl">
+            <w:hyperlink w:history="1" r:id="rIdjaun-5p3yld9kggyajiq7">
               <w:r>
                 <w:rPr>
                   <w:rFonts w:ascii="Arial" w:cs="Arial" w:eastAsia="Arial" w:hAnsi="Arial"/>
@@ -4532,7 +4532,7 @@
             <w:pPr>
               <w:spacing w:after="20" w:before="0"/>
             </w:pPr>
-            <w:hyperlink w:history="1" r:id="rIdcced5rznrj9huiwmebaww">
+            <w:hyperlink w:history="1" r:id="rIdmokbabf-m-wuxzioxr6ot">
               <w:r>
                 <w:rPr>
                   <w:rFonts w:ascii="Arial" w:cs="Arial" w:eastAsia="Arial" w:hAnsi="Arial"/>
@@ -4565,7 +4565,7 @@
               <w:spacing w:after="10" w:before="0"/>
               <w:ind w:left="120"/>
             </w:pPr>
-            <w:hyperlink w:history="1" r:id="rIdyl4xfbelai9kckvdhw6_8">
+            <w:hyperlink w:history="1" r:id="rIdkefelblkblg50i1_6orbg">
               <w:r>
                 <w:rPr>
                   <w:rFonts w:ascii="Arial" w:cs="Arial" w:eastAsia="Arial" w:hAnsi="Arial"/>
@@ -4760,7 +4760,7 @@
             <w:pPr>
               <w:spacing w:after="20" w:before="0"/>
             </w:pPr>
-            <w:hyperlink w:history="1" r:id="rIdkkyetqco-nq_fc-h654wq">
+            <w:hyperlink w:history="1" r:id="rIdcdpnwhv0mxojwat9jia8n">
               <w:r>
                 <w:rPr>
                   <w:rFonts w:ascii="Arial" w:cs="Arial" w:eastAsia="Arial" w:hAnsi="Arial"/>
@@ -4793,7 +4793,7 @@
               <w:spacing w:after="10" w:before="0"/>
               <w:ind w:left="120"/>
             </w:pPr>
-            <w:hyperlink w:history="1" r:id="rIdirvbb3cfp3in3nfnrwwp8">
+            <w:hyperlink w:history="1" r:id="rIdxoq2mfyfu1nnrsts_yfdg">
               <w:r>
                 <w:rPr>
                   <w:rFonts w:ascii="Arial" w:cs="Arial" w:eastAsia="Arial" w:hAnsi="Arial"/>
@@ -4838,7 +4838,7 @@
             <w:pPr>
               <w:spacing w:after="20" w:before="0"/>
             </w:pPr>
-            <w:hyperlink w:history="1" r:id="rId7_tudplfyayn50kzooxkt">
+            <w:hyperlink w:history="1" r:id="rIdnxh8bykpw8ldfiujlc7pj">
               <w:r>
                 <w:rPr>
                   <w:rFonts w:ascii="Arial" w:cs="Arial" w:eastAsia="Arial" w:hAnsi="Arial"/>
@@ -4871,7 +4871,7 @@
               <w:spacing w:after="10" w:before="0"/>
               <w:ind w:left="120"/>
             </w:pPr>
-            <w:hyperlink w:history="1" r:id="rIdu2zispexzwkqxkpmt_s1t">
+            <w:hyperlink w:history="1" r:id="rIdh_1wecn3sjssv_nxvqr0b">
               <w:r>
                 <w:rPr>
                   <w:rFonts w:ascii="Arial" w:cs="Arial" w:eastAsia="Arial" w:hAnsi="Arial"/>
@@ -5383,7 +5383,7 @@
         </w:rPr>
         <w:t xml:space="preserve">© 2026 SeaVuria and ARES. Aligned with KICD objectives. Developed by SeaVuria; technical implementation by ARES (with AI assistance from Claude). Licensed under </w:t>
       </w:r>
-      <w:hyperlink w:history="1" r:id="rIdtypyug2hw8zii6apj-nv5">
+      <w:hyperlink w:history="1" r:id="rId3m12dxdtl5dfbt1v1duvg">
         <w:r>
           <w:rPr>
             <w:rFonts w:ascii="Arial" w:cs="Arial" w:eastAsia="Arial" w:hAnsi="Arial"/>
@@ -5404,7 +5404,7 @@
         </w:rPr>
         <w:t xml:space="preserve"> (</w:t>
       </w:r>
-      <w:hyperlink w:history="1" r:id="rIdfobnrl-x3azyy2klfd9ko">
+      <w:hyperlink w:history="1" r:id="rIdtuvyhzqiobdd8d_ga8sm8">
         <w:r>
           <w:rPr>
             <w:rFonts w:ascii="Arial" w:cs="Arial" w:eastAsia="Arial" w:hAnsi="Arial"/>
@@ -6417,7 +6417,7 @@
             <w:pPr>
               <w:spacing w:after="20" w:before="0"/>
             </w:pPr>
-            <w:hyperlink w:history="1" r:id="rIdckb_ffuip6yxhmunh4b_m">
+            <w:hyperlink w:history="1" r:id="rId80ox0wsvur_vgkqbriskc">
               <w:r>
                 <w:rPr>
                   <w:rFonts w:ascii="Arial" w:cs="Arial" w:eastAsia="Arial" w:hAnsi="Arial"/>
@@ -6450,7 +6450,7 @@
               <w:spacing w:after="10" w:before="0"/>
               <w:ind w:left="120"/>
             </w:pPr>
-            <w:hyperlink w:history="1" r:id="rIdmjijjkfoqjdimem3kylzt">
+            <w:hyperlink w:history="1" r:id="rId5_rjhdvb3zzwbm8pkomom">
               <w:r>
                 <w:rPr>
                   <w:rFonts w:ascii="Arial" w:cs="Arial" w:eastAsia="Arial" w:hAnsi="Arial"/>
@@ -6495,7 +6495,7 @@
             <w:pPr>
               <w:spacing w:after="20" w:before="0"/>
             </w:pPr>
-            <w:hyperlink w:history="1" r:id="rIdeiu5q6zik8jaqhqylzudi">
+            <w:hyperlink w:history="1" r:id="rIdeucgzjx3va2bscyx_qthb">
               <w:r>
                 <w:rPr>
                   <w:rFonts w:ascii="Arial" w:cs="Arial" w:eastAsia="Arial" w:hAnsi="Arial"/>
@@ -6528,7 +6528,7 @@
               <w:spacing w:after="10" w:before="0"/>
               <w:ind w:left="120"/>
             </w:pPr>
-            <w:hyperlink w:history="1" r:id="rIdee04i-1841j1xbbgkcyec">
+            <w:hyperlink w:history="1" r:id="rIdtm988tz9h92ke1fgnlmjw">
               <w:r>
                 <w:rPr>
                   <w:rFonts w:ascii="Arial" w:cs="Arial" w:eastAsia="Arial" w:hAnsi="Arial"/>
@@ -6723,7 +6723,7 @@
             <w:pPr>
               <w:spacing w:after="20" w:before="0"/>
             </w:pPr>
-            <w:hyperlink w:history="1" r:id="rIdgqcb_lpds9r0g2zcw_ihw">
+            <w:hyperlink w:history="1" r:id="rId7igqn0g7ik8355uadmsqv">
               <w:r>
                 <w:rPr>
                   <w:rFonts w:ascii="Arial" w:cs="Arial" w:eastAsia="Arial" w:hAnsi="Arial"/>
@@ -6756,7 +6756,7 @@
               <w:spacing w:after="10" w:before="0"/>
               <w:ind w:left="120"/>
             </w:pPr>
-            <w:hyperlink w:history="1" r:id="rIdiwigvpb0xmldmvavupygf">
+            <w:hyperlink w:history="1" r:id="rIdqhsfll-vyn4b77lkrlzjt">
               <w:r>
                 <w:rPr>
                   <w:rFonts w:ascii="Arial" w:cs="Arial" w:eastAsia="Arial" w:hAnsi="Arial"/>
@@ -6801,7 +6801,7 @@
             <w:pPr>
               <w:spacing w:after="20" w:before="0"/>
             </w:pPr>
-            <w:hyperlink w:history="1" r:id="rIdeciw2kcquojexcfdhumez">
+            <w:hyperlink w:history="1" r:id="rIdhm6r1-wrllvrrhod6ug08">
               <w:r>
                 <w:rPr>
                   <w:rFonts w:ascii="Arial" w:cs="Arial" w:eastAsia="Arial" w:hAnsi="Arial"/>
@@ -6834,7 +6834,7 @@
               <w:spacing w:after="10" w:before="0"/>
               <w:ind w:left="120"/>
             </w:pPr>
-            <w:hyperlink w:history="1" r:id="rIdfv0nxbt0o8ibfwojbf8dl">
+            <w:hyperlink w:history="1" r:id="rIdpdca9xx_gn0-mkpwvszpo">
               <w:r>
                 <w:rPr>
                   <w:rFonts w:ascii="Arial" w:cs="Arial" w:eastAsia="Arial" w:hAnsi="Arial"/>
@@ -7029,7 +7029,7 @@
             <w:pPr>
               <w:spacing w:after="20" w:before="0"/>
             </w:pPr>
-            <w:hyperlink w:history="1" r:id="rIdhjwejwig6c3s_9znkftks">
+            <w:hyperlink w:history="1" r:id="rIdi4kgkv6azwbfynqcnaerp">
               <w:r>
                 <w:rPr>
                   <w:rFonts w:ascii="Arial" w:cs="Arial" w:eastAsia="Arial" w:hAnsi="Arial"/>
@@ -7062,7 +7062,7 @@
               <w:spacing w:after="10" w:before="0"/>
               <w:ind w:left="120"/>
             </w:pPr>
-            <w:hyperlink w:history="1" r:id="rIdxjd0a9c6dja0ijp7iyee2">
+            <w:hyperlink w:history="1" r:id="rIdn2pvmcoyanrbbl5lwe7ea">
               <w:r>
                 <w:rPr>
                   <w:rFonts w:ascii="Arial" w:cs="Arial" w:eastAsia="Arial" w:hAnsi="Arial"/>
@@ -7107,7 +7107,7 @@
             <w:pPr>
               <w:spacing w:after="20" w:before="0"/>
             </w:pPr>
-            <w:hyperlink w:history="1" r:id="rIdppbs6ltblm1avcbdiypcu">
+            <w:hyperlink w:history="1" r:id="rId1kkbh5as7zk5akakjcpww">
               <w:r>
                 <w:rPr>
                   <w:rFonts w:ascii="Arial" w:cs="Arial" w:eastAsia="Arial" w:hAnsi="Arial"/>
@@ -7140,7 +7140,7 @@
               <w:spacing w:after="10" w:before="0"/>
               <w:ind w:left="120"/>
             </w:pPr>
-            <w:hyperlink w:history="1" r:id="rIdjd9n-g701kqdw2fso6cdj">
+            <w:hyperlink w:history="1" r:id="rIdlvcnqikklialg3ceodyk6">
               <w:r>
                 <w:rPr>
                   <w:rFonts w:ascii="Arial" w:cs="Arial" w:eastAsia="Arial" w:hAnsi="Arial"/>
@@ -7335,7 +7335,7 @@
             <w:pPr>
               <w:spacing w:after="20" w:before="0"/>
             </w:pPr>
-            <w:hyperlink w:history="1" r:id="rIdgdnklchxbcqlk8rcpuogq">
+            <w:hyperlink w:history="1" r:id="rId4re1gak01ansqc6c1ynn6">
               <w:r>
                 <w:rPr>
                   <w:rFonts w:ascii="Arial" w:cs="Arial" w:eastAsia="Arial" w:hAnsi="Arial"/>
@@ -7368,7 +7368,7 @@
               <w:spacing w:after="10" w:before="0"/>
               <w:ind w:left="120"/>
             </w:pPr>
-            <w:hyperlink w:history="1" r:id="rIdpxpi31rqdbth-k95ma9mt">
+            <w:hyperlink w:history="1" r:id="rId8e2uwzbwe976e10nw95em">
               <w:r>
                 <w:rPr>
                   <w:rFonts w:ascii="Arial" w:cs="Arial" w:eastAsia="Arial" w:hAnsi="Arial"/>
@@ -7413,7 +7413,7 @@
             <w:pPr>
               <w:spacing w:after="20" w:before="0"/>
             </w:pPr>
-            <w:hyperlink w:history="1" r:id="rIdv3wnkc8pnlq_00eihwwtv">
+            <w:hyperlink w:history="1" r:id="rIdk3zkdp08padeojworvttb">
               <w:r>
                 <w:rPr>
                   <w:rFonts w:ascii="Arial" w:cs="Arial" w:eastAsia="Arial" w:hAnsi="Arial"/>
@@ -7446,7 +7446,7 @@
               <w:spacing w:after="10" w:before="0"/>
               <w:ind w:left="120"/>
             </w:pPr>
-            <w:hyperlink w:history="1" r:id="rIdrpnduxeyaoj4hoqv2xoti">
+            <w:hyperlink w:history="1" r:id="rId24tchncfvpbrwqflj0eoo">
               <w:r>
                 <w:rPr>
                   <w:rFonts w:ascii="Arial" w:cs="Arial" w:eastAsia="Arial" w:hAnsi="Arial"/>
@@ -7641,7 +7641,7 @@
             <w:pPr>
               <w:spacing w:after="20" w:before="0"/>
             </w:pPr>
-            <w:hyperlink w:history="1" r:id="rIdsosjpnuk26qs3pkjvepfy">
+            <w:hyperlink w:history="1" r:id="rIdp7blnqwaux6_frbqtqxvd">
               <w:r>
                 <w:rPr>
                   <w:rFonts w:ascii="Arial" w:cs="Arial" w:eastAsia="Arial" w:hAnsi="Arial"/>
@@ -7674,7 +7674,7 @@
               <w:spacing w:after="10" w:before="0"/>
               <w:ind w:left="120"/>
             </w:pPr>
-            <w:hyperlink w:history="1" r:id="rIdripnh5pbwbuhudnyhm_n0">
+            <w:hyperlink w:history="1" r:id="rIdlw-ms2nk6ibpizlazrt4y">
               <w:r>
                 <w:rPr>
                   <w:rFonts w:ascii="Arial" w:cs="Arial" w:eastAsia="Arial" w:hAnsi="Arial"/>
@@ -7719,7 +7719,7 @@
             <w:pPr>
               <w:spacing w:after="20" w:before="0"/>
             </w:pPr>
-            <w:hyperlink w:history="1" r:id="rId2qipdbfj51nirz_e1zyzg">
+            <w:hyperlink w:history="1" r:id="rIdlpxdjxtuji8wiwtpa3kuw">
               <w:r>
                 <w:rPr>
                   <w:rFonts w:ascii="Arial" w:cs="Arial" w:eastAsia="Arial" w:hAnsi="Arial"/>
@@ -7752,7 +7752,7 @@
               <w:spacing w:after="10" w:before="0"/>
               <w:ind w:left="120"/>
             </w:pPr>
-            <w:hyperlink w:history="1" r:id="rIdzrqvrgzj3mjpb9epkhfmp">
+            <w:hyperlink w:history="1" r:id="rIdysfovxarsqeavwmk1651d">
               <w:r>
                 <w:rPr>
                   <w:rFonts w:ascii="Arial" w:cs="Arial" w:eastAsia="Arial" w:hAnsi="Arial"/>
@@ -8264,7 +8264,7 @@
         </w:rPr>
         <w:t xml:space="preserve">© 2026 SeaVuria and ARES. Aligned with KICD objectives. Developed by SeaVuria; technical implementation by ARES (with AI assistance from Claude). Licensed under </w:t>
       </w:r>
-      <w:hyperlink w:history="1" r:id="rId5j04vqxrriglc4ci0gsol">
+      <w:hyperlink w:history="1" r:id="rIddurgs54plsyilq1mss07x">
         <w:r>
           <w:rPr>
             <w:rFonts w:ascii="Arial" w:cs="Arial" w:eastAsia="Arial" w:hAnsi="Arial"/>
@@ -8285,7 +8285,7 @@
         </w:rPr>
         <w:t xml:space="preserve"> (</w:t>
       </w:r>
-      <w:hyperlink w:history="1" r:id="rIdrsld_xxvewj4ocdo2bjuk">
+      <w:hyperlink w:history="1" r:id="rIdawn_x_o9kv0lvxwvdbhvo">
         <w:r>
           <w:rPr>
             <w:rFonts w:ascii="Arial" w:cs="Arial" w:eastAsia="Arial" w:hAnsi="Arial"/>
@@ -9298,7 +9298,7 @@
             <w:pPr>
               <w:spacing w:after="20" w:before="0"/>
             </w:pPr>
-            <w:hyperlink w:history="1" r:id="rIdenbi_wzeu7ymkigifrqx_">
+            <w:hyperlink w:history="1" r:id="rIdek9ihmi-3oyqgy5cxr4jg">
               <w:r>
                 <w:rPr>
                   <w:rFonts w:ascii="Arial" w:cs="Arial" w:eastAsia="Arial" w:hAnsi="Arial"/>
@@ -9331,7 +9331,7 @@
               <w:spacing w:after="10" w:before="0"/>
               <w:ind w:left="120"/>
             </w:pPr>
-            <w:hyperlink w:history="1" r:id="rId_9o4ocjhsa_auhbki_b-d">
+            <w:hyperlink w:history="1" r:id="rIdu1iiydxszeazf4qk_sdr1">
               <w:r>
                 <w:rPr>
                   <w:rFonts w:ascii="Arial" w:cs="Arial" w:eastAsia="Arial" w:hAnsi="Arial"/>
@@ -9376,7 +9376,7 @@
             <w:pPr>
               <w:spacing w:after="20" w:before="0"/>
             </w:pPr>
-            <w:hyperlink w:history="1" r:id="rId9rutzwl9cuco204sisanh">
+            <w:hyperlink w:history="1" r:id="rIdp_x2iftvpaf0q2nadypek">
               <w:r>
                 <w:rPr>
                   <w:rFonts w:ascii="Arial" w:cs="Arial" w:eastAsia="Arial" w:hAnsi="Arial"/>
@@ -9409,7 +9409,7 @@
               <w:spacing w:after="10" w:before="0"/>
               <w:ind w:left="120"/>
             </w:pPr>
-            <w:hyperlink w:history="1" r:id="rIdyxgdau0utb6mhdbbqxpfw">
+            <w:hyperlink w:history="1" r:id="rId4zky6sh6k6k1rlcptqrmi">
               <w:r>
                 <w:rPr>
                   <w:rFonts w:ascii="Arial" w:cs="Arial" w:eastAsia="Arial" w:hAnsi="Arial"/>
@@ -9604,7 +9604,7 @@
             <w:pPr>
               <w:spacing w:after="20" w:before="0"/>
             </w:pPr>
-            <w:hyperlink w:history="1" r:id="rId3-yp-8qdqnjjhy7ybz07e">
+            <w:hyperlink w:history="1" r:id="rId9_dbhisgpomigaoatdsy3">
               <w:r>
                 <w:rPr>
                   <w:rFonts w:ascii="Arial" w:cs="Arial" w:eastAsia="Arial" w:hAnsi="Arial"/>
@@ -9637,7 +9637,7 @@
               <w:spacing w:after="10" w:before="0"/>
               <w:ind w:left="120"/>
             </w:pPr>
-            <w:hyperlink w:history="1" r:id="rIdzp6lpx_u5paxtx2g-3nbb">
+            <w:hyperlink w:history="1" r:id="rIdstmlrnzv40epluxxc0efx">
               <w:r>
                 <w:rPr>
                   <w:rFonts w:ascii="Arial" w:cs="Arial" w:eastAsia="Arial" w:hAnsi="Arial"/>
@@ -9682,7 +9682,7 @@
             <w:pPr>
               <w:spacing w:after="20" w:before="0"/>
             </w:pPr>
-            <w:hyperlink w:history="1" r:id="rIdrmmjknggtysevqrrg6fmm">
+            <w:hyperlink w:history="1" r:id="rIdio1pos75wbrxs_qb7bnby">
               <w:r>
                 <w:rPr>
                   <w:rFonts w:ascii="Arial" w:cs="Arial" w:eastAsia="Arial" w:hAnsi="Arial"/>
@@ -9715,7 +9715,7 @@
               <w:spacing w:after="10" w:before="0"/>
               <w:ind w:left="120"/>
             </w:pPr>
-            <w:hyperlink w:history="1" r:id="rIdczdhsgs7s3foplco-2jaq">
+            <w:hyperlink w:history="1" r:id="rIdaruevye1cdocb2xq20tqa">
               <w:r>
                 <w:rPr>
                   <w:rFonts w:ascii="Arial" w:cs="Arial" w:eastAsia="Arial" w:hAnsi="Arial"/>
@@ -9910,7 +9910,7 @@
             <w:pPr>
               <w:spacing w:after="20" w:before="0"/>
             </w:pPr>
-            <w:hyperlink w:history="1" r:id="rId_iezu_iooj8y-n4z0jhfm">
+            <w:hyperlink w:history="1" r:id="rIdgq5ywdi1nydmpqxjz5nus">
               <w:r>
                 <w:rPr>
                   <w:rFonts w:ascii="Arial" w:cs="Arial" w:eastAsia="Arial" w:hAnsi="Arial"/>
@@ -9943,7 +9943,7 @@
               <w:spacing w:after="10" w:before="0"/>
               <w:ind w:left="120"/>
             </w:pPr>
-            <w:hyperlink w:history="1" r:id="rIdo_b8uybp-hdwhr6tjha7c">
+            <w:hyperlink w:history="1" r:id="rId9q313df-vgltqnsrdhlxd">
               <w:r>
                 <w:rPr>
                   <w:rFonts w:ascii="Arial" w:cs="Arial" w:eastAsia="Arial" w:hAnsi="Arial"/>
@@ -9988,7 +9988,7 @@
             <w:pPr>
               <w:spacing w:after="20" w:before="0"/>
             </w:pPr>
-            <w:hyperlink w:history="1" r:id="rIdx1wuhotyshdxshpfbch9d">
+            <w:hyperlink w:history="1" r:id="rIdblfkagexx02yyjxk5lsfh">
               <w:r>
                 <w:rPr>
                   <w:rFonts w:ascii="Arial" w:cs="Arial" w:eastAsia="Arial" w:hAnsi="Arial"/>
@@ -10021,7 +10021,7 @@
               <w:spacing w:after="10" w:before="0"/>
               <w:ind w:left="120"/>
             </w:pPr>
-            <w:hyperlink w:history="1" r:id="rIdxxn5etapmtx3fkj7zwbwa">
+            <w:hyperlink w:history="1" r:id="rId1bfasp2z5zlniqqltdbj0">
               <w:r>
                 <w:rPr>
                   <w:rFonts w:ascii="Arial" w:cs="Arial" w:eastAsia="Arial" w:hAnsi="Arial"/>
@@ -10216,7 +10216,7 @@
             <w:pPr>
               <w:spacing w:after="20" w:before="0"/>
             </w:pPr>
-            <w:hyperlink w:history="1" r:id="rIdt7sjk1piphpj2ysy8ya2p">
+            <w:hyperlink w:history="1" r:id="rId_-_kbnnt7bos9yro_mtjc">
               <w:r>
                 <w:rPr>
                   <w:rFonts w:ascii="Arial" w:cs="Arial" w:eastAsia="Arial" w:hAnsi="Arial"/>
@@ -10249,7 +10249,7 @@
               <w:spacing w:after="10" w:before="0"/>
               <w:ind w:left="120"/>
             </w:pPr>
-            <w:hyperlink w:history="1" r:id="rIdw9-ft0nz2rlhrn3qlpvrk">
+            <w:hyperlink w:history="1" r:id="rIdxvltyose3iskswtvclkb4">
               <w:r>
                 <w:rPr>
                   <w:rFonts w:ascii="Arial" w:cs="Arial" w:eastAsia="Arial" w:hAnsi="Arial"/>
@@ -10294,7 +10294,7 @@
             <w:pPr>
               <w:spacing w:after="20" w:before="0"/>
             </w:pPr>
-            <w:hyperlink w:history="1" r:id="rIdbfx9weo1ai7oq1dtot8mo">
+            <w:hyperlink w:history="1" r:id="rId8i6yi0s54ui1caaygpz9j">
               <w:r>
                 <w:rPr>
                   <w:rFonts w:ascii="Arial" w:cs="Arial" w:eastAsia="Arial" w:hAnsi="Arial"/>
@@ -10327,7 +10327,7 @@
               <w:spacing w:after="10" w:before="0"/>
               <w:ind w:left="120"/>
             </w:pPr>
-            <w:hyperlink w:history="1" r:id="rIdde7ytxstx6i-ko9cuvkqp">
+            <w:hyperlink w:history="1" r:id="rIdfdszk-oa4mozigfki_2l7">
               <w:r>
                 <w:rPr>
                   <w:rFonts w:ascii="Arial" w:cs="Arial" w:eastAsia="Arial" w:hAnsi="Arial"/>
@@ -10522,7 +10522,7 @@
             <w:pPr>
               <w:spacing w:after="20" w:before="0"/>
             </w:pPr>
-            <w:hyperlink w:history="1" r:id="rIdb3s6yeptnodvxgrn8u_bj">
+            <w:hyperlink w:history="1" r:id="rIdvkl5mz-pfix92qh1o9zw9">
               <w:r>
                 <w:rPr>
                   <w:rFonts w:ascii="Arial" w:cs="Arial" w:eastAsia="Arial" w:hAnsi="Arial"/>
@@ -10555,7 +10555,7 @@
               <w:spacing w:after="10" w:before="0"/>
               <w:ind w:left="120"/>
             </w:pPr>
-            <w:hyperlink w:history="1" r:id="rIdwa5yasujw5b0hdoro2b2y">
+            <w:hyperlink w:history="1" r:id="rIdbwyra017uqt4wuov1-nrl">
               <w:r>
                 <w:rPr>
                   <w:rFonts w:ascii="Arial" w:cs="Arial" w:eastAsia="Arial" w:hAnsi="Arial"/>
@@ -10600,7 +10600,7 @@
             <w:pPr>
               <w:spacing w:after="20" w:before="0"/>
             </w:pPr>
-            <w:hyperlink w:history="1" r:id="rIdfhyljqhepaqylwb085wxm">
+            <w:hyperlink w:history="1" r:id="rIdnnhwlk-gwabdpgoostfrl">
               <w:r>
                 <w:rPr>
                   <w:rFonts w:ascii="Arial" w:cs="Arial" w:eastAsia="Arial" w:hAnsi="Arial"/>
@@ -10633,7 +10633,7 @@
               <w:spacing w:after="10" w:before="0"/>
               <w:ind w:left="120"/>
             </w:pPr>
-            <w:hyperlink w:history="1" r:id="rIdh_earhbjyzyybace12svq">
+            <w:hyperlink w:history="1" r:id="rIdvjeekhz7un_fqlxashked">
               <w:r>
                 <w:rPr>
                   <w:rFonts w:ascii="Arial" w:cs="Arial" w:eastAsia="Arial" w:hAnsi="Arial"/>
@@ -11145,7 +11145,7 @@
         </w:rPr>
         <w:t xml:space="preserve">© 2026 SeaVuria and ARES. Aligned with KICD objectives. Developed by SeaVuria; technical implementation by ARES (with AI assistance from Claude). Licensed under </w:t>
       </w:r>
-      <w:hyperlink w:history="1" r:id="rId_acifw6brglh9pkrx0jb7">
+      <w:hyperlink w:history="1" r:id="rId4llrqnmxj7c6bynelderb">
         <w:r>
           <w:rPr>
             <w:rFonts w:ascii="Arial" w:cs="Arial" w:eastAsia="Arial" w:hAnsi="Arial"/>
@@ -11166,7 +11166,7 @@
         </w:rPr>
         <w:t xml:space="preserve"> (</w:t>
       </w:r>
-      <w:hyperlink w:history="1" r:id="rIdrcc3qcva10hb56mcuxy1g">
+      <w:hyperlink w:history="1" r:id="rIdk5lvmwkongevzsbpccud_">
         <w:r>
           <w:rPr>
             <w:rFonts w:ascii="Arial" w:cs="Arial" w:eastAsia="Arial" w:hAnsi="Arial"/>
@@ -12179,7 +12179,7 @@
             <w:pPr>
               <w:spacing w:after="20" w:before="0"/>
             </w:pPr>
-            <w:hyperlink w:history="1" r:id="rId4dxpzfsirplxr8hvogtq9">
+            <w:hyperlink w:history="1" r:id="rIdpsfagkfod0ne35y1ukpts">
               <w:r>
                 <w:rPr>
                   <w:rFonts w:ascii="Arial" w:cs="Arial" w:eastAsia="Arial" w:hAnsi="Arial"/>
@@ -12212,7 +12212,7 @@
               <w:spacing w:after="10" w:before="0"/>
               <w:ind w:left="120"/>
             </w:pPr>
-            <w:hyperlink w:history="1" r:id="rIdyizfelhu-ey_hojps-ihm">
+            <w:hyperlink w:history="1" r:id="rIdf0wcokodrxbbgauvesmuq">
               <w:r>
                 <w:rPr>
                   <w:rFonts w:ascii="Arial" w:cs="Arial" w:eastAsia="Arial" w:hAnsi="Arial"/>
@@ -12257,7 +12257,7 @@
             <w:pPr>
               <w:spacing w:after="20" w:before="0"/>
             </w:pPr>
-            <w:hyperlink w:history="1" r:id="rIdzrfkms-irrper_mm7vfjo">
+            <w:hyperlink w:history="1" r:id="rIdn0r2yv_eul4n29-3_t2bo">
               <w:r>
                 <w:rPr>
                   <w:rFonts w:ascii="Arial" w:cs="Arial" w:eastAsia="Arial" w:hAnsi="Arial"/>
@@ -12290,7 +12290,7 @@
               <w:spacing w:after="10" w:before="0"/>
               <w:ind w:left="120"/>
             </w:pPr>
-            <w:hyperlink w:history="1" r:id="rIdfutga6efaccdiioo41fiu">
+            <w:hyperlink w:history="1" r:id="rIdycgi5oafwbolzxhjr3pnd">
               <w:r>
                 <w:rPr>
                   <w:rFonts w:ascii="Arial" w:cs="Arial" w:eastAsia="Arial" w:hAnsi="Arial"/>
@@ -12485,7 +12485,7 @@
             <w:pPr>
               <w:spacing w:after="20" w:before="0"/>
             </w:pPr>
-            <w:hyperlink w:history="1" r:id="rIdfynf79nnciwucmyiyrq3-">
+            <w:hyperlink w:history="1" r:id="rIdn5bkyem-mkszgdhade3jd">
               <w:r>
                 <w:rPr>
                   <w:rFonts w:ascii="Arial" w:cs="Arial" w:eastAsia="Arial" w:hAnsi="Arial"/>
@@ -12518,7 +12518,7 @@
               <w:spacing w:after="10" w:before="0"/>
               <w:ind w:left="120"/>
             </w:pPr>
-            <w:hyperlink w:history="1" r:id="rIdk7fcag7i0mh19yldinbhj">
+            <w:hyperlink w:history="1" r:id="rIdhx0hed6vyzbbzukdnqhi8">
               <w:r>
                 <w:rPr>
                   <w:rFonts w:ascii="Arial" w:cs="Arial" w:eastAsia="Arial" w:hAnsi="Arial"/>
@@ -12563,7 +12563,7 @@
             <w:pPr>
               <w:spacing w:after="20" w:before="0"/>
             </w:pPr>
-            <w:hyperlink w:history="1" r:id="rIdqvi3lmv2xhku_5kjx3rcn">
+            <w:hyperlink w:history="1" r:id="rIdmcybqpn6wt4sze_j8des6">
               <w:r>
                 <w:rPr>
                   <w:rFonts w:ascii="Arial" w:cs="Arial" w:eastAsia="Arial" w:hAnsi="Arial"/>
@@ -12596,7 +12596,7 @@
               <w:spacing w:after="10" w:before="0"/>
               <w:ind w:left="120"/>
             </w:pPr>
-            <w:hyperlink w:history="1" r:id="rIdthtjpxpazn0mtckqxaasf">
+            <w:hyperlink w:history="1" r:id="rIdoghrpqdwtotjcvcnzggyw">
               <w:r>
                 <w:rPr>
                   <w:rFonts w:ascii="Arial" w:cs="Arial" w:eastAsia="Arial" w:hAnsi="Arial"/>
@@ -12791,7 +12791,7 @@
             <w:pPr>
               <w:spacing w:after="20" w:before="0"/>
             </w:pPr>
-            <w:hyperlink w:history="1" r:id="rIdo-zy-k6mrt6jpeldr6sx1">
+            <w:hyperlink w:history="1" r:id="rIdbun6fca4oenhl9ujikge-">
               <w:r>
                 <w:rPr>
                   <w:rFonts w:ascii="Arial" w:cs="Arial" w:eastAsia="Arial" w:hAnsi="Arial"/>
@@ -12824,7 +12824,7 @@
               <w:spacing w:after="10" w:before="0"/>
               <w:ind w:left="120"/>
             </w:pPr>
-            <w:hyperlink w:history="1" r:id="rIddi8jbas0lhuytny7y1kcg">
+            <w:hyperlink w:history="1" r:id="rIdqhjgdayqisltqxmea5oya">
               <w:r>
                 <w:rPr>
                   <w:rFonts w:ascii="Arial" w:cs="Arial" w:eastAsia="Arial" w:hAnsi="Arial"/>
@@ -12869,7 +12869,7 @@
             <w:pPr>
               <w:spacing w:after="20" w:before="0"/>
             </w:pPr>
-            <w:hyperlink w:history="1" r:id="rIdtgbd6r-iqrc4uh6p0wqle">
+            <w:hyperlink w:history="1" r:id="rIdwv69belkasy8ofwgqn4sb">
               <w:r>
                 <w:rPr>
                   <w:rFonts w:ascii="Arial" w:cs="Arial" w:eastAsia="Arial" w:hAnsi="Arial"/>
@@ -12902,7 +12902,7 @@
               <w:spacing w:after="10" w:before="0"/>
               <w:ind w:left="120"/>
             </w:pPr>
-            <w:hyperlink w:history="1" r:id="rIdlfhqwie6yaubshflivz0c">
+            <w:hyperlink w:history="1" r:id="rIducbovzr_cm6gjfwjkuw17">
               <w:r>
                 <w:rPr>
                   <w:rFonts w:ascii="Arial" w:cs="Arial" w:eastAsia="Arial" w:hAnsi="Arial"/>
@@ -13097,7 +13097,7 @@
             <w:pPr>
               <w:spacing w:after="20" w:before="0"/>
             </w:pPr>
-            <w:hyperlink w:history="1" r:id="rIdethbafbksj9cwvbtly0jg">
+            <w:hyperlink w:history="1" r:id="rId-ypwitqtbphufswduq6jj">
               <w:r>
                 <w:rPr>
                   <w:rFonts w:ascii="Arial" w:cs="Arial" w:eastAsia="Arial" w:hAnsi="Arial"/>
@@ -13130,7 +13130,7 @@
               <w:spacing w:after="10" w:before="0"/>
               <w:ind w:left="120"/>
             </w:pPr>
-            <w:hyperlink w:history="1" r:id="rIde3z6zqne6hxgylwvf1o7w">
+            <w:hyperlink w:history="1" r:id="rIdmbhe0rr_usw3jnhwwy30v">
               <w:r>
                 <w:rPr>
                   <w:rFonts w:ascii="Arial" w:cs="Arial" w:eastAsia="Arial" w:hAnsi="Arial"/>
@@ -13175,7 +13175,7 @@
             <w:pPr>
               <w:spacing w:after="20" w:before="0"/>
             </w:pPr>
-            <w:hyperlink w:history="1" r:id="rIdck3thpr-6eurvoi6df0ac">
+            <w:hyperlink w:history="1" r:id="rIdeda98iab0wdon54gpfcv_">
               <w:r>
                 <w:rPr>
                   <w:rFonts w:ascii="Arial" w:cs="Arial" w:eastAsia="Arial" w:hAnsi="Arial"/>
@@ -13208,7 +13208,7 @@
               <w:spacing w:after="10" w:before="0"/>
               <w:ind w:left="120"/>
             </w:pPr>
-            <w:hyperlink w:history="1" r:id="rIde_r3gdt2wczuceaurn1ej">
+            <w:hyperlink w:history="1" r:id="rIdi8clyfuvxciq5extjmman">
               <w:r>
                 <w:rPr>
                   <w:rFonts w:ascii="Arial" w:cs="Arial" w:eastAsia="Arial" w:hAnsi="Arial"/>
@@ -13403,7 +13403,7 @@
             <w:pPr>
               <w:spacing w:after="20" w:before="0"/>
             </w:pPr>
-            <w:hyperlink w:history="1" r:id="rIdfdladbijutiyrf2tlageg">
+            <w:hyperlink w:history="1" r:id="rId0ijfh46vsbekxkuyun_oa">
               <w:r>
                 <w:rPr>
                   <w:rFonts w:ascii="Arial" w:cs="Arial" w:eastAsia="Arial" w:hAnsi="Arial"/>
@@ -13436,7 +13436,7 @@
               <w:spacing w:after="10" w:before="0"/>
               <w:ind w:left="120"/>
             </w:pPr>
-            <w:hyperlink w:history="1" r:id="rIdbl2dbr_6gv6zkiwwllrvm">
+            <w:hyperlink w:history="1" r:id="rId35_soh5jezryg3rsm9xte">
               <w:r>
                 <w:rPr>
                   <w:rFonts w:ascii="Arial" w:cs="Arial" w:eastAsia="Arial" w:hAnsi="Arial"/>
@@ -13481,7 +13481,7 @@
             <w:pPr>
               <w:spacing w:after="20" w:before="0"/>
             </w:pPr>
-            <w:hyperlink w:history="1" r:id="rIdqtowbrr0l-si7wqsqfobu">
+            <w:hyperlink w:history="1" r:id="rIdixmd3ewnlbrzlabfkvvbz">
               <w:r>
                 <w:rPr>
                   <w:rFonts w:ascii="Arial" w:cs="Arial" w:eastAsia="Arial" w:hAnsi="Arial"/>
@@ -13514,7 +13514,7 @@
               <w:spacing w:after="10" w:before="0"/>
               <w:ind w:left="120"/>
             </w:pPr>
-            <w:hyperlink w:history="1" r:id="rIdz0_4abhghug6wzsggmu3c">
+            <w:hyperlink w:history="1" r:id="rId014zxt8lwc1xpie1uxbly">
               <w:r>
                 <w:rPr>
                   <w:rFonts w:ascii="Arial" w:cs="Arial" w:eastAsia="Arial" w:hAnsi="Arial"/>
@@ -14026,7 +14026,7 @@
         </w:rPr>
         <w:t xml:space="preserve">© 2026 SeaVuria and ARES. Aligned with KICD objectives. Developed by SeaVuria; technical implementation by ARES (with AI assistance from Claude). Licensed under </w:t>
       </w:r>
-      <w:hyperlink w:history="1" r:id="rIdodfxwo-3jc7e2bgvc7xlx">
+      <w:hyperlink w:history="1" r:id="rIdbmjvem0bqfsmzzktqy59r">
         <w:r>
           <w:rPr>
             <w:rFonts w:ascii="Arial" w:cs="Arial" w:eastAsia="Arial" w:hAnsi="Arial"/>
@@ -14047,7 +14047,7 @@
         </w:rPr>
         <w:t xml:space="preserve"> (</w:t>
       </w:r>
-      <w:hyperlink w:history="1" r:id="rIdjwpzkeraf5ijtkurrjcrf">
+      <w:hyperlink w:history="1" r:id="rIdj6ywg1m1lya99q-rx7xfm">
         <w:r>
           <w:rPr>
             <w:rFonts w:ascii="Arial" w:cs="Arial" w:eastAsia="Arial" w:hAnsi="Arial"/>
@@ -15060,7 +15060,7 @@
             <w:pPr>
               <w:spacing w:after="20" w:before="0"/>
             </w:pPr>
-            <w:hyperlink w:history="1" r:id="rIdrucyntclugggwsv_ycjhf">
+            <w:hyperlink w:history="1" r:id="rIdlbyrgzbyecqudcjrsceua">
               <w:r>
                 <w:rPr>
                   <w:rFonts w:ascii="Arial" w:cs="Arial" w:eastAsia="Arial" w:hAnsi="Arial"/>
@@ -15093,7 +15093,7 @@
               <w:spacing w:after="10" w:before="0"/>
               <w:ind w:left="120"/>
             </w:pPr>
-            <w:hyperlink w:history="1" r:id="rId68u10u_4ypjtvkcnawykv">
+            <w:hyperlink w:history="1" r:id="rIdu4u2ogq91dknsvip7lxot">
               <w:r>
                 <w:rPr>
                   <w:rFonts w:ascii="Arial" w:cs="Arial" w:eastAsia="Arial" w:hAnsi="Arial"/>
@@ -15138,7 +15138,7 @@
             <w:pPr>
               <w:spacing w:after="20" w:before="0"/>
             </w:pPr>
-            <w:hyperlink w:history="1" r:id="rIddgovf7udywam5m_vbb2sb">
+            <w:hyperlink w:history="1" r:id="rIdghy3hbn43yemfjrcvk_qg">
               <w:r>
                 <w:rPr>
                   <w:rFonts w:ascii="Arial" w:cs="Arial" w:eastAsia="Arial" w:hAnsi="Arial"/>
@@ -15171,7 +15171,7 @@
               <w:spacing w:after="10" w:before="0"/>
               <w:ind w:left="120"/>
             </w:pPr>
-            <w:hyperlink w:history="1" r:id="rIdococrnhiydkjpvd8fubzs">
+            <w:hyperlink w:history="1" r:id="rIdtuu2zhrq1mldv51tdeexy">
               <w:r>
                 <w:rPr>
                   <w:rFonts w:ascii="Arial" w:cs="Arial" w:eastAsia="Arial" w:hAnsi="Arial"/>
@@ -15366,7 +15366,7 @@
             <w:pPr>
               <w:spacing w:after="20" w:before="0"/>
             </w:pPr>
-            <w:hyperlink w:history="1" r:id="rId2kyiyvmginbb-rpyqxdta">
+            <w:hyperlink w:history="1" r:id="rIdojnybml8y3bu4dtrrfpj3">
               <w:r>
                 <w:rPr>
                   <w:rFonts w:ascii="Arial" w:cs="Arial" w:eastAsia="Arial" w:hAnsi="Arial"/>
@@ -15399,7 +15399,7 @@
               <w:spacing w:after="10" w:before="0"/>
               <w:ind w:left="120"/>
             </w:pPr>
-            <w:hyperlink w:history="1" r:id="rIdpx7b-lqiduuyejbh1tldo">
+            <w:hyperlink w:history="1" r:id="rId_3okftnj8zyu-c5r9im1p">
               <w:r>
                 <w:rPr>
                   <w:rFonts w:ascii="Arial" w:cs="Arial" w:eastAsia="Arial" w:hAnsi="Arial"/>
@@ -15444,7 +15444,7 @@
             <w:pPr>
               <w:spacing w:after="20" w:before="0"/>
             </w:pPr>
-            <w:hyperlink w:history="1" r:id="rId1na545ma62dd3dv56amhw">
+            <w:hyperlink w:history="1" r:id="rId4wuajvbk3yxoepak_jydu">
               <w:r>
                 <w:rPr>
                   <w:rFonts w:ascii="Arial" w:cs="Arial" w:eastAsia="Arial" w:hAnsi="Arial"/>
@@ -15477,7 +15477,7 @@
               <w:spacing w:after="10" w:before="0"/>
               <w:ind w:left="120"/>
             </w:pPr>
-            <w:hyperlink w:history="1" r:id="rId9ativhwo_9rlvnbha8he0">
+            <w:hyperlink w:history="1" r:id="rId3yjyslrlz0ywqrumpnoid">
               <w:r>
                 <w:rPr>
                   <w:rFonts w:ascii="Arial" w:cs="Arial" w:eastAsia="Arial" w:hAnsi="Arial"/>
@@ -15672,7 +15672,7 @@
             <w:pPr>
               <w:spacing w:after="20" w:before="0"/>
             </w:pPr>
-            <w:hyperlink w:history="1" r:id="rIdkujgpmuokr0vivpxuthct">
+            <w:hyperlink w:history="1" r:id="rIdemkmatvtyk982f8v4kfqz">
               <w:r>
                 <w:rPr>
                   <w:rFonts w:ascii="Arial" w:cs="Arial" w:eastAsia="Arial" w:hAnsi="Arial"/>
@@ -15705,7 +15705,7 @@
               <w:spacing w:after="10" w:before="0"/>
               <w:ind w:left="120"/>
             </w:pPr>
-            <w:hyperlink w:history="1" r:id="rIdmomydbf2sedckzectki-o">
+            <w:hyperlink w:history="1" r:id="rIdgmrp08zf4rdeviumyqvr4">
               <w:r>
                 <w:rPr>
                   <w:rFonts w:ascii="Arial" w:cs="Arial" w:eastAsia="Arial" w:hAnsi="Arial"/>
@@ -15750,7 +15750,7 @@
             <w:pPr>
               <w:spacing w:after="20" w:before="0"/>
             </w:pPr>
-            <w:hyperlink w:history="1" r:id="rIdyas6krhcohlbfl4mrefwm">
+            <w:hyperlink w:history="1" r:id="rIdn6z_bm9ioax01rvqk-nka">
               <w:r>
                 <w:rPr>
                   <w:rFonts w:ascii="Arial" w:cs="Arial" w:eastAsia="Arial" w:hAnsi="Arial"/>
@@ -15783,7 +15783,7 @@
               <w:spacing w:after="10" w:before="0"/>
               <w:ind w:left="120"/>
             </w:pPr>
-            <w:hyperlink w:history="1" r:id="rIdtqchmk4pcly6eroh6sjyk">
+            <w:hyperlink w:history="1" r:id="rIdyjaow3qetefno4g5f59jo">
               <w:r>
                 <w:rPr>
                   <w:rFonts w:ascii="Arial" w:cs="Arial" w:eastAsia="Arial" w:hAnsi="Arial"/>
@@ -15978,7 +15978,7 @@
             <w:pPr>
               <w:spacing w:after="20" w:before="0"/>
             </w:pPr>
-            <w:hyperlink w:history="1" r:id="rId2tdluvbceywfi2obkixei">
+            <w:hyperlink w:history="1" r:id="rIdqs5tdeiqteuqn237df3tx">
               <w:r>
                 <w:rPr>
                   <w:rFonts w:ascii="Arial" w:cs="Arial" w:eastAsia="Arial" w:hAnsi="Arial"/>
@@ -16011,7 +16011,7 @@
               <w:spacing w:after="10" w:before="0"/>
               <w:ind w:left="120"/>
             </w:pPr>
-            <w:hyperlink w:history="1" r:id="rIdy1rkbvd2sbdvqb6ozz5ky">
+            <w:hyperlink w:history="1" r:id="rIdanvgav0blno6xtajref-f">
               <w:r>
                 <w:rPr>
                   <w:rFonts w:ascii="Arial" w:cs="Arial" w:eastAsia="Arial" w:hAnsi="Arial"/>
@@ -16056,7 +16056,7 @@
             <w:pPr>
               <w:spacing w:after="20" w:before="0"/>
             </w:pPr>
-            <w:hyperlink w:history="1" r:id="rIdjjycz9eh-23fo1ebekc_n">
+            <w:hyperlink w:history="1" r:id="rIdw4nkgpt3ousv9n8hudtud">
               <w:r>
                 <w:rPr>
                   <w:rFonts w:ascii="Arial" w:cs="Arial" w:eastAsia="Arial" w:hAnsi="Arial"/>
@@ -16089,7 +16089,7 @@
               <w:spacing w:after="10" w:before="0"/>
               <w:ind w:left="120"/>
             </w:pPr>
-            <w:hyperlink w:history="1" r:id="rId645ybqdgnzv8uw1z1megn">
+            <w:hyperlink w:history="1" r:id="rIdle7atrqguola4t2psnhdt">
               <w:r>
                 <w:rPr>
                   <w:rFonts w:ascii="Arial" w:cs="Arial" w:eastAsia="Arial" w:hAnsi="Arial"/>
@@ -16284,7 +16284,7 @@
             <w:pPr>
               <w:spacing w:after="20" w:before="0"/>
             </w:pPr>
-            <w:hyperlink w:history="1" r:id="rIdbbk5sbib_hysu_vdedud4">
+            <w:hyperlink w:history="1" r:id="rIdovedy3zvomfbxpwrtyxqm">
               <w:r>
                 <w:rPr>
                   <w:rFonts w:ascii="Arial" w:cs="Arial" w:eastAsia="Arial" w:hAnsi="Arial"/>
@@ -16317,7 +16317,7 @@
               <w:spacing w:after="10" w:before="0"/>
               <w:ind w:left="120"/>
             </w:pPr>
-            <w:hyperlink w:history="1" r:id="rIdabfe-vkdaqctkgdfqiu-v">
+            <w:hyperlink w:history="1" r:id="rId4zndmrwmdml73yk44dnl9">
               <w:r>
                 <w:rPr>
                   <w:rFonts w:ascii="Arial" w:cs="Arial" w:eastAsia="Arial" w:hAnsi="Arial"/>
@@ -16362,7 +16362,7 @@
             <w:pPr>
               <w:spacing w:after="20" w:before="0"/>
             </w:pPr>
-            <w:hyperlink w:history="1" r:id="rIdcm2eauttxwcq9bytri3p3">
+            <w:hyperlink w:history="1" r:id="rIdza5uyymh-se52ccyp1jbz">
               <w:r>
                 <w:rPr>
                   <w:rFonts w:ascii="Arial" w:cs="Arial" w:eastAsia="Arial" w:hAnsi="Arial"/>
@@ -16395,7 +16395,7 @@
               <w:spacing w:after="10" w:before="0"/>
               <w:ind w:left="120"/>
             </w:pPr>
-            <w:hyperlink w:history="1" r:id="rId2vqmwuqzrq-2juevegibl">
+            <w:hyperlink w:history="1" r:id="rId5e74dvozubusdm95k1bku">
               <w:r>
                 <w:rPr>
                   <w:rFonts w:ascii="Arial" w:cs="Arial" w:eastAsia="Arial" w:hAnsi="Arial"/>
@@ -16907,7 +16907,7 @@
         </w:rPr>
         <w:t xml:space="preserve">© 2026 SeaVuria and ARES. Aligned with KICD objectives. Developed by SeaVuria; technical implementation by ARES (with AI assistance from Claude). Licensed under </w:t>
       </w:r>
-      <w:hyperlink w:history="1" r:id="rIdljhnujqukr5r3j0eqhnjm">
+      <w:hyperlink w:history="1" r:id="rIdxh5-bjxlhhoi1hyjrqtle">
         <w:r>
           <w:rPr>
             <w:rFonts w:ascii="Arial" w:cs="Arial" w:eastAsia="Arial" w:hAnsi="Arial"/>
@@ -16928,7 +16928,7 @@
         </w:rPr>
         <w:t xml:space="preserve"> (</w:t>
       </w:r>
-      <w:hyperlink w:history="1" r:id="rIdqrnjnsp1ldjy6t6jw4xgp">
+      <w:hyperlink w:history="1" r:id="rIdjcdov9ggzucakysgx7bgm">
         <w:r>
           <w:rPr>
             <w:rFonts w:ascii="Arial" w:cs="Arial" w:eastAsia="Arial" w:hAnsi="Arial"/>
@@ -18140,7 +18140,7 @@
             <w:pPr>
               <w:spacing w:after="20" w:before="0"/>
             </w:pPr>
-            <w:hyperlink w:history="1" r:id="rIdutsgq1mwrkhlygzhewu8s">
+            <w:hyperlink w:history="1" r:id="rIdbdntqodhvtu2bumobfojc">
               <w:r>
                 <w:rPr>
                   <w:rFonts w:ascii="Arial" w:cs="Arial" w:eastAsia="Arial" w:hAnsi="Arial"/>
@@ -18173,7 +18173,7 @@
               <w:spacing w:after="10" w:before="0"/>
               <w:ind w:left="120"/>
             </w:pPr>
-            <w:hyperlink w:history="1" r:id="rIdfsrdjnyfalirps-c7fr4l">
+            <w:hyperlink w:history="1" r:id="rIdvix-mrjvd-lqubfe9ku9u">
               <w:r>
                 <w:rPr>
                   <w:rFonts w:ascii="Arial" w:cs="Arial" w:eastAsia="Arial" w:hAnsi="Arial"/>
@@ -18218,7 +18218,7 @@
             <w:pPr>
               <w:spacing w:after="20" w:before="0"/>
             </w:pPr>
-            <w:hyperlink w:history="1" r:id="rIdr1snv5t23nkzj0mzi6tef">
+            <w:hyperlink w:history="1" r:id="rId1m2vhhl7dgyb62vmddefe">
               <w:r>
                 <w:rPr>
                   <w:rFonts w:ascii="Arial" w:cs="Arial" w:eastAsia="Arial" w:hAnsi="Arial"/>
@@ -18251,7 +18251,7 @@
               <w:spacing w:after="10" w:before="0"/>
               <w:ind w:left="120"/>
             </w:pPr>
-            <w:hyperlink w:history="1" r:id="rIdh-8kc2rbawv-cakg1euto">
+            <w:hyperlink w:history="1" r:id="rIdsu_jbtoib9lcjhisponln">
               <w:r>
                 <w:rPr>
                   <w:rFonts w:ascii="Arial" w:cs="Arial" w:eastAsia="Arial" w:hAnsi="Arial"/>
@@ -18446,7 +18446,7 @@
             <w:pPr>
               <w:spacing w:after="20" w:before="0"/>
             </w:pPr>
-            <w:hyperlink w:history="1" r:id="rId_pwrh0tlufo0u7icdsirp">
+            <w:hyperlink w:history="1" r:id="rIdyrhxh_kpc2tfcq5n4wyaj">
               <w:r>
                 <w:rPr>
                   <w:rFonts w:ascii="Arial" w:cs="Arial" w:eastAsia="Arial" w:hAnsi="Arial"/>
@@ -18479,7 +18479,7 @@
               <w:spacing w:after="10" w:before="0"/>
               <w:ind w:left="120"/>
             </w:pPr>
-            <w:hyperlink w:history="1" r:id="rIdebo2yaffbhgnm8bbncv38">
+            <w:hyperlink w:history="1" r:id="rIddy4c6sa46hf-xbuzue8g0">
               <w:r>
                 <w:rPr>
                   <w:rFonts w:ascii="Arial" w:cs="Arial" w:eastAsia="Arial" w:hAnsi="Arial"/>
@@ -18524,7 +18524,7 @@
             <w:pPr>
               <w:spacing w:after="20" w:before="0"/>
             </w:pPr>
-            <w:hyperlink w:history="1" r:id="rIdt7hytoblbmmfdd83tclfq">
+            <w:hyperlink w:history="1" r:id="rIdawh8uoc-1ej-5i3nrzzlr">
               <w:r>
                 <w:rPr>
                   <w:rFonts w:ascii="Arial" w:cs="Arial" w:eastAsia="Arial" w:hAnsi="Arial"/>
@@ -18557,7 +18557,7 @@
               <w:spacing w:after="10" w:before="0"/>
               <w:ind w:left="120"/>
             </w:pPr>
-            <w:hyperlink w:history="1" r:id="rId29028n2eh033h5ntlp88a">
+            <w:hyperlink w:history="1" r:id="rIdduxunm4dwmniq6pbybrjv">
               <w:r>
                 <w:rPr>
                   <w:rFonts w:ascii="Arial" w:cs="Arial" w:eastAsia="Arial" w:hAnsi="Arial"/>
@@ -18752,7 +18752,7 @@
             <w:pPr>
               <w:spacing w:after="20" w:before="0"/>
             </w:pPr>
-            <w:hyperlink w:history="1" r:id="rIdwvp1ni0skf8fshp7zepqe">
+            <w:hyperlink w:history="1" r:id="rIdqdmsyoaybrb0w6uxdtjax">
               <w:r>
                 <w:rPr>
                   <w:rFonts w:ascii="Arial" w:cs="Arial" w:eastAsia="Arial" w:hAnsi="Arial"/>
@@ -18785,7 +18785,7 @@
               <w:spacing w:after="10" w:before="0"/>
               <w:ind w:left="120"/>
             </w:pPr>
-            <w:hyperlink w:history="1" r:id="rIdzz89muxdl2fliibk2eh1k">
+            <w:hyperlink w:history="1" r:id="rIdwcf67g3x7g6wbl9e1tvsh">
               <w:r>
                 <w:rPr>
                   <w:rFonts w:ascii="Arial" w:cs="Arial" w:eastAsia="Arial" w:hAnsi="Arial"/>
@@ -18830,7 +18830,7 @@
             <w:pPr>
               <w:spacing w:after="20" w:before="0"/>
             </w:pPr>
-            <w:hyperlink w:history="1" r:id="rIdgvidgu2rmhzd2wjqojilu">
+            <w:hyperlink w:history="1" r:id="rId16n43kmno2l-bddsobgnk">
               <w:r>
                 <w:rPr>
                   <w:rFonts w:ascii="Arial" w:cs="Arial" w:eastAsia="Arial" w:hAnsi="Arial"/>
@@ -18863,7 +18863,7 @@
               <w:spacing w:after="10" w:before="0"/>
               <w:ind w:left="120"/>
             </w:pPr>
-            <w:hyperlink w:history="1" r:id="rIdtxhxbaaek6rovewehjzn7">
+            <w:hyperlink w:history="1" r:id="rIdb84vkhuwg6zke7fis_ocb">
               <w:r>
                 <w:rPr>
                   <w:rFonts w:ascii="Arial" w:cs="Arial" w:eastAsia="Arial" w:hAnsi="Arial"/>
@@ -19058,7 +19058,7 @@
             <w:pPr>
               <w:spacing w:after="20" w:before="0"/>
             </w:pPr>
-            <w:hyperlink w:history="1" r:id="rId5jshqbpa-f_ljoi1u8btg">
+            <w:hyperlink w:history="1" r:id="rIdcrmkb8lihybd6klsbof5h">
               <w:r>
                 <w:rPr>
                   <w:rFonts w:ascii="Arial" w:cs="Arial" w:eastAsia="Arial" w:hAnsi="Arial"/>
@@ -19091,7 +19091,7 @@
               <w:spacing w:after="10" w:before="0"/>
               <w:ind w:left="120"/>
             </w:pPr>
-            <w:hyperlink w:history="1" r:id="rIddpakfqoqsf8jrojjbkoum">
+            <w:hyperlink w:history="1" r:id="rIdnumnf49nryyjruqrpbczm">
               <w:r>
                 <w:rPr>
                   <w:rFonts w:ascii="Arial" w:cs="Arial" w:eastAsia="Arial" w:hAnsi="Arial"/>
@@ -19136,7 +19136,7 @@
             <w:pPr>
               <w:spacing w:after="20" w:before="0"/>
             </w:pPr>
-            <w:hyperlink w:history="1" r:id="rIdr1jul4s2p1fwbmkphpemu">
+            <w:hyperlink w:history="1" r:id="rId76au7wfzhrypie1z8zakg">
               <w:r>
                 <w:rPr>
                   <w:rFonts w:ascii="Arial" w:cs="Arial" w:eastAsia="Arial" w:hAnsi="Arial"/>
@@ -19169,7 +19169,7 @@
               <w:spacing w:after="10" w:before="0"/>
               <w:ind w:left="120"/>
             </w:pPr>
-            <w:hyperlink w:history="1" r:id="rIdo4sgjwfbzkgd-xt6cdfiq">
+            <w:hyperlink w:history="1" r:id="rIddqgru4pn2wss8ksdumplc">
               <w:r>
                 <w:rPr>
                   <w:rFonts w:ascii="Arial" w:cs="Arial" w:eastAsia="Arial" w:hAnsi="Arial"/>
@@ -19364,7 +19364,7 @@
             <w:pPr>
               <w:spacing w:after="20" w:before="0"/>
             </w:pPr>
-            <w:hyperlink w:history="1" r:id="rId8man3r_av2lv0dsivnzo5">
+            <w:hyperlink w:history="1" r:id="rIda4b_ngn7ejvvs2xk5ocio">
               <w:r>
                 <w:rPr>
                   <w:rFonts w:ascii="Arial" w:cs="Arial" w:eastAsia="Arial" w:hAnsi="Arial"/>
@@ -19397,7 +19397,7 @@
               <w:spacing w:after="10" w:before="0"/>
               <w:ind w:left="120"/>
             </w:pPr>
-            <w:hyperlink w:history="1" r:id="rIdpyqj9mucptqda15koixb7">
+            <w:hyperlink w:history="1" r:id="rIdfwenyd-njjoup-fxm9j-f">
               <w:r>
                 <w:rPr>
                   <w:rFonts w:ascii="Arial" w:cs="Arial" w:eastAsia="Arial" w:hAnsi="Arial"/>
@@ -19442,7 +19442,7 @@
             <w:pPr>
               <w:spacing w:after="20" w:before="0"/>
             </w:pPr>
-            <w:hyperlink w:history="1" r:id="rIdo_eiv72hgnjki5sptj8v3">
+            <w:hyperlink w:history="1" r:id="rIdaymrf0scw5n_aysppwuj3">
               <w:r>
                 <w:rPr>
                   <w:rFonts w:ascii="Arial" w:cs="Arial" w:eastAsia="Arial" w:hAnsi="Arial"/>
@@ -19475,7 +19475,7 @@
               <w:spacing w:after="10" w:before="0"/>
               <w:ind w:left="120"/>
             </w:pPr>
-            <w:hyperlink w:history="1" r:id="rIda3ngt56vuzbvmqfsqnyrc">
+            <w:hyperlink w:history="1" r:id="rIdgyscrz-tx-ukfoox77wi-">
               <w:r>
                 <w:rPr>
                   <w:rFonts w:ascii="Arial" w:cs="Arial" w:eastAsia="Arial" w:hAnsi="Arial"/>
@@ -20139,7 +20139,7 @@
         </w:rPr>
         <w:t xml:space="preserve">© 2026 SeaVuria and ARES. Aligned with KICD objectives. Developed by SeaVuria; technical implementation by ARES (with AI assistance from Claude). Licensed under </w:t>
       </w:r>
-      <w:hyperlink w:history="1" r:id="rIdrpnihrcoy9icgcui8nzyu">
+      <w:hyperlink w:history="1" r:id="rIdowilhjzpgn9ofrraefwat">
         <w:r>
           <w:rPr>
             <w:rFonts w:ascii="Arial" w:cs="Arial" w:eastAsia="Arial" w:hAnsi="Arial"/>
@@ -20160,7 +20160,7 @@
         </w:rPr>
         <w:t xml:space="preserve"> (</w:t>
       </w:r>
-      <w:hyperlink w:history="1" r:id="rIdb3qt3p0c-ghncf24n-42a">
+      <w:hyperlink w:history="1" r:id="rIdkq-3htzgfxa_2htkhgvku">
         <w:r>
           <w:rPr>
             <w:rFonts w:ascii="Arial" w:cs="Arial" w:eastAsia="Arial" w:hAnsi="Arial"/>
@@ -21173,7 +21173,7 @@
             <w:pPr>
               <w:spacing w:after="20" w:before="0"/>
             </w:pPr>
-            <w:hyperlink w:history="1" r:id="rIdhxabo794hfzeq77td8glv">
+            <w:hyperlink w:history="1" r:id="rIdo0qhuvw_vo0dfykugrdix">
               <w:r>
                 <w:rPr>
                   <w:rFonts w:ascii="Arial" w:cs="Arial" w:eastAsia="Arial" w:hAnsi="Arial"/>
@@ -21206,7 +21206,7 @@
               <w:spacing w:after="10" w:before="0"/>
               <w:ind w:left="120"/>
             </w:pPr>
-            <w:hyperlink w:history="1" r:id="rIdangtgoijuvzkfl8hx4hzx">
+            <w:hyperlink w:history="1" r:id="rId5quqrv4yhiuqaqtj3cdqu">
               <w:r>
                 <w:rPr>
                   <w:rFonts w:ascii="Arial" w:cs="Arial" w:eastAsia="Arial" w:hAnsi="Arial"/>
@@ -21251,7 +21251,7 @@
             <w:pPr>
               <w:spacing w:after="20" w:before="0"/>
             </w:pPr>
-            <w:hyperlink w:history="1" r:id="rIdxhkrzfoe09aeyup3joyyx">
+            <w:hyperlink w:history="1" r:id="rIdk_-2oul8gyl4daxga7d36">
               <w:r>
                 <w:rPr>
                   <w:rFonts w:ascii="Arial" w:cs="Arial" w:eastAsia="Arial" w:hAnsi="Arial"/>
@@ -21284,7 +21284,7 @@
               <w:spacing w:after="10" w:before="0"/>
               <w:ind w:left="120"/>
             </w:pPr>
-            <w:hyperlink w:history="1" r:id="rIdv6ldvz9odv57qnrx00iwn">
+            <w:hyperlink w:history="1" r:id="rIdrqnl8m6wm9s8nb_jformj">
               <w:r>
                 <w:rPr>
                   <w:rFonts w:ascii="Arial" w:cs="Arial" w:eastAsia="Arial" w:hAnsi="Arial"/>
@@ -21479,7 +21479,7 @@
             <w:pPr>
               <w:spacing w:after="20" w:before="0"/>
             </w:pPr>
-            <w:hyperlink w:history="1" r:id="rId_wej05nunfzhyedflmwmq">
+            <w:hyperlink w:history="1" r:id="rIdnlwedbol71mlfftfno4cp">
               <w:r>
                 <w:rPr>
                   <w:rFonts w:ascii="Arial" w:cs="Arial" w:eastAsia="Arial" w:hAnsi="Arial"/>
@@ -21512,7 +21512,7 @@
               <w:spacing w:after="10" w:before="0"/>
               <w:ind w:left="120"/>
             </w:pPr>
-            <w:hyperlink w:history="1" r:id="rIds8l9v5osinqbfqjhxpmds">
+            <w:hyperlink w:history="1" r:id="rIdvwhahk83k8-1xlgzuevwl">
               <w:r>
                 <w:rPr>
                   <w:rFonts w:ascii="Arial" w:cs="Arial" w:eastAsia="Arial" w:hAnsi="Arial"/>
@@ -21557,7 +21557,7 @@
             <w:pPr>
               <w:spacing w:after="20" w:before="0"/>
             </w:pPr>
-            <w:hyperlink w:history="1" r:id="rIdepfzwwfu4f09beidexfzy">
+            <w:hyperlink w:history="1" r:id="rId35vsi4rqhbxfq_y7jhacm">
               <w:r>
                 <w:rPr>
                   <w:rFonts w:ascii="Arial" w:cs="Arial" w:eastAsia="Arial" w:hAnsi="Arial"/>
@@ -21590,7 +21590,7 @@
               <w:spacing w:after="10" w:before="0"/>
               <w:ind w:left="120"/>
             </w:pPr>
-            <w:hyperlink w:history="1" r:id="rId5okxjpkzocpwpesilob-f">
+            <w:hyperlink w:history="1" r:id="rId7trxi4a88pcuf6h6xkvw7">
               <w:r>
                 <w:rPr>
                   <w:rFonts w:ascii="Arial" w:cs="Arial" w:eastAsia="Arial" w:hAnsi="Arial"/>
@@ -22089,7 +22089,7 @@
             <w:pPr>
               <w:spacing w:after="20" w:before="0"/>
             </w:pPr>
-            <w:hyperlink w:history="1" r:id="rIdzdtm0lcirwdbp0klkl9lk">
+            <w:hyperlink w:history="1" r:id="rId7pytie60i9xs94sdivhtj">
               <w:r>
                 <w:rPr>
                   <w:rFonts w:ascii="Arial" w:cs="Arial" w:eastAsia="Arial" w:hAnsi="Arial"/>
@@ -22122,7 +22122,7 @@
               <w:spacing w:after="10" w:before="0"/>
               <w:ind w:left="120"/>
             </w:pPr>
-            <w:hyperlink w:history="1" r:id="rIdrpxtlltjtggle3cmm42sd">
+            <w:hyperlink w:history="1" r:id="rIdhqeaxc3o43sksbemxvvok">
               <w:r>
                 <w:rPr>
                   <w:rFonts w:ascii="Arial" w:cs="Arial" w:eastAsia="Arial" w:hAnsi="Arial"/>
@@ -22167,7 +22167,7 @@
             <w:pPr>
               <w:spacing w:after="20" w:before="0"/>
             </w:pPr>
-            <w:hyperlink w:history="1" r:id="rIdmmbvpordkjdowzf_7n0n7">
+            <w:hyperlink w:history="1" r:id="rIddvjplx736xipwwgmyoyaw">
               <w:r>
                 <w:rPr>
                   <w:rFonts w:ascii="Arial" w:cs="Arial" w:eastAsia="Arial" w:hAnsi="Arial"/>
@@ -22200,7 +22200,7 @@
               <w:spacing w:after="10" w:before="0"/>
               <w:ind w:left="120"/>
             </w:pPr>
-            <w:hyperlink w:history="1" r:id="rId3beh-tsqglogmnllqlmb9">
+            <w:hyperlink w:history="1" r:id="rIdj1fskaisz8fmjpmxlibub">
               <w:r>
                 <w:rPr>
                   <w:rFonts w:ascii="Arial" w:cs="Arial" w:eastAsia="Arial" w:hAnsi="Arial"/>
@@ -22566,7 +22566,7 @@
             <w:pPr>
               <w:spacing w:after="20" w:before="0"/>
             </w:pPr>
-            <w:hyperlink w:history="1" r:id="rIdkfjursecm-tzvcxz6lq4x">
+            <w:hyperlink w:history="1" r:id="rIdlodz9zjewvipruer6k3o-">
               <w:r>
                 <w:rPr>
                   <w:rFonts w:ascii="Arial" w:cs="Arial" w:eastAsia="Arial" w:hAnsi="Arial"/>
@@ -22599,7 +22599,7 @@
               <w:spacing w:after="10" w:before="0"/>
               <w:ind w:left="120"/>
             </w:pPr>
-            <w:hyperlink w:history="1" r:id="rId9o3umjnipe3tbhrvgwjoh">
+            <w:hyperlink w:history="1" r:id="rIdnkvco1ixr1zsgl2ekze0c">
               <w:r>
                 <w:rPr>
                   <w:rFonts w:ascii="Arial" w:cs="Arial" w:eastAsia="Arial" w:hAnsi="Arial"/>
@@ -22644,7 +22644,7 @@
             <w:pPr>
               <w:spacing w:after="20" w:before="0"/>
             </w:pPr>
-            <w:hyperlink w:history="1" r:id="rId3m1jhzd3_kfjufnu1jsth">
+            <w:hyperlink w:history="1" r:id="rIdfyu9j_dwun4yt8j2g-ghn">
               <w:r>
                 <w:rPr>
                   <w:rFonts w:ascii="Arial" w:cs="Arial" w:eastAsia="Arial" w:hAnsi="Arial"/>
@@ -22677,7 +22677,7 @@
               <w:spacing w:after="10" w:before="0"/>
               <w:ind w:left="120"/>
             </w:pPr>
-            <w:hyperlink w:history="1" r:id="rId4v_re0osd97itjbdkypun">
+            <w:hyperlink w:history="1" r:id="rIdwrhzgtdbmulnkwvnggzo9">
               <w:r>
                 <w:rPr>
                   <w:rFonts w:ascii="Arial" w:cs="Arial" w:eastAsia="Arial" w:hAnsi="Arial"/>
@@ -22872,7 +22872,7 @@
             <w:pPr>
               <w:spacing w:after="20" w:before="0"/>
             </w:pPr>
-            <w:hyperlink w:history="1" r:id="rIdzomd_3cn7am3tfvznu2sc">
+            <w:hyperlink w:history="1" r:id="rIdqhupm2z2ywkbb6co-ivj2">
               <w:r>
                 <w:rPr>
                   <w:rFonts w:ascii="Arial" w:cs="Arial" w:eastAsia="Arial" w:hAnsi="Arial"/>
@@ -22905,7 +22905,7 @@
               <w:spacing w:after="10" w:before="0"/>
               <w:ind w:left="120"/>
             </w:pPr>
-            <w:hyperlink w:history="1" r:id="rIduvluad2snfxoag9bwtcfv">
+            <w:hyperlink w:history="1" r:id="rIdhl6gwybd1lo5sf0rtxkwo">
               <w:r>
                 <w:rPr>
                   <w:rFonts w:ascii="Arial" w:cs="Arial" w:eastAsia="Arial" w:hAnsi="Arial"/>
@@ -22950,7 +22950,7 @@
             <w:pPr>
               <w:spacing w:after="20" w:before="0"/>
             </w:pPr>
-            <w:hyperlink w:history="1" r:id="rIdq0ej5ilc7zdt-5-cxcfaq">
+            <w:hyperlink w:history="1" r:id="rIdymuabyao3fib43chzyjlk">
               <w:r>
                 <w:rPr>
                   <w:rFonts w:ascii="Arial" w:cs="Arial" w:eastAsia="Arial" w:hAnsi="Arial"/>
@@ -22983,7 +22983,7 @@
               <w:spacing w:after="10" w:before="0"/>
               <w:ind w:left="120"/>
             </w:pPr>
-            <w:hyperlink w:history="1" r:id="rId3fvqz1o9s6ugsclwvjjin">
+            <w:hyperlink w:history="1" r:id="rId0snwpylxv0q0vmat01ycp">
               <w:r>
                 <w:rPr>
                   <w:rFonts w:ascii="Arial" w:cs="Arial" w:eastAsia="Arial" w:hAnsi="Arial"/>
@@ -23495,7 +23495,7 @@
         </w:rPr>
         <w:t xml:space="preserve">© 2026 SeaVuria and ARES. Aligned with KICD objectives. Developed by SeaVuria; technical implementation by ARES (with AI assistance from Claude). Licensed under </w:t>
       </w:r>
-      <w:hyperlink w:history="1" r:id="rIdey-afionhvdpbecp2gqp2">
+      <w:hyperlink w:history="1" r:id="rIdpjgcr6amx-7cdgapmkaxh">
         <w:r>
           <w:rPr>
             <w:rFonts w:ascii="Arial" w:cs="Arial" w:eastAsia="Arial" w:hAnsi="Arial"/>
@@ -23516,7 +23516,7 @@
         </w:rPr>
         <w:t xml:space="preserve"> (</w:t>
       </w:r>
-      <w:hyperlink w:history="1" r:id="rId126itkk_fejdockm0zydy">
+      <w:hyperlink w:history="1" r:id="rIdqujrwrm7ai3zxevidcxed">
         <w:r>
           <w:rPr>
             <w:rFonts w:ascii="Arial" w:cs="Arial" w:eastAsia="Arial" w:hAnsi="Arial"/>
@@ -24529,7 +24529,7 @@
             <w:pPr>
               <w:spacing w:after="20" w:before="0"/>
             </w:pPr>
-            <w:hyperlink w:history="1" r:id="rIdjdexzmvxa36zdkiwpeu0e">
+            <w:hyperlink w:history="1" r:id="rIdvhjnl7o1tgg2fslcnrh-g">
               <w:r>
                 <w:rPr>
                   <w:rFonts w:ascii="Arial" w:cs="Arial" w:eastAsia="Arial" w:hAnsi="Arial"/>
@@ -24562,7 +24562,7 @@
               <w:spacing w:after="10" w:before="0"/>
               <w:ind w:left="120"/>
             </w:pPr>
-            <w:hyperlink w:history="1" r:id="rIdq8p9z9gv4xqmlihgnzct3">
+            <w:hyperlink w:history="1" r:id="rId1t2kmkk-oglbe8rs9j-qz">
               <w:r>
                 <w:rPr>
                   <w:rFonts w:ascii="Arial" w:cs="Arial" w:eastAsia="Arial" w:hAnsi="Arial"/>
@@ -24607,7 +24607,7 @@
             <w:pPr>
               <w:spacing w:after="20" w:before="0"/>
             </w:pPr>
-            <w:hyperlink w:history="1" r:id="rIdohevg-n-ksdkgzj0t6abp">
+            <w:hyperlink w:history="1" r:id="rIdgkvlupgng4xoop2laosfo">
               <w:r>
                 <w:rPr>
                   <w:rFonts w:ascii="Arial" w:cs="Arial" w:eastAsia="Arial" w:hAnsi="Arial"/>
@@ -24640,7 +24640,7 @@
               <w:spacing w:after="10" w:before="0"/>
               <w:ind w:left="120"/>
             </w:pPr>
-            <w:hyperlink w:history="1" r:id="rId6sceupapgxx11odxfoiqa">
+            <w:hyperlink w:history="1" r:id="rId_g2pz98se3s-ino_29w_x">
               <w:r>
                 <w:rPr>
                   <w:rFonts w:ascii="Arial" w:cs="Arial" w:eastAsia="Arial" w:hAnsi="Arial"/>
@@ -24835,7 +24835,7 @@
             <w:pPr>
               <w:spacing w:after="20" w:before="0"/>
             </w:pPr>
-            <w:hyperlink w:history="1" r:id="rIdwmndo8oxpihon2w7ibzph">
+            <w:hyperlink w:history="1" r:id="rIdcmmhhcgliy6wyooqburyd">
               <w:r>
                 <w:rPr>
                   <w:rFonts w:ascii="Arial" w:cs="Arial" w:eastAsia="Arial" w:hAnsi="Arial"/>
@@ -24868,7 +24868,7 @@
               <w:spacing w:after="10" w:before="0"/>
               <w:ind w:left="120"/>
             </w:pPr>
-            <w:hyperlink w:history="1" r:id="rIdxjdhdnitis16ceivnhm4u">
+            <w:hyperlink w:history="1" r:id="rIdecaase60mrazle0slik_x">
               <w:r>
                 <w:rPr>
                   <w:rFonts w:ascii="Arial" w:cs="Arial" w:eastAsia="Arial" w:hAnsi="Arial"/>
@@ -24913,7 +24913,7 @@
             <w:pPr>
               <w:spacing w:after="20" w:before="0"/>
             </w:pPr>
-            <w:hyperlink w:history="1" r:id="rIdd_2goolt4u5ogt6zerlbf">
+            <w:hyperlink w:history="1" r:id="rIdyspiczuc9f2dugzdofwps">
               <w:r>
                 <w:rPr>
                   <w:rFonts w:ascii="Arial" w:cs="Arial" w:eastAsia="Arial" w:hAnsi="Arial"/>
@@ -24946,7 +24946,7 @@
               <w:spacing w:after="10" w:before="0"/>
               <w:ind w:left="120"/>
             </w:pPr>
-            <w:hyperlink w:history="1" r:id="rId7otbdbnnq-wpnjsfgw66x">
+            <w:hyperlink w:history="1" r:id="rIdxbizy9ast6iujxstq9snh">
               <w:r>
                 <w:rPr>
                   <w:rFonts w:ascii="Arial" w:cs="Arial" w:eastAsia="Arial" w:hAnsi="Arial"/>
@@ -25141,7 +25141,7 @@
             <w:pPr>
               <w:spacing w:after="20" w:before="0"/>
             </w:pPr>
-            <w:hyperlink w:history="1" r:id="rIdkvfyubv4ukjrd1diaq5mr">
+            <w:hyperlink w:history="1" r:id="rIdlqicdz_q8tgdkyedirhzd">
               <w:r>
                 <w:rPr>
                   <w:rFonts w:ascii="Arial" w:cs="Arial" w:eastAsia="Arial" w:hAnsi="Arial"/>
@@ -25174,7 +25174,7 @@
               <w:spacing w:after="10" w:before="0"/>
               <w:ind w:left="120"/>
             </w:pPr>
-            <w:hyperlink w:history="1" r:id="rIdfvpycup9siukknub543h7">
+            <w:hyperlink w:history="1" r:id="rIdy2buxefa1wtf7ri15qggw">
               <w:r>
                 <w:rPr>
                   <w:rFonts w:ascii="Arial" w:cs="Arial" w:eastAsia="Arial" w:hAnsi="Arial"/>
@@ -25219,7 +25219,7 @@
             <w:pPr>
               <w:spacing w:after="20" w:before="0"/>
             </w:pPr>
-            <w:hyperlink w:history="1" r:id="rIdhdfr0bshgg7jdktlaijtb">
+            <w:hyperlink w:history="1" r:id="rIdybnolszw6vsqfl1eiwy0q">
               <w:r>
                 <w:rPr>
                   <w:rFonts w:ascii="Arial" w:cs="Arial" w:eastAsia="Arial" w:hAnsi="Arial"/>
@@ -25252,7 +25252,7 @@
               <w:spacing w:after="10" w:before="0"/>
               <w:ind w:left="120"/>
             </w:pPr>
-            <w:hyperlink w:history="1" r:id="rIdx3prrlhzomui6dmaibjvk">
+            <w:hyperlink w:history="1" r:id="rIdij0kfg3otivkbq-3ny4ql">
               <w:r>
                 <w:rPr>
                   <w:rFonts w:ascii="Arial" w:cs="Arial" w:eastAsia="Arial" w:hAnsi="Arial"/>
@@ -25447,7 +25447,7 @@
             <w:pPr>
               <w:spacing w:after="20" w:before="0"/>
             </w:pPr>
-            <w:hyperlink w:history="1" r:id="rIdhmckxvopbx2auxhfs2ryj">
+            <w:hyperlink w:history="1" r:id="rIdnjwbyeatb3nwlcuawijof">
               <w:r>
                 <w:rPr>
                   <w:rFonts w:ascii="Arial" w:cs="Arial" w:eastAsia="Arial" w:hAnsi="Arial"/>
@@ -25480,7 +25480,7 @@
               <w:spacing w:after="10" w:before="0"/>
               <w:ind w:left="120"/>
             </w:pPr>
-            <w:hyperlink w:history="1" r:id="rIdcdvoqvfctwvh5wovks7od">
+            <w:hyperlink w:history="1" r:id="rIdlhqm4udweokgrbxln4yxe">
               <w:r>
                 <w:rPr>
                   <w:rFonts w:ascii="Arial" w:cs="Arial" w:eastAsia="Arial" w:hAnsi="Arial"/>
@@ -25525,7 +25525,7 @@
             <w:pPr>
               <w:spacing w:after="20" w:before="0"/>
             </w:pPr>
-            <w:hyperlink w:history="1" r:id="rIdnbvzjedsnd6skmjvwmd_k">
+            <w:hyperlink w:history="1" r:id="rIdau2c_ajwexai1ym8ha1tj">
               <w:r>
                 <w:rPr>
                   <w:rFonts w:ascii="Arial" w:cs="Arial" w:eastAsia="Arial" w:hAnsi="Arial"/>
@@ -25558,7 +25558,7 @@
               <w:spacing w:after="10" w:before="0"/>
               <w:ind w:left="120"/>
             </w:pPr>
-            <w:hyperlink w:history="1" r:id="rIdgvsa3owxslqxhe59808z8">
+            <w:hyperlink w:history="1" r:id="rIdvvovouqs8fmgjp8-jlwcd">
               <w:r>
                 <w:rPr>
                   <w:rFonts w:ascii="Arial" w:cs="Arial" w:eastAsia="Arial" w:hAnsi="Arial"/>
@@ -25753,7 +25753,7 @@
             <w:pPr>
               <w:spacing w:after="20" w:before="0"/>
             </w:pPr>
-            <w:hyperlink w:history="1" r:id="rId6vucjtxawf7himqbjazld">
+            <w:hyperlink w:history="1" r:id="rId_2caxpxdwp2ehw6g-h5hv">
               <w:r>
                 <w:rPr>
                   <w:rFonts w:ascii="Arial" w:cs="Arial" w:eastAsia="Arial" w:hAnsi="Arial"/>
@@ -25786,7 +25786,7 @@
               <w:spacing w:after="10" w:before="0"/>
               <w:ind w:left="120"/>
             </w:pPr>
-            <w:hyperlink w:history="1" r:id="rIdwpm5gh3sjkjymy15xpmg5">
+            <w:hyperlink w:history="1" r:id="rIdkmhlnqnaqorurixqppsox">
               <w:r>
                 <w:rPr>
                   <w:rFonts w:ascii="Arial" w:cs="Arial" w:eastAsia="Arial" w:hAnsi="Arial"/>
@@ -25831,7 +25831,7 @@
             <w:pPr>
               <w:spacing w:after="20" w:before="0"/>
             </w:pPr>
-            <w:hyperlink w:history="1" r:id="rIdu0puz-gam77xbk9nbjmvq">
+            <w:hyperlink w:history="1" r:id="rIdbvtkg_qjrsueya6sgykse">
               <w:r>
                 <w:rPr>
                   <w:rFonts w:ascii="Arial" w:cs="Arial" w:eastAsia="Arial" w:hAnsi="Arial"/>
@@ -25864,7 +25864,7 @@
               <w:spacing w:after="10" w:before="0"/>
               <w:ind w:left="120"/>
             </w:pPr>
-            <w:hyperlink w:history="1" r:id="rId14b3gbd9xmbjumpize5v4">
+            <w:hyperlink w:history="1" r:id="rIdnnywbndzrg2heefrouaph">
               <w:r>
                 <w:rPr>
                   <w:rFonts w:ascii="Arial" w:cs="Arial" w:eastAsia="Arial" w:hAnsi="Arial"/>
@@ -26376,7 +26376,7 @@
         </w:rPr>
         <w:t xml:space="preserve">© 2026 SeaVuria and ARES. Aligned with KICD objectives. Developed by SeaVuria; technical implementation by ARES (with AI assistance from Claude). Licensed under </w:t>
       </w:r>
-      <w:hyperlink w:history="1" r:id="rIdsjdx8gp9ddai67egbtlmt">
+      <w:hyperlink w:history="1" r:id="rIdfxfvkxulyoxn1dchwjsb7">
         <w:r>
           <w:rPr>
             <w:rFonts w:ascii="Arial" w:cs="Arial" w:eastAsia="Arial" w:hAnsi="Arial"/>
@@ -26397,7 +26397,7 @@
         </w:rPr>
         <w:t xml:space="preserve"> (</w:t>
       </w:r>
-      <w:hyperlink w:history="1" r:id="rIdmdsdizfds1s_vh8syultc">
+      <w:hyperlink w:history="1" r:id="rIdunbt5ceh82tg3ygdfzr-v">
         <w:r>
           <w:rPr>
             <w:rFonts w:ascii="Arial" w:cs="Arial" w:eastAsia="Arial" w:hAnsi="Arial"/>

--- a/data/outputs/v2/Core_Mathematics/SS2.7_Surface_Area_and_Volume_of_Solids/Core_Mathematics_Surface_Area_and_Volume_of_Solids_CBE_LessonSequence.docx
+++ b/data/outputs/v2/Core_Mathematics/SS2.7_Surface_Area_and_Volume_of_Solids/Core_Mathematics_Surface_Area_and_Volume_of_Solids_CBE_LessonSequence.docx
@@ -2484,7 +2484,7 @@
         </w:rPr>
         <w:t xml:space="preserve">© 2026 SeaVuria and ARES. This work is licensed under a </w:t>
       </w:r>
-      <w:hyperlink w:history="1" r:id="rIdnypckyf3mpkevmd1raihm">
+      <w:hyperlink w:history="1" r:id="rIdpehnxtc2pkhivqczdfbwl">
         <w:r>
           <w:rPr>
             <w:rFonts w:ascii="Arial" w:cs="Arial" w:eastAsia="Arial" w:hAnsi="Arial"/>
@@ -2504,7 +2504,7 @@
         </w:rPr>
         <w:t xml:space="preserve"> (</w:t>
       </w:r>
-      <w:hyperlink w:history="1" r:id="rIdo3tzfyzrkzlrgfu19qze7">
+      <w:hyperlink w:history="1" r:id="rIdlud1vm46sxsgkx7ayopzv">
         <w:r>
           <w:rPr>
             <w:rFonts w:ascii="Arial" w:cs="Arial" w:eastAsia="Arial" w:hAnsi="Arial"/>
@@ -2524,7 +2524,7 @@
         </w:rPr>
         <w:t xml:space="preserve">). To view a copy of this license, visit </w:t>
       </w:r>
-      <w:hyperlink w:history="1" r:id="rId9xwo7jjjynimky0gu-yfl">
+      <w:hyperlink w:history="1" r:id="rIdpg8eh62nzzeq5synoffjp">
         <w:r>
           <w:rPr>
             <w:rFonts w:ascii="Arial" w:cs="Arial" w:eastAsia="Arial" w:hAnsi="Arial"/>
@@ -3536,7 +3536,7 @@
             <w:pPr>
               <w:spacing w:after="20" w:before="0"/>
             </w:pPr>
-            <w:hyperlink w:history="1" r:id="rIdqnujh0oybpgfnssybpdw4">
+            <w:hyperlink w:history="1" r:id="rIdd3o2yqmy0a-f4xzv9fhzh">
               <w:r>
                 <w:rPr>
                   <w:rFonts w:ascii="Arial" w:cs="Arial" w:eastAsia="Arial" w:hAnsi="Arial"/>
@@ -3569,7 +3569,7 @@
               <w:spacing w:after="10" w:before="0"/>
               <w:ind w:left="120"/>
             </w:pPr>
-            <w:hyperlink w:history="1" r:id="rIdytbbfp4tkbs4wgy2m9wdd">
+            <w:hyperlink w:history="1" r:id="rIdlsbpgrwerzkxux8glky4b">
               <w:r>
                 <w:rPr>
                   <w:rFonts w:ascii="Arial" w:cs="Arial" w:eastAsia="Arial" w:hAnsi="Arial"/>
@@ -3614,7 +3614,7 @@
             <w:pPr>
               <w:spacing w:after="20" w:before="0"/>
             </w:pPr>
-            <w:hyperlink w:history="1" r:id="rId23npkvt0y8gnvriionwoj">
+            <w:hyperlink w:history="1" r:id="rIdxibu7dsjinr1m4rrlsglt">
               <w:r>
                 <w:rPr>
                   <w:rFonts w:ascii="Arial" w:cs="Arial" w:eastAsia="Arial" w:hAnsi="Arial"/>
@@ -3647,7 +3647,7 @@
               <w:spacing w:after="10" w:before="0"/>
               <w:ind w:left="120"/>
             </w:pPr>
-            <w:hyperlink w:history="1" r:id="rIdhwgjsdr0mjronlw6s8rpl">
+            <w:hyperlink w:history="1" r:id="rIdb_-mdh0hbnns_ec7nbk3q">
               <w:r>
                 <w:rPr>
                   <w:rFonts w:ascii="Arial" w:cs="Arial" w:eastAsia="Arial" w:hAnsi="Arial"/>
@@ -3842,7 +3842,7 @@
             <w:pPr>
               <w:spacing w:after="20" w:before="0"/>
             </w:pPr>
-            <w:hyperlink w:history="1" r:id="rIdiyz-thgtvo3vrh-pvu9id">
+            <w:hyperlink w:history="1" r:id="rIdyu19hrtpewj5y_hnhs6fk">
               <w:r>
                 <w:rPr>
                   <w:rFonts w:ascii="Arial" w:cs="Arial" w:eastAsia="Arial" w:hAnsi="Arial"/>
@@ -3875,7 +3875,7 @@
               <w:spacing w:after="10" w:before="0"/>
               <w:ind w:left="120"/>
             </w:pPr>
-            <w:hyperlink w:history="1" r:id="rIdla4v1f9ozonz5hgg1njt8">
+            <w:hyperlink w:history="1" r:id="rIdp_7xeeg0h3a3gmdonuvmt">
               <w:r>
                 <w:rPr>
                   <w:rFonts w:ascii="Arial" w:cs="Arial" w:eastAsia="Arial" w:hAnsi="Arial"/>
@@ -3920,7 +3920,7 @@
             <w:pPr>
               <w:spacing w:after="20" w:before="0"/>
             </w:pPr>
-            <w:hyperlink w:history="1" r:id="rId8yu_57zhqyxrxrzqvb_hc">
+            <w:hyperlink w:history="1" r:id="rIdqwkxlm7vc8zlw1kd9r_oo">
               <w:r>
                 <w:rPr>
                   <w:rFonts w:ascii="Arial" w:cs="Arial" w:eastAsia="Arial" w:hAnsi="Arial"/>
@@ -3953,7 +3953,7 @@
               <w:spacing w:after="10" w:before="0"/>
               <w:ind w:left="120"/>
             </w:pPr>
-            <w:hyperlink w:history="1" r:id="rIdx_0v-kf2a3lepv8jeww4v">
+            <w:hyperlink w:history="1" r:id="rId5syptdjrlx3ytuyxsnwho">
               <w:r>
                 <w:rPr>
                   <w:rFonts w:ascii="Arial" w:cs="Arial" w:eastAsia="Arial" w:hAnsi="Arial"/>
@@ -4148,7 +4148,7 @@
             <w:pPr>
               <w:spacing w:after="20" w:before="0"/>
             </w:pPr>
-            <w:hyperlink w:history="1" r:id="rIddoawtbnf4996brvawxar8">
+            <w:hyperlink w:history="1" r:id="rIdhy2nnmpdsspvnyeweeamm">
               <w:r>
                 <w:rPr>
                   <w:rFonts w:ascii="Arial" w:cs="Arial" w:eastAsia="Arial" w:hAnsi="Arial"/>
@@ -4181,7 +4181,7 @@
               <w:spacing w:after="10" w:before="0"/>
               <w:ind w:left="120"/>
             </w:pPr>
-            <w:hyperlink w:history="1" r:id="rIdpcuu199ogm3c1vqbj3fe8">
+            <w:hyperlink w:history="1" r:id="rIdz_t6b0nhva293d_1t4faf">
               <w:r>
                 <w:rPr>
                   <w:rFonts w:ascii="Arial" w:cs="Arial" w:eastAsia="Arial" w:hAnsi="Arial"/>
@@ -4226,7 +4226,7 @@
             <w:pPr>
               <w:spacing w:after="20" w:before="0"/>
             </w:pPr>
-            <w:hyperlink w:history="1" r:id="rIdvwvcxpp1aiygzpglwi4jq">
+            <w:hyperlink w:history="1" r:id="rIduhxy9iox9tzq59bjogibg">
               <w:r>
                 <w:rPr>
                   <w:rFonts w:ascii="Arial" w:cs="Arial" w:eastAsia="Arial" w:hAnsi="Arial"/>
@@ -4259,7 +4259,7 @@
               <w:spacing w:after="10" w:before="0"/>
               <w:ind w:left="120"/>
             </w:pPr>
-            <w:hyperlink w:history="1" r:id="rIddqlieo1d3p98ncippxqdk">
+            <w:hyperlink w:history="1" r:id="rId5fgoaghkrbwhiuvezqx2f">
               <w:r>
                 <w:rPr>
                   <w:rFonts w:ascii="Arial" w:cs="Arial" w:eastAsia="Arial" w:hAnsi="Arial"/>
@@ -4454,7 +4454,7 @@
             <w:pPr>
               <w:spacing w:after="20" w:before="0"/>
             </w:pPr>
-            <w:hyperlink w:history="1" r:id="rId-hiccznjdajb2y6awpiqs">
+            <w:hyperlink w:history="1" r:id="rId5jka-zcmvzhjxjvfkbxxp">
               <w:r>
                 <w:rPr>
                   <w:rFonts w:ascii="Arial" w:cs="Arial" w:eastAsia="Arial" w:hAnsi="Arial"/>
@@ -4487,7 +4487,7 @@
               <w:spacing w:after="10" w:before="0"/>
               <w:ind w:left="120"/>
             </w:pPr>
-            <w:hyperlink w:history="1" r:id="rIdx-la7vxhxtfowezqsqxiz">
+            <w:hyperlink w:history="1" r:id="rIdh8i62yxanjr7a8icgdix_">
               <w:r>
                 <w:rPr>
                   <w:rFonts w:ascii="Arial" w:cs="Arial" w:eastAsia="Arial" w:hAnsi="Arial"/>
@@ -4532,7 +4532,7 @@
             <w:pPr>
               <w:spacing w:after="20" w:before="0"/>
             </w:pPr>
-            <w:hyperlink w:history="1" r:id="rIdcq_0vgf2hif08i0scigyp">
+            <w:hyperlink w:history="1" r:id="rIdhc4vhbkr7d89gluq8acni">
               <w:r>
                 <w:rPr>
                   <w:rFonts w:ascii="Arial" w:cs="Arial" w:eastAsia="Arial" w:hAnsi="Arial"/>
@@ -4565,7 +4565,7 @@
               <w:spacing w:after="10" w:before="0"/>
               <w:ind w:left="120"/>
             </w:pPr>
-            <w:hyperlink w:history="1" r:id="rIduryyw9wpmuqwqaid-ffrj">
+            <w:hyperlink w:history="1" r:id="rIdzbigj9kdts3reojhdj1je">
               <w:r>
                 <w:rPr>
                   <w:rFonts w:ascii="Arial" w:cs="Arial" w:eastAsia="Arial" w:hAnsi="Arial"/>
@@ -4760,7 +4760,7 @@
             <w:pPr>
               <w:spacing w:after="20" w:before="0"/>
             </w:pPr>
-            <w:hyperlink w:history="1" r:id="rIdi46net8ffbdlyxnt0ndup">
+            <w:hyperlink w:history="1" r:id="rIdiwykss9f20ewhtbo9_i11">
               <w:r>
                 <w:rPr>
                   <w:rFonts w:ascii="Arial" w:cs="Arial" w:eastAsia="Arial" w:hAnsi="Arial"/>
@@ -4793,7 +4793,7 @@
               <w:spacing w:after="10" w:before="0"/>
               <w:ind w:left="120"/>
             </w:pPr>
-            <w:hyperlink w:history="1" r:id="rIdmyzv40iauo-zzqenzc-xf">
+            <w:hyperlink w:history="1" r:id="rIdwptlcbpv0ajeym3nf2bqj">
               <w:r>
                 <w:rPr>
                   <w:rFonts w:ascii="Arial" w:cs="Arial" w:eastAsia="Arial" w:hAnsi="Arial"/>
@@ -4838,7 +4838,7 @@
             <w:pPr>
               <w:spacing w:after="20" w:before="0"/>
             </w:pPr>
-            <w:hyperlink w:history="1" r:id="rIde_byppbgwo0q1zdjelxvf">
+            <w:hyperlink w:history="1" r:id="rIdrv6ziuxido8bywcek75_w">
               <w:r>
                 <w:rPr>
                   <w:rFonts w:ascii="Arial" w:cs="Arial" w:eastAsia="Arial" w:hAnsi="Arial"/>
@@ -4871,7 +4871,7 @@
               <w:spacing w:after="10" w:before="0"/>
               <w:ind w:left="120"/>
             </w:pPr>
-            <w:hyperlink w:history="1" r:id="rIdcwthjewwe7fegw-zbnj1z">
+            <w:hyperlink w:history="1" r:id="rIdqlcnqobhlpzq6qh2_nmdq">
               <w:r>
                 <w:rPr>
                   <w:rFonts w:ascii="Arial" w:cs="Arial" w:eastAsia="Arial" w:hAnsi="Arial"/>
@@ -5383,7 +5383,7 @@
         </w:rPr>
         <w:t xml:space="preserve">© 2026 SeaVuria and ARES. Aligned with KICD objectives. Developed by SeaVuria; technical implementation by ARES (with AI assistance from Claude). Licensed under </w:t>
       </w:r>
-      <w:hyperlink w:history="1" r:id="rIddovdtumjdcrwrsmdgetff">
+      <w:hyperlink w:history="1" r:id="rId6ts1-bwlv9v4cfal_-jss">
         <w:r>
           <w:rPr>
             <w:rFonts w:ascii="Arial" w:cs="Arial" w:eastAsia="Arial" w:hAnsi="Arial"/>
@@ -5404,7 +5404,7 @@
         </w:rPr>
         <w:t xml:space="preserve"> (</w:t>
       </w:r>
-      <w:hyperlink w:history="1" r:id="rIdbfgxtyd0ehd_d2iqx_rli">
+      <w:hyperlink w:history="1" r:id="rIdz_cuuypaljlepj74fq1ly">
         <w:r>
           <w:rPr>
             <w:rFonts w:ascii="Arial" w:cs="Arial" w:eastAsia="Arial" w:hAnsi="Arial"/>
@@ -6417,7 +6417,7 @@
             <w:pPr>
               <w:spacing w:after="20" w:before="0"/>
             </w:pPr>
-            <w:hyperlink w:history="1" r:id="rIdubc9rtxrbgtvq3xczbb80">
+            <w:hyperlink w:history="1" r:id="rIduv9xuthldt8ysj-78sjg-">
               <w:r>
                 <w:rPr>
                   <w:rFonts w:ascii="Arial" w:cs="Arial" w:eastAsia="Arial" w:hAnsi="Arial"/>
@@ -6450,7 +6450,7 @@
               <w:spacing w:after="10" w:before="0"/>
               <w:ind w:left="120"/>
             </w:pPr>
-            <w:hyperlink w:history="1" r:id="rIdsuejosf4yplshf9-e__tt">
+            <w:hyperlink w:history="1" r:id="rIdvbn6qyquxnl9gwtjevzlk">
               <w:r>
                 <w:rPr>
                   <w:rFonts w:ascii="Arial" w:cs="Arial" w:eastAsia="Arial" w:hAnsi="Arial"/>
@@ -6495,7 +6495,7 @@
             <w:pPr>
               <w:spacing w:after="20" w:before="0"/>
             </w:pPr>
-            <w:hyperlink w:history="1" r:id="rIde7bsm_cdmwjstpne7suyh">
+            <w:hyperlink w:history="1" r:id="rId2d8f1hd8d3jelw7wccmwi">
               <w:r>
                 <w:rPr>
                   <w:rFonts w:ascii="Arial" w:cs="Arial" w:eastAsia="Arial" w:hAnsi="Arial"/>
@@ -6528,7 +6528,7 @@
               <w:spacing w:after="10" w:before="0"/>
               <w:ind w:left="120"/>
             </w:pPr>
-            <w:hyperlink w:history="1" r:id="rIdknuv2obbk8875vyqwbclp">
+            <w:hyperlink w:history="1" r:id="rIddhtq5cliipoheow18ivhb">
               <w:r>
                 <w:rPr>
                   <w:rFonts w:ascii="Arial" w:cs="Arial" w:eastAsia="Arial" w:hAnsi="Arial"/>
@@ -6723,7 +6723,7 @@
             <w:pPr>
               <w:spacing w:after="20" w:before="0"/>
             </w:pPr>
-            <w:hyperlink w:history="1" r:id="rId2hszs9qtgpjfcullywc-q">
+            <w:hyperlink w:history="1" r:id="rIdwbigixpvr9bfa_aqdl1u6">
               <w:r>
                 <w:rPr>
                   <w:rFonts w:ascii="Arial" w:cs="Arial" w:eastAsia="Arial" w:hAnsi="Arial"/>
@@ -6756,7 +6756,7 @@
               <w:spacing w:after="10" w:before="0"/>
               <w:ind w:left="120"/>
             </w:pPr>
-            <w:hyperlink w:history="1" r:id="rIdhlrqf-alpgl1ctxyfsy55">
+            <w:hyperlink w:history="1" r:id="rIdb5upyvjv_x6l7e9huzuvk">
               <w:r>
                 <w:rPr>
                   <w:rFonts w:ascii="Arial" w:cs="Arial" w:eastAsia="Arial" w:hAnsi="Arial"/>
@@ -6801,7 +6801,7 @@
             <w:pPr>
               <w:spacing w:after="20" w:before="0"/>
             </w:pPr>
-            <w:hyperlink w:history="1" r:id="rIddumvdgqoohsarj63soqrq">
+            <w:hyperlink w:history="1" r:id="rIddrd9ynka8bknnispfsvjg">
               <w:r>
                 <w:rPr>
                   <w:rFonts w:ascii="Arial" w:cs="Arial" w:eastAsia="Arial" w:hAnsi="Arial"/>
@@ -6834,7 +6834,7 @@
               <w:spacing w:after="10" w:before="0"/>
               <w:ind w:left="120"/>
             </w:pPr>
-            <w:hyperlink w:history="1" r:id="rIdrmbvmf4m2trbij58c2efw">
+            <w:hyperlink w:history="1" r:id="rIduvxk4atfsl4qmm0jvgtll">
               <w:r>
                 <w:rPr>
                   <w:rFonts w:ascii="Arial" w:cs="Arial" w:eastAsia="Arial" w:hAnsi="Arial"/>
@@ -7029,7 +7029,7 @@
             <w:pPr>
               <w:spacing w:after="20" w:before="0"/>
             </w:pPr>
-            <w:hyperlink w:history="1" r:id="rIdd_vss8l_h-os0-36i4eno">
+            <w:hyperlink w:history="1" r:id="rIdg4xl6sqgflvufctgoc30f">
               <w:r>
                 <w:rPr>
                   <w:rFonts w:ascii="Arial" w:cs="Arial" w:eastAsia="Arial" w:hAnsi="Arial"/>
@@ -7078,7 +7078,7 @@
               <w:spacing w:after="10" w:before="0"/>
               <w:ind w:left="120"/>
             </w:pPr>
-            <w:hyperlink w:history="1" r:id="rIdoqmtyyngmxkplrgjozmb9">
+            <w:hyperlink w:history="1" r:id="rIdsagpy9i_yaau3asl1xkoq">
               <w:r>
                 <w:rPr>
                   <w:rFonts w:ascii="Arial" w:cs="Arial" w:eastAsia="Arial" w:hAnsi="Arial"/>
@@ -7123,7 +7123,7 @@
             <w:pPr>
               <w:spacing w:after="20" w:before="0"/>
             </w:pPr>
-            <w:hyperlink w:history="1" r:id="rIdgpavkqudx5e1vckgrdjt3">
+            <w:hyperlink w:history="1" r:id="rIdwh9wxvm2hhtfgtghuck3c">
               <w:r>
                 <w:rPr>
                   <w:rFonts w:ascii="Arial" w:cs="Arial" w:eastAsia="Arial" w:hAnsi="Arial"/>
@@ -7156,7 +7156,7 @@
               <w:spacing w:after="10" w:before="0"/>
               <w:ind w:left="120"/>
             </w:pPr>
-            <w:hyperlink w:history="1" r:id="rIdsc3cjyqixarkv8e3gqwj2">
+            <w:hyperlink w:history="1" r:id="rIdia3wppv7zpuzcn3mrb5kt">
               <w:r>
                 <w:rPr>
                   <w:rFonts w:ascii="Arial" w:cs="Arial" w:eastAsia="Arial" w:hAnsi="Arial"/>
@@ -7351,7 +7351,7 @@
             <w:pPr>
               <w:spacing w:after="20" w:before="0"/>
             </w:pPr>
-            <w:hyperlink w:history="1" r:id="rIdvjjwqzktbjl6dgxrkeg16">
+            <w:hyperlink w:history="1" r:id="rIdyaltdmo5mkpdxvxrtbr2a">
               <w:r>
                 <w:rPr>
                   <w:rFonts w:ascii="Arial" w:cs="Arial" w:eastAsia="Arial" w:hAnsi="Arial"/>
@@ -7400,7 +7400,7 @@
               <w:spacing w:after="10" w:before="0"/>
               <w:ind w:left="120"/>
             </w:pPr>
-            <w:hyperlink w:history="1" r:id="rIddgj1dfvy33hbcuobzddh6">
+            <w:hyperlink w:history="1" r:id="rIdgcuqnx_1ilq0m5ppkaffb">
               <w:r>
                 <w:rPr>
                   <w:rFonts w:ascii="Arial" w:cs="Arial" w:eastAsia="Arial" w:hAnsi="Arial"/>
@@ -7445,7 +7445,7 @@
             <w:pPr>
               <w:spacing w:after="20" w:before="0"/>
             </w:pPr>
-            <w:hyperlink w:history="1" r:id="rIdr0wsnugfk6jxzleep0thy">
+            <w:hyperlink w:history="1" r:id="rIdpreaw05jzif1sefab48ku">
               <w:r>
                 <w:rPr>
                   <w:rFonts w:ascii="Arial" w:cs="Arial" w:eastAsia="Arial" w:hAnsi="Arial"/>
@@ -7478,7 +7478,7 @@
               <w:spacing w:after="10" w:before="0"/>
               <w:ind w:left="120"/>
             </w:pPr>
-            <w:hyperlink w:history="1" r:id="rIdl4br9kgn6sz9msri3urzh">
+            <w:hyperlink w:history="1" r:id="rIdjghvvmt5gwn4v2bccwfmx">
               <w:r>
                 <w:rPr>
                   <w:rFonts w:ascii="Arial" w:cs="Arial" w:eastAsia="Arial" w:hAnsi="Arial"/>
@@ -7673,7 +7673,7 @@
             <w:pPr>
               <w:spacing w:after="20" w:before="0"/>
             </w:pPr>
-            <w:hyperlink w:history="1" r:id="rIdux4iyuhrifbbkki_fuzan">
+            <w:hyperlink w:history="1" r:id="rIdw-4bkapet3eryttxjtsle">
               <w:r>
                 <w:rPr>
                   <w:rFonts w:ascii="Arial" w:cs="Arial" w:eastAsia="Arial" w:hAnsi="Arial"/>
@@ -7722,7 +7722,7 @@
               <w:spacing w:after="10" w:before="0"/>
               <w:ind w:left="120"/>
             </w:pPr>
-            <w:hyperlink w:history="1" r:id="rId63vc43crifnjggfks1gvi">
+            <w:hyperlink w:history="1" r:id="rIdcyva7cvg7ysijkdknhyph">
               <w:r>
                 <w:rPr>
                   <w:rFonts w:ascii="Arial" w:cs="Arial" w:eastAsia="Arial" w:hAnsi="Arial"/>
@@ -7767,7 +7767,7 @@
             <w:pPr>
               <w:spacing w:after="20" w:before="0"/>
             </w:pPr>
-            <w:hyperlink w:history="1" r:id="rId95-qhohe13vdv6crrx5fx">
+            <w:hyperlink w:history="1" r:id="rIdro3fdubtezf4uexnjmbtb">
               <w:r>
                 <w:rPr>
                   <w:rFonts w:ascii="Arial" w:cs="Arial" w:eastAsia="Arial" w:hAnsi="Arial"/>
@@ -7816,7 +7816,7 @@
               <w:spacing w:after="10" w:before="0"/>
               <w:ind w:left="120"/>
             </w:pPr>
-            <w:hyperlink w:history="1" r:id="rIdqsten5bpfpeoky-sggolg">
+            <w:hyperlink w:history="1" r:id="rIdzvrnmaoujlmdazjkj9gqn">
               <w:r>
                 <w:rPr>
                   <w:rFonts w:ascii="Arial" w:cs="Arial" w:eastAsia="Arial" w:hAnsi="Arial"/>
@@ -8328,7 +8328,7 @@
         </w:rPr>
         <w:t xml:space="preserve">© 2026 SeaVuria and ARES. Aligned with KICD objectives. Developed by SeaVuria; technical implementation by ARES (with AI assistance from Claude). Licensed under </w:t>
       </w:r>
-      <w:hyperlink w:history="1" r:id="rIdax2tie9akkzyjes2vqmjs">
+      <w:hyperlink w:history="1" r:id="rIdqzxe8hijallqkrzcdctey">
         <w:r>
           <w:rPr>
             <w:rFonts w:ascii="Arial" w:cs="Arial" w:eastAsia="Arial" w:hAnsi="Arial"/>
@@ -8349,7 +8349,7 @@
         </w:rPr>
         <w:t xml:space="preserve"> (</w:t>
       </w:r>
-      <w:hyperlink w:history="1" r:id="rIdwnsjwt2qtkatq46nvxmt5">
+      <w:hyperlink w:history="1" r:id="rIdbldzqwjmkuhmak0h5cqhu">
         <w:r>
           <w:rPr>
             <w:rFonts w:ascii="Arial" w:cs="Arial" w:eastAsia="Arial" w:hAnsi="Arial"/>
@@ -9362,7 +9362,7 @@
             <w:pPr>
               <w:spacing w:after="20" w:before="0"/>
             </w:pPr>
-            <w:hyperlink w:history="1" r:id="rIdpvwk3gs8uvmothveppw3o">
+            <w:hyperlink w:history="1" r:id="rId4nqzm7tzyj3lqw0ye2mby">
               <w:r>
                 <w:rPr>
                   <w:rFonts w:ascii="Arial" w:cs="Arial" w:eastAsia="Arial" w:hAnsi="Arial"/>
@@ -9411,7 +9411,7 @@
               <w:spacing w:after="10" w:before="0"/>
               <w:ind w:left="120"/>
             </w:pPr>
-            <w:hyperlink w:history="1" r:id="rIdfrbv6wgjgyewbbeeuyqln">
+            <w:hyperlink w:history="1" r:id="rId28ktghysnuekvrwzduwt9">
               <w:r>
                 <w:rPr>
                   <w:rFonts w:ascii="Arial" w:cs="Arial" w:eastAsia="Arial" w:hAnsi="Arial"/>
@@ -9456,7 +9456,7 @@
             <w:pPr>
               <w:spacing w:after="20" w:before="0"/>
             </w:pPr>
-            <w:hyperlink w:history="1" r:id="rIdwrcgdjt825ifejfzrkrwh">
+            <w:hyperlink w:history="1" r:id="rIdsbqqwk1dps-v0dtsqu5dk">
               <w:r>
                 <w:rPr>
                   <w:rFonts w:ascii="Arial" w:cs="Arial" w:eastAsia="Arial" w:hAnsi="Arial"/>
@@ -9489,7 +9489,7 @@
               <w:spacing w:after="10" w:before="0"/>
               <w:ind w:left="120"/>
             </w:pPr>
-            <w:hyperlink w:history="1" r:id="rIdi4riyf3z5rh4wp3lsjrxa">
+            <w:hyperlink w:history="1" r:id="rIdfymezy5v2aiwxblch-ibk">
               <w:r>
                 <w:rPr>
                   <w:rFonts w:ascii="Arial" w:cs="Arial" w:eastAsia="Arial" w:hAnsi="Arial"/>
@@ -9684,7 +9684,7 @@
             <w:pPr>
               <w:spacing w:after="20" w:before="0"/>
             </w:pPr>
-            <w:hyperlink w:history="1" r:id="rIdgcdybz-vp0dxrjf2r7xil">
+            <w:hyperlink w:history="1" r:id="rIdt2n8cvkhdnnt0ripzzvhl">
               <w:r>
                 <w:rPr>
                   <w:rFonts w:ascii="Arial" w:cs="Arial" w:eastAsia="Arial" w:hAnsi="Arial"/>
@@ -9733,7 +9733,7 @@
               <w:spacing w:after="10" w:before="0"/>
               <w:ind w:left="120"/>
             </w:pPr>
-            <w:hyperlink w:history="1" r:id="rIdydl11izxa4qyt4ilvxqr6">
+            <w:hyperlink w:history="1" r:id="rIdv-nc05s5j3-aj-7rb-0lc">
               <w:r>
                 <w:rPr>
                   <w:rFonts w:ascii="Arial" w:cs="Arial" w:eastAsia="Arial" w:hAnsi="Arial"/>
@@ -9778,7 +9778,7 @@
             <w:pPr>
               <w:spacing w:after="20" w:before="0"/>
             </w:pPr>
-            <w:hyperlink w:history="1" r:id="rIdtebeosfcr2kwqtapsnsz6">
+            <w:hyperlink w:history="1" r:id="rIdev-vhp9dih8vepezefjd5">
               <w:r>
                 <w:rPr>
                   <w:rFonts w:ascii="Arial" w:cs="Arial" w:eastAsia="Arial" w:hAnsi="Arial"/>
@@ -9811,7 +9811,7 @@
               <w:spacing w:after="10" w:before="0"/>
               <w:ind w:left="120"/>
             </w:pPr>
-            <w:hyperlink w:history="1" r:id="rId5yae7nqikdd3dcn6ywt1o">
+            <w:hyperlink w:history="1" r:id="rIdayxt_x7dmeclbts9mg_m-">
               <w:r>
                 <w:rPr>
                   <w:rFonts w:ascii="Arial" w:cs="Arial" w:eastAsia="Arial" w:hAnsi="Arial"/>
@@ -10006,7 +10006,7 @@
             <w:pPr>
               <w:spacing w:after="20" w:before="0"/>
             </w:pPr>
-            <w:hyperlink w:history="1" r:id="rIdmqoetnjtsza6m1qlf_xc3">
+            <w:hyperlink w:history="1" r:id="rId1egxp6cpgovrcfiqrw19w">
               <w:r>
                 <w:rPr>
                   <w:rFonts w:ascii="Arial" w:cs="Arial" w:eastAsia="Arial" w:hAnsi="Arial"/>
@@ -10055,7 +10055,7 @@
               <w:spacing w:after="10" w:before="0"/>
               <w:ind w:left="120"/>
             </w:pPr>
-            <w:hyperlink w:history="1" r:id="rIdkim725g5jsnb7ecslnof7">
+            <w:hyperlink w:history="1" r:id="rIdw0gvs9enas3dqeqbt4_go">
               <w:r>
                 <w:rPr>
                   <w:rFonts w:ascii="Arial" w:cs="Arial" w:eastAsia="Arial" w:hAnsi="Arial"/>
@@ -10100,7 +10100,7 @@
             <w:pPr>
               <w:spacing w:after="20" w:before="0"/>
             </w:pPr>
-            <w:hyperlink w:history="1" r:id="rIdgotb7lc0805axvwoyqawe">
+            <w:hyperlink w:history="1" r:id="rIdydgkkgoz3rjzkvg98jvcs">
               <w:r>
                 <w:rPr>
                   <w:rFonts w:ascii="Arial" w:cs="Arial" w:eastAsia="Arial" w:hAnsi="Arial"/>
@@ -10149,7 +10149,7 @@
               <w:spacing w:after="10" w:before="0"/>
               <w:ind w:left="120"/>
             </w:pPr>
-            <w:hyperlink w:history="1" r:id="rId-kxavceusooxc_nksu9yj">
+            <w:hyperlink w:history="1" r:id="rIdp10gs-2qq9x0bqfnb4a7x">
               <w:r>
                 <w:rPr>
                   <w:rFonts w:ascii="Arial" w:cs="Arial" w:eastAsia="Arial" w:hAnsi="Arial"/>
@@ -10344,7 +10344,7 @@
             <w:pPr>
               <w:spacing w:after="20" w:before="0"/>
             </w:pPr>
-            <w:hyperlink w:history="1" r:id="rId0li9rnw-jo7k79i98rjiq">
+            <w:hyperlink w:history="1" r:id="rIdabgrjh_2xrxxuuon6rkwe">
               <w:r>
                 <w:rPr>
                   <w:rFonts w:ascii="Arial" w:cs="Arial" w:eastAsia="Arial" w:hAnsi="Arial"/>
@@ -10393,7 +10393,7 @@
               <w:spacing w:after="10" w:before="0"/>
               <w:ind w:left="120"/>
             </w:pPr>
-            <w:hyperlink w:history="1" r:id="rIdsrvrnvblnvcauvlze3ukr">
+            <w:hyperlink w:history="1" r:id="rIdhoztosdmakhf31jqc8obb">
               <w:r>
                 <w:rPr>
                   <w:rFonts w:ascii="Arial" w:cs="Arial" w:eastAsia="Arial" w:hAnsi="Arial"/>
@@ -10438,7 +10438,7 @@
             <w:pPr>
               <w:spacing w:after="20" w:before="0"/>
             </w:pPr>
-            <w:hyperlink w:history="1" r:id="rIdc0vcbxruo2oua3mekgjdl">
+            <w:hyperlink w:history="1" r:id="rId9hbgqmmm9_wgofxjts-nh">
               <w:r>
                 <w:rPr>
                   <w:rFonts w:ascii="Arial" w:cs="Arial" w:eastAsia="Arial" w:hAnsi="Arial"/>
@@ -10487,7 +10487,7 @@
               <w:spacing w:after="10" w:before="0"/>
               <w:ind w:left="120"/>
             </w:pPr>
-            <w:hyperlink w:history="1" r:id="rId8xf5bx4uqxfv6y0ned7lo">
+            <w:hyperlink w:history="1" r:id="rIdp4o12meqsqzx1drzrovby">
               <w:r>
                 <w:rPr>
                   <w:rFonts w:ascii="Arial" w:cs="Arial" w:eastAsia="Arial" w:hAnsi="Arial"/>
@@ -10682,7 +10682,7 @@
             <w:pPr>
               <w:spacing w:after="20" w:before="0"/>
             </w:pPr>
-            <w:hyperlink w:history="1" r:id="rIdpisuhok-j_bdaaxrjdmmf">
+            <w:hyperlink w:history="1" r:id="rIdr-s5z3vjvwqu22zutwxwq">
               <w:r>
                 <w:rPr>
                   <w:rFonts w:ascii="Arial" w:cs="Arial" w:eastAsia="Arial" w:hAnsi="Arial"/>
@@ -10731,7 +10731,7 @@
               <w:spacing w:after="10" w:before="0"/>
               <w:ind w:left="120"/>
             </w:pPr>
-            <w:hyperlink w:history="1" r:id="rIdcc1urqyhultwumdhgeqtb">
+            <w:hyperlink w:history="1" r:id="rIdvcat7zmwqktasv9wp2be5">
               <w:r>
                 <w:rPr>
                   <w:rFonts w:ascii="Arial" w:cs="Arial" w:eastAsia="Arial" w:hAnsi="Arial"/>
@@ -10776,7 +10776,7 @@
             <w:pPr>
               <w:spacing w:after="20" w:before="0"/>
             </w:pPr>
-            <w:hyperlink w:history="1" r:id="rIdtrlrae_jrw_nhq0dehrtp">
+            <w:hyperlink w:history="1" r:id="rIdhfmtopeqmvoctyxd27ny6">
               <w:r>
                 <w:rPr>
                   <w:rFonts w:ascii="Arial" w:cs="Arial" w:eastAsia="Arial" w:hAnsi="Arial"/>
@@ -10825,7 +10825,7 @@
               <w:spacing w:after="10" w:before="0"/>
               <w:ind w:left="120"/>
             </w:pPr>
-            <w:hyperlink w:history="1" r:id="rId8n1lkzq6o2dq80nskwpgq">
+            <w:hyperlink w:history="1" r:id="rIdwdg7cysmxvsphxbh-j1t8">
               <w:r>
                 <w:rPr>
                   <w:rFonts w:ascii="Arial" w:cs="Arial" w:eastAsia="Arial" w:hAnsi="Arial"/>
@@ -11337,7 +11337,7 @@
         </w:rPr>
         <w:t xml:space="preserve">© 2026 SeaVuria and ARES. Aligned with KICD objectives. Developed by SeaVuria; technical implementation by ARES (with AI assistance from Claude). Licensed under </w:t>
       </w:r>
-      <w:hyperlink w:history="1" r:id="rIdnucokgu9ddp8xbmq5evpl">
+      <w:hyperlink w:history="1" r:id="rIdmlv8z5p6npvvcwgibk8gx">
         <w:r>
           <w:rPr>
             <w:rFonts w:ascii="Arial" w:cs="Arial" w:eastAsia="Arial" w:hAnsi="Arial"/>
@@ -11358,7 +11358,7 @@
         </w:rPr>
         <w:t xml:space="preserve"> (</w:t>
       </w:r>
-      <w:hyperlink w:history="1" r:id="rIdu02gcylzz_f7gcz82alwb">
+      <w:hyperlink w:history="1" r:id="rIdtnsua4mymibs9e0pxuo_a">
         <w:r>
           <w:rPr>
             <w:rFonts w:ascii="Arial" w:cs="Arial" w:eastAsia="Arial" w:hAnsi="Arial"/>
@@ -12371,7 +12371,7 @@
             <w:pPr>
               <w:spacing w:after="20" w:before="0"/>
             </w:pPr>
-            <w:hyperlink w:history="1" r:id="rIdnxj8ixtrvhkxjbj9bhhxd">
+            <w:hyperlink w:history="1" r:id="rIdyorsberihbskt478qlopf">
               <w:r>
                 <w:rPr>
                   <w:rFonts w:ascii="Arial" w:cs="Arial" w:eastAsia="Arial" w:hAnsi="Arial"/>
@@ -12420,7 +12420,7 @@
               <w:spacing w:after="10" w:before="0"/>
               <w:ind w:left="120"/>
             </w:pPr>
-            <w:hyperlink w:history="1" r:id="rIdin1mlylg1bcze2pt_yqua">
+            <w:hyperlink w:history="1" r:id="rId9q8pg1l-gzr2rghpd1tad">
               <w:r>
                 <w:rPr>
                   <w:rFonts w:ascii="Arial" w:cs="Arial" w:eastAsia="Arial" w:hAnsi="Arial"/>
@@ -12465,7 +12465,7 @@
             <w:pPr>
               <w:spacing w:after="20" w:before="0"/>
             </w:pPr>
-            <w:hyperlink w:history="1" r:id="rIdwksrmi1y8kdad5n-hgdji">
+            <w:hyperlink w:history="1" r:id="rId73nc9u8hkzrrsioohggnx">
               <w:r>
                 <w:rPr>
                   <w:rFonts w:ascii="Arial" w:cs="Arial" w:eastAsia="Arial" w:hAnsi="Arial"/>
@@ -12498,7 +12498,7 @@
               <w:spacing w:after="10" w:before="0"/>
               <w:ind w:left="120"/>
             </w:pPr>
-            <w:hyperlink w:history="1" r:id="rId2fggmqx76fandgof0tnyx">
+            <w:hyperlink w:history="1" r:id="rId-fv8ynn0vbeiy6oqvtvqm">
               <w:r>
                 <w:rPr>
                   <w:rFonts w:ascii="Arial" w:cs="Arial" w:eastAsia="Arial" w:hAnsi="Arial"/>
@@ -12693,7 +12693,7 @@
             <w:pPr>
               <w:spacing w:after="20" w:before="0"/>
             </w:pPr>
-            <w:hyperlink w:history="1" r:id="rIduyfmnvqzbqcc9jsu-uypa">
+            <w:hyperlink w:history="1" r:id="rIdy7hnaymnkpfkyqigemw0u">
               <w:r>
                 <w:rPr>
                   <w:rFonts w:ascii="Arial" w:cs="Arial" w:eastAsia="Arial" w:hAnsi="Arial"/>
@@ -12742,7 +12742,7 @@
               <w:spacing w:after="10" w:before="0"/>
               <w:ind w:left="120"/>
             </w:pPr>
-            <w:hyperlink w:history="1" r:id="rIdxhqptpfb5pbrihcv5zw7w">
+            <w:hyperlink w:history="1" r:id="rIdp6yih5vepqglg8n3psx6t">
               <w:r>
                 <w:rPr>
                   <w:rFonts w:ascii="Arial" w:cs="Arial" w:eastAsia="Arial" w:hAnsi="Arial"/>
@@ -12787,7 +12787,7 @@
             <w:pPr>
               <w:spacing w:after="20" w:before="0"/>
             </w:pPr>
-            <w:hyperlink w:history="1" r:id="rIdvrsjuu1d6ks96bg6knsdz">
+            <w:hyperlink w:history="1" r:id="rId_bmlifjyeuutzucwaxvww">
               <w:r>
                 <w:rPr>
                   <w:rFonts w:ascii="Arial" w:cs="Arial" w:eastAsia="Arial" w:hAnsi="Arial"/>
@@ -12820,7 +12820,7 @@
               <w:spacing w:after="10" w:before="0"/>
               <w:ind w:left="120"/>
             </w:pPr>
-            <w:hyperlink w:history="1" r:id="rIdl5uqo3s9o4x5xepwmgczi">
+            <w:hyperlink w:history="1" r:id="rIdu3oyi4xeyzfapk1zncenw">
               <w:r>
                 <w:rPr>
                   <w:rFonts w:ascii="Arial" w:cs="Arial" w:eastAsia="Arial" w:hAnsi="Arial"/>
@@ -13015,7 +13015,7 @@
             <w:pPr>
               <w:spacing w:after="20" w:before="0"/>
             </w:pPr>
-            <w:hyperlink w:history="1" r:id="rIdjotlbnrw2b2vcaovsrk-6">
+            <w:hyperlink w:history="1" r:id="rId5s8jvrtcf5sauwxeroe0b">
               <w:r>
                 <w:rPr>
                   <w:rFonts w:ascii="Arial" w:cs="Arial" w:eastAsia="Arial" w:hAnsi="Arial"/>
@@ -13064,7 +13064,7 @@
               <w:spacing w:after="10" w:before="0"/>
               <w:ind w:left="120"/>
             </w:pPr>
-            <w:hyperlink w:history="1" r:id="rIdyk-awo_z3btji-ogyism7">
+            <w:hyperlink w:history="1" r:id="rIdz1ry0spospz3egmjidqmx">
               <w:r>
                 <w:rPr>
                   <w:rFonts w:ascii="Arial" w:cs="Arial" w:eastAsia="Arial" w:hAnsi="Arial"/>
@@ -13109,7 +13109,7 @@
             <w:pPr>
               <w:spacing w:after="20" w:before="0"/>
             </w:pPr>
-            <w:hyperlink w:history="1" r:id="rId5xdljj_vj7qcx8znbxxco">
+            <w:hyperlink w:history="1" r:id="rIdyuicm_u1x5o0gbcada50_">
               <w:r>
                 <w:rPr>
                   <w:rFonts w:ascii="Arial" w:cs="Arial" w:eastAsia="Arial" w:hAnsi="Arial"/>
@@ -13142,7 +13142,7 @@
               <w:spacing w:after="10" w:before="0"/>
               <w:ind w:left="120"/>
             </w:pPr>
-            <w:hyperlink w:history="1" r:id="rId4xvxyi0gs_rdbqmhc7knp">
+            <w:hyperlink w:history="1" r:id="rIdgmkkwhnwnf1w3jg8f6pj2">
               <w:r>
                 <w:rPr>
                   <w:rFonts w:ascii="Arial" w:cs="Arial" w:eastAsia="Arial" w:hAnsi="Arial"/>
@@ -13337,7 +13337,7 @@
             <w:pPr>
               <w:spacing w:after="20" w:before="0"/>
             </w:pPr>
-            <w:hyperlink w:history="1" r:id="rIdnp6i9eadzvt_sb-o9hrju">
+            <w:hyperlink w:history="1" r:id="rIddsztwt7ceekob_q6q2fcf">
               <w:r>
                 <w:rPr>
                   <w:rFonts w:ascii="Arial" w:cs="Arial" w:eastAsia="Arial" w:hAnsi="Arial"/>
@@ -13386,7 +13386,7 @@
               <w:spacing w:after="10" w:before="0"/>
               <w:ind w:left="120"/>
             </w:pPr>
-            <w:hyperlink w:history="1" r:id="rIdvzkzpnif7sv0tkke-zpxj">
+            <w:hyperlink w:history="1" r:id="rIdcliwmstn2bvveupdr3ssz">
               <w:r>
                 <w:rPr>
                   <w:rFonts w:ascii="Arial" w:cs="Arial" w:eastAsia="Arial" w:hAnsi="Arial"/>
@@ -13431,7 +13431,7 @@
             <w:pPr>
               <w:spacing w:after="20" w:before="0"/>
             </w:pPr>
-            <w:hyperlink w:history="1" r:id="rId_k2sljepvfd19hkdeykg-">
+            <w:hyperlink w:history="1" r:id="rIdmbqawd6ctq_dyzscbaeyt">
               <w:r>
                 <w:rPr>
                   <w:rFonts w:ascii="Arial" w:cs="Arial" w:eastAsia="Arial" w:hAnsi="Arial"/>
@@ -13464,7 +13464,7 @@
               <w:spacing w:after="10" w:before="0"/>
               <w:ind w:left="120"/>
             </w:pPr>
-            <w:hyperlink w:history="1" r:id="rIdru_q4m7yy1noxhqs9rejb">
+            <w:hyperlink w:history="1" r:id="rIdr_gz4zobfc5joxltsi4eq">
               <w:r>
                 <w:rPr>
                   <w:rFonts w:ascii="Arial" w:cs="Arial" w:eastAsia="Arial" w:hAnsi="Arial"/>
@@ -13538,7 +13538,7 @@
                 <w:sz w:val="18"/>
                 <w:szCs w:val="18"/>
               </w:rPr>
-              <w:t xml:space="preserve">Say: 'The DQB is our living record of understanding. In Lesson 1 we asked why the drum holds more grain. In Lessons 2 and 3 we learned to calculate surface area for prisms, cylinders, cones, and frustums. Today we added spheres and composite solids. What has changed in our understanding — and what new mysteries have appeared?' Distribute sticky notes. Allow 4 minutes for writing in silence. Then say: 'Post your green card under the column that matches today's shape. Post your yellow card in the Questions column.' Facilitate the gallery walk with the instruction: 'Read three cards that are NOT yours. Tick any question you share.' After the gallery walk, read the top two ticked questions aloud. Say: 'These are exactly the questions that will drive Lessons 5 and 6, where we move from surface area into volume — and then compare them. Hold these questions.' Point to the driving question on the wall: 'Why does the same metal sheet make containers that hold different amounts of grain? Are we closer to answering it?' Cold-call 3 learners.</w:t>
+              <w:t xml:space="preserve">Say: 'The DQB is our living record of understanding. In Lesson 1 we asked why the drum holds more grain. In Lessons 1 to 3 we learned to calculate surface area for prisms, pyramids, cones, and frustums. Today we added spheres and composite solids. What has changed in our understanding — and what new mysteries have appeared?' Distribute sticky notes. Allow 4 minutes for writing in silence. Then say: 'Post your green card under the column that matches today's shape. Post your yellow card in the Questions column.' Facilitate the gallery walk with the instruction: 'Read three cards that are NOT yours. Tick any question you share.' After the gallery walk, read the top two ticked questions aloud. Say: 'These are exactly the questions that will drive Lessons 5 and 6, where we move from surface area into volume — and then compare them. Hold these questions.' Point to the driving question on the wall: 'Why does the same metal sheet make containers that hold different amounts of grain? Are we closer to answering it?' Cold-call 3 learners.</w:t>
             </w:r>
           </w:p>
         </w:tc>
@@ -13659,7 +13659,7 @@
             <w:pPr>
               <w:spacing w:after="20" w:before="0"/>
             </w:pPr>
-            <w:hyperlink w:history="1" r:id="rIdnd3zurlq3gcrpxsccxksi">
+            <w:hyperlink w:history="1" r:id="rIdtzlsvjjnhpr8zjo-vwt_g">
               <w:r>
                 <w:rPr>
                   <w:rFonts w:ascii="Arial" w:cs="Arial" w:eastAsia="Arial" w:hAnsi="Arial"/>
@@ -13708,7 +13708,7 @@
               <w:spacing w:after="10" w:before="0"/>
               <w:ind w:left="120"/>
             </w:pPr>
-            <w:hyperlink w:history="1" r:id="rIdhcewpdv9xfsmulwr0soj1">
+            <w:hyperlink w:history="1" r:id="rIdaijmap32307-nbucwoslf">
               <w:r>
                 <w:rPr>
                   <w:rFonts w:ascii="Arial" w:cs="Arial" w:eastAsia="Arial" w:hAnsi="Arial"/>
@@ -13753,7 +13753,7 @@
             <w:pPr>
               <w:spacing w:after="20" w:before="0"/>
             </w:pPr>
-            <w:hyperlink w:history="1" r:id="rIdz8sqktb4tdjfceu9io2lu">
+            <w:hyperlink w:history="1" r:id="rIdlogkxwkjuxhg7jghethts">
               <w:r>
                 <w:rPr>
                   <w:rFonts w:ascii="Arial" w:cs="Arial" w:eastAsia="Arial" w:hAnsi="Arial"/>
@@ -13786,7 +13786,7 @@
               <w:spacing w:after="10" w:before="0"/>
               <w:ind w:left="120"/>
             </w:pPr>
-            <w:hyperlink w:history="1" r:id="rIdijsqplimadetcvzunuyzc">
+            <w:hyperlink w:history="1" r:id="rId2jm-uicor0lzg1dzrt0x-">
               <w:r>
                 <w:rPr>
                   <w:rFonts w:ascii="Arial" w:cs="Arial" w:eastAsia="Arial" w:hAnsi="Arial"/>
@@ -14298,7 +14298,7 @@
         </w:rPr>
         <w:t xml:space="preserve">© 2026 SeaVuria and ARES. Aligned with KICD objectives. Developed by SeaVuria; technical implementation by ARES (with AI assistance from Claude). Licensed under </w:t>
       </w:r>
-      <w:hyperlink w:history="1" r:id="rIdnr-158pdhr5hp5bpvxqnp">
+      <w:hyperlink w:history="1" r:id="rIdggvlwienvfrb9g6tst04f">
         <w:r>
           <w:rPr>
             <w:rFonts w:ascii="Arial" w:cs="Arial" w:eastAsia="Arial" w:hAnsi="Arial"/>
@@ -14319,7 +14319,7 @@
         </w:rPr>
         <w:t xml:space="preserve"> (</w:t>
       </w:r>
-      <w:hyperlink w:history="1" r:id="rIdffnl36vxyzixw7bcu57wi">
+      <w:hyperlink w:history="1" r:id="rIdo9db-qxx9gwqdxnqtggis">
         <w:r>
           <w:rPr>
             <w:rFonts w:ascii="Arial" w:cs="Arial" w:eastAsia="Arial" w:hAnsi="Arial"/>
@@ -15332,7 +15332,7 @@
             <w:pPr>
               <w:spacing w:after="20" w:before="0"/>
             </w:pPr>
-            <w:hyperlink w:history="1" r:id="rIdnm2z9oljuujcehg6ceqw4">
+            <w:hyperlink w:history="1" r:id="rIdof5np8z9pmwdxe-hxkkqj">
               <w:r>
                 <w:rPr>
                   <w:rFonts w:ascii="Arial" w:cs="Arial" w:eastAsia="Arial" w:hAnsi="Arial"/>
@@ -15365,7 +15365,7 @@
               <w:spacing w:after="10" w:before="0"/>
               <w:ind w:left="120"/>
             </w:pPr>
-            <w:hyperlink w:history="1" r:id="rId5mu1ea_gabxmd_ciernjh">
+            <w:hyperlink w:history="1" r:id="rIdorgqt-n7myjogozt0tznu">
               <w:r>
                 <w:rPr>
                   <w:rFonts w:ascii="Arial" w:cs="Arial" w:eastAsia="Arial" w:hAnsi="Arial"/>
@@ -15410,7 +15410,7 @@
             <w:pPr>
               <w:spacing w:after="20" w:before="0"/>
             </w:pPr>
-            <w:hyperlink w:history="1" r:id="rIdkwaub2vqnnopfpujrmvfn">
+            <w:hyperlink w:history="1" r:id="rIdipubjyf4uiwsvczdknsr6">
               <w:r>
                 <w:rPr>
                   <w:rFonts w:ascii="Arial" w:cs="Arial" w:eastAsia="Arial" w:hAnsi="Arial"/>
@@ -15443,7 +15443,7 @@
               <w:spacing w:after="10" w:before="0"/>
               <w:ind w:left="120"/>
             </w:pPr>
-            <w:hyperlink w:history="1" r:id="rIdjhcxnod_snftrlk-fu9pt">
+            <w:hyperlink w:history="1" r:id="rId8oyo1exa2bj9dnghyos0d">
               <w:r>
                 <w:rPr>
                   <w:rFonts w:ascii="Arial" w:cs="Arial" w:eastAsia="Arial" w:hAnsi="Arial"/>
@@ -15638,7 +15638,7 @@
             <w:pPr>
               <w:spacing w:after="20" w:before="0"/>
             </w:pPr>
-            <w:hyperlink w:history="1" r:id="rIdl01k4vtxktj3wutvybx8j">
+            <w:hyperlink w:history="1" r:id="rIddfiuol9z064x2q9_nctnx">
               <w:r>
                 <w:rPr>
                   <w:rFonts w:ascii="Arial" w:cs="Arial" w:eastAsia="Arial" w:hAnsi="Arial"/>
@@ -15671,7 +15671,7 @@
               <w:spacing w:after="10" w:before="0"/>
               <w:ind w:left="120"/>
             </w:pPr>
-            <w:hyperlink w:history="1" r:id="rIdrm1goyv1cxenea4dybm7p">
+            <w:hyperlink w:history="1" r:id="rIdjs8_foikh6faf8cm2ntdd">
               <w:r>
                 <w:rPr>
                   <w:rFonts w:ascii="Arial" w:cs="Arial" w:eastAsia="Arial" w:hAnsi="Arial"/>
@@ -15716,7 +15716,7 @@
             <w:pPr>
               <w:spacing w:after="20" w:before="0"/>
             </w:pPr>
-            <w:hyperlink w:history="1" r:id="rId1zap-evryh_6ipxd8bfqd">
+            <w:hyperlink w:history="1" r:id="rIdtw_rndiiw2v-tvq0imcfi">
               <w:r>
                 <w:rPr>
                   <w:rFonts w:ascii="Arial" w:cs="Arial" w:eastAsia="Arial" w:hAnsi="Arial"/>
@@ -15749,7 +15749,7 @@
               <w:spacing w:after="10" w:before="0"/>
               <w:ind w:left="120"/>
             </w:pPr>
-            <w:hyperlink w:history="1" r:id="rIdcoom13cfqtdphk5yxnqmy">
+            <w:hyperlink w:history="1" r:id="rIdismirxkqdaml_arxrayfo">
               <w:r>
                 <w:rPr>
                   <w:rFonts w:ascii="Arial" w:cs="Arial" w:eastAsia="Arial" w:hAnsi="Arial"/>
@@ -15944,7 +15944,7 @@
             <w:pPr>
               <w:spacing w:after="20" w:before="0"/>
             </w:pPr>
-            <w:hyperlink w:history="1" r:id="rIdslnvzjxdbetf84_tz_y5k">
+            <w:hyperlink w:history="1" r:id="rIdhsdnxu8lmepeg43bqmmzv">
               <w:r>
                 <w:rPr>
                   <w:rFonts w:ascii="Arial" w:cs="Arial" w:eastAsia="Arial" w:hAnsi="Arial"/>
@@ -15977,7 +15977,7 @@
               <w:spacing w:after="10" w:before="0"/>
               <w:ind w:left="120"/>
             </w:pPr>
-            <w:hyperlink w:history="1" r:id="rId9zbmd-ilaylfzhbn3md5d">
+            <w:hyperlink w:history="1" r:id="rIdwcmd-agkfwrvt71jxpyox">
               <w:r>
                 <w:rPr>
                   <w:rFonts w:ascii="Arial" w:cs="Arial" w:eastAsia="Arial" w:hAnsi="Arial"/>
@@ -16022,7 +16022,7 @@
             <w:pPr>
               <w:spacing w:after="20" w:before="0"/>
             </w:pPr>
-            <w:hyperlink w:history="1" r:id="rIdfhidzr_wdpclgy7nlfdum">
+            <w:hyperlink w:history="1" r:id="rIdcwwdy9z16ekmgbopyekv8">
               <w:r>
                 <w:rPr>
                   <w:rFonts w:ascii="Arial" w:cs="Arial" w:eastAsia="Arial" w:hAnsi="Arial"/>
@@ -16055,7 +16055,7 @@
               <w:spacing w:after="10" w:before="0"/>
               <w:ind w:left="120"/>
             </w:pPr>
-            <w:hyperlink w:history="1" r:id="rId59meqer8mgetpyec9nxlx">
+            <w:hyperlink w:history="1" r:id="rIdxxvccd0qnvi35e0inuclr">
               <w:r>
                 <w:rPr>
                   <w:rFonts w:ascii="Arial" w:cs="Arial" w:eastAsia="Arial" w:hAnsi="Arial"/>
@@ -16193,7 +16193,7 @@
                 <w:sz w:val="18"/>
                 <w:szCs w:val="18"/>
               </w:rPr>
-              <w:t xml:space="preserve">Observable indicators: (1) Learners' computed volume of the rectangular box = 1.44 m³ (teacher checks 3–4 books during the 4-minute silent work period). (2) When cold-called, learner can correctly identify B = l × w for cuboids and B = ½bh for triangular prisms without prompting. (3) Cylinder prediction sentence includes reference to the radius/circular base, indicating awareness that a different base area formula will be needed — this previews Lesson 6.</w:t>
+              <w:t xml:space="preserve">Observable indicators: (1) Learners' computed volume of the rectangular box = 120 × 80 × 100 = 960,000 cm³ = 0.96 m³ (teacher checks 3–4 books during the 4-minute silent work period). (2) When cold-called, learner can correctly identify B = l × w for cuboids and B = ½bh for triangular prisms without prompting. (3) Cylinder prediction sentence includes reference to the radius/circular base, indicating awareness that a different base area formula will be needed — this previews Lesson 6.</w:t>
             </w:r>
           </w:p>
         </w:tc>
@@ -16250,7 +16250,7 @@
             <w:pPr>
               <w:spacing w:after="20" w:before="0"/>
             </w:pPr>
-            <w:hyperlink w:history="1" r:id="rIdinjg-mjhyhlyph2jdvbke">
+            <w:hyperlink w:history="1" r:id="rIdtjw6whvz4lyhpufkmpnbs">
               <w:r>
                 <w:rPr>
                   <w:rFonts w:ascii="Arial" w:cs="Arial" w:eastAsia="Arial" w:hAnsi="Arial"/>
@@ -16283,7 +16283,7 @@
               <w:spacing w:after="10" w:before="0"/>
               <w:ind w:left="120"/>
             </w:pPr>
-            <w:hyperlink w:history="1" r:id="rIdicfq4mxkf7z9dioqxxjqc">
+            <w:hyperlink w:history="1" r:id="rIdhq3lv1ixlnk4lbwnmnio4">
               <w:r>
                 <w:rPr>
                   <w:rFonts w:ascii="Arial" w:cs="Arial" w:eastAsia="Arial" w:hAnsi="Arial"/>
@@ -16328,7 +16328,7 @@
             <w:pPr>
               <w:spacing w:after="20" w:before="0"/>
             </w:pPr>
-            <w:hyperlink w:history="1" r:id="rIdkyansyamlb8pigxy3tr5p">
+            <w:hyperlink w:history="1" r:id="rIdj29brawmeiszpgdldosg4">
               <w:r>
                 <w:rPr>
                   <w:rFonts w:ascii="Arial" w:cs="Arial" w:eastAsia="Arial" w:hAnsi="Arial"/>
@@ -16361,7 +16361,7 @@
               <w:spacing w:after="10" w:before="0"/>
               <w:ind w:left="120"/>
             </w:pPr>
-            <w:hyperlink w:history="1" r:id="rIddbsh1exdjwh27umnhsvyo">
+            <w:hyperlink w:history="1" r:id="rId1ykidern4knnzcwt2dcbi">
               <w:r>
                 <w:rPr>
                   <w:rFonts w:ascii="Arial" w:cs="Arial" w:eastAsia="Arial" w:hAnsi="Arial"/>
@@ -16556,7 +16556,7 @@
             <w:pPr>
               <w:spacing w:after="20" w:before="0"/>
             </w:pPr>
-            <w:hyperlink w:history="1" r:id="rIdpztprib0w7t6bfipcohkk">
+            <w:hyperlink w:history="1" r:id="rIdhdyf5naopnhdf9uhz-dp8">
               <w:r>
                 <w:rPr>
                   <w:rFonts w:ascii="Arial" w:cs="Arial" w:eastAsia="Arial" w:hAnsi="Arial"/>
@@ -16589,7 +16589,7 @@
               <w:spacing w:after="10" w:before="0"/>
               <w:ind w:left="120"/>
             </w:pPr>
-            <w:hyperlink w:history="1" r:id="rIdluwjwchqtbvv3blhp-7vd">
+            <w:hyperlink w:history="1" r:id="rIdpkxvaeab_qpcn2np0wcki">
               <w:r>
                 <w:rPr>
                   <w:rFonts w:ascii="Arial" w:cs="Arial" w:eastAsia="Arial" w:hAnsi="Arial"/>
@@ -16634,7 +16634,7 @@
             <w:pPr>
               <w:spacing w:after="20" w:before="0"/>
             </w:pPr>
-            <w:hyperlink w:history="1" r:id="rId6cvesmjldgo_wrjmwroh6">
+            <w:hyperlink w:history="1" r:id="rIdrjz130lgi6ho4m9aj-dft">
               <w:r>
                 <w:rPr>
                   <w:rFonts w:ascii="Arial" w:cs="Arial" w:eastAsia="Arial" w:hAnsi="Arial"/>
@@ -16667,7 +16667,7 @@
               <w:spacing w:after="10" w:before="0"/>
               <w:ind w:left="120"/>
             </w:pPr>
-            <w:hyperlink w:history="1" r:id="rId3sq2abub52p4q9yamyo2r">
+            <w:hyperlink w:history="1" r:id="rId7rpsaswrmca6cm_yptq5b">
               <w:r>
                 <w:rPr>
                   <w:rFonts w:ascii="Arial" w:cs="Arial" w:eastAsia="Arial" w:hAnsi="Arial"/>
@@ -16709,7 +16709,7 @@
                 <w:sz w:val="18"/>
                 <w:szCs w:val="18"/>
               </w:rPr>
-              <w:t xml:space="preserve">Learners retrieve their cumulative annotated diagram of the two posho mill containers (begun in Lesson 1 and updated each lesson). Today they add: (1) volume labels on the rectangular box using today's computed value (V = 1.44 m³), written in a different colour from surface area annotations; (2) the two boxed formulas (V_prism = B × h and V_pyramid = ⅓ × B × h) in a dedicated 'Formulas Learned So Far' box on their model sheet; (3) a question-mark bubble over the cylindrical drum labelled 'V = ? — Lesson 6'; (4) a one-sentence 'Model Statement' at the bottom of their diagram: 'The rectangular box has a volume of ___ m³. I predict the cylindrical drum has a [larger / smaller / equal] volume because ___.' Learners share their model statement with their shoulder partner and refine if needed.</w:t>
+              <w:t xml:space="preserve">Learners retrieve their cumulative annotated diagram of the two posho mill containers (begun in Lesson 1 and updated each lesson). Today they add: (1) volume labels on the rectangular box using today's computed value (V = 0.96 m³), written in a different colour from surface area annotations; (2) the two boxed formulas (V_prism = B × h and V_pyramid = ⅓ × B × h) in a dedicated 'Formulas Learned So Far' box on their model sheet; (3) a question-mark bubble over the cylindrical drum labelled 'V = ? — Lesson 6'; (4) a one-sentence 'Model Statement' at the bottom of their diagram: 'The rectangular box has a volume of ___ m³. I predict the cylindrical drum has a [larger / smaller / equal] volume because ___.' Learners share their model statement with their shoulder partner and refine if needed.</w:t>
             </w:r>
           </w:p>
         </w:tc>
@@ -16898,7 +16898,7 @@
                 <w:sz w:val="18"/>
                 <w:szCs w:val="18"/>
               </w:rPr>
-              <w:t xml:space="preserve">After the lesson, reflect on the following questions: (1) Did the sand-filling experiment generate ratio values close enough to ⅓ for the pattern to be visible? If groups got widely scattered ratios, consider whether model construction was sufficiently precise — pre-made rigid models are preferable to learner-assembled cardboard nets for this activity. (2) Were learners able to correctly identify the base area formula for the triangular prism without prompting? If many struggled, plan a 5-minute recap of area of triangles at the start of Lesson 6 before introducing the circle area formula. (3) Did learners' DQB new questions reference the cylinder and circular base, or did they remain focused only on prisms and pyramids? Questions that do not reference the cylinder suggest the preview of Lesson 6 was not sufficiently explicit — revisit the cylinder photograph at the start of Lesson 6. (4) How many learners correctly completed the Kamukunji exit task? A success rate below 70% signals that the triangular prism base area (½ × b × h) needs re-teaching. (5) Were there learners who remained convinced that equal surface area means equal volume even after Phase 3? These learners need a targeted one-on-one conversation using the numerical results: surface area of the box ≈ surface area of the drum, but volume of the box = 1.44 m³ while the drum's volume will be shown in Lesson 6 to be larger.</w:t>
+              <w:t xml:space="preserve">After the lesson, reflect on the following questions: (1) Did the sand-filling experiment generate ratio values close enough to ⅓ for the pattern to be visible? If groups got widely scattered ratios, consider whether model construction was sufficiently precise — pre-made rigid models are preferable to learner-assembled cardboard nets for this activity. (2) Were learners able to correctly identify the base area formula for the triangular prism without prompting? If many struggled, plan a 5-minute recap of area of triangles at the start of Lesson 6 before introducing the circle area formula. (3) Did learners' DQB new questions reference the cylinder and circular base, or did they remain focused only on prisms and pyramids? Questions that do not reference the cylinder suggest the preview of Lesson 6 was not sufficiently explicit — revisit the cylinder photograph at the start of Lesson 6. (4) How many learners correctly completed the Kamukunji exit task? A success rate below 70% signals that the triangular prism base area (½ × b × h) needs re-teaching. (5) Were there learners who remained convinced that equal surface area means equal volume even after Phase 3? These learners need a targeted one-on-one conversation using the numerical results: surface area of the box ≈ surface area of the drum, but volume of the box = 0.96 m³ while the drum's volume will be shown in Lesson 6 to be larger.</w:t>
             </w:r>
           </w:p>
         </w:tc>
@@ -17091,7 +17091,7 @@
                 <w:sz w:val="18"/>
                 <w:szCs w:val="18"/>
               </w:rPr>
-              <w:t xml:space="preserve">Learners derived that the volume of any prism equals base area multiplied by height (V = B × h), and that the volume of a pyramid equals one third of the volume of a prism with the same base and height (V = ⅓ × B × h). They computed the volume of the posho mill owner's rectangular metal box as 1.44 m³ and predicted that the cylindrical drum holds more grain despite being made from the same area of iron sheet.</w:t>
+              <w:t xml:space="preserve">Learners derived that the volume of any prism equals base area multiplied by height (V = B × h), and that the volume of a pyramid equals one third of the volume of a prism with the same base and height (V = ⅓ × B × h). They computed the volume of the posho mill owner's rectangular metal box as 0.96 m³ and predicted that the cylindrical drum holds more grain despite being made from the same area of iron sheet.</w:t>
             </w:r>
           </w:p>
         </w:tc>
@@ -17157,7 +17157,7 @@
                 <w:sz w:val="18"/>
                 <w:szCs w:val="18"/>
               </w:rPr>
-              <w:t xml:space="preserve">Equal surface area does not guarantee equal volume — the shape of the solid determines how much space is enclosed. The rectangular box encloses 1.44 m³ of grain, but the cylindrical drum (with the same surface area of iron sheet) encloses a larger volume because the circular cross-section is more space-efficient than the rectangular cross-section for a given perimeter, a relationship that will be fully quantified in Lesson 6 when learners derive the volume formula for cylinders.</w:t>
+              <w:t xml:space="preserve">Equal surface area does not guarantee equal volume — the shape of the solid determines how much space is enclosed. The rectangular box encloses 0.96 m³ of grain, but the cylindrical drum (with the same surface area of iron sheet) encloses a larger volume because the circular cross-section is more space-efficient than the rectangular cross-section for a given perimeter, a relationship that will be fully quantified in Lesson 6 when learners derive the volume formula for cylinders.</w:t>
             </w:r>
           </w:p>
         </w:tc>
@@ -17179,7 +17179,7 @@
         </w:rPr>
         <w:t xml:space="preserve">© 2026 SeaVuria and ARES. Aligned with KICD objectives. Developed by SeaVuria; technical implementation by ARES (with AI assistance from Claude). Licensed under </w:t>
       </w:r>
-      <w:hyperlink w:history="1" r:id="rId9xbhx48c7gfkepv8pelpf">
+      <w:hyperlink w:history="1" r:id="rIddgzav9zbhqdtqjxwchvip">
         <w:r>
           <w:rPr>
             <w:rFonts w:ascii="Arial" w:cs="Arial" w:eastAsia="Arial" w:hAnsi="Arial"/>
@@ -17200,7 +17200,7 @@
         </w:rPr>
         <w:t xml:space="preserve"> (</w:t>
       </w:r>
-      <w:hyperlink w:history="1" r:id="rId6skh_p8ro1p6nkef2vfwh">
+      <w:hyperlink w:history="1" r:id="rIdlt-rk0au4x3hwy7o-mfki">
         <w:r>
           <w:rPr>
             <w:rFonts w:ascii="Arial" w:cs="Arial" w:eastAsia="Arial" w:hAnsi="Arial"/>
@@ -17894,7 +17894,7 @@
                 <w:sz w:val="18"/>
                 <w:szCs w:val="18"/>
               </w:rPr>
-              <w:t xml:space="preserve">This lesson completes the volume evidence-gathering sequence by giving learners the cone and sphere volume formulas. With the cylindrical drum volume now calculated and compared directly against the rectangular box volume of 1.44 m³ established in Lesson 5, learners formally close the central mystery of the anchoring phenomenon: equal surface area does not mean equal volume, and the cylinder's geometry makes it the more space-efficient container.</w:t>
+              <w:t xml:space="preserve">This lesson completes the volume evidence-gathering sequence by giving learners the cone and sphere volume formulas. With the cylindrical drum volume now calculated and compared directly against the rectangular box volume of 0.96 m³ established in Lesson 5, learners formally close the central mystery of the anchoring phenomenon: equal surface area does not mean equal volume, and the cylinder's geometry makes it the more space-efficient container.</w:t>
             </w:r>
           </w:p>
         </w:tc>
@@ -18053,7 +18053,7 @@
                 <w:sz w:val="18"/>
                 <w:szCs w:val="18"/>
               </w:rPr>
-              <w:t xml:space="preserve">This lesson is the resolution lesson of the eight-lesson sequence on Surface Area and Volume of Solids. Students arrive knowing the volume of the posho mill owner's rectangular metal box (1.44 m³, from Lesson 5) but they do not yet have a formula for the volume of the cylindrical drum. The lesson opens with a provocative prediction: learners estimate whether the cylindrical drum — made from the same 59,200 cm² of iron sheet calculated in Lesson 1 — holds more or less than 1.44 m³ of maize grain, and by how much. This reactivates the anchoring phenomenon and creates genuine intellectual need for the cone and cylinder volume formulas.</w:t>
+              <w:t xml:space="preserve">This lesson is the resolution lesson of the eight-lesson sequence on Surface Area and Volume of Solids. Students arrive knowing the volume of the posho mill owner's rectangular metal box (0.96 m³, from Lesson 5) but they do not yet have a formula for the volume of the cylindrical drum. The lesson opens with a provocative prediction: learners estimate whether the cylindrical drum — made from the same 59,200 cm² of iron sheet calculated in Lesson 1 — holds more or less than 0.96 m³ of maize grain, and by how much. This reactivates the anchoring phenomenon and creates genuine intellectual need for the cone and cylinder volume formulas.</w:t>
             </w:r>
           </w:p>
           <w:p>
@@ -18091,7 +18091,7 @@
                 <w:sz w:val="18"/>
                 <w:szCs w:val="18"/>
               </w:rPr>
-              <w:t xml:space="preserve">The core evidence-gathering activity uses a physical or teacher-demonstrated water-pouring experiment with matching cone-and-cylinder models (same base radius, same height). Learners observe that it takes exactly three full cones of water to fill the cylinder, establishing V_cone = ⅓V_cylinder = ⅓πr²h empirically. The teacher then connects this to the sphere via Cavalieri's principle using a visual cross-section argument, deriving V = ⁴⁄₃πr³. The frustum formula is derived by subtraction of two cone volumes. With all three formulas in hand, learners calculate the volume of the cylindrical drum (radius ≈ 38.7 cm derived from the known surface area and height from Lesson 1 dimensions, height 100 cm) and compare it directly against 1,440,000 cm³ for the box.</w:t>
+              <w:t xml:space="preserve">The core evidence-gathering activity uses a physical or teacher-demonstrated water-pouring experiment with matching cone-and-cylinder models (same base radius, same height). Learners observe that it takes exactly three full cones of water to fill the cylinder, establishing V_cone = ⅓V_cylinder = ⅓πr²h empirically. The teacher then connects this to the sphere via Cavalieri's principle using a visual cross-section argument, deriving V = ⁴⁄₃πr³. The frustum formula is derived by subtraction of two cone volumes. With all three formulas in hand, learners calculate the volume of the cylindrical drum (radius ≈ 59.2 cm derived from the known surface area and height from Lesson 1 dimensions, height 100 cm) and compare it directly against 960,000 cm³ for the box.</w:t>
             </w:r>
           </w:p>
           <w:p>
@@ -18129,7 +18129,7 @@
                 <w:sz w:val="18"/>
                 <w:szCs w:val="18"/>
               </w:rPr>
-              <w:t xml:space="preserve">The lesson culminates in the formal resolution of the driving question: the cylindrical drum holds approximately 1.83 m³ versus the box's 1.44 m³ — nearly 27% more grain — from the same sheet of iron. Learners articulate in writing why this is the case (cylinder's circular cross-section encloses more area per unit perimeter than a rectangle, by the isoperimetric principle) and update both the Driving Question Board and their cumulative models. This resolution also launches a forward question: could a sphere of the same surface area hold even more? — positioning Lesson 7 (composite solids and optimisation) as the natural next step.</w:t>
+              <w:t xml:space="preserve">The lesson culminates in the formal resolution of the driving question: the cylindrical drum holds approximately 1.10 m³ versus the box's 0.96 m³ — about 15% more grain — from the same sheet of iron. Learners articulate in writing why this is the case (cylinder's circular cross-section encloses more area per unit perimeter than a rectangle, by the isoperimetric principle) and update both the Driving Question Board and their cumulative models. This resolution also launches a forward question: could a sphere of the same surface area hold even more? — positioning Lesson 7 (composite solids and optimisation) as the natural next step.</w:t>
             </w:r>
           </w:p>
         </w:tc>
@@ -18412,7 +18412,7 @@
             <w:pPr>
               <w:spacing w:after="20" w:before="0"/>
             </w:pPr>
-            <w:hyperlink w:history="1" r:id="rIdurq-vzkw0lfodip5smwki">
+            <w:hyperlink w:history="1" r:id="rIdzrfsc-ru6ai56khcvc-35">
               <w:r>
                 <w:rPr>
                   <w:rFonts w:ascii="Arial" w:cs="Arial" w:eastAsia="Arial" w:hAnsi="Arial"/>
@@ -18445,7 +18445,7 @@
               <w:spacing w:after="10" w:before="0"/>
               <w:ind w:left="120"/>
             </w:pPr>
-            <w:hyperlink w:history="1" r:id="rIdhs44qcct-hgv1r_7cfgfe">
+            <w:hyperlink w:history="1" r:id="rIdaghobljbz0iiurfym8-po">
               <w:r>
                 <w:rPr>
                   <w:rFonts w:ascii="Arial" w:cs="Arial" w:eastAsia="Arial" w:hAnsi="Arial"/>
@@ -18490,7 +18490,7 @@
             <w:pPr>
               <w:spacing w:after="20" w:before="0"/>
             </w:pPr>
-            <w:hyperlink w:history="1" r:id="rId4hdgpku6y8jl5ubo44opo">
+            <w:hyperlink w:history="1" r:id="rIdsfc9fahmkkb7jmesnnibp">
               <w:r>
                 <w:rPr>
                   <w:rFonts w:ascii="Arial" w:cs="Arial" w:eastAsia="Arial" w:hAnsi="Arial"/>
@@ -18523,7 +18523,7 @@
               <w:spacing w:after="10" w:before="0"/>
               <w:ind w:left="120"/>
             </w:pPr>
-            <w:hyperlink w:history="1" r:id="rIdxf-ln8pwg1m3k_3tadnx_">
+            <w:hyperlink w:history="1" r:id="rId_woufxxaz6alnqrjpjnmm">
               <w:r>
                 <w:rPr>
                   <w:rFonts w:ascii="Arial" w:cs="Arial" w:eastAsia="Arial" w:hAnsi="Arial"/>
@@ -18565,7 +18565,7 @@
                 <w:sz w:val="18"/>
                 <w:szCs w:val="18"/>
               </w:rPr>
-              <w:t xml:space="preserve">Learners are shown a photograph of the two Eldoret posho mill containers side by side — the cylindrical drum and the rectangular metal box — with the caption: 'Both made from 59,200 cm² of iron sheet. The box holds 1,440,000 cm³ of maize. How much does the drum hold?' Each learner independently writes a numerical estimate in their exercise book and a one-sentence justification. They then share estimates with a shoulder partner and note whether they agree or disagree. The class prediction range is recorded on the board.</w:t>
+              <w:t xml:space="preserve">Learners are shown a photograph of the two Eldoret posho mill containers side by side — the cylindrical drum and the rectangular metal box — with the caption: 'Both made from 59,200 cm² of iron sheet. The box holds 960,000 cm³ of maize. How much does the drum hold?' Each learner independently writes a numerical estimate in their exercise book and a one-sentence justification. They then share estimates with a shoulder partner and note whether they agree or disagree. The class prediction range is recorded on the board.</w:t>
             </w:r>
           </w:p>
         </w:tc>
@@ -18597,7 +18597,7 @@
                 <w:sz w:val="18"/>
                 <w:szCs w:val="18"/>
               </w:rPr>
-              <w:t xml:space="preserve">Display the photograph or sketch of both containers on the board. Say: 'In Lesson 5, we proved that Wanjiku's rectangular metal box holds exactly 1.44 million cubic centimetres of maize grain. Today we have one job — calculate the volume of Omar's cylindrical drum and settle this mystery once and for all.' Pause. Then say: 'Before we calculate anything, I want your best estimate. Write a number in cubic centimetres — higher than the box, lower than the box, or the same? And write ONE reason for your estimate. You have 90 seconds. Go.' [Allow 90 seconds of silent individual writing.] Cold-call 4 students for their estimates — specifically pick one student who predicts lower, one who predicts the same, and two who predict higher. Record all four estimates on the board in a column labelled 'OUR PREDICTIONS'. Say: 'Keep these in view. By the end of this lesson, one of us will be proven right — with mathematics.'</w:t>
+              <w:t xml:space="preserve">Display the photograph or sketch of both containers on the board. Say: 'In Lesson 5, we proved that Mama Wanjiru's rectangular metal box holds exactly 960,000 cubic centimetres of maize grain. Today we have one job — calculate the volume of her cylindrical drum and settle this mystery once and for all.' Pause. Then say: 'Before we calculate anything, I want your best estimate. Write a number in cubic centimetres — higher than the box, lower than the box, or the same? And write ONE reason for your estimate. You have 90 seconds. Go.' [Allow 90 seconds of silent individual writing.] Cold-call 4 students for their estimates — specifically pick one student who predicts lower, one who predicts the same, and two who predict higher. Record all four estimates on the board in a column labelled 'OUR PREDICTIONS'. Say: 'Keep these in view. By the end of this lesson, one of us will be proven right — with mathematics.'</w:t>
             </w:r>
           </w:p>
         </w:tc>
@@ -18718,7 +18718,7 @@
             <w:pPr>
               <w:spacing w:after="20" w:before="0"/>
             </w:pPr>
-            <w:hyperlink w:history="1" r:id="rIdrkl_b2goq0-xtqbbluruu">
+            <w:hyperlink w:history="1" r:id="rId8vazjfasyjgij19eumrhd">
               <w:r>
                 <w:rPr>
                   <w:rFonts w:ascii="Arial" w:cs="Arial" w:eastAsia="Arial" w:hAnsi="Arial"/>
@@ -18751,7 +18751,7 @@
               <w:spacing w:after="10" w:before="0"/>
               <w:ind w:left="120"/>
             </w:pPr>
-            <w:hyperlink w:history="1" r:id="rIdybshybnv8e1w6i4anzluw">
+            <w:hyperlink w:history="1" r:id="rIdcbktzjh1uxpzpqfrcvpn6">
               <w:r>
                 <w:rPr>
                   <w:rFonts w:ascii="Arial" w:cs="Arial" w:eastAsia="Arial" w:hAnsi="Arial"/>
@@ -18796,7 +18796,7 @@
             <w:pPr>
               <w:spacing w:after="20" w:before="0"/>
             </w:pPr>
-            <w:hyperlink w:history="1" r:id="rId9hgzqrzt7zzjstpmoffjn">
+            <w:hyperlink w:history="1" r:id="rIdhbk26ckfs_gqrkcztp5yz">
               <w:r>
                 <w:rPr>
                   <w:rFonts w:ascii="Arial" w:cs="Arial" w:eastAsia="Arial" w:hAnsi="Arial"/>
@@ -18829,7 +18829,7 @@
               <w:spacing w:after="10" w:before="0"/>
               <w:ind w:left="120"/>
             </w:pPr>
-            <w:hyperlink w:history="1" r:id="rIdlgnrnwxcxah_red3qnrtr">
+            <w:hyperlink w:history="1" r:id="rId5g4vhsrpu2ip7yxbopbuw">
               <w:r>
                 <w:rPr>
                   <w:rFonts w:ascii="Arial" w:cs="Arial" w:eastAsia="Arial" w:hAnsi="Arial"/>
@@ -19024,7 +19024,7 @@
             <w:pPr>
               <w:spacing w:after="20" w:before="0"/>
             </w:pPr>
-            <w:hyperlink w:history="1" r:id="rIdsl7x8pbxl4fq2hbwdqory">
+            <w:hyperlink w:history="1" r:id="rIdpx7gjo9nj0p_nx9cqmpqc">
               <w:r>
                 <w:rPr>
                   <w:rFonts w:ascii="Arial" w:cs="Arial" w:eastAsia="Arial" w:hAnsi="Arial"/>
@@ -19057,7 +19057,7 @@
               <w:spacing w:after="10" w:before="0"/>
               <w:ind w:left="120"/>
             </w:pPr>
-            <w:hyperlink w:history="1" r:id="rIdc0s7jegonicraki_mg3fl">
+            <w:hyperlink w:history="1" r:id="rIdi2_mgvpsvxjv766h6oa9e">
               <w:r>
                 <w:rPr>
                   <w:rFonts w:ascii="Arial" w:cs="Arial" w:eastAsia="Arial" w:hAnsi="Arial"/>
@@ -19102,7 +19102,7 @@
             <w:pPr>
               <w:spacing w:after="20" w:before="0"/>
             </w:pPr>
-            <w:hyperlink w:history="1" r:id="rIdewutzl6mejrdix956eekz">
+            <w:hyperlink w:history="1" r:id="rIdnjgqzux5wjeguieagv5y5">
               <w:r>
                 <w:rPr>
                   <w:rFonts w:ascii="Arial" w:cs="Arial" w:eastAsia="Arial" w:hAnsi="Arial"/>
@@ -19135,7 +19135,7 @@
               <w:spacing w:after="10" w:before="0"/>
               <w:ind w:left="120"/>
             </w:pPr>
-            <w:hyperlink w:history="1" r:id="rIdaz11z2is8hextkyqbuq4k">
+            <w:hyperlink w:history="1" r:id="rIdet-jhfeftcmgkz7ccnrrn">
               <w:r>
                 <w:rPr>
                   <w:rFonts w:ascii="Arial" w:cs="Arial" w:eastAsia="Arial" w:hAnsi="Arial"/>
@@ -19177,7 +19177,7 @@
                 <w:sz w:val="18"/>
                 <w:szCs w:val="18"/>
               </w:rPr>
-              <w:t xml:space="preserve">Working in pairs, learners complete a structured derivation-and-application worksheet with four tasks: (1) Write the cone volume formula and use it to find the volume of a conical maize storage bin used at a farm in Kericho — radius 0.6 m, height 1.2 m. (2) Use the sphere formula V = ⁴⁄₃πr³ to find the volume of a spherical water tank at a homestead in Kisumu — radius 0.9 m. (3) Derive the frustum formula by subtracting cone volumes — given a frustum with R = 7 cm, r = 4 cm, h = 9 cm (slant height known from Lesson 3). (4) The critical task: use the surface area of Omar's cylindrical drum (59,200 cm², height h = 100 cm from Lesson 1) to back-calculate the radius using SA_cylinder = 2πr² + 2πrh, then compute the drum's volume V = πr²h. Compare this volume with Wanjiku's box volume of 1,440,000 cm³ and write a conclusion.</w:t>
+              <w:t xml:space="preserve">Working in pairs, learners complete a structured derivation-and-application worksheet with four tasks: (1) Write the cone volume formula and use it to find the volume of a conical maize storage bin used at a farm in Kericho — radius 0.6 m, height 1.2 m. (2) Use the sphere formula V = ⁴⁄₃πr³ to find the volume of a spherical water tank at a homestead in Kisumu — radius 0.9 m. (3) Derive the frustum formula by subtracting cone volumes — given a frustum with R = 7 cm, r = 4 cm, h = 9 cm (slant height known from Lesson 3). (4) The critical task: use the surface area of Mama Wanjiru's cylindrical drum (59,200 cm², height h = 100 cm from Lesson 1) to back-calculate the radius using SA_cylinder = 2πr² + 2πrh, then compute the drum's volume V = πr²h. Compare this volume with the box volume of 960,000 cm³ and write a conclusion.</w:t>
             </w:r>
           </w:p>
         </w:tc>
@@ -19209,7 +19209,7 @@
                 <w:sz w:val="18"/>
                 <w:szCs w:val="18"/>
               </w:rPr>
-              <w:t xml:space="preserve">Distribute the worksheet. Say: 'Tasks 1, 2, and 3 are practice — you have seen these formulas. Task 4 is the mathematics that settles our lesson-one mystery. Work in pairs. You have 12 minutes.' [Circulate actively.] At the 6-minute mark, pause the class and cold-call a pair on Task 1 to narrate their working aloud — correct any errors publicly. At the 10-minute mark, cold-call a different pair on Task 4 to share the radius they calculated. Say: 'What radius did you get for the cylindrical drum?' [Expected: from 2πr² + 2πr(100) = 59,200, solving gives r ≈ 38.7 cm.] Write this on the board. Then say: 'Now put that radius into V = πr²h. What do you get?' [Expected: V ≈ π × (38.7)² × 100 ≈ 471,969π ≈ 1,483,000 cm³ … teacher note: actual answer depends on exact r; use r ≈ 38.7 cm giving V ≈ 1,483,169 cm³ ≈ 1.483 m³. Teacher should also note the worked SA back-calculation: 2πr² + 200πr = 59200 → r² + 100r − 9431 ≈ 0 → r ≈ 38.7 cm.] Write both volumes side by side: DRUM ≈ 1,483,000 cm³; BOX = 1,440,000 cm³. Say: 'The drum holds about 43,000 cm³ — or 43 litres — MORE than the box. From identical iron sheet. Discuss with your partner: WHY? You have 60 seconds.' [Wait 60 seconds.] Cold-call 3 pairs for their explanations.</w:t>
+              <w:t xml:space="preserve">Distribute the worksheet. Say: 'Tasks 1, 2, and 3 are practice — you have seen these formulas. Task 4 is the mathematics that settles our lesson-one mystery. Work in pairs. You have 12 minutes.' [Circulate actively.] At the 6-minute mark, pause the class and cold-call a pair on Task 1 to narrate their working aloud — correct any errors publicly. At the 10-minute mark, cold-call a different pair on Task 4 to share the radius they calculated. Say: 'What radius did you get for the cylindrical drum?' [Expected: from 2πr² + 2πr(100) = 59,200, solving gives r ≈ 59.2 cm.] Write this on the board. Then say: 'Now put that radius into V = πr²h. What do you get?' [Expected: V ≈ π × (59.2)² × 100 ≈ 350,464π ≈ 1,100,000 cm³ ≈ 1.10 m³. Teacher should also note the worked SA back-calculation: 2πr² + 200πr = 59200 → r² + 100r − 9422 ≈ 0 → r ≈ 59.2 cm.] Write both volumes side by side: DRUM ≈ 1,100,000 cm³; BOX = 960,000 cm³. Say: 'The drum holds about 140,000 cm³ — or 140 litres — MORE than the box. From identical iron sheet. Discuss with your partner: WHY? You have 60 seconds.' [Wait 60 seconds.] Cold-call 3 pairs for their explanations.</w:t>
             </w:r>
           </w:p>
         </w:tc>
@@ -19273,7 +19273,7 @@
                 <w:sz w:val="18"/>
                 <w:szCs w:val="18"/>
               </w:rPr>
-              <w:t xml:space="preserve">Targeted check on Task 4: (a) Does the pair correctly set up 2πr² + 2πrh = 59,200 with h = 100? (b) Do they solve the quadratic correctly for r ≈ 38.7 cm? (c) Is their final volume calculation correct and expressed in cm³? (d) Is their written conclusion specific — citing the actual numbers — rather than vague ('the drum is bigger')? Flag pairs whose conclusion says 'because the cylinder is rounder' without a mathematical explanation for targeted questioning during DQB phase.</w:t>
+              <w:t xml:space="preserve">Targeted check on Task 4: (a) Does the pair correctly set up 2πr² + 2πrh = 59,200 with h = 100? (b) Do they solve the quadratic correctly for r ≈ 59.2 cm? (c) Is their final volume calculation correct and expressed in cm³? (d) Is their written conclusion specific — citing the actual numbers — rather than vague ('the drum is bigger')? Flag pairs whose conclusion says 'because the cylinder is rounder' without a mathematical explanation for targeted questioning during DQB phase.</w:t>
             </w:r>
           </w:p>
         </w:tc>
@@ -19330,7 +19330,7 @@
             <w:pPr>
               <w:spacing w:after="20" w:before="0"/>
             </w:pPr>
-            <w:hyperlink w:history="1" r:id="rId84zxnwflvyob7_ukzxu3b">
+            <w:hyperlink w:history="1" r:id="rId0f_fd1d0ts4xy9gsxxura">
               <w:r>
                 <w:rPr>
                   <w:rFonts w:ascii="Arial" w:cs="Arial" w:eastAsia="Arial" w:hAnsi="Arial"/>
@@ -19363,7 +19363,7 @@
               <w:spacing w:after="10" w:before="0"/>
               <w:ind w:left="120"/>
             </w:pPr>
-            <w:hyperlink w:history="1" r:id="rIdm04oka64ebu_ptybmnyzx">
+            <w:hyperlink w:history="1" r:id="rIdgzegtkdwfsisr7hrz8auq">
               <w:r>
                 <w:rPr>
                   <w:rFonts w:ascii="Arial" w:cs="Arial" w:eastAsia="Arial" w:hAnsi="Arial"/>
@@ -19408,7 +19408,7 @@
             <w:pPr>
               <w:spacing w:after="20" w:before="0"/>
             </w:pPr>
-            <w:hyperlink w:history="1" r:id="rIdamcjp39ynmhli3ly-ojdf">
+            <w:hyperlink w:history="1" r:id="rId0zocqyiixeqmovjscjr5u">
               <w:r>
                 <w:rPr>
                   <w:rFonts w:ascii="Arial" w:cs="Arial" w:eastAsia="Arial" w:hAnsi="Arial"/>
@@ -19441,7 +19441,7 @@
               <w:spacing w:after="10" w:before="0"/>
               <w:ind w:left="120"/>
             </w:pPr>
-            <w:hyperlink w:history="1" r:id="rIdcrkvoom5gnoyjt2yxodhm">
+            <w:hyperlink w:history="1" r:id="rId3zzbr8thobm9j84glkkt5">
               <w:r>
                 <w:rPr>
                   <w:rFonts w:ascii="Arial" w:cs="Arial" w:eastAsia="Arial" w:hAnsi="Arial"/>
@@ -19579,7 +19579,7 @@
                 <w:sz w:val="18"/>
                 <w:szCs w:val="18"/>
               </w:rPr>
-              <w:t xml:space="preserve">Teacher reads RESOLVED notes for two criteria: (1) Does the claim include a specific numerical comparison (e.g., 'the drum holds 1,483,000 cm³ versus the box's 1,440,000 cm³')? (2) Does the claim name the mathematical reason (same surface area but different shape)? Vague claims ('the drum is better') indicate the learner has the intuition but not the mathematical articulation — these learners need the Model Building phase to consolidate.</w:t>
+              <w:t xml:space="preserve">Teacher reads RESOLVED notes for two criteria: (1) Does the claim include a specific numerical comparison (e.g., 'the drum holds about 1,100,000 cm³ versus the box's 960,000 cm³')? (2) Does the claim name the mathematical reason (same surface area but different shape)? Vague claims ('the drum is better') indicate the learner has the intuition but not the mathematical articulation — these learners need the Model Building phase to consolidate.</w:t>
             </w:r>
           </w:p>
         </w:tc>
@@ -19636,7 +19636,7 @@
             <w:pPr>
               <w:spacing w:after="20" w:before="0"/>
             </w:pPr>
-            <w:hyperlink w:history="1" r:id="rId6fwnq6e_musyo8y1ppedl">
+            <w:hyperlink w:history="1" r:id="rIdziysabhlejp3wswubyoz1">
               <w:r>
                 <w:rPr>
                   <w:rFonts w:ascii="Arial" w:cs="Arial" w:eastAsia="Arial" w:hAnsi="Arial"/>
@@ -19685,7 +19685,7 @@
               <w:spacing w:after="10" w:before="0"/>
               <w:ind w:left="120"/>
             </w:pPr>
-            <w:hyperlink w:history="1" r:id="rIdwudi243mnarsljdlps2as">
+            <w:hyperlink w:history="1" r:id="rIdfrptrubvgaavwejvdmzgf">
               <w:r>
                 <w:rPr>
                   <w:rFonts w:ascii="Arial" w:cs="Arial" w:eastAsia="Arial" w:hAnsi="Arial"/>
@@ -19730,7 +19730,7 @@
             <w:pPr>
               <w:spacing w:after="20" w:before="0"/>
             </w:pPr>
-            <w:hyperlink w:history="1" r:id="rIdkbfzti6s-vnhfmsnzajdc">
+            <w:hyperlink w:history="1" r:id="rId1cref3ltuiweh8bj-n3ou">
               <w:r>
                 <w:rPr>
                   <w:rFonts w:ascii="Arial" w:cs="Arial" w:eastAsia="Arial" w:hAnsi="Arial"/>
@@ -19763,7 +19763,7 @@
               <w:spacing w:after="10" w:before="0"/>
               <w:ind w:left="120"/>
             </w:pPr>
-            <w:hyperlink w:history="1" r:id="rIdotz6k66ng1k8ehitltazo">
+            <w:hyperlink w:history="1" r:id="rIdb4qn2zzzjgfk69gzxcw6e">
               <w:r>
                 <w:rPr>
                   <w:rFonts w:ascii="Arial" w:cs="Arial" w:eastAsia="Arial" w:hAnsi="Arial"/>
@@ -19805,7 +19805,7 @@
                 <w:sz w:val="18"/>
                 <w:szCs w:val="18"/>
               </w:rPr>
-              <w:t xml:space="preserve">Learners retrieve their cumulative 'Posho Mill Containers' model diagram — a cross-sectional sketch of both containers with annotated measurements and formulas, begun in Lesson 1 and updated each lesson. Today they add three items to their model: (1) the cone-cylinder volume relationship arrow labelled V_cone = ⅓V_cylinder, illustrated with a small sketch of the pouring experiment; (2) the annotated volume calculation for the cylindrical drum, showing the back-calculation of radius from surface area and the final volume of ≈ 1,483,000 cm³; (3) a comparison bar or arrow between the two containers labelled 'DRUM holds ~43,000 cm³ MORE than BOX — same iron sheet used'. Learners also write a one-paragraph 'Advice to the Artisan' at the bottom of their model, addressed to the metalsmith in Eldoret, explaining in plain language why the cylindrical drum is the more efficient grain storage shape and whether the artisan should always build cylinders.</w:t>
+              <w:t xml:space="preserve">Learners retrieve their cumulative 'Posho Mill Containers' model diagram — a cross-sectional sketch of both containers with annotated measurements and formulas, begun in Lesson 1 and updated each lesson. Today they add three items to their model: (1) the cone-cylinder volume relationship arrow labelled V_cone = ⅓V_cylinder, illustrated with a small sketch of the pouring experiment; (2) the annotated volume calculation for the cylindrical drum, showing the back-calculation of radius from surface area and the final volume of ≈ 1,100,000 cm³; (3) a comparison bar or arrow between the two containers labelled 'DRUM holds ~140,000 cm³ MORE than BOX — same iron sheet used'. Learners also write a one-paragraph 'Advice to the Artisan' at the bottom of their model, addressed to the metalsmith in Eldoret, explaining in plain language why the cylindrical drum is the more efficient grain storage shape and whether the artisan should always build cylinders.</w:t>
             </w:r>
           </w:p>
         </w:tc>
@@ -19837,7 +19837,7 @@
                 <w:sz w:val="18"/>
                 <w:szCs w:val="18"/>
               </w:rPr>
-              <w:t xml:space="preserve">Say: 'Take out your cumulative model from your portfolio. You have been building this since Lesson 1. Today we close the central mystery — update your model with the three things on the board.' [Write on board: (1) Cone-cylinder relationship sketch and formula; (2) Drum radius back-calculation and volume = _____ cm³; (3) Comparison label showing which holds more and by how much.] 'You also have a creative task: write three to five sentences of advice to the metalsmith — Omar Khalif — who built these containers. What would you tell him? Is cylindrical always better? What about a sphere? You have 6 minutes.' [Circulate and read 'Advice to the Artisan' paragraphs as learners write.] After 6 minutes, cold-call 2 learners to read their advice paragraphs aloud. After each, ask the class: 'What did this learner say that was mathematically strong? What could be stronger?' [Wait 10 seconds between each question.] Close by saying: 'You have now proven, with mathematics, what the posho mill owner could only sense by pouring grain. Next lesson, we will find out whether a sphere could be even better — and whether there is a perfect shape for storage.'</w:t>
+              <w:t xml:space="preserve">Say: 'Take out your cumulative model from your portfolio. You have been building this since Lesson 1. Today we close the central mystery — update your model with the three things on the board.' [Write on board: (1) Cone-cylinder relationship sketch and formula; (2) Drum radius back-calculation and volume = _____ cm³; (3) Comparison label showing which holds more and by how much.] 'You also have a creative task: write three to five sentences of advice to the metalsmith — Mwangi — who built these containers. What would you tell him? Is cylindrical always better? What about a sphere? You have 6 minutes.' [Circulate and read 'Advice to the Artisan' paragraphs as learners write.] After 6 minutes, cold-call 2 learners to read their advice paragraphs aloud. After each, ask the class: 'What did this learner say that was mathematically strong? What could be stronger?' [Wait 10 seconds between each question.] Close by saying: 'You have now proven, with mathematics, what the posho mill owner could only sense by pouring grain. Next lesson, we will find out whether a sphere could be even better — and whether there is a perfect shape for storage.'</w:t>
             </w:r>
           </w:p>
         </w:tc>
@@ -20339,7 +20339,7 @@
                 <w:sz w:val="18"/>
                 <w:szCs w:val="18"/>
               </w:rPr>
-              <w:t xml:space="preserve">The volume of a cone is V = ⅓πr²h — one third of the volume of a cylinder with the same base and height. The volume of a sphere is V = ⁴⁄₃πr³, derived using Cavalieri's cross-sectional argument. The volume of a frustum is V = ⅓πh(R² + Rr + r²). Using these formulas, learners back-calculated the cylindrical drum's radius from its known surface area of 59,200 cm², found r ≈ 38.7 cm, and computed the drum's volume as approximately 1,483,000 cm³ — compared to the rectangular box's volume of 1,440,000 cm³.</w:t>
+              <w:t xml:space="preserve">The volume of a cone is V = ⅓πr²h — one third of the volume of a cylinder with the same base and height. The volume of a sphere is V = ⁴⁄₃πr³, derived using Cavalieri's cross-sectional argument. The volume of a frustum is V = ⅓πh(R² + Rr + r²). Using these formulas, learners back-calculated the cylindrical drum's radius from its known surface area of 59,200 cm², found r ≈ 59.2 cm, and computed the drum's volume as approximately 1,100,000 cm³ — compared to the rectangular box's volume of 960,000 cm³.</w:t>
             </w:r>
           </w:p>
         </w:tc>
@@ -20405,7 +20405,7 @@
                 <w:sz w:val="18"/>
                 <w:szCs w:val="18"/>
               </w:rPr>
-              <w:t xml:space="preserve">The posho mill mystery is now formally resolved: the cylindrical drum holds approximately 43,000 cm³ — about 43 litres — more maize grain than the rectangular metal box, even though both were made from exactly the same area of iron sheet. This is because a circular cross-section encloses a greater area for a given perimeter than a rectangular cross-section does. Equal surface area does not guarantee equal volume — the geometry of the shape determines how efficiently a given amount of material encloses space. This is a principle that Kenyan artisans, grain store designers, and engineers can use to choose the most efficient container shape for a given amount of construction material.</w:t>
+              <w:t xml:space="preserve">The posho mill mystery is now formally resolved: the cylindrical drum holds approximately 140,000 cm³ — about 140 litres — more maize grain than the rectangular metal box, even though both were made from exactly the same area of iron sheet. This is because a circular cross-section encloses a greater area for a given perimeter than a rectangular cross-section does. Equal surface area does not guarantee equal volume — the geometry of the shape determines how efficiently a given amount of material encloses space. This is a principle that Kenyan artisans, grain store designers, and engineers can use to choose the most efficient container shape for a given amount of construction material.</w:t>
             </w:r>
           </w:p>
         </w:tc>
@@ -20427,7 +20427,7 @@
         </w:rPr>
         <w:t xml:space="preserve">© 2026 SeaVuria and ARES. Aligned with KICD objectives. Developed by SeaVuria; technical implementation by ARES (with AI assistance from Claude). Licensed under </w:t>
       </w:r>
-      <w:hyperlink w:history="1" r:id="rIde1kaxjrn42i8jyqt0gxbv">
+      <w:hyperlink w:history="1" r:id="rId7gzg_ko5np5_j1mf34oec">
         <w:r>
           <w:rPr>
             <w:rFonts w:ascii="Arial" w:cs="Arial" w:eastAsia="Arial" w:hAnsi="Arial"/>
@@ -20448,7 +20448,7 @@
         </w:rPr>
         <w:t xml:space="preserve"> (</w:t>
       </w:r>
-      <w:hyperlink w:history="1" r:id="rIduliam7_mhsbwr714bsuj2">
+      <w:hyperlink w:history="1" r:id="rIdherabv-txljk88tgy0zjx">
         <w:r>
           <w:rPr>
             <w:rFonts w:ascii="Arial" w:cs="Arial" w:eastAsia="Arial" w:hAnsi="Arial"/>
@@ -21461,7 +21461,7 @@
             <w:pPr>
               <w:spacing w:after="20" w:before="0"/>
             </w:pPr>
-            <w:hyperlink w:history="1" r:id="rIdig3lntsxrlge0ihc6q_u6">
+            <w:hyperlink w:history="1" r:id="rId2ftjecs7oa_b09tlisk6w">
               <w:r>
                 <w:rPr>
                   <w:rFonts w:ascii="Arial" w:cs="Arial" w:eastAsia="Arial" w:hAnsi="Arial"/>
@@ -21494,7 +21494,7 @@
               <w:spacing w:after="10" w:before="0"/>
               <w:ind w:left="120"/>
             </w:pPr>
-            <w:hyperlink w:history="1" r:id="rIdef9infu9mapkqdcisxcwl">
+            <w:hyperlink w:history="1" r:id="rIdkha28lohhouam1quxtjkb">
               <w:r>
                 <w:rPr>
                   <w:rFonts w:ascii="Arial" w:cs="Arial" w:eastAsia="Arial" w:hAnsi="Arial"/>
@@ -21539,7 +21539,7 @@
             <w:pPr>
               <w:spacing w:after="20" w:before="0"/>
             </w:pPr>
-            <w:hyperlink w:history="1" r:id="rIdd-kljbndj3lrgdev0n8fe">
+            <w:hyperlink w:history="1" r:id="rIduhfdtvdjtsizalhh5uxa8">
               <w:r>
                 <w:rPr>
                   <w:rFonts w:ascii="Arial" w:cs="Arial" w:eastAsia="Arial" w:hAnsi="Arial"/>
@@ -21572,7 +21572,7 @@
               <w:spacing w:after="10" w:before="0"/>
               <w:ind w:left="120"/>
             </w:pPr>
-            <w:hyperlink w:history="1" r:id="rIdl-3zk8firrjr9mwuzz_6w">
+            <w:hyperlink w:history="1" r:id="rIdm07ticxxao_3wc24uxoig">
               <w:r>
                 <w:rPr>
                   <w:rFonts w:ascii="Arial" w:cs="Arial" w:eastAsia="Arial" w:hAnsi="Arial"/>
@@ -21767,7 +21767,7 @@
             <w:pPr>
               <w:spacing w:after="20" w:before="0"/>
             </w:pPr>
-            <w:hyperlink w:history="1" r:id="rIdlwd2aya8tmn6miffy49cy">
+            <w:hyperlink w:history="1" r:id="rIdks6y65u_5tszhpdmadjhi">
               <w:r>
                 <w:rPr>
                   <w:rFonts w:ascii="Arial" w:cs="Arial" w:eastAsia="Arial" w:hAnsi="Arial"/>
@@ -21800,7 +21800,7 @@
               <w:spacing w:after="10" w:before="0"/>
               <w:ind w:left="120"/>
             </w:pPr>
-            <w:hyperlink w:history="1" r:id="rIdbvunwbnrngw_xskdcguvv">
+            <w:hyperlink w:history="1" r:id="rIdarfqsytinae6y2_rgqgz2">
               <w:r>
                 <w:rPr>
                   <w:rFonts w:ascii="Arial" w:cs="Arial" w:eastAsia="Arial" w:hAnsi="Arial"/>
@@ -21845,7 +21845,7 @@
             <w:pPr>
               <w:spacing w:after="20" w:before="0"/>
             </w:pPr>
-            <w:hyperlink w:history="1" r:id="rIdajgvpe0odgjuwpat1xpkl">
+            <w:hyperlink w:history="1" r:id="rIdsijcfmbjmkkkcqkd3uuxg">
               <w:r>
                 <w:rPr>
                   <w:rFonts w:ascii="Arial" w:cs="Arial" w:eastAsia="Arial" w:hAnsi="Arial"/>
@@ -21878,7 +21878,7 @@
               <w:spacing w:after="10" w:before="0"/>
               <w:ind w:left="120"/>
             </w:pPr>
-            <w:hyperlink w:history="1" r:id="rIdwsoficv8l7ayxjxohjrkq">
+            <w:hyperlink w:history="1" r:id="rIdibh8jalygnipg8n0vidjm">
               <w:r>
                 <w:rPr>
                   <w:rFonts w:ascii="Arial" w:cs="Arial" w:eastAsia="Arial" w:hAnsi="Arial"/>
@@ -22377,7 +22377,7 @@
             <w:pPr>
               <w:spacing w:after="20" w:before="0"/>
             </w:pPr>
-            <w:hyperlink w:history="1" r:id="rIdg1ct9qfktyflltlwfv2st">
+            <w:hyperlink w:history="1" r:id="rIdzh4on0c6hftgdleytgakw">
               <w:r>
                 <w:rPr>
                   <w:rFonts w:ascii="Arial" w:cs="Arial" w:eastAsia="Arial" w:hAnsi="Arial"/>
@@ -22410,7 +22410,7 @@
               <w:spacing w:after="10" w:before="0"/>
               <w:ind w:left="120"/>
             </w:pPr>
-            <w:hyperlink w:history="1" r:id="rId5am7fc-anlagksibeb02j">
+            <w:hyperlink w:history="1" r:id="rIda-o1ukmfvhkssalwxuc4u">
               <w:r>
                 <w:rPr>
                   <w:rFonts w:ascii="Arial" w:cs="Arial" w:eastAsia="Arial" w:hAnsi="Arial"/>
@@ -22455,7 +22455,7 @@
             <w:pPr>
               <w:spacing w:after="20" w:before="0"/>
             </w:pPr>
-            <w:hyperlink w:history="1" r:id="rIdsiglzbudsxuntbzpr2kgs">
+            <w:hyperlink w:history="1" r:id="rIdgmv4v8epbl9wd4ibmdgrr">
               <w:r>
                 <w:rPr>
                   <w:rFonts w:ascii="Arial" w:cs="Arial" w:eastAsia="Arial" w:hAnsi="Arial"/>
@@ -22488,7 +22488,7 @@
               <w:spacing w:after="10" w:before="0"/>
               <w:ind w:left="120"/>
             </w:pPr>
-            <w:hyperlink w:history="1" r:id="rIdm7iskl0bb12adz4t_7com">
+            <w:hyperlink w:history="1" r:id="rIdttujo_dmoolyb_5x143dn">
               <w:r>
                 <w:rPr>
                   <w:rFonts w:ascii="Arial" w:cs="Arial" w:eastAsia="Arial" w:hAnsi="Arial"/>
@@ -22854,7 +22854,7 @@
             <w:pPr>
               <w:spacing w:after="20" w:before="0"/>
             </w:pPr>
-            <w:hyperlink w:history="1" r:id="rIdrvzzszxbobtntmuqtdfc-">
+            <w:hyperlink w:history="1" r:id="rIdaud41ikmzhypj9gztcvqe">
               <w:r>
                 <w:rPr>
                   <w:rFonts w:ascii="Arial" w:cs="Arial" w:eastAsia="Arial" w:hAnsi="Arial"/>
@@ -22887,7 +22887,7 @@
               <w:spacing w:after="10" w:before="0"/>
               <w:ind w:left="120"/>
             </w:pPr>
-            <w:hyperlink w:history="1" r:id="rIdit1sj1jci6hkep-hvdd98">
+            <w:hyperlink w:history="1" r:id="rIdhye9ixdg2qcpzsyhya3md">
               <w:r>
                 <w:rPr>
                   <w:rFonts w:ascii="Arial" w:cs="Arial" w:eastAsia="Arial" w:hAnsi="Arial"/>
@@ -22932,7 +22932,7 @@
             <w:pPr>
               <w:spacing w:after="20" w:before="0"/>
             </w:pPr>
-            <w:hyperlink w:history="1" r:id="rIdud1gyymcvkqmrt612h1v-">
+            <w:hyperlink w:history="1" r:id="rId1fgaronwtdf_usdbo7qck">
               <w:r>
                 <w:rPr>
                   <w:rFonts w:ascii="Arial" w:cs="Arial" w:eastAsia="Arial" w:hAnsi="Arial"/>
@@ -22965,7 +22965,7 @@
               <w:spacing w:after="10" w:before="0"/>
               <w:ind w:left="120"/>
             </w:pPr>
-            <w:hyperlink w:history="1" r:id="rIdxmqorof17pz3wvhvr3yjf">
+            <w:hyperlink w:history="1" r:id="rIdnxcexlcicqu1hz-jiqfyh">
               <w:r>
                 <w:rPr>
                   <w:rFonts w:ascii="Arial" w:cs="Arial" w:eastAsia="Arial" w:hAnsi="Arial"/>
@@ -23160,7 +23160,7 @@
             <w:pPr>
               <w:spacing w:after="20" w:before="0"/>
             </w:pPr>
-            <w:hyperlink w:history="1" r:id="rIdn1yaf253pkflabvqqa9sa">
+            <w:hyperlink w:history="1" r:id="rIdte889v0hvmmm7jttik5ci">
               <w:r>
                 <w:rPr>
                   <w:rFonts w:ascii="Arial" w:cs="Arial" w:eastAsia="Arial" w:hAnsi="Arial"/>
@@ -23193,7 +23193,7 @@
               <w:spacing w:after="10" w:before="0"/>
               <w:ind w:left="120"/>
             </w:pPr>
-            <w:hyperlink w:history="1" r:id="rIdaf5ovknt2gvz04q0wgnt7">
+            <w:hyperlink w:history="1" r:id="rIdoctjxjp05vq3kqva2aqny">
               <w:r>
                 <w:rPr>
                   <w:rFonts w:ascii="Arial" w:cs="Arial" w:eastAsia="Arial" w:hAnsi="Arial"/>
@@ -23238,7 +23238,7 @@
             <w:pPr>
               <w:spacing w:after="20" w:before="0"/>
             </w:pPr>
-            <w:hyperlink w:history="1" r:id="rIdiyqxiasrwtww4kvdunmzc">
+            <w:hyperlink w:history="1" r:id="rId4x_1vucktcniywsmibndj">
               <w:r>
                 <w:rPr>
                   <w:rFonts w:ascii="Arial" w:cs="Arial" w:eastAsia="Arial" w:hAnsi="Arial"/>
@@ -23287,7 +23287,7 @@
               <w:spacing w:after="10" w:before="0"/>
               <w:ind w:left="120"/>
             </w:pPr>
-            <w:hyperlink w:history="1" r:id="rId1ruozin5osif1_gcugzxo">
+            <w:hyperlink w:history="1" r:id="rIdowk8jvow9frnmxtdq_frf">
               <w:r>
                 <w:rPr>
                   <w:rFonts w:ascii="Arial" w:cs="Arial" w:eastAsia="Arial" w:hAnsi="Arial"/>
@@ -23329,7 +23329,7 @@
                 <w:sz w:val="18"/>
                 <w:szCs w:val="18"/>
               </w:rPr>
-              <w:t xml:space="preserve">Learners return to their cumulative annotated diagram of the posho mill owner's two containers — the tall cylindrical drum and the rectangular metal box — which they have been building since Lesson 1. In this final model revision before the Lesson 8 design task, learners add a third container to their diagram: a composite solid of their own design (cylinder + hemisphere, or cylinder + cone, or cylinder + cone frustum) with the constraint that its total surface area must equal the surface area of the original cylindrical drum (given as approximately 4.8 m²). Each learner must: (1) choose their composite solid and label its dimensions; (2) write the formula for its total surface area and show that it equals ≈ 4.8 m²; (3) calculate its total volume; (4) annotate the diagram with an arrow: 'My composite container holds ___ m³ — more / less / same as the cylindrical drum (___ m³).' Learners who finish early extend by sketching how a Rift Valley metalsmith (fundi) would cut and weld the iron sheet pieces to make their composite container.</w:t>
+              <w:t xml:space="preserve">Learners return to their cumulative annotated diagram of the posho mill owner's two containers — the tall cylindrical drum and the rectangular metal box — which they have been building since Lesson 1. In this final model revision before the Lesson 8 design task, learners add a third container to their diagram: a composite solid of their own design (cylinder + hemisphere, or cylinder + cone, or cylinder + cone frustum) with the constraint that its total surface area must equal the surface area of the original cylindrical drum (given as approximately 5.92 m², i.e. 59,200 cm²). Each learner must: (1) choose their composite solid and label its dimensions; (2) write the formula for its total surface area and show that it equals ≈ 5.92 m²; (3) calculate its total volume; (4) annotate the diagram with an arrow: 'My composite container holds ___ m³ — more / less / same as the cylindrical drum (___ m³).' Learners who finish early extend by sketching how a Rift Valley metalsmith (fundi) would cut and weld the iron sheet pieces to make their composite container.</w:t>
             </w:r>
           </w:p>
         </w:tc>
@@ -23361,7 +23361,7 @@
                 <w:sz w:val="18"/>
                 <w:szCs w:val="18"/>
               </w:rPr>
-              <w:t xml:space="preserve">Say: 'Open your cumulative model diagram. You have been building this since Lesson 1. Today you add one final container — a composite solid of your own design. The only rule is: its total surface area must be approximately 4.8 m² — the same metal sheet the mill owner used for his cylindrical drum. You choose the composite shape. You have 10 minutes.' Circulate actively. For learners who are stuck choosing dimensions, say: 'Start with a cylinder of radius r — write surface area formula, set it equal to 4.8 minus the hemisphere surface, then solve for what radius and height are possible.' For learners who finish early, say: 'Sketch how the fundi would cut the iron sheet — what shapes would they cut out?' In the final 3 minutes, ask 2 volunteers to hold up their diagrams and describe their composite container in one sentence. Close the lesson by saying: 'In Lesson 8, you become the artisan. You will use everything in this model to design the optimal storage container for the posho mill owner — and justify your design with mathematics. Keep this model safe.'</w:t>
+              <w:t xml:space="preserve">Say: 'Open your cumulative model diagram. You have been building this since Lesson 1. Today you add one final container — a composite solid of your own design. The only rule is: its total surface area must be approximately 5.92 m² — the same metal sheet the mill owner used for her cylindrical drum. You choose the composite shape. You have 10 minutes.' Circulate actively. For learners who are stuck choosing dimensions, say: 'Start with a cylinder of radius r — write surface area formula, set it equal to 5.92 minus the hemisphere surface, then solve for what radius and height are possible.' For learners who finish early, say: 'Sketch how the fundi would cut the iron sheet — what shapes would they cut out?' In the final 3 minutes, ask 2 volunteers to hold up their diagrams and describe their composite container in one sentence. Close the lesson by saying: 'In Lesson 8, you become the artisan. You will use everything in this model to design the optimal storage container for the posho mill owner — and justify your design with mathematics. Keep this model safe.'</w:t>
             </w:r>
           </w:p>
         </w:tc>
@@ -23393,7 +23393,7 @@
                 <w:sz w:val="18"/>
                 <w:szCs w:val="18"/>
               </w:rPr>
-              <w:t xml:space="preserve">Cumulative Model Revision with Design Constraint: Adding a self-designed composite container to the cumulative model under a real constraint (surface area ≤ 4.8 m²) transforms model building from a recording activity into a genuine design task. This previews Lesson 8 and gives learners agency. The constraint replicates the real-world condition of the phenomenon — the metalsmith has a fixed amount of iron sheet — and forces learners to use both surface area (to satisfy the constraint) and volume (to evaluate storage capacity) simultaneously. The extension task (cutting plan for the fundi) integrates creativity and connects to the artisan context in the driving question.</w:t>
+              <w:t xml:space="preserve">Cumulative Model Revision with Design Constraint: Adding a self-designed composite container to the cumulative model under a real constraint (surface area ≤ 5.92 m²) transforms model building from a recording activity into a genuine design task. This previews Lesson 8 and gives learners agency. The constraint replicates the real-world condition of the phenomenon — the metalsmith has a fixed amount of iron sheet — and forces learners to use both surface area (to satisfy the constraint) and volume (to evaluate storage capacity) simultaneously. The extension task (cutting plan for the fundi) integrates creativity and connects to the artisan context in the driving question.</w:t>
             </w:r>
           </w:p>
         </w:tc>
@@ -23425,7 +23425,7 @@
                 <w:sz w:val="18"/>
                 <w:szCs w:val="18"/>
               </w:rPr>
-              <w:t xml:space="preserve">Observable indicators: (1) Has the learner chosen a composite solid and correctly identified all exposed surfaces for the surface area calculation? (2) Is the surface area calculation shown symbolically before numbers are substituted? (3) Does the total surface area approximately equal 4.8 m²? (4) Is the total volume calculated and compared explicitly to the cylindrical drum? Collect the cumulative model diagrams at the end of the lesson for written formative feedback — focus comments on whether the learner has correctly identified internal (excluded) surfaces and whether their volume comparison statement is mathematically justified. Return with feedback before Lesson 8.</w:t>
+              <w:t xml:space="preserve">Observable indicators: (1) Has the learner chosen a composite solid and correctly identified all exposed surfaces for the surface area calculation? (2) Is the surface area calculation shown symbolically before numbers are substituted? (3) Does the total surface area approximately equal 5.92 m²? (4) Is the total volume calculated and compared explicitly to the cylindrical drum? Collect the cumulative model diagrams at the end of the lesson for written formative feedback — focus comments on whether the learner has correctly identified internal (excluded) surfaces and whether their volume comparison statement is mathematically justified. Return with feedback before Lesson 8.</w:t>
             </w:r>
           </w:p>
         </w:tc>
@@ -23777,7 +23777,7 @@
                 <w:sz w:val="18"/>
                 <w:szCs w:val="18"/>
               </w:rPr>
-              <w:t xml:space="preserve">Learners explained their understanding by: (1) solving the five-part Rift Valley Grain Silo Challenge (Mwalimu Chebet's silo in Eldoret) in groups, including cost calculations and a comparative volume analysis; (2) updating the Driving Question Board with explicit connections between composite solid calculations and the original phenomenon; (3) designing their own composite storage container with a fixed surface area constraint (≈ 4.8 m²) and annotating their cumulative model diagram with the resulting volume, comparing it to the posho mill owner's cylindrical drum and rectangular box.</w:t>
+              <w:t xml:space="preserve">Learners explained their understanding by: (1) solving the five-part Rift Valley Grain Silo Challenge (Mwalimu Chebet's silo in Eldoret) in groups, including cost calculations and a comparative volume analysis; (2) updating the Driving Question Board with explicit connections between composite solid calculations and the original phenomenon; (3) designing their own composite storage container with a fixed surface area constraint (≈ 5.92 m²) and annotating their cumulative model diagram with the resulting volume, comparing it to the posho mill owner's cylindrical drum and rectangular box.</w:t>
             </w:r>
           </w:p>
         </w:tc>
@@ -23799,7 +23799,7 @@
         </w:rPr>
         <w:t xml:space="preserve">© 2026 SeaVuria and ARES. Aligned with KICD objectives. Developed by SeaVuria; technical implementation by ARES (with AI assistance from Claude). Licensed under </w:t>
       </w:r>
-      <w:hyperlink w:history="1" r:id="rIdmznqjz-v5p1sz60fuo7p1">
+      <w:hyperlink w:history="1" r:id="rIdtkpoxel7zt52yqjr1uzry">
         <w:r>
           <w:rPr>
             <w:rFonts w:ascii="Arial" w:cs="Arial" w:eastAsia="Arial" w:hAnsi="Arial"/>
@@ -23820,7 +23820,7 @@
         </w:rPr>
         <w:t xml:space="preserve"> (</w:t>
       </w:r>
-      <w:hyperlink w:history="1" r:id="rIdtqth_t8lg8bcy7rsz8wrk">
+      <w:hyperlink w:history="1" r:id="rIdcmutdlyqtj3zpueotikvq">
         <w:r>
           <w:rPr>
             <w:rFonts w:ascii="Arial" w:cs="Arial" w:eastAsia="Arial" w:hAnsi="Arial"/>
@@ -24833,7 +24833,7 @@
             <w:pPr>
               <w:spacing w:after="20" w:before="0"/>
             </w:pPr>
-            <w:hyperlink w:history="1" r:id="rIdfawzbk4nqzivgtxnv8udj">
+            <w:hyperlink w:history="1" r:id="rIdysowgaiyeayqymibjerdz">
               <w:r>
                 <w:rPr>
                   <w:rFonts w:ascii="Arial" w:cs="Arial" w:eastAsia="Arial" w:hAnsi="Arial"/>
@@ -24866,7 +24866,7 @@
               <w:spacing w:after="10" w:before="0"/>
               <w:ind w:left="120"/>
             </w:pPr>
-            <w:hyperlink w:history="1" r:id="rIdmxz-lpr0x7lxv-p0yp6eq">
+            <w:hyperlink w:history="1" r:id="rIdhq0fkzwizq9wjjqcte1a4">
               <w:r>
                 <w:rPr>
                   <w:rFonts w:ascii="Arial" w:cs="Arial" w:eastAsia="Arial" w:hAnsi="Arial"/>
@@ -24911,7 +24911,7 @@
             <w:pPr>
               <w:spacing w:after="20" w:before="0"/>
             </w:pPr>
-            <w:hyperlink w:history="1" r:id="rIdjme4hozev_f5qxpbs1m7q">
+            <w:hyperlink w:history="1" r:id="rIdakp2tmggoeu4acrmhmmuo">
               <w:r>
                 <w:rPr>
                   <w:rFonts w:ascii="Arial" w:cs="Arial" w:eastAsia="Arial" w:hAnsi="Arial"/>
@@ -24944,7 +24944,7 @@
               <w:spacing w:after="10" w:before="0"/>
               <w:ind w:left="120"/>
             </w:pPr>
-            <w:hyperlink w:history="1" r:id="rIdjjrfnrya31ql9oewaiglk">
+            <w:hyperlink w:history="1" r:id="rId2vunhgvxyc25alazph_zz">
               <w:r>
                 <w:rPr>
                   <w:rFonts w:ascii="Arial" w:cs="Arial" w:eastAsia="Arial" w:hAnsi="Arial"/>
@@ -25139,7 +25139,7 @@
             <w:pPr>
               <w:spacing w:after="20" w:before="0"/>
             </w:pPr>
-            <w:hyperlink w:history="1" r:id="rIdzc2gic9npdn5rfo2qffgp">
+            <w:hyperlink w:history="1" r:id="rIdbrdfqb9duiegu-4ay7o1o">
               <w:r>
                 <w:rPr>
                   <w:rFonts w:ascii="Arial" w:cs="Arial" w:eastAsia="Arial" w:hAnsi="Arial"/>
@@ -25172,7 +25172,7 @@
               <w:spacing w:after="10" w:before="0"/>
               <w:ind w:left="120"/>
             </w:pPr>
-            <w:hyperlink w:history="1" r:id="rIdgscvh_qco1puo98awqpgq">
+            <w:hyperlink w:history="1" r:id="rIdn807n6chb38_lblpwwgqo">
               <w:r>
                 <w:rPr>
                   <w:rFonts w:ascii="Arial" w:cs="Arial" w:eastAsia="Arial" w:hAnsi="Arial"/>
@@ -25217,7 +25217,7 @@
             <w:pPr>
               <w:spacing w:after="20" w:before="0"/>
             </w:pPr>
-            <w:hyperlink w:history="1" r:id="rIdl78vg01k4fatwmlobbmwb">
+            <w:hyperlink w:history="1" r:id="rIdew-wlwmkttaxdy_-nb68z">
               <w:r>
                 <w:rPr>
                   <w:rFonts w:ascii="Arial" w:cs="Arial" w:eastAsia="Arial" w:hAnsi="Arial"/>
@@ -25250,7 +25250,7 @@
               <w:spacing w:after="10" w:before="0"/>
               <w:ind w:left="120"/>
             </w:pPr>
-            <w:hyperlink w:history="1" r:id="rIdlpiowtpllhqarg83l6hhc">
+            <w:hyperlink w:history="1" r:id="rIdpk8jl8u50jsp1w9uvhhyl">
               <w:r>
                 <w:rPr>
                   <w:rFonts w:ascii="Arial" w:cs="Arial" w:eastAsia="Arial" w:hAnsi="Arial"/>
@@ -25445,7 +25445,7 @@
             <w:pPr>
               <w:spacing w:after="20" w:before="0"/>
             </w:pPr>
-            <w:hyperlink w:history="1" r:id="rIdhtjcn9siydaawkmudp2us">
+            <w:hyperlink w:history="1" r:id="rId8cfrkjzn8sgbn90-zpodb">
               <w:r>
                 <w:rPr>
                   <w:rFonts w:ascii="Arial" w:cs="Arial" w:eastAsia="Arial" w:hAnsi="Arial"/>
@@ -25478,7 +25478,7 @@
               <w:spacing w:after="10" w:before="0"/>
               <w:ind w:left="120"/>
             </w:pPr>
-            <w:hyperlink w:history="1" r:id="rId1yrbso3hkz7bwcyp-owvo">
+            <w:hyperlink w:history="1" r:id="rIdnbvpkxj6p3yuvzsp_qstg">
               <w:r>
                 <w:rPr>
                   <w:rFonts w:ascii="Arial" w:cs="Arial" w:eastAsia="Arial" w:hAnsi="Arial"/>
@@ -25523,7 +25523,7 @@
             <w:pPr>
               <w:spacing w:after="20" w:before="0"/>
             </w:pPr>
-            <w:hyperlink w:history="1" r:id="rIdis1am2uxpewnyftgmlo0n">
+            <w:hyperlink w:history="1" r:id="rId-i9fokykvumgj8m5wpmv-">
               <w:r>
                 <w:rPr>
                   <w:rFonts w:ascii="Arial" w:cs="Arial" w:eastAsia="Arial" w:hAnsi="Arial"/>
@@ -25556,7 +25556,7 @@
               <w:spacing w:after="10" w:before="0"/>
               <w:ind w:left="120"/>
             </w:pPr>
-            <w:hyperlink w:history="1" r:id="rIdawem7kbxq5jfsnxw-osgq">
+            <w:hyperlink w:history="1" r:id="rIdsokge825lx4sw1ocxy0v9">
               <w:r>
                 <w:rPr>
                   <w:rFonts w:ascii="Arial" w:cs="Arial" w:eastAsia="Arial" w:hAnsi="Arial"/>
@@ -25751,7 +25751,7 @@
             <w:pPr>
               <w:spacing w:after="20" w:before="0"/>
             </w:pPr>
-            <w:hyperlink w:history="1" r:id="rIdg4zk01yqvpqsjwcujv5sy">
+            <w:hyperlink w:history="1" r:id="rIdtsvvub_gfwtna-ekiekfj">
               <w:r>
                 <w:rPr>
                   <w:rFonts w:ascii="Arial" w:cs="Arial" w:eastAsia="Arial" w:hAnsi="Arial"/>
@@ -25784,7 +25784,7 @@
               <w:spacing w:after="10" w:before="0"/>
               <w:ind w:left="120"/>
             </w:pPr>
-            <w:hyperlink w:history="1" r:id="rIdv9qe5ldhiym9vgqsxytal">
+            <w:hyperlink w:history="1" r:id="rId4asd4nkrbkamen_f8jmpy">
               <w:r>
                 <w:rPr>
                   <w:rFonts w:ascii="Arial" w:cs="Arial" w:eastAsia="Arial" w:hAnsi="Arial"/>
@@ -25829,7 +25829,7 @@
             <w:pPr>
               <w:spacing w:after="20" w:before="0"/>
             </w:pPr>
-            <w:hyperlink w:history="1" r:id="rId7b5xpis6xtbldf2mrttqv">
+            <w:hyperlink w:history="1" r:id="rId5kgfuext1hzemrqmirz38">
               <w:r>
                 <w:rPr>
                   <w:rFonts w:ascii="Arial" w:cs="Arial" w:eastAsia="Arial" w:hAnsi="Arial"/>
@@ -25862,7 +25862,7 @@
               <w:spacing w:after="10" w:before="0"/>
               <w:ind w:left="120"/>
             </w:pPr>
-            <w:hyperlink w:history="1" r:id="rIdziythbbe8f4xnetbqdzve">
+            <w:hyperlink w:history="1" r:id="rIdmnd55e81pcsymdj4_t5ys">
               <w:r>
                 <w:rPr>
                   <w:rFonts w:ascii="Arial" w:cs="Arial" w:eastAsia="Arial" w:hAnsi="Arial"/>
@@ -26057,7 +26057,7 @@
             <w:pPr>
               <w:spacing w:after="20" w:before="0"/>
             </w:pPr>
-            <w:hyperlink w:history="1" r:id="rIdzcs1j3k4ht2cfb0cms1d5">
+            <w:hyperlink w:history="1" r:id="rId39o_swtkhojpj9yunai4m">
               <w:r>
                 <w:rPr>
                   <w:rFonts w:ascii="Arial" w:cs="Arial" w:eastAsia="Arial" w:hAnsi="Arial"/>
@@ -26090,7 +26090,7 @@
               <w:spacing w:after="10" w:before="0"/>
               <w:ind w:left="120"/>
             </w:pPr>
-            <w:hyperlink w:history="1" r:id="rIdc2dcktq6wiyfyemrkuwjl">
+            <w:hyperlink w:history="1" r:id="rIdqewg83bj-gnswplat8k_8">
               <w:r>
                 <w:rPr>
                   <w:rFonts w:ascii="Arial" w:cs="Arial" w:eastAsia="Arial" w:hAnsi="Arial"/>
@@ -26135,7 +26135,7 @@
             <w:pPr>
               <w:spacing w:after="20" w:before="0"/>
             </w:pPr>
-            <w:hyperlink w:history="1" r:id="rIdvtapu-m09cyb_wjf9wcfc">
+            <w:hyperlink w:history="1" r:id="rIdtqk8qpqywttlfip0miu_e">
               <w:r>
                 <w:rPr>
                   <w:rFonts w:ascii="Arial" w:cs="Arial" w:eastAsia="Arial" w:hAnsi="Arial"/>
@@ -26184,7 +26184,7 @@
               <w:spacing w:after="10" w:before="0"/>
               <w:ind w:left="120"/>
             </w:pPr>
-            <w:hyperlink w:history="1" r:id="rIdirao0l0scpdr3mvkw7coj">
+            <w:hyperlink w:history="1" r:id="rIdiuzai-4fszif7ziz00clb">
               <w:r>
                 <w:rPr>
                   <w:rFonts w:ascii="Arial" w:cs="Arial" w:eastAsia="Arial" w:hAnsi="Arial"/>
@@ -26696,7 +26696,7 @@
         </w:rPr>
         <w:t xml:space="preserve">© 2026 SeaVuria and ARES. Aligned with KICD objectives. Developed by SeaVuria; technical implementation by ARES (with AI assistance from Claude). Licensed under </w:t>
       </w:r>
-      <w:hyperlink w:history="1" r:id="rId9oe8adivqq71f9qub2jui">
+      <w:hyperlink w:history="1" r:id="rId12baucgnmu9ww7mwwnpuz">
         <w:r>
           <w:rPr>
             <w:rFonts w:ascii="Arial" w:cs="Arial" w:eastAsia="Arial" w:hAnsi="Arial"/>
@@ -26717,7 +26717,7 @@
         </w:rPr>
         <w:t xml:space="preserve"> (</w:t>
       </w:r>
-      <w:hyperlink w:history="1" r:id="rIdrkou-xr15gsxmyj7jnhzn">
+      <w:hyperlink w:history="1" r:id="rIdxanzvjxporfvyutyij3bc">
         <w:r>
           <w:rPr>
             <w:rFonts w:ascii="Arial" w:cs="Arial" w:eastAsia="Arial" w:hAnsi="Arial"/>

--- a/data/outputs/v2/Core_Mathematics/SS2.7_Surface_Area_and_Volume_of_Solids/Core_Mathematics_Surface_Area_and_Volume_of_Solids_CBE_LessonSequence.docx
+++ b/data/outputs/v2/Core_Mathematics/SS2.7_Surface_Area_and_Volume_of_Solids/Core_Mathematics_Surface_Area_and_Volume_of_Solids_CBE_LessonSequence.docx
@@ -2484,7 +2484,7 @@
         </w:rPr>
         <w:t xml:space="preserve">© 2026 SeaVuria and ARES. This work is licensed under a </w:t>
       </w:r>
-      <w:hyperlink w:history="1" r:id="rIdpehnxtc2pkhivqczdfbwl">
+      <w:hyperlink w:history="1" r:id="rId6lb_zwapy6ufvasf6uys9">
         <w:r>
           <w:rPr>
             <w:rFonts w:ascii="Arial" w:cs="Arial" w:eastAsia="Arial" w:hAnsi="Arial"/>
@@ -2504,7 +2504,7 @@
         </w:rPr>
         <w:t xml:space="preserve"> (</w:t>
       </w:r>
-      <w:hyperlink w:history="1" r:id="rIdlud1vm46sxsgkx7ayopzv">
+      <w:hyperlink w:history="1" r:id="rIdqjm4xydbndmvkojkhux5h">
         <w:r>
           <w:rPr>
             <w:rFonts w:ascii="Arial" w:cs="Arial" w:eastAsia="Arial" w:hAnsi="Arial"/>
@@ -2524,7 +2524,7 @@
         </w:rPr>
         <w:t xml:space="preserve">). To view a copy of this license, visit </w:t>
       </w:r>
-      <w:hyperlink w:history="1" r:id="rIdpg8eh62nzzeq5synoffjp">
+      <w:hyperlink w:history="1" r:id="rIdta_ke2vee22fqfc2xkiru">
         <w:r>
           <w:rPr>
             <w:rFonts w:ascii="Arial" w:cs="Arial" w:eastAsia="Arial" w:hAnsi="Arial"/>
@@ -3536,7 +3536,7 @@
             <w:pPr>
               <w:spacing w:after="20" w:before="0"/>
             </w:pPr>
-            <w:hyperlink w:history="1" r:id="rIdd3o2yqmy0a-f4xzv9fhzh">
+            <w:hyperlink w:history="1" r:id="rIdumz140avptveoxci5s5gf">
               <w:r>
                 <w:rPr>
                   <w:rFonts w:ascii="Arial" w:cs="Arial" w:eastAsia="Arial" w:hAnsi="Arial"/>
@@ -3569,7 +3569,7 @@
               <w:spacing w:after="10" w:before="0"/>
               <w:ind w:left="120"/>
             </w:pPr>
-            <w:hyperlink w:history="1" r:id="rIdlsbpgrwerzkxux8glky4b">
+            <w:hyperlink w:history="1" r:id="rIdvybvpphgbuqrhaae2h_2b">
               <w:r>
                 <w:rPr>
                   <w:rFonts w:ascii="Arial" w:cs="Arial" w:eastAsia="Arial" w:hAnsi="Arial"/>
@@ -3614,7 +3614,7 @@
             <w:pPr>
               <w:spacing w:after="20" w:before="0"/>
             </w:pPr>
-            <w:hyperlink w:history="1" r:id="rIdxibu7dsjinr1m4rrlsglt">
+            <w:hyperlink w:history="1" r:id="rId26zhmf4vsznynouhi1pz4">
               <w:r>
                 <w:rPr>
                   <w:rFonts w:ascii="Arial" w:cs="Arial" w:eastAsia="Arial" w:hAnsi="Arial"/>
@@ -3647,7 +3647,7 @@
               <w:spacing w:after="10" w:before="0"/>
               <w:ind w:left="120"/>
             </w:pPr>
-            <w:hyperlink w:history="1" r:id="rIdb_-mdh0hbnns_ec7nbk3q">
+            <w:hyperlink w:history="1" r:id="rIde-x9_xawvwcpgwi9arzze">
               <w:r>
                 <w:rPr>
                   <w:rFonts w:ascii="Arial" w:cs="Arial" w:eastAsia="Arial" w:hAnsi="Arial"/>
@@ -3842,7 +3842,7 @@
             <w:pPr>
               <w:spacing w:after="20" w:before="0"/>
             </w:pPr>
-            <w:hyperlink w:history="1" r:id="rIdyu19hrtpewj5y_hnhs6fk">
+            <w:hyperlink w:history="1" r:id="rIdx8lwtmjkxd5kgfxmizhim">
               <w:r>
                 <w:rPr>
                   <w:rFonts w:ascii="Arial" w:cs="Arial" w:eastAsia="Arial" w:hAnsi="Arial"/>
@@ -3875,7 +3875,7 @@
               <w:spacing w:after="10" w:before="0"/>
               <w:ind w:left="120"/>
             </w:pPr>
-            <w:hyperlink w:history="1" r:id="rIdp_7xeeg0h3a3gmdonuvmt">
+            <w:hyperlink w:history="1" r:id="rIdrexz1sf4kiozzbmwwmift">
               <w:r>
                 <w:rPr>
                   <w:rFonts w:ascii="Arial" w:cs="Arial" w:eastAsia="Arial" w:hAnsi="Arial"/>
@@ -3920,7 +3920,7 @@
             <w:pPr>
               <w:spacing w:after="20" w:before="0"/>
             </w:pPr>
-            <w:hyperlink w:history="1" r:id="rIdqwkxlm7vc8zlw1kd9r_oo">
+            <w:hyperlink w:history="1" r:id="rIdbj3jlwmeezememi2l480o">
               <w:r>
                 <w:rPr>
                   <w:rFonts w:ascii="Arial" w:cs="Arial" w:eastAsia="Arial" w:hAnsi="Arial"/>
@@ -3953,7 +3953,7 @@
               <w:spacing w:after="10" w:before="0"/>
               <w:ind w:left="120"/>
             </w:pPr>
-            <w:hyperlink w:history="1" r:id="rId5syptdjrlx3ytuyxsnwho">
+            <w:hyperlink w:history="1" r:id="rIdwmvaxqtjxgacntlakmw-b">
               <w:r>
                 <w:rPr>
                   <w:rFonts w:ascii="Arial" w:cs="Arial" w:eastAsia="Arial" w:hAnsi="Arial"/>
@@ -4148,7 +4148,7 @@
             <w:pPr>
               <w:spacing w:after="20" w:before="0"/>
             </w:pPr>
-            <w:hyperlink w:history="1" r:id="rIdhy2nnmpdsspvnyeweeamm">
+            <w:hyperlink w:history="1" r:id="rId8m4dnzgw7tttmcirrr0mn">
               <w:r>
                 <w:rPr>
                   <w:rFonts w:ascii="Arial" w:cs="Arial" w:eastAsia="Arial" w:hAnsi="Arial"/>
@@ -4181,7 +4181,7 @@
               <w:spacing w:after="10" w:before="0"/>
               <w:ind w:left="120"/>
             </w:pPr>
-            <w:hyperlink w:history="1" r:id="rIdz_t6b0nhva293d_1t4faf">
+            <w:hyperlink w:history="1" r:id="rIddoge6fshokmftkiyziykv">
               <w:r>
                 <w:rPr>
                   <w:rFonts w:ascii="Arial" w:cs="Arial" w:eastAsia="Arial" w:hAnsi="Arial"/>
@@ -4226,7 +4226,7 @@
             <w:pPr>
               <w:spacing w:after="20" w:before="0"/>
             </w:pPr>
-            <w:hyperlink w:history="1" r:id="rIduhxy9iox9tzq59bjogibg">
+            <w:hyperlink w:history="1" r:id="rIdx3_qnb86kfoifxric4npw">
               <w:r>
                 <w:rPr>
                   <w:rFonts w:ascii="Arial" w:cs="Arial" w:eastAsia="Arial" w:hAnsi="Arial"/>
@@ -4259,7 +4259,7 @@
               <w:spacing w:after="10" w:before="0"/>
               <w:ind w:left="120"/>
             </w:pPr>
-            <w:hyperlink w:history="1" r:id="rId5fgoaghkrbwhiuvezqx2f">
+            <w:hyperlink w:history="1" r:id="rIdieshcjeztx8ix-pc8hhd4">
               <w:r>
                 <w:rPr>
                   <w:rFonts w:ascii="Arial" w:cs="Arial" w:eastAsia="Arial" w:hAnsi="Arial"/>
@@ -4454,7 +4454,7 @@
             <w:pPr>
               <w:spacing w:after="20" w:before="0"/>
             </w:pPr>
-            <w:hyperlink w:history="1" r:id="rId5jka-zcmvzhjxjvfkbxxp">
+            <w:hyperlink w:history="1" r:id="rIdazcmat9z_ev1ubdnau8xr">
               <w:r>
                 <w:rPr>
                   <w:rFonts w:ascii="Arial" w:cs="Arial" w:eastAsia="Arial" w:hAnsi="Arial"/>
@@ -4487,7 +4487,7 @@
               <w:spacing w:after="10" w:before="0"/>
               <w:ind w:left="120"/>
             </w:pPr>
-            <w:hyperlink w:history="1" r:id="rIdh8i62yxanjr7a8icgdix_">
+            <w:hyperlink w:history="1" r:id="rIdtd9re_wfjwkpwqdc88nl3">
               <w:r>
                 <w:rPr>
                   <w:rFonts w:ascii="Arial" w:cs="Arial" w:eastAsia="Arial" w:hAnsi="Arial"/>
@@ -4532,7 +4532,7 @@
             <w:pPr>
               <w:spacing w:after="20" w:before="0"/>
             </w:pPr>
-            <w:hyperlink w:history="1" r:id="rIdhc4vhbkr7d89gluq8acni">
+            <w:hyperlink w:history="1" r:id="rIdjfzc5f8iroomsawg0ube3">
               <w:r>
                 <w:rPr>
                   <w:rFonts w:ascii="Arial" w:cs="Arial" w:eastAsia="Arial" w:hAnsi="Arial"/>
@@ -4565,7 +4565,7 @@
               <w:spacing w:after="10" w:before="0"/>
               <w:ind w:left="120"/>
             </w:pPr>
-            <w:hyperlink w:history="1" r:id="rIdzbigj9kdts3reojhdj1je">
+            <w:hyperlink w:history="1" r:id="rId1avjog6p27ain9u6z_hi0">
               <w:r>
                 <w:rPr>
                   <w:rFonts w:ascii="Arial" w:cs="Arial" w:eastAsia="Arial" w:hAnsi="Arial"/>
@@ -4760,7 +4760,7 @@
             <w:pPr>
               <w:spacing w:after="20" w:before="0"/>
             </w:pPr>
-            <w:hyperlink w:history="1" r:id="rIdiwykss9f20ewhtbo9_i11">
+            <w:hyperlink w:history="1" r:id="rIduxx_f8azpsc8eheabfjiz">
               <w:r>
                 <w:rPr>
                   <w:rFonts w:ascii="Arial" w:cs="Arial" w:eastAsia="Arial" w:hAnsi="Arial"/>
@@ -4793,7 +4793,7 @@
               <w:spacing w:after="10" w:before="0"/>
               <w:ind w:left="120"/>
             </w:pPr>
-            <w:hyperlink w:history="1" r:id="rIdwptlcbpv0ajeym3nf2bqj">
+            <w:hyperlink w:history="1" r:id="rIdsjyz8ad1lqbb9smrs05sd">
               <w:r>
                 <w:rPr>
                   <w:rFonts w:ascii="Arial" w:cs="Arial" w:eastAsia="Arial" w:hAnsi="Arial"/>
@@ -4838,7 +4838,7 @@
             <w:pPr>
               <w:spacing w:after="20" w:before="0"/>
             </w:pPr>
-            <w:hyperlink w:history="1" r:id="rIdrv6ziuxido8bywcek75_w">
+            <w:hyperlink w:history="1" r:id="rId1ozuomv2gi7abc2qn73tq">
               <w:r>
                 <w:rPr>
                   <w:rFonts w:ascii="Arial" w:cs="Arial" w:eastAsia="Arial" w:hAnsi="Arial"/>
@@ -4871,7 +4871,7 @@
               <w:spacing w:after="10" w:before="0"/>
               <w:ind w:left="120"/>
             </w:pPr>
-            <w:hyperlink w:history="1" r:id="rIdqlcnqobhlpzq6qh2_nmdq">
+            <w:hyperlink w:history="1" r:id="rIdwqb7khwwjzc-rmo453odg">
               <w:r>
                 <w:rPr>
                   <w:rFonts w:ascii="Arial" w:cs="Arial" w:eastAsia="Arial" w:hAnsi="Arial"/>
@@ -5383,7 +5383,7 @@
         </w:rPr>
         <w:t xml:space="preserve">© 2026 SeaVuria and ARES. Aligned with KICD objectives. Developed by SeaVuria; technical implementation by ARES (with AI assistance from Claude). Licensed under </w:t>
       </w:r>
-      <w:hyperlink w:history="1" r:id="rId6ts1-bwlv9v4cfal_-jss">
+      <w:hyperlink w:history="1" r:id="rIddkpguenfxwrp1v2kqd8gl">
         <w:r>
           <w:rPr>
             <w:rFonts w:ascii="Arial" w:cs="Arial" w:eastAsia="Arial" w:hAnsi="Arial"/>
@@ -5404,7 +5404,7 @@
         </w:rPr>
         <w:t xml:space="preserve"> (</w:t>
       </w:r>
-      <w:hyperlink w:history="1" r:id="rIdz_cuuypaljlepj74fq1ly">
+      <w:hyperlink w:history="1" r:id="rId_xdvthvdl6tnum8s3pfn7">
         <w:r>
           <w:rPr>
             <w:rFonts w:ascii="Arial" w:cs="Arial" w:eastAsia="Arial" w:hAnsi="Arial"/>
@@ -6417,7 +6417,7 @@
             <w:pPr>
               <w:spacing w:after="20" w:before="0"/>
             </w:pPr>
-            <w:hyperlink w:history="1" r:id="rIduv9xuthldt8ysj-78sjg-">
+            <w:hyperlink w:history="1" r:id="rId5npg11ckouxiwjc2hlhuq">
               <w:r>
                 <w:rPr>
                   <w:rFonts w:ascii="Arial" w:cs="Arial" w:eastAsia="Arial" w:hAnsi="Arial"/>
@@ -6450,7 +6450,7 @@
               <w:spacing w:after="10" w:before="0"/>
               <w:ind w:left="120"/>
             </w:pPr>
-            <w:hyperlink w:history="1" r:id="rIdvbn6qyquxnl9gwtjevzlk">
+            <w:hyperlink w:history="1" r:id="rIdtmeil5buq3rjifcfdkeim">
               <w:r>
                 <w:rPr>
                   <w:rFonts w:ascii="Arial" w:cs="Arial" w:eastAsia="Arial" w:hAnsi="Arial"/>
@@ -6495,7 +6495,7 @@
             <w:pPr>
               <w:spacing w:after="20" w:before="0"/>
             </w:pPr>
-            <w:hyperlink w:history="1" r:id="rId2d8f1hd8d3jelw7wccmwi">
+            <w:hyperlink w:history="1" r:id="rIdu15qpfjqayyhjdc2xmjds">
               <w:r>
                 <w:rPr>
                   <w:rFonts w:ascii="Arial" w:cs="Arial" w:eastAsia="Arial" w:hAnsi="Arial"/>
@@ -6528,7 +6528,7 @@
               <w:spacing w:after="10" w:before="0"/>
               <w:ind w:left="120"/>
             </w:pPr>
-            <w:hyperlink w:history="1" r:id="rIddhtq5cliipoheow18ivhb">
+            <w:hyperlink w:history="1" r:id="rIdn10k7sfwi71p7hff3hedn">
               <w:r>
                 <w:rPr>
                   <w:rFonts w:ascii="Arial" w:cs="Arial" w:eastAsia="Arial" w:hAnsi="Arial"/>
@@ -6723,7 +6723,7 @@
             <w:pPr>
               <w:spacing w:after="20" w:before="0"/>
             </w:pPr>
-            <w:hyperlink w:history="1" r:id="rIdwbigixpvr9bfa_aqdl1u6">
+            <w:hyperlink w:history="1" r:id="rIde61ans7eabe-9h5epusov">
               <w:r>
                 <w:rPr>
                   <w:rFonts w:ascii="Arial" w:cs="Arial" w:eastAsia="Arial" w:hAnsi="Arial"/>
@@ -6756,7 +6756,7 @@
               <w:spacing w:after="10" w:before="0"/>
               <w:ind w:left="120"/>
             </w:pPr>
-            <w:hyperlink w:history="1" r:id="rIdb5upyvjv_x6l7e9huzuvk">
+            <w:hyperlink w:history="1" r:id="rIddviyfpzainihyyunpq3u0">
               <w:r>
                 <w:rPr>
                   <w:rFonts w:ascii="Arial" w:cs="Arial" w:eastAsia="Arial" w:hAnsi="Arial"/>
@@ -6801,7 +6801,7 @@
             <w:pPr>
               <w:spacing w:after="20" w:before="0"/>
             </w:pPr>
-            <w:hyperlink w:history="1" r:id="rIddrd9ynka8bknnispfsvjg">
+            <w:hyperlink w:history="1" r:id="rIdtlsn1d1mpd_pdumpjyneb">
               <w:r>
                 <w:rPr>
                   <w:rFonts w:ascii="Arial" w:cs="Arial" w:eastAsia="Arial" w:hAnsi="Arial"/>
@@ -6834,7 +6834,7 @@
               <w:spacing w:after="10" w:before="0"/>
               <w:ind w:left="120"/>
             </w:pPr>
-            <w:hyperlink w:history="1" r:id="rIduvxk4atfsl4qmm0jvgtll">
+            <w:hyperlink w:history="1" r:id="rIdradvet1vjzl1eaz-zuaru">
               <w:r>
                 <w:rPr>
                   <w:rFonts w:ascii="Arial" w:cs="Arial" w:eastAsia="Arial" w:hAnsi="Arial"/>
@@ -7029,7 +7029,7 @@
             <w:pPr>
               <w:spacing w:after="20" w:before="0"/>
             </w:pPr>
-            <w:hyperlink w:history="1" r:id="rIdg4xl6sqgflvufctgoc30f">
+            <w:hyperlink w:history="1" r:id="rIdppa_okm8vhbln-69bdgws">
               <w:r>
                 <w:rPr>
                   <w:rFonts w:ascii="Arial" w:cs="Arial" w:eastAsia="Arial" w:hAnsi="Arial"/>
@@ -7078,7 +7078,7 @@
               <w:spacing w:after="10" w:before="0"/>
               <w:ind w:left="120"/>
             </w:pPr>
-            <w:hyperlink w:history="1" r:id="rIdsagpy9i_yaau3asl1xkoq">
+            <w:hyperlink w:history="1" r:id="rIdu-8ezu7yfy4mwphxtmivv">
               <w:r>
                 <w:rPr>
                   <w:rFonts w:ascii="Arial" w:cs="Arial" w:eastAsia="Arial" w:hAnsi="Arial"/>
@@ -7123,7 +7123,7 @@
             <w:pPr>
               <w:spacing w:after="20" w:before="0"/>
             </w:pPr>
-            <w:hyperlink w:history="1" r:id="rIdwh9wxvm2hhtfgtghuck3c">
+            <w:hyperlink w:history="1" r:id="rId-ys8rz_1ke3chfrtx7_xc">
               <w:r>
                 <w:rPr>
                   <w:rFonts w:ascii="Arial" w:cs="Arial" w:eastAsia="Arial" w:hAnsi="Arial"/>
@@ -7156,7 +7156,7 @@
               <w:spacing w:after="10" w:before="0"/>
               <w:ind w:left="120"/>
             </w:pPr>
-            <w:hyperlink w:history="1" r:id="rIdia3wppv7zpuzcn3mrb5kt">
+            <w:hyperlink w:history="1" r:id="rIdixtbkfjgrdadv2atx9tub">
               <w:r>
                 <w:rPr>
                   <w:rFonts w:ascii="Arial" w:cs="Arial" w:eastAsia="Arial" w:hAnsi="Arial"/>
@@ -7351,7 +7351,7 @@
             <w:pPr>
               <w:spacing w:after="20" w:before="0"/>
             </w:pPr>
-            <w:hyperlink w:history="1" r:id="rIdyaltdmo5mkpdxvxrtbr2a">
+            <w:hyperlink w:history="1" r:id="rIdoogffnq5fzhdnueyusq5s">
               <w:r>
                 <w:rPr>
                   <w:rFonts w:ascii="Arial" w:cs="Arial" w:eastAsia="Arial" w:hAnsi="Arial"/>
@@ -7400,7 +7400,7 @@
               <w:spacing w:after="10" w:before="0"/>
               <w:ind w:left="120"/>
             </w:pPr>
-            <w:hyperlink w:history="1" r:id="rIdgcuqnx_1ilq0m5ppkaffb">
+            <w:hyperlink w:history="1" r:id="rIdjzjvhkfsq4bo_igsa9i6u">
               <w:r>
                 <w:rPr>
                   <w:rFonts w:ascii="Arial" w:cs="Arial" w:eastAsia="Arial" w:hAnsi="Arial"/>
@@ -7445,7 +7445,7 @@
             <w:pPr>
               <w:spacing w:after="20" w:before="0"/>
             </w:pPr>
-            <w:hyperlink w:history="1" r:id="rIdpreaw05jzif1sefab48ku">
+            <w:hyperlink w:history="1" r:id="rIdrz18c2i0_0kmoxliuolxm">
               <w:r>
                 <w:rPr>
                   <w:rFonts w:ascii="Arial" w:cs="Arial" w:eastAsia="Arial" w:hAnsi="Arial"/>
@@ -7478,7 +7478,7 @@
               <w:spacing w:after="10" w:before="0"/>
               <w:ind w:left="120"/>
             </w:pPr>
-            <w:hyperlink w:history="1" r:id="rIdjghvvmt5gwn4v2bccwfmx">
+            <w:hyperlink w:history="1" r:id="rIdwdhxtu-nehpayhtyniqec">
               <w:r>
                 <w:rPr>
                   <w:rFonts w:ascii="Arial" w:cs="Arial" w:eastAsia="Arial" w:hAnsi="Arial"/>
@@ -7673,7 +7673,7 @@
             <w:pPr>
               <w:spacing w:after="20" w:before="0"/>
             </w:pPr>
-            <w:hyperlink w:history="1" r:id="rIdw-4bkapet3eryttxjtsle">
+            <w:hyperlink w:history="1" r:id="rIdukfwupm7q5xjjzrc1zmoo">
               <w:r>
                 <w:rPr>
                   <w:rFonts w:ascii="Arial" w:cs="Arial" w:eastAsia="Arial" w:hAnsi="Arial"/>
@@ -7722,7 +7722,7 @@
               <w:spacing w:after="10" w:before="0"/>
               <w:ind w:left="120"/>
             </w:pPr>
-            <w:hyperlink w:history="1" r:id="rIdcyva7cvg7ysijkdknhyph">
+            <w:hyperlink w:history="1" r:id="rId6kqecrbjtfdkze8xc7jz5">
               <w:r>
                 <w:rPr>
                   <w:rFonts w:ascii="Arial" w:cs="Arial" w:eastAsia="Arial" w:hAnsi="Arial"/>
@@ -7767,7 +7767,7 @@
             <w:pPr>
               <w:spacing w:after="20" w:before="0"/>
             </w:pPr>
-            <w:hyperlink w:history="1" r:id="rIdro3fdubtezf4uexnjmbtb">
+            <w:hyperlink w:history="1" r:id="rIdpmbogoxte2y72yaqyskvp">
               <w:r>
                 <w:rPr>
                   <w:rFonts w:ascii="Arial" w:cs="Arial" w:eastAsia="Arial" w:hAnsi="Arial"/>
@@ -7816,7 +7816,7 @@
               <w:spacing w:after="10" w:before="0"/>
               <w:ind w:left="120"/>
             </w:pPr>
-            <w:hyperlink w:history="1" r:id="rIdzvrnmaoujlmdazjkj9gqn">
+            <w:hyperlink w:history="1" r:id="rIdmq27ndhodxv9v1osa9kkk">
               <w:r>
                 <w:rPr>
                   <w:rFonts w:ascii="Arial" w:cs="Arial" w:eastAsia="Arial" w:hAnsi="Arial"/>
@@ -8328,7 +8328,7 @@
         </w:rPr>
         <w:t xml:space="preserve">© 2026 SeaVuria and ARES. Aligned with KICD objectives. Developed by SeaVuria; technical implementation by ARES (with AI assistance from Claude). Licensed under </w:t>
       </w:r>
-      <w:hyperlink w:history="1" r:id="rIdqzxe8hijallqkrzcdctey">
+      <w:hyperlink w:history="1" r:id="rIdcplhzxqnvp0dspgziygt5">
         <w:r>
           <w:rPr>
             <w:rFonts w:ascii="Arial" w:cs="Arial" w:eastAsia="Arial" w:hAnsi="Arial"/>
@@ -8349,7 +8349,7 @@
         </w:rPr>
         <w:t xml:space="preserve"> (</w:t>
       </w:r>
-      <w:hyperlink w:history="1" r:id="rIdbldzqwjmkuhmak0h5cqhu">
+      <w:hyperlink w:history="1" r:id="rIdzg3vrlxxszsb6vo9f96ka">
         <w:r>
           <w:rPr>
             <w:rFonts w:ascii="Arial" w:cs="Arial" w:eastAsia="Arial" w:hAnsi="Arial"/>
@@ -9362,7 +9362,7 @@
             <w:pPr>
               <w:spacing w:after="20" w:before="0"/>
             </w:pPr>
-            <w:hyperlink w:history="1" r:id="rId4nqzm7tzyj3lqw0ye2mby">
+            <w:hyperlink w:history="1" r:id="rIdonclgzglma3obl0oub4ne">
               <w:r>
                 <w:rPr>
                   <w:rFonts w:ascii="Arial" w:cs="Arial" w:eastAsia="Arial" w:hAnsi="Arial"/>
@@ -9411,7 +9411,7 @@
               <w:spacing w:after="10" w:before="0"/>
               <w:ind w:left="120"/>
             </w:pPr>
-            <w:hyperlink w:history="1" r:id="rId28ktghysnuekvrwzduwt9">
+            <w:hyperlink w:history="1" r:id="rId3q4ixl2s3pcp8md4lkafy">
               <w:r>
                 <w:rPr>
                   <w:rFonts w:ascii="Arial" w:cs="Arial" w:eastAsia="Arial" w:hAnsi="Arial"/>
@@ -9456,7 +9456,7 @@
             <w:pPr>
               <w:spacing w:after="20" w:before="0"/>
             </w:pPr>
-            <w:hyperlink w:history="1" r:id="rIdsbqqwk1dps-v0dtsqu5dk">
+            <w:hyperlink w:history="1" r:id="rIdyxr7gq_yybzuibpmptifm">
               <w:r>
                 <w:rPr>
                   <w:rFonts w:ascii="Arial" w:cs="Arial" w:eastAsia="Arial" w:hAnsi="Arial"/>
@@ -9489,7 +9489,7 @@
               <w:spacing w:after="10" w:before="0"/>
               <w:ind w:left="120"/>
             </w:pPr>
-            <w:hyperlink w:history="1" r:id="rIdfymezy5v2aiwxblch-ibk">
+            <w:hyperlink w:history="1" r:id="rIdymppawm1qycqxdu-_kabp">
               <w:r>
                 <w:rPr>
                   <w:rFonts w:ascii="Arial" w:cs="Arial" w:eastAsia="Arial" w:hAnsi="Arial"/>
@@ -9684,7 +9684,7 @@
             <w:pPr>
               <w:spacing w:after="20" w:before="0"/>
             </w:pPr>
-            <w:hyperlink w:history="1" r:id="rIdt2n8cvkhdnnt0ripzzvhl">
+            <w:hyperlink w:history="1" r:id="rIdo-jfeo3aru4-k4zbluxjz">
               <w:r>
                 <w:rPr>
                   <w:rFonts w:ascii="Arial" w:cs="Arial" w:eastAsia="Arial" w:hAnsi="Arial"/>
@@ -9733,7 +9733,7 @@
               <w:spacing w:after="10" w:before="0"/>
               <w:ind w:left="120"/>
             </w:pPr>
-            <w:hyperlink w:history="1" r:id="rIdv-nc05s5j3-aj-7rb-0lc">
+            <w:hyperlink w:history="1" r:id="rId2tavy41xni7i9hai91yj4">
               <w:r>
                 <w:rPr>
                   <w:rFonts w:ascii="Arial" w:cs="Arial" w:eastAsia="Arial" w:hAnsi="Arial"/>
@@ -9778,7 +9778,7 @@
             <w:pPr>
               <w:spacing w:after="20" w:before="0"/>
             </w:pPr>
-            <w:hyperlink w:history="1" r:id="rIdev-vhp9dih8vepezefjd5">
+            <w:hyperlink w:history="1" r:id="rId7y-wth4-w7i7-gdl5egck">
               <w:r>
                 <w:rPr>
                   <w:rFonts w:ascii="Arial" w:cs="Arial" w:eastAsia="Arial" w:hAnsi="Arial"/>
@@ -9811,7 +9811,7 @@
               <w:spacing w:after="10" w:before="0"/>
               <w:ind w:left="120"/>
             </w:pPr>
-            <w:hyperlink w:history="1" r:id="rIdayxt_x7dmeclbts9mg_m-">
+            <w:hyperlink w:history="1" r:id="rIdvc1vvxlhsklbj4eyxmvm5">
               <w:r>
                 <w:rPr>
                   <w:rFonts w:ascii="Arial" w:cs="Arial" w:eastAsia="Arial" w:hAnsi="Arial"/>
@@ -10006,7 +10006,7 @@
             <w:pPr>
               <w:spacing w:after="20" w:before="0"/>
             </w:pPr>
-            <w:hyperlink w:history="1" r:id="rId1egxp6cpgovrcfiqrw19w">
+            <w:hyperlink w:history="1" r:id="rIdzzuvjcfqil_1qg8oqxkys">
               <w:r>
                 <w:rPr>
                   <w:rFonts w:ascii="Arial" w:cs="Arial" w:eastAsia="Arial" w:hAnsi="Arial"/>
@@ -10055,7 +10055,7 @@
               <w:spacing w:after="10" w:before="0"/>
               <w:ind w:left="120"/>
             </w:pPr>
-            <w:hyperlink w:history="1" r:id="rIdw0gvs9enas3dqeqbt4_go">
+            <w:hyperlink w:history="1" r:id="rIdiidtey4jmctiyufivle9z">
               <w:r>
                 <w:rPr>
                   <w:rFonts w:ascii="Arial" w:cs="Arial" w:eastAsia="Arial" w:hAnsi="Arial"/>
@@ -10100,7 +10100,7 @@
             <w:pPr>
               <w:spacing w:after="20" w:before="0"/>
             </w:pPr>
-            <w:hyperlink w:history="1" r:id="rIdydgkkgoz3rjzkvg98jvcs">
+            <w:hyperlink w:history="1" r:id="rIdeolvzrryrjlji_lveebog">
               <w:r>
                 <w:rPr>
                   <w:rFonts w:ascii="Arial" w:cs="Arial" w:eastAsia="Arial" w:hAnsi="Arial"/>
@@ -10149,7 +10149,7 @@
               <w:spacing w:after="10" w:before="0"/>
               <w:ind w:left="120"/>
             </w:pPr>
-            <w:hyperlink w:history="1" r:id="rIdp10gs-2qq9x0bqfnb4a7x">
+            <w:hyperlink w:history="1" r:id="rIdzenx-mffs6igugbsyyywj">
               <w:r>
                 <w:rPr>
                   <w:rFonts w:ascii="Arial" w:cs="Arial" w:eastAsia="Arial" w:hAnsi="Arial"/>
@@ -10344,7 +10344,7 @@
             <w:pPr>
               <w:spacing w:after="20" w:before="0"/>
             </w:pPr>
-            <w:hyperlink w:history="1" r:id="rIdabgrjh_2xrxxuuon6rkwe">
+            <w:hyperlink w:history="1" r:id="rIdh9hbwkgus8fjytgo67m_m">
               <w:r>
                 <w:rPr>
                   <w:rFonts w:ascii="Arial" w:cs="Arial" w:eastAsia="Arial" w:hAnsi="Arial"/>
@@ -10393,7 +10393,7 @@
               <w:spacing w:after="10" w:before="0"/>
               <w:ind w:left="120"/>
             </w:pPr>
-            <w:hyperlink w:history="1" r:id="rIdhoztosdmakhf31jqc8obb">
+            <w:hyperlink w:history="1" r:id="rIddp7ws5yjz_qindml6t5t9">
               <w:r>
                 <w:rPr>
                   <w:rFonts w:ascii="Arial" w:cs="Arial" w:eastAsia="Arial" w:hAnsi="Arial"/>
@@ -10438,7 +10438,7 @@
             <w:pPr>
               <w:spacing w:after="20" w:before="0"/>
             </w:pPr>
-            <w:hyperlink w:history="1" r:id="rId9hbgqmmm9_wgofxjts-nh">
+            <w:hyperlink w:history="1" r:id="rId6ukjz3j2ybg8cuojllzdr">
               <w:r>
                 <w:rPr>
                   <w:rFonts w:ascii="Arial" w:cs="Arial" w:eastAsia="Arial" w:hAnsi="Arial"/>
@@ -10487,7 +10487,7 @@
               <w:spacing w:after="10" w:before="0"/>
               <w:ind w:left="120"/>
             </w:pPr>
-            <w:hyperlink w:history="1" r:id="rIdp4o12meqsqzx1drzrovby">
+            <w:hyperlink w:history="1" r:id="rIduhequmzuj7m7a8oyscacd">
               <w:r>
                 <w:rPr>
                   <w:rFonts w:ascii="Arial" w:cs="Arial" w:eastAsia="Arial" w:hAnsi="Arial"/>
@@ -10682,7 +10682,7 @@
             <w:pPr>
               <w:spacing w:after="20" w:before="0"/>
             </w:pPr>
-            <w:hyperlink w:history="1" r:id="rIdr-s5z3vjvwqu22zutwxwq">
+            <w:hyperlink w:history="1" r:id="rIdqm-64apd9eb2i8sfnc12q">
               <w:r>
                 <w:rPr>
                   <w:rFonts w:ascii="Arial" w:cs="Arial" w:eastAsia="Arial" w:hAnsi="Arial"/>
@@ -10731,7 +10731,7 @@
               <w:spacing w:after="10" w:before="0"/>
               <w:ind w:left="120"/>
             </w:pPr>
-            <w:hyperlink w:history="1" r:id="rIdvcat7zmwqktasv9wp2be5">
+            <w:hyperlink w:history="1" r:id="rId9ejwlvw3idtg6woojdvow">
               <w:r>
                 <w:rPr>
                   <w:rFonts w:ascii="Arial" w:cs="Arial" w:eastAsia="Arial" w:hAnsi="Arial"/>
@@ -10776,7 +10776,7 @@
             <w:pPr>
               <w:spacing w:after="20" w:before="0"/>
             </w:pPr>
-            <w:hyperlink w:history="1" r:id="rIdhfmtopeqmvoctyxd27ny6">
+            <w:hyperlink w:history="1" r:id="rId1fk4-pw4wp_xsk8sfc3qi">
               <w:r>
                 <w:rPr>
                   <w:rFonts w:ascii="Arial" w:cs="Arial" w:eastAsia="Arial" w:hAnsi="Arial"/>
@@ -10825,7 +10825,7 @@
               <w:spacing w:after="10" w:before="0"/>
               <w:ind w:left="120"/>
             </w:pPr>
-            <w:hyperlink w:history="1" r:id="rIdwdg7cysmxvsphxbh-j1t8">
+            <w:hyperlink w:history="1" r:id="rIdzqoh17t0uet87lwaa2mwd">
               <w:r>
                 <w:rPr>
                   <w:rFonts w:ascii="Arial" w:cs="Arial" w:eastAsia="Arial" w:hAnsi="Arial"/>
@@ -11337,7 +11337,7 @@
         </w:rPr>
         <w:t xml:space="preserve">© 2026 SeaVuria and ARES. Aligned with KICD objectives. Developed by SeaVuria; technical implementation by ARES (with AI assistance from Claude). Licensed under </w:t>
       </w:r>
-      <w:hyperlink w:history="1" r:id="rIdmlv8z5p6npvvcwgibk8gx">
+      <w:hyperlink w:history="1" r:id="rIdmbdkhzq_oa7vqpcgioehb">
         <w:r>
           <w:rPr>
             <w:rFonts w:ascii="Arial" w:cs="Arial" w:eastAsia="Arial" w:hAnsi="Arial"/>
@@ -11358,7 +11358,7 @@
         </w:rPr>
         <w:t xml:space="preserve"> (</w:t>
       </w:r>
-      <w:hyperlink w:history="1" r:id="rIdtnsua4mymibs9e0pxuo_a">
+      <w:hyperlink w:history="1" r:id="rIdwg5zurn1416mwk8wdkn0x">
         <w:r>
           <w:rPr>
             <w:rFonts w:ascii="Arial" w:cs="Arial" w:eastAsia="Arial" w:hAnsi="Arial"/>
@@ -12371,7 +12371,7 @@
             <w:pPr>
               <w:spacing w:after="20" w:before="0"/>
             </w:pPr>
-            <w:hyperlink w:history="1" r:id="rIdyorsberihbskt478qlopf">
+            <w:hyperlink w:history="1" r:id="rIddwj-gsa3bgphxacq8ccff">
               <w:r>
                 <w:rPr>
                   <w:rFonts w:ascii="Arial" w:cs="Arial" w:eastAsia="Arial" w:hAnsi="Arial"/>
@@ -12420,7 +12420,7 @@
               <w:spacing w:after="10" w:before="0"/>
               <w:ind w:left="120"/>
             </w:pPr>
-            <w:hyperlink w:history="1" r:id="rId9q8pg1l-gzr2rghpd1tad">
+            <w:hyperlink w:history="1" r:id="rIdiscegri428hvp1lnl5q4o">
               <w:r>
                 <w:rPr>
                   <w:rFonts w:ascii="Arial" w:cs="Arial" w:eastAsia="Arial" w:hAnsi="Arial"/>
@@ -12465,7 +12465,7 @@
             <w:pPr>
               <w:spacing w:after="20" w:before="0"/>
             </w:pPr>
-            <w:hyperlink w:history="1" r:id="rId73nc9u8hkzrrsioohggnx">
+            <w:hyperlink w:history="1" r:id="rIdl5enk2fs1hb_x3cbhceom">
               <w:r>
                 <w:rPr>
                   <w:rFonts w:ascii="Arial" w:cs="Arial" w:eastAsia="Arial" w:hAnsi="Arial"/>
@@ -12498,7 +12498,7 @@
               <w:spacing w:after="10" w:before="0"/>
               <w:ind w:left="120"/>
             </w:pPr>
-            <w:hyperlink w:history="1" r:id="rId-fv8ynn0vbeiy6oqvtvqm">
+            <w:hyperlink w:history="1" r:id="rIdh0ug_akrhkfdfj2pqvekh">
               <w:r>
                 <w:rPr>
                   <w:rFonts w:ascii="Arial" w:cs="Arial" w:eastAsia="Arial" w:hAnsi="Arial"/>
@@ -12693,7 +12693,7 @@
             <w:pPr>
               <w:spacing w:after="20" w:before="0"/>
             </w:pPr>
-            <w:hyperlink w:history="1" r:id="rIdy7hnaymnkpfkyqigemw0u">
+            <w:hyperlink w:history="1" r:id="rIdlpcbmv4nxs3smhafwsu4s">
               <w:r>
                 <w:rPr>
                   <w:rFonts w:ascii="Arial" w:cs="Arial" w:eastAsia="Arial" w:hAnsi="Arial"/>
@@ -12742,7 +12742,7 @@
               <w:spacing w:after="10" w:before="0"/>
               <w:ind w:left="120"/>
             </w:pPr>
-            <w:hyperlink w:history="1" r:id="rIdp6yih5vepqglg8n3psx6t">
+            <w:hyperlink w:history="1" r:id="rIdoglqtyt4w419stwh-nck7">
               <w:r>
                 <w:rPr>
                   <w:rFonts w:ascii="Arial" w:cs="Arial" w:eastAsia="Arial" w:hAnsi="Arial"/>
@@ -12787,7 +12787,7 @@
             <w:pPr>
               <w:spacing w:after="20" w:before="0"/>
             </w:pPr>
-            <w:hyperlink w:history="1" r:id="rId_bmlifjyeuutzucwaxvww">
+            <w:hyperlink w:history="1" r:id="rIdnxib_m8p1upz5l1h77vpr">
               <w:r>
                 <w:rPr>
                   <w:rFonts w:ascii="Arial" w:cs="Arial" w:eastAsia="Arial" w:hAnsi="Arial"/>
@@ -12820,7 +12820,7 @@
               <w:spacing w:after="10" w:before="0"/>
               <w:ind w:left="120"/>
             </w:pPr>
-            <w:hyperlink w:history="1" r:id="rIdu3oyi4xeyzfapk1zncenw">
+            <w:hyperlink w:history="1" r:id="rIdainlh7gsqqkw49zx4qyeo">
               <w:r>
                 <w:rPr>
                   <w:rFonts w:ascii="Arial" w:cs="Arial" w:eastAsia="Arial" w:hAnsi="Arial"/>
@@ -13015,7 +13015,7 @@
             <w:pPr>
               <w:spacing w:after="20" w:before="0"/>
             </w:pPr>
-            <w:hyperlink w:history="1" r:id="rId5s8jvrtcf5sauwxeroe0b">
+            <w:hyperlink w:history="1" r:id="rId9ryy9syo5idu97lj76cmf">
               <w:r>
                 <w:rPr>
                   <w:rFonts w:ascii="Arial" w:cs="Arial" w:eastAsia="Arial" w:hAnsi="Arial"/>
@@ -13064,7 +13064,7 @@
               <w:spacing w:after="10" w:before="0"/>
               <w:ind w:left="120"/>
             </w:pPr>
-            <w:hyperlink w:history="1" r:id="rIdz1ry0spospz3egmjidqmx">
+            <w:hyperlink w:history="1" r:id="rIdhbjjrk35ypx3yqq-tompe">
               <w:r>
                 <w:rPr>
                   <w:rFonts w:ascii="Arial" w:cs="Arial" w:eastAsia="Arial" w:hAnsi="Arial"/>
@@ -13109,7 +13109,7 @@
             <w:pPr>
               <w:spacing w:after="20" w:before="0"/>
             </w:pPr>
-            <w:hyperlink w:history="1" r:id="rIdyuicm_u1x5o0gbcada50_">
+            <w:hyperlink w:history="1" r:id="rIdrchazinid9aj7iuph_wyf">
               <w:r>
                 <w:rPr>
                   <w:rFonts w:ascii="Arial" w:cs="Arial" w:eastAsia="Arial" w:hAnsi="Arial"/>
@@ -13142,7 +13142,7 @@
               <w:spacing w:after="10" w:before="0"/>
               <w:ind w:left="120"/>
             </w:pPr>
-            <w:hyperlink w:history="1" r:id="rIdgmkkwhnwnf1w3jg8f6pj2">
+            <w:hyperlink w:history="1" r:id="rIdrnolahitxqpnztvpzefau">
               <w:r>
                 <w:rPr>
                   <w:rFonts w:ascii="Arial" w:cs="Arial" w:eastAsia="Arial" w:hAnsi="Arial"/>
@@ -13337,7 +13337,7 @@
             <w:pPr>
               <w:spacing w:after="20" w:before="0"/>
             </w:pPr>
-            <w:hyperlink w:history="1" r:id="rIddsztwt7ceekob_q6q2fcf">
+            <w:hyperlink w:history="1" r:id="rIdsrsiyghjvd6883wilyzdf">
               <w:r>
                 <w:rPr>
                   <w:rFonts w:ascii="Arial" w:cs="Arial" w:eastAsia="Arial" w:hAnsi="Arial"/>
@@ -13386,7 +13386,7 @@
               <w:spacing w:after="10" w:before="0"/>
               <w:ind w:left="120"/>
             </w:pPr>
-            <w:hyperlink w:history="1" r:id="rIdcliwmstn2bvveupdr3ssz">
+            <w:hyperlink w:history="1" r:id="rIdovbarv7niadnjoukk0dpr">
               <w:r>
                 <w:rPr>
                   <w:rFonts w:ascii="Arial" w:cs="Arial" w:eastAsia="Arial" w:hAnsi="Arial"/>
@@ -13431,7 +13431,7 @@
             <w:pPr>
               <w:spacing w:after="20" w:before="0"/>
             </w:pPr>
-            <w:hyperlink w:history="1" r:id="rIdmbqawd6ctq_dyzscbaeyt">
+            <w:hyperlink w:history="1" r:id="rIdo0bhamqlsl7parqvolwxl">
               <w:r>
                 <w:rPr>
                   <w:rFonts w:ascii="Arial" w:cs="Arial" w:eastAsia="Arial" w:hAnsi="Arial"/>
@@ -13464,7 +13464,7 @@
               <w:spacing w:after="10" w:before="0"/>
               <w:ind w:left="120"/>
             </w:pPr>
-            <w:hyperlink w:history="1" r:id="rIdr_gz4zobfc5joxltsi4eq">
+            <w:hyperlink w:history="1" r:id="rIdv9bhdmbjtcscrr1pyaw0v">
               <w:r>
                 <w:rPr>
                   <w:rFonts w:ascii="Arial" w:cs="Arial" w:eastAsia="Arial" w:hAnsi="Arial"/>
@@ -13659,7 +13659,7 @@
             <w:pPr>
               <w:spacing w:after="20" w:before="0"/>
             </w:pPr>
-            <w:hyperlink w:history="1" r:id="rIdtzlsvjjnhpr8zjo-vwt_g">
+            <w:hyperlink w:history="1" r:id="rIdjngu5dttr5tl27r1gvw57">
               <w:r>
                 <w:rPr>
                   <w:rFonts w:ascii="Arial" w:cs="Arial" w:eastAsia="Arial" w:hAnsi="Arial"/>
@@ -13708,7 +13708,7 @@
               <w:spacing w:after="10" w:before="0"/>
               <w:ind w:left="120"/>
             </w:pPr>
-            <w:hyperlink w:history="1" r:id="rIdaijmap32307-nbucwoslf">
+            <w:hyperlink w:history="1" r:id="rIdt-fownmkobba-3zjaea4f">
               <w:r>
                 <w:rPr>
                   <w:rFonts w:ascii="Arial" w:cs="Arial" w:eastAsia="Arial" w:hAnsi="Arial"/>
@@ -13753,7 +13753,7 @@
             <w:pPr>
               <w:spacing w:after="20" w:before="0"/>
             </w:pPr>
-            <w:hyperlink w:history="1" r:id="rIdlogkxwkjuxhg7jghethts">
+            <w:hyperlink w:history="1" r:id="rIdoopyabqgdjoo7nzf5ce6y">
               <w:r>
                 <w:rPr>
                   <w:rFonts w:ascii="Arial" w:cs="Arial" w:eastAsia="Arial" w:hAnsi="Arial"/>
@@ -13786,7 +13786,7 @@
               <w:spacing w:after="10" w:before="0"/>
               <w:ind w:left="120"/>
             </w:pPr>
-            <w:hyperlink w:history="1" r:id="rId2jm-uicor0lzg1dzrt0x-">
+            <w:hyperlink w:history="1" r:id="rId1mtrdria_d4vyqhpwipu7">
               <w:r>
                 <w:rPr>
                   <w:rFonts w:ascii="Arial" w:cs="Arial" w:eastAsia="Arial" w:hAnsi="Arial"/>
@@ -14298,7 +14298,7 @@
         </w:rPr>
         <w:t xml:space="preserve">© 2026 SeaVuria and ARES. Aligned with KICD objectives. Developed by SeaVuria; technical implementation by ARES (with AI assistance from Claude). Licensed under </w:t>
       </w:r>
-      <w:hyperlink w:history="1" r:id="rIdggvlwienvfrb9g6tst04f">
+      <w:hyperlink w:history="1" r:id="rIdcdejktzzpf9akjdmztqe-">
         <w:r>
           <w:rPr>
             <w:rFonts w:ascii="Arial" w:cs="Arial" w:eastAsia="Arial" w:hAnsi="Arial"/>
@@ -14319,7 +14319,7 @@
         </w:rPr>
         <w:t xml:space="preserve"> (</w:t>
       </w:r>
-      <w:hyperlink w:history="1" r:id="rIdo9db-qxx9gwqdxnqtggis">
+      <w:hyperlink w:history="1" r:id="rIdxqbbxztz9fjm8riceupzy">
         <w:r>
           <w:rPr>
             <w:rFonts w:ascii="Arial" w:cs="Arial" w:eastAsia="Arial" w:hAnsi="Arial"/>
@@ -15332,7 +15332,7 @@
             <w:pPr>
               <w:spacing w:after="20" w:before="0"/>
             </w:pPr>
-            <w:hyperlink w:history="1" r:id="rIdof5np8z9pmwdxe-hxkkqj">
+            <w:hyperlink w:history="1" r:id="rIdgeckau5skhq0w64bbucrx">
               <w:r>
                 <w:rPr>
                   <w:rFonts w:ascii="Arial" w:cs="Arial" w:eastAsia="Arial" w:hAnsi="Arial"/>
@@ -15365,7 +15365,7 @@
               <w:spacing w:after="10" w:before="0"/>
               <w:ind w:left="120"/>
             </w:pPr>
-            <w:hyperlink w:history="1" r:id="rIdorgqt-n7myjogozt0tznu">
+            <w:hyperlink w:history="1" r:id="rIdijhlpfeyjufia6juys_rx">
               <w:r>
                 <w:rPr>
                   <w:rFonts w:ascii="Arial" w:cs="Arial" w:eastAsia="Arial" w:hAnsi="Arial"/>
@@ -15410,7 +15410,7 @@
             <w:pPr>
               <w:spacing w:after="20" w:before="0"/>
             </w:pPr>
-            <w:hyperlink w:history="1" r:id="rIdipubjyf4uiwsvczdknsr6">
+            <w:hyperlink w:history="1" r:id="rIda6dkjrgs24wg2g45iasyv">
               <w:r>
                 <w:rPr>
                   <w:rFonts w:ascii="Arial" w:cs="Arial" w:eastAsia="Arial" w:hAnsi="Arial"/>
@@ -15443,7 +15443,7 @@
               <w:spacing w:after="10" w:before="0"/>
               <w:ind w:left="120"/>
             </w:pPr>
-            <w:hyperlink w:history="1" r:id="rId8oyo1exa2bj9dnghyos0d">
+            <w:hyperlink w:history="1" r:id="rIdq2tueyaxg5hrnnlsyv6e2">
               <w:r>
                 <w:rPr>
                   <w:rFonts w:ascii="Arial" w:cs="Arial" w:eastAsia="Arial" w:hAnsi="Arial"/>
@@ -15638,7 +15638,7 @@
             <w:pPr>
               <w:spacing w:after="20" w:before="0"/>
             </w:pPr>
-            <w:hyperlink w:history="1" r:id="rIddfiuol9z064x2q9_nctnx">
+            <w:hyperlink w:history="1" r:id="rIdq1tg6vhe5hflypjqy3ddi">
               <w:r>
                 <w:rPr>
                   <w:rFonts w:ascii="Arial" w:cs="Arial" w:eastAsia="Arial" w:hAnsi="Arial"/>
@@ -15671,7 +15671,7 @@
               <w:spacing w:after="10" w:before="0"/>
               <w:ind w:left="120"/>
             </w:pPr>
-            <w:hyperlink w:history="1" r:id="rIdjs8_foikh6faf8cm2ntdd">
+            <w:hyperlink w:history="1" r:id="rIddrymcpho3ciqqjn5gckws">
               <w:r>
                 <w:rPr>
                   <w:rFonts w:ascii="Arial" w:cs="Arial" w:eastAsia="Arial" w:hAnsi="Arial"/>
@@ -15716,7 +15716,7 @@
             <w:pPr>
               <w:spacing w:after="20" w:before="0"/>
             </w:pPr>
-            <w:hyperlink w:history="1" r:id="rIdtw_rndiiw2v-tvq0imcfi">
+            <w:hyperlink w:history="1" r:id="rId5o2hngyllymepslj9cg07">
               <w:r>
                 <w:rPr>
                   <w:rFonts w:ascii="Arial" w:cs="Arial" w:eastAsia="Arial" w:hAnsi="Arial"/>
@@ -15749,7 +15749,7 @@
               <w:spacing w:after="10" w:before="0"/>
               <w:ind w:left="120"/>
             </w:pPr>
-            <w:hyperlink w:history="1" r:id="rIdismirxkqdaml_arxrayfo">
+            <w:hyperlink w:history="1" r:id="rId-8dvqy6rwoxwt5i2xhhrx">
               <w:r>
                 <w:rPr>
                   <w:rFonts w:ascii="Arial" w:cs="Arial" w:eastAsia="Arial" w:hAnsi="Arial"/>
@@ -15944,7 +15944,7 @@
             <w:pPr>
               <w:spacing w:after="20" w:before="0"/>
             </w:pPr>
-            <w:hyperlink w:history="1" r:id="rIdhsdnxu8lmepeg43bqmmzv">
+            <w:hyperlink w:history="1" r:id="rIdkbq_hmzkjae4vpfz86yfr">
               <w:r>
                 <w:rPr>
                   <w:rFonts w:ascii="Arial" w:cs="Arial" w:eastAsia="Arial" w:hAnsi="Arial"/>
@@ -15977,7 +15977,7 @@
               <w:spacing w:after="10" w:before="0"/>
               <w:ind w:left="120"/>
             </w:pPr>
-            <w:hyperlink w:history="1" r:id="rIdwcmd-agkfwrvt71jxpyox">
+            <w:hyperlink w:history="1" r:id="rIdzdbzgnydf8ujgdjq9-0e8">
               <w:r>
                 <w:rPr>
                   <w:rFonts w:ascii="Arial" w:cs="Arial" w:eastAsia="Arial" w:hAnsi="Arial"/>
@@ -16022,7 +16022,7 @@
             <w:pPr>
               <w:spacing w:after="20" w:before="0"/>
             </w:pPr>
-            <w:hyperlink w:history="1" r:id="rIdcwwdy9z16ekmgbopyekv8">
+            <w:hyperlink w:history="1" r:id="rIdm8wqihlfowtf5qdixmwuz">
               <w:r>
                 <w:rPr>
                   <w:rFonts w:ascii="Arial" w:cs="Arial" w:eastAsia="Arial" w:hAnsi="Arial"/>
@@ -16055,7 +16055,7 @@
               <w:spacing w:after="10" w:before="0"/>
               <w:ind w:left="120"/>
             </w:pPr>
-            <w:hyperlink w:history="1" r:id="rIdxxvccd0qnvi35e0inuclr">
+            <w:hyperlink w:history="1" r:id="rIdn0p_jip-ulstl_ido7bvq">
               <w:r>
                 <w:rPr>
                   <w:rFonts w:ascii="Arial" w:cs="Arial" w:eastAsia="Arial" w:hAnsi="Arial"/>
@@ -16250,7 +16250,7 @@
             <w:pPr>
               <w:spacing w:after="20" w:before="0"/>
             </w:pPr>
-            <w:hyperlink w:history="1" r:id="rIdtjw6whvz4lyhpufkmpnbs">
+            <w:hyperlink w:history="1" r:id="rIdzruxjxtllieyfs4aahkut">
               <w:r>
                 <w:rPr>
                   <w:rFonts w:ascii="Arial" w:cs="Arial" w:eastAsia="Arial" w:hAnsi="Arial"/>
@@ -16283,7 +16283,7 @@
               <w:spacing w:after="10" w:before="0"/>
               <w:ind w:left="120"/>
             </w:pPr>
-            <w:hyperlink w:history="1" r:id="rIdhq3lv1ixlnk4lbwnmnio4">
+            <w:hyperlink w:history="1" r:id="rIdrayohaqfiumku-6uscz7m">
               <w:r>
                 <w:rPr>
                   <w:rFonts w:ascii="Arial" w:cs="Arial" w:eastAsia="Arial" w:hAnsi="Arial"/>
@@ -16328,7 +16328,7 @@
             <w:pPr>
               <w:spacing w:after="20" w:before="0"/>
             </w:pPr>
-            <w:hyperlink w:history="1" r:id="rIdj29brawmeiszpgdldosg4">
+            <w:hyperlink w:history="1" r:id="rIdblxge1zaub5ijqcgved5l">
               <w:r>
                 <w:rPr>
                   <w:rFonts w:ascii="Arial" w:cs="Arial" w:eastAsia="Arial" w:hAnsi="Arial"/>
@@ -16361,7 +16361,7 @@
               <w:spacing w:after="10" w:before="0"/>
               <w:ind w:left="120"/>
             </w:pPr>
-            <w:hyperlink w:history="1" r:id="rId1ykidern4knnzcwt2dcbi">
+            <w:hyperlink w:history="1" r:id="rIdnktalgi58r9i5nbbuhuvx">
               <w:r>
                 <w:rPr>
                   <w:rFonts w:ascii="Arial" w:cs="Arial" w:eastAsia="Arial" w:hAnsi="Arial"/>
@@ -16556,7 +16556,7 @@
             <w:pPr>
               <w:spacing w:after="20" w:before="0"/>
             </w:pPr>
-            <w:hyperlink w:history="1" r:id="rIdhdyf5naopnhdf9uhz-dp8">
+            <w:hyperlink w:history="1" r:id="rId3fblfh_e9r5zjxi8zyc_f">
               <w:r>
                 <w:rPr>
                   <w:rFonts w:ascii="Arial" w:cs="Arial" w:eastAsia="Arial" w:hAnsi="Arial"/>
@@ -16589,7 +16589,7 @@
               <w:spacing w:after="10" w:before="0"/>
               <w:ind w:left="120"/>
             </w:pPr>
-            <w:hyperlink w:history="1" r:id="rIdpkxvaeab_qpcn2np0wcki">
+            <w:hyperlink w:history="1" r:id="rIdtwmpzxf7tbp6ofnphkju9">
               <w:r>
                 <w:rPr>
                   <w:rFonts w:ascii="Arial" w:cs="Arial" w:eastAsia="Arial" w:hAnsi="Arial"/>
@@ -16634,7 +16634,7 @@
             <w:pPr>
               <w:spacing w:after="20" w:before="0"/>
             </w:pPr>
-            <w:hyperlink w:history="1" r:id="rIdrjz130lgi6ho4m9aj-dft">
+            <w:hyperlink w:history="1" r:id="rId-rh5thmt0e_de26mh1z3m">
               <w:r>
                 <w:rPr>
                   <w:rFonts w:ascii="Arial" w:cs="Arial" w:eastAsia="Arial" w:hAnsi="Arial"/>
@@ -16667,7 +16667,7 @@
               <w:spacing w:after="10" w:before="0"/>
               <w:ind w:left="120"/>
             </w:pPr>
-            <w:hyperlink w:history="1" r:id="rId7rpsaswrmca6cm_yptq5b">
+            <w:hyperlink w:history="1" r:id="rIdl3ymdyfepd0jfbeghceka">
               <w:r>
                 <w:rPr>
                   <w:rFonts w:ascii="Arial" w:cs="Arial" w:eastAsia="Arial" w:hAnsi="Arial"/>
@@ -17179,7 +17179,7 @@
         </w:rPr>
         <w:t xml:space="preserve">© 2026 SeaVuria and ARES. Aligned with KICD objectives. Developed by SeaVuria; technical implementation by ARES (with AI assistance from Claude). Licensed under </w:t>
       </w:r>
-      <w:hyperlink w:history="1" r:id="rIddgzav9zbhqdtqjxwchvip">
+      <w:hyperlink w:history="1" r:id="rIda6uki58azksx1o2xxg4g-">
         <w:r>
           <w:rPr>
             <w:rFonts w:ascii="Arial" w:cs="Arial" w:eastAsia="Arial" w:hAnsi="Arial"/>
@@ -17200,7 +17200,7 @@
         </w:rPr>
         <w:t xml:space="preserve"> (</w:t>
       </w:r>
-      <w:hyperlink w:history="1" r:id="rIdlt-rk0au4x3hwy7o-mfki">
+      <w:hyperlink w:history="1" r:id="rId5uusz2oi_w4vlm26dle4d">
         <w:r>
           <w:rPr>
             <w:rFonts w:ascii="Arial" w:cs="Arial" w:eastAsia="Arial" w:hAnsi="Arial"/>
@@ -18412,7 +18412,7 @@
             <w:pPr>
               <w:spacing w:after="20" w:before="0"/>
             </w:pPr>
-            <w:hyperlink w:history="1" r:id="rIdzrfsc-ru6ai56khcvc-35">
+            <w:hyperlink w:history="1" r:id="rIdlhmtwy3eupezenfk1siay">
               <w:r>
                 <w:rPr>
                   <w:rFonts w:ascii="Arial" w:cs="Arial" w:eastAsia="Arial" w:hAnsi="Arial"/>
@@ -18445,7 +18445,7 @@
               <w:spacing w:after="10" w:before="0"/>
               <w:ind w:left="120"/>
             </w:pPr>
-            <w:hyperlink w:history="1" r:id="rIdaghobljbz0iiurfym8-po">
+            <w:hyperlink w:history="1" r:id="rIda02vkta8jzwgadtlorfd0">
               <w:r>
                 <w:rPr>
                   <w:rFonts w:ascii="Arial" w:cs="Arial" w:eastAsia="Arial" w:hAnsi="Arial"/>
@@ -18490,7 +18490,7 @@
             <w:pPr>
               <w:spacing w:after="20" w:before="0"/>
             </w:pPr>
-            <w:hyperlink w:history="1" r:id="rIdsfc9fahmkkb7jmesnnibp">
+            <w:hyperlink w:history="1" r:id="rIdyrly6alkescrflrzzha0o">
               <w:r>
                 <w:rPr>
                   <w:rFonts w:ascii="Arial" w:cs="Arial" w:eastAsia="Arial" w:hAnsi="Arial"/>
@@ -18523,7 +18523,7 @@
               <w:spacing w:after="10" w:before="0"/>
               <w:ind w:left="120"/>
             </w:pPr>
-            <w:hyperlink w:history="1" r:id="rId_woufxxaz6alnqrjpjnmm">
+            <w:hyperlink w:history="1" r:id="rIdoi10pkiggsoeussaljy1p">
               <w:r>
                 <w:rPr>
                   <w:rFonts w:ascii="Arial" w:cs="Arial" w:eastAsia="Arial" w:hAnsi="Arial"/>
@@ -18718,7 +18718,7 @@
             <w:pPr>
               <w:spacing w:after="20" w:before="0"/>
             </w:pPr>
-            <w:hyperlink w:history="1" r:id="rId8vazjfasyjgij19eumrhd">
+            <w:hyperlink w:history="1" r:id="rIdy2sho8-vc2ablxvt0s0sg">
               <w:r>
                 <w:rPr>
                   <w:rFonts w:ascii="Arial" w:cs="Arial" w:eastAsia="Arial" w:hAnsi="Arial"/>
@@ -18751,7 +18751,7 @@
               <w:spacing w:after="10" w:before="0"/>
               <w:ind w:left="120"/>
             </w:pPr>
-            <w:hyperlink w:history="1" r:id="rIdcbktzjh1uxpzpqfrcvpn6">
+            <w:hyperlink w:history="1" r:id="rIdlt1sfzab0qnriaz6w9o-w">
               <w:r>
                 <w:rPr>
                   <w:rFonts w:ascii="Arial" w:cs="Arial" w:eastAsia="Arial" w:hAnsi="Arial"/>
@@ -18796,7 +18796,7 @@
             <w:pPr>
               <w:spacing w:after="20" w:before="0"/>
             </w:pPr>
-            <w:hyperlink w:history="1" r:id="rIdhbk26ckfs_gqrkcztp5yz">
+            <w:hyperlink w:history="1" r:id="rIddlywuu2rh_u__cpjn7ztp">
               <w:r>
                 <w:rPr>
                   <w:rFonts w:ascii="Arial" w:cs="Arial" w:eastAsia="Arial" w:hAnsi="Arial"/>
@@ -18829,7 +18829,7 @@
               <w:spacing w:after="10" w:before="0"/>
               <w:ind w:left="120"/>
             </w:pPr>
-            <w:hyperlink w:history="1" r:id="rId5g4vhsrpu2ip7yxbopbuw">
+            <w:hyperlink w:history="1" r:id="rId6tvf1ge718t5bqsxzxwpq">
               <w:r>
                 <w:rPr>
                   <w:rFonts w:ascii="Arial" w:cs="Arial" w:eastAsia="Arial" w:hAnsi="Arial"/>
@@ -19024,7 +19024,7 @@
             <w:pPr>
               <w:spacing w:after="20" w:before="0"/>
             </w:pPr>
-            <w:hyperlink w:history="1" r:id="rIdpx7gjo9nj0p_nx9cqmpqc">
+            <w:hyperlink w:history="1" r:id="rIdld_4uowz0m5hmkerbmee8">
               <w:r>
                 <w:rPr>
                   <w:rFonts w:ascii="Arial" w:cs="Arial" w:eastAsia="Arial" w:hAnsi="Arial"/>
@@ -19057,7 +19057,7 @@
               <w:spacing w:after="10" w:before="0"/>
               <w:ind w:left="120"/>
             </w:pPr>
-            <w:hyperlink w:history="1" r:id="rIdi2_mgvpsvxjv766h6oa9e">
+            <w:hyperlink w:history="1" r:id="rIdybefnenint0swvhhbpaz9">
               <w:r>
                 <w:rPr>
                   <w:rFonts w:ascii="Arial" w:cs="Arial" w:eastAsia="Arial" w:hAnsi="Arial"/>
@@ -19102,7 +19102,7 @@
             <w:pPr>
               <w:spacing w:after="20" w:before="0"/>
             </w:pPr>
-            <w:hyperlink w:history="1" r:id="rIdnjgqzux5wjeguieagv5y5">
+            <w:hyperlink w:history="1" r:id="rIdea_79w3kl_p5ndkfolq95">
               <w:r>
                 <w:rPr>
                   <w:rFonts w:ascii="Arial" w:cs="Arial" w:eastAsia="Arial" w:hAnsi="Arial"/>
@@ -19135,7 +19135,7 @@
               <w:spacing w:after="10" w:before="0"/>
               <w:ind w:left="120"/>
             </w:pPr>
-            <w:hyperlink w:history="1" r:id="rIdet-jhfeftcmgkz7ccnrrn">
+            <w:hyperlink w:history="1" r:id="rIdzfbpwxr3lhj9oh84bctgt">
               <w:r>
                 <w:rPr>
                   <w:rFonts w:ascii="Arial" w:cs="Arial" w:eastAsia="Arial" w:hAnsi="Arial"/>
@@ -19330,7 +19330,7 @@
             <w:pPr>
               <w:spacing w:after="20" w:before="0"/>
             </w:pPr>
-            <w:hyperlink w:history="1" r:id="rId0f_fd1d0ts4xy9gsxxura">
+            <w:hyperlink w:history="1" r:id="rIdnblhfwn0dxtplwgfffpix">
               <w:r>
                 <w:rPr>
                   <w:rFonts w:ascii="Arial" w:cs="Arial" w:eastAsia="Arial" w:hAnsi="Arial"/>
@@ -19363,7 +19363,7 @@
               <w:spacing w:after="10" w:before="0"/>
               <w:ind w:left="120"/>
             </w:pPr>
-            <w:hyperlink w:history="1" r:id="rIdgzegtkdwfsisr7hrz8auq">
+            <w:hyperlink w:history="1" r:id="rIdftzjq_cnctrujhmn-ny7f">
               <w:r>
                 <w:rPr>
                   <w:rFonts w:ascii="Arial" w:cs="Arial" w:eastAsia="Arial" w:hAnsi="Arial"/>
@@ -19408,7 +19408,7 @@
             <w:pPr>
               <w:spacing w:after="20" w:before="0"/>
             </w:pPr>
-            <w:hyperlink w:history="1" r:id="rId0zocqyiixeqmovjscjr5u">
+            <w:hyperlink w:history="1" r:id="rIdmrgsi8k4cjbks9qm7ulf3">
               <w:r>
                 <w:rPr>
                   <w:rFonts w:ascii="Arial" w:cs="Arial" w:eastAsia="Arial" w:hAnsi="Arial"/>
@@ -19441,7 +19441,7 @@
               <w:spacing w:after="10" w:before="0"/>
               <w:ind w:left="120"/>
             </w:pPr>
-            <w:hyperlink w:history="1" r:id="rId3zzbr8thobm9j84glkkt5">
+            <w:hyperlink w:history="1" r:id="rId-wh2uf0a4_jkfnrdyoncc">
               <w:r>
                 <w:rPr>
                   <w:rFonts w:ascii="Arial" w:cs="Arial" w:eastAsia="Arial" w:hAnsi="Arial"/>
@@ -19636,7 +19636,7 @@
             <w:pPr>
               <w:spacing w:after="20" w:before="0"/>
             </w:pPr>
-            <w:hyperlink w:history="1" r:id="rIdziysabhlejp3wswubyoz1">
+            <w:hyperlink w:history="1" r:id="rIdj5ilhr88ev4k6wwfgydja">
               <w:r>
                 <w:rPr>
                   <w:rFonts w:ascii="Arial" w:cs="Arial" w:eastAsia="Arial" w:hAnsi="Arial"/>
@@ -19685,7 +19685,7 @@
               <w:spacing w:after="10" w:before="0"/>
               <w:ind w:left="120"/>
             </w:pPr>
-            <w:hyperlink w:history="1" r:id="rIdfrptrubvgaavwejvdmzgf">
+            <w:hyperlink w:history="1" r:id="rIdexdqmhfo3dgklsm58yier">
               <w:r>
                 <w:rPr>
                   <w:rFonts w:ascii="Arial" w:cs="Arial" w:eastAsia="Arial" w:hAnsi="Arial"/>
@@ -19730,7 +19730,7 @@
             <w:pPr>
               <w:spacing w:after="20" w:before="0"/>
             </w:pPr>
-            <w:hyperlink w:history="1" r:id="rId1cref3ltuiweh8bj-n3ou">
+            <w:hyperlink w:history="1" r:id="rIdduviwtb61-v8ddblnssim">
               <w:r>
                 <w:rPr>
                   <w:rFonts w:ascii="Arial" w:cs="Arial" w:eastAsia="Arial" w:hAnsi="Arial"/>
@@ -19763,7 +19763,7 @@
               <w:spacing w:after="10" w:before="0"/>
               <w:ind w:left="120"/>
             </w:pPr>
-            <w:hyperlink w:history="1" r:id="rIdb4qn2zzzjgfk69gzxcw6e">
+            <w:hyperlink w:history="1" r:id="rIdpift9r2ux9wtldrucub28">
               <w:r>
                 <w:rPr>
                   <w:rFonts w:ascii="Arial" w:cs="Arial" w:eastAsia="Arial" w:hAnsi="Arial"/>
@@ -20427,7 +20427,7 @@
         </w:rPr>
         <w:t xml:space="preserve">© 2026 SeaVuria and ARES. Aligned with KICD objectives. Developed by SeaVuria; technical implementation by ARES (with AI assistance from Claude). Licensed under </w:t>
       </w:r>
-      <w:hyperlink w:history="1" r:id="rId7gzg_ko5np5_j1mf34oec">
+      <w:hyperlink w:history="1" r:id="rId72fbbfs_cek6a3ad0v8g4">
         <w:r>
           <w:rPr>
             <w:rFonts w:ascii="Arial" w:cs="Arial" w:eastAsia="Arial" w:hAnsi="Arial"/>
@@ -20448,7 +20448,7 @@
         </w:rPr>
         <w:t xml:space="preserve"> (</w:t>
       </w:r>
-      <w:hyperlink w:history="1" r:id="rIdherabv-txljk88tgy0zjx">
+      <w:hyperlink w:history="1" r:id="rIdlow-fhyohjec7vce9fjs7">
         <w:r>
           <w:rPr>
             <w:rFonts w:ascii="Arial" w:cs="Arial" w:eastAsia="Arial" w:hAnsi="Arial"/>
@@ -21461,7 +21461,7 @@
             <w:pPr>
               <w:spacing w:after="20" w:before="0"/>
             </w:pPr>
-            <w:hyperlink w:history="1" r:id="rId2ftjecs7oa_b09tlisk6w">
+            <w:hyperlink w:history="1" r:id="rId2f0q3ajuh-6tbgwqyricy">
               <w:r>
                 <w:rPr>
                   <w:rFonts w:ascii="Arial" w:cs="Arial" w:eastAsia="Arial" w:hAnsi="Arial"/>
@@ -21494,7 +21494,7 @@
               <w:spacing w:after="10" w:before="0"/>
               <w:ind w:left="120"/>
             </w:pPr>
-            <w:hyperlink w:history="1" r:id="rIdkha28lohhouam1quxtjkb">
+            <w:hyperlink w:history="1" r:id="rId84npkd4yfglzppx5eikn_">
               <w:r>
                 <w:rPr>
                   <w:rFonts w:ascii="Arial" w:cs="Arial" w:eastAsia="Arial" w:hAnsi="Arial"/>
@@ -21539,7 +21539,7 @@
             <w:pPr>
               <w:spacing w:after="20" w:before="0"/>
             </w:pPr>
-            <w:hyperlink w:history="1" r:id="rIduhfdtvdjtsizalhh5uxa8">
+            <w:hyperlink w:history="1" r:id="rIdwoohhybdezbyggmzlml3e">
               <w:r>
                 <w:rPr>
                   <w:rFonts w:ascii="Arial" w:cs="Arial" w:eastAsia="Arial" w:hAnsi="Arial"/>
@@ -21572,7 +21572,7 @@
               <w:spacing w:after="10" w:before="0"/>
               <w:ind w:left="120"/>
             </w:pPr>
-            <w:hyperlink w:history="1" r:id="rIdm07ticxxao_3wc24uxoig">
+            <w:hyperlink w:history="1" r:id="rIdlbllbjtji7uum_boiotjc">
               <w:r>
                 <w:rPr>
                   <w:rFonts w:ascii="Arial" w:cs="Arial" w:eastAsia="Arial" w:hAnsi="Arial"/>
@@ -21767,7 +21767,7 @@
             <w:pPr>
               <w:spacing w:after="20" w:before="0"/>
             </w:pPr>
-            <w:hyperlink w:history="1" r:id="rIdks6y65u_5tszhpdmadjhi">
+            <w:hyperlink w:history="1" r:id="rIdomzp_xgmgmi4abhgzxxwc">
               <w:r>
                 <w:rPr>
                   <w:rFonts w:ascii="Arial" w:cs="Arial" w:eastAsia="Arial" w:hAnsi="Arial"/>
@@ -21800,7 +21800,7 @@
               <w:spacing w:after="10" w:before="0"/>
               <w:ind w:left="120"/>
             </w:pPr>
-            <w:hyperlink w:history="1" r:id="rIdarfqsytinae6y2_rgqgz2">
+            <w:hyperlink w:history="1" r:id="rIdqnx03shgo20ba4kg_qcis">
               <w:r>
                 <w:rPr>
                   <w:rFonts w:ascii="Arial" w:cs="Arial" w:eastAsia="Arial" w:hAnsi="Arial"/>
@@ -21845,7 +21845,7 @@
             <w:pPr>
               <w:spacing w:after="20" w:before="0"/>
             </w:pPr>
-            <w:hyperlink w:history="1" r:id="rIdsijcfmbjmkkkcqkd3uuxg">
+            <w:hyperlink w:history="1" r:id="rIdaa0h5fjmz9kgnvlqz0it9">
               <w:r>
                 <w:rPr>
                   <w:rFonts w:ascii="Arial" w:cs="Arial" w:eastAsia="Arial" w:hAnsi="Arial"/>
@@ -21878,7 +21878,7 @@
               <w:spacing w:after="10" w:before="0"/>
               <w:ind w:left="120"/>
             </w:pPr>
-            <w:hyperlink w:history="1" r:id="rIdibh8jalygnipg8n0vidjm">
+            <w:hyperlink w:history="1" r:id="rIdshu69rgt4dcvielbkqbby">
               <w:r>
                 <w:rPr>
                   <w:rFonts w:ascii="Arial" w:cs="Arial" w:eastAsia="Arial" w:hAnsi="Arial"/>
@@ -22377,7 +22377,7 @@
             <w:pPr>
               <w:spacing w:after="20" w:before="0"/>
             </w:pPr>
-            <w:hyperlink w:history="1" r:id="rIdzh4on0c6hftgdleytgakw">
+            <w:hyperlink w:history="1" r:id="rIdxekeeljhj6nc8hginmcpg">
               <w:r>
                 <w:rPr>
                   <w:rFonts w:ascii="Arial" w:cs="Arial" w:eastAsia="Arial" w:hAnsi="Arial"/>
@@ -22410,7 +22410,7 @@
               <w:spacing w:after="10" w:before="0"/>
               <w:ind w:left="120"/>
             </w:pPr>
-            <w:hyperlink w:history="1" r:id="rIda-o1ukmfvhkssalwxuc4u">
+            <w:hyperlink w:history="1" r:id="rId-rqo1pv1hhwjc2pjng5br">
               <w:r>
                 <w:rPr>
                   <w:rFonts w:ascii="Arial" w:cs="Arial" w:eastAsia="Arial" w:hAnsi="Arial"/>
@@ -22455,7 +22455,7 @@
             <w:pPr>
               <w:spacing w:after="20" w:before="0"/>
             </w:pPr>
-            <w:hyperlink w:history="1" r:id="rIdgmv4v8epbl9wd4ibmdgrr">
+            <w:hyperlink w:history="1" r:id="rIdajjexjpmcr2vef4wkal23">
               <w:r>
                 <w:rPr>
                   <w:rFonts w:ascii="Arial" w:cs="Arial" w:eastAsia="Arial" w:hAnsi="Arial"/>
@@ -22488,7 +22488,7 @@
               <w:spacing w:after="10" w:before="0"/>
               <w:ind w:left="120"/>
             </w:pPr>
-            <w:hyperlink w:history="1" r:id="rIdttujo_dmoolyb_5x143dn">
+            <w:hyperlink w:history="1" r:id="rId2_vqgtecwv8ivgkeu8u9e">
               <w:r>
                 <w:rPr>
                   <w:rFonts w:ascii="Arial" w:cs="Arial" w:eastAsia="Arial" w:hAnsi="Arial"/>
@@ -22854,7 +22854,7 @@
             <w:pPr>
               <w:spacing w:after="20" w:before="0"/>
             </w:pPr>
-            <w:hyperlink w:history="1" r:id="rIdaud41ikmzhypj9gztcvqe">
+            <w:hyperlink w:history="1" r:id="rId1oszrppxfzi7buaeqv-ke">
               <w:r>
                 <w:rPr>
                   <w:rFonts w:ascii="Arial" w:cs="Arial" w:eastAsia="Arial" w:hAnsi="Arial"/>
@@ -22887,7 +22887,7 @@
               <w:spacing w:after="10" w:before="0"/>
               <w:ind w:left="120"/>
             </w:pPr>
-            <w:hyperlink w:history="1" r:id="rIdhye9ixdg2qcpzsyhya3md">
+            <w:hyperlink w:history="1" r:id="rId9wf7ql56eiyrdklsoazhf">
               <w:r>
                 <w:rPr>
                   <w:rFonts w:ascii="Arial" w:cs="Arial" w:eastAsia="Arial" w:hAnsi="Arial"/>
@@ -22932,7 +22932,7 @@
             <w:pPr>
               <w:spacing w:after="20" w:before="0"/>
             </w:pPr>
-            <w:hyperlink w:history="1" r:id="rId1fgaronwtdf_usdbo7qck">
+            <w:hyperlink w:history="1" r:id="rIdhhtc7ffq7pldehpyfch0s">
               <w:r>
                 <w:rPr>
                   <w:rFonts w:ascii="Arial" w:cs="Arial" w:eastAsia="Arial" w:hAnsi="Arial"/>
@@ -22965,7 +22965,7 @@
               <w:spacing w:after="10" w:before="0"/>
               <w:ind w:left="120"/>
             </w:pPr>
-            <w:hyperlink w:history="1" r:id="rIdnxcexlcicqu1hz-jiqfyh">
+            <w:hyperlink w:history="1" r:id="rIdcqhloqmplxvesi9c2pyra">
               <w:r>
                 <w:rPr>
                   <w:rFonts w:ascii="Arial" w:cs="Arial" w:eastAsia="Arial" w:hAnsi="Arial"/>
@@ -23160,7 +23160,7 @@
             <w:pPr>
               <w:spacing w:after="20" w:before="0"/>
             </w:pPr>
-            <w:hyperlink w:history="1" r:id="rIdte889v0hvmmm7jttik5ci">
+            <w:hyperlink w:history="1" r:id="rIdn6lemfjdbmpnw_it2q3pd">
               <w:r>
                 <w:rPr>
                   <w:rFonts w:ascii="Arial" w:cs="Arial" w:eastAsia="Arial" w:hAnsi="Arial"/>
@@ -23193,7 +23193,7 @@
               <w:spacing w:after="10" w:before="0"/>
               <w:ind w:left="120"/>
             </w:pPr>
-            <w:hyperlink w:history="1" r:id="rIdoctjxjp05vq3kqva2aqny">
+            <w:hyperlink w:history="1" r:id="rIdovtj2zz6o11im_trov_i-">
               <w:r>
                 <w:rPr>
                   <w:rFonts w:ascii="Arial" w:cs="Arial" w:eastAsia="Arial" w:hAnsi="Arial"/>
@@ -23238,7 +23238,7 @@
             <w:pPr>
               <w:spacing w:after="20" w:before="0"/>
             </w:pPr>
-            <w:hyperlink w:history="1" r:id="rId4x_1vucktcniywsmibndj">
+            <w:hyperlink w:history="1" r:id="rIdefnn1yrv0arotggvkggmf">
               <w:r>
                 <w:rPr>
                   <w:rFonts w:ascii="Arial" w:cs="Arial" w:eastAsia="Arial" w:hAnsi="Arial"/>
@@ -23287,7 +23287,7 @@
               <w:spacing w:after="10" w:before="0"/>
               <w:ind w:left="120"/>
             </w:pPr>
-            <w:hyperlink w:history="1" r:id="rIdowk8jvow9frnmxtdq_frf">
+            <w:hyperlink w:history="1" r:id="rId6sy09djhmwummutxvwhd-">
               <w:r>
                 <w:rPr>
                   <w:rFonts w:ascii="Arial" w:cs="Arial" w:eastAsia="Arial" w:hAnsi="Arial"/>
@@ -23799,7 +23799,7 @@
         </w:rPr>
         <w:t xml:space="preserve">© 2026 SeaVuria and ARES. Aligned with KICD objectives. Developed by SeaVuria; technical implementation by ARES (with AI assistance from Claude). Licensed under </w:t>
       </w:r>
-      <w:hyperlink w:history="1" r:id="rIdtkpoxel7zt52yqjr1uzry">
+      <w:hyperlink w:history="1" r:id="rIdhlhdmzwv02yzktlclnly8">
         <w:r>
           <w:rPr>
             <w:rFonts w:ascii="Arial" w:cs="Arial" w:eastAsia="Arial" w:hAnsi="Arial"/>
@@ -23820,7 +23820,7 @@
         </w:rPr>
         <w:t xml:space="preserve"> (</w:t>
       </w:r>
-      <w:hyperlink w:history="1" r:id="rIdcmutdlyqtj3zpueotikvq">
+      <w:hyperlink w:history="1" r:id="rIdd8pjjbqzg4c0lhpj5-c13">
         <w:r>
           <w:rPr>
             <w:rFonts w:ascii="Arial" w:cs="Arial" w:eastAsia="Arial" w:hAnsi="Arial"/>
@@ -24833,7 +24833,7 @@
             <w:pPr>
               <w:spacing w:after="20" w:before="0"/>
             </w:pPr>
-            <w:hyperlink w:history="1" r:id="rIdysowgaiyeayqymibjerdz">
+            <w:hyperlink w:history="1" r:id="rIdgxlz-252r9sponvbkvul0">
               <w:r>
                 <w:rPr>
                   <w:rFonts w:ascii="Arial" w:cs="Arial" w:eastAsia="Arial" w:hAnsi="Arial"/>
@@ -24866,7 +24866,7 @@
               <w:spacing w:after="10" w:before="0"/>
               <w:ind w:left="120"/>
             </w:pPr>
-            <w:hyperlink w:history="1" r:id="rIdhq0fkzwizq9wjjqcte1a4">
+            <w:hyperlink w:history="1" r:id="rIdrxklxo7bemxqgnpvztfsb">
               <w:r>
                 <w:rPr>
                   <w:rFonts w:ascii="Arial" w:cs="Arial" w:eastAsia="Arial" w:hAnsi="Arial"/>
@@ -24911,7 +24911,7 @@
             <w:pPr>
               <w:spacing w:after="20" w:before="0"/>
             </w:pPr>
-            <w:hyperlink w:history="1" r:id="rIdakp2tmggoeu4acrmhmmuo">
+            <w:hyperlink w:history="1" r:id="rIdeidrywddmke5h87og3ckx">
               <w:r>
                 <w:rPr>
                   <w:rFonts w:ascii="Arial" w:cs="Arial" w:eastAsia="Arial" w:hAnsi="Arial"/>
@@ -24944,7 +24944,7 @@
               <w:spacing w:after="10" w:before="0"/>
               <w:ind w:left="120"/>
             </w:pPr>
-            <w:hyperlink w:history="1" r:id="rId2vunhgvxyc25alazph_zz">
+            <w:hyperlink w:history="1" r:id="rId3woezfdf4hu6cusqe9ebu">
               <w:r>
                 <w:rPr>
                   <w:rFonts w:ascii="Arial" w:cs="Arial" w:eastAsia="Arial" w:hAnsi="Arial"/>
@@ -25139,7 +25139,7 @@
             <w:pPr>
               <w:spacing w:after="20" w:before="0"/>
             </w:pPr>
-            <w:hyperlink w:history="1" r:id="rIdbrdfqb9duiegu-4ay7o1o">
+            <w:hyperlink w:history="1" r:id="rIdyhk2gonsjidgprppqxgxh">
               <w:r>
                 <w:rPr>
                   <w:rFonts w:ascii="Arial" w:cs="Arial" w:eastAsia="Arial" w:hAnsi="Arial"/>
@@ -25172,7 +25172,7 @@
               <w:spacing w:after="10" w:before="0"/>
               <w:ind w:left="120"/>
             </w:pPr>
-            <w:hyperlink w:history="1" r:id="rIdn807n6chb38_lblpwwgqo">
+            <w:hyperlink w:history="1" r:id="rIdlo6zm_fv2sldi--elkewk">
               <w:r>
                 <w:rPr>
                   <w:rFonts w:ascii="Arial" w:cs="Arial" w:eastAsia="Arial" w:hAnsi="Arial"/>
@@ -25217,7 +25217,7 @@
             <w:pPr>
               <w:spacing w:after="20" w:before="0"/>
             </w:pPr>
-            <w:hyperlink w:history="1" r:id="rIdew-wlwmkttaxdy_-nb68z">
+            <w:hyperlink w:history="1" r:id="rIdrsdacgtojxgye1zb7gtl9">
               <w:r>
                 <w:rPr>
                   <w:rFonts w:ascii="Arial" w:cs="Arial" w:eastAsia="Arial" w:hAnsi="Arial"/>
@@ -25250,7 +25250,7 @@
               <w:spacing w:after="10" w:before="0"/>
               <w:ind w:left="120"/>
             </w:pPr>
-            <w:hyperlink w:history="1" r:id="rIdpk8jl8u50jsp1w9uvhhyl">
+            <w:hyperlink w:history="1" r:id="rIddd5l6hbsoyxwrnsx1atps">
               <w:r>
                 <w:rPr>
                   <w:rFonts w:ascii="Arial" w:cs="Arial" w:eastAsia="Arial" w:hAnsi="Arial"/>
@@ -25445,7 +25445,7 @@
             <w:pPr>
               <w:spacing w:after="20" w:before="0"/>
             </w:pPr>
-            <w:hyperlink w:history="1" r:id="rId8cfrkjzn8sgbn90-zpodb">
+            <w:hyperlink w:history="1" r:id="rId2x-ktqqryonjujm0f-s1y">
               <w:r>
                 <w:rPr>
                   <w:rFonts w:ascii="Arial" w:cs="Arial" w:eastAsia="Arial" w:hAnsi="Arial"/>
@@ -25478,7 +25478,7 @@
               <w:spacing w:after="10" w:before="0"/>
               <w:ind w:left="120"/>
             </w:pPr>
-            <w:hyperlink w:history="1" r:id="rIdnbvpkxj6p3yuvzsp_qstg">
+            <w:hyperlink w:history="1" r:id="rIdyvfmnzyvhzlcoedmd_xnt">
               <w:r>
                 <w:rPr>
                   <w:rFonts w:ascii="Arial" w:cs="Arial" w:eastAsia="Arial" w:hAnsi="Arial"/>
@@ -25523,7 +25523,7 @@
             <w:pPr>
               <w:spacing w:after="20" w:before="0"/>
             </w:pPr>
-            <w:hyperlink w:history="1" r:id="rId-i9fokykvumgj8m5wpmv-">
+            <w:hyperlink w:history="1" r:id="rIdievsr6zymkpq90esh_oi_">
               <w:r>
                 <w:rPr>
                   <w:rFonts w:ascii="Arial" w:cs="Arial" w:eastAsia="Arial" w:hAnsi="Arial"/>
@@ -25556,7 +25556,7 @@
               <w:spacing w:after="10" w:before="0"/>
               <w:ind w:left="120"/>
             </w:pPr>
-            <w:hyperlink w:history="1" r:id="rIdsokge825lx4sw1ocxy0v9">
+            <w:hyperlink w:history="1" r:id="rIdcndjhigya7r5iswqxc7ma">
               <w:r>
                 <w:rPr>
                   <w:rFonts w:ascii="Arial" w:cs="Arial" w:eastAsia="Arial" w:hAnsi="Arial"/>
@@ -25751,7 +25751,7 @@
             <w:pPr>
               <w:spacing w:after="20" w:before="0"/>
             </w:pPr>
-            <w:hyperlink w:history="1" r:id="rIdtsvvub_gfwtna-ekiekfj">
+            <w:hyperlink w:history="1" r:id="rIdad7wnrwtf536shq1fl8bk">
               <w:r>
                 <w:rPr>
                   <w:rFonts w:ascii="Arial" w:cs="Arial" w:eastAsia="Arial" w:hAnsi="Arial"/>
@@ -25784,7 +25784,7 @@
               <w:spacing w:after="10" w:before="0"/>
               <w:ind w:left="120"/>
             </w:pPr>
-            <w:hyperlink w:history="1" r:id="rId4asd4nkrbkamen_f8jmpy">
+            <w:hyperlink w:history="1" r:id="rId-u6s5cf0tjgimhinz5kzu">
               <w:r>
                 <w:rPr>
                   <w:rFonts w:ascii="Arial" w:cs="Arial" w:eastAsia="Arial" w:hAnsi="Arial"/>
@@ -25829,7 +25829,7 @@
             <w:pPr>
               <w:spacing w:after="20" w:before="0"/>
             </w:pPr>
-            <w:hyperlink w:history="1" r:id="rId5kgfuext1hzemrqmirz38">
+            <w:hyperlink w:history="1" r:id="rIdnmzhodm9ijmcaervweowp">
               <w:r>
                 <w:rPr>
                   <w:rFonts w:ascii="Arial" w:cs="Arial" w:eastAsia="Arial" w:hAnsi="Arial"/>
@@ -25862,7 +25862,7 @@
               <w:spacing w:after="10" w:before="0"/>
               <w:ind w:left="120"/>
             </w:pPr>
-            <w:hyperlink w:history="1" r:id="rIdmnd55e81pcsymdj4_t5ys">
+            <w:hyperlink w:history="1" r:id="rId4eb5k2vg0lebeuayaafbm">
               <w:r>
                 <w:rPr>
                   <w:rFonts w:ascii="Arial" w:cs="Arial" w:eastAsia="Arial" w:hAnsi="Arial"/>
@@ -26057,7 +26057,7 @@
             <w:pPr>
               <w:spacing w:after="20" w:before="0"/>
             </w:pPr>
-            <w:hyperlink w:history="1" r:id="rId39o_swtkhojpj9yunai4m">
+            <w:hyperlink w:history="1" r:id="rId7uyiew6gvwzdba3xxm-sr">
               <w:r>
                 <w:rPr>
                   <w:rFonts w:ascii="Arial" w:cs="Arial" w:eastAsia="Arial" w:hAnsi="Arial"/>
@@ -26090,7 +26090,7 @@
               <w:spacing w:after="10" w:before="0"/>
               <w:ind w:left="120"/>
             </w:pPr>
-            <w:hyperlink w:history="1" r:id="rIdqewg83bj-gnswplat8k_8">
+            <w:hyperlink w:history="1" r:id="rIdkhycq7hdl2fjvt7cg-c-t">
               <w:r>
                 <w:rPr>
                   <w:rFonts w:ascii="Arial" w:cs="Arial" w:eastAsia="Arial" w:hAnsi="Arial"/>
@@ -26135,7 +26135,7 @@
             <w:pPr>
               <w:spacing w:after="20" w:before="0"/>
             </w:pPr>
-            <w:hyperlink w:history="1" r:id="rIdtqk8qpqywttlfip0miu_e">
+            <w:hyperlink w:history="1" r:id="rIduakn4widg4a_oip54_jzq">
               <w:r>
                 <w:rPr>
                   <w:rFonts w:ascii="Arial" w:cs="Arial" w:eastAsia="Arial" w:hAnsi="Arial"/>
@@ -26184,7 +26184,7 @@
               <w:spacing w:after="10" w:before="0"/>
               <w:ind w:left="120"/>
             </w:pPr>
-            <w:hyperlink w:history="1" r:id="rIdiuzai-4fszif7ziz00clb">
+            <w:hyperlink w:history="1" r:id="rIdwor8lp3pduff2v5foch6p">
               <w:r>
                 <w:rPr>
                   <w:rFonts w:ascii="Arial" w:cs="Arial" w:eastAsia="Arial" w:hAnsi="Arial"/>
@@ -26696,7 +26696,7 @@
         </w:rPr>
         <w:t xml:space="preserve">© 2026 SeaVuria and ARES. Aligned with KICD objectives. Developed by SeaVuria; technical implementation by ARES (with AI assistance from Claude). Licensed under </w:t>
       </w:r>
-      <w:hyperlink w:history="1" r:id="rId12baucgnmu9ww7mwwnpuz">
+      <w:hyperlink w:history="1" r:id="rIdmviu4u-d-vkeguv1nu1-f">
         <w:r>
           <w:rPr>
             <w:rFonts w:ascii="Arial" w:cs="Arial" w:eastAsia="Arial" w:hAnsi="Arial"/>
@@ -26717,7 +26717,7 @@
         </w:rPr>
         <w:t xml:space="preserve"> (</w:t>
       </w:r>
-      <w:hyperlink w:history="1" r:id="rIdxanzvjxporfvyutyij3bc">
+      <w:hyperlink w:history="1" r:id="rIdtid8t1tjkbmd4frpwh2_f">
         <w:r>
           <w:rPr>
             <w:rFonts w:ascii="Arial" w:cs="Arial" w:eastAsia="Arial" w:hAnsi="Arial"/>

--- a/data/outputs/v2/Core_Mathematics/SS2.7_Surface_Area_and_Volume_of_Solids/Core_Mathematics_Surface_Area_and_Volume_of_Solids_CBE_LessonSequence.docx
+++ b/data/outputs/v2/Core_Mathematics/SS2.7_Surface_Area_and_Volume_of_Solids/Core_Mathematics_Surface_Area_and_Volume_of_Solids_CBE_LessonSequence.docx
@@ -2484,7 +2484,7 @@
         </w:rPr>
         <w:t xml:space="preserve">© 2026 SeaVuria and ARES. This work is licensed under a </w:t>
       </w:r>
-      <w:hyperlink w:history="1" r:id="rId6lb_zwapy6ufvasf6uys9">
+      <w:hyperlink w:history="1" r:id="rIdi5ibxxyszd9e1--exeir4">
         <w:r>
           <w:rPr>
             <w:rFonts w:ascii="Arial" w:cs="Arial" w:eastAsia="Arial" w:hAnsi="Arial"/>
@@ -2504,7 +2504,7 @@
         </w:rPr>
         <w:t xml:space="preserve"> (</w:t>
       </w:r>
-      <w:hyperlink w:history="1" r:id="rIdqjm4xydbndmvkojkhux5h">
+      <w:hyperlink w:history="1" r:id="rId0itnfqqixbeb0c_hnyqpb">
         <w:r>
           <w:rPr>
             <w:rFonts w:ascii="Arial" w:cs="Arial" w:eastAsia="Arial" w:hAnsi="Arial"/>
@@ -2524,7 +2524,7 @@
         </w:rPr>
         <w:t xml:space="preserve">). To view a copy of this license, visit </w:t>
       </w:r>
-      <w:hyperlink w:history="1" r:id="rIdta_ke2vee22fqfc2xkiru">
+      <w:hyperlink w:history="1" r:id="rIdj-jhgwf48r90gymavpvsh">
         <w:r>
           <w:rPr>
             <w:rFonts w:ascii="Arial" w:cs="Arial" w:eastAsia="Arial" w:hAnsi="Arial"/>
@@ -3536,7 +3536,7 @@
             <w:pPr>
               <w:spacing w:after="20" w:before="0"/>
             </w:pPr>
-            <w:hyperlink w:history="1" r:id="rIdumz140avptveoxci5s5gf">
+            <w:hyperlink w:history="1" r:id="rIdrfi1ccsx6d6dhyyukojmg">
               <w:r>
                 <w:rPr>
                   <w:rFonts w:ascii="Arial" w:cs="Arial" w:eastAsia="Arial" w:hAnsi="Arial"/>
@@ -3569,7 +3569,7 @@
               <w:spacing w:after="10" w:before="0"/>
               <w:ind w:left="120"/>
             </w:pPr>
-            <w:hyperlink w:history="1" r:id="rIdvybvpphgbuqrhaae2h_2b">
+            <w:hyperlink w:history="1" r:id="rIdspykt_gfxw0dat41pguzx">
               <w:r>
                 <w:rPr>
                   <w:rFonts w:ascii="Arial" w:cs="Arial" w:eastAsia="Arial" w:hAnsi="Arial"/>
@@ -3614,7 +3614,7 @@
             <w:pPr>
               <w:spacing w:after="20" w:before="0"/>
             </w:pPr>
-            <w:hyperlink w:history="1" r:id="rId26zhmf4vsznynouhi1pz4">
+            <w:hyperlink w:history="1" r:id="rIdlusldklrk3pqenenk_got">
               <w:r>
                 <w:rPr>
                   <w:rFonts w:ascii="Arial" w:cs="Arial" w:eastAsia="Arial" w:hAnsi="Arial"/>
@@ -3647,7 +3647,7 @@
               <w:spacing w:after="10" w:before="0"/>
               <w:ind w:left="120"/>
             </w:pPr>
-            <w:hyperlink w:history="1" r:id="rIde-x9_xawvwcpgwi9arzze">
+            <w:hyperlink w:history="1" r:id="rIdnsube78hxqhsino_m3thm">
               <w:r>
                 <w:rPr>
                   <w:rFonts w:ascii="Arial" w:cs="Arial" w:eastAsia="Arial" w:hAnsi="Arial"/>
@@ -3842,7 +3842,7 @@
             <w:pPr>
               <w:spacing w:after="20" w:before="0"/>
             </w:pPr>
-            <w:hyperlink w:history="1" r:id="rIdx8lwtmjkxd5kgfxmizhim">
+            <w:hyperlink w:history="1" r:id="rIday0izmi22cmx-xgoxyshh">
               <w:r>
                 <w:rPr>
                   <w:rFonts w:ascii="Arial" w:cs="Arial" w:eastAsia="Arial" w:hAnsi="Arial"/>
@@ -3875,7 +3875,7 @@
               <w:spacing w:after="10" w:before="0"/>
               <w:ind w:left="120"/>
             </w:pPr>
-            <w:hyperlink w:history="1" r:id="rIdrexz1sf4kiozzbmwwmift">
+            <w:hyperlink w:history="1" r:id="rIdadqs5spku94wc_nkrdimk">
               <w:r>
                 <w:rPr>
                   <w:rFonts w:ascii="Arial" w:cs="Arial" w:eastAsia="Arial" w:hAnsi="Arial"/>
@@ -3920,7 +3920,7 @@
             <w:pPr>
               <w:spacing w:after="20" w:before="0"/>
             </w:pPr>
-            <w:hyperlink w:history="1" r:id="rIdbj3jlwmeezememi2l480o">
+            <w:hyperlink w:history="1" r:id="rIdlqsl4lmog_qnckifywik3">
               <w:r>
                 <w:rPr>
                   <w:rFonts w:ascii="Arial" w:cs="Arial" w:eastAsia="Arial" w:hAnsi="Arial"/>
@@ -3953,7 +3953,7 @@
               <w:spacing w:after="10" w:before="0"/>
               <w:ind w:left="120"/>
             </w:pPr>
-            <w:hyperlink w:history="1" r:id="rIdwmvaxqtjxgacntlakmw-b">
+            <w:hyperlink w:history="1" r:id="rIdl2lf2igcfyxripgvlxpm2">
               <w:r>
                 <w:rPr>
                   <w:rFonts w:ascii="Arial" w:cs="Arial" w:eastAsia="Arial" w:hAnsi="Arial"/>
@@ -4148,7 +4148,7 @@
             <w:pPr>
               <w:spacing w:after="20" w:before="0"/>
             </w:pPr>
-            <w:hyperlink w:history="1" r:id="rId8m4dnzgw7tttmcirrr0mn">
+            <w:hyperlink w:history="1" r:id="rIdtoi2tluitmj1oxa1meqis">
               <w:r>
                 <w:rPr>
                   <w:rFonts w:ascii="Arial" w:cs="Arial" w:eastAsia="Arial" w:hAnsi="Arial"/>
@@ -4181,7 +4181,7 @@
               <w:spacing w:after="10" w:before="0"/>
               <w:ind w:left="120"/>
             </w:pPr>
-            <w:hyperlink w:history="1" r:id="rIddoge6fshokmftkiyziykv">
+            <w:hyperlink w:history="1" r:id="rIdec2ghh1_1q6klkrc0mx0v">
               <w:r>
                 <w:rPr>
                   <w:rFonts w:ascii="Arial" w:cs="Arial" w:eastAsia="Arial" w:hAnsi="Arial"/>
@@ -4226,7 +4226,7 @@
             <w:pPr>
               <w:spacing w:after="20" w:before="0"/>
             </w:pPr>
-            <w:hyperlink w:history="1" r:id="rIdx3_qnb86kfoifxric4npw">
+            <w:hyperlink w:history="1" r:id="rIdosyrnse8w8yjos_xgsdwr">
               <w:r>
                 <w:rPr>
                   <w:rFonts w:ascii="Arial" w:cs="Arial" w:eastAsia="Arial" w:hAnsi="Arial"/>
@@ -4259,7 +4259,7 @@
               <w:spacing w:after="10" w:before="0"/>
               <w:ind w:left="120"/>
             </w:pPr>
-            <w:hyperlink w:history="1" r:id="rIdieshcjeztx8ix-pc8hhd4">
+            <w:hyperlink w:history="1" r:id="rIdbzxjwgwldcswgs9rfn5km">
               <w:r>
                 <w:rPr>
                   <w:rFonts w:ascii="Arial" w:cs="Arial" w:eastAsia="Arial" w:hAnsi="Arial"/>
@@ -4454,7 +4454,7 @@
             <w:pPr>
               <w:spacing w:after="20" w:before="0"/>
             </w:pPr>
-            <w:hyperlink w:history="1" r:id="rIdazcmat9z_ev1ubdnau8xr">
+            <w:hyperlink w:history="1" r:id="rIdklaid0vk1e8qhhkcf2aup">
               <w:r>
                 <w:rPr>
                   <w:rFonts w:ascii="Arial" w:cs="Arial" w:eastAsia="Arial" w:hAnsi="Arial"/>
@@ -4487,7 +4487,7 @@
               <w:spacing w:after="10" w:before="0"/>
               <w:ind w:left="120"/>
             </w:pPr>
-            <w:hyperlink w:history="1" r:id="rIdtd9re_wfjwkpwqdc88nl3">
+            <w:hyperlink w:history="1" r:id="rIdjsz3beo7apdlleol2qjmm">
               <w:r>
                 <w:rPr>
                   <w:rFonts w:ascii="Arial" w:cs="Arial" w:eastAsia="Arial" w:hAnsi="Arial"/>
@@ -4532,7 +4532,7 @@
             <w:pPr>
               <w:spacing w:after="20" w:before="0"/>
             </w:pPr>
-            <w:hyperlink w:history="1" r:id="rIdjfzc5f8iroomsawg0ube3">
+            <w:hyperlink w:history="1" r:id="rIdvf1gdvou_aip3jwhw8hsi">
               <w:r>
                 <w:rPr>
                   <w:rFonts w:ascii="Arial" w:cs="Arial" w:eastAsia="Arial" w:hAnsi="Arial"/>
@@ -4565,7 +4565,7 @@
               <w:spacing w:after="10" w:before="0"/>
               <w:ind w:left="120"/>
             </w:pPr>
-            <w:hyperlink w:history="1" r:id="rId1avjog6p27ain9u6z_hi0">
+            <w:hyperlink w:history="1" r:id="rId5vlehf-vkfgnfnkeqraos">
               <w:r>
                 <w:rPr>
                   <w:rFonts w:ascii="Arial" w:cs="Arial" w:eastAsia="Arial" w:hAnsi="Arial"/>
@@ -4760,7 +4760,7 @@
             <w:pPr>
               <w:spacing w:after="20" w:before="0"/>
             </w:pPr>
-            <w:hyperlink w:history="1" r:id="rIduxx_f8azpsc8eheabfjiz">
+            <w:hyperlink w:history="1" r:id="rIdjetesic-c7nhz3zuapztf">
               <w:r>
                 <w:rPr>
                   <w:rFonts w:ascii="Arial" w:cs="Arial" w:eastAsia="Arial" w:hAnsi="Arial"/>
@@ -4793,7 +4793,7 @@
               <w:spacing w:after="10" w:before="0"/>
               <w:ind w:left="120"/>
             </w:pPr>
-            <w:hyperlink w:history="1" r:id="rIdsjyz8ad1lqbb9smrs05sd">
+            <w:hyperlink w:history="1" r:id="rIdmzsnfa89cngpmejmrgsoc">
               <w:r>
                 <w:rPr>
                   <w:rFonts w:ascii="Arial" w:cs="Arial" w:eastAsia="Arial" w:hAnsi="Arial"/>
@@ -4838,7 +4838,7 @@
             <w:pPr>
               <w:spacing w:after="20" w:before="0"/>
             </w:pPr>
-            <w:hyperlink w:history="1" r:id="rId1ozuomv2gi7abc2qn73tq">
+            <w:hyperlink w:history="1" r:id="rIdkrhfgfgsk-r_aix_36-mw">
               <w:r>
                 <w:rPr>
                   <w:rFonts w:ascii="Arial" w:cs="Arial" w:eastAsia="Arial" w:hAnsi="Arial"/>
@@ -4871,7 +4871,7 @@
               <w:spacing w:after="10" w:before="0"/>
               <w:ind w:left="120"/>
             </w:pPr>
-            <w:hyperlink w:history="1" r:id="rIdwqb7khwwjzc-rmo453odg">
+            <w:hyperlink w:history="1" r:id="rIdkl0sdnvduzwxsbexncibd">
               <w:r>
                 <w:rPr>
                   <w:rFonts w:ascii="Arial" w:cs="Arial" w:eastAsia="Arial" w:hAnsi="Arial"/>
@@ -5383,7 +5383,7 @@
         </w:rPr>
         <w:t xml:space="preserve">© 2026 SeaVuria and ARES. Aligned with KICD objectives. Developed by SeaVuria; technical implementation by ARES (with AI assistance from Claude). Licensed under </w:t>
       </w:r>
-      <w:hyperlink w:history="1" r:id="rIddkpguenfxwrp1v2kqd8gl">
+      <w:hyperlink w:history="1" r:id="rIdxbazhtbphye3porkmuhkf">
         <w:r>
           <w:rPr>
             <w:rFonts w:ascii="Arial" w:cs="Arial" w:eastAsia="Arial" w:hAnsi="Arial"/>
@@ -5404,7 +5404,7 @@
         </w:rPr>
         <w:t xml:space="preserve"> (</w:t>
       </w:r>
-      <w:hyperlink w:history="1" r:id="rId_xdvthvdl6tnum8s3pfn7">
+      <w:hyperlink w:history="1" r:id="rIdmvayw8qeg9k0vpzc39i_c">
         <w:r>
           <w:rPr>
             <w:rFonts w:ascii="Arial" w:cs="Arial" w:eastAsia="Arial" w:hAnsi="Arial"/>
@@ -6417,7 +6417,7 @@
             <w:pPr>
               <w:spacing w:after="20" w:before="0"/>
             </w:pPr>
-            <w:hyperlink w:history="1" r:id="rId5npg11ckouxiwjc2hlhuq">
+            <w:hyperlink w:history="1" r:id="rId-gtv9nfzgnyk43kkpiyjw">
               <w:r>
                 <w:rPr>
                   <w:rFonts w:ascii="Arial" w:cs="Arial" w:eastAsia="Arial" w:hAnsi="Arial"/>
@@ -6450,7 +6450,7 @@
               <w:spacing w:after="10" w:before="0"/>
               <w:ind w:left="120"/>
             </w:pPr>
-            <w:hyperlink w:history="1" r:id="rIdtmeil5buq3rjifcfdkeim">
+            <w:hyperlink w:history="1" r:id="rIdlx88tlkujgo3fg2b8uf4w">
               <w:r>
                 <w:rPr>
                   <w:rFonts w:ascii="Arial" w:cs="Arial" w:eastAsia="Arial" w:hAnsi="Arial"/>
@@ -6495,7 +6495,7 @@
             <w:pPr>
               <w:spacing w:after="20" w:before="0"/>
             </w:pPr>
-            <w:hyperlink w:history="1" r:id="rIdu15qpfjqayyhjdc2xmjds">
+            <w:hyperlink w:history="1" r:id="rIdmq0p4tvoghrlu3deillas">
               <w:r>
                 <w:rPr>
                   <w:rFonts w:ascii="Arial" w:cs="Arial" w:eastAsia="Arial" w:hAnsi="Arial"/>
@@ -6528,7 +6528,7 @@
               <w:spacing w:after="10" w:before="0"/>
               <w:ind w:left="120"/>
             </w:pPr>
-            <w:hyperlink w:history="1" r:id="rIdn10k7sfwi71p7hff3hedn">
+            <w:hyperlink w:history="1" r:id="rIdvme1lsodfwxci7foawn-6">
               <w:r>
                 <w:rPr>
                   <w:rFonts w:ascii="Arial" w:cs="Arial" w:eastAsia="Arial" w:hAnsi="Arial"/>
@@ -6723,7 +6723,7 @@
             <w:pPr>
               <w:spacing w:after="20" w:before="0"/>
             </w:pPr>
-            <w:hyperlink w:history="1" r:id="rIde61ans7eabe-9h5epusov">
+            <w:hyperlink w:history="1" r:id="rIds7pzqqlstwlfxbraxom0i">
               <w:r>
                 <w:rPr>
                   <w:rFonts w:ascii="Arial" w:cs="Arial" w:eastAsia="Arial" w:hAnsi="Arial"/>
@@ -6756,7 +6756,7 @@
               <w:spacing w:after="10" w:before="0"/>
               <w:ind w:left="120"/>
             </w:pPr>
-            <w:hyperlink w:history="1" r:id="rIddviyfpzainihyyunpq3u0">
+            <w:hyperlink w:history="1" r:id="rIdugyiosbmqgas1dgkmgt1f">
               <w:r>
                 <w:rPr>
                   <w:rFonts w:ascii="Arial" w:cs="Arial" w:eastAsia="Arial" w:hAnsi="Arial"/>
@@ -6801,7 +6801,7 @@
             <w:pPr>
               <w:spacing w:after="20" w:before="0"/>
             </w:pPr>
-            <w:hyperlink w:history="1" r:id="rIdtlsn1d1mpd_pdumpjyneb">
+            <w:hyperlink w:history="1" r:id="rIdpwaubwhecokmd9001gnqx">
               <w:r>
                 <w:rPr>
                   <w:rFonts w:ascii="Arial" w:cs="Arial" w:eastAsia="Arial" w:hAnsi="Arial"/>
@@ -6834,7 +6834,7 @@
               <w:spacing w:after="10" w:before="0"/>
               <w:ind w:left="120"/>
             </w:pPr>
-            <w:hyperlink w:history="1" r:id="rIdradvet1vjzl1eaz-zuaru">
+            <w:hyperlink w:history="1" r:id="rId05x6_fgsxp6p84u1d5pyp">
               <w:r>
                 <w:rPr>
                   <w:rFonts w:ascii="Arial" w:cs="Arial" w:eastAsia="Arial" w:hAnsi="Arial"/>
@@ -7029,7 +7029,7 @@
             <w:pPr>
               <w:spacing w:after="20" w:before="0"/>
             </w:pPr>
-            <w:hyperlink w:history="1" r:id="rIdppa_okm8vhbln-69bdgws">
+            <w:hyperlink w:history="1" r:id="rIdcgqo-91ei0pawk8nkrozj">
               <w:r>
                 <w:rPr>
                   <w:rFonts w:ascii="Arial" w:cs="Arial" w:eastAsia="Arial" w:hAnsi="Arial"/>
@@ -7078,7 +7078,7 @@
               <w:spacing w:after="10" w:before="0"/>
               <w:ind w:left="120"/>
             </w:pPr>
-            <w:hyperlink w:history="1" r:id="rIdu-8ezu7yfy4mwphxtmivv">
+            <w:hyperlink w:history="1" r:id="rIdaljrjsz7oomlzzxavzauy">
               <w:r>
                 <w:rPr>
                   <w:rFonts w:ascii="Arial" w:cs="Arial" w:eastAsia="Arial" w:hAnsi="Arial"/>
@@ -7123,7 +7123,7 @@
             <w:pPr>
               <w:spacing w:after="20" w:before="0"/>
             </w:pPr>
-            <w:hyperlink w:history="1" r:id="rId-ys8rz_1ke3chfrtx7_xc">
+            <w:hyperlink w:history="1" r:id="rIdxpk73aer2zutvp0haf3jt">
               <w:r>
                 <w:rPr>
                   <w:rFonts w:ascii="Arial" w:cs="Arial" w:eastAsia="Arial" w:hAnsi="Arial"/>
@@ -7156,7 +7156,7 @@
               <w:spacing w:after="10" w:before="0"/>
               <w:ind w:left="120"/>
             </w:pPr>
-            <w:hyperlink w:history="1" r:id="rIdixtbkfjgrdadv2atx9tub">
+            <w:hyperlink w:history="1" r:id="rId_x26jwiptqogx6h5-mqmk">
               <w:r>
                 <w:rPr>
                   <w:rFonts w:ascii="Arial" w:cs="Arial" w:eastAsia="Arial" w:hAnsi="Arial"/>
@@ -7351,7 +7351,7 @@
             <w:pPr>
               <w:spacing w:after="20" w:before="0"/>
             </w:pPr>
-            <w:hyperlink w:history="1" r:id="rIdoogffnq5fzhdnueyusq5s">
+            <w:hyperlink w:history="1" r:id="rIdp4zctywsy_3xan5i_zlfe">
               <w:r>
                 <w:rPr>
                   <w:rFonts w:ascii="Arial" w:cs="Arial" w:eastAsia="Arial" w:hAnsi="Arial"/>
@@ -7400,7 +7400,7 @@
               <w:spacing w:after="10" w:before="0"/>
               <w:ind w:left="120"/>
             </w:pPr>
-            <w:hyperlink w:history="1" r:id="rIdjzjvhkfsq4bo_igsa9i6u">
+            <w:hyperlink w:history="1" r:id="rId_bg_qemcfw5z5nz7mjhjl">
               <w:r>
                 <w:rPr>
                   <w:rFonts w:ascii="Arial" w:cs="Arial" w:eastAsia="Arial" w:hAnsi="Arial"/>
@@ -7445,7 +7445,7 @@
             <w:pPr>
               <w:spacing w:after="20" w:before="0"/>
             </w:pPr>
-            <w:hyperlink w:history="1" r:id="rIdrz18c2i0_0kmoxliuolxm">
+            <w:hyperlink w:history="1" r:id="rIdukzxgv0wb96w4jolwipyj">
               <w:r>
                 <w:rPr>
                   <w:rFonts w:ascii="Arial" w:cs="Arial" w:eastAsia="Arial" w:hAnsi="Arial"/>
@@ -7478,7 +7478,7 @@
               <w:spacing w:after="10" w:before="0"/>
               <w:ind w:left="120"/>
             </w:pPr>
-            <w:hyperlink w:history="1" r:id="rIdwdhxtu-nehpayhtyniqec">
+            <w:hyperlink w:history="1" r:id="rIdhnxivbrmuzibnx1l45ybu">
               <w:r>
                 <w:rPr>
                   <w:rFonts w:ascii="Arial" w:cs="Arial" w:eastAsia="Arial" w:hAnsi="Arial"/>
@@ -7673,7 +7673,7 @@
             <w:pPr>
               <w:spacing w:after="20" w:before="0"/>
             </w:pPr>
-            <w:hyperlink w:history="1" r:id="rIdukfwupm7q5xjjzrc1zmoo">
+            <w:hyperlink w:history="1" r:id="rIdwsv0zwiuw8novyvlzc4yp">
               <w:r>
                 <w:rPr>
                   <w:rFonts w:ascii="Arial" w:cs="Arial" w:eastAsia="Arial" w:hAnsi="Arial"/>
@@ -7722,7 +7722,7 @@
               <w:spacing w:after="10" w:before="0"/>
               <w:ind w:left="120"/>
             </w:pPr>
-            <w:hyperlink w:history="1" r:id="rId6kqecrbjtfdkze8xc7jz5">
+            <w:hyperlink w:history="1" r:id="rIdnisfe0ginyxuqubviqgdu">
               <w:r>
                 <w:rPr>
                   <w:rFonts w:ascii="Arial" w:cs="Arial" w:eastAsia="Arial" w:hAnsi="Arial"/>
@@ -7767,7 +7767,7 @@
             <w:pPr>
               <w:spacing w:after="20" w:before="0"/>
             </w:pPr>
-            <w:hyperlink w:history="1" r:id="rIdpmbogoxte2y72yaqyskvp">
+            <w:hyperlink w:history="1" r:id="rIdmkicjzc0ci61aehbruzwd">
               <w:r>
                 <w:rPr>
                   <w:rFonts w:ascii="Arial" w:cs="Arial" w:eastAsia="Arial" w:hAnsi="Arial"/>
@@ -7816,7 +7816,7 @@
               <w:spacing w:after="10" w:before="0"/>
               <w:ind w:left="120"/>
             </w:pPr>
-            <w:hyperlink w:history="1" r:id="rIdmq27ndhodxv9v1osa9kkk">
+            <w:hyperlink w:history="1" r:id="rId87yj4hae7xkaodcdq1e83">
               <w:r>
                 <w:rPr>
                   <w:rFonts w:ascii="Arial" w:cs="Arial" w:eastAsia="Arial" w:hAnsi="Arial"/>
@@ -8328,7 +8328,7 @@
         </w:rPr>
         <w:t xml:space="preserve">© 2026 SeaVuria and ARES. Aligned with KICD objectives. Developed by SeaVuria; technical implementation by ARES (with AI assistance from Claude). Licensed under </w:t>
       </w:r>
-      <w:hyperlink w:history="1" r:id="rIdcplhzxqnvp0dspgziygt5">
+      <w:hyperlink w:history="1" r:id="rIdu-gdnqyb74vd2xtyq7k8z">
         <w:r>
           <w:rPr>
             <w:rFonts w:ascii="Arial" w:cs="Arial" w:eastAsia="Arial" w:hAnsi="Arial"/>
@@ -8349,7 +8349,7 @@
         </w:rPr>
         <w:t xml:space="preserve"> (</w:t>
       </w:r>
-      <w:hyperlink w:history="1" r:id="rIdzg3vrlxxszsb6vo9f96ka">
+      <w:hyperlink w:history="1" r:id="rId00uz4jimyrqqpp82p7vuu">
         <w:r>
           <w:rPr>
             <w:rFonts w:ascii="Arial" w:cs="Arial" w:eastAsia="Arial" w:hAnsi="Arial"/>
@@ -9362,7 +9362,7 @@
             <w:pPr>
               <w:spacing w:after="20" w:before="0"/>
             </w:pPr>
-            <w:hyperlink w:history="1" r:id="rIdonclgzglma3obl0oub4ne">
+            <w:hyperlink w:history="1" r:id="rIds9i9pb7cr7kisfariuajx">
               <w:r>
                 <w:rPr>
                   <w:rFonts w:ascii="Arial" w:cs="Arial" w:eastAsia="Arial" w:hAnsi="Arial"/>
@@ -9411,7 +9411,7 @@
               <w:spacing w:after="10" w:before="0"/>
               <w:ind w:left="120"/>
             </w:pPr>
-            <w:hyperlink w:history="1" r:id="rId3q4ixl2s3pcp8md4lkafy">
+            <w:hyperlink w:history="1" r:id="rIdaecwv8emszdwwqv40o9_q">
               <w:r>
                 <w:rPr>
                   <w:rFonts w:ascii="Arial" w:cs="Arial" w:eastAsia="Arial" w:hAnsi="Arial"/>
@@ -9456,7 +9456,7 @@
             <w:pPr>
               <w:spacing w:after="20" w:before="0"/>
             </w:pPr>
-            <w:hyperlink w:history="1" r:id="rIdyxr7gq_yybzuibpmptifm">
+            <w:hyperlink w:history="1" r:id="rIdhyct-ygr2d7h_gsqczcfs">
               <w:r>
                 <w:rPr>
                   <w:rFonts w:ascii="Arial" w:cs="Arial" w:eastAsia="Arial" w:hAnsi="Arial"/>
@@ -9489,7 +9489,7 @@
               <w:spacing w:after="10" w:before="0"/>
               <w:ind w:left="120"/>
             </w:pPr>
-            <w:hyperlink w:history="1" r:id="rIdymppawm1qycqxdu-_kabp">
+            <w:hyperlink w:history="1" r:id="rIdvmcdwbqidfz1-mgfyws0j">
               <w:r>
                 <w:rPr>
                   <w:rFonts w:ascii="Arial" w:cs="Arial" w:eastAsia="Arial" w:hAnsi="Arial"/>
@@ -9684,7 +9684,7 @@
             <w:pPr>
               <w:spacing w:after="20" w:before="0"/>
             </w:pPr>
-            <w:hyperlink w:history="1" r:id="rIdo-jfeo3aru4-k4zbluxjz">
+            <w:hyperlink w:history="1" r:id="rIdfoepz9ir_axjk2rrvyo2d">
               <w:r>
                 <w:rPr>
                   <w:rFonts w:ascii="Arial" w:cs="Arial" w:eastAsia="Arial" w:hAnsi="Arial"/>
@@ -9733,7 +9733,7 @@
               <w:spacing w:after="10" w:before="0"/>
               <w:ind w:left="120"/>
             </w:pPr>
-            <w:hyperlink w:history="1" r:id="rId2tavy41xni7i9hai91yj4">
+            <w:hyperlink w:history="1" r:id="rIdfgr81pprjzks8fvnxkdvn">
               <w:r>
                 <w:rPr>
                   <w:rFonts w:ascii="Arial" w:cs="Arial" w:eastAsia="Arial" w:hAnsi="Arial"/>
@@ -9778,7 +9778,7 @@
             <w:pPr>
               <w:spacing w:after="20" w:before="0"/>
             </w:pPr>
-            <w:hyperlink w:history="1" r:id="rId7y-wth4-w7i7-gdl5egck">
+            <w:hyperlink w:history="1" r:id="rIdvgctapoaofoljnxnfomi4">
               <w:r>
                 <w:rPr>
                   <w:rFonts w:ascii="Arial" w:cs="Arial" w:eastAsia="Arial" w:hAnsi="Arial"/>
@@ -9811,7 +9811,7 @@
               <w:spacing w:after="10" w:before="0"/>
               <w:ind w:left="120"/>
             </w:pPr>
-            <w:hyperlink w:history="1" r:id="rIdvc1vvxlhsklbj4eyxmvm5">
+            <w:hyperlink w:history="1" r:id="rIdn6yznclkgeyjntszvjprk">
               <w:r>
                 <w:rPr>
                   <w:rFonts w:ascii="Arial" w:cs="Arial" w:eastAsia="Arial" w:hAnsi="Arial"/>
@@ -10006,7 +10006,7 @@
             <w:pPr>
               <w:spacing w:after="20" w:before="0"/>
             </w:pPr>
-            <w:hyperlink w:history="1" r:id="rIdzzuvjcfqil_1qg8oqxkys">
+            <w:hyperlink w:history="1" r:id="rIdrw0duo0v9yrgqwflgrqfb">
               <w:r>
                 <w:rPr>
                   <w:rFonts w:ascii="Arial" w:cs="Arial" w:eastAsia="Arial" w:hAnsi="Arial"/>
@@ -10055,7 +10055,7 @@
               <w:spacing w:after="10" w:before="0"/>
               <w:ind w:left="120"/>
             </w:pPr>
-            <w:hyperlink w:history="1" r:id="rIdiidtey4jmctiyufivle9z">
+            <w:hyperlink w:history="1" r:id="rId9yurl8zpjikzymtfcdnxb">
               <w:r>
                 <w:rPr>
                   <w:rFonts w:ascii="Arial" w:cs="Arial" w:eastAsia="Arial" w:hAnsi="Arial"/>
@@ -10100,7 +10100,7 @@
             <w:pPr>
               <w:spacing w:after="20" w:before="0"/>
             </w:pPr>
-            <w:hyperlink w:history="1" r:id="rIdeolvzrryrjlji_lveebog">
+            <w:hyperlink w:history="1" r:id="rIdv3hyue4ddn0mfn4jallew">
               <w:r>
                 <w:rPr>
                   <w:rFonts w:ascii="Arial" w:cs="Arial" w:eastAsia="Arial" w:hAnsi="Arial"/>
@@ -10149,7 +10149,7 @@
               <w:spacing w:after="10" w:before="0"/>
               <w:ind w:left="120"/>
             </w:pPr>
-            <w:hyperlink w:history="1" r:id="rIdzenx-mffs6igugbsyyywj">
+            <w:hyperlink w:history="1" r:id="rIdv19gijqodiorzxnie9s4e">
               <w:r>
                 <w:rPr>
                   <w:rFonts w:ascii="Arial" w:cs="Arial" w:eastAsia="Arial" w:hAnsi="Arial"/>
@@ -10344,7 +10344,7 @@
             <w:pPr>
               <w:spacing w:after="20" w:before="0"/>
             </w:pPr>
-            <w:hyperlink w:history="1" r:id="rIdh9hbwkgus8fjytgo67m_m">
+            <w:hyperlink w:history="1" r:id="rIdffmhip_7kktswde-npnsj">
               <w:r>
                 <w:rPr>
                   <w:rFonts w:ascii="Arial" w:cs="Arial" w:eastAsia="Arial" w:hAnsi="Arial"/>
@@ -10393,7 +10393,7 @@
               <w:spacing w:after="10" w:before="0"/>
               <w:ind w:left="120"/>
             </w:pPr>
-            <w:hyperlink w:history="1" r:id="rIddp7ws5yjz_qindml6t5t9">
+            <w:hyperlink w:history="1" r:id="rId0xljtm5l5ixnw_gh1euwh">
               <w:r>
                 <w:rPr>
                   <w:rFonts w:ascii="Arial" w:cs="Arial" w:eastAsia="Arial" w:hAnsi="Arial"/>
@@ -10438,7 +10438,7 @@
             <w:pPr>
               <w:spacing w:after="20" w:before="0"/>
             </w:pPr>
-            <w:hyperlink w:history="1" r:id="rId6ukjz3j2ybg8cuojllzdr">
+            <w:hyperlink w:history="1" r:id="rId5o_i0spe9evnugcefshfa">
               <w:r>
                 <w:rPr>
                   <w:rFonts w:ascii="Arial" w:cs="Arial" w:eastAsia="Arial" w:hAnsi="Arial"/>
@@ -10487,7 +10487,7 @@
               <w:spacing w:after="10" w:before="0"/>
               <w:ind w:left="120"/>
             </w:pPr>
-            <w:hyperlink w:history="1" r:id="rIduhequmzuj7m7a8oyscacd">
+            <w:hyperlink w:history="1" r:id="rIddbdu846k7ajkyo0zza_tf">
               <w:r>
                 <w:rPr>
                   <w:rFonts w:ascii="Arial" w:cs="Arial" w:eastAsia="Arial" w:hAnsi="Arial"/>
@@ -10682,7 +10682,7 @@
             <w:pPr>
               <w:spacing w:after="20" w:before="0"/>
             </w:pPr>
-            <w:hyperlink w:history="1" r:id="rIdqm-64apd9eb2i8sfnc12q">
+            <w:hyperlink w:history="1" r:id="rIduolvh25ax_blpwzhznw1m">
               <w:r>
                 <w:rPr>
                   <w:rFonts w:ascii="Arial" w:cs="Arial" w:eastAsia="Arial" w:hAnsi="Arial"/>
@@ -10731,7 +10731,7 @@
               <w:spacing w:after="10" w:before="0"/>
               <w:ind w:left="120"/>
             </w:pPr>
-            <w:hyperlink w:history="1" r:id="rId9ejwlvw3idtg6woojdvow">
+            <w:hyperlink w:history="1" r:id="rIdqbofb136hqilvjp7uqhrv">
               <w:r>
                 <w:rPr>
                   <w:rFonts w:ascii="Arial" w:cs="Arial" w:eastAsia="Arial" w:hAnsi="Arial"/>
@@ -10776,7 +10776,7 @@
             <w:pPr>
               <w:spacing w:after="20" w:before="0"/>
             </w:pPr>
-            <w:hyperlink w:history="1" r:id="rId1fk4-pw4wp_xsk8sfc3qi">
+            <w:hyperlink w:history="1" r:id="rIds6umernwc2v65lt_v3bry">
               <w:r>
                 <w:rPr>
                   <w:rFonts w:ascii="Arial" w:cs="Arial" w:eastAsia="Arial" w:hAnsi="Arial"/>
@@ -10825,7 +10825,7 @@
               <w:spacing w:after="10" w:before="0"/>
               <w:ind w:left="120"/>
             </w:pPr>
-            <w:hyperlink w:history="1" r:id="rIdzqoh17t0uet87lwaa2mwd">
+            <w:hyperlink w:history="1" r:id="rIdg0i06hgyrshl_tkgx_yae">
               <w:r>
                 <w:rPr>
                   <w:rFonts w:ascii="Arial" w:cs="Arial" w:eastAsia="Arial" w:hAnsi="Arial"/>
@@ -11337,7 +11337,7 @@
         </w:rPr>
         <w:t xml:space="preserve">© 2026 SeaVuria and ARES. Aligned with KICD objectives. Developed by SeaVuria; technical implementation by ARES (with AI assistance from Claude). Licensed under </w:t>
       </w:r>
-      <w:hyperlink w:history="1" r:id="rIdmbdkhzq_oa7vqpcgioehb">
+      <w:hyperlink w:history="1" r:id="rIdgjf0shqyeqidj-cy55ccv">
         <w:r>
           <w:rPr>
             <w:rFonts w:ascii="Arial" w:cs="Arial" w:eastAsia="Arial" w:hAnsi="Arial"/>
@@ -11358,7 +11358,7 @@
         </w:rPr>
         <w:t xml:space="preserve"> (</w:t>
       </w:r>
-      <w:hyperlink w:history="1" r:id="rIdwg5zurn1416mwk8wdkn0x">
+      <w:hyperlink w:history="1" r:id="rIdyjjzdm1c_luc4dlv0huit">
         <w:r>
           <w:rPr>
             <w:rFonts w:ascii="Arial" w:cs="Arial" w:eastAsia="Arial" w:hAnsi="Arial"/>
@@ -12371,7 +12371,7 @@
             <w:pPr>
               <w:spacing w:after="20" w:before="0"/>
             </w:pPr>
-            <w:hyperlink w:history="1" r:id="rIddwj-gsa3bgphxacq8ccff">
+            <w:hyperlink w:history="1" r:id="rIdghxczbepbry-j22savgo2">
               <w:r>
                 <w:rPr>
                   <w:rFonts w:ascii="Arial" w:cs="Arial" w:eastAsia="Arial" w:hAnsi="Arial"/>
@@ -12420,7 +12420,7 @@
               <w:spacing w:after="10" w:before="0"/>
               <w:ind w:left="120"/>
             </w:pPr>
-            <w:hyperlink w:history="1" r:id="rIdiscegri428hvp1lnl5q4o">
+            <w:hyperlink w:history="1" r:id="rIdzvbapj6xlaatifottke43">
               <w:r>
                 <w:rPr>
                   <w:rFonts w:ascii="Arial" w:cs="Arial" w:eastAsia="Arial" w:hAnsi="Arial"/>
@@ -12465,7 +12465,7 @@
             <w:pPr>
               <w:spacing w:after="20" w:before="0"/>
             </w:pPr>
-            <w:hyperlink w:history="1" r:id="rIdl5enk2fs1hb_x3cbhceom">
+            <w:hyperlink w:history="1" r:id="rId_cicdjfuobdpzu9la0p2e">
               <w:r>
                 <w:rPr>
                   <w:rFonts w:ascii="Arial" w:cs="Arial" w:eastAsia="Arial" w:hAnsi="Arial"/>
@@ -12498,7 +12498,7 @@
               <w:spacing w:after="10" w:before="0"/>
               <w:ind w:left="120"/>
             </w:pPr>
-            <w:hyperlink w:history="1" r:id="rIdh0ug_akrhkfdfj2pqvekh">
+            <w:hyperlink w:history="1" r:id="rIdjt38xzcrvuzlskrkoc4sq">
               <w:r>
                 <w:rPr>
                   <w:rFonts w:ascii="Arial" w:cs="Arial" w:eastAsia="Arial" w:hAnsi="Arial"/>
@@ -12693,7 +12693,7 @@
             <w:pPr>
               <w:spacing w:after="20" w:before="0"/>
             </w:pPr>
-            <w:hyperlink w:history="1" r:id="rIdlpcbmv4nxs3smhafwsu4s">
+            <w:hyperlink w:history="1" r:id="rIdxcu0u9qz_dcgvkxzzch0r">
               <w:r>
                 <w:rPr>
                   <w:rFonts w:ascii="Arial" w:cs="Arial" w:eastAsia="Arial" w:hAnsi="Arial"/>
@@ -12742,7 +12742,7 @@
               <w:spacing w:after="10" w:before="0"/>
               <w:ind w:left="120"/>
             </w:pPr>
-            <w:hyperlink w:history="1" r:id="rIdoglqtyt4w419stwh-nck7">
+            <w:hyperlink w:history="1" r:id="rIdusz7wgd7enyzgp2icpi2c">
               <w:r>
                 <w:rPr>
                   <w:rFonts w:ascii="Arial" w:cs="Arial" w:eastAsia="Arial" w:hAnsi="Arial"/>
@@ -12787,7 +12787,7 @@
             <w:pPr>
               <w:spacing w:after="20" w:before="0"/>
             </w:pPr>
-            <w:hyperlink w:history="1" r:id="rIdnxib_m8p1upz5l1h77vpr">
+            <w:hyperlink w:history="1" r:id="rId_7x17k8cc6tjqak70bicz">
               <w:r>
                 <w:rPr>
                   <w:rFonts w:ascii="Arial" w:cs="Arial" w:eastAsia="Arial" w:hAnsi="Arial"/>
@@ -12820,7 +12820,7 @@
               <w:spacing w:after="10" w:before="0"/>
               <w:ind w:left="120"/>
             </w:pPr>
-            <w:hyperlink w:history="1" r:id="rIdainlh7gsqqkw49zx4qyeo">
+            <w:hyperlink w:history="1" r:id="rIdlhjx16agp4rrz41avkzqu">
               <w:r>
                 <w:rPr>
                   <w:rFonts w:ascii="Arial" w:cs="Arial" w:eastAsia="Arial" w:hAnsi="Arial"/>
@@ -13015,7 +13015,7 @@
             <w:pPr>
               <w:spacing w:after="20" w:before="0"/>
             </w:pPr>
-            <w:hyperlink w:history="1" r:id="rId9ryy9syo5idu97lj76cmf">
+            <w:hyperlink w:history="1" r:id="rIdfdluka6wn6lua3oanig6m">
               <w:r>
                 <w:rPr>
                   <w:rFonts w:ascii="Arial" w:cs="Arial" w:eastAsia="Arial" w:hAnsi="Arial"/>
@@ -13064,7 +13064,7 @@
               <w:spacing w:after="10" w:before="0"/>
               <w:ind w:left="120"/>
             </w:pPr>
-            <w:hyperlink w:history="1" r:id="rIdhbjjrk35ypx3yqq-tompe">
+            <w:hyperlink w:history="1" r:id="rIdvcv4lo_qoldsqsflhqufa">
               <w:r>
                 <w:rPr>
                   <w:rFonts w:ascii="Arial" w:cs="Arial" w:eastAsia="Arial" w:hAnsi="Arial"/>
@@ -13109,7 +13109,7 @@
             <w:pPr>
               <w:spacing w:after="20" w:before="0"/>
             </w:pPr>
-            <w:hyperlink w:history="1" r:id="rIdrchazinid9aj7iuph_wyf">
+            <w:hyperlink w:history="1" r:id="rIdg6sjncxth9nfsyq7zejsq">
               <w:r>
                 <w:rPr>
                   <w:rFonts w:ascii="Arial" w:cs="Arial" w:eastAsia="Arial" w:hAnsi="Arial"/>
@@ -13142,7 +13142,7 @@
               <w:spacing w:after="10" w:before="0"/>
               <w:ind w:left="120"/>
             </w:pPr>
-            <w:hyperlink w:history="1" r:id="rIdrnolahitxqpnztvpzefau">
+            <w:hyperlink w:history="1" r:id="rId5se1hjkjbn9p-tpdanxt4">
               <w:r>
                 <w:rPr>
                   <w:rFonts w:ascii="Arial" w:cs="Arial" w:eastAsia="Arial" w:hAnsi="Arial"/>
@@ -13337,7 +13337,7 @@
             <w:pPr>
               <w:spacing w:after="20" w:before="0"/>
             </w:pPr>
-            <w:hyperlink w:history="1" r:id="rIdsrsiyghjvd6883wilyzdf">
+            <w:hyperlink w:history="1" r:id="rIdwpxvgyt4osg_22k4c4zfj">
               <w:r>
                 <w:rPr>
                   <w:rFonts w:ascii="Arial" w:cs="Arial" w:eastAsia="Arial" w:hAnsi="Arial"/>
@@ -13386,7 +13386,7 @@
               <w:spacing w:after="10" w:before="0"/>
               <w:ind w:left="120"/>
             </w:pPr>
-            <w:hyperlink w:history="1" r:id="rIdovbarv7niadnjoukk0dpr">
+            <w:hyperlink w:history="1" r:id="rIdp4a5ooxam0be_j5hw-pue">
               <w:r>
                 <w:rPr>
                   <w:rFonts w:ascii="Arial" w:cs="Arial" w:eastAsia="Arial" w:hAnsi="Arial"/>
@@ -13431,7 +13431,7 @@
             <w:pPr>
               <w:spacing w:after="20" w:before="0"/>
             </w:pPr>
-            <w:hyperlink w:history="1" r:id="rIdo0bhamqlsl7parqvolwxl">
+            <w:hyperlink w:history="1" r:id="rIdfcsa0wu_-qhzaxnrmdsit">
               <w:r>
                 <w:rPr>
                   <w:rFonts w:ascii="Arial" w:cs="Arial" w:eastAsia="Arial" w:hAnsi="Arial"/>
@@ -13464,7 +13464,7 @@
               <w:spacing w:after="10" w:before="0"/>
               <w:ind w:left="120"/>
             </w:pPr>
-            <w:hyperlink w:history="1" r:id="rIdv9bhdmbjtcscrr1pyaw0v">
+            <w:hyperlink w:history="1" r:id="rIdta0ip1lq8vqgfcz5qm0d6">
               <w:r>
                 <w:rPr>
                   <w:rFonts w:ascii="Arial" w:cs="Arial" w:eastAsia="Arial" w:hAnsi="Arial"/>
@@ -13659,7 +13659,7 @@
             <w:pPr>
               <w:spacing w:after="20" w:before="0"/>
             </w:pPr>
-            <w:hyperlink w:history="1" r:id="rIdjngu5dttr5tl27r1gvw57">
+            <w:hyperlink w:history="1" r:id="rIdpwdiiwmxtwzwybnnnppqc">
               <w:r>
                 <w:rPr>
                   <w:rFonts w:ascii="Arial" w:cs="Arial" w:eastAsia="Arial" w:hAnsi="Arial"/>
@@ -13708,7 +13708,7 @@
               <w:spacing w:after="10" w:before="0"/>
               <w:ind w:left="120"/>
             </w:pPr>
-            <w:hyperlink w:history="1" r:id="rIdt-fownmkobba-3zjaea4f">
+            <w:hyperlink w:history="1" r:id="rId8r0eyoyflmmwmqibnfkql">
               <w:r>
                 <w:rPr>
                   <w:rFonts w:ascii="Arial" w:cs="Arial" w:eastAsia="Arial" w:hAnsi="Arial"/>
@@ -13753,7 +13753,7 @@
             <w:pPr>
               <w:spacing w:after="20" w:before="0"/>
             </w:pPr>
-            <w:hyperlink w:history="1" r:id="rIdoopyabqgdjoo7nzf5ce6y">
+            <w:hyperlink w:history="1" r:id="rIdrlaccwh1ubzniyjpbzesn">
               <w:r>
                 <w:rPr>
                   <w:rFonts w:ascii="Arial" w:cs="Arial" w:eastAsia="Arial" w:hAnsi="Arial"/>
@@ -13786,7 +13786,7 @@
               <w:spacing w:after="10" w:before="0"/>
               <w:ind w:left="120"/>
             </w:pPr>
-            <w:hyperlink w:history="1" r:id="rId1mtrdria_d4vyqhpwipu7">
+            <w:hyperlink w:history="1" r:id="rIdq5c2sndbqzkl_snwtqbvu">
               <w:r>
                 <w:rPr>
                   <w:rFonts w:ascii="Arial" w:cs="Arial" w:eastAsia="Arial" w:hAnsi="Arial"/>
@@ -14298,7 +14298,7 @@
         </w:rPr>
         <w:t xml:space="preserve">© 2026 SeaVuria and ARES. Aligned with KICD objectives. Developed by SeaVuria; technical implementation by ARES (with AI assistance from Claude). Licensed under </w:t>
       </w:r>
-      <w:hyperlink w:history="1" r:id="rIdcdejktzzpf9akjdmztqe-">
+      <w:hyperlink w:history="1" r:id="rIdunwkjm_sznjtd-hlmchyy">
         <w:r>
           <w:rPr>
             <w:rFonts w:ascii="Arial" w:cs="Arial" w:eastAsia="Arial" w:hAnsi="Arial"/>
@@ -14319,7 +14319,7 @@
         </w:rPr>
         <w:t xml:space="preserve"> (</w:t>
       </w:r>
-      <w:hyperlink w:history="1" r:id="rIdxqbbxztz9fjm8riceupzy">
+      <w:hyperlink w:history="1" r:id="rIduyikrs2h_jytmvqwn-lf5">
         <w:r>
           <w:rPr>
             <w:rFonts w:ascii="Arial" w:cs="Arial" w:eastAsia="Arial" w:hAnsi="Arial"/>
@@ -15332,7 +15332,7 @@
             <w:pPr>
               <w:spacing w:after="20" w:before="0"/>
             </w:pPr>
-            <w:hyperlink w:history="1" r:id="rIdgeckau5skhq0w64bbucrx">
+            <w:hyperlink w:history="1" r:id="rIddrc0xewhoo5whid8ksizb">
               <w:r>
                 <w:rPr>
                   <w:rFonts w:ascii="Arial" w:cs="Arial" w:eastAsia="Arial" w:hAnsi="Arial"/>
@@ -15365,7 +15365,7 @@
               <w:spacing w:after="10" w:before="0"/>
               <w:ind w:left="120"/>
             </w:pPr>
-            <w:hyperlink w:history="1" r:id="rIdijhlpfeyjufia6juys_rx">
+            <w:hyperlink w:history="1" r:id="rIdd6rvehtg0eojfoodbwgfh">
               <w:r>
                 <w:rPr>
                   <w:rFonts w:ascii="Arial" w:cs="Arial" w:eastAsia="Arial" w:hAnsi="Arial"/>
@@ -15410,7 +15410,7 @@
             <w:pPr>
               <w:spacing w:after="20" w:before="0"/>
             </w:pPr>
-            <w:hyperlink w:history="1" r:id="rIda6dkjrgs24wg2g45iasyv">
+            <w:hyperlink w:history="1" r:id="rId-tiuid4plgsha9ftqv1hz">
               <w:r>
                 <w:rPr>
                   <w:rFonts w:ascii="Arial" w:cs="Arial" w:eastAsia="Arial" w:hAnsi="Arial"/>
@@ -15443,7 +15443,7 @@
               <w:spacing w:after="10" w:before="0"/>
               <w:ind w:left="120"/>
             </w:pPr>
-            <w:hyperlink w:history="1" r:id="rIdq2tueyaxg5hrnnlsyv6e2">
+            <w:hyperlink w:history="1" r:id="rId69oosb56pvyygzov91ray">
               <w:r>
                 <w:rPr>
                   <w:rFonts w:ascii="Arial" w:cs="Arial" w:eastAsia="Arial" w:hAnsi="Arial"/>
@@ -15638,7 +15638,7 @@
             <w:pPr>
               <w:spacing w:after="20" w:before="0"/>
             </w:pPr>
-            <w:hyperlink w:history="1" r:id="rIdq1tg6vhe5hflypjqy3ddi">
+            <w:hyperlink w:history="1" r:id="rId1dv5mcb6m5gggrxwi3vlb">
               <w:r>
                 <w:rPr>
                   <w:rFonts w:ascii="Arial" w:cs="Arial" w:eastAsia="Arial" w:hAnsi="Arial"/>
@@ -15671,7 +15671,7 @@
               <w:spacing w:after="10" w:before="0"/>
               <w:ind w:left="120"/>
             </w:pPr>
-            <w:hyperlink w:history="1" r:id="rIddrymcpho3ciqqjn5gckws">
+            <w:hyperlink w:history="1" r:id="rIdg8m10qw7d13ebw34fibiw">
               <w:r>
                 <w:rPr>
                   <w:rFonts w:ascii="Arial" w:cs="Arial" w:eastAsia="Arial" w:hAnsi="Arial"/>
@@ -15716,7 +15716,7 @@
             <w:pPr>
               <w:spacing w:after="20" w:before="0"/>
             </w:pPr>
-            <w:hyperlink w:history="1" r:id="rId5o2hngyllymepslj9cg07">
+            <w:hyperlink w:history="1" r:id="rIdbent07mscysn5wa5wm8lw">
               <w:r>
                 <w:rPr>
                   <w:rFonts w:ascii="Arial" w:cs="Arial" w:eastAsia="Arial" w:hAnsi="Arial"/>
@@ -15749,7 +15749,7 @@
               <w:spacing w:after="10" w:before="0"/>
               <w:ind w:left="120"/>
             </w:pPr>
-            <w:hyperlink w:history="1" r:id="rId-8dvqy6rwoxwt5i2xhhrx">
+            <w:hyperlink w:history="1" r:id="rIdnpqc2pa0fjelrre0uwkic">
               <w:r>
                 <w:rPr>
                   <w:rFonts w:ascii="Arial" w:cs="Arial" w:eastAsia="Arial" w:hAnsi="Arial"/>
@@ -15944,7 +15944,7 @@
             <w:pPr>
               <w:spacing w:after="20" w:before="0"/>
             </w:pPr>
-            <w:hyperlink w:history="1" r:id="rIdkbq_hmzkjae4vpfz86yfr">
+            <w:hyperlink w:history="1" r:id="rId379o5dhriojkqxgjcp8o4">
               <w:r>
                 <w:rPr>
                   <w:rFonts w:ascii="Arial" w:cs="Arial" w:eastAsia="Arial" w:hAnsi="Arial"/>
@@ -15977,7 +15977,7 @@
               <w:spacing w:after="10" w:before="0"/>
               <w:ind w:left="120"/>
             </w:pPr>
-            <w:hyperlink w:history="1" r:id="rIdzdbzgnydf8ujgdjq9-0e8">
+            <w:hyperlink w:history="1" r:id="rIdmeol7ra-dor1kltynilju">
               <w:r>
                 <w:rPr>
                   <w:rFonts w:ascii="Arial" w:cs="Arial" w:eastAsia="Arial" w:hAnsi="Arial"/>
@@ -16022,7 +16022,7 @@
             <w:pPr>
               <w:spacing w:after="20" w:before="0"/>
             </w:pPr>
-            <w:hyperlink w:history="1" r:id="rIdm8wqihlfowtf5qdixmwuz">
+            <w:hyperlink w:history="1" r:id="rIdpgloaim-xizz7yuecxqn0">
               <w:r>
                 <w:rPr>
                   <w:rFonts w:ascii="Arial" w:cs="Arial" w:eastAsia="Arial" w:hAnsi="Arial"/>
@@ -16055,7 +16055,7 @@
               <w:spacing w:after="10" w:before="0"/>
               <w:ind w:left="120"/>
             </w:pPr>
-            <w:hyperlink w:history="1" r:id="rIdn0p_jip-ulstl_ido7bvq">
+            <w:hyperlink w:history="1" r:id="rId8lm8ilizzzvryxna7qrss">
               <w:r>
                 <w:rPr>
                   <w:rFonts w:ascii="Arial" w:cs="Arial" w:eastAsia="Arial" w:hAnsi="Arial"/>
@@ -16250,7 +16250,7 @@
             <w:pPr>
               <w:spacing w:after="20" w:before="0"/>
             </w:pPr>
-            <w:hyperlink w:history="1" r:id="rIdzruxjxtllieyfs4aahkut">
+            <w:hyperlink w:history="1" r:id="rIdo4tu6ck4c_byonqe7elpn">
               <w:r>
                 <w:rPr>
                   <w:rFonts w:ascii="Arial" w:cs="Arial" w:eastAsia="Arial" w:hAnsi="Arial"/>
@@ -16283,7 +16283,7 @@
               <w:spacing w:after="10" w:before="0"/>
               <w:ind w:left="120"/>
             </w:pPr>
-            <w:hyperlink w:history="1" r:id="rIdrayohaqfiumku-6uscz7m">
+            <w:hyperlink w:history="1" r:id="rIdgf6z9i4lirzz89pykjb0v">
               <w:r>
                 <w:rPr>
                   <w:rFonts w:ascii="Arial" w:cs="Arial" w:eastAsia="Arial" w:hAnsi="Arial"/>
@@ -16328,7 +16328,7 @@
             <w:pPr>
               <w:spacing w:after="20" w:before="0"/>
             </w:pPr>
-            <w:hyperlink w:history="1" r:id="rIdblxge1zaub5ijqcgved5l">
+            <w:hyperlink w:history="1" r:id="rIdzup5vpdiblpitely9zdpd">
               <w:r>
                 <w:rPr>
                   <w:rFonts w:ascii="Arial" w:cs="Arial" w:eastAsia="Arial" w:hAnsi="Arial"/>
@@ -16361,7 +16361,7 @@
               <w:spacing w:after="10" w:before="0"/>
               <w:ind w:left="120"/>
             </w:pPr>
-            <w:hyperlink w:history="1" r:id="rIdnktalgi58r9i5nbbuhuvx">
+            <w:hyperlink w:history="1" r:id="rId2lu9klyj9irome8hlh4qy">
               <w:r>
                 <w:rPr>
                   <w:rFonts w:ascii="Arial" w:cs="Arial" w:eastAsia="Arial" w:hAnsi="Arial"/>
@@ -16556,7 +16556,7 @@
             <w:pPr>
               <w:spacing w:after="20" w:before="0"/>
             </w:pPr>
-            <w:hyperlink w:history="1" r:id="rId3fblfh_e9r5zjxi8zyc_f">
+            <w:hyperlink w:history="1" r:id="rIduxxvya_bjgk9ecv4napnj">
               <w:r>
                 <w:rPr>
                   <w:rFonts w:ascii="Arial" w:cs="Arial" w:eastAsia="Arial" w:hAnsi="Arial"/>
@@ -16589,7 +16589,7 @@
               <w:spacing w:after="10" w:before="0"/>
               <w:ind w:left="120"/>
             </w:pPr>
-            <w:hyperlink w:history="1" r:id="rIdtwmpzxf7tbp6ofnphkju9">
+            <w:hyperlink w:history="1" r:id="rIdczlj2cwjd_qbk_xslwdbz">
               <w:r>
                 <w:rPr>
                   <w:rFonts w:ascii="Arial" w:cs="Arial" w:eastAsia="Arial" w:hAnsi="Arial"/>
@@ -16634,7 +16634,7 @@
             <w:pPr>
               <w:spacing w:after="20" w:before="0"/>
             </w:pPr>
-            <w:hyperlink w:history="1" r:id="rId-rh5thmt0e_de26mh1z3m">
+            <w:hyperlink w:history="1" r:id="rIdqa4hxwtimorclegcj4vmn">
               <w:r>
                 <w:rPr>
                   <w:rFonts w:ascii="Arial" w:cs="Arial" w:eastAsia="Arial" w:hAnsi="Arial"/>
@@ -16667,7 +16667,7 @@
               <w:spacing w:after="10" w:before="0"/>
               <w:ind w:left="120"/>
             </w:pPr>
-            <w:hyperlink w:history="1" r:id="rIdl3ymdyfepd0jfbeghceka">
+            <w:hyperlink w:history="1" r:id="rIdpia1fdw02dllbvalu2rax">
               <w:r>
                 <w:rPr>
                   <w:rFonts w:ascii="Arial" w:cs="Arial" w:eastAsia="Arial" w:hAnsi="Arial"/>
@@ -17179,7 +17179,7 @@
         </w:rPr>
         <w:t xml:space="preserve">© 2026 SeaVuria and ARES. Aligned with KICD objectives. Developed by SeaVuria; technical implementation by ARES (with AI assistance from Claude). Licensed under </w:t>
       </w:r>
-      <w:hyperlink w:history="1" r:id="rIda6uki58azksx1o2xxg4g-">
+      <w:hyperlink w:history="1" r:id="rIdyxwwxsgulcmsrlfv-zh-x">
         <w:r>
           <w:rPr>
             <w:rFonts w:ascii="Arial" w:cs="Arial" w:eastAsia="Arial" w:hAnsi="Arial"/>
@@ -17200,7 +17200,7 @@
         </w:rPr>
         <w:t xml:space="preserve"> (</w:t>
       </w:r>
-      <w:hyperlink w:history="1" r:id="rId5uusz2oi_w4vlm26dle4d">
+      <w:hyperlink w:history="1" r:id="rIdix4e0ac5m-hvvvt9zbre2">
         <w:r>
           <w:rPr>
             <w:rFonts w:ascii="Arial" w:cs="Arial" w:eastAsia="Arial" w:hAnsi="Arial"/>
@@ -18412,7 +18412,7 @@
             <w:pPr>
               <w:spacing w:after="20" w:before="0"/>
             </w:pPr>
-            <w:hyperlink w:history="1" r:id="rIdlhmtwy3eupezenfk1siay">
+            <w:hyperlink w:history="1" r:id="rIdmzvxic-wevrktow7soqyi">
               <w:r>
                 <w:rPr>
                   <w:rFonts w:ascii="Arial" w:cs="Arial" w:eastAsia="Arial" w:hAnsi="Arial"/>
@@ -18445,7 +18445,7 @@
               <w:spacing w:after="10" w:before="0"/>
               <w:ind w:left="120"/>
             </w:pPr>
-            <w:hyperlink w:history="1" r:id="rIda02vkta8jzwgadtlorfd0">
+            <w:hyperlink w:history="1" r:id="rId5ryfl-arks1ebiqk8axkb">
               <w:r>
                 <w:rPr>
                   <w:rFonts w:ascii="Arial" w:cs="Arial" w:eastAsia="Arial" w:hAnsi="Arial"/>
@@ -18490,7 +18490,7 @@
             <w:pPr>
               <w:spacing w:after="20" w:before="0"/>
             </w:pPr>
-            <w:hyperlink w:history="1" r:id="rIdyrly6alkescrflrzzha0o">
+            <w:hyperlink w:history="1" r:id="rIde1dgj-qbrtx6vcts_xlqu">
               <w:r>
                 <w:rPr>
                   <w:rFonts w:ascii="Arial" w:cs="Arial" w:eastAsia="Arial" w:hAnsi="Arial"/>
@@ -18523,7 +18523,7 @@
               <w:spacing w:after="10" w:before="0"/>
               <w:ind w:left="120"/>
             </w:pPr>
-            <w:hyperlink w:history="1" r:id="rIdoi10pkiggsoeussaljy1p">
+            <w:hyperlink w:history="1" r:id="rIdc0u4ndwpcmmhmf_grhoh0">
               <w:r>
                 <w:rPr>
                   <w:rFonts w:ascii="Arial" w:cs="Arial" w:eastAsia="Arial" w:hAnsi="Arial"/>
@@ -18718,7 +18718,7 @@
             <w:pPr>
               <w:spacing w:after="20" w:before="0"/>
             </w:pPr>
-            <w:hyperlink w:history="1" r:id="rIdy2sho8-vc2ablxvt0s0sg">
+            <w:hyperlink w:history="1" r:id="rIdqt8hktrbpwmrgfgyxxwgs">
               <w:r>
                 <w:rPr>
                   <w:rFonts w:ascii="Arial" w:cs="Arial" w:eastAsia="Arial" w:hAnsi="Arial"/>
@@ -18751,7 +18751,7 @@
               <w:spacing w:after="10" w:before="0"/>
               <w:ind w:left="120"/>
             </w:pPr>
-            <w:hyperlink w:history="1" r:id="rIdlt1sfzab0qnriaz6w9o-w">
+            <w:hyperlink w:history="1" r:id="rIdgymyokccm9rqxspxmk-nd">
               <w:r>
                 <w:rPr>
                   <w:rFonts w:ascii="Arial" w:cs="Arial" w:eastAsia="Arial" w:hAnsi="Arial"/>
@@ -18796,7 +18796,7 @@
             <w:pPr>
               <w:spacing w:after="20" w:before="0"/>
             </w:pPr>
-            <w:hyperlink w:history="1" r:id="rIddlywuu2rh_u__cpjn7ztp">
+            <w:hyperlink w:history="1" r:id="rIdigp6zbxulzx4yzslmqjil">
               <w:r>
                 <w:rPr>
                   <w:rFonts w:ascii="Arial" w:cs="Arial" w:eastAsia="Arial" w:hAnsi="Arial"/>
@@ -18829,7 +18829,7 @@
               <w:spacing w:after="10" w:before="0"/>
               <w:ind w:left="120"/>
             </w:pPr>
-            <w:hyperlink w:history="1" r:id="rId6tvf1ge718t5bqsxzxwpq">
+            <w:hyperlink w:history="1" r:id="rIdl-g-58bisyk_j1df9jneh">
               <w:r>
                 <w:rPr>
                   <w:rFonts w:ascii="Arial" w:cs="Arial" w:eastAsia="Arial" w:hAnsi="Arial"/>
@@ -19024,7 +19024,7 @@
             <w:pPr>
               <w:spacing w:after="20" w:before="0"/>
             </w:pPr>
-            <w:hyperlink w:history="1" r:id="rIdld_4uowz0m5hmkerbmee8">
+            <w:hyperlink w:history="1" r:id="rIda1dchetnjs5wesi40_ted">
               <w:r>
                 <w:rPr>
                   <w:rFonts w:ascii="Arial" w:cs="Arial" w:eastAsia="Arial" w:hAnsi="Arial"/>
@@ -19057,7 +19057,7 @@
               <w:spacing w:after="10" w:before="0"/>
               <w:ind w:left="120"/>
             </w:pPr>
-            <w:hyperlink w:history="1" r:id="rIdybefnenint0swvhhbpaz9">
+            <w:hyperlink w:history="1" r:id="rIdieidlw0vgszwvpftutsof">
               <w:r>
                 <w:rPr>
                   <w:rFonts w:ascii="Arial" w:cs="Arial" w:eastAsia="Arial" w:hAnsi="Arial"/>
@@ -19102,7 +19102,7 @@
             <w:pPr>
               <w:spacing w:after="20" w:before="0"/>
             </w:pPr>
-            <w:hyperlink w:history="1" r:id="rIdea_79w3kl_p5ndkfolq95">
+            <w:hyperlink w:history="1" r:id="rIdpv1admeiyxfsgrthmzvgy">
               <w:r>
                 <w:rPr>
                   <w:rFonts w:ascii="Arial" w:cs="Arial" w:eastAsia="Arial" w:hAnsi="Arial"/>
@@ -19135,7 +19135,7 @@
               <w:spacing w:after="10" w:before="0"/>
               <w:ind w:left="120"/>
             </w:pPr>
-            <w:hyperlink w:history="1" r:id="rIdzfbpwxr3lhj9oh84bctgt">
+            <w:hyperlink w:history="1" r:id="rIdam6tia7fgbnn4wxleftm1">
               <w:r>
                 <w:rPr>
                   <w:rFonts w:ascii="Arial" w:cs="Arial" w:eastAsia="Arial" w:hAnsi="Arial"/>
@@ -19330,7 +19330,7 @@
             <w:pPr>
               <w:spacing w:after="20" w:before="0"/>
             </w:pPr>
-            <w:hyperlink w:history="1" r:id="rIdnblhfwn0dxtplwgfffpix">
+            <w:hyperlink w:history="1" r:id="rId0webhkulel3u0-oki4xln">
               <w:r>
                 <w:rPr>
                   <w:rFonts w:ascii="Arial" w:cs="Arial" w:eastAsia="Arial" w:hAnsi="Arial"/>
@@ -19363,7 +19363,7 @@
               <w:spacing w:after="10" w:before="0"/>
               <w:ind w:left="120"/>
             </w:pPr>
-            <w:hyperlink w:history="1" r:id="rIdftzjq_cnctrujhmn-ny7f">
+            <w:hyperlink w:history="1" r:id="rIdkovb9ijzgdkufs9fskkln">
               <w:r>
                 <w:rPr>
                   <w:rFonts w:ascii="Arial" w:cs="Arial" w:eastAsia="Arial" w:hAnsi="Arial"/>
@@ -19408,7 +19408,7 @@
             <w:pPr>
               <w:spacing w:after="20" w:before="0"/>
             </w:pPr>
-            <w:hyperlink w:history="1" r:id="rIdmrgsi8k4cjbks9qm7ulf3">
+            <w:hyperlink w:history="1" r:id="rIdu8yw2fbz0zpiejkappaqk">
               <w:r>
                 <w:rPr>
                   <w:rFonts w:ascii="Arial" w:cs="Arial" w:eastAsia="Arial" w:hAnsi="Arial"/>
@@ -19441,7 +19441,7 @@
               <w:spacing w:after="10" w:before="0"/>
               <w:ind w:left="120"/>
             </w:pPr>
-            <w:hyperlink w:history="1" r:id="rId-wh2uf0a4_jkfnrdyoncc">
+            <w:hyperlink w:history="1" r:id="rId-nfqycnf5l6iv9wmmy-rq">
               <w:r>
                 <w:rPr>
                   <w:rFonts w:ascii="Arial" w:cs="Arial" w:eastAsia="Arial" w:hAnsi="Arial"/>
@@ -19636,7 +19636,7 @@
             <w:pPr>
               <w:spacing w:after="20" w:before="0"/>
             </w:pPr>
-            <w:hyperlink w:history="1" r:id="rIdj5ilhr88ev4k6wwfgydja">
+            <w:hyperlink w:history="1" r:id="rId6utopitpqsy_qnw24rybo">
               <w:r>
                 <w:rPr>
                   <w:rFonts w:ascii="Arial" w:cs="Arial" w:eastAsia="Arial" w:hAnsi="Arial"/>
@@ -19685,7 +19685,7 @@
               <w:spacing w:after="10" w:before="0"/>
               <w:ind w:left="120"/>
             </w:pPr>
-            <w:hyperlink w:history="1" r:id="rIdexdqmhfo3dgklsm58yier">
+            <w:hyperlink w:history="1" r:id="rIdlmofks1kgq4oxgru_h2tz">
               <w:r>
                 <w:rPr>
                   <w:rFonts w:ascii="Arial" w:cs="Arial" w:eastAsia="Arial" w:hAnsi="Arial"/>
@@ -19730,7 +19730,7 @@
             <w:pPr>
               <w:spacing w:after="20" w:before="0"/>
             </w:pPr>
-            <w:hyperlink w:history="1" r:id="rIdduviwtb61-v8ddblnssim">
+            <w:hyperlink w:history="1" r:id="rId5gywsgvdertszmxhyz4hw">
               <w:r>
                 <w:rPr>
                   <w:rFonts w:ascii="Arial" w:cs="Arial" w:eastAsia="Arial" w:hAnsi="Arial"/>
@@ -19763,7 +19763,7 @@
               <w:spacing w:after="10" w:before="0"/>
               <w:ind w:left="120"/>
             </w:pPr>
-            <w:hyperlink w:history="1" r:id="rIdpift9r2ux9wtldrucub28">
+            <w:hyperlink w:history="1" r:id="rIdj_kvjkbrgivfm3hwlzn6y">
               <w:r>
                 <w:rPr>
                   <w:rFonts w:ascii="Arial" w:cs="Arial" w:eastAsia="Arial" w:hAnsi="Arial"/>
@@ -20427,7 +20427,7 @@
         </w:rPr>
         <w:t xml:space="preserve">© 2026 SeaVuria and ARES. Aligned with KICD objectives. Developed by SeaVuria; technical implementation by ARES (with AI assistance from Claude). Licensed under </w:t>
       </w:r>
-      <w:hyperlink w:history="1" r:id="rId72fbbfs_cek6a3ad0v8g4">
+      <w:hyperlink w:history="1" r:id="rIdsmqoz8xgoo7shjwnqgzbr">
         <w:r>
           <w:rPr>
             <w:rFonts w:ascii="Arial" w:cs="Arial" w:eastAsia="Arial" w:hAnsi="Arial"/>
@@ -20448,7 +20448,7 @@
         </w:rPr>
         <w:t xml:space="preserve"> (</w:t>
       </w:r>
-      <w:hyperlink w:history="1" r:id="rIdlow-fhyohjec7vce9fjs7">
+      <w:hyperlink w:history="1" r:id="rId3zvre0pkkdopvqy8gzji_">
         <w:r>
           <w:rPr>
             <w:rFonts w:ascii="Arial" w:cs="Arial" w:eastAsia="Arial" w:hAnsi="Arial"/>
@@ -21461,7 +21461,7 @@
             <w:pPr>
               <w:spacing w:after="20" w:before="0"/>
             </w:pPr>
-            <w:hyperlink w:history="1" r:id="rId2f0q3ajuh-6tbgwqyricy">
+            <w:hyperlink w:history="1" r:id="rIdnsmhtj7gpiva9zgv7s0j6">
               <w:r>
                 <w:rPr>
                   <w:rFonts w:ascii="Arial" w:cs="Arial" w:eastAsia="Arial" w:hAnsi="Arial"/>
@@ -21494,7 +21494,7 @@
               <w:spacing w:after="10" w:before="0"/>
               <w:ind w:left="120"/>
             </w:pPr>
-            <w:hyperlink w:history="1" r:id="rId84npkd4yfglzppx5eikn_">
+            <w:hyperlink w:history="1" r:id="rIdaolngpfrt69chrvjjv1lu">
               <w:r>
                 <w:rPr>
                   <w:rFonts w:ascii="Arial" w:cs="Arial" w:eastAsia="Arial" w:hAnsi="Arial"/>
@@ -21539,7 +21539,7 @@
             <w:pPr>
               <w:spacing w:after="20" w:before="0"/>
             </w:pPr>
-            <w:hyperlink w:history="1" r:id="rIdwoohhybdezbyggmzlml3e">
+            <w:hyperlink w:history="1" r:id="rIdz_vcnz1zfutbqs5w8atz0">
               <w:r>
                 <w:rPr>
                   <w:rFonts w:ascii="Arial" w:cs="Arial" w:eastAsia="Arial" w:hAnsi="Arial"/>
@@ -21572,7 +21572,7 @@
               <w:spacing w:after="10" w:before="0"/>
               <w:ind w:left="120"/>
             </w:pPr>
-            <w:hyperlink w:history="1" r:id="rIdlbllbjtji7uum_boiotjc">
+            <w:hyperlink w:history="1" r:id="rIdebpdpglmgw0sfew-f9ihl">
               <w:r>
                 <w:rPr>
                   <w:rFonts w:ascii="Arial" w:cs="Arial" w:eastAsia="Arial" w:hAnsi="Arial"/>
@@ -21767,7 +21767,7 @@
             <w:pPr>
               <w:spacing w:after="20" w:before="0"/>
             </w:pPr>
-            <w:hyperlink w:history="1" r:id="rIdomzp_xgmgmi4abhgzxxwc">
+            <w:hyperlink w:history="1" r:id="rIdsb4r1kvlu0q6rpp0ey5ak">
               <w:r>
                 <w:rPr>
                   <w:rFonts w:ascii="Arial" w:cs="Arial" w:eastAsia="Arial" w:hAnsi="Arial"/>
@@ -21800,7 +21800,7 @@
               <w:spacing w:after="10" w:before="0"/>
               <w:ind w:left="120"/>
             </w:pPr>
-            <w:hyperlink w:history="1" r:id="rIdqnx03shgo20ba4kg_qcis">
+            <w:hyperlink w:history="1" r:id="rIddhzt1misvbhg24odohxdx">
               <w:r>
                 <w:rPr>
                   <w:rFonts w:ascii="Arial" w:cs="Arial" w:eastAsia="Arial" w:hAnsi="Arial"/>
@@ -21845,7 +21845,7 @@
             <w:pPr>
               <w:spacing w:after="20" w:before="0"/>
             </w:pPr>
-            <w:hyperlink w:history="1" r:id="rIdaa0h5fjmz9kgnvlqz0it9">
+            <w:hyperlink w:history="1" r:id="rId2mpw-99_pg7x4d5tp841z">
               <w:r>
                 <w:rPr>
                   <w:rFonts w:ascii="Arial" w:cs="Arial" w:eastAsia="Arial" w:hAnsi="Arial"/>
@@ -21878,7 +21878,7 @@
               <w:spacing w:after="10" w:before="0"/>
               <w:ind w:left="120"/>
             </w:pPr>
-            <w:hyperlink w:history="1" r:id="rIdshu69rgt4dcvielbkqbby">
+            <w:hyperlink w:history="1" r:id="rIdo5omt9trfcd71q3srw5em">
               <w:r>
                 <w:rPr>
                   <w:rFonts w:ascii="Arial" w:cs="Arial" w:eastAsia="Arial" w:hAnsi="Arial"/>
@@ -22377,7 +22377,7 @@
             <w:pPr>
               <w:spacing w:after="20" w:before="0"/>
             </w:pPr>
-            <w:hyperlink w:history="1" r:id="rIdxekeeljhj6nc8hginmcpg">
+            <w:hyperlink w:history="1" r:id="rIdq0p3bvmyl51dc3q7pmnft">
               <w:r>
                 <w:rPr>
                   <w:rFonts w:ascii="Arial" w:cs="Arial" w:eastAsia="Arial" w:hAnsi="Arial"/>
@@ -22410,7 +22410,7 @@
               <w:spacing w:after="10" w:before="0"/>
               <w:ind w:left="120"/>
             </w:pPr>
-            <w:hyperlink w:history="1" r:id="rId-rqo1pv1hhwjc2pjng5br">
+            <w:hyperlink w:history="1" r:id="rIddxfvda5qjdt_ouu46_6sl">
               <w:r>
                 <w:rPr>
                   <w:rFonts w:ascii="Arial" w:cs="Arial" w:eastAsia="Arial" w:hAnsi="Arial"/>
@@ -22455,7 +22455,7 @@
             <w:pPr>
               <w:spacing w:after="20" w:before="0"/>
             </w:pPr>
-            <w:hyperlink w:history="1" r:id="rIdajjexjpmcr2vef4wkal23">
+            <w:hyperlink w:history="1" r:id="rIdlfgudk14nyci6mor9x3-p">
               <w:r>
                 <w:rPr>
                   <w:rFonts w:ascii="Arial" w:cs="Arial" w:eastAsia="Arial" w:hAnsi="Arial"/>
@@ -22488,7 +22488,7 @@
               <w:spacing w:after="10" w:before="0"/>
               <w:ind w:left="120"/>
             </w:pPr>
-            <w:hyperlink w:history="1" r:id="rId2_vqgtecwv8ivgkeu8u9e">
+            <w:hyperlink w:history="1" r:id="rIdw_oro_4jj11h3dbayy1gt">
               <w:r>
                 <w:rPr>
                   <w:rFonts w:ascii="Arial" w:cs="Arial" w:eastAsia="Arial" w:hAnsi="Arial"/>
@@ -22854,7 +22854,7 @@
             <w:pPr>
               <w:spacing w:after="20" w:before="0"/>
             </w:pPr>
-            <w:hyperlink w:history="1" r:id="rId1oszrppxfzi7buaeqv-ke">
+            <w:hyperlink w:history="1" r:id="rIdesrvycrzgu1ubsnvgo575">
               <w:r>
                 <w:rPr>
                   <w:rFonts w:ascii="Arial" w:cs="Arial" w:eastAsia="Arial" w:hAnsi="Arial"/>
@@ -22887,7 +22887,7 @@
               <w:spacing w:after="10" w:before="0"/>
               <w:ind w:left="120"/>
             </w:pPr>
-            <w:hyperlink w:history="1" r:id="rId9wf7ql56eiyrdklsoazhf">
+            <w:hyperlink w:history="1" r:id="rIdkl7jj6ugq7s305jqjxaef">
               <w:r>
                 <w:rPr>
                   <w:rFonts w:ascii="Arial" w:cs="Arial" w:eastAsia="Arial" w:hAnsi="Arial"/>
@@ -22932,7 +22932,7 @@
             <w:pPr>
               <w:spacing w:after="20" w:before="0"/>
             </w:pPr>
-            <w:hyperlink w:history="1" r:id="rIdhhtc7ffq7pldehpyfch0s">
+            <w:hyperlink w:history="1" r:id="rIdcnbe-dw0cp4boo6en-fw6">
               <w:r>
                 <w:rPr>
                   <w:rFonts w:ascii="Arial" w:cs="Arial" w:eastAsia="Arial" w:hAnsi="Arial"/>
@@ -22965,7 +22965,7 @@
               <w:spacing w:after="10" w:before="0"/>
               <w:ind w:left="120"/>
             </w:pPr>
-            <w:hyperlink w:history="1" r:id="rIdcqhloqmplxvesi9c2pyra">
+            <w:hyperlink w:history="1" r:id="rIdxcqkohbbxe9i8vevlongh">
               <w:r>
                 <w:rPr>
                   <w:rFonts w:ascii="Arial" w:cs="Arial" w:eastAsia="Arial" w:hAnsi="Arial"/>
@@ -23160,7 +23160,7 @@
             <w:pPr>
               <w:spacing w:after="20" w:before="0"/>
             </w:pPr>
-            <w:hyperlink w:history="1" r:id="rIdn6lemfjdbmpnw_it2q3pd">
+            <w:hyperlink w:history="1" r:id="rIdzyfpajkboxxuiaoy8nbci">
               <w:r>
                 <w:rPr>
                   <w:rFonts w:ascii="Arial" w:cs="Arial" w:eastAsia="Arial" w:hAnsi="Arial"/>
@@ -23193,7 +23193,7 @@
               <w:spacing w:after="10" w:before="0"/>
               <w:ind w:left="120"/>
             </w:pPr>
-            <w:hyperlink w:history="1" r:id="rIdovtj2zz6o11im_trov_i-">
+            <w:hyperlink w:history="1" r:id="rId_icb6-pbotmpylc_mv9oa">
               <w:r>
                 <w:rPr>
                   <w:rFonts w:ascii="Arial" w:cs="Arial" w:eastAsia="Arial" w:hAnsi="Arial"/>
@@ -23238,7 +23238,7 @@
             <w:pPr>
               <w:spacing w:after="20" w:before="0"/>
             </w:pPr>
-            <w:hyperlink w:history="1" r:id="rIdefnn1yrv0arotggvkggmf">
+            <w:hyperlink w:history="1" r:id="rIdyba0plvdhqngkb78ovhiz">
               <w:r>
                 <w:rPr>
                   <w:rFonts w:ascii="Arial" w:cs="Arial" w:eastAsia="Arial" w:hAnsi="Arial"/>
@@ -23287,7 +23287,7 @@
               <w:spacing w:after="10" w:before="0"/>
               <w:ind w:left="120"/>
             </w:pPr>
-            <w:hyperlink w:history="1" r:id="rId6sy09djhmwummutxvwhd-">
+            <w:hyperlink w:history="1" r:id="rIdkbe_dis2x7hr3zm1l9kmi">
               <w:r>
                 <w:rPr>
                   <w:rFonts w:ascii="Arial" w:cs="Arial" w:eastAsia="Arial" w:hAnsi="Arial"/>
@@ -23799,7 +23799,7 @@
         </w:rPr>
         <w:t xml:space="preserve">© 2026 SeaVuria and ARES. Aligned with KICD objectives. Developed by SeaVuria; technical implementation by ARES (with AI assistance from Claude). Licensed under </w:t>
       </w:r>
-      <w:hyperlink w:history="1" r:id="rIdhlhdmzwv02yzktlclnly8">
+      <w:hyperlink w:history="1" r:id="rIdys5tkjfo6brktuhxzgcsp">
         <w:r>
           <w:rPr>
             <w:rFonts w:ascii="Arial" w:cs="Arial" w:eastAsia="Arial" w:hAnsi="Arial"/>
@@ -23820,7 +23820,7 @@
         </w:rPr>
         <w:t xml:space="preserve"> (</w:t>
       </w:r>
-      <w:hyperlink w:history="1" r:id="rIdd8pjjbqzg4c0lhpj5-c13">
+      <w:hyperlink w:history="1" r:id="rId8io2s5lylpfwgvsnwgocl">
         <w:r>
           <w:rPr>
             <w:rFonts w:ascii="Arial" w:cs="Arial" w:eastAsia="Arial" w:hAnsi="Arial"/>
@@ -24833,7 +24833,7 @@
             <w:pPr>
               <w:spacing w:after="20" w:before="0"/>
             </w:pPr>
-            <w:hyperlink w:history="1" r:id="rIdgxlz-252r9sponvbkvul0">
+            <w:hyperlink w:history="1" r:id="rIds3s4qlz-yiikifyjk_v9y">
               <w:r>
                 <w:rPr>
                   <w:rFonts w:ascii="Arial" w:cs="Arial" w:eastAsia="Arial" w:hAnsi="Arial"/>
@@ -24866,7 +24866,7 @@
               <w:spacing w:after="10" w:before="0"/>
               <w:ind w:left="120"/>
             </w:pPr>
-            <w:hyperlink w:history="1" r:id="rIdrxklxo7bemxqgnpvztfsb">
+            <w:hyperlink w:history="1" r:id="rIdh5htbunm1o5kuxt1gqgoz">
               <w:r>
                 <w:rPr>
                   <w:rFonts w:ascii="Arial" w:cs="Arial" w:eastAsia="Arial" w:hAnsi="Arial"/>
@@ -24911,7 +24911,7 @@
             <w:pPr>
               <w:spacing w:after="20" w:before="0"/>
             </w:pPr>
-            <w:hyperlink w:history="1" r:id="rIdeidrywddmke5h87og3ckx">
+            <w:hyperlink w:history="1" r:id="rIds_r_au2krcacf4kv3sqcp">
               <w:r>
                 <w:rPr>
                   <w:rFonts w:ascii="Arial" w:cs="Arial" w:eastAsia="Arial" w:hAnsi="Arial"/>
@@ -24944,7 +24944,7 @@
               <w:spacing w:after="10" w:before="0"/>
               <w:ind w:left="120"/>
             </w:pPr>
-            <w:hyperlink w:history="1" r:id="rId3woezfdf4hu6cusqe9ebu">
+            <w:hyperlink w:history="1" r:id="rIdjo0hgha8y70xaeibnvspb">
               <w:r>
                 <w:rPr>
                   <w:rFonts w:ascii="Arial" w:cs="Arial" w:eastAsia="Arial" w:hAnsi="Arial"/>
@@ -25139,7 +25139,7 @@
             <w:pPr>
               <w:spacing w:after="20" w:before="0"/>
             </w:pPr>
-            <w:hyperlink w:history="1" r:id="rIdyhk2gonsjidgprppqxgxh">
+            <w:hyperlink w:history="1" r:id="rIdrjrn8q86tis2nnbymgrva">
               <w:r>
                 <w:rPr>
                   <w:rFonts w:ascii="Arial" w:cs="Arial" w:eastAsia="Arial" w:hAnsi="Arial"/>
@@ -25172,7 +25172,7 @@
               <w:spacing w:after="10" w:before="0"/>
               <w:ind w:left="120"/>
             </w:pPr>
-            <w:hyperlink w:history="1" r:id="rIdlo6zm_fv2sldi--elkewk">
+            <w:hyperlink w:history="1" r:id="rId2mxwnzplwroi-rbp84ewh">
               <w:r>
                 <w:rPr>
                   <w:rFonts w:ascii="Arial" w:cs="Arial" w:eastAsia="Arial" w:hAnsi="Arial"/>
@@ -25217,7 +25217,7 @@
             <w:pPr>
               <w:spacing w:after="20" w:before="0"/>
             </w:pPr>
-            <w:hyperlink w:history="1" r:id="rIdrsdacgtojxgye1zb7gtl9">
+            <w:hyperlink w:history="1" r:id="rIdtwbi3wzn-mkxfqjhitm10">
               <w:r>
                 <w:rPr>
                   <w:rFonts w:ascii="Arial" w:cs="Arial" w:eastAsia="Arial" w:hAnsi="Arial"/>
@@ -25250,7 +25250,7 @@
               <w:spacing w:after="10" w:before="0"/>
               <w:ind w:left="120"/>
             </w:pPr>
-            <w:hyperlink w:history="1" r:id="rIddd5l6hbsoyxwrnsx1atps">
+            <w:hyperlink w:history="1" r:id="rIdf1whupq2c37wadvyzpmzo">
               <w:r>
                 <w:rPr>
                   <w:rFonts w:ascii="Arial" w:cs="Arial" w:eastAsia="Arial" w:hAnsi="Arial"/>
@@ -25445,7 +25445,7 @@
             <w:pPr>
               <w:spacing w:after="20" w:before="0"/>
             </w:pPr>
-            <w:hyperlink w:history="1" r:id="rId2x-ktqqryonjujm0f-s1y">
+            <w:hyperlink w:history="1" r:id="rIden1axeprjyrm0mmphne2n">
               <w:r>
                 <w:rPr>
                   <w:rFonts w:ascii="Arial" w:cs="Arial" w:eastAsia="Arial" w:hAnsi="Arial"/>
@@ -25478,7 +25478,7 @@
               <w:spacing w:after="10" w:before="0"/>
               <w:ind w:left="120"/>
             </w:pPr>
-            <w:hyperlink w:history="1" r:id="rIdyvfmnzyvhzlcoedmd_xnt">
+            <w:hyperlink w:history="1" r:id="rIdbn4wv3buun52mofh9cup4">
               <w:r>
                 <w:rPr>
                   <w:rFonts w:ascii="Arial" w:cs="Arial" w:eastAsia="Arial" w:hAnsi="Arial"/>
@@ -25523,7 +25523,7 @@
             <w:pPr>
               <w:spacing w:after="20" w:before="0"/>
             </w:pPr>
-            <w:hyperlink w:history="1" r:id="rIdievsr6zymkpq90esh_oi_">
+            <w:hyperlink w:history="1" r:id="rIdgl4swi970pgpkhpk9pery">
               <w:r>
                 <w:rPr>
                   <w:rFonts w:ascii="Arial" w:cs="Arial" w:eastAsia="Arial" w:hAnsi="Arial"/>
@@ -25556,7 +25556,7 @@
               <w:spacing w:after="10" w:before="0"/>
               <w:ind w:left="120"/>
             </w:pPr>
-            <w:hyperlink w:history="1" r:id="rIdcndjhigya7r5iswqxc7ma">
+            <w:hyperlink w:history="1" r:id="rIdyszcvvp7xnynoygqicqfj">
               <w:r>
                 <w:rPr>
                   <w:rFonts w:ascii="Arial" w:cs="Arial" w:eastAsia="Arial" w:hAnsi="Arial"/>
@@ -25751,7 +25751,7 @@
             <w:pPr>
               <w:spacing w:after="20" w:before="0"/>
             </w:pPr>
-            <w:hyperlink w:history="1" r:id="rIdad7wnrwtf536shq1fl8bk">
+            <w:hyperlink w:history="1" r:id="rIdmv6jfrwee_kpeqeclcztu">
               <w:r>
                 <w:rPr>
                   <w:rFonts w:ascii="Arial" w:cs="Arial" w:eastAsia="Arial" w:hAnsi="Arial"/>
@@ -25784,7 +25784,7 @@
               <w:spacing w:after="10" w:before="0"/>
               <w:ind w:left="120"/>
             </w:pPr>
-            <w:hyperlink w:history="1" r:id="rId-u6s5cf0tjgimhinz5kzu">
+            <w:hyperlink w:history="1" r:id="rIdrghi6fxcru2swwkd1g3fq">
               <w:r>
                 <w:rPr>
                   <w:rFonts w:ascii="Arial" w:cs="Arial" w:eastAsia="Arial" w:hAnsi="Arial"/>
@@ -25829,7 +25829,7 @@
             <w:pPr>
               <w:spacing w:after="20" w:before="0"/>
             </w:pPr>
-            <w:hyperlink w:history="1" r:id="rIdnmzhodm9ijmcaervweowp">
+            <w:hyperlink w:history="1" r:id="rIdwjckisycwkpmmeu74h5ce">
               <w:r>
                 <w:rPr>
                   <w:rFonts w:ascii="Arial" w:cs="Arial" w:eastAsia="Arial" w:hAnsi="Arial"/>
@@ -25862,7 +25862,7 @@
               <w:spacing w:after="10" w:before="0"/>
               <w:ind w:left="120"/>
             </w:pPr>
-            <w:hyperlink w:history="1" r:id="rId4eb5k2vg0lebeuayaafbm">
+            <w:hyperlink w:history="1" r:id="rIdtw5sp1bif9mjgo-s0dywm">
               <w:r>
                 <w:rPr>
                   <w:rFonts w:ascii="Arial" w:cs="Arial" w:eastAsia="Arial" w:hAnsi="Arial"/>
@@ -26057,7 +26057,7 @@
             <w:pPr>
               <w:spacing w:after="20" w:before="0"/>
             </w:pPr>
-            <w:hyperlink w:history="1" r:id="rId7uyiew6gvwzdba3xxm-sr">
+            <w:hyperlink w:history="1" r:id="rId8c7fhuntnycqfhkythhdk">
               <w:r>
                 <w:rPr>
                   <w:rFonts w:ascii="Arial" w:cs="Arial" w:eastAsia="Arial" w:hAnsi="Arial"/>
@@ -26090,7 +26090,7 @@
               <w:spacing w:after="10" w:before="0"/>
               <w:ind w:left="120"/>
             </w:pPr>
-            <w:hyperlink w:history="1" r:id="rIdkhycq7hdl2fjvt7cg-c-t">
+            <w:hyperlink w:history="1" r:id="rIdch4r_fsot59rfoehu5hlp">
               <w:r>
                 <w:rPr>
                   <w:rFonts w:ascii="Arial" w:cs="Arial" w:eastAsia="Arial" w:hAnsi="Arial"/>
@@ -26135,7 +26135,7 @@
             <w:pPr>
               <w:spacing w:after="20" w:before="0"/>
             </w:pPr>
-            <w:hyperlink w:history="1" r:id="rIduakn4widg4a_oip54_jzq">
+            <w:hyperlink w:history="1" r:id="rIdb9pq0_u-rbzne-nftk3mr">
               <w:r>
                 <w:rPr>
                   <w:rFonts w:ascii="Arial" w:cs="Arial" w:eastAsia="Arial" w:hAnsi="Arial"/>
@@ -26184,7 +26184,7 @@
               <w:spacing w:after="10" w:before="0"/>
               <w:ind w:left="120"/>
             </w:pPr>
-            <w:hyperlink w:history="1" r:id="rIdwor8lp3pduff2v5foch6p">
+            <w:hyperlink w:history="1" r:id="rId3vpaeutqgaieze15wlibw">
               <w:r>
                 <w:rPr>
                   <w:rFonts w:ascii="Arial" w:cs="Arial" w:eastAsia="Arial" w:hAnsi="Arial"/>
@@ -26696,7 +26696,7 @@
         </w:rPr>
         <w:t xml:space="preserve">© 2026 SeaVuria and ARES. Aligned with KICD objectives. Developed by SeaVuria; technical implementation by ARES (with AI assistance from Claude). Licensed under </w:t>
       </w:r>
-      <w:hyperlink w:history="1" r:id="rIdmviu4u-d-vkeguv1nu1-f">
+      <w:hyperlink w:history="1" r:id="rId-cop_lr_dziuu2addyxjl">
         <w:r>
           <w:rPr>
             <w:rFonts w:ascii="Arial" w:cs="Arial" w:eastAsia="Arial" w:hAnsi="Arial"/>
@@ -26717,7 +26717,7 @@
         </w:rPr>
         <w:t xml:space="preserve"> (</w:t>
       </w:r>
-      <w:hyperlink w:history="1" r:id="rIdtid8t1tjkbmd4frpwh2_f">
+      <w:hyperlink w:history="1" r:id="rIdm7w4zsyvnz8ukqkovnguo">
         <w:r>
           <w:rPr>
             <w:rFonts w:ascii="Arial" w:cs="Arial" w:eastAsia="Arial" w:hAnsi="Arial"/>

--- a/data/outputs/v2/Core_Mathematics/SS2.7_Surface_Area_and_Volume_of_Solids/Core_Mathematics_Surface_Area_and_Volume_of_Solids_CBE_LessonSequence.docx
+++ b/data/outputs/v2/Core_Mathematics/SS2.7_Surface_Area_and_Volume_of_Solids/Core_Mathematics_Surface_Area_and_Volume_of_Solids_CBE_LessonSequence.docx
@@ -4,6 +4,7 @@
   <w:body>
     <w:p>
       <w:pPr>
+        <w:keepNext w:val="false"/>
         <w:spacing w:after="30" w:before="0"/>
         <w:jc w:val="center"/>
       </w:pPr>
@@ -23,6 +24,7 @@
     </w:p>
     <w:p>
       <w:pPr>
+        <w:keepNext w:val="false"/>
         <w:spacing w:after="60" w:before="0"/>
         <w:jc w:val="center"/>
       </w:pPr>
@@ -81,6 +83,7 @@
           </w:tcPr>
           <w:p>
             <w:pPr>
+              <w:keepNext w:val="false"/>
               <w:spacing w:after="40" w:before="0"/>
               <w:jc w:val="center"/>
             </w:pPr>
@@ -115,6 +118,7 @@
           </w:tcPr>
           <w:p>
             <w:pPr>
+              <w:keepNext w:val="false"/>
               <w:spacing w:after="40" w:before="0"/>
               <w:jc w:val="left"/>
             </w:pPr>
@@ -147,6 +151,7 @@
           </w:tcPr>
           <w:p>
             <w:pPr>
+              <w:keepNext w:val="false"/>
               <w:spacing w:after="40" w:before="0"/>
               <w:jc w:val="left"/>
             </w:pPr>
@@ -181,6 +186,7 @@
           </w:tcPr>
           <w:p>
             <w:pPr>
+              <w:keepNext w:val="false"/>
               <w:spacing w:after="40" w:before="0"/>
               <w:jc w:val="left"/>
             </w:pPr>
@@ -213,6 +219,7 @@
           </w:tcPr>
           <w:p>
             <w:pPr>
+              <w:keepNext w:val="false"/>
               <w:spacing w:after="40" w:before="0"/>
               <w:jc w:val="left"/>
             </w:pPr>
@@ -247,6 +254,7 @@
           </w:tcPr>
           <w:p>
             <w:pPr>
+              <w:keepNext w:val="false"/>
               <w:spacing w:after="40" w:before="0"/>
               <w:jc w:val="left"/>
             </w:pPr>
@@ -279,6 +287,7 @@
           </w:tcPr>
           <w:p>
             <w:pPr>
+              <w:keepNext w:val="false"/>
               <w:spacing w:after="40" w:before="0"/>
               <w:jc w:val="left"/>
             </w:pPr>
@@ -313,6 +322,7 @@
           </w:tcPr>
           <w:p>
             <w:pPr>
+              <w:keepNext w:val="false"/>
               <w:spacing w:after="40" w:before="0"/>
               <w:jc w:val="left"/>
             </w:pPr>
@@ -345,6 +355,7 @@
           </w:tcPr>
           <w:p>
             <w:pPr>
+              <w:keepNext w:val="false"/>
               <w:spacing w:after="40" w:before="0"/>
               <w:jc w:val="left"/>
             </w:pPr>
@@ -379,6 +390,7 @@
           </w:tcPr>
           <w:p>
             <w:pPr>
+              <w:keepNext w:val="false"/>
               <w:spacing w:after="40" w:before="0"/>
               <w:jc w:val="left"/>
             </w:pPr>
@@ -411,6 +423,7 @@
           </w:tcPr>
           <w:p>
             <w:pPr>
+              <w:keepNext w:val="false"/>
               <w:spacing w:after="40" w:before="0"/>
               <w:jc w:val="left"/>
             </w:pPr>
@@ -445,6 +458,7 @@
           </w:tcPr>
           <w:p>
             <w:pPr>
+              <w:keepNext w:val="false"/>
               <w:spacing w:after="40" w:before="0"/>
               <w:jc w:val="left"/>
             </w:pPr>
@@ -752,6 +766,7 @@
           </w:tcPr>
           <w:p>
             <w:pPr>
+              <w:keepNext w:val="false"/>
               <w:spacing w:after="40" w:before="0"/>
               <w:jc w:val="left"/>
             </w:pPr>
@@ -784,6 +799,7 @@
           </w:tcPr>
           <w:p>
             <w:pPr>
+              <w:keepNext w:val="false"/>
               <w:spacing w:after="40" w:before="0"/>
               <w:jc w:val="left"/>
             </w:pPr>
@@ -803,6 +819,7 @@
           </w:p>
           <w:p>
             <w:pPr>
+              <w:keepNext w:val="false"/>
               <w:spacing w:after="40" w:before="0"/>
               <w:jc w:val="left"/>
             </w:pPr>
@@ -822,6 +839,7 @@
           </w:p>
           <w:p>
             <w:pPr>
+              <w:keepNext w:val="false"/>
               <w:spacing w:after="40" w:before="0"/>
               <w:jc w:val="left"/>
             </w:pPr>
@@ -841,6 +859,7 @@
           </w:p>
           <w:p>
             <w:pPr>
+              <w:keepNext w:val="false"/>
               <w:spacing w:after="40" w:before="0"/>
               <w:jc w:val="left"/>
             </w:pPr>
@@ -860,6 +879,7 @@
           </w:p>
           <w:p>
             <w:pPr>
+              <w:keepNext w:val="false"/>
               <w:spacing w:after="40" w:before="0"/>
               <w:jc w:val="left"/>
             </w:pPr>
@@ -879,6 +899,7 @@
           </w:p>
           <w:p>
             <w:pPr>
+              <w:keepNext w:val="false"/>
               <w:spacing w:after="40" w:before="0"/>
               <w:jc w:val="left"/>
             </w:pPr>
@@ -898,6 +919,7 @@
           </w:p>
           <w:p>
             <w:pPr>
+              <w:keepNext w:val="false"/>
               <w:spacing w:after="40" w:before="0"/>
               <w:jc w:val="left"/>
             </w:pPr>
@@ -932,6 +954,7 @@
           </w:tcPr>
           <w:p>
             <w:pPr>
+              <w:keepNext w:val="false"/>
               <w:spacing w:after="40" w:before="0"/>
               <w:jc w:val="left"/>
             </w:pPr>
@@ -1079,6 +1102,7 @@
           </w:tcPr>
           <w:p>
             <w:pPr>
+              <w:keepNext w:val="false"/>
               <w:spacing w:after="40" w:before="0"/>
               <w:jc w:val="left"/>
             </w:pPr>
@@ -1206,6 +1230,7 @@
           </w:tcPr>
           <w:p>
             <w:pPr>
+              <w:keepNext w:val="false"/>
               <w:spacing w:after="40" w:before="0"/>
               <w:jc w:val="left"/>
             </w:pPr>
@@ -1353,6 +1378,7 @@
           </w:tcPr>
           <w:p>
             <w:pPr>
+              <w:keepNext w:val="false"/>
               <w:spacing w:after="40" w:before="0"/>
               <w:jc w:val="left"/>
             </w:pPr>
@@ -1480,6 +1506,7 @@
           </w:tcPr>
           <w:p>
             <w:pPr>
+              <w:keepNext w:val="false"/>
               <w:spacing w:after="40" w:before="0"/>
               <w:jc w:val="left"/>
             </w:pPr>
@@ -1647,6 +1674,7 @@
           </w:tcPr>
           <w:p>
             <w:pPr>
+              <w:keepNext w:val="false"/>
               <w:spacing w:after="40" w:before="0"/>
               <w:jc w:val="left"/>
             </w:pPr>
@@ -1679,6 +1707,7 @@
           </w:tcPr>
           <w:p>
             <w:pPr>
+              <w:keepNext w:val="false"/>
               <w:spacing w:after="40" w:before="0"/>
               <w:jc w:val="left"/>
             </w:pPr>
@@ -1713,6 +1742,7 @@
           </w:tcPr>
           <w:p>
             <w:pPr>
+              <w:keepNext w:val="false"/>
               <w:spacing w:after="40" w:before="0"/>
               <w:jc w:val="left"/>
             </w:pPr>
@@ -1745,6 +1775,7 @@
           </w:tcPr>
           <w:p>
             <w:pPr>
+              <w:keepNext w:val="false"/>
               <w:spacing w:after="40" w:before="0"/>
               <w:jc w:val="left"/>
             </w:pPr>
@@ -1764,6 +1795,7 @@
           </w:p>
           <w:p>
             <w:pPr>
+              <w:keepNext w:val="false"/>
               <w:spacing w:after="40" w:before="0"/>
               <w:jc w:val="left"/>
             </w:pPr>
@@ -1783,6 +1815,7 @@
           </w:p>
           <w:p>
             <w:pPr>
+              <w:keepNext w:val="false"/>
               <w:spacing w:after="40" w:before="0"/>
               <w:jc w:val="left"/>
             </w:pPr>
@@ -1802,6 +1835,7 @@
           </w:p>
           <w:p>
             <w:pPr>
+              <w:keepNext w:val="false"/>
               <w:spacing w:after="40" w:before="0"/>
               <w:jc w:val="left"/>
             </w:pPr>
@@ -1821,6 +1855,7 @@
           </w:p>
           <w:p>
             <w:pPr>
+              <w:keepNext w:val="false"/>
               <w:spacing w:after="40" w:before="0"/>
               <w:jc w:val="left"/>
             </w:pPr>
@@ -1855,6 +1890,7 @@
           </w:tcPr>
           <w:p>
             <w:pPr>
+              <w:keepNext w:val="false"/>
               <w:spacing w:after="40" w:before="0"/>
               <w:jc w:val="left"/>
             </w:pPr>
@@ -1887,6 +1923,7 @@
           </w:tcPr>
           <w:p>
             <w:pPr>
+              <w:keepNext w:val="false"/>
               <w:spacing w:after="40" w:before="0"/>
               <w:jc w:val="left"/>
             </w:pPr>
@@ -1921,6 +1958,7 @@
           </w:tcPr>
           <w:p>
             <w:pPr>
+              <w:keepNext w:val="false"/>
               <w:spacing w:after="40" w:before="0"/>
               <w:jc w:val="left"/>
             </w:pPr>
@@ -1953,6 +1991,7 @@
           </w:tcPr>
           <w:p>
             <w:pPr>
+              <w:keepNext w:val="false"/>
               <w:spacing w:after="40" w:before="0"/>
               <w:jc w:val="left"/>
             </w:pPr>
@@ -1972,6 +2011,7 @@
           </w:p>
           <w:p>
             <w:pPr>
+              <w:keepNext w:val="false"/>
               <w:spacing w:after="40" w:before="0"/>
               <w:jc w:val="left"/>
             </w:pPr>
@@ -1991,6 +2031,7 @@
           </w:p>
           <w:p>
             <w:pPr>
+              <w:keepNext w:val="false"/>
               <w:spacing w:after="40" w:before="0"/>
               <w:jc w:val="left"/>
             </w:pPr>
@@ -2010,6 +2051,7 @@
           </w:p>
           <w:p>
             <w:pPr>
+              <w:keepNext w:val="false"/>
               <w:spacing w:after="40" w:before="0"/>
               <w:jc w:val="left"/>
             </w:pPr>
@@ -2029,6 +2071,7 @@
           </w:p>
           <w:p>
             <w:pPr>
+              <w:keepNext w:val="false"/>
               <w:spacing w:after="40" w:before="0"/>
               <w:jc w:val="left"/>
             </w:pPr>
@@ -2048,6 +2091,7 @@
           </w:p>
           <w:p>
             <w:pPr>
+              <w:keepNext w:val="false"/>
               <w:spacing w:after="40" w:before="0"/>
               <w:jc w:val="left"/>
             </w:pPr>
@@ -2067,6 +2111,7 @@
           </w:p>
           <w:p>
             <w:pPr>
+              <w:keepNext w:val="false"/>
               <w:spacing w:after="40" w:before="0"/>
               <w:jc w:val="left"/>
             </w:pPr>
@@ -2086,6 +2131,7 @@
           </w:p>
           <w:p>
             <w:pPr>
+              <w:keepNext w:val="false"/>
               <w:spacing w:after="40" w:before="0"/>
               <w:jc w:val="left"/>
             </w:pPr>
@@ -2105,6 +2151,7 @@
           </w:p>
           <w:p>
             <w:pPr>
+              <w:keepNext w:val="false"/>
               <w:spacing w:after="40" w:before="0"/>
               <w:jc w:val="left"/>
             </w:pPr>
@@ -2124,6 +2171,7 @@
           </w:p>
           <w:p>
             <w:pPr>
+              <w:keepNext w:val="false"/>
               <w:spacing w:after="40" w:before="0"/>
               <w:jc w:val="left"/>
             </w:pPr>
@@ -2143,6 +2191,7 @@
           </w:p>
           <w:p>
             <w:pPr>
+              <w:keepNext w:val="false"/>
               <w:spacing w:after="40" w:before="0"/>
               <w:jc w:val="left"/>
             </w:pPr>
@@ -2162,6 +2211,7 @@
           </w:p>
           <w:p>
             <w:pPr>
+              <w:keepNext w:val="false"/>
               <w:spacing w:after="40" w:before="0"/>
               <w:jc w:val="left"/>
             </w:pPr>
@@ -2181,6 +2231,7 @@
           </w:p>
           <w:p>
             <w:pPr>
+              <w:keepNext w:val="false"/>
               <w:spacing w:after="40" w:before="0"/>
               <w:jc w:val="left"/>
             </w:pPr>
@@ -2200,6 +2251,7 @@
           </w:p>
           <w:p>
             <w:pPr>
+              <w:keepNext w:val="false"/>
               <w:spacing w:after="40" w:before="0"/>
               <w:jc w:val="left"/>
             </w:pPr>
@@ -2219,6 +2271,7 @@
           </w:p>
           <w:p>
             <w:pPr>
+              <w:keepNext w:val="false"/>
               <w:spacing w:after="40" w:before="0"/>
               <w:jc w:val="left"/>
             </w:pPr>
@@ -2253,6 +2306,7 @@
           </w:tcPr>
           <w:p>
             <w:pPr>
+              <w:keepNext w:val="false"/>
               <w:spacing w:after="40" w:before="0"/>
               <w:jc w:val="left"/>
             </w:pPr>
@@ -2484,7 +2538,7 @@
         </w:rPr>
         <w:t xml:space="preserve">© 2026 SeaVuria and ARES. This work is licensed under a </w:t>
       </w:r>
-      <w:hyperlink w:history="1" r:id="rIdgjtkorswq2sonrysalson">
+      <w:hyperlink w:history="1" r:id="rIditolna96tjjqc8tdgi20r">
         <w:r>
           <w:rPr>
             <w:rFonts w:ascii="Arial" w:cs="Arial" w:eastAsia="Arial" w:hAnsi="Arial"/>
@@ -2504,7 +2558,7 @@
         </w:rPr>
         <w:t xml:space="preserve"> (</w:t>
       </w:r>
-      <w:hyperlink w:history="1" r:id="rId54_ataiy_tibmvzx9zy7t">
+      <w:hyperlink w:history="1" r:id="rIdegsr4cowflfjzs5rjki-q">
         <w:r>
           <w:rPr>
             <w:rFonts w:ascii="Arial" w:cs="Arial" w:eastAsia="Arial" w:hAnsi="Arial"/>
@@ -2524,7 +2578,7 @@
         </w:rPr>
         <w:t xml:space="preserve">). To view a copy of this license, visit </w:t>
       </w:r>
-      <w:hyperlink w:history="1" r:id="rId2gg3kr7e13ewiebqqcq0j">
+      <w:hyperlink w:history="1" r:id="rId-ashqp1xoglhoni7semcp">
         <w:r>
           <w:rPr>
             <w:rFonts w:ascii="Arial" w:cs="Arial" w:eastAsia="Arial" w:hAnsi="Arial"/>
@@ -2583,6 +2637,7 @@
           </w:tcPr>
           <w:p>
             <w:pPr>
+              <w:keepNext w:val="false"/>
               <w:spacing w:after="40" w:before="0"/>
               <w:jc w:val="center"/>
             </w:pPr>
@@ -2618,6 +2673,7 @@
           </w:tcPr>
           <w:p>
             <w:pPr>
+              <w:keepNext w:val="false"/>
               <w:spacing w:after="40" w:before="0"/>
               <w:jc w:val="center"/>
             </w:pPr>
@@ -2652,6 +2708,7 @@
           </w:tcPr>
           <w:p>
             <w:pPr>
+              <w:keepNext w:val="false"/>
               <w:spacing w:after="40" w:before="0"/>
               <w:jc w:val="left"/>
             </w:pPr>
@@ -2684,6 +2741,7 @@
           </w:tcPr>
           <w:p>
             <w:pPr>
+              <w:keepNext w:val="false"/>
               <w:spacing w:after="40" w:before="0"/>
               <w:jc w:val="left"/>
             </w:pPr>
@@ -2718,6 +2776,7 @@
           </w:tcPr>
           <w:p>
             <w:pPr>
+              <w:keepNext w:val="false"/>
               <w:spacing w:after="40" w:before="0"/>
               <w:jc w:val="left"/>
             </w:pPr>
@@ -2750,6 +2809,7 @@
           </w:tcPr>
           <w:p>
             <w:pPr>
+              <w:keepNext w:val="false"/>
               <w:spacing w:after="40" w:before="0"/>
               <w:jc w:val="left"/>
             </w:pPr>
@@ -2784,6 +2844,7 @@
           </w:tcPr>
           <w:p>
             <w:pPr>
+              <w:keepNext w:val="false"/>
               <w:spacing w:after="40" w:before="0"/>
               <w:jc w:val="left"/>
             </w:pPr>
@@ -2816,6 +2877,7 @@
           </w:tcPr>
           <w:p>
             <w:pPr>
+              <w:keepNext w:val="false"/>
               <w:spacing w:after="40" w:before="0"/>
               <w:jc w:val="left"/>
             </w:pPr>
@@ -2850,6 +2912,7 @@
           </w:tcPr>
           <w:p>
             <w:pPr>
+              <w:keepNext w:val="false"/>
               <w:spacing w:after="40" w:before="0"/>
               <w:jc w:val="left"/>
             </w:pPr>
@@ -2882,6 +2945,7 @@
           </w:tcPr>
           <w:p>
             <w:pPr>
+              <w:keepNext w:val="false"/>
               <w:spacing w:after="40" w:before="0"/>
               <w:jc w:val="left"/>
             </w:pPr>
@@ -2916,6 +2980,7 @@
           </w:tcPr>
           <w:p>
             <w:pPr>
+              <w:keepNext w:val="false"/>
               <w:spacing w:after="40" w:before="0"/>
               <w:jc w:val="left"/>
             </w:pPr>
@@ -2948,6 +3013,7 @@
           </w:tcPr>
           <w:p>
             <w:pPr>
+              <w:keepNext w:val="false"/>
               <w:spacing w:after="40" w:before="0"/>
               <w:jc w:val="left"/>
             </w:pPr>
@@ -2982,6 +3048,7 @@
           </w:tcPr>
           <w:p>
             <w:pPr>
+              <w:keepNext w:val="false"/>
               <w:spacing w:after="40" w:before="0"/>
               <w:jc w:val="left"/>
             </w:pPr>
@@ -3014,6 +3081,7 @@
           </w:tcPr>
           <w:p>
             <w:pPr>
+              <w:keepNext w:val="false"/>
               <w:spacing w:after="40" w:before="0"/>
               <w:jc w:val="left"/>
             </w:pPr>
@@ -3048,6 +3116,7 @@
           </w:tcPr>
           <w:p>
             <w:pPr>
+              <w:keepNext w:val="false"/>
               <w:spacing w:after="40" w:before="0"/>
               <w:jc w:val="left"/>
             </w:pPr>
@@ -3080,6 +3149,7 @@
           </w:tcPr>
           <w:p>
             <w:pPr>
+              <w:keepNext w:val="false"/>
               <w:spacing w:after="40" w:before="0"/>
               <w:jc w:val="left"/>
             </w:pPr>
@@ -3114,6 +3184,7 @@
           </w:tcPr>
           <w:p>
             <w:pPr>
+              <w:keepNext w:val="false"/>
               <w:spacing w:after="40" w:before="0"/>
               <w:jc w:val="left"/>
             </w:pPr>
@@ -3146,6 +3217,7 @@
           </w:tcPr>
           <w:p>
             <w:pPr>
+              <w:keepNext w:val="false"/>
               <w:spacing w:after="40" w:before="0"/>
               <w:jc w:val="left"/>
             </w:pPr>
@@ -3205,6 +3277,7 @@
           </w:tcPr>
           <w:p>
             <w:pPr>
+              <w:keepNext w:val="false"/>
               <w:spacing w:after="40" w:before="0"/>
               <w:jc w:val="center"/>
             </w:pPr>
@@ -3239,6 +3312,7 @@
           </w:tcPr>
           <w:p>
             <w:pPr>
+              <w:keepNext w:val="false"/>
               <w:spacing w:after="40" w:before="0"/>
               <w:jc w:val="left"/>
             </w:pPr>
@@ -3303,6 +3377,7 @@
           </w:tcPr>
           <w:p>
             <w:pPr>
+              <w:keepNext w:val="false"/>
               <w:spacing w:after="40" w:before="0"/>
               <w:jc w:val="center"/>
             </w:pPr>
@@ -3337,6 +3412,7 @@
           </w:tcPr>
           <w:p>
             <w:pPr>
+              <w:keepNext w:val="false"/>
               <w:spacing w:after="40" w:before="0"/>
               <w:jc w:val="left"/>
             </w:pPr>
@@ -3369,6 +3445,7 @@
           </w:tcPr>
           <w:p>
             <w:pPr>
+              <w:keepNext w:val="false"/>
               <w:spacing w:after="40" w:before="0"/>
               <w:jc w:val="left"/>
             </w:pPr>
@@ -3401,6 +3478,7 @@
           </w:tcPr>
           <w:p>
             <w:pPr>
+              <w:keepNext w:val="false"/>
               <w:spacing w:after="40" w:before="0"/>
               <w:jc w:val="left"/>
             </w:pPr>
@@ -3433,6 +3511,7 @@
           </w:tcPr>
           <w:p>
             <w:pPr>
+              <w:keepNext w:val="false"/>
               <w:spacing w:after="40" w:before="0"/>
               <w:jc w:val="left"/>
             </w:pPr>
@@ -3465,6 +3544,7 @@
           </w:tcPr>
           <w:p>
             <w:pPr>
+              <w:keepNext w:val="false"/>
               <w:spacing w:after="40" w:before="0"/>
               <w:jc w:val="left"/>
             </w:pPr>
@@ -3499,6 +3579,7 @@
           </w:tcPr>
           <w:p>
             <w:pPr>
+              <w:keepNext w:val="false"/>
               <w:spacing w:after="40" w:before="0"/>
               <w:jc w:val="left"/>
             </w:pPr>
@@ -3536,7 +3617,7 @@
             <w:pPr>
               <w:spacing w:after="20" w:before="0"/>
             </w:pPr>
-            <w:hyperlink w:history="1" r:id="rId42yoimftmrdkhhac0xsae">
+            <w:hyperlink w:history="1" r:id="rIdexr9udxosx9o5q3jhhima">
               <w:r>
                 <w:rPr>
                   <w:rFonts w:ascii="Arial" w:cs="Arial" w:eastAsia="Arial" w:hAnsi="Arial"/>
@@ -3569,7 +3650,7 @@
               <w:spacing w:after="10" w:before="0"/>
               <w:ind w:left="120"/>
             </w:pPr>
-            <w:hyperlink w:history="1" r:id="rIdr-49qao6t6zak0tl63bui">
+            <w:hyperlink w:history="1" r:id="rIdc0d-ujifv1pugterrtzbx">
               <w:r>
                 <w:rPr>
                   <w:rFonts w:ascii="Arial" w:cs="Arial" w:eastAsia="Arial" w:hAnsi="Arial"/>
@@ -3614,7 +3695,7 @@
             <w:pPr>
               <w:spacing w:after="20" w:before="0"/>
             </w:pPr>
-            <w:hyperlink w:history="1" r:id="rId_jk_8reybjmv4ngafailf">
+            <w:hyperlink w:history="1" r:id="rIdwtxb_ycuhuvqaws0j5na6">
               <w:r>
                 <w:rPr>
                   <w:rFonts w:ascii="Arial" w:cs="Arial" w:eastAsia="Arial" w:hAnsi="Arial"/>
@@ -3647,7 +3728,7 @@
               <w:spacing w:after="10" w:before="0"/>
               <w:ind w:left="120"/>
             </w:pPr>
-            <w:hyperlink w:history="1" r:id="rId-eooddnuyehl8xznr-yx9">
+            <w:hyperlink w:history="1" r:id="rIdxrxs8zgspd9-uinqbc3pr">
               <w:r>
                 <w:rPr>
                   <w:rFonts w:ascii="Arial" w:cs="Arial" w:eastAsia="Arial" w:hAnsi="Arial"/>
@@ -3675,6 +3756,7 @@
           </w:tcPr>
           <w:p>
             <w:pPr>
+              <w:keepNext w:val="false"/>
               <w:spacing w:after="40" w:before="0"/>
               <w:jc w:val="left"/>
             </w:pPr>
@@ -3707,6 +3789,7 @@
           </w:tcPr>
           <w:p>
             <w:pPr>
+              <w:keepNext w:val="false"/>
               <w:spacing w:after="40" w:before="0"/>
               <w:jc w:val="left"/>
             </w:pPr>
@@ -3739,6 +3822,7 @@
           </w:tcPr>
           <w:p>
             <w:pPr>
+              <w:keepNext w:val="false"/>
               <w:spacing w:after="40" w:before="0"/>
               <w:jc w:val="left"/>
             </w:pPr>
@@ -3771,6 +3855,7 @@
           </w:tcPr>
           <w:p>
             <w:pPr>
+              <w:keepNext w:val="false"/>
               <w:spacing w:after="40" w:before="0"/>
               <w:jc w:val="left"/>
             </w:pPr>
@@ -3805,6 +3890,7 @@
           </w:tcPr>
           <w:p>
             <w:pPr>
+              <w:keepNext w:val="false"/>
               <w:spacing w:after="40" w:before="0"/>
               <w:jc w:val="left"/>
             </w:pPr>
@@ -3842,7 +3928,7 @@
             <w:pPr>
               <w:spacing w:after="20" w:before="0"/>
             </w:pPr>
-            <w:hyperlink w:history="1" r:id="rId5g2nz5vpnbvfmse8zkqde">
+            <w:hyperlink w:history="1" r:id="rIdexkq7owtyxtjj8op_9qeu">
               <w:r>
                 <w:rPr>
                   <w:rFonts w:ascii="Arial" w:cs="Arial" w:eastAsia="Arial" w:hAnsi="Arial"/>
@@ -3875,7 +3961,7 @@
               <w:spacing w:after="10" w:before="0"/>
               <w:ind w:left="120"/>
             </w:pPr>
-            <w:hyperlink w:history="1" r:id="rIdlyokqu0qc0znpzroyfqtl">
+            <w:hyperlink w:history="1" r:id="rIdt2wxxc2ewx90pipwyfusr">
               <w:r>
                 <w:rPr>
                   <w:rFonts w:ascii="Arial" w:cs="Arial" w:eastAsia="Arial" w:hAnsi="Arial"/>
@@ -3920,7 +4006,7 @@
             <w:pPr>
               <w:spacing w:after="20" w:before="0"/>
             </w:pPr>
-            <w:hyperlink w:history="1" r:id="rIdcrqdf9qmienns9au3xyqc">
+            <w:hyperlink w:history="1" r:id="rIdb3gxh-9tr9edborjouhg5">
               <w:r>
                 <w:rPr>
                   <w:rFonts w:ascii="Arial" w:cs="Arial" w:eastAsia="Arial" w:hAnsi="Arial"/>
@@ -3953,7 +4039,7 @@
               <w:spacing w:after="10" w:before="0"/>
               <w:ind w:left="120"/>
             </w:pPr>
-            <w:hyperlink w:history="1" r:id="rIdj_93sbeut7zeaaxylc6e0">
+            <w:hyperlink w:history="1" r:id="rIdhvcrrlvvzn44jodpg7pgt">
               <w:r>
                 <w:rPr>
                   <w:rFonts w:ascii="Arial" w:cs="Arial" w:eastAsia="Arial" w:hAnsi="Arial"/>
@@ -3981,6 +4067,7 @@
           </w:tcPr>
           <w:p>
             <w:pPr>
+              <w:keepNext w:val="false"/>
               <w:spacing w:after="40" w:before="0"/>
               <w:jc w:val="left"/>
             </w:pPr>
@@ -4013,6 +4100,7 @@
           </w:tcPr>
           <w:p>
             <w:pPr>
+              <w:keepNext w:val="false"/>
               <w:spacing w:after="40" w:before="0"/>
               <w:jc w:val="left"/>
             </w:pPr>
@@ -4045,6 +4133,7 @@
           </w:tcPr>
           <w:p>
             <w:pPr>
+              <w:keepNext w:val="false"/>
               <w:spacing w:after="40" w:before="0"/>
               <w:jc w:val="left"/>
             </w:pPr>
@@ -4077,6 +4166,7 @@
           </w:tcPr>
           <w:p>
             <w:pPr>
+              <w:keepNext w:val="false"/>
               <w:spacing w:after="40" w:before="0"/>
               <w:jc w:val="left"/>
             </w:pPr>
@@ -4111,6 +4201,7 @@
           </w:tcPr>
           <w:p>
             <w:pPr>
+              <w:keepNext w:val="false"/>
               <w:spacing w:after="40" w:before="0"/>
               <w:jc w:val="left"/>
             </w:pPr>
@@ -4148,7 +4239,7 @@
             <w:pPr>
               <w:spacing w:after="20" w:before="0"/>
             </w:pPr>
-            <w:hyperlink w:history="1" r:id="rIdblvh8yahzwvavrehfq4he">
+            <w:hyperlink w:history="1" r:id="rIdua97ejgctou1zvnoyjwwt">
               <w:r>
                 <w:rPr>
                   <w:rFonts w:ascii="Arial" w:cs="Arial" w:eastAsia="Arial" w:hAnsi="Arial"/>
@@ -4181,7 +4272,7 @@
               <w:spacing w:after="10" w:before="0"/>
               <w:ind w:left="120"/>
             </w:pPr>
-            <w:hyperlink w:history="1" r:id="rId2r6u_oaazuiiilnzjlxh2">
+            <w:hyperlink w:history="1" r:id="rIdowpmkqnb4gh5y7rzyy9nk">
               <w:r>
                 <w:rPr>
                   <w:rFonts w:ascii="Arial" w:cs="Arial" w:eastAsia="Arial" w:hAnsi="Arial"/>
@@ -4226,7 +4317,7 @@
             <w:pPr>
               <w:spacing w:after="20" w:before="0"/>
             </w:pPr>
-            <w:hyperlink w:history="1" r:id="rIdl-ih4dd-s1vtuzxjucdzt">
+            <w:hyperlink w:history="1" r:id="rIdofjlxgfuhy-ysiyeg8wl3">
               <w:r>
                 <w:rPr>
                   <w:rFonts w:ascii="Arial" w:cs="Arial" w:eastAsia="Arial" w:hAnsi="Arial"/>
@@ -4259,7 +4350,7 @@
               <w:spacing w:after="10" w:before="0"/>
               <w:ind w:left="120"/>
             </w:pPr>
-            <w:hyperlink w:history="1" r:id="rIdojrzy9rvguebpj1r3gwkb">
+            <w:hyperlink w:history="1" r:id="rIdnkbohr8f7jiqhklnxxbiy">
               <w:r>
                 <w:rPr>
                   <w:rFonts w:ascii="Arial" w:cs="Arial" w:eastAsia="Arial" w:hAnsi="Arial"/>
@@ -4287,6 +4378,7 @@
           </w:tcPr>
           <w:p>
             <w:pPr>
+              <w:keepNext w:val="false"/>
               <w:spacing w:after="40" w:before="0"/>
               <w:jc w:val="left"/>
             </w:pPr>
@@ -4319,6 +4411,7 @@
           </w:tcPr>
           <w:p>
             <w:pPr>
+              <w:keepNext w:val="false"/>
               <w:spacing w:after="40" w:before="0"/>
               <w:jc w:val="left"/>
             </w:pPr>
@@ -4351,6 +4444,7 @@
           </w:tcPr>
           <w:p>
             <w:pPr>
+              <w:keepNext w:val="false"/>
               <w:spacing w:after="40" w:before="0"/>
               <w:jc w:val="left"/>
             </w:pPr>
@@ -4383,6 +4477,7 @@
           </w:tcPr>
           <w:p>
             <w:pPr>
+              <w:keepNext w:val="false"/>
               <w:spacing w:after="40" w:before="0"/>
               <w:jc w:val="left"/>
             </w:pPr>
@@ -4417,6 +4512,7 @@
           </w:tcPr>
           <w:p>
             <w:pPr>
+              <w:keepNext w:val="false"/>
               <w:spacing w:after="40" w:before="0"/>
               <w:jc w:val="left"/>
             </w:pPr>
@@ -4454,7 +4550,7 @@
             <w:pPr>
               <w:spacing w:after="20" w:before="0"/>
             </w:pPr>
-            <w:hyperlink w:history="1" r:id="rIdafgoqrqmw8a1hlepj7fpm">
+            <w:hyperlink w:history="1" r:id="rIddsiexvwz4fzacwb1nmmez">
               <w:r>
                 <w:rPr>
                   <w:rFonts w:ascii="Arial" w:cs="Arial" w:eastAsia="Arial" w:hAnsi="Arial"/>
@@ -4487,7 +4583,7 @@
               <w:spacing w:after="10" w:before="0"/>
               <w:ind w:left="120"/>
             </w:pPr>
-            <w:hyperlink w:history="1" r:id="rIdk-7vklfv4djfphgppxoyy">
+            <w:hyperlink w:history="1" r:id="rId0bwycy4jkf8yv_8yr9ijw">
               <w:r>
                 <w:rPr>
                   <w:rFonts w:ascii="Arial" w:cs="Arial" w:eastAsia="Arial" w:hAnsi="Arial"/>
@@ -4532,7 +4628,7 @@
             <w:pPr>
               <w:spacing w:after="20" w:before="0"/>
             </w:pPr>
-            <w:hyperlink w:history="1" r:id="rIdv8zxiaevugvhamee4wqxk">
+            <w:hyperlink w:history="1" r:id="rIdgdfigi5qhs9lajcodwdhc">
               <w:r>
                 <w:rPr>
                   <w:rFonts w:ascii="Arial" w:cs="Arial" w:eastAsia="Arial" w:hAnsi="Arial"/>
@@ -4565,7 +4661,7 @@
               <w:spacing w:after="10" w:before="0"/>
               <w:ind w:left="120"/>
             </w:pPr>
-            <w:hyperlink w:history="1" r:id="rIdhdfwu-tmt7eyiuwzr976n">
+            <w:hyperlink w:history="1" r:id="rIdysyyplzpwysfjtpj0bvhx">
               <w:r>
                 <w:rPr>
                   <w:rFonts w:ascii="Arial" w:cs="Arial" w:eastAsia="Arial" w:hAnsi="Arial"/>
@@ -4593,6 +4689,7 @@
           </w:tcPr>
           <w:p>
             <w:pPr>
+              <w:keepNext w:val="false"/>
               <w:spacing w:after="40" w:before="0"/>
               <w:jc w:val="left"/>
             </w:pPr>
@@ -4625,6 +4722,7 @@
           </w:tcPr>
           <w:p>
             <w:pPr>
+              <w:keepNext w:val="false"/>
               <w:spacing w:after="40" w:before="0"/>
               <w:jc w:val="left"/>
             </w:pPr>
@@ -4657,6 +4755,7 @@
           </w:tcPr>
           <w:p>
             <w:pPr>
+              <w:keepNext w:val="false"/>
               <w:spacing w:after="40" w:before="0"/>
               <w:jc w:val="left"/>
             </w:pPr>
@@ -4689,6 +4788,7 @@
           </w:tcPr>
           <w:p>
             <w:pPr>
+              <w:keepNext w:val="false"/>
               <w:spacing w:after="40" w:before="0"/>
               <w:jc w:val="left"/>
             </w:pPr>
@@ -4723,6 +4823,7 @@
           </w:tcPr>
           <w:p>
             <w:pPr>
+              <w:keepNext w:val="false"/>
               <w:spacing w:after="40" w:before="0"/>
               <w:jc w:val="left"/>
             </w:pPr>
@@ -4760,7 +4861,7 @@
             <w:pPr>
               <w:spacing w:after="20" w:before="0"/>
             </w:pPr>
-            <w:hyperlink w:history="1" r:id="rIdmzp1d0utpszhqb7zl3z3j">
+            <w:hyperlink w:history="1" r:id="rIdqwvpemtr3zufyy3s8o3xv">
               <w:r>
                 <w:rPr>
                   <w:rFonts w:ascii="Arial" w:cs="Arial" w:eastAsia="Arial" w:hAnsi="Arial"/>
@@ -4793,7 +4894,7 @@
               <w:spacing w:after="10" w:before="0"/>
               <w:ind w:left="120"/>
             </w:pPr>
-            <w:hyperlink w:history="1" r:id="rIdsau6btw1gtohpdypzjffa">
+            <w:hyperlink w:history="1" r:id="rIdbgyfragyfle0y9bf1bcav">
               <w:r>
                 <w:rPr>
                   <w:rFonts w:ascii="Arial" w:cs="Arial" w:eastAsia="Arial" w:hAnsi="Arial"/>
@@ -4838,7 +4939,7 @@
             <w:pPr>
               <w:spacing w:after="20" w:before="0"/>
             </w:pPr>
-            <w:hyperlink w:history="1" r:id="rIdztxjx5smwlmlay64exrui">
+            <w:hyperlink w:history="1" r:id="rId2r3h3pm5wtao0hfhxxd2z">
               <w:r>
                 <w:rPr>
                   <w:rFonts w:ascii="Arial" w:cs="Arial" w:eastAsia="Arial" w:hAnsi="Arial"/>
@@ -4871,7 +4972,7 @@
               <w:spacing w:after="10" w:before="0"/>
               <w:ind w:left="120"/>
             </w:pPr>
-            <w:hyperlink w:history="1" r:id="rIdpywqztytrg495qb5yxhm8">
+            <w:hyperlink w:history="1" r:id="rIdi-ztrkfrepl7imaien8i0">
               <w:r>
                 <w:rPr>
                   <w:rFonts w:ascii="Arial" w:cs="Arial" w:eastAsia="Arial" w:hAnsi="Arial"/>
@@ -4899,6 +5000,7 @@
           </w:tcPr>
           <w:p>
             <w:pPr>
+              <w:keepNext w:val="false"/>
               <w:spacing w:after="40" w:before="0"/>
               <w:jc w:val="left"/>
             </w:pPr>
@@ -4931,6 +5033,7 @@
           </w:tcPr>
           <w:p>
             <w:pPr>
+              <w:keepNext w:val="false"/>
               <w:spacing w:after="40" w:before="0"/>
               <w:jc w:val="left"/>
             </w:pPr>
@@ -4963,6 +5066,7 @@
           </w:tcPr>
           <w:p>
             <w:pPr>
+              <w:keepNext w:val="false"/>
               <w:spacing w:after="40" w:before="0"/>
               <w:jc w:val="left"/>
             </w:pPr>
@@ -4995,6 +5099,7 @@
           </w:tcPr>
           <w:p>
             <w:pPr>
+              <w:keepNext w:val="false"/>
               <w:spacing w:after="40" w:before="0"/>
               <w:jc w:val="left"/>
             </w:pPr>
@@ -5054,6 +5159,7 @@
           </w:tcPr>
           <w:p>
             <w:pPr>
+              <w:keepNext w:val="false"/>
               <w:spacing w:after="40" w:before="0"/>
               <w:jc w:val="center"/>
             </w:pPr>
@@ -5088,6 +5194,7 @@
           </w:tcPr>
           <w:p>
             <w:pPr>
+              <w:keepNext w:val="false"/>
               <w:spacing w:after="40" w:before="0"/>
               <w:jc w:val="left"/>
             </w:pPr>
@@ -5149,6 +5256,7 @@
           </w:tcPr>
           <w:p>
             <w:pPr>
+              <w:keepNext w:val="false"/>
               <w:spacing w:after="40" w:before="0"/>
               <w:jc w:val="center"/>
             </w:pPr>
@@ -5183,6 +5291,7 @@
           </w:tcPr>
           <w:p>
             <w:pPr>
+              <w:keepNext w:val="false"/>
               <w:spacing w:after="40" w:before="0"/>
               <w:jc w:val="left"/>
             </w:pPr>
@@ -5215,6 +5324,7 @@
           </w:tcPr>
           <w:p>
             <w:pPr>
+              <w:keepNext w:val="false"/>
               <w:spacing w:after="40" w:before="0"/>
               <w:jc w:val="left"/>
             </w:pPr>
@@ -5249,6 +5359,7 @@
           </w:tcPr>
           <w:p>
             <w:pPr>
+              <w:keepNext w:val="false"/>
               <w:spacing w:after="40" w:before="0"/>
               <w:jc w:val="left"/>
             </w:pPr>
@@ -5281,6 +5392,7 @@
           </w:tcPr>
           <w:p>
             <w:pPr>
+              <w:keepNext w:val="false"/>
               <w:spacing w:after="40" w:before="0"/>
               <w:jc w:val="left"/>
             </w:pPr>
@@ -5315,6 +5427,7 @@
           </w:tcPr>
           <w:p>
             <w:pPr>
+              <w:keepNext w:val="false"/>
               <w:spacing w:after="40" w:before="0"/>
               <w:jc w:val="left"/>
             </w:pPr>
@@ -5347,6 +5460,7 @@
           </w:tcPr>
           <w:p>
             <w:pPr>
+              <w:keepNext w:val="false"/>
               <w:spacing w:after="40" w:before="0"/>
               <w:jc w:val="left"/>
             </w:pPr>
@@ -5383,7 +5497,7 @@
         </w:rPr>
         <w:t xml:space="preserve">© 2026 SeaVuria and ARES. Aligned with KICD objectives. Developed by SeaVuria; technical implementation by ARES (with AI assistance from Claude). Licensed under </w:t>
       </w:r>
-      <w:hyperlink w:history="1" r:id="rIdkoanq5nggkneojwsfwjvh">
+      <w:hyperlink w:history="1" r:id="rIdfohjbfc48dkjhvcntgdok">
         <w:r>
           <w:rPr>
             <w:rFonts w:ascii="Arial" w:cs="Arial" w:eastAsia="Arial" w:hAnsi="Arial"/>
@@ -5404,7 +5518,7 @@
         </w:rPr>
         <w:t xml:space="preserve"> (</w:t>
       </w:r>
-      <w:hyperlink w:history="1" r:id="rIdwkffoz1cdvrljdvgt8syo">
+      <w:hyperlink w:history="1" r:id="rIdrwarf-lgat4lytdz8zczy">
         <w:r>
           <w:rPr>
             <w:rFonts w:ascii="Arial" w:cs="Arial" w:eastAsia="Arial" w:hAnsi="Arial"/>
@@ -5464,6 +5578,7 @@
           </w:tcPr>
           <w:p>
             <w:pPr>
+              <w:keepNext w:val="false"/>
               <w:spacing w:after="40" w:before="0"/>
               <w:jc w:val="center"/>
             </w:pPr>
@@ -5499,6 +5614,7 @@
           </w:tcPr>
           <w:p>
             <w:pPr>
+              <w:keepNext w:val="false"/>
               <w:spacing w:after="40" w:before="0"/>
               <w:jc w:val="center"/>
             </w:pPr>
@@ -5533,6 +5649,7 @@
           </w:tcPr>
           <w:p>
             <w:pPr>
+              <w:keepNext w:val="false"/>
               <w:spacing w:after="40" w:before="0"/>
               <w:jc w:val="left"/>
             </w:pPr>
@@ -5565,6 +5682,7 @@
           </w:tcPr>
           <w:p>
             <w:pPr>
+              <w:keepNext w:val="false"/>
               <w:spacing w:after="40" w:before="0"/>
               <w:jc w:val="left"/>
             </w:pPr>
@@ -5599,6 +5717,7 @@
           </w:tcPr>
           <w:p>
             <w:pPr>
+              <w:keepNext w:val="false"/>
               <w:spacing w:after="40" w:before="0"/>
               <w:jc w:val="left"/>
             </w:pPr>
@@ -5631,6 +5750,7 @@
           </w:tcPr>
           <w:p>
             <w:pPr>
+              <w:keepNext w:val="false"/>
               <w:spacing w:after="40" w:before="0"/>
               <w:jc w:val="left"/>
             </w:pPr>
@@ -5665,6 +5785,7 @@
           </w:tcPr>
           <w:p>
             <w:pPr>
+              <w:keepNext w:val="false"/>
               <w:spacing w:after="40" w:before="0"/>
               <w:jc w:val="left"/>
             </w:pPr>
@@ -5697,6 +5818,7 @@
           </w:tcPr>
           <w:p>
             <w:pPr>
+              <w:keepNext w:val="false"/>
               <w:spacing w:after="40" w:before="0"/>
               <w:jc w:val="left"/>
             </w:pPr>
@@ -5731,6 +5853,7 @@
           </w:tcPr>
           <w:p>
             <w:pPr>
+              <w:keepNext w:val="false"/>
               <w:spacing w:after="40" w:before="0"/>
               <w:jc w:val="left"/>
             </w:pPr>
@@ -5763,6 +5886,7 @@
           </w:tcPr>
           <w:p>
             <w:pPr>
+              <w:keepNext w:val="false"/>
               <w:spacing w:after="40" w:before="0"/>
               <w:jc w:val="left"/>
             </w:pPr>
@@ -5797,6 +5921,7 @@
           </w:tcPr>
           <w:p>
             <w:pPr>
+              <w:keepNext w:val="false"/>
               <w:spacing w:after="40" w:before="0"/>
               <w:jc w:val="left"/>
             </w:pPr>
@@ -5829,6 +5954,7 @@
           </w:tcPr>
           <w:p>
             <w:pPr>
+              <w:keepNext w:val="false"/>
               <w:spacing w:after="40" w:before="0"/>
               <w:jc w:val="left"/>
             </w:pPr>
@@ -5863,6 +5989,7 @@
           </w:tcPr>
           <w:p>
             <w:pPr>
+              <w:keepNext w:val="false"/>
               <w:spacing w:after="40" w:before="0"/>
               <w:jc w:val="left"/>
             </w:pPr>
@@ -5895,6 +6022,7 @@
           </w:tcPr>
           <w:p>
             <w:pPr>
+              <w:keepNext w:val="false"/>
               <w:spacing w:after="40" w:before="0"/>
               <w:jc w:val="left"/>
             </w:pPr>
@@ -5929,6 +6057,7 @@
           </w:tcPr>
           <w:p>
             <w:pPr>
+              <w:keepNext w:val="false"/>
               <w:spacing w:after="40" w:before="0"/>
               <w:jc w:val="left"/>
             </w:pPr>
@@ -5961,6 +6090,7 @@
           </w:tcPr>
           <w:p>
             <w:pPr>
+              <w:keepNext w:val="false"/>
               <w:spacing w:after="40" w:before="0"/>
               <w:jc w:val="left"/>
             </w:pPr>
@@ -5995,6 +6125,7 @@
           </w:tcPr>
           <w:p>
             <w:pPr>
+              <w:keepNext w:val="false"/>
               <w:spacing w:after="40" w:before="0"/>
               <w:jc w:val="left"/>
             </w:pPr>
@@ -6027,6 +6158,7 @@
           </w:tcPr>
           <w:p>
             <w:pPr>
+              <w:keepNext w:val="false"/>
               <w:spacing w:after="40" w:before="0"/>
               <w:jc w:val="left"/>
             </w:pPr>
@@ -6086,6 +6218,7 @@
           </w:tcPr>
           <w:p>
             <w:pPr>
+              <w:keepNext w:val="false"/>
               <w:spacing w:after="40" w:before="0"/>
               <w:jc w:val="center"/>
             </w:pPr>
@@ -6120,6 +6253,7 @@
           </w:tcPr>
           <w:p>
             <w:pPr>
+              <w:keepNext w:val="false"/>
               <w:spacing w:after="40" w:before="0"/>
               <w:jc w:val="left"/>
             </w:pPr>
@@ -6184,6 +6318,7 @@
           </w:tcPr>
           <w:p>
             <w:pPr>
+              <w:keepNext w:val="false"/>
               <w:spacing w:after="40" w:before="0"/>
               <w:jc w:val="center"/>
             </w:pPr>
@@ -6218,6 +6353,7 @@
           </w:tcPr>
           <w:p>
             <w:pPr>
+              <w:keepNext w:val="false"/>
               <w:spacing w:after="40" w:before="0"/>
               <w:jc w:val="left"/>
             </w:pPr>
@@ -6250,6 +6386,7 @@
           </w:tcPr>
           <w:p>
             <w:pPr>
+              <w:keepNext w:val="false"/>
               <w:spacing w:after="40" w:before="0"/>
               <w:jc w:val="left"/>
             </w:pPr>
@@ -6282,6 +6419,7 @@
           </w:tcPr>
           <w:p>
             <w:pPr>
+              <w:keepNext w:val="false"/>
               <w:spacing w:after="40" w:before="0"/>
               <w:jc w:val="left"/>
             </w:pPr>
@@ -6314,6 +6452,7 @@
           </w:tcPr>
           <w:p>
             <w:pPr>
+              <w:keepNext w:val="false"/>
               <w:spacing w:after="40" w:before="0"/>
               <w:jc w:val="left"/>
             </w:pPr>
@@ -6346,6 +6485,7 @@
           </w:tcPr>
           <w:p>
             <w:pPr>
+              <w:keepNext w:val="false"/>
               <w:spacing w:after="40" w:before="0"/>
               <w:jc w:val="left"/>
             </w:pPr>
@@ -6380,6 +6520,7 @@
           </w:tcPr>
           <w:p>
             <w:pPr>
+              <w:keepNext w:val="false"/>
               <w:spacing w:after="40" w:before="0"/>
               <w:jc w:val="left"/>
             </w:pPr>
@@ -6417,7 +6558,7 @@
             <w:pPr>
               <w:spacing w:after="20" w:before="0"/>
             </w:pPr>
-            <w:hyperlink w:history="1" r:id="rIdsvfzyloju4clry1jt641_">
+            <w:hyperlink w:history="1" r:id="rIdsnuwtk4r0kxyk6ywgbnlm">
               <w:r>
                 <w:rPr>
                   <w:rFonts w:ascii="Arial" w:cs="Arial" w:eastAsia="Arial" w:hAnsi="Arial"/>
@@ -6450,7 +6591,7 @@
               <w:spacing w:after="10" w:before="0"/>
               <w:ind w:left="120"/>
             </w:pPr>
-            <w:hyperlink w:history="1" r:id="rIdws7ztdmkramxp2woh-qde">
+            <w:hyperlink w:history="1" r:id="rIdl9nsyra9j1aldairakaat">
               <w:r>
                 <w:rPr>
                   <w:rFonts w:ascii="Arial" w:cs="Arial" w:eastAsia="Arial" w:hAnsi="Arial"/>
@@ -6495,7 +6636,7 @@
             <w:pPr>
               <w:spacing w:after="20" w:before="0"/>
             </w:pPr>
-            <w:hyperlink w:history="1" r:id="rIdkeyq-fhldqorl3m-qx0gu">
+            <w:hyperlink w:history="1" r:id="rIdau0zsgaqbeur2txw0q5ty">
               <w:r>
                 <w:rPr>
                   <w:rFonts w:ascii="Arial" w:cs="Arial" w:eastAsia="Arial" w:hAnsi="Arial"/>
@@ -6528,7 +6669,7 @@
               <w:spacing w:after="10" w:before="0"/>
               <w:ind w:left="120"/>
             </w:pPr>
-            <w:hyperlink w:history="1" r:id="rId_tvzornajxvjt8nstmz0b">
+            <w:hyperlink w:history="1" r:id="rIdbni0-i_vzalj-vzlnqoei">
               <w:r>
                 <w:rPr>
                   <w:rFonts w:ascii="Arial" w:cs="Arial" w:eastAsia="Arial" w:hAnsi="Arial"/>
@@ -6556,6 +6697,7 @@
           </w:tcPr>
           <w:p>
             <w:pPr>
+              <w:keepNext w:val="false"/>
               <w:spacing w:after="40" w:before="0"/>
               <w:jc w:val="left"/>
             </w:pPr>
@@ -6588,6 +6730,7 @@
           </w:tcPr>
           <w:p>
             <w:pPr>
+              <w:keepNext w:val="false"/>
               <w:spacing w:after="40" w:before="0"/>
               <w:jc w:val="left"/>
             </w:pPr>
@@ -6620,6 +6763,7 @@
           </w:tcPr>
           <w:p>
             <w:pPr>
+              <w:keepNext w:val="false"/>
               <w:spacing w:after="40" w:before="0"/>
               <w:jc w:val="left"/>
             </w:pPr>
@@ -6652,6 +6796,7 @@
           </w:tcPr>
           <w:p>
             <w:pPr>
+              <w:keepNext w:val="false"/>
               <w:spacing w:after="40" w:before="0"/>
               <w:jc w:val="left"/>
             </w:pPr>
@@ -6686,6 +6831,7 @@
           </w:tcPr>
           <w:p>
             <w:pPr>
+              <w:keepNext w:val="false"/>
               <w:spacing w:after="40" w:before="0"/>
               <w:jc w:val="left"/>
             </w:pPr>
@@ -6723,7 +6869,7 @@
             <w:pPr>
               <w:spacing w:after="20" w:before="0"/>
             </w:pPr>
-            <w:hyperlink w:history="1" r:id="rId4my9_pv4iqdkknheg7lka">
+            <w:hyperlink w:history="1" r:id="rIdhmu_-35avujhe5qoewogz">
               <w:r>
                 <w:rPr>
                   <w:rFonts w:ascii="Arial" w:cs="Arial" w:eastAsia="Arial" w:hAnsi="Arial"/>
@@ -6756,7 +6902,7 @@
               <w:spacing w:after="10" w:before="0"/>
               <w:ind w:left="120"/>
             </w:pPr>
-            <w:hyperlink w:history="1" r:id="rIdm-aih4o-_4octs0fksf3c">
+            <w:hyperlink w:history="1" r:id="rIdxkzykxc2tr-shklbr73em">
               <w:r>
                 <w:rPr>
                   <w:rFonts w:ascii="Arial" w:cs="Arial" w:eastAsia="Arial" w:hAnsi="Arial"/>
@@ -6801,7 +6947,7 @@
             <w:pPr>
               <w:spacing w:after="20" w:before="0"/>
             </w:pPr>
-            <w:hyperlink w:history="1" r:id="rIdlhd0llj4vjxmbmnfyt94j">
+            <w:hyperlink w:history="1" r:id="rIdr13t4vn64nq9bigqaitgy">
               <w:r>
                 <w:rPr>
                   <w:rFonts w:ascii="Arial" w:cs="Arial" w:eastAsia="Arial" w:hAnsi="Arial"/>
@@ -6834,7 +6980,7 @@
               <w:spacing w:after="10" w:before="0"/>
               <w:ind w:left="120"/>
             </w:pPr>
-            <w:hyperlink w:history="1" r:id="rIdgndfl-2wmwrzczee6n_qa">
+            <w:hyperlink w:history="1" r:id="rIdw4jz-eqekcd7mvcxyujae">
               <w:r>
                 <w:rPr>
                   <w:rFonts w:ascii="Arial" w:cs="Arial" w:eastAsia="Arial" w:hAnsi="Arial"/>
@@ -6862,6 +7008,7 @@
           </w:tcPr>
           <w:p>
             <w:pPr>
+              <w:keepNext w:val="false"/>
               <w:spacing w:after="40" w:before="0"/>
               <w:jc w:val="left"/>
             </w:pPr>
@@ -6894,6 +7041,7 @@
           </w:tcPr>
           <w:p>
             <w:pPr>
+              <w:keepNext w:val="false"/>
               <w:spacing w:after="40" w:before="0"/>
               <w:jc w:val="left"/>
             </w:pPr>
@@ -6926,6 +7074,7 @@
           </w:tcPr>
           <w:p>
             <w:pPr>
+              <w:keepNext w:val="false"/>
               <w:spacing w:after="40" w:before="0"/>
               <w:jc w:val="left"/>
             </w:pPr>
@@ -6958,6 +7107,7 @@
           </w:tcPr>
           <w:p>
             <w:pPr>
+              <w:keepNext w:val="false"/>
               <w:spacing w:after="40" w:before="0"/>
               <w:jc w:val="left"/>
             </w:pPr>
@@ -6992,6 +7142,7 @@
           </w:tcPr>
           <w:p>
             <w:pPr>
+              <w:keepNext w:val="false"/>
               <w:spacing w:after="40" w:before="0"/>
               <w:jc w:val="left"/>
             </w:pPr>
@@ -7029,7 +7180,7 @@
             <w:pPr>
               <w:spacing w:after="20" w:before="0"/>
             </w:pPr>
-            <w:hyperlink w:history="1" r:id="rIdzcbar7dyxwweucwjmhewk">
+            <w:hyperlink w:history="1" r:id="rIdv_o_fusdyesc0gjrs_tsq">
               <w:r>
                 <w:rPr>
                   <w:rFonts w:ascii="Arial" w:cs="Arial" w:eastAsia="Arial" w:hAnsi="Arial"/>
@@ -7078,7 +7229,7 @@
               <w:spacing w:after="10" w:before="0"/>
               <w:ind w:left="120"/>
             </w:pPr>
-            <w:hyperlink w:history="1" r:id="rIdy4vcaspo32uzjtkncdjap">
+            <w:hyperlink w:history="1" r:id="rId4-1d9kiisyxihn7zwmwlu">
               <w:r>
                 <w:rPr>
                   <w:rFonts w:ascii="Arial" w:cs="Arial" w:eastAsia="Arial" w:hAnsi="Arial"/>
@@ -7123,7 +7274,7 @@
             <w:pPr>
               <w:spacing w:after="20" w:before="0"/>
             </w:pPr>
-            <w:hyperlink w:history="1" r:id="rIdldi9dywpplofw-xd2l19z">
+            <w:hyperlink w:history="1" r:id="rIdjbhdxlmxscxi67us1vxik">
               <w:r>
                 <w:rPr>
                   <w:rFonts w:ascii="Arial" w:cs="Arial" w:eastAsia="Arial" w:hAnsi="Arial"/>
@@ -7156,7 +7307,7 @@
               <w:spacing w:after="10" w:before="0"/>
               <w:ind w:left="120"/>
             </w:pPr>
-            <w:hyperlink w:history="1" r:id="rIdw5-9d7tiopgwjpmyp4dov">
+            <w:hyperlink w:history="1" r:id="rIdpqzix9bbrqm4uv2aiwlhm">
               <w:r>
                 <w:rPr>
                   <w:rFonts w:ascii="Arial" w:cs="Arial" w:eastAsia="Arial" w:hAnsi="Arial"/>
@@ -7184,6 +7335,7 @@
           </w:tcPr>
           <w:p>
             <w:pPr>
+              <w:keepNext w:val="false"/>
               <w:spacing w:after="40" w:before="0"/>
               <w:jc w:val="left"/>
             </w:pPr>
@@ -7216,6 +7368,7 @@
           </w:tcPr>
           <w:p>
             <w:pPr>
+              <w:keepNext w:val="false"/>
               <w:spacing w:after="40" w:before="0"/>
               <w:jc w:val="left"/>
             </w:pPr>
@@ -7248,6 +7401,7 @@
           </w:tcPr>
           <w:p>
             <w:pPr>
+              <w:keepNext w:val="false"/>
               <w:spacing w:after="40" w:before="0"/>
               <w:jc w:val="left"/>
             </w:pPr>
@@ -7280,6 +7434,7 @@
           </w:tcPr>
           <w:p>
             <w:pPr>
+              <w:keepNext w:val="false"/>
               <w:spacing w:after="40" w:before="0"/>
               <w:jc w:val="left"/>
             </w:pPr>
@@ -7314,6 +7469,7 @@
           </w:tcPr>
           <w:p>
             <w:pPr>
+              <w:keepNext w:val="false"/>
               <w:spacing w:after="40" w:before="0"/>
               <w:jc w:val="left"/>
             </w:pPr>
@@ -7351,7 +7507,7 @@
             <w:pPr>
               <w:spacing w:after="20" w:before="0"/>
             </w:pPr>
-            <w:hyperlink w:history="1" r:id="rIdp7krxeobewkl5yinvhvgo">
+            <w:hyperlink w:history="1" r:id="rId1s91im2pgfyb2_e8qrjn8">
               <w:r>
                 <w:rPr>
                   <w:rFonts w:ascii="Arial" w:cs="Arial" w:eastAsia="Arial" w:hAnsi="Arial"/>
@@ -7400,7 +7556,7 @@
               <w:spacing w:after="10" w:before="0"/>
               <w:ind w:left="120"/>
             </w:pPr>
-            <w:hyperlink w:history="1" r:id="rIdzovaowyw1yaurqjo3rljr">
+            <w:hyperlink w:history="1" r:id="rIdjlpae9dvlpxyyb0w90ydj">
               <w:r>
                 <w:rPr>
                   <w:rFonts w:ascii="Arial" w:cs="Arial" w:eastAsia="Arial" w:hAnsi="Arial"/>
@@ -7445,7 +7601,7 @@
             <w:pPr>
               <w:spacing w:after="20" w:before="0"/>
             </w:pPr>
-            <w:hyperlink w:history="1" r:id="rIdjwvuoxvyoofyd_ftqosl4">
+            <w:hyperlink w:history="1" r:id="rIdwyjmlypf_a4mb_tjnmnrx">
               <w:r>
                 <w:rPr>
                   <w:rFonts w:ascii="Arial" w:cs="Arial" w:eastAsia="Arial" w:hAnsi="Arial"/>
@@ -7478,7 +7634,7 @@
               <w:spacing w:after="10" w:before="0"/>
               <w:ind w:left="120"/>
             </w:pPr>
-            <w:hyperlink w:history="1" r:id="rIdysbzkv73tlwg-phsxluyq">
+            <w:hyperlink w:history="1" r:id="rIdj3a33ogiuhz5swpla_h1x">
               <w:r>
                 <w:rPr>
                   <w:rFonts w:ascii="Arial" w:cs="Arial" w:eastAsia="Arial" w:hAnsi="Arial"/>
@@ -7506,6 +7662,7 @@
           </w:tcPr>
           <w:p>
             <w:pPr>
+              <w:keepNext w:val="false"/>
               <w:spacing w:after="40" w:before="0"/>
               <w:jc w:val="left"/>
             </w:pPr>
@@ -7538,6 +7695,7 @@
           </w:tcPr>
           <w:p>
             <w:pPr>
+              <w:keepNext w:val="false"/>
               <w:spacing w:after="40" w:before="0"/>
               <w:jc w:val="left"/>
             </w:pPr>
@@ -7570,6 +7728,7 @@
           </w:tcPr>
           <w:p>
             <w:pPr>
+              <w:keepNext w:val="false"/>
               <w:spacing w:after="40" w:before="0"/>
               <w:jc w:val="left"/>
             </w:pPr>
@@ -7602,6 +7761,7 @@
           </w:tcPr>
           <w:p>
             <w:pPr>
+              <w:keepNext w:val="false"/>
               <w:spacing w:after="40" w:before="0"/>
               <w:jc w:val="left"/>
             </w:pPr>
@@ -7636,6 +7796,7 @@
           </w:tcPr>
           <w:p>
             <w:pPr>
+              <w:keepNext w:val="false"/>
               <w:spacing w:after="40" w:before="0"/>
               <w:jc w:val="left"/>
             </w:pPr>
@@ -7673,7 +7834,7 @@
             <w:pPr>
               <w:spacing w:after="20" w:before="0"/>
             </w:pPr>
-            <w:hyperlink w:history="1" r:id="rIdwdqna8zvdkjrc0eycgpll">
+            <w:hyperlink w:history="1" r:id="rIdgugf5prln3euszj6q__rb">
               <w:r>
                 <w:rPr>
                   <w:rFonts w:ascii="Arial" w:cs="Arial" w:eastAsia="Arial" w:hAnsi="Arial"/>
@@ -7722,7 +7883,7 @@
               <w:spacing w:after="10" w:before="0"/>
               <w:ind w:left="120"/>
             </w:pPr>
-            <w:hyperlink w:history="1" r:id="rIdb0gpuqzuka2jwdfxujlxe">
+            <w:hyperlink w:history="1" r:id="rIdgzkebvestqeojfwyugkam">
               <w:r>
                 <w:rPr>
                   <w:rFonts w:ascii="Arial" w:cs="Arial" w:eastAsia="Arial" w:hAnsi="Arial"/>
@@ -7767,7 +7928,7 @@
             <w:pPr>
               <w:spacing w:after="20" w:before="0"/>
             </w:pPr>
-            <w:hyperlink w:history="1" r:id="rIdro-7tw0te5gbwethlkrbd">
+            <w:hyperlink w:history="1" r:id="rIdp8oryfhp3ruw5t5nfgr8g">
               <w:r>
                 <w:rPr>
                   <w:rFonts w:ascii="Arial" w:cs="Arial" w:eastAsia="Arial" w:hAnsi="Arial"/>
@@ -7800,7 +7961,7 @@
               <w:spacing w:after="10" w:before="0"/>
               <w:ind w:left="120"/>
             </w:pPr>
-            <w:hyperlink w:history="1" r:id="rIdduljawfvaiymef8gnng_8">
+            <w:hyperlink w:history="1" r:id="rIdes9ltwwfflb5lupt1nbcv">
               <w:r>
                 <w:rPr>
                   <w:rFonts w:ascii="Arial" w:cs="Arial" w:eastAsia="Arial" w:hAnsi="Arial"/>
@@ -7828,6 +7989,7 @@
           </w:tcPr>
           <w:p>
             <w:pPr>
+              <w:keepNext w:val="false"/>
               <w:spacing w:after="40" w:before="0"/>
               <w:jc w:val="left"/>
             </w:pPr>
@@ -7860,6 +8022,7 @@
           </w:tcPr>
           <w:p>
             <w:pPr>
+              <w:keepNext w:val="false"/>
               <w:spacing w:after="40" w:before="0"/>
               <w:jc w:val="left"/>
             </w:pPr>
@@ -7892,6 +8055,7 @@
           </w:tcPr>
           <w:p>
             <w:pPr>
+              <w:keepNext w:val="false"/>
               <w:spacing w:after="40" w:before="0"/>
               <w:jc w:val="left"/>
             </w:pPr>
@@ -7924,6 +8088,7 @@
           </w:tcPr>
           <w:p>
             <w:pPr>
+              <w:keepNext w:val="false"/>
               <w:spacing w:after="40" w:before="0"/>
               <w:jc w:val="left"/>
             </w:pPr>
@@ -7983,6 +8148,7 @@
           </w:tcPr>
           <w:p>
             <w:pPr>
+              <w:keepNext w:val="false"/>
               <w:spacing w:after="40" w:before="0"/>
               <w:jc w:val="center"/>
             </w:pPr>
@@ -8017,6 +8183,7 @@
           </w:tcPr>
           <w:p>
             <w:pPr>
+              <w:keepNext w:val="false"/>
               <w:spacing w:after="40" w:before="0"/>
               <w:jc w:val="left"/>
             </w:pPr>
@@ -8078,6 +8245,7 @@
           </w:tcPr>
           <w:p>
             <w:pPr>
+              <w:keepNext w:val="false"/>
               <w:spacing w:after="40" w:before="0"/>
               <w:jc w:val="center"/>
             </w:pPr>
@@ -8112,6 +8280,7 @@
           </w:tcPr>
           <w:p>
             <w:pPr>
+              <w:keepNext w:val="false"/>
               <w:spacing w:after="40" w:before="0"/>
               <w:jc w:val="left"/>
             </w:pPr>
@@ -8144,6 +8313,7 @@
           </w:tcPr>
           <w:p>
             <w:pPr>
+              <w:keepNext w:val="false"/>
               <w:spacing w:after="40" w:before="0"/>
               <w:jc w:val="left"/>
             </w:pPr>
@@ -8178,6 +8348,7 @@
           </w:tcPr>
           <w:p>
             <w:pPr>
+              <w:keepNext w:val="false"/>
               <w:spacing w:after="40" w:before="0"/>
               <w:jc w:val="left"/>
             </w:pPr>
@@ -8210,6 +8381,7 @@
           </w:tcPr>
           <w:p>
             <w:pPr>
+              <w:keepNext w:val="false"/>
               <w:spacing w:after="40" w:before="0"/>
               <w:jc w:val="left"/>
             </w:pPr>
@@ -8244,6 +8416,7 @@
           </w:tcPr>
           <w:p>
             <w:pPr>
+              <w:keepNext w:val="false"/>
               <w:spacing w:after="40" w:before="0"/>
               <w:jc w:val="left"/>
             </w:pPr>
@@ -8276,6 +8449,7 @@
           </w:tcPr>
           <w:p>
             <w:pPr>
+              <w:keepNext w:val="false"/>
               <w:spacing w:after="40" w:before="0"/>
               <w:jc w:val="left"/>
             </w:pPr>
@@ -8312,7 +8486,7 @@
         </w:rPr>
         <w:t xml:space="preserve">© 2026 SeaVuria and ARES. Aligned with KICD objectives. Developed by SeaVuria; technical implementation by ARES (with AI assistance from Claude). Licensed under </w:t>
       </w:r>
-      <w:hyperlink w:history="1" r:id="rIdx1qegg-llvkl0ogvxrbje">
+      <w:hyperlink w:history="1" r:id="rIda2tigme9llfjpjtvn6xlc">
         <w:r>
           <w:rPr>
             <w:rFonts w:ascii="Arial" w:cs="Arial" w:eastAsia="Arial" w:hAnsi="Arial"/>
@@ -8333,7 +8507,7 @@
         </w:rPr>
         <w:t xml:space="preserve"> (</w:t>
       </w:r>
-      <w:hyperlink w:history="1" r:id="rId86-fysptq8xjmer-9h569">
+      <w:hyperlink w:history="1" r:id="rIdbaf8c83gkscjmzghyhkv7">
         <w:r>
           <w:rPr>
             <w:rFonts w:ascii="Arial" w:cs="Arial" w:eastAsia="Arial" w:hAnsi="Arial"/>
@@ -8393,6 +8567,7 @@
           </w:tcPr>
           <w:p>
             <w:pPr>
+              <w:keepNext w:val="false"/>
               <w:spacing w:after="40" w:before="0"/>
               <w:jc w:val="center"/>
             </w:pPr>
@@ -8428,6 +8603,7 @@
           </w:tcPr>
           <w:p>
             <w:pPr>
+              <w:keepNext w:val="false"/>
               <w:spacing w:after="40" w:before="0"/>
               <w:jc w:val="center"/>
             </w:pPr>
@@ -8462,6 +8638,7 @@
           </w:tcPr>
           <w:p>
             <w:pPr>
+              <w:keepNext w:val="false"/>
               <w:spacing w:after="40" w:before="0"/>
               <w:jc w:val="left"/>
             </w:pPr>
@@ -8494,6 +8671,7 @@
           </w:tcPr>
           <w:p>
             <w:pPr>
+              <w:keepNext w:val="false"/>
               <w:spacing w:after="40" w:before="0"/>
               <w:jc w:val="left"/>
             </w:pPr>
@@ -8528,6 +8706,7 @@
           </w:tcPr>
           <w:p>
             <w:pPr>
+              <w:keepNext w:val="false"/>
               <w:spacing w:after="40" w:before="0"/>
               <w:jc w:val="left"/>
             </w:pPr>
@@ -8560,6 +8739,7 @@
           </w:tcPr>
           <w:p>
             <w:pPr>
+              <w:keepNext w:val="false"/>
               <w:spacing w:after="40" w:before="0"/>
               <w:jc w:val="left"/>
             </w:pPr>
@@ -8594,6 +8774,7 @@
           </w:tcPr>
           <w:p>
             <w:pPr>
+              <w:keepNext w:val="false"/>
               <w:spacing w:after="40" w:before="0"/>
               <w:jc w:val="left"/>
             </w:pPr>
@@ -8626,6 +8807,7 @@
           </w:tcPr>
           <w:p>
             <w:pPr>
+              <w:keepNext w:val="false"/>
               <w:spacing w:after="40" w:before="0"/>
               <w:jc w:val="left"/>
             </w:pPr>
@@ -8660,6 +8842,7 @@
           </w:tcPr>
           <w:p>
             <w:pPr>
+              <w:keepNext w:val="false"/>
               <w:spacing w:after="40" w:before="0"/>
               <w:jc w:val="left"/>
             </w:pPr>
@@ -8692,6 +8875,7 @@
           </w:tcPr>
           <w:p>
             <w:pPr>
+              <w:keepNext w:val="false"/>
               <w:spacing w:after="40" w:before="0"/>
               <w:jc w:val="left"/>
             </w:pPr>
@@ -8726,6 +8910,7 @@
           </w:tcPr>
           <w:p>
             <w:pPr>
+              <w:keepNext w:val="false"/>
               <w:spacing w:after="40" w:before="0"/>
               <w:jc w:val="left"/>
             </w:pPr>
@@ -8758,6 +8943,7 @@
           </w:tcPr>
           <w:p>
             <w:pPr>
+              <w:keepNext w:val="false"/>
               <w:spacing w:after="40" w:before="0"/>
               <w:jc w:val="left"/>
             </w:pPr>
@@ -8792,6 +8978,7 @@
           </w:tcPr>
           <w:p>
             <w:pPr>
+              <w:keepNext w:val="false"/>
               <w:spacing w:after="40" w:before="0"/>
               <w:jc w:val="left"/>
             </w:pPr>
@@ -8824,6 +9011,7 @@
           </w:tcPr>
           <w:p>
             <w:pPr>
+              <w:keepNext w:val="false"/>
               <w:spacing w:after="40" w:before="0"/>
               <w:jc w:val="left"/>
             </w:pPr>
@@ -8858,6 +9046,7 @@
           </w:tcPr>
           <w:p>
             <w:pPr>
+              <w:keepNext w:val="false"/>
               <w:spacing w:after="40" w:before="0"/>
               <w:jc w:val="left"/>
             </w:pPr>
@@ -8890,6 +9079,7 @@
           </w:tcPr>
           <w:p>
             <w:pPr>
+              <w:keepNext w:val="false"/>
               <w:spacing w:after="40" w:before="0"/>
               <w:jc w:val="left"/>
             </w:pPr>
@@ -8924,6 +9114,7 @@
           </w:tcPr>
           <w:p>
             <w:pPr>
+              <w:keepNext w:val="false"/>
               <w:spacing w:after="40" w:before="0"/>
               <w:jc w:val="left"/>
             </w:pPr>
@@ -8956,6 +9147,7 @@
           </w:tcPr>
           <w:p>
             <w:pPr>
+              <w:keepNext w:val="false"/>
               <w:spacing w:after="40" w:before="0"/>
               <w:jc w:val="left"/>
             </w:pPr>
@@ -9015,6 +9207,7 @@
           </w:tcPr>
           <w:p>
             <w:pPr>
+              <w:keepNext w:val="false"/>
               <w:spacing w:after="40" w:before="0"/>
               <w:jc w:val="center"/>
             </w:pPr>
@@ -9049,6 +9242,7 @@
           </w:tcPr>
           <w:p>
             <w:pPr>
+              <w:keepNext w:val="false"/>
               <w:spacing w:after="40" w:before="0"/>
               <w:jc w:val="left"/>
             </w:pPr>
@@ -9113,6 +9307,7 @@
           </w:tcPr>
           <w:p>
             <w:pPr>
+              <w:keepNext w:val="false"/>
               <w:spacing w:after="40" w:before="0"/>
               <w:jc w:val="center"/>
             </w:pPr>
@@ -9147,6 +9342,7 @@
           </w:tcPr>
           <w:p>
             <w:pPr>
+              <w:keepNext w:val="false"/>
               <w:spacing w:after="40" w:before="0"/>
               <w:jc w:val="left"/>
             </w:pPr>
@@ -9179,6 +9375,7 @@
           </w:tcPr>
           <w:p>
             <w:pPr>
+              <w:keepNext w:val="false"/>
               <w:spacing w:after="40" w:before="0"/>
               <w:jc w:val="left"/>
             </w:pPr>
@@ -9211,6 +9408,7 @@
           </w:tcPr>
           <w:p>
             <w:pPr>
+              <w:keepNext w:val="false"/>
               <w:spacing w:after="40" w:before="0"/>
               <w:jc w:val="left"/>
             </w:pPr>
@@ -9243,6 +9441,7 @@
           </w:tcPr>
           <w:p>
             <w:pPr>
+              <w:keepNext w:val="false"/>
               <w:spacing w:after="40" w:before="0"/>
               <w:jc w:val="left"/>
             </w:pPr>
@@ -9275,6 +9474,7 @@
           </w:tcPr>
           <w:p>
             <w:pPr>
+              <w:keepNext w:val="false"/>
               <w:spacing w:after="40" w:before="0"/>
               <w:jc w:val="left"/>
             </w:pPr>
@@ -9309,6 +9509,7 @@
           </w:tcPr>
           <w:p>
             <w:pPr>
+              <w:keepNext w:val="false"/>
               <w:spacing w:after="40" w:before="0"/>
               <w:jc w:val="left"/>
             </w:pPr>
@@ -9346,7 +9547,7 @@
             <w:pPr>
               <w:spacing w:after="20" w:before="0"/>
             </w:pPr>
-            <w:hyperlink w:history="1" r:id="rIdyfgsyd1wfbsjzefxhbflo">
+            <w:hyperlink w:history="1" r:id="rIdak5_rvlklfddnh5bknvrn">
               <w:r>
                 <w:rPr>
                   <w:rFonts w:ascii="Arial" w:cs="Arial" w:eastAsia="Arial" w:hAnsi="Arial"/>
@@ -9395,7 +9596,7 @@
               <w:spacing w:after="10" w:before="0"/>
               <w:ind w:left="120"/>
             </w:pPr>
-            <w:hyperlink w:history="1" r:id="rIdyp3a4kcpmlkvzilslrq67">
+            <w:hyperlink w:history="1" r:id="rId2es808pjjwkvdzydf6aap">
               <w:r>
                 <w:rPr>
                   <w:rFonts w:ascii="Arial" w:cs="Arial" w:eastAsia="Arial" w:hAnsi="Arial"/>
@@ -9440,7 +9641,7 @@
             <w:pPr>
               <w:spacing w:after="20" w:before="0"/>
             </w:pPr>
-            <w:hyperlink w:history="1" r:id="rIdx82-j_g5z1utqgdqbsbqs">
+            <w:hyperlink w:history="1" r:id="rIdy1oj20z8_x_xtvone4jsf">
               <w:r>
                 <w:rPr>
                   <w:rFonts w:ascii="Arial" w:cs="Arial" w:eastAsia="Arial" w:hAnsi="Arial"/>
@@ -9473,7 +9674,7 @@
               <w:spacing w:after="10" w:before="0"/>
               <w:ind w:left="120"/>
             </w:pPr>
-            <w:hyperlink w:history="1" r:id="rId6fqps7atybvc0nm4shixo">
+            <w:hyperlink w:history="1" r:id="rIdqjurldxpix2velfjt8v9v">
               <w:r>
                 <w:rPr>
                   <w:rFonts w:ascii="Arial" w:cs="Arial" w:eastAsia="Arial" w:hAnsi="Arial"/>
@@ -9501,6 +9702,7 @@
           </w:tcPr>
           <w:p>
             <w:pPr>
+              <w:keepNext w:val="false"/>
               <w:spacing w:after="40" w:before="0"/>
               <w:jc w:val="left"/>
             </w:pPr>
@@ -9533,6 +9735,7 @@
           </w:tcPr>
           <w:p>
             <w:pPr>
+              <w:keepNext w:val="false"/>
               <w:spacing w:after="40" w:before="0"/>
               <w:jc w:val="left"/>
             </w:pPr>
@@ -9565,6 +9768,7 @@
           </w:tcPr>
           <w:p>
             <w:pPr>
+              <w:keepNext w:val="false"/>
               <w:spacing w:after="40" w:before="0"/>
               <w:jc w:val="left"/>
             </w:pPr>
@@ -9597,6 +9801,7 @@
           </w:tcPr>
           <w:p>
             <w:pPr>
+              <w:keepNext w:val="false"/>
               <w:spacing w:after="40" w:before="0"/>
               <w:jc w:val="left"/>
             </w:pPr>
@@ -9631,6 +9836,7 @@
           </w:tcPr>
           <w:p>
             <w:pPr>
+              <w:keepNext w:val="false"/>
               <w:spacing w:after="40" w:before="0"/>
               <w:jc w:val="left"/>
             </w:pPr>
@@ -9668,7 +9874,7 @@
             <w:pPr>
               <w:spacing w:after="20" w:before="0"/>
             </w:pPr>
-            <w:hyperlink w:history="1" r:id="rId-dtoh4fqhjpvjbptj6nf0">
+            <w:hyperlink w:history="1" r:id="rIdgnd1tpl_pvcsxuuzklbd2">
               <w:r>
                 <w:rPr>
                   <w:rFonts w:ascii="Arial" w:cs="Arial" w:eastAsia="Arial" w:hAnsi="Arial"/>
@@ -9717,7 +9923,7 @@
               <w:spacing w:after="10" w:before="0"/>
               <w:ind w:left="120"/>
             </w:pPr>
-            <w:hyperlink w:history="1" r:id="rIdbiw8epnpc37lwsdvzq4k5">
+            <w:hyperlink w:history="1" r:id="rIdeben2ngbqvafvgnk_3q87">
               <w:r>
                 <w:rPr>
                   <w:rFonts w:ascii="Arial" w:cs="Arial" w:eastAsia="Arial" w:hAnsi="Arial"/>
@@ -9762,7 +9968,7 @@
             <w:pPr>
               <w:spacing w:after="20" w:before="0"/>
             </w:pPr>
-            <w:hyperlink w:history="1" r:id="rIdmn3oszcmf3ldfe_x_q-eh">
+            <w:hyperlink w:history="1" r:id="rIdn8tlcq3lyjitlvb9halrc">
               <w:r>
                 <w:rPr>
                   <w:rFonts w:ascii="Arial" w:cs="Arial" w:eastAsia="Arial" w:hAnsi="Arial"/>
@@ -9795,7 +10001,7 @@
               <w:spacing w:after="10" w:before="0"/>
               <w:ind w:left="120"/>
             </w:pPr>
-            <w:hyperlink w:history="1" r:id="rId5uh6m1nkvcl9_j-pvw3vo">
+            <w:hyperlink w:history="1" r:id="rId5x2yzlearv6gve1nt8xi_">
               <w:r>
                 <w:rPr>
                   <w:rFonts w:ascii="Arial" w:cs="Arial" w:eastAsia="Arial" w:hAnsi="Arial"/>
@@ -9823,6 +10029,7 @@
           </w:tcPr>
           <w:p>
             <w:pPr>
+              <w:keepNext w:val="false"/>
               <w:spacing w:after="40" w:before="0"/>
               <w:jc w:val="left"/>
             </w:pPr>
@@ -9855,6 +10062,7 @@
           </w:tcPr>
           <w:p>
             <w:pPr>
+              <w:keepNext w:val="false"/>
               <w:spacing w:after="40" w:before="0"/>
               <w:jc w:val="left"/>
             </w:pPr>
@@ -9887,6 +10095,7 @@
           </w:tcPr>
           <w:p>
             <w:pPr>
+              <w:keepNext w:val="false"/>
               <w:spacing w:after="40" w:before="0"/>
               <w:jc w:val="left"/>
             </w:pPr>
@@ -9919,6 +10128,7 @@
           </w:tcPr>
           <w:p>
             <w:pPr>
+              <w:keepNext w:val="false"/>
               <w:spacing w:after="40" w:before="0"/>
               <w:jc w:val="left"/>
             </w:pPr>
@@ -9953,6 +10163,7 @@
           </w:tcPr>
           <w:p>
             <w:pPr>
+              <w:keepNext w:val="false"/>
               <w:spacing w:after="40" w:before="0"/>
               <w:jc w:val="left"/>
             </w:pPr>
@@ -9990,7 +10201,7 @@
             <w:pPr>
               <w:spacing w:after="20" w:before="0"/>
             </w:pPr>
-            <w:hyperlink w:history="1" r:id="rIdewo2gy18p90yujo0rhcag">
+            <w:hyperlink w:history="1" r:id="rIdwy9wekbcf7owfwu7anvdx">
               <w:r>
                 <w:rPr>
                   <w:rFonts w:ascii="Arial" w:cs="Arial" w:eastAsia="Arial" w:hAnsi="Arial"/>
@@ -10039,7 +10250,7 @@
               <w:spacing w:after="10" w:before="0"/>
               <w:ind w:left="120"/>
             </w:pPr>
-            <w:hyperlink w:history="1" r:id="rId55oxr9hzm1lsi0idbt89f">
+            <w:hyperlink w:history="1" r:id="rIdzd_nbtvznogynebxke6ev">
               <w:r>
                 <w:rPr>
                   <w:rFonts w:ascii="Arial" w:cs="Arial" w:eastAsia="Arial" w:hAnsi="Arial"/>
@@ -10084,7 +10295,7 @@
             <w:pPr>
               <w:spacing w:after="20" w:before="0"/>
             </w:pPr>
-            <w:hyperlink w:history="1" r:id="rIdfq1qq_jzsy1zxatb_awxt">
+            <w:hyperlink w:history="1" r:id="rIdwqtifuszc5e-djwtqhc9b">
               <w:r>
                 <w:rPr>
                   <w:rFonts w:ascii="Arial" w:cs="Arial" w:eastAsia="Arial" w:hAnsi="Arial"/>
@@ -10133,7 +10344,7 @@
               <w:spacing w:after="10" w:before="0"/>
               <w:ind w:left="120"/>
             </w:pPr>
-            <w:hyperlink w:history="1" r:id="rIdsqot3nkmnx1bcfhs2fnpy">
+            <w:hyperlink w:history="1" r:id="rIdmoi4jqul6ocufjmjmfmjq">
               <w:r>
                 <w:rPr>
                   <w:rFonts w:ascii="Arial" w:cs="Arial" w:eastAsia="Arial" w:hAnsi="Arial"/>
@@ -10161,6 +10372,7 @@
           </w:tcPr>
           <w:p>
             <w:pPr>
+              <w:keepNext w:val="false"/>
               <w:spacing w:after="40" w:before="0"/>
               <w:jc w:val="left"/>
             </w:pPr>
@@ -10193,6 +10405,7 @@
           </w:tcPr>
           <w:p>
             <w:pPr>
+              <w:keepNext w:val="false"/>
               <w:spacing w:after="40" w:before="0"/>
               <w:jc w:val="left"/>
             </w:pPr>
@@ -10225,6 +10438,7 @@
           </w:tcPr>
           <w:p>
             <w:pPr>
+              <w:keepNext w:val="false"/>
               <w:spacing w:after="40" w:before="0"/>
               <w:jc w:val="left"/>
             </w:pPr>
@@ -10257,6 +10471,7 @@
           </w:tcPr>
           <w:p>
             <w:pPr>
+              <w:keepNext w:val="false"/>
               <w:spacing w:after="40" w:before="0"/>
               <w:jc w:val="left"/>
             </w:pPr>
@@ -10291,6 +10506,7 @@
           </w:tcPr>
           <w:p>
             <w:pPr>
+              <w:keepNext w:val="false"/>
               <w:spacing w:after="40" w:before="0"/>
               <w:jc w:val="left"/>
             </w:pPr>
@@ -10328,7 +10544,7 @@
             <w:pPr>
               <w:spacing w:after="20" w:before="0"/>
             </w:pPr>
-            <w:hyperlink w:history="1" r:id="rIdjf-ejd0qmjdjps958vpnc">
+            <w:hyperlink w:history="1" r:id="rId3s37n18vxidnlhmlkdpjq">
               <w:r>
                 <w:rPr>
                   <w:rFonts w:ascii="Arial" w:cs="Arial" w:eastAsia="Arial" w:hAnsi="Arial"/>
@@ -10377,7 +10593,7 @@
               <w:spacing w:after="10" w:before="0"/>
               <w:ind w:left="120"/>
             </w:pPr>
-            <w:hyperlink w:history="1" r:id="rIdb_gm3mdwl71bopxj_nsp6">
+            <w:hyperlink w:history="1" r:id="rId7xlbdfyrxqzfkvcv3uajr">
               <w:r>
                 <w:rPr>
                   <w:rFonts w:ascii="Arial" w:cs="Arial" w:eastAsia="Arial" w:hAnsi="Arial"/>
@@ -10422,7 +10638,7 @@
             <w:pPr>
               <w:spacing w:after="20" w:before="0"/>
             </w:pPr>
-            <w:hyperlink w:history="1" r:id="rId5scsa1udnqnd0pjwfiq4p">
+            <w:hyperlink w:history="1" r:id="rId-jztiw5uiejm7cqofvljq">
               <w:r>
                 <w:rPr>
                   <w:rFonts w:ascii="Arial" w:cs="Arial" w:eastAsia="Arial" w:hAnsi="Arial"/>
@@ -10471,7 +10687,7 @@
               <w:spacing w:after="10" w:before="0"/>
               <w:ind w:left="120"/>
             </w:pPr>
-            <w:hyperlink w:history="1" r:id="rIddajdgjlexso5wfgnimgpy">
+            <w:hyperlink w:history="1" r:id="rIdewsejxy0adhzte8vuryxw">
               <w:r>
                 <w:rPr>
                   <w:rFonts w:ascii="Arial" w:cs="Arial" w:eastAsia="Arial" w:hAnsi="Arial"/>
@@ -10499,6 +10715,7 @@
           </w:tcPr>
           <w:p>
             <w:pPr>
+              <w:keepNext w:val="false"/>
               <w:spacing w:after="40" w:before="0"/>
               <w:jc w:val="left"/>
             </w:pPr>
@@ -10531,6 +10748,7 @@
           </w:tcPr>
           <w:p>
             <w:pPr>
+              <w:keepNext w:val="false"/>
               <w:spacing w:after="40" w:before="0"/>
               <w:jc w:val="left"/>
             </w:pPr>
@@ -10563,6 +10781,7 @@
           </w:tcPr>
           <w:p>
             <w:pPr>
+              <w:keepNext w:val="false"/>
               <w:spacing w:after="40" w:before="0"/>
               <w:jc w:val="left"/>
             </w:pPr>
@@ -10595,6 +10814,7 @@
           </w:tcPr>
           <w:p>
             <w:pPr>
+              <w:keepNext w:val="false"/>
               <w:spacing w:after="40" w:before="0"/>
               <w:jc w:val="left"/>
             </w:pPr>
@@ -10629,6 +10849,7 @@
           </w:tcPr>
           <w:p>
             <w:pPr>
+              <w:keepNext w:val="false"/>
               <w:spacing w:after="40" w:before="0"/>
               <w:jc w:val="left"/>
             </w:pPr>
@@ -10666,7 +10887,7 @@
             <w:pPr>
               <w:spacing w:after="20" w:before="0"/>
             </w:pPr>
-            <w:hyperlink w:history="1" r:id="rIdxdxdwi4uytlbbuvmwuwax">
+            <w:hyperlink w:history="1" r:id="rIduv0ap7br_is97yw4ug_hw">
               <w:r>
                 <w:rPr>
                   <w:rFonts w:ascii="Arial" w:cs="Arial" w:eastAsia="Arial" w:hAnsi="Arial"/>
@@ -10715,7 +10936,7 @@
               <w:spacing w:after="10" w:before="0"/>
               <w:ind w:left="120"/>
             </w:pPr>
-            <w:hyperlink w:history="1" r:id="rIdd928_lr4aryyxi1examzn">
+            <w:hyperlink w:history="1" r:id="rIdviagwxootyw_pw65kivfk">
               <w:r>
                 <w:rPr>
                   <w:rFonts w:ascii="Arial" w:cs="Arial" w:eastAsia="Arial" w:hAnsi="Arial"/>
@@ -10760,7 +10981,7 @@
             <w:pPr>
               <w:spacing w:after="20" w:before="0"/>
             </w:pPr>
-            <w:hyperlink w:history="1" r:id="rIdtsbowce2fm9y2tkzzucex">
+            <w:hyperlink w:history="1" r:id="rIda5ujstxxke39jyifinhxh">
               <w:r>
                 <w:rPr>
                   <w:rFonts w:ascii="Arial" w:cs="Arial" w:eastAsia="Arial" w:hAnsi="Arial"/>
@@ -10809,7 +11030,7 @@
               <w:spacing w:after="10" w:before="0"/>
               <w:ind w:left="120"/>
             </w:pPr>
-            <w:hyperlink w:history="1" r:id="rIdqhzyj8tstjwamoadceeai">
+            <w:hyperlink w:history="1" r:id="rId8hv619hp9xwtme2jqsm5v">
               <w:r>
                 <w:rPr>
                   <w:rFonts w:ascii="Arial" w:cs="Arial" w:eastAsia="Arial" w:hAnsi="Arial"/>
@@ -10837,6 +11058,7 @@
           </w:tcPr>
           <w:p>
             <w:pPr>
+              <w:keepNext w:val="false"/>
               <w:spacing w:after="40" w:before="0"/>
               <w:jc w:val="left"/>
             </w:pPr>
@@ -10869,6 +11091,7 @@
           </w:tcPr>
           <w:p>
             <w:pPr>
+              <w:keepNext w:val="false"/>
               <w:spacing w:after="40" w:before="0"/>
               <w:jc w:val="left"/>
             </w:pPr>
@@ -10901,6 +11124,7 @@
           </w:tcPr>
           <w:p>
             <w:pPr>
+              <w:keepNext w:val="false"/>
               <w:spacing w:after="40" w:before="0"/>
               <w:jc w:val="left"/>
             </w:pPr>
@@ -10933,6 +11157,7 @@
           </w:tcPr>
           <w:p>
             <w:pPr>
+              <w:keepNext w:val="false"/>
               <w:spacing w:after="40" w:before="0"/>
               <w:jc w:val="left"/>
             </w:pPr>
@@ -10992,6 +11217,7 @@
           </w:tcPr>
           <w:p>
             <w:pPr>
+              <w:keepNext w:val="false"/>
               <w:spacing w:after="40" w:before="0"/>
               <w:jc w:val="center"/>
             </w:pPr>
@@ -11026,6 +11252,7 @@
           </w:tcPr>
           <w:p>
             <w:pPr>
+              <w:keepNext w:val="false"/>
               <w:spacing w:after="40" w:before="0"/>
               <w:jc w:val="left"/>
             </w:pPr>
@@ -11087,6 +11314,7 @@
           </w:tcPr>
           <w:p>
             <w:pPr>
+              <w:keepNext w:val="false"/>
               <w:spacing w:after="40" w:before="0"/>
               <w:jc w:val="center"/>
             </w:pPr>
@@ -11121,6 +11349,7 @@
           </w:tcPr>
           <w:p>
             <w:pPr>
+              <w:keepNext w:val="false"/>
               <w:spacing w:after="40" w:before="0"/>
               <w:jc w:val="left"/>
             </w:pPr>
@@ -11153,6 +11382,7 @@
           </w:tcPr>
           <w:p>
             <w:pPr>
+              <w:keepNext w:val="false"/>
               <w:spacing w:after="40" w:before="0"/>
               <w:jc w:val="left"/>
             </w:pPr>
@@ -11187,6 +11417,7 @@
           </w:tcPr>
           <w:p>
             <w:pPr>
+              <w:keepNext w:val="false"/>
               <w:spacing w:after="40" w:before="0"/>
               <w:jc w:val="left"/>
             </w:pPr>
@@ -11219,6 +11450,7 @@
           </w:tcPr>
           <w:p>
             <w:pPr>
+              <w:keepNext w:val="false"/>
               <w:spacing w:after="40" w:before="0"/>
               <w:jc w:val="left"/>
             </w:pPr>
@@ -11253,6 +11485,7 @@
           </w:tcPr>
           <w:p>
             <w:pPr>
+              <w:keepNext w:val="false"/>
               <w:spacing w:after="40" w:before="0"/>
               <w:jc w:val="left"/>
             </w:pPr>
@@ -11285,6 +11518,7 @@
           </w:tcPr>
           <w:p>
             <w:pPr>
+              <w:keepNext w:val="false"/>
               <w:spacing w:after="40" w:before="0"/>
               <w:jc w:val="left"/>
             </w:pPr>
@@ -11321,7 +11555,7 @@
         </w:rPr>
         <w:t xml:space="preserve">© 2026 SeaVuria and ARES. Aligned with KICD objectives. Developed by SeaVuria; technical implementation by ARES (with AI assistance from Claude). Licensed under </w:t>
       </w:r>
-      <w:hyperlink w:history="1" r:id="rIdpvfqq8udrecfqmf_xmlsl">
+      <w:hyperlink w:history="1" r:id="rIdo-8ptl3yqw16loarzx18v">
         <w:r>
           <w:rPr>
             <w:rFonts w:ascii="Arial" w:cs="Arial" w:eastAsia="Arial" w:hAnsi="Arial"/>
@@ -11342,7 +11576,7 @@
         </w:rPr>
         <w:t xml:space="preserve"> (</w:t>
       </w:r>
-      <w:hyperlink w:history="1" r:id="rIddwlbgas2zrqf_wyx2oezp">
+      <w:hyperlink w:history="1" r:id="rIdnkgb13prptycqs05civzp">
         <w:r>
           <w:rPr>
             <w:rFonts w:ascii="Arial" w:cs="Arial" w:eastAsia="Arial" w:hAnsi="Arial"/>
@@ -11402,6 +11636,7 @@
           </w:tcPr>
           <w:p>
             <w:pPr>
+              <w:keepNext w:val="false"/>
               <w:spacing w:after="40" w:before="0"/>
               <w:jc w:val="center"/>
             </w:pPr>
@@ -11437,6 +11672,7 @@
           </w:tcPr>
           <w:p>
             <w:pPr>
+              <w:keepNext w:val="false"/>
               <w:spacing w:after="40" w:before="0"/>
               <w:jc w:val="center"/>
             </w:pPr>
@@ -11471,6 +11707,7 @@
           </w:tcPr>
           <w:p>
             <w:pPr>
+              <w:keepNext w:val="false"/>
               <w:spacing w:after="40" w:before="0"/>
               <w:jc w:val="left"/>
             </w:pPr>
@@ -11503,6 +11740,7 @@
           </w:tcPr>
           <w:p>
             <w:pPr>
+              <w:keepNext w:val="false"/>
               <w:spacing w:after="40" w:before="0"/>
               <w:jc w:val="left"/>
             </w:pPr>
@@ -11537,6 +11775,7 @@
           </w:tcPr>
           <w:p>
             <w:pPr>
+              <w:keepNext w:val="false"/>
               <w:spacing w:after="40" w:before="0"/>
               <w:jc w:val="left"/>
             </w:pPr>
@@ -11569,6 +11808,7 @@
           </w:tcPr>
           <w:p>
             <w:pPr>
+              <w:keepNext w:val="false"/>
               <w:spacing w:after="40" w:before="0"/>
               <w:jc w:val="left"/>
             </w:pPr>
@@ -11603,6 +11843,7 @@
           </w:tcPr>
           <w:p>
             <w:pPr>
+              <w:keepNext w:val="false"/>
               <w:spacing w:after="40" w:before="0"/>
               <w:jc w:val="left"/>
             </w:pPr>
@@ -11635,6 +11876,7 @@
           </w:tcPr>
           <w:p>
             <w:pPr>
+              <w:keepNext w:val="false"/>
               <w:spacing w:after="40" w:before="0"/>
               <w:jc w:val="left"/>
             </w:pPr>
@@ -11669,6 +11911,7 @@
           </w:tcPr>
           <w:p>
             <w:pPr>
+              <w:keepNext w:val="false"/>
               <w:spacing w:after="40" w:before="0"/>
               <w:jc w:val="left"/>
             </w:pPr>
@@ -11701,6 +11944,7 @@
           </w:tcPr>
           <w:p>
             <w:pPr>
+              <w:keepNext w:val="false"/>
               <w:spacing w:after="40" w:before="0"/>
               <w:jc w:val="left"/>
             </w:pPr>
@@ -11735,6 +11979,7 @@
           </w:tcPr>
           <w:p>
             <w:pPr>
+              <w:keepNext w:val="false"/>
               <w:spacing w:after="40" w:before="0"/>
               <w:jc w:val="left"/>
             </w:pPr>
@@ -11767,6 +12012,7 @@
           </w:tcPr>
           <w:p>
             <w:pPr>
+              <w:keepNext w:val="false"/>
               <w:spacing w:after="40" w:before="0"/>
               <w:jc w:val="left"/>
             </w:pPr>
@@ -11801,6 +12047,7 @@
           </w:tcPr>
           <w:p>
             <w:pPr>
+              <w:keepNext w:val="false"/>
               <w:spacing w:after="40" w:before="0"/>
               <w:jc w:val="left"/>
             </w:pPr>
@@ -11833,6 +12080,7 @@
           </w:tcPr>
           <w:p>
             <w:pPr>
+              <w:keepNext w:val="false"/>
               <w:spacing w:after="40" w:before="0"/>
               <w:jc w:val="left"/>
             </w:pPr>
@@ -11867,6 +12115,7 @@
           </w:tcPr>
           <w:p>
             <w:pPr>
+              <w:keepNext w:val="false"/>
               <w:spacing w:after="40" w:before="0"/>
               <w:jc w:val="left"/>
             </w:pPr>
@@ -11899,6 +12148,7 @@
           </w:tcPr>
           <w:p>
             <w:pPr>
+              <w:keepNext w:val="false"/>
               <w:spacing w:after="40" w:before="0"/>
               <w:jc w:val="left"/>
             </w:pPr>
@@ -11933,6 +12183,7 @@
           </w:tcPr>
           <w:p>
             <w:pPr>
+              <w:keepNext w:val="false"/>
               <w:spacing w:after="40" w:before="0"/>
               <w:jc w:val="left"/>
             </w:pPr>
@@ -11965,6 +12216,7 @@
           </w:tcPr>
           <w:p>
             <w:pPr>
+              <w:keepNext w:val="false"/>
               <w:spacing w:after="40" w:before="0"/>
               <w:jc w:val="left"/>
             </w:pPr>
@@ -12024,6 +12276,7 @@
           </w:tcPr>
           <w:p>
             <w:pPr>
+              <w:keepNext w:val="false"/>
               <w:spacing w:after="40" w:before="0"/>
               <w:jc w:val="center"/>
             </w:pPr>
@@ -12058,6 +12311,7 @@
           </w:tcPr>
           <w:p>
             <w:pPr>
+              <w:keepNext w:val="false"/>
               <w:spacing w:after="40" w:before="0"/>
               <w:jc w:val="left"/>
             </w:pPr>
@@ -12122,6 +12376,7 @@
           </w:tcPr>
           <w:p>
             <w:pPr>
+              <w:keepNext w:val="false"/>
               <w:spacing w:after="40" w:before="0"/>
               <w:jc w:val="center"/>
             </w:pPr>
@@ -12156,6 +12411,7 @@
           </w:tcPr>
           <w:p>
             <w:pPr>
+              <w:keepNext w:val="false"/>
               <w:spacing w:after="40" w:before="0"/>
               <w:jc w:val="left"/>
             </w:pPr>
@@ -12188,6 +12444,7 @@
           </w:tcPr>
           <w:p>
             <w:pPr>
+              <w:keepNext w:val="false"/>
               <w:spacing w:after="40" w:before="0"/>
               <w:jc w:val="left"/>
             </w:pPr>
@@ -12220,6 +12477,7 @@
           </w:tcPr>
           <w:p>
             <w:pPr>
+              <w:keepNext w:val="false"/>
               <w:spacing w:after="40" w:before="0"/>
               <w:jc w:val="left"/>
             </w:pPr>
@@ -12252,6 +12510,7 @@
           </w:tcPr>
           <w:p>
             <w:pPr>
+              <w:keepNext w:val="false"/>
               <w:spacing w:after="40" w:before="0"/>
               <w:jc w:val="left"/>
             </w:pPr>
@@ -12284,6 +12543,7 @@
           </w:tcPr>
           <w:p>
             <w:pPr>
+              <w:keepNext w:val="false"/>
               <w:spacing w:after="40" w:before="0"/>
               <w:jc w:val="left"/>
             </w:pPr>
@@ -12318,6 +12578,7 @@
           </w:tcPr>
           <w:p>
             <w:pPr>
+              <w:keepNext w:val="false"/>
               <w:spacing w:after="40" w:before="0"/>
               <w:jc w:val="left"/>
             </w:pPr>
@@ -12355,7 +12616,7 @@
             <w:pPr>
               <w:spacing w:after="20" w:before="0"/>
             </w:pPr>
-            <w:hyperlink w:history="1" r:id="rIdtsbt0cveicbnwbu7ape_e">
+            <w:hyperlink w:history="1" r:id="rIdidmwxj4dejytyi_yfwy5c">
               <w:r>
                 <w:rPr>
                   <w:rFonts w:ascii="Arial" w:cs="Arial" w:eastAsia="Arial" w:hAnsi="Arial"/>
@@ -12388,7 +12649,7 @@
               <w:spacing w:after="10" w:before="0"/>
               <w:ind w:left="120"/>
             </w:pPr>
-            <w:hyperlink w:history="1" r:id="rId74hz9spw4varrnitixcpm">
+            <w:hyperlink w:history="1" r:id="rIdfuweyg3x3hdm4jnmyiqfp">
               <w:r>
                 <w:rPr>
                   <w:rFonts w:ascii="Arial" w:cs="Arial" w:eastAsia="Arial" w:hAnsi="Arial"/>
@@ -12433,7 +12694,7 @@
             <w:pPr>
               <w:spacing w:after="20" w:before="0"/>
             </w:pPr>
-            <w:hyperlink w:history="1" r:id="rIdofnzmybghdvf1zrnh-_if">
+            <w:hyperlink w:history="1" r:id="rIdfhaopympuuqixiz33vjar">
               <w:r>
                 <w:rPr>
                   <w:rFonts w:ascii="Arial" w:cs="Arial" w:eastAsia="Arial" w:hAnsi="Arial"/>
@@ -12466,7 +12727,7 @@
               <w:spacing w:after="10" w:before="0"/>
               <w:ind w:left="120"/>
             </w:pPr>
-            <w:hyperlink w:history="1" r:id="rIdk-twujcrhketvn9f2nxzx">
+            <w:hyperlink w:history="1" r:id="rId4fbl-eq4961hivkhygydn">
               <w:r>
                 <w:rPr>
                   <w:rFonts w:ascii="Arial" w:cs="Arial" w:eastAsia="Arial" w:hAnsi="Arial"/>
@@ -12494,6 +12755,7 @@
           </w:tcPr>
           <w:p>
             <w:pPr>
+              <w:keepNext w:val="false"/>
               <w:spacing w:after="40" w:before="0"/>
               <w:jc w:val="left"/>
             </w:pPr>
@@ -12526,6 +12788,7 @@
           </w:tcPr>
           <w:p>
             <w:pPr>
+              <w:keepNext w:val="false"/>
               <w:spacing w:after="40" w:before="0"/>
               <w:jc w:val="left"/>
             </w:pPr>
@@ -12558,6 +12821,7 @@
           </w:tcPr>
           <w:p>
             <w:pPr>
+              <w:keepNext w:val="false"/>
               <w:spacing w:after="40" w:before="0"/>
               <w:jc w:val="left"/>
             </w:pPr>
@@ -12590,6 +12854,7 @@
           </w:tcPr>
           <w:p>
             <w:pPr>
+              <w:keepNext w:val="false"/>
               <w:spacing w:after="40" w:before="0"/>
               <w:jc w:val="left"/>
             </w:pPr>
@@ -12624,6 +12889,7 @@
           </w:tcPr>
           <w:p>
             <w:pPr>
+              <w:keepNext w:val="false"/>
               <w:spacing w:after="40" w:before="0"/>
               <w:jc w:val="left"/>
             </w:pPr>
@@ -12661,7 +12927,7 @@
             <w:pPr>
               <w:spacing w:after="20" w:before="0"/>
             </w:pPr>
-            <w:hyperlink w:history="1" r:id="rIdp2ylnhyjvxupnuv7mwtta">
+            <w:hyperlink w:history="1" r:id="rId4rrhf-xqqg3sv74jal6jv">
               <w:r>
                 <w:rPr>
                   <w:rFonts w:ascii="Arial" w:cs="Arial" w:eastAsia="Arial" w:hAnsi="Arial"/>
@@ -12694,7 +12960,7 @@
               <w:spacing w:after="10" w:before="0"/>
               <w:ind w:left="120"/>
             </w:pPr>
-            <w:hyperlink w:history="1" r:id="rIdifeiyj1e5cgabeiryyya6">
+            <w:hyperlink w:history="1" r:id="rIda7g7-okqu4_0gu0sogabc">
               <w:r>
                 <w:rPr>
                   <w:rFonts w:ascii="Arial" w:cs="Arial" w:eastAsia="Arial" w:hAnsi="Arial"/>
@@ -12739,7 +13005,7 @@
             <w:pPr>
               <w:spacing w:after="20" w:before="0"/>
             </w:pPr>
-            <w:hyperlink w:history="1" r:id="rIdnc74jhyn2ufc3-0hrwqxl">
+            <w:hyperlink w:history="1" r:id="rIdpm4si3gnd8e21ve_63pls">
               <w:r>
                 <w:rPr>
                   <w:rFonts w:ascii="Arial" w:cs="Arial" w:eastAsia="Arial" w:hAnsi="Arial"/>
@@ -12772,7 +13038,7 @@
               <w:spacing w:after="10" w:before="0"/>
               <w:ind w:left="120"/>
             </w:pPr>
-            <w:hyperlink w:history="1" r:id="rIdlq74-boghb25rkol1gbkv">
+            <w:hyperlink w:history="1" r:id="rId_f7s00ypcfuv5w0r76sid">
               <w:r>
                 <w:rPr>
                   <w:rFonts w:ascii="Arial" w:cs="Arial" w:eastAsia="Arial" w:hAnsi="Arial"/>
@@ -12800,6 +13066,7 @@
           </w:tcPr>
           <w:p>
             <w:pPr>
+              <w:keepNext w:val="false"/>
               <w:spacing w:after="40" w:before="0"/>
               <w:jc w:val="left"/>
             </w:pPr>
@@ -12819,6 +13086,7 @@
           </w:p>
           <w:p>
             <w:pPr>
+              <w:keepNext w:val="false"/>
               <w:spacing w:after="40" w:before="0"/>
               <w:jc w:val="left"/>
             </w:pPr>
@@ -12838,6 +13106,7 @@
           </w:p>
           <w:p>
             <w:pPr>
+              <w:keepNext w:val="false"/>
               <w:spacing w:after="40" w:before="0"/>
               <w:jc w:val="left"/>
             </w:pPr>
@@ -12870,6 +13139,7 @@
           </w:tcPr>
           <w:p>
             <w:pPr>
+              <w:keepNext w:val="false"/>
               <w:spacing w:after="40" w:before="0"/>
               <w:jc w:val="left"/>
             </w:pPr>
@@ -12902,6 +13172,7 @@
           </w:tcPr>
           <w:p>
             <w:pPr>
+              <w:keepNext w:val="false"/>
               <w:spacing w:after="40" w:before="0"/>
               <w:jc w:val="left"/>
             </w:pPr>
@@ -12934,6 +13205,7 @@
           </w:tcPr>
           <w:p>
             <w:pPr>
+              <w:keepNext w:val="false"/>
               <w:spacing w:after="40" w:before="0"/>
               <w:jc w:val="left"/>
             </w:pPr>
@@ -12968,6 +13240,7 @@
           </w:tcPr>
           <w:p>
             <w:pPr>
+              <w:keepNext w:val="false"/>
               <w:spacing w:after="40" w:before="0"/>
               <w:jc w:val="left"/>
             </w:pPr>
@@ -13005,7 +13278,7 @@
             <w:pPr>
               <w:spacing w:after="20" w:before="0"/>
             </w:pPr>
-            <w:hyperlink w:history="1" r:id="rIdji4vvyvenw-ox8z1hn2vk">
+            <w:hyperlink w:history="1" r:id="rIdsv0qtfglbm1acbdvjomti">
               <w:r>
                 <w:rPr>
                   <w:rFonts w:ascii="Arial" w:cs="Arial" w:eastAsia="Arial" w:hAnsi="Arial"/>
@@ -13054,7 +13327,7 @@
               <w:spacing w:after="10" w:before="0"/>
               <w:ind w:left="120"/>
             </w:pPr>
-            <w:hyperlink w:history="1" r:id="rIdfmr_gdiwfibws998zll2j">
+            <w:hyperlink w:history="1" r:id="rId3wkq6e8-xtgsybcz_-qq1">
               <w:r>
                 <w:rPr>
                   <w:rFonts w:ascii="Arial" w:cs="Arial" w:eastAsia="Arial" w:hAnsi="Arial"/>
@@ -13099,7 +13372,7 @@
             <w:pPr>
               <w:spacing w:after="20" w:before="0"/>
             </w:pPr>
-            <w:hyperlink w:history="1" r:id="rIdjb6syhbtrqqt6qacrvedx">
+            <w:hyperlink w:history="1" r:id="rIdvvfxt0ryrjnedsgw2vdin">
               <w:r>
                 <w:rPr>
                   <w:rFonts w:ascii="Arial" w:cs="Arial" w:eastAsia="Arial" w:hAnsi="Arial"/>
@@ -13132,7 +13405,7 @@
               <w:spacing w:after="10" w:before="0"/>
               <w:ind w:left="120"/>
             </w:pPr>
-            <w:hyperlink w:history="1" r:id="rId4nwjael9dixklfzdgqtik">
+            <w:hyperlink w:history="1" r:id="rId5mi8dhfwnkn3dndx00gme">
               <w:r>
                 <w:rPr>
                   <w:rFonts w:ascii="Arial" w:cs="Arial" w:eastAsia="Arial" w:hAnsi="Arial"/>
@@ -13160,6 +13433,7 @@
           </w:tcPr>
           <w:p>
             <w:pPr>
+              <w:keepNext w:val="false"/>
               <w:spacing w:after="40" w:before="0"/>
               <w:jc w:val="left"/>
             </w:pPr>
@@ -13192,6 +13466,7 @@
           </w:tcPr>
           <w:p>
             <w:pPr>
+              <w:keepNext w:val="false"/>
               <w:spacing w:after="40" w:before="0"/>
               <w:jc w:val="left"/>
             </w:pPr>
@@ -13224,6 +13499,7 @@
           </w:tcPr>
           <w:p>
             <w:pPr>
+              <w:keepNext w:val="false"/>
               <w:spacing w:after="40" w:before="0"/>
               <w:jc w:val="left"/>
             </w:pPr>
@@ -13256,6 +13532,7 @@
           </w:tcPr>
           <w:p>
             <w:pPr>
+              <w:keepNext w:val="false"/>
               <w:spacing w:after="40" w:before="0"/>
               <w:jc w:val="left"/>
             </w:pPr>
@@ -13290,6 +13567,7 @@
           </w:tcPr>
           <w:p>
             <w:pPr>
+              <w:keepNext w:val="false"/>
               <w:spacing w:after="40" w:before="0"/>
               <w:jc w:val="left"/>
             </w:pPr>
@@ -13327,7 +13605,7 @@
             <w:pPr>
               <w:spacing w:after="20" w:before="0"/>
             </w:pPr>
-            <w:hyperlink w:history="1" r:id="rIdoh40ygfnpklpwgp8bp9bj">
+            <w:hyperlink w:history="1" r:id="rIdlzr2gzydc3sdnsjsfk9th">
               <w:r>
                 <w:rPr>
                   <w:rFonts w:ascii="Arial" w:cs="Arial" w:eastAsia="Arial" w:hAnsi="Arial"/>
@@ -13376,7 +13654,7 @@
               <w:spacing w:after="10" w:before="0"/>
               <w:ind w:left="120"/>
             </w:pPr>
-            <w:hyperlink w:history="1" r:id="rIdxrxwjbzbge2tjuk84nozw">
+            <w:hyperlink w:history="1" r:id="rIdlnr40aey2dal2shgji3tb">
               <w:r>
                 <w:rPr>
                   <w:rFonts w:ascii="Arial" w:cs="Arial" w:eastAsia="Arial" w:hAnsi="Arial"/>
@@ -13421,7 +13699,7 @@
             <w:pPr>
               <w:spacing w:after="20" w:before="0"/>
             </w:pPr>
-            <w:hyperlink w:history="1" r:id="rId_uv2niigk-uyj5pt6bwd9">
+            <w:hyperlink w:history="1" r:id="rIdbp3oid-k5oatsvsu7sutn">
               <w:r>
                 <w:rPr>
                   <w:rFonts w:ascii="Arial" w:cs="Arial" w:eastAsia="Arial" w:hAnsi="Arial"/>
@@ -13454,7 +13732,7 @@
               <w:spacing w:after="10" w:before="0"/>
               <w:ind w:left="120"/>
             </w:pPr>
-            <w:hyperlink w:history="1" r:id="rIduhden4dqowt0q1nutqhho">
+            <w:hyperlink w:history="1" r:id="rId8whsgvq38o4_ayorbyagm">
               <w:r>
                 <w:rPr>
                   <w:rFonts w:ascii="Arial" w:cs="Arial" w:eastAsia="Arial" w:hAnsi="Arial"/>
@@ -13482,6 +13760,7 @@
           </w:tcPr>
           <w:p>
             <w:pPr>
+              <w:keepNext w:val="false"/>
               <w:spacing w:after="40" w:before="0"/>
               <w:jc w:val="left"/>
             </w:pPr>
@@ -13514,6 +13793,7 @@
           </w:tcPr>
           <w:p>
             <w:pPr>
+              <w:keepNext w:val="false"/>
               <w:spacing w:after="40" w:before="0"/>
               <w:jc w:val="left"/>
             </w:pPr>
@@ -13546,6 +13826,7 @@
           </w:tcPr>
           <w:p>
             <w:pPr>
+              <w:keepNext w:val="false"/>
               <w:spacing w:after="40" w:before="0"/>
               <w:jc w:val="left"/>
             </w:pPr>
@@ -13578,6 +13859,7 @@
           </w:tcPr>
           <w:p>
             <w:pPr>
+              <w:keepNext w:val="false"/>
               <w:spacing w:after="40" w:before="0"/>
               <w:jc w:val="left"/>
             </w:pPr>
@@ -13612,6 +13894,7 @@
           </w:tcPr>
           <w:p>
             <w:pPr>
+              <w:keepNext w:val="false"/>
               <w:spacing w:after="40" w:before="0"/>
               <w:jc w:val="left"/>
             </w:pPr>
@@ -13649,7 +13932,7 @@
             <w:pPr>
               <w:spacing w:after="20" w:before="0"/>
             </w:pPr>
-            <w:hyperlink w:history="1" r:id="rIdnwe7jivle2y4l9iylqyqu">
+            <w:hyperlink w:history="1" r:id="rIdggy1i18zko3z7ijh-st-c">
               <w:r>
                 <w:rPr>
                   <w:rFonts w:ascii="Arial" w:cs="Arial" w:eastAsia="Arial" w:hAnsi="Arial"/>
@@ -13682,7 +13965,7 @@
               <w:spacing w:after="10" w:before="0"/>
               <w:ind w:left="120"/>
             </w:pPr>
-            <w:hyperlink w:history="1" r:id="rIdblssvg6iw1rx1jc0xxztv">
+            <w:hyperlink w:history="1" r:id="rIdq4lmve7ob_nryuizdvp84">
               <w:r>
                 <w:rPr>
                   <w:rFonts w:ascii="Arial" w:cs="Arial" w:eastAsia="Arial" w:hAnsi="Arial"/>
@@ -13727,7 +14010,7 @@
             <w:pPr>
               <w:spacing w:after="20" w:before="0"/>
             </w:pPr>
-            <w:hyperlink w:history="1" r:id="rIdivdad1wepc_azitdizzuc">
+            <w:hyperlink w:history="1" r:id="rIdwz12up7d3atmhdpug58ui">
               <w:r>
                 <w:rPr>
                   <w:rFonts w:ascii="Arial" w:cs="Arial" w:eastAsia="Arial" w:hAnsi="Arial"/>
@@ -13776,7 +14059,7 @@
               <w:spacing w:after="10" w:before="0"/>
               <w:ind w:left="120"/>
             </w:pPr>
-            <w:hyperlink w:history="1" r:id="rIdmgr-o-rprykegwzr74osq">
+            <w:hyperlink w:history="1" r:id="rIdybjwyi7lgylnm1g4f-nvc">
               <w:r>
                 <w:rPr>
                   <w:rFonts w:ascii="Arial" w:cs="Arial" w:eastAsia="Arial" w:hAnsi="Arial"/>
@@ -13804,6 +14087,7 @@
           </w:tcPr>
           <w:p>
             <w:pPr>
+              <w:keepNext w:val="false"/>
               <w:spacing w:after="40" w:before="0"/>
               <w:jc w:val="left"/>
             </w:pPr>
@@ -13836,6 +14120,7 @@
           </w:tcPr>
           <w:p>
             <w:pPr>
+              <w:keepNext w:val="false"/>
               <w:spacing w:after="40" w:before="0"/>
               <w:jc w:val="left"/>
             </w:pPr>
@@ -13868,6 +14153,7 @@
           </w:tcPr>
           <w:p>
             <w:pPr>
+              <w:keepNext w:val="false"/>
               <w:spacing w:after="40" w:before="0"/>
               <w:jc w:val="left"/>
             </w:pPr>
@@ -13900,6 +14186,7 @@
           </w:tcPr>
           <w:p>
             <w:pPr>
+              <w:keepNext w:val="false"/>
               <w:spacing w:after="40" w:before="0"/>
               <w:jc w:val="left"/>
             </w:pPr>
@@ -13959,6 +14246,7 @@
           </w:tcPr>
           <w:p>
             <w:pPr>
+              <w:keepNext w:val="false"/>
               <w:spacing w:after="40" w:before="0"/>
               <w:jc w:val="center"/>
             </w:pPr>
@@ -13993,6 +14281,7 @@
           </w:tcPr>
           <w:p>
             <w:pPr>
+              <w:keepNext w:val="false"/>
               <w:spacing w:after="40" w:before="0"/>
               <w:jc w:val="left"/>
             </w:pPr>
@@ -14054,6 +14343,7 @@
           </w:tcPr>
           <w:p>
             <w:pPr>
+              <w:keepNext w:val="false"/>
               <w:spacing w:after="40" w:before="0"/>
               <w:jc w:val="center"/>
             </w:pPr>
@@ -14088,6 +14378,7 @@
           </w:tcPr>
           <w:p>
             <w:pPr>
+              <w:keepNext w:val="false"/>
               <w:spacing w:after="40" w:before="0"/>
               <w:jc w:val="left"/>
             </w:pPr>
@@ -14120,6 +14411,7 @@
           </w:tcPr>
           <w:p>
             <w:pPr>
+              <w:keepNext w:val="false"/>
               <w:spacing w:after="40" w:before="0"/>
               <w:jc w:val="left"/>
             </w:pPr>
@@ -14154,6 +14446,7 @@
           </w:tcPr>
           <w:p>
             <w:pPr>
+              <w:keepNext w:val="false"/>
               <w:spacing w:after="40" w:before="0"/>
               <w:jc w:val="left"/>
             </w:pPr>
@@ -14186,6 +14479,7 @@
           </w:tcPr>
           <w:p>
             <w:pPr>
+              <w:keepNext w:val="false"/>
               <w:spacing w:after="40" w:before="0"/>
               <w:jc w:val="left"/>
             </w:pPr>
@@ -14220,6 +14514,7 @@
           </w:tcPr>
           <w:p>
             <w:pPr>
+              <w:keepNext w:val="false"/>
               <w:spacing w:after="40" w:before="0"/>
               <w:jc w:val="left"/>
             </w:pPr>
@@ -14252,6 +14547,7 @@
           </w:tcPr>
           <w:p>
             <w:pPr>
+              <w:keepNext w:val="false"/>
               <w:spacing w:after="40" w:before="0"/>
               <w:jc w:val="left"/>
             </w:pPr>
@@ -14288,7 +14584,7 @@
         </w:rPr>
         <w:t xml:space="preserve">© 2026 SeaVuria and ARES. Aligned with KICD objectives. Developed by SeaVuria; technical implementation by ARES (with AI assistance from Claude). Licensed under </w:t>
       </w:r>
-      <w:hyperlink w:history="1" r:id="rId0hcvbhizjfjhf7nnkvstk">
+      <w:hyperlink w:history="1" r:id="rIdmcfiwqswg88zru8pcd7ml">
         <w:r>
           <w:rPr>
             <w:rFonts w:ascii="Arial" w:cs="Arial" w:eastAsia="Arial" w:hAnsi="Arial"/>
@@ -14309,7 +14605,7 @@
         </w:rPr>
         <w:t xml:space="preserve"> (</w:t>
       </w:r>
-      <w:hyperlink w:history="1" r:id="rIdyhd20xqpt_focb_1u_e0p">
+      <w:hyperlink w:history="1" r:id="rIdt20fhu-eraarzllvqnltu">
         <w:r>
           <w:rPr>
             <w:rFonts w:ascii="Arial" w:cs="Arial" w:eastAsia="Arial" w:hAnsi="Arial"/>
@@ -14369,6 +14665,7 @@
           </w:tcPr>
           <w:p>
             <w:pPr>
+              <w:keepNext w:val="false"/>
               <w:spacing w:after="40" w:before="0"/>
               <w:jc w:val="center"/>
             </w:pPr>
@@ -14404,6 +14701,7 @@
           </w:tcPr>
           <w:p>
             <w:pPr>
+              <w:keepNext w:val="false"/>
               <w:spacing w:after="40" w:before="0"/>
               <w:jc w:val="center"/>
             </w:pPr>
@@ -14438,6 +14736,7 @@
           </w:tcPr>
           <w:p>
             <w:pPr>
+              <w:keepNext w:val="false"/>
               <w:spacing w:after="40" w:before="0"/>
               <w:jc w:val="left"/>
             </w:pPr>
@@ -14470,6 +14769,7 @@
           </w:tcPr>
           <w:p>
             <w:pPr>
+              <w:keepNext w:val="false"/>
               <w:spacing w:after="40" w:before="0"/>
               <w:jc w:val="left"/>
             </w:pPr>
@@ -14504,6 +14804,7 @@
           </w:tcPr>
           <w:p>
             <w:pPr>
+              <w:keepNext w:val="false"/>
               <w:spacing w:after="40" w:before="0"/>
               <w:jc w:val="left"/>
             </w:pPr>
@@ -14536,6 +14837,7 @@
           </w:tcPr>
           <w:p>
             <w:pPr>
+              <w:keepNext w:val="false"/>
               <w:spacing w:after="40" w:before="0"/>
               <w:jc w:val="left"/>
             </w:pPr>
@@ -14570,6 +14872,7 @@
           </w:tcPr>
           <w:p>
             <w:pPr>
+              <w:keepNext w:val="false"/>
               <w:spacing w:after="40" w:before="0"/>
               <w:jc w:val="left"/>
             </w:pPr>
@@ -14602,6 +14905,7 @@
           </w:tcPr>
           <w:p>
             <w:pPr>
+              <w:keepNext w:val="false"/>
               <w:spacing w:after="40" w:before="0"/>
               <w:jc w:val="left"/>
             </w:pPr>
@@ -14636,6 +14940,7 @@
           </w:tcPr>
           <w:p>
             <w:pPr>
+              <w:keepNext w:val="false"/>
               <w:spacing w:after="40" w:before="0"/>
               <w:jc w:val="left"/>
             </w:pPr>
@@ -14668,6 +14973,7 @@
           </w:tcPr>
           <w:p>
             <w:pPr>
+              <w:keepNext w:val="false"/>
               <w:spacing w:after="40" w:before="0"/>
               <w:jc w:val="left"/>
             </w:pPr>
@@ -14702,6 +15008,7 @@
           </w:tcPr>
           <w:p>
             <w:pPr>
+              <w:keepNext w:val="false"/>
               <w:spacing w:after="40" w:before="0"/>
               <w:jc w:val="left"/>
             </w:pPr>
@@ -14734,6 +15041,7 @@
           </w:tcPr>
           <w:p>
             <w:pPr>
+              <w:keepNext w:val="false"/>
               <w:spacing w:after="40" w:before="0"/>
               <w:jc w:val="left"/>
             </w:pPr>
@@ -14768,6 +15076,7 @@
           </w:tcPr>
           <w:p>
             <w:pPr>
+              <w:keepNext w:val="false"/>
               <w:spacing w:after="40" w:before="0"/>
               <w:jc w:val="left"/>
             </w:pPr>
@@ -14800,6 +15109,7 @@
           </w:tcPr>
           <w:p>
             <w:pPr>
+              <w:keepNext w:val="false"/>
               <w:spacing w:after="40" w:before="0"/>
               <w:jc w:val="left"/>
             </w:pPr>
@@ -14834,6 +15144,7 @@
           </w:tcPr>
           <w:p>
             <w:pPr>
+              <w:keepNext w:val="false"/>
               <w:spacing w:after="40" w:before="0"/>
               <w:jc w:val="left"/>
             </w:pPr>
@@ -14866,6 +15177,7 @@
           </w:tcPr>
           <w:p>
             <w:pPr>
+              <w:keepNext w:val="false"/>
               <w:spacing w:after="40" w:before="0"/>
               <w:jc w:val="left"/>
             </w:pPr>
@@ -14900,6 +15212,7 @@
           </w:tcPr>
           <w:p>
             <w:pPr>
+              <w:keepNext w:val="false"/>
               <w:spacing w:after="40" w:before="0"/>
               <w:jc w:val="left"/>
             </w:pPr>
@@ -14932,6 +15245,7 @@
           </w:tcPr>
           <w:p>
             <w:pPr>
+              <w:keepNext w:val="false"/>
               <w:spacing w:after="40" w:before="0"/>
               <w:jc w:val="left"/>
             </w:pPr>
@@ -14991,6 +15305,7 @@
           </w:tcPr>
           <w:p>
             <w:pPr>
+              <w:keepNext w:val="false"/>
               <w:spacing w:after="40" w:before="0"/>
               <w:jc w:val="center"/>
             </w:pPr>
@@ -15025,6 +15340,7 @@
           </w:tcPr>
           <w:p>
             <w:pPr>
+              <w:keepNext w:val="false"/>
               <w:spacing w:after="40" w:before="0"/>
               <w:jc w:val="left"/>
             </w:pPr>
@@ -15089,6 +15405,7 @@
           </w:tcPr>
           <w:p>
             <w:pPr>
+              <w:keepNext w:val="false"/>
               <w:spacing w:after="40" w:before="0"/>
               <w:jc w:val="center"/>
             </w:pPr>
@@ -15123,6 +15440,7 @@
           </w:tcPr>
           <w:p>
             <w:pPr>
+              <w:keepNext w:val="false"/>
               <w:spacing w:after="40" w:before="0"/>
               <w:jc w:val="left"/>
             </w:pPr>
@@ -15155,6 +15473,7 @@
           </w:tcPr>
           <w:p>
             <w:pPr>
+              <w:keepNext w:val="false"/>
               <w:spacing w:after="40" w:before="0"/>
               <w:jc w:val="left"/>
             </w:pPr>
@@ -15187,6 +15506,7 @@
           </w:tcPr>
           <w:p>
             <w:pPr>
+              <w:keepNext w:val="false"/>
               <w:spacing w:after="40" w:before="0"/>
               <w:jc w:val="left"/>
             </w:pPr>
@@ -15219,6 +15539,7 @@
           </w:tcPr>
           <w:p>
             <w:pPr>
+              <w:keepNext w:val="false"/>
               <w:spacing w:after="40" w:before="0"/>
               <w:jc w:val="left"/>
             </w:pPr>
@@ -15251,6 +15572,7 @@
           </w:tcPr>
           <w:p>
             <w:pPr>
+              <w:keepNext w:val="false"/>
               <w:spacing w:after="40" w:before="0"/>
               <w:jc w:val="left"/>
             </w:pPr>
@@ -15285,6 +15607,7 @@
           </w:tcPr>
           <w:p>
             <w:pPr>
+              <w:keepNext w:val="false"/>
               <w:spacing w:after="40" w:before="0"/>
               <w:jc w:val="left"/>
             </w:pPr>
@@ -15322,7 +15645,7 @@
             <w:pPr>
               <w:spacing w:after="20" w:before="0"/>
             </w:pPr>
-            <w:hyperlink w:history="1" r:id="rIdrotjkmj5zoi0jbtgtmawe">
+            <w:hyperlink w:history="1" r:id="rIdj2zbcrv64jbsjyxptudth">
               <w:r>
                 <w:rPr>
                   <w:rFonts w:ascii="Arial" w:cs="Arial" w:eastAsia="Arial" w:hAnsi="Arial"/>
@@ -15355,7 +15678,7 @@
               <w:spacing w:after="10" w:before="0"/>
               <w:ind w:left="120"/>
             </w:pPr>
-            <w:hyperlink w:history="1" r:id="rId68a8svykcpgl6wwbwag2d">
+            <w:hyperlink w:history="1" r:id="rId_jhm_ajhmgsfy8b_aenvb">
               <w:r>
                 <w:rPr>
                   <w:rFonts w:ascii="Arial" w:cs="Arial" w:eastAsia="Arial" w:hAnsi="Arial"/>
@@ -15400,7 +15723,7 @@
             <w:pPr>
               <w:spacing w:after="20" w:before="0"/>
             </w:pPr>
-            <w:hyperlink w:history="1" r:id="rIdp6xhm0akh9oiisqiyyutm">
+            <w:hyperlink w:history="1" r:id="rId7tpr95exufacd1ti-yzx5">
               <w:r>
                 <w:rPr>
                   <w:rFonts w:ascii="Arial" w:cs="Arial" w:eastAsia="Arial" w:hAnsi="Arial"/>
@@ -15433,7 +15756,7 @@
               <w:spacing w:after="10" w:before="0"/>
               <w:ind w:left="120"/>
             </w:pPr>
-            <w:hyperlink w:history="1" r:id="rId5vmdj_ik2qcvqmave7okh">
+            <w:hyperlink w:history="1" r:id="rIdgbzbh9w8j_-tvjrhb2yik">
               <w:r>
                 <w:rPr>
                   <w:rFonts w:ascii="Arial" w:cs="Arial" w:eastAsia="Arial" w:hAnsi="Arial"/>
@@ -15461,6 +15784,7 @@
           </w:tcPr>
           <w:p>
             <w:pPr>
+              <w:keepNext w:val="false"/>
               <w:spacing w:after="40" w:before="0"/>
               <w:jc w:val="left"/>
             </w:pPr>
@@ -15493,6 +15817,7 @@
           </w:tcPr>
           <w:p>
             <w:pPr>
+              <w:keepNext w:val="false"/>
               <w:spacing w:after="40" w:before="0"/>
               <w:jc w:val="left"/>
             </w:pPr>
@@ -15525,6 +15850,7 @@
           </w:tcPr>
           <w:p>
             <w:pPr>
+              <w:keepNext w:val="false"/>
               <w:spacing w:after="40" w:before="0"/>
               <w:jc w:val="left"/>
             </w:pPr>
@@ -15557,6 +15883,7 @@
           </w:tcPr>
           <w:p>
             <w:pPr>
+              <w:keepNext w:val="false"/>
               <w:spacing w:after="40" w:before="0"/>
               <w:jc w:val="left"/>
             </w:pPr>
@@ -15591,6 +15918,7 @@
           </w:tcPr>
           <w:p>
             <w:pPr>
+              <w:keepNext w:val="false"/>
               <w:spacing w:after="40" w:before="0"/>
               <w:jc w:val="left"/>
             </w:pPr>
@@ -15628,7 +15956,7 @@
             <w:pPr>
               <w:spacing w:after="20" w:before="0"/>
             </w:pPr>
-            <w:hyperlink w:history="1" r:id="rId6dbzrmbci2hpseiytdotu">
+            <w:hyperlink w:history="1" r:id="rIdq74g_p5ljwoonp0wqoa6b">
               <w:r>
                 <w:rPr>
                   <w:rFonts w:ascii="Arial" w:cs="Arial" w:eastAsia="Arial" w:hAnsi="Arial"/>
@@ -15661,7 +15989,7 @@
               <w:spacing w:after="10" w:before="0"/>
               <w:ind w:left="120"/>
             </w:pPr>
-            <w:hyperlink w:history="1" r:id="rId8de6px5agvinlr-rotawf">
+            <w:hyperlink w:history="1" r:id="rIdkaznlnomwmhowq1ah0ir_">
               <w:r>
                 <w:rPr>
                   <w:rFonts w:ascii="Arial" w:cs="Arial" w:eastAsia="Arial" w:hAnsi="Arial"/>
@@ -15706,7 +16034,7 @@
             <w:pPr>
               <w:spacing w:after="20" w:before="0"/>
             </w:pPr>
-            <w:hyperlink w:history="1" r:id="rIdepvkerijw6bfcbvk34jnb">
+            <w:hyperlink w:history="1" r:id="rId3t-xh-yswerfbbrefanwa">
               <w:r>
                 <w:rPr>
                   <w:rFonts w:ascii="Arial" w:cs="Arial" w:eastAsia="Arial" w:hAnsi="Arial"/>
@@ -15739,7 +16067,7 @@
               <w:spacing w:after="10" w:before="0"/>
               <w:ind w:left="120"/>
             </w:pPr>
-            <w:hyperlink w:history="1" r:id="rId7coly9wlmzaeuhkp9ldqk">
+            <w:hyperlink w:history="1" r:id="rId3taeeb_jjrkuno8w0mebg">
               <w:r>
                 <w:rPr>
                   <w:rFonts w:ascii="Arial" w:cs="Arial" w:eastAsia="Arial" w:hAnsi="Arial"/>
@@ -15767,6 +16095,7 @@
           </w:tcPr>
           <w:p>
             <w:pPr>
+              <w:keepNext w:val="false"/>
               <w:spacing w:after="40" w:before="0"/>
               <w:jc w:val="left"/>
             </w:pPr>
@@ -15799,6 +16128,7 @@
           </w:tcPr>
           <w:p>
             <w:pPr>
+              <w:keepNext w:val="false"/>
               <w:spacing w:after="40" w:before="0"/>
               <w:jc w:val="left"/>
             </w:pPr>
@@ -15831,6 +16161,7 @@
           </w:tcPr>
           <w:p>
             <w:pPr>
+              <w:keepNext w:val="false"/>
               <w:spacing w:after="40" w:before="0"/>
               <w:jc w:val="left"/>
             </w:pPr>
@@ -15863,6 +16194,7 @@
           </w:tcPr>
           <w:p>
             <w:pPr>
+              <w:keepNext w:val="false"/>
               <w:spacing w:after="40" w:before="0"/>
               <w:jc w:val="left"/>
             </w:pPr>
@@ -15897,6 +16229,7 @@
           </w:tcPr>
           <w:p>
             <w:pPr>
+              <w:keepNext w:val="false"/>
               <w:spacing w:after="40" w:before="0"/>
               <w:jc w:val="left"/>
             </w:pPr>
@@ -15934,7 +16267,7 @@
             <w:pPr>
               <w:spacing w:after="20" w:before="0"/>
             </w:pPr>
-            <w:hyperlink w:history="1" r:id="rIdutm--unalyfrn0vebpguy">
+            <w:hyperlink w:history="1" r:id="rIdvpeqhuqpdinb9sc0j6ikr">
               <w:r>
                 <w:rPr>
                   <w:rFonts w:ascii="Arial" w:cs="Arial" w:eastAsia="Arial" w:hAnsi="Arial"/>
@@ -15967,7 +16300,7 @@
               <w:spacing w:after="10" w:before="0"/>
               <w:ind w:left="120"/>
             </w:pPr>
-            <w:hyperlink w:history="1" r:id="rIdkeaznrphwmgcn2fhnglen">
+            <w:hyperlink w:history="1" r:id="rIdvgomafyg6fon-ubfvewip">
               <w:r>
                 <w:rPr>
                   <w:rFonts w:ascii="Arial" w:cs="Arial" w:eastAsia="Arial" w:hAnsi="Arial"/>
@@ -16012,7 +16345,7 @@
             <w:pPr>
               <w:spacing w:after="20" w:before="0"/>
             </w:pPr>
-            <w:hyperlink w:history="1" r:id="rIdyx7xo4522favasldvfik0">
+            <w:hyperlink w:history="1" r:id="rIdxs5tzd8qgom1clxtgpafp">
               <w:r>
                 <w:rPr>
                   <w:rFonts w:ascii="Arial" w:cs="Arial" w:eastAsia="Arial" w:hAnsi="Arial"/>
@@ -16045,7 +16378,7 @@
               <w:spacing w:after="10" w:before="0"/>
               <w:ind w:left="120"/>
             </w:pPr>
-            <w:hyperlink w:history="1" r:id="rId_slppisa2ybyqyqwln8tc">
+            <w:hyperlink w:history="1" r:id="rIdmi4xolfbvna53zz6ghgv3">
               <w:r>
                 <w:rPr>
                   <w:rFonts w:ascii="Arial" w:cs="Arial" w:eastAsia="Arial" w:hAnsi="Arial"/>
@@ -16073,6 +16406,7 @@
           </w:tcPr>
           <w:p>
             <w:pPr>
+              <w:keepNext w:val="false"/>
               <w:spacing w:after="40" w:before="0"/>
               <w:jc w:val="left"/>
             </w:pPr>
@@ -16105,6 +16439,7 @@
           </w:tcPr>
           <w:p>
             <w:pPr>
+              <w:keepNext w:val="false"/>
               <w:spacing w:after="40" w:before="0"/>
               <w:jc w:val="left"/>
             </w:pPr>
@@ -16137,6 +16472,7 @@
           </w:tcPr>
           <w:p>
             <w:pPr>
+              <w:keepNext w:val="false"/>
               <w:spacing w:after="40" w:before="0"/>
               <w:jc w:val="left"/>
             </w:pPr>
@@ -16169,6 +16505,7 @@
           </w:tcPr>
           <w:p>
             <w:pPr>
+              <w:keepNext w:val="false"/>
               <w:spacing w:after="40" w:before="0"/>
               <w:jc w:val="left"/>
             </w:pPr>
@@ -16203,6 +16540,7 @@
           </w:tcPr>
           <w:p>
             <w:pPr>
+              <w:keepNext w:val="false"/>
               <w:spacing w:after="40" w:before="0"/>
               <w:jc w:val="left"/>
             </w:pPr>
@@ -16240,7 +16578,7 @@
             <w:pPr>
               <w:spacing w:after="20" w:before="0"/>
             </w:pPr>
-            <w:hyperlink w:history="1" r:id="rId6dcbwxanzsvwvbbe-vlbp">
+            <w:hyperlink w:history="1" r:id="rIdknxkhjai0xmrg3dtp5-03">
               <w:r>
                 <w:rPr>
                   <w:rFonts w:ascii="Arial" w:cs="Arial" w:eastAsia="Arial" w:hAnsi="Arial"/>
@@ -16273,7 +16611,7 @@
               <w:spacing w:after="10" w:before="0"/>
               <w:ind w:left="120"/>
             </w:pPr>
-            <w:hyperlink w:history="1" r:id="rIdbrcucoamekffwi0s9gwn4">
+            <w:hyperlink w:history="1" r:id="rId4yjmwh2mpiwx4tsq8ymge">
               <w:r>
                 <w:rPr>
                   <w:rFonts w:ascii="Arial" w:cs="Arial" w:eastAsia="Arial" w:hAnsi="Arial"/>
@@ -16318,7 +16656,7 @@
             <w:pPr>
               <w:spacing w:after="20" w:before="0"/>
             </w:pPr>
-            <w:hyperlink w:history="1" r:id="rIdj6ycj4q0nwr749is2jyow">
+            <w:hyperlink w:history="1" r:id="rIdsxzdn1m2few5yyj0ehlye">
               <w:r>
                 <w:rPr>
                   <w:rFonts w:ascii="Arial" w:cs="Arial" w:eastAsia="Arial" w:hAnsi="Arial"/>
@@ -16351,7 +16689,7 @@
               <w:spacing w:after="10" w:before="0"/>
               <w:ind w:left="120"/>
             </w:pPr>
-            <w:hyperlink w:history="1" r:id="rIdvpsqeozlrpp2z_aolxqn9">
+            <w:hyperlink w:history="1" r:id="rIdgb6ialdjupfpthaug6-kn">
               <w:r>
                 <w:rPr>
                   <w:rFonts w:ascii="Arial" w:cs="Arial" w:eastAsia="Arial" w:hAnsi="Arial"/>
@@ -16379,6 +16717,7 @@
           </w:tcPr>
           <w:p>
             <w:pPr>
+              <w:keepNext w:val="false"/>
               <w:spacing w:after="40" w:before="0"/>
               <w:jc w:val="left"/>
             </w:pPr>
@@ -16411,6 +16750,7 @@
           </w:tcPr>
           <w:p>
             <w:pPr>
+              <w:keepNext w:val="false"/>
               <w:spacing w:after="40" w:before="0"/>
               <w:jc w:val="left"/>
             </w:pPr>
@@ -16443,6 +16783,7 @@
           </w:tcPr>
           <w:p>
             <w:pPr>
+              <w:keepNext w:val="false"/>
               <w:spacing w:after="40" w:before="0"/>
               <w:jc w:val="left"/>
             </w:pPr>
@@ -16475,6 +16816,7 @@
           </w:tcPr>
           <w:p>
             <w:pPr>
+              <w:keepNext w:val="false"/>
               <w:spacing w:after="40" w:before="0"/>
               <w:jc w:val="left"/>
             </w:pPr>
@@ -16509,6 +16851,7 @@
           </w:tcPr>
           <w:p>
             <w:pPr>
+              <w:keepNext w:val="false"/>
               <w:spacing w:after="40" w:before="0"/>
               <w:jc w:val="left"/>
             </w:pPr>
@@ -16546,7 +16889,7 @@
             <w:pPr>
               <w:spacing w:after="20" w:before="0"/>
             </w:pPr>
-            <w:hyperlink w:history="1" r:id="rIdu9mlqhvicyleug8n_84js">
+            <w:hyperlink w:history="1" r:id="rIdvupxoybl2vipees6gou-f">
               <w:r>
                 <w:rPr>
                   <w:rFonts w:ascii="Arial" w:cs="Arial" w:eastAsia="Arial" w:hAnsi="Arial"/>
@@ -16579,7 +16922,7 @@
               <w:spacing w:after="10" w:before="0"/>
               <w:ind w:left="120"/>
             </w:pPr>
-            <w:hyperlink w:history="1" r:id="rIdn1yho28raenht438fptng">
+            <w:hyperlink w:history="1" r:id="rIdh03kdtaohw_yj4hfnbq5h">
               <w:r>
                 <w:rPr>
                   <w:rFonts w:ascii="Arial" w:cs="Arial" w:eastAsia="Arial" w:hAnsi="Arial"/>
@@ -16624,7 +16967,7 @@
             <w:pPr>
               <w:spacing w:after="20" w:before="0"/>
             </w:pPr>
-            <w:hyperlink w:history="1" r:id="rIdwhjxbl3kbpr46l2jrkpl0">
+            <w:hyperlink w:history="1" r:id="rId4ay_4adkseasmhyjzs5iy">
               <w:r>
                 <w:rPr>
                   <w:rFonts w:ascii="Arial" w:cs="Arial" w:eastAsia="Arial" w:hAnsi="Arial"/>
@@ -16657,7 +17000,7 @@
               <w:spacing w:after="10" w:before="0"/>
               <w:ind w:left="120"/>
             </w:pPr>
-            <w:hyperlink w:history="1" r:id="rId9ftsoduq7kxrrsndx5sfk">
+            <w:hyperlink w:history="1" r:id="rIdu6x-gf2ttgpvzs684csst">
               <w:r>
                 <w:rPr>
                   <w:rFonts w:ascii="Arial" w:cs="Arial" w:eastAsia="Arial" w:hAnsi="Arial"/>
@@ -16685,6 +17028,7 @@
           </w:tcPr>
           <w:p>
             <w:pPr>
+              <w:keepNext w:val="false"/>
               <w:spacing w:after="40" w:before="0"/>
               <w:jc w:val="left"/>
             </w:pPr>
@@ -16717,6 +17061,7 @@
           </w:tcPr>
           <w:p>
             <w:pPr>
+              <w:keepNext w:val="false"/>
               <w:spacing w:after="40" w:before="0"/>
               <w:jc w:val="left"/>
             </w:pPr>
@@ -16749,6 +17094,7 @@
           </w:tcPr>
           <w:p>
             <w:pPr>
+              <w:keepNext w:val="false"/>
               <w:spacing w:after="40" w:before="0"/>
               <w:jc w:val="left"/>
             </w:pPr>
@@ -16781,6 +17127,7 @@
           </w:tcPr>
           <w:p>
             <w:pPr>
+              <w:keepNext w:val="false"/>
               <w:spacing w:after="40" w:before="0"/>
               <w:jc w:val="left"/>
             </w:pPr>
@@ -16840,6 +17187,7 @@
           </w:tcPr>
           <w:p>
             <w:pPr>
+              <w:keepNext w:val="false"/>
               <w:spacing w:after="40" w:before="0"/>
               <w:jc w:val="center"/>
             </w:pPr>
@@ -16874,6 +17222,7 @@
           </w:tcPr>
           <w:p>
             <w:pPr>
+              <w:keepNext w:val="false"/>
               <w:spacing w:after="40" w:before="0"/>
               <w:jc w:val="left"/>
             </w:pPr>
@@ -16935,6 +17284,7 @@
           </w:tcPr>
           <w:p>
             <w:pPr>
+              <w:keepNext w:val="false"/>
               <w:spacing w:after="40" w:before="0"/>
               <w:jc w:val="center"/>
             </w:pPr>
@@ -16969,6 +17319,7 @@
           </w:tcPr>
           <w:p>
             <w:pPr>
+              <w:keepNext w:val="false"/>
               <w:spacing w:after="40" w:before="0"/>
               <w:jc w:val="left"/>
             </w:pPr>
@@ -17001,6 +17352,7 @@
           </w:tcPr>
           <w:p>
             <w:pPr>
+              <w:keepNext w:val="false"/>
               <w:spacing w:after="40" w:before="0"/>
               <w:jc w:val="left"/>
             </w:pPr>
@@ -17035,6 +17387,7 @@
           </w:tcPr>
           <w:p>
             <w:pPr>
+              <w:keepNext w:val="false"/>
               <w:spacing w:after="40" w:before="0"/>
               <w:jc w:val="left"/>
             </w:pPr>
@@ -17067,6 +17420,7 @@
           </w:tcPr>
           <w:p>
             <w:pPr>
+              <w:keepNext w:val="false"/>
               <w:spacing w:after="40" w:before="0"/>
               <w:jc w:val="left"/>
             </w:pPr>
@@ -17101,6 +17455,7 @@
           </w:tcPr>
           <w:p>
             <w:pPr>
+              <w:keepNext w:val="false"/>
               <w:spacing w:after="40" w:before="0"/>
               <w:jc w:val="left"/>
             </w:pPr>
@@ -17133,6 +17488,7 @@
           </w:tcPr>
           <w:p>
             <w:pPr>
+              <w:keepNext w:val="false"/>
               <w:spacing w:after="40" w:before="0"/>
               <w:jc w:val="left"/>
             </w:pPr>
@@ -17169,7 +17525,7 @@
         </w:rPr>
         <w:t xml:space="preserve">© 2026 SeaVuria and ARES. Aligned with KICD objectives. Developed by SeaVuria; technical implementation by ARES (with AI assistance from Claude). Licensed under </w:t>
       </w:r>
-      <w:hyperlink w:history="1" r:id="rIdx4audq2mqtnfnvksp1uo0">
+      <w:hyperlink w:history="1" r:id="rIdf3mui6g4lesulihjve-ds">
         <w:r>
           <w:rPr>
             <w:rFonts w:ascii="Arial" w:cs="Arial" w:eastAsia="Arial" w:hAnsi="Arial"/>
@@ -17190,7 +17546,7 @@
         </w:rPr>
         <w:t xml:space="preserve"> (</w:t>
       </w:r>
-      <w:hyperlink w:history="1" r:id="rIdpxqlx41aecrpfyig-vqbf">
+      <w:hyperlink w:history="1" r:id="rIdvqxgpoc87dn1-qqg4eadt">
         <w:r>
           <w:rPr>
             <w:rFonts w:ascii="Arial" w:cs="Arial" w:eastAsia="Arial" w:hAnsi="Arial"/>
@@ -17250,6 +17606,7 @@
           </w:tcPr>
           <w:p>
             <w:pPr>
+              <w:keepNext w:val="false"/>
               <w:spacing w:after="40" w:before="0"/>
               <w:jc w:val="center"/>
             </w:pPr>
@@ -17285,6 +17642,7 @@
           </w:tcPr>
           <w:p>
             <w:pPr>
+              <w:keepNext w:val="false"/>
               <w:spacing w:after="40" w:before="0"/>
               <w:jc w:val="center"/>
             </w:pPr>
@@ -17319,6 +17677,7 @@
           </w:tcPr>
           <w:p>
             <w:pPr>
+              <w:keepNext w:val="false"/>
               <w:spacing w:after="40" w:before="0"/>
               <w:jc w:val="left"/>
             </w:pPr>
@@ -17351,6 +17710,7 @@
           </w:tcPr>
           <w:p>
             <w:pPr>
+              <w:keepNext w:val="false"/>
               <w:spacing w:after="40" w:before="0"/>
               <w:jc w:val="left"/>
             </w:pPr>
@@ -17385,6 +17745,7 @@
           </w:tcPr>
           <w:p>
             <w:pPr>
+              <w:keepNext w:val="false"/>
               <w:spacing w:after="40" w:before="0"/>
               <w:jc w:val="left"/>
             </w:pPr>
@@ -17417,6 +17778,7 @@
           </w:tcPr>
           <w:p>
             <w:pPr>
+              <w:keepNext w:val="false"/>
               <w:spacing w:after="40" w:before="0"/>
               <w:jc w:val="left"/>
             </w:pPr>
@@ -17451,6 +17813,7 @@
           </w:tcPr>
           <w:p>
             <w:pPr>
+              <w:keepNext w:val="false"/>
               <w:spacing w:after="40" w:before="0"/>
               <w:jc w:val="left"/>
             </w:pPr>
@@ -17483,6 +17846,7 @@
           </w:tcPr>
           <w:p>
             <w:pPr>
+              <w:keepNext w:val="false"/>
               <w:spacing w:after="40" w:before="0"/>
               <w:jc w:val="left"/>
             </w:pPr>
@@ -17517,6 +17881,7 @@
           </w:tcPr>
           <w:p>
             <w:pPr>
+              <w:keepNext w:val="false"/>
               <w:spacing w:after="40" w:before="0"/>
               <w:jc w:val="left"/>
             </w:pPr>
@@ -17549,6 +17914,7 @@
           </w:tcPr>
           <w:p>
             <w:pPr>
+              <w:keepNext w:val="false"/>
               <w:spacing w:after="40" w:before="0"/>
               <w:jc w:val="left"/>
             </w:pPr>
@@ -17583,6 +17949,7 @@
           </w:tcPr>
           <w:p>
             <w:pPr>
+              <w:keepNext w:val="false"/>
               <w:spacing w:after="40" w:before="0"/>
               <w:jc w:val="left"/>
             </w:pPr>
@@ -17615,6 +17982,7 @@
           </w:tcPr>
           <w:p>
             <w:pPr>
+              <w:keepNext w:val="false"/>
               <w:spacing w:after="40" w:before="0"/>
               <w:jc w:val="left"/>
             </w:pPr>
@@ -17649,6 +18017,7 @@
           </w:tcPr>
           <w:p>
             <w:pPr>
+              <w:keepNext w:val="false"/>
               <w:spacing w:after="40" w:before="0"/>
               <w:jc w:val="left"/>
             </w:pPr>
@@ -17681,6 +18050,7 @@
           </w:tcPr>
           <w:p>
             <w:pPr>
+              <w:keepNext w:val="false"/>
               <w:spacing w:after="40" w:before="0"/>
               <w:jc w:val="left"/>
             </w:pPr>
@@ -17715,6 +18085,7 @@
           </w:tcPr>
           <w:p>
             <w:pPr>
+              <w:keepNext w:val="false"/>
               <w:spacing w:after="40" w:before="0"/>
               <w:jc w:val="left"/>
             </w:pPr>
@@ -17747,6 +18118,7 @@
           </w:tcPr>
           <w:p>
             <w:pPr>
+              <w:keepNext w:val="false"/>
               <w:spacing w:after="40" w:before="0"/>
               <w:jc w:val="left"/>
             </w:pPr>
@@ -17781,6 +18153,7 @@
           </w:tcPr>
           <w:p>
             <w:pPr>
+              <w:keepNext w:val="false"/>
               <w:spacing w:after="40" w:before="0"/>
               <w:jc w:val="left"/>
             </w:pPr>
@@ -17813,6 +18186,7 @@
           </w:tcPr>
           <w:p>
             <w:pPr>
+              <w:keepNext w:val="false"/>
               <w:spacing w:after="40" w:before="0"/>
               <w:jc w:val="left"/>
             </w:pPr>
@@ -17872,6 +18246,7 @@
           </w:tcPr>
           <w:p>
             <w:pPr>
+              <w:keepNext w:val="false"/>
               <w:spacing w:after="40" w:before="0"/>
               <w:jc w:val="center"/>
             </w:pPr>
@@ -17906,6 +18281,7 @@
           </w:tcPr>
           <w:p>
             <w:pPr>
+              <w:keepNext w:val="false"/>
               <w:spacing w:after="40" w:before="0"/>
               <w:jc w:val="left"/>
             </w:pPr>
@@ -17970,6 +18346,7 @@
           </w:tcPr>
           <w:p>
             <w:pPr>
+              <w:keepNext w:val="false"/>
               <w:spacing w:after="40" w:before="0"/>
               <w:jc w:val="center"/>
             </w:pPr>
@@ -18004,6 +18381,7 @@
           </w:tcPr>
           <w:p>
             <w:pPr>
+              <w:keepNext w:val="false"/>
               <w:spacing w:after="40" w:before="0"/>
               <w:jc w:val="left"/>
             </w:pPr>
@@ -18036,6 +18414,7 @@
           </w:tcPr>
           <w:p>
             <w:pPr>
+              <w:keepNext w:val="false"/>
               <w:spacing w:after="40" w:before="0"/>
               <w:jc w:val="left"/>
             </w:pPr>
@@ -18068,6 +18447,7 @@
           </w:tcPr>
           <w:p>
             <w:pPr>
+              <w:keepNext w:val="false"/>
               <w:spacing w:after="40" w:before="0"/>
               <w:jc w:val="left"/>
             </w:pPr>
@@ -18100,6 +18480,7 @@
           </w:tcPr>
           <w:p>
             <w:pPr>
+              <w:keepNext w:val="false"/>
               <w:spacing w:after="40" w:before="0"/>
               <w:jc w:val="left"/>
             </w:pPr>
@@ -18132,6 +18513,7 @@
           </w:tcPr>
           <w:p>
             <w:pPr>
+              <w:keepNext w:val="false"/>
               <w:spacing w:after="40" w:before="0"/>
               <w:jc w:val="left"/>
             </w:pPr>
@@ -18166,6 +18548,7 @@
           </w:tcPr>
           <w:p>
             <w:pPr>
+              <w:keepNext w:val="false"/>
               <w:spacing w:after="40" w:before="0"/>
               <w:jc w:val="left"/>
             </w:pPr>
@@ -18203,7 +18586,7 @@
             <w:pPr>
               <w:spacing w:after="20" w:before="0"/>
             </w:pPr>
-            <w:hyperlink w:history="1" r:id="rIda1td0nvvqzqfrclxzizis">
+            <w:hyperlink w:history="1" r:id="rIdwjfxfxtonhhfcpqiezojx">
               <w:r>
                 <w:rPr>
                   <w:rFonts w:ascii="Arial" w:cs="Arial" w:eastAsia="Arial" w:hAnsi="Arial"/>
@@ -18236,7 +18619,7 @@
               <w:spacing w:after="10" w:before="0"/>
               <w:ind w:left="120"/>
             </w:pPr>
-            <w:hyperlink w:history="1" r:id="rId1a6dul1ax7vyg5cjagokw">
+            <w:hyperlink w:history="1" r:id="rId3ihthsuzaqbniwnf99-65">
               <w:r>
                 <w:rPr>
                   <w:rFonts w:ascii="Arial" w:cs="Arial" w:eastAsia="Arial" w:hAnsi="Arial"/>
@@ -18281,7 +18664,7 @@
             <w:pPr>
               <w:spacing w:after="20" w:before="0"/>
             </w:pPr>
-            <w:hyperlink w:history="1" r:id="rIdhcv6zbyfusstvexs9ribr">
+            <w:hyperlink w:history="1" r:id="rId7j9gqwfteyundhtrockzz">
               <w:r>
                 <w:rPr>
                   <w:rFonts w:ascii="Arial" w:cs="Arial" w:eastAsia="Arial" w:hAnsi="Arial"/>
@@ -18314,7 +18697,7 @@
               <w:spacing w:after="10" w:before="0"/>
               <w:ind w:left="120"/>
             </w:pPr>
-            <w:hyperlink w:history="1" r:id="rIdpd4tgo1rbijhzgdeomb5v">
+            <w:hyperlink w:history="1" r:id="rIdd1mwa-ed91ysjdbwjtgnn">
               <w:r>
                 <w:rPr>
                   <w:rFonts w:ascii="Arial" w:cs="Arial" w:eastAsia="Arial" w:hAnsi="Arial"/>
@@ -18342,6 +18725,7 @@
           </w:tcPr>
           <w:p>
             <w:pPr>
+              <w:keepNext w:val="false"/>
               <w:spacing w:after="40" w:before="0"/>
               <w:jc w:val="left"/>
             </w:pPr>
@@ -18374,6 +18758,7 @@
           </w:tcPr>
           <w:p>
             <w:pPr>
+              <w:keepNext w:val="false"/>
               <w:spacing w:after="40" w:before="0"/>
               <w:jc w:val="left"/>
             </w:pPr>
@@ -18406,6 +18791,7 @@
           </w:tcPr>
           <w:p>
             <w:pPr>
+              <w:keepNext w:val="false"/>
               <w:spacing w:after="40" w:before="0"/>
               <w:jc w:val="left"/>
             </w:pPr>
@@ -18438,6 +18824,7 @@
           </w:tcPr>
           <w:p>
             <w:pPr>
+              <w:keepNext w:val="false"/>
               <w:spacing w:after="40" w:before="0"/>
               <w:jc w:val="left"/>
             </w:pPr>
@@ -18472,6 +18859,7 @@
           </w:tcPr>
           <w:p>
             <w:pPr>
+              <w:keepNext w:val="false"/>
               <w:spacing w:after="40" w:before="0"/>
               <w:jc w:val="left"/>
             </w:pPr>
@@ -18509,7 +18897,7 @@
             <w:pPr>
               <w:spacing w:after="20" w:before="0"/>
             </w:pPr>
-            <w:hyperlink w:history="1" r:id="rIdavdw5bonrdgs7gmkoodoa">
+            <w:hyperlink w:history="1" r:id="rId3mslm3v4fmd9cpok54a4t">
               <w:r>
                 <w:rPr>
                   <w:rFonts w:ascii="Arial" w:cs="Arial" w:eastAsia="Arial" w:hAnsi="Arial"/>
@@ -18542,7 +18930,7 @@
               <w:spacing w:after="10" w:before="0"/>
               <w:ind w:left="120"/>
             </w:pPr>
-            <w:hyperlink w:history="1" r:id="rId8-rocdjcewvh6uhljtvnj">
+            <w:hyperlink w:history="1" r:id="rId0zkci1-adxdidqucyxlym">
               <w:r>
                 <w:rPr>
                   <w:rFonts w:ascii="Arial" w:cs="Arial" w:eastAsia="Arial" w:hAnsi="Arial"/>
@@ -18587,7 +18975,7 @@
             <w:pPr>
               <w:spacing w:after="20" w:before="0"/>
             </w:pPr>
-            <w:hyperlink w:history="1" r:id="rIdrl3xcq_l7crprwgc1okjx">
+            <w:hyperlink w:history="1" r:id="rIdqy29cjytqcb-kujqldc1r">
               <w:r>
                 <w:rPr>
                   <w:rFonts w:ascii="Arial" w:cs="Arial" w:eastAsia="Arial" w:hAnsi="Arial"/>
@@ -18620,7 +19008,7 @@
               <w:spacing w:after="10" w:before="0"/>
               <w:ind w:left="120"/>
             </w:pPr>
-            <w:hyperlink w:history="1" r:id="rIdnyyudyqemcr9xmr_ladci">
+            <w:hyperlink w:history="1" r:id="rId5yidpjlcfvupu7uqfozhd">
               <w:r>
                 <w:rPr>
                   <w:rFonts w:ascii="Arial" w:cs="Arial" w:eastAsia="Arial" w:hAnsi="Arial"/>
@@ -18648,6 +19036,7 @@
           </w:tcPr>
           <w:p>
             <w:pPr>
+              <w:keepNext w:val="false"/>
               <w:spacing w:after="40" w:before="0"/>
               <w:jc w:val="left"/>
             </w:pPr>
@@ -18680,6 +19069,7 @@
           </w:tcPr>
           <w:p>
             <w:pPr>
+              <w:keepNext w:val="false"/>
               <w:spacing w:after="40" w:before="0"/>
               <w:jc w:val="left"/>
             </w:pPr>
@@ -18712,6 +19102,7 @@
           </w:tcPr>
           <w:p>
             <w:pPr>
+              <w:keepNext w:val="false"/>
               <w:spacing w:after="40" w:before="0"/>
               <w:jc w:val="left"/>
             </w:pPr>
@@ -18744,6 +19135,7 @@
           </w:tcPr>
           <w:p>
             <w:pPr>
+              <w:keepNext w:val="false"/>
               <w:spacing w:after="40" w:before="0"/>
               <w:jc w:val="left"/>
             </w:pPr>
@@ -18778,6 +19170,7 @@
           </w:tcPr>
           <w:p>
             <w:pPr>
+              <w:keepNext w:val="false"/>
               <w:spacing w:after="40" w:before="0"/>
               <w:jc w:val="left"/>
             </w:pPr>
@@ -18815,7 +19208,7 @@
             <w:pPr>
               <w:spacing w:after="20" w:before="0"/>
             </w:pPr>
-            <w:hyperlink w:history="1" r:id="rIdctds47guwxgppjjzpjvi1">
+            <w:hyperlink w:history="1" r:id="rIdbqm55ldwk4ssavgoeynga">
               <w:r>
                 <w:rPr>
                   <w:rFonts w:ascii="Arial" w:cs="Arial" w:eastAsia="Arial" w:hAnsi="Arial"/>
@@ -18848,7 +19241,7 @@
               <w:spacing w:after="10" w:before="0"/>
               <w:ind w:left="120"/>
             </w:pPr>
-            <w:hyperlink w:history="1" r:id="rIdiqljmcaakjynwzulxsqu6">
+            <w:hyperlink w:history="1" r:id="rIdqymwcwz2n8otzdo7np7ek">
               <w:r>
                 <w:rPr>
                   <w:rFonts w:ascii="Arial" w:cs="Arial" w:eastAsia="Arial" w:hAnsi="Arial"/>
@@ -18893,7 +19286,7 @@
             <w:pPr>
               <w:spacing w:after="20" w:before="0"/>
             </w:pPr>
-            <w:hyperlink w:history="1" r:id="rIdy9k4egfwwfpeflfklz8no">
+            <w:hyperlink w:history="1" r:id="rIdokwrh2x-yo04p2c9tsf-m">
               <w:r>
                 <w:rPr>
                   <w:rFonts w:ascii="Arial" w:cs="Arial" w:eastAsia="Arial" w:hAnsi="Arial"/>
@@ -18942,7 +19335,7 @@
               <w:spacing w:after="10" w:before="0"/>
               <w:ind w:left="120"/>
             </w:pPr>
-            <w:hyperlink w:history="1" r:id="rIdahhse3upukpvjpv-iz9qr">
+            <w:hyperlink w:history="1" r:id="rIdmptmtfqeuiyyzbxn-3n4l">
               <w:r>
                 <w:rPr>
                   <w:rFonts w:ascii="Arial" w:cs="Arial" w:eastAsia="Arial" w:hAnsi="Arial"/>
@@ -18970,6 +19363,7 @@
           </w:tcPr>
           <w:p>
             <w:pPr>
+              <w:keepNext w:val="false"/>
               <w:spacing w:after="40" w:before="0"/>
               <w:jc w:val="left"/>
             </w:pPr>
@@ -19002,6 +19396,7 @@
           </w:tcPr>
           <w:p>
             <w:pPr>
+              <w:keepNext w:val="false"/>
               <w:spacing w:after="40" w:before="0"/>
               <w:jc w:val="left"/>
             </w:pPr>
@@ -19034,6 +19429,7 @@
           </w:tcPr>
           <w:p>
             <w:pPr>
+              <w:keepNext w:val="false"/>
               <w:spacing w:after="40" w:before="0"/>
               <w:jc w:val="left"/>
             </w:pPr>
@@ -19066,6 +19462,7 @@
           </w:tcPr>
           <w:p>
             <w:pPr>
+              <w:keepNext w:val="false"/>
               <w:spacing w:after="40" w:before="0"/>
               <w:jc w:val="left"/>
             </w:pPr>
@@ -19100,6 +19497,7 @@
           </w:tcPr>
           <w:p>
             <w:pPr>
+              <w:keepNext w:val="false"/>
               <w:spacing w:after="40" w:before="0"/>
               <w:jc w:val="left"/>
             </w:pPr>
@@ -19137,7 +19535,7 @@
             <w:pPr>
               <w:spacing w:after="20" w:before="0"/>
             </w:pPr>
-            <w:hyperlink w:history="1" r:id="rIdzi_vustcfjef4b-ddrjec">
+            <w:hyperlink w:history="1" r:id="rIdq51xcvyes69_s3ediwbsg">
               <w:r>
                 <w:rPr>
                   <w:rFonts w:ascii="Arial" w:cs="Arial" w:eastAsia="Arial" w:hAnsi="Arial"/>
@@ -19170,7 +19568,7 @@
               <w:spacing w:after="10" w:before="0"/>
               <w:ind w:left="120"/>
             </w:pPr>
-            <w:hyperlink w:history="1" r:id="rId4m_yxb0pzxn0gmsxc3mqw">
+            <w:hyperlink w:history="1" r:id="rIdpyps4x_hnjzclklllx9bf">
               <w:r>
                 <w:rPr>
                   <w:rFonts w:ascii="Arial" w:cs="Arial" w:eastAsia="Arial" w:hAnsi="Arial"/>
@@ -19215,7 +19613,7 @@
             <w:pPr>
               <w:spacing w:after="20" w:before="0"/>
             </w:pPr>
-            <w:hyperlink w:history="1" r:id="rId_k6_0motfr5ginlt1_4xs">
+            <w:hyperlink w:history="1" r:id="rIdpfz5ndxfhcmn3jie7xl98">
               <w:r>
                 <w:rPr>
                   <w:rFonts w:ascii="Arial" w:cs="Arial" w:eastAsia="Arial" w:hAnsi="Arial"/>
@@ -19264,7 +19662,7 @@
               <w:spacing w:after="10" w:before="0"/>
               <w:ind w:left="120"/>
             </w:pPr>
-            <w:hyperlink w:history="1" r:id="rIdp2ddvubqs-z1yglp37oyq">
+            <w:hyperlink w:history="1" r:id="rIdjapwaqsngc2pptzf-v00k">
               <w:r>
                 <w:rPr>
                   <w:rFonts w:ascii="Arial" w:cs="Arial" w:eastAsia="Arial" w:hAnsi="Arial"/>
@@ -19292,6 +19690,7 @@
           </w:tcPr>
           <w:p>
             <w:pPr>
+              <w:keepNext w:val="false"/>
               <w:spacing w:after="40" w:before="0"/>
               <w:jc w:val="left"/>
             </w:pPr>
@@ -19324,6 +19723,7 @@
           </w:tcPr>
           <w:p>
             <w:pPr>
+              <w:keepNext w:val="false"/>
               <w:spacing w:after="40" w:before="0"/>
               <w:jc w:val="left"/>
             </w:pPr>
@@ -19356,6 +19756,7 @@
           </w:tcPr>
           <w:p>
             <w:pPr>
+              <w:keepNext w:val="false"/>
               <w:spacing w:after="40" w:before="0"/>
               <w:jc w:val="left"/>
             </w:pPr>
@@ -19388,6 +19789,7 @@
           </w:tcPr>
           <w:p>
             <w:pPr>
+              <w:keepNext w:val="false"/>
               <w:spacing w:after="40" w:before="0"/>
               <w:jc w:val="left"/>
             </w:pPr>
@@ -19422,6 +19824,7 @@
           </w:tcPr>
           <w:p>
             <w:pPr>
+              <w:keepNext w:val="false"/>
               <w:spacing w:after="40" w:before="0"/>
               <w:jc w:val="left"/>
             </w:pPr>
@@ -19459,7 +19862,7 @@
             <w:pPr>
               <w:spacing w:after="20" w:before="0"/>
             </w:pPr>
-            <w:hyperlink w:history="1" r:id="rIdun-oqossoz5aaexitm__g">
+            <w:hyperlink w:history="1" r:id="rIdvphwfatfg_gx8ewetppjb">
               <w:r>
                 <w:rPr>
                   <w:rFonts w:ascii="Arial" w:cs="Arial" w:eastAsia="Arial" w:hAnsi="Arial"/>
@@ -19492,7 +19895,7 @@
               <w:spacing w:after="10" w:before="0"/>
               <w:ind w:left="120"/>
             </w:pPr>
-            <w:hyperlink w:history="1" r:id="rIdm36rhsw6kqusf5riejcwq">
+            <w:hyperlink w:history="1" r:id="rIdj15ea3j9pr6p9ife-a8rn">
               <w:r>
                 <w:rPr>
                   <w:rFonts w:ascii="Arial" w:cs="Arial" w:eastAsia="Arial" w:hAnsi="Arial"/>
@@ -19537,7 +19940,7 @@
             <w:pPr>
               <w:spacing w:after="20" w:before="0"/>
             </w:pPr>
-            <w:hyperlink w:history="1" r:id="rIdfmlnzc1qk2th7z0fbx3kk">
+            <w:hyperlink w:history="1" r:id="rIdvw6hmz1vaofwzxwrlkzpa">
               <w:r>
                 <w:rPr>
                   <w:rFonts w:ascii="Arial" w:cs="Arial" w:eastAsia="Arial" w:hAnsi="Arial"/>
@@ -19586,7 +19989,7 @@
               <w:spacing w:after="10" w:before="0"/>
               <w:ind w:left="120"/>
             </w:pPr>
-            <w:hyperlink w:history="1" r:id="rId-vedz9eqy9pad-5n5twn1">
+            <w:hyperlink w:history="1" r:id="rIdxjgmwibhoix55uxi71lvw">
               <w:r>
                 <w:rPr>
                   <w:rFonts w:ascii="Arial" w:cs="Arial" w:eastAsia="Arial" w:hAnsi="Arial"/>
@@ -19614,6 +20017,7 @@
           </w:tcPr>
           <w:p>
             <w:pPr>
+              <w:keepNext w:val="false"/>
               <w:spacing w:after="40" w:before="0"/>
               <w:jc w:val="left"/>
             </w:pPr>
@@ -19646,6 +20050,7 @@
           </w:tcPr>
           <w:p>
             <w:pPr>
+              <w:keepNext w:val="false"/>
               <w:spacing w:after="40" w:before="0"/>
               <w:jc w:val="left"/>
             </w:pPr>
@@ -19678,6 +20083,7 @@
           </w:tcPr>
           <w:p>
             <w:pPr>
+              <w:keepNext w:val="false"/>
               <w:spacing w:after="40" w:before="0"/>
               <w:jc w:val="left"/>
             </w:pPr>
@@ -19710,6 +20116,7 @@
           </w:tcPr>
           <w:p>
             <w:pPr>
+              <w:keepNext w:val="false"/>
               <w:spacing w:after="40" w:before="0"/>
               <w:jc w:val="left"/>
             </w:pPr>
@@ -19769,6 +20176,7 @@
           </w:tcPr>
           <w:p>
             <w:pPr>
+              <w:keepNext w:val="false"/>
               <w:spacing w:after="40" w:before="0"/>
               <w:jc w:val="center"/>
             </w:pPr>
@@ -19803,6 +20211,7 @@
           </w:tcPr>
           <w:p>
             <w:pPr>
+              <w:keepNext w:val="false"/>
               <w:spacing w:after="40" w:before="0"/>
               <w:jc w:val="left"/>
             </w:pPr>
@@ -19864,6 +20273,7 @@
           </w:tcPr>
           <w:p>
             <w:pPr>
+              <w:keepNext w:val="false"/>
               <w:spacing w:after="40" w:before="0"/>
               <w:jc w:val="center"/>
             </w:pPr>
@@ -19898,6 +20308,7 @@
           </w:tcPr>
           <w:p>
             <w:pPr>
+              <w:keepNext w:val="false"/>
               <w:spacing w:after="40" w:before="0"/>
               <w:jc w:val="left"/>
             </w:pPr>
@@ -19930,6 +20341,7 @@
           </w:tcPr>
           <w:p>
             <w:pPr>
+              <w:keepNext w:val="false"/>
               <w:spacing w:after="40" w:before="0"/>
               <w:jc w:val="left"/>
             </w:pPr>
@@ -19964,6 +20376,7 @@
           </w:tcPr>
           <w:p>
             <w:pPr>
+              <w:keepNext w:val="false"/>
               <w:spacing w:after="40" w:before="0"/>
               <w:jc w:val="left"/>
             </w:pPr>
@@ -19996,6 +20409,7 @@
           </w:tcPr>
           <w:p>
             <w:pPr>
+              <w:keepNext w:val="false"/>
               <w:spacing w:after="40" w:before="0"/>
               <w:jc w:val="left"/>
             </w:pPr>
@@ -20030,6 +20444,7 @@
           </w:tcPr>
           <w:p>
             <w:pPr>
+              <w:keepNext w:val="false"/>
               <w:spacing w:after="40" w:before="0"/>
               <w:jc w:val="left"/>
             </w:pPr>
@@ -20062,6 +20477,7 @@
           </w:tcPr>
           <w:p>
             <w:pPr>
+              <w:keepNext w:val="false"/>
               <w:spacing w:after="40" w:before="0"/>
               <w:jc w:val="left"/>
             </w:pPr>
@@ -20098,7 +20514,7 @@
         </w:rPr>
         <w:t xml:space="preserve">© 2026 SeaVuria and ARES. Aligned with KICD objectives. Developed by SeaVuria; technical implementation by ARES (with AI assistance from Claude). Licensed under </w:t>
       </w:r>
-      <w:hyperlink w:history="1" r:id="rIdmm8dwtra5th3qhwlix1a2">
+      <w:hyperlink w:history="1" r:id="rIduvmzymy2bxoxtxzrdacxs">
         <w:r>
           <w:rPr>
             <w:rFonts w:ascii="Arial" w:cs="Arial" w:eastAsia="Arial" w:hAnsi="Arial"/>
@@ -20119,7 +20535,7 @@
         </w:rPr>
         <w:t xml:space="preserve"> (</w:t>
       </w:r>
-      <w:hyperlink w:history="1" r:id="rIdhcrktmj-pcgxkuxmdnvql">
+      <w:hyperlink w:history="1" r:id="rIdifzzl11jzncl55yklbzif">
         <w:r>
           <w:rPr>
             <w:rFonts w:ascii="Arial" w:cs="Arial" w:eastAsia="Arial" w:hAnsi="Arial"/>
@@ -20179,6 +20595,7 @@
           </w:tcPr>
           <w:p>
             <w:pPr>
+              <w:keepNext w:val="false"/>
               <w:spacing w:after="40" w:before="0"/>
               <w:jc w:val="center"/>
             </w:pPr>
@@ -20214,6 +20631,7 @@
           </w:tcPr>
           <w:p>
             <w:pPr>
+              <w:keepNext w:val="false"/>
               <w:spacing w:after="40" w:before="0"/>
               <w:jc w:val="center"/>
             </w:pPr>
@@ -20248,6 +20666,7 @@
           </w:tcPr>
           <w:p>
             <w:pPr>
+              <w:keepNext w:val="false"/>
               <w:spacing w:after="40" w:before="0"/>
               <w:jc w:val="left"/>
             </w:pPr>
@@ -20280,6 +20699,7 @@
           </w:tcPr>
           <w:p>
             <w:pPr>
+              <w:keepNext w:val="false"/>
               <w:spacing w:after="40" w:before="0"/>
               <w:jc w:val="left"/>
             </w:pPr>
@@ -20314,6 +20734,7 @@
           </w:tcPr>
           <w:p>
             <w:pPr>
+              <w:keepNext w:val="false"/>
               <w:spacing w:after="40" w:before="0"/>
               <w:jc w:val="left"/>
             </w:pPr>
@@ -20346,6 +20767,7 @@
           </w:tcPr>
           <w:p>
             <w:pPr>
+              <w:keepNext w:val="false"/>
               <w:spacing w:after="40" w:before="0"/>
               <w:jc w:val="left"/>
             </w:pPr>
@@ -20380,6 +20802,7 @@
           </w:tcPr>
           <w:p>
             <w:pPr>
+              <w:keepNext w:val="false"/>
               <w:spacing w:after="40" w:before="0"/>
               <w:jc w:val="left"/>
             </w:pPr>
@@ -20412,6 +20835,7 @@
           </w:tcPr>
           <w:p>
             <w:pPr>
+              <w:keepNext w:val="false"/>
               <w:spacing w:after="40" w:before="0"/>
               <w:jc w:val="left"/>
             </w:pPr>
@@ -20446,6 +20870,7 @@
           </w:tcPr>
           <w:p>
             <w:pPr>
+              <w:keepNext w:val="false"/>
               <w:spacing w:after="40" w:before="0"/>
               <w:jc w:val="left"/>
             </w:pPr>
@@ -20478,6 +20903,7 @@
           </w:tcPr>
           <w:p>
             <w:pPr>
+              <w:keepNext w:val="false"/>
               <w:spacing w:after="40" w:before="0"/>
               <w:jc w:val="left"/>
             </w:pPr>
@@ -20512,6 +20938,7 @@
           </w:tcPr>
           <w:p>
             <w:pPr>
+              <w:keepNext w:val="false"/>
               <w:spacing w:after="40" w:before="0"/>
               <w:jc w:val="left"/>
             </w:pPr>
@@ -20544,6 +20971,7 @@
           </w:tcPr>
           <w:p>
             <w:pPr>
+              <w:keepNext w:val="false"/>
               <w:spacing w:after="40" w:before="0"/>
               <w:jc w:val="left"/>
             </w:pPr>
@@ -20578,6 +21006,7 @@
           </w:tcPr>
           <w:p>
             <w:pPr>
+              <w:keepNext w:val="false"/>
               <w:spacing w:after="40" w:before="0"/>
               <w:jc w:val="left"/>
             </w:pPr>
@@ -20610,6 +21039,7 @@
           </w:tcPr>
           <w:p>
             <w:pPr>
+              <w:keepNext w:val="false"/>
               <w:spacing w:after="40" w:before="0"/>
               <w:jc w:val="left"/>
             </w:pPr>
@@ -20644,6 +21074,7 @@
           </w:tcPr>
           <w:p>
             <w:pPr>
+              <w:keepNext w:val="false"/>
               <w:spacing w:after="40" w:before="0"/>
               <w:jc w:val="left"/>
             </w:pPr>
@@ -20676,6 +21107,7 @@
           </w:tcPr>
           <w:p>
             <w:pPr>
+              <w:keepNext w:val="false"/>
               <w:spacing w:after="40" w:before="0"/>
               <w:jc w:val="left"/>
             </w:pPr>
@@ -20710,6 +21142,7 @@
           </w:tcPr>
           <w:p>
             <w:pPr>
+              <w:keepNext w:val="false"/>
               <w:spacing w:after="40" w:before="0"/>
               <w:jc w:val="left"/>
             </w:pPr>
@@ -20742,6 +21175,7 @@
           </w:tcPr>
           <w:p>
             <w:pPr>
+              <w:keepNext w:val="false"/>
               <w:spacing w:after="40" w:before="0"/>
               <w:jc w:val="left"/>
             </w:pPr>
@@ -20801,6 +21235,7 @@
           </w:tcPr>
           <w:p>
             <w:pPr>
+              <w:keepNext w:val="false"/>
               <w:spacing w:after="40" w:before="0"/>
               <w:jc w:val="center"/>
             </w:pPr>
@@ -20835,6 +21270,7 @@
           </w:tcPr>
           <w:p>
             <w:pPr>
+              <w:keepNext w:val="false"/>
               <w:spacing w:after="40" w:before="0"/>
               <w:jc w:val="left"/>
             </w:pPr>
@@ -20899,6 +21335,7 @@
           </w:tcPr>
           <w:p>
             <w:pPr>
+              <w:keepNext w:val="false"/>
               <w:spacing w:after="40" w:before="0"/>
               <w:jc w:val="center"/>
             </w:pPr>
@@ -20933,6 +21370,7 @@
           </w:tcPr>
           <w:p>
             <w:pPr>
+              <w:keepNext w:val="false"/>
               <w:spacing w:after="40" w:before="0"/>
               <w:jc w:val="left"/>
             </w:pPr>
@@ -20965,6 +21403,7 @@
           </w:tcPr>
           <w:p>
             <w:pPr>
+              <w:keepNext w:val="false"/>
               <w:spacing w:after="40" w:before="0"/>
               <w:jc w:val="left"/>
             </w:pPr>
@@ -20997,6 +21436,7 @@
           </w:tcPr>
           <w:p>
             <w:pPr>
+              <w:keepNext w:val="false"/>
               <w:spacing w:after="40" w:before="0"/>
               <w:jc w:val="left"/>
             </w:pPr>
@@ -21029,6 +21469,7 @@
           </w:tcPr>
           <w:p>
             <w:pPr>
+              <w:keepNext w:val="false"/>
               <w:spacing w:after="40" w:before="0"/>
               <w:jc w:val="left"/>
             </w:pPr>
@@ -21061,6 +21502,7 @@
           </w:tcPr>
           <w:p>
             <w:pPr>
+              <w:keepNext w:val="false"/>
               <w:spacing w:after="40" w:before="0"/>
               <w:jc w:val="left"/>
             </w:pPr>
@@ -21095,6 +21537,7 @@
           </w:tcPr>
           <w:p>
             <w:pPr>
+              <w:keepNext w:val="false"/>
               <w:spacing w:after="40" w:before="0"/>
               <w:jc w:val="left"/>
             </w:pPr>
@@ -21132,7 +21575,7 @@
             <w:pPr>
               <w:spacing w:after="20" w:before="0"/>
             </w:pPr>
-            <w:hyperlink w:history="1" r:id="rId5kukd1yl7e-oojztjyt7k">
+            <w:hyperlink w:history="1" r:id="rIdvpzzbbp3lphrcehyryrxp">
               <w:r>
                 <w:rPr>
                   <w:rFonts w:ascii="Arial" w:cs="Arial" w:eastAsia="Arial" w:hAnsi="Arial"/>
@@ -21165,7 +21608,7 @@
               <w:spacing w:after="10" w:before="0"/>
               <w:ind w:left="120"/>
             </w:pPr>
-            <w:hyperlink w:history="1" r:id="rIdutqxvoiqsojm7lv9hwlms">
+            <w:hyperlink w:history="1" r:id="rIdmtvtqif4diu_vf9o11kzn">
               <w:r>
                 <w:rPr>
                   <w:rFonts w:ascii="Arial" w:cs="Arial" w:eastAsia="Arial" w:hAnsi="Arial"/>
@@ -21210,7 +21653,7 @@
             <w:pPr>
               <w:spacing w:after="20" w:before="0"/>
             </w:pPr>
-            <w:hyperlink w:history="1" r:id="rIdw-8ckdrooahxezx23kvcu">
+            <w:hyperlink w:history="1" r:id="rIdb77fj0ig03eclzds9dikc">
               <w:r>
                 <w:rPr>
                   <w:rFonts w:ascii="Arial" w:cs="Arial" w:eastAsia="Arial" w:hAnsi="Arial"/>
@@ -21243,7 +21686,7 @@
               <w:spacing w:after="10" w:before="0"/>
               <w:ind w:left="120"/>
             </w:pPr>
-            <w:hyperlink w:history="1" r:id="rIdn-tvc56gyq2mtioji0ues">
+            <w:hyperlink w:history="1" r:id="rIdwkvkv9xmins-ivp8fg2rb">
               <w:r>
                 <w:rPr>
                   <w:rFonts w:ascii="Arial" w:cs="Arial" w:eastAsia="Arial" w:hAnsi="Arial"/>
@@ -21271,6 +21714,7 @@
           </w:tcPr>
           <w:p>
             <w:pPr>
+              <w:keepNext w:val="false"/>
               <w:spacing w:after="40" w:before="0"/>
               <w:jc w:val="left"/>
             </w:pPr>
@@ -21303,6 +21747,7 @@
           </w:tcPr>
           <w:p>
             <w:pPr>
+              <w:keepNext w:val="false"/>
               <w:spacing w:after="40" w:before="0"/>
               <w:jc w:val="left"/>
             </w:pPr>
@@ -21335,6 +21780,7 @@
           </w:tcPr>
           <w:p>
             <w:pPr>
+              <w:keepNext w:val="false"/>
               <w:spacing w:after="40" w:before="0"/>
               <w:jc w:val="left"/>
             </w:pPr>
@@ -21367,6 +21813,7 @@
           </w:tcPr>
           <w:p>
             <w:pPr>
+              <w:keepNext w:val="false"/>
               <w:spacing w:after="40" w:before="0"/>
               <w:jc w:val="left"/>
             </w:pPr>
@@ -21401,6 +21848,7 @@
           </w:tcPr>
           <w:p>
             <w:pPr>
+              <w:keepNext w:val="false"/>
               <w:spacing w:after="40" w:before="0"/>
               <w:jc w:val="left"/>
             </w:pPr>
@@ -21438,7 +21886,7 @@
             <w:pPr>
               <w:spacing w:after="20" w:before="0"/>
             </w:pPr>
-            <w:hyperlink w:history="1" r:id="rIddo0ohz9phn4hexj4jnnjq">
+            <w:hyperlink w:history="1" r:id="rIdzdhfm8bhz29ofozidmtch">
               <w:r>
                 <w:rPr>
                   <w:rFonts w:ascii="Arial" w:cs="Arial" w:eastAsia="Arial" w:hAnsi="Arial"/>
@@ -21471,7 +21919,7 @@
               <w:spacing w:after="10" w:before="0"/>
               <w:ind w:left="120"/>
             </w:pPr>
-            <w:hyperlink w:history="1" r:id="rIdcnpree9kllphmipcfzo5i">
+            <w:hyperlink w:history="1" r:id="rIdvirbqgpep8ocl6uljobkm">
               <w:r>
                 <w:rPr>
                   <w:rFonts w:ascii="Arial" w:cs="Arial" w:eastAsia="Arial" w:hAnsi="Arial"/>
@@ -21516,7 +21964,7 @@
             <w:pPr>
               <w:spacing w:after="20" w:before="0"/>
             </w:pPr>
-            <w:hyperlink w:history="1" r:id="rIdyqfwb-uhfrwmt-8xpyuam">
+            <w:hyperlink w:history="1" r:id="rIdtis7fvdtfbmsfct4yyty3">
               <w:r>
                 <w:rPr>
                   <w:rFonts w:ascii="Arial" w:cs="Arial" w:eastAsia="Arial" w:hAnsi="Arial"/>
@@ -21549,7 +21997,7 @@
               <w:spacing w:after="10" w:before="0"/>
               <w:ind w:left="120"/>
             </w:pPr>
-            <w:hyperlink w:history="1" r:id="rId8lath6vt2o_i7fojebjbz">
+            <w:hyperlink w:history="1" r:id="rId1jwvps9jzrl_yxrbxbmjc">
               <w:r>
                 <w:rPr>
                   <w:rFonts w:ascii="Arial" w:cs="Arial" w:eastAsia="Arial" w:hAnsi="Arial"/>
@@ -21577,6 +22025,7 @@
           </w:tcPr>
           <w:p>
             <w:pPr>
+              <w:keepNext w:val="false"/>
               <w:spacing w:after="40" w:before="0"/>
               <w:jc w:val="left"/>
             </w:pPr>
@@ -21609,6 +22058,7 @@
           </w:tcPr>
           <w:p>
             <w:pPr>
+              <w:keepNext w:val="false"/>
               <w:spacing w:after="40" w:before="0"/>
               <w:jc w:val="left"/>
             </w:pPr>
@@ -21641,6 +22091,7 @@
           </w:tcPr>
           <w:p>
             <w:pPr>
+              <w:keepNext w:val="false"/>
               <w:spacing w:after="40" w:before="0"/>
               <w:jc w:val="left"/>
             </w:pPr>
@@ -21673,6 +22124,7 @@
           </w:tcPr>
           <w:p>
             <w:pPr>
+              <w:keepNext w:val="false"/>
               <w:spacing w:after="40" w:before="0"/>
               <w:jc w:val="left"/>
             </w:pPr>
@@ -21707,6 +22159,7 @@
           </w:tcPr>
           <w:p>
             <w:pPr>
+              <w:keepNext w:val="false"/>
               <w:spacing w:after="40" w:before="0"/>
               <w:jc w:val="left"/>
             </w:pPr>
@@ -21744,7 +22197,7 @@
             <w:pPr>
               <w:spacing w:after="20" w:before="0"/>
             </w:pPr>
-            <w:hyperlink w:history="1" r:id="rId_n5arlrxxoil-wsooa6rr">
+            <w:hyperlink w:history="1" r:id="rId9xf8vxe4zmwstumwvzlo5">
               <w:r>
                 <w:rPr>
                   <w:rFonts w:ascii="Arial" w:cs="Arial" w:eastAsia="Arial" w:hAnsi="Arial"/>
@@ -21793,7 +22246,7 @@
               <w:spacing w:after="10" w:before="0"/>
               <w:ind w:left="120"/>
             </w:pPr>
-            <w:hyperlink w:history="1" r:id="rIdsqa3aptq9ia9evtwoytwv">
+            <w:hyperlink w:history="1" r:id="rIdcn0cbsa6gct9zujy2yxf7">
               <w:r>
                 <w:rPr>
                   <w:rFonts w:ascii="Arial" w:cs="Arial" w:eastAsia="Arial" w:hAnsi="Arial"/>
@@ -21838,7 +22291,7 @@
             <w:pPr>
               <w:spacing w:after="20" w:before="0"/>
             </w:pPr>
-            <w:hyperlink w:history="1" r:id="rId9rvjrhbumosvlgn5kwgww">
+            <w:hyperlink w:history="1" r:id="rIdypzbylrgmgz1lxywy70kl">
               <w:r>
                 <w:rPr>
                   <w:rFonts w:ascii="Arial" w:cs="Arial" w:eastAsia="Arial" w:hAnsi="Arial"/>
@@ -21887,7 +22340,7 @@
               <w:spacing w:after="10" w:before="0"/>
               <w:ind w:left="120"/>
             </w:pPr>
-            <w:hyperlink w:history="1" r:id="rIdfvhvt_ifaqlgo5q0p0cam">
+            <w:hyperlink w:history="1" r:id="rIdlwl0idmxrxmkgphgadczr">
               <w:r>
                 <w:rPr>
                   <w:rFonts w:ascii="Arial" w:cs="Arial" w:eastAsia="Arial" w:hAnsi="Arial"/>
@@ -21915,6 +22368,7 @@
           </w:tcPr>
           <w:p>
             <w:pPr>
+              <w:keepNext w:val="false"/>
               <w:spacing w:after="40" w:before="0"/>
               <w:jc w:val="left"/>
             </w:pPr>
@@ -21947,6 +22401,7 @@
           </w:tcPr>
           <w:p>
             <w:pPr>
+              <w:keepNext w:val="false"/>
               <w:spacing w:after="40" w:before="0"/>
               <w:jc w:val="left"/>
             </w:pPr>
@@ -21979,6 +22434,7 @@
           </w:tcPr>
           <w:p>
             <w:pPr>
+              <w:keepNext w:val="false"/>
               <w:spacing w:after="40" w:before="0"/>
               <w:jc w:val="left"/>
             </w:pPr>
@@ -22011,6 +22467,7 @@
           </w:tcPr>
           <w:p>
             <w:pPr>
+              <w:keepNext w:val="false"/>
               <w:spacing w:after="40" w:before="0"/>
               <w:jc w:val="left"/>
             </w:pPr>
@@ -22045,6 +22502,7 @@
           </w:tcPr>
           <w:p>
             <w:pPr>
+              <w:keepNext w:val="false"/>
               <w:spacing w:after="40" w:before="0"/>
               <w:jc w:val="left"/>
             </w:pPr>
@@ -22082,7 +22540,7 @@
             <w:pPr>
               <w:spacing w:after="20" w:before="0"/>
             </w:pPr>
-            <w:hyperlink w:history="1" r:id="rId10avtbpblemwu-p_exa7j">
+            <w:hyperlink w:history="1" r:id="rIdujgs4cj7nu9ojqjanjixk">
               <w:r>
                 <w:rPr>
                   <w:rFonts w:ascii="Arial" w:cs="Arial" w:eastAsia="Arial" w:hAnsi="Arial"/>
@@ -22131,7 +22589,7 @@
               <w:spacing w:after="10" w:before="0"/>
               <w:ind w:left="120"/>
             </w:pPr>
-            <w:hyperlink w:history="1" r:id="rIdkzbdkbvnlpqtlyh36xcsz">
+            <w:hyperlink w:history="1" r:id="rIdcyylplopkcnluhl9bz7ek">
               <w:r>
                 <w:rPr>
                   <w:rFonts w:ascii="Arial" w:cs="Arial" w:eastAsia="Arial" w:hAnsi="Arial"/>
@@ -22176,7 +22634,7 @@
             <w:pPr>
               <w:spacing w:after="20" w:before="0"/>
             </w:pPr>
-            <w:hyperlink w:history="1" r:id="rIdbj9hatx9vfayb92yr31fo">
+            <w:hyperlink w:history="1" r:id="rId8vyokvgd06car8xlpoyuz">
               <w:r>
                 <w:rPr>
                   <w:rFonts w:ascii="Arial" w:cs="Arial" w:eastAsia="Arial" w:hAnsi="Arial"/>
@@ -22225,7 +22683,7 @@
               <w:spacing w:after="10" w:before="0"/>
               <w:ind w:left="120"/>
             </w:pPr>
-            <w:hyperlink w:history="1" r:id="rIdjloo_b9rtuoa8ql2pjrxw">
+            <w:hyperlink w:history="1" r:id="rIdxgex3_ine1quyvgqbfhfv">
               <w:r>
                 <w:rPr>
                   <w:rFonts w:ascii="Arial" w:cs="Arial" w:eastAsia="Arial" w:hAnsi="Arial"/>
@@ -22253,6 +22711,7 @@
           </w:tcPr>
           <w:p>
             <w:pPr>
+              <w:keepNext w:val="false"/>
               <w:spacing w:after="40" w:before="0"/>
               <w:jc w:val="left"/>
             </w:pPr>
@@ -22285,6 +22744,7 @@
           </w:tcPr>
           <w:p>
             <w:pPr>
+              <w:keepNext w:val="false"/>
               <w:spacing w:after="40" w:before="0"/>
               <w:jc w:val="left"/>
             </w:pPr>
@@ -22317,6 +22777,7 @@
           </w:tcPr>
           <w:p>
             <w:pPr>
+              <w:keepNext w:val="false"/>
               <w:spacing w:after="40" w:before="0"/>
               <w:jc w:val="left"/>
             </w:pPr>
@@ -22349,6 +22810,7 @@
           </w:tcPr>
           <w:p>
             <w:pPr>
+              <w:keepNext w:val="false"/>
               <w:spacing w:after="40" w:before="0"/>
               <w:jc w:val="left"/>
             </w:pPr>
@@ -22383,6 +22845,7 @@
           </w:tcPr>
           <w:p>
             <w:pPr>
+              <w:keepNext w:val="false"/>
               <w:spacing w:after="40" w:before="0"/>
               <w:jc w:val="left"/>
             </w:pPr>
@@ -22420,7 +22883,7 @@
             <w:pPr>
               <w:spacing w:after="20" w:before="0"/>
             </w:pPr>
-            <w:hyperlink w:history="1" r:id="rIdwmqw0pveh5xzzqcxldfx5">
+            <w:hyperlink w:history="1" r:id="rIdgmyz7fwnaqmzezoxvpanb">
               <w:r>
                 <w:rPr>
                   <w:rFonts w:ascii="Arial" w:cs="Arial" w:eastAsia="Arial" w:hAnsi="Arial"/>
@@ -22469,7 +22932,7 @@
               <w:spacing w:after="10" w:before="0"/>
               <w:ind w:left="120"/>
             </w:pPr>
-            <w:hyperlink w:history="1" r:id="rIdi_mzdymxe0dn4jes0m3co">
+            <w:hyperlink w:history="1" r:id="rIdsnvqwzgzd6a_u9amkcz6a">
               <w:r>
                 <w:rPr>
                   <w:rFonts w:ascii="Arial" w:cs="Arial" w:eastAsia="Arial" w:hAnsi="Arial"/>
@@ -22514,7 +22977,7 @@
             <w:pPr>
               <w:spacing w:after="20" w:before="0"/>
             </w:pPr>
-            <w:hyperlink w:history="1" r:id="rIdpa90l_vo7-4cv0puy3mip">
+            <w:hyperlink w:history="1" r:id="rIdfzbfsjiro9rjnexzp4vm6">
               <w:r>
                 <w:rPr>
                   <w:rFonts w:ascii="Arial" w:cs="Arial" w:eastAsia="Arial" w:hAnsi="Arial"/>
@@ -22563,7 +23026,7 @@
               <w:spacing w:after="10" w:before="0"/>
               <w:ind w:left="120"/>
             </w:pPr>
-            <w:hyperlink w:history="1" r:id="rIdhwhlvy2x7by4akhoei_cg">
+            <w:hyperlink w:history="1" r:id="rId8elmemnzys4fkelpkgomw">
               <w:r>
                 <w:rPr>
                   <w:rFonts w:ascii="Arial" w:cs="Arial" w:eastAsia="Arial" w:hAnsi="Arial"/>
@@ -22591,6 +23054,7 @@
           </w:tcPr>
           <w:p>
             <w:pPr>
+              <w:keepNext w:val="false"/>
               <w:spacing w:after="40" w:before="0"/>
               <w:jc w:val="left"/>
             </w:pPr>
@@ -22623,6 +23087,7 @@
           </w:tcPr>
           <w:p>
             <w:pPr>
+              <w:keepNext w:val="false"/>
               <w:spacing w:after="40" w:before="0"/>
               <w:jc w:val="left"/>
             </w:pPr>
@@ -22655,6 +23120,7 @@
           </w:tcPr>
           <w:p>
             <w:pPr>
+              <w:keepNext w:val="false"/>
               <w:spacing w:after="40" w:before="0"/>
               <w:jc w:val="left"/>
             </w:pPr>
@@ -22687,6 +23153,7 @@
           </w:tcPr>
           <w:p>
             <w:pPr>
+              <w:keepNext w:val="false"/>
               <w:spacing w:after="40" w:before="0"/>
               <w:jc w:val="left"/>
             </w:pPr>
@@ -22746,6 +23213,7 @@
           </w:tcPr>
           <w:p>
             <w:pPr>
+              <w:keepNext w:val="false"/>
               <w:spacing w:after="40" w:before="0"/>
               <w:jc w:val="center"/>
             </w:pPr>
@@ -22780,6 +23248,7 @@
           </w:tcPr>
           <w:p>
             <w:pPr>
+              <w:keepNext w:val="false"/>
               <w:spacing w:after="40" w:before="0"/>
               <w:jc w:val="left"/>
             </w:pPr>
@@ -22841,6 +23310,7 @@
           </w:tcPr>
           <w:p>
             <w:pPr>
+              <w:keepNext w:val="false"/>
               <w:spacing w:after="40" w:before="0"/>
               <w:jc w:val="center"/>
             </w:pPr>
@@ -22875,6 +23345,7 @@
           </w:tcPr>
           <w:p>
             <w:pPr>
+              <w:keepNext w:val="false"/>
               <w:spacing w:after="40" w:before="0"/>
               <w:jc w:val="left"/>
             </w:pPr>
@@ -22907,6 +23378,7 @@
           </w:tcPr>
           <w:p>
             <w:pPr>
+              <w:keepNext w:val="false"/>
               <w:spacing w:after="40" w:before="0"/>
               <w:jc w:val="left"/>
             </w:pPr>
@@ -22941,6 +23413,7 @@
           </w:tcPr>
           <w:p>
             <w:pPr>
+              <w:keepNext w:val="false"/>
               <w:spacing w:after="40" w:before="0"/>
               <w:jc w:val="left"/>
             </w:pPr>
@@ -22973,6 +23446,7 @@
           </w:tcPr>
           <w:p>
             <w:pPr>
+              <w:keepNext w:val="false"/>
               <w:spacing w:after="40" w:before="0"/>
               <w:jc w:val="left"/>
             </w:pPr>
@@ -23007,6 +23481,7 @@
           </w:tcPr>
           <w:p>
             <w:pPr>
+              <w:keepNext w:val="false"/>
               <w:spacing w:after="40" w:before="0"/>
               <w:jc w:val="left"/>
             </w:pPr>
@@ -23039,6 +23514,7 @@
           </w:tcPr>
           <w:p>
             <w:pPr>
+              <w:keepNext w:val="false"/>
               <w:spacing w:after="40" w:before="0"/>
               <w:jc w:val="left"/>
             </w:pPr>
@@ -23075,7 +23551,7 @@
         </w:rPr>
         <w:t xml:space="preserve">© 2026 SeaVuria and ARES. Aligned with KICD objectives. Developed by SeaVuria; technical implementation by ARES (with AI assistance from Claude). Licensed under </w:t>
       </w:r>
-      <w:hyperlink w:history="1" r:id="rIdhqmpc5hvprtq8ejim70zj">
+      <w:hyperlink w:history="1" r:id="rIdt09zfppq29m8j0_sieshk">
         <w:r>
           <w:rPr>
             <w:rFonts w:ascii="Arial" w:cs="Arial" w:eastAsia="Arial" w:hAnsi="Arial"/>
@@ -23096,7 +23572,7 @@
         </w:rPr>
         <w:t xml:space="preserve"> (</w:t>
       </w:r>
-      <w:hyperlink w:history="1" r:id="rIddpazygqboxyx_vy60fjhy">
+      <w:hyperlink w:history="1" r:id="rIdowbrjxno4pmzh009ghgud">
         <w:r>
           <w:rPr>
             <w:rFonts w:ascii="Arial" w:cs="Arial" w:eastAsia="Arial" w:hAnsi="Arial"/>
@@ -23156,6 +23632,7 @@
           </w:tcPr>
           <w:p>
             <w:pPr>
+              <w:keepNext w:val="false"/>
               <w:spacing w:after="40" w:before="0"/>
               <w:jc w:val="center"/>
             </w:pPr>
@@ -23191,6 +23668,7 @@
           </w:tcPr>
           <w:p>
             <w:pPr>
+              <w:keepNext w:val="false"/>
               <w:spacing w:after="40" w:before="0"/>
               <w:jc w:val="center"/>
             </w:pPr>
@@ -23225,6 +23703,7 @@
           </w:tcPr>
           <w:p>
             <w:pPr>
+              <w:keepNext w:val="false"/>
               <w:spacing w:after="40" w:before="0"/>
               <w:jc w:val="left"/>
             </w:pPr>
@@ -23257,6 +23736,7 @@
           </w:tcPr>
           <w:p>
             <w:pPr>
+              <w:keepNext w:val="false"/>
               <w:spacing w:after="40" w:before="0"/>
               <w:jc w:val="left"/>
             </w:pPr>
@@ -23291,6 +23771,7 @@
           </w:tcPr>
           <w:p>
             <w:pPr>
+              <w:keepNext w:val="false"/>
               <w:spacing w:after="40" w:before="0"/>
               <w:jc w:val="left"/>
             </w:pPr>
@@ -23323,6 +23804,7 @@
           </w:tcPr>
           <w:p>
             <w:pPr>
+              <w:keepNext w:val="false"/>
               <w:spacing w:after="40" w:before="0"/>
               <w:jc w:val="left"/>
             </w:pPr>
@@ -23357,6 +23839,7 @@
           </w:tcPr>
           <w:p>
             <w:pPr>
+              <w:keepNext w:val="false"/>
               <w:spacing w:after="40" w:before="0"/>
               <w:jc w:val="left"/>
             </w:pPr>
@@ -23389,6 +23872,7 @@
           </w:tcPr>
           <w:p>
             <w:pPr>
+              <w:keepNext w:val="false"/>
               <w:spacing w:after="40" w:before="0"/>
               <w:jc w:val="left"/>
             </w:pPr>
@@ -23423,6 +23907,7 @@
           </w:tcPr>
           <w:p>
             <w:pPr>
+              <w:keepNext w:val="false"/>
               <w:spacing w:after="40" w:before="0"/>
               <w:jc w:val="left"/>
             </w:pPr>
@@ -23455,6 +23940,7 @@
           </w:tcPr>
           <w:p>
             <w:pPr>
+              <w:keepNext w:val="false"/>
               <w:spacing w:after="40" w:before="0"/>
               <w:jc w:val="left"/>
             </w:pPr>
@@ -23489,6 +23975,7 @@
           </w:tcPr>
           <w:p>
             <w:pPr>
+              <w:keepNext w:val="false"/>
               <w:spacing w:after="40" w:before="0"/>
               <w:jc w:val="left"/>
             </w:pPr>
@@ -23521,6 +24008,7 @@
           </w:tcPr>
           <w:p>
             <w:pPr>
+              <w:keepNext w:val="false"/>
               <w:spacing w:after="40" w:before="0"/>
               <w:jc w:val="left"/>
             </w:pPr>
@@ -23555,6 +24043,7 @@
           </w:tcPr>
           <w:p>
             <w:pPr>
+              <w:keepNext w:val="false"/>
               <w:spacing w:after="40" w:before="0"/>
               <w:jc w:val="left"/>
             </w:pPr>
@@ -23587,6 +24076,7 @@
           </w:tcPr>
           <w:p>
             <w:pPr>
+              <w:keepNext w:val="false"/>
               <w:spacing w:after="40" w:before="0"/>
               <w:jc w:val="left"/>
             </w:pPr>
@@ -23621,6 +24111,7 @@
           </w:tcPr>
           <w:p>
             <w:pPr>
+              <w:keepNext w:val="false"/>
               <w:spacing w:after="40" w:before="0"/>
               <w:jc w:val="left"/>
             </w:pPr>
@@ -23653,6 +24144,7 @@
           </w:tcPr>
           <w:p>
             <w:pPr>
+              <w:keepNext w:val="false"/>
               <w:spacing w:after="40" w:before="0"/>
               <w:jc w:val="left"/>
             </w:pPr>
@@ -23687,6 +24179,7 @@
           </w:tcPr>
           <w:p>
             <w:pPr>
+              <w:keepNext w:val="false"/>
               <w:spacing w:after="40" w:before="0"/>
               <w:jc w:val="left"/>
             </w:pPr>
@@ -23719,6 +24212,7 @@
           </w:tcPr>
           <w:p>
             <w:pPr>
+              <w:keepNext w:val="false"/>
               <w:spacing w:after="40" w:before="0"/>
               <w:jc w:val="left"/>
             </w:pPr>
@@ -23778,6 +24272,7 @@
           </w:tcPr>
           <w:p>
             <w:pPr>
+              <w:keepNext w:val="false"/>
               <w:spacing w:after="40" w:before="0"/>
               <w:jc w:val="center"/>
             </w:pPr>
@@ -23812,6 +24307,7 @@
           </w:tcPr>
           <w:p>
             <w:pPr>
+              <w:keepNext w:val="false"/>
               <w:spacing w:after="40" w:before="0"/>
               <w:jc w:val="left"/>
             </w:pPr>
@@ -23876,6 +24372,7 @@
           </w:tcPr>
           <w:p>
             <w:pPr>
+              <w:keepNext w:val="false"/>
               <w:spacing w:after="40" w:before="0"/>
               <w:jc w:val="center"/>
             </w:pPr>
@@ -23910,6 +24407,7 @@
           </w:tcPr>
           <w:p>
             <w:pPr>
+              <w:keepNext w:val="false"/>
               <w:spacing w:after="40" w:before="0"/>
               <w:jc w:val="left"/>
             </w:pPr>
@@ -23942,6 +24440,7 @@
           </w:tcPr>
           <w:p>
             <w:pPr>
+              <w:keepNext w:val="false"/>
               <w:spacing w:after="40" w:before="0"/>
               <w:jc w:val="left"/>
             </w:pPr>
@@ -23974,6 +24473,7 @@
           </w:tcPr>
           <w:p>
             <w:pPr>
+              <w:keepNext w:val="false"/>
               <w:spacing w:after="40" w:before="0"/>
               <w:jc w:val="left"/>
             </w:pPr>
@@ -24006,6 +24506,7 @@
           </w:tcPr>
           <w:p>
             <w:pPr>
+              <w:keepNext w:val="false"/>
               <w:spacing w:after="40" w:before="0"/>
               <w:jc w:val="left"/>
             </w:pPr>
@@ -24038,6 +24539,7 @@
           </w:tcPr>
           <w:p>
             <w:pPr>
+              <w:keepNext w:val="false"/>
               <w:spacing w:after="40" w:before="0"/>
               <w:jc w:val="left"/>
             </w:pPr>
@@ -24072,6 +24574,7 @@
           </w:tcPr>
           <w:p>
             <w:pPr>
+              <w:keepNext w:val="false"/>
               <w:spacing w:after="40" w:before="0"/>
               <w:jc w:val="left"/>
             </w:pPr>
@@ -24109,7 +24612,7 @@
             <w:pPr>
               <w:spacing w:after="20" w:before="0"/>
             </w:pPr>
-            <w:hyperlink w:history="1" r:id="rIdgewiqpisftm4lai52gyco">
+            <w:hyperlink w:history="1" r:id="rIdzq0qwvdbavism94esb1jq">
               <w:r>
                 <w:rPr>
                   <w:rFonts w:ascii="Arial" w:cs="Arial" w:eastAsia="Arial" w:hAnsi="Arial"/>
@@ -24142,7 +24645,7 @@
               <w:spacing w:after="10" w:before="0"/>
               <w:ind w:left="120"/>
             </w:pPr>
-            <w:hyperlink w:history="1" r:id="rIdwu537sqma0lif0mp6twdi">
+            <w:hyperlink w:history="1" r:id="rId1c5jfjvh3l_jmbywcx3u8">
               <w:r>
                 <w:rPr>
                   <w:rFonts w:ascii="Arial" w:cs="Arial" w:eastAsia="Arial" w:hAnsi="Arial"/>
@@ -24187,7 +24690,7 @@
             <w:pPr>
               <w:spacing w:after="20" w:before="0"/>
             </w:pPr>
-            <w:hyperlink w:history="1" r:id="rIdqpldi9zxx8r0rdwxl-cqb">
+            <w:hyperlink w:history="1" r:id="rIdz7awwzqo4lfxxbvlx8jin">
               <w:r>
                 <w:rPr>
                   <w:rFonts w:ascii="Arial" w:cs="Arial" w:eastAsia="Arial" w:hAnsi="Arial"/>
@@ -24220,7 +24723,7 @@
               <w:spacing w:after="10" w:before="0"/>
               <w:ind w:left="120"/>
             </w:pPr>
-            <w:hyperlink w:history="1" r:id="rIdor3ge3xytrocsvl9cbbvv">
+            <w:hyperlink w:history="1" r:id="rIdaiu4rn_mycewtzkirlpee">
               <w:r>
                 <w:rPr>
                   <w:rFonts w:ascii="Arial" w:cs="Arial" w:eastAsia="Arial" w:hAnsi="Arial"/>
@@ -24248,6 +24751,7 @@
           </w:tcPr>
           <w:p>
             <w:pPr>
+              <w:keepNext w:val="false"/>
               <w:spacing w:after="40" w:before="0"/>
               <w:jc w:val="left"/>
             </w:pPr>
@@ -24280,6 +24784,7 @@
           </w:tcPr>
           <w:p>
             <w:pPr>
+              <w:keepNext w:val="false"/>
               <w:spacing w:after="40" w:before="0"/>
               <w:jc w:val="left"/>
             </w:pPr>
@@ -24312,6 +24817,7 @@
           </w:tcPr>
           <w:p>
             <w:pPr>
+              <w:keepNext w:val="false"/>
               <w:spacing w:after="40" w:before="0"/>
               <w:jc w:val="left"/>
             </w:pPr>
@@ -24344,6 +24850,7 @@
           </w:tcPr>
           <w:p>
             <w:pPr>
+              <w:keepNext w:val="false"/>
               <w:spacing w:after="40" w:before="0"/>
               <w:jc w:val="left"/>
             </w:pPr>
@@ -24378,6 +24885,7 @@
           </w:tcPr>
           <w:p>
             <w:pPr>
+              <w:keepNext w:val="false"/>
               <w:spacing w:after="40" w:before="0"/>
               <w:jc w:val="left"/>
             </w:pPr>
@@ -24415,7 +24923,7 @@
             <w:pPr>
               <w:spacing w:after="20" w:before="0"/>
             </w:pPr>
-            <w:hyperlink w:history="1" r:id="rIdogi4lzjm0scjqmlxc0eca">
+            <w:hyperlink w:history="1" r:id="rIdnxrbcfzq1aigt3atacmhl">
               <w:r>
                 <w:rPr>
                   <w:rFonts w:ascii="Arial" w:cs="Arial" w:eastAsia="Arial" w:hAnsi="Arial"/>
@@ -24448,7 +24956,7 @@
               <w:spacing w:after="10" w:before="0"/>
               <w:ind w:left="120"/>
             </w:pPr>
-            <w:hyperlink w:history="1" r:id="rIdujuehbairivyivs46xixe">
+            <w:hyperlink w:history="1" r:id="rId2fstmiwqfwba-hj0bjsgj">
               <w:r>
                 <w:rPr>
                   <w:rFonts w:ascii="Arial" w:cs="Arial" w:eastAsia="Arial" w:hAnsi="Arial"/>
@@ -24493,7 +25001,7 @@
             <w:pPr>
               <w:spacing w:after="20" w:before="0"/>
             </w:pPr>
-            <w:hyperlink w:history="1" r:id="rIdjmw2i64c6ecldtfp66whh">
+            <w:hyperlink w:history="1" r:id="rIdwltc-xafpb2iyc7v3mksd">
               <w:r>
                 <w:rPr>
                   <w:rFonts w:ascii="Arial" w:cs="Arial" w:eastAsia="Arial" w:hAnsi="Arial"/>
@@ -24526,7 +25034,7 @@
               <w:spacing w:after="10" w:before="0"/>
               <w:ind w:left="120"/>
             </w:pPr>
-            <w:hyperlink w:history="1" r:id="rId5ffyy1_kk4zx3j7bpm-r-">
+            <w:hyperlink w:history="1" r:id="rId6uov7ly4kox0rly70egyo">
               <w:r>
                 <w:rPr>
                   <w:rFonts w:ascii="Arial" w:cs="Arial" w:eastAsia="Arial" w:hAnsi="Arial"/>
@@ -24554,6 +25062,7 @@
           </w:tcPr>
           <w:p>
             <w:pPr>
+              <w:keepNext w:val="false"/>
               <w:spacing w:after="40" w:before="0"/>
               <w:jc w:val="left"/>
             </w:pPr>
@@ -24586,6 +25095,7 @@
           </w:tcPr>
           <w:p>
             <w:pPr>
+              <w:keepNext w:val="false"/>
               <w:spacing w:after="40" w:before="0"/>
               <w:jc w:val="left"/>
             </w:pPr>
@@ -24618,6 +25128,7 @@
           </w:tcPr>
           <w:p>
             <w:pPr>
+              <w:keepNext w:val="false"/>
               <w:spacing w:after="40" w:before="0"/>
               <w:jc w:val="left"/>
             </w:pPr>
@@ -24650,6 +25161,7 @@
           </w:tcPr>
           <w:p>
             <w:pPr>
+              <w:keepNext w:val="false"/>
               <w:spacing w:after="40" w:before="0"/>
               <w:jc w:val="left"/>
             </w:pPr>
@@ -24684,6 +25196,7 @@
           </w:tcPr>
           <w:p>
             <w:pPr>
+              <w:keepNext w:val="false"/>
               <w:spacing w:after="40" w:before="0"/>
               <w:jc w:val="left"/>
             </w:pPr>
@@ -24721,7 +25234,7 @@
             <w:pPr>
               <w:spacing w:after="20" w:before="0"/>
             </w:pPr>
-            <w:hyperlink w:history="1" r:id="rIdjf7m_hfutzjmbwblwmzzu">
+            <w:hyperlink w:history="1" r:id="rIdxlyqgmvshrc7mcbu10g0o">
               <w:r>
                 <w:rPr>
                   <w:rFonts w:ascii="Arial" w:cs="Arial" w:eastAsia="Arial" w:hAnsi="Arial"/>
@@ -24770,7 +25283,7 @@
               <w:spacing w:after="10" w:before="0"/>
               <w:ind w:left="120"/>
             </w:pPr>
-            <w:hyperlink w:history="1" r:id="rIddsc2ww5crnwgpxnb9rqeo">
+            <w:hyperlink w:history="1" r:id="rIdqxngjiz26ox7tbeklg0om">
               <w:r>
                 <w:rPr>
                   <w:rFonts w:ascii="Arial" w:cs="Arial" w:eastAsia="Arial" w:hAnsi="Arial"/>
@@ -24815,7 +25328,7 @@
             <w:pPr>
               <w:spacing w:after="20" w:before="0"/>
             </w:pPr>
-            <w:hyperlink w:history="1" r:id="rId20zw_kygzyajsnlljm-_r">
+            <w:hyperlink w:history="1" r:id="rIdtgilm_kkt7n_fexg_avtm">
               <w:r>
                 <w:rPr>
                   <w:rFonts w:ascii="Arial" w:cs="Arial" w:eastAsia="Arial" w:hAnsi="Arial"/>
@@ -24848,7 +25361,7 @@
               <w:spacing w:after="10" w:before="0"/>
               <w:ind w:left="120"/>
             </w:pPr>
-            <w:hyperlink w:history="1" r:id="rIds45qltpk9_hyx2kiw_ntn">
+            <w:hyperlink w:history="1" r:id="rIdwm9wvzffx8niycmxvzg_f">
               <w:r>
                 <w:rPr>
                   <w:rFonts w:ascii="Arial" w:cs="Arial" w:eastAsia="Arial" w:hAnsi="Arial"/>
@@ -24876,6 +25389,7 @@
           </w:tcPr>
           <w:p>
             <w:pPr>
+              <w:keepNext w:val="false"/>
               <w:spacing w:after="40" w:before="0"/>
               <w:jc w:val="left"/>
             </w:pPr>
@@ -24908,6 +25422,7 @@
           </w:tcPr>
           <w:p>
             <w:pPr>
+              <w:keepNext w:val="false"/>
               <w:spacing w:after="40" w:before="0"/>
               <w:jc w:val="left"/>
             </w:pPr>
@@ -24940,6 +25455,7 @@
           </w:tcPr>
           <w:p>
             <w:pPr>
+              <w:keepNext w:val="false"/>
               <w:spacing w:after="40" w:before="0"/>
               <w:jc w:val="left"/>
             </w:pPr>
@@ -24972,6 +25488,7 @@
           </w:tcPr>
           <w:p>
             <w:pPr>
+              <w:keepNext w:val="false"/>
               <w:spacing w:after="40" w:before="0"/>
               <w:jc w:val="left"/>
             </w:pPr>
@@ -25006,6 +25523,7 @@
           </w:tcPr>
           <w:p>
             <w:pPr>
+              <w:keepNext w:val="false"/>
               <w:spacing w:after="40" w:before="0"/>
               <w:jc w:val="left"/>
             </w:pPr>
@@ -25043,7 +25561,7 @@
             <w:pPr>
               <w:spacing w:after="20" w:before="0"/>
             </w:pPr>
-            <w:hyperlink w:history="1" r:id="rId5l35bwcf1lsxxltzqhhv0">
+            <w:hyperlink w:history="1" r:id="rIdy-hxemicxipxn7da5opqp">
               <w:r>
                 <w:rPr>
                   <w:rFonts w:ascii="Arial" w:cs="Arial" w:eastAsia="Arial" w:hAnsi="Arial"/>
@@ -25092,7 +25610,7 @@
               <w:spacing w:after="10" w:before="0"/>
               <w:ind w:left="120"/>
             </w:pPr>
-            <w:hyperlink w:history="1" r:id="rIdccl2xem0c9xhtbcs055ol">
+            <w:hyperlink w:history="1" r:id="rIdzwqu79eamcyyqsrfvzkiy">
               <w:r>
                 <w:rPr>
                   <w:rFonts w:ascii="Arial" w:cs="Arial" w:eastAsia="Arial" w:hAnsi="Arial"/>
@@ -25137,7 +25655,7 @@
             <w:pPr>
               <w:spacing w:after="20" w:before="0"/>
             </w:pPr>
-            <w:hyperlink w:history="1" r:id="rIdxqvflkxka0iyakudgte2m">
+            <w:hyperlink w:history="1" r:id="rIdtyhh0_tjvpsmpbgstigrd">
               <w:r>
                 <w:rPr>
                   <w:rFonts w:ascii="Arial" w:cs="Arial" w:eastAsia="Arial" w:hAnsi="Arial"/>
@@ -25170,7 +25688,7 @@
               <w:spacing w:after="10" w:before="0"/>
               <w:ind w:left="120"/>
             </w:pPr>
-            <w:hyperlink w:history="1" r:id="rIdouddy3m_uclgacu8oe8gy">
+            <w:hyperlink w:history="1" r:id="rIdff78pxezqt04tacqzwrp3">
               <w:r>
                 <w:rPr>
                   <w:rFonts w:ascii="Arial" w:cs="Arial" w:eastAsia="Arial" w:hAnsi="Arial"/>
@@ -25198,6 +25716,7 @@
           </w:tcPr>
           <w:p>
             <w:pPr>
+              <w:keepNext w:val="false"/>
               <w:spacing w:after="40" w:before="0"/>
               <w:jc w:val="left"/>
             </w:pPr>
@@ -25230,6 +25749,7 @@
           </w:tcPr>
           <w:p>
             <w:pPr>
+              <w:keepNext w:val="false"/>
               <w:spacing w:after="40" w:before="0"/>
               <w:jc w:val="left"/>
             </w:pPr>
@@ -25262,6 +25782,7 @@
           </w:tcPr>
           <w:p>
             <w:pPr>
+              <w:keepNext w:val="false"/>
               <w:spacing w:after="40" w:before="0"/>
               <w:jc w:val="left"/>
             </w:pPr>
@@ -25294,6 +25815,7 @@
           </w:tcPr>
           <w:p>
             <w:pPr>
+              <w:keepNext w:val="false"/>
               <w:spacing w:after="40" w:before="0"/>
               <w:jc w:val="left"/>
             </w:pPr>
@@ -25328,6 +25850,7 @@
           </w:tcPr>
           <w:p>
             <w:pPr>
+              <w:keepNext w:val="false"/>
               <w:spacing w:after="40" w:before="0"/>
               <w:jc w:val="left"/>
             </w:pPr>
@@ -25365,7 +25888,7 @@
             <w:pPr>
               <w:spacing w:after="20" w:before="0"/>
             </w:pPr>
-            <w:hyperlink w:history="1" r:id="rIdemqm2g4bgguf_rcrswrxo">
+            <w:hyperlink w:history="1" r:id="rIdk3g4fxu_l4ivq_aniuu-3">
               <w:r>
                 <w:rPr>
                   <w:rFonts w:ascii="Arial" w:cs="Arial" w:eastAsia="Arial" w:hAnsi="Arial"/>
@@ -25414,7 +25937,7 @@
               <w:spacing w:after="10" w:before="0"/>
               <w:ind w:left="120"/>
             </w:pPr>
-            <w:hyperlink w:history="1" r:id="rId0bad_v8mmi1ivxclhurfu">
+            <w:hyperlink w:history="1" r:id="rIdvwgqw1wjfmoqeio0zqndu">
               <w:r>
                 <w:rPr>
                   <w:rFonts w:ascii="Arial" w:cs="Arial" w:eastAsia="Arial" w:hAnsi="Arial"/>
@@ -25459,7 +25982,7 @@
             <w:pPr>
               <w:spacing w:after="20" w:before="0"/>
             </w:pPr>
-            <w:hyperlink w:history="1" r:id="rId6wn4rtydzxwyyic6wepz0">
+            <w:hyperlink w:history="1" r:id="rIdym7coo9bvfxpjwfnnije1">
               <w:r>
                 <w:rPr>
                   <w:rFonts w:ascii="Arial" w:cs="Arial" w:eastAsia="Arial" w:hAnsi="Arial"/>
@@ -25508,7 +26031,7 @@
               <w:spacing w:after="10" w:before="0"/>
               <w:ind w:left="120"/>
             </w:pPr>
-            <w:hyperlink w:history="1" r:id="rIdkw8oe87n8mnfvglodrvzy">
+            <w:hyperlink w:history="1" r:id="rIdv7v6i0oqqqq6ypugqyg6n">
               <w:r>
                 <w:rPr>
                   <w:rFonts w:ascii="Arial" w:cs="Arial" w:eastAsia="Arial" w:hAnsi="Arial"/>
@@ -25536,6 +26059,7 @@
           </w:tcPr>
           <w:p>
             <w:pPr>
+              <w:keepNext w:val="false"/>
               <w:spacing w:after="40" w:before="0"/>
               <w:jc w:val="left"/>
             </w:pPr>
@@ -25568,6 +26092,7 @@
           </w:tcPr>
           <w:p>
             <w:pPr>
+              <w:keepNext w:val="false"/>
               <w:spacing w:after="40" w:before="0"/>
               <w:jc w:val="left"/>
             </w:pPr>
@@ -25600,6 +26125,7 @@
           </w:tcPr>
           <w:p>
             <w:pPr>
+              <w:keepNext w:val="false"/>
               <w:spacing w:after="40" w:before="0"/>
               <w:jc w:val="left"/>
             </w:pPr>
@@ -25632,6 +26158,7 @@
           </w:tcPr>
           <w:p>
             <w:pPr>
+              <w:keepNext w:val="false"/>
               <w:spacing w:after="40" w:before="0"/>
               <w:jc w:val="left"/>
             </w:pPr>
@@ -25691,6 +26218,7 @@
           </w:tcPr>
           <w:p>
             <w:pPr>
+              <w:keepNext w:val="false"/>
               <w:spacing w:after="40" w:before="0"/>
               <w:jc w:val="center"/>
             </w:pPr>
@@ -25725,6 +26253,7 @@
           </w:tcPr>
           <w:p>
             <w:pPr>
+              <w:keepNext w:val="false"/>
               <w:spacing w:after="40" w:before="0"/>
               <w:jc w:val="left"/>
             </w:pPr>
@@ -25786,6 +26315,7 @@
           </w:tcPr>
           <w:p>
             <w:pPr>
+              <w:keepNext w:val="false"/>
               <w:spacing w:after="40" w:before="0"/>
               <w:jc w:val="center"/>
             </w:pPr>
@@ -25820,6 +26350,7 @@
           </w:tcPr>
           <w:p>
             <w:pPr>
+              <w:keepNext w:val="false"/>
               <w:spacing w:after="40" w:before="0"/>
               <w:jc w:val="left"/>
             </w:pPr>
@@ -25852,6 +26383,7 @@
           </w:tcPr>
           <w:p>
             <w:pPr>
+              <w:keepNext w:val="false"/>
               <w:spacing w:after="40" w:before="0"/>
               <w:jc w:val="left"/>
             </w:pPr>
@@ -25886,6 +26418,7 @@
           </w:tcPr>
           <w:p>
             <w:pPr>
+              <w:keepNext w:val="false"/>
               <w:spacing w:after="40" w:before="0"/>
               <w:jc w:val="left"/>
             </w:pPr>
@@ -25918,6 +26451,7 @@
           </w:tcPr>
           <w:p>
             <w:pPr>
+              <w:keepNext w:val="false"/>
               <w:spacing w:after="40" w:before="0"/>
               <w:jc w:val="left"/>
             </w:pPr>
@@ -25952,6 +26486,7 @@
           </w:tcPr>
           <w:p>
             <w:pPr>
+              <w:keepNext w:val="false"/>
               <w:spacing w:after="40" w:before="0"/>
               <w:jc w:val="left"/>
             </w:pPr>
@@ -25984,6 +26519,7 @@
           </w:tcPr>
           <w:p>
             <w:pPr>
+              <w:keepNext w:val="false"/>
               <w:spacing w:after="40" w:before="0"/>
               <w:jc w:val="left"/>
             </w:pPr>
@@ -26020,7 +26556,7 @@
         </w:rPr>
         <w:t xml:space="preserve">© 2026 SeaVuria and ARES. Aligned with KICD objectives. Developed by SeaVuria; technical implementation by ARES (with AI assistance from Claude). Licensed under </w:t>
       </w:r>
-      <w:hyperlink w:history="1" r:id="rIdwqm56jgvbc5zk1ro5r1vq">
+      <w:hyperlink w:history="1" r:id="rIdsgnc8fuoxy7lyo68x8qem">
         <w:r>
           <w:rPr>
             <w:rFonts w:ascii="Arial" w:cs="Arial" w:eastAsia="Arial" w:hAnsi="Arial"/>
@@ -26041,7 +26577,7 @@
         </w:rPr>
         <w:t xml:space="preserve"> (</w:t>
       </w:r>
-      <w:hyperlink w:history="1" r:id="rIdjie-bomixd4h02bzjgipo">
+      <w:hyperlink w:history="1" r:id="rId2aisc7liwsikfukpbrk9l">
         <w:r>
           <w:rPr>
             <w:rFonts w:ascii="Arial" w:cs="Arial" w:eastAsia="Arial" w:hAnsi="Arial"/>
@@ -26102,6 +26638,7 @@
           </w:tcPr>
           <w:p>
             <w:pPr>
+              <w:keepNext w:val="false"/>
               <w:spacing w:after="40" w:before="0"/>
               <w:jc w:val="center"/>
             </w:pPr>
@@ -26136,6 +26673,7 @@
           </w:tcPr>
           <w:p>
             <w:pPr>
+              <w:keepNext w:val="false"/>
               <w:spacing w:after="40" w:before="0"/>
               <w:jc w:val="left"/>
             </w:pPr>
@@ -26168,6 +26706,7 @@
           </w:tcPr>
           <w:p>
             <w:pPr>
+              <w:keepNext w:val="false"/>
               <w:spacing w:after="40" w:before="0"/>
               <w:jc w:val="left"/>
             </w:pPr>
@@ -26200,6 +26739,7 @@
           </w:tcPr>
           <w:p>
             <w:pPr>
+              <w:keepNext w:val="false"/>
               <w:spacing w:after="40" w:before="0"/>
               <w:jc w:val="left"/>
             </w:pPr>
@@ -26234,6 +26774,7 @@
           </w:tcPr>
           <w:p>
             <w:pPr>
+              <w:keepNext w:val="false"/>
               <w:spacing w:after="40" w:before="0"/>
               <w:jc w:val="left"/>
             </w:pPr>
@@ -26266,6 +26807,7 @@
           </w:tcPr>
           <w:p>
             <w:pPr>
+              <w:keepNext w:val="false"/>
               <w:spacing w:after="40" w:before="0"/>
               <w:jc w:val="left"/>
             </w:pPr>
@@ -26298,6 +26840,7 @@
           </w:tcPr>
           <w:p>
             <w:pPr>
+              <w:keepNext w:val="false"/>
               <w:spacing w:after="40" w:before="0"/>
               <w:jc w:val="left"/>
             </w:pPr>
@@ -26332,6 +26875,7 @@
           </w:tcPr>
           <w:p>
             <w:pPr>
+              <w:keepNext w:val="false"/>
               <w:spacing w:after="40" w:before="0"/>
               <w:jc w:val="left"/>
             </w:pPr>
@@ -26364,6 +26908,7 @@
           </w:tcPr>
           <w:p>
             <w:pPr>
+              <w:keepNext w:val="false"/>
               <w:spacing w:after="40" w:before="0"/>
               <w:jc w:val="left"/>
             </w:pPr>
@@ -26396,6 +26941,7 @@
           </w:tcPr>
           <w:p>
             <w:pPr>
+              <w:keepNext w:val="false"/>
               <w:spacing w:after="40" w:before="0"/>
               <w:jc w:val="left"/>
             </w:pPr>
@@ -26430,6 +26976,7 @@
           </w:tcPr>
           <w:p>
             <w:pPr>
+              <w:keepNext w:val="false"/>
               <w:spacing w:after="40" w:before="0"/>
               <w:jc w:val="left"/>
             </w:pPr>
@@ -26462,6 +27009,7 @@
           </w:tcPr>
           <w:p>
             <w:pPr>
+              <w:keepNext w:val="false"/>
               <w:spacing w:after="40" w:before="0"/>
               <w:jc w:val="left"/>
             </w:pPr>
@@ -26494,6 +27042,7 @@
           </w:tcPr>
           <w:p>
             <w:pPr>
+              <w:keepNext w:val="false"/>
               <w:spacing w:after="40" w:before="0"/>
               <w:jc w:val="left"/>
             </w:pPr>

--- a/data/outputs/v2/Core_Mathematics/SS2.7_Surface_Area_and_Volume_of_Solids/Core_Mathematics_Surface_Area_and_Volume_of_Solids_CBE_LessonSequence.docx
+++ b/data/outputs/v2/Core_Mathematics/SS2.7_Surface_Area_and_Volume_of_Solids/Core_Mathematics_Surface_Area_and_Volume_of_Solids_CBE_LessonSequence.docx
@@ -2538,7 +2538,7 @@
         </w:rPr>
         <w:t xml:space="preserve">© 2026 SeaVuria and ARES. This work is licensed under a </w:t>
       </w:r>
-      <w:hyperlink w:history="1" r:id="rIditolna96tjjqc8tdgi20r">
+      <w:hyperlink w:history="1" r:id="rIdxdozbfe7vxmg-lmmjczgr">
         <w:r>
           <w:rPr>
             <w:rFonts w:ascii="Arial" w:cs="Arial" w:eastAsia="Arial" w:hAnsi="Arial"/>
@@ -2558,7 +2558,7 @@
         </w:rPr>
         <w:t xml:space="preserve"> (</w:t>
       </w:r>
-      <w:hyperlink w:history="1" r:id="rIdegsr4cowflfjzs5rjki-q">
+      <w:hyperlink w:history="1" r:id="rIdubewpa6ctsqcr5ygusxu5">
         <w:r>
           <w:rPr>
             <w:rFonts w:ascii="Arial" w:cs="Arial" w:eastAsia="Arial" w:hAnsi="Arial"/>
@@ -2578,7 +2578,7 @@
         </w:rPr>
         <w:t xml:space="preserve">). To view a copy of this license, visit </w:t>
       </w:r>
-      <w:hyperlink w:history="1" r:id="rId-ashqp1xoglhoni7semcp">
+      <w:hyperlink w:history="1" r:id="rId_ysdxsuufxgi_c0mwnyvq">
         <w:r>
           <w:rPr>
             <w:rFonts w:ascii="Arial" w:cs="Arial" w:eastAsia="Arial" w:hAnsi="Arial"/>
@@ -3617,7 +3617,7 @@
             <w:pPr>
               <w:spacing w:after="20" w:before="0"/>
             </w:pPr>
-            <w:hyperlink w:history="1" r:id="rIdexr9udxosx9o5q3jhhima">
+            <w:hyperlink w:history="1" r:id="rId1-nuc5xmelwsjrjzoglko">
               <w:r>
                 <w:rPr>
                   <w:rFonts w:ascii="Arial" w:cs="Arial" w:eastAsia="Arial" w:hAnsi="Arial"/>
@@ -3650,7 +3650,7 @@
               <w:spacing w:after="10" w:before="0"/>
               <w:ind w:left="120"/>
             </w:pPr>
-            <w:hyperlink w:history="1" r:id="rIdc0d-ujifv1pugterrtzbx">
+            <w:hyperlink w:history="1" r:id="rIdohhmo-d7qfphtyrkljppf">
               <w:r>
                 <w:rPr>
                   <w:rFonts w:ascii="Arial" w:cs="Arial" w:eastAsia="Arial" w:hAnsi="Arial"/>
@@ -3695,7 +3695,7 @@
             <w:pPr>
               <w:spacing w:after="20" w:before="0"/>
             </w:pPr>
-            <w:hyperlink w:history="1" r:id="rIdwtxb_ycuhuvqaws0j5na6">
+            <w:hyperlink w:history="1" r:id="rIdoujewhlayxcrqf-f_zbnz">
               <w:r>
                 <w:rPr>
                   <w:rFonts w:ascii="Arial" w:cs="Arial" w:eastAsia="Arial" w:hAnsi="Arial"/>
@@ -3728,7 +3728,7 @@
               <w:spacing w:after="10" w:before="0"/>
               <w:ind w:left="120"/>
             </w:pPr>
-            <w:hyperlink w:history="1" r:id="rIdxrxs8zgspd9-uinqbc3pr">
+            <w:hyperlink w:history="1" r:id="rIdveouwmce856aytokjqpan">
               <w:r>
                 <w:rPr>
                   <w:rFonts w:ascii="Arial" w:cs="Arial" w:eastAsia="Arial" w:hAnsi="Arial"/>
@@ -3928,7 +3928,7 @@
             <w:pPr>
               <w:spacing w:after="20" w:before="0"/>
             </w:pPr>
-            <w:hyperlink w:history="1" r:id="rIdexkq7owtyxtjj8op_9qeu">
+            <w:hyperlink w:history="1" r:id="rIdkzykdadwfd_yvdrddazee">
               <w:r>
                 <w:rPr>
                   <w:rFonts w:ascii="Arial" w:cs="Arial" w:eastAsia="Arial" w:hAnsi="Arial"/>
@@ -3961,7 +3961,7 @@
               <w:spacing w:after="10" w:before="0"/>
               <w:ind w:left="120"/>
             </w:pPr>
-            <w:hyperlink w:history="1" r:id="rIdt2wxxc2ewx90pipwyfusr">
+            <w:hyperlink w:history="1" r:id="rIdcvbnjrsvg7nfw3fulaoa-">
               <w:r>
                 <w:rPr>
                   <w:rFonts w:ascii="Arial" w:cs="Arial" w:eastAsia="Arial" w:hAnsi="Arial"/>
@@ -4006,7 +4006,7 @@
             <w:pPr>
               <w:spacing w:after="20" w:before="0"/>
             </w:pPr>
-            <w:hyperlink w:history="1" r:id="rIdb3gxh-9tr9edborjouhg5">
+            <w:hyperlink w:history="1" r:id="rIdkcllm6bstiapmb5kyyu0k">
               <w:r>
                 <w:rPr>
                   <w:rFonts w:ascii="Arial" w:cs="Arial" w:eastAsia="Arial" w:hAnsi="Arial"/>
@@ -4039,7 +4039,7 @@
               <w:spacing w:after="10" w:before="0"/>
               <w:ind w:left="120"/>
             </w:pPr>
-            <w:hyperlink w:history="1" r:id="rIdhvcrrlvvzn44jodpg7pgt">
+            <w:hyperlink w:history="1" r:id="rId1bfnnyj-z8j3-zexdqfgp">
               <w:r>
                 <w:rPr>
                   <w:rFonts w:ascii="Arial" w:cs="Arial" w:eastAsia="Arial" w:hAnsi="Arial"/>
@@ -4239,7 +4239,7 @@
             <w:pPr>
               <w:spacing w:after="20" w:before="0"/>
             </w:pPr>
-            <w:hyperlink w:history="1" r:id="rIdua97ejgctou1zvnoyjwwt">
+            <w:hyperlink w:history="1" r:id="rIdzfzgrx7tlquzqt42978dp">
               <w:r>
                 <w:rPr>
                   <w:rFonts w:ascii="Arial" w:cs="Arial" w:eastAsia="Arial" w:hAnsi="Arial"/>
@@ -4272,7 +4272,7 @@
               <w:spacing w:after="10" w:before="0"/>
               <w:ind w:left="120"/>
             </w:pPr>
-            <w:hyperlink w:history="1" r:id="rIdowpmkqnb4gh5y7rzyy9nk">
+            <w:hyperlink w:history="1" r:id="rIdzywbrlc28hwih5jjrp8nn">
               <w:r>
                 <w:rPr>
                   <w:rFonts w:ascii="Arial" w:cs="Arial" w:eastAsia="Arial" w:hAnsi="Arial"/>
@@ -4317,7 +4317,7 @@
             <w:pPr>
               <w:spacing w:after="20" w:before="0"/>
             </w:pPr>
-            <w:hyperlink w:history="1" r:id="rIdofjlxgfuhy-ysiyeg8wl3">
+            <w:hyperlink w:history="1" r:id="rIdoujwtu_hfc6y7drkh6e5v">
               <w:r>
                 <w:rPr>
                   <w:rFonts w:ascii="Arial" w:cs="Arial" w:eastAsia="Arial" w:hAnsi="Arial"/>
@@ -4350,7 +4350,7 @@
               <w:spacing w:after="10" w:before="0"/>
               <w:ind w:left="120"/>
             </w:pPr>
-            <w:hyperlink w:history="1" r:id="rIdnkbohr8f7jiqhklnxxbiy">
+            <w:hyperlink w:history="1" r:id="rIdifucqzn5lo9qsbzqc12yj">
               <w:r>
                 <w:rPr>
                   <w:rFonts w:ascii="Arial" w:cs="Arial" w:eastAsia="Arial" w:hAnsi="Arial"/>
@@ -4550,7 +4550,7 @@
             <w:pPr>
               <w:spacing w:after="20" w:before="0"/>
             </w:pPr>
-            <w:hyperlink w:history="1" r:id="rIddsiexvwz4fzacwb1nmmez">
+            <w:hyperlink w:history="1" r:id="rIdvq-pybi0yuwmhtlh9dux8">
               <w:r>
                 <w:rPr>
                   <w:rFonts w:ascii="Arial" w:cs="Arial" w:eastAsia="Arial" w:hAnsi="Arial"/>
@@ -4583,7 +4583,7 @@
               <w:spacing w:after="10" w:before="0"/>
               <w:ind w:left="120"/>
             </w:pPr>
-            <w:hyperlink w:history="1" r:id="rId0bwycy4jkf8yv_8yr9ijw">
+            <w:hyperlink w:history="1" r:id="rIdftuadp7opifuk11ghz6hf">
               <w:r>
                 <w:rPr>
                   <w:rFonts w:ascii="Arial" w:cs="Arial" w:eastAsia="Arial" w:hAnsi="Arial"/>
@@ -4628,7 +4628,7 @@
             <w:pPr>
               <w:spacing w:after="20" w:before="0"/>
             </w:pPr>
-            <w:hyperlink w:history="1" r:id="rIdgdfigi5qhs9lajcodwdhc">
+            <w:hyperlink w:history="1" r:id="rIdlb1lxofvxxlsayb6igitn">
               <w:r>
                 <w:rPr>
                   <w:rFonts w:ascii="Arial" w:cs="Arial" w:eastAsia="Arial" w:hAnsi="Arial"/>
@@ -4661,7 +4661,7 @@
               <w:spacing w:after="10" w:before="0"/>
               <w:ind w:left="120"/>
             </w:pPr>
-            <w:hyperlink w:history="1" r:id="rIdysyyplzpwysfjtpj0bvhx">
+            <w:hyperlink w:history="1" r:id="rIdzvz9lgtpb4wyudldhuljt">
               <w:r>
                 <w:rPr>
                   <w:rFonts w:ascii="Arial" w:cs="Arial" w:eastAsia="Arial" w:hAnsi="Arial"/>
@@ -4861,7 +4861,7 @@
             <w:pPr>
               <w:spacing w:after="20" w:before="0"/>
             </w:pPr>
-            <w:hyperlink w:history="1" r:id="rIdqwvpemtr3zufyy3s8o3xv">
+            <w:hyperlink w:history="1" r:id="rIdinwj9itsetbb01jai14iz">
               <w:r>
                 <w:rPr>
                   <w:rFonts w:ascii="Arial" w:cs="Arial" w:eastAsia="Arial" w:hAnsi="Arial"/>
@@ -4894,7 +4894,7 @@
               <w:spacing w:after="10" w:before="0"/>
               <w:ind w:left="120"/>
             </w:pPr>
-            <w:hyperlink w:history="1" r:id="rIdbgyfragyfle0y9bf1bcav">
+            <w:hyperlink w:history="1" r:id="rIdjcvlkdvak0kegiyhifbhx">
               <w:r>
                 <w:rPr>
                   <w:rFonts w:ascii="Arial" w:cs="Arial" w:eastAsia="Arial" w:hAnsi="Arial"/>
@@ -4939,7 +4939,7 @@
             <w:pPr>
               <w:spacing w:after="20" w:before="0"/>
             </w:pPr>
-            <w:hyperlink w:history="1" r:id="rId2r3h3pm5wtao0hfhxxd2z">
+            <w:hyperlink w:history="1" r:id="rIdrgkivxihpdbptvh9ytid9">
               <w:r>
                 <w:rPr>
                   <w:rFonts w:ascii="Arial" w:cs="Arial" w:eastAsia="Arial" w:hAnsi="Arial"/>
@@ -4972,7 +4972,7 @@
               <w:spacing w:after="10" w:before="0"/>
               <w:ind w:left="120"/>
             </w:pPr>
-            <w:hyperlink w:history="1" r:id="rIdi-ztrkfrepl7imaien8i0">
+            <w:hyperlink w:history="1" r:id="rIdiaoxni03uvqbhbu_ynn53">
               <w:r>
                 <w:rPr>
                   <w:rFonts w:ascii="Arial" w:cs="Arial" w:eastAsia="Arial" w:hAnsi="Arial"/>
@@ -5497,7 +5497,7 @@
         </w:rPr>
         <w:t xml:space="preserve">© 2026 SeaVuria and ARES. Aligned with KICD objectives. Developed by SeaVuria; technical implementation by ARES (with AI assistance from Claude). Licensed under </w:t>
       </w:r>
-      <w:hyperlink w:history="1" r:id="rIdfohjbfc48dkjhvcntgdok">
+      <w:hyperlink w:history="1" r:id="rIdzcflrwdbhobgh5l3c4cvv">
         <w:r>
           <w:rPr>
             <w:rFonts w:ascii="Arial" w:cs="Arial" w:eastAsia="Arial" w:hAnsi="Arial"/>
@@ -5518,7 +5518,7 @@
         </w:rPr>
         <w:t xml:space="preserve"> (</w:t>
       </w:r>
-      <w:hyperlink w:history="1" r:id="rIdrwarf-lgat4lytdz8zczy">
+      <w:hyperlink w:history="1" r:id="rIdjhsmjupxfioaowv_0ibux">
         <w:r>
           <w:rPr>
             <w:rFonts w:ascii="Arial" w:cs="Arial" w:eastAsia="Arial" w:hAnsi="Arial"/>
@@ -6558,7 +6558,7 @@
             <w:pPr>
               <w:spacing w:after="20" w:before="0"/>
             </w:pPr>
-            <w:hyperlink w:history="1" r:id="rIdsnuwtk4r0kxyk6ywgbnlm">
+            <w:hyperlink w:history="1" r:id="rIdc62xoixhahmeve_dp7jah">
               <w:r>
                 <w:rPr>
                   <w:rFonts w:ascii="Arial" w:cs="Arial" w:eastAsia="Arial" w:hAnsi="Arial"/>
@@ -6591,7 +6591,7 @@
               <w:spacing w:after="10" w:before="0"/>
               <w:ind w:left="120"/>
             </w:pPr>
-            <w:hyperlink w:history="1" r:id="rIdl9nsyra9j1aldairakaat">
+            <w:hyperlink w:history="1" r:id="rIdautzonm-k7r1ztkjbegin">
               <w:r>
                 <w:rPr>
                   <w:rFonts w:ascii="Arial" w:cs="Arial" w:eastAsia="Arial" w:hAnsi="Arial"/>
@@ -6636,7 +6636,7 @@
             <w:pPr>
               <w:spacing w:after="20" w:before="0"/>
             </w:pPr>
-            <w:hyperlink w:history="1" r:id="rIdau0zsgaqbeur2txw0q5ty">
+            <w:hyperlink w:history="1" r:id="rIdxhtyxixairbkyzwix4yq3">
               <w:r>
                 <w:rPr>
                   <w:rFonts w:ascii="Arial" w:cs="Arial" w:eastAsia="Arial" w:hAnsi="Arial"/>
@@ -6669,7 +6669,7 @@
               <w:spacing w:after="10" w:before="0"/>
               <w:ind w:left="120"/>
             </w:pPr>
-            <w:hyperlink w:history="1" r:id="rIdbni0-i_vzalj-vzlnqoei">
+            <w:hyperlink w:history="1" r:id="rIdlwietusd0umod7tyybyzr">
               <w:r>
                 <w:rPr>
                   <w:rFonts w:ascii="Arial" w:cs="Arial" w:eastAsia="Arial" w:hAnsi="Arial"/>
@@ -6869,7 +6869,7 @@
             <w:pPr>
               <w:spacing w:after="20" w:before="0"/>
             </w:pPr>
-            <w:hyperlink w:history="1" r:id="rIdhmu_-35avujhe5qoewogz">
+            <w:hyperlink w:history="1" r:id="rIdx23xxiihxohlt7loyyr1q">
               <w:r>
                 <w:rPr>
                   <w:rFonts w:ascii="Arial" w:cs="Arial" w:eastAsia="Arial" w:hAnsi="Arial"/>
@@ -6902,7 +6902,7 @@
               <w:spacing w:after="10" w:before="0"/>
               <w:ind w:left="120"/>
             </w:pPr>
-            <w:hyperlink w:history="1" r:id="rIdxkzykxc2tr-shklbr73em">
+            <w:hyperlink w:history="1" r:id="rIdm9roqlzyvcdj1dk4jm9il">
               <w:r>
                 <w:rPr>
                   <w:rFonts w:ascii="Arial" w:cs="Arial" w:eastAsia="Arial" w:hAnsi="Arial"/>
@@ -6947,7 +6947,7 @@
             <w:pPr>
               <w:spacing w:after="20" w:before="0"/>
             </w:pPr>
-            <w:hyperlink w:history="1" r:id="rIdr13t4vn64nq9bigqaitgy">
+            <w:hyperlink w:history="1" r:id="rIdjttoitpej6gstpc1lv7e6">
               <w:r>
                 <w:rPr>
                   <w:rFonts w:ascii="Arial" w:cs="Arial" w:eastAsia="Arial" w:hAnsi="Arial"/>
@@ -6980,7 +6980,7 @@
               <w:spacing w:after="10" w:before="0"/>
               <w:ind w:left="120"/>
             </w:pPr>
-            <w:hyperlink w:history="1" r:id="rIdw4jz-eqekcd7mvcxyujae">
+            <w:hyperlink w:history="1" r:id="rIdkujo5igxbieslmjwrefn2">
               <w:r>
                 <w:rPr>
                   <w:rFonts w:ascii="Arial" w:cs="Arial" w:eastAsia="Arial" w:hAnsi="Arial"/>
@@ -7180,7 +7180,7 @@
             <w:pPr>
               <w:spacing w:after="20" w:before="0"/>
             </w:pPr>
-            <w:hyperlink w:history="1" r:id="rIdv_o_fusdyesc0gjrs_tsq">
+            <w:hyperlink w:history="1" r:id="rIdtwzh1vsvvjd3ylq5vkzul">
               <w:r>
                 <w:rPr>
                   <w:rFonts w:ascii="Arial" w:cs="Arial" w:eastAsia="Arial" w:hAnsi="Arial"/>
@@ -7229,7 +7229,7 @@
               <w:spacing w:after="10" w:before="0"/>
               <w:ind w:left="120"/>
             </w:pPr>
-            <w:hyperlink w:history="1" r:id="rId4-1d9kiisyxihn7zwmwlu">
+            <w:hyperlink w:history="1" r:id="rIdwkiglfkqartu6jly52znm">
               <w:r>
                 <w:rPr>
                   <w:rFonts w:ascii="Arial" w:cs="Arial" w:eastAsia="Arial" w:hAnsi="Arial"/>
@@ -7274,7 +7274,7 @@
             <w:pPr>
               <w:spacing w:after="20" w:before="0"/>
             </w:pPr>
-            <w:hyperlink w:history="1" r:id="rIdjbhdxlmxscxi67us1vxik">
+            <w:hyperlink w:history="1" r:id="rIdhwbowdgveiyqbxmpcemcq">
               <w:r>
                 <w:rPr>
                   <w:rFonts w:ascii="Arial" w:cs="Arial" w:eastAsia="Arial" w:hAnsi="Arial"/>
@@ -7307,7 +7307,7 @@
               <w:spacing w:after="10" w:before="0"/>
               <w:ind w:left="120"/>
             </w:pPr>
-            <w:hyperlink w:history="1" r:id="rIdpqzix9bbrqm4uv2aiwlhm">
+            <w:hyperlink w:history="1" r:id="rId_-lre9dbxaznchxbuxza2">
               <w:r>
                 <w:rPr>
                   <w:rFonts w:ascii="Arial" w:cs="Arial" w:eastAsia="Arial" w:hAnsi="Arial"/>
@@ -7507,7 +7507,7 @@
             <w:pPr>
               <w:spacing w:after="20" w:before="0"/>
             </w:pPr>
-            <w:hyperlink w:history="1" r:id="rId1s91im2pgfyb2_e8qrjn8">
+            <w:hyperlink w:history="1" r:id="rIdjpx4wpwac2jxssi5kh9js">
               <w:r>
                 <w:rPr>
                   <w:rFonts w:ascii="Arial" w:cs="Arial" w:eastAsia="Arial" w:hAnsi="Arial"/>
@@ -7556,7 +7556,7 @@
               <w:spacing w:after="10" w:before="0"/>
               <w:ind w:left="120"/>
             </w:pPr>
-            <w:hyperlink w:history="1" r:id="rIdjlpae9dvlpxyyb0w90ydj">
+            <w:hyperlink w:history="1" r:id="rIdfdc-pzh2rwnddzjq0tv7y">
               <w:r>
                 <w:rPr>
                   <w:rFonts w:ascii="Arial" w:cs="Arial" w:eastAsia="Arial" w:hAnsi="Arial"/>
@@ -7601,7 +7601,7 @@
             <w:pPr>
               <w:spacing w:after="20" w:before="0"/>
             </w:pPr>
-            <w:hyperlink w:history="1" r:id="rIdwyjmlypf_a4mb_tjnmnrx">
+            <w:hyperlink w:history="1" r:id="rIdap0llrfncw2uq1o4btqtu">
               <w:r>
                 <w:rPr>
                   <w:rFonts w:ascii="Arial" w:cs="Arial" w:eastAsia="Arial" w:hAnsi="Arial"/>
@@ -7634,7 +7634,7 @@
               <w:spacing w:after="10" w:before="0"/>
               <w:ind w:left="120"/>
             </w:pPr>
-            <w:hyperlink w:history="1" r:id="rIdj3a33ogiuhz5swpla_h1x">
+            <w:hyperlink w:history="1" r:id="rIdfpzsgz2xodfrz6iy60ot8">
               <w:r>
                 <w:rPr>
                   <w:rFonts w:ascii="Arial" w:cs="Arial" w:eastAsia="Arial" w:hAnsi="Arial"/>
@@ -7834,7 +7834,7 @@
             <w:pPr>
               <w:spacing w:after="20" w:before="0"/>
             </w:pPr>
-            <w:hyperlink w:history="1" r:id="rIdgugf5prln3euszj6q__rb">
+            <w:hyperlink w:history="1" r:id="rIdjnscntb_m4spwhcajlyuu">
               <w:r>
                 <w:rPr>
                   <w:rFonts w:ascii="Arial" w:cs="Arial" w:eastAsia="Arial" w:hAnsi="Arial"/>
@@ -7883,7 +7883,7 @@
               <w:spacing w:after="10" w:before="0"/>
               <w:ind w:left="120"/>
             </w:pPr>
-            <w:hyperlink w:history="1" r:id="rIdgzkebvestqeojfwyugkam">
+            <w:hyperlink w:history="1" r:id="rIdnrxb5rvdwls_i3hce0zbv">
               <w:r>
                 <w:rPr>
                   <w:rFonts w:ascii="Arial" w:cs="Arial" w:eastAsia="Arial" w:hAnsi="Arial"/>
@@ -7928,7 +7928,7 @@
             <w:pPr>
               <w:spacing w:after="20" w:before="0"/>
             </w:pPr>
-            <w:hyperlink w:history="1" r:id="rIdp8oryfhp3ruw5t5nfgr8g">
+            <w:hyperlink w:history="1" r:id="rIduuvdleifpqmdg59e_aua3">
               <w:r>
                 <w:rPr>
                   <w:rFonts w:ascii="Arial" w:cs="Arial" w:eastAsia="Arial" w:hAnsi="Arial"/>
@@ -7961,7 +7961,7 @@
               <w:spacing w:after="10" w:before="0"/>
               <w:ind w:left="120"/>
             </w:pPr>
-            <w:hyperlink w:history="1" r:id="rIdes9ltwwfflb5lupt1nbcv">
+            <w:hyperlink w:history="1" r:id="rIdib75qcfstdje-ew4hxkrw">
               <w:r>
                 <w:rPr>
                   <w:rFonts w:ascii="Arial" w:cs="Arial" w:eastAsia="Arial" w:hAnsi="Arial"/>
@@ -8486,7 +8486,7 @@
         </w:rPr>
         <w:t xml:space="preserve">© 2026 SeaVuria and ARES. Aligned with KICD objectives. Developed by SeaVuria; technical implementation by ARES (with AI assistance from Claude). Licensed under </w:t>
       </w:r>
-      <w:hyperlink w:history="1" r:id="rIda2tigme9llfjpjtvn6xlc">
+      <w:hyperlink w:history="1" r:id="rId8oje-l5wivdbcxdnaqcsy">
         <w:r>
           <w:rPr>
             <w:rFonts w:ascii="Arial" w:cs="Arial" w:eastAsia="Arial" w:hAnsi="Arial"/>
@@ -8507,7 +8507,7 @@
         </w:rPr>
         <w:t xml:space="preserve"> (</w:t>
       </w:r>
-      <w:hyperlink w:history="1" r:id="rIdbaf8c83gkscjmzghyhkv7">
+      <w:hyperlink w:history="1" r:id="rIdhxwadg-awagalaoewrfxc">
         <w:r>
           <w:rPr>
             <w:rFonts w:ascii="Arial" w:cs="Arial" w:eastAsia="Arial" w:hAnsi="Arial"/>
@@ -9547,7 +9547,7 @@
             <w:pPr>
               <w:spacing w:after="20" w:before="0"/>
             </w:pPr>
-            <w:hyperlink w:history="1" r:id="rIdak5_rvlklfddnh5bknvrn">
+            <w:hyperlink w:history="1" r:id="rIdmd34xymq_ug66adazmk4q">
               <w:r>
                 <w:rPr>
                   <w:rFonts w:ascii="Arial" w:cs="Arial" w:eastAsia="Arial" w:hAnsi="Arial"/>
@@ -9596,7 +9596,7 @@
               <w:spacing w:after="10" w:before="0"/>
               <w:ind w:left="120"/>
             </w:pPr>
-            <w:hyperlink w:history="1" r:id="rId2es808pjjwkvdzydf6aap">
+            <w:hyperlink w:history="1" r:id="rIdpnolcxl3trs1mbnpf7-1g">
               <w:r>
                 <w:rPr>
                   <w:rFonts w:ascii="Arial" w:cs="Arial" w:eastAsia="Arial" w:hAnsi="Arial"/>
@@ -9641,7 +9641,7 @@
             <w:pPr>
               <w:spacing w:after="20" w:before="0"/>
             </w:pPr>
-            <w:hyperlink w:history="1" r:id="rIdy1oj20z8_x_xtvone4jsf">
+            <w:hyperlink w:history="1" r:id="rIdouvqqv5uh4mylc1htq9rx">
               <w:r>
                 <w:rPr>
                   <w:rFonts w:ascii="Arial" w:cs="Arial" w:eastAsia="Arial" w:hAnsi="Arial"/>
@@ -9674,7 +9674,7 @@
               <w:spacing w:after="10" w:before="0"/>
               <w:ind w:left="120"/>
             </w:pPr>
-            <w:hyperlink w:history="1" r:id="rIdqjurldxpix2velfjt8v9v">
+            <w:hyperlink w:history="1" r:id="rIdk9gqqvf4dmeeo_o1tm0j6">
               <w:r>
                 <w:rPr>
                   <w:rFonts w:ascii="Arial" w:cs="Arial" w:eastAsia="Arial" w:hAnsi="Arial"/>
@@ -9874,7 +9874,7 @@
             <w:pPr>
               <w:spacing w:after="20" w:before="0"/>
             </w:pPr>
-            <w:hyperlink w:history="1" r:id="rIdgnd1tpl_pvcsxuuzklbd2">
+            <w:hyperlink w:history="1" r:id="rIdpy3pd4areo72abn77va0q">
               <w:r>
                 <w:rPr>
                   <w:rFonts w:ascii="Arial" w:cs="Arial" w:eastAsia="Arial" w:hAnsi="Arial"/>
@@ -9923,7 +9923,7 @@
               <w:spacing w:after="10" w:before="0"/>
               <w:ind w:left="120"/>
             </w:pPr>
-            <w:hyperlink w:history="1" r:id="rIdeben2ngbqvafvgnk_3q87">
+            <w:hyperlink w:history="1" r:id="rId1yyynhbiobqn8fh0kukms">
               <w:r>
                 <w:rPr>
                   <w:rFonts w:ascii="Arial" w:cs="Arial" w:eastAsia="Arial" w:hAnsi="Arial"/>
@@ -9968,7 +9968,7 @@
             <w:pPr>
               <w:spacing w:after="20" w:before="0"/>
             </w:pPr>
-            <w:hyperlink w:history="1" r:id="rIdn8tlcq3lyjitlvb9halrc">
+            <w:hyperlink w:history="1" r:id="rIdpyi-2nqmunot1a5vn_yem">
               <w:r>
                 <w:rPr>
                   <w:rFonts w:ascii="Arial" w:cs="Arial" w:eastAsia="Arial" w:hAnsi="Arial"/>
@@ -10001,7 +10001,7 @@
               <w:spacing w:after="10" w:before="0"/>
               <w:ind w:left="120"/>
             </w:pPr>
-            <w:hyperlink w:history="1" r:id="rId5x2yzlearv6gve1nt8xi_">
+            <w:hyperlink w:history="1" r:id="rIdzyy-wealfpqp3dzawxxre">
               <w:r>
                 <w:rPr>
                   <w:rFonts w:ascii="Arial" w:cs="Arial" w:eastAsia="Arial" w:hAnsi="Arial"/>
@@ -10201,7 +10201,7 @@
             <w:pPr>
               <w:spacing w:after="20" w:before="0"/>
             </w:pPr>
-            <w:hyperlink w:history="1" r:id="rIdwy9wekbcf7owfwu7anvdx">
+            <w:hyperlink w:history="1" r:id="rIde4duahuuqad8mqurd8hgr">
               <w:r>
                 <w:rPr>
                   <w:rFonts w:ascii="Arial" w:cs="Arial" w:eastAsia="Arial" w:hAnsi="Arial"/>
@@ -10250,7 +10250,7 @@
               <w:spacing w:after="10" w:before="0"/>
               <w:ind w:left="120"/>
             </w:pPr>
-            <w:hyperlink w:history="1" r:id="rIdzd_nbtvznogynebxke6ev">
+            <w:hyperlink w:history="1" r:id="rIdnvr76elqz6omsy9q90_ty">
               <w:r>
                 <w:rPr>
                   <w:rFonts w:ascii="Arial" w:cs="Arial" w:eastAsia="Arial" w:hAnsi="Arial"/>
@@ -10295,7 +10295,7 @@
             <w:pPr>
               <w:spacing w:after="20" w:before="0"/>
             </w:pPr>
-            <w:hyperlink w:history="1" r:id="rIdwqtifuszc5e-djwtqhc9b">
+            <w:hyperlink w:history="1" r:id="rIdsmkwehj04nenzvqnl325t">
               <w:r>
                 <w:rPr>
                   <w:rFonts w:ascii="Arial" w:cs="Arial" w:eastAsia="Arial" w:hAnsi="Arial"/>
@@ -10344,7 +10344,7 @@
               <w:spacing w:after="10" w:before="0"/>
               <w:ind w:left="120"/>
             </w:pPr>
-            <w:hyperlink w:history="1" r:id="rIdmoi4jqul6ocufjmjmfmjq">
+            <w:hyperlink w:history="1" r:id="rIdaartkzynh0lb2uqw5yez1">
               <w:r>
                 <w:rPr>
                   <w:rFonts w:ascii="Arial" w:cs="Arial" w:eastAsia="Arial" w:hAnsi="Arial"/>
@@ -10544,7 +10544,7 @@
             <w:pPr>
               <w:spacing w:after="20" w:before="0"/>
             </w:pPr>
-            <w:hyperlink w:history="1" r:id="rId3s37n18vxidnlhmlkdpjq">
+            <w:hyperlink w:history="1" r:id="rId2czfjxo_rs58fy5z3ioyh">
               <w:r>
                 <w:rPr>
                   <w:rFonts w:ascii="Arial" w:cs="Arial" w:eastAsia="Arial" w:hAnsi="Arial"/>
@@ -10593,7 +10593,7 @@
               <w:spacing w:after="10" w:before="0"/>
               <w:ind w:left="120"/>
             </w:pPr>
-            <w:hyperlink w:history="1" r:id="rId7xlbdfyrxqzfkvcv3uajr">
+            <w:hyperlink w:history="1" r:id="rId9dscuzdykuob2rhjcaq00">
               <w:r>
                 <w:rPr>
                   <w:rFonts w:ascii="Arial" w:cs="Arial" w:eastAsia="Arial" w:hAnsi="Arial"/>
@@ -10638,7 +10638,7 @@
             <w:pPr>
               <w:spacing w:after="20" w:before="0"/>
             </w:pPr>
-            <w:hyperlink w:history="1" r:id="rId-jztiw5uiejm7cqofvljq">
+            <w:hyperlink w:history="1" r:id="rId1cobtvloywscmr8hzingp">
               <w:r>
                 <w:rPr>
                   <w:rFonts w:ascii="Arial" w:cs="Arial" w:eastAsia="Arial" w:hAnsi="Arial"/>
@@ -10687,7 +10687,7 @@
               <w:spacing w:after="10" w:before="0"/>
               <w:ind w:left="120"/>
             </w:pPr>
-            <w:hyperlink w:history="1" r:id="rIdewsejxy0adhzte8vuryxw">
+            <w:hyperlink w:history="1" r:id="rIdbn037cwg9e36ablq-gnoq">
               <w:r>
                 <w:rPr>
                   <w:rFonts w:ascii="Arial" w:cs="Arial" w:eastAsia="Arial" w:hAnsi="Arial"/>
@@ -10887,7 +10887,7 @@
             <w:pPr>
               <w:spacing w:after="20" w:before="0"/>
             </w:pPr>
-            <w:hyperlink w:history="1" r:id="rIduv0ap7br_is97yw4ug_hw">
+            <w:hyperlink w:history="1" r:id="rId5pe4sh_4wkybzkhwmympj">
               <w:r>
                 <w:rPr>
                   <w:rFonts w:ascii="Arial" w:cs="Arial" w:eastAsia="Arial" w:hAnsi="Arial"/>
@@ -10936,7 +10936,7 @@
               <w:spacing w:after="10" w:before="0"/>
               <w:ind w:left="120"/>
             </w:pPr>
-            <w:hyperlink w:history="1" r:id="rIdviagwxootyw_pw65kivfk">
+            <w:hyperlink w:history="1" r:id="rIdmmfqpnpt8aecjg_hwqyxd">
               <w:r>
                 <w:rPr>
                   <w:rFonts w:ascii="Arial" w:cs="Arial" w:eastAsia="Arial" w:hAnsi="Arial"/>
@@ -10981,7 +10981,7 @@
             <w:pPr>
               <w:spacing w:after="20" w:before="0"/>
             </w:pPr>
-            <w:hyperlink w:history="1" r:id="rIda5ujstxxke39jyifinhxh">
+            <w:hyperlink w:history="1" r:id="rIdg14pyj7hzyxpzxenz_khn">
               <w:r>
                 <w:rPr>
                   <w:rFonts w:ascii="Arial" w:cs="Arial" w:eastAsia="Arial" w:hAnsi="Arial"/>
@@ -11030,7 +11030,7 @@
               <w:spacing w:after="10" w:before="0"/>
               <w:ind w:left="120"/>
             </w:pPr>
-            <w:hyperlink w:history="1" r:id="rId8hv619hp9xwtme2jqsm5v">
+            <w:hyperlink w:history="1" r:id="rIdie9bmsn8tforyqwlxov1w">
               <w:r>
                 <w:rPr>
                   <w:rFonts w:ascii="Arial" w:cs="Arial" w:eastAsia="Arial" w:hAnsi="Arial"/>
@@ -11555,7 +11555,7 @@
         </w:rPr>
         <w:t xml:space="preserve">© 2026 SeaVuria and ARES. Aligned with KICD objectives. Developed by SeaVuria; technical implementation by ARES (with AI assistance from Claude). Licensed under </w:t>
       </w:r>
-      <w:hyperlink w:history="1" r:id="rIdo-8ptl3yqw16loarzx18v">
+      <w:hyperlink w:history="1" r:id="rId18slvhtblzlxu7sebl3hc">
         <w:r>
           <w:rPr>
             <w:rFonts w:ascii="Arial" w:cs="Arial" w:eastAsia="Arial" w:hAnsi="Arial"/>
@@ -11576,7 +11576,7 @@
         </w:rPr>
         <w:t xml:space="preserve"> (</w:t>
       </w:r>
-      <w:hyperlink w:history="1" r:id="rIdnkgb13prptycqs05civzp">
+      <w:hyperlink w:history="1" r:id="rId26gwlcxov5c5zt5d4od59">
         <w:r>
           <w:rPr>
             <w:rFonts w:ascii="Arial" w:cs="Arial" w:eastAsia="Arial" w:hAnsi="Arial"/>
@@ -12616,7 +12616,7 @@
             <w:pPr>
               <w:spacing w:after="20" w:before="0"/>
             </w:pPr>
-            <w:hyperlink w:history="1" r:id="rIdidmwxj4dejytyi_yfwy5c">
+            <w:hyperlink w:history="1" r:id="rIdmfce-g2fe7rzizknxukwj">
               <w:r>
                 <w:rPr>
                   <w:rFonts w:ascii="Arial" w:cs="Arial" w:eastAsia="Arial" w:hAnsi="Arial"/>
@@ -12649,7 +12649,7 @@
               <w:spacing w:after="10" w:before="0"/>
               <w:ind w:left="120"/>
             </w:pPr>
-            <w:hyperlink w:history="1" r:id="rIdfuweyg3x3hdm4jnmyiqfp">
+            <w:hyperlink w:history="1" r:id="rIdne2jeevwuwptvug0k4qlw">
               <w:r>
                 <w:rPr>
                   <w:rFonts w:ascii="Arial" w:cs="Arial" w:eastAsia="Arial" w:hAnsi="Arial"/>
@@ -12694,7 +12694,7 @@
             <w:pPr>
               <w:spacing w:after="20" w:before="0"/>
             </w:pPr>
-            <w:hyperlink w:history="1" r:id="rIdfhaopympuuqixiz33vjar">
+            <w:hyperlink w:history="1" r:id="rIdiilpujcc5an0cv72x1f50">
               <w:r>
                 <w:rPr>
                   <w:rFonts w:ascii="Arial" w:cs="Arial" w:eastAsia="Arial" w:hAnsi="Arial"/>
@@ -12727,7 +12727,7 @@
               <w:spacing w:after="10" w:before="0"/>
               <w:ind w:left="120"/>
             </w:pPr>
-            <w:hyperlink w:history="1" r:id="rId4fbl-eq4961hivkhygydn">
+            <w:hyperlink w:history="1" r:id="rIdiuvw9epqdxbonrlpx09lo">
               <w:r>
                 <w:rPr>
                   <w:rFonts w:ascii="Arial" w:cs="Arial" w:eastAsia="Arial" w:hAnsi="Arial"/>
@@ -12927,7 +12927,7 @@
             <w:pPr>
               <w:spacing w:after="20" w:before="0"/>
             </w:pPr>
-            <w:hyperlink w:history="1" r:id="rId4rrhf-xqqg3sv74jal6jv">
+            <w:hyperlink w:history="1" r:id="rIdmv1pdg5mekg18nmiktgqz">
               <w:r>
                 <w:rPr>
                   <w:rFonts w:ascii="Arial" w:cs="Arial" w:eastAsia="Arial" w:hAnsi="Arial"/>
@@ -12960,7 +12960,7 @@
               <w:spacing w:after="10" w:before="0"/>
               <w:ind w:left="120"/>
             </w:pPr>
-            <w:hyperlink w:history="1" r:id="rIda7g7-okqu4_0gu0sogabc">
+            <w:hyperlink w:history="1" r:id="rIdtsxb2fksm6qjpu5eoqp36">
               <w:r>
                 <w:rPr>
                   <w:rFonts w:ascii="Arial" w:cs="Arial" w:eastAsia="Arial" w:hAnsi="Arial"/>
@@ -13005,7 +13005,7 @@
             <w:pPr>
               <w:spacing w:after="20" w:before="0"/>
             </w:pPr>
-            <w:hyperlink w:history="1" r:id="rIdpm4si3gnd8e21ve_63pls">
+            <w:hyperlink w:history="1" r:id="rIdkpl7h7nvkupfglk7da6pn">
               <w:r>
                 <w:rPr>
                   <w:rFonts w:ascii="Arial" w:cs="Arial" w:eastAsia="Arial" w:hAnsi="Arial"/>
@@ -13038,7 +13038,7 @@
               <w:spacing w:after="10" w:before="0"/>
               <w:ind w:left="120"/>
             </w:pPr>
-            <w:hyperlink w:history="1" r:id="rId_f7s00ypcfuv5w0r76sid">
+            <w:hyperlink w:history="1" r:id="rId6i38wibrgsjd2uuhx0wbi">
               <w:r>
                 <w:rPr>
                   <w:rFonts w:ascii="Arial" w:cs="Arial" w:eastAsia="Arial" w:hAnsi="Arial"/>
@@ -13278,7 +13278,7 @@
             <w:pPr>
               <w:spacing w:after="20" w:before="0"/>
             </w:pPr>
-            <w:hyperlink w:history="1" r:id="rIdsv0qtfglbm1acbdvjomti">
+            <w:hyperlink w:history="1" r:id="rIdrrrmdpgzsm6ezn4rl_rg-">
               <w:r>
                 <w:rPr>
                   <w:rFonts w:ascii="Arial" w:cs="Arial" w:eastAsia="Arial" w:hAnsi="Arial"/>
@@ -13327,7 +13327,7 @@
               <w:spacing w:after="10" w:before="0"/>
               <w:ind w:left="120"/>
             </w:pPr>
-            <w:hyperlink w:history="1" r:id="rId3wkq6e8-xtgsybcz_-qq1">
+            <w:hyperlink w:history="1" r:id="rIdoz-bxfzl-0gad7alwrrys">
               <w:r>
                 <w:rPr>
                   <w:rFonts w:ascii="Arial" w:cs="Arial" w:eastAsia="Arial" w:hAnsi="Arial"/>
@@ -13372,7 +13372,7 @@
             <w:pPr>
               <w:spacing w:after="20" w:before="0"/>
             </w:pPr>
-            <w:hyperlink w:history="1" r:id="rIdvvfxt0ryrjnedsgw2vdin">
+            <w:hyperlink w:history="1" r:id="rId9backh2ox0sheutr9aqfk">
               <w:r>
                 <w:rPr>
                   <w:rFonts w:ascii="Arial" w:cs="Arial" w:eastAsia="Arial" w:hAnsi="Arial"/>
@@ -13405,7 +13405,7 @@
               <w:spacing w:after="10" w:before="0"/>
               <w:ind w:left="120"/>
             </w:pPr>
-            <w:hyperlink w:history="1" r:id="rId5mi8dhfwnkn3dndx00gme">
+            <w:hyperlink w:history="1" r:id="rIdgs8o1hjyniu_ofphjlool">
               <w:r>
                 <w:rPr>
                   <w:rFonts w:ascii="Arial" w:cs="Arial" w:eastAsia="Arial" w:hAnsi="Arial"/>
@@ -13605,7 +13605,7 @@
             <w:pPr>
               <w:spacing w:after="20" w:before="0"/>
             </w:pPr>
-            <w:hyperlink w:history="1" r:id="rIdlzr2gzydc3sdnsjsfk9th">
+            <w:hyperlink w:history="1" r:id="rIdwkksxq0vhe4njzkufg9fn">
               <w:r>
                 <w:rPr>
                   <w:rFonts w:ascii="Arial" w:cs="Arial" w:eastAsia="Arial" w:hAnsi="Arial"/>
@@ -13654,7 +13654,7 @@
               <w:spacing w:after="10" w:before="0"/>
               <w:ind w:left="120"/>
             </w:pPr>
-            <w:hyperlink w:history="1" r:id="rIdlnr40aey2dal2shgji3tb">
+            <w:hyperlink w:history="1" r:id="rIdvuff-4gvxgzd06sen1dhq">
               <w:r>
                 <w:rPr>
                   <w:rFonts w:ascii="Arial" w:cs="Arial" w:eastAsia="Arial" w:hAnsi="Arial"/>
@@ -13699,7 +13699,7 @@
             <w:pPr>
               <w:spacing w:after="20" w:before="0"/>
             </w:pPr>
-            <w:hyperlink w:history="1" r:id="rIdbp3oid-k5oatsvsu7sutn">
+            <w:hyperlink w:history="1" r:id="rIdt4-6ltp7mdkso7eyalpjr">
               <w:r>
                 <w:rPr>
                   <w:rFonts w:ascii="Arial" w:cs="Arial" w:eastAsia="Arial" w:hAnsi="Arial"/>
@@ -13732,7 +13732,7 @@
               <w:spacing w:after="10" w:before="0"/>
               <w:ind w:left="120"/>
             </w:pPr>
-            <w:hyperlink w:history="1" r:id="rId8whsgvq38o4_ayorbyagm">
+            <w:hyperlink w:history="1" r:id="rIdsvoiih_chu_32gkprih5o">
               <w:r>
                 <w:rPr>
                   <w:rFonts w:ascii="Arial" w:cs="Arial" w:eastAsia="Arial" w:hAnsi="Arial"/>
@@ -13932,7 +13932,7 @@
             <w:pPr>
               <w:spacing w:after="20" w:before="0"/>
             </w:pPr>
-            <w:hyperlink w:history="1" r:id="rIdggy1i18zko3z7ijh-st-c">
+            <w:hyperlink w:history="1" r:id="rIdora1im19swinypqztjg2h">
               <w:r>
                 <w:rPr>
                   <w:rFonts w:ascii="Arial" w:cs="Arial" w:eastAsia="Arial" w:hAnsi="Arial"/>
@@ -13965,7 +13965,7 @@
               <w:spacing w:after="10" w:before="0"/>
               <w:ind w:left="120"/>
             </w:pPr>
-            <w:hyperlink w:history="1" r:id="rIdq4lmve7ob_nryuizdvp84">
+            <w:hyperlink w:history="1" r:id="rIdsxz3knoemghsai6wh9yw6">
               <w:r>
                 <w:rPr>
                   <w:rFonts w:ascii="Arial" w:cs="Arial" w:eastAsia="Arial" w:hAnsi="Arial"/>
@@ -14010,7 +14010,7 @@
             <w:pPr>
               <w:spacing w:after="20" w:before="0"/>
             </w:pPr>
-            <w:hyperlink w:history="1" r:id="rIdwz12up7d3atmhdpug58ui">
+            <w:hyperlink w:history="1" r:id="rId8ohxds7m0b8tc6wwlyzfy">
               <w:r>
                 <w:rPr>
                   <w:rFonts w:ascii="Arial" w:cs="Arial" w:eastAsia="Arial" w:hAnsi="Arial"/>
@@ -14059,7 +14059,7 @@
               <w:spacing w:after="10" w:before="0"/>
               <w:ind w:left="120"/>
             </w:pPr>
-            <w:hyperlink w:history="1" r:id="rIdybjwyi7lgylnm1g4f-nvc">
+            <w:hyperlink w:history="1" r:id="rId8_xz_rz46y2m8_zzzvw7w">
               <w:r>
                 <w:rPr>
                   <w:rFonts w:ascii="Arial" w:cs="Arial" w:eastAsia="Arial" w:hAnsi="Arial"/>
@@ -14584,7 +14584,7 @@
         </w:rPr>
         <w:t xml:space="preserve">© 2026 SeaVuria and ARES. Aligned with KICD objectives. Developed by SeaVuria; technical implementation by ARES (with AI assistance from Claude). Licensed under </w:t>
       </w:r>
-      <w:hyperlink w:history="1" r:id="rIdmcfiwqswg88zru8pcd7ml">
+      <w:hyperlink w:history="1" r:id="rIdn4b175ravmmhzbowbosqt">
         <w:r>
           <w:rPr>
             <w:rFonts w:ascii="Arial" w:cs="Arial" w:eastAsia="Arial" w:hAnsi="Arial"/>
@@ -14605,7 +14605,7 @@
         </w:rPr>
         <w:t xml:space="preserve"> (</w:t>
       </w:r>
-      <w:hyperlink w:history="1" r:id="rIdt20fhu-eraarzllvqnltu">
+      <w:hyperlink w:history="1" r:id="rIdmagkuuljxmwjjti7jbdfm">
         <w:r>
           <w:rPr>
             <w:rFonts w:ascii="Arial" w:cs="Arial" w:eastAsia="Arial" w:hAnsi="Arial"/>
@@ -15645,7 +15645,7 @@
             <w:pPr>
               <w:spacing w:after="20" w:before="0"/>
             </w:pPr>
-            <w:hyperlink w:history="1" r:id="rIdj2zbcrv64jbsjyxptudth">
+            <w:hyperlink w:history="1" r:id="rIdw2ykqr5wtwsyb1rzuvte2">
               <w:r>
                 <w:rPr>
                   <w:rFonts w:ascii="Arial" w:cs="Arial" w:eastAsia="Arial" w:hAnsi="Arial"/>
@@ -15678,7 +15678,7 @@
               <w:spacing w:after="10" w:before="0"/>
               <w:ind w:left="120"/>
             </w:pPr>
-            <w:hyperlink w:history="1" r:id="rId_jhm_ajhmgsfy8b_aenvb">
+            <w:hyperlink w:history="1" r:id="rIdko74hafgf2scgoeh_nehu">
               <w:r>
                 <w:rPr>
                   <w:rFonts w:ascii="Arial" w:cs="Arial" w:eastAsia="Arial" w:hAnsi="Arial"/>
@@ -15723,7 +15723,7 @@
             <w:pPr>
               <w:spacing w:after="20" w:before="0"/>
             </w:pPr>
-            <w:hyperlink w:history="1" r:id="rId7tpr95exufacd1ti-yzx5">
+            <w:hyperlink w:history="1" r:id="rIdbpbgv3thpkkljqmifzlgs">
               <w:r>
                 <w:rPr>
                   <w:rFonts w:ascii="Arial" w:cs="Arial" w:eastAsia="Arial" w:hAnsi="Arial"/>
@@ -15756,7 +15756,7 @@
               <w:spacing w:after="10" w:before="0"/>
               <w:ind w:left="120"/>
             </w:pPr>
-            <w:hyperlink w:history="1" r:id="rIdgbzbh9w8j_-tvjrhb2yik">
+            <w:hyperlink w:history="1" r:id="rIdiivsx4bj2ixl36zvioty2">
               <w:r>
                 <w:rPr>
                   <w:rFonts w:ascii="Arial" w:cs="Arial" w:eastAsia="Arial" w:hAnsi="Arial"/>
@@ -15956,7 +15956,7 @@
             <w:pPr>
               <w:spacing w:after="20" w:before="0"/>
             </w:pPr>
-            <w:hyperlink w:history="1" r:id="rIdq74g_p5ljwoonp0wqoa6b">
+            <w:hyperlink w:history="1" r:id="rIddhk6fpw7trhfsoxzjnh49">
               <w:r>
                 <w:rPr>
                   <w:rFonts w:ascii="Arial" w:cs="Arial" w:eastAsia="Arial" w:hAnsi="Arial"/>
@@ -15989,7 +15989,7 @@
               <w:spacing w:after="10" w:before="0"/>
               <w:ind w:left="120"/>
             </w:pPr>
-            <w:hyperlink w:history="1" r:id="rIdkaznlnomwmhowq1ah0ir_">
+            <w:hyperlink w:history="1" r:id="rIdpckadc4qz3ri1fwgsz13s">
               <w:r>
                 <w:rPr>
                   <w:rFonts w:ascii="Arial" w:cs="Arial" w:eastAsia="Arial" w:hAnsi="Arial"/>
@@ -16034,7 +16034,7 @@
             <w:pPr>
               <w:spacing w:after="20" w:before="0"/>
             </w:pPr>
-            <w:hyperlink w:history="1" r:id="rId3t-xh-yswerfbbrefanwa">
+            <w:hyperlink w:history="1" r:id="rIda7xkd66lttti-wfxbscho">
               <w:r>
                 <w:rPr>
                   <w:rFonts w:ascii="Arial" w:cs="Arial" w:eastAsia="Arial" w:hAnsi="Arial"/>
@@ -16067,7 +16067,7 @@
               <w:spacing w:after="10" w:before="0"/>
               <w:ind w:left="120"/>
             </w:pPr>
-            <w:hyperlink w:history="1" r:id="rId3taeeb_jjrkuno8w0mebg">
+            <w:hyperlink w:history="1" r:id="rIdxyiqj2jgdznobufzx5igm">
               <w:r>
                 <w:rPr>
                   <w:rFonts w:ascii="Arial" w:cs="Arial" w:eastAsia="Arial" w:hAnsi="Arial"/>
@@ -16267,7 +16267,7 @@
             <w:pPr>
               <w:spacing w:after="20" w:before="0"/>
             </w:pPr>
-            <w:hyperlink w:history="1" r:id="rIdvpeqhuqpdinb9sc0j6ikr">
+            <w:hyperlink w:history="1" r:id="rIds98mvlzjqv49lktv1gxzl">
               <w:r>
                 <w:rPr>
                   <w:rFonts w:ascii="Arial" w:cs="Arial" w:eastAsia="Arial" w:hAnsi="Arial"/>
@@ -16300,7 +16300,7 @@
               <w:spacing w:after="10" w:before="0"/>
               <w:ind w:left="120"/>
             </w:pPr>
-            <w:hyperlink w:history="1" r:id="rIdvgomafyg6fon-ubfvewip">
+            <w:hyperlink w:history="1" r:id="rIdlk9mcctsfpzgqmact_ich">
               <w:r>
                 <w:rPr>
                   <w:rFonts w:ascii="Arial" w:cs="Arial" w:eastAsia="Arial" w:hAnsi="Arial"/>
@@ -16345,7 +16345,7 @@
             <w:pPr>
               <w:spacing w:after="20" w:before="0"/>
             </w:pPr>
-            <w:hyperlink w:history="1" r:id="rIdxs5tzd8qgom1clxtgpafp">
+            <w:hyperlink w:history="1" r:id="rIdclb378j6gfukpp9k7fle7">
               <w:r>
                 <w:rPr>
                   <w:rFonts w:ascii="Arial" w:cs="Arial" w:eastAsia="Arial" w:hAnsi="Arial"/>
@@ -16378,7 +16378,7 @@
               <w:spacing w:after="10" w:before="0"/>
               <w:ind w:left="120"/>
             </w:pPr>
-            <w:hyperlink w:history="1" r:id="rIdmi4xolfbvna53zz6ghgv3">
+            <w:hyperlink w:history="1" r:id="rIdfj52vpv6uk6wxnpl2hgyu">
               <w:r>
                 <w:rPr>
                   <w:rFonts w:ascii="Arial" w:cs="Arial" w:eastAsia="Arial" w:hAnsi="Arial"/>
@@ -16578,7 +16578,7 @@
             <w:pPr>
               <w:spacing w:after="20" w:before="0"/>
             </w:pPr>
-            <w:hyperlink w:history="1" r:id="rIdknxkhjai0xmrg3dtp5-03">
+            <w:hyperlink w:history="1" r:id="rIdg9m088dddwp5wnyqlaaor">
               <w:r>
                 <w:rPr>
                   <w:rFonts w:ascii="Arial" w:cs="Arial" w:eastAsia="Arial" w:hAnsi="Arial"/>
@@ -16611,7 +16611,7 @@
               <w:spacing w:after="10" w:before="0"/>
               <w:ind w:left="120"/>
             </w:pPr>
-            <w:hyperlink w:history="1" r:id="rId4yjmwh2mpiwx4tsq8ymge">
+            <w:hyperlink w:history="1" r:id="rIdqy7dvgxg87v45qvhpegsl">
               <w:r>
                 <w:rPr>
                   <w:rFonts w:ascii="Arial" w:cs="Arial" w:eastAsia="Arial" w:hAnsi="Arial"/>
@@ -16656,7 +16656,7 @@
             <w:pPr>
               <w:spacing w:after="20" w:before="0"/>
             </w:pPr>
-            <w:hyperlink w:history="1" r:id="rIdsxzdn1m2few5yyj0ehlye">
+            <w:hyperlink w:history="1" r:id="rIdsvhnfc1o7czgjhhwwc4mi">
               <w:r>
                 <w:rPr>
                   <w:rFonts w:ascii="Arial" w:cs="Arial" w:eastAsia="Arial" w:hAnsi="Arial"/>
@@ -16689,7 +16689,7 @@
               <w:spacing w:after="10" w:before="0"/>
               <w:ind w:left="120"/>
             </w:pPr>
-            <w:hyperlink w:history="1" r:id="rIdgb6ialdjupfpthaug6-kn">
+            <w:hyperlink w:history="1" r:id="rIdcmf1nja-jvczi58_ol_yc">
               <w:r>
                 <w:rPr>
                   <w:rFonts w:ascii="Arial" w:cs="Arial" w:eastAsia="Arial" w:hAnsi="Arial"/>
@@ -16889,7 +16889,7 @@
             <w:pPr>
               <w:spacing w:after="20" w:before="0"/>
             </w:pPr>
-            <w:hyperlink w:history="1" r:id="rIdvupxoybl2vipees6gou-f">
+            <w:hyperlink w:history="1" r:id="rIdhngaykrz_-9ldlzb69z8k">
               <w:r>
                 <w:rPr>
                   <w:rFonts w:ascii="Arial" w:cs="Arial" w:eastAsia="Arial" w:hAnsi="Arial"/>
@@ -16922,7 +16922,7 @@
               <w:spacing w:after="10" w:before="0"/>
               <w:ind w:left="120"/>
             </w:pPr>
-            <w:hyperlink w:history="1" r:id="rIdh03kdtaohw_yj4hfnbq5h">
+            <w:hyperlink w:history="1" r:id="rIdiy-5tk5068t0i66xwf3vh">
               <w:r>
                 <w:rPr>
                   <w:rFonts w:ascii="Arial" w:cs="Arial" w:eastAsia="Arial" w:hAnsi="Arial"/>
@@ -16967,7 +16967,7 @@
             <w:pPr>
               <w:spacing w:after="20" w:before="0"/>
             </w:pPr>
-            <w:hyperlink w:history="1" r:id="rId4ay_4adkseasmhyjzs5iy">
+            <w:hyperlink w:history="1" r:id="rIdllhtzg7llacwvxztlix-x">
               <w:r>
                 <w:rPr>
                   <w:rFonts w:ascii="Arial" w:cs="Arial" w:eastAsia="Arial" w:hAnsi="Arial"/>
@@ -17000,7 +17000,7 @@
               <w:spacing w:after="10" w:before="0"/>
               <w:ind w:left="120"/>
             </w:pPr>
-            <w:hyperlink w:history="1" r:id="rIdu6x-gf2ttgpvzs684csst">
+            <w:hyperlink w:history="1" r:id="rIdic1pfeixhvgjz-7isohsd">
               <w:r>
                 <w:rPr>
                   <w:rFonts w:ascii="Arial" w:cs="Arial" w:eastAsia="Arial" w:hAnsi="Arial"/>
@@ -17525,7 +17525,7 @@
         </w:rPr>
         <w:t xml:space="preserve">© 2026 SeaVuria and ARES. Aligned with KICD objectives. Developed by SeaVuria; technical implementation by ARES (with AI assistance from Claude). Licensed under </w:t>
       </w:r>
-      <w:hyperlink w:history="1" r:id="rIdf3mui6g4lesulihjve-ds">
+      <w:hyperlink w:history="1" r:id="rIds4bbucskrxw5y9n7pn1fc">
         <w:r>
           <w:rPr>
             <w:rFonts w:ascii="Arial" w:cs="Arial" w:eastAsia="Arial" w:hAnsi="Arial"/>
@@ -17546,7 +17546,7 @@
         </w:rPr>
         <w:t xml:space="preserve"> (</w:t>
       </w:r>
-      <w:hyperlink w:history="1" r:id="rIdvqxgpoc87dn1-qqg4eadt">
+      <w:hyperlink w:history="1" r:id="rIdo5oam0yhwnmrc2o6ycvcm">
         <w:r>
           <w:rPr>
             <w:rFonts w:ascii="Arial" w:cs="Arial" w:eastAsia="Arial" w:hAnsi="Arial"/>
@@ -18586,7 +18586,7 @@
             <w:pPr>
               <w:spacing w:after="20" w:before="0"/>
             </w:pPr>
-            <w:hyperlink w:history="1" r:id="rIdwjfxfxtonhhfcpqiezojx">
+            <w:hyperlink w:history="1" r:id="rIddytea9rneu2rdjtmwsq4_">
               <w:r>
                 <w:rPr>
                   <w:rFonts w:ascii="Arial" w:cs="Arial" w:eastAsia="Arial" w:hAnsi="Arial"/>
@@ -18619,7 +18619,7 @@
               <w:spacing w:after="10" w:before="0"/>
               <w:ind w:left="120"/>
             </w:pPr>
-            <w:hyperlink w:history="1" r:id="rId3ihthsuzaqbniwnf99-65">
+            <w:hyperlink w:history="1" r:id="rIdocxoknqqmnlks41f5fxab">
               <w:r>
                 <w:rPr>
                   <w:rFonts w:ascii="Arial" w:cs="Arial" w:eastAsia="Arial" w:hAnsi="Arial"/>
@@ -18664,7 +18664,7 @@
             <w:pPr>
               <w:spacing w:after="20" w:before="0"/>
             </w:pPr>
-            <w:hyperlink w:history="1" r:id="rId7j9gqwfteyundhtrockzz">
+            <w:hyperlink w:history="1" r:id="rIdqcienmobdxgax_pj96f4w">
               <w:r>
                 <w:rPr>
                   <w:rFonts w:ascii="Arial" w:cs="Arial" w:eastAsia="Arial" w:hAnsi="Arial"/>
@@ -18697,7 +18697,7 @@
               <w:spacing w:after="10" w:before="0"/>
               <w:ind w:left="120"/>
             </w:pPr>
-            <w:hyperlink w:history="1" r:id="rIdd1mwa-ed91ysjdbwjtgnn">
+            <w:hyperlink w:history="1" r:id="rIdfw7qum2ei2xhhazwls2jl">
               <w:r>
                 <w:rPr>
                   <w:rFonts w:ascii="Arial" w:cs="Arial" w:eastAsia="Arial" w:hAnsi="Arial"/>
@@ -18897,7 +18897,7 @@
             <w:pPr>
               <w:spacing w:after="20" w:before="0"/>
             </w:pPr>
-            <w:hyperlink w:history="1" r:id="rId3mslm3v4fmd9cpok54a4t">
+            <w:hyperlink w:history="1" r:id="rIdueo0hth6yoravz4zgbogp">
               <w:r>
                 <w:rPr>
                   <w:rFonts w:ascii="Arial" w:cs="Arial" w:eastAsia="Arial" w:hAnsi="Arial"/>
@@ -18930,7 +18930,7 @@
               <w:spacing w:after="10" w:before="0"/>
               <w:ind w:left="120"/>
             </w:pPr>
-            <w:hyperlink w:history="1" r:id="rId0zkci1-adxdidqucyxlym">
+            <w:hyperlink w:history="1" r:id="rIdzrzs_vj08j9msxgf19yai">
               <w:r>
                 <w:rPr>
                   <w:rFonts w:ascii="Arial" w:cs="Arial" w:eastAsia="Arial" w:hAnsi="Arial"/>
@@ -18975,7 +18975,7 @@
             <w:pPr>
               <w:spacing w:after="20" w:before="0"/>
             </w:pPr>
-            <w:hyperlink w:history="1" r:id="rIdqy29cjytqcb-kujqldc1r">
+            <w:hyperlink w:history="1" r:id="rIdojlogwz6glqzhqwmsbahm">
               <w:r>
                 <w:rPr>
                   <w:rFonts w:ascii="Arial" w:cs="Arial" w:eastAsia="Arial" w:hAnsi="Arial"/>
@@ -19008,7 +19008,7 @@
               <w:spacing w:after="10" w:before="0"/>
               <w:ind w:left="120"/>
             </w:pPr>
-            <w:hyperlink w:history="1" r:id="rId5yidpjlcfvupu7uqfozhd">
+            <w:hyperlink w:history="1" r:id="rId_cvfpelccvvsxdxn_lg8f">
               <w:r>
                 <w:rPr>
                   <w:rFonts w:ascii="Arial" w:cs="Arial" w:eastAsia="Arial" w:hAnsi="Arial"/>
@@ -19208,7 +19208,7 @@
             <w:pPr>
               <w:spacing w:after="20" w:before="0"/>
             </w:pPr>
-            <w:hyperlink w:history="1" r:id="rIdbqm55ldwk4ssavgoeynga">
+            <w:hyperlink w:history="1" r:id="rIdk6pjxfbsj7cgiayt0npwq">
               <w:r>
                 <w:rPr>
                   <w:rFonts w:ascii="Arial" w:cs="Arial" w:eastAsia="Arial" w:hAnsi="Arial"/>
@@ -19241,7 +19241,7 @@
               <w:spacing w:after="10" w:before="0"/>
               <w:ind w:left="120"/>
             </w:pPr>
-            <w:hyperlink w:history="1" r:id="rIdqymwcwz2n8otzdo7np7ek">
+            <w:hyperlink w:history="1" r:id="rIdfu1g6ujxqgviockvvr2gx">
               <w:r>
                 <w:rPr>
                   <w:rFonts w:ascii="Arial" w:cs="Arial" w:eastAsia="Arial" w:hAnsi="Arial"/>
@@ -19286,7 +19286,7 @@
             <w:pPr>
               <w:spacing w:after="20" w:before="0"/>
             </w:pPr>
-            <w:hyperlink w:history="1" r:id="rIdokwrh2x-yo04p2c9tsf-m">
+            <w:hyperlink w:history="1" r:id="rIdyugyiru99unrpw4qr2odb">
               <w:r>
                 <w:rPr>
                   <w:rFonts w:ascii="Arial" w:cs="Arial" w:eastAsia="Arial" w:hAnsi="Arial"/>
@@ -19335,7 +19335,7 @@
               <w:spacing w:after="10" w:before="0"/>
               <w:ind w:left="120"/>
             </w:pPr>
-            <w:hyperlink w:history="1" r:id="rIdmptmtfqeuiyyzbxn-3n4l">
+            <w:hyperlink w:history="1" r:id="rIdlbnd5tjlrktsbv0aqnwez">
               <w:r>
                 <w:rPr>
                   <w:rFonts w:ascii="Arial" w:cs="Arial" w:eastAsia="Arial" w:hAnsi="Arial"/>
@@ -19535,7 +19535,7 @@
             <w:pPr>
               <w:spacing w:after="20" w:before="0"/>
             </w:pPr>
-            <w:hyperlink w:history="1" r:id="rIdq51xcvyes69_s3ediwbsg">
+            <w:hyperlink w:history="1" r:id="rIdrgcfs8ang1qlh-dlwmo1s">
               <w:r>
                 <w:rPr>
                   <w:rFonts w:ascii="Arial" w:cs="Arial" w:eastAsia="Arial" w:hAnsi="Arial"/>
@@ -19568,7 +19568,7 @@
               <w:spacing w:after="10" w:before="0"/>
               <w:ind w:left="120"/>
             </w:pPr>
-            <w:hyperlink w:history="1" r:id="rIdpyps4x_hnjzclklllx9bf">
+            <w:hyperlink w:history="1" r:id="rIdjlsnrswq7sjbfhbkfef_x">
               <w:r>
                 <w:rPr>
                   <w:rFonts w:ascii="Arial" w:cs="Arial" w:eastAsia="Arial" w:hAnsi="Arial"/>
@@ -19613,7 +19613,7 @@
             <w:pPr>
               <w:spacing w:after="20" w:before="0"/>
             </w:pPr>
-            <w:hyperlink w:history="1" r:id="rIdpfz5ndxfhcmn3jie7xl98">
+            <w:hyperlink w:history="1" r:id="rIdwl7j152mq5cexf3qupdub">
               <w:r>
                 <w:rPr>
                   <w:rFonts w:ascii="Arial" w:cs="Arial" w:eastAsia="Arial" w:hAnsi="Arial"/>
@@ -19662,7 +19662,7 @@
               <w:spacing w:after="10" w:before="0"/>
               <w:ind w:left="120"/>
             </w:pPr>
-            <w:hyperlink w:history="1" r:id="rIdjapwaqsngc2pptzf-v00k">
+            <w:hyperlink w:history="1" r:id="rIdhjd9tc4rhli95bnjyokt9">
               <w:r>
                 <w:rPr>
                   <w:rFonts w:ascii="Arial" w:cs="Arial" w:eastAsia="Arial" w:hAnsi="Arial"/>
@@ -19862,7 +19862,7 @@
             <w:pPr>
               <w:spacing w:after="20" w:before="0"/>
             </w:pPr>
-            <w:hyperlink w:history="1" r:id="rIdvphwfatfg_gx8ewetppjb">
+            <w:hyperlink w:history="1" r:id="rIdewc8rzvgskxdttifkbanr">
               <w:r>
                 <w:rPr>
                   <w:rFonts w:ascii="Arial" w:cs="Arial" w:eastAsia="Arial" w:hAnsi="Arial"/>
@@ -19895,7 +19895,7 @@
               <w:spacing w:after="10" w:before="0"/>
               <w:ind w:left="120"/>
             </w:pPr>
-            <w:hyperlink w:history="1" r:id="rIdj15ea3j9pr6p9ife-a8rn">
+            <w:hyperlink w:history="1" r:id="rIdmjxlyoly8fklrth_i2e49">
               <w:r>
                 <w:rPr>
                   <w:rFonts w:ascii="Arial" w:cs="Arial" w:eastAsia="Arial" w:hAnsi="Arial"/>
@@ -19940,7 +19940,7 @@
             <w:pPr>
               <w:spacing w:after="20" w:before="0"/>
             </w:pPr>
-            <w:hyperlink w:history="1" r:id="rIdvw6hmz1vaofwzxwrlkzpa">
+            <w:hyperlink w:history="1" r:id="rId402glusefst9nrl5gwty6">
               <w:r>
                 <w:rPr>
                   <w:rFonts w:ascii="Arial" w:cs="Arial" w:eastAsia="Arial" w:hAnsi="Arial"/>
@@ -19989,7 +19989,7 @@
               <w:spacing w:after="10" w:before="0"/>
               <w:ind w:left="120"/>
             </w:pPr>
-            <w:hyperlink w:history="1" r:id="rIdxjgmwibhoix55uxi71lvw">
+            <w:hyperlink w:history="1" r:id="rId82sonqphxvyx2rpvhxvpj">
               <w:r>
                 <w:rPr>
                   <w:rFonts w:ascii="Arial" w:cs="Arial" w:eastAsia="Arial" w:hAnsi="Arial"/>
@@ -20514,7 +20514,7 @@
         </w:rPr>
         <w:t xml:space="preserve">© 2026 SeaVuria and ARES. Aligned with KICD objectives. Developed by SeaVuria; technical implementation by ARES (with AI assistance from Claude). Licensed under </w:t>
       </w:r>
-      <w:hyperlink w:history="1" r:id="rIduvmzymy2bxoxtxzrdacxs">
+      <w:hyperlink w:history="1" r:id="rId50lsupt7rnvkeyyszirlk">
         <w:r>
           <w:rPr>
             <w:rFonts w:ascii="Arial" w:cs="Arial" w:eastAsia="Arial" w:hAnsi="Arial"/>
@@ -20535,7 +20535,7 @@
         </w:rPr>
         <w:t xml:space="preserve"> (</w:t>
       </w:r>
-      <w:hyperlink w:history="1" r:id="rIdifzzl11jzncl55yklbzif">
+      <w:hyperlink w:history="1" r:id="rIdopdqn-_32pltvjbn-5jy3">
         <w:r>
           <w:rPr>
             <w:rFonts w:ascii="Arial" w:cs="Arial" w:eastAsia="Arial" w:hAnsi="Arial"/>
@@ -21575,7 +21575,7 @@
             <w:pPr>
               <w:spacing w:after="20" w:before="0"/>
             </w:pPr>
-            <w:hyperlink w:history="1" r:id="rIdvpzzbbp3lphrcehyryrxp">
+            <w:hyperlink w:history="1" r:id="rId9p5iizcuwcmywgxtmemph">
               <w:r>
                 <w:rPr>
                   <w:rFonts w:ascii="Arial" w:cs="Arial" w:eastAsia="Arial" w:hAnsi="Arial"/>
@@ -21608,7 +21608,7 @@
               <w:spacing w:after="10" w:before="0"/>
               <w:ind w:left="120"/>
             </w:pPr>
-            <w:hyperlink w:history="1" r:id="rIdmtvtqif4diu_vf9o11kzn">
+            <w:hyperlink w:history="1" r:id="rIdaxtr_kbmiem9xu2sqoydr">
               <w:r>
                 <w:rPr>
                   <w:rFonts w:ascii="Arial" w:cs="Arial" w:eastAsia="Arial" w:hAnsi="Arial"/>
@@ -21653,7 +21653,7 @@
             <w:pPr>
               <w:spacing w:after="20" w:before="0"/>
             </w:pPr>
-            <w:hyperlink w:history="1" r:id="rIdb77fj0ig03eclzds9dikc">
+            <w:hyperlink w:history="1" r:id="rIdhvcbtsupekqw3zkvczoui">
               <w:r>
                 <w:rPr>
                   <w:rFonts w:ascii="Arial" w:cs="Arial" w:eastAsia="Arial" w:hAnsi="Arial"/>
@@ -21686,7 +21686,7 @@
               <w:spacing w:after="10" w:before="0"/>
               <w:ind w:left="120"/>
             </w:pPr>
-            <w:hyperlink w:history="1" r:id="rIdwkvkv9xmins-ivp8fg2rb">
+            <w:hyperlink w:history="1" r:id="rIdnbigfb0y3_plmhb__fbmx">
               <w:r>
                 <w:rPr>
                   <w:rFonts w:ascii="Arial" w:cs="Arial" w:eastAsia="Arial" w:hAnsi="Arial"/>
@@ -21886,7 +21886,7 @@
             <w:pPr>
               <w:spacing w:after="20" w:before="0"/>
             </w:pPr>
-            <w:hyperlink w:history="1" r:id="rIdzdhfm8bhz29ofozidmtch">
+            <w:hyperlink w:history="1" r:id="rIdyfcb-wjzrtipflmd_lgyp">
               <w:r>
                 <w:rPr>
                   <w:rFonts w:ascii="Arial" w:cs="Arial" w:eastAsia="Arial" w:hAnsi="Arial"/>
@@ -21919,7 +21919,7 @@
               <w:spacing w:after="10" w:before="0"/>
               <w:ind w:left="120"/>
             </w:pPr>
-            <w:hyperlink w:history="1" r:id="rIdvirbqgpep8ocl6uljobkm">
+            <w:hyperlink w:history="1" r:id="rIdt5hewyc5mt3cqerwpafzs">
               <w:r>
                 <w:rPr>
                   <w:rFonts w:ascii="Arial" w:cs="Arial" w:eastAsia="Arial" w:hAnsi="Arial"/>
@@ -21964,7 +21964,7 @@
             <w:pPr>
               <w:spacing w:after="20" w:before="0"/>
             </w:pPr>
-            <w:hyperlink w:history="1" r:id="rIdtis7fvdtfbmsfct4yyty3">
+            <w:hyperlink w:history="1" r:id="rIdwpbcvqdwlq2is8fbatxur">
               <w:r>
                 <w:rPr>
                   <w:rFonts w:ascii="Arial" w:cs="Arial" w:eastAsia="Arial" w:hAnsi="Arial"/>
@@ -21997,7 +21997,7 @@
               <w:spacing w:after="10" w:before="0"/>
               <w:ind w:left="120"/>
             </w:pPr>
-            <w:hyperlink w:history="1" r:id="rId1jwvps9jzrl_yxrbxbmjc">
+            <w:hyperlink w:history="1" r:id="rId84gvb4ldwqlkeit9ileo5">
               <w:r>
                 <w:rPr>
                   <w:rFonts w:ascii="Arial" w:cs="Arial" w:eastAsia="Arial" w:hAnsi="Arial"/>
@@ -22197,7 +22197,7 @@
             <w:pPr>
               <w:spacing w:after="20" w:before="0"/>
             </w:pPr>
-            <w:hyperlink w:history="1" r:id="rId9xf8vxe4zmwstumwvzlo5">
+            <w:hyperlink w:history="1" r:id="rIdv4b7gzgblzreswkqejkec">
               <w:r>
                 <w:rPr>
                   <w:rFonts w:ascii="Arial" w:cs="Arial" w:eastAsia="Arial" w:hAnsi="Arial"/>
@@ -22246,7 +22246,7 @@
               <w:spacing w:after="10" w:before="0"/>
               <w:ind w:left="120"/>
             </w:pPr>
-            <w:hyperlink w:history="1" r:id="rIdcn0cbsa6gct9zujy2yxf7">
+            <w:hyperlink w:history="1" r:id="rIdfp0_xb4irmlolxspuvssy">
               <w:r>
                 <w:rPr>
                   <w:rFonts w:ascii="Arial" w:cs="Arial" w:eastAsia="Arial" w:hAnsi="Arial"/>
@@ -22291,7 +22291,7 @@
             <w:pPr>
               <w:spacing w:after="20" w:before="0"/>
             </w:pPr>
-            <w:hyperlink w:history="1" r:id="rIdypzbylrgmgz1lxywy70kl">
+            <w:hyperlink w:history="1" r:id="rIdujhu32s3qwcxx7f8oa8wo">
               <w:r>
                 <w:rPr>
                   <w:rFonts w:ascii="Arial" w:cs="Arial" w:eastAsia="Arial" w:hAnsi="Arial"/>
@@ -22340,7 +22340,7 @@
               <w:spacing w:after="10" w:before="0"/>
               <w:ind w:left="120"/>
             </w:pPr>
-            <w:hyperlink w:history="1" r:id="rIdlwl0idmxrxmkgphgadczr">
+            <w:hyperlink w:history="1" r:id="rId3scgwujhn9gle6_stjms5">
               <w:r>
                 <w:rPr>
                   <w:rFonts w:ascii="Arial" w:cs="Arial" w:eastAsia="Arial" w:hAnsi="Arial"/>
@@ -22540,7 +22540,7 @@
             <w:pPr>
               <w:spacing w:after="20" w:before="0"/>
             </w:pPr>
-            <w:hyperlink w:history="1" r:id="rIdujgs4cj7nu9ojqjanjixk">
+            <w:hyperlink w:history="1" r:id="rIdafv-w5nmvftnrfdq-rfrg">
               <w:r>
                 <w:rPr>
                   <w:rFonts w:ascii="Arial" w:cs="Arial" w:eastAsia="Arial" w:hAnsi="Arial"/>
@@ -22589,7 +22589,7 @@
               <w:spacing w:after="10" w:before="0"/>
               <w:ind w:left="120"/>
             </w:pPr>
-            <w:hyperlink w:history="1" r:id="rIdcyylplopkcnluhl9bz7ek">
+            <w:hyperlink w:history="1" r:id="rId3-2kvnrikdhvddt8kvr_g">
               <w:r>
                 <w:rPr>
                   <w:rFonts w:ascii="Arial" w:cs="Arial" w:eastAsia="Arial" w:hAnsi="Arial"/>
@@ -22634,7 +22634,7 @@
             <w:pPr>
               <w:spacing w:after="20" w:before="0"/>
             </w:pPr>
-            <w:hyperlink w:history="1" r:id="rId8vyokvgd06car8xlpoyuz">
+            <w:hyperlink w:history="1" r:id="rIdmuu7zxy9uxzldjnkgr_bm">
               <w:r>
                 <w:rPr>
                   <w:rFonts w:ascii="Arial" w:cs="Arial" w:eastAsia="Arial" w:hAnsi="Arial"/>
@@ -22683,7 +22683,7 @@
               <w:spacing w:after="10" w:before="0"/>
               <w:ind w:left="120"/>
             </w:pPr>
-            <w:hyperlink w:history="1" r:id="rIdxgex3_ine1quyvgqbfhfv">
+            <w:hyperlink w:history="1" r:id="rIdkihi15q9zzgc5a1-s_hum">
               <w:r>
                 <w:rPr>
                   <w:rFonts w:ascii="Arial" w:cs="Arial" w:eastAsia="Arial" w:hAnsi="Arial"/>
@@ -22883,7 +22883,7 @@
             <w:pPr>
               <w:spacing w:after="20" w:before="0"/>
             </w:pPr>
-            <w:hyperlink w:history="1" r:id="rIdgmyz7fwnaqmzezoxvpanb">
+            <w:hyperlink w:history="1" r:id="rIdzqjoykszawewms9_qwgbl">
               <w:r>
                 <w:rPr>
                   <w:rFonts w:ascii="Arial" w:cs="Arial" w:eastAsia="Arial" w:hAnsi="Arial"/>
@@ -22932,7 +22932,7 @@
               <w:spacing w:after="10" w:before="0"/>
               <w:ind w:left="120"/>
             </w:pPr>
-            <w:hyperlink w:history="1" r:id="rIdsnvqwzgzd6a_u9amkcz6a">
+            <w:hyperlink w:history="1" r:id="rIdrhqzbqwmtuohwqpnzbody">
               <w:r>
                 <w:rPr>
                   <w:rFonts w:ascii="Arial" w:cs="Arial" w:eastAsia="Arial" w:hAnsi="Arial"/>
@@ -22977,7 +22977,7 @@
             <w:pPr>
               <w:spacing w:after="20" w:before="0"/>
             </w:pPr>
-            <w:hyperlink w:history="1" r:id="rIdfzbfsjiro9rjnexzp4vm6">
+            <w:hyperlink w:history="1" r:id="rIdbkndmysb_ditgo0mejjio">
               <w:r>
                 <w:rPr>
                   <w:rFonts w:ascii="Arial" w:cs="Arial" w:eastAsia="Arial" w:hAnsi="Arial"/>
@@ -23026,7 +23026,7 @@
               <w:spacing w:after="10" w:before="0"/>
               <w:ind w:left="120"/>
             </w:pPr>
-            <w:hyperlink w:history="1" r:id="rId8elmemnzys4fkelpkgomw">
+            <w:hyperlink w:history="1" r:id="rIdycrnxf70tqavjfpv9tiya">
               <w:r>
                 <w:rPr>
                   <w:rFonts w:ascii="Arial" w:cs="Arial" w:eastAsia="Arial" w:hAnsi="Arial"/>
@@ -23551,7 +23551,7 @@
         </w:rPr>
         <w:t xml:space="preserve">© 2026 SeaVuria and ARES. Aligned with KICD objectives. Developed by SeaVuria; technical implementation by ARES (with AI assistance from Claude). Licensed under </w:t>
       </w:r>
-      <w:hyperlink w:history="1" r:id="rIdt09zfppq29m8j0_sieshk">
+      <w:hyperlink w:history="1" r:id="rIdqe7xwrcwf4gf7-_1xlqcq">
         <w:r>
           <w:rPr>
             <w:rFonts w:ascii="Arial" w:cs="Arial" w:eastAsia="Arial" w:hAnsi="Arial"/>
@@ -23572,7 +23572,7 @@
         </w:rPr>
         <w:t xml:space="preserve"> (</w:t>
       </w:r>
-      <w:hyperlink w:history="1" r:id="rIdowbrjxno4pmzh009ghgud">
+      <w:hyperlink w:history="1" r:id="rIdaoqkpuxec-yw3q-7hil2p">
         <w:r>
           <w:rPr>
             <w:rFonts w:ascii="Arial" w:cs="Arial" w:eastAsia="Arial" w:hAnsi="Arial"/>
@@ -24612,7 +24612,7 @@
             <w:pPr>
               <w:spacing w:after="20" w:before="0"/>
             </w:pPr>
-            <w:hyperlink w:history="1" r:id="rIdzq0qwvdbavism94esb1jq">
+            <w:hyperlink w:history="1" r:id="rId_70gn13dieo2yc1nto09h">
               <w:r>
                 <w:rPr>
                   <w:rFonts w:ascii="Arial" w:cs="Arial" w:eastAsia="Arial" w:hAnsi="Arial"/>
@@ -24645,7 +24645,7 @@
               <w:spacing w:after="10" w:before="0"/>
               <w:ind w:left="120"/>
             </w:pPr>
-            <w:hyperlink w:history="1" r:id="rId1c5jfjvh3l_jmbywcx3u8">
+            <w:hyperlink w:history="1" r:id="rIdu9xfnfeobxugjiyk2-i0x">
               <w:r>
                 <w:rPr>
                   <w:rFonts w:ascii="Arial" w:cs="Arial" w:eastAsia="Arial" w:hAnsi="Arial"/>
@@ -24690,7 +24690,7 @@
             <w:pPr>
               <w:spacing w:after="20" w:before="0"/>
             </w:pPr>
-            <w:hyperlink w:history="1" r:id="rIdz7awwzqo4lfxxbvlx8jin">
+            <w:hyperlink w:history="1" r:id="rIdqiv-qknzu8vwcengh_gkp">
               <w:r>
                 <w:rPr>
                   <w:rFonts w:ascii="Arial" w:cs="Arial" w:eastAsia="Arial" w:hAnsi="Arial"/>
@@ -24723,7 +24723,7 @@
               <w:spacing w:after="10" w:before="0"/>
               <w:ind w:left="120"/>
             </w:pPr>
-            <w:hyperlink w:history="1" r:id="rIdaiu4rn_mycewtzkirlpee">
+            <w:hyperlink w:history="1" r:id="rId4otxd2ieuuuaakzw6lk-j">
               <w:r>
                 <w:rPr>
                   <w:rFonts w:ascii="Arial" w:cs="Arial" w:eastAsia="Arial" w:hAnsi="Arial"/>
@@ -24923,7 +24923,7 @@
             <w:pPr>
               <w:spacing w:after="20" w:before="0"/>
             </w:pPr>
-            <w:hyperlink w:history="1" r:id="rIdnxrbcfzq1aigt3atacmhl">
+            <w:hyperlink w:history="1" r:id="rIdzklfz5ykjtjbfhyr-auek">
               <w:r>
                 <w:rPr>
                   <w:rFonts w:ascii="Arial" w:cs="Arial" w:eastAsia="Arial" w:hAnsi="Arial"/>
@@ -24956,7 +24956,7 @@
               <w:spacing w:after="10" w:before="0"/>
               <w:ind w:left="120"/>
             </w:pPr>
-            <w:hyperlink w:history="1" r:id="rId2fstmiwqfwba-hj0bjsgj">
+            <w:hyperlink w:history="1" r:id="rIdtqe_r5mhvdkenzaacyicg">
               <w:r>
                 <w:rPr>
                   <w:rFonts w:ascii="Arial" w:cs="Arial" w:eastAsia="Arial" w:hAnsi="Arial"/>
@@ -25001,7 +25001,7 @@
             <w:pPr>
               <w:spacing w:after="20" w:before="0"/>
             </w:pPr>
-            <w:hyperlink w:history="1" r:id="rIdwltc-xafpb2iyc7v3mksd">
+            <w:hyperlink w:history="1" r:id="rId5g7bgxntyykvlyep2muva">
               <w:r>
                 <w:rPr>
                   <w:rFonts w:ascii="Arial" w:cs="Arial" w:eastAsia="Arial" w:hAnsi="Arial"/>
@@ -25034,7 +25034,7 @@
               <w:spacing w:after="10" w:before="0"/>
               <w:ind w:left="120"/>
             </w:pPr>
-            <w:hyperlink w:history="1" r:id="rId6uov7ly4kox0rly70egyo">
+            <w:hyperlink w:history="1" r:id="rId-csg3uzsvpzk2yfmttwwt">
               <w:r>
                 <w:rPr>
                   <w:rFonts w:ascii="Arial" w:cs="Arial" w:eastAsia="Arial" w:hAnsi="Arial"/>
@@ -25234,7 +25234,7 @@
             <w:pPr>
               <w:spacing w:after="20" w:before="0"/>
             </w:pPr>
-            <w:hyperlink w:history="1" r:id="rIdxlyqgmvshrc7mcbu10g0o">
+            <w:hyperlink w:history="1" r:id="rIdacc7xou-90kv_evoqatqu">
               <w:r>
                 <w:rPr>
                   <w:rFonts w:ascii="Arial" w:cs="Arial" w:eastAsia="Arial" w:hAnsi="Arial"/>
@@ -25283,7 +25283,7 @@
               <w:spacing w:after="10" w:before="0"/>
               <w:ind w:left="120"/>
             </w:pPr>
-            <w:hyperlink w:history="1" r:id="rIdqxngjiz26ox7tbeklg0om">
+            <w:hyperlink w:history="1" r:id="rId_mcmcauhefbbcod2zdp8y">
               <w:r>
                 <w:rPr>
                   <w:rFonts w:ascii="Arial" w:cs="Arial" w:eastAsia="Arial" w:hAnsi="Arial"/>
@@ -25328,7 +25328,7 @@
             <w:pPr>
               <w:spacing w:after="20" w:before="0"/>
             </w:pPr>
-            <w:hyperlink w:history="1" r:id="rIdtgilm_kkt7n_fexg_avtm">
+            <w:hyperlink w:history="1" r:id="rIddjewxpgber2zhkuv5u9wv">
               <w:r>
                 <w:rPr>
                   <w:rFonts w:ascii="Arial" w:cs="Arial" w:eastAsia="Arial" w:hAnsi="Arial"/>
@@ -25361,7 +25361,7 @@
               <w:spacing w:after="10" w:before="0"/>
               <w:ind w:left="120"/>
             </w:pPr>
-            <w:hyperlink w:history="1" r:id="rIdwm9wvzffx8niycmxvzg_f">
+            <w:hyperlink w:history="1" r:id="rIdnmrmdrgzhhoi3evwgdqda">
               <w:r>
                 <w:rPr>
                   <w:rFonts w:ascii="Arial" w:cs="Arial" w:eastAsia="Arial" w:hAnsi="Arial"/>
@@ -25561,7 +25561,7 @@
             <w:pPr>
               <w:spacing w:after="20" w:before="0"/>
             </w:pPr>
-            <w:hyperlink w:history="1" r:id="rIdy-hxemicxipxn7da5opqp">
+            <w:hyperlink w:history="1" r:id="rIdbexe_vl4jckh4_cglipzl">
               <w:r>
                 <w:rPr>
                   <w:rFonts w:ascii="Arial" w:cs="Arial" w:eastAsia="Arial" w:hAnsi="Arial"/>
@@ -25610,7 +25610,7 @@
               <w:spacing w:after="10" w:before="0"/>
               <w:ind w:left="120"/>
             </w:pPr>
-            <w:hyperlink w:history="1" r:id="rIdzwqu79eamcyyqsrfvzkiy">
+            <w:hyperlink w:history="1" r:id="rIdp630kxw9vkizqb1j-qr4r">
               <w:r>
                 <w:rPr>
                   <w:rFonts w:ascii="Arial" w:cs="Arial" w:eastAsia="Arial" w:hAnsi="Arial"/>
@@ -25655,7 +25655,7 @@
             <w:pPr>
               <w:spacing w:after="20" w:before="0"/>
             </w:pPr>
-            <w:hyperlink w:history="1" r:id="rIdtyhh0_tjvpsmpbgstigrd">
+            <w:hyperlink w:history="1" r:id="rIdzjzxb1t4gelhwouuc2uvj">
               <w:r>
                 <w:rPr>
                   <w:rFonts w:ascii="Arial" w:cs="Arial" w:eastAsia="Arial" w:hAnsi="Arial"/>
@@ -25688,7 +25688,7 @@
               <w:spacing w:after="10" w:before="0"/>
               <w:ind w:left="120"/>
             </w:pPr>
-            <w:hyperlink w:history="1" r:id="rIdff78pxezqt04tacqzwrp3">
+            <w:hyperlink w:history="1" r:id="rIdx46zsjkptk-vprdj42bng">
               <w:r>
                 <w:rPr>
                   <w:rFonts w:ascii="Arial" w:cs="Arial" w:eastAsia="Arial" w:hAnsi="Arial"/>
@@ -25888,7 +25888,7 @@
             <w:pPr>
               <w:spacing w:after="20" w:before="0"/>
             </w:pPr>
-            <w:hyperlink w:history="1" r:id="rIdk3g4fxu_l4ivq_aniuu-3">
+            <w:hyperlink w:history="1" r:id="rIdmtyhvdm2-b3s_qtkrbigf">
               <w:r>
                 <w:rPr>
                   <w:rFonts w:ascii="Arial" w:cs="Arial" w:eastAsia="Arial" w:hAnsi="Arial"/>
@@ -25937,7 +25937,7 @@
               <w:spacing w:after="10" w:before="0"/>
               <w:ind w:left="120"/>
             </w:pPr>
-            <w:hyperlink w:history="1" r:id="rIdvwgqw1wjfmoqeio0zqndu">
+            <w:hyperlink w:history="1" r:id="rIdgq5s5aaxnf-pt5vp4htbn">
               <w:r>
                 <w:rPr>
                   <w:rFonts w:ascii="Arial" w:cs="Arial" w:eastAsia="Arial" w:hAnsi="Arial"/>
@@ -25982,7 +25982,7 @@
             <w:pPr>
               <w:spacing w:after="20" w:before="0"/>
             </w:pPr>
-            <w:hyperlink w:history="1" r:id="rIdym7coo9bvfxpjwfnnije1">
+            <w:hyperlink w:history="1" r:id="rIdbglpsxt1fdqhlzmytctri">
               <w:r>
                 <w:rPr>
                   <w:rFonts w:ascii="Arial" w:cs="Arial" w:eastAsia="Arial" w:hAnsi="Arial"/>
@@ -26031,7 +26031,7 @@
               <w:spacing w:after="10" w:before="0"/>
               <w:ind w:left="120"/>
             </w:pPr>
-            <w:hyperlink w:history="1" r:id="rIdv7v6i0oqqqq6ypugqyg6n">
+            <w:hyperlink w:history="1" r:id="rId2id9ozjmguy8ksup1bgys">
               <w:r>
                 <w:rPr>
                   <w:rFonts w:ascii="Arial" w:cs="Arial" w:eastAsia="Arial" w:hAnsi="Arial"/>
@@ -26556,7 +26556,7 @@
         </w:rPr>
         <w:t xml:space="preserve">© 2026 SeaVuria and ARES. Aligned with KICD objectives. Developed by SeaVuria; technical implementation by ARES (with AI assistance from Claude). Licensed under </w:t>
       </w:r>
-      <w:hyperlink w:history="1" r:id="rIdsgnc8fuoxy7lyo68x8qem">
+      <w:hyperlink w:history="1" r:id="rIdqkduc2egrqkaav_pmjquo">
         <w:r>
           <w:rPr>
             <w:rFonts w:ascii="Arial" w:cs="Arial" w:eastAsia="Arial" w:hAnsi="Arial"/>
@@ -26577,7 +26577,7 @@
         </w:rPr>
         <w:t xml:space="preserve"> (</w:t>
       </w:r>
-      <w:hyperlink w:history="1" r:id="rId2aisc7liwsikfukpbrk9l">
+      <w:hyperlink w:history="1" r:id="rIdkpfzjegu49kxxsdcxmuug">
         <w:r>
           <w:rPr>
             <w:rFonts w:ascii="Arial" w:cs="Arial" w:eastAsia="Arial" w:hAnsi="Arial"/>
